--- a/3_Documentazione/DocumentazioneFyt.docx
+++ b/3_Documentazione/DocumentazioneFyt.docx
@@ -1,6 +1,6 @@
 
 <file path=word/document.xml><?xml version="1.0" encoding="utf-8"?>
-<w:document xmlns:wpc="http://schemas.microsoft.com/office/word/2010/wordprocessingCanvas" xmlns:cx="http://schemas.microsoft.com/office/drawing/2014/chartex" xmlns:cx1="http://schemas.microsoft.com/office/drawing/2015/9/8/chartex" xmlns:cx2="http://schemas.microsoft.com/office/drawing/2015/10/21/chartex" xmlns:cx3="http://schemas.microsoft.com/office/drawing/2016/5/9/chartex" xmlns:cx4="http://schemas.microsoft.com/office/drawing/2016/5/10/chartex" xmlns:cx5="http://schemas.microsoft.com/office/drawing/2016/5/11/chartex" xmlns:cx6="http://schemas.microsoft.com/office/drawing/2016/5/12/chartex" xmlns:cx7="http://schemas.microsoft.com/office/drawing/2016/5/13/chartex" xmlns:cx8="http://schemas.microsoft.com/office/drawing/2016/5/14/chartex" xmlns:mc="http://schemas.openxmlformats.org/markup-compatibility/2006" xmlns:aink="http://schemas.microsoft.com/office/drawing/2016/ink" xmlns:am3d="http://schemas.microsoft.com/office/drawing/2017/model3d" xmlns:o="urn:schemas-microsoft-com:office:office" xmlns:r="http://schemas.openxmlformats.org/officeDocument/2006/relationships" xmlns:m="http://schemas.openxmlformats.org/officeDocument/2006/math" xmlns:v="urn:schemas-microsoft-com:vml" xmlns:wp14="http://schemas.microsoft.com/office/word/2010/wordprocessingDrawing" xmlns:wp="http://schemas.openxmlformats.org/drawingml/2006/wordprocessingDrawing" xmlns:w10="urn:schemas-microsoft-com:office:word" xmlns:w="http://schemas.openxmlformats.org/wordprocessingml/2006/main" xmlns:w14="http://schemas.microsoft.com/office/word/2010/wordml" xmlns:w15="http://schemas.microsoft.com/office/word/2012/wordml" xmlns:w16cid="http://schemas.microsoft.com/office/word/2016/wordml/cid" xmlns:w16se="http://schemas.microsoft.com/office/word/2015/wordml/symex" xmlns:wpg="http://schemas.microsoft.com/office/word/2010/wordprocessingGroup" xmlns:wpi="http://schemas.microsoft.com/office/word/2010/wordprocessingInk" xmlns:wne="http://schemas.microsoft.com/office/word/2006/wordml" xmlns:wps="http://schemas.microsoft.com/office/word/2010/wordprocessingShape" mc:Ignorable="w14 w15 w16se w16cid wp14">
+<w:document xmlns:wpc="http://schemas.microsoft.com/office/word/2010/wordprocessingCanvas" xmlns:cx="http://schemas.microsoft.com/office/drawing/2014/chartex" xmlns:cx1="http://schemas.microsoft.com/office/drawing/2015/9/8/chartex" xmlns:cx2="http://schemas.microsoft.com/office/drawing/2015/10/21/chartex" xmlns:cx3="http://schemas.microsoft.com/office/drawing/2016/5/9/chartex" xmlns:cx4="http://schemas.microsoft.com/office/drawing/2016/5/10/chartex" xmlns:cx5="http://schemas.microsoft.com/office/drawing/2016/5/11/chartex" xmlns:cx6="http://schemas.microsoft.com/office/drawing/2016/5/12/chartex" xmlns:cx7="http://schemas.microsoft.com/office/drawing/2016/5/13/chartex" xmlns:cx8="http://schemas.microsoft.com/office/drawing/2016/5/14/chartex" xmlns:mc="http://schemas.openxmlformats.org/markup-compatibility/2006" xmlns:aink="http://schemas.microsoft.com/office/drawing/2016/ink" xmlns:am3d="http://schemas.microsoft.com/office/drawing/2017/model3d" xmlns:o="urn:schemas-microsoft-com:office:office" xmlns:oel="http://schemas.microsoft.com/office/2019/extlst" xmlns:r="http://schemas.openxmlformats.org/officeDocument/2006/relationships" xmlns:m="http://schemas.openxmlformats.org/officeDocument/2006/math" xmlns:v="urn:schemas-microsoft-com:vml" xmlns:wp14="http://schemas.microsoft.com/office/word/2010/wordprocessingDrawing" xmlns:wp="http://schemas.openxmlformats.org/drawingml/2006/wordprocessingDrawing" xmlns:w10="urn:schemas-microsoft-com:office:word" xmlns:w="http://schemas.openxmlformats.org/wordprocessingml/2006/main" xmlns:w14="http://schemas.microsoft.com/office/word/2010/wordml" xmlns:w15="http://schemas.microsoft.com/office/word/2012/wordml" xmlns:w16cex="http://schemas.microsoft.com/office/word/2018/wordml/cex" xmlns:w16cid="http://schemas.microsoft.com/office/word/2016/wordml/cid" xmlns:w16="http://schemas.microsoft.com/office/word/2018/wordml" xmlns:w16du="http://schemas.microsoft.com/office/word/2023/wordml/word16du" xmlns:w16sdtdh="http://schemas.microsoft.com/office/word/2020/wordml/sdtdatahash" xmlns:w16sdtfl="http://schemas.microsoft.com/office/word/2024/wordml/sdtformatlock" xmlns:w16se="http://schemas.microsoft.com/office/word/2015/wordml/symex" xmlns:wpg="http://schemas.microsoft.com/office/word/2010/wordprocessingGroup" xmlns:wpi="http://schemas.microsoft.com/office/word/2010/wordprocessingInk" xmlns:wne="http://schemas.microsoft.com/office/word/2006/wordml" xmlns:wps="http://schemas.microsoft.com/office/word/2010/wordprocessingShape" mc:Ignorable="w14 w15 w16se w16cid w16 w16cex w16sdtdh w16sdtfl w16du wp14">
   <w:body>
     <w:p>
       <w:pPr>
@@ -18,9 +18,11 @@
       <w:pPr>
         <w:pStyle w:val="TitoloPagina1"/>
       </w:pPr>
+      <w:proofErr w:type="spellStart"/>
       <w:r>
         <w:t>Fyt</w:t>
       </w:r>
+      <w:proofErr w:type="spellEnd"/>
     </w:p>
     <w:p>
       <w:pPr>
@@ -2781,15 +2783,7 @@
         <w:t>: Christian Arzani</w:t>
       </w:r>
       <w:r>
-        <w:t xml:space="preserve">, Andrea </w:t>
-      </w:r>
-      <w:proofErr w:type="spellStart"/>
-      <w:r>
-        <w:t>Suma</w:t>
-      </w:r>
-      <w:proofErr w:type="spellEnd"/>
-      <w:r>
-        <w:t>, Samuele Ambrosetti, Andrea Negri</w:t>
+        <w:t>, Andrea Suma, Samuele Ambrosetti, Andrea Negri</w:t>
       </w:r>
     </w:p>
     <w:p>
@@ -3282,7 +3276,13 @@
         <w:rPr>
           <w:lang w:val="it-IT"/>
         </w:rPr>
-        <w:t>Lista dei prodotti venduti</w:t>
+        <w:t>Gestione</w:t>
+      </w:r>
+      <w:r>
+        <w:rPr>
+          <w:lang w:val="it-IT"/>
+        </w:rPr>
+        <w:t xml:space="preserve"> dei prodotti</w:t>
       </w:r>
     </w:p>
     <w:p>
@@ -3450,7 +3450,21 @@
         <w:rPr>
           <w:lang w:val="it-IT"/>
         </w:rPr>
-        <w:t>Il vendor è l’utente che può gestire tutti i prodotti all’interno del sito e visualizzare gli ordini effettuati</w:t>
+        <w:t xml:space="preserve">Il </w:t>
+      </w:r>
+      <w:proofErr w:type="spellStart"/>
+      <w:r>
+        <w:rPr>
+          <w:lang w:val="it-IT"/>
+        </w:rPr>
+        <w:t>vendor</w:t>
+      </w:r>
+      <w:proofErr w:type="spellEnd"/>
+      <w:r>
+        <w:rPr>
+          <w:lang w:val="it-IT"/>
+        </w:rPr>
+        <w:t xml:space="preserve"> è l’utente che può gestire tutti i prodotti all’interno del sito e visualizzare gli ordini effettuati</w:t>
       </w:r>
       <w:r>
         <w:rPr>
@@ -3844,7 +3858,23 @@
                 <w:sz w:val="16"/>
                 <w:szCs w:val="16"/>
               </w:rPr>
-              <w:t>Si necessitano i permessi di vendor per la pagina della gestione prodotti.</w:t>
+              <w:t xml:space="preserve">Si necessitano i permessi di </w:t>
+            </w:r>
+            <w:proofErr w:type="spellStart"/>
+            <w:r>
+              <w:rPr>
+                <w:sz w:val="16"/>
+                <w:szCs w:val="16"/>
+              </w:rPr>
+              <w:t>vendor</w:t>
+            </w:r>
+            <w:proofErr w:type="spellEnd"/>
+            <w:r>
+              <w:rPr>
+                <w:sz w:val="16"/>
+                <w:szCs w:val="16"/>
+              </w:rPr>
+              <w:t xml:space="preserve"> per la pagina della gestione prodotti.</w:t>
             </w:r>
           </w:p>
         </w:tc>
@@ -4768,14 +4798,7 @@
                 <w:sz w:val="16"/>
                 <w:szCs w:val="16"/>
               </w:rPr>
-              <w:t xml:space="preserve">Aggiunta di un nuovo </w:t>
-            </w:r>
-            <w:r>
-              <w:rPr>
-                <w:sz w:val="16"/>
-                <w:szCs w:val="16"/>
-              </w:rPr>
-              <w:t>utente</w:t>
+              <w:t>Aggiunta di un nuovo utente</w:t>
             </w:r>
           </w:p>
         </w:tc>
@@ -4841,6 +4864,7 @@
         </w:tc>
       </w:tr>
     </w:tbl>
+    <w:p/>
     <w:p>
       <w:r>
         <w:br w:type="page"/>
@@ -5410,98 +5434,1301 @@
               </w:rPr>
               <w:t>Elimina account</w:t>
             </w:r>
-            <w:bookmarkStart w:id="5" w:name="_GoBack"/>
-            <w:bookmarkEnd w:id="5"/>
+          </w:p>
+        </w:tc>
+      </w:tr>
+    </w:tbl>
+    <w:p>
+      <w:pPr>
+        <w:rPr>
+          <w:lang w:val="it-IT"/>
+        </w:rPr>
+      </w:pPr>
+    </w:p>
+    <w:tbl>
+      <w:tblPr>
+        <w:tblW w:w="9580" w:type="dxa"/>
+        <w:tblCellSpacing w:w="0" w:type="dxa"/>
+        <w:tblInd w:w="-8" w:type="dxa"/>
+        <w:tblBorders>
+          <w:top w:val="outset" w:sz="6" w:space="0" w:color="000000"/>
+          <w:left w:val="outset" w:sz="6" w:space="0" w:color="000000"/>
+          <w:bottom w:val="outset" w:sz="6" w:space="0" w:color="000000"/>
+          <w:right w:val="outset" w:sz="6" w:space="0" w:color="000000"/>
+        </w:tblBorders>
+        <w:tblCellMar>
+          <w:top w:w="60" w:type="dxa"/>
+          <w:left w:w="60" w:type="dxa"/>
+          <w:bottom w:w="60" w:type="dxa"/>
+          <w:right w:w="60" w:type="dxa"/>
+        </w:tblCellMar>
+        <w:tblLook w:val="00A0" w:firstRow="1" w:lastRow="0" w:firstColumn="1" w:lastColumn="0" w:noHBand="0" w:noVBand="0"/>
+      </w:tblPr>
+      <w:tblGrid>
+        <w:gridCol w:w="1895"/>
+        <w:gridCol w:w="7685"/>
+      </w:tblGrid>
+      <w:tr>
+        <w:trPr>
+          <w:trHeight w:val="251"/>
+          <w:tblCellSpacing w:w="0" w:type="dxa"/>
+        </w:trPr>
+        <w:tc>
+          <w:tcPr>
+            <w:tcW w:w="9580" w:type="dxa"/>
+            <w:gridSpan w:val="2"/>
+            <w:tcBorders>
+              <w:top w:val="outset" w:sz="6" w:space="0" w:color="000000"/>
+              <w:bottom w:val="outset" w:sz="6" w:space="0" w:color="000000"/>
+            </w:tcBorders>
+          </w:tcPr>
+          <w:p>
+            <w:pPr>
+              <w:spacing w:before="100" w:beforeAutospacing="1"/>
+              <w:jc w:val="center"/>
+              <w:rPr>
+                <w:b/>
+                <w:sz w:val="16"/>
+                <w:szCs w:val="16"/>
+              </w:rPr>
+            </w:pPr>
+            <w:r>
+              <w:rPr>
+                <w:b/>
+                <w:sz w:val="16"/>
+                <w:szCs w:val="16"/>
+              </w:rPr>
+              <w:t xml:space="preserve">ID: </w:t>
+            </w:r>
+            <w:r>
+              <w:rPr>
+                <w:b/>
+                <w:sz w:val="16"/>
+                <w:szCs w:val="16"/>
+              </w:rPr>
+              <w:t>REQ-0</w:t>
+            </w:r>
+            <w:r>
+              <w:rPr>
+                <w:b/>
+                <w:sz w:val="16"/>
+                <w:szCs w:val="16"/>
+              </w:rPr>
+              <w:t>4</w:t>
+            </w:r>
+          </w:p>
+        </w:tc>
+      </w:tr>
+      <w:tr>
+        <w:trPr>
+          <w:tblCellSpacing w:w="0" w:type="dxa"/>
+        </w:trPr>
+        <w:tc>
+          <w:tcPr>
+            <w:tcW w:w="1895" w:type="dxa"/>
+            <w:tcBorders>
+              <w:top w:val="outset" w:sz="6" w:space="0" w:color="000000"/>
+              <w:bottom w:val="outset" w:sz="6" w:space="0" w:color="000000"/>
+              <w:right w:val="outset" w:sz="6" w:space="0" w:color="000000"/>
+            </w:tcBorders>
+          </w:tcPr>
+          <w:p>
+            <w:pPr>
+              <w:spacing w:before="100" w:beforeAutospacing="1"/>
+              <w:rPr>
+                <w:b/>
+                <w:sz w:val="16"/>
+                <w:szCs w:val="16"/>
+              </w:rPr>
+            </w:pPr>
+            <w:r>
+              <w:rPr>
+                <w:b/>
+                <w:sz w:val="16"/>
+                <w:szCs w:val="16"/>
+              </w:rPr>
+              <w:t>Nome</w:t>
+            </w:r>
+          </w:p>
+        </w:tc>
+        <w:tc>
+          <w:tcPr>
+            <w:tcW w:w="7685" w:type="dxa"/>
+            <w:tcBorders>
+              <w:top w:val="outset" w:sz="6" w:space="0" w:color="000000"/>
+              <w:left w:val="outset" w:sz="6" w:space="0" w:color="000000"/>
+              <w:bottom w:val="outset" w:sz="6" w:space="0" w:color="000000"/>
+            </w:tcBorders>
+          </w:tcPr>
+          <w:p>
+            <w:pPr>
+              <w:spacing w:before="100" w:beforeAutospacing="1"/>
+              <w:rPr>
+                <w:sz w:val="16"/>
+                <w:szCs w:val="16"/>
+              </w:rPr>
+            </w:pPr>
+            <w:r>
+              <w:rPr>
+                <w:sz w:val="16"/>
+                <w:szCs w:val="16"/>
+              </w:rPr>
+              <w:t>Sistema di pagamento</w:t>
+            </w:r>
+          </w:p>
+        </w:tc>
+      </w:tr>
+      <w:tr>
+        <w:trPr>
+          <w:tblCellSpacing w:w="0" w:type="dxa"/>
+        </w:trPr>
+        <w:tc>
+          <w:tcPr>
+            <w:tcW w:w="1895" w:type="dxa"/>
+            <w:tcBorders>
+              <w:top w:val="outset" w:sz="6" w:space="0" w:color="000000"/>
+              <w:bottom w:val="outset" w:sz="6" w:space="0" w:color="000000"/>
+              <w:right w:val="outset" w:sz="6" w:space="0" w:color="000000"/>
+            </w:tcBorders>
+          </w:tcPr>
+          <w:p>
+            <w:pPr>
+              <w:spacing w:before="100" w:beforeAutospacing="1"/>
+              <w:rPr>
+                <w:b/>
+                <w:sz w:val="16"/>
+                <w:szCs w:val="16"/>
+              </w:rPr>
+            </w:pPr>
+            <w:r>
+              <w:rPr>
+                <w:b/>
+                <w:sz w:val="16"/>
+                <w:szCs w:val="16"/>
+              </w:rPr>
+              <w:t>Priorità</w:t>
+            </w:r>
+          </w:p>
+        </w:tc>
+        <w:tc>
+          <w:tcPr>
+            <w:tcW w:w="7685" w:type="dxa"/>
+            <w:tcBorders>
+              <w:top w:val="outset" w:sz="6" w:space="0" w:color="000000"/>
+              <w:left w:val="outset" w:sz="6" w:space="0" w:color="000000"/>
+              <w:bottom w:val="outset" w:sz="6" w:space="0" w:color="000000"/>
+            </w:tcBorders>
+          </w:tcPr>
+          <w:p>
+            <w:pPr>
+              <w:spacing w:before="100" w:beforeAutospacing="1"/>
+              <w:rPr>
+                <w:sz w:val="16"/>
+                <w:szCs w:val="16"/>
+              </w:rPr>
+            </w:pPr>
+            <w:r>
+              <w:rPr>
+                <w:sz w:val="16"/>
+                <w:szCs w:val="16"/>
+              </w:rPr>
+              <w:t>2</w:t>
+            </w:r>
+          </w:p>
+        </w:tc>
+      </w:tr>
+      <w:tr>
+        <w:trPr>
+          <w:tblCellSpacing w:w="0" w:type="dxa"/>
+        </w:trPr>
+        <w:tc>
+          <w:tcPr>
+            <w:tcW w:w="1895" w:type="dxa"/>
+            <w:tcBorders>
+              <w:top w:val="outset" w:sz="6" w:space="0" w:color="000000"/>
+              <w:bottom w:val="outset" w:sz="6" w:space="0" w:color="000000"/>
+              <w:right w:val="outset" w:sz="6" w:space="0" w:color="000000"/>
+            </w:tcBorders>
+          </w:tcPr>
+          <w:p>
+            <w:pPr>
+              <w:spacing w:before="100" w:beforeAutospacing="1"/>
+              <w:rPr>
+                <w:b/>
+                <w:sz w:val="16"/>
+                <w:szCs w:val="16"/>
+              </w:rPr>
+            </w:pPr>
+            <w:r>
+              <w:rPr>
+                <w:b/>
+                <w:sz w:val="16"/>
+                <w:szCs w:val="16"/>
+              </w:rPr>
+              <w:t>Versione</w:t>
+            </w:r>
+          </w:p>
+        </w:tc>
+        <w:tc>
+          <w:tcPr>
+            <w:tcW w:w="7685" w:type="dxa"/>
+            <w:tcBorders>
+              <w:top w:val="outset" w:sz="6" w:space="0" w:color="000000"/>
+              <w:left w:val="outset" w:sz="6" w:space="0" w:color="000000"/>
+              <w:bottom w:val="outset" w:sz="6" w:space="0" w:color="000000"/>
+            </w:tcBorders>
+          </w:tcPr>
+          <w:p>
+            <w:pPr>
+              <w:spacing w:before="100" w:beforeAutospacing="1"/>
+              <w:rPr>
+                <w:sz w:val="16"/>
+                <w:szCs w:val="16"/>
+              </w:rPr>
+            </w:pPr>
+            <w:r>
+              <w:rPr>
+                <w:sz w:val="16"/>
+                <w:szCs w:val="16"/>
+              </w:rPr>
+              <w:t>1.0</w:t>
+            </w:r>
+          </w:p>
+        </w:tc>
+      </w:tr>
+      <w:tr>
+        <w:trPr>
+          <w:tblCellSpacing w:w="0" w:type="dxa"/>
+        </w:trPr>
+        <w:tc>
+          <w:tcPr>
+            <w:tcW w:w="1895" w:type="dxa"/>
+            <w:tcBorders>
+              <w:top w:val="outset" w:sz="6" w:space="0" w:color="000000"/>
+              <w:bottom w:val="outset" w:sz="6" w:space="0" w:color="000000"/>
+              <w:right w:val="outset" w:sz="6" w:space="0" w:color="000000"/>
+            </w:tcBorders>
+          </w:tcPr>
+          <w:p>
+            <w:pPr>
+              <w:spacing w:before="100" w:beforeAutospacing="1"/>
+              <w:rPr>
+                <w:b/>
+                <w:sz w:val="16"/>
+                <w:szCs w:val="16"/>
+              </w:rPr>
+            </w:pPr>
+            <w:r>
+              <w:rPr>
+                <w:b/>
+                <w:sz w:val="16"/>
+                <w:szCs w:val="16"/>
+              </w:rPr>
+              <w:t>Note</w:t>
+            </w:r>
+          </w:p>
+        </w:tc>
+        <w:tc>
+          <w:tcPr>
+            <w:tcW w:w="7685" w:type="dxa"/>
+            <w:tcBorders>
+              <w:top w:val="outset" w:sz="6" w:space="0" w:color="000000"/>
+              <w:left w:val="outset" w:sz="6" w:space="0" w:color="000000"/>
+              <w:bottom w:val="outset" w:sz="6" w:space="0" w:color="000000"/>
+            </w:tcBorders>
+          </w:tcPr>
+          <w:p>
+            <w:pPr>
+              <w:spacing w:before="100" w:beforeAutospacing="1"/>
+              <w:rPr>
+                <w:sz w:val="16"/>
+                <w:szCs w:val="16"/>
+              </w:rPr>
+            </w:pPr>
+            <w:r>
+              <w:rPr>
+                <w:sz w:val="16"/>
+                <w:szCs w:val="16"/>
+              </w:rPr>
+              <w:t>Si necessitano i permessi di un utente</w:t>
+            </w:r>
+          </w:p>
+        </w:tc>
+      </w:tr>
+      <w:tr>
+        <w:trPr>
+          <w:tblCellSpacing w:w="0" w:type="dxa"/>
+        </w:trPr>
+        <w:tc>
+          <w:tcPr>
+            <w:tcW w:w="9580" w:type="dxa"/>
+            <w:gridSpan w:val="2"/>
+            <w:tcBorders>
+              <w:top w:val="outset" w:sz="6" w:space="0" w:color="000000"/>
+              <w:bottom w:val="outset" w:sz="6" w:space="0" w:color="000000"/>
+            </w:tcBorders>
+          </w:tcPr>
+          <w:p>
+            <w:pPr>
+              <w:spacing w:before="100" w:beforeAutospacing="1"/>
+              <w:jc w:val="center"/>
+              <w:rPr>
+                <w:sz w:val="16"/>
+                <w:szCs w:val="16"/>
+              </w:rPr>
+            </w:pPr>
+            <w:r>
+              <w:rPr>
+                <w:b/>
+                <w:bCs/>
+                <w:sz w:val="16"/>
+                <w:szCs w:val="16"/>
+              </w:rPr>
+              <w:t>Sotto requisiti</w:t>
+            </w:r>
+          </w:p>
+        </w:tc>
+      </w:tr>
+      <w:tr>
+        <w:trPr>
+          <w:tblCellSpacing w:w="0" w:type="dxa"/>
+        </w:trPr>
+        <w:tc>
+          <w:tcPr>
+            <w:tcW w:w="1895" w:type="dxa"/>
+            <w:tcBorders>
+              <w:top w:val="outset" w:sz="6" w:space="0" w:color="000000"/>
+              <w:bottom w:val="outset" w:sz="6" w:space="0" w:color="000000"/>
+              <w:right w:val="outset" w:sz="6" w:space="0" w:color="000000"/>
+            </w:tcBorders>
+          </w:tcPr>
+          <w:p>
+            <w:pPr>
+              <w:spacing w:before="100" w:beforeAutospacing="1"/>
+              <w:rPr>
+                <w:b/>
+                <w:sz w:val="16"/>
+                <w:szCs w:val="16"/>
+              </w:rPr>
+            </w:pPr>
+            <w:r>
+              <w:rPr>
+                <w:b/>
+                <w:bCs/>
+                <w:sz w:val="16"/>
+                <w:szCs w:val="16"/>
+              </w:rPr>
+              <w:t>001</w:t>
+            </w:r>
+          </w:p>
+        </w:tc>
+        <w:tc>
+          <w:tcPr>
+            <w:tcW w:w="7685" w:type="dxa"/>
+            <w:tcBorders>
+              <w:top w:val="outset" w:sz="6" w:space="0" w:color="000000"/>
+              <w:left w:val="outset" w:sz="6" w:space="0" w:color="000000"/>
+              <w:bottom w:val="outset" w:sz="6" w:space="0" w:color="000000"/>
+            </w:tcBorders>
+          </w:tcPr>
+          <w:p>
+            <w:pPr>
+              <w:spacing w:before="100" w:beforeAutospacing="1"/>
+              <w:rPr>
+                <w:sz w:val="16"/>
+                <w:szCs w:val="16"/>
+              </w:rPr>
+            </w:pPr>
+            <w:r>
+              <w:rPr>
+                <w:sz w:val="16"/>
+                <w:szCs w:val="16"/>
+              </w:rPr>
+              <w:t>Implementazione dell’interfaccia di pagamento nella pagina</w:t>
+            </w:r>
           </w:p>
         </w:tc>
       </w:tr>
     </w:tbl>
     <w:p/>
-    <w:p>
-      <w:pPr>
-        <w:pStyle w:val="Titolo3"/>
-      </w:pPr>
-      <w:bookmarkStart w:id="6" w:name="_Toc94790448"/>
-      <w:r>
-        <w:t>Spiegazione elementi tabella dei requisiti:</w:t>
-      </w:r>
-      <w:bookmarkEnd w:id="6"/>
-    </w:p>
-    <w:p>
-      <w:r>
-        <w:rPr>
-          <w:b/>
-        </w:rPr>
-        <w:t>ID</w:t>
-      </w:r>
-      <w:r>
-        <w:t>: identificativo univoco del requisito</w:t>
-      </w:r>
-    </w:p>
-    <w:p>
-      <w:r>
-        <w:rPr>
-          <w:b/>
-        </w:rPr>
-        <w:t>Nome</w:t>
-      </w:r>
-      <w:r>
-        <w:t>: breve descrizione del requisito</w:t>
-      </w:r>
-    </w:p>
-    <w:p>
-      <w:r>
-        <w:rPr>
-          <w:b/>
-        </w:rPr>
-        <w:t>Priorità</w:t>
-      </w:r>
-      <w:r>
-        <w:t xml:space="preserve">: indica l’importanza di un requisito nell’insieme del progetto, definita assieme al committente. </w:t>
-      </w:r>
-      <w:r>
-        <w:t>Ad esempio,</w:t>
-      </w:r>
-      <w:r>
-        <w:t xml:space="preserve"> poter disporre di report con colonne di colori diversi ha priorità minore rispetto al fatto di avere un database con gli elementi al suo interno. Solitamente si definiscono al massimo di 2-3 livelli di priorità.</w:t>
-      </w:r>
-    </w:p>
-    <w:p>
-      <w:r>
-        <w:rPr>
-          <w:b/>
-        </w:rPr>
-        <w:t>Versione</w:t>
-      </w:r>
-      <w:r>
-        <w:t xml:space="preserve">: indica la versione del requisito. Ogni modifica del requisito avrà una versione aggiornata. </w:t>
-      </w:r>
-    </w:p>
-    <w:p>
-      <w:r>
-        <w:t>Sulla documentazione apparirà solamente l’ultima versione, mentre le vecchie dovranno essere inserite nei diari.</w:t>
-      </w:r>
-    </w:p>
-    <w:p>
-      <w:r>
-        <w:rPr>
-          <w:b/>
-        </w:rPr>
-        <w:t>Note</w:t>
-      </w:r>
-      <w:r>
-        <w:t>: eventuali osservazioni importanti o riferimenti ad altri requisiti.</w:t>
-      </w:r>
-    </w:p>
-    <w:p>
-      <w:r>
-        <w:rPr>
-          <w:b/>
-        </w:rPr>
-        <w:t>Sotto requisiti</w:t>
-      </w:r>
-      <w:r>
-        <w:t xml:space="preserve">: elementi che compongono il requisito. </w:t>
+    <w:tbl>
+      <w:tblPr>
+        <w:tblW w:w="9580" w:type="dxa"/>
+        <w:tblCellSpacing w:w="0" w:type="dxa"/>
+        <w:tblInd w:w="-8" w:type="dxa"/>
+        <w:tblBorders>
+          <w:top w:val="outset" w:sz="6" w:space="0" w:color="000000"/>
+          <w:left w:val="outset" w:sz="6" w:space="0" w:color="000000"/>
+          <w:bottom w:val="outset" w:sz="6" w:space="0" w:color="000000"/>
+          <w:right w:val="outset" w:sz="6" w:space="0" w:color="000000"/>
+        </w:tblBorders>
+        <w:tblCellMar>
+          <w:top w:w="60" w:type="dxa"/>
+          <w:left w:w="60" w:type="dxa"/>
+          <w:bottom w:w="60" w:type="dxa"/>
+          <w:right w:w="60" w:type="dxa"/>
+        </w:tblCellMar>
+        <w:tblLook w:val="00A0" w:firstRow="1" w:lastRow="0" w:firstColumn="1" w:lastColumn="0" w:noHBand="0" w:noVBand="0"/>
+      </w:tblPr>
+      <w:tblGrid>
+        <w:gridCol w:w="1895"/>
+        <w:gridCol w:w="7685"/>
+      </w:tblGrid>
+      <w:tr>
+        <w:trPr>
+          <w:trHeight w:val="251"/>
+          <w:tblCellSpacing w:w="0" w:type="dxa"/>
+        </w:trPr>
+        <w:tc>
+          <w:tcPr>
+            <w:tcW w:w="9580" w:type="dxa"/>
+            <w:gridSpan w:val="2"/>
+            <w:tcBorders>
+              <w:top w:val="outset" w:sz="6" w:space="0" w:color="000000"/>
+              <w:bottom w:val="outset" w:sz="6" w:space="0" w:color="000000"/>
+            </w:tcBorders>
+          </w:tcPr>
+          <w:p>
+            <w:pPr>
+              <w:spacing w:before="100" w:beforeAutospacing="1"/>
+              <w:jc w:val="center"/>
+              <w:rPr>
+                <w:b/>
+                <w:sz w:val="16"/>
+                <w:szCs w:val="16"/>
+              </w:rPr>
+            </w:pPr>
+            <w:r>
+              <w:rPr>
+                <w:b/>
+                <w:sz w:val="16"/>
+                <w:szCs w:val="16"/>
+              </w:rPr>
+              <w:t xml:space="preserve">ID: </w:t>
+            </w:r>
+            <w:r>
+              <w:rPr>
+                <w:b/>
+                <w:sz w:val="16"/>
+                <w:szCs w:val="16"/>
+              </w:rPr>
+              <w:t>REQ-0</w:t>
+            </w:r>
+            <w:r>
+              <w:rPr>
+                <w:b/>
+                <w:sz w:val="16"/>
+                <w:szCs w:val="16"/>
+              </w:rPr>
+              <w:t>5</w:t>
+            </w:r>
+          </w:p>
+        </w:tc>
+      </w:tr>
+      <w:tr>
+        <w:trPr>
+          <w:tblCellSpacing w:w="0" w:type="dxa"/>
+        </w:trPr>
+        <w:tc>
+          <w:tcPr>
+            <w:tcW w:w="1895" w:type="dxa"/>
+            <w:tcBorders>
+              <w:top w:val="outset" w:sz="6" w:space="0" w:color="000000"/>
+              <w:bottom w:val="outset" w:sz="6" w:space="0" w:color="000000"/>
+              <w:right w:val="outset" w:sz="6" w:space="0" w:color="000000"/>
+            </w:tcBorders>
+          </w:tcPr>
+          <w:p>
+            <w:pPr>
+              <w:spacing w:before="100" w:beforeAutospacing="1"/>
+              <w:rPr>
+                <w:b/>
+                <w:sz w:val="16"/>
+                <w:szCs w:val="16"/>
+              </w:rPr>
+            </w:pPr>
+            <w:r>
+              <w:rPr>
+                <w:b/>
+                <w:sz w:val="16"/>
+                <w:szCs w:val="16"/>
+              </w:rPr>
+              <w:t>Nome</w:t>
+            </w:r>
+          </w:p>
+        </w:tc>
+        <w:tc>
+          <w:tcPr>
+            <w:tcW w:w="7685" w:type="dxa"/>
+            <w:tcBorders>
+              <w:top w:val="outset" w:sz="6" w:space="0" w:color="000000"/>
+              <w:left w:val="outset" w:sz="6" w:space="0" w:color="000000"/>
+              <w:bottom w:val="outset" w:sz="6" w:space="0" w:color="000000"/>
+            </w:tcBorders>
+          </w:tcPr>
+          <w:p>
+            <w:pPr>
+              <w:spacing w:before="100" w:beforeAutospacing="1"/>
+              <w:rPr>
+                <w:sz w:val="16"/>
+                <w:szCs w:val="16"/>
+              </w:rPr>
+            </w:pPr>
+            <w:r>
+              <w:rPr>
+                <w:sz w:val="16"/>
+                <w:szCs w:val="16"/>
+              </w:rPr>
+              <w:t>Gestione dei prodotti</w:t>
+            </w:r>
+          </w:p>
+        </w:tc>
+      </w:tr>
+      <w:tr>
+        <w:trPr>
+          <w:tblCellSpacing w:w="0" w:type="dxa"/>
+        </w:trPr>
+        <w:tc>
+          <w:tcPr>
+            <w:tcW w:w="1895" w:type="dxa"/>
+            <w:tcBorders>
+              <w:top w:val="outset" w:sz="6" w:space="0" w:color="000000"/>
+              <w:bottom w:val="outset" w:sz="6" w:space="0" w:color="000000"/>
+              <w:right w:val="outset" w:sz="6" w:space="0" w:color="000000"/>
+            </w:tcBorders>
+          </w:tcPr>
+          <w:p>
+            <w:pPr>
+              <w:spacing w:before="100" w:beforeAutospacing="1"/>
+              <w:rPr>
+                <w:b/>
+                <w:sz w:val="16"/>
+                <w:szCs w:val="16"/>
+              </w:rPr>
+            </w:pPr>
+            <w:r>
+              <w:rPr>
+                <w:b/>
+                <w:sz w:val="16"/>
+                <w:szCs w:val="16"/>
+              </w:rPr>
+              <w:t>Priorità</w:t>
+            </w:r>
+          </w:p>
+        </w:tc>
+        <w:tc>
+          <w:tcPr>
+            <w:tcW w:w="7685" w:type="dxa"/>
+            <w:tcBorders>
+              <w:top w:val="outset" w:sz="6" w:space="0" w:color="000000"/>
+              <w:left w:val="outset" w:sz="6" w:space="0" w:color="000000"/>
+              <w:bottom w:val="outset" w:sz="6" w:space="0" w:color="000000"/>
+            </w:tcBorders>
+          </w:tcPr>
+          <w:p>
+            <w:pPr>
+              <w:spacing w:before="100" w:beforeAutospacing="1"/>
+              <w:rPr>
+                <w:sz w:val="16"/>
+                <w:szCs w:val="16"/>
+              </w:rPr>
+            </w:pPr>
+            <w:r>
+              <w:rPr>
+                <w:sz w:val="16"/>
+                <w:szCs w:val="16"/>
+              </w:rPr>
+              <w:t>2</w:t>
+            </w:r>
+          </w:p>
+        </w:tc>
+      </w:tr>
+      <w:tr>
+        <w:trPr>
+          <w:tblCellSpacing w:w="0" w:type="dxa"/>
+        </w:trPr>
+        <w:tc>
+          <w:tcPr>
+            <w:tcW w:w="1895" w:type="dxa"/>
+            <w:tcBorders>
+              <w:top w:val="outset" w:sz="6" w:space="0" w:color="000000"/>
+              <w:bottom w:val="outset" w:sz="6" w:space="0" w:color="000000"/>
+              <w:right w:val="outset" w:sz="6" w:space="0" w:color="000000"/>
+            </w:tcBorders>
+          </w:tcPr>
+          <w:p>
+            <w:pPr>
+              <w:spacing w:before="100" w:beforeAutospacing="1"/>
+              <w:rPr>
+                <w:b/>
+                <w:sz w:val="16"/>
+                <w:szCs w:val="16"/>
+              </w:rPr>
+            </w:pPr>
+            <w:r>
+              <w:rPr>
+                <w:b/>
+                <w:sz w:val="16"/>
+                <w:szCs w:val="16"/>
+              </w:rPr>
+              <w:t>Versione</w:t>
+            </w:r>
+          </w:p>
+        </w:tc>
+        <w:tc>
+          <w:tcPr>
+            <w:tcW w:w="7685" w:type="dxa"/>
+            <w:tcBorders>
+              <w:top w:val="outset" w:sz="6" w:space="0" w:color="000000"/>
+              <w:left w:val="outset" w:sz="6" w:space="0" w:color="000000"/>
+              <w:bottom w:val="outset" w:sz="6" w:space="0" w:color="000000"/>
+            </w:tcBorders>
+          </w:tcPr>
+          <w:p>
+            <w:pPr>
+              <w:spacing w:before="100" w:beforeAutospacing="1"/>
+              <w:rPr>
+                <w:sz w:val="16"/>
+                <w:szCs w:val="16"/>
+              </w:rPr>
+            </w:pPr>
+            <w:r>
+              <w:rPr>
+                <w:sz w:val="16"/>
+                <w:szCs w:val="16"/>
+              </w:rPr>
+              <w:t>1.0</w:t>
+            </w:r>
+          </w:p>
+        </w:tc>
+      </w:tr>
+      <w:tr>
+        <w:trPr>
+          <w:tblCellSpacing w:w="0" w:type="dxa"/>
+        </w:trPr>
+        <w:tc>
+          <w:tcPr>
+            <w:tcW w:w="1895" w:type="dxa"/>
+            <w:tcBorders>
+              <w:top w:val="outset" w:sz="6" w:space="0" w:color="000000"/>
+              <w:bottom w:val="outset" w:sz="6" w:space="0" w:color="000000"/>
+              <w:right w:val="outset" w:sz="6" w:space="0" w:color="000000"/>
+            </w:tcBorders>
+          </w:tcPr>
+          <w:p>
+            <w:pPr>
+              <w:spacing w:before="100" w:beforeAutospacing="1"/>
+              <w:rPr>
+                <w:b/>
+                <w:sz w:val="16"/>
+                <w:szCs w:val="16"/>
+              </w:rPr>
+            </w:pPr>
+            <w:r>
+              <w:rPr>
+                <w:b/>
+                <w:sz w:val="16"/>
+                <w:szCs w:val="16"/>
+              </w:rPr>
+              <w:t>Note</w:t>
+            </w:r>
+          </w:p>
+        </w:tc>
+        <w:tc>
+          <w:tcPr>
+            <w:tcW w:w="7685" w:type="dxa"/>
+            <w:tcBorders>
+              <w:top w:val="outset" w:sz="6" w:space="0" w:color="000000"/>
+              <w:left w:val="outset" w:sz="6" w:space="0" w:color="000000"/>
+              <w:bottom w:val="outset" w:sz="6" w:space="0" w:color="000000"/>
+            </w:tcBorders>
+          </w:tcPr>
+          <w:p>
+            <w:pPr>
+              <w:spacing w:before="100" w:beforeAutospacing="1"/>
+              <w:rPr>
+                <w:sz w:val="16"/>
+                <w:szCs w:val="16"/>
+              </w:rPr>
+            </w:pPr>
+            <w:r>
+              <w:rPr>
+                <w:sz w:val="16"/>
+                <w:szCs w:val="16"/>
+              </w:rPr>
+              <w:t xml:space="preserve">Si necessitano i permessi di </w:t>
+            </w:r>
+            <w:proofErr w:type="spellStart"/>
+            <w:r>
+              <w:rPr>
+                <w:sz w:val="16"/>
+                <w:szCs w:val="16"/>
+              </w:rPr>
+              <w:t>vendor</w:t>
+            </w:r>
+            <w:proofErr w:type="spellEnd"/>
+          </w:p>
+        </w:tc>
+      </w:tr>
+      <w:tr>
+        <w:trPr>
+          <w:tblCellSpacing w:w="0" w:type="dxa"/>
+        </w:trPr>
+        <w:tc>
+          <w:tcPr>
+            <w:tcW w:w="9580" w:type="dxa"/>
+            <w:gridSpan w:val="2"/>
+            <w:tcBorders>
+              <w:top w:val="outset" w:sz="6" w:space="0" w:color="000000"/>
+              <w:bottom w:val="outset" w:sz="6" w:space="0" w:color="000000"/>
+            </w:tcBorders>
+          </w:tcPr>
+          <w:p>
+            <w:pPr>
+              <w:spacing w:before="100" w:beforeAutospacing="1"/>
+              <w:jc w:val="center"/>
+              <w:rPr>
+                <w:sz w:val="16"/>
+                <w:szCs w:val="16"/>
+              </w:rPr>
+            </w:pPr>
+            <w:r>
+              <w:rPr>
+                <w:b/>
+                <w:bCs/>
+                <w:sz w:val="16"/>
+                <w:szCs w:val="16"/>
+              </w:rPr>
+              <w:t>Sotto requisiti</w:t>
+            </w:r>
+          </w:p>
+        </w:tc>
+      </w:tr>
+      <w:tr>
+        <w:trPr>
+          <w:tblCellSpacing w:w="0" w:type="dxa"/>
+        </w:trPr>
+        <w:tc>
+          <w:tcPr>
+            <w:tcW w:w="1895" w:type="dxa"/>
+            <w:tcBorders>
+              <w:top w:val="outset" w:sz="6" w:space="0" w:color="000000"/>
+              <w:bottom w:val="outset" w:sz="6" w:space="0" w:color="000000"/>
+              <w:right w:val="outset" w:sz="6" w:space="0" w:color="000000"/>
+            </w:tcBorders>
+          </w:tcPr>
+          <w:p>
+            <w:pPr>
+              <w:spacing w:before="100" w:beforeAutospacing="1"/>
+              <w:rPr>
+                <w:b/>
+                <w:sz w:val="16"/>
+                <w:szCs w:val="16"/>
+              </w:rPr>
+            </w:pPr>
+            <w:r>
+              <w:rPr>
+                <w:b/>
+                <w:bCs/>
+                <w:sz w:val="16"/>
+                <w:szCs w:val="16"/>
+              </w:rPr>
+              <w:t>001</w:t>
+            </w:r>
+          </w:p>
+        </w:tc>
+        <w:tc>
+          <w:tcPr>
+            <w:tcW w:w="7685" w:type="dxa"/>
+            <w:tcBorders>
+              <w:top w:val="outset" w:sz="6" w:space="0" w:color="000000"/>
+              <w:left w:val="outset" w:sz="6" w:space="0" w:color="000000"/>
+              <w:bottom w:val="outset" w:sz="6" w:space="0" w:color="000000"/>
+            </w:tcBorders>
+          </w:tcPr>
+          <w:p>
+            <w:pPr>
+              <w:spacing w:before="100" w:beforeAutospacing="1"/>
+              <w:rPr>
+                <w:sz w:val="16"/>
+                <w:szCs w:val="16"/>
+              </w:rPr>
+            </w:pPr>
+            <w:r>
+              <w:rPr>
+                <w:sz w:val="16"/>
+                <w:szCs w:val="16"/>
+              </w:rPr>
+              <w:t>Aggiunta, modifica ed eliminazione dei prodotti</w:t>
+            </w:r>
+          </w:p>
+        </w:tc>
+      </w:tr>
+      <w:tr>
+        <w:trPr>
+          <w:tblCellSpacing w:w="0" w:type="dxa"/>
+        </w:trPr>
+        <w:tc>
+          <w:tcPr>
+            <w:tcW w:w="1895" w:type="dxa"/>
+            <w:tcBorders>
+              <w:top w:val="outset" w:sz="6" w:space="0" w:color="000000"/>
+              <w:bottom w:val="outset" w:sz="6" w:space="0" w:color="000000"/>
+              <w:right w:val="outset" w:sz="6" w:space="0" w:color="000000"/>
+            </w:tcBorders>
+          </w:tcPr>
+          <w:p>
+            <w:pPr>
+              <w:spacing w:before="100" w:beforeAutospacing="1"/>
+              <w:rPr>
+                <w:b/>
+                <w:sz w:val="16"/>
+                <w:szCs w:val="16"/>
+              </w:rPr>
+            </w:pPr>
+            <w:r>
+              <w:rPr>
+                <w:b/>
+                <w:bCs/>
+                <w:sz w:val="16"/>
+                <w:szCs w:val="16"/>
+              </w:rPr>
+              <w:t>002</w:t>
+            </w:r>
+          </w:p>
+        </w:tc>
+        <w:tc>
+          <w:tcPr>
+            <w:tcW w:w="7685" w:type="dxa"/>
+            <w:tcBorders>
+              <w:top w:val="outset" w:sz="6" w:space="0" w:color="000000"/>
+              <w:left w:val="outset" w:sz="6" w:space="0" w:color="000000"/>
+              <w:bottom w:val="outset" w:sz="6" w:space="0" w:color="000000"/>
+            </w:tcBorders>
+          </w:tcPr>
+          <w:p>
+            <w:pPr>
+              <w:spacing w:before="100" w:beforeAutospacing="1"/>
+              <w:rPr>
+                <w:sz w:val="16"/>
+                <w:szCs w:val="16"/>
+              </w:rPr>
+            </w:pPr>
+            <w:r>
+              <w:rPr>
+                <w:sz w:val="16"/>
+                <w:szCs w:val="16"/>
+              </w:rPr>
+              <w:t>Elenco dei prodotti in vendita</w:t>
+            </w:r>
+          </w:p>
+        </w:tc>
+      </w:tr>
+      <w:tr>
+        <w:trPr>
+          <w:tblCellSpacing w:w="0" w:type="dxa"/>
+        </w:trPr>
+        <w:tc>
+          <w:tcPr>
+            <w:tcW w:w="1895" w:type="dxa"/>
+            <w:tcBorders>
+              <w:top w:val="outset" w:sz="6" w:space="0" w:color="000000"/>
+              <w:bottom w:val="outset" w:sz="6" w:space="0" w:color="000000"/>
+              <w:right w:val="outset" w:sz="6" w:space="0" w:color="000000"/>
+            </w:tcBorders>
+          </w:tcPr>
+          <w:p>
+            <w:pPr>
+              <w:spacing w:before="100" w:beforeAutospacing="1"/>
+              <w:rPr>
+                <w:b/>
+                <w:sz w:val="16"/>
+                <w:szCs w:val="16"/>
+              </w:rPr>
+            </w:pPr>
+            <w:r>
+              <w:rPr>
+                <w:b/>
+                <w:bCs/>
+                <w:sz w:val="16"/>
+                <w:szCs w:val="16"/>
+              </w:rPr>
+              <w:t>003</w:t>
+            </w:r>
+          </w:p>
+        </w:tc>
+        <w:tc>
+          <w:tcPr>
+            <w:tcW w:w="7685" w:type="dxa"/>
+            <w:tcBorders>
+              <w:top w:val="outset" w:sz="6" w:space="0" w:color="000000"/>
+              <w:left w:val="outset" w:sz="6" w:space="0" w:color="000000"/>
+              <w:bottom w:val="outset" w:sz="6" w:space="0" w:color="000000"/>
+            </w:tcBorders>
+          </w:tcPr>
+          <w:p>
+            <w:pPr>
+              <w:spacing w:before="100" w:beforeAutospacing="1"/>
+              <w:rPr>
+                <w:sz w:val="16"/>
+                <w:szCs w:val="16"/>
+              </w:rPr>
+            </w:pPr>
+            <w:r>
+              <w:rPr>
+                <w:sz w:val="16"/>
+                <w:szCs w:val="16"/>
+              </w:rPr>
+              <w:t>Elenco dei prodotti venduti</w:t>
+            </w:r>
+          </w:p>
+        </w:tc>
+      </w:tr>
+    </w:tbl>
+    <w:p>
+      <w:pPr>
+        <w:rPr>
+          <w:lang w:val="it-IT"/>
+        </w:rPr>
+      </w:pPr>
+    </w:p>
+    <w:p>
+      <w:pPr>
+        <w:rPr>
+          <w:lang w:val="it-IT"/>
+        </w:rPr>
+      </w:pPr>
+      <w:r>
+        <w:rPr>
+          <w:lang w:val="it-IT"/>
+        </w:rPr>
+        <w:br w:type="page"/>
+      </w:r>
+    </w:p>
+    <w:tbl>
+      <w:tblPr>
+        <w:tblW w:w="9580" w:type="dxa"/>
+        <w:tblCellSpacing w:w="0" w:type="dxa"/>
+        <w:tblInd w:w="-8" w:type="dxa"/>
+        <w:tblBorders>
+          <w:top w:val="outset" w:sz="6" w:space="0" w:color="000000"/>
+          <w:left w:val="outset" w:sz="6" w:space="0" w:color="000000"/>
+          <w:bottom w:val="outset" w:sz="6" w:space="0" w:color="000000"/>
+          <w:right w:val="outset" w:sz="6" w:space="0" w:color="000000"/>
+        </w:tblBorders>
+        <w:tblCellMar>
+          <w:top w:w="60" w:type="dxa"/>
+          <w:left w:w="60" w:type="dxa"/>
+          <w:bottom w:w="60" w:type="dxa"/>
+          <w:right w:w="60" w:type="dxa"/>
+        </w:tblCellMar>
+        <w:tblLook w:val="00A0" w:firstRow="1" w:lastRow="0" w:firstColumn="1" w:lastColumn="0" w:noHBand="0" w:noVBand="0"/>
+      </w:tblPr>
+      <w:tblGrid>
+        <w:gridCol w:w="1895"/>
+        <w:gridCol w:w="7685"/>
+      </w:tblGrid>
+      <w:tr>
+        <w:trPr>
+          <w:trHeight w:val="251"/>
+          <w:tblCellSpacing w:w="0" w:type="dxa"/>
+        </w:trPr>
+        <w:tc>
+          <w:tcPr>
+            <w:tcW w:w="9580" w:type="dxa"/>
+            <w:gridSpan w:val="2"/>
+            <w:tcBorders>
+              <w:top w:val="outset" w:sz="6" w:space="0" w:color="000000"/>
+              <w:bottom w:val="outset" w:sz="6" w:space="0" w:color="000000"/>
+            </w:tcBorders>
+          </w:tcPr>
+          <w:p>
+            <w:pPr>
+              <w:spacing w:before="100" w:beforeAutospacing="1"/>
+              <w:jc w:val="center"/>
+              <w:rPr>
+                <w:b/>
+                <w:sz w:val="16"/>
+                <w:szCs w:val="16"/>
+              </w:rPr>
+            </w:pPr>
+            <w:r>
+              <w:rPr>
+                <w:b/>
+                <w:sz w:val="16"/>
+                <w:szCs w:val="16"/>
+              </w:rPr>
+              <w:lastRenderedPageBreak/>
+              <w:t xml:space="preserve">ID: </w:t>
+            </w:r>
+            <w:r>
+              <w:rPr>
+                <w:b/>
+                <w:sz w:val="16"/>
+                <w:szCs w:val="16"/>
+              </w:rPr>
+              <w:t>REQ-0</w:t>
+            </w:r>
+            <w:r>
+              <w:rPr>
+                <w:b/>
+                <w:sz w:val="16"/>
+                <w:szCs w:val="16"/>
+              </w:rPr>
+              <w:t>6</w:t>
+            </w:r>
+          </w:p>
+        </w:tc>
+      </w:tr>
+      <w:tr>
+        <w:trPr>
+          <w:tblCellSpacing w:w="0" w:type="dxa"/>
+        </w:trPr>
+        <w:tc>
+          <w:tcPr>
+            <w:tcW w:w="1895" w:type="dxa"/>
+            <w:tcBorders>
+              <w:top w:val="outset" w:sz="6" w:space="0" w:color="000000"/>
+              <w:bottom w:val="outset" w:sz="6" w:space="0" w:color="000000"/>
+              <w:right w:val="outset" w:sz="6" w:space="0" w:color="000000"/>
+            </w:tcBorders>
+          </w:tcPr>
+          <w:p>
+            <w:pPr>
+              <w:spacing w:before="100" w:beforeAutospacing="1"/>
+              <w:rPr>
+                <w:b/>
+                <w:sz w:val="16"/>
+                <w:szCs w:val="16"/>
+              </w:rPr>
+            </w:pPr>
+            <w:r>
+              <w:rPr>
+                <w:b/>
+                <w:sz w:val="16"/>
+                <w:szCs w:val="16"/>
+              </w:rPr>
+              <w:t>Nome</w:t>
+            </w:r>
+          </w:p>
+        </w:tc>
+        <w:tc>
+          <w:tcPr>
+            <w:tcW w:w="7685" w:type="dxa"/>
+            <w:tcBorders>
+              <w:top w:val="outset" w:sz="6" w:space="0" w:color="000000"/>
+              <w:left w:val="outset" w:sz="6" w:space="0" w:color="000000"/>
+              <w:bottom w:val="outset" w:sz="6" w:space="0" w:color="000000"/>
+            </w:tcBorders>
+          </w:tcPr>
+          <w:p>
+            <w:pPr>
+              <w:spacing w:before="100" w:beforeAutospacing="1"/>
+              <w:rPr>
+                <w:sz w:val="16"/>
+                <w:szCs w:val="16"/>
+              </w:rPr>
+            </w:pPr>
+            <w:r>
+              <w:rPr>
+                <w:sz w:val="16"/>
+                <w:szCs w:val="16"/>
+              </w:rPr>
+              <w:t>Ricerca prodotti tramite barra di ricerca</w:t>
+            </w:r>
+          </w:p>
+        </w:tc>
+      </w:tr>
+      <w:tr>
+        <w:trPr>
+          <w:tblCellSpacing w:w="0" w:type="dxa"/>
+        </w:trPr>
+        <w:tc>
+          <w:tcPr>
+            <w:tcW w:w="1895" w:type="dxa"/>
+            <w:tcBorders>
+              <w:top w:val="outset" w:sz="6" w:space="0" w:color="000000"/>
+              <w:bottom w:val="outset" w:sz="6" w:space="0" w:color="000000"/>
+              <w:right w:val="outset" w:sz="6" w:space="0" w:color="000000"/>
+            </w:tcBorders>
+          </w:tcPr>
+          <w:p>
+            <w:pPr>
+              <w:spacing w:before="100" w:beforeAutospacing="1"/>
+              <w:rPr>
+                <w:b/>
+                <w:sz w:val="16"/>
+                <w:szCs w:val="16"/>
+              </w:rPr>
+            </w:pPr>
+            <w:r>
+              <w:rPr>
+                <w:b/>
+                <w:sz w:val="16"/>
+                <w:szCs w:val="16"/>
+              </w:rPr>
+              <w:t>Priorità</w:t>
+            </w:r>
+          </w:p>
+        </w:tc>
+        <w:tc>
+          <w:tcPr>
+            <w:tcW w:w="7685" w:type="dxa"/>
+            <w:tcBorders>
+              <w:top w:val="outset" w:sz="6" w:space="0" w:color="000000"/>
+              <w:left w:val="outset" w:sz="6" w:space="0" w:color="000000"/>
+              <w:bottom w:val="outset" w:sz="6" w:space="0" w:color="000000"/>
+            </w:tcBorders>
+          </w:tcPr>
+          <w:p>
+            <w:pPr>
+              <w:spacing w:before="100" w:beforeAutospacing="1"/>
+              <w:rPr>
+                <w:sz w:val="16"/>
+                <w:szCs w:val="16"/>
+              </w:rPr>
+            </w:pPr>
+            <w:r>
+              <w:rPr>
+                <w:sz w:val="16"/>
+                <w:szCs w:val="16"/>
+              </w:rPr>
+              <w:t>2</w:t>
+            </w:r>
+          </w:p>
+        </w:tc>
+      </w:tr>
+      <w:tr>
+        <w:trPr>
+          <w:tblCellSpacing w:w="0" w:type="dxa"/>
+        </w:trPr>
+        <w:tc>
+          <w:tcPr>
+            <w:tcW w:w="1895" w:type="dxa"/>
+            <w:tcBorders>
+              <w:top w:val="outset" w:sz="6" w:space="0" w:color="000000"/>
+              <w:bottom w:val="outset" w:sz="6" w:space="0" w:color="000000"/>
+              <w:right w:val="outset" w:sz="6" w:space="0" w:color="000000"/>
+            </w:tcBorders>
+          </w:tcPr>
+          <w:p>
+            <w:pPr>
+              <w:spacing w:before="100" w:beforeAutospacing="1"/>
+              <w:rPr>
+                <w:b/>
+                <w:sz w:val="16"/>
+                <w:szCs w:val="16"/>
+              </w:rPr>
+            </w:pPr>
+            <w:r>
+              <w:rPr>
+                <w:b/>
+                <w:sz w:val="16"/>
+                <w:szCs w:val="16"/>
+              </w:rPr>
+              <w:t>Versione</w:t>
+            </w:r>
+          </w:p>
+        </w:tc>
+        <w:tc>
+          <w:tcPr>
+            <w:tcW w:w="7685" w:type="dxa"/>
+            <w:tcBorders>
+              <w:top w:val="outset" w:sz="6" w:space="0" w:color="000000"/>
+              <w:left w:val="outset" w:sz="6" w:space="0" w:color="000000"/>
+              <w:bottom w:val="outset" w:sz="6" w:space="0" w:color="000000"/>
+            </w:tcBorders>
+          </w:tcPr>
+          <w:p>
+            <w:pPr>
+              <w:spacing w:before="100" w:beforeAutospacing="1"/>
+              <w:rPr>
+                <w:sz w:val="16"/>
+                <w:szCs w:val="16"/>
+              </w:rPr>
+            </w:pPr>
+            <w:r>
+              <w:rPr>
+                <w:sz w:val="16"/>
+                <w:szCs w:val="16"/>
+              </w:rPr>
+              <w:t>1.0</w:t>
+            </w:r>
+          </w:p>
+        </w:tc>
+      </w:tr>
+      <w:tr>
+        <w:trPr>
+          <w:tblCellSpacing w:w="0" w:type="dxa"/>
+        </w:trPr>
+        <w:tc>
+          <w:tcPr>
+            <w:tcW w:w="1895" w:type="dxa"/>
+            <w:tcBorders>
+              <w:top w:val="outset" w:sz="6" w:space="0" w:color="000000"/>
+              <w:bottom w:val="outset" w:sz="6" w:space="0" w:color="000000"/>
+              <w:right w:val="outset" w:sz="6" w:space="0" w:color="000000"/>
+            </w:tcBorders>
+          </w:tcPr>
+          <w:p>
+            <w:pPr>
+              <w:spacing w:before="100" w:beforeAutospacing="1"/>
+              <w:rPr>
+                <w:b/>
+                <w:sz w:val="16"/>
+                <w:szCs w:val="16"/>
+              </w:rPr>
+            </w:pPr>
+            <w:r>
+              <w:rPr>
+                <w:b/>
+                <w:sz w:val="16"/>
+                <w:szCs w:val="16"/>
+              </w:rPr>
+              <w:t>Note</w:t>
+            </w:r>
+          </w:p>
+        </w:tc>
+        <w:tc>
+          <w:tcPr>
+            <w:tcW w:w="7685" w:type="dxa"/>
+            <w:tcBorders>
+              <w:top w:val="outset" w:sz="6" w:space="0" w:color="000000"/>
+              <w:left w:val="outset" w:sz="6" w:space="0" w:color="000000"/>
+              <w:bottom w:val="outset" w:sz="6" w:space="0" w:color="000000"/>
+            </w:tcBorders>
+          </w:tcPr>
+          <w:p>
+            <w:pPr>
+              <w:spacing w:before="100" w:beforeAutospacing="1"/>
+              <w:rPr>
+                <w:sz w:val="16"/>
+                <w:szCs w:val="16"/>
+              </w:rPr>
+            </w:pPr>
+            <w:r>
+              <w:rPr>
+                <w:sz w:val="16"/>
+                <w:szCs w:val="16"/>
+              </w:rPr>
+              <w:t>Devono essere presenti dei prodotti all’interno del database</w:t>
+            </w:r>
+          </w:p>
+        </w:tc>
+      </w:tr>
+    </w:tbl>
+    <w:p/>
+    <w:p>
+      <w:pPr>
+        <w:rPr>
+          <w:lang w:val="it-IT"/>
+        </w:rPr>
+      </w:pPr>
+      <w:r>
+        <w:rPr>
+          <w:lang w:val="it-IT"/>
+        </w:rPr>
+        <w:br w:type="page"/>
       </w:r>
     </w:p>
     <w:p>
@@ -5516,11 +6743,11 @@
         <w:pStyle w:val="Titolo2"/>
         <w:ind w:left="578" w:hanging="578"/>
       </w:pPr>
-      <w:bookmarkStart w:id="7" w:name="_Toc94790449"/>
+      <w:bookmarkStart w:id="5" w:name="_Toc94790449"/>
       <w:r>
         <w:t>Use case</w:t>
       </w:r>
-      <w:bookmarkEnd w:id="7"/>
+      <w:bookmarkEnd w:id="5"/>
     </w:p>
     <w:p>
       <w:pPr>
@@ -5564,11 +6791,11 @@
       <w:pPr>
         <w:pStyle w:val="Titolo2"/>
       </w:pPr>
-      <w:bookmarkStart w:id="8" w:name="_Toc94790450"/>
+      <w:bookmarkStart w:id="6" w:name="_Toc94790450"/>
       <w:r>
         <w:t>Pianificazione</w:t>
       </w:r>
-      <w:bookmarkEnd w:id="8"/>
+      <w:bookmarkEnd w:id="6"/>
     </w:p>
     <w:p>
       <w:pPr>
@@ -5612,7 +6839,21 @@
         <w:rPr>
           <w:lang w:val="it-IT"/>
         </w:rPr>
-        <w:t>La pianificazione può essere rappresentata mediante un diagramma di Gantt:</w:t>
+        <w:t xml:space="preserve">La pianificazione può essere rappresentata mediante un diagramma di </w:t>
+      </w:r>
+      <w:proofErr w:type="spellStart"/>
+      <w:r>
+        <w:rPr>
+          <w:lang w:val="it-IT"/>
+        </w:rPr>
+        <w:t>Gantt</w:t>
+      </w:r>
+      <w:proofErr w:type="spellEnd"/>
+      <w:r>
+        <w:rPr>
+          <w:lang w:val="it-IT"/>
+        </w:rPr>
+        <w:t>:</w:t>
       </w:r>
     </w:p>
     <w:p>
@@ -5655,7 +6896,6 @@
                 <w:noProof/>
                 <w:lang w:val="it-IT"/>
               </w:rPr>
-              <w:lastRenderedPageBreak/>
               <w:drawing>
                 <wp:inline distT="0" distB="0" distL="0" distR="0" wp14:anchorId="3C988473" wp14:editId="421E0D4A">
                   <wp:extent cx="5972175" cy="2876550"/>
@@ -5716,29 +6956,24 @@
             <w:r>
               <w:t xml:space="preserve">Figura </w:t>
             </w:r>
-            <w:r>
-              <w:fldChar w:fldCharType="begin"/>
-            </w:r>
-            <w:r>
-              <w:instrText xml:space="preserve"> SEQ Figura \* ARABIC </w:instrText>
-            </w:r>
-            <w:r>
-              <w:fldChar w:fldCharType="separate"/>
-            </w:r>
-            <w:r>
-              <w:rPr>
-                <w:noProof/>
-              </w:rPr>
-              <w:t>1</w:t>
-            </w:r>
-            <w:r>
-              <w:rPr>
-                <w:noProof/>
-              </w:rPr>
-              <w:fldChar w:fldCharType="end"/>
-            </w:r>
-            <w:r>
-              <w:t>: Esempio di diagramma di Gantt.</w:t>
+            <w:fldSimple w:instr=" SEQ Figura \* ARABIC ">
+              <w:r>
+                <w:rPr>
+                  <w:noProof/>
+                </w:rPr>
+                <w:t>1</w:t>
+              </w:r>
+            </w:fldSimple>
+            <w:r>
+              <w:t xml:space="preserve">: Esempio di diagramma di </w:t>
+            </w:r>
+            <w:proofErr w:type="spellStart"/>
+            <w:r>
+              <w:t>Gantt</w:t>
+            </w:r>
+            <w:proofErr w:type="spellEnd"/>
+            <w:r>
+              <w:t>.</w:t>
             </w:r>
           </w:p>
         </w:tc>
@@ -5806,10 +7041,59 @@
       <w:pPr>
         <w:pStyle w:val="Titolo2"/>
       </w:pPr>
-      <w:bookmarkStart w:id="9" w:name="_Toc94790451"/>
+      <w:bookmarkStart w:id="7" w:name="_Toc94790451"/>
       <w:r>
         <w:t>Analisi dei mezzi</w:t>
       </w:r>
+      <w:bookmarkEnd w:id="7"/>
+    </w:p>
+    <w:p>
+      <w:pPr>
+        <w:rPr>
+          <w:lang w:val="it-IT"/>
+        </w:rPr>
+      </w:pPr>
+      <w:r>
+        <w:rPr>
+          <w:lang w:val="it-IT"/>
+        </w:rPr>
+        <w:t xml:space="preserve">Elencare e </w:t>
+      </w:r>
+      <w:r>
+        <w:rPr>
+          <w:lang w:val="it-IT"/>
+        </w:rPr>
+        <w:t>descrivere</w:t>
+      </w:r>
+      <w:r>
+        <w:rPr>
+          <w:lang w:val="it-IT"/>
+        </w:rPr>
+        <w:t xml:space="preserve"> i </w:t>
+      </w:r>
+      <w:r>
+        <w:rPr>
+          <w:lang w:val="it-IT"/>
+        </w:rPr>
+        <w:t>mezzi disponibili pe</w:t>
+      </w:r>
+      <w:r>
+        <w:rPr>
+          <w:lang w:val="it-IT"/>
+        </w:rPr>
+        <w:t>r la realizzazione del progetto. Ricordarsi di sempre descrivere nel dettaglio le versioni e il modello di riferimento.</w:t>
+      </w:r>
+    </w:p>
+    <w:p>
+      <w:pPr>
+        <w:pStyle w:val="Titolo3"/>
+      </w:pPr>
+      <w:bookmarkStart w:id="8" w:name="_Toc413411419"/>
+      <w:bookmarkStart w:id="9" w:name="_Toc94790452"/>
+      <w:r>
+        <w:t>Software</w:t>
+      </w:r>
+      <w:bookmarkEnd w:id="8"/>
       <w:bookmarkEnd w:id="9"/>
     </w:p>
     <w:p>
@@ -5822,41 +7106,35 @@
         <w:rPr>
           <w:lang w:val="it-IT"/>
         </w:rPr>
-        <w:t xml:space="preserve">Elencare e </w:t>
-      </w:r>
-      <w:r>
-        <w:rPr>
-          <w:lang w:val="it-IT"/>
-        </w:rPr>
-        <w:t>descrivere</w:t>
-      </w:r>
-      <w:r>
-        <w:rPr>
-          <w:lang w:val="it-IT"/>
-        </w:rPr>
-        <w:t xml:space="preserve"> i </w:t>
-      </w:r>
-      <w:r>
-        <w:rPr>
-          <w:lang w:val="it-IT"/>
-        </w:rPr>
-        <w:t>mezzi disponibili pe</w:t>
-      </w:r>
-      <w:r>
-        <w:rPr>
-          <w:lang w:val="it-IT"/>
-        </w:rPr>
-        <w:t>r la realizzazione del progetto. Ricordarsi di sempre descrivere nel dettaglio le versioni e il modello di riferimento.</w:t>
+        <w:t>SDK, librerie, tools utilizzati pe</w:t>
+      </w:r>
+      <w:r>
+        <w:rPr>
+          <w:lang w:val="it-IT"/>
+        </w:rPr>
+        <w:t>r la realizzazione del progetto</w:t>
+      </w:r>
+      <w:r>
+        <w:rPr>
+          <w:lang w:val="it-IT"/>
+        </w:rPr>
+        <w:t xml:space="preserve"> e eventuali dipendenze</w:t>
+      </w:r>
+      <w:r>
+        <w:rPr>
+          <w:lang w:val="it-IT"/>
+        </w:rPr>
+        <w:t>.</w:t>
       </w:r>
     </w:p>
     <w:p>
       <w:pPr>
         <w:pStyle w:val="Titolo3"/>
       </w:pPr>
-      <w:bookmarkStart w:id="10" w:name="_Toc413411419"/>
-      <w:bookmarkStart w:id="11" w:name="_Toc94790452"/>
-      <w:r>
-        <w:t>Software</w:t>
+      <w:bookmarkStart w:id="10" w:name="_Toc413411420"/>
+      <w:bookmarkStart w:id="11" w:name="_Toc94790453"/>
+      <w:r>
+        <w:t>Hardware</w:t>
       </w:r>
       <w:bookmarkEnd w:id="10"/>
       <w:bookmarkEnd w:id="11"/>
@@ -5867,39 +7145,41 @@
           <w:lang w:val="it-IT"/>
         </w:rPr>
       </w:pPr>
-      <w:r>
-        <w:rPr>
-          <w:lang w:val="it-IT"/>
-        </w:rPr>
-        <w:t>SDK, librerie, tools utilizzati pe</w:t>
-      </w:r>
-      <w:r>
-        <w:rPr>
-          <w:lang w:val="it-IT"/>
-        </w:rPr>
-        <w:t>r la realizzazione del progetto</w:t>
-      </w:r>
-      <w:r>
-        <w:rPr>
-          <w:lang w:val="it-IT"/>
-        </w:rPr>
-        <w:t xml:space="preserve"> e eventuali dipendenze</w:t>
-      </w:r>
-      <w:r>
-        <w:rPr>
-          <w:lang w:val="it-IT"/>
-        </w:rPr>
-        <w:t>.</w:t>
-      </w:r>
-    </w:p>
-    <w:p>
-      <w:pPr>
-        <w:pStyle w:val="Titolo3"/>
-      </w:pPr>
-      <w:bookmarkStart w:id="12" w:name="_Toc413411420"/>
-      <w:bookmarkStart w:id="13" w:name="_Toc94790453"/>
-      <w:r>
-        <w:t>Hardware</w:t>
+    </w:p>
+    <w:p>
+      <w:pPr>
+        <w:rPr>
+          <w:lang w:val="it-IT"/>
+        </w:rPr>
+      </w:pPr>
+      <w:r>
+        <w:rPr>
+          <w:lang w:val="it-IT"/>
+        </w:rPr>
+        <w:t xml:space="preserve">Su quale piattaforma dovrà essere eseguito il prodotto? Che hardware particolare è coinvolto nel progetto? Che particolarità e limitazioni presenta? Che </w:t>
+      </w:r>
+      <w:r>
+        <w:rPr>
+          <w:lang w:val="it-IT"/>
+        </w:rPr>
+        <w:t>HW</w:t>
+      </w:r>
+      <w:r>
+        <w:rPr>
+          <w:lang w:val="it-IT"/>
+        </w:rPr>
+        <w:t xml:space="preserve"> sarà disponibile durante lo sviluppo?</w:t>
+      </w:r>
+    </w:p>
+    <w:p>
+      <w:pPr>
+        <w:pStyle w:val="Titolo1"/>
+      </w:pPr>
+      <w:bookmarkStart w:id="12" w:name="_Toc429059808"/>
+      <w:bookmarkStart w:id="13" w:name="_Toc94790454"/>
+      <w:r>
+        <w:lastRenderedPageBreak/>
+        <w:t>Progettazione</w:t>
       </w:r>
       <w:bookmarkEnd w:id="12"/>
       <w:bookmarkEnd w:id="13"/>
@@ -5910,75 +7190,31 @@
           <w:lang w:val="it-IT"/>
         </w:rPr>
       </w:pPr>
-    </w:p>
-    <w:p>
-      <w:pPr>
-        <w:rPr>
-          <w:lang w:val="it-IT"/>
-        </w:rPr>
-      </w:pPr>
-      <w:r>
-        <w:rPr>
-          <w:lang w:val="it-IT"/>
-        </w:rPr>
-        <w:t xml:space="preserve">Su quale piattaforma dovrà essere eseguito il prodotto? Che hardware particolare è coinvolto nel progetto? Che particolarità e limitazioni presenta? Che </w:t>
-      </w:r>
-      <w:r>
-        <w:rPr>
-          <w:lang w:val="it-IT"/>
-        </w:rPr>
-        <w:t>HW</w:t>
-      </w:r>
-      <w:r>
-        <w:rPr>
-          <w:lang w:val="it-IT"/>
-        </w:rPr>
-        <w:t xml:space="preserve"> sarà disponibile durante lo sviluppo?</w:t>
-      </w:r>
-    </w:p>
-    <w:p>
-      <w:pPr>
-        <w:pStyle w:val="Titolo1"/>
-      </w:pPr>
-      <w:bookmarkStart w:id="14" w:name="_Toc429059808"/>
-      <w:bookmarkStart w:id="15" w:name="_Toc94790454"/>
-      <w:r>
-        <w:t>Progettazione</w:t>
+      <w:r>
+        <w:rPr>
+          <w:lang w:val="it-IT"/>
+        </w:rPr>
+        <w:t>Questo capitolo descrive esaustivamente come deve essere realizzato il prodotto fin nei suoi dettagli. Una buona progettazione permette all’esecutore di evitare fraintendimenti e imprecisioni nell’implementazione del prodotto.</w:t>
+      </w:r>
+    </w:p>
+    <w:p>
+      <w:pPr>
+        <w:rPr>
+          <w:lang w:val="it-IT"/>
+        </w:rPr>
+      </w:pPr>
+    </w:p>
+    <w:p>
+      <w:pPr>
+        <w:pStyle w:val="Titolo2"/>
+      </w:pPr>
+      <w:bookmarkStart w:id="14" w:name="_Toc429059809"/>
+      <w:bookmarkStart w:id="15" w:name="_Toc94790455"/>
+      <w:r>
+        <w:t>Design dell’architettura del sistema</w:t>
       </w:r>
       <w:bookmarkEnd w:id="14"/>
       <w:bookmarkEnd w:id="15"/>
-    </w:p>
-    <w:p>
-      <w:pPr>
-        <w:rPr>
-          <w:lang w:val="it-IT"/>
-        </w:rPr>
-      </w:pPr>
-      <w:r>
-        <w:rPr>
-          <w:lang w:val="it-IT"/>
-        </w:rPr>
-        <w:t>Questo capitolo descrive esaustivamente come deve essere realizzato il prodotto fin nei suoi dettagli. Una buona progettazione permette all’esecutore di evitare fraintendimenti e imprecisioni nell’implementazione del prodotto.</w:t>
-      </w:r>
-    </w:p>
-    <w:p>
-      <w:pPr>
-        <w:rPr>
-          <w:lang w:val="it-IT"/>
-        </w:rPr>
-      </w:pPr>
-    </w:p>
-    <w:p>
-      <w:pPr>
-        <w:pStyle w:val="Titolo2"/>
-      </w:pPr>
-      <w:bookmarkStart w:id="16" w:name="_Toc429059809"/>
-      <w:bookmarkStart w:id="17" w:name="_Toc94790455"/>
-      <w:r>
-        <w:t>Design dell’architettura del sistema</w:t>
-      </w:r>
-      <w:bookmarkEnd w:id="16"/>
-      <w:bookmarkEnd w:id="17"/>
     </w:p>
     <w:p>
       <w:pPr>
@@ -6123,13 +7359,70 @@
       <w:pPr>
         <w:pStyle w:val="Titolo2"/>
       </w:pPr>
-      <w:bookmarkStart w:id="18" w:name="_Toc429059810"/>
-      <w:bookmarkStart w:id="19" w:name="_Toc94790456"/>
+      <w:bookmarkStart w:id="16" w:name="_Toc429059810"/>
+      <w:bookmarkStart w:id="17" w:name="_Toc94790456"/>
       <w:r>
         <w:t>Design dei dati</w:t>
       </w:r>
       <w:r>
         <w:t xml:space="preserve"> e database</w:t>
+      </w:r>
+      <w:bookmarkEnd w:id="16"/>
+      <w:bookmarkEnd w:id="17"/>
+    </w:p>
+    <w:p>
+      <w:pPr>
+        <w:rPr>
+          <w:lang w:val="it-IT"/>
+        </w:rPr>
+      </w:pPr>
+      <w:r>
+        <w:rPr>
+          <w:lang w:val="it-IT"/>
+        </w:rPr>
+        <w:t xml:space="preserve">Descrizione delle strutture di dati utilizzate dal programma in base agli attributi e le </w:t>
+      </w:r>
+      <w:r>
+        <w:rPr>
+          <w:lang w:val="it-IT"/>
+        </w:rPr>
+        <w:t>relazioni degli oggetti in uso.</w:t>
+      </w:r>
+    </w:p>
+    <w:p>
+      <w:pPr>
+        <w:rPr>
+          <w:lang w:val="it-IT"/>
+        </w:rPr>
+      </w:pPr>
+      <w:r>
+        <w:rPr>
+          <w:lang w:val="it-IT"/>
+        </w:rPr>
+        <w:t>Schema E-R, schema logico e descrizione.</w:t>
+      </w:r>
+    </w:p>
+    <w:p>
+      <w:pPr>
+        <w:rPr>
+          <w:lang w:val="it-IT"/>
+        </w:rPr>
+      </w:pPr>
+      <w:r>
+        <w:rPr>
+          <w:lang w:val="it-IT"/>
+        </w:rPr>
+        <w:t>Se il diagramma E-R viene modificato, sulla doc dovrà apparire l’ultima versione, mentre le vecchie saranno sui diari.</w:t>
+      </w:r>
+    </w:p>
+    <w:p>
+      <w:pPr>
+        <w:pStyle w:val="Titolo2"/>
+      </w:pPr>
+      <w:bookmarkStart w:id="18" w:name="_Toc429059811"/>
+      <w:bookmarkStart w:id="19" w:name="_Toc94790457"/>
+      <w:r>
+        <w:t>Design delle interfacce</w:t>
       </w:r>
       <w:bookmarkEnd w:id="18"/>
       <w:bookmarkEnd w:id="19"/>
@@ -6144,97 +7437,40 @@
         <w:rPr>
           <w:lang w:val="it-IT"/>
         </w:rPr>
-        <w:t xml:space="preserve">Descrizione delle strutture di dati utilizzate dal programma in base agli attributi e le </w:t>
-      </w:r>
-      <w:r>
-        <w:rPr>
-          <w:lang w:val="it-IT"/>
-        </w:rPr>
-        <w:t>relazioni degli oggetti in uso.</w:t>
-      </w:r>
-    </w:p>
-    <w:p>
-      <w:pPr>
-        <w:rPr>
-          <w:lang w:val="it-IT"/>
-        </w:rPr>
-      </w:pPr>
-      <w:r>
-        <w:rPr>
-          <w:lang w:val="it-IT"/>
-        </w:rPr>
-        <w:t>Schema E-R, schema logico e descrizione.</w:t>
-      </w:r>
-    </w:p>
-    <w:p>
-      <w:pPr>
-        <w:rPr>
-          <w:lang w:val="it-IT"/>
-        </w:rPr>
-      </w:pPr>
-      <w:r>
-        <w:rPr>
-          <w:lang w:val="it-IT"/>
-        </w:rPr>
-        <w:t>Se il diagramma E-R viene modificato, sulla doc dovrà apparire l’ultima versione, mentre le vecchie saranno sui diari.</w:t>
+        <w:t>Descrizione delle interfacce interne ed esterne del sistema e dell’interfaccia utente. La progettazione delle interfacce è basata sulle informazioni rica</w:t>
+      </w:r>
+      <w:r>
+        <w:rPr>
+          <w:lang w:val="it-IT"/>
+        </w:rPr>
+        <w:t xml:space="preserve">vate durante la fase di analisi e realizzata tramite </w:t>
+      </w:r>
+      <w:proofErr w:type="spellStart"/>
+      <w:r>
+        <w:rPr>
+          <w:lang w:val="it-IT"/>
+        </w:rPr>
+        <w:t>mockups</w:t>
+      </w:r>
+      <w:proofErr w:type="spellEnd"/>
+      <w:r>
+        <w:rPr>
+          <w:lang w:val="it-IT"/>
+        </w:rPr>
+        <w:t>.</w:t>
       </w:r>
     </w:p>
     <w:p>
       <w:pPr>
         <w:pStyle w:val="Titolo2"/>
       </w:pPr>
-      <w:bookmarkStart w:id="20" w:name="_Toc429059811"/>
-      <w:bookmarkStart w:id="21" w:name="_Toc94790457"/>
-      <w:r>
-        <w:t>Design delle interfacce</w:t>
+      <w:bookmarkStart w:id="20" w:name="_Toc429059812"/>
+      <w:bookmarkStart w:id="21" w:name="_Toc94790458"/>
+      <w:r>
+        <w:t>Design procedurale</w:t>
       </w:r>
       <w:bookmarkEnd w:id="20"/>
       <w:bookmarkEnd w:id="21"/>
-    </w:p>
-    <w:p>
-      <w:pPr>
-        <w:rPr>
-          <w:lang w:val="it-IT"/>
-        </w:rPr>
-      </w:pPr>
-      <w:r>
-        <w:rPr>
-          <w:lang w:val="it-IT"/>
-        </w:rPr>
-        <w:t>Descrizione delle interfacce interne ed esterne del sistema e dell’interfaccia utente. La progettazione delle interfacce è basata sulle informazioni rica</w:t>
-      </w:r>
-      <w:r>
-        <w:rPr>
-          <w:lang w:val="it-IT"/>
-        </w:rPr>
-        <w:t xml:space="preserve">vate durante la fase di analisi e realizzata tramite </w:t>
-      </w:r>
-      <w:proofErr w:type="spellStart"/>
-      <w:r>
-        <w:rPr>
-          <w:lang w:val="it-IT"/>
-        </w:rPr>
-        <w:t>mockups</w:t>
-      </w:r>
-      <w:proofErr w:type="spellEnd"/>
-      <w:r>
-        <w:rPr>
-          <w:lang w:val="it-IT"/>
-        </w:rPr>
-        <w:t>.</w:t>
-      </w:r>
-    </w:p>
-    <w:p>
-      <w:pPr>
-        <w:pStyle w:val="Titolo2"/>
-      </w:pPr>
-      <w:bookmarkStart w:id="22" w:name="_Toc429059812"/>
-      <w:bookmarkStart w:id="23" w:name="_Toc94790458"/>
-      <w:r>
-        <w:t>Design procedurale</w:t>
-      </w:r>
-      <w:bookmarkEnd w:id="22"/>
-      <w:bookmarkEnd w:id="23"/>
     </w:p>
     <w:p>
       <w:pPr>
@@ -6410,98 +7646,98 @@
           <w:bottom w:val="single" w:sz="4" w:space="1" w:color="auto"/>
         </w:pBdr>
       </w:pPr>
-      <w:bookmarkStart w:id="24" w:name="_Toc461179222"/>
-      <w:bookmarkStart w:id="25" w:name="_Toc94790459"/>
+      <w:bookmarkStart w:id="22" w:name="_Toc461179222"/>
+      <w:bookmarkStart w:id="23" w:name="_Toc94790459"/>
       <w:r>
         <w:lastRenderedPageBreak/>
         <w:t>Implementazione</w:t>
       </w:r>
+      <w:bookmarkEnd w:id="22"/>
+      <w:bookmarkEnd w:id="23"/>
+    </w:p>
+    <w:p>
+      <w:r>
+        <w:t>In questo capitolo dovrà essere mostrato come è stato realizzato il lavoro. Questa parte può differenziarsi dalla progettazione in quanto il risultato ottenuto non per forza può essere come era stato progettato.</w:t>
+      </w:r>
+    </w:p>
+    <w:p>
+      <w:r>
+        <w:t xml:space="preserve">Sulla base di queste informazioni il lavoro svolto dovrà essere riproducibile. </w:t>
+      </w:r>
+    </w:p>
+    <w:p>
+      <w:r>
+        <w:t>In questa parte è richiesto l’inserimento di codice sorgente</w:t>
+      </w:r>
+      <w:r>
+        <w:t xml:space="preserve"> - </w:t>
+      </w:r>
+      <w:r>
+        <w:t>P</w:t>
+      </w:r>
+      <w:r>
+        <w:t xml:space="preserve">rint </w:t>
+      </w:r>
+      <w:r>
+        <w:t>S</w:t>
+      </w:r>
+      <w:r>
+        <w:t xml:space="preserve">creen </w:t>
+      </w:r>
+      <w:r>
+        <w:t xml:space="preserve">- </w:t>
+      </w:r>
+      <w:r>
+        <w:t>di maschere solamente per quei passaggi particolarmente significativi e/o critici.</w:t>
+      </w:r>
+    </w:p>
+    <w:p>
+      <w:r>
+        <w:t>Inoltre,</w:t>
+      </w:r>
+      <w:r>
+        <w:t xml:space="preserve"> dovranno essere descritte eventuali varianti di soluzione o scelte di prodotti con motivazione delle scelte.</w:t>
+      </w:r>
+    </w:p>
+    <w:p>
+      <w:r>
+        <w:t>Non deve apparire nessuna forma di guida d’uso di librerie o di componenti utilizzati. Eventualmente questa va allegata.</w:t>
+      </w:r>
+    </w:p>
+    <w:p>
+      <w:r>
+        <w:t>Per eventuali dettagli si possono inserire riferimenti ai diari.</w:t>
+      </w:r>
+    </w:p>
+    <w:p>
+      <w:pPr>
+        <w:pStyle w:val="Titolo1"/>
+        <w:rPr>
+          <w:lang w:val="it-IT"/>
+        </w:rPr>
+      </w:pPr>
+      <w:bookmarkStart w:id="24" w:name="_Toc461179223"/>
+      <w:bookmarkStart w:id="25" w:name="_Toc94790460"/>
+      <w:r>
+        <w:rPr>
+          <w:lang w:val="it-IT"/>
+        </w:rPr>
+        <w:t>Test</w:t>
+      </w:r>
       <w:bookmarkEnd w:id="24"/>
       <w:bookmarkEnd w:id="25"/>
     </w:p>
     <w:p>
-      <w:r>
-        <w:t>In questo capitolo dovrà essere mostrato come è stato realizzato il lavoro. Questa parte può differenziarsi dalla progettazione in quanto il risultato ottenuto non per forza può essere come era stato progettato.</w:t>
-      </w:r>
-    </w:p>
-    <w:p>
-      <w:r>
-        <w:t xml:space="preserve">Sulla base di queste informazioni il lavoro svolto dovrà essere riproducibile. </w:t>
-      </w:r>
-    </w:p>
-    <w:p>
-      <w:r>
-        <w:t>In questa parte è richiesto l’inserimento di codice sorgente</w:t>
-      </w:r>
-      <w:r>
-        <w:t xml:space="preserve"> - </w:t>
-      </w:r>
-      <w:r>
-        <w:t>P</w:t>
-      </w:r>
-      <w:r>
-        <w:t xml:space="preserve">rint </w:t>
-      </w:r>
-      <w:r>
-        <w:t>S</w:t>
-      </w:r>
-      <w:r>
-        <w:t xml:space="preserve">creen </w:t>
-      </w:r>
-      <w:r>
-        <w:t xml:space="preserve">- </w:t>
-      </w:r>
-      <w:r>
-        <w:t>di maschere solamente per quei passaggi particolarmente significativi e/o critici.</w:t>
-      </w:r>
-    </w:p>
-    <w:p>
-      <w:r>
-        <w:t>Inoltre,</w:t>
-      </w:r>
-      <w:r>
-        <w:t xml:space="preserve"> dovranno essere descritte eventuali varianti di soluzione o scelte di prodotti con motivazione delle scelte.</w:t>
-      </w:r>
-    </w:p>
-    <w:p>
-      <w:r>
-        <w:t>Non deve apparire nessuna forma di guida d’uso di librerie o di componenti utilizzati. Eventualmente questa va allegata.</w:t>
-      </w:r>
-    </w:p>
-    <w:p>
-      <w:r>
-        <w:t>Per eventuali dettagli si possono inserire riferimenti ai diari.</w:t>
-      </w:r>
-    </w:p>
-    <w:p>
-      <w:pPr>
-        <w:pStyle w:val="Titolo1"/>
-        <w:rPr>
-          <w:lang w:val="it-IT"/>
-        </w:rPr>
-      </w:pPr>
-      <w:bookmarkStart w:id="26" w:name="_Toc461179223"/>
-      <w:bookmarkStart w:id="27" w:name="_Toc94790460"/>
-      <w:r>
-        <w:rPr>
-          <w:lang w:val="it-IT"/>
-        </w:rPr>
-        <w:t>Test</w:t>
+      <w:pPr>
+        <w:pStyle w:val="Titolo2"/>
+      </w:pPr>
+      <w:bookmarkStart w:id="26" w:name="_Toc461179224"/>
+      <w:bookmarkStart w:id="27" w:name="_Toc94790461"/>
+      <w:r>
+        <w:t>Protocollo di test</w:t>
       </w:r>
       <w:bookmarkEnd w:id="26"/>
       <w:bookmarkEnd w:id="27"/>
-    </w:p>
-    <w:p>
-      <w:pPr>
-        <w:pStyle w:val="Titolo2"/>
-      </w:pPr>
-      <w:bookmarkStart w:id="28" w:name="_Toc461179224"/>
-      <w:bookmarkStart w:id="29" w:name="_Toc94790461"/>
-      <w:r>
-        <w:t>Protocollo di test</w:t>
-      </w:r>
-      <w:bookmarkEnd w:id="28"/>
-      <w:bookmarkEnd w:id="29"/>
     </w:p>
     <w:p>
       <w:pPr>
@@ -7538,7 +8774,7 @@
           <w:lang w:val="fr-CH"/>
         </w:rPr>
       </w:pPr>
-      <w:bookmarkStart w:id="30" w:name="_Toc461179225"/>
+      <w:bookmarkStart w:id="28" w:name="_Toc461179225"/>
       <w:r>
         <w:rPr>
           <w:lang w:val="fr-CH"/>
@@ -7550,11 +8786,39 @@
       <w:pPr>
         <w:pStyle w:val="Titolo2"/>
       </w:pPr>
-      <w:bookmarkStart w:id="31" w:name="_Toc94790462"/>
+      <w:bookmarkStart w:id="29" w:name="_Toc94790462"/>
       <w:r>
         <w:lastRenderedPageBreak/>
         <w:t>Risultati test</w:t>
       </w:r>
+      <w:bookmarkEnd w:id="28"/>
+      <w:bookmarkEnd w:id="29"/>
+    </w:p>
+    <w:p>
+      <w:pPr>
+        <w:rPr>
+          <w:lang w:val="it-IT"/>
+        </w:rPr>
+      </w:pPr>
+      <w:r>
+        <w:rPr>
+          <w:lang w:val="it-IT"/>
+        </w:rPr>
+        <w:t>Tabella riassuntiva in cui si inseriscono i test riusciti e non del prodotto finale. Se un test non riesce e viene corretto l’errore, questo dovrà risultare nel documento finale come riuscito (la procedura della correzione apparirà nel diario), altrimenti dovrà essere descritto l’errore con eventuali ipotesi di correzione.</w:t>
+      </w:r>
+    </w:p>
+    <w:p>
+      <w:pPr>
+        <w:pStyle w:val="Titolo2"/>
+      </w:pPr>
+      <w:bookmarkStart w:id="30" w:name="_Toc461179226"/>
+      <w:bookmarkStart w:id="31" w:name="_Toc94790463"/>
+      <w:r>
+        <w:t>Mancanze</w:t>
+      </w:r>
+      <w:r>
+        <w:t>/limitazioni conosciute</w:t>
+      </w:r>
       <w:bookmarkEnd w:id="30"/>
       <w:bookmarkEnd w:id="31"/>
     </w:p>
@@ -7568,20 +8832,23 @@
         <w:rPr>
           <w:lang w:val="it-IT"/>
         </w:rPr>
-        <w:t>Tabella riassuntiva in cui si inseriscono i test riusciti e non del prodotto finale. Se un test non riesce e viene corretto l’errore, questo dovrà risultare nel documento finale come riuscito (la procedura della correzione apparirà nel diario), altrimenti dovrà essere descritto l’errore con eventuali ipotesi di correzione.</w:t>
-      </w:r>
-    </w:p>
-    <w:p>
-      <w:pPr>
-        <w:pStyle w:val="Titolo2"/>
-      </w:pPr>
-      <w:bookmarkStart w:id="32" w:name="_Toc461179226"/>
-      <w:bookmarkStart w:id="33" w:name="_Toc94790463"/>
-      <w:r>
-        <w:t>Mancanze</w:t>
-      </w:r>
-      <w:r>
-        <w:t>/limitazioni conosciute</w:t>
+        <w:t>Descrizione con motivazione di eventuali elementi mancanti o non completamente implementati, al di fuori dei test case. Non devono essere riportati gli errori e i problemi riscontrati e poi risolti durante il progetto.</w:t>
+      </w:r>
+    </w:p>
+    <w:p>
+      <w:pPr>
+        <w:pStyle w:val="Titolo1"/>
+        <w:rPr>
+          <w:lang w:val="it-IT"/>
+        </w:rPr>
+      </w:pPr>
+      <w:bookmarkStart w:id="32" w:name="_Toc461179227"/>
+      <w:bookmarkStart w:id="33" w:name="_Toc94790464"/>
+      <w:r>
+        <w:rPr>
+          <w:lang w:val="it-IT"/>
+        </w:rPr>
+        <w:t>Consuntivo</w:t>
       </w:r>
       <w:bookmarkEnd w:id="32"/>
       <w:bookmarkEnd w:id="33"/>
@@ -7596,7 +8863,45 @@
         <w:rPr>
           <w:lang w:val="it-IT"/>
         </w:rPr>
-        <w:t>Descrizione con motivazione di eventuali elementi mancanti o non completamente implementati, al di fuori dei test case. Non devono essere riportati gli errori e i problemi riscontrati e poi risolti durante il progetto.</w:t>
+        <w:t>Consuntivo del tempo di lavoro effettivo e considerazioni riguardo le differenze rispetto alla pianificazione (cap</w:t>
+      </w:r>
+      <w:r>
+        <w:rPr>
+          <w:lang w:val="it-IT"/>
+        </w:rPr>
+        <w:t>.</w:t>
+      </w:r>
+      <w:r>
+        <w:rPr>
+          <w:lang w:val="it-IT"/>
+        </w:rPr>
+        <w:t xml:space="preserve"> 1.7) (ad esempio </w:t>
+      </w:r>
+      <w:proofErr w:type="spellStart"/>
+      <w:r>
+        <w:rPr>
+          <w:lang w:val="it-IT"/>
+        </w:rPr>
+        <w:t>Gan</w:t>
+      </w:r>
+      <w:r>
+        <w:rPr>
+          <w:lang w:val="it-IT"/>
+        </w:rPr>
+        <w:t>t</w:t>
+      </w:r>
+      <w:r>
+        <w:rPr>
+          <w:lang w:val="it-IT"/>
+        </w:rPr>
+        <w:t>t</w:t>
+      </w:r>
+      <w:proofErr w:type="spellEnd"/>
+      <w:r>
+        <w:rPr>
+          <w:lang w:val="it-IT"/>
+        </w:rPr>
+        <w:t xml:space="preserve"> consuntivo).</w:t>
       </w:r>
     </w:p>
     <w:p>
@@ -7606,13 +8911,13 @@
           <w:lang w:val="it-IT"/>
         </w:rPr>
       </w:pPr>
-      <w:bookmarkStart w:id="34" w:name="_Toc461179227"/>
-      <w:bookmarkStart w:id="35" w:name="_Toc94790464"/>
-      <w:r>
-        <w:rPr>
-          <w:lang w:val="it-IT"/>
-        </w:rPr>
-        <w:t>Consuntivo</w:t>
+      <w:bookmarkStart w:id="34" w:name="_Toc461179228"/>
+      <w:bookmarkStart w:id="35" w:name="_Toc94790465"/>
+      <w:r>
+        <w:rPr>
+          <w:lang w:val="it-IT"/>
+        </w:rPr>
+        <w:t>Conclusioni</w:t>
       </w:r>
       <w:bookmarkEnd w:id="34"/>
       <w:bookmarkEnd w:id="35"/>
@@ -7627,7 +8932,73 @@
         <w:rPr>
           <w:lang w:val="it-IT"/>
         </w:rPr>
-        <w:t>Consuntivo del tempo di lavoro effettivo e considerazioni riguardo le differenze rispetto alla pianificazione (cap</w:t>
+        <w:t>Quali sono le implicazioni della mia soluzione? Che impatto avrà?</w:t>
+      </w:r>
+      <w:r>
+        <w:rPr>
+          <w:lang w:val="it-IT"/>
+        </w:rPr>
+        <w:t xml:space="preserve"> Cambierà il mondo? È un successo importante? È </w:t>
+      </w:r>
+      <w:r>
+        <w:rPr>
+          <w:lang w:val="it-IT"/>
+        </w:rPr>
+        <w:t>solo un</w:t>
+      </w:r>
+      <w:r>
+        <w:rPr>
+          <w:lang w:val="it-IT"/>
+        </w:rPr>
+        <w:t>’</w:t>
+      </w:r>
+      <w:r>
+        <w:rPr>
+          <w:lang w:val="it-IT"/>
+        </w:rPr>
+        <w:t>aggiunta</w:t>
+      </w:r>
+      <w:r>
+        <w:rPr>
+          <w:lang w:val="it-IT"/>
+        </w:rPr>
+        <w:t xml:space="preserve"> marginale o</w:t>
+      </w:r>
+      <w:r>
+        <w:rPr>
+          <w:lang w:val="it-IT"/>
+        </w:rPr>
+        <w:t xml:space="preserve"> è semplicemente servita per scoprire che questo percorso è</w:t>
+      </w:r>
+      <w:r>
+        <w:rPr>
+          <w:lang w:val="it-IT"/>
+        </w:rPr>
+        <w:t xml:space="preserve"> stato</w:t>
+      </w:r>
+      <w:r>
+        <w:rPr>
+          <w:lang w:val="it-IT"/>
+        </w:rPr>
+        <w:t xml:space="preserve"> una perdita di tempo? I ris</w:t>
+      </w:r>
+      <w:r>
+        <w:rPr>
+          <w:lang w:val="it-IT"/>
+        </w:rPr>
+        <w:t xml:space="preserve">ultati ottenuti sono generali, </w:t>
+      </w:r>
+      <w:r>
+        <w:rPr>
+          <w:lang w:val="it-IT"/>
+        </w:rPr>
+        <w:t>facilmente generalizzabili o sono specifici di un caso particolare?</w:t>
+      </w:r>
+      <w:r>
+        <w:rPr>
+          <w:lang w:val="it-IT"/>
+        </w:rPr>
+        <w:t xml:space="preserve"> ecc</w:t>
       </w:r>
       <w:r>
         <w:rPr>
@@ -7635,39 +9006,15 @@
         </w:rPr>
         <w:t>.</w:t>
       </w:r>
-      <w:r>
-        <w:rPr>
-          <w:lang w:val="it-IT"/>
-        </w:rPr>
-        <w:t xml:space="preserve"> 1.7) (ad esempio Gan</w:t>
-      </w:r>
-      <w:r>
-        <w:rPr>
-          <w:lang w:val="it-IT"/>
-        </w:rPr>
-        <w:t>t</w:t>
-      </w:r>
-      <w:r>
-        <w:rPr>
-          <w:lang w:val="it-IT"/>
-        </w:rPr>
-        <w:t>t consuntivo).</w:t>
-      </w:r>
-    </w:p>
-    <w:p>
-      <w:pPr>
-        <w:pStyle w:val="Titolo1"/>
-        <w:rPr>
-          <w:lang w:val="it-IT"/>
-        </w:rPr>
-      </w:pPr>
-      <w:bookmarkStart w:id="36" w:name="_Toc461179228"/>
-      <w:bookmarkStart w:id="37" w:name="_Toc94790465"/>
-      <w:r>
-        <w:rPr>
-          <w:lang w:val="it-IT"/>
-        </w:rPr>
-        <w:t>Conclusioni</w:t>
+    </w:p>
+    <w:p>
+      <w:pPr>
+        <w:pStyle w:val="Titolo2"/>
+      </w:pPr>
+      <w:bookmarkStart w:id="36" w:name="_Toc461179229"/>
+      <w:bookmarkStart w:id="37" w:name="_Toc94790466"/>
+      <w:r>
+        <w:t>Sviluppi futuri</w:t>
       </w:r>
       <w:bookmarkEnd w:id="36"/>
       <w:bookmarkEnd w:id="37"/>
@@ -7682,89 +9029,17 @@
         <w:rPr>
           <w:lang w:val="it-IT"/>
         </w:rPr>
-        <w:t>Quali sono le implicazioni della mia soluzione? Che impatto avrà?</w:t>
-      </w:r>
-      <w:r>
-        <w:rPr>
-          <w:lang w:val="it-IT"/>
-        </w:rPr>
-        <w:t xml:space="preserve"> Cambierà il mondo? È un successo importante? È </w:t>
-      </w:r>
-      <w:r>
-        <w:rPr>
-          <w:lang w:val="it-IT"/>
-        </w:rPr>
-        <w:t>solo un</w:t>
-      </w:r>
-      <w:r>
-        <w:rPr>
-          <w:lang w:val="it-IT"/>
-        </w:rPr>
-        <w:t>’</w:t>
-      </w:r>
-      <w:r>
-        <w:rPr>
-          <w:lang w:val="it-IT"/>
-        </w:rPr>
-        <w:t>aggiunta</w:t>
-      </w:r>
-      <w:r>
-        <w:rPr>
-          <w:lang w:val="it-IT"/>
-        </w:rPr>
-        <w:t xml:space="preserve"> marginale o</w:t>
-      </w:r>
-      <w:r>
-        <w:rPr>
-          <w:lang w:val="it-IT"/>
-        </w:rPr>
-        <w:t xml:space="preserve"> è semplicemente servita per scoprire che questo percorso è</w:t>
-      </w:r>
-      <w:r>
-        <w:rPr>
-          <w:lang w:val="it-IT"/>
-        </w:rPr>
-        <w:t xml:space="preserve"> stato</w:t>
-      </w:r>
-      <w:r>
-        <w:rPr>
-          <w:lang w:val="it-IT"/>
-        </w:rPr>
-        <w:t xml:space="preserve"> una perdita di tempo? I ris</w:t>
-      </w:r>
-      <w:r>
-        <w:rPr>
-          <w:lang w:val="it-IT"/>
-        </w:rPr>
-        <w:t xml:space="preserve">ultati ottenuti sono generali, </w:t>
-      </w:r>
-      <w:r>
-        <w:rPr>
-          <w:lang w:val="it-IT"/>
-        </w:rPr>
-        <w:t>facilmente generalizzabili o sono specifici di un caso particolare?</w:t>
-      </w:r>
-      <w:r>
-        <w:rPr>
-          <w:lang w:val="it-IT"/>
-        </w:rPr>
-        <w:t xml:space="preserve"> ecc</w:t>
-      </w:r>
-      <w:r>
-        <w:rPr>
-          <w:lang w:val="it-IT"/>
-        </w:rPr>
-        <w:t>.</w:t>
+        <w:t>Migliorie o estensioni che possono essere sviluppate sul prodotto.</w:t>
       </w:r>
     </w:p>
     <w:p>
       <w:pPr>
         <w:pStyle w:val="Titolo2"/>
       </w:pPr>
-      <w:bookmarkStart w:id="38" w:name="_Toc461179229"/>
-      <w:bookmarkStart w:id="39" w:name="_Toc94790466"/>
-      <w:r>
-        <w:t>Sviluppi futuri</w:t>
+      <w:bookmarkStart w:id="38" w:name="_Toc461179230"/>
+      <w:bookmarkStart w:id="39" w:name="_Toc94790467"/>
+      <w:r>
+        <w:t>Considerazioni personali</w:t>
       </w:r>
       <w:bookmarkEnd w:id="38"/>
       <w:bookmarkEnd w:id="39"/>
@@ -7779,56 +9054,31 @@
         <w:rPr>
           <w:lang w:val="it-IT"/>
         </w:rPr>
-        <w:t>Migliorie o estensioni che possono essere sviluppate sul prodotto.</w:t>
-      </w:r>
-    </w:p>
-    <w:p>
-      <w:pPr>
-        <w:pStyle w:val="Titolo2"/>
-      </w:pPr>
-      <w:bookmarkStart w:id="40" w:name="_Toc461179230"/>
-      <w:bookmarkStart w:id="41" w:name="_Toc94790467"/>
-      <w:r>
-        <w:t>Considerazioni personali</w:t>
+        <w:t>Cosa ho imparato in questo progetto? ecc</w:t>
+      </w:r>
+      <w:r>
+        <w:rPr>
+          <w:lang w:val="it-IT"/>
+        </w:rPr>
+        <w:t>.</w:t>
+      </w:r>
+    </w:p>
+    <w:p>
+      <w:pPr>
+        <w:pStyle w:val="Titolo1"/>
+        <w:rPr>
+          <w:lang w:val="it-IT"/>
+        </w:rPr>
+      </w:pPr>
+      <w:bookmarkStart w:id="40" w:name="_Toc94790468"/>
+      <w:bookmarkStart w:id="41" w:name="_Toc461179232"/>
+      <w:r>
+        <w:rPr>
+          <w:lang w:val="it-IT"/>
+        </w:rPr>
+        <w:t>Glossario</w:t>
       </w:r>
       <w:bookmarkEnd w:id="40"/>
-      <w:bookmarkEnd w:id="41"/>
-    </w:p>
-    <w:p>
-      <w:pPr>
-        <w:rPr>
-          <w:lang w:val="it-IT"/>
-        </w:rPr>
-      </w:pPr>
-      <w:r>
-        <w:rPr>
-          <w:lang w:val="it-IT"/>
-        </w:rPr>
-        <w:t>Cosa ho imparato in questo progetto? ecc</w:t>
-      </w:r>
-      <w:r>
-        <w:rPr>
-          <w:lang w:val="it-IT"/>
-        </w:rPr>
-        <w:t>.</w:t>
-      </w:r>
-    </w:p>
-    <w:p>
-      <w:pPr>
-        <w:pStyle w:val="Titolo1"/>
-        <w:rPr>
-          <w:lang w:val="it-IT"/>
-        </w:rPr>
-      </w:pPr>
-      <w:bookmarkStart w:id="42" w:name="_Toc94790468"/>
-      <w:bookmarkStart w:id="43" w:name="_Toc461179232"/>
-      <w:r>
-        <w:rPr>
-          <w:lang w:val="it-IT"/>
-        </w:rPr>
-        <w:t>Glossario</w:t>
-      </w:r>
-      <w:bookmarkEnd w:id="42"/>
     </w:p>
     <w:p>
       <w:pPr>
@@ -8054,7 +9304,7 @@
           <w:lang w:val="it-IT"/>
         </w:rPr>
       </w:pPr>
-      <w:bookmarkStart w:id="44" w:name="_Toc94790469"/>
+      <w:bookmarkStart w:id="42" w:name="_Toc94790469"/>
       <w:r>
         <w:rPr>
           <w:lang w:val="it-IT"/>
@@ -8076,18 +9326,18 @@
         <w:lastRenderedPageBreak/>
         <w:t>Bibliografia</w:t>
       </w:r>
-      <w:bookmarkEnd w:id="44"/>
+      <w:bookmarkEnd w:id="42"/>
     </w:p>
     <w:p>
       <w:pPr>
         <w:pStyle w:val="Titolo2"/>
       </w:pPr>
-      <w:bookmarkStart w:id="45" w:name="_Toc94790470"/>
+      <w:bookmarkStart w:id="43" w:name="_Toc94790470"/>
       <w:r>
         <w:t>Bibliografia per articoli di riviste:</w:t>
       </w:r>
+      <w:bookmarkEnd w:id="41"/>
       <w:bookmarkEnd w:id="43"/>
-      <w:bookmarkEnd w:id="45"/>
     </w:p>
     <w:p>
       <w:pPr>
@@ -8196,13 +9446,13 @@
       <w:pPr>
         <w:pStyle w:val="Titolo2"/>
       </w:pPr>
-      <w:bookmarkStart w:id="46" w:name="_Toc461179233"/>
-      <w:bookmarkStart w:id="47" w:name="_Toc94790471"/>
+      <w:bookmarkStart w:id="44" w:name="_Toc461179233"/>
+      <w:bookmarkStart w:id="45" w:name="_Toc94790471"/>
       <w:r>
         <w:t>Bibliografia per libri</w:t>
       </w:r>
-      <w:bookmarkEnd w:id="46"/>
-      <w:bookmarkEnd w:id="47"/>
+      <w:bookmarkEnd w:id="44"/>
+      <w:bookmarkEnd w:id="45"/>
     </w:p>
     <w:p>
       <w:pPr>
@@ -8327,18 +9577,18 @@
           <w:lang w:val="it-IT"/>
         </w:rPr>
       </w:pPr>
-      <w:bookmarkStart w:id="48" w:name="_Toc461179234"/>
+      <w:bookmarkStart w:id="46" w:name="_Toc461179234"/>
     </w:p>
     <w:p>
       <w:pPr>
         <w:pStyle w:val="Titolo2"/>
       </w:pPr>
-      <w:bookmarkStart w:id="49" w:name="_Toc94790472"/>
+      <w:bookmarkStart w:id="47" w:name="_Toc94790472"/>
       <w:r>
         <w:t>Sitografia</w:t>
       </w:r>
-      <w:bookmarkEnd w:id="48"/>
-      <w:bookmarkEnd w:id="49"/>
+      <w:bookmarkEnd w:id="46"/>
+      <w:bookmarkEnd w:id="47"/>
     </w:p>
     <w:p>
       <w:pPr>
@@ -8496,16 +9746,16 @@
           <w:lang w:val="it-IT"/>
         </w:rPr>
       </w:pPr>
-      <w:bookmarkStart w:id="50" w:name="_Toc461179235"/>
-      <w:bookmarkStart w:id="51" w:name="_Toc94790473"/>
+      <w:bookmarkStart w:id="48" w:name="_Toc461179235"/>
+      <w:bookmarkStart w:id="49" w:name="_Toc94790473"/>
       <w:r>
         <w:rPr>
           <w:lang w:val="it-IT"/>
         </w:rPr>
         <w:t>Allegati</w:t>
       </w:r>
-      <w:bookmarkEnd w:id="50"/>
-      <w:bookmarkEnd w:id="51"/>
+      <w:bookmarkEnd w:id="48"/>
+      <w:bookmarkEnd w:id="49"/>
     </w:p>
     <w:p>
       <w:pPr>
@@ -8693,7 +9943,7 @@
 </file>
 
 <file path=word/endnotes.xml><?xml version="1.0" encoding="utf-8"?>
-<w:endnotes xmlns:wpc="http://schemas.microsoft.com/office/word/2010/wordprocessingCanvas" xmlns:cx="http://schemas.microsoft.com/office/drawing/2014/chartex" xmlns:cx1="http://schemas.microsoft.com/office/drawing/2015/9/8/chartex" xmlns:cx2="http://schemas.microsoft.com/office/drawing/2015/10/21/chartex" xmlns:cx3="http://schemas.microsoft.com/office/drawing/2016/5/9/chartex" xmlns:cx4="http://schemas.microsoft.com/office/drawing/2016/5/10/chartex" xmlns:cx5="http://schemas.microsoft.com/office/drawing/2016/5/11/chartex" xmlns:cx6="http://schemas.microsoft.com/office/drawing/2016/5/12/chartex" xmlns:cx7="http://schemas.microsoft.com/office/drawing/2016/5/13/chartex" xmlns:cx8="http://schemas.microsoft.com/office/drawing/2016/5/14/chartex" xmlns:mc="http://schemas.openxmlformats.org/markup-compatibility/2006" xmlns:aink="http://schemas.microsoft.com/office/drawing/2016/ink" xmlns:am3d="http://schemas.microsoft.com/office/drawing/2017/model3d" xmlns:o="urn:schemas-microsoft-com:office:office" xmlns:r="http://schemas.openxmlformats.org/officeDocument/2006/relationships" xmlns:m="http://schemas.openxmlformats.org/officeDocument/2006/math" xmlns:v="urn:schemas-microsoft-com:vml" xmlns:wp14="http://schemas.microsoft.com/office/word/2010/wordprocessingDrawing" xmlns:wp="http://schemas.openxmlformats.org/drawingml/2006/wordprocessingDrawing" xmlns:w10="urn:schemas-microsoft-com:office:word" xmlns:w="http://schemas.openxmlformats.org/wordprocessingml/2006/main" xmlns:w14="http://schemas.microsoft.com/office/word/2010/wordml" xmlns:w15="http://schemas.microsoft.com/office/word/2012/wordml" xmlns:w16cid="http://schemas.microsoft.com/office/word/2016/wordml/cid" xmlns:w16se="http://schemas.microsoft.com/office/word/2015/wordml/symex" xmlns:wpg="http://schemas.microsoft.com/office/word/2010/wordprocessingGroup" xmlns:wpi="http://schemas.microsoft.com/office/word/2010/wordprocessingInk" xmlns:wne="http://schemas.microsoft.com/office/word/2006/wordml" xmlns:wps="http://schemas.microsoft.com/office/word/2010/wordprocessingShape" mc:Ignorable="w14 w15 w16se w16cid wp14">
+<w:endnotes xmlns:wpc="http://schemas.microsoft.com/office/word/2010/wordprocessingCanvas" xmlns:cx="http://schemas.microsoft.com/office/drawing/2014/chartex" xmlns:cx1="http://schemas.microsoft.com/office/drawing/2015/9/8/chartex" xmlns:cx2="http://schemas.microsoft.com/office/drawing/2015/10/21/chartex" xmlns:cx3="http://schemas.microsoft.com/office/drawing/2016/5/9/chartex" xmlns:cx4="http://schemas.microsoft.com/office/drawing/2016/5/10/chartex" xmlns:cx5="http://schemas.microsoft.com/office/drawing/2016/5/11/chartex" xmlns:cx6="http://schemas.microsoft.com/office/drawing/2016/5/12/chartex" xmlns:cx7="http://schemas.microsoft.com/office/drawing/2016/5/13/chartex" xmlns:cx8="http://schemas.microsoft.com/office/drawing/2016/5/14/chartex" xmlns:mc="http://schemas.openxmlformats.org/markup-compatibility/2006" xmlns:aink="http://schemas.microsoft.com/office/drawing/2016/ink" xmlns:am3d="http://schemas.microsoft.com/office/drawing/2017/model3d" xmlns:o="urn:schemas-microsoft-com:office:office" xmlns:oel="http://schemas.microsoft.com/office/2019/extlst" xmlns:r="http://schemas.openxmlformats.org/officeDocument/2006/relationships" xmlns:m="http://schemas.openxmlformats.org/officeDocument/2006/math" xmlns:v="urn:schemas-microsoft-com:vml" xmlns:wp14="http://schemas.microsoft.com/office/word/2010/wordprocessingDrawing" xmlns:wp="http://schemas.openxmlformats.org/drawingml/2006/wordprocessingDrawing" xmlns:w10="urn:schemas-microsoft-com:office:word" xmlns:w="http://schemas.openxmlformats.org/wordprocessingml/2006/main" xmlns:w14="http://schemas.microsoft.com/office/word/2010/wordml" xmlns:w15="http://schemas.microsoft.com/office/word/2012/wordml" xmlns:w16cex="http://schemas.microsoft.com/office/word/2018/wordml/cex" xmlns:w16cid="http://schemas.microsoft.com/office/word/2016/wordml/cid" xmlns:w16="http://schemas.microsoft.com/office/word/2018/wordml" xmlns:w16du="http://schemas.microsoft.com/office/word/2023/wordml/word16du" xmlns:w16sdtdh="http://schemas.microsoft.com/office/word/2020/wordml/sdtdatahash" xmlns:w16sdtfl="http://schemas.microsoft.com/office/word/2024/wordml/sdtformatlock" xmlns:w16se="http://schemas.microsoft.com/office/word/2015/wordml/symex" xmlns:wpg="http://schemas.microsoft.com/office/word/2010/wordprocessingGroup" xmlns:wpi="http://schemas.microsoft.com/office/word/2010/wordprocessingInk" xmlns:wne="http://schemas.microsoft.com/office/word/2006/wordml" xmlns:wps="http://schemas.microsoft.com/office/word/2010/wordprocessingShape" mc:Ignorable="w14 w15 w16se w16cid w16 w16cex w16sdtdh w16sdtfl w16du wp14">
   <w:endnote w:type="separator" w:id="-1">
     <w:p>
       <w:r>
@@ -8712,7 +9962,7 @@
 </file>
 
 <file path=word/footer1.xml><?xml version="1.0" encoding="utf-8"?>
-<w:ftr xmlns:wpc="http://schemas.microsoft.com/office/word/2010/wordprocessingCanvas" xmlns:cx="http://schemas.microsoft.com/office/drawing/2014/chartex" xmlns:cx1="http://schemas.microsoft.com/office/drawing/2015/9/8/chartex" xmlns:cx2="http://schemas.microsoft.com/office/drawing/2015/10/21/chartex" xmlns:cx3="http://schemas.microsoft.com/office/drawing/2016/5/9/chartex" xmlns:cx4="http://schemas.microsoft.com/office/drawing/2016/5/10/chartex" xmlns:cx5="http://schemas.microsoft.com/office/drawing/2016/5/11/chartex" xmlns:cx6="http://schemas.microsoft.com/office/drawing/2016/5/12/chartex" xmlns:cx7="http://schemas.microsoft.com/office/drawing/2016/5/13/chartex" xmlns:cx8="http://schemas.microsoft.com/office/drawing/2016/5/14/chartex" xmlns:mc="http://schemas.openxmlformats.org/markup-compatibility/2006" xmlns:aink="http://schemas.microsoft.com/office/drawing/2016/ink" xmlns:am3d="http://schemas.microsoft.com/office/drawing/2017/model3d" xmlns:o="urn:schemas-microsoft-com:office:office" xmlns:r="http://schemas.openxmlformats.org/officeDocument/2006/relationships" xmlns:m="http://schemas.openxmlformats.org/officeDocument/2006/math" xmlns:v="urn:schemas-microsoft-com:vml" xmlns:wp14="http://schemas.microsoft.com/office/word/2010/wordprocessingDrawing" xmlns:wp="http://schemas.openxmlformats.org/drawingml/2006/wordprocessingDrawing" xmlns:w10="urn:schemas-microsoft-com:office:word" xmlns:w="http://schemas.openxmlformats.org/wordprocessingml/2006/main" xmlns:w14="http://schemas.microsoft.com/office/word/2010/wordml" xmlns:w15="http://schemas.microsoft.com/office/word/2012/wordml" xmlns:w16cid="http://schemas.microsoft.com/office/word/2016/wordml/cid" xmlns:w16se="http://schemas.microsoft.com/office/word/2015/wordml/symex" xmlns:wpg="http://schemas.microsoft.com/office/word/2010/wordprocessingGroup" xmlns:wpi="http://schemas.microsoft.com/office/word/2010/wordprocessingInk" xmlns:wne="http://schemas.microsoft.com/office/word/2006/wordml" xmlns:wps="http://schemas.microsoft.com/office/word/2010/wordprocessingShape" mc:Ignorable="w14 w15 w16se w16cid wp14">
+<w:ftr xmlns:wpc="http://schemas.microsoft.com/office/word/2010/wordprocessingCanvas" xmlns:cx="http://schemas.microsoft.com/office/drawing/2014/chartex" xmlns:cx1="http://schemas.microsoft.com/office/drawing/2015/9/8/chartex" xmlns:cx2="http://schemas.microsoft.com/office/drawing/2015/10/21/chartex" xmlns:cx3="http://schemas.microsoft.com/office/drawing/2016/5/9/chartex" xmlns:cx4="http://schemas.microsoft.com/office/drawing/2016/5/10/chartex" xmlns:cx5="http://schemas.microsoft.com/office/drawing/2016/5/11/chartex" xmlns:cx6="http://schemas.microsoft.com/office/drawing/2016/5/12/chartex" xmlns:cx7="http://schemas.microsoft.com/office/drawing/2016/5/13/chartex" xmlns:cx8="http://schemas.microsoft.com/office/drawing/2016/5/14/chartex" xmlns:mc="http://schemas.openxmlformats.org/markup-compatibility/2006" xmlns:aink="http://schemas.microsoft.com/office/drawing/2016/ink" xmlns:am3d="http://schemas.microsoft.com/office/drawing/2017/model3d" xmlns:o="urn:schemas-microsoft-com:office:office" xmlns:oel="http://schemas.microsoft.com/office/2019/extlst" xmlns:r="http://schemas.openxmlformats.org/officeDocument/2006/relationships" xmlns:m="http://schemas.openxmlformats.org/officeDocument/2006/math" xmlns:v="urn:schemas-microsoft-com:vml" xmlns:wp14="http://schemas.microsoft.com/office/word/2010/wordprocessingDrawing" xmlns:wp="http://schemas.openxmlformats.org/drawingml/2006/wordprocessingDrawing" xmlns:w10="urn:schemas-microsoft-com:office:word" xmlns:w="http://schemas.openxmlformats.org/wordprocessingml/2006/main" xmlns:w14="http://schemas.microsoft.com/office/word/2010/wordml" xmlns:w15="http://schemas.microsoft.com/office/word/2012/wordml" xmlns:w16cex="http://schemas.microsoft.com/office/word/2018/wordml/cex" xmlns:w16cid="http://schemas.microsoft.com/office/word/2016/wordml/cid" xmlns:w16="http://schemas.microsoft.com/office/word/2018/wordml" xmlns:w16du="http://schemas.microsoft.com/office/word/2023/wordml/word16du" xmlns:w16sdtdh="http://schemas.microsoft.com/office/word/2020/wordml/sdtdatahash" xmlns:w16sdtfl="http://schemas.microsoft.com/office/word/2024/wordml/sdtformatlock" xmlns:w16se="http://schemas.microsoft.com/office/word/2015/wordml/symex" xmlns:wpg="http://schemas.microsoft.com/office/word/2010/wordprocessingGroup" xmlns:wpi="http://schemas.microsoft.com/office/word/2010/wordprocessingInk" xmlns:wne="http://schemas.microsoft.com/office/word/2006/wordml" xmlns:wps="http://schemas.microsoft.com/office/word/2010/wordprocessingShape" mc:Ignorable="w14 w15 w16se w16cid w16 w16cex w16sdtdh w16sdtfl w16du wp14">
   <w:p>
     <w:pPr>
       <w:pStyle w:val="Pidipagina"/>
@@ -8766,7 +10016,6 @@
       <w:tab/>
     </w:r>
     <w:proofErr w:type="spellStart"/>
-    <w:proofErr w:type="gramStart"/>
     <w:r>
       <w:rPr>
         <w:lang w:val="fr-CH"/>
@@ -8778,29 +10027,22 @@
       <w:rPr>
         <w:lang w:val="fr-CH"/>
       </w:rPr>
-      <w:t>:</w:t>
-    </w:r>
-    <w:proofErr w:type="gramEnd"/>
-    <w:r>
-      <w:rPr>
-        <w:lang w:val="fr-CH"/>
-      </w:rPr>
-      <w:t xml:space="preserve"> 29.01.2025 </w:t>
+      <w:t xml:space="preserve">: 29.01.2025 </w:t>
     </w:r>
   </w:p>
 </w:ftr>
 </file>
 
 <file path=word/footer2.xml><?xml version="1.0" encoding="utf-8"?>
-<w:ftr xmlns:wpc="http://schemas.microsoft.com/office/word/2010/wordprocessingCanvas" xmlns:cx="http://schemas.microsoft.com/office/drawing/2014/chartex" xmlns:cx1="http://schemas.microsoft.com/office/drawing/2015/9/8/chartex" xmlns:cx2="http://schemas.microsoft.com/office/drawing/2015/10/21/chartex" xmlns:cx3="http://schemas.microsoft.com/office/drawing/2016/5/9/chartex" xmlns:cx4="http://schemas.microsoft.com/office/drawing/2016/5/10/chartex" xmlns:cx5="http://schemas.microsoft.com/office/drawing/2016/5/11/chartex" xmlns:cx6="http://schemas.microsoft.com/office/drawing/2016/5/12/chartex" xmlns:cx7="http://schemas.microsoft.com/office/drawing/2016/5/13/chartex" xmlns:cx8="http://schemas.microsoft.com/office/drawing/2016/5/14/chartex" xmlns:mc="http://schemas.openxmlformats.org/markup-compatibility/2006" xmlns:aink="http://schemas.microsoft.com/office/drawing/2016/ink" xmlns:am3d="http://schemas.microsoft.com/office/drawing/2017/model3d" xmlns:o="urn:schemas-microsoft-com:office:office" xmlns:r="http://schemas.openxmlformats.org/officeDocument/2006/relationships" xmlns:m="http://schemas.openxmlformats.org/officeDocument/2006/math" xmlns:v="urn:schemas-microsoft-com:vml" xmlns:wp14="http://schemas.microsoft.com/office/word/2010/wordprocessingDrawing" xmlns:wp="http://schemas.openxmlformats.org/drawingml/2006/wordprocessingDrawing" xmlns:w10="urn:schemas-microsoft-com:office:word" xmlns:w="http://schemas.openxmlformats.org/wordprocessingml/2006/main" xmlns:w14="http://schemas.microsoft.com/office/word/2010/wordml" xmlns:w15="http://schemas.microsoft.com/office/word/2012/wordml" xmlns:w16cid="http://schemas.microsoft.com/office/word/2016/wordml/cid" xmlns:w16se="http://schemas.microsoft.com/office/word/2015/wordml/symex" xmlns:wpg="http://schemas.microsoft.com/office/word/2010/wordprocessingGroup" xmlns:wpi="http://schemas.microsoft.com/office/word/2010/wordprocessingInk" xmlns:wne="http://schemas.microsoft.com/office/word/2006/wordml" xmlns:wps="http://schemas.microsoft.com/office/word/2010/wordprocessingShape" mc:Ignorable="w14 w15 w16se w16cid wp14">
+<w:ftr xmlns:wpc="http://schemas.microsoft.com/office/word/2010/wordprocessingCanvas" xmlns:cx="http://schemas.microsoft.com/office/drawing/2014/chartex" xmlns:cx1="http://schemas.microsoft.com/office/drawing/2015/9/8/chartex" xmlns:cx2="http://schemas.microsoft.com/office/drawing/2015/10/21/chartex" xmlns:cx3="http://schemas.microsoft.com/office/drawing/2016/5/9/chartex" xmlns:cx4="http://schemas.microsoft.com/office/drawing/2016/5/10/chartex" xmlns:cx5="http://schemas.microsoft.com/office/drawing/2016/5/11/chartex" xmlns:cx6="http://schemas.microsoft.com/office/drawing/2016/5/12/chartex" xmlns:cx7="http://schemas.microsoft.com/office/drawing/2016/5/13/chartex" xmlns:cx8="http://schemas.microsoft.com/office/drawing/2016/5/14/chartex" xmlns:mc="http://schemas.openxmlformats.org/markup-compatibility/2006" xmlns:aink="http://schemas.microsoft.com/office/drawing/2016/ink" xmlns:am3d="http://schemas.microsoft.com/office/drawing/2017/model3d" xmlns:o="urn:schemas-microsoft-com:office:office" xmlns:oel="http://schemas.microsoft.com/office/2019/extlst" xmlns:r="http://schemas.openxmlformats.org/officeDocument/2006/relationships" xmlns:m="http://schemas.openxmlformats.org/officeDocument/2006/math" xmlns:v="urn:schemas-microsoft-com:vml" xmlns:wp14="http://schemas.microsoft.com/office/word/2010/wordprocessingDrawing" xmlns:wp="http://schemas.openxmlformats.org/drawingml/2006/wordprocessingDrawing" xmlns:w10="urn:schemas-microsoft-com:office:word" xmlns:w="http://schemas.openxmlformats.org/wordprocessingml/2006/main" xmlns:w14="http://schemas.microsoft.com/office/word/2010/wordml" xmlns:w15="http://schemas.microsoft.com/office/word/2012/wordml" xmlns:w16cex="http://schemas.microsoft.com/office/word/2018/wordml/cex" xmlns:w16cid="http://schemas.microsoft.com/office/word/2016/wordml/cid" xmlns:w16="http://schemas.microsoft.com/office/word/2018/wordml" xmlns:w16du="http://schemas.microsoft.com/office/word/2023/wordml/word16du" xmlns:w16sdtdh="http://schemas.microsoft.com/office/word/2020/wordml/sdtdatahash" xmlns:w16sdtfl="http://schemas.microsoft.com/office/word/2024/wordml/sdtformatlock" xmlns:w16se="http://schemas.microsoft.com/office/word/2015/wordml/symex" xmlns:wpg="http://schemas.microsoft.com/office/word/2010/wordprocessingGroup" xmlns:wpi="http://schemas.microsoft.com/office/word/2010/wordprocessingInk" xmlns:wne="http://schemas.microsoft.com/office/word/2006/wordml" xmlns:wps="http://schemas.microsoft.com/office/word/2010/wordprocessingShape" mc:Ignorable="w14 w15 w16se w16cid w16 w16cex w16sdtdh w16sdtfl w16du wp14">
   <w:tbl>
     <w:tblPr>
       <w:tblW w:w="0" w:type="auto"/>
       <w:tblLook w:val="00A0" w:firstRow="1" w:lastRow="0" w:firstColumn="1" w:lastColumn="0" w:noHBand="0" w:noVBand="0"/>
     </w:tblPr>
     <w:tblGrid>
-      <w:gridCol w:w="2433"/>
-      <w:gridCol w:w="7205"/>
+      <w:gridCol w:w="2435"/>
+      <w:gridCol w:w="7203"/>
     </w:tblGrid>
     <w:tr>
       <w:tc>
@@ -8835,12 +10077,14 @@
               <w:lang w:val="it-IT"/>
             </w:rPr>
           </w:pPr>
+          <w:proofErr w:type="spellStart"/>
           <w:r>
             <w:rPr>
               <w:lang w:val="it-IT"/>
             </w:rPr>
-            <w:t>Esempio di documentazione</w:t>
+            <w:t>Fyt</w:t>
           </w:r>
+          <w:proofErr w:type="spellEnd"/>
         </w:p>
       </w:tc>
     </w:tr>
@@ -8881,7 +10125,7 @@
             <w:rPr>
               <w:lang w:val="it-IT"/>
             </w:rPr>
-            <w:t>Pinco Pallino</w:t>
+            <w:t>Christian Arzani, Andrea Suma, Samuele Ambrosetti, Andrea Negri</w:t>
           </w:r>
         </w:p>
       </w:tc>
@@ -8923,7 +10167,7 @@
             <w:rPr>
               <w:lang w:val="it-IT"/>
             </w:rPr>
-            <w:t>Info X</w:t>
+            <w:t>I3BB/C</w:t>
           </w:r>
         </w:p>
       </w:tc>
@@ -8965,7 +10209,25 @@
             <w:rPr>
               <w:lang w:val="it-IT"/>
             </w:rPr>
-            <w:t>2020/2021</w:t>
+            <w:t>202</w:t>
+          </w:r>
+          <w:r>
+            <w:rPr>
+              <w:lang w:val="it-IT"/>
+            </w:rPr>
+            <w:t>4</w:t>
+          </w:r>
+          <w:r>
+            <w:rPr>
+              <w:lang w:val="it-IT"/>
+            </w:rPr>
+            <w:t>/202</w:t>
+          </w:r>
+          <w:r>
+            <w:rPr>
+              <w:lang w:val="it-IT"/>
+            </w:rPr>
+            <w:t>5</w:t>
           </w:r>
         </w:p>
       </w:tc>
@@ -9007,7 +10269,7 @@
             <w:rPr>
               <w:lang w:val="it-IT"/>
             </w:rPr>
-            <w:t>Alfonzo Alberini</w:t>
+            <w:t>Geo Petrini</w:t>
           </w:r>
         </w:p>
       </w:tc>
@@ -9025,7 +10287,7 @@
 </file>
 
 <file path=word/footnotes.xml><?xml version="1.0" encoding="utf-8"?>
-<w:footnotes xmlns:wpc="http://schemas.microsoft.com/office/word/2010/wordprocessingCanvas" xmlns:cx="http://schemas.microsoft.com/office/drawing/2014/chartex" xmlns:cx1="http://schemas.microsoft.com/office/drawing/2015/9/8/chartex" xmlns:cx2="http://schemas.microsoft.com/office/drawing/2015/10/21/chartex" xmlns:cx3="http://schemas.microsoft.com/office/drawing/2016/5/9/chartex" xmlns:cx4="http://schemas.microsoft.com/office/drawing/2016/5/10/chartex" xmlns:cx5="http://schemas.microsoft.com/office/drawing/2016/5/11/chartex" xmlns:cx6="http://schemas.microsoft.com/office/drawing/2016/5/12/chartex" xmlns:cx7="http://schemas.microsoft.com/office/drawing/2016/5/13/chartex" xmlns:cx8="http://schemas.microsoft.com/office/drawing/2016/5/14/chartex" xmlns:mc="http://schemas.openxmlformats.org/markup-compatibility/2006" xmlns:aink="http://schemas.microsoft.com/office/drawing/2016/ink" xmlns:am3d="http://schemas.microsoft.com/office/drawing/2017/model3d" xmlns:o="urn:schemas-microsoft-com:office:office" xmlns:r="http://schemas.openxmlformats.org/officeDocument/2006/relationships" xmlns:m="http://schemas.openxmlformats.org/officeDocument/2006/math" xmlns:v="urn:schemas-microsoft-com:vml" xmlns:wp14="http://schemas.microsoft.com/office/word/2010/wordprocessingDrawing" xmlns:wp="http://schemas.openxmlformats.org/drawingml/2006/wordprocessingDrawing" xmlns:w10="urn:schemas-microsoft-com:office:word" xmlns:w="http://schemas.openxmlformats.org/wordprocessingml/2006/main" xmlns:w14="http://schemas.microsoft.com/office/word/2010/wordml" xmlns:w15="http://schemas.microsoft.com/office/word/2012/wordml" xmlns:w16cid="http://schemas.microsoft.com/office/word/2016/wordml/cid" xmlns:w16se="http://schemas.microsoft.com/office/word/2015/wordml/symex" xmlns:wpg="http://schemas.microsoft.com/office/word/2010/wordprocessingGroup" xmlns:wpi="http://schemas.microsoft.com/office/word/2010/wordprocessingInk" xmlns:wne="http://schemas.microsoft.com/office/word/2006/wordml" xmlns:wps="http://schemas.microsoft.com/office/word/2010/wordprocessingShape" mc:Ignorable="w14 w15 w16se w16cid wp14">
+<w:footnotes xmlns:wpc="http://schemas.microsoft.com/office/word/2010/wordprocessingCanvas" xmlns:cx="http://schemas.microsoft.com/office/drawing/2014/chartex" xmlns:cx1="http://schemas.microsoft.com/office/drawing/2015/9/8/chartex" xmlns:cx2="http://schemas.microsoft.com/office/drawing/2015/10/21/chartex" xmlns:cx3="http://schemas.microsoft.com/office/drawing/2016/5/9/chartex" xmlns:cx4="http://schemas.microsoft.com/office/drawing/2016/5/10/chartex" xmlns:cx5="http://schemas.microsoft.com/office/drawing/2016/5/11/chartex" xmlns:cx6="http://schemas.microsoft.com/office/drawing/2016/5/12/chartex" xmlns:cx7="http://schemas.microsoft.com/office/drawing/2016/5/13/chartex" xmlns:cx8="http://schemas.microsoft.com/office/drawing/2016/5/14/chartex" xmlns:mc="http://schemas.openxmlformats.org/markup-compatibility/2006" xmlns:aink="http://schemas.microsoft.com/office/drawing/2016/ink" xmlns:am3d="http://schemas.microsoft.com/office/drawing/2017/model3d" xmlns:o="urn:schemas-microsoft-com:office:office" xmlns:oel="http://schemas.microsoft.com/office/2019/extlst" xmlns:r="http://schemas.openxmlformats.org/officeDocument/2006/relationships" xmlns:m="http://schemas.openxmlformats.org/officeDocument/2006/math" xmlns:v="urn:schemas-microsoft-com:vml" xmlns:wp14="http://schemas.microsoft.com/office/word/2010/wordprocessingDrawing" xmlns:wp="http://schemas.openxmlformats.org/drawingml/2006/wordprocessingDrawing" xmlns:w10="urn:schemas-microsoft-com:office:word" xmlns:w="http://schemas.openxmlformats.org/wordprocessingml/2006/main" xmlns:w14="http://schemas.microsoft.com/office/word/2010/wordml" xmlns:w15="http://schemas.microsoft.com/office/word/2012/wordml" xmlns:w16cex="http://schemas.microsoft.com/office/word/2018/wordml/cex" xmlns:w16cid="http://schemas.microsoft.com/office/word/2016/wordml/cid" xmlns:w16="http://schemas.microsoft.com/office/word/2018/wordml" xmlns:w16du="http://schemas.microsoft.com/office/word/2023/wordml/word16du" xmlns:w16sdtdh="http://schemas.microsoft.com/office/word/2020/wordml/sdtdatahash" xmlns:w16sdtfl="http://schemas.microsoft.com/office/word/2024/wordml/sdtformatlock" xmlns:w16se="http://schemas.microsoft.com/office/word/2015/wordml/symex" xmlns:wpg="http://schemas.microsoft.com/office/word/2010/wordprocessingGroup" xmlns:wpi="http://schemas.microsoft.com/office/word/2010/wordprocessingInk" xmlns:wne="http://schemas.microsoft.com/office/word/2006/wordml" xmlns:wps="http://schemas.microsoft.com/office/word/2010/wordprocessingShape" mc:Ignorable="w14 w15 w16se w16cid w16 w16cex w16sdtdh w16sdtfl w16du wp14">
   <w:footnote w:type="separator" w:id="-1">
     <w:p>
       <w:r>
@@ -9044,7 +10306,7 @@
 </file>
 
 <file path=word/header1.xml><?xml version="1.0" encoding="utf-8"?>
-<w:hdr xmlns:wpc="http://schemas.microsoft.com/office/word/2010/wordprocessingCanvas" xmlns:cx="http://schemas.microsoft.com/office/drawing/2014/chartex" xmlns:cx1="http://schemas.microsoft.com/office/drawing/2015/9/8/chartex" xmlns:cx2="http://schemas.microsoft.com/office/drawing/2015/10/21/chartex" xmlns:cx3="http://schemas.microsoft.com/office/drawing/2016/5/9/chartex" xmlns:cx4="http://schemas.microsoft.com/office/drawing/2016/5/10/chartex" xmlns:cx5="http://schemas.microsoft.com/office/drawing/2016/5/11/chartex" xmlns:cx6="http://schemas.microsoft.com/office/drawing/2016/5/12/chartex" xmlns:cx7="http://schemas.microsoft.com/office/drawing/2016/5/13/chartex" xmlns:cx8="http://schemas.microsoft.com/office/drawing/2016/5/14/chartex" xmlns:mc="http://schemas.openxmlformats.org/markup-compatibility/2006" xmlns:aink="http://schemas.microsoft.com/office/drawing/2016/ink" xmlns:am3d="http://schemas.microsoft.com/office/drawing/2017/model3d" xmlns:o="urn:schemas-microsoft-com:office:office" xmlns:r="http://schemas.openxmlformats.org/officeDocument/2006/relationships" xmlns:m="http://schemas.openxmlformats.org/officeDocument/2006/math" xmlns:v="urn:schemas-microsoft-com:vml" xmlns:wp14="http://schemas.microsoft.com/office/word/2010/wordprocessingDrawing" xmlns:wp="http://schemas.openxmlformats.org/drawingml/2006/wordprocessingDrawing" xmlns:w10="urn:schemas-microsoft-com:office:word" xmlns:w="http://schemas.openxmlformats.org/wordprocessingml/2006/main" xmlns:w14="http://schemas.microsoft.com/office/word/2010/wordml" xmlns:w15="http://schemas.microsoft.com/office/word/2012/wordml" xmlns:w16cid="http://schemas.microsoft.com/office/word/2016/wordml/cid" xmlns:w16se="http://schemas.microsoft.com/office/word/2015/wordml/symex" xmlns:wpg="http://schemas.microsoft.com/office/word/2010/wordprocessingGroup" xmlns:wpi="http://schemas.microsoft.com/office/word/2010/wordprocessingInk" xmlns:wne="http://schemas.microsoft.com/office/word/2006/wordml" xmlns:wps="http://schemas.microsoft.com/office/word/2010/wordprocessingShape" mc:Ignorable="w14 w15 w16se w16cid wp14">
+<w:hdr xmlns:wpc="http://schemas.microsoft.com/office/word/2010/wordprocessingCanvas" xmlns:cx="http://schemas.microsoft.com/office/drawing/2014/chartex" xmlns:cx1="http://schemas.microsoft.com/office/drawing/2015/9/8/chartex" xmlns:cx2="http://schemas.microsoft.com/office/drawing/2015/10/21/chartex" xmlns:cx3="http://schemas.microsoft.com/office/drawing/2016/5/9/chartex" xmlns:cx4="http://schemas.microsoft.com/office/drawing/2016/5/10/chartex" xmlns:cx5="http://schemas.microsoft.com/office/drawing/2016/5/11/chartex" xmlns:cx6="http://schemas.microsoft.com/office/drawing/2016/5/12/chartex" xmlns:cx7="http://schemas.microsoft.com/office/drawing/2016/5/13/chartex" xmlns:cx8="http://schemas.microsoft.com/office/drawing/2016/5/14/chartex" xmlns:mc="http://schemas.openxmlformats.org/markup-compatibility/2006" xmlns:aink="http://schemas.microsoft.com/office/drawing/2016/ink" xmlns:am3d="http://schemas.microsoft.com/office/drawing/2017/model3d" xmlns:o="urn:schemas-microsoft-com:office:office" xmlns:oel="http://schemas.microsoft.com/office/2019/extlst" xmlns:r="http://schemas.openxmlformats.org/officeDocument/2006/relationships" xmlns:m="http://schemas.openxmlformats.org/officeDocument/2006/math" xmlns:v="urn:schemas-microsoft-com:vml" xmlns:wp14="http://schemas.microsoft.com/office/word/2010/wordprocessingDrawing" xmlns:wp="http://schemas.openxmlformats.org/drawingml/2006/wordprocessingDrawing" xmlns:w10="urn:schemas-microsoft-com:office:word" xmlns:w="http://schemas.openxmlformats.org/wordprocessingml/2006/main" xmlns:w14="http://schemas.microsoft.com/office/word/2010/wordml" xmlns:w15="http://schemas.microsoft.com/office/word/2012/wordml" xmlns:w16cex="http://schemas.microsoft.com/office/word/2018/wordml/cex" xmlns:w16cid="http://schemas.microsoft.com/office/word/2016/wordml/cid" xmlns:w16="http://schemas.microsoft.com/office/word/2018/wordml" xmlns:w16du="http://schemas.microsoft.com/office/word/2023/wordml/word16du" xmlns:w16sdtdh="http://schemas.microsoft.com/office/word/2020/wordml/sdtdatahash" xmlns:w16sdtfl="http://schemas.microsoft.com/office/word/2024/wordml/sdtformatlock" xmlns:w16se="http://schemas.microsoft.com/office/word/2015/wordml/symex" xmlns:wpg="http://schemas.microsoft.com/office/word/2010/wordprocessingGroup" xmlns:wpi="http://schemas.microsoft.com/office/word/2010/wordprocessingInk" xmlns:wne="http://schemas.microsoft.com/office/word/2006/wordml" xmlns:wps="http://schemas.microsoft.com/office/word/2010/wordprocessingShape" mc:Ignorable="w14 w15 w16se w16cid w16 w16cex w16sdtdh w16sdtfl w16du wp14">
   <w:tbl>
     <w:tblPr>
       <w:tblW w:w="9639" w:type="dxa"/>
@@ -9415,7 +10677,7 @@
 </file>
 
 <file path=word/header2.xml><?xml version="1.0" encoding="utf-8"?>
-<w:hdr xmlns:wpc="http://schemas.microsoft.com/office/word/2010/wordprocessingCanvas" xmlns:cx="http://schemas.microsoft.com/office/drawing/2014/chartex" xmlns:cx1="http://schemas.microsoft.com/office/drawing/2015/9/8/chartex" xmlns:cx2="http://schemas.microsoft.com/office/drawing/2015/10/21/chartex" xmlns:cx3="http://schemas.microsoft.com/office/drawing/2016/5/9/chartex" xmlns:cx4="http://schemas.microsoft.com/office/drawing/2016/5/10/chartex" xmlns:cx5="http://schemas.microsoft.com/office/drawing/2016/5/11/chartex" xmlns:cx6="http://schemas.microsoft.com/office/drawing/2016/5/12/chartex" xmlns:cx7="http://schemas.microsoft.com/office/drawing/2016/5/13/chartex" xmlns:cx8="http://schemas.microsoft.com/office/drawing/2016/5/14/chartex" xmlns:mc="http://schemas.openxmlformats.org/markup-compatibility/2006" xmlns:aink="http://schemas.microsoft.com/office/drawing/2016/ink" xmlns:am3d="http://schemas.microsoft.com/office/drawing/2017/model3d" xmlns:o="urn:schemas-microsoft-com:office:office" xmlns:r="http://schemas.openxmlformats.org/officeDocument/2006/relationships" xmlns:m="http://schemas.openxmlformats.org/officeDocument/2006/math" xmlns:v="urn:schemas-microsoft-com:vml" xmlns:wp14="http://schemas.microsoft.com/office/word/2010/wordprocessingDrawing" xmlns:wp="http://schemas.openxmlformats.org/drawingml/2006/wordprocessingDrawing" xmlns:w10="urn:schemas-microsoft-com:office:word" xmlns:w="http://schemas.openxmlformats.org/wordprocessingml/2006/main" xmlns:w14="http://schemas.microsoft.com/office/word/2010/wordml" xmlns:w15="http://schemas.microsoft.com/office/word/2012/wordml" xmlns:w16cid="http://schemas.microsoft.com/office/word/2016/wordml/cid" xmlns:w16se="http://schemas.microsoft.com/office/word/2015/wordml/symex" xmlns:wpg="http://schemas.microsoft.com/office/word/2010/wordprocessingGroup" xmlns:wpi="http://schemas.microsoft.com/office/word/2010/wordprocessingInk" xmlns:wne="http://schemas.microsoft.com/office/word/2006/wordml" xmlns:wps="http://schemas.microsoft.com/office/word/2010/wordprocessingShape" mc:Ignorable="w14 w15 w16se w16cid wp14">
+<w:hdr xmlns:wpc="http://schemas.microsoft.com/office/word/2010/wordprocessingCanvas" xmlns:cx="http://schemas.microsoft.com/office/drawing/2014/chartex" xmlns:cx1="http://schemas.microsoft.com/office/drawing/2015/9/8/chartex" xmlns:cx2="http://schemas.microsoft.com/office/drawing/2015/10/21/chartex" xmlns:cx3="http://schemas.microsoft.com/office/drawing/2016/5/9/chartex" xmlns:cx4="http://schemas.microsoft.com/office/drawing/2016/5/10/chartex" xmlns:cx5="http://schemas.microsoft.com/office/drawing/2016/5/11/chartex" xmlns:cx6="http://schemas.microsoft.com/office/drawing/2016/5/12/chartex" xmlns:cx7="http://schemas.microsoft.com/office/drawing/2016/5/13/chartex" xmlns:cx8="http://schemas.microsoft.com/office/drawing/2016/5/14/chartex" xmlns:mc="http://schemas.openxmlformats.org/markup-compatibility/2006" xmlns:aink="http://schemas.microsoft.com/office/drawing/2016/ink" xmlns:am3d="http://schemas.microsoft.com/office/drawing/2017/model3d" xmlns:o="urn:schemas-microsoft-com:office:office" xmlns:oel="http://schemas.microsoft.com/office/2019/extlst" xmlns:r="http://schemas.openxmlformats.org/officeDocument/2006/relationships" xmlns:m="http://schemas.openxmlformats.org/officeDocument/2006/math" xmlns:v="urn:schemas-microsoft-com:vml" xmlns:wp14="http://schemas.microsoft.com/office/word/2010/wordprocessingDrawing" xmlns:wp="http://schemas.openxmlformats.org/drawingml/2006/wordprocessingDrawing" xmlns:w10="urn:schemas-microsoft-com:office:word" xmlns:w="http://schemas.openxmlformats.org/wordprocessingml/2006/main" xmlns:w14="http://schemas.microsoft.com/office/word/2010/wordml" xmlns:w15="http://schemas.microsoft.com/office/word/2012/wordml" xmlns:w16cex="http://schemas.microsoft.com/office/word/2018/wordml/cex" xmlns:w16cid="http://schemas.microsoft.com/office/word/2016/wordml/cid" xmlns:w16="http://schemas.microsoft.com/office/word/2018/wordml" xmlns:w16du="http://schemas.microsoft.com/office/word/2023/wordml/word16du" xmlns:w16sdtdh="http://schemas.microsoft.com/office/word/2020/wordml/sdtdatahash" xmlns:w16sdtfl="http://schemas.microsoft.com/office/word/2024/wordml/sdtformatlock" xmlns:w16se="http://schemas.microsoft.com/office/word/2015/wordml/symex" xmlns:wpg="http://schemas.microsoft.com/office/word/2010/wordprocessingGroup" xmlns:wpi="http://schemas.microsoft.com/office/word/2010/wordprocessingInk" xmlns:wne="http://schemas.microsoft.com/office/word/2006/wordml" xmlns:wps="http://schemas.microsoft.com/office/word/2010/wordprocessingShape" mc:Ignorable="w14 w15 w16se w16cid w16 w16cex w16sdtdh w16sdtfl w16du wp14">
   <w:tbl>
     <w:tblPr>
       <w:tblW w:w="9644" w:type="dxa"/>
@@ -9638,7 +10900,7 @@
 </file>
 
 <file path=word/numbering.xml><?xml version="1.0" encoding="utf-8"?>
-<w:numbering xmlns:wpc="http://schemas.microsoft.com/office/word/2010/wordprocessingCanvas" xmlns:cx="http://schemas.microsoft.com/office/drawing/2014/chartex" xmlns:cx1="http://schemas.microsoft.com/office/drawing/2015/9/8/chartex" xmlns:cx2="http://schemas.microsoft.com/office/drawing/2015/10/21/chartex" xmlns:cx3="http://schemas.microsoft.com/office/drawing/2016/5/9/chartex" xmlns:cx4="http://schemas.microsoft.com/office/drawing/2016/5/10/chartex" xmlns:cx5="http://schemas.microsoft.com/office/drawing/2016/5/11/chartex" xmlns:cx6="http://schemas.microsoft.com/office/drawing/2016/5/12/chartex" xmlns:cx7="http://schemas.microsoft.com/office/drawing/2016/5/13/chartex" xmlns:cx8="http://schemas.microsoft.com/office/drawing/2016/5/14/chartex" xmlns:mc="http://schemas.openxmlformats.org/markup-compatibility/2006" xmlns:aink="http://schemas.microsoft.com/office/drawing/2016/ink" xmlns:am3d="http://schemas.microsoft.com/office/drawing/2017/model3d" xmlns:o="urn:schemas-microsoft-com:office:office" xmlns:r="http://schemas.openxmlformats.org/officeDocument/2006/relationships" xmlns:m="http://schemas.openxmlformats.org/officeDocument/2006/math" xmlns:v="urn:schemas-microsoft-com:vml" xmlns:wp14="http://schemas.microsoft.com/office/word/2010/wordprocessingDrawing" xmlns:wp="http://schemas.openxmlformats.org/drawingml/2006/wordprocessingDrawing" xmlns:w10="urn:schemas-microsoft-com:office:word" xmlns:w="http://schemas.openxmlformats.org/wordprocessingml/2006/main" xmlns:w14="http://schemas.microsoft.com/office/word/2010/wordml" xmlns:w15="http://schemas.microsoft.com/office/word/2012/wordml" xmlns:w16cid="http://schemas.microsoft.com/office/word/2016/wordml/cid" xmlns:w16se="http://schemas.microsoft.com/office/word/2015/wordml/symex" xmlns:wpg="http://schemas.microsoft.com/office/word/2010/wordprocessingGroup" xmlns:wpi="http://schemas.microsoft.com/office/word/2010/wordprocessingInk" xmlns:wne="http://schemas.microsoft.com/office/word/2006/wordml" xmlns:wps="http://schemas.microsoft.com/office/word/2010/wordprocessingShape" mc:Ignorable="w14 w15 w16se w16cid wp14">
+<w:numbering xmlns:wpc="http://schemas.microsoft.com/office/word/2010/wordprocessingCanvas" xmlns:cx="http://schemas.microsoft.com/office/drawing/2014/chartex" xmlns:cx1="http://schemas.microsoft.com/office/drawing/2015/9/8/chartex" xmlns:cx2="http://schemas.microsoft.com/office/drawing/2015/10/21/chartex" xmlns:cx3="http://schemas.microsoft.com/office/drawing/2016/5/9/chartex" xmlns:cx4="http://schemas.microsoft.com/office/drawing/2016/5/10/chartex" xmlns:cx5="http://schemas.microsoft.com/office/drawing/2016/5/11/chartex" xmlns:cx6="http://schemas.microsoft.com/office/drawing/2016/5/12/chartex" xmlns:cx7="http://schemas.microsoft.com/office/drawing/2016/5/13/chartex" xmlns:cx8="http://schemas.microsoft.com/office/drawing/2016/5/14/chartex" xmlns:mc="http://schemas.openxmlformats.org/markup-compatibility/2006" xmlns:aink="http://schemas.microsoft.com/office/drawing/2016/ink" xmlns:am3d="http://schemas.microsoft.com/office/drawing/2017/model3d" xmlns:o="urn:schemas-microsoft-com:office:office" xmlns:oel="http://schemas.microsoft.com/office/2019/extlst" xmlns:r="http://schemas.openxmlformats.org/officeDocument/2006/relationships" xmlns:m="http://schemas.openxmlformats.org/officeDocument/2006/math" xmlns:v="urn:schemas-microsoft-com:vml" xmlns:wp14="http://schemas.microsoft.com/office/word/2010/wordprocessingDrawing" xmlns:wp="http://schemas.openxmlformats.org/drawingml/2006/wordprocessingDrawing" xmlns:w10="urn:schemas-microsoft-com:office:word" xmlns:w="http://schemas.openxmlformats.org/wordprocessingml/2006/main" xmlns:w14="http://schemas.microsoft.com/office/word/2010/wordml" xmlns:w15="http://schemas.microsoft.com/office/word/2012/wordml" xmlns:w16cex="http://schemas.microsoft.com/office/word/2018/wordml/cex" xmlns:w16cid="http://schemas.microsoft.com/office/word/2016/wordml/cid" xmlns:w16="http://schemas.microsoft.com/office/word/2018/wordml" xmlns:w16du="http://schemas.microsoft.com/office/word/2023/wordml/word16du" xmlns:w16sdtdh="http://schemas.microsoft.com/office/word/2020/wordml/sdtdatahash" xmlns:w16sdtfl="http://schemas.microsoft.com/office/word/2024/wordml/sdtformatlock" xmlns:w16se="http://schemas.microsoft.com/office/word/2015/wordml/symex" xmlns:wpg="http://schemas.microsoft.com/office/word/2010/wordprocessingGroup" xmlns:wpi="http://schemas.microsoft.com/office/word/2010/wordprocessingInk" xmlns:wne="http://schemas.microsoft.com/office/word/2006/wordml" xmlns:wps="http://schemas.microsoft.com/office/word/2010/wordprocessingShape" mc:Ignorable="w14 w15 w16se w16cid w16 w16cex w16sdtdh w16sdtfl w16du wp14">
   <w:abstractNum w:abstractNumId="0" w15:restartNumberingAfterBreak="0">
     <w:nsid w:val="0801489A"/>
     <w:multiLevelType w:val="hybridMultilevel"/>
@@ -11827,82 +13089,82 @@
       </w:rPr>
     </w:lvl>
   </w:abstractNum>
-  <w:num w:numId="1">
+  <w:num w:numId="1" w16cid:durableId="1925532784">
     <w:abstractNumId w:val="9"/>
   </w:num>
-  <w:num w:numId="2">
+  <w:num w:numId="2" w16cid:durableId="482702937">
     <w:abstractNumId w:val="3"/>
   </w:num>
-  <w:num w:numId="3">
+  <w:num w:numId="3" w16cid:durableId="1789860473">
     <w:abstractNumId w:val="7"/>
   </w:num>
-  <w:num w:numId="4">
+  <w:num w:numId="4" w16cid:durableId="1816533379">
     <w:abstractNumId w:val="1"/>
   </w:num>
-  <w:num w:numId="5">
+  <w:num w:numId="5" w16cid:durableId="696199077">
     <w:abstractNumId w:val="4"/>
   </w:num>
-  <w:num w:numId="6">
+  <w:num w:numId="6" w16cid:durableId="1495997279">
     <w:abstractNumId w:val="11"/>
   </w:num>
-  <w:num w:numId="7">
+  <w:num w:numId="7" w16cid:durableId="428963275">
     <w:abstractNumId w:val="8"/>
   </w:num>
-  <w:num w:numId="8">
+  <w:num w:numId="8" w16cid:durableId="1914730226">
     <w:abstractNumId w:val="12"/>
   </w:num>
-  <w:num w:numId="9">
+  <w:num w:numId="9" w16cid:durableId="109277631">
     <w:abstractNumId w:val="0"/>
   </w:num>
-  <w:num w:numId="10">
+  <w:num w:numId="10" w16cid:durableId="737704789">
     <w:abstractNumId w:val="14"/>
   </w:num>
-  <w:num w:numId="11">
+  <w:num w:numId="11" w16cid:durableId="10842427">
     <w:abstractNumId w:val="15"/>
   </w:num>
-  <w:num w:numId="12">
+  <w:num w:numId="12" w16cid:durableId="1947687092">
     <w:abstractNumId w:val="5"/>
   </w:num>
-  <w:num w:numId="13">
+  <w:num w:numId="13" w16cid:durableId="1984386559">
     <w:abstractNumId w:val="2"/>
   </w:num>
-  <w:num w:numId="14">
+  <w:num w:numId="14" w16cid:durableId="1704940918">
     <w:abstractNumId w:val="16"/>
   </w:num>
-  <w:num w:numId="15">
+  <w:num w:numId="15" w16cid:durableId="240724047">
     <w:abstractNumId w:val="6"/>
   </w:num>
-  <w:num w:numId="16">
+  <w:num w:numId="16" w16cid:durableId="1962178096">
     <w:abstractNumId w:val="9"/>
   </w:num>
-  <w:num w:numId="17">
+  <w:num w:numId="17" w16cid:durableId="464347691">
     <w:abstractNumId w:val="13"/>
   </w:num>
-  <w:num w:numId="18">
+  <w:num w:numId="18" w16cid:durableId="2039312112">
     <w:abstractNumId w:val="9"/>
   </w:num>
-  <w:num w:numId="19">
+  <w:num w:numId="19" w16cid:durableId="131800598">
     <w:abstractNumId w:val="9"/>
   </w:num>
-  <w:num w:numId="20">
+  <w:num w:numId="20" w16cid:durableId="413010773">
     <w:abstractNumId w:val="9"/>
   </w:num>
-  <w:num w:numId="21">
+  <w:num w:numId="21" w16cid:durableId="375199935">
     <w:abstractNumId w:val="9"/>
   </w:num>
-  <w:num w:numId="22">
+  <w:num w:numId="22" w16cid:durableId="1097166805">
     <w:abstractNumId w:val="9"/>
   </w:num>
-  <w:num w:numId="23">
+  <w:num w:numId="23" w16cid:durableId="2130275393">
     <w:abstractNumId w:val="10"/>
   </w:num>
-  <w:num w:numId="24">
+  <w:num w:numId="24" w16cid:durableId="525171176">
     <w:abstractNumId w:val="9"/>
   </w:num>
-  <w:num w:numId="25">
+  <w:num w:numId="25" w16cid:durableId="1790388987">
     <w:abstractNumId w:val="9"/>
   </w:num>
-  <w:num w:numId="26">
+  <w:num w:numId="26" w16cid:durableId="475561898">
     <w:abstractNumId w:val="9"/>
     <w:lvlOverride w:ilvl="0">
       <w:startOverride w:val="2"/>
@@ -11916,7 +13178,7 @@
 </file>
 
 <file path=word/styles.xml><?xml version="1.0" encoding="utf-8"?>
-<w:styles xmlns:mc="http://schemas.openxmlformats.org/markup-compatibility/2006" xmlns:r="http://schemas.openxmlformats.org/officeDocument/2006/relationships" xmlns:w="http://schemas.openxmlformats.org/wordprocessingml/2006/main" xmlns:w14="http://schemas.microsoft.com/office/word/2010/wordml" xmlns:w15="http://schemas.microsoft.com/office/word/2012/wordml" xmlns:w16cid="http://schemas.microsoft.com/office/word/2016/wordml/cid" xmlns:w16se="http://schemas.microsoft.com/office/word/2015/wordml/symex" mc:Ignorable="w14 w15 w16se w16cid">
+<w:styles xmlns:mc="http://schemas.openxmlformats.org/markup-compatibility/2006" xmlns:r="http://schemas.openxmlformats.org/officeDocument/2006/relationships" xmlns:w="http://schemas.openxmlformats.org/wordprocessingml/2006/main" xmlns:w14="http://schemas.microsoft.com/office/word/2010/wordml" xmlns:w15="http://schemas.microsoft.com/office/word/2012/wordml" xmlns:w16cex="http://schemas.microsoft.com/office/word/2018/wordml/cex" xmlns:w16cid="http://schemas.microsoft.com/office/word/2016/wordml/cid" xmlns:w16="http://schemas.microsoft.com/office/word/2018/wordml" xmlns:w16du="http://schemas.microsoft.com/office/word/2023/wordml/word16du" xmlns:w16sdtdh="http://schemas.microsoft.com/office/word/2020/wordml/sdtdatahash" xmlns:w16sdtfl="http://schemas.microsoft.com/office/word/2024/wordml/sdtformatlock" xmlns:w16se="http://schemas.microsoft.com/office/word/2015/wordml/symex" mc:Ignorable="w14 w15 w16se w16cid w16 w16cex w16sdtdh w16sdtfl w16du">
   <w:docDefaults>
     <w:rPrDefault>
       <w:rPr>
@@ -11926,7 +13188,7 @@
     </w:rPrDefault>
     <w:pPrDefault/>
   </w:docDefaults>
-  <w:latentStyles w:defLockedState="0" w:defUIPriority="99" w:defSemiHidden="0" w:defUnhideWhenUsed="0" w:defQFormat="0" w:count="375">
+  <w:latentStyles w:defLockedState="0" w:defUIPriority="99" w:defSemiHidden="0" w:defUnhideWhenUsed="0" w:defQFormat="0" w:count="376">
     <w:lsdException w:name="Normal" w:uiPriority="0" w:qFormat="1"/>
     <w:lsdException w:name="heading 1" w:uiPriority="0" w:qFormat="1"/>
     <w:lsdException w:name="heading 2" w:uiPriority="0" w:qFormat="1"/>
@@ -12302,6 +13564,7 @@
     <w:lsdException w:name="Smart Hyperlink" w:semiHidden="1" w:unhideWhenUsed="1"/>
     <w:lsdException w:name="Hashtag" w:semiHidden="1" w:unhideWhenUsed="1"/>
     <w:lsdException w:name="Unresolved Mention" w:semiHidden="1" w:unhideWhenUsed="1"/>
+    <w:lsdException w:name="Smart Link" w:semiHidden="1" w:unhideWhenUsed="1"/>
   </w:latentStyles>
   <w:style w:type="paragraph" w:default="1" w:styleId="Normale">
     <w:name w:val="Normal"/>

--- a/3_Documentazione/DocumentazioneFyt.docx
+++ b/3_Documentazione/DocumentazioneFyt.docx
@@ -1,6 +1,6 @@
 
 <file path=word/document.xml><?xml version="1.0" encoding="utf-8"?>
-<w:document xmlns:wpc="http://schemas.microsoft.com/office/word/2010/wordprocessingCanvas" xmlns:cx="http://schemas.microsoft.com/office/drawing/2014/chartex" xmlns:cx1="http://schemas.microsoft.com/office/drawing/2015/9/8/chartex" xmlns:cx2="http://schemas.microsoft.com/office/drawing/2015/10/21/chartex" xmlns:cx3="http://schemas.microsoft.com/office/drawing/2016/5/9/chartex" xmlns:cx4="http://schemas.microsoft.com/office/drawing/2016/5/10/chartex" xmlns:cx5="http://schemas.microsoft.com/office/drawing/2016/5/11/chartex" xmlns:cx6="http://schemas.microsoft.com/office/drawing/2016/5/12/chartex" xmlns:cx7="http://schemas.microsoft.com/office/drawing/2016/5/13/chartex" xmlns:cx8="http://schemas.microsoft.com/office/drawing/2016/5/14/chartex" xmlns:mc="http://schemas.openxmlformats.org/markup-compatibility/2006" xmlns:aink="http://schemas.microsoft.com/office/drawing/2016/ink" xmlns:am3d="http://schemas.microsoft.com/office/drawing/2017/model3d" xmlns:o="urn:schemas-microsoft-com:office:office" xmlns:oel="http://schemas.microsoft.com/office/2019/extlst" xmlns:r="http://schemas.openxmlformats.org/officeDocument/2006/relationships" xmlns:m="http://schemas.openxmlformats.org/officeDocument/2006/math" xmlns:v="urn:schemas-microsoft-com:vml" xmlns:wp14="http://schemas.microsoft.com/office/word/2010/wordprocessingDrawing" xmlns:wp="http://schemas.openxmlformats.org/drawingml/2006/wordprocessingDrawing" xmlns:w10="urn:schemas-microsoft-com:office:word" xmlns:w="http://schemas.openxmlformats.org/wordprocessingml/2006/main" xmlns:w14="http://schemas.microsoft.com/office/word/2010/wordml" xmlns:w15="http://schemas.microsoft.com/office/word/2012/wordml" xmlns:w16cex="http://schemas.microsoft.com/office/word/2018/wordml/cex" xmlns:w16cid="http://schemas.microsoft.com/office/word/2016/wordml/cid" xmlns:w16="http://schemas.microsoft.com/office/word/2018/wordml" xmlns:w16du="http://schemas.microsoft.com/office/word/2023/wordml/word16du" xmlns:w16sdtdh="http://schemas.microsoft.com/office/word/2020/wordml/sdtdatahash" xmlns:w16sdtfl="http://schemas.microsoft.com/office/word/2024/wordml/sdtformatlock" xmlns:w16se="http://schemas.microsoft.com/office/word/2015/wordml/symex" xmlns:wpg="http://schemas.microsoft.com/office/word/2010/wordprocessingGroup" xmlns:wpi="http://schemas.microsoft.com/office/word/2010/wordprocessingInk" xmlns:wne="http://schemas.microsoft.com/office/word/2006/wordml" xmlns:wps="http://schemas.microsoft.com/office/word/2010/wordprocessingShape" mc:Ignorable="w14 w15 w16se w16cid w16 w16cex w16sdtdh w16sdtfl w16du wp14">
+<w:document xmlns:wpc="http://schemas.microsoft.com/office/word/2010/wordprocessingCanvas" xmlns:cx="http://schemas.microsoft.com/office/drawing/2014/chartex" xmlns:cx1="http://schemas.microsoft.com/office/drawing/2015/9/8/chartex" xmlns:cx2="http://schemas.microsoft.com/office/drawing/2015/10/21/chartex" xmlns:cx3="http://schemas.microsoft.com/office/drawing/2016/5/9/chartex" xmlns:cx4="http://schemas.microsoft.com/office/drawing/2016/5/10/chartex" xmlns:cx5="http://schemas.microsoft.com/office/drawing/2016/5/11/chartex" xmlns:cx6="http://schemas.microsoft.com/office/drawing/2016/5/12/chartex" xmlns:cx7="http://schemas.microsoft.com/office/drawing/2016/5/13/chartex" xmlns:cx8="http://schemas.microsoft.com/office/drawing/2016/5/14/chartex" xmlns:mc="http://schemas.openxmlformats.org/markup-compatibility/2006" xmlns:aink="http://schemas.microsoft.com/office/drawing/2016/ink" xmlns:am3d="http://schemas.microsoft.com/office/drawing/2017/model3d" xmlns:o="urn:schemas-microsoft-com:office:office" xmlns:r="http://schemas.openxmlformats.org/officeDocument/2006/relationships" xmlns:m="http://schemas.openxmlformats.org/officeDocument/2006/math" xmlns:v="urn:schemas-microsoft-com:vml" xmlns:wp14="http://schemas.microsoft.com/office/word/2010/wordprocessingDrawing" xmlns:wp="http://schemas.openxmlformats.org/drawingml/2006/wordprocessingDrawing" xmlns:w10="urn:schemas-microsoft-com:office:word" xmlns:w="http://schemas.openxmlformats.org/wordprocessingml/2006/main" xmlns:w14="http://schemas.microsoft.com/office/word/2010/wordml" xmlns:w15="http://schemas.microsoft.com/office/word/2012/wordml" xmlns:w16cid="http://schemas.microsoft.com/office/word/2016/wordml/cid" xmlns:w16se="http://schemas.microsoft.com/office/word/2015/wordml/symex" xmlns:wpg="http://schemas.microsoft.com/office/word/2010/wordprocessingGroup" xmlns:wpi="http://schemas.microsoft.com/office/word/2010/wordprocessingInk" xmlns:wne="http://schemas.microsoft.com/office/word/2006/wordml" xmlns:wps="http://schemas.microsoft.com/office/word/2010/wordprocessingShape" mc:Ignorable="w14 w15 w16se w16cid wp14">
   <w:body>
     <w:p>
       <w:pPr>
@@ -3367,14 +3367,7 @@
         <w:rPr>
           <w:lang w:val="it-IT"/>
         </w:rPr>
-        <w:t xml:space="preserve">Gestione inventario </w:t>
-      </w:r>
-      <w:r>
-        <w:rPr>
-          <w:i/>
-          <w:lang w:val="it-IT"/>
-        </w:rPr>
-        <w:t>opzionale</w:t>
+        <w:t>Gestione database</w:t>
       </w:r>
     </w:p>
     <w:p>
@@ -3391,6 +3384,47 @@
         <w:rPr>
           <w:lang w:val="it-IT"/>
         </w:rPr>
+        <w:t>Sicurezza dati</w:t>
+      </w:r>
+    </w:p>
+    <w:p>
+      <w:pPr>
+        <w:numPr>
+          <w:ilvl w:val="0"/>
+          <w:numId w:val="13"/>
+        </w:numPr>
+        <w:rPr>
+          <w:lang w:val="it-IT"/>
+        </w:rPr>
+      </w:pPr>
+      <w:r>
+        <w:rPr>
+          <w:lang w:val="it-IT"/>
+        </w:rPr>
+        <w:t xml:space="preserve">Gestione inventario </w:t>
+      </w:r>
+      <w:r>
+        <w:rPr>
+          <w:i/>
+          <w:lang w:val="it-IT"/>
+        </w:rPr>
+        <w:t>opzionale</w:t>
+      </w:r>
+    </w:p>
+    <w:p>
+      <w:pPr>
+        <w:numPr>
+          <w:ilvl w:val="0"/>
+          <w:numId w:val="13"/>
+        </w:numPr>
+        <w:rPr>
+          <w:lang w:val="it-IT"/>
+        </w:rPr>
+      </w:pPr>
+      <w:r>
+        <w:rPr>
+          <w:lang w:val="it-IT"/>
+        </w:rPr>
         <w:t xml:space="preserve">Gestione promozioni </w:t>
       </w:r>
       <w:r>
@@ -3450,21 +3484,7 @@
         <w:rPr>
           <w:lang w:val="it-IT"/>
         </w:rPr>
-        <w:t xml:space="preserve">Il </w:t>
-      </w:r>
-      <w:proofErr w:type="spellStart"/>
-      <w:r>
-        <w:rPr>
-          <w:lang w:val="it-IT"/>
-        </w:rPr>
-        <w:t>vendor</w:t>
-      </w:r>
-      <w:proofErr w:type="spellEnd"/>
-      <w:r>
-        <w:rPr>
-          <w:lang w:val="it-IT"/>
-        </w:rPr>
-        <w:t xml:space="preserve"> è l’utente che può gestire tutti i prodotti all’interno del sito e visualizzare gli ordini effettuati</w:t>
+        <w:t>Il vendor è l’utente che può gestire tutti i prodotti all’interno del sito e visualizzare gli ordini effettuati</w:t>
       </w:r>
       <w:r>
         <w:rPr>
@@ -3630,6 +3650,13 @@
               </w:rPr>
               <w:t>Visualizzazione delle pagine del sito</w:t>
             </w:r>
+            <w:r>
+              <w:rPr>
+                <w:sz w:val="16"/>
+                <w:szCs w:val="16"/>
+              </w:rPr>
+              <w:t xml:space="preserve"> per l’utente guest</w:t>
+            </w:r>
           </w:p>
         </w:tc>
       </w:tr>
@@ -3687,7 +3714,7 @@
                 <w:sz w:val="16"/>
                 <w:szCs w:val="16"/>
               </w:rPr>
-              <w:t>3</w:t>
+              <w:t>1</w:t>
             </w:r>
           </w:p>
         </w:tc>
@@ -3800,82 +3827,6 @@
                 <w:szCs w:val="16"/>
               </w:rPr>
             </w:pPr>
-            <w:r>
-              <w:rPr>
-                <w:sz w:val="16"/>
-                <w:szCs w:val="16"/>
-              </w:rPr>
-              <w:t xml:space="preserve">Si necessitano i permessi di </w:t>
-            </w:r>
-            <w:r>
-              <w:rPr>
-                <w:sz w:val="16"/>
-                <w:szCs w:val="16"/>
-              </w:rPr>
-              <w:t>admin</w:t>
-            </w:r>
-            <w:r>
-              <w:rPr>
-                <w:sz w:val="16"/>
-                <w:szCs w:val="16"/>
-              </w:rPr>
-              <w:t xml:space="preserve"> </w:t>
-            </w:r>
-            <w:r>
-              <w:rPr>
-                <w:sz w:val="16"/>
-                <w:szCs w:val="16"/>
-              </w:rPr>
-              <w:t>per la pagina della gestione utenti.</w:t>
-            </w:r>
-          </w:p>
-          <w:p>
-            <w:pPr>
-              <w:spacing w:before="100" w:beforeAutospacing="1"/>
-              <w:rPr>
-                <w:sz w:val="16"/>
-                <w:szCs w:val="16"/>
-              </w:rPr>
-            </w:pPr>
-            <w:r>
-              <w:rPr>
-                <w:sz w:val="16"/>
-                <w:szCs w:val="16"/>
-              </w:rPr>
-              <w:t>Si necessitano i permessi di un utente per la pagina della gestione account.</w:t>
-            </w:r>
-          </w:p>
-          <w:p>
-            <w:pPr>
-              <w:spacing w:before="100" w:beforeAutospacing="1"/>
-              <w:rPr>
-                <w:sz w:val="16"/>
-                <w:szCs w:val="16"/>
-              </w:rPr>
-            </w:pPr>
-            <w:r>
-              <w:rPr>
-                <w:sz w:val="16"/>
-                <w:szCs w:val="16"/>
-              </w:rPr>
-              <w:t xml:space="preserve">Si necessitano i permessi di </w:t>
-            </w:r>
-            <w:proofErr w:type="spellStart"/>
-            <w:r>
-              <w:rPr>
-                <w:sz w:val="16"/>
-                <w:szCs w:val="16"/>
-              </w:rPr>
-              <w:t>vendor</w:t>
-            </w:r>
-            <w:proofErr w:type="spellEnd"/>
-            <w:r>
-              <w:rPr>
-                <w:sz w:val="16"/>
-                <w:szCs w:val="16"/>
-              </w:rPr>
-              <w:t xml:space="preserve"> per la pagina della gestione prodotti.</w:t>
-            </w:r>
           </w:p>
         </w:tc>
       </w:tr>
@@ -3931,18 +3882,28 @@
               <w:spacing w:before="100" w:beforeAutospacing="1"/>
               <w:rPr>
                 <w:b/>
-                <w:sz w:val="16"/>
-                <w:szCs w:val="16"/>
-              </w:rPr>
-            </w:pPr>
-            <w:r>
-              <w:rPr>
-                <w:b/>
                 <w:bCs/>
                 <w:sz w:val="16"/>
                 <w:szCs w:val="16"/>
               </w:rPr>
-              <w:t>001</w:t>
+            </w:pPr>
+            <w:r>
+              <w:rPr>
+                <w:b/>
+                <w:bCs/>
+                <w:sz w:val="16"/>
+                <w:szCs w:val="16"/>
+              </w:rPr>
+              <w:t>00</w:t>
+            </w:r>
+            <w:r>
+              <w:rPr>
+                <w:b/>
+                <w:bCs/>
+                <w:sz w:val="16"/>
+                <w:szCs w:val="16"/>
+              </w:rPr>
+              <w:t>1</w:t>
             </w:r>
           </w:p>
         </w:tc>
@@ -3968,7 +3929,7 @@
                 <w:sz w:val="16"/>
                 <w:szCs w:val="16"/>
               </w:rPr>
-              <w:t>Visualizzare pagina gestione utenti</w:t>
+              <w:t>Visualizzare pagina home</w:t>
             </w:r>
           </w:p>
         </w:tc>
@@ -3991,18 +3952,28 @@
               <w:spacing w:before="100" w:beforeAutospacing="1"/>
               <w:rPr>
                 <w:b/>
-                <w:sz w:val="16"/>
-                <w:szCs w:val="16"/>
-              </w:rPr>
-            </w:pPr>
-            <w:r>
-              <w:rPr>
-                <w:b/>
                 <w:bCs/>
                 <w:sz w:val="16"/>
                 <w:szCs w:val="16"/>
               </w:rPr>
-              <w:t>002</w:t>
+            </w:pPr>
+            <w:r>
+              <w:rPr>
+                <w:b/>
+                <w:bCs/>
+                <w:sz w:val="16"/>
+                <w:szCs w:val="16"/>
+              </w:rPr>
+              <w:t>00</w:t>
+            </w:r>
+            <w:r>
+              <w:rPr>
+                <w:b/>
+                <w:bCs/>
+                <w:sz w:val="16"/>
+                <w:szCs w:val="16"/>
+              </w:rPr>
+              <w:t>2</w:t>
             </w:r>
           </w:p>
         </w:tc>
@@ -4028,7 +3999,7 @@
                 <w:sz w:val="16"/>
                 <w:szCs w:val="16"/>
               </w:rPr>
-              <w:t>Visualizzare pagina gestione account</w:t>
+              <w:t>Visualizzare pagina prodotto specifico</w:t>
             </w:r>
           </w:p>
         </w:tc>
@@ -4051,18 +4022,28 @@
               <w:spacing w:before="100" w:beforeAutospacing="1"/>
               <w:rPr>
                 <w:b/>
-                <w:sz w:val="16"/>
-                <w:szCs w:val="16"/>
-              </w:rPr>
-            </w:pPr>
-            <w:r>
-              <w:rPr>
-                <w:b/>
                 <w:bCs/>
                 <w:sz w:val="16"/>
                 <w:szCs w:val="16"/>
               </w:rPr>
-              <w:t>003</w:t>
+            </w:pPr>
+            <w:r>
+              <w:rPr>
+                <w:b/>
+                <w:bCs/>
+                <w:sz w:val="16"/>
+                <w:szCs w:val="16"/>
+              </w:rPr>
+              <w:t>00</w:t>
+            </w:r>
+            <w:r>
+              <w:rPr>
+                <w:b/>
+                <w:bCs/>
+                <w:sz w:val="16"/>
+                <w:szCs w:val="16"/>
+              </w:rPr>
+              <w:t>3</w:t>
             </w:r>
           </w:p>
         </w:tc>
@@ -4088,7 +4069,7 @@
                 <w:sz w:val="16"/>
                 <w:szCs w:val="16"/>
               </w:rPr>
-              <w:t>Visualizzare pagina gestione prodotti</w:t>
+              <w:t>Visualizzare pagina login</w:t>
             </w:r>
           </w:p>
         </w:tc>
@@ -4123,190 +4104,16 @@
                 <w:sz w:val="16"/>
                 <w:szCs w:val="16"/>
               </w:rPr>
-              <w:t>004</w:t>
-            </w:r>
-          </w:p>
-        </w:tc>
-        <w:tc>
-          <w:tcPr>
-            <w:tcW w:w="7685" w:type="dxa"/>
-            <w:tcBorders>
-              <w:top w:val="outset" w:sz="6" w:space="0" w:color="000000"/>
-              <w:left w:val="outset" w:sz="6" w:space="0" w:color="000000"/>
-              <w:bottom w:val="outset" w:sz="6" w:space="0" w:color="000000"/>
-            </w:tcBorders>
-          </w:tcPr>
-          <w:p>
-            <w:pPr>
-              <w:spacing w:before="100" w:beforeAutospacing="1"/>
-              <w:rPr>
-                <w:sz w:val="16"/>
-                <w:szCs w:val="16"/>
-              </w:rPr>
-            </w:pPr>
-            <w:r>
-              <w:rPr>
-                <w:sz w:val="16"/>
-                <w:szCs w:val="16"/>
-              </w:rPr>
-              <w:t>Visualizzare pagina home</w:t>
-            </w:r>
-          </w:p>
-        </w:tc>
-      </w:tr>
-      <w:tr>
-        <w:trPr>
-          <w:tblCellSpacing w:w="0" w:type="dxa"/>
-        </w:trPr>
-        <w:tc>
-          <w:tcPr>
-            <w:tcW w:w="1895" w:type="dxa"/>
-            <w:tcBorders>
-              <w:top w:val="outset" w:sz="6" w:space="0" w:color="000000"/>
-              <w:bottom w:val="outset" w:sz="6" w:space="0" w:color="000000"/>
-              <w:right w:val="outset" w:sz="6" w:space="0" w:color="000000"/>
-            </w:tcBorders>
-          </w:tcPr>
-          <w:p>
-            <w:pPr>
-              <w:spacing w:before="100" w:beforeAutospacing="1"/>
+              <w:t>00</w:t>
+            </w:r>
+            <w:r>
               <w:rPr>
                 <w:b/>
                 <w:bCs/>
                 <w:sz w:val="16"/>
                 <w:szCs w:val="16"/>
               </w:rPr>
-            </w:pPr>
-            <w:r>
-              <w:rPr>
-                <w:b/>
-                <w:bCs/>
-                <w:sz w:val="16"/>
-                <w:szCs w:val="16"/>
-              </w:rPr>
-              <w:t>005</w:t>
-            </w:r>
-          </w:p>
-        </w:tc>
-        <w:tc>
-          <w:tcPr>
-            <w:tcW w:w="7685" w:type="dxa"/>
-            <w:tcBorders>
-              <w:top w:val="outset" w:sz="6" w:space="0" w:color="000000"/>
-              <w:left w:val="outset" w:sz="6" w:space="0" w:color="000000"/>
-              <w:bottom w:val="outset" w:sz="6" w:space="0" w:color="000000"/>
-            </w:tcBorders>
-          </w:tcPr>
-          <w:p>
-            <w:pPr>
-              <w:spacing w:before="100" w:beforeAutospacing="1"/>
-              <w:rPr>
-                <w:sz w:val="16"/>
-                <w:szCs w:val="16"/>
-              </w:rPr>
-            </w:pPr>
-            <w:r>
-              <w:rPr>
-                <w:sz w:val="16"/>
-                <w:szCs w:val="16"/>
-              </w:rPr>
-              <w:t>Visualizzare pagina prodotto specifico</w:t>
-            </w:r>
-          </w:p>
-        </w:tc>
-      </w:tr>
-      <w:tr>
-        <w:trPr>
-          <w:tblCellSpacing w:w="0" w:type="dxa"/>
-        </w:trPr>
-        <w:tc>
-          <w:tcPr>
-            <w:tcW w:w="1895" w:type="dxa"/>
-            <w:tcBorders>
-              <w:top w:val="outset" w:sz="6" w:space="0" w:color="000000"/>
-              <w:bottom w:val="outset" w:sz="6" w:space="0" w:color="000000"/>
-              <w:right w:val="outset" w:sz="6" w:space="0" w:color="000000"/>
-            </w:tcBorders>
-          </w:tcPr>
-          <w:p>
-            <w:pPr>
-              <w:spacing w:before="100" w:beforeAutospacing="1"/>
-              <w:rPr>
-                <w:b/>
-                <w:bCs/>
-                <w:sz w:val="16"/>
-                <w:szCs w:val="16"/>
-              </w:rPr>
-            </w:pPr>
-            <w:r>
-              <w:rPr>
-                <w:b/>
-                <w:bCs/>
-                <w:sz w:val="16"/>
-                <w:szCs w:val="16"/>
-              </w:rPr>
-              <w:t>006</w:t>
-            </w:r>
-          </w:p>
-        </w:tc>
-        <w:tc>
-          <w:tcPr>
-            <w:tcW w:w="7685" w:type="dxa"/>
-            <w:tcBorders>
-              <w:top w:val="outset" w:sz="6" w:space="0" w:color="000000"/>
-              <w:left w:val="outset" w:sz="6" w:space="0" w:color="000000"/>
-              <w:bottom w:val="outset" w:sz="6" w:space="0" w:color="000000"/>
-            </w:tcBorders>
-          </w:tcPr>
-          <w:p>
-            <w:pPr>
-              <w:spacing w:before="100" w:beforeAutospacing="1"/>
-              <w:rPr>
-                <w:sz w:val="16"/>
-                <w:szCs w:val="16"/>
-              </w:rPr>
-            </w:pPr>
-            <w:r>
-              <w:rPr>
-                <w:sz w:val="16"/>
-                <w:szCs w:val="16"/>
-              </w:rPr>
-              <w:t>Visualizzare pagina login</w:t>
-            </w:r>
-          </w:p>
-        </w:tc>
-      </w:tr>
-      <w:tr>
-        <w:trPr>
-          <w:tblCellSpacing w:w="0" w:type="dxa"/>
-        </w:trPr>
-        <w:tc>
-          <w:tcPr>
-            <w:tcW w:w="1895" w:type="dxa"/>
-            <w:tcBorders>
-              <w:top w:val="outset" w:sz="6" w:space="0" w:color="000000"/>
-              <w:bottom w:val="outset" w:sz="6" w:space="0" w:color="000000"/>
-              <w:right w:val="outset" w:sz="6" w:space="0" w:color="000000"/>
-            </w:tcBorders>
-          </w:tcPr>
-          <w:p>
-            <w:pPr>
-              <w:spacing w:before="100" w:beforeAutospacing="1"/>
-              <w:rPr>
-                <w:b/>
-                <w:bCs/>
-                <w:sz w:val="16"/>
-                <w:szCs w:val="16"/>
-              </w:rPr>
-            </w:pPr>
-            <w:r>
-              <w:rPr>
-                <w:b/>
-                <w:bCs/>
-                <w:sz w:val="16"/>
-                <w:szCs w:val="16"/>
-              </w:rPr>
-              <w:t>007</w:t>
+              <w:t>4</w:t>
             </w:r>
           </w:p>
         </w:tc>
@@ -4467,7 +4274,7 @@
                 <w:sz w:val="16"/>
                 <w:szCs w:val="16"/>
               </w:rPr>
-              <w:t>Gestione degli utenti registrati</w:t>
+              <w:t>Visualizzazione delle pagine del sito per gli utenti registrati</w:t>
             </w:r>
           </w:p>
         </w:tc>
@@ -4644,7 +4451,39 @@
                 <w:sz w:val="16"/>
                 <w:szCs w:val="16"/>
               </w:rPr>
-              <w:t>Si necessitano i permessi di admin</w:t>
+              <w:t>Si necessitano i permessi di admin per la pagina della gestione utenti.</w:t>
+            </w:r>
+          </w:p>
+          <w:p>
+            <w:pPr>
+              <w:spacing w:before="100" w:beforeAutospacing="1"/>
+              <w:rPr>
+                <w:sz w:val="16"/>
+                <w:szCs w:val="16"/>
+              </w:rPr>
+            </w:pPr>
+            <w:r>
+              <w:rPr>
+                <w:sz w:val="16"/>
+                <w:szCs w:val="16"/>
+              </w:rPr>
+              <w:t>Si necessitano i permessi di un utente per la pagina della gestione account.</w:t>
+            </w:r>
+          </w:p>
+          <w:p>
+            <w:pPr>
+              <w:spacing w:before="100" w:beforeAutospacing="1"/>
+              <w:rPr>
+                <w:sz w:val="16"/>
+                <w:szCs w:val="16"/>
+              </w:rPr>
+            </w:pPr>
+            <w:r>
+              <w:rPr>
+                <w:sz w:val="16"/>
+                <w:szCs w:val="16"/>
+              </w:rPr>
+              <w:t>Si necessitano i permessi di vendor per la pagina della gestione prodotti.</w:t>
             </w:r>
           </w:p>
         </w:tc>
@@ -4738,7 +4577,7 @@
                 <w:sz w:val="16"/>
                 <w:szCs w:val="16"/>
               </w:rPr>
-              <w:t>Modifica dell’utente</w:t>
+              <w:t>Visualizzare pagina gestione utenti</w:t>
             </w:r>
           </w:p>
         </w:tc>
@@ -4798,7 +4637,7 @@
                 <w:sz w:val="16"/>
                 <w:szCs w:val="16"/>
               </w:rPr>
-              <w:t>Aggiunta di un nuovo utente</w:t>
+              <w:t>Visualizzare pagina gestione account</w:t>
             </w:r>
           </w:p>
         </w:tc>
@@ -4858,993 +4697,7 @@
                 <w:sz w:val="16"/>
                 <w:szCs w:val="16"/>
               </w:rPr>
-              <w:t>Eliminazione di un utente</w:t>
-            </w:r>
-          </w:p>
-        </w:tc>
-      </w:tr>
-    </w:tbl>
-    <w:p/>
-    <w:p>
-      <w:r>
-        <w:br w:type="page"/>
-      </w:r>
-    </w:p>
-    <w:tbl>
-      <w:tblPr>
-        <w:tblW w:w="9580" w:type="dxa"/>
-        <w:tblCellSpacing w:w="0" w:type="dxa"/>
-        <w:tblInd w:w="-8" w:type="dxa"/>
-        <w:tblBorders>
-          <w:top w:val="outset" w:sz="6" w:space="0" w:color="000000"/>
-          <w:left w:val="outset" w:sz="6" w:space="0" w:color="000000"/>
-          <w:bottom w:val="outset" w:sz="6" w:space="0" w:color="000000"/>
-          <w:right w:val="outset" w:sz="6" w:space="0" w:color="000000"/>
-        </w:tblBorders>
-        <w:tblCellMar>
-          <w:top w:w="60" w:type="dxa"/>
-          <w:left w:w="60" w:type="dxa"/>
-          <w:bottom w:w="60" w:type="dxa"/>
-          <w:right w:w="60" w:type="dxa"/>
-        </w:tblCellMar>
-        <w:tblLook w:val="00A0" w:firstRow="1" w:lastRow="0" w:firstColumn="1" w:lastColumn="0" w:noHBand="0" w:noVBand="0"/>
-      </w:tblPr>
-      <w:tblGrid>
-        <w:gridCol w:w="1895"/>
-        <w:gridCol w:w="7685"/>
-      </w:tblGrid>
-      <w:tr>
-        <w:trPr>
-          <w:trHeight w:val="251"/>
-          <w:tblCellSpacing w:w="0" w:type="dxa"/>
-        </w:trPr>
-        <w:tc>
-          <w:tcPr>
-            <w:tcW w:w="9580" w:type="dxa"/>
-            <w:gridSpan w:val="2"/>
-            <w:tcBorders>
-              <w:top w:val="outset" w:sz="6" w:space="0" w:color="000000"/>
-              <w:bottom w:val="outset" w:sz="6" w:space="0" w:color="000000"/>
-            </w:tcBorders>
-          </w:tcPr>
-          <w:p>
-            <w:pPr>
-              <w:spacing w:before="100" w:beforeAutospacing="1"/>
-              <w:jc w:val="center"/>
-              <w:rPr>
-                <w:b/>
-                <w:sz w:val="16"/>
-                <w:szCs w:val="16"/>
-              </w:rPr>
-            </w:pPr>
-            <w:r>
-              <w:rPr>
-                <w:b/>
-                <w:sz w:val="16"/>
-                <w:szCs w:val="16"/>
-              </w:rPr>
-              <w:lastRenderedPageBreak/>
-              <w:t xml:space="preserve">ID: </w:t>
-            </w:r>
-            <w:r>
-              <w:rPr>
-                <w:b/>
-                <w:sz w:val="16"/>
-                <w:szCs w:val="16"/>
-              </w:rPr>
-              <w:t>REQ-0</w:t>
-            </w:r>
-            <w:r>
-              <w:rPr>
-                <w:b/>
-                <w:sz w:val="16"/>
-                <w:szCs w:val="16"/>
-              </w:rPr>
-              <w:t>3</w:t>
-            </w:r>
-          </w:p>
-        </w:tc>
-      </w:tr>
-      <w:tr>
-        <w:trPr>
-          <w:tblCellSpacing w:w="0" w:type="dxa"/>
-        </w:trPr>
-        <w:tc>
-          <w:tcPr>
-            <w:tcW w:w="1895" w:type="dxa"/>
-            <w:tcBorders>
-              <w:top w:val="outset" w:sz="6" w:space="0" w:color="000000"/>
-              <w:bottom w:val="outset" w:sz="6" w:space="0" w:color="000000"/>
-              <w:right w:val="outset" w:sz="6" w:space="0" w:color="000000"/>
-            </w:tcBorders>
-          </w:tcPr>
-          <w:p>
-            <w:pPr>
-              <w:spacing w:before="100" w:beforeAutospacing="1"/>
-              <w:rPr>
-                <w:b/>
-                <w:sz w:val="16"/>
-                <w:szCs w:val="16"/>
-              </w:rPr>
-            </w:pPr>
-            <w:r>
-              <w:rPr>
-                <w:b/>
-                <w:sz w:val="16"/>
-                <w:szCs w:val="16"/>
-              </w:rPr>
-              <w:t>Nome</w:t>
-            </w:r>
-          </w:p>
-        </w:tc>
-        <w:tc>
-          <w:tcPr>
-            <w:tcW w:w="7685" w:type="dxa"/>
-            <w:tcBorders>
-              <w:top w:val="outset" w:sz="6" w:space="0" w:color="000000"/>
-              <w:left w:val="outset" w:sz="6" w:space="0" w:color="000000"/>
-              <w:bottom w:val="outset" w:sz="6" w:space="0" w:color="000000"/>
-            </w:tcBorders>
-          </w:tcPr>
-          <w:p>
-            <w:pPr>
-              <w:spacing w:before="100" w:beforeAutospacing="1"/>
-              <w:rPr>
-                <w:sz w:val="16"/>
-                <w:szCs w:val="16"/>
-              </w:rPr>
-            </w:pPr>
-            <w:r>
-              <w:rPr>
-                <w:sz w:val="16"/>
-                <w:szCs w:val="16"/>
-              </w:rPr>
-              <w:t>Gestione de</w:t>
-            </w:r>
-            <w:r>
-              <w:rPr>
-                <w:sz w:val="16"/>
-                <w:szCs w:val="16"/>
-              </w:rPr>
-              <w:t>l</w:t>
-            </w:r>
-            <w:r>
-              <w:rPr>
-                <w:sz w:val="16"/>
-                <w:szCs w:val="16"/>
-              </w:rPr>
-              <w:t>l’account</w:t>
-            </w:r>
-            <w:r>
-              <w:rPr>
-                <w:sz w:val="16"/>
-                <w:szCs w:val="16"/>
-              </w:rPr>
-              <w:t xml:space="preserve"> utent</w:t>
-            </w:r>
-            <w:r>
-              <w:rPr>
-                <w:sz w:val="16"/>
-                <w:szCs w:val="16"/>
-              </w:rPr>
-              <w:t>e</w:t>
-            </w:r>
-          </w:p>
-        </w:tc>
-      </w:tr>
-      <w:tr>
-        <w:trPr>
-          <w:tblCellSpacing w:w="0" w:type="dxa"/>
-        </w:trPr>
-        <w:tc>
-          <w:tcPr>
-            <w:tcW w:w="1895" w:type="dxa"/>
-            <w:tcBorders>
-              <w:top w:val="outset" w:sz="6" w:space="0" w:color="000000"/>
-              <w:bottom w:val="outset" w:sz="6" w:space="0" w:color="000000"/>
-              <w:right w:val="outset" w:sz="6" w:space="0" w:color="000000"/>
-            </w:tcBorders>
-          </w:tcPr>
-          <w:p>
-            <w:pPr>
-              <w:spacing w:before="100" w:beforeAutospacing="1"/>
-              <w:rPr>
-                <w:b/>
-                <w:sz w:val="16"/>
-                <w:szCs w:val="16"/>
-              </w:rPr>
-            </w:pPr>
-            <w:r>
-              <w:rPr>
-                <w:b/>
-                <w:sz w:val="16"/>
-                <w:szCs w:val="16"/>
-              </w:rPr>
-              <w:t>Priorità</w:t>
-            </w:r>
-          </w:p>
-        </w:tc>
-        <w:tc>
-          <w:tcPr>
-            <w:tcW w:w="7685" w:type="dxa"/>
-            <w:tcBorders>
-              <w:top w:val="outset" w:sz="6" w:space="0" w:color="000000"/>
-              <w:left w:val="outset" w:sz="6" w:space="0" w:color="000000"/>
-              <w:bottom w:val="outset" w:sz="6" w:space="0" w:color="000000"/>
-            </w:tcBorders>
-          </w:tcPr>
-          <w:p>
-            <w:pPr>
-              <w:spacing w:before="100" w:beforeAutospacing="1"/>
-              <w:rPr>
-                <w:sz w:val="16"/>
-                <w:szCs w:val="16"/>
-              </w:rPr>
-            </w:pPr>
-            <w:r>
-              <w:rPr>
-                <w:sz w:val="16"/>
-                <w:szCs w:val="16"/>
-              </w:rPr>
-              <w:t>2</w:t>
-            </w:r>
-          </w:p>
-        </w:tc>
-      </w:tr>
-      <w:tr>
-        <w:trPr>
-          <w:tblCellSpacing w:w="0" w:type="dxa"/>
-        </w:trPr>
-        <w:tc>
-          <w:tcPr>
-            <w:tcW w:w="1895" w:type="dxa"/>
-            <w:tcBorders>
-              <w:top w:val="outset" w:sz="6" w:space="0" w:color="000000"/>
-              <w:bottom w:val="outset" w:sz="6" w:space="0" w:color="000000"/>
-              <w:right w:val="outset" w:sz="6" w:space="0" w:color="000000"/>
-            </w:tcBorders>
-          </w:tcPr>
-          <w:p>
-            <w:pPr>
-              <w:spacing w:before="100" w:beforeAutospacing="1"/>
-              <w:rPr>
-                <w:b/>
-                <w:sz w:val="16"/>
-                <w:szCs w:val="16"/>
-              </w:rPr>
-            </w:pPr>
-            <w:r>
-              <w:rPr>
-                <w:b/>
-                <w:sz w:val="16"/>
-                <w:szCs w:val="16"/>
-              </w:rPr>
-              <w:t>Versione</w:t>
-            </w:r>
-          </w:p>
-        </w:tc>
-        <w:tc>
-          <w:tcPr>
-            <w:tcW w:w="7685" w:type="dxa"/>
-            <w:tcBorders>
-              <w:top w:val="outset" w:sz="6" w:space="0" w:color="000000"/>
-              <w:left w:val="outset" w:sz="6" w:space="0" w:color="000000"/>
-              <w:bottom w:val="outset" w:sz="6" w:space="0" w:color="000000"/>
-            </w:tcBorders>
-          </w:tcPr>
-          <w:p>
-            <w:pPr>
-              <w:spacing w:before="100" w:beforeAutospacing="1"/>
-              <w:rPr>
-                <w:sz w:val="16"/>
-                <w:szCs w:val="16"/>
-              </w:rPr>
-            </w:pPr>
-            <w:r>
-              <w:rPr>
-                <w:sz w:val="16"/>
-                <w:szCs w:val="16"/>
-              </w:rPr>
-              <w:t>1.0</w:t>
-            </w:r>
-          </w:p>
-        </w:tc>
-      </w:tr>
-      <w:tr>
-        <w:trPr>
-          <w:tblCellSpacing w:w="0" w:type="dxa"/>
-        </w:trPr>
-        <w:tc>
-          <w:tcPr>
-            <w:tcW w:w="1895" w:type="dxa"/>
-            <w:tcBorders>
-              <w:top w:val="outset" w:sz="6" w:space="0" w:color="000000"/>
-              <w:bottom w:val="outset" w:sz="6" w:space="0" w:color="000000"/>
-              <w:right w:val="outset" w:sz="6" w:space="0" w:color="000000"/>
-            </w:tcBorders>
-          </w:tcPr>
-          <w:p>
-            <w:pPr>
-              <w:spacing w:before="100" w:beforeAutospacing="1"/>
-              <w:rPr>
-                <w:b/>
-                <w:sz w:val="16"/>
-                <w:szCs w:val="16"/>
-              </w:rPr>
-            </w:pPr>
-            <w:r>
-              <w:rPr>
-                <w:b/>
-                <w:sz w:val="16"/>
-                <w:szCs w:val="16"/>
-              </w:rPr>
-              <w:t>Note</w:t>
-            </w:r>
-          </w:p>
-        </w:tc>
-        <w:tc>
-          <w:tcPr>
-            <w:tcW w:w="7685" w:type="dxa"/>
-            <w:tcBorders>
-              <w:top w:val="outset" w:sz="6" w:space="0" w:color="000000"/>
-              <w:left w:val="outset" w:sz="6" w:space="0" w:color="000000"/>
-              <w:bottom w:val="outset" w:sz="6" w:space="0" w:color="000000"/>
-            </w:tcBorders>
-          </w:tcPr>
-          <w:p>
-            <w:pPr>
-              <w:spacing w:before="100" w:beforeAutospacing="1"/>
-              <w:rPr>
-                <w:sz w:val="16"/>
-                <w:szCs w:val="16"/>
-              </w:rPr>
-            </w:pPr>
-            <w:r>
-              <w:rPr>
-                <w:sz w:val="16"/>
-                <w:szCs w:val="16"/>
-              </w:rPr>
-              <w:t xml:space="preserve">Si necessitano i permessi di </w:t>
-            </w:r>
-            <w:r>
-              <w:rPr>
-                <w:sz w:val="16"/>
-                <w:szCs w:val="16"/>
-              </w:rPr>
-              <w:t>un utente registrato</w:t>
-            </w:r>
-          </w:p>
-        </w:tc>
-      </w:tr>
-      <w:tr>
-        <w:trPr>
-          <w:tblCellSpacing w:w="0" w:type="dxa"/>
-        </w:trPr>
-        <w:tc>
-          <w:tcPr>
-            <w:tcW w:w="9580" w:type="dxa"/>
-            <w:gridSpan w:val="2"/>
-            <w:tcBorders>
-              <w:top w:val="outset" w:sz="6" w:space="0" w:color="000000"/>
-              <w:bottom w:val="outset" w:sz="6" w:space="0" w:color="000000"/>
-            </w:tcBorders>
-          </w:tcPr>
-          <w:p>
-            <w:pPr>
-              <w:spacing w:before="100" w:beforeAutospacing="1"/>
-              <w:jc w:val="center"/>
-              <w:rPr>
-                <w:sz w:val="16"/>
-                <w:szCs w:val="16"/>
-              </w:rPr>
-            </w:pPr>
-            <w:r>
-              <w:rPr>
-                <w:b/>
-                <w:bCs/>
-                <w:sz w:val="16"/>
-                <w:szCs w:val="16"/>
-              </w:rPr>
-              <w:t>Sotto requisiti</w:t>
-            </w:r>
-          </w:p>
-        </w:tc>
-      </w:tr>
-      <w:tr>
-        <w:trPr>
-          <w:tblCellSpacing w:w="0" w:type="dxa"/>
-        </w:trPr>
-        <w:tc>
-          <w:tcPr>
-            <w:tcW w:w="1895" w:type="dxa"/>
-            <w:tcBorders>
-              <w:top w:val="outset" w:sz="6" w:space="0" w:color="000000"/>
-              <w:bottom w:val="outset" w:sz="6" w:space="0" w:color="000000"/>
-              <w:right w:val="outset" w:sz="6" w:space="0" w:color="000000"/>
-            </w:tcBorders>
-          </w:tcPr>
-          <w:p>
-            <w:pPr>
-              <w:spacing w:before="100" w:beforeAutospacing="1"/>
-              <w:rPr>
-                <w:b/>
-                <w:sz w:val="16"/>
-                <w:szCs w:val="16"/>
-              </w:rPr>
-            </w:pPr>
-            <w:r>
-              <w:rPr>
-                <w:b/>
-                <w:bCs/>
-                <w:sz w:val="16"/>
-                <w:szCs w:val="16"/>
-              </w:rPr>
-              <w:t>001</w:t>
-            </w:r>
-          </w:p>
-        </w:tc>
-        <w:tc>
-          <w:tcPr>
-            <w:tcW w:w="7685" w:type="dxa"/>
-            <w:tcBorders>
-              <w:top w:val="outset" w:sz="6" w:space="0" w:color="000000"/>
-              <w:left w:val="outset" w:sz="6" w:space="0" w:color="000000"/>
-              <w:bottom w:val="outset" w:sz="6" w:space="0" w:color="000000"/>
-            </w:tcBorders>
-          </w:tcPr>
-          <w:p>
-            <w:pPr>
-              <w:spacing w:before="100" w:beforeAutospacing="1"/>
-              <w:rPr>
-                <w:sz w:val="16"/>
-                <w:szCs w:val="16"/>
-              </w:rPr>
-            </w:pPr>
-            <w:r>
-              <w:rPr>
-                <w:sz w:val="16"/>
-                <w:szCs w:val="16"/>
-              </w:rPr>
-              <w:t xml:space="preserve">Modifica </w:t>
-            </w:r>
-            <w:r>
-              <w:rPr>
-                <w:sz w:val="16"/>
-                <w:szCs w:val="16"/>
-              </w:rPr>
-              <w:t>delle informazioni personali</w:t>
-            </w:r>
-          </w:p>
-        </w:tc>
-      </w:tr>
-      <w:tr>
-        <w:trPr>
-          <w:tblCellSpacing w:w="0" w:type="dxa"/>
-        </w:trPr>
-        <w:tc>
-          <w:tcPr>
-            <w:tcW w:w="1895" w:type="dxa"/>
-            <w:tcBorders>
-              <w:top w:val="outset" w:sz="6" w:space="0" w:color="000000"/>
-              <w:bottom w:val="outset" w:sz="6" w:space="0" w:color="000000"/>
-              <w:right w:val="outset" w:sz="6" w:space="0" w:color="000000"/>
-            </w:tcBorders>
-          </w:tcPr>
-          <w:p>
-            <w:pPr>
-              <w:spacing w:before="100" w:beforeAutospacing="1"/>
-              <w:rPr>
-                <w:b/>
-                <w:sz w:val="16"/>
-                <w:szCs w:val="16"/>
-              </w:rPr>
-            </w:pPr>
-            <w:r>
-              <w:rPr>
-                <w:b/>
-                <w:bCs/>
-                <w:sz w:val="16"/>
-                <w:szCs w:val="16"/>
-              </w:rPr>
-              <w:t>002</w:t>
-            </w:r>
-          </w:p>
-        </w:tc>
-        <w:tc>
-          <w:tcPr>
-            <w:tcW w:w="7685" w:type="dxa"/>
-            <w:tcBorders>
-              <w:top w:val="outset" w:sz="6" w:space="0" w:color="000000"/>
-              <w:left w:val="outset" w:sz="6" w:space="0" w:color="000000"/>
-              <w:bottom w:val="outset" w:sz="6" w:space="0" w:color="000000"/>
-            </w:tcBorders>
-          </w:tcPr>
-          <w:p>
-            <w:pPr>
-              <w:spacing w:before="100" w:beforeAutospacing="1"/>
-              <w:rPr>
-                <w:sz w:val="16"/>
-                <w:szCs w:val="16"/>
-              </w:rPr>
-            </w:pPr>
-            <w:r>
-              <w:rPr>
-                <w:sz w:val="16"/>
-                <w:szCs w:val="16"/>
-              </w:rPr>
-              <w:t>Controllo delle informazioni obbligatorie</w:t>
-            </w:r>
-          </w:p>
-        </w:tc>
-      </w:tr>
-      <w:tr>
-        <w:trPr>
-          <w:tblCellSpacing w:w="0" w:type="dxa"/>
-        </w:trPr>
-        <w:tc>
-          <w:tcPr>
-            <w:tcW w:w="1895" w:type="dxa"/>
-            <w:tcBorders>
-              <w:top w:val="outset" w:sz="6" w:space="0" w:color="000000"/>
-              <w:bottom w:val="outset" w:sz="6" w:space="0" w:color="000000"/>
-              <w:right w:val="outset" w:sz="6" w:space="0" w:color="000000"/>
-            </w:tcBorders>
-          </w:tcPr>
-          <w:p>
-            <w:pPr>
-              <w:spacing w:before="100" w:beforeAutospacing="1"/>
-              <w:rPr>
-                <w:b/>
-                <w:sz w:val="16"/>
-                <w:szCs w:val="16"/>
-              </w:rPr>
-            </w:pPr>
-            <w:r>
-              <w:rPr>
-                <w:b/>
-                <w:bCs/>
-                <w:sz w:val="16"/>
-                <w:szCs w:val="16"/>
-              </w:rPr>
-              <w:t>003</w:t>
-            </w:r>
-          </w:p>
-        </w:tc>
-        <w:tc>
-          <w:tcPr>
-            <w:tcW w:w="7685" w:type="dxa"/>
-            <w:tcBorders>
-              <w:top w:val="outset" w:sz="6" w:space="0" w:color="000000"/>
-              <w:left w:val="outset" w:sz="6" w:space="0" w:color="000000"/>
-              <w:bottom w:val="outset" w:sz="6" w:space="0" w:color="000000"/>
-            </w:tcBorders>
-          </w:tcPr>
-          <w:p>
-            <w:pPr>
-              <w:spacing w:before="100" w:beforeAutospacing="1"/>
-              <w:rPr>
-                <w:sz w:val="16"/>
-                <w:szCs w:val="16"/>
-              </w:rPr>
-            </w:pPr>
-            <w:r>
-              <w:rPr>
-                <w:sz w:val="16"/>
-                <w:szCs w:val="16"/>
-              </w:rPr>
-              <w:t>Elimina account</w:t>
-            </w:r>
-          </w:p>
-        </w:tc>
-      </w:tr>
-    </w:tbl>
-    <w:p>
-      <w:pPr>
-        <w:rPr>
-          <w:lang w:val="it-IT"/>
-        </w:rPr>
-      </w:pPr>
-    </w:p>
-    <w:tbl>
-      <w:tblPr>
-        <w:tblW w:w="9580" w:type="dxa"/>
-        <w:tblCellSpacing w:w="0" w:type="dxa"/>
-        <w:tblInd w:w="-8" w:type="dxa"/>
-        <w:tblBorders>
-          <w:top w:val="outset" w:sz="6" w:space="0" w:color="000000"/>
-          <w:left w:val="outset" w:sz="6" w:space="0" w:color="000000"/>
-          <w:bottom w:val="outset" w:sz="6" w:space="0" w:color="000000"/>
-          <w:right w:val="outset" w:sz="6" w:space="0" w:color="000000"/>
-        </w:tblBorders>
-        <w:tblCellMar>
-          <w:top w:w="60" w:type="dxa"/>
-          <w:left w:w="60" w:type="dxa"/>
-          <w:bottom w:w="60" w:type="dxa"/>
-          <w:right w:w="60" w:type="dxa"/>
-        </w:tblCellMar>
-        <w:tblLook w:val="00A0" w:firstRow="1" w:lastRow="0" w:firstColumn="1" w:lastColumn="0" w:noHBand="0" w:noVBand="0"/>
-      </w:tblPr>
-      <w:tblGrid>
-        <w:gridCol w:w="1895"/>
-        <w:gridCol w:w="7685"/>
-      </w:tblGrid>
-      <w:tr>
-        <w:trPr>
-          <w:trHeight w:val="251"/>
-          <w:tblCellSpacing w:w="0" w:type="dxa"/>
-        </w:trPr>
-        <w:tc>
-          <w:tcPr>
-            <w:tcW w:w="9580" w:type="dxa"/>
-            <w:gridSpan w:val="2"/>
-            <w:tcBorders>
-              <w:top w:val="outset" w:sz="6" w:space="0" w:color="000000"/>
-              <w:bottom w:val="outset" w:sz="6" w:space="0" w:color="000000"/>
-            </w:tcBorders>
-          </w:tcPr>
-          <w:p>
-            <w:pPr>
-              <w:spacing w:before="100" w:beforeAutospacing="1"/>
-              <w:jc w:val="center"/>
-              <w:rPr>
-                <w:b/>
-                <w:sz w:val="16"/>
-                <w:szCs w:val="16"/>
-              </w:rPr>
-            </w:pPr>
-            <w:r>
-              <w:rPr>
-                <w:b/>
-                <w:sz w:val="16"/>
-                <w:szCs w:val="16"/>
-              </w:rPr>
-              <w:t xml:space="preserve">ID: </w:t>
-            </w:r>
-            <w:r>
-              <w:rPr>
-                <w:b/>
-                <w:sz w:val="16"/>
-                <w:szCs w:val="16"/>
-              </w:rPr>
-              <w:t>REQ-0</w:t>
-            </w:r>
-            <w:r>
-              <w:rPr>
-                <w:b/>
-                <w:sz w:val="16"/>
-                <w:szCs w:val="16"/>
-              </w:rPr>
-              <w:t>4</w:t>
-            </w:r>
-          </w:p>
-        </w:tc>
-      </w:tr>
-      <w:tr>
-        <w:trPr>
-          <w:tblCellSpacing w:w="0" w:type="dxa"/>
-        </w:trPr>
-        <w:tc>
-          <w:tcPr>
-            <w:tcW w:w="1895" w:type="dxa"/>
-            <w:tcBorders>
-              <w:top w:val="outset" w:sz="6" w:space="0" w:color="000000"/>
-              <w:bottom w:val="outset" w:sz="6" w:space="0" w:color="000000"/>
-              <w:right w:val="outset" w:sz="6" w:space="0" w:color="000000"/>
-            </w:tcBorders>
-          </w:tcPr>
-          <w:p>
-            <w:pPr>
-              <w:spacing w:before="100" w:beforeAutospacing="1"/>
-              <w:rPr>
-                <w:b/>
-                <w:sz w:val="16"/>
-                <w:szCs w:val="16"/>
-              </w:rPr>
-            </w:pPr>
-            <w:r>
-              <w:rPr>
-                <w:b/>
-                <w:sz w:val="16"/>
-                <w:szCs w:val="16"/>
-              </w:rPr>
-              <w:t>Nome</w:t>
-            </w:r>
-          </w:p>
-        </w:tc>
-        <w:tc>
-          <w:tcPr>
-            <w:tcW w:w="7685" w:type="dxa"/>
-            <w:tcBorders>
-              <w:top w:val="outset" w:sz="6" w:space="0" w:color="000000"/>
-              <w:left w:val="outset" w:sz="6" w:space="0" w:color="000000"/>
-              <w:bottom w:val="outset" w:sz="6" w:space="0" w:color="000000"/>
-            </w:tcBorders>
-          </w:tcPr>
-          <w:p>
-            <w:pPr>
-              <w:spacing w:before="100" w:beforeAutospacing="1"/>
-              <w:rPr>
-                <w:sz w:val="16"/>
-                <w:szCs w:val="16"/>
-              </w:rPr>
-            </w:pPr>
-            <w:r>
-              <w:rPr>
-                <w:sz w:val="16"/>
-                <w:szCs w:val="16"/>
-              </w:rPr>
-              <w:t>Sistema di pagamento</w:t>
-            </w:r>
-          </w:p>
-        </w:tc>
-      </w:tr>
-      <w:tr>
-        <w:trPr>
-          <w:tblCellSpacing w:w="0" w:type="dxa"/>
-        </w:trPr>
-        <w:tc>
-          <w:tcPr>
-            <w:tcW w:w="1895" w:type="dxa"/>
-            <w:tcBorders>
-              <w:top w:val="outset" w:sz="6" w:space="0" w:color="000000"/>
-              <w:bottom w:val="outset" w:sz="6" w:space="0" w:color="000000"/>
-              <w:right w:val="outset" w:sz="6" w:space="0" w:color="000000"/>
-            </w:tcBorders>
-          </w:tcPr>
-          <w:p>
-            <w:pPr>
-              <w:spacing w:before="100" w:beforeAutospacing="1"/>
-              <w:rPr>
-                <w:b/>
-                <w:sz w:val="16"/>
-                <w:szCs w:val="16"/>
-              </w:rPr>
-            </w:pPr>
-            <w:r>
-              <w:rPr>
-                <w:b/>
-                <w:sz w:val="16"/>
-                <w:szCs w:val="16"/>
-              </w:rPr>
-              <w:t>Priorità</w:t>
-            </w:r>
-          </w:p>
-        </w:tc>
-        <w:tc>
-          <w:tcPr>
-            <w:tcW w:w="7685" w:type="dxa"/>
-            <w:tcBorders>
-              <w:top w:val="outset" w:sz="6" w:space="0" w:color="000000"/>
-              <w:left w:val="outset" w:sz="6" w:space="0" w:color="000000"/>
-              <w:bottom w:val="outset" w:sz="6" w:space="0" w:color="000000"/>
-            </w:tcBorders>
-          </w:tcPr>
-          <w:p>
-            <w:pPr>
-              <w:spacing w:before="100" w:beforeAutospacing="1"/>
-              <w:rPr>
-                <w:sz w:val="16"/>
-                <w:szCs w:val="16"/>
-              </w:rPr>
-            </w:pPr>
-            <w:r>
-              <w:rPr>
-                <w:sz w:val="16"/>
-                <w:szCs w:val="16"/>
-              </w:rPr>
-              <w:t>2</w:t>
-            </w:r>
-          </w:p>
-        </w:tc>
-      </w:tr>
-      <w:tr>
-        <w:trPr>
-          <w:tblCellSpacing w:w="0" w:type="dxa"/>
-        </w:trPr>
-        <w:tc>
-          <w:tcPr>
-            <w:tcW w:w="1895" w:type="dxa"/>
-            <w:tcBorders>
-              <w:top w:val="outset" w:sz="6" w:space="0" w:color="000000"/>
-              <w:bottom w:val="outset" w:sz="6" w:space="0" w:color="000000"/>
-              <w:right w:val="outset" w:sz="6" w:space="0" w:color="000000"/>
-            </w:tcBorders>
-          </w:tcPr>
-          <w:p>
-            <w:pPr>
-              <w:spacing w:before="100" w:beforeAutospacing="1"/>
-              <w:rPr>
-                <w:b/>
-                <w:sz w:val="16"/>
-                <w:szCs w:val="16"/>
-              </w:rPr>
-            </w:pPr>
-            <w:r>
-              <w:rPr>
-                <w:b/>
-                <w:sz w:val="16"/>
-                <w:szCs w:val="16"/>
-              </w:rPr>
-              <w:t>Versione</w:t>
-            </w:r>
-          </w:p>
-        </w:tc>
-        <w:tc>
-          <w:tcPr>
-            <w:tcW w:w="7685" w:type="dxa"/>
-            <w:tcBorders>
-              <w:top w:val="outset" w:sz="6" w:space="0" w:color="000000"/>
-              <w:left w:val="outset" w:sz="6" w:space="0" w:color="000000"/>
-              <w:bottom w:val="outset" w:sz="6" w:space="0" w:color="000000"/>
-            </w:tcBorders>
-          </w:tcPr>
-          <w:p>
-            <w:pPr>
-              <w:spacing w:before="100" w:beforeAutospacing="1"/>
-              <w:rPr>
-                <w:sz w:val="16"/>
-                <w:szCs w:val="16"/>
-              </w:rPr>
-            </w:pPr>
-            <w:r>
-              <w:rPr>
-                <w:sz w:val="16"/>
-                <w:szCs w:val="16"/>
-              </w:rPr>
-              <w:t>1.0</w:t>
-            </w:r>
-          </w:p>
-        </w:tc>
-      </w:tr>
-      <w:tr>
-        <w:trPr>
-          <w:tblCellSpacing w:w="0" w:type="dxa"/>
-        </w:trPr>
-        <w:tc>
-          <w:tcPr>
-            <w:tcW w:w="1895" w:type="dxa"/>
-            <w:tcBorders>
-              <w:top w:val="outset" w:sz="6" w:space="0" w:color="000000"/>
-              <w:bottom w:val="outset" w:sz="6" w:space="0" w:color="000000"/>
-              <w:right w:val="outset" w:sz="6" w:space="0" w:color="000000"/>
-            </w:tcBorders>
-          </w:tcPr>
-          <w:p>
-            <w:pPr>
-              <w:spacing w:before="100" w:beforeAutospacing="1"/>
-              <w:rPr>
-                <w:b/>
-                <w:sz w:val="16"/>
-                <w:szCs w:val="16"/>
-              </w:rPr>
-            </w:pPr>
-            <w:r>
-              <w:rPr>
-                <w:b/>
-                <w:sz w:val="16"/>
-                <w:szCs w:val="16"/>
-              </w:rPr>
-              <w:t>Note</w:t>
-            </w:r>
-          </w:p>
-        </w:tc>
-        <w:tc>
-          <w:tcPr>
-            <w:tcW w:w="7685" w:type="dxa"/>
-            <w:tcBorders>
-              <w:top w:val="outset" w:sz="6" w:space="0" w:color="000000"/>
-              <w:left w:val="outset" w:sz="6" w:space="0" w:color="000000"/>
-              <w:bottom w:val="outset" w:sz="6" w:space="0" w:color="000000"/>
-            </w:tcBorders>
-          </w:tcPr>
-          <w:p>
-            <w:pPr>
-              <w:spacing w:before="100" w:beforeAutospacing="1"/>
-              <w:rPr>
-                <w:sz w:val="16"/>
-                <w:szCs w:val="16"/>
-              </w:rPr>
-            </w:pPr>
-            <w:r>
-              <w:rPr>
-                <w:sz w:val="16"/>
-                <w:szCs w:val="16"/>
-              </w:rPr>
-              <w:t>Si necessitano i permessi di un utente</w:t>
-            </w:r>
-          </w:p>
-        </w:tc>
-      </w:tr>
-      <w:tr>
-        <w:trPr>
-          <w:tblCellSpacing w:w="0" w:type="dxa"/>
-        </w:trPr>
-        <w:tc>
-          <w:tcPr>
-            <w:tcW w:w="9580" w:type="dxa"/>
-            <w:gridSpan w:val="2"/>
-            <w:tcBorders>
-              <w:top w:val="outset" w:sz="6" w:space="0" w:color="000000"/>
-              <w:bottom w:val="outset" w:sz="6" w:space="0" w:color="000000"/>
-            </w:tcBorders>
-          </w:tcPr>
-          <w:p>
-            <w:pPr>
-              <w:spacing w:before="100" w:beforeAutospacing="1"/>
-              <w:jc w:val="center"/>
-              <w:rPr>
-                <w:sz w:val="16"/>
-                <w:szCs w:val="16"/>
-              </w:rPr>
-            </w:pPr>
-            <w:r>
-              <w:rPr>
-                <w:b/>
-                <w:bCs/>
-                <w:sz w:val="16"/>
-                <w:szCs w:val="16"/>
-              </w:rPr>
-              <w:t>Sotto requisiti</w:t>
-            </w:r>
-          </w:p>
-        </w:tc>
-      </w:tr>
-      <w:tr>
-        <w:trPr>
-          <w:tblCellSpacing w:w="0" w:type="dxa"/>
-        </w:trPr>
-        <w:tc>
-          <w:tcPr>
-            <w:tcW w:w="1895" w:type="dxa"/>
-            <w:tcBorders>
-              <w:top w:val="outset" w:sz="6" w:space="0" w:color="000000"/>
-              <w:bottom w:val="outset" w:sz="6" w:space="0" w:color="000000"/>
-              <w:right w:val="outset" w:sz="6" w:space="0" w:color="000000"/>
-            </w:tcBorders>
-          </w:tcPr>
-          <w:p>
-            <w:pPr>
-              <w:spacing w:before="100" w:beforeAutospacing="1"/>
-              <w:rPr>
-                <w:b/>
-                <w:sz w:val="16"/>
-                <w:szCs w:val="16"/>
-              </w:rPr>
-            </w:pPr>
-            <w:r>
-              <w:rPr>
-                <w:b/>
-                <w:bCs/>
-                <w:sz w:val="16"/>
-                <w:szCs w:val="16"/>
-              </w:rPr>
-              <w:t>001</w:t>
-            </w:r>
-          </w:p>
-        </w:tc>
-        <w:tc>
-          <w:tcPr>
-            <w:tcW w:w="7685" w:type="dxa"/>
-            <w:tcBorders>
-              <w:top w:val="outset" w:sz="6" w:space="0" w:color="000000"/>
-              <w:left w:val="outset" w:sz="6" w:space="0" w:color="000000"/>
-              <w:bottom w:val="outset" w:sz="6" w:space="0" w:color="000000"/>
-            </w:tcBorders>
-          </w:tcPr>
-          <w:p>
-            <w:pPr>
-              <w:spacing w:before="100" w:beforeAutospacing="1"/>
-              <w:rPr>
-                <w:sz w:val="16"/>
-                <w:szCs w:val="16"/>
-              </w:rPr>
-            </w:pPr>
-            <w:r>
-              <w:rPr>
-                <w:sz w:val="16"/>
-                <w:szCs w:val="16"/>
-              </w:rPr>
-              <w:t>Implementazione dell’interfaccia di pagamento nella pagina</w:t>
+              <w:t>Visualizzare pagina gestione prodotti</w:t>
             </w:r>
           </w:p>
         </w:tc>
@@ -5920,7 +4773,7 @@
                 <w:sz w:val="16"/>
                 <w:szCs w:val="16"/>
               </w:rPr>
-              <w:t>5</w:t>
+              <w:t>3</w:t>
             </w:r>
           </w:p>
         </w:tc>
@@ -5979,7 +4832,7 @@
                 <w:sz w:val="16"/>
                 <w:szCs w:val="16"/>
               </w:rPr>
-              <w:t>Gestione dei prodotti</w:t>
+              <w:t>Gestione degli utenti registrati</w:t>
             </w:r>
           </w:p>
         </w:tc>
@@ -6038,7 +4891,7 @@
                 <w:sz w:val="16"/>
                 <w:szCs w:val="16"/>
               </w:rPr>
-              <w:t>2</w:t>
+              <w:t>3</w:t>
             </w:r>
           </w:p>
         </w:tc>
@@ -6156,17 +5009,8 @@
                 <w:sz w:val="16"/>
                 <w:szCs w:val="16"/>
               </w:rPr>
-              <w:t xml:space="preserve">Si necessitano i permessi di </w:t>
-            </w:r>
-            <w:proofErr w:type="spellStart"/>
-            <w:r>
-              <w:rPr>
-                <w:sz w:val="16"/>
-                <w:szCs w:val="16"/>
-              </w:rPr>
-              <w:t>vendor</w:t>
-            </w:r>
-            <w:proofErr w:type="spellEnd"/>
+              <w:t>Si necessitano i permessi di admin</w:t>
+            </w:r>
           </w:p>
         </w:tc>
       </w:tr>
@@ -6259,7 +5103,7 @@
                 <w:sz w:val="16"/>
                 <w:szCs w:val="16"/>
               </w:rPr>
-              <w:t>Aggiunta, modifica ed eliminazione dei prodotti</w:t>
+              <w:t>Modifica dell’utente</w:t>
             </w:r>
           </w:p>
         </w:tc>
@@ -6319,7 +5163,7 @@
                 <w:sz w:val="16"/>
                 <w:szCs w:val="16"/>
               </w:rPr>
-              <w:t>Elenco dei prodotti in vendita</w:t>
+              <w:t>Aggiunta di un nuovo utente</w:t>
             </w:r>
           </w:p>
         </w:tc>
@@ -6379,32 +5223,13 @@
                 <w:sz w:val="16"/>
                 <w:szCs w:val="16"/>
               </w:rPr>
-              <w:t>Elenco dei prodotti venduti</w:t>
+              <w:t>Eliminazione di un utente</w:t>
             </w:r>
           </w:p>
         </w:tc>
       </w:tr>
     </w:tbl>
-    <w:p>
-      <w:pPr>
-        <w:rPr>
-          <w:lang w:val="it-IT"/>
-        </w:rPr>
-      </w:pPr>
-    </w:p>
-    <w:p>
-      <w:pPr>
-        <w:rPr>
-          <w:lang w:val="it-IT"/>
-        </w:rPr>
-      </w:pPr>
-      <w:r>
-        <w:rPr>
-          <w:lang w:val="it-IT"/>
-        </w:rPr>
-        <w:br w:type="page"/>
-      </w:r>
-    </w:p>
+    <w:p/>
     <w:tbl>
       <w:tblPr>
         <w:tblW w:w="9580" w:type="dxa"/>
@@ -6458,7 +5283,6 @@
                 <w:sz w:val="16"/>
                 <w:szCs w:val="16"/>
               </w:rPr>
-              <w:lastRenderedPageBreak/>
               <w:t xml:space="preserve">ID: </w:t>
             </w:r>
             <w:r>
@@ -6475,7 +5299,7 @@
                 <w:sz w:val="16"/>
                 <w:szCs w:val="16"/>
               </w:rPr>
-              <w:t>6</w:t>
+              <w:t>4</w:t>
             </w:r>
           </w:p>
         </w:tc>
@@ -6534,7 +5358,35 @@
                 <w:sz w:val="16"/>
                 <w:szCs w:val="16"/>
               </w:rPr>
-              <w:t>Ricerca prodotti tramite barra di ricerca</w:t>
+              <w:t>Gestione de</w:t>
+            </w:r>
+            <w:r>
+              <w:rPr>
+                <w:sz w:val="16"/>
+                <w:szCs w:val="16"/>
+              </w:rPr>
+              <w:t>l</w:t>
+            </w:r>
+            <w:r>
+              <w:rPr>
+                <w:sz w:val="16"/>
+                <w:szCs w:val="16"/>
+              </w:rPr>
+              <w:t>l’account</w:t>
+            </w:r>
+            <w:r>
+              <w:rPr>
+                <w:sz w:val="16"/>
+                <w:szCs w:val="16"/>
+              </w:rPr>
+              <w:t xml:space="preserve"> utent</w:t>
+            </w:r>
+            <w:r>
+              <w:rPr>
+                <w:sz w:val="16"/>
+                <w:szCs w:val="16"/>
+              </w:rPr>
+              <w:t>e</w:t>
             </w:r>
           </w:p>
         </w:tc>
@@ -6593,7 +5445,7 @@
                 <w:sz w:val="16"/>
                 <w:szCs w:val="16"/>
               </w:rPr>
-              <w:t>2</w:t>
+              <w:t>3</w:t>
             </w:r>
           </w:p>
         </w:tc>
@@ -6711,13 +5563,1209 @@
                 <w:sz w:val="16"/>
                 <w:szCs w:val="16"/>
               </w:rPr>
-              <w:t>Devono essere presenti dei prodotti all’interno del database</w:t>
-            </w:r>
+              <w:t xml:space="preserve">Si necessitano i permessi di </w:t>
+            </w:r>
+            <w:r>
+              <w:rPr>
+                <w:sz w:val="16"/>
+                <w:szCs w:val="16"/>
+              </w:rPr>
+              <w:t>un utente registrato</w:t>
+            </w:r>
+          </w:p>
+        </w:tc>
+      </w:tr>
+      <w:tr>
+        <w:trPr>
+          <w:tblCellSpacing w:w="0" w:type="dxa"/>
+        </w:trPr>
+        <w:tc>
+          <w:tcPr>
+            <w:tcW w:w="9580" w:type="dxa"/>
+            <w:gridSpan w:val="2"/>
+            <w:tcBorders>
+              <w:top w:val="outset" w:sz="6" w:space="0" w:color="000000"/>
+              <w:bottom w:val="outset" w:sz="6" w:space="0" w:color="000000"/>
+            </w:tcBorders>
+          </w:tcPr>
+          <w:p>
+            <w:pPr>
+              <w:spacing w:before="100" w:beforeAutospacing="1"/>
+              <w:jc w:val="center"/>
+              <w:rPr>
+                <w:sz w:val="16"/>
+                <w:szCs w:val="16"/>
+              </w:rPr>
+            </w:pPr>
+            <w:r>
+              <w:rPr>
+                <w:b/>
+                <w:bCs/>
+                <w:sz w:val="16"/>
+                <w:szCs w:val="16"/>
+              </w:rPr>
+              <w:t>Sotto requisiti</w:t>
+            </w:r>
+          </w:p>
+        </w:tc>
+      </w:tr>
+      <w:tr>
+        <w:trPr>
+          <w:tblCellSpacing w:w="0" w:type="dxa"/>
+        </w:trPr>
+        <w:tc>
+          <w:tcPr>
+            <w:tcW w:w="1895" w:type="dxa"/>
+            <w:tcBorders>
+              <w:top w:val="outset" w:sz="6" w:space="0" w:color="000000"/>
+              <w:bottom w:val="outset" w:sz="6" w:space="0" w:color="000000"/>
+              <w:right w:val="outset" w:sz="6" w:space="0" w:color="000000"/>
+            </w:tcBorders>
+          </w:tcPr>
+          <w:p>
+            <w:pPr>
+              <w:spacing w:before="100" w:beforeAutospacing="1"/>
+              <w:rPr>
+                <w:b/>
+                <w:sz w:val="16"/>
+                <w:szCs w:val="16"/>
+              </w:rPr>
+            </w:pPr>
+            <w:r>
+              <w:rPr>
+                <w:b/>
+                <w:bCs/>
+                <w:sz w:val="16"/>
+                <w:szCs w:val="16"/>
+              </w:rPr>
+              <w:t>001</w:t>
+            </w:r>
+          </w:p>
+        </w:tc>
+        <w:tc>
+          <w:tcPr>
+            <w:tcW w:w="7685" w:type="dxa"/>
+            <w:tcBorders>
+              <w:top w:val="outset" w:sz="6" w:space="0" w:color="000000"/>
+              <w:left w:val="outset" w:sz="6" w:space="0" w:color="000000"/>
+              <w:bottom w:val="outset" w:sz="6" w:space="0" w:color="000000"/>
+            </w:tcBorders>
+          </w:tcPr>
+          <w:p>
+            <w:pPr>
+              <w:spacing w:before="100" w:beforeAutospacing="1"/>
+              <w:rPr>
+                <w:sz w:val="16"/>
+                <w:szCs w:val="16"/>
+              </w:rPr>
+            </w:pPr>
+            <w:r>
+              <w:rPr>
+                <w:sz w:val="16"/>
+                <w:szCs w:val="16"/>
+              </w:rPr>
+              <w:t xml:space="preserve">Modifica </w:t>
+            </w:r>
+            <w:r>
+              <w:rPr>
+                <w:sz w:val="16"/>
+                <w:szCs w:val="16"/>
+              </w:rPr>
+              <w:t>delle informazioni personali</w:t>
+            </w:r>
+          </w:p>
+        </w:tc>
+      </w:tr>
+      <w:tr>
+        <w:trPr>
+          <w:tblCellSpacing w:w="0" w:type="dxa"/>
+        </w:trPr>
+        <w:tc>
+          <w:tcPr>
+            <w:tcW w:w="1895" w:type="dxa"/>
+            <w:tcBorders>
+              <w:top w:val="outset" w:sz="6" w:space="0" w:color="000000"/>
+              <w:bottom w:val="outset" w:sz="6" w:space="0" w:color="000000"/>
+              <w:right w:val="outset" w:sz="6" w:space="0" w:color="000000"/>
+            </w:tcBorders>
+          </w:tcPr>
+          <w:p>
+            <w:pPr>
+              <w:spacing w:before="100" w:beforeAutospacing="1"/>
+              <w:rPr>
+                <w:b/>
+                <w:sz w:val="16"/>
+                <w:szCs w:val="16"/>
+              </w:rPr>
+            </w:pPr>
+            <w:r>
+              <w:rPr>
+                <w:b/>
+                <w:bCs/>
+                <w:sz w:val="16"/>
+                <w:szCs w:val="16"/>
+              </w:rPr>
+              <w:t>002</w:t>
+            </w:r>
+          </w:p>
+        </w:tc>
+        <w:tc>
+          <w:tcPr>
+            <w:tcW w:w="7685" w:type="dxa"/>
+            <w:tcBorders>
+              <w:top w:val="outset" w:sz="6" w:space="0" w:color="000000"/>
+              <w:left w:val="outset" w:sz="6" w:space="0" w:color="000000"/>
+              <w:bottom w:val="outset" w:sz="6" w:space="0" w:color="000000"/>
+            </w:tcBorders>
+          </w:tcPr>
+          <w:p>
+            <w:pPr>
+              <w:spacing w:before="100" w:beforeAutospacing="1"/>
+              <w:rPr>
+                <w:sz w:val="16"/>
+                <w:szCs w:val="16"/>
+              </w:rPr>
+            </w:pPr>
+            <w:r>
+              <w:rPr>
+                <w:sz w:val="16"/>
+                <w:szCs w:val="16"/>
+              </w:rPr>
+              <w:t>Controllo delle informazioni obbligatorie</w:t>
+            </w:r>
+          </w:p>
+        </w:tc>
+      </w:tr>
+      <w:tr>
+        <w:trPr>
+          <w:tblCellSpacing w:w="0" w:type="dxa"/>
+        </w:trPr>
+        <w:tc>
+          <w:tcPr>
+            <w:tcW w:w="1895" w:type="dxa"/>
+            <w:tcBorders>
+              <w:top w:val="outset" w:sz="6" w:space="0" w:color="000000"/>
+              <w:bottom w:val="outset" w:sz="6" w:space="0" w:color="000000"/>
+              <w:right w:val="outset" w:sz="6" w:space="0" w:color="000000"/>
+            </w:tcBorders>
+          </w:tcPr>
+          <w:p>
+            <w:pPr>
+              <w:spacing w:before="100" w:beforeAutospacing="1"/>
+              <w:rPr>
+                <w:b/>
+                <w:sz w:val="16"/>
+                <w:szCs w:val="16"/>
+              </w:rPr>
+            </w:pPr>
+            <w:r>
+              <w:rPr>
+                <w:b/>
+                <w:bCs/>
+                <w:sz w:val="16"/>
+                <w:szCs w:val="16"/>
+              </w:rPr>
+              <w:t>003</w:t>
+            </w:r>
+          </w:p>
+        </w:tc>
+        <w:tc>
+          <w:tcPr>
+            <w:tcW w:w="7685" w:type="dxa"/>
+            <w:tcBorders>
+              <w:top w:val="outset" w:sz="6" w:space="0" w:color="000000"/>
+              <w:left w:val="outset" w:sz="6" w:space="0" w:color="000000"/>
+              <w:bottom w:val="outset" w:sz="6" w:space="0" w:color="000000"/>
+            </w:tcBorders>
+          </w:tcPr>
+          <w:p>
+            <w:pPr>
+              <w:spacing w:before="100" w:beforeAutospacing="1"/>
+              <w:rPr>
+                <w:sz w:val="16"/>
+                <w:szCs w:val="16"/>
+              </w:rPr>
+            </w:pPr>
+            <w:r>
+              <w:rPr>
+                <w:sz w:val="16"/>
+                <w:szCs w:val="16"/>
+              </w:rPr>
+              <w:t>Elimina account</w:t>
+            </w:r>
+          </w:p>
+        </w:tc>
+      </w:tr>
+    </w:tbl>
+    <w:p>
+      <w:pPr>
+        <w:rPr>
+          <w:lang w:val="it-IT"/>
+        </w:rPr>
+      </w:pPr>
+    </w:p>
+    <w:tbl>
+      <w:tblPr>
+        <w:tblW w:w="9580" w:type="dxa"/>
+        <w:tblCellSpacing w:w="0" w:type="dxa"/>
+        <w:tblInd w:w="-8" w:type="dxa"/>
+        <w:tblBorders>
+          <w:top w:val="outset" w:sz="6" w:space="0" w:color="000000"/>
+          <w:left w:val="outset" w:sz="6" w:space="0" w:color="000000"/>
+          <w:bottom w:val="outset" w:sz="6" w:space="0" w:color="000000"/>
+          <w:right w:val="outset" w:sz="6" w:space="0" w:color="000000"/>
+        </w:tblBorders>
+        <w:tblCellMar>
+          <w:top w:w="60" w:type="dxa"/>
+          <w:left w:w="60" w:type="dxa"/>
+          <w:bottom w:w="60" w:type="dxa"/>
+          <w:right w:w="60" w:type="dxa"/>
+        </w:tblCellMar>
+        <w:tblLook w:val="00A0" w:firstRow="1" w:lastRow="0" w:firstColumn="1" w:lastColumn="0" w:noHBand="0" w:noVBand="0"/>
+      </w:tblPr>
+      <w:tblGrid>
+        <w:gridCol w:w="1895"/>
+        <w:gridCol w:w="7685"/>
+      </w:tblGrid>
+      <w:tr>
+        <w:trPr>
+          <w:trHeight w:val="251"/>
+          <w:tblCellSpacing w:w="0" w:type="dxa"/>
+        </w:trPr>
+        <w:tc>
+          <w:tcPr>
+            <w:tcW w:w="9580" w:type="dxa"/>
+            <w:gridSpan w:val="2"/>
+            <w:tcBorders>
+              <w:top w:val="outset" w:sz="6" w:space="0" w:color="000000"/>
+              <w:bottom w:val="outset" w:sz="6" w:space="0" w:color="000000"/>
+            </w:tcBorders>
+          </w:tcPr>
+          <w:p>
+            <w:pPr>
+              <w:spacing w:before="100" w:beforeAutospacing="1"/>
+              <w:jc w:val="center"/>
+              <w:rPr>
+                <w:b/>
+                <w:sz w:val="16"/>
+                <w:szCs w:val="16"/>
+              </w:rPr>
+            </w:pPr>
+            <w:r>
+              <w:rPr>
+                <w:b/>
+                <w:sz w:val="16"/>
+                <w:szCs w:val="16"/>
+              </w:rPr>
+              <w:t xml:space="preserve">ID: </w:t>
+            </w:r>
+            <w:r>
+              <w:rPr>
+                <w:b/>
+                <w:sz w:val="16"/>
+                <w:szCs w:val="16"/>
+              </w:rPr>
+              <w:t>REQ-0</w:t>
+            </w:r>
+            <w:r>
+              <w:rPr>
+                <w:b/>
+                <w:sz w:val="16"/>
+                <w:szCs w:val="16"/>
+              </w:rPr>
+              <w:t>5</w:t>
+            </w:r>
+          </w:p>
+        </w:tc>
+      </w:tr>
+      <w:tr>
+        <w:trPr>
+          <w:tblCellSpacing w:w="0" w:type="dxa"/>
+        </w:trPr>
+        <w:tc>
+          <w:tcPr>
+            <w:tcW w:w="1895" w:type="dxa"/>
+            <w:tcBorders>
+              <w:top w:val="outset" w:sz="6" w:space="0" w:color="000000"/>
+              <w:bottom w:val="outset" w:sz="6" w:space="0" w:color="000000"/>
+              <w:right w:val="outset" w:sz="6" w:space="0" w:color="000000"/>
+            </w:tcBorders>
+          </w:tcPr>
+          <w:p>
+            <w:pPr>
+              <w:spacing w:before="100" w:beforeAutospacing="1"/>
+              <w:rPr>
+                <w:b/>
+                <w:sz w:val="16"/>
+                <w:szCs w:val="16"/>
+              </w:rPr>
+            </w:pPr>
+            <w:r>
+              <w:rPr>
+                <w:b/>
+                <w:sz w:val="16"/>
+                <w:szCs w:val="16"/>
+              </w:rPr>
+              <w:t>Nome</w:t>
+            </w:r>
+          </w:p>
+        </w:tc>
+        <w:tc>
+          <w:tcPr>
+            <w:tcW w:w="7685" w:type="dxa"/>
+            <w:tcBorders>
+              <w:top w:val="outset" w:sz="6" w:space="0" w:color="000000"/>
+              <w:left w:val="outset" w:sz="6" w:space="0" w:color="000000"/>
+              <w:bottom w:val="outset" w:sz="6" w:space="0" w:color="000000"/>
+            </w:tcBorders>
+          </w:tcPr>
+          <w:p>
+            <w:pPr>
+              <w:spacing w:before="100" w:beforeAutospacing="1"/>
+              <w:rPr>
+                <w:sz w:val="16"/>
+                <w:szCs w:val="16"/>
+              </w:rPr>
+            </w:pPr>
+            <w:r>
+              <w:rPr>
+                <w:sz w:val="16"/>
+                <w:szCs w:val="16"/>
+              </w:rPr>
+              <w:t>Sistema di pagamento</w:t>
+            </w:r>
+          </w:p>
+        </w:tc>
+      </w:tr>
+      <w:tr>
+        <w:trPr>
+          <w:tblCellSpacing w:w="0" w:type="dxa"/>
+        </w:trPr>
+        <w:tc>
+          <w:tcPr>
+            <w:tcW w:w="1895" w:type="dxa"/>
+            <w:tcBorders>
+              <w:top w:val="outset" w:sz="6" w:space="0" w:color="000000"/>
+              <w:bottom w:val="outset" w:sz="6" w:space="0" w:color="000000"/>
+              <w:right w:val="outset" w:sz="6" w:space="0" w:color="000000"/>
+            </w:tcBorders>
+          </w:tcPr>
+          <w:p>
+            <w:pPr>
+              <w:spacing w:before="100" w:beforeAutospacing="1"/>
+              <w:rPr>
+                <w:b/>
+                <w:sz w:val="16"/>
+                <w:szCs w:val="16"/>
+              </w:rPr>
+            </w:pPr>
+            <w:r>
+              <w:rPr>
+                <w:b/>
+                <w:sz w:val="16"/>
+                <w:szCs w:val="16"/>
+              </w:rPr>
+              <w:t>Priorità</w:t>
+            </w:r>
+          </w:p>
+        </w:tc>
+        <w:tc>
+          <w:tcPr>
+            <w:tcW w:w="7685" w:type="dxa"/>
+            <w:tcBorders>
+              <w:top w:val="outset" w:sz="6" w:space="0" w:color="000000"/>
+              <w:left w:val="outset" w:sz="6" w:space="0" w:color="000000"/>
+              <w:bottom w:val="outset" w:sz="6" w:space="0" w:color="000000"/>
+            </w:tcBorders>
+          </w:tcPr>
+          <w:p>
+            <w:pPr>
+              <w:spacing w:before="100" w:beforeAutospacing="1"/>
+              <w:rPr>
+                <w:sz w:val="16"/>
+                <w:szCs w:val="16"/>
+              </w:rPr>
+            </w:pPr>
+            <w:r>
+              <w:rPr>
+                <w:sz w:val="16"/>
+                <w:szCs w:val="16"/>
+              </w:rPr>
+              <w:t>3</w:t>
+            </w:r>
+          </w:p>
+        </w:tc>
+      </w:tr>
+      <w:tr>
+        <w:trPr>
+          <w:tblCellSpacing w:w="0" w:type="dxa"/>
+        </w:trPr>
+        <w:tc>
+          <w:tcPr>
+            <w:tcW w:w="1895" w:type="dxa"/>
+            <w:tcBorders>
+              <w:top w:val="outset" w:sz="6" w:space="0" w:color="000000"/>
+              <w:bottom w:val="outset" w:sz="6" w:space="0" w:color="000000"/>
+              <w:right w:val="outset" w:sz="6" w:space="0" w:color="000000"/>
+            </w:tcBorders>
+          </w:tcPr>
+          <w:p>
+            <w:pPr>
+              <w:spacing w:before="100" w:beforeAutospacing="1"/>
+              <w:rPr>
+                <w:b/>
+                <w:sz w:val="16"/>
+                <w:szCs w:val="16"/>
+              </w:rPr>
+            </w:pPr>
+            <w:r>
+              <w:rPr>
+                <w:b/>
+                <w:sz w:val="16"/>
+                <w:szCs w:val="16"/>
+              </w:rPr>
+              <w:t>Versione</w:t>
+            </w:r>
+          </w:p>
+        </w:tc>
+        <w:tc>
+          <w:tcPr>
+            <w:tcW w:w="7685" w:type="dxa"/>
+            <w:tcBorders>
+              <w:top w:val="outset" w:sz="6" w:space="0" w:color="000000"/>
+              <w:left w:val="outset" w:sz="6" w:space="0" w:color="000000"/>
+              <w:bottom w:val="outset" w:sz="6" w:space="0" w:color="000000"/>
+            </w:tcBorders>
+          </w:tcPr>
+          <w:p>
+            <w:pPr>
+              <w:spacing w:before="100" w:beforeAutospacing="1"/>
+              <w:rPr>
+                <w:sz w:val="16"/>
+                <w:szCs w:val="16"/>
+              </w:rPr>
+            </w:pPr>
+            <w:r>
+              <w:rPr>
+                <w:sz w:val="16"/>
+                <w:szCs w:val="16"/>
+              </w:rPr>
+              <w:t>1.0</w:t>
+            </w:r>
+          </w:p>
+        </w:tc>
+      </w:tr>
+      <w:tr>
+        <w:trPr>
+          <w:tblCellSpacing w:w="0" w:type="dxa"/>
+        </w:trPr>
+        <w:tc>
+          <w:tcPr>
+            <w:tcW w:w="1895" w:type="dxa"/>
+            <w:tcBorders>
+              <w:top w:val="outset" w:sz="6" w:space="0" w:color="000000"/>
+              <w:bottom w:val="outset" w:sz="6" w:space="0" w:color="000000"/>
+              <w:right w:val="outset" w:sz="6" w:space="0" w:color="000000"/>
+            </w:tcBorders>
+          </w:tcPr>
+          <w:p>
+            <w:pPr>
+              <w:spacing w:before="100" w:beforeAutospacing="1"/>
+              <w:rPr>
+                <w:b/>
+                <w:sz w:val="16"/>
+                <w:szCs w:val="16"/>
+              </w:rPr>
+            </w:pPr>
+            <w:r>
+              <w:rPr>
+                <w:b/>
+                <w:sz w:val="16"/>
+                <w:szCs w:val="16"/>
+              </w:rPr>
+              <w:t>Note</w:t>
+            </w:r>
+          </w:p>
+        </w:tc>
+        <w:tc>
+          <w:tcPr>
+            <w:tcW w:w="7685" w:type="dxa"/>
+            <w:tcBorders>
+              <w:top w:val="outset" w:sz="6" w:space="0" w:color="000000"/>
+              <w:left w:val="outset" w:sz="6" w:space="0" w:color="000000"/>
+              <w:bottom w:val="outset" w:sz="6" w:space="0" w:color="000000"/>
+            </w:tcBorders>
+          </w:tcPr>
+          <w:p>
+            <w:pPr>
+              <w:spacing w:before="100" w:beforeAutospacing="1"/>
+              <w:rPr>
+                <w:sz w:val="16"/>
+                <w:szCs w:val="16"/>
+              </w:rPr>
+            </w:pPr>
+            <w:r>
+              <w:rPr>
+                <w:sz w:val="16"/>
+                <w:szCs w:val="16"/>
+              </w:rPr>
+              <w:t>Si necessitano i permessi di un utente</w:t>
+            </w:r>
+            <w:r>
+              <w:rPr>
+                <w:sz w:val="16"/>
+                <w:szCs w:val="16"/>
+              </w:rPr>
+              <w:t xml:space="preserve"> registrato</w:t>
+            </w:r>
+          </w:p>
+        </w:tc>
+      </w:tr>
+      <w:tr>
+        <w:trPr>
+          <w:tblCellSpacing w:w="0" w:type="dxa"/>
+        </w:trPr>
+        <w:tc>
+          <w:tcPr>
+            <w:tcW w:w="9580" w:type="dxa"/>
+            <w:gridSpan w:val="2"/>
+            <w:tcBorders>
+              <w:top w:val="outset" w:sz="6" w:space="0" w:color="000000"/>
+              <w:bottom w:val="outset" w:sz="6" w:space="0" w:color="000000"/>
+            </w:tcBorders>
+          </w:tcPr>
+          <w:p>
+            <w:pPr>
+              <w:spacing w:before="100" w:beforeAutospacing="1"/>
+              <w:jc w:val="center"/>
+              <w:rPr>
+                <w:sz w:val="16"/>
+                <w:szCs w:val="16"/>
+              </w:rPr>
+            </w:pPr>
+            <w:r>
+              <w:rPr>
+                <w:b/>
+                <w:bCs/>
+                <w:sz w:val="16"/>
+                <w:szCs w:val="16"/>
+              </w:rPr>
+              <w:t>Sotto requisiti</w:t>
+            </w:r>
+          </w:p>
+        </w:tc>
+      </w:tr>
+      <w:tr>
+        <w:trPr>
+          <w:trHeight w:val="20"/>
+          <w:tblCellSpacing w:w="0" w:type="dxa"/>
+        </w:trPr>
+        <w:tc>
+          <w:tcPr>
+            <w:tcW w:w="1895" w:type="dxa"/>
+            <w:tcBorders>
+              <w:top w:val="outset" w:sz="6" w:space="0" w:color="000000"/>
+              <w:bottom w:val="outset" w:sz="6" w:space="0" w:color="000000"/>
+              <w:right w:val="outset" w:sz="6" w:space="0" w:color="000000"/>
+            </w:tcBorders>
+          </w:tcPr>
+          <w:p>
+            <w:pPr>
+              <w:spacing w:before="100" w:beforeAutospacing="1"/>
+              <w:rPr>
+                <w:b/>
+                <w:sz w:val="16"/>
+                <w:szCs w:val="16"/>
+              </w:rPr>
+            </w:pPr>
+            <w:r>
+              <w:rPr>
+                <w:b/>
+                <w:bCs/>
+                <w:sz w:val="16"/>
+                <w:szCs w:val="16"/>
+              </w:rPr>
+              <w:t>001</w:t>
+            </w:r>
+          </w:p>
+        </w:tc>
+        <w:tc>
+          <w:tcPr>
+            <w:tcW w:w="7685" w:type="dxa"/>
+            <w:tcBorders>
+              <w:top w:val="outset" w:sz="6" w:space="0" w:color="000000"/>
+              <w:left w:val="outset" w:sz="6" w:space="0" w:color="000000"/>
+              <w:bottom w:val="outset" w:sz="6" w:space="0" w:color="000000"/>
+            </w:tcBorders>
+          </w:tcPr>
+          <w:p>
+            <w:pPr>
+              <w:spacing w:before="100" w:beforeAutospacing="1"/>
+              <w:rPr>
+                <w:sz w:val="16"/>
+                <w:szCs w:val="16"/>
+              </w:rPr>
+            </w:pPr>
+            <w:r>
+              <w:rPr>
+                <w:sz w:val="16"/>
+                <w:szCs w:val="16"/>
+              </w:rPr>
+              <w:t>Implementazione dell’interfaccia di pagamento nella pagina</w:t>
+            </w:r>
+            <w:r>
+              <w:rPr>
+                <w:sz w:val="16"/>
+                <w:szCs w:val="16"/>
+              </w:rPr>
+              <w:t xml:space="preserve"> tramite </w:t>
+            </w:r>
+            <w:proofErr w:type="spellStart"/>
+            <w:r>
+              <w:rPr>
+                <w:sz w:val="16"/>
+                <w:szCs w:val="16"/>
+              </w:rPr>
+              <w:t>Stripe</w:t>
+            </w:r>
+            <w:proofErr w:type="spellEnd"/>
           </w:p>
         </w:tc>
       </w:tr>
     </w:tbl>
     <w:p/>
+    <w:tbl>
+      <w:tblPr>
+        <w:tblW w:w="9580" w:type="dxa"/>
+        <w:tblCellSpacing w:w="0" w:type="dxa"/>
+        <w:tblInd w:w="-8" w:type="dxa"/>
+        <w:tblBorders>
+          <w:top w:val="outset" w:sz="6" w:space="0" w:color="000000"/>
+          <w:left w:val="outset" w:sz="6" w:space="0" w:color="000000"/>
+          <w:bottom w:val="outset" w:sz="6" w:space="0" w:color="000000"/>
+          <w:right w:val="outset" w:sz="6" w:space="0" w:color="000000"/>
+        </w:tblBorders>
+        <w:tblCellMar>
+          <w:top w:w="60" w:type="dxa"/>
+          <w:left w:w="60" w:type="dxa"/>
+          <w:bottom w:w="60" w:type="dxa"/>
+          <w:right w:w="60" w:type="dxa"/>
+        </w:tblCellMar>
+        <w:tblLook w:val="00A0" w:firstRow="1" w:lastRow="0" w:firstColumn="1" w:lastColumn="0" w:noHBand="0" w:noVBand="0"/>
+      </w:tblPr>
+      <w:tblGrid>
+        <w:gridCol w:w="1895"/>
+        <w:gridCol w:w="7685"/>
+      </w:tblGrid>
+      <w:tr>
+        <w:trPr>
+          <w:trHeight w:val="251"/>
+          <w:tblCellSpacing w:w="0" w:type="dxa"/>
+        </w:trPr>
+        <w:tc>
+          <w:tcPr>
+            <w:tcW w:w="9580" w:type="dxa"/>
+            <w:gridSpan w:val="2"/>
+            <w:tcBorders>
+              <w:top w:val="outset" w:sz="6" w:space="0" w:color="000000"/>
+              <w:bottom w:val="outset" w:sz="6" w:space="0" w:color="000000"/>
+            </w:tcBorders>
+          </w:tcPr>
+          <w:p>
+            <w:pPr>
+              <w:spacing w:before="100" w:beforeAutospacing="1"/>
+              <w:jc w:val="center"/>
+              <w:rPr>
+                <w:b/>
+                <w:sz w:val="16"/>
+                <w:szCs w:val="16"/>
+              </w:rPr>
+            </w:pPr>
+            <w:r>
+              <w:rPr>
+                <w:b/>
+                <w:sz w:val="16"/>
+                <w:szCs w:val="16"/>
+              </w:rPr>
+              <w:t xml:space="preserve">ID: </w:t>
+            </w:r>
+            <w:r>
+              <w:rPr>
+                <w:b/>
+                <w:sz w:val="16"/>
+                <w:szCs w:val="16"/>
+              </w:rPr>
+              <w:t>REQ-0</w:t>
+            </w:r>
+            <w:r>
+              <w:rPr>
+                <w:b/>
+                <w:sz w:val="16"/>
+                <w:szCs w:val="16"/>
+              </w:rPr>
+              <w:t>6</w:t>
+            </w:r>
+          </w:p>
+        </w:tc>
+      </w:tr>
+      <w:tr>
+        <w:trPr>
+          <w:tblCellSpacing w:w="0" w:type="dxa"/>
+        </w:trPr>
+        <w:tc>
+          <w:tcPr>
+            <w:tcW w:w="1895" w:type="dxa"/>
+            <w:tcBorders>
+              <w:top w:val="outset" w:sz="6" w:space="0" w:color="000000"/>
+              <w:bottom w:val="outset" w:sz="6" w:space="0" w:color="000000"/>
+              <w:right w:val="outset" w:sz="6" w:space="0" w:color="000000"/>
+            </w:tcBorders>
+          </w:tcPr>
+          <w:p>
+            <w:pPr>
+              <w:spacing w:before="100" w:beforeAutospacing="1"/>
+              <w:rPr>
+                <w:b/>
+                <w:sz w:val="16"/>
+                <w:szCs w:val="16"/>
+              </w:rPr>
+            </w:pPr>
+            <w:r>
+              <w:rPr>
+                <w:b/>
+                <w:sz w:val="16"/>
+                <w:szCs w:val="16"/>
+              </w:rPr>
+              <w:t>Nome</w:t>
+            </w:r>
+          </w:p>
+        </w:tc>
+        <w:tc>
+          <w:tcPr>
+            <w:tcW w:w="7685" w:type="dxa"/>
+            <w:tcBorders>
+              <w:top w:val="outset" w:sz="6" w:space="0" w:color="000000"/>
+              <w:left w:val="outset" w:sz="6" w:space="0" w:color="000000"/>
+              <w:bottom w:val="outset" w:sz="6" w:space="0" w:color="000000"/>
+            </w:tcBorders>
+          </w:tcPr>
+          <w:p>
+            <w:pPr>
+              <w:spacing w:before="100" w:beforeAutospacing="1"/>
+              <w:rPr>
+                <w:sz w:val="16"/>
+                <w:szCs w:val="16"/>
+              </w:rPr>
+            </w:pPr>
+            <w:r>
+              <w:rPr>
+                <w:sz w:val="16"/>
+                <w:szCs w:val="16"/>
+              </w:rPr>
+              <w:t>Gestione dei prodotti</w:t>
+            </w:r>
+          </w:p>
+        </w:tc>
+      </w:tr>
+      <w:tr>
+        <w:trPr>
+          <w:tblCellSpacing w:w="0" w:type="dxa"/>
+        </w:trPr>
+        <w:tc>
+          <w:tcPr>
+            <w:tcW w:w="1895" w:type="dxa"/>
+            <w:tcBorders>
+              <w:top w:val="outset" w:sz="6" w:space="0" w:color="000000"/>
+              <w:bottom w:val="outset" w:sz="6" w:space="0" w:color="000000"/>
+              <w:right w:val="outset" w:sz="6" w:space="0" w:color="000000"/>
+            </w:tcBorders>
+          </w:tcPr>
+          <w:p>
+            <w:pPr>
+              <w:spacing w:before="100" w:beforeAutospacing="1"/>
+              <w:rPr>
+                <w:b/>
+                <w:sz w:val="16"/>
+                <w:szCs w:val="16"/>
+              </w:rPr>
+            </w:pPr>
+            <w:r>
+              <w:rPr>
+                <w:b/>
+                <w:sz w:val="16"/>
+                <w:szCs w:val="16"/>
+              </w:rPr>
+              <w:t>Priorità</w:t>
+            </w:r>
+          </w:p>
+        </w:tc>
+        <w:tc>
+          <w:tcPr>
+            <w:tcW w:w="7685" w:type="dxa"/>
+            <w:tcBorders>
+              <w:top w:val="outset" w:sz="6" w:space="0" w:color="000000"/>
+              <w:left w:val="outset" w:sz="6" w:space="0" w:color="000000"/>
+              <w:bottom w:val="outset" w:sz="6" w:space="0" w:color="000000"/>
+            </w:tcBorders>
+          </w:tcPr>
+          <w:p>
+            <w:pPr>
+              <w:spacing w:before="100" w:beforeAutospacing="1"/>
+              <w:rPr>
+                <w:sz w:val="16"/>
+                <w:szCs w:val="16"/>
+              </w:rPr>
+            </w:pPr>
+            <w:r>
+              <w:rPr>
+                <w:sz w:val="16"/>
+                <w:szCs w:val="16"/>
+              </w:rPr>
+              <w:t>3</w:t>
+            </w:r>
+          </w:p>
+        </w:tc>
+      </w:tr>
+      <w:tr>
+        <w:trPr>
+          <w:tblCellSpacing w:w="0" w:type="dxa"/>
+        </w:trPr>
+        <w:tc>
+          <w:tcPr>
+            <w:tcW w:w="1895" w:type="dxa"/>
+            <w:tcBorders>
+              <w:top w:val="outset" w:sz="6" w:space="0" w:color="000000"/>
+              <w:bottom w:val="outset" w:sz="6" w:space="0" w:color="000000"/>
+              <w:right w:val="outset" w:sz="6" w:space="0" w:color="000000"/>
+            </w:tcBorders>
+          </w:tcPr>
+          <w:p>
+            <w:pPr>
+              <w:spacing w:before="100" w:beforeAutospacing="1"/>
+              <w:rPr>
+                <w:b/>
+                <w:sz w:val="16"/>
+                <w:szCs w:val="16"/>
+              </w:rPr>
+            </w:pPr>
+            <w:r>
+              <w:rPr>
+                <w:b/>
+                <w:sz w:val="16"/>
+                <w:szCs w:val="16"/>
+              </w:rPr>
+              <w:t>Versione</w:t>
+            </w:r>
+          </w:p>
+        </w:tc>
+        <w:tc>
+          <w:tcPr>
+            <w:tcW w:w="7685" w:type="dxa"/>
+            <w:tcBorders>
+              <w:top w:val="outset" w:sz="6" w:space="0" w:color="000000"/>
+              <w:left w:val="outset" w:sz="6" w:space="0" w:color="000000"/>
+              <w:bottom w:val="outset" w:sz="6" w:space="0" w:color="000000"/>
+            </w:tcBorders>
+          </w:tcPr>
+          <w:p>
+            <w:pPr>
+              <w:spacing w:before="100" w:beforeAutospacing="1"/>
+              <w:rPr>
+                <w:sz w:val="16"/>
+                <w:szCs w:val="16"/>
+              </w:rPr>
+            </w:pPr>
+            <w:r>
+              <w:rPr>
+                <w:sz w:val="16"/>
+                <w:szCs w:val="16"/>
+              </w:rPr>
+              <w:t>1.0</w:t>
+            </w:r>
+          </w:p>
+        </w:tc>
+      </w:tr>
+      <w:tr>
+        <w:trPr>
+          <w:tblCellSpacing w:w="0" w:type="dxa"/>
+        </w:trPr>
+        <w:tc>
+          <w:tcPr>
+            <w:tcW w:w="1895" w:type="dxa"/>
+            <w:tcBorders>
+              <w:top w:val="outset" w:sz="6" w:space="0" w:color="000000"/>
+              <w:bottom w:val="outset" w:sz="6" w:space="0" w:color="000000"/>
+              <w:right w:val="outset" w:sz="6" w:space="0" w:color="000000"/>
+            </w:tcBorders>
+          </w:tcPr>
+          <w:p>
+            <w:pPr>
+              <w:spacing w:before="100" w:beforeAutospacing="1"/>
+              <w:rPr>
+                <w:b/>
+                <w:sz w:val="16"/>
+                <w:szCs w:val="16"/>
+              </w:rPr>
+            </w:pPr>
+            <w:r>
+              <w:rPr>
+                <w:b/>
+                <w:sz w:val="16"/>
+                <w:szCs w:val="16"/>
+              </w:rPr>
+              <w:t>Note</w:t>
+            </w:r>
+          </w:p>
+        </w:tc>
+        <w:tc>
+          <w:tcPr>
+            <w:tcW w:w="7685" w:type="dxa"/>
+            <w:tcBorders>
+              <w:top w:val="outset" w:sz="6" w:space="0" w:color="000000"/>
+              <w:left w:val="outset" w:sz="6" w:space="0" w:color="000000"/>
+              <w:bottom w:val="outset" w:sz="6" w:space="0" w:color="000000"/>
+            </w:tcBorders>
+          </w:tcPr>
+          <w:p>
+            <w:pPr>
+              <w:spacing w:before="100" w:beforeAutospacing="1"/>
+              <w:rPr>
+                <w:sz w:val="16"/>
+                <w:szCs w:val="16"/>
+              </w:rPr>
+            </w:pPr>
+            <w:r>
+              <w:rPr>
+                <w:sz w:val="16"/>
+                <w:szCs w:val="16"/>
+              </w:rPr>
+              <w:t>Si necessitano i permessi di vendor</w:t>
+            </w:r>
+          </w:p>
+        </w:tc>
+      </w:tr>
+      <w:tr>
+        <w:trPr>
+          <w:tblCellSpacing w:w="0" w:type="dxa"/>
+        </w:trPr>
+        <w:tc>
+          <w:tcPr>
+            <w:tcW w:w="9580" w:type="dxa"/>
+            <w:gridSpan w:val="2"/>
+            <w:tcBorders>
+              <w:top w:val="outset" w:sz="6" w:space="0" w:color="000000"/>
+              <w:bottom w:val="outset" w:sz="6" w:space="0" w:color="000000"/>
+            </w:tcBorders>
+          </w:tcPr>
+          <w:p>
+            <w:pPr>
+              <w:spacing w:before="100" w:beforeAutospacing="1"/>
+              <w:jc w:val="center"/>
+              <w:rPr>
+                <w:sz w:val="16"/>
+                <w:szCs w:val="16"/>
+              </w:rPr>
+            </w:pPr>
+            <w:r>
+              <w:rPr>
+                <w:b/>
+                <w:bCs/>
+                <w:sz w:val="16"/>
+                <w:szCs w:val="16"/>
+              </w:rPr>
+              <w:t>Sotto requisiti</w:t>
+            </w:r>
+          </w:p>
+        </w:tc>
+      </w:tr>
+      <w:tr>
+        <w:trPr>
+          <w:tblCellSpacing w:w="0" w:type="dxa"/>
+        </w:trPr>
+        <w:tc>
+          <w:tcPr>
+            <w:tcW w:w="1895" w:type="dxa"/>
+            <w:tcBorders>
+              <w:top w:val="outset" w:sz="6" w:space="0" w:color="000000"/>
+              <w:bottom w:val="outset" w:sz="6" w:space="0" w:color="000000"/>
+              <w:right w:val="outset" w:sz="6" w:space="0" w:color="000000"/>
+            </w:tcBorders>
+          </w:tcPr>
+          <w:p>
+            <w:pPr>
+              <w:spacing w:before="100" w:beforeAutospacing="1"/>
+              <w:rPr>
+                <w:b/>
+                <w:sz w:val="16"/>
+                <w:szCs w:val="16"/>
+              </w:rPr>
+            </w:pPr>
+            <w:r>
+              <w:rPr>
+                <w:b/>
+                <w:bCs/>
+                <w:sz w:val="16"/>
+                <w:szCs w:val="16"/>
+              </w:rPr>
+              <w:t>001</w:t>
+            </w:r>
+          </w:p>
+        </w:tc>
+        <w:tc>
+          <w:tcPr>
+            <w:tcW w:w="7685" w:type="dxa"/>
+            <w:tcBorders>
+              <w:top w:val="outset" w:sz="6" w:space="0" w:color="000000"/>
+              <w:left w:val="outset" w:sz="6" w:space="0" w:color="000000"/>
+              <w:bottom w:val="outset" w:sz="6" w:space="0" w:color="000000"/>
+            </w:tcBorders>
+          </w:tcPr>
+          <w:p>
+            <w:pPr>
+              <w:spacing w:before="100" w:beforeAutospacing="1"/>
+              <w:rPr>
+                <w:sz w:val="16"/>
+                <w:szCs w:val="16"/>
+              </w:rPr>
+            </w:pPr>
+            <w:r>
+              <w:rPr>
+                <w:sz w:val="16"/>
+                <w:szCs w:val="16"/>
+              </w:rPr>
+              <w:t>Aggiunta, modifica ed eliminazione dei prodotti</w:t>
+            </w:r>
+          </w:p>
+        </w:tc>
+      </w:tr>
+      <w:tr>
+        <w:trPr>
+          <w:tblCellSpacing w:w="0" w:type="dxa"/>
+        </w:trPr>
+        <w:tc>
+          <w:tcPr>
+            <w:tcW w:w="1895" w:type="dxa"/>
+            <w:tcBorders>
+              <w:top w:val="outset" w:sz="6" w:space="0" w:color="000000"/>
+              <w:bottom w:val="outset" w:sz="6" w:space="0" w:color="000000"/>
+              <w:right w:val="outset" w:sz="6" w:space="0" w:color="000000"/>
+            </w:tcBorders>
+          </w:tcPr>
+          <w:p>
+            <w:pPr>
+              <w:spacing w:before="100" w:beforeAutospacing="1"/>
+              <w:rPr>
+                <w:b/>
+                <w:sz w:val="16"/>
+                <w:szCs w:val="16"/>
+              </w:rPr>
+            </w:pPr>
+            <w:r>
+              <w:rPr>
+                <w:b/>
+                <w:bCs/>
+                <w:sz w:val="16"/>
+                <w:szCs w:val="16"/>
+              </w:rPr>
+              <w:t>002</w:t>
+            </w:r>
+          </w:p>
+        </w:tc>
+        <w:tc>
+          <w:tcPr>
+            <w:tcW w:w="7685" w:type="dxa"/>
+            <w:tcBorders>
+              <w:top w:val="outset" w:sz="6" w:space="0" w:color="000000"/>
+              <w:left w:val="outset" w:sz="6" w:space="0" w:color="000000"/>
+              <w:bottom w:val="outset" w:sz="6" w:space="0" w:color="000000"/>
+            </w:tcBorders>
+          </w:tcPr>
+          <w:p>
+            <w:pPr>
+              <w:spacing w:before="100" w:beforeAutospacing="1"/>
+              <w:rPr>
+                <w:sz w:val="16"/>
+                <w:szCs w:val="16"/>
+              </w:rPr>
+            </w:pPr>
+            <w:r>
+              <w:rPr>
+                <w:sz w:val="16"/>
+                <w:szCs w:val="16"/>
+              </w:rPr>
+              <w:t>Elenco dei prodotti in vendita</w:t>
+            </w:r>
+          </w:p>
+        </w:tc>
+      </w:tr>
+      <w:tr>
+        <w:trPr>
+          <w:tblCellSpacing w:w="0" w:type="dxa"/>
+        </w:trPr>
+        <w:tc>
+          <w:tcPr>
+            <w:tcW w:w="1895" w:type="dxa"/>
+            <w:tcBorders>
+              <w:top w:val="outset" w:sz="6" w:space="0" w:color="000000"/>
+              <w:bottom w:val="outset" w:sz="6" w:space="0" w:color="000000"/>
+              <w:right w:val="outset" w:sz="6" w:space="0" w:color="000000"/>
+            </w:tcBorders>
+          </w:tcPr>
+          <w:p>
+            <w:pPr>
+              <w:spacing w:before="100" w:beforeAutospacing="1"/>
+              <w:rPr>
+                <w:b/>
+                <w:sz w:val="16"/>
+                <w:szCs w:val="16"/>
+              </w:rPr>
+            </w:pPr>
+            <w:r>
+              <w:rPr>
+                <w:b/>
+                <w:bCs/>
+                <w:sz w:val="16"/>
+                <w:szCs w:val="16"/>
+              </w:rPr>
+              <w:t>003</w:t>
+            </w:r>
+          </w:p>
+        </w:tc>
+        <w:tc>
+          <w:tcPr>
+            <w:tcW w:w="7685" w:type="dxa"/>
+            <w:tcBorders>
+              <w:top w:val="outset" w:sz="6" w:space="0" w:color="000000"/>
+              <w:left w:val="outset" w:sz="6" w:space="0" w:color="000000"/>
+              <w:bottom w:val="outset" w:sz="6" w:space="0" w:color="000000"/>
+            </w:tcBorders>
+          </w:tcPr>
+          <w:p>
+            <w:pPr>
+              <w:spacing w:before="100" w:beforeAutospacing="1"/>
+              <w:rPr>
+                <w:sz w:val="16"/>
+                <w:szCs w:val="16"/>
+              </w:rPr>
+            </w:pPr>
+            <w:r>
+              <w:rPr>
+                <w:sz w:val="16"/>
+                <w:szCs w:val="16"/>
+              </w:rPr>
+              <w:t>Elenco dei prodotti venduti</w:t>
+            </w:r>
+          </w:p>
+        </w:tc>
+      </w:tr>
+    </w:tbl>
+    <w:p>
+      <w:pPr>
+        <w:rPr>
+          <w:lang w:val="it-IT"/>
+        </w:rPr>
+      </w:pPr>
+    </w:p>
     <w:p>
       <w:pPr>
         <w:rPr>
@@ -6731,20 +6779,2213 @@
         <w:br w:type="page"/>
       </w:r>
     </w:p>
-    <w:p>
-      <w:pPr>
-        <w:rPr>
-          <w:lang w:val="it-IT"/>
-        </w:rPr>
-      </w:pPr>
+    <w:tbl>
+      <w:tblPr>
+        <w:tblW w:w="9580" w:type="dxa"/>
+        <w:tblCellSpacing w:w="0" w:type="dxa"/>
+        <w:tblInd w:w="-8" w:type="dxa"/>
+        <w:tblBorders>
+          <w:top w:val="outset" w:sz="6" w:space="0" w:color="000000"/>
+          <w:left w:val="outset" w:sz="6" w:space="0" w:color="000000"/>
+          <w:bottom w:val="outset" w:sz="6" w:space="0" w:color="000000"/>
+          <w:right w:val="outset" w:sz="6" w:space="0" w:color="000000"/>
+        </w:tblBorders>
+        <w:tblCellMar>
+          <w:top w:w="60" w:type="dxa"/>
+          <w:left w:w="60" w:type="dxa"/>
+          <w:bottom w:w="60" w:type="dxa"/>
+          <w:right w:w="60" w:type="dxa"/>
+        </w:tblCellMar>
+        <w:tblLook w:val="00A0" w:firstRow="1" w:lastRow="0" w:firstColumn="1" w:lastColumn="0" w:noHBand="0" w:noVBand="0"/>
+      </w:tblPr>
+      <w:tblGrid>
+        <w:gridCol w:w="1895"/>
+        <w:gridCol w:w="7685"/>
+      </w:tblGrid>
+      <w:tr>
+        <w:trPr>
+          <w:trHeight w:val="251"/>
+          <w:tblCellSpacing w:w="0" w:type="dxa"/>
+        </w:trPr>
+        <w:tc>
+          <w:tcPr>
+            <w:tcW w:w="9580" w:type="dxa"/>
+            <w:gridSpan w:val="2"/>
+            <w:tcBorders>
+              <w:top w:val="outset" w:sz="6" w:space="0" w:color="000000"/>
+              <w:bottom w:val="outset" w:sz="6" w:space="0" w:color="000000"/>
+            </w:tcBorders>
+          </w:tcPr>
+          <w:p>
+            <w:pPr>
+              <w:spacing w:before="100" w:beforeAutospacing="1"/>
+              <w:jc w:val="center"/>
+              <w:rPr>
+                <w:b/>
+                <w:sz w:val="16"/>
+                <w:szCs w:val="16"/>
+              </w:rPr>
+            </w:pPr>
+            <w:r>
+              <w:rPr>
+                <w:b/>
+                <w:sz w:val="16"/>
+                <w:szCs w:val="16"/>
+              </w:rPr>
+              <w:lastRenderedPageBreak/>
+              <w:t xml:space="preserve">ID: </w:t>
+            </w:r>
+            <w:r>
+              <w:rPr>
+                <w:b/>
+                <w:sz w:val="16"/>
+                <w:szCs w:val="16"/>
+              </w:rPr>
+              <w:t>REQ-0</w:t>
+            </w:r>
+            <w:r>
+              <w:rPr>
+                <w:b/>
+                <w:sz w:val="16"/>
+                <w:szCs w:val="16"/>
+              </w:rPr>
+              <w:t>7</w:t>
+            </w:r>
+          </w:p>
+        </w:tc>
+      </w:tr>
+      <w:tr>
+        <w:trPr>
+          <w:tblCellSpacing w:w="0" w:type="dxa"/>
+        </w:trPr>
+        <w:tc>
+          <w:tcPr>
+            <w:tcW w:w="1895" w:type="dxa"/>
+            <w:tcBorders>
+              <w:top w:val="outset" w:sz="6" w:space="0" w:color="000000"/>
+              <w:bottom w:val="outset" w:sz="6" w:space="0" w:color="000000"/>
+              <w:right w:val="outset" w:sz="6" w:space="0" w:color="000000"/>
+            </w:tcBorders>
+          </w:tcPr>
+          <w:p>
+            <w:pPr>
+              <w:spacing w:before="100" w:beforeAutospacing="1"/>
+              <w:rPr>
+                <w:b/>
+                <w:sz w:val="16"/>
+                <w:szCs w:val="16"/>
+              </w:rPr>
+            </w:pPr>
+            <w:r>
+              <w:rPr>
+                <w:b/>
+                <w:sz w:val="16"/>
+                <w:szCs w:val="16"/>
+              </w:rPr>
+              <w:t>Nome</w:t>
+            </w:r>
+          </w:p>
+        </w:tc>
+        <w:tc>
+          <w:tcPr>
+            <w:tcW w:w="7685" w:type="dxa"/>
+            <w:tcBorders>
+              <w:top w:val="outset" w:sz="6" w:space="0" w:color="000000"/>
+              <w:left w:val="outset" w:sz="6" w:space="0" w:color="000000"/>
+              <w:bottom w:val="outset" w:sz="6" w:space="0" w:color="000000"/>
+            </w:tcBorders>
+          </w:tcPr>
+          <w:p>
+            <w:pPr>
+              <w:spacing w:before="100" w:beforeAutospacing="1"/>
+              <w:rPr>
+                <w:sz w:val="16"/>
+                <w:szCs w:val="16"/>
+              </w:rPr>
+            </w:pPr>
+            <w:r>
+              <w:rPr>
+                <w:sz w:val="16"/>
+                <w:szCs w:val="16"/>
+              </w:rPr>
+              <w:t>Ricerca prodotti tramite barra di ricerca</w:t>
+            </w:r>
+          </w:p>
+        </w:tc>
+      </w:tr>
+      <w:tr>
+        <w:trPr>
+          <w:tblCellSpacing w:w="0" w:type="dxa"/>
+        </w:trPr>
+        <w:tc>
+          <w:tcPr>
+            <w:tcW w:w="1895" w:type="dxa"/>
+            <w:tcBorders>
+              <w:top w:val="outset" w:sz="6" w:space="0" w:color="000000"/>
+              <w:bottom w:val="outset" w:sz="6" w:space="0" w:color="000000"/>
+              <w:right w:val="outset" w:sz="6" w:space="0" w:color="000000"/>
+            </w:tcBorders>
+          </w:tcPr>
+          <w:p>
+            <w:pPr>
+              <w:spacing w:before="100" w:beforeAutospacing="1"/>
+              <w:rPr>
+                <w:b/>
+                <w:sz w:val="16"/>
+                <w:szCs w:val="16"/>
+              </w:rPr>
+            </w:pPr>
+            <w:r>
+              <w:rPr>
+                <w:b/>
+                <w:sz w:val="16"/>
+                <w:szCs w:val="16"/>
+              </w:rPr>
+              <w:t>Priorità</w:t>
+            </w:r>
+          </w:p>
+        </w:tc>
+        <w:tc>
+          <w:tcPr>
+            <w:tcW w:w="7685" w:type="dxa"/>
+            <w:tcBorders>
+              <w:top w:val="outset" w:sz="6" w:space="0" w:color="000000"/>
+              <w:left w:val="outset" w:sz="6" w:space="0" w:color="000000"/>
+              <w:bottom w:val="outset" w:sz="6" w:space="0" w:color="000000"/>
+            </w:tcBorders>
+          </w:tcPr>
+          <w:p>
+            <w:pPr>
+              <w:spacing w:before="100" w:beforeAutospacing="1"/>
+              <w:rPr>
+                <w:sz w:val="16"/>
+                <w:szCs w:val="16"/>
+              </w:rPr>
+            </w:pPr>
+            <w:r>
+              <w:rPr>
+                <w:sz w:val="16"/>
+                <w:szCs w:val="16"/>
+              </w:rPr>
+              <w:t>4</w:t>
+            </w:r>
+          </w:p>
+        </w:tc>
+      </w:tr>
+      <w:tr>
+        <w:trPr>
+          <w:tblCellSpacing w:w="0" w:type="dxa"/>
+        </w:trPr>
+        <w:tc>
+          <w:tcPr>
+            <w:tcW w:w="1895" w:type="dxa"/>
+            <w:tcBorders>
+              <w:top w:val="outset" w:sz="6" w:space="0" w:color="000000"/>
+              <w:bottom w:val="outset" w:sz="6" w:space="0" w:color="000000"/>
+              <w:right w:val="outset" w:sz="6" w:space="0" w:color="000000"/>
+            </w:tcBorders>
+          </w:tcPr>
+          <w:p>
+            <w:pPr>
+              <w:spacing w:before="100" w:beforeAutospacing="1"/>
+              <w:rPr>
+                <w:b/>
+                <w:sz w:val="16"/>
+                <w:szCs w:val="16"/>
+              </w:rPr>
+            </w:pPr>
+            <w:r>
+              <w:rPr>
+                <w:b/>
+                <w:sz w:val="16"/>
+                <w:szCs w:val="16"/>
+              </w:rPr>
+              <w:t>Versione</w:t>
+            </w:r>
+          </w:p>
+        </w:tc>
+        <w:tc>
+          <w:tcPr>
+            <w:tcW w:w="7685" w:type="dxa"/>
+            <w:tcBorders>
+              <w:top w:val="outset" w:sz="6" w:space="0" w:color="000000"/>
+              <w:left w:val="outset" w:sz="6" w:space="0" w:color="000000"/>
+              <w:bottom w:val="outset" w:sz="6" w:space="0" w:color="000000"/>
+            </w:tcBorders>
+          </w:tcPr>
+          <w:p>
+            <w:pPr>
+              <w:spacing w:before="100" w:beforeAutospacing="1"/>
+              <w:rPr>
+                <w:sz w:val="16"/>
+                <w:szCs w:val="16"/>
+              </w:rPr>
+            </w:pPr>
+            <w:r>
+              <w:rPr>
+                <w:sz w:val="16"/>
+                <w:szCs w:val="16"/>
+              </w:rPr>
+              <w:t>1.0</w:t>
+            </w:r>
+          </w:p>
+        </w:tc>
+      </w:tr>
+      <w:tr>
+        <w:trPr>
+          <w:tblCellSpacing w:w="0" w:type="dxa"/>
+        </w:trPr>
+        <w:tc>
+          <w:tcPr>
+            <w:tcW w:w="1895" w:type="dxa"/>
+            <w:tcBorders>
+              <w:top w:val="outset" w:sz="6" w:space="0" w:color="000000"/>
+              <w:bottom w:val="outset" w:sz="6" w:space="0" w:color="000000"/>
+              <w:right w:val="outset" w:sz="6" w:space="0" w:color="000000"/>
+            </w:tcBorders>
+          </w:tcPr>
+          <w:p>
+            <w:pPr>
+              <w:spacing w:before="100" w:beforeAutospacing="1"/>
+              <w:rPr>
+                <w:b/>
+                <w:sz w:val="16"/>
+                <w:szCs w:val="16"/>
+              </w:rPr>
+            </w:pPr>
+            <w:r>
+              <w:rPr>
+                <w:b/>
+                <w:sz w:val="16"/>
+                <w:szCs w:val="16"/>
+              </w:rPr>
+              <w:t>Note</w:t>
+            </w:r>
+          </w:p>
+        </w:tc>
+        <w:tc>
+          <w:tcPr>
+            <w:tcW w:w="7685" w:type="dxa"/>
+            <w:tcBorders>
+              <w:top w:val="outset" w:sz="6" w:space="0" w:color="000000"/>
+              <w:left w:val="outset" w:sz="6" w:space="0" w:color="000000"/>
+              <w:bottom w:val="outset" w:sz="6" w:space="0" w:color="000000"/>
+            </w:tcBorders>
+          </w:tcPr>
+          <w:p>
+            <w:pPr>
+              <w:spacing w:before="100" w:beforeAutospacing="1"/>
+              <w:rPr>
+                <w:sz w:val="16"/>
+                <w:szCs w:val="16"/>
+              </w:rPr>
+            </w:pPr>
+            <w:r>
+              <w:rPr>
+                <w:sz w:val="16"/>
+                <w:szCs w:val="16"/>
+              </w:rPr>
+              <w:t>Devono essere presenti dei prodotti all’interno del database</w:t>
+            </w:r>
+          </w:p>
+        </w:tc>
+      </w:tr>
+    </w:tbl>
+    <w:p/>
+    <w:tbl>
+      <w:tblPr>
+        <w:tblW w:w="9580" w:type="dxa"/>
+        <w:tblCellSpacing w:w="0" w:type="dxa"/>
+        <w:tblInd w:w="-8" w:type="dxa"/>
+        <w:tblBorders>
+          <w:top w:val="outset" w:sz="6" w:space="0" w:color="000000"/>
+          <w:left w:val="outset" w:sz="6" w:space="0" w:color="000000"/>
+          <w:bottom w:val="outset" w:sz="6" w:space="0" w:color="000000"/>
+          <w:right w:val="outset" w:sz="6" w:space="0" w:color="000000"/>
+        </w:tblBorders>
+        <w:tblCellMar>
+          <w:top w:w="60" w:type="dxa"/>
+          <w:left w:w="60" w:type="dxa"/>
+          <w:bottom w:w="60" w:type="dxa"/>
+          <w:right w:w="60" w:type="dxa"/>
+        </w:tblCellMar>
+        <w:tblLook w:val="00A0" w:firstRow="1" w:lastRow="0" w:firstColumn="1" w:lastColumn="0" w:noHBand="0" w:noVBand="0"/>
+      </w:tblPr>
+      <w:tblGrid>
+        <w:gridCol w:w="1895"/>
+        <w:gridCol w:w="7685"/>
+      </w:tblGrid>
+      <w:tr>
+        <w:trPr>
+          <w:trHeight w:val="251"/>
+          <w:tblCellSpacing w:w="0" w:type="dxa"/>
+        </w:trPr>
+        <w:tc>
+          <w:tcPr>
+            <w:tcW w:w="9580" w:type="dxa"/>
+            <w:gridSpan w:val="2"/>
+            <w:tcBorders>
+              <w:top w:val="outset" w:sz="6" w:space="0" w:color="000000"/>
+              <w:bottom w:val="outset" w:sz="6" w:space="0" w:color="000000"/>
+            </w:tcBorders>
+          </w:tcPr>
+          <w:p>
+            <w:pPr>
+              <w:spacing w:before="100" w:beforeAutospacing="1"/>
+              <w:jc w:val="center"/>
+              <w:rPr>
+                <w:b/>
+                <w:sz w:val="16"/>
+                <w:szCs w:val="16"/>
+              </w:rPr>
+            </w:pPr>
+            <w:r>
+              <w:rPr>
+                <w:b/>
+                <w:sz w:val="16"/>
+                <w:szCs w:val="16"/>
+              </w:rPr>
+              <w:t xml:space="preserve">ID: </w:t>
+            </w:r>
+            <w:r>
+              <w:rPr>
+                <w:b/>
+                <w:sz w:val="16"/>
+                <w:szCs w:val="16"/>
+              </w:rPr>
+              <w:t>REQ-0</w:t>
+            </w:r>
+            <w:r>
+              <w:rPr>
+                <w:b/>
+                <w:sz w:val="16"/>
+                <w:szCs w:val="16"/>
+              </w:rPr>
+              <w:t>8</w:t>
+            </w:r>
+          </w:p>
+        </w:tc>
+      </w:tr>
+      <w:tr>
+        <w:trPr>
+          <w:tblCellSpacing w:w="0" w:type="dxa"/>
+        </w:trPr>
+        <w:tc>
+          <w:tcPr>
+            <w:tcW w:w="1895" w:type="dxa"/>
+            <w:tcBorders>
+              <w:top w:val="outset" w:sz="6" w:space="0" w:color="000000"/>
+              <w:bottom w:val="outset" w:sz="6" w:space="0" w:color="000000"/>
+              <w:right w:val="outset" w:sz="6" w:space="0" w:color="000000"/>
+            </w:tcBorders>
+          </w:tcPr>
+          <w:p>
+            <w:pPr>
+              <w:spacing w:before="100" w:beforeAutospacing="1"/>
+              <w:rPr>
+                <w:b/>
+                <w:sz w:val="16"/>
+                <w:szCs w:val="16"/>
+              </w:rPr>
+            </w:pPr>
+            <w:r>
+              <w:rPr>
+                <w:b/>
+                <w:sz w:val="16"/>
+                <w:szCs w:val="16"/>
+              </w:rPr>
+              <w:t>Nome</w:t>
+            </w:r>
+          </w:p>
+        </w:tc>
+        <w:tc>
+          <w:tcPr>
+            <w:tcW w:w="7685" w:type="dxa"/>
+            <w:tcBorders>
+              <w:top w:val="outset" w:sz="6" w:space="0" w:color="000000"/>
+              <w:left w:val="outset" w:sz="6" w:space="0" w:color="000000"/>
+              <w:bottom w:val="outset" w:sz="6" w:space="0" w:color="000000"/>
+            </w:tcBorders>
+          </w:tcPr>
+          <w:p>
+            <w:pPr>
+              <w:spacing w:before="100" w:beforeAutospacing="1"/>
+              <w:rPr>
+                <w:sz w:val="16"/>
+                <w:szCs w:val="16"/>
+                <w:lang w:val="it-IT"/>
+              </w:rPr>
+            </w:pPr>
+            <w:r>
+              <w:rPr>
+                <w:sz w:val="16"/>
+                <w:szCs w:val="16"/>
+              </w:rPr>
+              <w:t>Sistema di registrazione e di accesso</w:t>
+            </w:r>
+          </w:p>
+        </w:tc>
+      </w:tr>
+      <w:tr>
+        <w:trPr>
+          <w:tblCellSpacing w:w="0" w:type="dxa"/>
+        </w:trPr>
+        <w:tc>
+          <w:tcPr>
+            <w:tcW w:w="1895" w:type="dxa"/>
+            <w:tcBorders>
+              <w:top w:val="outset" w:sz="6" w:space="0" w:color="000000"/>
+              <w:bottom w:val="outset" w:sz="6" w:space="0" w:color="000000"/>
+              <w:right w:val="outset" w:sz="6" w:space="0" w:color="000000"/>
+            </w:tcBorders>
+          </w:tcPr>
+          <w:p>
+            <w:pPr>
+              <w:spacing w:before="100" w:beforeAutospacing="1"/>
+              <w:rPr>
+                <w:b/>
+                <w:sz w:val="16"/>
+                <w:szCs w:val="16"/>
+              </w:rPr>
+            </w:pPr>
+            <w:r>
+              <w:rPr>
+                <w:b/>
+                <w:sz w:val="16"/>
+                <w:szCs w:val="16"/>
+              </w:rPr>
+              <w:t>Priorità</w:t>
+            </w:r>
+          </w:p>
+        </w:tc>
+        <w:tc>
+          <w:tcPr>
+            <w:tcW w:w="7685" w:type="dxa"/>
+            <w:tcBorders>
+              <w:top w:val="outset" w:sz="6" w:space="0" w:color="000000"/>
+              <w:left w:val="outset" w:sz="6" w:space="0" w:color="000000"/>
+              <w:bottom w:val="outset" w:sz="6" w:space="0" w:color="000000"/>
+            </w:tcBorders>
+          </w:tcPr>
+          <w:p>
+            <w:pPr>
+              <w:spacing w:before="100" w:beforeAutospacing="1"/>
+              <w:rPr>
+                <w:sz w:val="16"/>
+                <w:szCs w:val="16"/>
+              </w:rPr>
+            </w:pPr>
+            <w:r>
+              <w:rPr>
+                <w:sz w:val="16"/>
+                <w:szCs w:val="16"/>
+              </w:rPr>
+              <w:t>1</w:t>
+            </w:r>
+          </w:p>
+        </w:tc>
+      </w:tr>
+      <w:tr>
+        <w:trPr>
+          <w:tblCellSpacing w:w="0" w:type="dxa"/>
+        </w:trPr>
+        <w:tc>
+          <w:tcPr>
+            <w:tcW w:w="1895" w:type="dxa"/>
+            <w:tcBorders>
+              <w:top w:val="outset" w:sz="6" w:space="0" w:color="000000"/>
+              <w:bottom w:val="outset" w:sz="6" w:space="0" w:color="000000"/>
+              <w:right w:val="outset" w:sz="6" w:space="0" w:color="000000"/>
+            </w:tcBorders>
+          </w:tcPr>
+          <w:p>
+            <w:pPr>
+              <w:spacing w:before="100" w:beforeAutospacing="1"/>
+              <w:rPr>
+                <w:b/>
+                <w:sz w:val="16"/>
+                <w:szCs w:val="16"/>
+              </w:rPr>
+            </w:pPr>
+            <w:r>
+              <w:rPr>
+                <w:b/>
+                <w:sz w:val="16"/>
+                <w:szCs w:val="16"/>
+              </w:rPr>
+              <w:t>Versione</w:t>
+            </w:r>
+          </w:p>
+        </w:tc>
+        <w:tc>
+          <w:tcPr>
+            <w:tcW w:w="7685" w:type="dxa"/>
+            <w:tcBorders>
+              <w:top w:val="outset" w:sz="6" w:space="0" w:color="000000"/>
+              <w:left w:val="outset" w:sz="6" w:space="0" w:color="000000"/>
+              <w:bottom w:val="outset" w:sz="6" w:space="0" w:color="000000"/>
+            </w:tcBorders>
+          </w:tcPr>
+          <w:p>
+            <w:pPr>
+              <w:spacing w:before="100" w:beforeAutospacing="1"/>
+              <w:rPr>
+                <w:sz w:val="16"/>
+                <w:szCs w:val="16"/>
+              </w:rPr>
+            </w:pPr>
+            <w:r>
+              <w:rPr>
+                <w:sz w:val="16"/>
+                <w:szCs w:val="16"/>
+              </w:rPr>
+              <w:t>1.0</w:t>
+            </w:r>
+          </w:p>
+        </w:tc>
+      </w:tr>
+      <w:tr>
+        <w:trPr>
+          <w:tblCellSpacing w:w="0" w:type="dxa"/>
+        </w:trPr>
+        <w:tc>
+          <w:tcPr>
+            <w:tcW w:w="1895" w:type="dxa"/>
+            <w:tcBorders>
+              <w:top w:val="outset" w:sz="6" w:space="0" w:color="000000"/>
+              <w:bottom w:val="outset" w:sz="6" w:space="0" w:color="000000"/>
+              <w:right w:val="outset" w:sz="6" w:space="0" w:color="000000"/>
+            </w:tcBorders>
+          </w:tcPr>
+          <w:p>
+            <w:pPr>
+              <w:spacing w:before="100" w:beforeAutospacing="1"/>
+              <w:rPr>
+                <w:b/>
+                <w:sz w:val="16"/>
+                <w:szCs w:val="16"/>
+              </w:rPr>
+            </w:pPr>
+            <w:r>
+              <w:rPr>
+                <w:b/>
+                <w:sz w:val="16"/>
+                <w:szCs w:val="16"/>
+              </w:rPr>
+              <w:t>Note</w:t>
+            </w:r>
+          </w:p>
+        </w:tc>
+        <w:tc>
+          <w:tcPr>
+            <w:tcW w:w="7685" w:type="dxa"/>
+            <w:tcBorders>
+              <w:top w:val="outset" w:sz="6" w:space="0" w:color="000000"/>
+              <w:left w:val="outset" w:sz="6" w:space="0" w:color="000000"/>
+              <w:bottom w:val="outset" w:sz="6" w:space="0" w:color="000000"/>
+            </w:tcBorders>
+          </w:tcPr>
+          <w:p>
+            <w:pPr>
+              <w:spacing w:before="100" w:beforeAutospacing="1"/>
+              <w:rPr>
+                <w:sz w:val="16"/>
+                <w:szCs w:val="16"/>
+              </w:rPr>
+            </w:pPr>
+          </w:p>
+        </w:tc>
+      </w:tr>
+      <w:tr>
+        <w:trPr>
+          <w:tblCellSpacing w:w="0" w:type="dxa"/>
+        </w:trPr>
+        <w:tc>
+          <w:tcPr>
+            <w:tcW w:w="9580" w:type="dxa"/>
+            <w:gridSpan w:val="2"/>
+            <w:tcBorders>
+              <w:top w:val="outset" w:sz="6" w:space="0" w:color="000000"/>
+              <w:bottom w:val="outset" w:sz="6" w:space="0" w:color="000000"/>
+            </w:tcBorders>
+          </w:tcPr>
+          <w:p>
+            <w:pPr>
+              <w:spacing w:before="100" w:beforeAutospacing="1"/>
+              <w:jc w:val="center"/>
+              <w:rPr>
+                <w:sz w:val="16"/>
+                <w:szCs w:val="16"/>
+              </w:rPr>
+            </w:pPr>
+            <w:r>
+              <w:rPr>
+                <w:b/>
+                <w:bCs/>
+                <w:sz w:val="16"/>
+                <w:szCs w:val="16"/>
+              </w:rPr>
+              <w:t>Sotto requisiti</w:t>
+            </w:r>
+          </w:p>
+        </w:tc>
+      </w:tr>
+      <w:tr>
+        <w:trPr>
+          <w:tblCellSpacing w:w="0" w:type="dxa"/>
+        </w:trPr>
+        <w:tc>
+          <w:tcPr>
+            <w:tcW w:w="1895" w:type="dxa"/>
+            <w:tcBorders>
+              <w:top w:val="outset" w:sz="6" w:space="0" w:color="000000"/>
+              <w:bottom w:val="outset" w:sz="6" w:space="0" w:color="000000"/>
+              <w:right w:val="outset" w:sz="6" w:space="0" w:color="000000"/>
+            </w:tcBorders>
+          </w:tcPr>
+          <w:p>
+            <w:pPr>
+              <w:spacing w:before="100" w:beforeAutospacing="1"/>
+              <w:rPr>
+                <w:b/>
+                <w:sz w:val="16"/>
+                <w:szCs w:val="16"/>
+              </w:rPr>
+            </w:pPr>
+            <w:r>
+              <w:rPr>
+                <w:b/>
+                <w:bCs/>
+                <w:sz w:val="16"/>
+                <w:szCs w:val="16"/>
+              </w:rPr>
+              <w:t>001</w:t>
+            </w:r>
+          </w:p>
+        </w:tc>
+        <w:tc>
+          <w:tcPr>
+            <w:tcW w:w="7685" w:type="dxa"/>
+            <w:tcBorders>
+              <w:top w:val="outset" w:sz="6" w:space="0" w:color="000000"/>
+              <w:left w:val="outset" w:sz="6" w:space="0" w:color="000000"/>
+              <w:bottom w:val="outset" w:sz="6" w:space="0" w:color="000000"/>
+            </w:tcBorders>
+          </w:tcPr>
+          <w:p>
+            <w:pPr>
+              <w:spacing w:before="100" w:beforeAutospacing="1"/>
+              <w:rPr>
+                <w:sz w:val="16"/>
+                <w:szCs w:val="16"/>
+              </w:rPr>
+            </w:pPr>
+            <w:r>
+              <w:rPr>
+                <w:sz w:val="16"/>
+                <w:szCs w:val="16"/>
+              </w:rPr>
+              <w:t>Accesso con Google</w:t>
+            </w:r>
+          </w:p>
+        </w:tc>
+      </w:tr>
+      <w:tr>
+        <w:trPr>
+          <w:tblCellSpacing w:w="0" w:type="dxa"/>
+        </w:trPr>
+        <w:tc>
+          <w:tcPr>
+            <w:tcW w:w="1895" w:type="dxa"/>
+            <w:tcBorders>
+              <w:top w:val="outset" w:sz="6" w:space="0" w:color="000000"/>
+              <w:bottom w:val="outset" w:sz="6" w:space="0" w:color="000000"/>
+              <w:right w:val="outset" w:sz="6" w:space="0" w:color="000000"/>
+            </w:tcBorders>
+          </w:tcPr>
+          <w:p>
+            <w:pPr>
+              <w:spacing w:before="100" w:beforeAutospacing="1"/>
+              <w:rPr>
+                <w:b/>
+                <w:sz w:val="16"/>
+                <w:szCs w:val="16"/>
+              </w:rPr>
+            </w:pPr>
+            <w:r>
+              <w:rPr>
+                <w:b/>
+                <w:bCs/>
+                <w:sz w:val="16"/>
+                <w:szCs w:val="16"/>
+              </w:rPr>
+              <w:t>002</w:t>
+            </w:r>
+          </w:p>
+        </w:tc>
+        <w:tc>
+          <w:tcPr>
+            <w:tcW w:w="7685" w:type="dxa"/>
+            <w:tcBorders>
+              <w:top w:val="outset" w:sz="6" w:space="0" w:color="000000"/>
+              <w:left w:val="outset" w:sz="6" w:space="0" w:color="000000"/>
+              <w:bottom w:val="outset" w:sz="6" w:space="0" w:color="000000"/>
+            </w:tcBorders>
+          </w:tcPr>
+          <w:p>
+            <w:pPr>
+              <w:spacing w:before="100" w:beforeAutospacing="1"/>
+              <w:rPr>
+                <w:sz w:val="16"/>
+                <w:szCs w:val="16"/>
+              </w:rPr>
+            </w:pPr>
+            <w:r>
+              <w:rPr>
+                <w:sz w:val="16"/>
+                <w:szCs w:val="16"/>
+              </w:rPr>
+              <w:t>Accesso con mail e password</w:t>
+            </w:r>
+          </w:p>
+        </w:tc>
+      </w:tr>
+    </w:tbl>
+    <w:p/>
+    <w:tbl>
+      <w:tblPr>
+        <w:tblW w:w="9580" w:type="dxa"/>
+        <w:tblCellSpacing w:w="0" w:type="dxa"/>
+        <w:tblInd w:w="-8" w:type="dxa"/>
+        <w:tblBorders>
+          <w:top w:val="outset" w:sz="6" w:space="0" w:color="000000"/>
+          <w:left w:val="outset" w:sz="6" w:space="0" w:color="000000"/>
+          <w:bottom w:val="outset" w:sz="6" w:space="0" w:color="000000"/>
+          <w:right w:val="outset" w:sz="6" w:space="0" w:color="000000"/>
+        </w:tblBorders>
+        <w:tblCellMar>
+          <w:top w:w="60" w:type="dxa"/>
+          <w:left w:w="60" w:type="dxa"/>
+          <w:bottom w:w="60" w:type="dxa"/>
+          <w:right w:w="60" w:type="dxa"/>
+        </w:tblCellMar>
+        <w:tblLook w:val="00A0" w:firstRow="1" w:lastRow="0" w:firstColumn="1" w:lastColumn="0" w:noHBand="0" w:noVBand="0"/>
+      </w:tblPr>
+      <w:tblGrid>
+        <w:gridCol w:w="1895"/>
+        <w:gridCol w:w="7685"/>
+      </w:tblGrid>
+      <w:tr>
+        <w:trPr>
+          <w:trHeight w:val="251"/>
+          <w:tblCellSpacing w:w="0" w:type="dxa"/>
+        </w:trPr>
+        <w:tc>
+          <w:tcPr>
+            <w:tcW w:w="9580" w:type="dxa"/>
+            <w:gridSpan w:val="2"/>
+            <w:tcBorders>
+              <w:top w:val="outset" w:sz="6" w:space="0" w:color="000000"/>
+              <w:bottom w:val="outset" w:sz="6" w:space="0" w:color="000000"/>
+            </w:tcBorders>
+          </w:tcPr>
+          <w:p>
+            <w:pPr>
+              <w:spacing w:before="100" w:beforeAutospacing="1"/>
+              <w:jc w:val="center"/>
+              <w:rPr>
+                <w:b/>
+                <w:sz w:val="16"/>
+                <w:szCs w:val="16"/>
+              </w:rPr>
+            </w:pPr>
+            <w:r>
+              <w:rPr>
+                <w:b/>
+                <w:sz w:val="16"/>
+                <w:szCs w:val="16"/>
+              </w:rPr>
+              <w:t xml:space="preserve">ID: </w:t>
+            </w:r>
+            <w:r>
+              <w:rPr>
+                <w:b/>
+                <w:sz w:val="16"/>
+                <w:szCs w:val="16"/>
+              </w:rPr>
+              <w:t>REQ-0</w:t>
+            </w:r>
+            <w:r>
+              <w:rPr>
+                <w:b/>
+                <w:sz w:val="16"/>
+                <w:szCs w:val="16"/>
+              </w:rPr>
+              <w:t>9</w:t>
+            </w:r>
+          </w:p>
+        </w:tc>
+      </w:tr>
+      <w:tr>
+        <w:trPr>
+          <w:tblCellSpacing w:w="0" w:type="dxa"/>
+        </w:trPr>
+        <w:tc>
+          <w:tcPr>
+            <w:tcW w:w="1895" w:type="dxa"/>
+            <w:tcBorders>
+              <w:top w:val="outset" w:sz="6" w:space="0" w:color="000000"/>
+              <w:bottom w:val="outset" w:sz="6" w:space="0" w:color="000000"/>
+              <w:right w:val="outset" w:sz="6" w:space="0" w:color="000000"/>
+            </w:tcBorders>
+          </w:tcPr>
+          <w:p>
+            <w:pPr>
+              <w:spacing w:before="100" w:beforeAutospacing="1"/>
+              <w:rPr>
+                <w:b/>
+                <w:sz w:val="16"/>
+                <w:szCs w:val="16"/>
+              </w:rPr>
+            </w:pPr>
+            <w:r>
+              <w:rPr>
+                <w:b/>
+                <w:sz w:val="16"/>
+                <w:szCs w:val="16"/>
+              </w:rPr>
+              <w:t>Nome</w:t>
+            </w:r>
+          </w:p>
+        </w:tc>
+        <w:tc>
+          <w:tcPr>
+            <w:tcW w:w="7685" w:type="dxa"/>
+            <w:tcBorders>
+              <w:top w:val="outset" w:sz="6" w:space="0" w:color="000000"/>
+              <w:left w:val="outset" w:sz="6" w:space="0" w:color="000000"/>
+              <w:bottom w:val="outset" w:sz="6" w:space="0" w:color="000000"/>
+            </w:tcBorders>
+          </w:tcPr>
+          <w:p>
+            <w:pPr>
+              <w:spacing w:before="100" w:beforeAutospacing="1"/>
+              <w:rPr>
+                <w:sz w:val="16"/>
+                <w:szCs w:val="16"/>
+                <w:lang w:val="it-IT"/>
+              </w:rPr>
+            </w:pPr>
+            <w:r>
+              <w:rPr>
+                <w:sz w:val="16"/>
+                <w:szCs w:val="16"/>
+                <w:lang w:val="it-IT"/>
+              </w:rPr>
+              <w:t>Gestione database</w:t>
+            </w:r>
+          </w:p>
+        </w:tc>
+      </w:tr>
+      <w:tr>
+        <w:trPr>
+          <w:tblCellSpacing w:w="0" w:type="dxa"/>
+        </w:trPr>
+        <w:tc>
+          <w:tcPr>
+            <w:tcW w:w="1895" w:type="dxa"/>
+            <w:tcBorders>
+              <w:top w:val="outset" w:sz="6" w:space="0" w:color="000000"/>
+              <w:bottom w:val="outset" w:sz="6" w:space="0" w:color="000000"/>
+              <w:right w:val="outset" w:sz="6" w:space="0" w:color="000000"/>
+            </w:tcBorders>
+          </w:tcPr>
+          <w:p>
+            <w:pPr>
+              <w:spacing w:before="100" w:beforeAutospacing="1"/>
+              <w:rPr>
+                <w:b/>
+                <w:sz w:val="16"/>
+                <w:szCs w:val="16"/>
+              </w:rPr>
+            </w:pPr>
+            <w:r>
+              <w:rPr>
+                <w:b/>
+                <w:sz w:val="16"/>
+                <w:szCs w:val="16"/>
+              </w:rPr>
+              <w:t>Priorità</w:t>
+            </w:r>
+          </w:p>
+        </w:tc>
+        <w:tc>
+          <w:tcPr>
+            <w:tcW w:w="7685" w:type="dxa"/>
+            <w:tcBorders>
+              <w:top w:val="outset" w:sz="6" w:space="0" w:color="000000"/>
+              <w:left w:val="outset" w:sz="6" w:space="0" w:color="000000"/>
+              <w:bottom w:val="outset" w:sz="6" w:space="0" w:color="000000"/>
+            </w:tcBorders>
+          </w:tcPr>
+          <w:p>
+            <w:pPr>
+              <w:spacing w:before="100" w:beforeAutospacing="1"/>
+              <w:rPr>
+                <w:sz w:val="16"/>
+                <w:szCs w:val="16"/>
+              </w:rPr>
+            </w:pPr>
+            <w:r>
+              <w:rPr>
+                <w:sz w:val="16"/>
+                <w:szCs w:val="16"/>
+              </w:rPr>
+              <w:t>1</w:t>
+            </w:r>
+          </w:p>
+        </w:tc>
+      </w:tr>
+      <w:tr>
+        <w:trPr>
+          <w:tblCellSpacing w:w="0" w:type="dxa"/>
+        </w:trPr>
+        <w:tc>
+          <w:tcPr>
+            <w:tcW w:w="1895" w:type="dxa"/>
+            <w:tcBorders>
+              <w:top w:val="outset" w:sz="6" w:space="0" w:color="000000"/>
+              <w:bottom w:val="outset" w:sz="6" w:space="0" w:color="000000"/>
+              <w:right w:val="outset" w:sz="6" w:space="0" w:color="000000"/>
+            </w:tcBorders>
+          </w:tcPr>
+          <w:p>
+            <w:pPr>
+              <w:spacing w:before="100" w:beforeAutospacing="1"/>
+              <w:rPr>
+                <w:b/>
+                <w:sz w:val="16"/>
+                <w:szCs w:val="16"/>
+              </w:rPr>
+            </w:pPr>
+            <w:r>
+              <w:rPr>
+                <w:b/>
+                <w:sz w:val="16"/>
+                <w:szCs w:val="16"/>
+              </w:rPr>
+              <w:t>Versione</w:t>
+            </w:r>
+          </w:p>
+        </w:tc>
+        <w:tc>
+          <w:tcPr>
+            <w:tcW w:w="7685" w:type="dxa"/>
+            <w:tcBorders>
+              <w:top w:val="outset" w:sz="6" w:space="0" w:color="000000"/>
+              <w:left w:val="outset" w:sz="6" w:space="0" w:color="000000"/>
+              <w:bottom w:val="outset" w:sz="6" w:space="0" w:color="000000"/>
+            </w:tcBorders>
+          </w:tcPr>
+          <w:p>
+            <w:pPr>
+              <w:spacing w:before="100" w:beforeAutospacing="1"/>
+              <w:rPr>
+                <w:sz w:val="16"/>
+                <w:szCs w:val="16"/>
+              </w:rPr>
+            </w:pPr>
+            <w:r>
+              <w:rPr>
+                <w:sz w:val="16"/>
+                <w:szCs w:val="16"/>
+              </w:rPr>
+              <w:t>1.0</w:t>
+            </w:r>
+          </w:p>
+        </w:tc>
+      </w:tr>
+      <w:tr>
+        <w:trPr>
+          <w:tblCellSpacing w:w="0" w:type="dxa"/>
+        </w:trPr>
+        <w:tc>
+          <w:tcPr>
+            <w:tcW w:w="1895" w:type="dxa"/>
+            <w:tcBorders>
+              <w:top w:val="outset" w:sz="6" w:space="0" w:color="000000"/>
+              <w:bottom w:val="outset" w:sz="6" w:space="0" w:color="000000"/>
+              <w:right w:val="outset" w:sz="6" w:space="0" w:color="000000"/>
+            </w:tcBorders>
+          </w:tcPr>
+          <w:p>
+            <w:pPr>
+              <w:spacing w:before="100" w:beforeAutospacing="1"/>
+              <w:rPr>
+                <w:b/>
+                <w:sz w:val="16"/>
+                <w:szCs w:val="16"/>
+              </w:rPr>
+            </w:pPr>
+            <w:r>
+              <w:rPr>
+                <w:b/>
+                <w:sz w:val="16"/>
+                <w:szCs w:val="16"/>
+              </w:rPr>
+              <w:t>Note</w:t>
+            </w:r>
+          </w:p>
+        </w:tc>
+        <w:tc>
+          <w:tcPr>
+            <w:tcW w:w="7685" w:type="dxa"/>
+            <w:tcBorders>
+              <w:top w:val="outset" w:sz="6" w:space="0" w:color="000000"/>
+              <w:left w:val="outset" w:sz="6" w:space="0" w:color="000000"/>
+              <w:bottom w:val="outset" w:sz="6" w:space="0" w:color="000000"/>
+            </w:tcBorders>
+          </w:tcPr>
+          <w:p>
+            <w:pPr>
+              <w:spacing w:before="100" w:beforeAutospacing="1"/>
+              <w:rPr>
+                <w:sz w:val="16"/>
+                <w:szCs w:val="16"/>
+              </w:rPr>
+            </w:pPr>
+          </w:p>
+        </w:tc>
+      </w:tr>
+      <w:tr>
+        <w:trPr>
+          <w:tblCellSpacing w:w="0" w:type="dxa"/>
+        </w:trPr>
+        <w:tc>
+          <w:tcPr>
+            <w:tcW w:w="9580" w:type="dxa"/>
+            <w:gridSpan w:val="2"/>
+            <w:tcBorders>
+              <w:top w:val="outset" w:sz="6" w:space="0" w:color="000000"/>
+              <w:bottom w:val="outset" w:sz="6" w:space="0" w:color="000000"/>
+            </w:tcBorders>
+          </w:tcPr>
+          <w:p>
+            <w:pPr>
+              <w:spacing w:before="100" w:beforeAutospacing="1"/>
+              <w:jc w:val="center"/>
+              <w:rPr>
+                <w:sz w:val="16"/>
+                <w:szCs w:val="16"/>
+              </w:rPr>
+            </w:pPr>
+            <w:r>
+              <w:rPr>
+                <w:b/>
+                <w:bCs/>
+                <w:sz w:val="16"/>
+                <w:szCs w:val="16"/>
+              </w:rPr>
+              <w:t>Sotto requisiti</w:t>
+            </w:r>
+          </w:p>
+        </w:tc>
+      </w:tr>
+      <w:tr>
+        <w:trPr>
+          <w:tblCellSpacing w:w="0" w:type="dxa"/>
+        </w:trPr>
+        <w:tc>
+          <w:tcPr>
+            <w:tcW w:w="1895" w:type="dxa"/>
+            <w:tcBorders>
+              <w:top w:val="outset" w:sz="6" w:space="0" w:color="000000"/>
+              <w:bottom w:val="outset" w:sz="6" w:space="0" w:color="000000"/>
+              <w:right w:val="outset" w:sz="6" w:space="0" w:color="000000"/>
+            </w:tcBorders>
+          </w:tcPr>
+          <w:p>
+            <w:pPr>
+              <w:spacing w:before="100" w:beforeAutospacing="1"/>
+              <w:rPr>
+                <w:b/>
+                <w:sz w:val="16"/>
+                <w:szCs w:val="16"/>
+              </w:rPr>
+            </w:pPr>
+            <w:r>
+              <w:rPr>
+                <w:b/>
+                <w:bCs/>
+                <w:sz w:val="16"/>
+                <w:szCs w:val="16"/>
+              </w:rPr>
+              <w:t>001</w:t>
+            </w:r>
+          </w:p>
+        </w:tc>
+        <w:tc>
+          <w:tcPr>
+            <w:tcW w:w="7685" w:type="dxa"/>
+            <w:tcBorders>
+              <w:top w:val="outset" w:sz="6" w:space="0" w:color="000000"/>
+              <w:left w:val="outset" w:sz="6" w:space="0" w:color="000000"/>
+              <w:bottom w:val="outset" w:sz="6" w:space="0" w:color="000000"/>
+            </w:tcBorders>
+          </w:tcPr>
+          <w:p>
+            <w:pPr>
+              <w:spacing w:before="100" w:beforeAutospacing="1"/>
+              <w:rPr>
+                <w:sz w:val="16"/>
+                <w:szCs w:val="16"/>
+              </w:rPr>
+            </w:pPr>
+            <w:r>
+              <w:rPr>
+                <w:sz w:val="16"/>
+                <w:szCs w:val="16"/>
+              </w:rPr>
+              <w:t>Creazione struttura</w:t>
+            </w:r>
+          </w:p>
+        </w:tc>
+      </w:tr>
+      <w:tr>
+        <w:trPr>
+          <w:tblCellSpacing w:w="0" w:type="dxa"/>
+        </w:trPr>
+        <w:tc>
+          <w:tcPr>
+            <w:tcW w:w="1895" w:type="dxa"/>
+            <w:tcBorders>
+              <w:top w:val="outset" w:sz="6" w:space="0" w:color="000000"/>
+              <w:bottom w:val="outset" w:sz="6" w:space="0" w:color="000000"/>
+              <w:right w:val="outset" w:sz="6" w:space="0" w:color="000000"/>
+            </w:tcBorders>
+          </w:tcPr>
+          <w:p>
+            <w:pPr>
+              <w:spacing w:before="100" w:beforeAutospacing="1"/>
+              <w:rPr>
+                <w:b/>
+                <w:sz w:val="16"/>
+                <w:szCs w:val="16"/>
+              </w:rPr>
+            </w:pPr>
+            <w:r>
+              <w:rPr>
+                <w:b/>
+                <w:bCs/>
+                <w:sz w:val="16"/>
+                <w:szCs w:val="16"/>
+              </w:rPr>
+              <w:t>002</w:t>
+            </w:r>
+          </w:p>
+        </w:tc>
+        <w:tc>
+          <w:tcPr>
+            <w:tcW w:w="7685" w:type="dxa"/>
+            <w:tcBorders>
+              <w:top w:val="outset" w:sz="6" w:space="0" w:color="000000"/>
+              <w:left w:val="outset" w:sz="6" w:space="0" w:color="000000"/>
+              <w:bottom w:val="outset" w:sz="6" w:space="0" w:color="000000"/>
+            </w:tcBorders>
+          </w:tcPr>
+          <w:p>
+            <w:pPr>
+              <w:spacing w:before="100" w:beforeAutospacing="1"/>
+              <w:rPr>
+                <w:sz w:val="16"/>
+                <w:szCs w:val="16"/>
+              </w:rPr>
+            </w:pPr>
+            <w:r>
+              <w:rPr>
+                <w:sz w:val="16"/>
+                <w:szCs w:val="16"/>
+              </w:rPr>
+              <w:t>Popolamento dati</w:t>
+            </w:r>
+          </w:p>
+        </w:tc>
+      </w:tr>
+    </w:tbl>
+    <w:p/>
+    <w:tbl>
+      <w:tblPr>
+        <w:tblW w:w="9580" w:type="dxa"/>
+        <w:tblCellSpacing w:w="0" w:type="dxa"/>
+        <w:tblInd w:w="-8" w:type="dxa"/>
+        <w:tblBorders>
+          <w:top w:val="outset" w:sz="6" w:space="0" w:color="000000"/>
+          <w:left w:val="outset" w:sz="6" w:space="0" w:color="000000"/>
+          <w:bottom w:val="outset" w:sz="6" w:space="0" w:color="000000"/>
+          <w:right w:val="outset" w:sz="6" w:space="0" w:color="000000"/>
+        </w:tblBorders>
+        <w:tblCellMar>
+          <w:top w:w="60" w:type="dxa"/>
+          <w:left w:w="60" w:type="dxa"/>
+          <w:bottom w:w="60" w:type="dxa"/>
+          <w:right w:w="60" w:type="dxa"/>
+        </w:tblCellMar>
+        <w:tblLook w:val="00A0" w:firstRow="1" w:lastRow="0" w:firstColumn="1" w:lastColumn="0" w:noHBand="0" w:noVBand="0"/>
+      </w:tblPr>
+      <w:tblGrid>
+        <w:gridCol w:w="1895"/>
+        <w:gridCol w:w="7685"/>
+      </w:tblGrid>
+      <w:tr>
+        <w:trPr>
+          <w:trHeight w:val="251"/>
+          <w:tblCellSpacing w:w="0" w:type="dxa"/>
+        </w:trPr>
+        <w:tc>
+          <w:tcPr>
+            <w:tcW w:w="9580" w:type="dxa"/>
+            <w:gridSpan w:val="2"/>
+            <w:tcBorders>
+              <w:top w:val="outset" w:sz="6" w:space="0" w:color="000000"/>
+              <w:bottom w:val="outset" w:sz="6" w:space="0" w:color="000000"/>
+            </w:tcBorders>
+          </w:tcPr>
+          <w:p>
+            <w:pPr>
+              <w:spacing w:before="100" w:beforeAutospacing="1"/>
+              <w:jc w:val="center"/>
+              <w:rPr>
+                <w:b/>
+                <w:sz w:val="16"/>
+                <w:szCs w:val="16"/>
+              </w:rPr>
+            </w:pPr>
+            <w:r>
+              <w:rPr>
+                <w:b/>
+                <w:sz w:val="16"/>
+                <w:szCs w:val="16"/>
+              </w:rPr>
+              <w:t xml:space="preserve">ID: </w:t>
+            </w:r>
+            <w:r>
+              <w:rPr>
+                <w:b/>
+                <w:sz w:val="16"/>
+                <w:szCs w:val="16"/>
+              </w:rPr>
+              <w:t>REQ-</w:t>
+            </w:r>
+            <w:r>
+              <w:rPr>
+                <w:b/>
+                <w:sz w:val="16"/>
+                <w:szCs w:val="16"/>
+              </w:rPr>
+              <w:t>10</w:t>
+            </w:r>
+          </w:p>
+        </w:tc>
+      </w:tr>
+      <w:tr>
+        <w:trPr>
+          <w:tblCellSpacing w:w="0" w:type="dxa"/>
+        </w:trPr>
+        <w:tc>
+          <w:tcPr>
+            <w:tcW w:w="1895" w:type="dxa"/>
+            <w:tcBorders>
+              <w:top w:val="outset" w:sz="6" w:space="0" w:color="000000"/>
+              <w:bottom w:val="outset" w:sz="6" w:space="0" w:color="000000"/>
+              <w:right w:val="outset" w:sz="6" w:space="0" w:color="000000"/>
+            </w:tcBorders>
+          </w:tcPr>
+          <w:p>
+            <w:pPr>
+              <w:spacing w:before="100" w:beforeAutospacing="1"/>
+              <w:rPr>
+                <w:b/>
+                <w:sz w:val="16"/>
+                <w:szCs w:val="16"/>
+              </w:rPr>
+            </w:pPr>
+            <w:r>
+              <w:rPr>
+                <w:b/>
+                <w:sz w:val="16"/>
+                <w:szCs w:val="16"/>
+              </w:rPr>
+              <w:t>Nome</w:t>
+            </w:r>
+          </w:p>
+        </w:tc>
+        <w:tc>
+          <w:tcPr>
+            <w:tcW w:w="7685" w:type="dxa"/>
+            <w:tcBorders>
+              <w:top w:val="outset" w:sz="6" w:space="0" w:color="000000"/>
+              <w:left w:val="outset" w:sz="6" w:space="0" w:color="000000"/>
+              <w:bottom w:val="outset" w:sz="6" w:space="0" w:color="000000"/>
+            </w:tcBorders>
+          </w:tcPr>
+          <w:p>
+            <w:pPr>
+              <w:spacing w:before="100" w:beforeAutospacing="1"/>
+              <w:rPr>
+                <w:sz w:val="16"/>
+                <w:szCs w:val="16"/>
+                <w:lang w:val="it-IT"/>
+              </w:rPr>
+            </w:pPr>
+            <w:r>
+              <w:rPr>
+                <w:sz w:val="16"/>
+                <w:szCs w:val="16"/>
+                <w:lang w:val="it-IT"/>
+              </w:rPr>
+              <w:t>Sicurezza applicativo</w:t>
+            </w:r>
+          </w:p>
+        </w:tc>
+      </w:tr>
+      <w:tr>
+        <w:trPr>
+          <w:tblCellSpacing w:w="0" w:type="dxa"/>
+        </w:trPr>
+        <w:tc>
+          <w:tcPr>
+            <w:tcW w:w="1895" w:type="dxa"/>
+            <w:tcBorders>
+              <w:top w:val="outset" w:sz="6" w:space="0" w:color="000000"/>
+              <w:bottom w:val="outset" w:sz="6" w:space="0" w:color="000000"/>
+              <w:right w:val="outset" w:sz="6" w:space="0" w:color="000000"/>
+            </w:tcBorders>
+          </w:tcPr>
+          <w:p>
+            <w:pPr>
+              <w:spacing w:before="100" w:beforeAutospacing="1"/>
+              <w:rPr>
+                <w:b/>
+                <w:sz w:val="16"/>
+                <w:szCs w:val="16"/>
+              </w:rPr>
+            </w:pPr>
+            <w:r>
+              <w:rPr>
+                <w:b/>
+                <w:sz w:val="16"/>
+                <w:szCs w:val="16"/>
+              </w:rPr>
+              <w:t>Priorità</w:t>
+            </w:r>
+          </w:p>
+        </w:tc>
+        <w:tc>
+          <w:tcPr>
+            <w:tcW w:w="7685" w:type="dxa"/>
+            <w:tcBorders>
+              <w:top w:val="outset" w:sz="6" w:space="0" w:color="000000"/>
+              <w:left w:val="outset" w:sz="6" w:space="0" w:color="000000"/>
+              <w:bottom w:val="outset" w:sz="6" w:space="0" w:color="000000"/>
+            </w:tcBorders>
+          </w:tcPr>
+          <w:p>
+            <w:pPr>
+              <w:spacing w:before="100" w:beforeAutospacing="1"/>
+              <w:rPr>
+                <w:sz w:val="16"/>
+                <w:szCs w:val="16"/>
+              </w:rPr>
+            </w:pPr>
+            <w:r>
+              <w:rPr>
+                <w:sz w:val="16"/>
+                <w:szCs w:val="16"/>
+              </w:rPr>
+              <w:t>2</w:t>
+            </w:r>
+          </w:p>
+        </w:tc>
+      </w:tr>
+      <w:tr>
+        <w:trPr>
+          <w:tblCellSpacing w:w="0" w:type="dxa"/>
+        </w:trPr>
+        <w:tc>
+          <w:tcPr>
+            <w:tcW w:w="1895" w:type="dxa"/>
+            <w:tcBorders>
+              <w:top w:val="outset" w:sz="6" w:space="0" w:color="000000"/>
+              <w:bottom w:val="outset" w:sz="6" w:space="0" w:color="000000"/>
+              <w:right w:val="outset" w:sz="6" w:space="0" w:color="000000"/>
+            </w:tcBorders>
+          </w:tcPr>
+          <w:p>
+            <w:pPr>
+              <w:spacing w:before="100" w:beforeAutospacing="1"/>
+              <w:rPr>
+                <w:b/>
+                <w:sz w:val="16"/>
+                <w:szCs w:val="16"/>
+              </w:rPr>
+            </w:pPr>
+            <w:r>
+              <w:rPr>
+                <w:b/>
+                <w:sz w:val="16"/>
+                <w:szCs w:val="16"/>
+              </w:rPr>
+              <w:t>Versione</w:t>
+            </w:r>
+          </w:p>
+        </w:tc>
+        <w:tc>
+          <w:tcPr>
+            <w:tcW w:w="7685" w:type="dxa"/>
+            <w:tcBorders>
+              <w:top w:val="outset" w:sz="6" w:space="0" w:color="000000"/>
+              <w:left w:val="outset" w:sz="6" w:space="0" w:color="000000"/>
+              <w:bottom w:val="outset" w:sz="6" w:space="0" w:color="000000"/>
+            </w:tcBorders>
+          </w:tcPr>
+          <w:p>
+            <w:pPr>
+              <w:spacing w:before="100" w:beforeAutospacing="1"/>
+              <w:rPr>
+                <w:sz w:val="16"/>
+                <w:szCs w:val="16"/>
+              </w:rPr>
+            </w:pPr>
+            <w:r>
+              <w:rPr>
+                <w:sz w:val="16"/>
+                <w:szCs w:val="16"/>
+              </w:rPr>
+              <w:t>1.0</w:t>
+            </w:r>
+          </w:p>
+        </w:tc>
+      </w:tr>
+      <w:tr>
+        <w:trPr>
+          <w:tblCellSpacing w:w="0" w:type="dxa"/>
+        </w:trPr>
+        <w:tc>
+          <w:tcPr>
+            <w:tcW w:w="1895" w:type="dxa"/>
+            <w:tcBorders>
+              <w:top w:val="outset" w:sz="6" w:space="0" w:color="000000"/>
+              <w:bottom w:val="outset" w:sz="6" w:space="0" w:color="000000"/>
+              <w:right w:val="outset" w:sz="6" w:space="0" w:color="000000"/>
+            </w:tcBorders>
+          </w:tcPr>
+          <w:p>
+            <w:pPr>
+              <w:spacing w:before="100" w:beforeAutospacing="1"/>
+              <w:rPr>
+                <w:b/>
+                <w:sz w:val="16"/>
+                <w:szCs w:val="16"/>
+              </w:rPr>
+            </w:pPr>
+            <w:r>
+              <w:rPr>
+                <w:b/>
+                <w:sz w:val="16"/>
+                <w:szCs w:val="16"/>
+              </w:rPr>
+              <w:t>Note</w:t>
+            </w:r>
+          </w:p>
+        </w:tc>
+        <w:tc>
+          <w:tcPr>
+            <w:tcW w:w="7685" w:type="dxa"/>
+            <w:tcBorders>
+              <w:top w:val="outset" w:sz="6" w:space="0" w:color="000000"/>
+              <w:left w:val="outset" w:sz="6" w:space="0" w:color="000000"/>
+              <w:bottom w:val="outset" w:sz="6" w:space="0" w:color="000000"/>
+            </w:tcBorders>
+          </w:tcPr>
+          <w:p>
+            <w:pPr>
+              <w:spacing w:before="100" w:beforeAutospacing="1"/>
+              <w:rPr>
+                <w:sz w:val="16"/>
+                <w:szCs w:val="16"/>
+              </w:rPr>
+            </w:pPr>
+          </w:p>
+        </w:tc>
+      </w:tr>
+      <w:tr>
+        <w:trPr>
+          <w:tblCellSpacing w:w="0" w:type="dxa"/>
+        </w:trPr>
+        <w:tc>
+          <w:tcPr>
+            <w:tcW w:w="9580" w:type="dxa"/>
+            <w:gridSpan w:val="2"/>
+            <w:tcBorders>
+              <w:top w:val="outset" w:sz="6" w:space="0" w:color="000000"/>
+              <w:bottom w:val="outset" w:sz="6" w:space="0" w:color="000000"/>
+            </w:tcBorders>
+          </w:tcPr>
+          <w:p>
+            <w:pPr>
+              <w:spacing w:before="100" w:beforeAutospacing="1"/>
+              <w:jc w:val="center"/>
+              <w:rPr>
+                <w:sz w:val="16"/>
+                <w:szCs w:val="16"/>
+              </w:rPr>
+            </w:pPr>
+            <w:r>
+              <w:rPr>
+                <w:b/>
+                <w:bCs/>
+                <w:sz w:val="16"/>
+                <w:szCs w:val="16"/>
+              </w:rPr>
+              <w:t>Sotto requisiti</w:t>
+            </w:r>
+          </w:p>
+        </w:tc>
+      </w:tr>
+      <w:tr>
+        <w:trPr>
+          <w:tblCellSpacing w:w="0" w:type="dxa"/>
+        </w:trPr>
+        <w:tc>
+          <w:tcPr>
+            <w:tcW w:w="1895" w:type="dxa"/>
+            <w:tcBorders>
+              <w:top w:val="outset" w:sz="6" w:space="0" w:color="000000"/>
+              <w:bottom w:val="outset" w:sz="6" w:space="0" w:color="000000"/>
+              <w:right w:val="outset" w:sz="6" w:space="0" w:color="000000"/>
+            </w:tcBorders>
+          </w:tcPr>
+          <w:p>
+            <w:pPr>
+              <w:spacing w:before="100" w:beforeAutospacing="1"/>
+              <w:rPr>
+                <w:b/>
+                <w:sz w:val="16"/>
+                <w:szCs w:val="16"/>
+              </w:rPr>
+            </w:pPr>
+            <w:r>
+              <w:rPr>
+                <w:b/>
+                <w:bCs/>
+                <w:sz w:val="16"/>
+                <w:szCs w:val="16"/>
+              </w:rPr>
+              <w:t>001</w:t>
+            </w:r>
+          </w:p>
+        </w:tc>
+        <w:tc>
+          <w:tcPr>
+            <w:tcW w:w="7685" w:type="dxa"/>
+            <w:tcBorders>
+              <w:top w:val="outset" w:sz="6" w:space="0" w:color="000000"/>
+              <w:left w:val="outset" w:sz="6" w:space="0" w:color="000000"/>
+              <w:bottom w:val="outset" w:sz="6" w:space="0" w:color="000000"/>
+            </w:tcBorders>
+          </w:tcPr>
+          <w:p>
+            <w:pPr>
+              <w:spacing w:before="100" w:beforeAutospacing="1"/>
+              <w:rPr>
+                <w:sz w:val="16"/>
+                <w:szCs w:val="16"/>
+              </w:rPr>
+            </w:pPr>
+            <w:r>
+              <w:rPr>
+                <w:sz w:val="16"/>
+                <w:szCs w:val="16"/>
+              </w:rPr>
+              <w:t>Cifratura credenziali</w:t>
+            </w:r>
+          </w:p>
+        </w:tc>
+      </w:tr>
+      <w:tr>
+        <w:trPr>
+          <w:tblCellSpacing w:w="0" w:type="dxa"/>
+        </w:trPr>
+        <w:tc>
+          <w:tcPr>
+            <w:tcW w:w="1895" w:type="dxa"/>
+            <w:tcBorders>
+              <w:top w:val="outset" w:sz="6" w:space="0" w:color="000000"/>
+              <w:bottom w:val="outset" w:sz="6" w:space="0" w:color="000000"/>
+              <w:right w:val="outset" w:sz="6" w:space="0" w:color="000000"/>
+            </w:tcBorders>
+          </w:tcPr>
+          <w:p>
+            <w:pPr>
+              <w:spacing w:before="100" w:beforeAutospacing="1"/>
+              <w:rPr>
+                <w:b/>
+                <w:bCs/>
+                <w:sz w:val="16"/>
+                <w:szCs w:val="16"/>
+              </w:rPr>
+            </w:pPr>
+            <w:r>
+              <w:rPr>
+                <w:b/>
+                <w:bCs/>
+                <w:sz w:val="16"/>
+                <w:szCs w:val="16"/>
+              </w:rPr>
+              <w:t>00</w:t>
+            </w:r>
+            <w:r>
+              <w:rPr>
+                <w:b/>
+                <w:bCs/>
+                <w:sz w:val="16"/>
+                <w:szCs w:val="16"/>
+              </w:rPr>
+              <w:t>2</w:t>
+            </w:r>
+          </w:p>
+        </w:tc>
+        <w:tc>
+          <w:tcPr>
+            <w:tcW w:w="7685" w:type="dxa"/>
+            <w:tcBorders>
+              <w:top w:val="outset" w:sz="6" w:space="0" w:color="000000"/>
+              <w:left w:val="outset" w:sz="6" w:space="0" w:color="000000"/>
+              <w:bottom w:val="outset" w:sz="6" w:space="0" w:color="000000"/>
+            </w:tcBorders>
+          </w:tcPr>
+          <w:p>
+            <w:pPr>
+              <w:spacing w:before="100" w:beforeAutospacing="1"/>
+              <w:rPr>
+                <w:sz w:val="16"/>
+                <w:szCs w:val="16"/>
+              </w:rPr>
+            </w:pPr>
+            <w:r>
+              <w:rPr>
+                <w:sz w:val="16"/>
+                <w:szCs w:val="16"/>
+              </w:rPr>
+              <w:t>Controlli input</w:t>
+            </w:r>
+          </w:p>
+        </w:tc>
+      </w:tr>
+    </w:tbl>
+    <w:p>
+      <w:bookmarkStart w:id="5" w:name="_Toc94790449"/>
+      <w:bookmarkStart w:id="6" w:name="_GoBack"/>
+      <w:bookmarkEnd w:id="6"/>
+    </w:p>
+    <w:tbl>
+      <w:tblPr>
+        <w:tblW w:w="9580" w:type="dxa"/>
+        <w:tblCellSpacing w:w="0" w:type="dxa"/>
+        <w:tblInd w:w="-8" w:type="dxa"/>
+        <w:tblBorders>
+          <w:top w:val="outset" w:sz="6" w:space="0" w:color="000000"/>
+          <w:left w:val="outset" w:sz="6" w:space="0" w:color="000000"/>
+          <w:bottom w:val="outset" w:sz="6" w:space="0" w:color="000000"/>
+          <w:right w:val="outset" w:sz="6" w:space="0" w:color="000000"/>
+        </w:tblBorders>
+        <w:tblCellMar>
+          <w:top w:w="60" w:type="dxa"/>
+          <w:left w:w="60" w:type="dxa"/>
+          <w:bottom w:w="60" w:type="dxa"/>
+          <w:right w:w="60" w:type="dxa"/>
+        </w:tblCellMar>
+        <w:tblLook w:val="00A0" w:firstRow="1" w:lastRow="0" w:firstColumn="1" w:lastColumn="0" w:noHBand="0" w:noVBand="0"/>
+      </w:tblPr>
+      <w:tblGrid>
+        <w:gridCol w:w="1895"/>
+        <w:gridCol w:w="7685"/>
+      </w:tblGrid>
+      <w:tr>
+        <w:trPr>
+          <w:trHeight w:val="251"/>
+          <w:tblCellSpacing w:w="0" w:type="dxa"/>
+        </w:trPr>
+        <w:tc>
+          <w:tcPr>
+            <w:tcW w:w="9580" w:type="dxa"/>
+            <w:gridSpan w:val="2"/>
+            <w:tcBorders>
+              <w:top w:val="outset" w:sz="6" w:space="0" w:color="000000"/>
+              <w:bottom w:val="outset" w:sz="6" w:space="0" w:color="000000"/>
+            </w:tcBorders>
+          </w:tcPr>
+          <w:p>
+            <w:pPr>
+              <w:spacing w:before="100" w:beforeAutospacing="1"/>
+              <w:jc w:val="center"/>
+              <w:rPr>
+                <w:b/>
+                <w:sz w:val="16"/>
+                <w:szCs w:val="16"/>
+              </w:rPr>
+            </w:pPr>
+            <w:r>
+              <w:rPr>
+                <w:b/>
+                <w:sz w:val="16"/>
+                <w:szCs w:val="16"/>
+              </w:rPr>
+              <w:t xml:space="preserve">ID: </w:t>
+            </w:r>
+            <w:r>
+              <w:rPr>
+                <w:b/>
+                <w:sz w:val="16"/>
+                <w:szCs w:val="16"/>
+              </w:rPr>
+              <w:t>REQ-</w:t>
+            </w:r>
+            <w:r>
+              <w:rPr>
+                <w:b/>
+                <w:sz w:val="16"/>
+                <w:szCs w:val="16"/>
+              </w:rPr>
+              <w:t>1</w:t>
+            </w:r>
+            <w:r>
+              <w:rPr>
+                <w:b/>
+                <w:sz w:val="16"/>
+                <w:szCs w:val="16"/>
+              </w:rPr>
+              <w:t>1</w:t>
+            </w:r>
+          </w:p>
+        </w:tc>
+      </w:tr>
+      <w:tr>
+        <w:trPr>
+          <w:tblCellSpacing w:w="0" w:type="dxa"/>
+        </w:trPr>
+        <w:tc>
+          <w:tcPr>
+            <w:tcW w:w="1895" w:type="dxa"/>
+            <w:tcBorders>
+              <w:top w:val="outset" w:sz="6" w:space="0" w:color="000000"/>
+              <w:bottom w:val="outset" w:sz="6" w:space="0" w:color="000000"/>
+              <w:right w:val="outset" w:sz="6" w:space="0" w:color="000000"/>
+            </w:tcBorders>
+          </w:tcPr>
+          <w:p>
+            <w:pPr>
+              <w:spacing w:before="100" w:beforeAutospacing="1"/>
+              <w:rPr>
+                <w:b/>
+                <w:sz w:val="16"/>
+                <w:szCs w:val="16"/>
+              </w:rPr>
+            </w:pPr>
+            <w:r>
+              <w:rPr>
+                <w:b/>
+                <w:sz w:val="16"/>
+                <w:szCs w:val="16"/>
+              </w:rPr>
+              <w:t>Nome</w:t>
+            </w:r>
+          </w:p>
+        </w:tc>
+        <w:tc>
+          <w:tcPr>
+            <w:tcW w:w="7685" w:type="dxa"/>
+            <w:tcBorders>
+              <w:top w:val="outset" w:sz="6" w:space="0" w:color="000000"/>
+              <w:left w:val="outset" w:sz="6" w:space="0" w:color="000000"/>
+              <w:bottom w:val="outset" w:sz="6" w:space="0" w:color="000000"/>
+            </w:tcBorders>
+          </w:tcPr>
+          <w:p>
+            <w:pPr>
+              <w:spacing w:before="100" w:beforeAutospacing="1"/>
+              <w:rPr>
+                <w:sz w:val="16"/>
+                <w:szCs w:val="16"/>
+                <w:lang w:val="it-IT"/>
+              </w:rPr>
+            </w:pPr>
+            <w:r>
+              <w:rPr>
+                <w:sz w:val="16"/>
+                <w:szCs w:val="16"/>
+                <w:lang w:val="it-IT"/>
+              </w:rPr>
+              <w:t xml:space="preserve">Estetica delle pagine </w:t>
+            </w:r>
+          </w:p>
+        </w:tc>
+      </w:tr>
+      <w:tr>
+        <w:trPr>
+          <w:tblCellSpacing w:w="0" w:type="dxa"/>
+        </w:trPr>
+        <w:tc>
+          <w:tcPr>
+            <w:tcW w:w="1895" w:type="dxa"/>
+            <w:tcBorders>
+              <w:top w:val="outset" w:sz="6" w:space="0" w:color="000000"/>
+              <w:bottom w:val="outset" w:sz="6" w:space="0" w:color="000000"/>
+              <w:right w:val="outset" w:sz="6" w:space="0" w:color="000000"/>
+            </w:tcBorders>
+          </w:tcPr>
+          <w:p>
+            <w:pPr>
+              <w:spacing w:before="100" w:beforeAutospacing="1"/>
+              <w:rPr>
+                <w:b/>
+                <w:sz w:val="16"/>
+                <w:szCs w:val="16"/>
+              </w:rPr>
+            </w:pPr>
+            <w:r>
+              <w:rPr>
+                <w:b/>
+                <w:sz w:val="16"/>
+                <w:szCs w:val="16"/>
+              </w:rPr>
+              <w:t>Priorità</w:t>
+            </w:r>
+          </w:p>
+        </w:tc>
+        <w:tc>
+          <w:tcPr>
+            <w:tcW w:w="7685" w:type="dxa"/>
+            <w:tcBorders>
+              <w:top w:val="outset" w:sz="6" w:space="0" w:color="000000"/>
+              <w:left w:val="outset" w:sz="6" w:space="0" w:color="000000"/>
+              <w:bottom w:val="outset" w:sz="6" w:space="0" w:color="000000"/>
+            </w:tcBorders>
+          </w:tcPr>
+          <w:p>
+            <w:pPr>
+              <w:spacing w:before="100" w:beforeAutospacing="1"/>
+              <w:rPr>
+                <w:sz w:val="16"/>
+                <w:szCs w:val="16"/>
+              </w:rPr>
+            </w:pPr>
+            <w:r>
+              <w:rPr>
+                <w:sz w:val="16"/>
+                <w:szCs w:val="16"/>
+              </w:rPr>
+              <w:t>5</w:t>
+            </w:r>
+          </w:p>
+        </w:tc>
+      </w:tr>
+      <w:tr>
+        <w:trPr>
+          <w:tblCellSpacing w:w="0" w:type="dxa"/>
+        </w:trPr>
+        <w:tc>
+          <w:tcPr>
+            <w:tcW w:w="1895" w:type="dxa"/>
+            <w:tcBorders>
+              <w:top w:val="outset" w:sz="6" w:space="0" w:color="000000"/>
+              <w:bottom w:val="outset" w:sz="6" w:space="0" w:color="000000"/>
+              <w:right w:val="outset" w:sz="6" w:space="0" w:color="000000"/>
+            </w:tcBorders>
+          </w:tcPr>
+          <w:p>
+            <w:pPr>
+              <w:spacing w:before="100" w:beforeAutospacing="1"/>
+              <w:rPr>
+                <w:b/>
+                <w:sz w:val="16"/>
+                <w:szCs w:val="16"/>
+              </w:rPr>
+            </w:pPr>
+            <w:r>
+              <w:rPr>
+                <w:b/>
+                <w:sz w:val="16"/>
+                <w:szCs w:val="16"/>
+              </w:rPr>
+              <w:t>Versione</w:t>
+            </w:r>
+          </w:p>
+        </w:tc>
+        <w:tc>
+          <w:tcPr>
+            <w:tcW w:w="7685" w:type="dxa"/>
+            <w:tcBorders>
+              <w:top w:val="outset" w:sz="6" w:space="0" w:color="000000"/>
+              <w:left w:val="outset" w:sz="6" w:space="0" w:color="000000"/>
+              <w:bottom w:val="outset" w:sz="6" w:space="0" w:color="000000"/>
+            </w:tcBorders>
+          </w:tcPr>
+          <w:p>
+            <w:pPr>
+              <w:spacing w:before="100" w:beforeAutospacing="1"/>
+              <w:rPr>
+                <w:sz w:val="16"/>
+                <w:szCs w:val="16"/>
+              </w:rPr>
+            </w:pPr>
+            <w:r>
+              <w:rPr>
+                <w:sz w:val="16"/>
+                <w:szCs w:val="16"/>
+              </w:rPr>
+              <w:t>1.0</w:t>
+            </w:r>
+          </w:p>
+        </w:tc>
+      </w:tr>
+      <w:tr>
+        <w:trPr>
+          <w:tblCellSpacing w:w="0" w:type="dxa"/>
+        </w:trPr>
+        <w:tc>
+          <w:tcPr>
+            <w:tcW w:w="1895" w:type="dxa"/>
+            <w:tcBorders>
+              <w:top w:val="outset" w:sz="6" w:space="0" w:color="000000"/>
+              <w:bottom w:val="outset" w:sz="6" w:space="0" w:color="000000"/>
+              <w:right w:val="outset" w:sz="6" w:space="0" w:color="000000"/>
+            </w:tcBorders>
+          </w:tcPr>
+          <w:p>
+            <w:pPr>
+              <w:spacing w:before="100" w:beforeAutospacing="1"/>
+              <w:rPr>
+                <w:b/>
+                <w:sz w:val="16"/>
+                <w:szCs w:val="16"/>
+              </w:rPr>
+            </w:pPr>
+            <w:r>
+              <w:rPr>
+                <w:b/>
+                <w:sz w:val="16"/>
+                <w:szCs w:val="16"/>
+              </w:rPr>
+              <w:t>Note</w:t>
+            </w:r>
+          </w:p>
+        </w:tc>
+        <w:tc>
+          <w:tcPr>
+            <w:tcW w:w="7685" w:type="dxa"/>
+            <w:tcBorders>
+              <w:top w:val="outset" w:sz="6" w:space="0" w:color="000000"/>
+              <w:left w:val="outset" w:sz="6" w:space="0" w:color="000000"/>
+              <w:bottom w:val="outset" w:sz="6" w:space="0" w:color="000000"/>
+            </w:tcBorders>
+          </w:tcPr>
+          <w:p>
+            <w:pPr>
+              <w:spacing w:before="100" w:beforeAutospacing="1"/>
+              <w:rPr>
+                <w:sz w:val="16"/>
+                <w:szCs w:val="16"/>
+              </w:rPr>
+            </w:pPr>
+          </w:p>
+        </w:tc>
+      </w:tr>
+      <w:tr>
+        <w:trPr>
+          <w:tblCellSpacing w:w="0" w:type="dxa"/>
+        </w:trPr>
+        <w:tc>
+          <w:tcPr>
+            <w:tcW w:w="9580" w:type="dxa"/>
+            <w:gridSpan w:val="2"/>
+            <w:tcBorders>
+              <w:top w:val="outset" w:sz="6" w:space="0" w:color="000000"/>
+              <w:bottom w:val="outset" w:sz="6" w:space="0" w:color="000000"/>
+            </w:tcBorders>
+          </w:tcPr>
+          <w:p>
+            <w:pPr>
+              <w:spacing w:before="100" w:beforeAutospacing="1"/>
+              <w:jc w:val="center"/>
+              <w:rPr>
+                <w:sz w:val="16"/>
+                <w:szCs w:val="16"/>
+              </w:rPr>
+            </w:pPr>
+            <w:r>
+              <w:rPr>
+                <w:b/>
+                <w:bCs/>
+                <w:sz w:val="16"/>
+                <w:szCs w:val="16"/>
+              </w:rPr>
+              <w:t>Sotto requisiti</w:t>
+            </w:r>
+          </w:p>
+        </w:tc>
+      </w:tr>
+      <w:tr>
+        <w:trPr>
+          <w:tblCellSpacing w:w="0" w:type="dxa"/>
+        </w:trPr>
+        <w:tc>
+          <w:tcPr>
+            <w:tcW w:w="1895" w:type="dxa"/>
+            <w:tcBorders>
+              <w:top w:val="outset" w:sz="6" w:space="0" w:color="000000"/>
+              <w:bottom w:val="outset" w:sz="6" w:space="0" w:color="000000"/>
+              <w:right w:val="outset" w:sz="6" w:space="0" w:color="000000"/>
+            </w:tcBorders>
+          </w:tcPr>
+          <w:p>
+            <w:pPr>
+              <w:spacing w:before="100" w:beforeAutospacing="1"/>
+              <w:rPr>
+                <w:b/>
+                <w:sz w:val="16"/>
+                <w:szCs w:val="16"/>
+              </w:rPr>
+            </w:pPr>
+            <w:r>
+              <w:rPr>
+                <w:b/>
+                <w:bCs/>
+                <w:sz w:val="16"/>
+                <w:szCs w:val="16"/>
+              </w:rPr>
+              <w:t>001</w:t>
+            </w:r>
+          </w:p>
+        </w:tc>
+        <w:tc>
+          <w:tcPr>
+            <w:tcW w:w="7685" w:type="dxa"/>
+            <w:tcBorders>
+              <w:top w:val="outset" w:sz="6" w:space="0" w:color="000000"/>
+              <w:left w:val="outset" w:sz="6" w:space="0" w:color="000000"/>
+              <w:bottom w:val="outset" w:sz="6" w:space="0" w:color="000000"/>
+            </w:tcBorders>
+          </w:tcPr>
+          <w:p>
+            <w:pPr>
+              <w:spacing w:before="100" w:beforeAutospacing="1"/>
+              <w:rPr>
+                <w:sz w:val="16"/>
+                <w:szCs w:val="16"/>
+              </w:rPr>
+            </w:pPr>
+            <w:r>
+              <w:rPr>
+                <w:sz w:val="16"/>
+                <w:szCs w:val="16"/>
+              </w:rPr>
+              <w:t>Responsive</w:t>
+            </w:r>
+          </w:p>
+        </w:tc>
+      </w:tr>
+      <w:tr>
+        <w:trPr>
+          <w:tblCellSpacing w:w="0" w:type="dxa"/>
+        </w:trPr>
+        <w:tc>
+          <w:tcPr>
+            <w:tcW w:w="1895" w:type="dxa"/>
+            <w:tcBorders>
+              <w:top w:val="outset" w:sz="6" w:space="0" w:color="000000"/>
+              <w:bottom w:val="outset" w:sz="6" w:space="0" w:color="000000"/>
+              <w:right w:val="outset" w:sz="6" w:space="0" w:color="000000"/>
+            </w:tcBorders>
+          </w:tcPr>
+          <w:p>
+            <w:pPr>
+              <w:spacing w:before="100" w:beforeAutospacing="1"/>
+              <w:rPr>
+                <w:b/>
+                <w:bCs/>
+                <w:sz w:val="16"/>
+                <w:szCs w:val="16"/>
+              </w:rPr>
+            </w:pPr>
+            <w:r>
+              <w:rPr>
+                <w:b/>
+                <w:bCs/>
+                <w:sz w:val="16"/>
+                <w:szCs w:val="16"/>
+              </w:rPr>
+              <w:t>00</w:t>
+            </w:r>
+            <w:r>
+              <w:rPr>
+                <w:b/>
+                <w:bCs/>
+                <w:sz w:val="16"/>
+                <w:szCs w:val="16"/>
+              </w:rPr>
+              <w:t>2</w:t>
+            </w:r>
+          </w:p>
+        </w:tc>
+        <w:tc>
+          <w:tcPr>
+            <w:tcW w:w="7685" w:type="dxa"/>
+            <w:tcBorders>
+              <w:top w:val="outset" w:sz="6" w:space="0" w:color="000000"/>
+              <w:left w:val="outset" w:sz="6" w:space="0" w:color="000000"/>
+              <w:bottom w:val="outset" w:sz="6" w:space="0" w:color="000000"/>
+            </w:tcBorders>
+          </w:tcPr>
+          <w:p>
+            <w:pPr>
+              <w:spacing w:before="100" w:beforeAutospacing="1"/>
+              <w:rPr>
+                <w:sz w:val="16"/>
+                <w:szCs w:val="16"/>
+              </w:rPr>
+            </w:pPr>
+            <w:r>
+              <w:rPr>
+                <w:sz w:val="16"/>
+                <w:szCs w:val="16"/>
+              </w:rPr>
+              <w:t xml:space="preserve">Implementazione di </w:t>
+            </w:r>
+            <w:r>
+              <w:rPr>
+                <w:sz w:val="16"/>
+                <w:szCs w:val="16"/>
+              </w:rPr>
+              <w:t>bootstrap</w:t>
+            </w:r>
+          </w:p>
+        </w:tc>
+      </w:tr>
+    </w:tbl>
+    <w:p/>
+    <w:p>
+      <w:r>
+        <w:br w:type="page"/>
+      </w:r>
     </w:p>
     <w:p>
       <w:pPr>
         <w:pStyle w:val="Titolo2"/>
         <w:ind w:left="578" w:hanging="578"/>
       </w:pPr>
-      <w:bookmarkStart w:id="5" w:name="_Toc94790449"/>
-      <w:r>
+      <w:r>
+        <w:lastRenderedPageBreak/>
         <w:t>Use case</w:t>
       </w:r>
       <w:bookmarkEnd w:id="5"/>
@@ -6791,11 +9032,11 @@
       <w:pPr>
         <w:pStyle w:val="Titolo2"/>
       </w:pPr>
-      <w:bookmarkStart w:id="6" w:name="_Toc94790450"/>
+      <w:bookmarkStart w:id="7" w:name="_Toc94790450"/>
       <w:r>
         <w:t>Pianificazione</w:t>
       </w:r>
-      <w:bookmarkEnd w:id="6"/>
+      <w:bookmarkEnd w:id="7"/>
     </w:p>
     <w:p>
       <w:pPr>
@@ -7041,11 +9282,11 @@
       <w:pPr>
         <w:pStyle w:val="Titolo2"/>
       </w:pPr>
-      <w:bookmarkStart w:id="7" w:name="_Toc94790451"/>
+      <w:bookmarkStart w:id="8" w:name="_Toc94790451"/>
       <w:r>
         <w:t>Analisi dei mezzi</w:t>
       </w:r>
-      <w:bookmarkEnd w:id="7"/>
+      <w:bookmarkEnd w:id="8"/>
     </w:p>
     <w:p>
       <w:pPr>
@@ -7088,13 +9329,13 @@
       <w:pPr>
         <w:pStyle w:val="Titolo3"/>
       </w:pPr>
-      <w:bookmarkStart w:id="8" w:name="_Toc413411419"/>
-      <w:bookmarkStart w:id="9" w:name="_Toc94790452"/>
+      <w:bookmarkStart w:id="9" w:name="_Toc413411419"/>
+      <w:bookmarkStart w:id="10" w:name="_Toc94790452"/>
       <w:r>
         <w:t>Software</w:t>
       </w:r>
-      <w:bookmarkEnd w:id="8"/>
       <w:bookmarkEnd w:id="9"/>
+      <w:bookmarkEnd w:id="10"/>
     </w:p>
     <w:p>
       <w:pPr>
@@ -7131,13 +9372,13 @@
       <w:pPr>
         <w:pStyle w:val="Titolo3"/>
       </w:pPr>
-      <w:bookmarkStart w:id="10" w:name="_Toc413411420"/>
-      <w:bookmarkStart w:id="11" w:name="_Toc94790453"/>
+      <w:bookmarkStart w:id="11" w:name="_Toc413411420"/>
+      <w:bookmarkStart w:id="12" w:name="_Toc94790453"/>
       <w:r>
         <w:t>Hardware</w:t>
       </w:r>
-      <w:bookmarkEnd w:id="10"/>
       <w:bookmarkEnd w:id="11"/>
+      <w:bookmarkEnd w:id="12"/>
     </w:p>
     <w:p>
       <w:pPr>
@@ -7175,14 +9416,14 @@
       <w:pPr>
         <w:pStyle w:val="Titolo1"/>
       </w:pPr>
-      <w:bookmarkStart w:id="12" w:name="_Toc429059808"/>
-      <w:bookmarkStart w:id="13" w:name="_Toc94790454"/>
+      <w:bookmarkStart w:id="13" w:name="_Toc429059808"/>
+      <w:bookmarkStart w:id="14" w:name="_Toc94790454"/>
       <w:r>
         <w:lastRenderedPageBreak/>
         <w:t>Progettazione</w:t>
       </w:r>
-      <w:bookmarkEnd w:id="12"/>
       <w:bookmarkEnd w:id="13"/>
+      <w:bookmarkEnd w:id="14"/>
     </w:p>
     <w:p>
       <w:pPr>
@@ -7208,13 +9449,13 @@
       <w:pPr>
         <w:pStyle w:val="Titolo2"/>
       </w:pPr>
-      <w:bookmarkStart w:id="14" w:name="_Toc429059809"/>
-      <w:bookmarkStart w:id="15" w:name="_Toc94790455"/>
+      <w:bookmarkStart w:id="15" w:name="_Toc429059809"/>
+      <w:bookmarkStart w:id="16" w:name="_Toc94790455"/>
       <w:r>
         <w:t>Design dell’architettura del sistema</w:t>
       </w:r>
-      <w:bookmarkEnd w:id="14"/>
       <w:bookmarkEnd w:id="15"/>
+      <w:bookmarkEnd w:id="16"/>
     </w:p>
     <w:p>
       <w:pPr>
@@ -7359,16 +9600,16 @@
       <w:pPr>
         <w:pStyle w:val="Titolo2"/>
       </w:pPr>
-      <w:bookmarkStart w:id="16" w:name="_Toc429059810"/>
-      <w:bookmarkStart w:id="17" w:name="_Toc94790456"/>
+      <w:bookmarkStart w:id="17" w:name="_Toc429059810"/>
+      <w:bookmarkStart w:id="18" w:name="_Toc94790456"/>
       <w:r>
         <w:t>Design dei dati</w:t>
       </w:r>
       <w:r>
         <w:t xml:space="preserve"> e database</w:t>
       </w:r>
-      <w:bookmarkEnd w:id="16"/>
       <w:bookmarkEnd w:id="17"/>
+      <w:bookmarkEnd w:id="18"/>
     </w:p>
     <w:p>
       <w:pPr>
@@ -7419,13 +9660,13 @@
       <w:pPr>
         <w:pStyle w:val="Titolo2"/>
       </w:pPr>
-      <w:bookmarkStart w:id="18" w:name="_Toc429059811"/>
-      <w:bookmarkStart w:id="19" w:name="_Toc94790457"/>
+      <w:bookmarkStart w:id="19" w:name="_Toc429059811"/>
+      <w:bookmarkStart w:id="20" w:name="_Toc94790457"/>
       <w:r>
         <w:t>Design delle interfacce</w:t>
       </w:r>
-      <w:bookmarkEnd w:id="18"/>
       <w:bookmarkEnd w:id="19"/>
+      <w:bookmarkEnd w:id="20"/>
     </w:p>
     <w:p>
       <w:pPr>
@@ -7464,13 +9705,13 @@
       <w:pPr>
         <w:pStyle w:val="Titolo2"/>
       </w:pPr>
-      <w:bookmarkStart w:id="20" w:name="_Toc429059812"/>
-      <w:bookmarkStart w:id="21" w:name="_Toc94790458"/>
+      <w:bookmarkStart w:id="21" w:name="_Toc429059812"/>
+      <w:bookmarkStart w:id="22" w:name="_Toc94790458"/>
       <w:r>
         <w:t>Design procedurale</w:t>
       </w:r>
-      <w:bookmarkEnd w:id="20"/>
       <w:bookmarkEnd w:id="21"/>
+      <w:bookmarkEnd w:id="22"/>
     </w:p>
     <w:p>
       <w:pPr>
@@ -7646,14 +9887,14 @@
           <w:bottom w:val="single" w:sz="4" w:space="1" w:color="auto"/>
         </w:pBdr>
       </w:pPr>
-      <w:bookmarkStart w:id="22" w:name="_Toc461179222"/>
-      <w:bookmarkStart w:id="23" w:name="_Toc94790459"/>
+      <w:bookmarkStart w:id="23" w:name="_Toc461179222"/>
+      <w:bookmarkStart w:id="24" w:name="_Toc94790459"/>
       <w:r>
         <w:lastRenderedPageBreak/>
         <w:t>Implementazione</w:t>
       </w:r>
-      <w:bookmarkEnd w:id="22"/>
       <w:bookmarkEnd w:id="23"/>
+      <w:bookmarkEnd w:id="24"/>
     </w:p>
     <w:p>
       <w:r>
@@ -7716,28 +9957,28 @@
           <w:lang w:val="it-IT"/>
         </w:rPr>
       </w:pPr>
-      <w:bookmarkStart w:id="24" w:name="_Toc461179223"/>
-      <w:bookmarkStart w:id="25" w:name="_Toc94790460"/>
+      <w:bookmarkStart w:id="25" w:name="_Toc461179223"/>
+      <w:bookmarkStart w:id="26" w:name="_Toc94790460"/>
       <w:r>
         <w:rPr>
           <w:lang w:val="it-IT"/>
         </w:rPr>
         <w:t>Test</w:t>
       </w:r>
-      <w:bookmarkEnd w:id="24"/>
       <w:bookmarkEnd w:id="25"/>
+      <w:bookmarkEnd w:id="26"/>
     </w:p>
     <w:p>
       <w:pPr>
         <w:pStyle w:val="Titolo2"/>
       </w:pPr>
-      <w:bookmarkStart w:id="26" w:name="_Toc461179224"/>
-      <w:bookmarkStart w:id="27" w:name="_Toc94790461"/>
+      <w:bookmarkStart w:id="27" w:name="_Toc461179224"/>
+      <w:bookmarkStart w:id="28" w:name="_Toc94790461"/>
       <w:r>
         <w:t>Protocollo di test</w:t>
       </w:r>
-      <w:bookmarkEnd w:id="26"/>
       <w:bookmarkEnd w:id="27"/>
+      <w:bookmarkEnd w:id="28"/>
     </w:p>
     <w:p>
       <w:pPr>
@@ -8774,7 +11015,7 @@
           <w:lang w:val="fr-CH"/>
         </w:rPr>
       </w:pPr>
-      <w:bookmarkStart w:id="28" w:name="_Toc461179225"/>
+      <w:bookmarkStart w:id="29" w:name="_Toc461179225"/>
       <w:r>
         <w:rPr>
           <w:lang w:val="fr-CH"/>
@@ -8786,13 +11027,13 @@
       <w:pPr>
         <w:pStyle w:val="Titolo2"/>
       </w:pPr>
-      <w:bookmarkStart w:id="29" w:name="_Toc94790462"/>
+      <w:bookmarkStart w:id="30" w:name="_Toc94790462"/>
       <w:r>
         <w:lastRenderedPageBreak/>
         <w:t>Risultati test</w:t>
       </w:r>
-      <w:bookmarkEnd w:id="28"/>
       <w:bookmarkEnd w:id="29"/>
+      <w:bookmarkEnd w:id="30"/>
     </w:p>
     <w:p>
       <w:pPr>
@@ -8811,16 +11052,16 @@
       <w:pPr>
         <w:pStyle w:val="Titolo2"/>
       </w:pPr>
-      <w:bookmarkStart w:id="30" w:name="_Toc461179226"/>
-      <w:bookmarkStart w:id="31" w:name="_Toc94790463"/>
+      <w:bookmarkStart w:id="31" w:name="_Toc461179226"/>
+      <w:bookmarkStart w:id="32" w:name="_Toc94790463"/>
       <w:r>
         <w:t>Mancanze</w:t>
       </w:r>
       <w:r>
         <w:t>/limitazioni conosciute</w:t>
       </w:r>
-      <w:bookmarkEnd w:id="30"/>
       <w:bookmarkEnd w:id="31"/>
+      <w:bookmarkEnd w:id="32"/>
     </w:p>
     <w:p>
       <w:pPr>
@@ -8842,16 +11083,16 @@
           <w:lang w:val="it-IT"/>
         </w:rPr>
       </w:pPr>
-      <w:bookmarkStart w:id="32" w:name="_Toc461179227"/>
-      <w:bookmarkStart w:id="33" w:name="_Toc94790464"/>
+      <w:bookmarkStart w:id="33" w:name="_Toc461179227"/>
+      <w:bookmarkStart w:id="34" w:name="_Toc94790464"/>
       <w:r>
         <w:rPr>
           <w:lang w:val="it-IT"/>
         </w:rPr>
         <w:t>Consuntivo</w:t>
       </w:r>
-      <w:bookmarkEnd w:id="32"/>
       <w:bookmarkEnd w:id="33"/>
+      <w:bookmarkEnd w:id="34"/>
     </w:p>
     <w:p>
       <w:pPr>
@@ -8911,16 +11152,16 @@
           <w:lang w:val="it-IT"/>
         </w:rPr>
       </w:pPr>
-      <w:bookmarkStart w:id="34" w:name="_Toc461179228"/>
-      <w:bookmarkStart w:id="35" w:name="_Toc94790465"/>
+      <w:bookmarkStart w:id="35" w:name="_Toc461179228"/>
+      <w:bookmarkStart w:id="36" w:name="_Toc94790465"/>
       <w:r>
         <w:rPr>
           <w:lang w:val="it-IT"/>
         </w:rPr>
         <w:t>Conclusioni</w:t>
       </w:r>
-      <w:bookmarkEnd w:id="34"/>
       <w:bookmarkEnd w:id="35"/>
+      <w:bookmarkEnd w:id="36"/>
     </w:p>
     <w:p>
       <w:pPr>
@@ -9011,13 +11252,13 @@
       <w:pPr>
         <w:pStyle w:val="Titolo2"/>
       </w:pPr>
-      <w:bookmarkStart w:id="36" w:name="_Toc461179229"/>
-      <w:bookmarkStart w:id="37" w:name="_Toc94790466"/>
+      <w:bookmarkStart w:id="37" w:name="_Toc461179229"/>
+      <w:bookmarkStart w:id="38" w:name="_Toc94790466"/>
       <w:r>
         <w:t>Sviluppi futuri</w:t>
       </w:r>
-      <w:bookmarkEnd w:id="36"/>
       <w:bookmarkEnd w:id="37"/>
+      <w:bookmarkEnd w:id="38"/>
     </w:p>
     <w:p>
       <w:pPr>
@@ -9036,13 +11277,13 @@
       <w:pPr>
         <w:pStyle w:val="Titolo2"/>
       </w:pPr>
-      <w:bookmarkStart w:id="38" w:name="_Toc461179230"/>
-      <w:bookmarkStart w:id="39" w:name="_Toc94790467"/>
+      <w:bookmarkStart w:id="39" w:name="_Toc461179230"/>
+      <w:bookmarkStart w:id="40" w:name="_Toc94790467"/>
       <w:r>
         <w:t>Considerazioni personali</w:t>
       </w:r>
-      <w:bookmarkEnd w:id="38"/>
       <w:bookmarkEnd w:id="39"/>
+      <w:bookmarkEnd w:id="40"/>
     </w:p>
     <w:p>
       <w:pPr>
@@ -9070,15 +11311,15 @@
           <w:lang w:val="it-IT"/>
         </w:rPr>
       </w:pPr>
-      <w:bookmarkStart w:id="40" w:name="_Toc94790468"/>
-      <w:bookmarkStart w:id="41" w:name="_Toc461179232"/>
+      <w:bookmarkStart w:id="41" w:name="_Toc94790468"/>
+      <w:bookmarkStart w:id="42" w:name="_Toc461179232"/>
       <w:r>
         <w:rPr>
           <w:lang w:val="it-IT"/>
         </w:rPr>
         <w:t>Glossario</w:t>
       </w:r>
-      <w:bookmarkEnd w:id="40"/>
+      <w:bookmarkEnd w:id="41"/>
     </w:p>
     <w:p>
       <w:pPr>
@@ -9304,7 +11545,7 @@
           <w:lang w:val="it-IT"/>
         </w:rPr>
       </w:pPr>
-      <w:bookmarkStart w:id="42" w:name="_Toc94790469"/>
+      <w:bookmarkStart w:id="43" w:name="_Toc94790469"/>
       <w:r>
         <w:rPr>
           <w:lang w:val="it-IT"/>
@@ -9326,18 +11567,18 @@
         <w:lastRenderedPageBreak/>
         <w:t>Bibliografia</w:t>
       </w:r>
+      <w:bookmarkEnd w:id="43"/>
+    </w:p>
+    <w:p>
+      <w:pPr>
+        <w:pStyle w:val="Titolo2"/>
+      </w:pPr>
+      <w:bookmarkStart w:id="44" w:name="_Toc94790470"/>
+      <w:r>
+        <w:t>Bibliografia per articoli di riviste:</w:t>
+      </w:r>
       <w:bookmarkEnd w:id="42"/>
-    </w:p>
-    <w:p>
-      <w:pPr>
-        <w:pStyle w:val="Titolo2"/>
-      </w:pPr>
-      <w:bookmarkStart w:id="43" w:name="_Toc94790470"/>
-      <w:r>
-        <w:t>Bibliografia per articoli di riviste:</w:t>
-      </w:r>
-      <w:bookmarkEnd w:id="41"/>
-      <w:bookmarkEnd w:id="43"/>
+      <w:bookmarkEnd w:id="44"/>
     </w:p>
     <w:p>
       <w:pPr>
@@ -9446,13 +11687,13 @@
       <w:pPr>
         <w:pStyle w:val="Titolo2"/>
       </w:pPr>
-      <w:bookmarkStart w:id="44" w:name="_Toc461179233"/>
-      <w:bookmarkStart w:id="45" w:name="_Toc94790471"/>
+      <w:bookmarkStart w:id="45" w:name="_Toc461179233"/>
+      <w:bookmarkStart w:id="46" w:name="_Toc94790471"/>
       <w:r>
         <w:t>Bibliografia per libri</w:t>
       </w:r>
-      <w:bookmarkEnd w:id="44"/>
       <w:bookmarkEnd w:id="45"/>
+      <w:bookmarkEnd w:id="46"/>
     </w:p>
     <w:p>
       <w:pPr>
@@ -9577,18 +11818,18 @@
           <w:lang w:val="it-IT"/>
         </w:rPr>
       </w:pPr>
-      <w:bookmarkStart w:id="46" w:name="_Toc461179234"/>
+      <w:bookmarkStart w:id="47" w:name="_Toc461179234"/>
     </w:p>
     <w:p>
       <w:pPr>
         <w:pStyle w:val="Titolo2"/>
       </w:pPr>
-      <w:bookmarkStart w:id="47" w:name="_Toc94790472"/>
+      <w:bookmarkStart w:id="48" w:name="_Toc94790472"/>
       <w:r>
         <w:t>Sitografia</w:t>
       </w:r>
-      <w:bookmarkEnd w:id="46"/>
       <w:bookmarkEnd w:id="47"/>
+      <w:bookmarkEnd w:id="48"/>
     </w:p>
     <w:p>
       <w:pPr>
@@ -9746,16 +11987,16 @@
           <w:lang w:val="it-IT"/>
         </w:rPr>
       </w:pPr>
-      <w:bookmarkStart w:id="48" w:name="_Toc461179235"/>
-      <w:bookmarkStart w:id="49" w:name="_Toc94790473"/>
+      <w:bookmarkStart w:id="49" w:name="_Toc461179235"/>
+      <w:bookmarkStart w:id="50" w:name="_Toc94790473"/>
       <w:r>
         <w:rPr>
           <w:lang w:val="it-IT"/>
         </w:rPr>
         <w:t>Allegati</w:t>
       </w:r>
-      <w:bookmarkEnd w:id="48"/>
       <w:bookmarkEnd w:id="49"/>
+      <w:bookmarkEnd w:id="50"/>
     </w:p>
     <w:p>
       <w:pPr>
@@ -9943,7 +12184,7 @@
 </file>
 
 <file path=word/endnotes.xml><?xml version="1.0" encoding="utf-8"?>
-<w:endnotes xmlns:wpc="http://schemas.microsoft.com/office/word/2010/wordprocessingCanvas" xmlns:cx="http://schemas.microsoft.com/office/drawing/2014/chartex" xmlns:cx1="http://schemas.microsoft.com/office/drawing/2015/9/8/chartex" xmlns:cx2="http://schemas.microsoft.com/office/drawing/2015/10/21/chartex" xmlns:cx3="http://schemas.microsoft.com/office/drawing/2016/5/9/chartex" xmlns:cx4="http://schemas.microsoft.com/office/drawing/2016/5/10/chartex" xmlns:cx5="http://schemas.microsoft.com/office/drawing/2016/5/11/chartex" xmlns:cx6="http://schemas.microsoft.com/office/drawing/2016/5/12/chartex" xmlns:cx7="http://schemas.microsoft.com/office/drawing/2016/5/13/chartex" xmlns:cx8="http://schemas.microsoft.com/office/drawing/2016/5/14/chartex" xmlns:mc="http://schemas.openxmlformats.org/markup-compatibility/2006" xmlns:aink="http://schemas.microsoft.com/office/drawing/2016/ink" xmlns:am3d="http://schemas.microsoft.com/office/drawing/2017/model3d" xmlns:o="urn:schemas-microsoft-com:office:office" xmlns:oel="http://schemas.microsoft.com/office/2019/extlst" xmlns:r="http://schemas.openxmlformats.org/officeDocument/2006/relationships" xmlns:m="http://schemas.openxmlformats.org/officeDocument/2006/math" xmlns:v="urn:schemas-microsoft-com:vml" xmlns:wp14="http://schemas.microsoft.com/office/word/2010/wordprocessingDrawing" xmlns:wp="http://schemas.openxmlformats.org/drawingml/2006/wordprocessingDrawing" xmlns:w10="urn:schemas-microsoft-com:office:word" xmlns:w="http://schemas.openxmlformats.org/wordprocessingml/2006/main" xmlns:w14="http://schemas.microsoft.com/office/word/2010/wordml" xmlns:w15="http://schemas.microsoft.com/office/word/2012/wordml" xmlns:w16cex="http://schemas.microsoft.com/office/word/2018/wordml/cex" xmlns:w16cid="http://schemas.microsoft.com/office/word/2016/wordml/cid" xmlns:w16="http://schemas.microsoft.com/office/word/2018/wordml" xmlns:w16du="http://schemas.microsoft.com/office/word/2023/wordml/word16du" xmlns:w16sdtdh="http://schemas.microsoft.com/office/word/2020/wordml/sdtdatahash" xmlns:w16sdtfl="http://schemas.microsoft.com/office/word/2024/wordml/sdtformatlock" xmlns:w16se="http://schemas.microsoft.com/office/word/2015/wordml/symex" xmlns:wpg="http://schemas.microsoft.com/office/word/2010/wordprocessingGroup" xmlns:wpi="http://schemas.microsoft.com/office/word/2010/wordprocessingInk" xmlns:wne="http://schemas.microsoft.com/office/word/2006/wordml" xmlns:wps="http://schemas.microsoft.com/office/word/2010/wordprocessingShape" mc:Ignorable="w14 w15 w16se w16cid w16 w16cex w16sdtdh w16sdtfl w16du wp14">
+<w:endnotes xmlns:wpc="http://schemas.microsoft.com/office/word/2010/wordprocessingCanvas" xmlns:cx="http://schemas.microsoft.com/office/drawing/2014/chartex" xmlns:cx1="http://schemas.microsoft.com/office/drawing/2015/9/8/chartex" xmlns:cx2="http://schemas.microsoft.com/office/drawing/2015/10/21/chartex" xmlns:cx3="http://schemas.microsoft.com/office/drawing/2016/5/9/chartex" xmlns:cx4="http://schemas.microsoft.com/office/drawing/2016/5/10/chartex" xmlns:cx5="http://schemas.microsoft.com/office/drawing/2016/5/11/chartex" xmlns:cx6="http://schemas.microsoft.com/office/drawing/2016/5/12/chartex" xmlns:cx7="http://schemas.microsoft.com/office/drawing/2016/5/13/chartex" xmlns:cx8="http://schemas.microsoft.com/office/drawing/2016/5/14/chartex" xmlns:mc="http://schemas.openxmlformats.org/markup-compatibility/2006" xmlns:aink="http://schemas.microsoft.com/office/drawing/2016/ink" xmlns:am3d="http://schemas.microsoft.com/office/drawing/2017/model3d" xmlns:o="urn:schemas-microsoft-com:office:office" xmlns:r="http://schemas.openxmlformats.org/officeDocument/2006/relationships" xmlns:m="http://schemas.openxmlformats.org/officeDocument/2006/math" xmlns:v="urn:schemas-microsoft-com:vml" xmlns:wp14="http://schemas.microsoft.com/office/word/2010/wordprocessingDrawing" xmlns:wp="http://schemas.openxmlformats.org/drawingml/2006/wordprocessingDrawing" xmlns:w10="urn:schemas-microsoft-com:office:word" xmlns:w="http://schemas.openxmlformats.org/wordprocessingml/2006/main" xmlns:w14="http://schemas.microsoft.com/office/word/2010/wordml" xmlns:w15="http://schemas.microsoft.com/office/word/2012/wordml" xmlns:w16cid="http://schemas.microsoft.com/office/word/2016/wordml/cid" xmlns:w16se="http://schemas.microsoft.com/office/word/2015/wordml/symex" xmlns:wpg="http://schemas.microsoft.com/office/word/2010/wordprocessingGroup" xmlns:wpi="http://schemas.microsoft.com/office/word/2010/wordprocessingInk" xmlns:wne="http://schemas.microsoft.com/office/word/2006/wordml" xmlns:wps="http://schemas.microsoft.com/office/word/2010/wordprocessingShape" mc:Ignorable="w14 w15 w16se w16cid wp14">
   <w:endnote w:type="separator" w:id="-1">
     <w:p>
       <w:r>
@@ -9962,7 +12203,7 @@
 </file>
 
 <file path=word/footer1.xml><?xml version="1.0" encoding="utf-8"?>
-<w:ftr xmlns:wpc="http://schemas.microsoft.com/office/word/2010/wordprocessingCanvas" xmlns:cx="http://schemas.microsoft.com/office/drawing/2014/chartex" xmlns:cx1="http://schemas.microsoft.com/office/drawing/2015/9/8/chartex" xmlns:cx2="http://schemas.microsoft.com/office/drawing/2015/10/21/chartex" xmlns:cx3="http://schemas.microsoft.com/office/drawing/2016/5/9/chartex" xmlns:cx4="http://schemas.microsoft.com/office/drawing/2016/5/10/chartex" xmlns:cx5="http://schemas.microsoft.com/office/drawing/2016/5/11/chartex" xmlns:cx6="http://schemas.microsoft.com/office/drawing/2016/5/12/chartex" xmlns:cx7="http://schemas.microsoft.com/office/drawing/2016/5/13/chartex" xmlns:cx8="http://schemas.microsoft.com/office/drawing/2016/5/14/chartex" xmlns:mc="http://schemas.openxmlformats.org/markup-compatibility/2006" xmlns:aink="http://schemas.microsoft.com/office/drawing/2016/ink" xmlns:am3d="http://schemas.microsoft.com/office/drawing/2017/model3d" xmlns:o="urn:schemas-microsoft-com:office:office" xmlns:oel="http://schemas.microsoft.com/office/2019/extlst" xmlns:r="http://schemas.openxmlformats.org/officeDocument/2006/relationships" xmlns:m="http://schemas.openxmlformats.org/officeDocument/2006/math" xmlns:v="urn:schemas-microsoft-com:vml" xmlns:wp14="http://schemas.microsoft.com/office/word/2010/wordprocessingDrawing" xmlns:wp="http://schemas.openxmlformats.org/drawingml/2006/wordprocessingDrawing" xmlns:w10="urn:schemas-microsoft-com:office:word" xmlns:w="http://schemas.openxmlformats.org/wordprocessingml/2006/main" xmlns:w14="http://schemas.microsoft.com/office/word/2010/wordml" xmlns:w15="http://schemas.microsoft.com/office/word/2012/wordml" xmlns:w16cex="http://schemas.microsoft.com/office/word/2018/wordml/cex" xmlns:w16cid="http://schemas.microsoft.com/office/word/2016/wordml/cid" xmlns:w16="http://schemas.microsoft.com/office/word/2018/wordml" xmlns:w16du="http://schemas.microsoft.com/office/word/2023/wordml/word16du" xmlns:w16sdtdh="http://schemas.microsoft.com/office/word/2020/wordml/sdtdatahash" xmlns:w16sdtfl="http://schemas.microsoft.com/office/word/2024/wordml/sdtformatlock" xmlns:w16se="http://schemas.microsoft.com/office/word/2015/wordml/symex" xmlns:wpg="http://schemas.microsoft.com/office/word/2010/wordprocessingGroup" xmlns:wpi="http://schemas.microsoft.com/office/word/2010/wordprocessingInk" xmlns:wne="http://schemas.microsoft.com/office/word/2006/wordml" xmlns:wps="http://schemas.microsoft.com/office/word/2010/wordprocessingShape" mc:Ignorable="w14 w15 w16se w16cid w16 w16cex w16sdtdh w16sdtfl w16du wp14">
+<w:ftr xmlns:wpc="http://schemas.microsoft.com/office/word/2010/wordprocessingCanvas" xmlns:cx="http://schemas.microsoft.com/office/drawing/2014/chartex" xmlns:cx1="http://schemas.microsoft.com/office/drawing/2015/9/8/chartex" xmlns:cx2="http://schemas.microsoft.com/office/drawing/2015/10/21/chartex" xmlns:cx3="http://schemas.microsoft.com/office/drawing/2016/5/9/chartex" xmlns:cx4="http://schemas.microsoft.com/office/drawing/2016/5/10/chartex" xmlns:cx5="http://schemas.microsoft.com/office/drawing/2016/5/11/chartex" xmlns:cx6="http://schemas.microsoft.com/office/drawing/2016/5/12/chartex" xmlns:cx7="http://schemas.microsoft.com/office/drawing/2016/5/13/chartex" xmlns:cx8="http://schemas.microsoft.com/office/drawing/2016/5/14/chartex" xmlns:mc="http://schemas.openxmlformats.org/markup-compatibility/2006" xmlns:aink="http://schemas.microsoft.com/office/drawing/2016/ink" xmlns:am3d="http://schemas.microsoft.com/office/drawing/2017/model3d" xmlns:o="urn:schemas-microsoft-com:office:office" xmlns:r="http://schemas.openxmlformats.org/officeDocument/2006/relationships" xmlns:m="http://schemas.openxmlformats.org/officeDocument/2006/math" xmlns:v="urn:schemas-microsoft-com:vml" xmlns:wp14="http://schemas.microsoft.com/office/word/2010/wordprocessingDrawing" xmlns:wp="http://schemas.openxmlformats.org/drawingml/2006/wordprocessingDrawing" xmlns:w10="urn:schemas-microsoft-com:office:word" xmlns:w="http://schemas.openxmlformats.org/wordprocessingml/2006/main" xmlns:w14="http://schemas.microsoft.com/office/word/2010/wordml" xmlns:w15="http://schemas.microsoft.com/office/word/2012/wordml" xmlns:w16cid="http://schemas.microsoft.com/office/word/2016/wordml/cid" xmlns:w16se="http://schemas.microsoft.com/office/word/2015/wordml/symex" xmlns:wpg="http://schemas.microsoft.com/office/word/2010/wordprocessingGroup" xmlns:wpi="http://schemas.microsoft.com/office/word/2010/wordprocessingInk" xmlns:wne="http://schemas.microsoft.com/office/word/2006/wordml" xmlns:wps="http://schemas.microsoft.com/office/word/2010/wordprocessingShape" mc:Ignorable="w14 w15 w16se w16cid wp14">
   <w:p>
     <w:pPr>
       <w:pStyle w:val="Pidipagina"/>
@@ -10016,6 +12257,7 @@
       <w:tab/>
     </w:r>
     <w:proofErr w:type="spellStart"/>
+    <w:proofErr w:type="gramStart"/>
     <w:r>
       <w:rPr>
         <w:lang w:val="fr-CH"/>
@@ -10027,14 +12269,21 @@
       <w:rPr>
         <w:lang w:val="fr-CH"/>
       </w:rPr>
-      <w:t xml:space="preserve">: 29.01.2025 </w:t>
+      <w:t>:</w:t>
+    </w:r>
+    <w:proofErr w:type="gramEnd"/>
+    <w:r>
+      <w:rPr>
+        <w:lang w:val="fr-CH"/>
+      </w:rPr>
+      <w:t xml:space="preserve"> 29.01.2025 </w:t>
     </w:r>
   </w:p>
 </w:ftr>
 </file>
 
 <file path=word/footer2.xml><?xml version="1.0" encoding="utf-8"?>
-<w:ftr xmlns:wpc="http://schemas.microsoft.com/office/word/2010/wordprocessingCanvas" xmlns:cx="http://schemas.microsoft.com/office/drawing/2014/chartex" xmlns:cx1="http://schemas.microsoft.com/office/drawing/2015/9/8/chartex" xmlns:cx2="http://schemas.microsoft.com/office/drawing/2015/10/21/chartex" xmlns:cx3="http://schemas.microsoft.com/office/drawing/2016/5/9/chartex" xmlns:cx4="http://schemas.microsoft.com/office/drawing/2016/5/10/chartex" xmlns:cx5="http://schemas.microsoft.com/office/drawing/2016/5/11/chartex" xmlns:cx6="http://schemas.microsoft.com/office/drawing/2016/5/12/chartex" xmlns:cx7="http://schemas.microsoft.com/office/drawing/2016/5/13/chartex" xmlns:cx8="http://schemas.microsoft.com/office/drawing/2016/5/14/chartex" xmlns:mc="http://schemas.openxmlformats.org/markup-compatibility/2006" xmlns:aink="http://schemas.microsoft.com/office/drawing/2016/ink" xmlns:am3d="http://schemas.microsoft.com/office/drawing/2017/model3d" xmlns:o="urn:schemas-microsoft-com:office:office" xmlns:oel="http://schemas.microsoft.com/office/2019/extlst" xmlns:r="http://schemas.openxmlformats.org/officeDocument/2006/relationships" xmlns:m="http://schemas.openxmlformats.org/officeDocument/2006/math" xmlns:v="urn:schemas-microsoft-com:vml" xmlns:wp14="http://schemas.microsoft.com/office/word/2010/wordprocessingDrawing" xmlns:wp="http://schemas.openxmlformats.org/drawingml/2006/wordprocessingDrawing" xmlns:w10="urn:schemas-microsoft-com:office:word" xmlns:w="http://schemas.openxmlformats.org/wordprocessingml/2006/main" xmlns:w14="http://schemas.microsoft.com/office/word/2010/wordml" xmlns:w15="http://schemas.microsoft.com/office/word/2012/wordml" xmlns:w16cex="http://schemas.microsoft.com/office/word/2018/wordml/cex" xmlns:w16cid="http://schemas.microsoft.com/office/word/2016/wordml/cid" xmlns:w16="http://schemas.microsoft.com/office/word/2018/wordml" xmlns:w16du="http://schemas.microsoft.com/office/word/2023/wordml/word16du" xmlns:w16sdtdh="http://schemas.microsoft.com/office/word/2020/wordml/sdtdatahash" xmlns:w16sdtfl="http://schemas.microsoft.com/office/word/2024/wordml/sdtformatlock" xmlns:w16se="http://schemas.microsoft.com/office/word/2015/wordml/symex" xmlns:wpg="http://schemas.microsoft.com/office/word/2010/wordprocessingGroup" xmlns:wpi="http://schemas.microsoft.com/office/word/2010/wordprocessingInk" xmlns:wne="http://schemas.microsoft.com/office/word/2006/wordml" xmlns:wps="http://schemas.microsoft.com/office/word/2010/wordprocessingShape" mc:Ignorable="w14 w15 w16se w16cid w16 w16cex w16sdtdh w16sdtfl w16du wp14">
+<w:ftr xmlns:wpc="http://schemas.microsoft.com/office/word/2010/wordprocessingCanvas" xmlns:cx="http://schemas.microsoft.com/office/drawing/2014/chartex" xmlns:cx1="http://schemas.microsoft.com/office/drawing/2015/9/8/chartex" xmlns:cx2="http://schemas.microsoft.com/office/drawing/2015/10/21/chartex" xmlns:cx3="http://schemas.microsoft.com/office/drawing/2016/5/9/chartex" xmlns:cx4="http://schemas.microsoft.com/office/drawing/2016/5/10/chartex" xmlns:cx5="http://schemas.microsoft.com/office/drawing/2016/5/11/chartex" xmlns:cx6="http://schemas.microsoft.com/office/drawing/2016/5/12/chartex" xmlns:cx7="http://schemas.microsoft.com/office/drawing/2016/5/13/chartex" xmlns:cx8="http://schemas.microsoft.com/office/drawing/2016/5/14/chartex" xmlns:mc="http://schemas.openxmlformats.org/markup-compatibility/2006" xmlns:aink="http://schemas.microsoft.com/office/drawing/2016/ink" xmlns:am3d="http://schemas.microsoft.com/office/drawing/2017/model3d" xmlns:o="urn:schemas-microsoft-com:office:office" xmlns:r="http://schemas.openxmlformats.org/officeDocument/2006/relationships" xmlns:m="http://schemas.openxmlformats.org/officeDocument/2006/math" xmlns:v="urn:schemas-microsoft-com:vml" xmlns:wp14="http://schemas.microsoft.com/office/word/2010/wordprocessingDrawing" xmlns:wp="http://schemas.openxmlformats.org/drawingml/2006/wordprocessingDrawing" xmlns:w10="urn:schemas-microsoft-com:office:word" xmlns:w="http://schemas.openxmlformats.org/wordprocessingml/2006/main" xmlns:w14="http://schemas.microsoft.com/office/word/2010/wordml" xmlns:w15="http://schemas.microsoft.com/office/word/2012/wordml" xmlns:w16cid="http://schemas.microsoft.com/office/word/2016/wordml/cid" xmlns:w16se="http://schemas.microsoft.com/office/word/2015/wordml/symex" xmlns:wpg="http://schemas.microsoft.com/office/word/2010/wordprocessingGroup" xmlns:wpi="http://schemas.microsoft.com/office/word/2010/wordprocessingInk" xmlns:wne="http://schemas.microsoft.com/office/word/2006/wordml" xmlns:wps="http://schemas.microsoft.com/office/word/2010/wordprocessingShape" mc:Ignorable="w14 w15 w16se w16cid wp14">
   <w:tbl>
     <w:tblPr>
       <w:tblW w:w="0" w:type="auto"/>
@@ -10209,25 +12458,7 @@
             <w:rPr>
               <w:lang w:val="it-IT"/>
             </w:rPr>
-            <w:t>202</w:t>
-          </w:r>
-          <w:r>
-            <w:rPr>
-              <w:lang w:val="it-IT"/>
-            </w:rPr>
-            <w:t>4</w:t>
-          </w:r>
-          <w:r>
-            <w:rPr>
-              <w:lang w:val="it-IT"/>
-            </w:rPr>
-            <w:t>/202</w:t>
-          </w:r>
-          <w:r>
-            <w:rPr>
-              <w:lang w:val="it-IT"/>
-            </w:rPr>
-            <w:t>5</w:t>
+            <w:t>2024/2025</w:t>
           </w:r>
         </w:p>
       </w:tc>
@@ -10287,7 +12518,7 @@
 </file>
 
 <file path=word/footnotes.xml><?xml version="1.0" encoding="utf-8"?>
-<w:footnotes xmlns:wpc="http://schemas.microsoft.com/office/word/2010/wordprocessingCanvas" xmlns:cx="http://schemas.microsoft.com/office/drawing/2014/chartex" xmlns:cx1="http://schemas.microsoft.com/office/drawing/2015/9/8/chartex" xmlns:cx2="http://schemas.microsoft.com/office/drawing/2015/10/21/chartex" xmlns:cx3="http://schemas.microsoft.com/office/drawing/2016/5/9/chartex" xmlns:cx4="http://schemas.microsoft.com/office/drawing/2016/5/10/chartex" xmlns:cx5="http://schemas.microsoft.com/office/drawing/2016/5/11/chartex" xmlns:cx6="http://schemas.microsoft.com/office/drawing/2016/5/12/chartex" xmlns:cx7="http://schemas.microsoft.com/office/drawing/2016/5/13/chartex" xmlns:cx8="http://schemas.microsoft.com/office/drawing/2016/5/14/chartex" xmlns:mc="http://schemas.openxmlformats.org/markup-compatibility/2006" xmlns:aink="http://schemas.microsoft.com/office/drawing/2016/ink" xmlns:am3d="http://schemas.microsoft.com/office/drawing/2017/model3d" xmlns:o="urn:schemas-microsoft-com:office:office" xmlns:oel="http://schemas.microsoft.com/office/2019/extlst" xmlns:r="http://schemas.openxmlformats.org/officeDocument/2006/relationships" xmlns:m="http://schemas.openxmlformats.org/officeDocument/2006/math" xmlns:v="urn:schemas-microsoft-com:vml" xmlns:wp14="http://schemas.microsoft.com/office/word/2010/wordprocessingDrawing" xmlns:wp="http://schemas.openxmlformats.org/drawingml/2006/wordprocessingDrawing" xmlns:w10="urn:schemas-microsoft-com:office:word" xmlns:w="http://schemas.openxmlformats.org/wordprocessingml/2006/main" xmlns:w14="http://schemas.microsoft.com/office/word/2010/wordml" xmlns:w15="http://schemas.microsoft.com/office/word/2012/wordml" xmlns:w16cex="http://schemas.microsoft.com/office/word/2018/wordml/cex" xmlns:w16cid="http://schemas.microsoft.com/office/word/2016/wordml/cid" xmlns:w16="http://schemas.microsoft.com/office/word/2018/wordml" xmlns:w16du="http://schemas.microsoft.com/office/word/2023/wordml/word16du" xmlns:w16sdtdh="http://schemas.microsoft.com/office/word/2020/wordml/sdtdatahash" xmlns:w16sdtfl="http://schemas.microsoft.com/office/word/2024/wordml/sdtformatlock" xmlns:w16se="http://schemas.microsoft.com/office/word/2015/wordml/symex" xmlns:wpg="http://schemas.microsoft.com/office/word/2010/wordprocessingGroup" xmlns:wpi="http://schemas.microsoft.com/office/word/2010/wordprocessingInk" xmlns:wne="http://schemas.microsoft.com/office/word/2006/wordml" xmlns:wps="http://schemas.microsoft.com/office/word/2010/wordprocessingShape" mc:Ignorable="w14 w15 w16se w16cid w16 w16cex w16sdtdh w16sdtfl w16du wp14">
+<w:footnotes xmlns:wpc="http://schemas.microsoft.com/office/word/2010/wordprocessingCanvas" xmlns:cx="http://schemas.microsoft.com/office/drawing/2014/chartex" xmlns:cx1="http://schemas.microsoft.com/office/drawing/2015/9/8/chartex" xmlns:cx2="http://schemas.microsoft.com/office/drawing/2015/10/21/chartex" xmlns:cx3="http://schemas.microsoft.com/office/drawing/2016/5/9/chartex" xmlns:cx4="http://schemas.microsoft.com/office/drawing/2016/5/10/chartex" xmlns:cx5="http://schemas.microsoft.com/office/drawing/2016/5/11/chartex" xmlns:cx6="http://schemas.microsoft.com/office/drawing/2016/5/12/chartex" xmlns:cx7="http://schemas.microsoft.com/office/drawing/2016/5/13/chartex" xmlns:cx8="http://schemas.microsoft.com/office/drawing/2016/5/14/chartex" xmlns:mc="http://schemas.openxmlformats.org/markup-compatibility/2006" xmlns:aink="http://schemas.microsoft.com/office/drawing/2016/ink" xmlns:am3d="http://schemas.microsoft.com/office/drawing/2017/model3d" xmlns:o="urn:schemas-microsoft-com:office:office" xmlns:r="http://schemas.openxmlformats.org/officeDocument/2006/relationships" xmlns:m="http://schemas.openxmlformats.org/officeDocument/2006/math" xmlns:v="urn:schemas-microsoft-com:vml" xmlns:wp14="http://schemas.microsoft.com/office/word/2010/wordprocessingDrawing" xmlns:wp="http://schemas.openxmlformats.org/drawingml/2006/wordprocessingDrawing" xmlns:w10="urn:schemas-microsoft-com:office:word" xmlns:w="http://schemas.openxmlformats.org/wordprocessingml/2006/main" xmlns:w14="http://schemas.microsoft.com/office/word/2010/wordml" xmlns:w15="http://schemas.microsoft.com/office/word/2012/wordml" xmlns:w16cid="http://schemas.microsoft.com/office/word/2016/wordml/cid" xmlns:w16se="http://schemas.microsoft.com/office/word/2015/wordml/symex" xmlns:wpg="http://schemas.microsoft.com/office/word/2010/wordprocessingGroup" xmlns:wpi="http://schemas.microsoft.com/office/word/2010/wordprocessingInk" xmlns:wne="http://schemas.microsoft.com/office/word/2006/wordml" xmlns:wps="http://schemas.microsoft.com/office/word/2010/wordprocessingShape" mc:Ignorable="w14 w15 w16se w16cid wp14">
   <w:footnote w:type="separator" w:id="-1">
     <w:p>
       <w:r>
@@ -10306,7 +12537,7 @@
 </file>
 
 <file path=word/header1.xml><?xml version="1.0" encoding="utf-8"?>
-<w:hdr xmlns:wpc="http://schemas.microsoft.com/office/word/2010/wordprocessingCanvas" xmlns:cx="http://schemas.microsoft.com/office/drawing/2014/chartex" xmlns:cx1="http://schemas.microsoft.com/office/drawing/2015/9/8/chartex" xmlns:cx2="http://schemas.microsoft.com/office/drawing/2015/10/21/chartex" xmlns:cx3="http://schemas.microsoft.com/office/drawing/2016/5/9/chartex" xmlns:cx4="http://schemas.microsoft.com/office/drawing/2016/5/10/chartex" xmlns:cx5="http://schemas.microsoft.com/office/drawing/2016/5/11/chartex" xmlns:cx6="http://schemas.microsoft.com/office/drawing/2016/5/12/chartex" xmlns:cx7="http://schemas.microsoft.com/office/drawing/2016/5/13/chartex" xmlns:cx8="http://schemas.microsoft.com/office/drawing/2016/5/14/chartex" xmlns:mc="http://schemas.openxmlformats.org/markup-compatibility/2006" xmlns:aink="http://schemas.microsoft.com/office/drawing/2016/ink" xmlns:am3d="http://schemas.microsoft.com/office/drawing/2017/model3d" xmlns:o="urn:schemas-microsoft-com:office:office" xmlns:oel="http://schemas.microsoft.com/office/2019/extlst" xmlns:r="http://schemas.openxmlformats.org/officeDocument/2006/relationships" xmlns:m="http://schemas.openxmlformats.org/officeDocument/2006/math" xmlns:v="urn:schemas-microsoft-com:vml" xmlns:wp14="http://schemas.microsoft.com/office/word/2010/wordprocessingDrawing" xmlns:wp="http://schemas.openxmlformats.org/drawingml/2006/wordprocessingDrawing" xmlns:w10="urn:schemas-microsoft-com:office:word" xmlns:w="http://schemas.openxmlformats.org/wordprocessingml/2006/main" xmlns:w14="http://schemas.microsoft.com/office/word/2010/wordml" xmlns:w15="http://schemas.microsoft.com/office/word/2012/wordml" xmlns:w16cex="http://schemas.microsoft.com/office/word/2018/wordml/cex" xmlns:w16cid="http://schemas.microsoft.com/office/word/2016/wordml/cid" xmlns:w16="http://schemas.microsoft.com/office/word/2018/wordml" xmlns:w16du="http://schemas.microsoft.com/office/word/2023/wordml/word16du" xmlns:w16sdtdh="http://schemas.microsoft.com/office/word/2020/wordml/sdtdatahash" xmlns:w16sdtfl="http://schemas.microsoft.com/office/word/2024/wordml/sdtformatlock" xmlns:w16se="http://schemas.microsoft.com/office/word/2015/wordml/symex" xmlns:wpg="http://schemas.microsoft.com/office/word/2010/wordprocessingGroup" xmlns:wpi="http://schemas.microsoft.com/office/word/2010/wordprocessingInk" xmlns:wne="http://schemas.microsoft.com/office/word/2006/wordml" xmlns:wps="http://schemas.microsoft.com/office/word/2010/wordprocessingShape" mc:Ignorable="w14 w15 w16se w16cid w16 w16cex w16sdtdh w16sdtfl w16du wp14">
+<w:hdr xmlns:wpc="http://schemas.microsoft.com/office/word/2010/wordprocessingCanvas" xmlns:cx="http://schemas.microsoft.com/office/drawing/2014/chartex" xmlns:cx1="http://schemas.microsoft.com/office/drawing/2015/9/8/chartex" xmlns:cx2="http://schemas.microsoft.com/office/drawing/2015/10/21/chartex" xmlns:cx3="http://schemas.microsoft.com/office/drawing/2016/5/9/chartex" xmlns:cx4="http://schemas.microsoft.com/office/drawing/2016/5/10/chartex" xmlns:cx5="http://schemas.microsoft.com/office/drawing/2016/5/11/chartex" xmlns:cx6="http://schemas.microsoft.com/office/drawing/2016/5/12/chartex" xmlns:cx7="http://schemas.microsoft.com/office/drawing/2016/5/13/chartex" xmlns:cx8="http://schemas.microsoft.com/office/drawing/2016/5/14/chartex" xmlns:mc="http://schemas.openxmlformats.org/markup-compatibility/2006" xmlns:aink="http://schemas.microsoft.com/office/drawing/2016/ink" xmlns:am3d="http://schemas.microsoft.com/office/drawing/2017/model3d" xmlns:o="urn:schemas-microsoft-com:office:office" xmlns:r="http://schemas.openxmlformats.org/officeDocument/2006/relationships" xmlns:m="http://schemas.openxmlformats.org/officeDocument/2006/math" xmlns:v="urn:schemas-microsoft-com:vml" xmlns:wp14="http://schemas.microsoft.com/office/word/2010/wordprocessingDrawing" xmlns:wp="http://schemas.openxmlformats.org/drawingml/2006/wordprocessingDrawing" xmlns:w10="urn:schemas-microsoft-com:office:word" xmlns:w="http://schemas.openxmlformats.org/wordprocessingml/2006/main" xmlns:w14="http://schemas.microsoft.com/office/word/2010/wordml" xmlns:w15="http://schemas.microsoft.com/office/word/2012/wordml" xmlns:w16cid="http://schemas.microsoft.com/office/word/2016/wordml/cid" xmlns:w16se="http://schemas.microsoft.com/office/word/2015/wordml/symex" xmlns:wpg="http://schemas.microsoft.com/office/word/2010/wordprocessingGroup" xmlns:wpi="http://schemas.microsoft.com/office/word/2010/wordprocessingInk" xmlns:wne="http://schemas.microsoft.com/office/word/2006/wordml" xmlns:wps="http://schemas.microsoft.com/office/word/2010/wordprocessingShape" mc:Ignorable="w14 w15 w16se w16cid wp14">
   <w:tbl>
     <w:tblPr>
       <w:tblW w:w="9639" w:type="dxa"/>
@@ -10677,7 +12908,7 @@
 </file>
 
 <file path=word/header2.xml><?xml version="1.0" encoding="utf-8"?>
-<w:hdr xmlns:wpc="http://schemas.microsoft.com/office/word/2010/wordprocessingCanvas" xmlns:cx="http://schemas.microsoft.com/office/drawing/2014/chartex" xmlns:cx1="http://schemas.microsoft.com/office/drawing/2015/9/8/chartex" xmlns:cx2="http://schemas.microsoft.com/office/drawing/2015/10/21/chartex" xmlns:cx3="http://schemas.microsoft.com/office/drawing/2016/5/9/chartex" xmlns:cx4="http://schemas.microsoft.com/office/drawing/2016/5/10/chartex" xmlns:cx5="http://schemas.microsoft.com/office/drawing/2016/5/11/chartex" xmlns:cx6="http://schemas.microsoft.com/office/drawing/2016/5/12/chartex" xmlns:cx7="http://schemas.microsoft.com/office/drawing/2016/5/13/chartex" xmlns:cx8="http://schemas.microsoft.com/office/drawing/2016/5/14/chartex" xmlns:mc="http://schemas.openxmlformats.org/markup-compatibility/2006" xmlns:aink="http://schemas.microsoft.com/office/drawing/2016/ink" xmlns:am3d="http://schemas.microsoft.com/office/drawing/2017/model3d" xmlns:o="urn:schemas-microsoft-com:office:office" xmlns:oel="http://schemas.microsoft.com/office/2019/extlst" xmlns:r="http://schemas.openxmlformats.org/officeDocument/2006/relationships" xmlns:m="http://schemas.openxmlformats.org/officeDocument/2006/math" xmlns:v="urn:schemas-microsoft-com:vml" xmlns:wp14="http://schemas.microsoft.com/office/word/2010/wordprocessingDrawing" xmlns:wp="http://schemas.openxmlformats.org/drawingml/2006/wordprocessingDrawing" xmlns:w10="urn:schemas-microsoft-com:office:word" xmlns:w="http://schemas.openxmlformats.org/wordprocessingml/2006/main" xmlns:w14="http://schemas.microsoft.com/office/word/2010/wordml" xmlns:w15="http://schemas.microsoft.com/office/word/2012/wordml" xmlns:w16cex="http://schemas.microsoft.com/office/word/2018/wordml/cex" xmlns:w16cid="http://schemas.microsoft.com/office/word/2016/wordml/cid" xmlns:w16="http://schemas.microsoft.com/office/word/2018/wordml" xmlns:w16du="http://schemas.microsoft.com/office/word/2023/wordml/word16du" xmlns:w16sdtdh="http://schemas.microsoft.com/office/word/2020/wordml/sdtdatahash" xmlns:w16sdtfl="http://schemas.microsoft.com/office/word/2024/wordml/sdtformatlock" xmlns:w16se="http://schemas.microsoft.com/office/word/2015/wordml/symex" xmlns:wpg="http://schemas.microsoft.com/office/word/2010/wordprocessingGroup" xmlns:wpi="http://schemas.microsoft.com/office/word/2010/wordprocessingInk" xmlns:wne="http://schemas.microsoft.com/office/word/2006/wordml" xmlns:wps="http://schemas.microsoft.com/office/word/2010/wordprocessingShape" mc:Ignorable="w14 w15 w16se w16cid w16 w16cex w16sdtdh w16sdtfl w16du wp14">
+<w:hdr xmlns:wpc="http://schemas.microsoft.com/office/word/2010/wordprocessingCanvas" xmlns:cx="http://schemas.microsoft.com/office/drawing/2014/chartex" xmlns:cx1="http://schemas.microsoft.com/office/drawing/2015/9/8/chartex" xmlns:cx2="http://schemas.microsoft.com/office/drawing/2015/10/21/chartex" xmlns:cx3="http://schemas.microsoft.com/office/drawing/2016/5/9/chartex" xmlns:cx4="http://schemas.microsoft.com/office/drawing/2016/5/10/chartex" xmlns:cx5="http://schemas.microsoft.com/office/drawing/2016/5/11/chartex" xmlns:cx6="http://schemas.microsoft.com/office/drawing/2016/5/12/chartex" xmlns:cx7="http://schemas.microsoft.com/office/drawing/2016/5/13/chartex" xmlns:cx8="http://schemas.microsoft.com/office/drawing/2016/5/14/chartex" xmlns:mc="http://schemas.openxmlformats.org/markup-compatibility/2006" xmlns:aink="http://schemas.microsoft.com/office/drawing/2016/ink" xmlns:am3d="http://schemas.microsoft.com/office/drawing/2017/model3d" xmlns:o="urn:schemas-microsoft-com:office:office" xmlns:r="http://schemas.openxmlformats.org/officeDocument/2006/relationships" xmlns:m="http://schemas.openxmlformats.org/officeDocument/2006/math" xmlns:v="urn:schemas-microsoft-com:vml" xmlns:wp14="http://schemas.microsoft.com/office/word/2010/wordprocessingDrawing" xmlns:wp="http://schemas.openxmlformats.org/drawingml/2006/wordprocessingDrawing" xmlns:w10="urn:schemas-microsoft-com:office:word" xmlns:w="http://schemas.openxmlformats.org/wordprocessingml/2006/main" xmlns:w14="http://schemas.microsoft.com/office/word/2010/wordml" xmlns:w15="http://schemas.microsoft.com/office/word/2012/wordml" xmlns:w16cid="http://schemas.microsoft.com/office/word/2016/wordml/cid" xmlns:w16se="http://schemas.microsoft.com/office/word/2015/wordml/symex" xmlns:wpg="http://schemas.microsoft.com/office/word/2010/wordprocessingGroup" xmlns:wpi="http://schemas.microsoft.com/office/word/2010/wordprocessingInk" xmlns:wne="http://schemas.microsoft.com/office/word/2006/wordml" xmlns:wps="http://schemas.microsoft.com/office/word/2010/wordprocessingShape" mc:Ignorable="w14 w15 w16se w16cid wp14">
   <w:tbl>
     <w:tblPr>
       <w:tblW w:w="9644" w:type="dxa"/>
@@ -10900,7 +13131,7 @@
 </file>
 
 <file path=word/numbering.xml><?xml version="1.0" encoding="utf-8"?>
-<w:numbering xmlns:wpc="http://schemas.microsoft.com/office/word/2010/wordprocessingCanvas" xmlns:cx="http://schemas.microsoft.com/office/drawing/2014/chartex" xmlns:cx1="http://schemas.microsoft.com/office/drawing/2015/9/8/chartex" xmlns:cx2="http://schemas.microsoft.com/office/drawing/2015/10/21/chartex" xmlns:cx3="http://schemas.microsoft.com/office/drawing/2016/5/9/chartex" xmlns:cx4="http://schemas.microsoft.com/office/drawing/2016/5/10/chartex" xmlns:cx5="http://schemas.microsoft.com/office/drawing/2016/5/11/chartex" xmlns:cx6="http://schemas.microsoft.com/office/drawing/2016/5/12/chartex" xmlns:cx7="http://schemas.microsoft.com/office/drawing/2016/5/13/chartex" xmlns:cx8="http://schemas.microsoft.com/office/drawing/2016/5/14/chartex" xmlns:mc="http://schemas.openxmlformats.org/markup-compatibility/2006" xmlns:aink="http://schemas.microsoft.com/office/drawing/2016/ink" xmlns:am3d="http://schemas.microsoft.com/office/drawing/2017/model3d" xmlns:o="urn:schemas-microsoft-com:office:office" xmlns:oel="http://schemas.microsoft.com/office/2019/extlst" xmlns:r="http://schemas.openxmlformats.org/officeDocument/2006/relationships" xmlns:m="http://schemas.openxmlformats.org/officeDocument/2006/math" xmlns:v="urn:schemas-microsoft-com:vml" xmlns:wp14="http://schemas.microsoft.com/office/word/2010/wordprocessingDrawing" xmlns:wp="http://schemas.openxmlformats.org/drawingml/2006/wordprocessingDrawing" xmlns:w10="urn:schemas-microsoft-com:office:word" xmlns:w="http://schemas.openxmlformats.org/wordprocessingml/2006/main" xmlns:w14="http://schemas.microsoft.com/office/word/2010/wordml" xmlns:w15="http://schemas.microsoft.com/office/word/2012/wordml" xmlns:w16cex="http://schemas.microsoft.com/office/word/2018/wordml/cex" xmlns:w16cid="http://schemas.microsoft.com/office/word/2016/wordml/cid" xmlns:w16="http://schemas.microsoft.com/office/word/2018/wordml" xmlns:w16du="http://schemas.microsoft.com/office/word/2023/wordml/word16du" xmlns:w16sdtdh="http://schemas.microsoft.com/office/word/2020/wordml/sdtdatahash" xmlns:w16sdtfl="http://schemas.microsoft.com/office/word/2024/wordml/sdtformatlock" xmlns:w16se="http://schemas.microsoft.com/office/word/2015/wordml/symex" xmlns:wpg="http://schemas.microsoft.com/office/word/2010/wordprocessingGroup" xmlns:wpi="http://schemas.microsoft.com/office/word/2010/wordprocessingInk" xmlns:wne="http://schemas.microsoft.com/office/word/2006/wordml" xmlns:wps="http://schemas.microsoft.com/office/word/2010/wordprocessingShape" mc:Ignorable="w14 w15 w16se w16cid w16 w16cex w16sdtdh w16sdtfl w16du wp14">
+<w:numbering xmlns:wpc="http://schemas.microsoft.com/office/word/2010/wordprocessingCanvas" xmlns:cx="http://schemas.microsoft.com/office/drawing/2014/chartex" xmlns:cx1="http://schemas.microsoft.com/office/drawing/2015/9/8/chartex" xmlns:cx2="http://schemas.microsoft.com/office/drawing/2015/10/21/chartex" xmlns:cx3="http://schemas.microsoft.com/office/drawing/2016/5/9/chartex" xmlns:cx4="http://schemas.microsoft.com/office/drawing/2016/5/10/chartex" xmlns:cx5="http://schemas.microsoft.com/office/drawing/2016/5/11/chartex" xmlns:cx6="http://schemas.microsoft.com/office/drawing/2016/5/12/chartex" xmlns:cx7="http://schemas.microsoft.com/office/drawing/2016/5/13/chartex" xmlns:cx8="http://schemas.microsoft.com/office/drawing/2016/5/14/chartex" xmlns:mc="http://schemas.openxmlformats.org/markup-compatibility/2006" xmlns:aink="http://schemas.microsoft.com/office/drawing/2016/ink" xmlns:am3d="http://schemas.microsoft.com/office/drawing/2017/model3d" xmlns:o="urn:schemas-microsoft-com:office:office" xmlns:r="http://schemas.openxmlformats.org/officeDocument/2006/relationships" xmlns:m="http://schemas.openxmlformats.org/officeDocument/2006/math" xmlns:v="urn:schemas-microsoft-com:vml" xmlns:wp14="http://schemas.microsoft.com/office/word/2010/wordprocessingDrawing" xmlns:wp="http://schemas.openxmlformats.org/drawingml/2006/wordprocessingDrawing" xmlns:w10="urn:schemas-microsoft-com:office:word" xmlns:w="http://schemas.openxmlformats.org/wordprocessingml/2006/main" xmlns:w14="http://schemas.microsoft.com/office/word/2010/wordml" xmlns:w15="http://schemas.microsoft.com/office/word/2012/wordml" xmlns:w16cid="http://schemas.microsoft.com/office/word/2016/wordml/cid" xmlns:w16se="http://schemas.microsoft.com/office/word/2015/wordml/symex" xmlns:wpg="http://schemas.microsoft.com/office/word/2010/wordprocessingGroup" xmlns:wpi="http://schemas.microsoft.com/office/word/2010/wordprocessingInk" xmlns:wne="http://schemas.microsoft.com/office/word/2006/wordml" xmlns:wps="http://schemas.microsoft.com/office/word/2010/wordprocessingShape" mc:Ignorable="w14 w15 w16se w16cid wp14">
   <w:abstractNum w:abstractNumId="0" w15:restartNumberingAfterBreak="0">
     <w:nsid w:val="0801489A"/>
     <w:multiLevelType w:val="hybridMultilevel"/>
@@ -13089,82 +15320,82 @@
       </w:rPr>
     </w:lvl>
   </w:abstractNum>
-  <w:num w:numId="1" w16cid:durableId="1925532784">
+  <w:num w:numId="1">
     <w:abstractNumId w:val="9"/>
   </w:num>
-  <w:num w:numId="2" w16cid:durableId="482702937">
+  <w:num w:numId="2">
     <w:abstractNumId w:val="3"/>
   </w:num>
-  <w:num w:numId="3" w16cid:durableId="1789860473">
+  <w:num w:numId="3">
     <w:abstractNumId w:val="7"/>
   </w:num>
-  <w:num w:numId="4" w16cid:durableId="1816533379">
+  <w:num w:numId="4">
     <w:abstractNumId w:val="1"/>
   </w:num>
-  <w:num w:numId="5" w16cid:durableId="696199077">
+  <w:num w:numId="5">
     <w:abstractNumId w:val="4"/>
   </w:num>
-  <w:num w:numId="6" w16cid:durableId="1495997279">
+  <w:num w:numId="6">
     <w:abstractNumId w:val="11"/>
   </w:num>
-  <w:num w:numId="7" w16cid:durableId="428963275">
+  <w:num w:numId="7">
     <w:abstractNumId w:val="8"/>
   </w:num>
-  <w:num w:numId="8" w16cid:durableId="1914730226">
+  <w:num w:numId="8">
     <w:abstractNumId w:val="12"/>
   </w:num>
-  <w:num w:numId="9" w16cid:durableId="109277631">
+  <w:num w:numId="9">
     <w:abstractNumId w:val="0"/>
   </w:num>
-  <w:num w:numId="10" w16cid:durableId="737704789">
+  <w:num w:numId="10">
     <w:abstractNumId w:val="14"/>
   </w:num>
-  <w:num w:numId="11" w16cid:durableId="10842427">
+  <w:num w:numId="11">
     <w:abstractNumId w:val="15"/>
   </w:num>
-  <w:num w:numId="12" w16cid:durableId="1947687092">
+  <w:num w:numId="12">
     <w:abstractNumId w:val="5"/>
   </w:num>
-  <w:num w:numId="13" w16cid:durableId="1984386559">
+  <w:num w:numId="13">
     <w:abstractNumId w:val="2"/>
   </w:num>
-  <w:num w:numId="14" w16cid:durableId="1704940918">
+  <w:num w:numId="14">
     <w:abstractNumId w:val="16"/>
   </w:num>
-  <w:num w:numId="15" w16cid:durableId="240724047">
+  <w:num w:numId="15">
     <w:abstractNumId w:val="6"/>
   </w:num>
-  <w:num w:numId="16" w16cid:durableId="1962178096">
+  <w:num w:numId="16">
     <w:abstractNumId w:val="9"/>
   </w:num>
-  <w:num w:numId="17" w16cid:durableId="464347691">
+  <w:num w:numId="17">
     <w:abstractNumId w:val="13"/>
   </w:num>
-  <w:num w:numId="18" w16cid:durableId="2039312112">
+  <w:num w:numId="18">
     <w:abstractNumId w:val="9"/>
   </w:num>
-  <w:num w:numId="19" w16cid:durableId="131800598">
+  <w:num w:numId="19">
     <w:abstractNumId w:val="9"/>
   </w:num>
-  <w:num w:numId="20" w16cid:durableId="413010773">
+  <w:num w:numId="20">
     <w:abstractNumId w:val="9"/>
   </w:num>
-  <w:num w:numId="21" w16cid:durableId="375199935">
+  <w:num w:numId="21">
     <w:abstractNumId w:val="9"/>
   </w:num>
-  <w:num w:numId="22" w16cid:durableId="1097166805">
+  <w:num w:numId="22">
     <w:abstractNumId w:val="9"/>
   </w:num>
-  <w:num w:numId="23" w16cid:durableId="2130275393">
+  <w:num w:numId="23">
     <w:abstractNumId w:val="10"/>
   </w:num>
-  <w:num w:numId="24" w16cid:durableId="525171176">
+  <w:num w:numId="24">
     <w:abstractNumId w:val="9"/>
   </w:num>
-  <w:num w:numId="25" w16cid:durableId="1790388987">
+  <w:num w:numId="25">
     <w:abstractNumId w:val="9"/>
   </w:num>
-  <w:num w:numId="26" w16cid:durableId="475561898">
+  <w:num w:numId="26">
     <w:abstractNumId w:val="9"/>
     <w:lvlOverride w:ilvl="0">
       <w:startOverride w:val="2"/>
@@ -13178,7 +15409,7 @@
 </file>
 
 <file path=word/styles.xml><?xml version="1.0" encoding="utf-8"?>
-<w:styles xmlns:mc="http://schemas.openxmlformats.org/markup-compatibility/2006" xmlns:r="http://schemas.openxmlformats.org/officeDocument/2006/relationships" xmlns:w="http://schemas.openxmlformats.org/wordprocessingml/2006/main" xmlns:w14="http://schemas.microsoft.com/office/word/2010/wordml" xmlns:w15="http://schemas.microsoft.com/office/word/2012/wordml" xmlns:w16cex="http://schemas.microsoft.com/office/word/2018/wordml/cex" xmlns:w16cid="http://schemas.microsoft.com/office/word/2016/wordml/cid" xmlns:w16="http://schemas.microsoft.com/office/word/2018/wordml" xmlns:w16du="http://schemas.microsoft.com/office/word/2023/wordml/word16du" xmlns:w16sdtdh="http://schemas.microsoft.com/office/word/2020/wordml/sdtdatahash" xmlns:w16sdtfl="http://schemas.microsoft.com/office/word/2024/wordml/sdtformatlock" xmlns:w16se="http://schemas.microsoft.com/office/word/2015/wordml/symex" mc:Ignorable="w14 w15 w16se w16cid w16 w16cex w16sdtdh w16sdtfl w16du">
+<w:styles xmlns:mc="http://schemas.openxmlformats.org/markup-compatibility/2006" xmlns:r="http://schemas.openxmlformats.org/officeDocument/2006/relationships" xmlns:w="http://schemas.openxmlformats.org/wordprocessingml/2006/main" xmlns:w14="http://schemas.microsoft.com/office/word/2010/wordml" xmlns:w15="http://schemas.microsoft.com/office/word/2012/wordml" xmlns:w16cid="http://schemas.microsoft.com/office/word/2016/wordml/cid" xmlns:w16se="http://schemas.microsoft.com/office/word/2015/wordml/symex" mc:Ignorable="w14 w15 w16se w16cid">
   <w:docDefaults>
     <w:rPrDefault>
       <w:rPr>
@@ -13188,7 +15419,7 @@
     </w:rPrDefault>
     <w:pPrDefault/>
   </w:docDefaults>
-  <w:latentStyles w:defLockedState="0" w:defUIPriority="99" w:defSemiHidden="0" w:defUnhideWhenUsed="0" w:defQFormat="0" w:count="376">
+  <w:latentStyles w:defLockedState="0" w:defUIPriority="99" w:defSemiHidden="0" w:defUnhideWhenUsed="0" w:defQFormat="0" w:count="375">
     <w:lsdException w:name="Normal" w:uiPriority="0" w:qFormat="1"/>
     <w:lsdException w:name="heading 1" w:uiPriority="0" w:qFormat="1"/>
     <w:lsdException w:name="heading 2" w:uiPriority="0" w:qFormat="1"/>
@@ -13564,7 +15795,6 @@
     <w:lsdException w:name="Smart Hyperlink" w:semiHidden="1" w:unhideWhenUsed="1"/>
     <w:lsdException w:name="Hashtag" w:semiHidden="1" w:unhideWhenUsed="1"/>
     <w:lsdException w:name="Unresolved Mention" w:semiHidden="1" w:unhideWhenUsed="1"/>
-    <w:lsdException w:name="Smart Link" w:semiHidden="1" w:unhideWhenUsed="1"/>
   </w:latentStyles>
   <w:style w:type="paragraph" w:default="1" w:styleId="Normale">
     <w:name w:val="Normal"/>
@@ -14407,7 +16637,7 @@
 </file>
 
 <file path=customXml/itemProps1.xml><?xml version="1.0" encoding="utf-8"?>
-<ds:datastoreItem xmlns:ds="http://schemas.openxmlformats.org/officeDocument/2006/customXml" ds:itemID="{333DA078-9FFF-4B87-8C12-CE137DF382B4}">
+<ds:datastoreItem xmlns:ds="http://schemas.openxmlformats.org/officeDocument/2006/customXml" ds:itemID="{430A00A2-BC18-41B6-8C13-25FDCA364F02}">
   <ds:schemaRefs>
     <ds:schemaRef ds:uri="http://schemas.openxmlformats.org/officeDocument/2006/bibliography"/>
   </ds:schemaRefs>

--- a/3_Documentazione/DocumentazioneFyt.docx
+++ b/3_Documentazione/DocumentazioneFyt.docx
@@ -2795,6 +2795,9 @@
       <w:r>
         <w:t>SAMT Sezione Informatica 3BB</w:t>
       </w:r>
+      <w:r>
+        <w:t>/C</w:t>
+      </w:r>
     </w:p>
     <w:p>
       <w:r>
@@ -2848,7 +2851,67 @@
     </w:p>
     <w:p>
       <w:r>
-        <w:t>Lo scopo del nostro progetto è quello di creare un sito web dove è possibile eseguire degli acquisti online, nello specifico nel campo delle scarpe. Il sito è pensato per una azienda di scarpe che decide di vendere i propri prodotti</w:t>
+        <w:t xml:space="preserve">Il nostro obbiettivo </w:t>
+      </w:r>
+      <w:r>
+        <w:t xml:space="preserve">è </w:t>
+      </w:r>
+      <w:r>
+        <w:t>creare un</w:t>
+      </w:r>
+      <w:r>
+        <w:t xml:space="preserve">a piattaforma </w:t>
+      </w:r>
+      <w:r>
+        <w:t>e-commerce</w:t>
+      </w:r>
+      <w:r>
+        <w:t xml:space="preserve"> </w:t>
+      </w:r>
+      <w:r>
+        <w:t>dedicata agli</w:t>
+      </w:r>
+      <w:r>
+        <w:t xml:space="preserve"> acquisti online</w:t>
+      </w:r>
+      <w:r>
+        <w:t xml:space="preserve"> di</w:t>
+      </w:r>
+      <w:r>
+        <w:t xml:space="preserve"> scarpe. </w:t>
+      </w:r>
+      <w:r>
+        <w:br/>
+      </w:r>
+      <w:r>
+        <w:t xml:space="preserve">Il sito è pensato </w:t>
+      </w:r>
+      <w:r>
+        <w:t>per le aziende che decidono</w:t>
+      </w:r>
+      <w:r>
+        <w:t xml:space="preserve"> di </w:t>
+      </w:r>
+      <w:r>
+        <w:t xml:space="preserve">modernizzarsi e aprirsi alla </w:t>
+      </w:r>
+      <w:r>
+        <w:t>vend</w:t>
+      </w:r>
+      <w:r>
+        <w:t>ita</w:t>
+      </w:r>
+      <w:r>
+        <w:t xml:space="preserve"> </w:t>
+      </w:r>
+      <w:r>
+        <w:t>de</w:t>
+      </w:r>
+      <w:r>
+        <w:t>i propri prodotti</w:t>
+      </w:r>
+      <w:r>
+        <w:t xml:space="preserve"> online</w:t>
       </w:r>
       <w:r>
         <w:t xml:space="preserve">. </w:t>
@@ -2857,52 +2920,49 @@
         <w:t xml:space="preserve">La piattaforma fornisce </w:t>
       </w:r>
       <w:r>
-        <w:t xml:space="preserve">la </w:t>
-      </w:r>
-      <w:r>
-        <w:t>possibilità</w:t>
-      </w:r>
-      <w:r>
-        <w:t xml:space="preserve"> di gestire </w:t>
-      </w:r>
-      <w:r>
-        <w:t xml:space="preserve">tutte le informazioni che </w:t>
-      </w:r>
-      <w:r>
-        <w:t>riguarda</w:t>
-      </w:r>
-      <w:r>
-        <w:t>no</w:t>
+        <w:t>strumenti per una gestione intuitiva dei prodotti</w:t>
+      </w:r>
+      <w:r>
+        <w:t xml:space="preserve"> fornendo una pagina di gestione</w:t>
+      </w:r>
+      <w:r>
+        <w:t xml:space="preserve"> che permette a</w:t>
+      </w:r>
+      <w:r>
+        <w:t>i venditori</w:t>
+      </w:r>
+      <w:r>
+        <w:t xml:space="preserve"> di visualizzare le vendite e </w:t>
+      </w:r>
+      <w:r>
+        <w:t>aggiornare i</w:t>
+      </w:r>
+      <w:r>
+        <w:t xml:space="preserve"> prodotti </w:t>
+      </w:r>
+      <w:r>
+        <w:t>sul catalogo</w:t>
+      </w:r>
+      <w:r>
+        <w:t>.</w:t>
       </w:r>
       <w:r>
         <w:t xml:space="preserve"> </w:t>
       </w:r>
       <w:r>
-        <w:t xml:space="preserve">i </w:t>
-      </w:r>
-      <w:r>
-        <w:t>prodotti</w:t>
-      </w:r>
-      <w:r>
-        <w:t xml:space="preserve"> in </w:t>
-      </w:r>
-      <w:r>
-        <w:t>modo facile</w:t>
-      </w:r>
-      <w:r>
-        <w:t>.</w:t>
+        <w:t>La pagina web potrà essere raggiunta da qualsiasi utente</w:t>
       </w:r>
       <w:r>
         <w:t xml:space="preserve"> </w:t>
       </w:r>
       <w:r>
-        <w:t>La pagina web potrà essere raggiunta da qualsiasi utente</w:t>
-      </w:r>
-      <w:r>
-        <w:t xml:space="preserve"> </w:t>
-      </w:r>
-      <w:r>
-        <w:t xml:space="preserve">che potrà visualizzare i prodotti presenti ed eventualmente acquistarli. </w:t>
+        <w:t xml:space="preserve">che </w:t>
+      </w:r>
+      <w:r>
+        <w:t>avrà la possibilità di</w:t>
+      </w:r>
+      <w:r>
+        <w:t xml:space="preserve"> visualizzare i prodotti presenti ed eventualmente acquistarli.</w:t>
       </w:r>
     </w:p>
     <w:bookmarkEnd w:id="2"/>
@@ -2943,25 +3003,177 @@
         <w:rPr>
           <w:lang w:val="it-IT"/>
         </w:rPr>
-        <w:t xml:space="preserve">Il prodotto è una piattaforma web che viene utilizzata dagli utenti esterni (guest) per </w:t>
-      </w:r>
-      <w:r>
-        <w:rPr>
-          <w:lang w:val="it-IT"/>
-        </w:rPr>
-        <w:t>visualizzare le scarpe presenti</w:t>
-      </w:r>
-      <w:r>
-        <w:rPr>
-          <w:lang w:val="it-IT"/>
-        </w:rPr>
-        <w:t xml:space="preserve">, dagli utenti registrati per </w:t>
-      </w:r>
-      <w:r>
-        <w:rPr>
-          <w:lang w:val="it-IT"/>
-        </w:rPr>
-        <w:t>acquistar</w:t>
+        <w:t xml:space="preserve">Il prodotto è una piattaforma </w:t>
+      </w:r>
+      <w:r>
+        <w:rPr>
+          <w:lang w:val="it-IT"/>
+        </w:rPr>
+        <w:t>e-commerce</w:t>
+      </w:r>
+      <w:r>
+        <w:rPr>
+          <w:lang w:val="it-IT"/>
+        </w:rPr>
+        <w:t xml:space="preserve"> </w:t>
+      </w:r>
+      <w:r>
+        <w:rPr>
+          <w:lang w:val="it-IT"/>
+        </w:rPr>
+        <w:t>progettata per diversi tipi</w:t>
+      </w:r>
+      <w:r>
+        <w:rPr>
+          <w:lang w:val="it-IT"/>
+        </w:rPr>
+        <w:t xml:space="preserve"> di utenti</w:t>
+      </w:r>
+      <w:r>
+        <w:rPr>
+          <w:lang w:val="it-IT"/>
+        </w:rPr>
+        <w:t>: visitatori non registrati</w:t>
+      </w:r>
+      <w:r>
+        <w:rPr>
+          <w:lang w:val="it-IT"/>
+        </w:rPr>
+        <w:t xml:space="preserve"> (guest) </w:t>
+      </w:r>
+      <w:r>
+        <w:rPr>
+          <w:lang w:val="it-IT"/>
+        </w:rPr>
+        <w:t xml:space="preserve">che </w:t>
+      </w:r>
+      <w:r>
+        <w:rPr>
+          <w:lang w:val="it-IT"/>
+        </w:rPr>
+        <w:t>possono</w:t>
+      </w:r>
+      <w:r>
+        <w:rPr>
+          <w:lang w:val="it-IT"/>
+        </w:rPr>
+        <w:t xml:space="preserve"> </w:t>
+      </w:r>
+      <w:r>
+        <w:rPr>
+          <w:lang w:val="it-IT"/>
+        </w:rPr>
+        <w:t xml:space="preserve">visualizzare le scarpe </w:t>
+      </w:r>
+      <w:r>
+        <w:rPr>
+          <w:lang w:val="it-IT"/>
+        </w:rPr>
+        <w:t>disponibili sul catalogo</w:t>
+      </w:r>
+      <w:r>
+        <w:rPr>
+          <w:lang w:val="it-IT"/>
+        </w:rPr>
+        <w:t xml:space="preserve">, gli utenti registrati </w:t>
+      </w:r>
+      <w:r>
+        <w:rPr>
+          <w:lang w:val="it-IT"/>
+        </w:rPr>
+        <w:t>che possono effettuare</w:t>
+      </w:r>
+      <w:r>
+        <w:rPr>
+          <w:lang w:val="it-IT"/>
+        </w:rPr>
+        <w:t xml:space="preserve"> </w:t>
+      </w:r>
+      <w:r>
+        <w:rPr>
+          <w:lang w:val="it-IT"/>
+        </w:rPr>
+        <w:t>acquist</w:t>
+      </w:r>
+      <w:r>
+        <w:rPr>
+          <w:lang w:val="it-IT"/>
+        </w:rPr>
+        <w:t>i</w:t>
+      </w:r>
+      <w:r>
+        <w:rPr>
+          <w:lang w:val="it-IT"/>
+        </w:rPr>
+        <w:t xml:space="preserve"> </w:t>
+      </w:r>
+      <w:r>
+        <w:rPr>
+          <w:lang w:val="it-IT"/>
+        </w:rPr>
+        <w:t xml:space="preserve">mentre il </w:t>
+      </w:r>
+      <w:r>
+        <w:rPr>
+          <w:lang w:val="it-IT"/>
+        </w:rPr>
+        <w:t>venditore forni</w:t>
+      </w:r>
+      <w:r>
+        <w:rPr>
+          <w:lang w:val="it-IT"/>
+        </w:rPr>
+        <w:t>sce</w:t>
+      </w:r>
+      <w:r>
+        <w:rPr>
+          <w:lang w:val="it-IT"/>
+        </w:rPr>
+        <w:t xml:space="preserve"> </w:t>
+      </w:r>
+      <w:r>
+        <w:rPr>
+          <w:lang w:val="it-IT"/>
+        </w:rPr>
+        <w:t xml:space="preserve">e gestisce </w:t>
+      </w:r>
+      <w:r>
+        <w:rPr>
+          <w:lang w:val="it-IT"/>
+        </w:rPr>
+        <w:t>i propri prodotti ai clienti.</w:t>
+      </w:r>
+    </w:p>
+    <w:p>
+      <w:pPr>
+        <w:spacing w:before="240"/>
+        <w:rPr>
+          <w:lang w:val="it-IT"/>
+        </w:rPr>
+      </w:pPr>
+      <w:r>
+        <w:rPr>
+          <w:lang w:val="it-IT"/>
+        </w:rPr>
+        <w:t xml:space="preserve">Il contesto di utilizzo della piattaforma è molto ampio </w:t>
+      </w:r>
+      <w:r>
+        <w:rPr>
+          <w:lang w:val="it-IT"/>
+        </w:rPr>
+        <w:t xml:space="preserve">perché ogni persona </w:t>
+      </w:r>
+      <w:r>
+        <w:rPr>
+          <w:lang w:val="it-IT"/>
+        </w:rPr>
+        <w:t xml:space="preserve">interessata a delle scarpe </w:t>
+      </w:r>
+      <w:r>
+        <w:rPr>
+          <w:lang w:val="it-IT"/>
+        </w:rPr>
+        <w:t>potrebbe visualizzar</w:t>
       </w:r>
       <w:r>
         <w:rPr>
@@ -2979,49 +3191,13 @@
         <w:rPr>
           <w:lang w:val="it-IT"/>
         </w:rPr>
-        <w:t xml:space="preserve">e </w:t>
-      </w:r>
-      <w:r>
-        <w:rPr>
-          <w:lang w:val="it-IT"/>
-        </w:rPr>
-        <w:t>dal venditore per fornire i propri prodotti ai clienti.</w:t>
-      </w:r>
-      <w:r>
-        <w:rPr>
-          <w:lang w:val="it-IT"/>
-        </w:rPr>
-        <w:t xml:space="preserve"> Il contesto di utilizzo della piattaforma è molto ampio </w:t>
-      </w:r>
-      <w:r>
-        <w:rPr>
-          <w:lang w:val="it-IT"/>
-        </w:rPr>
-        <w:t xml:space="preserve">perché ogni persona </w:t>
-      </w:r>
-      <w:r>
-        <w:rPr>
-          <w:lang w:val="it-IT"/>
-        </w:rPr>
-        <w:t xml:space="preserve">interessata a delle scarpe </w:t>
-      </w:r>
-      <w:r>
-        <w:rPr>
-          <w:lang w:val="it-IT"/>
-        </w:rPr>
-        <w:t>potrebbe visualizzar</w:t>
-      </w:r>
-      <w:r>
-        <w:rPr>
-          <w:lang w:val="it-IT"/>
-        </w:rPr>
-        <w:t>l</w:t>
-      </w:r>
-      <w:r>
-        <w:rPr>
-          <w:lang w:val="it-IT"/>
-        </w:rPr>
-        <w:t>e o comprar</w:t>
+        <w:t>e</w:t>
+      </w:r>
+      <w:r>
+        <w:rPr>
+          <w:lang w:val="it-IT"/>
+        </w:rPr>
+        <w:t xml:space="preserve"> comprar</w:t>
       </w:r>
       <w:r>
         <w:rPr>
@@ -3057,25 +3233,75 @@
         <w:rPr>
           <w:lang w:val="it-IT"/>
         </w:rPr>
-        <w:t xml:space="preserve"> Sul web sono presenti molteplici prodotti simili a questo</w:t>
-      </w:r>
-      <w:r>
-        <w:rPr>
-          <w:lang w:val="it-IT"/>
-        </w:rPr>
-        <w:t xml:space="preserve"> perché ormai il mondo degli acquisti online è sempre di più in espansione.</w:t>
-      </w:r>
-      <w:r>
-        <w:rPr>
-          <w:lang w:val="it-IT"/>
-        </w:rPr>
         <w:t xml:space="preserve"> </w:t>
       </w:r>
-      <w:r>
-        <w:rPr>
-          <w:lang w:val="it-IT"/>
-        </w:rPr>
-        <w:t>La piattaforma è sviluppata per l’uso da parte di chiunque, anche per utenti meno esperti, bastano conoscenze di base sulla navigazione sul web.</w:t>
+    </w:p>
+    <w:p>
+      <w:pPr>
+        <w:spacing w:before="240"/>
+        <w:rPr>
+          <w:lang w:val="it-IT"/>
+        </w:rPr>
+      </w:pPr>
+      <w:r>
+        <w:rPr>
+          <w:lang w:val="it-IT"/>
+        </w:rPr>
+        <w:t>Sul web sono presenti molteplici prodotti simili a</w:t>
+      </w:r>
+      <w:r>
+        <w:rPr>
+          <w:lang w:val="it-IT"/>
+        </w:rPr>
+        <w:t xml:space="preserve">l nostro </w:t>
+      </w:r>
+      <w:r>
+        <w:rPr>
+          <w:lang w:val="it-IT"/>
+        </w:rPr>
+        <w:t>perché ormai il mondo degli acquisti online è sempre di più in espansione.</w:t>
+      </w:r>
+      <w:r>
+        <w:rPr>
+          <w:lang w:val="it-IT"/>
+        </w:rPr>
+        <w:t xml:space="preserve"> </w:t>
+      </w:r>
+      <w:r>
+        <w:rPr>
+          <w:lang w:val="it-IT"/>
+        </w:rPr>
+        <w:t xml:space="preserve">La piattaforma è </w:t>
+      </w:r>
+      <w:r>
+        <w:rPr>
+          <w:lang w:val="it-IT"/>
+        </w:rPr>
+        <w:t>pensata</w:t>
+      </w:r>
+      <w:r>
+        <w:rPr>
+          <w:lang w:val="it-IT"/>
+        </w:rPr>
+        <w:t xml:space="preserve"> per </w:t>
+      </w:r>
+      <w:r>
+        <w:rPr>
+          <w:lang w:val="it-IT"/>
+        </w:rPr>
+        <w:t xml:space="preserve">essere usata </w:t>
+      </w:r>
+      <w:r>
+        <w:rPr>
+          <w:lang w:val="it-IT"/>
+        </w:rPr>
+        <w:t xml:space="preserve">da </w:t>
+      </w:r>
+      <w:r>
+        <w:rPr>
+          <w:lang w:val="it-IT"/>
+        </w:rPr>
+        <w:t>utenti che abbiano delle conoscenze di base sulla navigazione web, non sono necessarie conoscenze tecniche avanzate.</w:t>
       </w:r>
     </w:p>
     <w:p>
@@ -3452,7 +3678,19 @@
         <w:rPr>
           <w:lang w:val="it-IT"/>
         </w:rPr>
-        <w:t>Il guest potrà navigare all’interno del sito dove potrà visualizzare le pagine home, prodotto</w:t>
+        <w:t>Il</w:t>
+      </w:r>
+      <w:r>
+        <w:rPr>
+          <w:lang w:val="it-IT"/>
+        </w:rPr>
+        <w:t xml:space="preserve"> visitatore non registrato (guest)</w:t>
+      </w:r>
+      <w:r>
+        <w:rPr>
+          <w:lang w:val="it-IT"/>
+        </w:rPr>
+        <w:t xml:space="preserve"> potrà visualizzare le pagine home, prodotto</w:t>
       </w:r>
       <w:r>
         <w:rPr>
@@ -3464,27 +3702,157 @@
         <w:rPr>
           <w:lang w:val="it-IT"/>
         </w:rPr>
-        <w:t xml:space="preserve"> e quella di login. Se decide di registrarsi dovrà inserire una mail e una password in modo da diventare un utente del sistema. L’utente può anche esso visualizzare tutte le pagine principali e inoltre potrà visualizzare la pagina di gestione del suo account dove potrà aggiungere o modificare le sue informazioni personali e vedere gli ordini fatti. L’utente potrà anche eseguire gli acquisiti immettendo le informazioni della carta di credito.</w:t>
-      </w:r>
-    </w:p>
-    <w:p>
-      <w:pPr>
-        <w:rPr>
-          <w:lang w:val="it-IT"/>
-        </w:rPr>
-      </w:pPr>
-    </w:p>
-    <w:p>
-      <w:pPr>
-        <w:rPr>
-          <w:lang w:val="it-IT"/>
-        </w:rPr>
-      </w:pPr>
-      <w:r>
-        <w:rPr>
-          <w:lang w:val="it-IT"/>
-        </w:rPr>
-        <w:t>Il vendor è l’utente che può gestire tutti i prodotti all’interno del sito e visualizzare gli ordini effettuati</w:t>
+        <w:t xml:space="preserve"> e quella di login.</w:t>
+      </w:r>
+      <w:r>
+        <w:rPr>
+          <w:lang w:val="it-IT"/>
+        </w:rPr>
+        <w:br/>
+      </w:r>
+      <w:r>
+        <w:rPr>
+          <w:lang w:val="it-IT"/>
+        </w:rPr>
+        <w:t xml:space="preserve">Se </w:t>
+      </w:r>
+      <w:r>
+        <w:rPr>
+          <w:lang w:val="it-IT"/>
+        </w:rPr>
+        <w:t xml:space="preserve">l’utente guest </w:t>
+      </w:r>
+      <w:r>
+        <w:rPr>
+          <w:lang w:val="it-IT"/>
+        </w:rPr>
+        <w:t xml:space="preserve">decide di registrarsi </w:t>
+      </w:r>
+      <w:r>
+        <w:rPr>
+          <w:lang w:val="it-IT"/>
+        </w:rPr>
+        <w:t>inserirà</w:t>
+      </w:r>
+      <w:r>
+        <w:rPr>
+          <w:lang w:val="it-IT"/>
+        </w:rPr>
+        <w:t xml:space="preserve"> una mail e una password in modo da diventare un utente del sistema. L’utente</w:t>
+      </w:r>
+      <w:r>
+        <w:rPr>
+          <w:lang w:val="it-IT"/>
+        </w:rPr>
+        <w:t xml:space="preserve"> registrato</w:t>
+      </w:r>
+      <w:r>
+        <w:rPr>
+          <w:lang w:val="it-IT"/>
+        </w:rPr>
+        <w:t xml:space="preserve"> </w:t>
+      </w:r>
+      <w:r>
+        <w:rPr>
+          <w:lang w:val="it-IT"/>
+        </w:rPr>
+        <w:t xml:space="preserve">può </w:t>
+      </w:r>
+      <w:r>
+        <w:rPr>
+          <w:lang w:val="it-IT"/>
+        </w:rPr>
+        <w:t xml:space="preserve">visualizzare tutte le pagine </w:t>
+      </w:r>
+      <w:r>
+        <w:rPr>
+          <w:lang w:val="it-IT"/>
+        </w:rPr>
+        <w:t>che non necessitano una registrazione</w:t>
+      </w:r>
+      <w:r>
+        <w:rPr>
+          <w:lang w:val="it-IT"/>
+        </w:rPr>
+        <w:t xml:space="preserve"> e in aggiunta può</w:t>
+      </w:r>
+      <w:r>
+        <w:rPr>
+          <w:lang w:val="it-IT"/>
+        </w:rPr>
+        <w:t xml:space="preserve"> visualizzare </w:t>
+      </w:r>
+      <w:r>
+        <w:rPr>
+          <w:lang w:val="it-IT"/>
+        </w:rPr>
+        <w:t xml:space="preserve">anche </w:t>
+      </w:r>
+      <w:r>
+        <w:rPr>
+          <w:lang w:val="it-IT"/>
+        </w:rPr>
+        <w:t xml:space="preserve">la pagina di gestione del suo account dove potrà </w:t>
+      </w:r>
+      <w:r>
+        <w:rPr>
+          <w:lang w:val="it-IT"/>
+        </w:rPr>
+        <w:t xml:space="preserve">gestire </w:t>
+      </w:r>
+      <w:r>
+        <w:rPr>
+          <w:lang w:val="it-IT"/>
+        </w:rPr>
+        <w:t>le sue informazioni personali e vedere gli ordini</w:t>
+      </w:r>
+      <w:r>
+        <w:rPr>
+          <w:lang w:val="it-IT"/>
+        </w:rPr>
+        <w:t xml:space="preserve"> eseguiti</w:t>
+      </w:r>
+      <w:r>
+        <w:rPr>
+          <w:lang w:val="it-IT"/>
+        </w:rPr>
+        <w:t xml:space="preserve">. L’utente </w:t>
+      </w:r>
+      <w:r>
+        <w:rPr>
+          <w:lang w:val="it-IT"/>
+        </w:rPr>
+        <w:t xml:space="preserve">registrato </w:t>
+      </w:r>
+      <w:r>
+        <w:rPr>
+          <w:lang w:val="it-IT"/>
+        </w:rPr>
+        <w:t xml:space="preserve">ha la possibilità di </w:t>
+      </w:r>
+      <w:r>
+        <w:rPr>
+          <w:lang w:val="it-IT"/>
+        </w:rPr>
+        <w:t xml:space="preserve">eseguire gli acquisiti </w:t>
+      </w:r>
+      <w:r>
+        <w:rPr>
+          <w:lang w:val="it-IT"/>
+        </w:rPr>
+        <w:t>inserendo</w:t>
+      </w:r>
+      <w:r>
+        <w:rPr>
+          <w:lang w:val="it-IT"/>
+        </w:rPr>
+        <w:t xml:space="preserve"> le informazioni della carta di credito</w:t>
+      </w:r>
+      <w:r>
+        <w:rPr>
+          <w:lang w:val="it-IT"/>
+        </w:rPr>
+        <w:t xml:space="preserve"> e i dettagli della spedizione</w:t>
       </w:r>
       <w:r>
         <w:rPr>
@@ -3503,7 +3871,80 @@
         <w:rPr>
           <w:lang w:val="it-IT"/>
         </w:rPr>
-        <w:t>L’admin è l’utente che gestisce tutti gli utenti, può modificare, eliminare e creare gli utenti.</w:t>
+        <w:t xml:space="preserve">Il </w:t>
+      </w:r>
+      <w:r>
+        <w:rPr>
+          <w:lang w:val="it-IT"/>
+        </w:rPr>
+        <w:t>venditore (vendor)</w:t>
+      </w:r>
+      <w:r>
+        <w:rPr>
+          <w:lang w:val="it-IT"/>
+        </w:rPr>
+        <w:t xml:space="preserve"> può gestire i prodotti </w:t>
+      </w:r>
+      <w:r>
+        <w:rPr>
+          <w:lang w:val="it-IT"/>
+        </w:rPr>
+        <w:t xml:space="preserve">nel catalogo </w:t>
+      </w:r>
+      <w:r>
+        <w:rPr>
+          <w:lang w:val="it-IT"/>
+        </w:rPr>
+        <w:t xml:space="preserve">e visualizzare </w:t>
+      </w:r>
+      <w:r>
+        <w:rPr>
+          <w:lang w:val="it-IT"/>
+        </w:rPr>
+        <w:t>le vendite fatte</w:t>
+      </w:r>
+      <w:r>
+        <w:rPr>
+          <w:lang w:val="it-IT"/>
+        </w:rPr>
+        <w:t>.</w:t>
+      </w:r>
+    </w:p>
+    <w:p>
+      <w:pPr>
+        <w:rPr>
+          <w:lang w:val="it-IT"/>
+        </w:rPr>
+      </w:pPr>
+      <w:r>
+        <w:rPr>
+          <w:lang w:val="it-IT"/>
+        </w:rPr>
+        <w:t>L’amministratore (admin)</w:t>
+      </w:r>
+      <w:r>
+        <w:rPr>
+          <w:lang w:val="it-IT"/>
+        </w:rPr>
+        <w:t xml:space="preserve"> gestisce gli utenti</w:t>
+      </w:r>
+      <w:r>
+        <w:rPr>
+          <w:lang w:val="it-IT"/>
+        </w:rPr>
+        <w:t xml:space="preserve"> registrati</w:t>
+      </w:r>
+      <w:r>
+        <w:rPr>
+          <w:lang w:val="it-IT"/>
+        </w:rPr>
+        <w:t xml:space="preserve">, </w:t>
+      </w:r>
+      <w:r>
+        <w:rPr>
+          <w:lang w:val="it-IT"/>
+        </w:rPr>
+        <w:t>con la possibilità di crearli, modificarli ed eliminarli.</w:t>
       </w:r>
     </w:p>
     <w:p>
@@ -3655,7 +4096,14 @@
                 <w:sz w:val="16"/>
                 <w:szCs w:val="16"/>
               </w:rPr>
-              <w:t xml:space="preserve"> per l’utente guest</w:t>
+              <w:t xml:space="preserve"> per l’utente </w:t>
+            </w:r>
+            <w:r>
+              <w:rPr>
+                <w:sz w:val="16"/>
+                <w:szCs w:val="16"/>
+              </w:rPr>
+              <w:t>non registrato (guest)</w:t>
             </w:r>
           </w:p>
         </w:tc>
@@ -4451,7 +4899,21 @@
                 <w:sz w:val="16"/>
                 <w:szCs w:val="16"/>
               </w:rPr>
-              <w:t>Si necessitano i permessi di admin per la pagina della gestione utenti.</w:t>
+              <w:t>Si necessitano i permessi di admin per la pagina della gestione utenti</w:t>
+            </w:r>
+            <w:r>
+              <w:rPr>
+                <w:sz w:val="16"/>
+                <w:szCs w:val="16"/>
+              </w:rPr>
+              <w:t xml:space="preserve"> (REQ-02-001)</w:t>
+            </w:r>
+            <w:r>
+              <w:rPr>
+                <w:sz w:val="16"/>
+                <w:szCs w:val="16"/>
+              </w:rPr>
+              <w:t>.</w:t>
             </w:r>
           </w:p>
           <w:p>
@@ -4467,7 +4929,42 @@
                 <w:sz w:val="16"/>
                 <w:szCs w:val="16"/>
               </w:rPr>
-              <w:t>Si necessitano i permessi di un utente per la pagina della gestione account.</w:t>
+              <w:t>Si necessitano i permessi di un utente per la pagina della gestione account</w:t>
+            </w:r>
+            <w:r>
+              <w:rPr>
+                <w:sz w:val="16"/>
+                <w:szCs w:val="16"/>
+              </w:rPr>
+              <w:t xml:space="preserve"> </w:t>
+            </w:r>
+            <w:r>
+              <w:rPr>
+                <w:sz w:val="16"/>
+                <w:szCs w:val="16"/>
+              </w:rPr>
+              <w:t>(REQ-02-00</w:t>
+            </w:r>
+            <w:r>
+              <w:rPr>
+                <w:sz w:val="16"/>
+                <w:szCs w:val="16"/>
+              </w:rPr>
+              <w:t>2</w:t>
+            </w:r>
+            <w:r>
+              <w:rPr>
+                <w:sz w:val="16"/>
+                <w:szCs w:val="16"/>
+              </w:rPr>
+              <w:t>)</w:t>
+            </w:r>
+            <w:r>
+              <w:rPr>
+                <w:sz w:val="16"/>
+                <w:szCs w:val="16"/>
+              </w:rPr>
+              <w:t>.</w:t>
             </w:r>
           </w:p>
           <w:p>
@@ -4483,7 +4980,42 @@
                 <w:sz w:val="16"/>
                 <w:szCs w:val="16"/>
               </w:rPr>
-              <w:t>Si necessitano i permessi di vendor per la pagina della gestione prodotti.</w:t>
+              <w:t>Si necessitano i permessi di vendor per la pagina della gestione prodotti</w:t>
+            </w:r>
+            <w:r>
+              <w:rPr>
+                <w:sz w:val="16"/>
+                <w:szCs w:val="16"/>
+              </w:rPr>
+              <w:t xml:space="preserve"> </w:t>
+            </w:r>
+            <w:r>
+              <w:rPr>
+                <w:sz w:val="16"/>
+                <w:szCs w:val="16"/>
+              </w:rPr>
+              <w:t>(REQ-02-00</w:t>
+            </w:r>
+            <w:r>
+              <w:rPr>
+                <w:sz w:val="16"/>
+                <w:szCs w:val="16"/>
+              </w:rPr>
+              <w:t>3</w:t>
+            </w:r>
+            <w:r>
+              <w:rPr>
+                <w:sz w:val="16"/>
+                <w:szCs w:val="16"/>
+              </w:rPr>
+              <w:t>)</w:t>
+            </w:r>
+            <w:r>
+              <w:rPr>
+                <w:sz w:val="16"/>
+                <w:szCs w:val="16"/>
+              </w:rPr>
+              <w:t>.</w:t>
             </w:r>
           </w:p>
         </w:tc>
@@ -8485,8 +9017,6 @@
     </w:tbl>
     <w:p>
       <w:bookmarkStart w:id="5" w:name="_Toc94790449"/>
-      <w:bookmarkStart w:id="6" w:name="_GoBack"/>
-      <w:bookmarkEnd w:id="6"/>
     </w:p>
     <w:tbl>
       <w:tblPr>
@@ -8557,15 +9087,7 @@
                 <w:sz w:val="16"/>
                 <w:szCs w:val="16"/>
               </w:rPr>
-              <w:t>1</w:t>
-            </w:r>
-            <w:r>
-              <w:rPr>
-                <w:b/>
-                <w:sz w:val="16"/>
-                <w:szCs w:val="16"/>
-              </w:rPr>
-              <w:t>1</w:t>
+              <w:t>11</w:t>
             </w:r>
           </w:p>
         </w:tc>
@@ -9000,19 +9522,136 @@
         <w:rPr>
           <w:lang w:val="it-IT"/>
         </w:rPr>
-        <w:t xml:space="preserve">I casi d’uso rappresentano l’interazione tra i vari </w:t>
-      </w:r>
-      <w:r>
-        <w:rPr>
-          <w:lang w:val="it-IT"/>
-        </w:rPr>
-        <w:t>attori e le funzionalità</w:t>
-      </w:r>
-      <w:r>
-        <w:rPr>
-          <w:lang w:val="it-IT"/>
-        </w:rPr>
-        <w:t xml:space="preserve"> del prodotto</w:t>
+        <w:t>Dal seguente schema possiamo osservare i casi d’uso dell’applicativo web.</w:t>
+      </w:r>
+      <w:r>
+        <w:rPr>
+          <w:lang w:val="it-IT"/>
+        </w:rPr>
+        <w:br/>
+      </w:r>
+      <w:r>
+        <w:rPr>
+          <w:lang w:val="it-IT"/>
+        </w:rPr>
+        <w:t>I casi d’uso più complicati e che richiedono di un ulteriore spiegazione sono i seguenti:</w:t>
+      </w:r>
+    </w:p>
+    <w:p>
+      <w:pPr>
+        <w:pStyle w:val="Paragrafoelenco"/>
+        <w:numPr>
+          <w:ilvl w:val="0"/>
+          <w:numId w:val="27"/>
+        </w:numPr>
+        <w:rPr>
+          <w:lang w:val="it-IT"/>
+        </w:rPr>
+      </w:pPr>
+      <w:r>
+        <w:rPr>
+          <w:b/>
+          <w:lang w:val="it-IT"/>
+        </w:rPr>
+        <w:t>Acquista</w:t>
+      </w:r>
+      <w:r>
+        <w:rPr>
+          <w:lang w:val="it-IT"/>
+        </w:rPr>
+        <w:t xml:space="preserve"> </w:t>
+      </w:r>
+      <w:r>
+        <w:rPr>
+          <w:lang w:val="it-IT"/>
+        </w:rPr>
+        <w:sym w:font="Wingdings" w:char="F0E0"/>
+      </w:r>
+      <w:r>
+        <w:rPr>
+          <w:lang w:val="it-IT"/>
+        </w:rPr>
+        <w:t xml:space="preserve"> Il cliente deve aver effettuato il login, aggiunto almeno un prodotto al carrello e inserito i dati personali per poter proseguire con l’acquisto.</w:t>
+      </w:r>
+    </w:p>
+    <w:p>
+      <w:pPr>
+        <w:pStyle w:val="Paragrafoelenco"/>
+        <w:numPr>
+          <w:ilvl w:val="0"/>
+          <w:numId w:val="27"/>
+        </w:numPr>
+        <w:rPr>
+          <w:lang w:val="it-IT"/>
+        </w:rPr>
+      </w:pPr>
+      <w:r>
+        <w:rPr>
+          <w:b/>
+          <w:lang w:val="it-IT"/>
+        </w:rPr>
+        <w:t>Gestisce utenti</w:t>
+      </w:r>
+      <w:r>
+        <w:rPr>
+          <w:lang w:val="it-IT"/>
+        </w:rPr>
+        <w:t xml:space="preserve"> </w:t>
+      </w:r>
+      <w:r>
+        <w:rPr>
+          <w:lang w:val="it-IT"/>
+        </w:rPr>
+        <w:sym w:font="Wingdings" w:char="F0E0"/>
+      </w:r>
+      <w:r>
+        <w:rPr>
+          <w:lang w:val="it-IT"/>
+        </w:rPr>
+        <w:t xml:space="preserve"> Per gestione utenti si intende che l’admin può creare</w:t>
+      </w:r>
+      <w:r>
+        <w:rPr>
+          <w:lang w:val="it-IT"/>
+        </w:rPr>
+        <w:t>, modificare</w:t>
+      </w:r>
+      <w:r>
+        <w:rPr>
+          <w:lang w:val="it-IT"/>
+        </w:rPr>
+        <w:t xml:space="preserve"> e eliminare un utente.</w:t>
+      </w:r>
+    </w:p>
+    <w:p>
+      <w:pPr>
+        <w:rPr>
+          <w:lang w:val="it-IT"/>
+        </w:rPr>
+      </w:pPr>
+      <w:r>
+        <w:rPr>
+          <w:lang w:val="it-IT"/>
+        </w:rPr>
+        <w:t xml:space="preserve">Gli utenti registrati (cliente, admin e vendor) possono accedere alle loro funzionalità solo dopo aver eseguito il login. Gli utenti </w:t>
+      </w:r>
+      <w:r>
+        <w:rPr>
+          <w:lang w:val="it-IT"/>
+        </w:rPr>
+        <w:t>non registrati (guest)</w:t>
+      </w:r>
+      <w:r>
+        <w:rPr>
+          <w:lang w:val="it-IT"/>
+        </w:rPr>
+        <w:t xml:space="preserve"> possono accedere a tutte le pagine del sito fatta eccezione per le pagine di gestione</w:t>
+      </w:r>
+      <w:r>
+        <w:rPr>
+          <w:lang w:val="it-IT"/>
+        </w:rPr>
+        <w:t xml:space="preserve"> e quelle di acquisto</w:t>
       </w:r>
       <w:r>
         <w:rPr>
@@ -9023,10 +9662,87 @@
     </w:p>
     <w:p>
       <w:pPr>
-        <w:rPr>
-          <w:lang w:val="it-IT"/>
-        </w:rPr>
-      </w:pPr>
+        <w:jc w:val="center"/>
+        <w:rPr>
+          <w:lang w:val="it-IT"/>
+        </w:rPr>
+      </w:pPr>
+      <w:r>
+        <w:rPr>
+          <w:noProof/>
+          <w:lang w:val="it-IT"/>
+        </w:rPr>
+        <w:drawing>
+          <wp:inline distT="0" distB="0" distL="0" distR="0" wp14:anchorId="36832475" wp14:editId="0C27E433">
+            <wp:extent cx="4927648" cy="3664424"/>
+            <wp:effectExtent l="114300" t="114300" r="120650" b="107950"/>
+            <wp:docPr id="4" name="Immagine 4"/>
+            <wp:cNvGraphicFramePr>
+              <a:graphicFrameLocks xmlns:a="http://schemas.openxmlformats.org/drawingml/2006/main" noChangeAspect="1"/>
+            </wp:cNvGraphicFramePr>
+            <a:graphic xmlns:a="http://schemas.openxmlformats.org/drawingml/2006/main">
+              <a:graphicData uri="http://schemas.openxmlformats.org/drawingml/2006/picture">
+                <pic:pic xmlns:pic="http://schemas.openxmlformats.org/drawingml/2006/picture">
+                  <pic:nvPicPr>
+                    <pic:cNvPr id="0" name="Picture 1"/>
+                    <pic:cNvPicPr>
+                      <a:picLocks noChangeAspect="1" noChangeArrowheads="1"/>
+                    </pic:cNvPicPr>
+                  </pic:nvPicPr>
+                  <pic:blipFill>
+                    <a:blip r:embed="rId8">
+                      <a:extLst>
+                        <a:ext uri="{28A0092B-C50C-407E-A947-70E740481C1C}">
+                          <a14:useLocalDpi xmlns:a14="http://schemas.microsoft.com/office/drawing/2010/main" val="0"/>
+                        </a:ext>
+                      </a:extLst>
+                    </a:blip>
+                    <a:srcRect/>
+                    <a:stretch>
+                      <a:fillRect/>
+                    </a:stretch>
+                  </pic:blipFill>
+                  <pic:spPr bwMode="auto">
+                    <a:xfrm>
+                      <a:off x="0" y="0"/>
+                      <a:ext cx="4973633" cy="3698620"/>
+                    </a:xfrm>
+                    <a:prstGeom prst="rect">
+                      <a:avLst/>
+                    </a:prstGeom>
+                    <a:noFill/>
+                    <a:ln>
+                      <a:noFill/>
+                    </a:ln>
+                    <a:effectLst>
+                      <a:outerShdw blurRad="63500" sx="102000" sy="102000" algn="ctr" rotWithShape="0">
+                        <a:prstClr val="black">
+                          <a:alpha val="40000"/>
+                        </a:prstClr>
+                      </a:outerShdw>
+                    </a:effectLst>
+                  </pic:spPr>
+                </pic:pic>
+              </a:graphicData>
+            </a:graphic>
+          </wp:inline>
+        </w:drawing>
+      </w:r>
+    </w:p>
+    <w:p>
+      <w:pPr>
+        <w:rPr>
+          <w:lang w:val="it-IT"/>
+        </w:rPr>
+      </w:pPr>
+      <w:r>
+        <w:rPr>
+          <w:lang w:val="it-IT"/>
+        </w:rPr>
+        <w:br w:type="page"/>
+      </w:r>
+      <w:bookmarkStart w:id="6" w:name="_GoBack"/>
+      <w:bookmarkEnd w:id="6"/>
     </w:p>
     <w:p>
       <w:pPr>
@@ -9034,6 +9750,7 @@
       </w:pPr>
       <w:bookmarkStart w:id="7" w:name="_Toc94790450"/>
       <w:r>
+        <w:lastRenderedPageBreak/>
         <w:t>Pianificazione</w:t>
       </w:r>
       <w:bookmarkEnd w:id="7"/>
@@ -9155,7 +9872,7 @@
                           </pic:cNvPicPr>
                         </pic:nvPicPr>
                         <pic:blipFill>
-                          <a:blip r:embed="rId8">
+                          <a:blip r:embed="rId9">
                             <a:extLst>
                               <a:ext uri="{28A0092B-C50C-407E-A947-70E740481C1C}">
                                 <a14:useLocalDpi xmlns:a14="http://schemas.microsoft.com/office/drawing/2010/main" val="0"/>
@@ -9419,7 +10136,6 @@
       <w:bookmarkStart w:id="13" w:name="_Toc429059808"/>
       <w:bookmarkStart w:id="14" w:name="_Toc94790454"/>
       <w:r>
-        <w:lastRenderedPageBreak/>
         <w:t>Progettazione</w:t>
       </w:r>
       <w:bookmarkEnd w:id="13"/>
@@ -9452,6 +10168,7 @@
       <w:bookmarkStart w:id="15" w:name="_Toc429059809"/>
       <w:bookmarkStart w:id="16" w:name="_Toc94790455"/>
       <w:r>
+        <w:lastRenderedPageBreak/>
         <w:t>Design dell’architettura del sistema</w:t>
       </w:r>
       <w:bookmarkEnd w:id="15"/>
@@ -12169,10 +12886,10 @@
       </w:pPr>
     </w:p>
     <w:sectPr>
-      <w:headerReference w:type="default" r:id="rId9"/>
-      <w:footerReference w:type="default" r:id="rId10"/>
-      <w:headerReference w:type="first" r:id="rId11"/>
-      <w:footerReference w:type="first" r:id="rId12"/>
+      <w:headerReference w:type="default" r:id="rId10"/>
+      <w:footerReference w:type="default" r:id="rId11"/>
+      <w:headerReference w:type="first" r:id="rId12"/>
+      <w:footerReference w:type="first" r:id="rId13"/>
       <w:pgSz w:w="11906" w:h="16838"/>
       <w:pgMar w:top="1985" w:right="1134" w:bottom="1418" w:left="1134" w:header="567" w:footer="567" w:gutter="0"/>
       <w:pgNumType w:start="1"/>
@@ -15041,6 +15758,119 @@
     </w:lvl>
   </w:abstractNum>
   <w:abstractNum w:abstractNumId="15" w15:restartNumberingAfterBreak="0">
+    <w:nsid w:val="76DB06C3"/>
+    <w:multiLevelType w:val="hybridMultilevel"/>
+    <w:tmpl w:val="31DC0C44"/>
+    <w:lvl w:ilvl="0" w:tplc="08100001">
+      <w:start w:val="1"/>
+      <w:numFmt w:val="bullet"/>
+      <w:lvlText w:val=""/>
+      <w:lvlJc w:val="left"/>
+      <w:pPr>
+        <w:ind w:left="720" w:hanging="360"/>
+      </w:pPr>
+      <w:rPr>
+        <w:rFonts w:ascii="Symbol" w:hAnsi="Symbol" w:hint="default"/>
+      </w:rPr>
+    </w:lvl>
+    <w:lvl w:ilvl="1" w:tplc="08100003" w:tentative="1">
+      <w:start w:val="1"/>
+      <w:numFmt w:val="bullet"/>
+      <w:lvlText w:val="o"/>
+      <w:lvlJc w:val="left"/>
+      <w:pPr>
+        <w:ind w:left="1440" w:hanging="360"/>
+      </w:pPr>
+      <w:rPr>
+        <w:rFonts w:ascii="Courier New" w:hAnsi="Courier New" w:cs="Courier New" w:hint="default"/>
+      </w:rPr>
+    </w:lvl>
+    <w:lvl w:ilvl="2" w:tplc="08100005" w:tentative="1">
+      <w:start w:val="1"/>
+      <w:numFmt w:val="bullet"/>
+      <w:lvlText w:val=""/>
+      <w:lvlJc w:val="left"/>
+      <w:pPr>
+        <w:ind w:left="2160" w:hanging="360"/>
+      </w:pPr>
+      <w:rPr>
+        <w:rFonts w:ascii="Wingdings" w:hAnsi="Wingdings" w:hint="default"/>
+      </w:rPr>
+    </w:lvl>
+    <w:lvl w:ilvl="3" w:tplc="08100001" w:tentative="1">
+      <w:start w:val="1"/>
+      <w:numFmt w:val="bullet"/>
+      <w:lvlText w:val=""/>
+      <w:lvlJc w:val="left"/>
+      <w:pPr>
+        <w:ind w:left="2880" w:hanging="360"/>
+      </w:pPr>
+      <w:rPr>
+        <w:rFonts w:ascii="Symbol" w:hAnsi="Symbol" w:hint="default"/>
+      </w:rPr>
+    </w:lvl>
+    <w:lvl w:ilvl="4" w:tplc="08100003" w:tentative="1">
+      <w:start w:val="1"/>
+      <w:numFmt w:val="bullet"/>
+      <w:lvlText w:val="o"/>
+      <w:lvlJc w:val="left"/>
+      <w:pPr>
+        <w:ind w:left="3600" w:hanging="360"/>
+      </w:pPr>
+      <w:rPr>
+        <w:rFonts w:ascii="Courier New" w:hAnsi="Courier New" w:cs="Courier New" w:hint="default"/>
+      </w:rPr>
+    </w:lvl>
+    <w:lvl w:ilvl="5" w:tplc="08100005" w:tentative="1">
+      <w:start w:val="1"/>
+      <w:numFmt w:val="bullet"/>
+      <w:lvlText w:val=""/>
+      <w:lvlJc w:val="left"/>
+      <w:pPr>
+        <w:ind w:left="4320" w:hanging="360"/>
+      </w:pPr>
+      <w:rPr>
+        <w:rFonts w:ascii="Wingdings" w:hAnsi="Wingdings" w:hint="default"/>
+      </w:rPr>
+    </w:lvl>
+    <w:lvl w:ilvl="6" w:tplc="08100001" w:tentative="1">
+      <w:start w:val="1"/>
+      <w:numFmt w:val="bullet"/>
+      <w:lvlText w:val=""/>
+      <w:lvlJc w:val="left"/>
+      <w:pPr>
+        <w:ind w:left="5040" w:hanging="360"/>
+      </w:pPr>
+      <w:rPr>
+        <w:rFonts w:ascii="Symbol" w:hAnsi="Symbol" w:hint="default"/>
+      </w:rPr>
+    </w:lvl>
+    <w:lvl w:ilvl="7" w:tplc="08100003" w:tentative="1">
+      <w:start w:val="1"/>
+      <w:numFmt w:val="bullet"/>
+      <w:lvlText w:val="o"/>
+      <w:lvlJc w:val="left"/>
+      <w:pPr>
+        <w:ind w:left="5760" w:hanging="360"/>
+      </w:pPr>
+      <w:rPr>
+        <w:rFonts w:ascii="Courier New" w:hAnsi="Courier New" w:cs="Courier New" w:hint="default"/>
+      </w:rPr>
+    </w:lvl>
+    <w:lvl w:ilvl="8" w:tplc="08100005" w:tentative="1">
+      <w:start w:val="1"/>
+      <w:numFmt w:val="bullet"/>
+      <w:lvlText w:val=""/>
+      <w:lvlJc w:val="left"/>
+      <w:pPr>
+        <w:ind w:left="6480" w:hanging="360"/>
+      </w:pPr>
+      <w:rPr>
+        <w:rFonts w:ascii="Wingdings" w:hAnsi="Wingdings" w:hint="default"/>
+      </w:rPr>
+    </w:lvl>
+  </w:abstractNum>
+  <w:abstractNum w:abstractNumId="16" w15:restartNumberingAfterBreak="0">
     <w:nsid w:val="7ACC392C"/>
     <w:multiLevelType w:val="hybridMultilevel"/>
     <w:tmpl w:val="F282F7F0"/>
@@ -15180,7 +16010,7 @@
       </w:rPr>
     </w:lvl>
   </w:abstractNum>
-  <w:abstractNum w:abstractNumId="16" w15:restartNumberingAfterBreak="0">
+  <w:abstractNum w:abstractNumId="17" w15:restartNumberingAfterBreak="0">
     <w:nsid w:val="7CD54937"/>
     <w:multiLevelType w:val="hybridMultilevel"/>
     <w:tmpl w:val="1AB0305A"/>
@@ -15351,7 +16181,7 @@
     <w:abstractNumId w:val="14"/>
   </w:num>
   <w:num w:numId="11">
-    <w:abstractNumId w:val="15"/>
+    <w:abstractNumId w:val="16"/>
   </w:num>
   <w:num w:numId="12">
     <w:abstractNumId w:val="5"/>
@@ -15360,7 +16190,7 @@
     <w:abstractNumId w:val="2"/>
   </w:num>
   <w:num w:numId="14">
-    <w:abstractNumId w:val="16"/>
+    <w:abstractNumId w:val="17"/>
   </w:num>
   <w:num w:numId="15">
     <w:abstractNumId w:val="6"/>
@@ -15403,6 +16233,9 @@
     <w:lvlOverride w:ilvl="1">
       <w:startOverride w:val="3"/>
     </w:lvlOverride>
+  </w:num>
+  <w:num w:numId="27">
+    <w:abstractNumId w:val="15"/>
   </w:num>
   <w:numIdMacAtCleanup w:val="14"/>
 </w:numbering>
@@ -16334,6 +17167,17 @@
       <w:lang w:eastAsia="it-IT"/>
     </w:rPr>
   </w:style>
+  <w:style w:type="paragraph" w:styleId="Paragrafoelenco">
+    <w:name w:val="List Paragraph"/>
+    <w:basedOn w:val="Normale"/>
+    <w:uiPriority w:val="34"/>
+    <w:qFormat/>
+    <w:rsid w:val="00843EAC"/>
+    <w:pPr>
+      <w:ind w:left="720"/>
+      <w:contextualSpacing/>
+    </w:pPr>
+  </w:style>
 </w:styles>
 </file>
 
@@ -16637,7 +17481,7 @@
 </file>
 
 <file path=customXml/itemProps1.xml><?xml version="1.0" encoding="utf-8"?>
-<ds:datastoreItem xmlns:ds="http://schemas.openxmlformats.org/officeDocument/2006/customXml" ds:itemID="{430A00A2-BC18-41B6-8C13-25FDCA364F02}">
+<ds:datastoreItem xmlns:ds="http://schemas.openxmlformats.org/officeDocument/2006/customXml" ds:itemID="{E732AADE-6838-4777-93CB-C9785181E3A2}">
   <ds:schemaRefs>
     <ds:schemaRef ds:uri="http://schemas.openxmlformats.org/officeDocument/2006/bibliography"/>
   </ds:schemaRefs>

--- a/3_Documentazione/DocumentazioneFyt.docx
+++ b/3_Documentazione/DocumentazioneFyt.docx
@@ -56,7 +56,7 @@
           <w:tab w:val="right" w:leader="dot" w:pos="9628"/>
         </w:tabs>
         <w:rPr>
-          <w:noProof/>
+          <w:lang w:val="it-IT"/>
         </w:rPr>
       </w:pPr>
       <w:r>
@@ -65,2921 +65,3246 @@
         </w:rPr>
         <w:br w:type="page"/>
       </w:r>
-      <w:r>
-        <w:rPr>
-          <w:lang w:val="it-IT"/>
-        </w:rPr>
-        <w:fldChar w:fldCharType="begin"/>
-      </w:r>
-      <w:r>
-        <w:rPr>
-          <w:lang w:val="it-IT"/>
-        </w:rPr>
-        <w:instrText xml:space="preserve"> TOC \o "1-3" </w:instrText>
-      </w:r>
-      <w:r>
-        <w:rPr>
-          <w:lang w:val="it-IT"/>
-        </w:rPr>
-        <w:fldChar w:fldCharType="separate"/>
-      </w:r>
+    </w:p>
+    <w:sdt>
+      <w:sdtPr>
+        <w:rPr>
+          <w:rFonts w:ascii="Arial" w:eastAsia="Times New Roman" w:hAnsi="Arial" w:cs="Times New Roman"/>
+          <w:color w:val="auto"/>
+          <w:sz w:val="20"/>
+          <w:szCs w:val="20"/>
+          <w:lang w:val="it-CH"/>
+        </w:rPr>
+        <w:id w:val="-1636867684"/>
+        <w:docPartObj>
+          <w:docPartGallery w:val="Table of Contents"/>
+          <w:docPartUnique/>
+        </w:docPartObj>
+      </w:sdtPr>
+      <w:sdtEndPr>
+        <w:rPr>
+          <w:b/>
+          <w:bCs/>
+        </w:rPr>
+      </w:sdtEndPr>
+      <w:sdtContent>
+        <w:p>
+          <w:pPr>
+            <w:pStyle w:val="Titolosommario"/>
+          </w:pPr>
+          <w:r>
+            <w:t>Sommario</w:t>
+          </w:r>
+        </w:p>
+        <w:p>
+          <w:pPr>
+            <w:pStyle w:val="Sommario1"/>
+            <w:tabs>
+              <w:tab w:val="left" w:pos="400"/>
+              <w:tab w:val="right" w:leader="dot" w:pos="9628"/>
+            </w:tabs>
+            <w:rPr>
+              <w:rFonts w:asciiTheme="minorHAnsi" w:eastAsiaTheme="minorEastAsia" w:hAnsiTheme="minorHAnsi" w:cstheme="minorBidi"/>
+              <w:noProof/>
+              <w:kern w:val="2"/>
+              <w:sz w:val="24"/>
+              <w:szCs w:val="24"/>
+              <w:lang w:val="it-IT"/>
+              <w14:ligatures w14:val="standardContextual"/>
+            </w:rPr>
+          </w:pPr>
+          <w:r>
+            <w:fldChar w:fldCharType="begin"/>
+          </w:r>
+          <w:r>
+            <w:instrText xml:space="preserve"> TOC \o "1-3" \h \z \u </w:instrText>
+          </w:r>
+          <w:r>
+            <w:fldChar w:fldCharType="separate"/>
+          </w:r>
+          <w:hyperlink w:anchor="_Toc189853851" w:history="1">
+            <w:r>
+              <w:rPr>
+                <w:rStyle w:val="Collegamentoipertestuale"/>
+                <w:noProof/>
+                <w:lang w:val="it-IT"/>
+              </w:rPr>
+              <w:t>1</w:t>
+            </w:r>
+            <w:r>
+              <w:rPr>
+                <w:rFonts w:asciiTheme="minorHAnsi" w:eastAsiaTheme="minorEastAsia" w:hAnsiTheme="minorHAnsi" w:cstheme="minorBidi"/>
+                <w:noProof/>
+                <w:kern w:val="2"/>
+                <w:sz w:val="24"/>
+                <w:szCs w:val="24"/>
+                <w:lang w:val="it-IT"/>
+                <w14:ligatures w14:val="standardContextual"/>
+              </w:rPr>
+              <w:tab/>
+            </w:r>
+            <w:r>
+              <w:rPr>
+                <w:rStyle w:val="Collegamentoipertestuale"/>
+                <w:noProof/>
+                <w:lang w:val="it-IT"/>
+              </w:rPr>
+              <w:t>Introduzione</w:t>
+            </w:r>
+            <w:r>
+              <w:rPr>
+                <w:noProof/>
+                <w:webHidden/>
+              </w:rPr>
+              <w:tab/>
+            </w:r>
+            <w:r>
+              <w:rPr>
+                <w:noProof/>
+                <w:webHidden/>
+              </w:rPr>
+              <w:fldChar w:fldCharType="begin"/>
+            </w:r>
+            <w:r>
+              <w:rPr>
+                <w:noProof/>
+                <w:webHidden/>
+              </w:rPr>
+              <w:instrText xml:space="preserve"> PAGEREF _Toc189853851 \h </w:instrText>
+            </w:r>
+            <w:r>
+              <w:rPr>
+                <w:noProof/>
+                <w:webHidden/>
+              </w:rPr>
+            </w:r>
+            <w:r>
+              <w:rPr>
+                <w:noProof/>
+                <w:webHidden/>
+              </w:rPr>
+              <w:fldChar w:fldCharType="separate"/>
+            </w:r>
+            <w:r>
+              <w:rPr>
+                <w:noProof/>
+                <w:webHidden/>
+              </w:rPr>
+              <w:t>3</w:t>
+            </w:r>
+            <w:r>
+              <w:rPr>
+                <w:noProof/>
+                <w:webHidden/>
+              </w:rPr>
+              <w:fldChar w:fldCharType="end"/>
+            </w:r>
+          </w:hyperlink>
+        </w:p>
+        <w:p>
+          <w:pPr>
+            <w:pStyle w:val="Sommario2"/>
+            <w:tabs>
+              <w:tab w:val="left" w:pos="800"/>
+              <w:tab w:val="right" w:leader="dot" w:pos="9628"/>
+            </w:tabs>
+            <w:rPr>
+              <w:rFonts w:asciiTheme="minorHAnsi" w:eastAsiaTheme="minorEastAsia" w:hAnsiTheme="minorHAnsi" w:cstheme="minorBidi"/>
+              <w:noProof/>
+              <w:kern w:val="2"/>
+              <w:sz w:val="24"/>
+              <w:szCs w:val="24"/>
+              <w:lang w:val="it-IT"/>
+              <w14:ligatures w14:val="standardContextual"/>
+            </w:rPr>
+          </w:pPr>
+          <w:hyperlink w:anchor="_Toc189853852" w:history="1">
+            <w:r>
+              <w:rPr>
+                <w:rStyle w:val="Collegamentoipertestuale"/>
+                <w:noProof/>
+              </w:rPr>
+              <w:t>1.1</w:t>
+            </w:r>
+            <w:r>
+              <w:rPr>
+                <w:rFonts w:asciiTheme="minorHAnsi" w:eastAsiaTheme="minorEastAsia" w:hAnsiTheme="minorHAnsi" w:cstheme="minorBidi"/>
+                <w:noProof/>
+                <w:kern w:val="2"/>
+                <w:sz w:val="24"/>
+                <w:szCs w:val="24"/>
+                <w:lang w:val="it-IT"/>
+                <w14:ligatures w14:val="standardContextual"/>
+              </w:rPr>
+              <w:tab/>
+            </w:r>
+            <w:r>
+              <w:rPr>
+                <w:rStyle w:val="Collegamentoipertestuale"/>
+                <w:noProof/>
+              </w:rPr>
+              <w:t>Informazioni sul progetto</w:t>
+            </w:r>
+            <w:r>
+              <w:rPr>
+                <w:noProof/>
+                <w:webHidden/>
+              </w:rPr>
+              <w:tab/>
+            </w:r>
+            <w:r>
+              <w:rPr>
+                <w:noProof/>
+                <w:webHidden/>
+              </w:rPr>
+              <w:fldChar w:fldCharType="begin"/>
+            </w:r>
+            <w:r>
+              <w:rPr>
+                <w:noProof/>
+                <w:webHidden/>
+              </w:rPr>
+              <w:instrText xml:space="preserve"> PAGEREF _Toc189853852 \h </w:instrText>
+            </w:r>
+            <w:r>
+              <w:rPr>
+                <w:noProof/>
+                <w:webHidden/>
+              </w:rPr>
+            </w:r>
+            <w:r>
+              <w:rPr>
+                <w:noProof/>
+                <w:webHidden/>
+              </w:rPr>
+              <w:fldChar w:fldCharType="separate"/>
+            </w:r>
+            <w:r>
+              <w:rPr>
+                <w:noProof/>
+                <w:webHidden/>
+              </w:rPr>
+              <w:t>3</w:t>
+            </w:r>
+            <w:r>
+              <w:rPr>
+                <w:noProof/>
+                <w:webHidden/>
+              </w:rPr>
+              <w:fldChar w:fldCharType="end"/>
+            </w:r>
+          </w:hyperlink>
+        </w:p>
+        <w:p>
+          <w:pPr>
+            <w:pStyle w:val="Sommario2"/>
+            <w:tabs>
+              <w:tab w:val="left" w:pos="800"/>
+              <w:tab w:val="right" w:leader="dot" w:pos="9628"/>
+            </w:tabs>
+            <w:rPr>
+              <w:rFonts w:asciiTheme="minorHAnsi" w:eastAsiaTheme="minorEastAsia" w:hAnsiTheme="minorHAnsi" w:cstheme="minorBidi"/>
+              <w:noProof/>
+              <w:kern w:val="2"/>
+              <w:sz w:val="24"/>
+              <w:szCs w:val="24"/>
+              <w:lang w:val="it-IT"/>
+              <w14:ligatures w14:val="standardContextual"/>
+            </w:rPr>
+          </w:pPr>
+          <w:hyperlink w:anchor="_Toc189853853" w:history="1">
+            <w:r>
+              <w:rPr>
+                <w:rStyle w:val="Collegamentoipertestuale"/>
+                <w:noProof/>
+              </w:rPr>
+              <w:t>1.2</w:t>
+            </w:r>
+            <w:r>
+              <w:rPr>
+                <w:rFonts w:asciiTheme="minorHAnsi" w:eastAsiaTheme="minorEastAsia" w:hAnsiTheme="minorHAnsi" w:cstheme="minorBidi"/>
+                <w:noProof/>
+                <w:kern w:val="2"/>
+                <w:sz w:val="24"/>
+                <w:szCs w:val="24"/>
+                <w:lang w:val="it-IT"/>
+                <w14:ligatures w14:val="standardContextual"/>
+              </w:rPr>
+              <w:tab/>
+            </w:r>
+            <w:r>
+              <w:rPr>
+                <w:rStyle w:val="Collegamentoipertestuale"/>
+                <w:noProof/>
+              </w:rPr>
+              <w:t>Scopo</w:t>
+            </w:r>
+            <w:r>
+              <w:rPr>
+                <w:noProof/>
+                <w:webHidden/>
+              </w:rPr>
+              <w:tab/>
+            </w:r>
+            <w:r>
+              <w:rPr>
+                <w:noProof/>
+                <w:webHidden/>
+              </w:rPr>
+              <w:fldChar w:fldCharType="begin"/>
+            </w:r>
+            <w:r>
+              <w:rPr>
+                <w:noProof/>
+                <w:webHidden/>
+              </w:rPr>
+              <w:instrText xml:space="preserve"> PAGEREF _Toc189853853 \h </w:instrText>
+            </w:r>
+            <w:r>
+              <w:rPr>
+                <w:noProof/>
+                <w:webHidden/>
+              </w:rPr>
+            </w:r>
+            <w:r>
+              <w:rPr>
+                <w:noProof/>
+                <w:webHidden/>
+              </w:rPr>
+              <w:fldChar w:fldCharType="separate"/>
+            </w:r>
+            <w:r>
+              <w:rPr>
+                <w:noProof/>
+                <w:webHidden/>
+              </w:rPr>
+              <w:t>3</w:t>
+            </w:r>
+            <w:r>
+              <w:rPr>
+                <w:noProof/>
+                <w:webHidden/>
+              </w:rPr>
+              <w:fldChar w:fldCharType="end"/>
+            </w:r>
+          </w:hyperlink>
+        </w:p>
+        <w:p>
+          <w:pPr>
+            <w:pStyle w:val="Sommario1"/>
+            <w:tabs>
+              <w:tab w:val="left" w:pos="400"/>
+              <w:tab w:val="right" w:leader="dot" w:pos="9628"/>
+            </w:tabs>
+            <w:rPr>
+              <w:rFonts w:asciiTheme="minorHAnsi" w:eastAsiaTheme="minorEastAsia" w:hAnsiTheme="minorHAnsi" w:cstheme="minorBidi"/>
+              <w:noProof/>
+              <w:kern w:val="2"/>
+              <w:sz w:val="24"/>
+              <w:szCs w:val="24"/>
+              <w:lang w:val="it-IT"/>
+              <w14:ligatures w14:val="standardContextual"/>
+            </w:rPr>
+          </w:pPr>
+          <w:hyperlink w:anchor="_Toc189853854" w:history="1">
+            <w:r>
+              <w:rPr>
+                <w:rStyle w:val="Collegamentoipertestuale"/>
+                <w:noProof/>
+                <w:lang w:val="it-IT"/>
+              </w:rPr>
+              <w:t>2</w:t>
+            </w:r>
+            <w:r>
+              <w:rPr>
+                <w:rFonts w:asciiTheme="minorHAnsi" w:eastAsiaTheme="minorEastAsia" w:hAnsiTheme="minorHAnsi" w:cstheme="minorBidi"/>
+                <w:noProof/>
+                <w:kern w:val="2"/>
+                <w:sz w:val="24"/>
+                <w:szCs w:val="24"/>
+                <w:lang w:val="it-IT"/>
+                <w14:ligatures w14:val="standardContextual"/>
+              </w:rPr>
+              <w:tab/>
+            </w:r>
+            <w:r>
+              <w:rPr>
+                <w:rStyle w:val="Collegamentoipertestuale"/>
+                <w:noProof/>
+              </w:rPr>
+              <w:t>Analisi</w:t>
+            </w:r>
+            <w:r>
+              <w:rPr>
+                <w:noProof/>
+                <w:webHidden/>
+              </w:rPr>
+              <w:tab/>
+            </w:r>
+            <w:r>
+              <w:rPr>
+                <w:noProof/>
+                <w:webHidden/>
+              </w:rPr>
+              <w:fldChar w:fldCharType="begin"/>
+            </w:r>
+            <w:r>
+              <w:rPr>
+                <w:noProof/>
+                <w:webHidden/>
+              </w:rPr>
+              <w:instrText xml:space="preserve"> PAGEREF _Toc189853854 \h </w:instrText>
+            </w:r>
+            <w:r>
+              <w:rPr>
+                <w:noProof/>
+                <w:webHidden/>
+              </w:rPr>
+            </w:r>
+            <w:r>
+              <w:rPr>
+                <w:noProof/>
+                <w:webHidden/>
+              </w:rPr>
+              <w:fldChar w:fldCharType="separate"/>
+            </w:r>
+            <w:r>
+              <w:rPr>
+                <w:noProof/>
+                <w:webHidden/>
+              </w:rPr>
+              <w:t>4</w:t>
+            </w:r>
+            <w:r>
+              <w:rPr>
+                <w:noProof/>
+                <w:webHidden/>
+              </w:rPr>
+              <w:fldChar w:fldCharType="end"/>
+            </w:r>
+          </w:hyperlink>
+        </w:p>
+        <w:p>
+          <w:pPr>
+            <w:pStyle w:val="Sommario2"/>
+            <w:tabs>
+              <w:tab w:val="left" w:pos="800"/>
+              <w:tab w:val="right" w:leader="dot" w:pos="9628"/>
+            </w:tabs>
+            <w:rPr>
+              <w:rFonts w:asciiTheme="minorHAnsi" w:eastAsiaTheme="minorEastAsia" w:hAnsiTheme="minorHAnsi" w:cstheme="minorBidi"/>
+              <w:noProof/>
+              <w:kern w:val="2"/>
+              <w:sz w:val="24"/>
+              <w:szCs w:val="24"/>
+              <w:lang w:val="it-IT"/>
+              <w14:ligatures w14:val="standardContextual"/>
+            </w:rPr>
+          </w:pPr>
+          <w:hyperlink w:anchor="_Toc189853855" w:history="1">
+            <w:r>
+              <w:rPr>
+                <w:rStyle w:val="Collegamentoipertestuale"/>
+                <w:noProof/>
+              </w:rPr>
+              <w:t>2.3</w:t>
+            </w:r>
+            <w:r>
+              <w:rPr>
+                <w:rFonts w:asciiTheme="minorHAnsi" w:eastAsiaTheme="minorEastAsia" w:hAnsiTheme="minorHAnsi" w:cstheme="minorBidi"/>
+                <w:noProof/>
+                <w:kern w:val="2"/>
+                <w:sz w:val="24"/>
+                <w:szCs w:val="24"/>
+                <w:lang w:val="it-IT"/>
+                <w14:ligatures w14:val="standardContextual"/>
+              </w:rPr>
+              <w:tab/>
+            </w:r>
+            <w:r>
+              <w:rPr>
+                <w:rStyle w:val="Collegamentoipertestuale"/>
+                <w:noProof/>
+              </w:rPr>
+              <w:t>Analisi del dominio</w:t>
+            </w:r>
+            <w:r>
+              <w:rPr>
+                <w:noProof/>
+                <w:webHidden/>
+              </w:rPr>
+              <w:tab/>
+            </w:r>
+            <w:r>
+              <w:rPr>
+                <w:noProof/>
+                <w:webHidden/>
+              </w:rPr>
+              <w:fldChar w:fldCharType="begin"/>
+            </w:r>
+            <w:r>
+              <w:rPr>
+                <w:noProof/>
+                <w:webHidden/>
+              </w:rPr>
+              <w:instrText xml:space="preserve"> PAGEREF _Toc189853855 \h </w:instrText>
+            </w:r>
+            <w:r>
+              <w:rPr>
+                <w:noProof/>
+                <w:webHidden/>
+              </w:rPr>
+            </w:r>
+            <w:r>
+              <w:rPr>
+                <w:noProof/>
+                <w:webHidden/>
+              </w:rPr>
+              <w:fldChar w:fldCharType="separate"/>
+            </w:r>
+            <w:r>
+              <w:rPr>
+                <w:noProof/>
+                <w:webHidden/>
+              </w:rPr>
+              <w:t>4</w:t>
+            </w:r>
+            <w:r>
+              <w:rPr>
+                <w:noProof/>
+                <w:webHidden/>
+              </w:rPr>
+              <w:fldChar w:fldCharType="end"/>
+            </w:r>
+          </w:hyperlink>
+        </w:p>
+        <w:p>
+          <w:pPr>
+            <w:pStyle w:val="Sommario2"/>
+            <w:tabs>
+              <w:tab w:val="left" w:pos="800"/>
+              <w:tab w:val="right" w:leader="dot" w:pos="9628"/>
+            </w:tabs>
+            <w:rPr>
+              <w:rFonts w:asciiTheme="minorHAnsi" w:eastAsiaTheme="minorEastAsia" w:hAnsiTheme="minorHAnsi" w:cstheme="minorBidi"/>
+              <w:noProof/>
+              <w:kern w:val="2"/>
+              <w:sz w:val="24"/>
+              <w:szCs w:val="24"/>
+              <w:lang w:val="it-IT"/>
+              <w14:ligatures w14:val="standardContextual"/>
+            </w:rPr>
+          </w:pPr>
+          <w:hyperlink w:anchor="_Toc189853856" w:history="1">
+            <w:r>
+              <w:rPr>
+                <w:rStyle w:val="Collegamentoipertestuale"/>
+                <w:noProof/>
+              </w:rPr>
+              <w:t>2.4</w:t>
+            </w:r>
+            <w:r>
+              <w:rPr>
+                <w:rFonts w:asciiTheme="minorHAnsi" w:eastAsiaTheme="minorEastAsia" w:hAnsiTheme="minorHAnsi" w:cstheme="minorBidi"/>
+                <w:noProof/>
+                <w:kern w:val="2"/>
+                <w:sz w:val="24"/>
+                <w:szCs w:val="24"/>
+                <w:lang w:val="it-IT"/>
+                <w14:ligatures w14:val="standardContextual"/>
+              </w:rPr>
+              <w:tab/>
+            </w:r>
+            <w:r>
+              <w:rPr>
+                <w:rStyle w:val="Collegamentoipertestuale"/>
+                <w:noProof/>
+              </w:rPr>
+              <w:t>Analisi e specifica dei requisiti</w:t>
+            </w:r>
+            <w:r>
+              <w:rPr>
+                <w:noProof/>
+                <w:webHidden/>
+              </w:rPr>
+              <w:tab/>
+            </w:r>
+            <w:r>
+              <w:rPr>
+                <w:noProof/>
+                <w:webHidden/>
+              </w:rPr>
+              <w:fldChar w:fldCharType="begin"/>
+            </w:r>
+            <w:r>
+              <w:rPr>
+                <w:noProof/>
+                <w:webHidden/>
+              </w:rPr>
+              <w:instrText xml:space="preserve"> PAGEREF _Toc189853856 \h </w:instrText>
+            </w:r>
+            <w:r>
+              <w:rPr>
+                <w:noProof/>
+                <w:webHidden/>
+              </w:rPr>
+            </w:r>
+            <w:r>
+              <w:rPr>
+                <w:noProof/>
+                <w:webHidden/>
+              </w:rPr>
+              <w:fldChar w:fldCharType="separate"/>
+            </w:r>
+            <w:r>
+              <w:rPr>
+                <w:noProof/>
+                <w:webHidden/>
+              </w:rPr>
+              <w:t>4</w:t>
+            </w:r>
+            <w:r>
+              <w:rPr>
+                <w:noProof/>
+                <w:webHidden/>
+              </w:rPr>
+              <w:fldChar w:fldCharType="end"/>
+            </w:r>
+          </w:hyperlink>
+        </w:p>
+        <w:p>
+          <w:pPr>
+            <w:pStyle w:val="Sommario2"/>
+            <w:tabs>
+              <w:tab w:val="left" w:pos="800"/>
+              <w:tab w:val="right" w:leader="dot" w:pos="9628"/>
+            </w:tabs>
+            <w:rPr>
+              <w:rFonts w:asciiTheme="minorHAnsi" w:eastAsiaTheme="minorEastAsia" w:hAnsiTheme="minorHAnsi" w:cstheme="minorBidi"/>
+              <w:noProof/>
+              <w:kern w:val="2"/>
+              <w:sz w:val="24"/>
+              <w:szCs w:val="24"/>
+              <w:lang w:val="it-IT"/>
+              <w14:ligatures w14:val="standardContextual"/>
+            </w:rPr>
+          </w:pPr>
+          <w:hyperlink w:anchor="_Toc189853857" w:history="1">
+            <w:r>
+              <w:rPr>
+                <w:rStyle w:val="Collegamentoipertestuale"/>
+                <w:noProof/>
+              </w:rPr>
+              <w:t>2.5</w:t>
+            </w:r>
+            <w:r>
+              <w:rPr>
+                <w:rFonts w:asciiTheme="minorHAnsi" w:eastAsiaTheme="minorEastAsia" w:hAnsiTheme="minorHAnsi" w:cstheme="minorBidi"/>
+                <w:noProof/>
+                <w:kern w:val="2"/>
+                <w:sz w:val="24"/>
+                <w:szCs w:val="24"/>
+                <w:lang w:val="it-IT"/>
+                <w14:ligatures w14:val="standardContextual"/>
+              </w:rPr>
+              <w:tab/>
+            </w:r>
+            <w:r>
+              <w:rPr>
+                <w:rStyle w:val="Collegamentoipertestuale"/>
+                <w:noProof/>
+              </w:rPr>
+              <w:t>Use case</w:t>
+            </w:r>
+            <w:r>
+              <w:rPr>
+                <w:noProof/>
+                <w:webHidden/>
+              </w:rPr>
+              <w:tab/>
+            </w:r>
+            <w:r>
+              <w:rPr>
+                <w:noProof/>
+                <w:webHidden/>
+              </w:rPr>
+              <w:fldChar w:fldCharType="begin"/>
+            </w:r>
+            <w:r>
+              <w:rPr>
+                <w:noProof/>
+                <w:webHidden/>
+              </w:rPr>
+              <w:instrText xml:space="preserve"> PAGEREF _Toc189853857 \h </w:instrText>
+            </w:r>
+            <w:r>
+              <w:rPr>
+                <w:noProof/>
+                <w:webHidden/>
+              </w:rPr>
+            </w:r>
+            <w:r>
+              <w:rPr>
+                <w:noProof/>
+                <w:webHidden/>
+              </w:rPr>
+              <w:fldChar w:fldCharType="separate"/>
+            </w:r>
+            <w:r>
+              <w:rPr>
+                <w:noProof/>
+                <w:webHidden/>
+              </w:rPr>
+              <w:t>9</w:t>
+            </w:r>
+            <w:r>
+              <w:rPr>
+                <w:noProof/>
+                <w:webHidden/>
+              </w:rPr>
+              <w:fldChar w:fldCharType="end"/>
+            </w:r>
+          </w:hyperlink>
+        </w:p>
+        <w:p>
+          <w:pPr>
+            <w:pStyle w:val="Sommario2"/>
+            <w:tabs>
+              <w:tab w:val="left" w:pos="800"/>
+              <w:tab w:val="right" w:leader="dot" w:pos="9628"/>
+            </w:tabs>
+            <w:rPr>
+              <w:rFonts w:asciiTheme="minorHAnsi" w:eastAsiaTheme="minorEastAsia" w:hAnsiTheme="minorHAnsi" w:cstheme="minorBidi"/>
+              <w:noProof/>
+              <w:kern w:val="2"/>
+              <w:sz w:val="24"/>
+              <w:szCs w:val="24"/>
+              <w:lang w:val="it-IT"/>
+              <w14:ligatures w14:val="standardContextual"/>
+            </w:rPr>
+          </w:pPr>
+          <w:hyperlink w:anchor="_Toc189853858" w:history="1">
+            <w:r>
+              <w:rPr>
+                <w:rStyle w:val="Collegamentoipertestuale"/>
+                <w:noProof/>
+              </w:rPr>
+              <w:t>2.6</w:t>
+            </w:r>
+            <w:r>
+              <w:rPr>
+                <w:rFonts w:asciiTheme="minorHAnsi" w:eastAsiaTheme="minorEastAsia" w:hAnsiTheme="minorHAnsi" w:cstheme="minorBidi"/>
+                <w:noProof/>
+                <w:kern w:val="2"/>
+                <w:sz w:val="24"/>
+                <w:szCs w:val="24"/>
+                <w:lang w:val="it-IT"/>
+                <w14:ligatures w14:val="standardContextual"/>
+              </w:rPr>
+              <w:tab/>
+            </w:r>
+            <w:r>
+              <w:rPr>
+                <w:rStyle w:val="Collegamentoipertestuale"/>
+                <w:noProof/>
+              </w:rPr>
+              <w:t>Pianificazione</w:t>
+            </w:r>
+            <w:r>
+              <w:rPr>
+                <w:noProof/>
+                <w:webHidden/>
+              </w:rPr>
+              <w:tab/>
+            </w:r>
+            <w:r>
+              <w:rPr>
+                <w:noProof/>
+                <w:webHidden/>
+              </w:rPr>
+              <w:fldChar w:fldCharType="begin"/>
+            </w:r>
+            <w:r>
+              <w:rPr>
+                <w:noProof/>
+                <w:webHidden/>
+              </w:rPr>
+              <w:instrText xml:space="preserve"> PAGEREF _Toc189853858 \h </w:instrText>
+            </w:r>
+            <w:r>
+              <w:rPr>
+                <w:noProof/>
+                <w:webHidden/>
+              </w:rPr>
+            </w:r>
+            <w:r>
+              <w:rPr>
+                <w:noProof/>
+                <w:webHidden/>
+              </w:rPr>
+              <w:fldChar w:fldCharType="separate"/>
+            </w:r>
+            <w:r>
+              <w:rPr>
+                <w:noProof/>
+                <w:webHidden/>
+              </w:rPr>
+              <w:t>10</w:t>
+            </w:r>
+            <w:r>
+              <w:rPr>
+                <w:noProof/>
+                <w:webHidden/>
+              </w:rPr>
+              <w:fldChar w:fldCharType="end"/>
+            </w:r>
+          </w:hyperlink>
+        </w:p>
+        <w:p>
+          <w:pPr>
+            <w:pStyle w:val="Sommario2"/>
+            <w:tabs>
+              <w:tab w:val="left" w:pos="800"/>
+              <w:tab w:val="right" w:leader="dot" w:pos="9628"/>
+            </w:tabs>
+            <w:rPr>
+              <w:rFonts w:asciiTheme="minorHAnsi" w:eastAsiaTheme="minorEastAsia" w:hAnsiTheme="minorHAnsi" w:cstheme="minorBidi"/>
+              <w:noProof/>
+              <w:kern w:val="2"/>
+              <w:sz w:val="24"/>
+              <w:szCs w:val="24"/>
+              <w:lang w:val="it-IT"/>
+              <w14:ligatures w14:val="standardContextual"/>
+            </w:rPr>
+          </w:pPr>
+          <w:hyperlink w:anchor="_Toc189853859" w:history="1">
+            <w:r>
+              <w:rPr>
+                <w:rStyle w:val="Collegamentoipertestuale"/>
+                <w:noProof/>
+              </w:rPr>
+              <w:t>2.7</w:t>
+            </w:r>
+            <w:r>
+              <w:rPr>
+                <w:rFonts w:asciiTheme="minorHAnsi" w:eastAsiaTheme="minorEastAsia" w:hAnsiTheme="minorHAnsi" w:cstheme="minorBidi"/>
+                <w:noProof/>
+                <w:kern w:val="2"/>
+                <w:sz w:val="24"/>
+                <w:szCs w:val="24"/>
+                <w:lang w:val="it-IT"/>
+                <w14:ligatures w14:val="standardContextual"/>
+              </w:rPr>
+              <w:tab/>
+            </w:r>
+            <w:r>
+              <w:rPr>
+                <w:rStyle w:val="Collegamentoipertestuale"/>
+                <w:noProof/>
+              </w:rPr>
+              <w:t>Analisi dei mezzi</w:t>
+            </w:r>
+            <w:r>
+              <w:rPr>
+                <w:noProof/>
+                <w:webHidden/>
+              </w:rPr>
+              <w:tab/>
+            </w:r>
+            <w:r>
+              <w:rPr>
+                <w:noProof/>
+                <w:webHidden/>
+              </w:rPr>
+              <w:fldChar w:fldCharType="begin"/>
+            </w:r>
+            <w:r>
+              <w:rPr>
+                <w:noProof/>
+                <w:webHidden/>
+              </w:rPr>
+              <w:instrText xml:space="preserve"> PAGEREF _Toc189853859 \h </w:instrText>
+            </w:r>
+            <w:r>
+              <w:rPr>
+                <w:noProof/>
+                <w:webHidden/>
+              </w:rPr>
+            </w:r>
+            <w:r>
+              <w:rPr>
+                <w:noProof/>
+                <w:webHidden/>
+              </w:rPr>
+              <w:fldChar w:fldCharType="separate"/>
+            </w:r>
+            <w:r>
+              <w:rPr>
+                <w:noProof/>
+                <w:webHidden/>
+              </w:rPr>
+              <w:t>10</w:t>
+            </w:r>
+            <w:r>
+              <w:rPr>
+                <w:noProof/>
+                <w:webHidden/>
+              </w:rPr>
+              <w:fldChar w:fldCharType="end"/>
+            </w:r>
+          </w:hyperlink>
+        </w:p>
+        <w:p>
+          <w:pPr>
+            <w:pStyle w:val="Sommario3"/>
+            <w:tabs>
+              <w:tab w:val="left" w:pos="1200"/>
+              <w:tab w:val="right" w:leader="dot" w:pos="9628"/>
+            </w:tabs>
+            <w:rPr>
+              <w:rFonts w:asciiTheme="minorHAnsi" w:eastAsiaTheme="minorEastAsia" w:hAnsiTheme="minorHAnsi" w:cstheme="minorBidi"/>
+              <w:noProof/>
+              <w:kern w:val="2"/>
+              <w:sz w:val="24"/>
+              <w:szCs w:val="24"/>
+              <w:lang w:val="it-IT"/>
+              <w14:ligatures w14:val="standardContextual"/>
+            </w:rPr>
+          </w:pPr>
+          <w:hyperlink w:anchor="_Toc189853860" w:history="1">
+            <w:r>
+              <w:rPr>
+                <w:rStyle w:val="Collegamentoipertestuale"/>
+                <w:noProof/>
+              </w:rPr>
+              <w:t>2.7.1</w:t>
+            </w:r>
+            <w:r>
+              <w:rPr>
+                <w:rFonts w:asciiTheme="minorHAnsi" w:eastAsiaTheme="minorEastAsia" w:hAnsiTheme="minorHAnsi" w:cstheme="minorBidi"/>
+                <w:noProof/>
+                <w:kern w:val="2"/>
+                <w:sz w:val="24"/>
+                <w:szCs w:val="24"/>
+                <w:lang w:val="it-IT"/>
+                <w14:ligatures w14:val="standardContextual"/>
+              </w:rPr>
+              <w:tab/>
+            </w:r>
+            <w:r>
+              <w:rPr>
+                <w:rStyle w:val="Collegamentoipertestuale"/>
+                <w:noProof/>
+              </w:rPr>
+              <w:t>Software</w:t>
+            </w:r>
+            <w:r>
+              <w:rPr>
+                <w:noProof/>
+                <w:webHidden/>
+              </w:rPr>
+              <w:tab/>
+            </w:r>
+            <w:r>
+              <w:rPr>
+                <w:noProof/>
+                <w:webHidden/>
+              </w:rPr>
+              <w:fldChar w:fldCharType="begin"/>
+            </w:r>
+            <w:r>
+              <w:rPr>
+                <w:noProof/>
+                <w:webHidden/>
+              </w:rPr>
+              <w:instrText xml:space="preserve"> PAGEREF _Toc189853860 \h </w:instrText>
+            </w:r>
+            <w:r>
+              <w:rPr>
+                <w:noProof/>
+                <w:webHidden/>
+              </w:rPr>
+            </w:r>
+            <w:r>
+              <w:rPr>
+                <w:noProof/>
+                <w:webHidden/>
+              </w:rPr>
+              <w:fldChar w:fldCharType="separate"/>
+            </w:r>
+            <w:r>
+              <w:rPr>
+                <w:noProof/>
+                <w:webHidden/>
+              </w:rPr>
+              <w:t>10</w:t>
+            </w:r>
+            <w:r>
+              <w:rPr>
+                <w:noProof/>
+                <w:webHidden/>
+              </w:rPr>
+              <w:fldChar w:fldCharType="end"/>
+            </w:r>
+          </w:hyperlink>
+        </w:p>
+        <w:p>
+          <w:pPr>
+            <w:pStyle w:val="Sommario3"/>
+            <w:tabs>
+              <w:tab w:val="left" w:pos="1200"/>
+              <w:tab w:val="right" w:leader="dot" w:pos="9628"/>
+            </w:tabs>
+            <w:rPr>
+              <w:rFonts w:asciiTheme="minorHAnsi" w:eastAsiaTheme="minorEastAsia" w:hAnsiTheme="minorHAnsi" w:cstheme="minorBidi"/>
+              <w:noProof/>
+              <w:kern w:val="2"/>
+              <w:sz w:val="24"/>
+              <w:szCs w:val="24"/>
+              <w:lang w:val="it-IT"/>
+              <w14:ligatures w14:val="standardContextual"/>
+            </w:rPr>
+          </w:pPr>
+          <w:hyperlink w:anchor="_Toc189853861" w:history="1">
+            <w:r>
+              <w:rPr>
+                <w:rStyle w:val="Collegamentoipertestuale"/>
+                <w:noProof/>
+              </w:rPr>
+              <w:t>2.7.2</w:t>
+            </w:r>
+            <w:r>
+              <w:rPr>
+                <w:rFonts w:asciiTheme="minorHAnsi" w:eastAsiaTheme="minorEastAsia" w:hAnsiTheme="minorHAnsi" w:cstheme="minorBidi"/>
+                <w:noProof/>
+                <w:kern w:val="2"/>
+                <w:sz w:val="24"/>
+                <w:szCs w:val="24"/>
+                <w:lang w:val="it-IT"/>
+                <w14:ligatures w14:val="standardContextual"/>
+              </w:rPr>
+              <w:tab/>
+            </w:r>
+            <w:r>
+              <w:rPr>
+                <w:rStyle w:val="Collegamentoipertestuale"/>
+                <w:noProof/>
+              </w:rPr>
+              <w:t>Hardware</w:t>
+            </w:r>
+            <w:r>
+              <w:rPr>
+                <w:noProof/>
+                <w:webHidden/>
+              </w:rPr>
+              <w:tab/>
+            </w:r>
+            <w:r>
+              <w:rPr>
+                <w:noProof/>
+                <w:webHidden/>
+              </w:rPr>
+              <w:fldChar w:fldCharType="begin"/>
+            </w:r>
+            <w:r>
+              <w:rPr>
+                <w:noProof/>
+                <w:webHidden/>
+              </w:rPr>
+              <w:instrText xml:space="preserve"> PAGEREF _Toc189853861 \h </w:instrText>
+            </w:r>
+            <w:r>
+              <w:rPr>
+                <w:noProof/>
+                <w:webHidden/>
+              </w:rPr>
+            </w:r>
+            <w:r>
+              <w:rPr>
+                <w:noProof/>
+                <w:webHidden/>
+              </w:rPr>
+              <w:fldChar w:fldCharType="separate"/>
+            </w:r>
+            <w:r>
+              <w:rPr>
+                <w:noProof/>
+                <w:webHidden/>
+              </w:rPr>
+              <w:t>10</w:t>
+            </w:r>
+            <w:r>
+              <w:rPr>
+                <w:noProof/>
+                <w:webHidden/>
+              </w:rPr>
+              <w:fldChar w:fldCharType="end"/>
+            </w:r>
+          </w:hyperlink>
+        </w:p>
+        <w:p>
+          <w:pPr>
+            <w:pStyle w:val="Sommario1"/>
+            <w:tabs>
+              <w:tab w:val="left" w:pos="400"/>
+              <w:tab w:val="right" w:leader="dot" w:pos="9628"/>
+            </w:tabs>
+            <w:rPr>
+              <w:rFonts w:asciiTheme="minorHAnsi" w:eastAsiaTheme="minorEastAsia" w:hAnsiTheme="minorHAnsi" w:cstheme="minorBidi"/>
+              <w:noProof/>
+              <w:kern w:val="2"/>
+              <w:sz w:val="24"/>
+              <w:szCs w:val="24"/>
+              <w:lang w:val="it-IT"/>
+              <w14:ligatures w14:val="standardContextual"/>
+            </w:rPr>
+          </w:pPr>
+          <w:hyperlink w:anchor="_Toc189853862" w:history="1">
+            <w:r>
+              <w:rPr>
+                <w:rStyle w:val="Collegamentoipertestuale"/>
+                <w:noProof/>
+              </w:rPr>
+              <w:t>3</w:t>
+            </w:r>
+            <w:r>
+              <w:rPr>
+                <w:rFonts w:asciiTheme="minorHAnsi" w:eastAsiaTheme="minorEastAsia" w:hAnsiTheme="minorHAnsi" w:cstheme="minorBidi"/>
+                <w:noProof/>
+                <w:kern w:val="2"/>
+                <w:sz w:val="24"/>
+                <w:szCs w:val="24"/>
+                <w:lang w:val="it-IT"/>
+                <w14:ligatures w14:val="standardContextual"/>
+              </w:rPr>
+              <w:tab/>
+            </w:r>
+            <w:r>
+              <w:rPr>
+                <w:rStyle w:val="Collegamentoipertestuale"/>
+                <w:noProof/>
+              </w:rPr>
+              <w:t>Progettazione</w:t>
+            </w:r>
+            <w:r>
+              <w:rPr>
+                <w:noProof/>
+                <w:webHidden/>
+              </w:rPr>
+              <w:tab/>
+            </w:r>
+            <w:r>
+              <w:rPr>
+                <w:noProof/>
+                <w:webHidden/>
+              </w:rPr>
+              <w:fldChar w:fldCharType="begin"/>
+            </w:r>
+            <w:r>
+              <w:rPr>
+                <w:noProof/>
+                <w:webHidden/>
+              </w:rPr>
+              <w:instrText xml:space="preserve"> PAGEREF _Toc189853862 \h </w:instrText>
+            </w:r>
+            <w:r>
+              <w:rPr>
+                <w:noProof/>
+                <w:webHidden/>
+              </w:rPr>
+            </w:r>
+            <w:r>
+              <w:rPr>
+                <w:noProof/>
+                <w:webHidden/>
+              </w:rPr>
+              <w:fldChar w:fldCharType="separate"/>
+            </w:r>
+            <w:r>
+              <w:rPr>
+                <w:noProof/>
+                <w:webHidden/>
+              </w:rPr>
+              <w:t>11</w:t>
+            </w:r>
+            <w:r>
+              <w:rPr>
+                <w:noProof/>
+                <w:webHidden/>
+              </w:rPr>
+              <w:fldChar w:fldCharType="end"/>
+            </w:r>
+          </w:hyperlink>
+        </w:p>
+        <w:p>
+          <w:pPr>
+            <w:pStyle w:val="Sommario2"/>
+            <w:tabs>
+              <w:tab w:val="left" w:pos="800"/>
+              <w:tab w:val="right" w:leader="dot" w:pos="9628"/>
+            </w:tabs>
+            <w:rPr>
+              <w:rFonts w:asciiTheme="minorHAnsi" w:eastAsiaTheme="minorEastAsia" w:hAnsiTheme="minorHAnsi" w:cstheme="minorBidi"/>
+              <w:noProof/>
+              <w:kern w:val="2"/>
+              <w:sz w:val="24"/>
+              <w:szCs w:val="24"/>
+              <w:lang w:val="it-IT"/>
+              <w14:ligatures w14:val="standardContextual"/>
+            </w:rPr>
+          </w:pPr>
+          <w:hyperlink w:anchor="_Toc189853863" w:history="1">
+            <w:r>
+              <w:rPr>
+                <w:rStyle w:val="Collegamentoipertestuale"/>
+                <w:noProof/>
+              </w:rPr>
+              <w:t>3.1</w:t>
+            </w:r>
+            <w:r>
+              <w:rPr>
+                <w:rFonts w:asciiTheme="minorHAnsi" w:eastAsiaTheme="minorEastAsia" w:hAnsiTheme="minorHAnsi" w:cstheme="minorBidi"/>
+                <w:noProof/>
+                <w:kern w:val="2"/>
+                <w:sz w:val="24"/>
+                <w:szCs w:val="24"/>
+                <w:lang w:val="it-IT"/>
+                <w14:ligatures w14:val="standardContextual"/>
+              </w:rPr>
+              <w:tab/>
+            </w:r>
+            <w:r>
+              <w:rPr>
+                <w:rStyle w:val="Collegamentoipertestuale"/>
+                <w:noProof/>
+              </w:rPr>
+              <w:t>Design dell’architettura del sistema</w:t>
+            </w:r>
+            <w:r>
+              <w:rPr>
+                <w:noProof/>
+                <w:webHidden/>
+              </w:rPr>
+              <w:tab/>
+            </w:r>
+            <w:r>
+              <w:rPr>
+                <w:noProof/>
+                <w:webHidden/>
+              </w:rPr>
+              <w:fldChar w:fldCharType="begin"/>
+            </w:r>
+            <w:r>
+              <w:rPr>
+                <w:noProof/>
+                <w:webHidden/>
+              </w:rPr>
+              <w:instrText xml:space="preserve"> PAGEREF _Toc189853863 \h </w:instrText>
+            </w:r>
+            <w:r>
+              <w:rPr>
+                <w:noProof/>
+                <w:webHidden/>
+              </w:rPr>
+            </w:r>
+            <w:r>
+              <w:rPr>
+                <w:noProof/>
+                <w:webHidden/>
+              </w:rPr>
+              <w:fldChar w:fldCharType="separate"/>
+            </w:r>
+            <w:r>
+              <w:rPr>
+                <w:noProof/>
+                <w:webHidden/>
+              </w:rPr>
+              <w:t>11</w:t>
+            </w:r>
+            <w:r>
+              <w:rPr>
+                <w:noProof/>
+                <w:webHidden/>
+              </w:rPr>
+              <w:fldChar w:fldCharType="end"/>
+            </w:r>
+          </w:hyperlink>
+        </w:p>
+        <w:p>
+          <w:pPr>
+            <w:pStyle w:val="Sommario2"/>
+            <w:tabs>
+              <w:tab w:val="left" w:pos="800"/>
+              <w:tab w:val="right" w:leader="dot" w:pos="9628"/>
+            </w:tabs>
+            <w:rPr>
+              <w:rFonts w:asciiTheme="minorHAnsi" w:eastAsiaTheme="minorEastAsia" w:hAnsiTheme="minorHAnsi" w:cstheme="minorBidi"/>
+              <w:noProof/>
+              <w:kern w:val="2"/>
+              <w:sz w:val="24"/>
+              <w:szCs w:val="24"/>
+              <w:lang w:val="it-IT"/>
+              <w14:ligatures w14:val="standardContextual"/>
+            </w:rPr>
+          </w:pPr>
+          <w:hyperlink w:anchor="_Toc189853864" w:history="1">
+            <w:r>
+              <w:rPr>
+                <w:rStyle w:val="Collegamentoipertestuale"/>
+                <w:noProof/>
+              </w:rPr>
+              <w:t>3.2</w:t>
+            </w:r>
+            <w:r>
+              <w:rPr>
+                <w:rFonts w:asciiTheme="minorHAnsi" w:eastAsiaTheme="minorEastAsia" w:hAnsiTheme="minorHAnsi" w:cstheme="minorBidi"/>
+                <w:noProof/>
+                <w:kern w:val="2"/>
+                <w:sz w:val="24"/>
+                <w:szCs w:val="24"/>
+                <w:lang w:val="it-IT"/>
+                <w14:ligatures w14:val="standardContextual"/>
+              </w:rPr>
+              <w:tab/>
+            </w:r>
+            <w:r>
+              <w:rPr>
+                <w:rStyle w:val="Collegamentoipertestuale"/>
+                <w:noProof/>
+              </w:rPr>
+              <w:t>Design dei dati e database</w:t>
+            </w:r>
+            <w:r>
+              <w:rPr>
+                <w:noProof/>
+                <w:webHidden/>
+              </w:rPr>
+              <w:tab/>
+            </w:r>
+            <w:r>
+              <w:rPr>
+                <w:noProof/>
+                <w:webHidden/>
+              </w:rPr>
+              <w:fldChar w:fldCharType="begin"/>
+            </w:r>
+            <w:r>
+              <w:rPr>
+                <w:noProof/>
+                <w:webHidden/>
+              </w:rPr>
+              <w:instrText xml:space="preserve"> PAGEREF _Toc189853864 \h </w:instrText>
+            </w:r>
+            <w:r>
+              <w:rPr>
+                <w:noProof/>
+                <w:webHidden/>
+              </w:rPr>
+            </w:r>
+            <w:r>
+              <w:rPr>
+                <w:noProof/>
+                <w:webHidden/>
+              </w:rPr>
+              <w:fldChar w:fldCharType="separate"/>
+            </w:r>
+            <w:r>
+              <w:rPr>
+                <w:noProof/>
+                <w:webHidden/>
+              </w:rPr>
+              <w:t>11</w:t>
+            </w:r>
+            <w:r>
+              <w:rPr>
+                <w:noProof/>
+                <w:webHidden/>
+              </w:rPr>
+              <w:fldChar w:fldCharType="end"/>
+            </w:r>
+          </w:hyperlink>
+        </w:p>
+        <w:p>
+          <w:pPr>
+            <w:pStyle w:val="Sommario2"/>
+            <w:tabs>
+              <w:tab w:val="left" w:pos="800"/>
+              <w:tab w:val="right" w:leader="dot" w:pos="9628"/>
+            </w:tabs>
+            <w:rPr>
+              <w:rFonts w:asciiTheme="minorHAnsi" w:eastAsiaTheme="minorEastAsia" w:hAnsiTheme="minorHAnsi" w:cstheme="minorBidi"/>
+              <w:noProof/>
+              <w:kern w:val="2"/>
+              <w:sz w:val="24"/>
+              <w:szCs w:val="24"/>
+              <w:lang w:val="it-IT"/>
+              <w14:ligatures w14:val="standardContextual"/>
+            </w:rPr>
+          </w:pPr>
+          <w:hyperlink w:anchor="_Toc189853865" w:history="1">
+            <w:r>
+              <w:rPr>
+                <w:rStyle w:val="Collegamentoipertestuale"/>
+                <w:noProof/>
+              </w:rPr>
+              <w:t>3.3</w:t>
+            </w:r>
+            <w:r>
+              <w:rPr>
+                <w:rFonts w:asciiTheme="minorHAnsi" w:eastAsiaTheme="minorEastAsia" w:hAnsiTheme="minorHAnsi" w:cstheme="minorBidi"/>
+                <w:noProof/>
+                <w:kern w:val="2"/>
+                <w:sz w:val="24"/>
+                <w:szCs w:val="24"/>
+                <w:lang w:val="it-IT"/>
+                <w14:ligatures w14:val="standardContextual"/>
+              </w:rPr>
+              <w:tab/>
+            </w:r>
+            <w:r>
+              <w:rPr>
+                <w:rStyle w:val="Collegamentoipertestuale"/>
+                <w:noProof/>
+              </w:rPr>
+              <w:t>Design delle interfacce</w:t>
+            </w:r>
+            <w:r>
+              <w:rPr>
+                <w:noProof/>
+                <w:webHidden/>
+              </w:rPr>
+              <w:tab/>
+            </w:r>
+            <w:r>
+              <w:rPr>
+                <w:noProof/>
+                <w:webHidden/>
+              </w:rPr>
+              <w:fldChar w:fldCharType="begin"/>
+            </w:r>
+            <w:r>
+              <w:rPr>
+                <w:noProof/>
+                <w:webHidden/>
+              </w:rPr>
+              <w:instrText xml:space="preserve"> PAGEREF _Toc189853865 \h </w:instrText>
+            </w:r>
+            <w:r>
+              <w:rPr>
+                <w:noProof/>
+                <w:webHidden/>
+              </w:rPr>
+            </w:r>
+            <w:r>
+              <w:rPr>
+                <w:noProof/>
+                <w:webHidden/>
+              </w:rPr>
+              <w:fldChar w:fldCharType="separate"/>
+            </w:r>
+            <w:r>
+              <w:rPr>
+                <w:noProof/>
+                <w:webHidden/>
+              </w:rPr>
+              <w:t>11</w:t>
+            </w:r>
+            <w:r>
+              <w:rPr>
+                <w:noProof/>
+                <w:webHidden/>
+              </w:rPr>
+              <w:fldChar w:fldCharType="end"/>
+            </w:r>
+          </w:hyperlink>
+        </w:p>
+        <w:p>
+          <w:pPr>
+            <w:pStyle w:val="Sommario2"/>
+            <w:tabs>
+              <w:tab w:val="left" w:pos="800"/>
+              <w:tab w:val="right" w:leader="dot" w:pos="9628"/>
+            </w:tabs>
+            <w:rPr>
+              <w:rFonts w:asciiTheme="minorHAnsi" w:eastAsiaTheme="minorEastAsia" w:hAnsiTheme="minorHAnsi" w:cstheme="minorBidi"/>
+              <w:noProof/>
+              <w:kern w:val="2"/>
+              <w:sz w:val="24"/>
+              <w:szCs w:val="24"/>
+              <w:lang w:val="it-IT"/>
+              <w14:ligatures w14:val="standardContextual"/>
+            </w:rPr>
+          </w:pPr>
+          <w:hyperlink w:anchor="_Toc189853866" w:history="1">
+            <w:r>
+              <w:rPr>
+                <w:rStyle w:val="Collegamentoipertestuale"/>
+                <w:noProof/>
+              </w:rPr>
+              <w:t>3.4</w:t>
+            </w:r>
+            <w:r>
+              <w:rPr>
+                <w:rFonts w:asciiTheme="minorHAnsi" w:eastAsiaTheme="minorEastAsia" w:hAnsiTheme="minorHAnsi" w:cstheme="minorBidi"/>
+                <w:noProof/>
+                <w:kern w:val="2"/>
+                <w:sz w:val="24"/>
+                <w:szCs w:val="24"/>
+                <w:lang w:val="it-IT"/>
+                <w14:ligatures w14:val="standardContextual"/>
+              </w:rPr>
+              <w:tab/>
+            </w:r>
+            <w:r>
+              <w:rPr>
+                <w:rStyle w:val="Collegamentoipertestuale"/>
+                <w:noProof/>
+              </w:rPr>
+              <w:t>Design procedurale</w:t>
+            </w:r>
+            <w:r>
+              <w:rPr>
+                <w:noProof/>
+                <w:webHidden/>
+              </w:rPr>
+              <w:tab/>
+            </w:r>
+            <w:r>
+              <w:rPr>
+                <w:noProof/>
+                <w:webHidden/>
+              </w:rPr>
+              <w:fldChar w:fldCharType="begin"/>
+            </w:r>
+            <w:r>
+              <w:rPr>
+                <w:noProof/>
+                <w:webHidden/>
+              </w:rPr>
+              <w:instrText xml:space="preserve"> PAGEREF _Toc189853866 \h </w:instrText>
+            </w:r>
+            <w:r>
+              <w:rPr>
+                <w:noProof/>
+                <w:webHidden/>
+              </w:rPr>
+            </w:r>
+            <w:r>
+              <w:rPr>
+                <w:noProof/>
+                <w:webHidden/>
+              </w:rPr>
+              <w:fldChar w:fldCharType="separate"/>
+            </w:r>
+            <w:r>
+              <w:rPr>
+                <w:noProof/>
+                <w:webHidden/>
+              </w:rPr>
+              <w:t>11</w:t>
+            </w:r>
+            <w:r>
+              <w:rPr>
+                <w:noProof/>
+                <w:webHidden/>
+              </w:rPr>
+              <w:fldChar w:fldCharType="end"/>
+            </w:r>
+          </w:hyperlink>
+        </w:p>
+        <w:p>
+          <w:pPr>
+            <w:pStyle w:val="Sommario1"/>
+            <w:tabs>
+              <w:tab w:val="left" w:pos="400"/>
+              <w:tab w:val="right" w:leader="dot" w:pos="9628"/>
+            </w:tabs>
+            <w:rPr>
+              <w:rFonts w:asciiTheme="minorHAnsi" w:eastAsiaTheme="minorEastAsia" w:hAnsiTheme="minorHAnsi" w:cstheme="minorBidi"/>
+              <w:noProof/>
+              <w:kern w:val="2"/>
+              <w:sz w:val="24"/>
+              <w:szCs w:val="24"/>
+              <w:lang w:val="it-IT"/>
+              <w14:ligatures w14:val="standardContextual"/>
+            </w:rPr>
+          </w:pPr>
+          <w:hyperlink w:anchor="_Toc189853867" w:history="1">
+            <w:r>
+              <w:rPr>
+                <w:rStyle w:val="Collegamentoipertestuale"/>
+                <w:noProof/>
+              </w:rPr>
+              <w:t>4</w:t>
+            </w:r>
+            <w:r>
+              <w:rPr>
+                <w:rFonts w:asciiTheme="minorHAnsi" w:eastAsiaTheme="minorEastAsia" w:hAnsiTheme="minorHAnsi" w:cstheme="minorBidi"/>
+                <w:noProof/>
+                <w:kern w:val="2"/>
+                <w:sz w:val="24"/>
+                <w:szCs w:val="24"/>
+                <w:lang w:val="it-IT"/>
+                <w14:ligatures w14:val="standardContextual"/>
+              </w:rPr>
+              <w:tab/>
+            </w:r>
+            <w:r>
+              <w:rPr>
+                <w:rStyle w:val="Collegamentoipertestuale"/>
+                <w:noProof/>
+              </w:rPr>
+              <w:t>Implementazione</w:t>
+            </w:r>
+            <w:r>
+              <w:rPr>
+                <w:noProof/>
+                <w:webHidden/>
+              </w:rPr>
+              <w:tab/>
+            </w:r>
+            <w:r>
+              <w:rPr>
+                <w:noProof/>
+                <w:webHidden/>
+              </w:rPr>
+              <w:fldChar w:fldCharType="begin"/>
+            </w:r>
+            <w:r>
+              <w:rPr>
+                <w:noProof/>
+                <w:webHidden/>
+              </w:rPr>
+              <w:instrText xml:space="preserve"> PAGEREF _Toc189853867 \h </w:instrText>
+            </w:r>
+            <w:r>
+              <w:rPr>
+                <w:noProof/>
+                <w:webHidden/>
+              </w:rPr>
+            </w:r>
+            <w:r>
+              <w:rPr>
+                <w:noProof/>
+                <w:webHidden/>
+              </w:rPr>
+              <w:fldChar w:fldCharType="separate"/>
+            </w:r>
+            <w:r>
+              <w:rPr>
+                <w:noProof/>
+                <w:webHidden/>
+              </w:rPr>
+              <w:t>12</w:t>
+            </w:r>
+            <w:r>
+              <w:rPr>
+                <w:noProof/>
+                <w:webHidden/>
+              </w:rPr>
+              <w:fldChar w:fldCharType="end"/>
+            </w:r>
+          </w:hyperlink>
+        </w:p>
+        <w:p>
+          <w:pPr>
+            <w:pStyle w:val="Sommario1"/>
+            <w:tabs>
+              <w:tab w:val="left" w:pos="400"/>
+              <w:tab w:val="right" w:leader="dot" w:pos="9628"/>
+            </w:tabs>
+            <w:rPr>
+              <w:rFonts w:asciiTheme="minorHAnsi" w:eastAsiaTheme="minorEastAsia" w:hAnsiTheme="minorHAnsi" w:cstheme="minorBidi"/>
+              <w:noProof/>
+              <w:kern w:val="2"/>
+              <w:sz w:val="24"/>
+              <w:szCs w:val="24"/>
+              <w:lang w:val="it-IT"/>
+              <w14:ligatures w14:val="standardContextual"/>
+            </w:rPr>
+          </w:pPr>
+          <w:hyperlink w:anchor="_Toc189853868" w:history="1">
+            <w:r>
+              <w:rPr>
+                <w:rStyle w:val="Collegamentoipertestuale"/>
+                <w:noProof/>
+                <w:lang w:val="it-IT"/>
+              </w:rPr>
+              <w:t>5</w:t>
+            </w:r>
+            <w:r>
+              <w:rPr>
+                <w:rFonts w:asciiTheme="minorHAnsi" w:eastAsiaTheme="minorEastAsia" w:hAnsiTheme="minorHAnsi" w:cstheme="minorBidi"/>
+                <w:noProof/>
+                <w:kern w:val="2"/>
+                <w:sz w:val="24"/>
+                <w:szCs w:val="24"/>
+                <w:lang w:val="it-IT"/>
+                <w14:ligatures w14:val="standardContextual"/>
+              </w:rPr>
+              <w:tab/>
+            </w:r>
+            <w:r>
+              <w:rPr>
+                <w:rStyle w:val="Collegamentoipertestuale"/>
+                <w:noProof/>
+                <w:lang w:val="it-IT"/>
+              </w:rPr>
+              <w:t>Test</w:t>
+            </w:r>
+            <w:r>
+              <w:rPr>
+                <w:noProof/>
+                <w:webHidden/>
+              </w:rPr>
+              <w:tab/>
+            </w:r>
+            <w:r>
+              <w:rPr>
+                <w:noProof/>
+                <w:webHidden/>
+              </w:rPr>
+              <w:fldChar w:fldCharType="begin"/>
+            </w:r>
+            <w:r>
+              <w:rPr>
+                <w:noProof/>
+                <w:webHidden/>
+              </w:rPr>
+              <w:instrText xml:space="preserve"> PAGEREF _Toc189853868 \h </w:instrText>
+            </w:r>
+            <w:r>
+              <w:rPr>
+                <w:noProof/>
+                <w:webHidden/>
+              </w:rPr>
+            </w:r>
+            <w:r>
+              <w:rPr>
+                <w:noProof/>
+                <w:webHidden/>
+              </w:rPr>
+              <w:fldChar w:fldCharType="separate"/>
+            </w:r>
+            <w:r>
+              <w:rPr>
+                <w:noProof/>
+                <w:webHidden/>
+              </w:rPr>
+              <w:t>12</w:t>
+            </w:r>
+            <w:r>
+              <w:rPr>
+                <w:noProof/>
+                <w:webHidden/>
+              </w:rPr>
+              <w:fldChar w:fldCharType="end"/>
+            </w:r>
+          </w:hyperlink>
+        </w:p>
+        <w:p>
+          <w:pPr>
+            <w:pStyle w:val="Sommario2"/>
+            <w:tabs>
+              <w:tab w:val="left" w:pos="800"/>
+              <w:tab w:val="right" w:leader="dot" w:pos="9628"/>
+            </w:tabs>
+            <w:rPr>
+              <w:rFonts w:asciiTheme="minorHAnsi" w:eastAsiaTheme="minorEastAsia" w:hAnsiTheme="minorHAnsi" w:cstheme="minorBidi"/>
+              <w:noProof/>
+              <w:kern w:val="2"/>
+              <w:sz w:val="24"/>
+              <w:szCs w:val="24"/>
+              <w:lang w:val="it-IT"/>
+              <w14:ligatures w14:val="standardContextual"/>
+            </w:rPr>
+          </w:pPr>
+          <w:hyperlink w:anchor="_Toc189853869" w:history="1">
+            <w:r>
+              <w:rPr>
+                <w:rStyle w:val="Collegamentoipertestuale"/>
+                <w:noProof/>
+              </w:rPr>
+              <w:t>5.1</w:t>
+            </w:r>
+            <w:r>
+              <w:rPr>
+                <w:rFonts w:asciiTheme="minorHAnsi" w:eastAsiaTheme="minorEastAsia" w:hAnsiTheme="minorHAnsi" w:cstheme="minorBidi"/>
+                <w:noProof/>
+                <w:kern w:val="2"/>
+                <w:sz w:val="24"/>
+                <w:szCs w:val="24"/>
+                <w:lang w:val="it-IT"/>
+                <w14:ligatures w14:val="standardContextual"/>
+              </w:rPr>
+              <w:tab/>
+            </w:r>
+            <w:r>
+              <w:rPr>
+                <w:rStyle w:val="Collegamentoipertestuale"/>
+                <w:noProof/>
+              </w:rPr>
+              <w:t>Protocollo di test</w:t>
+            </w:r>
+            <w:r>
+              <w:rPr>
+                <w:noProof/>
+                <w:webHidden/>
+              </w:rPr>
+              <w:tab/>
+            </w:r>
+            <w:r>
+              <w:rPr>
+                <w:noProof/>
+                <w:webHidden/>
+              </w:rPr>
+              <w:fldChar w:fldCharType="begin"/>
+            </w:r>
+            <w:r>
+              <w:rPr>
+                <w:noProof/>
+                <w:webHidden/>
+              </w:rPr>
+              <w:instrText xml:space="preserve"> PAGEREF _Toc189853869 \h </w:instrText>
+            </w:r>
+            <w:r>
+              <w:rPr>
+                <w:noProof/>
+                <w:webHidden/>
+              </w:rPr>
+            </w:r>
+            <w:r>
+              <w:rPr>
+                <w:noProof/>
+                <w:webHidden/>
+              </w:rPr>
+              <w:fldChar w:fldCharType="separate"/>
+            </w:r>
+            <w:r>
+              <w:rPr>
+                <w:noProof/>
+                <w:webHidden/>
+              </w:rPr>
+              <w:t>12</w:t>
+            </w:r>
+            <w:r>
+              <w:rPr>
+                <w:noProof/>
+                <w:webHidden/>
+              </w:rPr>
+              <w:fldChar w:fldCharType="end"/>
+            </w:r>
+          </w:hyperlink>
+        </w:p>
+        <w:p>
+          <w:pPr>
+            <w:pStyle w:val="Sommario2"/>
+            <w:tabs>
+              <w:tab w:val="left" w:pos="800"/>
+              <w:tab w:val="right" w:leader="dot" w:pos="9628"/>
+            </w:tabs>
+            <w:rPr>
+              <w:rFonts w:asciiTheme="minorHAnsi" w:eastAsiaTheme="minorEastAsia" w:hAnsiTheme="minorHAnsi" w:cstheme="minorBidi"/>
+              <w:noProof/>
+              <w:kern w:val="2"/>
+              <w:sz w:val="24"/>
+              <w:szCs w:val="24"/>
+              <w:lang w:val="it-IT"/>
+              <w14:ligatures w14:val="standardContextual"/>
+            </w:rPr>
+          </w:pPr>
+          <w:hyperlink w:anchor="_Toc189853870" w:history="1">
+            <w:r>
+              <w:rPr>
+                <w:rStyle w:val="Collegamentoipertestuale"/>
+                <w:noProof/>
+              </w:rPr>
+              <w:t>5.2</w:t>
+            </w:r>
+            <w:r>
+              <w:rPr>
+                <w:rFonts w:asciiTheme="minorHAnsi" w:eastAsiaTheme="minorEastAsia" w:hAnsiTheme="minorHAnsi" w:cstheme="minorBidi"/>
+                <w:noProof/>
+                <w:kern w:val="2"/>
+                <w:sz w:val="24"/>
+                <w:szCs w:val="24"/>
+                <w:lang w:val="it-IT"/>
+                <w14:ligatures w14:val="standardContextual"/>
+              </w:rPr>
+              <w:tab/>
+            </w:r>
+            <w:r>
+              <w:rPr>
+                <w:rStyle w:val="Collegamentoipertestuale"/>
+                <w:noProof/>
+              </w:rPr>
+              <w:t>Risultati test</w:t>
+            </w:r>
+            <w:r>
+              <w:rPr>
+                <w:noProof/>
+                <w:webHidden/>
+              </w:rPr>
+              <w:tab/>
+            </w:r>
+            <w:r>
+              <w:rPr>
+                <w:noProof/>
+                <w:webHidden/>
+              </w:rPr>
+              <w:fldChar w:fldCharType="begin"/>
+            </w:r>
+            <w:r>
+              <w:rPr>
+                <w:noProof/>
+                <w:webHidden/>
+              </w:rPr>
+              <w:instrText xml:space="preserve"> PAGEREF _Toc189853870 \h </w:instrText>
+            </w:r>
+            <w:r>
+              <w:rPr>
+                <w:noProof/>
+                <w:webHidden/>
+              </w:rPr>
+            </w:r>
+            <w:r>
+              <w:rPr>
+                <w:noProof/>
+                <w:webHidden/>
+              </w:rPr>
+              <w:fldChar w:fldCharType="separate"/>
+            </w:r>
+            <w:r>
+              <w:rPr>
+                <w:noProof/>
+                <w:webHidden/>
+              </w:rPr>
+              <w:t>13</w:t>
+            </w:r>
+            <w:r>
+              <w:rPr>
+                <w:noProof/>
+                <w:webHidden/>
+              </w:rPr>
+              <w:fldChar w:fldCharType="end"/>
+            </w:r>
+          </w:hyperlink>
+        </w:p>
+        <w:p>
+          <w:pPr>
+            <w:pStyle w:val="Sommario2"/>
+            <w:tabs>
+              <w:tab w:val="left" w:pos="800"/>
+              <w:tab w:val="right" w:leader="dot" w:pos="9628"/>
+            </w:tabs>
+            <w:rPr>
+              <w:rFonts w:asciiTheme="minorHAnsi" w:eastAsiaTheme="minorEastAsia" w:hAnsiTheme="minorHAnsi" w:cstheme="minorBidi"/>
+              <w:noProof/>
+              <w:kern w:val="2"/>
+              <w:sz w:val="24"/>
+              <w:szCs w:val="24"/>
+              <w:lang w:val="it-IT"/>
+              <w14:ligatures w14:val="standardContextual"/>
+            </w:rPr>
+          </w:pPr>
+          <w:hyperlink w:anchor="_Toc189853871" w:history="1">
+            <w:r>
+              <w:rPr>
+                <w:rStyle w:val="Collegamentoipertestuale"/>
+                <w:noProof/>
+              </w:rPr>
+              <w:t>5.3</w:t>
+            </w:r>
+            <w:r>
+              <w:rPr>
+                <w:rFonts w:asciiTheme="minorHAnsi" w:eastAsiaTheme="minorEastAsia" w:hAnsiTheme="minorHAnsi" w:cstheme="minorBidi"/>
+                <w:noProof/>
+                <w:kern w:val="2"/>
+                <w:sz w:val="24"/>
+                <w:szCs w:val="24"/>
+                <w:lang w:val="it-IT"/>
+                <w14:ligatures w14:val="standardContextual"/>
+              </w:rPr>
+              <w:tab/>
+            </w:r>
+            <w:r>
+              <w:rPr>
+                <w:rStyle w:val="Collegamentoipertestuale"/>
+                <w:noProof/>
+              </w:rPr>
+              <w:t>Mancanze/limitazioni conosciute</w:t>
+            </w:r>
+            <w:r>
+              <w:rPr>
+                <w:noProof/>
+                <w:webHidden/>
+              </w:rPr>
+              <w:tab/>
+            </w:r>
+            <w:r>
+              <w:rPr>
+                <w:noProof/>
+                <w:webHidden/>
+              </w:rPr>
+              <w:fldChar w:fldCharType="begin"/>
+            </w:r>
+            <w:r>
+              <w:rPr>
+                <w:noProof/>
+                <w:webHidden/>
+              </w:rPr>
+              <w:instrText xml:space="preserve"> PAGEREF _Toc189853871 \h </w:instrText>
+            </w:r>
+            <w:r>
+              <w:rPr>
+                <w:noProof/>
+                <w:webHidden/>
+              </w:rPr>
+            </w:r>
+            <w:r>
+              <w:rPr>
+                <w:noProof/>
+                <w:webHidden/>
+              </w:rPr>
+              <w:fldChar w:fldCharType="separate"/>
+            </w:r>
+            <w:r>
+              <w:rPr>
+                <w:noProof/>
+                <w:webHidden/>
+              </w:rPr>
+              <w:t>13</w:t>
+            </w:r>
+            <w:r>
+              <w:rPr>
+                <w:noProof/>
+                <w:webHidden/>
+              </w:rPr>
+              <w:fldChar w:fldCharType="end"/>
+            </w:r>
+          </w:hyperlink>
+        </w:p>
+        <w:p>
+          <w:pPr>
+            <w:pStyle w:val="Sommario1"/>
+            <w:tabs>
+              <w:tab w:val="left" w:pos="400"/>
+              <w:tab w:val="right" w:leader="dot" w:pos="9628"/>
+            </w:tabs>
+            <w:rPr>
+              <w:rFonts w:asciiTheme="minorHAnsi" w:eastAsiaTheme="minorEastAsia" w:hAnsiTheme="minorHAnsi" w:cstheme="minorBidi"/>
+              <w:noProof/>
+              <w:kern w:val="2"/>
+              <w:sz w:val="24"/>
+              <w:szCs w:val="24"/>
+              <w:lang w:val="it-IT"/>
+              <w14:ligatures w14:val="standardContextual"/>
+            </w:rPr>
+          </w:pPr>
+          <w:hyperlink w:anchor="_Toc189853872" w:history="1">
+            <w:r>
+              <w:rPr>
+                <w:rStyle w:val="Collegamentoipertestuale"/>
+                <w:noProof/>
+                <w:lang w:val="it-IT"/>
+              </w:rPr>
+              <w:t>6</w:t>
+            </w:r>
+            <w:r>
+              <w:rPr>
+                <w:rFonts w:asciiTheme="minorHAnsi" w:eastAsiaTheme="minorEastAsia" w:hAnsiTheme="minorHAnsi" w:cstheme="minorBidi"/>
+                <w:noProof/>
+                <w:kern w:val="2"/>
+                <w:sz w:val="24"/>
+                <w:szCs w:val="24"/>
+                <w:lang w:val="it-IT"/>
+                <w14:ligatures w14:val="standardContextual"/>
+              </w:rPr>
+              <w:tab/>
+            </w:r>
+            <w:r>
+              <w:rPr>
+                <w:rStyle w:val="Collegamentoipertestuale"/>
+                <w:noProof/>
+                <w:lang w:val="it-IT"/>
+              </w:rPr>
+              <w:t>Consuntivo</w:t>
+            </w:r>
+            <w:r>
+              <w:rPr>
+                <w:noProof/>
+                <w:webHidden/>
+              </w:rPr>
+              <w:tab/>
+            </w:r>
+            <w:r>
+              <w:rPr>
+                <w:noProof/>
+                <w:webHidden/>
+              </w:rPr>
+              <w:fldChar w:fldCharType="begin"/>
+            </w:r>
+            <w:r>
+              <w:rPr>
+                <w:noProof/>
+                <w:webHidden/>
+              </w:rPr>
+              <w:instrText xml:space="preserve"> PAGEREF _Toc189853872 \h </w:instrText>
+            </w:r>
+            <w:r>
+              <w:rPr>
+                <w:noProof/>
+                <w:webHidden/>
+              </w:rPr>
+            </w:r>
+            <w:r>
+              <w:rPr>
+                <w:noProof/>
+                <w:webHidden/>
+              </w:rPr>
+              <w:fldChar w:fldCharType="separate"/>
+            </w:r>
+            <w:r>
+              <w:rPr>
+                <w:noProof/>
+                <w:webHidden/>
+              </w:rPr>
+              <w:t>13</w:t>
+            </w:r>
+            <w:r>
+              <w:rPr>
+                <w:noProof/>
+                <w:webHidden/>
+              </w:rPr>
+              <w:fldChar w:fldCharType="end"/>
+            </w:r>
+          </w:hyperlink>
+        </w:p>
+        <w:p>
+          <w:pPr>
+            <w:pStyle w:val="Sommario1"/>
+            <w:tabs>
+              <w:tab w:val="left" w:pos="400"/>
+              <w:tab w:val="right" w:leader="dot" w:pos="9628"/>
+            </w:tabs>
+            <w:rPr>
+              <w:rFonts w:asciiTheme="minorHAnsi" w:eastAsiaTheme="minorEastAsia" w:hAnsiTheme="minorHAnsi" w:cstheme="minorBidi"/>
+              <w:noProof/>
+              <w:kern w:val="2"/>
+              <w:sz w:val="24"/>
+              <w:szCs w:val="24"/>
+              <w:lang w:val="it-IT"/>
+              <w14:ligatures w14:val="standardContextual"/>
+            </w:rPr>
+          </w:pPr>
+          <w:hyperlink w:anchor="_Toc189853873" w:history="1">
+            <w:r>
+              <w:rPr>
+                <w:rStyle w:val="Collegamentoipertestuale"/>
+                <w:noProof/>
+                <w:lang w:val="it-IT"/>
+              </w:rPr>
+              <w:t>7</w:t>
+            </w:r>
+            <w:r>
+              <w:rPr>
+                <w:rFonts w:asciiTheme="minorHAnsi" w:eastAsiaTheme="minorEastAsia" w:hAnsiTheme="minorHAnsi" w:cstheme="minorBidi"/>
+                <w:noProof/>
+                <w:kern w:val="2"/>
+                <w:sz w:val="24"/>
+                <w:szCs w:val="24"/>
+                <w:lang w:val="it-IT"/>
+                <w14:ligatures w14:val="standardContextual"/>
+              </w:rPr>
+              <w:tab/>
+            </w:r>
+            <w:r>
+              <w:rPr>
+                <w:rStyle w:val="Collegamentoipertestuale"/>
+                <w:noProof/>
+                <w:lang w:val="it-IT"/>
+              </w:rPr>
+              <w:t>Conclusioni</w:t>
+            </w:r>
+            <w:r>
+              <w:rPr>
+                <w:noProof/>
+                <w:webHidden/>
+              </w:rPr>
+              <w:tab/>
+            </w:r>
+            <w:r>
+              <w:rPr>
+                <w:noProof/>
+                <w:webHidden/>
+              </w:rPr>
+              <w:fldChar w:fldCharType="begin"/>
+            </w:r>
+            <w:r>
+              <w:rPr>
+                <w:noProof/>
+                <w:webHidden/>
+              </w:rPr>
+              <w:instrText xml:space="preserve"> PAGEREF _Toc189853873 \h </w:instrText>
+            </w:r>
+            <w:r>
+              <w:rPr>
+                <w:noProof/>
+                <w:webHidden/>
+              </w:rPr>
+            </w:r>
+            <w:r>
+              <w:rPr>
+                <w:noProof/>
+                <w:webHidden/>
+              </w:rPr>
+              <w:fldChar w:fldCharType="separate"/>
+            </w:r>
+            <w:r>
+              <w:rPr>
+                <w:noProof/>
+                <w:webHidden/>
+              </w:rPr>
+              <w:t>13</w:t>
+            </w:r>
+            <w:r>
+              <w:rPr>
+                <w:noProof/>
+                <w:webHidden/>
+              </w:rPr>
+              <w:fldChar w:fldCharType="end"/>
+            </w:r>
+          </w:hyperlink>
+        </w:p>
+        <w:p>
+          <w:pPr>
+            <w:pStyle w:val="Sommario2"/>
+            <w:tabs>
+              <w:tab w:val="left" w:pos="800"/>
+              <w:tab w:val="right" w:leader="dot" w:pos="9628"/>
+            </w:tabs>
+            <w:rPr>
+              <w:rFonts w:asciiTheme="minorHAnsi" w:eastAsiaTheme="minorEastAsia" w:hAnsiTheme="minorHAnsi" w:cstheme="minorBidi"/>
+              <w:noProof/>
+              <w:kern w:val="2"/>
+              <w:sz w:val="24"/>
+              <w:szCs w:val="24"/>
+              <w:lang w:val="it-IT"/>
+              <w14:ligatures w14:val="standardContextual"/>
+            </w:rPr>
+          </w:pPr>
+          <w:hyperlink w:anchor="_Toc189853874" w:history="1">
+            <w:r>
+              <w:rPr>
+                <w:rStyle w:val="Collegamentoipertestuale"/>
+                <w:noProof/>
+              </w:rPr>
+              <w:t>7.1</w:t>
+            </w:r>
+            <w:r>
+              <w:rPr>
+                <w:rFonts w:asciiTheme="minorHAnsi" w:eastAsiaTheme="minorEastAsia" w:hAnsiTheme="minorHAnsi" w:cstheme="minorBidi"/>
+                <w:noProof/>
+                <w:kern w:val="2"/>
+                <w:sz w:val="24"/>
+                <w:szCs w:val="24"/>
+                <w:lang w:val="it-IT"/>
+                <w14:ligatures w14:val="standardContextual"/>
+              </w:rPr>
+              <w:tab/>
+            </w:r>
+            <w:r>
+              <w:rPr>
+                <w:rStyle w:val="Collegamentoipertestuale"/>
+                <w:noProof/>
+              </w:rPr>
+              <w:t>Sviluppi futuri</w:t>
+            </w:r>
+            <w:r>
+              <w:rPr>
+                <w:noProof/>
+                <w:webHidden/>
+              </w:rPr>
+              <w:tab/>
+            </w:r>
+            <w:r>
+              <w:rPr>
+                <w:noProof/>
+                <w:webHidden/>
+              </w:rPr>
+              <w:fldChar w:fldCharType="begin"/>
+            </w:r>
+            <w:r>
+              <w:rPr>
+                <w:noProof/>
+                <w:webHidden/>
+              </w:rPr>
+              <w:instrText xml:space="preserve"> PAGEREF _Toc189853874 \h </w:instrText>
+            </w:r>
+            <w:r>
+              <w:rPr>
+                <w:noProof/>
+                <w:webHidden/>
+              </w:rPr>
+            </w:r>
+            <w:r>
+              <w:rPr>
+                <w:noProof/>
+                <w:webHidden/>
+              </w:rPr>
+              <w:fldChar w:fldCharType="separate"/>
+            </w:r>
+            <w:r>
+              <w:rPr>
+                <w:noProof/>
+                <w:webHidden/>
+              </w:rPr>
+              <w:t>13</w:t>
+            </w:r>
+            <w:r>
+              <w:rPr>
+                <w:noProof/>
+                <w:webHidden/>
+              </w:rPr>
+              <w:fldChar w:fldCharType="end"/>
+            </w:r>
+          </w:hyperlink>
+        </w:p>
+        <w:p>
+          <w:pPr>
+            <w:pStyle w:val="Sommario2"/>
+            <w:tabs>
+              <w:tab w:val="left" w:pos="800"/>
+              <w:tab w:val="right" w:leader="dot" w:pos="9628"/>
+            </w:tabs>
+            <w:rPr>
+              <w:rFonts w:asciiTheme="minorHAnsi" w:eastAsiaTheme="minorEastAsia" w:hAnsiTheme="minorHAnsi" w:cstheme="minorBidi"/>
+              <w:noProof/>
+              <w:kern w:val="2"/>
+              <w:sz w:val="24"/>
+              <w:szCs w:val="24"/>
+              <w:lang w:val="it-IT"/>
+              <w14:ligatures w14:val="standardContextual"/>
+            </w:rPr>
+          </w:pPr>
+          <w:hyperlink w:anchor="_Toc189853875" w:history="1">
+            <w:r>
+              <w:rPr>
+                <w:rStyle w:val="Collegamentoipertestuale"/>
+                <w:noProof/>
+              </w:rPr>
+              <w:t>7.2</w:t>
+            </w:r>
+            <w:r>
+              <w:rPr>
+                <w:rFonts w:asciiTheme="minorHAnsi" w:eastAsiaTheme="minorEastAsia" w:hAnsiTheme="minorHAnsi" w:cstheme="minorBidi"/>
+                <w:noProof/>
+                <w:kern w:val="2"/>
+                <w:sz w:val="24"/>
+                <w:szCs w:val="24"/>
+                <w:lang w:val="it-IT"/>
+                <w14:ligatures w14:val="standardContextual"/>
+              </w:rPr>
+              <w:tab/>
+            </w:r>
+            <w:r>
+              <w:rPr>
+                <w:rStyle w:val="Collegamentoipertestuale"/>
+                <w:noProof/>
+              </w:rPr>
+              <w:t>Considerazioni personali</w:t>
+            </w:r>
+            <w:r>
+              <w:rPr>
+                <w:noProof/>
+                <w:webHidden/>
+              </w:rPr>
+              <w:tab/>
+            </w:r>
+            <w:r>
+              <w:rPr>
+                <w:noProof/>
+                <w:webHidden/>
+              </w:rPr>
+              <w:fldChar w:fldCharType="begin"/>
+            </w:r>
+            <w:r>
+              <w:rPr>
+                <w:noProof/>
+                <w:webHidden/>
+              </w:rPr>
+              <w:instrText xml:space="preserve"> PAGEREF _Toc189853875 \h </w:instrText>
+            </w:r>
+            <w:r>
+              <w:rPr>
+                <w:noProof/>
+                <w:webHidden/>
+              </w:rPr>
+            </w:r>
+            <w:r>
+              <w:rPr>
+                <w:noProof/>
+                <w:webHidden/>
+              </w:rPr>
+              <w:fldChar w:fldCharType="separate"/>
+            </w:r>
+            <w:r>
+              <w:rPr>
+                <w:noProof/>
+                <w:webHidden/>
+              </w:rPr>
+              <w:t>13</w:t>
+            </w:r>
+            <w:r>
+              <w:rPr>
+                <w:noProof/>
+                <w:webHidden/>
+              </w:rPr>
+              <w:fldChar w:fldCharType="end"/>
+            </w:r>
+          </w:hyperlink>
+        </w:p>
+        <w:p>
+          <w:pPr>
+            <w:pStyle w:val="Sommario1"/>
+            <w:tabs>
+              <w:tab w:val="left" w:pos="400"/>
+              <w:tab w:val="right" w:leader="dot" w:pos="9628"/>
+            </w:tabs>
+            <w:rPr>
+              <w:rFonts w:asciiTheme="minorHAnsi" w:eastAsiaTheme="minorEastAsia" w:hAnsiTheme="minorHAnsi" w:cstheme="minorBidi"/>
+              <w:noProof/>
+              <w:kern w:val="2"/>
+              <w:sz w:val="24"/>
+              <w:szCs w:val="24"/>
+              <w:lang w:val="it-IT"/>
+              <w14:ligatures w14:val="standardContextual"/>
+            </w:rPr>
+          </w:pPr>
+          <w:hyperlink w:anchor="_Toc189853876" w:history="1">
+            <w:r>
+              <w:rPr>
+                <w:rStyle w:val="Collegamentoipertestuale"/>
+                <w:noProof/>
+                <w:lang w:val="it-IT"/>
+              </w:rPr>
+              <w:t>8</w:t>
+            </w:r>
+            <w:r>
+              <w:rPr>
+                <w:rFonts w:asciiTheme="minorHAnsi" w:eastAsiaTheme="minorEastAsia" w:hAnsiTheme="minorHAnsi" w:cstheme="minorBidi"/>
+                <w:noProof/>
+                <w:kern w:val="2"/>
+                <w:sz w:val="24"/>
+                <w:szCs w:val="24"/>
+                <w:lang w:val="it-IT"/>
+                <w14:ligatures w14:val="standardContextual"/>
+              </w:rPr>
+              <w:tab/>
+            </w:r>
+            <w:r>
+              <w:rPr>
+                <w:rStyle w:val="Collegamentoipertestuale"/>
+                <w:noProof/>
+                <w:lang w:val="it-IT"/>
+              </w:rPr>
+              <w:t>Glossario</w:t>
+            </w:r>
+            <w:r>
+              <w:rPr>
+                <w:noProof/>
+                <w:webHidden/>
+              </w:rPr>
+              <w:tab/>
+            </w:r>
+            <w:r>
+              <w:rPr>
+                <w:noProof/>
+                <w:webHidden/>
+              </w:rPr>
+              <w:fldChar w:fldCharType="begin"/>
+            </w:r>
+            <w:r>
+              <w:rPr>
+                <w:noProof/>
+                <w:webHidden/>
+              </w:rPr>
+              <w:instrText xml:space="preserve"> PAGEREF _Toc189853876 \h </w:instrText>
+            </w:r>
+            <w:r>
+              <w:rPr>
+                <w:noProof/>
+                <w:webHidden/>
+              </w:rPr>
+            </w:r>
+            <w:r>
+              <w:rPr>
+                <w:noProof/>
+                <w:webHidden/>
+              </w:rPr>
+              <w:fldChar w:fldCharType="separate"/>
+            </w:r>
+            <w:r>
+              <w:rPr>
+                <w:noProof/>
+                <w:webHidden/>
+              </w:rPr>
+              <w:t>13</w:t>
+            </w:r>
+            <w:r>
+              <w:rPr>
+                <w:noProof/>
+                <w:webHidden/>
+              </w:rPr>
+              <w:fldChar w:fldCharType="end"/>
+            </w:r>
+          </w:hyperlink>
+        </w:p>
+        <w:p>
+          <w:pPr>
+            <w:pStyle w:val="Sommario1"/>
+            <w:tabs>
+              <w:tab w:val="left" w:pos="400"/>
+              <w:tab w:val="right" w:leader="dot" w:pos="9628"/>
+            </w:tabs>
+            <w:rPr>
+              <w:rFonts w:asciiTheme="minorHAnsi" w:eastAsiaTheme="minorEastAsia" w:hAnsiTheme="minorHAnsi" w:cstheme="minorBidi"/>
+              <w:noProof/>
+              <w:kern w:val="2"/>
+              <w:sz w:val="24"/>
+              <w:szCs w:val="24"/>
+              <w:lang w:val="it-IT"/>
+              <w14:ligatures w14:val="standardContextual"/>
+            </w:rPr>
+          </w:pPr>
+          <w:hyperlink w:anchor="_Toc189853877" w:history="1">
+            <w:r>
+              <w:rPr>
+                <w:rStyle w:val="Collegamentoipertestuale"/>
+                <w:noProof/>
+                <w:lang w:val="it-IT"/>
+              </w:rPr>
+              <w:t>9</w:t>
+            </w:r>
+            <w:r>
+              <w:rPr>
+                <w:rFonts w:asciiTheme="minorHAnsi" w:eastAsiaTheme="minorEastAsia" w:hAnsiTheme="minorHAnsi" w:cstheme="minorBidi"/>
+                <w:noProof/>
+                <w:kern w:val="2"/>
+                <w:sz w:val="24"/>
+                <w:szCs w:val="24"/>
+                <w:lang w:val="it-IT"/>
+                <w14:ligatures w14:val="standardContextual"/>
+              </w:rPr>
+              <w:tab/>
+            </w:r>
+            <w:r>
+              <w:rPr>
+                <w:rStyle w:val="Collegamentoipertestuale"/>
+                <w:noProof/>
+                <w:lang w:val="it-IT"/>
+              </w:rPr>
+              <w:t>Bibliografia</w:t>
+            </w:r>
+            <w:r>
+              <w:rPr>
+                <w:noProof/>
+                <w:webHidden/>
+              </w:rPr>
+              <w:tab/>
+            </w:r>
+            <w:r>
+              <w:rPr>
+                <w:noProof/>
+                <w:webHidden/>
+              </w:rPr>
+              <w:fldChar w:fldCharType="begin"/>
+            </w:r>
+            <w:r>
+              <w:rPr>
+                <w:noProof/>
+                <w:webHidden/>
+              </w:rPr>
+              <w:instrText xml:space="preserve"> PAGEREF _Toc189853877 \h </w:instrText>
+            </w:r>
+            <w:r>
+              <w:rPr>
+                <w:noProof/>
+                <w:webHidden/>
+              </w:rPr>
+            </w:r>
+            <w:r>
+              <w:rPr>
+                <w:noProof/>
+                <w:webHidden/>
+              </w:rPr>
+              <w:fldChar w:fldCharType="separate"/>
+            </w:r>
+            <w:r>
+              <w:rPr>
+                <w:noProof/>
+                <w:webHidden/>
+              </w:rPr>
+              <w:t>14</w:t>
+            </w:r>
+            <w:r>
+              <w:rPr>
+                <w:noProof/>
+                <w:webHidden/>
+              </w:rPr>
+              <w:fldChar w:fldCharType="end"/>
+            </w:r>
+          </w:hyperlink>
+        </w:p>
+        <w:p>
+          <w:pPr>
+            <w:pStyle w:val="Sommario2"/>
+            <w:tabs>
+              <w:tab w:val="left" w:pos="800"/>
+              <w:tab w:val="right" w:leader="dot" w:pos="9628"/>
+            </w:tabs>
+            <w:rPr>
+              <w:rFonts w:asciiTheme="minorHAnsi" w:eastAsiaTheme="minorEastAsia" w:hAnsiTheme="minorHAnsi" w:cstheme="minorBidi"/>
+              <w:noProof/>
+              <w:kern w:val="2"/>
+              <w:sz w:val="24"/>
+              <w:szCs w:val="24"/>
+              <w:lang w:val="it-IT"/>
+              <w14:ligatures w14:val="standardContextual"/>
+            </w:rPr>
+          </w:pPr>
+          <w:hyperlink w:anchor="_Toc189853878" w:history="1">
+            <w:r>
+              <w:rPr>
+                <w:rStyle w:val="Collegamentoipertestuale"/>
+                <w:noProof/>
+              </w:rPr>
+              <w:t>9.1</w:t>
+            </w:r>
+            <w:r>
+              <w:rPr>
+                <w:rFonts w:asciiTheme="minorHAnsi" w:eastAsiaTheme="minorEastAsia" w:hAnsiTheme="minorHAnsi" w:cstheme="minorBidi"/>
+                <w:noProof/>
+                <w:kern w:val="2"/>
+                <w:sz w:val="24"/>
+                <w:szCs w:val="24"/>
+                <w:lang w:val="it-IT"/>
+                <w14:ligatures w14:val="standardContextual"/>
+              </w:rPr>
+              <w:tab/>
+            </w:r>
+            <w:r>
+              <w:rPr>
+                <w:rStyle w:val="Collegamentoipertestuale"/>
+                <w:noProof/>
+              </w:rPr>
+              <w:t>Bibliografia per articoli di riviste:</w:t>
+            </w:r>
+            <w:r>
+              <w:rPr>
+                <w:noProof/>
+                <w:webHidden/>
+              </w:rPr>
+              <w:tab/>
+            </w:r>
+            <w:r>
+              <w:rPr>
+                <w:noProof/>
+                <w:webHidden/>
+              </w:rPr>
+              <w:fldChar w:fldCharType="begin"/>
+            </w:r>
+            <w:r>
+              <w:rPr>
+                <w:noProof/>
+                <w:webHidden/>
+              </w:rPr>
+              <w:instrText xml:space="preserve"> PAGEREF _Toc189853878 \h </w:instrText>
+            </w:r>
+            <w:r>
+              <w:rPr>
+                <w:noProof/>
+                <w:webHidden/>
+              </w:rPr>
+            </w:r>
+            <w:r>
+              <w:rPr>
+                <w:noProof/>
+                <w:webHidden/>
+              </w:rPr>
+              <w:fldChar w:fldCharType="separate"/>
+            </w:r>
+            <w:r>
+              <w:rPr>
+                <w:noProof/>
+                <w:webHidden/>
+              </w:rPr>
+              <w:t>14</w:t>
+            </w:r>
+            <w:r>
+              <w:rPr>
+                <w:noProof/>
+                <w:webHidden/>
+              </w:rPr>
+              <w:fldChar w:fldCharType="end"/>
+            </w:r>
+          </w:hyperlink>
+        </w:p>
+        <w:p>
+          <w:pPr>
+            <w:pStyle w:val="Sommario2"/>
+            <w:tabs>
+              <w:tab w:val="left" w:pos="800"/>
+              <w:tab w:val="right" w:leader="dot" w:pos="9628"/>
+            </w:tabs>
+            <w:rPr>
+              <w:rFonts w:asciiTheme="minorHAnsi" w:eastAsiaTheme="minorEastAsia" w:hAnsiTheme="minorHAnsi" w:cstheme="minorBidi"/>
+              <w:noProof/>
+              <w:kern w:val="2"/>
+              <w:sz w:val="24"/>
+              <w:szCs w:val="24"/>
+              <w:lang w:val="it-IT"/>
+              <w14:ligatures w14:val="standardContextual"/>
+            </w:rPr>
+          </w:pPr>
+          <w:hyperlink w:anchor="_Toc189853879" w:history="1">
+            <w:r>
+              <w:rPr>
+                <w:rStyle w:val="Collegamentoipertestuale"/>
+                <w:noProof/>
+              </w:rPr>
+              <w:t>9.2</w:t>
+            </w:r>
+            <w:r>
+              <w:rPr>
+                <w:rFonts w:asciiTheme="minorHAnsi" w:eastAsiaTheme="minorEastAsia" w:hAnsiTheme="minorHAnsi" w:cstheme="minorBidi"/>
+                <w:noProof/>
+                <w:kern w:val="2"/>
+                <w:sz w:val="24"/>
+                <w:szCs w:val="24"/>
+                <w:lang w:val="it-IT"/>
+                <w14:ligatures w14:val="standardContextual"/>
+              </w:rPr>
+              <w:tab/>
+            </w:r>
+            <w:r>
+              <w:rPr>
+                <w:rStyle w:val="Collegamentoipertestuale"/>
+                <w:noProof/>
+              </w:rPr>
+              <w:t>Bibliografia per libri</w:t>
+            </w:r>
+            <w:r>
+              <w:rPr>
+                <w:noProof/>
+                <w:webHidden/>
+              </w:rPr>
+              <w:tab/>
+            </w:r>
+            <w:r>
+              <w:rPr>
+                <w:noProof/>
+                <w:webHidden/>
+              </w:rPr>
+              <w:fldChar w:fldCharType="begin"/>
+            </w:r>
+            <w:r>
+              <w:rPr>
+                <w:noProof/>
+                <w:webHidden/>
+              </w:rPr>
+              <w:instrText xml:space="preserve"> PAGEREF _Toc189853879 \h </w:instrText>
+            </w:r>
+            <w:r>
+              <w:rPr>
+                <w:noProof/>
+                <w:webHidden/>
+              </w:rPr>
+            </w:r>
+            <w:r>
+              <w:rPr>
+                <w:noProof/>
+                <w:webHidden/>
+              </w:rPr>
+              <w:fldChar w:fldCharType="separate"/>
+            </w:r>
+            <w:r>
+              <w:rPr>
+                <w:noProof/>
+                <w:webHidden/>
+              </w:rPr>
+              <w:t>14</w:t>
+            </w:r>
+            <w:r>
+              <w:rPr>
+                <w:noProof/>
+                <w:webHidden/>
+              </w:rPr>
+              <w:fldChar w:fldCharType="end"/>
+            </w:r>
+          </w:hyperlink>
+        </w:p>
+        <w:p>
+          <w:pPr>
+            <w:pStyle w:val="Sommario2"/>
+            <w:tabs>
+              <w:tab w:val="left" w:pos="800"/>
+              <w:tab w:val="right" w:leader="dot" w:pos="9628"/>
+            </w:tabs>
+            <w:rPr>
+              <w:rFonts w:asciiTheme="minorHAnsi" w:eastAsiaTheme="minorEastAsia" w:hAnsiTheme="minorHAnsi" w:cstheme="minorBidi"/>
+              <w:noProof/>
+              <w:kern w:val="2"/>
+              <w:sz w:val="24"/>
+              <w:szCs w:val="24"/>
+              <w:lang w:val="it-IT"/>
+              <w14:ligatures w14:val="standardContextual"/>
+            </w:rPr>
+          </w:pPr>
+          <w:hyperlink w:anchor="_Toc189853880" w:history="1">
+            <w:r>
+              <w:rPr>
+                <w:rStyle w:val="Collegamentoipertestuale"/>
+                <w:noProof/>
+              </w:rPr>
+              <w:t>9.3</w:t>
+            </w:r>
+            <w:r>
+              <w:rPr>
+                <w:rFonts w:asciiTheme="minorHAnsi" w:eastAsiaTheme="minorEastAsia" w:hAnsiTheme="minorHAnsi" w:cstheme="minorBidi"/>
+                <w:noProof/>
+                <w:kern w:val="2"/>
+                <w:sz w:val="24"/>
+                <w:szCs w:val="24"/>
+                <w:lang w:val="it-IT"/>
+                <w14:ligatures w14:val="standardContextual"/>
+              </w:rPr>
+              <w:tab/>
+            </w:r>
+            <w:r>
+              <w:rPr>
+                <w:rStyle w:val="Collegamentoipertestuale"/>
+                <w:noProof/>
+              </w:rPr>
+              <w:t>Sitografia</w:t>
+            </w:r>
+            <w:r>
+              <w:rPr>
+                <w:noProof/>
+                <w:webHidden/>
+              </w:rPr>
+              <w:tab/>
+            </w:r>
+            <w:r>
+              <w:rPr>
+                <w:noProof/>
+                <w:webHidden/>
+              </w:rPr>
+              <w:fldChar w:fldCharType="begin"/>
+            </w:r>
+            <w:r>
+              <w:rPr>
+                <w:noProof/>
+                <w:webHidden/>
+              </w:rPr>
+              <w:instrText xml:space="preserve"> PAGEREF _Toc189853880 \h </w:instrText>
+            </w:r>
+            <w:r>
+              <w:rPr>
+                <w:noProof/>
+                <w:webHidden/>
+              </w:rPr>
+            </w:r>
+            <w:r>
+              <w:rPr>
+                <w:noProof/>
+                <w:webHidden/>
+              </w:rPr>
+              <w:fldChar w:fldCharType="separate"/>
+            </w:r>
+            <w:r>
+              <w:rPr>
+                <w:noProof/>
+                <w:webHidden/>
+              </w:rPr>
+              <w:t>14</w:t>
+            </w:r>
+            <w:r>
+              <w:rPr>
+                <w:noProof/>
+                <w:webHidden/>
+              </w:rPr>
+              <w:fldChar w:fldCharType="end"/>
+            </w:r>
+          </w:hyperlink>
+        </w:p>
+        <w:p>
+          <w:pPr>
+            <w:pStyle w:val="Sommario1"/>
+            <w:tabs>
+              <w:tab w:val="left" w:pos="600"/>
+              <w:tab w:val="right" w:leader="dot" w:pos="9628"/>
+            </w:tabs>
+            <w:rPr>
+              <w:rFonts w:asciiTheme="minorHAnsi" w:eastAsiaTheme="minorEastAsia" w:hAnsiTheme="minorHAnsi" w:cstheme="minorBidi"/>
+              <w:noProof/>
+              <w:kern w:val="2"/>
+              <w:sz w:val="24"/>
+              <w:szCs w:val="24"/>
+              <w:lang w:val="it-IT"/>
+              <w14:ligatures w14:val="standardContextual"/>
+            </w:rPr>
+          </w:pPr>
+          <w:hyperlink w:anchor="_Toc189853881" w:history="1">
+            <w:r>
+              <w:rPr>
+                <w:rStyle w:val="Collegamentoipertestuale"/>
+                <w:noProof/>
+                <w:lang w:val="it-IT"/>
+              </w:rPr>
+              <w:t>10</w:t>
+            </w:r>
+            <w:r>
+              <w:rPr>
+                <w:rFonts w:asciiTheme="minorHAnsi" w:eastAsiaTheme="minorEastAsia" w:hAnsiTheme="minorHAnsi" w:cstheme="minorBidi"/>
+                <w:noProof/>
+                <w:kern w:val="2"/>
+                <w:sz w:val="24"/>
+                <w:szCs w:val="24"/>
+                <w:lang w:val="it-IT"/>
+                <w14:ligatures w14:val="standardContextual"/>
+              </w:rPr>
+              <w:tab/>
+            </w:r>
+            <w:r>
+              <w:rPr>
+                <w:rStyle w:val="Collegamentoipertestuale"/>
+                <w:noProof/>
+                <w:lang w:val="it-IT"/>
+              </w:rPr>
+              <w:t>Allegati</w:t>
+            </w:r>
+            <w:r>
+              <w:rPr>
+                <w:noProof/>
+                <w:webHidden/>
+              </w:rPr>
+              <w:tab/>
+            </w:r>
+            <w:r>
+              <w:rPr>
+                <w:noProof/>
+                <w:webHidden/>
+              </w:rPr>
+              <w:fldChar w:fldCharType="begin"/>
+            </w:r>
+            <w:r>
+              <w:rPr>
+                <w:noProof/>
+                <w:webHidden/>
+              </w:rPr>
+              <w:instrText xml:space="preserve"> PAGEREF _Toc189853881 \h </w:instrText>
+            </w:r>
+            <w:r>
+              <w:rPr>
+                <w:noProof/>
+                <w:webHidden/>
+              </w:rPr>
+            </w:r>
+            <w:r>
+              <w:rPr>
+                <w:noProof/>
+                <w:webHidden/>
+              </w:rPr>
+              <w:fldChar w:fldCharType="separate"/>
+            </w:r>
+            <w:r>
+              <w:rPr>
+                <w:noProof/>
+                <w:webHidden/>
+              </w:rPr>
+              <w:t>14</w:t>
+            </w:r>
+            <w:r>
+              <w:rPr>
+                <w:noProof/>
+                <w:webHidden/>
+              </w:rPr>
+              <w:fldChar w:fldCharType="end"/>
+            </w:r>
+          </w:hyperlink>
+        </w:p>
+        <w:p>
+          <w:r>
+            <w:rPr>
+              <w:b/>
+              <w:bCs/>
+            </w:rPr>
+            <w:fldChar w:fldCharType="end"/>
+          </w:r>
+        </w:p>
+      </w:sdtContent>
+    </w:sdt>
+    <w:p>
+      <w:pPr>
+        <w:rPr>
+          <w:lang w:val="it-IT"/>
+        </w:rPr>
+      </w:pPr>
     </w:p>
     <w:p>
       <w:pPr>
-        <w:pStyle w:val="Sommario1"/>
-        <w:tabs>
-          <w:tab w:val="left" w:pos="400"/>
-          <w:tab w:val="right" w:leader="dot" w:pos="9628"/>
-        </w:tabs>
-        <w:rPr>
-          <w:rFonts w:asciiTheme="minorHAnsi" w:eastAsiaTheme="minorEastAsia" w:hAnsiTheme="minorHAnsi" w:cstheme="minorBidi"/>
-          <w:noProof/>
-          <w:sz w:val="22"/>
-          <w:szCs w:val="22"/>
-          <w:lang w:eastAsia="it-CH"/>
-        </w:rPr>
-      </w:pPr>
-      <w:r>
-        <w:rPr>
-          <w:noProof/>
+        <w:pStyle w:val="Titolo1"/>
+        <w:rPr>
+          <w:lang w:val="it-IT"/>
+        </w:rPr>
+      </w:pPr>
+      <w:r>
+        <w:rPr>
+          <w:lang w:val="it-IT"/>
+        </w:rPr>
+        <w:br w:type="page"/>
+      </w:r>
+      <w:bookmarkStart w:id="0" w:name="_Toc94790441"/>
+      <w:bookmarkStart w:id="1" w:name="_Toc189853851"/>
+      <w:r>
+        <w:rPr>
           <w:lang w:val="it-IT"/>
         </w:rPr>
         <w:lastRenderedPageBreak/>
-        <w:t>1</w:t>
-      </w:r>
-      <w:r>
-        <w:rPr>
-          <w:rFonts w:asciiTheme="minorHAnsi" w:eastAsiaTheme="minorEastAsia" w:hAnsiTheme="minorHAnsi" w:cstheme="minorBidi"/>
-          <w:noProof/>
-          <w:sz w:val="22"/>
-          <w:szCs w:val="22"/>
-          <w:lang w:eastAsia="it-CH"/>
-        </w:rPr>
-        <w:tab/>
-      </w:r>
-      <w:r>
-        <w:rPr>
-          <w:noProof/>
-          <w:lang w:val="it-IT"/>
-        </w:rPr>
         <w:t>Introduzione</w:t>
       </w:r>
-      <w:r>
-        <w:rPr>
-          <w:noProof/>
-        </w:rPr>
-        <w:tab/>
-      </w:r>
-      <w:r>
-        <w:rPr>
-          <w:noProof/>
-        </w:rPr>
-        <w:fldChar w:fldCharType="begin"/>
-      </w:r>
-      <w:r>
-        <w:rPr>
-          <w:noProof/>
-        </w:rPr>
-        <w:instrText xml:space="preserve"> PAGEREF _Toc94790441 \h </w:instrText>
-      </w:r>
-      <w:r>
-        <w:rPr>
-          <w:noProof/>
-        </w:rPr>
-      </w:r>
-      <w:r>
-        <w:rPr>
-          <w:noProof/>
-        </w:rPr>
-        <w:fldChar w:fldCharType="separate"/>
-      </w:r>
-      <w:r>
-        <w:rPr>
-          <w:noProof/>
-        </w:rPr>
-        <w:t>3</w:t>
-      </w:r>
-      <w:r>
-        <w:rPr>
-          <w:noProof/>
-        </w:rPr>
-        <w:fldChar w:fldCharType="end"/>
-      </w:r>
+      <w:bookmarkEnd w:id="0"/>
+      <w:bookmarkEnd w:id="1"/>
     </w:p>
     <w:p>
       <w:pPr>
-        <w:pStyle w:val="Sommario2"/>
-        <w:tabs>
-          <w:tab w:val="left" w:pos="800"/>
-          <w:tab w:val="right" w:leader="dot" w:pos="9628"/>
-        </w:tabs>
-        <w:rPr>
-          <w:rFonts w:asciiTheme="minorHAnsi" w:eastAsiaTheme="minorEastAsia" w:hAnsiTheme="minorHAnsi" w:cstheme="minorBidi"/>
-          <w:noProof/>
-          <w:sz w:val="22"/>
-          <w:szCs w:val="22"/>
-          <w:lang w:eastAsia="it-CH"/>
-        </w:rPr>
-      </w:pPr>
-      <w:r>
-        <w:rPr>
-          <w:noProof/>
-        </w:rPr>
-        <w:t>1.1</w:t>
-      </w:r>
-      <w:r>
-        <w:rPr>
-          <w:rFonts w:asciiTheme="minorHAnsi" w:eastAsiaTheme="minorEastAsia" w:hAnsiTheme="minorHAnsi" w:cstheme="minorBidi"/>
-          <w:noProof/>
-          <w:sz w:val="22"/>
-          <w:szCs w:val="22"/>
-          <w:lang w:eastAsia="it-CH"/>
-        </w:rPr>
-        <w:tab/>
-      </w:r>
-      <w:r>
-        <w:rPr>
-          <w:noProof/>
-        </w:rPr>
+        <w:pStyle w:val="Titolo2"/>
+      </w:pPr>
+      <w:bookmarkStart w:id="2" w:name="_Toc94790442"/>
+      <w:bookmarkStart w:id="3" w:name="_Toc189853852"/>
+      <w:r>
         <w:t>Informazioni sul progetto</w:t>
       </w:r>
-      <w:r>
-        <w:rPr>
-          <w:noProof/>
-        </w:rPr>
-        <w:tab/>
-      </w:r>
-      <w:r>
-        <w:rPr>
-          <w:noProof/>
-        </w:rPr>
-        <w:fldChar w:fldCharType="begin"/>
-      </w:r>
-      <w:r>
-        <w:rPr>
-          <w:noProof/>
-        </w:rPr>
-        <w:instrText xml:space="preserve"> PAGEREF _Toc94790442 \h </w:instrText>
-      </w:r>
-      <w:r>
-        <w:rPr>
-          <w:noProof/>
-        </w:rPr>
-      </w:r>
-      <w:r>
-        <w:rPr>
-          <w:noProof/>
-        </w:rPr>
-        <w:fldChar w:fldCharType="separate"/>
-      </w:r>
-      <w:r>
-        <w:rPr>
-          <w:noProof/>
-        </w:rPr>
-        <w:t>3</w:t>
-      </w:r>
-      <w:r>
-        <w:rPr>
-          <w:noProof/>
-        </w:rPr>
-        <w:fldChar w:fldCharType="end"/>
+      <w:bookmarkEnd w:id="2"/>
+      <w:bookmarkEnd w:id="3"/>
+      <w:r>
+        <w:t xml:space="preserve"> </w:t>
       </w:r>
     </w:p>
     <w:p>
-      <w:pPr>
-        <w:pStyle w:val="Sommario2"/>
-        <w:tabs>
-          <w:tab w:val="left" w:pos="800"/>
-          <w:tab w:val="right" w:leader="dot" w:pos="9628"/>
-        </w:tabs>
-        <w:rPr>
-          <w:rFonts w:asciiTheme="minorHAnsi" w:eastAsiaTheme="minorEastAsia" w:hAnsiTheme="minorHAnsi" w:cstheme="minorBidi"/>
-          <w:noProof/>
-          <w:sz w:val="22"/>
-          <w:szCs w:val="22"/>
-          <w:lang w:eastAsia="it-CH"/>
-        </w:rPr>
-      </w:pPr>
-      <w:r>
-        <w:rPr>
-          <w:noProof/>
-        </w:rPr>
-        <w:t>1.2</w:t>
-      </w:r>
-      <w:r>
-        <w:rPr>
-          <w:rFonts w:asciiTheme="minorHAnsi" w:eastAsiaTheme="minorEastAsia" w:hAnsiTheme="minorHAnsi" w:cstheme="minorBidi"/>
-          <w:noProof/>
-          <w:sz w:val="22"/>
-          <w:szCs w:val="22"/>
-          <w:lang w:eastAsia="it-CH"/>
-        </w:rPr>
-        <w:tab/>
-      </w:r>
-      <w:r>
-        <w:rPr>
-          <w:noProof/>
-        </w:rPr>
-        <w:t>Abstract</w:t>
-      </w:r>
-      <w:r>
-        <w:rPr>
-          <w:noProof/>
-        </w:rPr>
-        <w:tab/>
-      </w:r>
-      <w:r>
-        <w:rPr>
-          <w:noProof/>
-        </w:rPr>
-        <w:fldChar w:fldCharType="begin"/>
-      </w:r>
-      <w:r>
-        <w:rPr>
-          <w:noProof/>
-        </w:rPr>
-        <w:instrText xml:space="preserve"> PAGEREF _Toc94790443 \h </w:instrText>
-      </w:r>
-      <w:r>
-        <w:rPr>
-          <w:noProof/>
-        </w:rPr>
-      </w:r>
-      <w:r>
-        <w:rPr>
-          <w:noProof/>
-        </w:rPr>
-        <w:fldChar w:fldCharType="separate"/>
-      </w:r>
-      <w:r>
-        <w:rPr>
-          <w:noProof/>
-        </w:rPr>
-        <w:t>3</w:t>
-      </w:r>
-      <w:r>
-        <w:rPr>
-          <w:noProof/>
-        </w:rPr>
-        <w:fldChar w:fldCharType="end"/>
+      <w:bookmarkStart w:id="4" w:name="_Toc94790443"/>
+      <w:r>
+        <w:t>Alliev</w:t>
+      </w:r>
+      <w:r>
+        <w:t>i</w:t>
+      </w:r>
+      <w:r>
+        <w:t>: Christian Arzani</w:t>
+      </w:r>
+      <w:r>
+        <w:t>, Andrea Suma, Samuele Ambrosetti, Andrea Negri</w:t>
       </w:r>
     </w:p>
     <w:p>
-      <w:pPr>
-        <w:pStyle w:val="Sommario2"/>
-        <w:tabs>
-          <w:tab w:val="left" w:pos="800"/>
-          <w:tab w:val="right" w:leader="dot" w:pos="9628"/>
-        </w:tabs>
-        <w:rPr>
-          <w:rFonts w:asciiTheme="minorHAnsi" w:eastAsiaTheme="minorEastAsia" w:hAnsiTheme="minorHAnsi" w:cstheme="minorBidi"/>
-          <w:noProof/>
-          <w:sz w:val="22"/>
-          <w:szCs w:val="22"/>
-          <w:lang w:eastAsia="it-CH"/>
-        </w:rPr>
-      </w:pPr>
-      <w:r>
-        <w:rPr>
-          <w:noProof/>
-        </w:rPr>
-        <w:t>1.3</w:t>
-      </w:r>
-      <w:r>
-        <w:rPr>
-          <w:rFonts w:asciiTheme="minorHAnsi" w:eastAsiaTheme="minorEastAsia" w:hAnsiTheme="minorHAnsi" w:cstheme="minorBidi"/>
-          <w:noProof/>
-          <w:sz w:val="22"/>
-          <w:szCs w:val="22"/>
-          <w:lang w:eastAsia="it-CH"/>
-        </w:rPr>
-        <w:tab/>
-      </w:r>
-      <w:r>
-        <w:rPr>
-          <w:noProof/>
-        </w:rPr>
-        <w:t>Scopo</w:t>
-      </w:r>
-      <w:r>
-        <w:rPr>
-          <w:noProof/>
-        </w:rPr>
-        <w:tab/>
-      </w:r>
-      <w:r>
-        <w:rPr>
-          <w:noProof/>
-        </w:rPr>
-        <w:fldChar w:fldCharType="begin"/>
-      </w:r>
-      <w:r>
-        <w:rPr>
-          <w:noProof/>
-        </w:rPr>
-        <w:instrText xml:space="preserve"> PAGEREF _Toc94790444 \h </w:instrText>
-      </w:r>
-      <w:r>
-        <w:rPr>
-          <w:noProof/>
-        </w:rPr>
-      </w:r>
-      <w:r>
-        <w:rPr>
-          <w:noProof/>
-        </w:rPr>
-        <w:fldChar w:fldCharType="separate"/>
-      </w:r>
-      <w:r>
-        <w:rPr>
-          <w:noProof/>
-        </w:rPr>
-        <w:t>3</w:t>
-      </w:r>
-      <w:r>
-        <w:rPr>
-          <w:noProof/>
-        </w:rPr>
-        <w:fldChar w:fldCharType="end"/>
+      <w:r>
+        <w:t>Docente responsabile: Geo Petrini</w:t>
       </w:r>
     </w:p>
     <w:p>
-      <w:pPr>
-        <w:pStyle w:val="Sommario1"/>
-        <w:tabs>
-          <w:tab w:val="left" w:pos="400"/>
-          <w:tab w:val="right" w:leader="dot" w:pos="9628"/>
-        </w:tabs>
-        <w:rPr>
-          <w:rFonts w:asciiTheme="minorHAnsi" w:eastAsiaTheme="minorEastAsia" w:hAnsiTheme="minorHAnsi" w:cstheme="minorBidi"/>
-          <w:noProof/>
-          <w:sz w:val="22"/>
-          <w:szCs w:val="22"/>
-          <w:lang w:eastAsia="it-CH"/>
-        </w:rPr>
-      </w:pPr>
-      <w:r>
-        <w:rPr>
-          <w:noProof/>
-          <w:lang w:val="it-IT"/>
-        </w:rPr>
-        <w:t>2</w:t>
-      </w:r>
-      <w:r>
-        <w:rPr>
-          <w:rFonts w:asciiTheme="minorHAnsi" w:eastAsiaTheme="minorEastAsia" w:hAnsiTheme="minorHAnsi" w:cstheme="minorBidi"/>
-          <w:noProof/>
-          <w:sz w:val="22"/>
-          <w:szCs w:val="22"/>
-          <w:lang w:eastAsia="it-CH"/>
-        </w:rPr>
-        <w:tab/>
-      </w:r>
-      <w:r>
-        <w:rPr>
-          <w:noProof/>
-          <w:lang w:val="it-IT"/>
-        </w:rPr>
-        <w:t>Analisi</w:t>
-      </w:r>
-      <w:r>
-        <w:rPr>
-          <w:noProof/>
-        </w:rPr>
-        <w:tab/>
-      </w:r>
-      <w:r>
-        <w:rPr>
-          <w:noProof/>
-        </w:rPr>
-        <w:fldChar w:fldCharType="begin"/>
-      </w:r>
-      <w:r>
-        <w:rPr>
-          <w:noProof/>
-        </w:rPr>
-        <w:instrText xml:space="preserve"> PAGEREF _Toc94790445 \h </w:instrText>
-      </w:r>
-      <w:r>
-        <w:rPr>
-          <w:noProof/>
-        </w:rPr>
-      </w:r>
-      <w:r>
-        <w:rPr>
-          <w:noProof/>
-        </w:rPr>
-        <w:fldChar w:fldCharType="separate"/>
-      </w:r>
-      <w:r>
-        <w:rPr>
-          <w:noProof/>
-        </w:rPr>
-        <w:t>4</w:t>
-      </w:r>
-      <w:r>
-        <w:rPr>
-          <w:noProof/>
-        </w:rPr>
-        <w:fldChar w:fldCharType="end"/>
+      <w:r>
+        <w:t>SAMT Sezione Informatica 3BB</w:t>
+      </w:r>
+      <w:r>
+        <w:t>/C</w:t>
       </w:r>
     </w:p>
     <w:p>
-      <w:pPr>
-        <w:pStyle w:val="Sommario2"/>
-        <w:tabs>
-          <w:tab w:val="left" w:pos="800"/>
-          <w:tab w:val="right" w:leader="dot" w:pos="9628"/>
-        </w:tabs>
-        <w:rPr>
-          <w:rFonts w:asciiTheme="minorHAnsi" w:eastAsiaTheme="minorEastAsia" w:hAnsiTheme="minorHAnsi" w:cstheme="minorBidi"/>
-          <w:noProof/>
-          <w:sz w:val="22"/>
-          <w:szCs w:val="22"/>
-          <w:lang w:eastAsia="it-CH"/>
-        </w:rPr>
-      </w:pPr>
-      <w:r>
-        <w:rPr>
-          <w:noProof/>
-        </w:rPr>
-        <w:t>2.1</w:t>
-      </w:r>
-      <w:r>
-        <w:rPr>
-          <w:rFonts w:asciiTheme="minorHAnsi" w:eastAsiaTheme="minorEastAsia" w:hAnsiTheme="minorHAnsi" w:cstheme="minorBidi"/>
-          <w:noProof/>
-          <w:sz w:val="22"/>
-          <w:szCs w:val="22"/>
-          <w:lang w:eastAsia="it-CH"/>
-        </w:rPr>
-        <w:tab/>
-      </w:r>
-      <w:r>
-        <w:rPr>
-          <w:noProof/>
-        </w:rPr>
-        <w:t>Analisi del dominio</w:t>
-      </w:r>
-      <w:r>
-        <w:rPr>
-          <w:noProof/>
-        </w:rPr>
-        <w:tab/>
-      </w:r>
-      <w:r>
-        <w:rPr>
-          <w:noProof/>
-        </w:rPr>
-        <w:fldChar w:fldCharType="begin"/>
-      </w:r>
-      <w:r>
-        <w:rPr>
-          <w:noProof/>
-        </w:rPr>
-        <w:instrText xml:space="preserve"> PAGEREF _Toc94790446 \h </w:instrText>
-      </w:r>
-      <w:r>
-        <w:rPr>
-          <w:noProof/>
-        </w:rPr>
-      </w:r>
-      <w:r>
-        <w:rPr>
-          <w:noProof/>
-        </w:rPr>
-        <w:fldChar w:fldCharType="separate"/>
-      </w:r>
-      <w:r>
-        <w:rPr>
-          <w:noProof/>
-        </w:rPr>
-        <w:t>4</w:t>
-      </w:r>
-      <w:r>
-        <w:rPr>
-          <w:noProof/>
-        </w:rPr>
-        <w:fldChar w:fldCharType="end"/>
+      <w:r>
+        <w:t>Inizio: 0</w:t>
+      </w:r>
+      <w:r>
+        <w:t>8</w:t>
+      </w:r>
+      <w:r>
+        <w:t>.0</w:t>
+      </w:r>
+      <w:r>
+        <w:t>1</w:t>
+      </w:r>
+      <w:r>
+        <w:t>.202</w:t>
+      </w:r>
+      <w:r>
+        <w:t>5</w:t>
       </w:r>
     </w:p>
     <w:p>
-      <w:pPr>
-        <w:pStyle w:val="Sommario2"/>
-        <w:tabs>
-          <w:tab w:val="left" w:pos="800"/>
-          <w:tab w:val="right" w:leader="dot" w:pos="9628"/>
-        </w:tabs>
-        <w:rPr>
-          <w:rFonts w:asciiTheme="minorHAnsi" w:eastAsiaTheme="minorEastAsia" w:hAnsiTheme="minorHAnsi" w:cstheme="minorBidi"/>
-          <w:noProof/>
-          <w:sz w:val="22"/>
-          <w:szCs w:val="22"/>
-          <w:lang w:eastAsia="it-CH"/>
-        </w:rPr>
-      </w:pPr>
-      <w:r>
-        <w:rPr>
-          <w:noProof/>
-        </w:rPr>
-        <w:t>2.2</w:t>
-      </w:r>
-      <w:r>
-        <w:rPr>
-          <w:rFonts w:asciiTheme="minorHAnsi" w:eastAsiaTheme="minorEastAsia" w:hAnsiTheme="minorHAnsi" w:cstheme="minorBidi"/>
-          <w:noProof/>
-          <w:sz w:val="22"/>
-          <w:szCs w:val="22"/>
-          <w:lang w:eastAsia="it-CH"/>
-        </w:rPr>
-        <w:tab/>
-      </w:r>
-      <w:r>
-        <w:rPr>
-          <w:noProof/>
-        </w:rPr>
-        <w:t>Analisi e specifica dei requisiti</w:t>
-      </w:r>
-      <w:r>
-        <w:rPr>
-          <w:noProof/>
-        </w:rPr>
-        <w:tab/>
-      </w:r>
-      <w:r>
-        <w:rPr>
-          <w:noProof/>
-        </w:rPr>
-        <w:fldChar w:fldCharType="begin"/>
-      </w:r>
-      <w:r>
-        <w:rPr>
-          <w:noProof/>
-        </w:rPr>
-        <w:instrText xml:space="preserve"> PAGEREF _Toc94790447 \h </w:instrText>
-      </w:r>
-      <w:r>
-        <w:rPr>
-          <w:noProof/>
-        </w:rPr>
-      </w:r>
-      <w:r>
-        <w:rPr>
-          <w:noProof/>
-        </w:rPr>
-        <w:fldChar w:fldCharType="separate"/>
-      </w:r>
-      <w:r>
-        <w:rPr>
-          <w:noProof/>
-        </w:rPr>
-        <w:t>4</w:t>
-      </w:r>
-      <w:r>
-        <w:rPr>
-          <w:noProof/>
-        </w:rPr>
-        <w:fldChar w:fldCharType="end"/>
+      <w:r>
+        <w:t xml:space="preserve">Termine: </w:t>
+      </w:r>
+      <w:r>
+        <w:t>2</w:t>
+      </w:r>
+      <w:r>
+        <w:t>8.</w:t>
+      </w:r>
+      <w:r>
+        <w:t>05</w:t>
+      </w:r>
+      <w:r>
+        <w:t>.202</w:t>
+      </w:r>
+      <w:r>
+        <w:t>5</w:t>
       </w:r>
     </w:p>
     <w:p>
       <w:pPr>
-        <w:pStyle w:val="Sommario3"/>
-        <w:tabs>
-          <w:tab w:val="left" w:pos="1200"/>
-          <w:tab w:val="right" w:leader="dot" w:pos="9628"/>
-        </w:tabs>
-        <w:rPr>
-          <w:rFonts w:asciiTheme="minorHAnsi" w:eastAsiaTheme="minorEastAsia" w:hAnsiTheme="minorHAnsi" w:cstheme="minorBidi"/>
-          <w:noProof/>
-          <w:sz w:val="22"/>
-          <w:szCs w:val="22"/>
-          <w:lang w:eastAsia="it-CH"/>
-        </w:rPr>
-      </w:pPr>
-      <w:r>
-        <w:rPr>
-          <w:noProof/>
-        </w:rPr>
-        <w:t>2.2.1</w:t>
-      </w:r>
-      <w:r>
-        <w:rPr>
-          <w:rFonts w:asciiTheme="minorHAnsi" w:eastAsiaTheme="minorEastAsia" w:hAnsiTheme="minorHAnsi" w:cstheme="minorBidi"/>
-          <w:noProof/>
-          <w:sz w:val="22"/>
-          <w:szCs w:val="22"/>
-          <w:lang w:eastAsia="it-CH"/>
-        </w:rPr>
-        <w:tab/>
-      </w:r>
-      <w:r>
-        <w:rPr>
-          <w:noProof/>
-        </w:rPr>
-        <w:t>Spiegazione elementi tabella dei requisiti:</w:t>
-      </w:r>
-      <w:r>
-        <w:rPr>
-          <w:noProof/>
-        </w:rPr>
-        <w:tab/>
-      </w:r>
-      <w:r>
-        <w:rPr>
-          <w:noProof/>
-        </w:rPr>
-        <w:fldChar w:fldCharType="begin"/>
-      </w:r>
-      <w:r>
-        <w:rPr>
-          <w:noProof/>
-        </w:rPr>
-        <w:instrText xml:space="preserve"> PAGEREF _Toc94790448 \h </w:instrText>
-      </w:r>
-      <w:r>
-        <w:rPr>
-          <w:noProof/>
-        </w:rPr>
-      </w:r>
-      <w:r>
-        <w:rPr>
-          <w:noProof/>
-        </w:rPr>
-        <w:fldChar w:fldCharType="separate"/>
-      </w:r>
-      <w:r>
-        <w:rPr>
-          <w:noProof/>
-        </w:rPr>
-        <w:t>5</w:t>
-      </w:r>
-      <w:r>
-        <w:rPr>
-          <w:noProof/>
-        </w:rPr>
-        <w:fldChar w:fldCharType="end"/>
-      </w:r>
+        <w:pStyle w:val="Titolo2"/>
+      </w:pPr>
+      <w:bookmarkStart w:id="5" w:name="_Toc185424312"/>
+      <w:bookmarkStart w:id="6" w:name="_Toc189853853"/>
+      <w:r>
+        <w:t>Scopo</w:t>
+      </w:r>
+      <w:bookmarkEnd w:id="5"/>
+      <w:bookmarkEnd w:id="6"/>
     </w:p>
     <w:p>
-      <w:pPr>
-        <w:pStyle w:val="Sommario2"/>
-        <w:tabs>
-          <w:tab w:val="left" w:pos="800"/>
-          <w:tab w:val="right" w:leader="dot" w:pos="9628"/>
-        </w:tabs>
-        <w:rPr>
-          <w:rFonts w:asciiTheme="minorHAnsi" w:eastAsiaTheme="minorEastAsia" w:hAnsiTheme="minorHAnsi" w:cstheme="minorBidi"/>
-          <w:noProof/>
-          <w:sz w:val="22"/>
-          <w:szCs w:val="22"/>
-          <w:lang w:eastAsia="it-CH"/>
-        </w:rPr>
-      </w:pPr>
-      <w:r>
-        <w:rPr>
-          <w:noProof/>
-        </w:rPr>
-        <w:t>2.3</w:t>
-      </w:r>
-      <w:r>
-        <w:rPr>
-          <w:rFonts w:asciiTheme="minorHAnsi" w:eastAsiaTheme="minorEastAsia" w:hAnsiTheme="minorHAnsi" w:cstheme="minorBidi"/>
-          <w:noProof/>
-          <w:sz w:val="22"/>
-          <w:szCs w:val="22"/>
-          <w:lang w:eastAsia="it-CH"/>
-        </w:rPr>
-        <w:tab/>
-      </w:r>
-      <w:r>
-        <w:rPr>
-          <w:noProof/>
-        </w:rPr>
-        <w:t>Use case</w:t>
-      </w:r>
-      <w:r>
-        <w:rPr>
-          <w:noProof/>
-        </w:rPr>
-        <w:tab/>
-      </w:r>
-      <w:r>
-        <w:rPr>
-          <w:noProof/>
-        </w:rPr>
-        <w:fldChar w:fldCharType="begin"/>
-      </w:r>
-      <w:r>
-        <w:rPr>
-          <w:noProof/>
-        </w:rPr>
-        <w:instrText xml:space="preserve"> PAGEREF _Toc94790449 \h </w:instrText>
-      </w:r>
-      <w:r>
-        <w:rPr>
-          <w:noProof/>
-        </w:rPr>
-      </w:r>
-      <w:r>
-        <w:rPr>
-          <w:noProof/>
-        </w:rPr>
-        <w:fldChar w:fldCharType="separate"/>
-      </w:r>
-      <w:r>
-        <w:rPr>
-          <w:noProof/>
-        </w:rPr>
-        <w:t>5</w:t>
-      </w:r>
-      <w:r>
-        <w:rPr>
-          <w:noProof/>
-        </w:rPr>
-        <w:fldChar w:fldCharType="end"/>
+      <w:r>
+        <w:t xml:space="preserve">Il nostro obbiettivo </w:t>
+      </w:r>
+      <w:r>
+        <w:t xml:space="preserve">è </w:t>
+      </w:r>
+      <w:r>
+        <w:t>creare un</w:t>
+      </w:r>
+      <w:r>
+        <w:t xml:space="preserve">a piattaforma </w:t>
+      </w:r>
+      <w:r>
+        <w:t>e-commerce</w:t>
+      </w:r>
+      <w:r>
+        <w:t xml:space="preserve"> </w:t>
+      </w:r>
+      <w:r>
+        <w:t>dedicata agli</w:t>
+      </w:r>
+      <w:r>
+        <w:t xml:space="preserve"> acquisti online</w:t>
+      </w:r>
+      <w:r>
+        <w:t xml:space="preserve"> di</w:t>
+      </w:r>
+      <w:r>
+        <w:t xml:space="preserve"> scarpe. </w:t>
+      </w:r>
+      <w:r>
+        <w:br/>
+      </w:r>
+      <w:r>
+        <w:t xml:space="preserve">Il sito è pensato </w:t>
+      </w:r>
+      <w:r>
+        <w:t>per le aziende che decidono</w:t>
+      </w:r>
+      <w:r>
+        <w:t xml:space="preserve"> di </w:t>
+      </w:r>
+      <w:r>
+        <w:t xml:space="preserve">modernizzarsi e aprirsi alla </w:t>
+      </w:r>
+      <w:r>
+        <w:t>vend</w:t>
+      </w:r>
+      <w:r>
+        <w:t>ita</w:t>
+      </w:r>
+      <w:r>
+        <w:t xml:space="preserve"> </w:t>
+      </w:r>
+      <w:r>
+        <w:t>de</w:t>
+      </w:r>
+      <w:r>
+        <w:t>i propri prodotti</w:t>
+      </w:r>
+      <w:r>
+        <w:t xml:space="preserve"> online</w:t>
+      </w:r>
+      <w:r>
+        <w:t xml:space="preserve">. </w:t>
+      </w:r>
+      <w:r>
+        <w:t xml:space="preserve">La piattaforma fornisce </w:t>
+      </w:r>
+      <w:r>
+        <w:t>strumenti per una gestione intuitiva dei prodotti</w:t>
+      </w:r>
+      <w:r>
+        <w:t xml:space="preserve"> fornendo una pagina di gestione</w:t>
+      </w:r>
+      <w:r>
+        <w:t xml:space="preserve"> che permette a</w:t>
+      </w:r>
+      <w:r>
+        <w:t>i venditori</w:t>
+      </w:r>
+      <w:r>
+        <w:t xml:space="preserve"> di visualizzare le vendite e </w:t>
+      </w:r>
+      <w:r>
+        <w:t>aggiornare i</w:t>
+      </w:r>
+      <w:r>
+        <w:t xml:space="preserve"> prodotti </w:t>
+      </w:r>
+      <w:r>
+        <w:t>sul catalogo</w:t>
+      </w:r>
+      <w:r>
+        <w:t>.</w:t>
+      </w:r>
+      <w:r>
+        <w:t xml:space="preserve"> </w:t>
+      </w:r>
+      <w:r>
+        <w:t>La pagina web potrà essere raggiunta da qualsiasi utente</w:t>
+      </w:r>
+      <w:r>
+        <w:t xml:space="preserve"> </w:t>
+      </w:r>
+      <w:r>
+        <w:t xml:space="preserve">che </w:t>
+      </w:r>
+      <w:r>
+        <w:t>avrà la possibilità di</w:t>
+      </w:r>
+      <w:r>
+        <w:t xml:space="preserve"> visualizzare i prodotti presenti ed eventualmente acquistarli.</w:t>
       </w:r>
     </w:p>
+    <w:bookmarkEnd w:id="4"/>
     <w:p>
       <w:pPr>
-        <w:pStyle w:val="Sommario2"/>
-        <w:tabs>
-          <w:tab w:val="left" w:pos="800"/>
-          <w:tab w:val="right" w:leader="dot" w:pos="9628"/>
-        </w:tabs>
-        <w:rPr>
-          <w:rFonts w:asciiTheme="minorHAnsi" w:eastAsiaTheme="minorEastAsia" w:hAnsiTheme="minorHAnsi" w:cstheme="minorBidi"/>
-          <w:noProof/>
-          <w:sz w:val="22"/>
-          <w:szCs w:val="22"/>
-          <w:lang w:eastAsia="it-CH"/>
-        </w:rPr>
-      </w:pPr>
-      <w:r>
-        <w:rPr>
-          <w:noProof/>
-        </w:rPr>
-        <w:t>2.4</w:t>
-      </w:r>
-      <w:r>
-        <w:rPr>
-          <w:rFonts w:asciiTheme="minorHAnsi" w:eastAsiaTheme="minorEastAsia" w:hAnsiTheme="minorHAnsi" w:cstheme="minorBidi"/>
-          <w:noProof/>
-          <w:sz w:val="22"/>
-          <w:szCs w:val="22"/>
-          <w:lang w:eastAsia="it-CH"/>
-        </w:rPr>
-        <w:tab/>
-      </w:r>
-      <w:r>
-        <w:rPr>
-          <w:noProof/>
-        </w:rPr>
-        <w:t>Pianificazione</w:t>
-      </w:r>
-      <w:r>
-        <w:rPr>
-          <w:noProof/>
-        </w:rPr>
-        <w:tab/>
-      </w:r>
-      <w:r>
-        <w:rPr>
-          <w:noProof/>
-        </w:rPr>
-        <w:fldChar w:fldCharType="begin"/>
-      </w:r>
-      <w:r>
-        <w:rPr>
-          <w:noProof/>
-        </w:rPr>
-        <w:instrText xml:space="preserve"> PAGEREF _Toc94790450 \h </w:instrText>
-      </w:r>
-      <w:r>
-        <w:rPr>
-          <w:noProof/>
-        </w:rPr>
-      </w:r>
-      <w:r>
-        <w:rPr>
-          <w:noProof/>
-        </w:rPr>
-        <w:fldChar w:fldCharType="separate"/>
-      </w:r>
-      <w:r>
-        <w:rPr>
-          <w:noProof/>
-        </w:rPr>
-        <w:t>5</w:t>
-      </w:r>
-      <w:r>
-        <w:rPr>
-          <w:noProof/>
-        </w:rPr>
-        <w:fldChar w:fldCharType="end"/>
-      </w:r>
-    </w:p>
-    <w:p>
-      <w:pPr>
-        <w:pStyle w:val="Sommario2"/>
-        <w:tabs>
-          <w:tab w:val="left" w:pos="800"/>
-          <w:tab w:val="right" w:leader="dot" w:pos="9628"/>
-        </w:tabs>
-        <w:rPr>
-          <w:rFonts w:asciiTheme="minorHAnsi" w:eastAsiaTheme="minorEastAsia" w:hAnsiTheme="minorHAnsi" w:cstheme="minorBidi"/>
-          <w:noProof/>
-          <w:sz w:val="22"/>
-          <w:szCs w:val="22"/>
-          <w:lang w:eastAsia="it-CH"/>
-        </w:rPr>
-      </w:pPr>
-      <w:r>
-        <w:rPr>
-          <w:noProof/>
-        </w:rPr>
-        <w:t>2.5</w:t>
-      </w:r>
-      <w:r>
-        <w:rPr>
-          <w:rFonts w:asciiTheme="minorHAnsi" w:eastAsiaTheme="minorEastAsia" w:hAnsiTheme="minorHAnsi" w:cstheme="minorBidi"/>
-          <w:noProof/>
-          <w:sz w:val="22"/>
-          <w:szCs w:val="22"/>
-          <w:lang w:eastAsia="it-CH"/>
-        </w:rPr>
-        <w:tab/>
-      </w:r>
-      <w:r>
-        <w:rPr>
-          <w:noProof/>
-        </w:rPr>
-        <w:t>Analisi dei mezzi</w:t>
-      </w:r>
-      <w:r>
-        <w:rPr>
-          <w:noProof/>
-        </w:rPr>
-        <w:tab/>
-      </w:r>
-      <w:r>
-        <w:rPr>
-          <w:noProof/>
-        </w:rPr>
-        <w:fldChar w:fldCharType="begin"/>
-      </w:r>
-      <w:r>
-        <w:rPr>
-          <w:noProof/>
-        </w:rPr>
-        <w:instrText xml:space="preserve"> PAGEREF _Toc94790451 \h </w:instrText>
-      </w:r>
-      <w:r>
-        <w:rPr>
-          <w:noProof/>
-        </w:rPr>
-      </w:r>
-      <w:r>
-        <w:rPr>
-          <w:noProof/>
-        </w:rPr>
-        <w:fldChar w:fldCharType="separate"/>
-      </w:r>
-      <w:r>
-        <w:rPr>
-          <w:noProof/>
-        </w:rPr>
-        <w:t>5</w:t>
-      </w:r>
-      <w:r>
-        <w:rPr>
-          <w:noProof/>
-        </w:rPr>
-        <w:fldChar w:fldCharType="end"/>
-      </w:r>
-    </w:p>
-    <w:p>
-      <w:pPr>
-        <w:pStyle w:val="Sommario3"/>
-        <w:tabs>
-          <w:tab w:val="left" w:pos="1200"/>
-          <w:tab w:val="right" w:leader="dot" w:pos="9628"/>
-        </w:tabs>
-        <w:rPr>
-          <w:rFonts w:asciiTheme="minorHAnsi" w:eastAsiaTheme="minorEastAsia" w:hAnsiTheme="minorHAnsi" w:cstheme="minorBidi"/>
-          <w:noProof/>
-          <w:sz w:val="22"/>
-          <w:szCs w:val="22"/>
-          <w:lang w:eastAsia="it-CH"/>
-        </w:rPr>
-      </w:pPr>
-      <w:r>
-        <w:rPr>
-          <w:noProof/>
-        </w:rPr>
-        <w:t>2.5.1</w:t>
-      </w:r>
-      <w:r>
-        <w:rPr>
-          <w:rFonts w:asciiTheme="minorHAnsi" w:eastAsiaTheme="minorEastAsia" w:hAnsiTheme="minorHAnsi" w:cstheme="minorBidi"/>
-          <w:noProof/>
-          <w:sz w:val="22"/>
-          <w:szCs w:val="22"/>
-          <w:lang w:eastAsia="it-CH"/>
-        </w:rPr>
-        <w:tab/>
-      </w:r>
-      <w:r>
-        <w:rPr>
-          <w:noProof/>
-        </w:rPr>
-        <w:t>Software</w:t>
-      </w:r>
-      <w:r>
-        <w:rPr>
-          <w:noProof/>
-        </w:rPr>
-        <w:tab/>
-      </w:r>
-      <w:r>
-        <w:rPr>
-          <w:noProof/>
-        </w:rPr>
-        <w:fldChar w:fldCharType="begin"/>
-      </w:r>
-      <w:r>
-        <w:rPr>
-          <w:noProof/>
-        </w:rPr>
-        <w:instrText xml:space="preserve"> PAGEREF _Toc94790452 \h </w:instrText>
-      </w:r>
-      <w:r>
-        <w:rPr>
-          <w:noProof/>
-        </w:rPr>
-      </w:r>
-      <w:r>
-        <w:rPr>
-          <w:noProof/>
-        </w:rPr>
-        <w:fldChar w:fldCharType="separate"/>
-      </w:r>
-      <w:r>
-        <w:rPr>
-          <w:noProof/>
-        </w:rPr>
-        <w:t>6</w:t>
-      </w:r>
-      <w:r>
-        <w:rPr>
-          <w:noProof/>
-        </w:rPr>
-        <w:fldChar w:fldCharType="end"/>
-      </w:r>
-    </w:p>
-    <w:p>
-      <w:pPr>
-        <w:pStyle w:val="Sommario3"/>
-        <w:tabs>
-          <w:tab w:val="left" w:pos="1200"/>
-          <w:tab w:val="right" w:leader="dot" w:pos="9628"/>
-        </w:tabs>
-        <w:rPr>
-          <w:rFonts w:asciiTheme="minorHAnsi" w:eastAsiaTheme="minorEastAsia" w:hAnsiTheme="minorHAnsi" w:cstheme="minorBidi"/>
-          <w:noProof/>
-          <w:sz w:val="22"/>
-          <w:szCs w:val="22"/>
-          <w:lang w:eastAsia="it-CH"/>
-        </w:rPr>
-      </w:pPr>
-      <w:r>
-        <w:rPr>
-          <w:noProof/>
-        </w:rPr>
-        <w:t>2.5.2</w:t>
-      </w:r>
-      <w:r>
-        <w:rPr>
-          <w:rFonts w:asciiTheme="minorHAnsi" w:eastAsiaTheme="minorEastAsia" w:hAnsiTheme="minorHAnsi" w:cstheme="minorBidi"/>
-          <w:noProof/>
-          <w:sz w:val="22"/>
-          <w:szCs w:val="22"/>
-          <w:lang w:eastAsia="it-CH"/>
-        </w:rPr>
-        <w:tab/>
-      </w:r>
-      <w:r>
-        <w:rPr>
-          <w:noProof/>
-        </w:rPr>
-        <w:t>Hardware</w:t>
-      </w:r>
-      <w:r>
-        <w:rPr>
-          <w:noProof/>
-        </w:rPr>
-        <w:tab/>
-      </w:r>
-      <w:r>
-        <w:rPr>
-          <w:noProof/>
-        </w:rPr>
-        <w:fldChar w:fldCharType="begin"/>
-      </w:r>
-      <w:r>
-        <w:rPr>
-          <w:noProof/>
-        </w:rPr>
-        <w:instrText xml:space="preserve"> PAGEREF _Toc94790453 \h </w:instrText>
-      </w:r>
-      <w:r>
-        <w:rPr>
-          <w:noProof/>
-        </w:rPr>
-      </w:r>
-      <w:r>
-        <w:rPr>
-          <w:noProof/>
-        </w:rPr>
-        <w:fldChar w:fldCharType="separate"/>
-      </w:r>
-      <w:r>
-        <w:rPr>
-          <w:noProof/>
-        </w:rPr>
-        <w:t>6</w:t>
-      </w:r>
-      <w:r>
-        <w:rPr>
-          <w:noProof/>
-        </w:rPr>
-        <w:fldChar w:fldCharType="end"/>
-      </w:r>
-    </w:p>
-    <w:p>
-      <w:pPr>
-        <w:pStyle w:val="Sommario1"/>
-        <w:tabs>
-          <w:tab w:val="left" w:pos="400"/>
-          <w:tab w:val="right" w:leader="dot" w:pos="9628"/>
-        </w:tabs>
-        <w:rPr>
-          <w:rFonts w:asciiTheme="minorHAnsi" w:eastAsiaTheme="minorEastAsia" w:hAnsiTheme="minorHAnsi" w:cstheme="minorBidi"/>
-          <w:noProof/>
-          <w:sz w:val="22"/>
-          <w:szCs w:val="22"/>
-          <w:lang w:eastAsia="it-CH"/>
-        </w:rPr>
-      </w:pPr>
-      <w:r>
-        <w:rPr>
-          <w:noProof/>
-        </w:rPr>
-        <w:t>3</w:t>
-      </w:r>
-      <w:r>
-        <w:rPr>
-          <w:rFonts w:asciiTheme="minorHAnsi" w:eastAsiaTheme="minorEastAsia" w:hAnsiTheme="minorHAnsi" w:cstheme="minorBidi"/>
-          <w:noProof/>
-          <w:sz w:val="22"/>
-          <w:szCs w:val="22"/>
-          <w:lang w:eastAsia="it-CH"/>
-        </w:rPr>
-        <w:tab/>
-      </w:r>
-      <w:r>
-        <w:rPr>
-          <w:noProof/>
-        </w:rPr>
-        <w:t>Progettazione</w:t>
-      </w:r>
-      <w:r>
-        <w:rPr>
-          <w:noProof/>
-        </w:rPr>
-        <w:tab/>
-      </w:r>
-      <w:r>
-        <w:rPr>
-          <w:noProof/>
-        </w:rPr>
-        <w:fldChar w:fldCharType="begin"/>
-      </w:r>
-      <w:r>
-        <w:rPr>
-          <w:noProof/>
-        </w:rPr>
-        <w:instrText xml:space="preserve"> PAGEREF _Toc94790454 \h </w:instrText>
-      </w:r>
-      <w:r>
-        <w:rPr>
-          <w:noProof/>
-        </w:rPr>
-      </w:r>
-      <w:r>
-        <w:rPr>
-          <w:noProof/>
-        </w:rPr>
-        <w:fldChar w:fldCharType="separate"/>
-      </w:r>
-      <w:r>
-        <w:rPr>
-          <w:noProof/>
-        </w:rPr>
-        <w:t>6</w:t>
-      </w:r>
-      <w:r>
-        <w:rPr>
-          <w:noProof/>
-        </w:rPr>
-        <w:fldChar w:fldCharType="end"/>
-      </w:r>
-    </w:p>
-    <w:p>
-      <w:pPr>
-        <w:pStyle w:val="Sommario2"/>
-        <w:tabs>
-          <w:tab w:val="left" w:pos="800"/>
-          <w:tab w:val="right" w:leader="dot" w:pos="9628"/>
-        </w:tabs>
-        <w:rPr>
-          <w:rFonts w:asciiTheme="minorHAnsi" w:eastAsiaTheme="minorEastAsia" w:hAnsiTheme="minorHAnsi" w:cstheme="minorBidi"/>
-          <w:noProof/>
-          <w:sz w:val="22"/>
-          <w:szCs w:val="22"/>
-          <w:lang w:eastAsia="it-CH"/>
-        </w:rPr>
-      </w:pPr>
-      <w:r>
-        <w:rPr>
-          <w:noProof/>
-        </w:rPr>
-        <w:t>3.1</w:t>
-      </w:r>
-      <w:r>
-        <w:rPr>
-          <w:rFonts w:asciiTheme="minorHAnsi" w:eastAsiaTheme="minorEastAsia" w:hAnsiTheme="minorHAnsi" w:cstheme="minorBidi"/>
-          <w:noProof/>
-          <w:sz w:val="22"/>
-          <w:szCs w:val="22"/>
-          <w:lang w:eastAsia="it-CH"/>
-        </w:rPr>
-        <w:tab/>
-      </w:r>
-      <w:r>
-        <w:rPr>
-          <w:noProof/>
-        </w:rPr>
-        <w:t>Design dell’architettura del sistema</w:t>
-      </w:r>
-      <w:r>
-        <w:rPr>
-          <w:noProof/>
-        </w:rPr>
-        <w:tab/>
-      </w:r>
-      <w:r>
-        <w:rPr>
-          <w:noProof/>
-        </w:rPr>
-        <w:fldChar w:fldCharType="begin"/>
-      </w:r>
-      <w:r>
-        <w:rPr>
-          <w:noProof/>
-        </w:rPr>
-        <w:instrText xml:space="preserve"> PAGEREF _Toc94790455 \h </w:instrText>
-      </w:r>
-      <w:r>
-        <w:rPr>
-          <w:noProof/>
-        </w:rPr>
-      </w:r>
-      <w:r>
-        <w:rPr>
-          <w:noProof/>
-        </w:rPr>
-        <w:fldChar w:fldCharType="separate"/>
-      </w:r>
-      <w:r>
-        <w:rPr>
-          <w:noProof/>
-        </w:rPr>
-        <w:t>6</w:t>
-      </w:r>
-      <w:r>
-        <w:rPr>
-          <w:noProof/>
-        </w:rPr>
-        <w:fldChar w:fldCharType="end"/>
-      </w:r>
-    </w:p>
-    <w:p>
-      <w:pPr>
-        <w:pStyle w:val="Sommario2"/>
-        <w:tabs>
-          <w:tab w:val="left" w:pos="800"/>
-          <w:tab w:val="right" w:leader="dot" w:pos="9628"/>
-        </w:tabs>
-        <w:rPr>
-          <w:rFonts w:asciiTheme="minorHAnsi" w:eastAsiaTheme="minorEastAsia" w:hAnsiTheme="minorHAnsi" w:cstheme="minorBidi"/>
-          <w:noProof/>
-          <w:sz w:val="22"/>
-          <w:szCs w:val="22"/>
-          <w:lang w:eastAsia="it-CH"/>
-        </w:rPr>
-      </w:pPr>
-      <w:r>
-        <w:rPr>
-          <w:noProof/>
-        </w:rPr>
-        <w:t>3.2</w:t>
-      </w:r>
-      <w:r>
-        <w:rPr>
-          <w:rFonts w:asciiTheme="minorHAnsi" w:eastAsiaTheme="minorEastAsia" w:hAnsiTheme="minorHAnsi" w:cstheme="minorBidi"/>
-          <w:noProof/>
-          <w:sz w:val="22"/>
-          <w:szCs w:val="22"/>
-          <w:lang w:eastAsia="it-CH"/>
-        </w:rPr>
-        <w:tab/>
-      </w:r>
-      <w:r>
-        <w:rPr>
-          <w:noProof/>
-        </w:rPr>
-        <w:t>Design dei dati e database</w:t>
-      </w:r>
-      <w:r>
-        <w:rPr>
-          <w:noProof/>
-        </w:rPr>
-        <w:tab/>
-      </w:r>
-      <w:r>
-        <w:rPr>
-          <w:noProof/>
-        </w:rPr>
-        <w:fldChar w:fldCharType="begin"/>
-      </w:r>
-      <w:r>
-        <w:rPr>
-          <w:noProof/>
-        </w:rPr>
-        <w:instrText xml:space="preserve"> PAGEREF _Toc94790456 \h </w:instrText>
-      </w:r>
-      <w:r>
-        <w:rPr>
-          <w:noProof/>
-        </w:rPr>
-      </w:r>
-      <w:r>
-        <w:rPr>
-          <w:noProof/>
-        </w:rPr>
-        <w:fldChar w:fldCharType="separate"/>
-      </w:r>
-      <w:r>
-        <w:rPr>
-          <w:noProof/>
-        </w:rPr>
-        <w:t>6</w:t>
-      </w:r>
-      <w:r>
-        <w:rPr>
-          <w:noProof/>
-        </w:rPr>
-        <w:fldChar w:fldCharType="end"/>
-      </w:r>
-    </w:p>
-    <w:p>
-      <w:pPr>
-        <w:pStyle w:val="Sommario2"/>
-        <w:tabs>
-          <w:tab w:val="left" w:pos="800"/>
-          <w:tab w:val="right" w:leader="dot" w:pos="9628"/>
-        </w:tabs>
-        <w:rPr>
-          <w:rFonts w:asciiTheme="minorHAnsi" w:eastAsiaTheme="minorEastAsia" w:hAnsiTheme="minorHAnsi" w:cstheme="minorBidi"/>
-          <w:noProof/>
-          <w:sz w:val="22"/>
-          <w:szCs w:val="22"/>
-          <w:lang w:eastAsia="it-CH"/>
-        </w:rPr>
-      </w:pPr>
-      <w:r>
-        <w:rPr>
-          <w:noProof/>
-        </w:rPr>
-        <w:t>3.3</w:t>
-      </w:r>
-      <w:r>
-        <w:rPr>
-          <w:rFonts w:asciiTheme="minorHAnsi" w:eastAsiaTheme="minorEastAsia" w:hAnsiTheme="minorHAnsi" w:cstheme="minorBidi"/>
-          <w:noProof/>
-          <w:sz w:val="22"/>
-          <w:szCs w:val="22"/>
-          <w:lang w:eastAsia="it-CH"/>
-        </w:rPr>
-        <w:tab/>
-      </w:r>
-      <w:r>
-        <w:rPr>
-          <w:noProof/>
-        </w:rPr>
-        <w:t>Design delle interfacce</w:t>
-      </w:r>
-      <w:r>
-        <w:rPr>
-          <w:noProof/>
-        </w:rPr>
-        <w:tab/>
-      </w:r>
-      <w:r>
-        <w:rPr>
-          <w:noProof/>
-        </w:rPr>
-        <w:fldChar w:fldCharType="begin"/>
-      </w:r>
-      <w:r>
-        <w:rPr>
-          <w:noProof/>
-        </w:rPr>
-        <w:instrText xml:space="preserve"> PAGEREF _Toc94790457 \h </w:instrText>
-      </w:r>
-      <w:r>
-        <w:rPr>
-          <w:noProof/>
-        </w:rPr>
-      </w:r>
-      <w:r>
-        <w:rPr>
-          <w:noProof/>
-        </w:rPr>
-        <w:fldChar w:fldCharType="separate"/>
-      </w:r>
-      <w:r>
-        <w:rPr>
-          <w:noProof/>
-        </w:rPr>
-        <w:t>6</w:t>
-      </w:r>
-      <w:r>
-        <w:rPr>
-          <w:noProof/>
-        </w:rPr>
-        <w:fldChar w:fldCharType="end"/>
-      </w:r>
-    </w:p>
-    <w:p>
-      <w:pPr>
-        <w:pStyle w:val="Sommario2"/>
-        <w:tabs>
-          <w:tab w:val="left" w:pos="800"/>
-          <w:tab w:val="right" w:leader="dot" w:pos="9628"/>
-        </w:tabs>
-        <w:rPr>
-          <w:rFonts w:asciiTheme="minorHAnsi" w:eastAsiaTheme="minorEastAsia" w:hAnsiTheme="minorHAnsi" w:cstheme="minorBidi"/>
-          <w:noProof/>
-          <w:sz w:val="22"/>
-          <w:szCs w:val="22"/>
-          <w:lang w:eastAsia="it-CH"/>
-        </w:rPr>
-      </w:pPr>
-      <w:r>
-        <w:rPr>
-          <w:noProof/>
-        </w:rPr>
-        <w:t>3.4</w:t>
-      </w:r>
-      <w:r>
-        <w:rPr>
-          <w:rFonts w:asciiTheme="minorHAnsi" w:eastAsiaTheme="minorEastAsia" w:hAnsiTheme="minorHAnsi" w:cstheme="minorBidi"/>
-          <w:noProof/>
-          <w:sz w:val="22"/>
-          <w:szCs w:val="22"/>
-          <w:lang w:eastAsia="it-CH"/>
-        </w:rPr>
-        <w:tab/>
-      </w:r>
-      <w:r>
-        <w:rPr>
-          <w:noProof/>
-        </w:rPr>
-        <w:t>Design procedurale</w:t>
-      </w:r>
-      <w:r>
-        <w:rPr>
-          <w:noProof/>
-        </w:rPr>
-        <w:tab/>
-      </w:r>
-      <w:r>
-        <w:rPr>
-          <w:noProof/>
-        </w:rPr>
-        <w:fldChar w:fldCharType="begin"/>
-      </w:r>
-      <w:r>
-        <w:rPr>
-          <w:noProof/>
-        </w:rPr>
-        <w:instrText xml:space="preserve"> PAGEREF _Toc94790458 \h </w:instrText>
-      </w:r>
-      <w:r>
-        <w:rPr>
-          <w:noProof/>
-        </w:rPr>
-      </w:r>
-      <w:r>
-        <w:rPr>
-          <w:noProof/>
-        </w:rPr>
-        <w:fldChar w:fldCharType="separate"/>
-      </w:r>
-      <w:r>
-        <w:rPr>
-          <w:noProof/>
-        </w:rPr>
-        <w:t>6</w:t>
-      </w:r>
-      <w:r>
-        <w:rPr>
-          <w:noProof/>
-        </w:rPr>
-        <w:fldChar w:fldCharType="end"/>
-      </w:r>
-    </w:p>
-    <w:p>
-      <w:pPr>
-        <w:pStyle w:val="Sommario1"/>
-        <w:tabs>
-          <w:tab w:val="left" w:pos="400"/>
-          <w:tab w:val="right" w:leader="dot" w:pos="9628"/>
-        </w:tabs>
-        <w:rPr>
-          <w:rFonts w:asciiTheme="minorHAnsi" w:eastAsiaTheme="minorEastAsia" w:hAnsiTheme="minorHAnsi" w:cstheme="minorBidi"/>
-          <w:noProof/>
-          <w:sz w:val="22"/>
-          <w:szCs w:val="22"/>
-          <w:lang w:eastAsia="it-CH"/>
-        </w:rPr>
-      </w:pPr>
-      <w:r>
-        <w:rPr>
-          <w:noProof/>
-        </w:rPr>
-        <w:t>4</w:t>
-      </w:r>
-      <w:r>
-        <w:rPr>
-          <w:rFonts w:asciiTheme="minorHAnsi" w:eastAsiaTheme="minorEastAsia" w:hAnsiTheme="minorHAnsi" w:cstheme="minorBidi"/>
-          <w:noProof/>
-          <w:sz w:val="22"/>
-          <w:szCs w:val="22"/>
-          <w:lang w:eastAsia="it-CH"/>
-        </w:rPr>
-        <w:tab/>
-      </w:r>
-      <w:r>
-        <w:rPr>
-          <w:noProof/>
-        </w:rPr>
-        <w:t>Implementazione</w:t>
-      </w:r>
-      <w:r>
-        <w:rPr>
-          <w:noProof/>
-        </w:rPr>
-        <w:tab/>
-      </w:r>
-      <w:r>
-        <w:rPr>
-          <w:noProof/>
-        </w:rPr>
-        <w:fldChar w:fldCharType="begin"/>
-      </w:r>
-      <w:r>
-        <w:rPr>
-          <w:noProof/>
-        </w:rPr>
-        <w:instrText xml:space="preserve"> PAGEREF _Toc94790459 \h </w:instrText>
-      </w:r>
-      <w:r>
-        <w:rPr>
-          <w:noProof/>
-        </w:rPr>
-      </w:r>
-      <w:r>
-        <w:rPr>
-          <w:noProof/>
-        </w:rPr>
-        <w:fldChar w:fldCharType="separate"/>
-      </w:r>
-      <w:r>
-        <w:rPr>
-          <w:noProof/>
-        </w:rPr>
-        <w:t>7</w:t>
-      </w:r>
-      <w:r>
-        <w:rPr>
-          <w:noProof/>
-        </w:rPr>
-        <w:fldChar w:fldCharType="end"/>
-      </w:r>
-    </w:p>
-    <w:p>
-      <w:pPr>
-        <w:pStyle w:val="Sommario1"/>
-        <w:tabs>
-          <w:tab w:val="left" w:pos="400"/>
-          <w:tab w:val="right" w:leader="dot" w:pos="9628"/>
-        </w:tabs>
-        <w:rPr>
-          <w:rFonts w:asciiTheme="minorHAnsi" w:eastAsiaTheme="minorEastAsia" w:hAnsiTheme="minorHAnsi" w:cstheme="minorBidi"/>
-          <w:noProof/>
-          <w:sz w:val="22"/>
-          <w:szCs w:val="22"/>
-          <w:lang w:eastAsia="it-CH"/>
-        </w:rPr>
-      </w:pPr>
-      <w:r>
-        <w:rPr>
-          <w:noProof/>
-          <w:lang w:val="it-IT"/>
-        </w:rPr>
-        <w:t>5</w:t>
-      </w:r>
-      <w:r>
-        <w:rPr>
-          <w:rFonts w:asciiTheme="minorHAnsi" w:eastAsiaTheme="minorEastAsia" w:hAnsiTheme="minorHAnsi" w:cstheme="minorBidi"/>
-          <w:noProof/>
-          <w:sz w:val="22"/>
-          <w:szCs w:val="22"/>
-          <w:lang w:eastAsia="it-CH"/>
-        </w:rPr>
-        <w:tab/>
-      </w:r>
-      <w:r>
-        <w:rPr>
-          <w:noProof/>
-          <w:lang w:val="it-IT"/>
-        </w:rPr>
-        <w:t>Test</w:t>
-      </w:r>
-      <w:r>
-        <w:rPr>
-          <w:noProof/>
-        </w:rPr>
-        <w:tab/>
-      </w:r>
-      <w:r>
-        <w:rPr>
-          <w:noProof/>
-        </w:rPr>
-        <w:fldChar w:fldCharType="begin"/>
-      </w:r>
-      <w:r>
-        <w:rPr>
-          <w:noProof/>
-        </w:rPr>
-        <w:instrText xml:space="preserve"> PAGEREF _Toc94790460 \h </w:instrText>
-      </w:r>
-      <w:r>
-        <w:rPr>
-          <w:noProof/>
-        </w:rPr>
-      </w:r>
-      <w:r>
-        <w:rPr>
-          <w:noProof/>
-        </w:rPr>
-        <w:fldChar w:fldCharType="separate"/>
-      </w:r>
-      <w:r>
-        <w:rPr>
-          <w:noProof/>
-        </w:rPr>
-        <w:t>7</w:t>
-      </w:r>
-      <w:r>
-        <w:rPr>
-          <w:noProof/>
-        </w:rPr>
-        <w:fldChar w:fldCharType="end"/>
-      </w:r>
-    </w:p>
-    <w:p>
-      <w:pPr>
-        <w:pStyle w:val="Sommario2"/>
-        <w:tabs>
-          <w:tab w:val="left" w:pos="800"/>
-          <w:tab w:val="right" w:leader="dot" w:pos="9628"/>
-        </w:tabs>
-        <w:rPr>
-          <w:rFonts w:asciiTheme="minorHAnsi" w:eastAsiaTheme="minorEastAsia" w:hAnsiTheme="minorHAnsi" w:cstheme="minorBidi"/>
-          <w:noProof/>
-          <w:sz w:val="22"/>
-          <w:szCs w:val="22"/>
-          <w:lang w:eastAsia="it-CH"/>
-        </w:rPr>
-      </w:pPr>
-      <w:r>
-        <w:rPr>
-          <w:noProof/>
-        </w:rPr>
-        <w:t>5.1</w:t>
-      </w:r>
-      <w:r>
-        <w:rPr>
-          <w:rFonts w:asciiTheme="minorHAnsi" w:eastAsiaTheme="minorEastAsia" w:hAnsiTheme="minorHAnsi" w:cstheme="minorBidi"/>
-          <w:noProof/>
-          <w:sz w:val="22"/>
-          <w:szCs w:val="22"/>
-          <w:lang w:eastAsia="it-CH"/>
-        </w:rPr>
-        <w:tab/>
-      </w:r>
-      <w:r>
-        <w:rPr>
-          <w:noProof/>
-        </w:rPr>
-        <w:t>Protocollo di test</w:t>
-      </w:r>
-      <w:r>
-        <w:rPr>
-          <w:noProof/>
-        </w:rPr>
-        <w:tab/>
-      </w:r>
-      <w:r>
-        <w:rPr>
-          <w:noProof/>
-        </w:rPr>
-        <w:fldChar w:fldCharType="begin"/>
-      </w:r>
-      <w:r>
-        <w:rPr>
-          <w:noProof/>
-        </w:rPr>
-        <w:instrText xml:space="preserve"> PAGEREF _Toc94790461 \h </w:instrText>
-      </w:r>
-      <w:r>
-        <w:rPr>
-          <w:noProof/>
-        </w:rPr>
-      </w:r>
-      <w:r>
-        <w:rPr>
-          <w:noProof/>
-        </w:rPr>
-        <w:fldChar w:fldCharType="separate"/>
-      </w:r>
-      <w:r>
-        <w:rPr>
-          <w:noProof/>
-        </w:rPr>
-        <w:t>7</w:t>
-      </w:r>
-      <w:r>
-        <w:rPr>
-          <w:noProof/>
-        </w:rPr>
-        <w:fldChar w:fldCharType="end"/>
-      </w:r>
-    </w:p>
-    <w:p>
-      <w:pPr>
-        <w:pStyle w:val="Sommario2"/>
-        <w:tabs>
-          <w:tab w:val="left" w:pos="800"/>
-          <w:tab w:val="right" w:leader="dot" w:pos="9628"/>
-        </w:tabs>
-        <w:rPr>
-          <w:rFonts w:asciiTheme="minorHAnsi" w:eastAsiaTheme="minorEastAsia" w:hAnsiTheme="minorHAnsi" w:cstheme="minorBidi"/>
-          <w:noProof/>
-          <w:sz w:val="22"/>
-          <w:szCs w:val="22"/>
-          <w:lang w:eastAsia="it-CH"/>
-        </w:rPr>
-      </w:pPr>
-      <w:r>
-        <w:rPr>
-          <w:noProof/>
-        </w:rPr>
-        <w:t>5.2</w:t>
-      </w:r>
-      <w:r>
-        <w:rPr>
-          <w:rFonts w:asciiTheme="minorHAnsi" w:eastAsiaTheme="minorEastAsia" w:hAnsiTheme="minorHAnsi" w:cstheme="minorBidi"/>
-          <w:noProof/>
-          <w:sz w:val="22"/>
-          <w:szCs w:val="22"/>
-          <w:lang w:eastAsia="it-CH"/>
-        </w:rPr>
-        <w:tab/>
-      </w:r>
-      <w:r>
-        <w:rPr>
-          <w:noProof/>
-        </w:rPr>
-        <w:t>Risultati test</w:t>
-      </w:r>
-      <w:r>
-        <w:rPr>
-          <w:noProof/>
-        </w:rPr>
-        <w:tab/>
-      </w:r>
-      <w:r>
-        <w:rPr>
-          <w:noProof/>
-        </w:rPr>
-        <w:fldChar w:fldCharType="begin"/>
-      </w:r>
-      <w:r>
-        <w:rPr>
-          <w:noProof/>
-        </w:rPr>
-        <w:instrText xml:space="preserve"> PAGEREF _Toc94790462 \h </w:instrText>
-      </w:r>
-      <w:r>
-        <w:rPr>
-          <w:noProof/>
-        </w:rPr>
-      </w:r>
-      <w:r>
-        <w:rPr>
-          <w:noProof/>
-        </w:rPr>
-        <w:fldChar w:fldCharType="separate"/>
-      </w:r>
-      <w:r>
-        <w:rPr>
-          <w:noProof/>
-        </w:rPr>
-        <w:t>8</w:t>
-      </w:r>
-      <w:r>
-        <w:rPr>
-          <w:noProof/>
-        </w:rPr>
-        <w:fldChar w:fldCharType="end"/>
-      </w:r>
-    </w:p>
-    <w:p>
-      <w:pPr>
-        <w:pStyle w:val="Sommario2"/>
-        <w:tabs>
-          <w:tab w:val="left" w:pos="800"/>
-          <w:tab w:val="right" w:leader="dot" w:pos="9628"/>
-        </w:tabs>
-        <w:rPr>
-          <w:rFonts w:asciiTheme="minorHAnsi" w:eastAsiaTheme="minorEastAsia" w:hAnsiTheme="minorHAnsi" w:cstheme="minorBidi"/>
-          <w:noProof/>
-          <w:sz w:val="22"/>
-          <w:szCs w:val="22"/>
-          <w:lang w:eastAsia="it-CH"/>
-        </w:rPr>
-      </w:pPr>
-      <w:r>
-        <w:rPr>
-          <w:noProof/>
-        </w:rPr>
-        <w:t>5.3</w:t>
-      </w:r>
-      <w:r>
-        <w:rPr>
-          <w:rFonts w:asciiTheme="minorHAnsi" w:eastAsiaTheme="minorEastAsia" w:hAnsiTheme="minorHAnsi" w:cstheme="minorBidi"/>
-          <w:noProof/>
-          <w:sz w:val="22"/>
-          <w:szCs w:val="22"/>
-          <w:lang w:eastAsia="it-CH"/>
-        </w:rPr>
-        <w:tab/>
-      </w:r>
-      <w:r>
-        <w:rPr>
-          <w:noProof/>
-        </w:rPr>
-        <w:t>Mancanze/limitazioni conosciute</w:t>
-      </w:r>
-      <w:r>
-        <w:rPr>
-          <w:noProof/>
-        </w:rPr>
-        <w:tab/>
-      </w:r>
-      <w:r>
-        <w:rPr>
-          <w:noProof/>
-        </w:rPr>
-        <w:fldChar w:fldCharType="begin"/>
-      </w:r>
-      <w:r>
-        <w:rPr>
-          <w:noProof/>
-        </w:rPr>
-        <w:instrText xml:space="preserve"> PAGEREF _Toc94790463 \h </w:instrText>
-      </w:r>
-      <w:r>
-        <w:rPr>
-          <w:noProof/>
-        </w:rPr>
-      </w:r>
-      <w:r>
-        <w:rPr>
-          <w:noProof/>
-        </w:rPr>
-        <w:fldChar w:fldCharType="separate"/>
-      </w:r>
-      <w:r>
-        <w:rPr>
-          <w:noProof/>
-        </w:rPr>
-        <w:t>8</w:t>
-      </w:r>
-      <w:r>
-        <w:rPr>
-          <w:noProof/>
-        </w:rPr>
-        <w:fldChar w:fldCharType="end"/>
-      </w:r>
-    </w:p>
-    <w:p>
-      <w:pPr>
-        <w:pStyle w:val="Sommario1"/>
-        <w:tabs>
-          <w:tab w:val="left" w:pos="400"/>
-          <w:tab w:val="right" w:leader="dot" w:pos="9628"/>
-        </w:tabs>
-        <w:rPr>
-          <w:rFonts w:asciiTheme="minorHAnsi" w:eastAsiaTheme="minorEastAsia" w:hAnsiTheme="minorHAnsi" w:cstheme="minorBidi"/>
-          <w:noProof/>
-          <w:sz w:val="22"/>
-          <w:szCs w:val="22"/>
-          <w:lang w:eastAsia="it-CH"/>
-        </w:rPr>
-      </w:pPr>
-      <w:r>
-        <w:rPr>
-          <w:noProof/>
-          <w:lang w:val="it-IT"/>
-        </w:rPr>
-        <w:t>6</w:t>
-      </w:r>
-      <w:r>
-        <w:rPr>
-          <w:rFonts w:asciiTheme="minorHAnsi" w:eastAsiaTheme="minorEastAsia" w:hAnsiTheme="minorHAnsi" w:cstheme="minorBidi"/>
-          <w:noProof/>
-          <w:sz w:val="22"/>
-          <w:szCs w:val="22"/>
-          <w:lang w:eastAsia="it-CH"/>
-        </w:rPr>
-        <w:tab/>
-      </w:r>
-      <w:r>
-        <w:rPr>
-          <w:noProof/>
-          <w:lang w:val="it-IT"/>
-        </w:rPr>
-        <w:t>Consuntivo</w:t>
-      </w:r>
-      <w:r>
-        <w:rPr>
-          <w:noProof/>
-        </w:rPr>
-        <w:tab/>
-      </w:r>
-      <w:r>
-        <w:rPr>
-          <w:noProof/>
-        </w:rPr>
-        <w:fldChar w:fldCharType="begin"/>
-      </w:r>
-      <w:r>
-        <w:rPr>
-          <w:noProof/>
-        </w:rPr>
-        <w:instrText xml:space="preserve"> PAGEREF _Toc94790464 \h </w:instrText>
-      </w:r>
-      <w:r>
-        <w:rPr>
-          <w:noProof/>
-        </w:rPr>
-      </w:r>
-      <w:r>
-        <w:rPr>
-          <w:noProof/>
-        </w:rPr>
-        <w:fldChar w:fldCharType="separate"/>
-      </w:r>
-      <w:r>
-        <w:rPr>
-          <w:noProof/>
-        </w:rPr>
-        <w:t>8</w:t>
-      </w:r>
-      <w:r>
-        <w:rPr>
-          <w:noProof/>
-        </w:rPr>
-        <w:fldChar w:fldCharType="end"/>
-      </w:r>
-    </w:p>
-    <w:p>
-      <w:pPr>
-        <w:pStyle w:val="Sommario1"/>
-        <w:tabs>
-          <w:tab w:val="left" w:pos="400"/>
-          <w:tab w:val="right" w:leader="dot" w:pos="9628"/>
-        </w:tabs>
-        <w:rPr>
-          <w:rFonts w:asciiTheme="minorHAnsi" w:eastAsiaTheme="minorEastAsia" w:hAnsiTheme="minorHAnsi" w:cstheme="minorBidi"/>
-          <w:noProof/>
-          <w:sz w:val="22"/>
-          <w:szCs w:val="22"/>
-          <w:lang w:eastAsia="it-CH"/>
-        </w:rPr>
-      </w:pPr>
-      <w:r>
-        <w:rPr>
-          <w:noProof/>
-          <w:lang w:val="it-IT"/>
-        </w:rPr>
-        <w:t>7</w:t>
-      </w:r>
-      <w:r>
-        <w:rPr>
-          <w:rFonts w:asciiTheme="minorHAnsi" w:eastAsiaTheme="minorEastAsia" w:hAnsiTheme="minorHAnsi" w:cstheme="minorBidi"/>
-          <w:noProof/>
-          <w:sz w:val="22"/>
-          <w:szCs w:val="22"/>
-          <w:lang w:eastAsia="it-CH"/>
-        </w:rPr>
-        <w:tab/>
-      </w:r>
-      <w:r>
-        <w:rPr>
-          <w:noProof/>
-          <w:lang w:val="it-IT"/>
-        </w:rPr>
-        <w:t>Conclusioni</w:t>
-      </w:r>
-      <w:r>
-        <w:rPr>
-          <w:noProof/>
-        </w:rPr>
-        <w:tab/>
-      </w:r>
-      <w:r>
-        <w:rPr>
-          <w:noProof/>
-        </w:rPr>
-        <w:fldChar w:fldCharType="begin"/>
-      </w:r>
-      <w:r>
-        <w:rPr>
-          <w:noProof/>
-        </w:rPr>
-        <w:instrText xml:space="preserve"> PAGEREF _Toc94790465 \h </w:instrText>
-      </w:r>
-      <w:r>
-        <w:rPr>
-          <w:noProof/>
-        </w:rPr>
-      </w:r>
-      <w:r>
-        <w:rPr>
-          <w:noProof/>
-        </w:rPr>
-        <w:fldChar w:fldCharType="separate"/>
-      </w:r>
-      <w:r>
-        <w:rPr>
-          <w:noProof/>
-        </w:rPr>
-        <w:t>8</w:t>
-      </w:r>
-      <w:r>
-        <w:rPr>
-          <w:noProof/>
-        </w:rPr>
-        <w:fldChar w:fldCharType="end"/>
-      </w:r>
-    </w:p>
-    <w:p>
-      <w:pPr>
-        <w:pStyle w:val="Sommario2"/>
-        <w:tabs>
-          <w:tab w:val="left" w:pos="800"/>
-          <w:tab w:val="right" w:leader="dot" w:pos="9628"/>
-        </w:tabs>
-        <w:rPr>
-          <w:rFonts w:asciiTheme="minorHAnsi" w:eastAsiaTheme="minorEastAsia" w:hAnsiTheme="minorHAnsi" w:cstheme="minorBidi"/>
-          <w:noProof/>
-          <w:sz w:val="22"/>
-          <w:szCs w:val="22"/>
-          <w:lang w:eastAsia="it-CH"/>
-        </w:rPr>
-      </w:pPr>
-      <w:r>
-        <w:rPr>
-          <w:noProof/>
-        </w:rPr>
-        <w:t>7.1</w:t>
-      </w:r>
-      <w:r>
-        <w:rPr>
-          <w:rFonts w:asciiTheme="minorHAnsi" w:eastAsiaTheme="minorEastAsia" w:hAnsiTheme="minorHAnsi" w:cstheme="minorBidi"/>
-          <w:noProof/>
-          <w:sz w:val="22"/>
-          <w:szCs w:val="22"/>
-          <w:lang w:eastAsia="it-CH"/>
-        </w:rPr>
-        <w:tab/>
-      </w:r>
-      <w:r>
-        <w:rPr>
-          <w:noProof/>
-        </w:rPr>
-        <w:t>Sviluppi futuri</w:t>
-      </w:r>
-      <w:r>
-        <w:rPr>
-          <w:noProof/>
-        </w:rPr>
-        <w:tab/>
-      </w:r>
-      <w:r>
-        <w:rPr>
-          <w:noProof/>
-        </w:rPr>
-        <w:fldChar w:fldCharType="begin"/>
-      </w:r>
-      <w:r>
-        <w:rPr>
-          <w:noProof/>
-        </w:rPr>
-        <w:instrText xml:space="preserve"> PAGEREF _Toc94790466 \h </w:instrText>
-      </w:r>
-      <w:r>
-        <w:rPr>
-          <w:noProof/>
-        </w:rPr>
-      </w:r>
-      <w:r>
-        <w:rPr>
-          <w:noProof/>
-        </w:rPr>
-        <w:fldChar w:fldCharType="separate"/>
-      </w:r>
-      <w:r>
-        <w:rPr>
-          <w:noProof/>
-        </w:rPr>
-        <w:t>8</w:t>
-      </w:r>
-      <w:r>
-        <w:rPr>
-          <w:noProof/>
-        </w:rPr>
-        <w:fldChar w:fldCharType="end"/>
-      </w:r>
-    </w:p>
-    <w:p>
-      <w:pPr>
-        <w:pStyle w:val="Sommario2"/>
-        <w:tabs>
-          <w:tab w:val="left" w:pos="800"/>
-          <w:tab w:val="right" w:leader="dot" w:pos="9628"/>
-        </w:tabs>
-        <w:rPr>
-          <w:rFonts w:asciiTheme="minorHAnsi" w:eastAsiaTheme="minorEastAsia" w:hAnsiTheme="minorHAnsi" w:cstheme="minorBidi"/>
-          <w:noProof/>
-          <w:sz w:val="22"/>
-          <w:szCs w:val="22"/>
-          <w:lang w:eastAsia="it-CH"/>
-        </w:rPr>
-      </w:pPr>
-      <w:r>
-        <w:rPr>
-          <w:noProof/>
-        </w:rPr>
-        <w:t>7.2</w:t>
-      </w:r>
-      <w:r>
-        <w:rPr>
-          <w:rFonts w:asciiTheme="minorHAnsi" w:eastAsiaTheme="minorEastAsia" w:hAnsiTheme="minorHAnsi" w:cstheme="minorBidi"/>
-          <w:noProof/>
-          <w:sz w:val="22"/>
-          <w:szCs w:val="22"/>
-          <w:lang w:eastAsia="it-CH"/>
-        </w:rPr>
-        <w:tab/>
-      </w:r>
-      <w:r>
-        <w:rPr>
-          <w:noProof/>
-        </w:rPr>
-        <w:t>Considerazioni personali</w:t>
-      </w:r>
-      <w:r>
-        <w:rPr>
-          <w:noProof/>
-        </w:rPr>
-        <w:tab/>
-      </w:r>
-      <w:r>
-        <w:rPr>
-          <w:noProof/>
-        </w:rPr>
-        <w:fldChar w:fldCharType="begin"/>
-      </w:r>
-      <w:r>
-        <w:rPr>
-          <w:noProof/>
-        </w:rPr>
-        <w:instrText xml:space="preserve"> PAGEREF _Toc94790467 \h </w:instrText>
-      </w:r>
-      <w:r>
-        <w:rPr>
-          <w:noProof/>
-        </w:rPr>
-      </w:r>
-      <w:r>
-        <w:rPr>
-          <w:noProof/>
-        </w:rPr>
-        <w:fldChar w:fldCharType="separate"/>
-      </w:r>
-      <w:r>
-        <w:rPr>
-          <w:noProof/>
-        </w:rPr>
-        <w:t>8</w:t>
-      </w:r>
-      <w:r>
-        <w:rPr>
-          <w:noProof/>
-        </w:rPr>
-        <w:fldChar w:fldCharType="end"/>
-      </w:r>
-    </w:p>
-    <w:p>
-      <w:pPr>
-        <w:pStyle w:val="Sommario1"/>
-        <w:tabs>
-          <w:tab w:val="left" w:pos="400"/>
-          <w:tab w:val="right" w:leader="dot" w:pos="9628"/>
-        </w:tabs>
-        <w:rPr>
-          <w:rFonts w:asciiTheme="minorHAnsi" w:eastAsiaTheme="minorEastAsia" w:hAnsiTheme="minorHAnsi" w:cstheme="minorBidi"/>
-          <w:noProof/>
-          <w:sz w:val="22"/>
-          <w:szCs w:val="22"/>
-          <w:lang w:eastAsia="it-CH"/>
-        </w:rPr>
-      </w:pPr>
-      <w:r>
-        <w:rPr>
-          <w:noProof/>
-          <w:lang w:val="it-IT"/>
-        </w:rPr>
-        <w:t>8</w:t>
-      </w:r>
-      <w:r>
-        <w:rPr>
-          <w:rFonts w:asciiTheme="minorHAnsi" w:eastAsiaTheme="minorEastAsia" w:hAnsiTheme="minorHAnsi" w:cstheme="minorBidi"/>
-          <w:noProof/>
-          <w:sz w:val="22"/>
-          <w:szCs w:val="22"/>
-          <w:lang w:eastAsia="it-CH"/>
-        </w:rPr>
-        <w:tab/>
-      </w:r>
-      <w:r>
-        <w:rPr>
-          <w:noProof/>
-          <w:lang w:val="it-IT"/>
-        </w:rPr>
-        <w:t>Glossario</w:t>
-      </w:r>
-      <w:r>
-        <w:rPr>
-          <w:noProof/>
-        </w:rPr>
-        <w:tab/>
-      </w:r>
-      <w:r>
-        <w:rPr>
-          <w:noProof/>
-        </w:rPr>
-        <w:fldChar w:fldCharType="begin"/>
-      </w:r>
-      <w:r>
-        <w:rPr>
-          <w:noProof/>
-        </w:rPr>
-        <w:instrText xml:space="preserve"> PAGEREF _Toc94790468 \h </w:instrText>
-      </w:r>
-      <w:r>
-        <w:rPr>
-          <w:noProof/>
-        </w:rPr>
-      </w:r>
-      <w:r>
-        <w:rPr>
-          <w:noProof/>
-        </w:rPr>
-        <w:fldChar w:fldCharType="separate"/>
-      </w:r>
-      <w:r>
-        <w:rPr>
-          <w:noProof/>
-        </w:rPr>
-        <w:t>8</w:t>
-      </w:r>
-      <w:r>
-        <w:rPr>
-          <w:noProof/>
-        </w:rPr>
-        <w:fldChar w:fldCharType="end"/>
-      </w:r>
-    </w:p>
-    <w:p>
-      <w:pPr>
-        <w:pStyle w:val="Sommario1"/>
-        <w:tabs>
-          <w:tab w:val="left" w:pos="400"/>
-          <w:tab w:val="right" w:leader="dot" w:pos="9628"/>
-        </w:tabs>
-        <w:rPr>
-          <w:rFonts w:asciiTheme="minorHAnsi" w:eastAsiaTheme="minorEastAsia" w:hAnsiTheme="minorHAnsi" w:cstheme="minorBidi"/>
-          <w:noProof/>
-          <w:sz w:val="22"/>
-          <w:szCs w:val="22"/>
-          <w:lang w:eastAsia="it-CH"/>
-        </w:rPr>
-      </w:pPr>
-      <w:r>
-        <w:rPr>
-          <w:noProof/>
-          <w:lang w:val="it-IT"/>
-        </w:rPr>
-        <w:t>9</w:t>
-      </w:r>
-      <w:r>
-        <w:rPr>
-          <w:rFonts w:asciiTheme="minorHAnsi" w:eastAsiaTheme="minorEastAsia" w:hAnsiTheme="minorHAnsi" w:cstheme="minorBidi"/>
-          <w:noProof/>
-          <w:sz w:val="22"/>
-          <w:szCs w:val="22"/>
-          <w:lang w:eastAsia="it-CH"/>
-        </w:rPr>
-        <w:tab/>
-      </w:r>
-      <w:r>
-        <w:rPr>
-          <w:noProof/>
-          <w:lang w:val="it-IT"/>
-        </w:rPr>
-        <w:t>Bibliografia</w:t>
-      </w:r>
-      <w:r>
-        <w:rPr>
-          <w:noProof/>
-        </w:rPr>
-        <w:tab/>
-      </w:r>
-      <w:r>
-        <w:rPr>
-          <w:noProof/>
-        </w:rPr>
-        <w:fldChar w:fldCharType="begin"/>
-      </w:r>
-      <w:r>
-        <w:rPr>
-          <w:noProof/>
-        </w:rPr>
-        <w:instrText xml:space="preserve"> PAGEREF _Toc94790469 \h </w:instrText>
-      </w:r>
-      <w:r>
-        <w:rPr>
-          <w:noProof/>
-        </w:rPr>
-      </w:r>
-      <w:r>
-        <w:rPr>
-          <w:noProof/>
-        </w:rPr>
-        <w:fldChar w:fldCharType="separate"/>
-      </w:r>
-      <w:r>
-        <w:rPr>
-          <w:noProof/>
-        </w:rPr>
-        <w:t>9</w:t>
-      </w:r>
-      <w:r>
-        <w:rPr>
-          <w:noProof/>
-        </w:rPr>
-        <w:fldChar w:fldCharType="end"/>
-      </w:r>
-    </w:p>
-    <w:p>
-      <w:pPr>
-        <w:pStyle w:val="Sommario2"/>
-        <w:tabs>
-          <w:tab w:val="left" w:pos="800"/>
-          <w:tab w:val="right" w:leader="dot" w:pos="9628"/>
-        </w:tabs>
-        <w:rPr>
-          <w:rFonts w:asciiTheme="minorHAnsi" w:eastAsiaTheme="minorEastAsia" w:hAnsiTheme="minorHAnsi" w:cstheme="minorBidi"/>
-          <w:noProof/>
-          <w:sz w:val="22"/>
-          <w:szCs w:val="22"/>
-          <w:lang w:eastAsia="it-CH"/>
-        </w:rPr>
-      </w:pPr>
-      <w:r>
-        <w:rPr>
-          <w:noProof/>
-        </w:rPr>
-        <w:t>9.1</w:t>
-      </w:r>
-      <w:r>
-        <w:rPr>
-          <w:rFonts w:asciiTheme="minorHAnsi" w:eastAsiaTheme="minorEastAsia" w:hAnsiTheme="minorHAnsi" w:cstheme="minorBidi"/>
-          <w:noProof/>
-          <w:sz w:val="22"/>
-          <w:szCs w:val="22"/>
-          <w:lang w:eastAsia="it-CH"/>
-        </w:rPr>
-        <w:tab/>
-      </w:r>
-      <w:r>
-        <w:rPr>
-          <w:noProof/>
-        </w:rPr>
-        <w:t>Bibliografia per articoli di riviste:</w:t>
-      </w:r>
-      <w:r>
-        <w:rPr>
-          <w:noProof/>
-        </w:rPr>
-        <w:tab/>
-      </w:r>
-      <w:r>
-        <w:rPr>
-          <w:noProof/>
-        </w:rPr>
-        <w:fldChar w:fldCharType="begin"/>
-      </w:r>
-      <w:r>
-        <w:rPr>
-          <w:noProof/>
-        </w:rPr>
-        <w:instrText xml:space="preserve"> PAGEREF _Toc94790470 \h </w:instrText>
-      </w:r>
-      <w:r>
-        <w:rPr>
-          <w:noProof/>
-        </w:rPr>
-      </w:r>
-      <w:r>
-        <w:rPr>
-          <w:noProof/>
-        </w:rPr>
-        <w:fldChar w:fldCharType="separate"/>
-      </w:r>
-      <w:r>
-        <w:rPr>
-          <w:noProof/>
-        </w:rPr>
-        <w:t>9</w:t>
-      </w:r>
-      <w:r>
-        <w:rPr>
-          <w:noProof/>
-        </w:rPr>
-        <w:fldChar w:fldCharType="end"/>
-      </w:r>
-    </w:p>
-    <w:p>
-      <w:pPr>
-        <w:pStyle w:val="Sommario2"/>
-        <w:tabs>
-          <w:tab w:val="left" w:pos="800"/>
-          <w:tab w:val="right" w:leader="dot" w:pos="9628"/>
-        </w:tabs>
-        <w:rPr>
-          <w:rFonts w:asciiTheme="minorHAnsi" w:eastAsiaTheme="minorEastAsia" w:hAnsiTheme="minorHAnsi" w:cstheme="minorBidi"/>
-          <w:noProof/>
-          <w:sz w:val="22"/>
-          <w:szCs w:val="22"/>
-          <w:lang w:eastAsia="it-CH"/>
-        </w:rPr>
-      </w:pPr>
-      <w:r>
-        <w:rPr>
-          <w:noProof/>
-        </w:rPr>
-        <w:t>9.2</w:t>
-      </w:r>
-      <w:r>
-        <w:rPr>
-          <w:rFonts w:asciiTheme="minorHAnsi" w:eastAsiaTheme="minorEastAsia" w:hAnsiTheme="minorHAnsi" w:cstheme="minorBidi"/>
-          <w:noProof/>
-          <w:sz w:val="22"/>
-          <w:szCs w:val="22"/>
-          <w:lang w:eastAsia="it-CH"/>
-        </w:rPr>
-        <w:tab/>
-      </w:r>
-      <w:r>
-        <w:rPr>
-          <w:noProof/>
-        </w:rPr>
-        <w:t>Bibliografia per libri</w:t>
-      </w:r>
-      <w:r>
-        <w:rPr>
-          <w:noProof/>
-        </w:rPr>
-        <w:tab/>
-      </w:r>
-      <w:r>
-        <w:rPr>
-          <w:noProof/>
-        </w:rPr>
-        <w:fldChar w:fldCharType="begin"/>
-      </w:r>
-      <w:r>
-        <w:rPr>
-          <w:noProof/>
-        </w:rPr>
-        <w:instrText xml:space="preserve"> PAGEREF _Toc94790471 \h </w:instrText>
-      </w:r>
-      <w:r>
-        <w:rPr>
-          <w:noProof/>
-        </w:rPr>
-      </w:r>
-      <w:r>
-        <w:rPr>
-          <w:noProof/>
-        </w:rPr>
-        <w:fldChar w:fldCharType="separate"/>
-      </w:r>
-      <w:r>
-        <w:rPr>
-          <w:noProof/>
-        </w:rPr>
-        <w:t>9</w:t>
-      </w:r>
-      <w:r>
-        <w:rPr>
-          <w:noProof/>
-        </w:rPr>
-        <w:fldChar w:fldCharType="end"/>
-      </w:r>
-    </w:p>
-    <w:p>
-      <w:pPr>
-        <w:pStyle w:val="Sommario2"/>
-        <w:tabs>
-          <w:tab w:val="left" w:pos="800"/>
-          <w:tab w:val="right" w:leader="dot" w:pos="9628"/>
-        </w:tabs>
-        <w:rPr>
-          <w:rFonts w:asciiTheme="minorHAnsi" w:eastAsiaTheme="minorEastAsia" w:hAnsiTheme="minorHAnsi" w:cstheme="minorBidi"/>
-          <w:noProof/>
-          <w:sz w:val="22"/>
-          <w:szCs w:val="22"/>
-          <w:lang w:eastAsia="it-CH"/>
-        </w:rPr>
-      </w:pPr>
-      <w:r>
-        <w:rPr>
-          <w:noProof/>
-        </w:rPr>
-        <w:t>9.3</w:t>
-      </w:r>
-      <w:r>
-        <w:rPr>
-          <w:rFonts w:asciiTheme="minorHAnsi" w:eastAsiaTheme="minorEastAsia" w:hAnsiTheme="minorHAnsi" w:cstheme="minorBidi"/>
-          <w:noProof/>
-          <w:sz w:val="22"/>
-          <w:szCs w:val="22"/>
-          <w:lang w:eastAsia="it-CH"/>
-        </w:rPr>
-        <w:tab/>
-      </w:r>
-      <w:r>
-        <w:rPr>
-          <w:noProof/>
-        </w:rPr>
-        <w:t>Sitografia</w:t>
-      </w:r>
-      <w:r>
-        <w:rPr>
-          <w:noProof/>
-        </w:rPr>
-        <w:tab/>
-      </w:r>
-      <w:r>
-        <w:rPr>
-          <w:noProof/>
-        </w:rPr>
-        <w:fldChar w:fldCharType="begin"/>
-      </w:r>
-      <w:r>
-        <w:rPr>
-          <w:noProof/>
-        </w:rPr>
-        <w:instrText xml:space="preserve"> PAGEREF _Toc94790472 \h </w:instrText>
-      </w:r>
-      <w:r>
-        <w:rPr>
-          <w:noProof/>
-        </w:rPr>
-      </w:r>
-      <w:r>
-        <w:rPr>
-          <w:noProof/>
-        </w:rPr>
-        <w:fldChar w:fldCharType="separate"/>
-      </w:r>
-      <w:r>
-        <w:rPr>
-          <w:noProof/>
-        </w:rPr>
-        <w:t>9</w:t>
-      </w:r>
-      <w:r>
-        <w:rPr>
-          <w:noProof/>
-        </w:rPr>
-        <w:fldChar w:fldCharType="end"/>
-      </w:r>
-    </w:p>
-    <w:p>
-      <w:pPr>
-        <w:pStyle w:val="Sommario1"/>
-        <w:tabs>
-          <w:tab w:val="left" w:pos="600"/>
-          <w:tab w:val="right" w:leader="dot" w:pos="9628"/>
-        </w:tabs>
-        <w:rPr>
-          <w:rFonts w:asciiTheme="minorHAnsi" w:eastAsiaTheme="minorEastAsia" w:hAnsiTheme="minorHAnsi" w:cstheme="minorBidi"/>
-          <w:noProof/>
-          <w:sz w:val="22"/>
-          <w:szCs w:val="22"/>
-          <w:lang w:eastAsia="it-CH"/>
-        </w:rPr>
-      </w:pPr>
-      <w:r>
-        <w:rPr>
-          <w:noProof/>
-          <w:lang w:val="it-IT"/>
-        </w:rPr>
-        <w:t>10</w:t>
-      </w:r>
-      <w:r>
-        <w:rPr>
-          <w:rFonts w:asciiTheme="minorHAnsi" w:eastAsiaTheme="minorEastAsia" w:hAnsiTheme="minorHAnsi" w:cstheme="minorBidi"/>
-          <w:noProof/>
-          <w:sz w:val="22"/>
-          <w:szCs w:val="22"/>
-          <w:lang w:eastAsia="it-CH"/>
-        </w:rPr>
-        <w:tab/>
-      </w:r>
-      <w:r>
-        <w:rPr>
-          <w:noProof/>
-          <w:lang w:val="it-IT"/>
-        </w:rPr>
-        <w:t>Allegati</w:t>
-      </w:r>
-      <w:r>
-        <w:rPr>
-          <w:noProof/>
-        </w:rPr>
-        <w:tab/>
-      </w:r>
-      <w:r>
-        <w:rPr>
-          <w:noProof/>
-        </w:rPr>
-        <w:fldChar w:fldCharType="begin"/>
-      </w:r>
-      <w:r>
-        <w:rPr>
-          <w:noProof/>
-        </w:rPr>
-        <w:instrText xml:space="preserve"> PAGEREF _Toc94790473 \h </w:instrText>
-      </w:r>
-      <w:r>
-        <w:rPr>
-          <w:noProof/>
-        </w:rPr>
-      </w:r>
-      <w:r>
-        <w:rPr>
-          <w:noProof/>
-        </w:rPr>
-        <w:fldChar w:fldCharType="separate"/>
-      </w:r>
-      <w:r>
-        <w:rPr>
-          <w:noProof/>
-        </w:rPr>
-        <w:t>9</w:t>
-      </w:r>
-      <w:r>
-        <w:rPr>
-          <w:noProof/>
-        </w:rPr>
-        <w:fldChar w:fldCharType="end"/>
-      </w:r>
-    </w:p>
-    <w:p>
-      <w:pPr>
-        <w:rPr>
-          <w:lang w:val="it-IT"/>
-        </w:rPr>
-      </w:pPr>
-      <w:r>
-        <w:rPr>
-          <w:lang w:val="it-IT"/>
-        </w:rPr>
-        <w:fldChar w:fldCharType="end"/>
-      </w:r>
-    </w:p>
-    <w:p>
-      <w:pPr>
-        <w:rPr>
-          <w:lang w:val="it-IT"/>
-        </w:rPr>
-      </w:pPr>
-    </w:p>
-    <w:p>
-      <w:pPr>
-        <w:rPr>
-          <w:lang w:val="it-IT"/>
-        </w:rPr>
-      </w:pPr>
-    </w:p>
-    <w:p>
-      <w:pPr>
         <w:pStyle w:val="Titolo1"/>
         <w:rPr>
           <w:lang w:val="it-IT"/>
         </w:rPr>
       </w:pPr>
       <w:r>
-        <w:rPr>
-          <w:lang w:val="it-IT"/>
-        </w:rPr>
         <w:br w:type="page"/>
       </w:r>
-      <w:bookmarkStart w:id="0" w:name="_Toc94790441"/>
-      <w:r>
-        <w:rPr>
-          <w:lang w:val="it-IT"/>
-        </w:rPr>
-        <w:lastRenderedPageBreak/>
-        <w:t>Introduzione</w:t>
-      </w:r>
-      <w:bookmarkEnd w:id="0"/>
-    </w:p>
-    <w:p>
-      <w:pPr>
-        <w:pStyle w:val="Titolo2"/>
-      </w:pPr>
-      <w:bookmarkStart w:id="1" w:name="_Toc94790442"/>
-      <w:r>
-        <w:t>Informazioni sul progetto</w:t>
-      </w:r>
-      <w:bookmarkEnd w:id="1"/>
-      <w:r>
-        <w:t xml:space="preserve"> </w:t>
-      </w:r>
-    </w:p>
-    <w:p>
-      <w:bookmarkStart w:id="2" w:name="_Toc94790443"/>
-      <w:r>
-        <w:t>Alliev</w:t>
-      </w:r>
-      <w:r>
-        <w:t>i</w:t>
-      </w:r>
-      <w:r>
-        <w:t>: Christian Arzani</w:t>
-      </w:r>
-      <w:r>
-        <w:t>, Andrea Suma, Samuele Ambrosetti, Andrea Negri</w:t>
-      </w:r>
-    </w:p>
-    <w:p>
-      <w:r>
-        <w:t>Docente responsabile: Geo Petrini</w:t>
-      </w:r>
-    </w:p>
-    <w:p>
-      <w:r>
-        <w:t>SAMT Sezione Informatica 3BB</w:t>
-      </w:r>
-      <w:r>
-        <w:t>/C</w:t>
-      </w:r>
-    </w:p>
-    <w:p>
-      <w:r>
-        <w:t>Inizio: 0</w:t>
-      </w:r>
-      <w:r>
-        <w:t>8</w:t>
-      </w:r>
-      <w:r>
-        <w:t>.0</w:t>
-      </w:r>
-      <w:r>
-        <w:t>1</w:t>
-      </w:r>
-      <w:r>
-        <w:t>.202</w:t>
-      </w:r>
-      <w:r>
-        <w:t>5</w:t>
-      </w:r>
-    </w:p>
-    <w:p>
-      <w:r>
-        <w:t xml:space="preserve">Termine: </w:t>
-      </w:r>
-      <w:r>
-        <w:t>2</w:t>
-      </w:r>
-      <w:r>
-        <w:t>8.</w:t>
-      </w:r>
-      <w:r>
-        <w:t>05</w:t>
-      </w:r>
-      <w:r>
-        <w:t>.202</w:t>
-      </w:r>
-      <w:r>
-        <w:t>5</w:t>
-      </w:r>
-    </w:p>
-    <w:p>
-      <w:pPr>
-        <w:pStyle w:val="Titolo2"/>
-      </w:pPr>
-      <w:bookmarkStart w:id="3" w:name="_Toc185424312"/>
-      <w:r>
-        <w:t>Scopo</w:t>
-      </w:r>
-      <w:bookmarkEnd w:id="3"/>
-    </w:p>
-    <w:p>
-      <w:r>
-        <w:t xml:space="preserve">Il nostro obbiettivo </w:t>
-      </w:r>
-      <w:r>
-        <w:t xml:space="preserve">è </w:t>
-      </w:r>
-      <w:r>
-        <w:t>creare un</w:t>
-      </w:r>
-      <w:r>
-        <w:t xml:space="preserve">a piattaforma </w:t>
-      </w:r>
-      <w:r>
-        <w:t>e-commerce</w:t>
-      </w:r>
-      <w:r>
-        <w:t xml:space="preserve"> </w:t>
-      </w:r>
-      <w:r>
-        <w:t>dedicata agli</w:t>
-      </w:r>
-      <w:r>
-        <w:t xml:space="preserve"> acquisti online</w:t>
-      </w:r>
-      <w:r>
-        <w:t xml:space="preserve"> di</w:t>
-      </w:r>
-      <w:r>
-        <w:t xml:space="preserve"> scarpe. </w:t>
-      </w:r>
-      <w:r>
-        <w:br/>
-      </w:r>
-      <w:r>
-        <w:t xml:space="preserve">Il sito è pensato </w:t>
-      </w:r>
-      <w:r>
-        <w:t>per le aziende che decidono</w:t>
-      </w:r>
-      <w:r>
-        <w:t xml:space="preserve"> di </w:t>
-      </w:r>
-      <w:r>
-        <w:t xml:space="preserve">modernizzarsi e aprirsi alla </w:t>
-      </w:r>
-      <w:r>
-        <w:t>vend</w:t>
-      </w:r>
-      <w:r>
-        <w:t>ita</w:t>
-      </w:r>
-      <w:r>
-        <w:t xml:space="preserve"> </w:t>
-      </w:r>
-      <w:r>
-        <w:t>de</w:t>
-      </w:r>
-      <w:r>
-        <w:t>i propri prodotti</w:t>
-      </w:r>
-      <w:r>
-        <w:t xml:space="preserve"> online</w:t>
-      </w:r>
-      <w:r>
-        <w:t xml:space="preserve">. </w:t>
-      </w:r>
-      <w:r>
-        <w:t xml:space="preserve">La piattaforma fornisce </w:t>
-      </w:r>
-      <w:r>
-        <w:t>strumenti per una gestione intuitiva dei prodotti</w:t>
-      </w:r>
-      <w:r>
-        <w:t xml:space="preserve"> fornendo una pagina di gestione</w:t>
-      </w:r>
-      <w:r>
-        <w:t xml:space="preserve"> che permette a</w:t>
-      </w:r>
-      <w:r>
-        <w:t>i venditori</w:t>
-      </w:r>
-      <w:r>
-        <w:t xml:space="preserve"> di visualizzare le vendite e </w:t>
-      </w:r>
-      <w:r>
-        <w:t>aggiornare i</w:t>
-      </w:r>
-      <w:r>
-        <w:t xml:space="preserve"> prodotti </w:t>
-      </w:r>
-      <w:r>
-        <w:t>sul catalogo</w:t>
-      </w:r>
-      <w:r>
-        <w:t>.</w:t>
-      </w:r>
-      <w:r>
-        <w:t xml:space="preserve"> </w:t>
-      </w:r>
-      <w:r>
-        <w:t>La pagina web potrà essere raggiunta da qualsiasi utente</w:t>
-      </w:r>
-      <w:r>
-        <w:t xml:space="preserve"> </w:t>
-      </w:r>
-      <w:r>
-        <w:t xml:space="preserve">che </w:t>
-      </w:r>
-      <w:r>
-        <w:t>avrà la possibilità di</w:t>
-      </w:r>
-      <w:r>
-        <w:t xml:space="preserve"> visualizzare i prodotti presenti ed eventualmente acquistarli.</w:t>
-      </w:r>
-    </w:p>
-    <w:bookmarkEnd w:id="2"/>
-    <w:p>
-      <w:pPr>
-        <w:pStyle w:val="Titolo1"/>
-        <w:rPr>
-          <w:lang w:val="it-IT"/>
-        </w:rPr>
-      </w:pPr>
-      <w:r>
-        <w:br w:type="page"/>
-      </w:r>
+      <w:bookmarkStart w:id="7" w:name="_Toc189853854"/>
       <w:r>
         <w:lastRenderedPageBreak/>
         <w:t>Analisi</w:t>
       </w:r>
+      <w:bookmarkEnd w:id="7"/>
     </w:p>
     <w:p>
       <w:pPr>
@@ -2989,9 +3314,11 @@
           <w:numId w:val="26"/>
         </w:numPr>
       </w:pPr>
+      <w:bookmarkStart w:id="8" w:name="_Toc189853855"/>
       <w:r>
         <w:t>Analisi del dominio</w:t>
       </w:r>
+      <w:bookmarkEnd w:id="8"/>
     </w:p>
     <w:p>
       <w:pPr>
@@ -3308,7 +3635,8 @@
       <w:pPr>
         <w:pStyle w:val="Titolo2"/>
       </w:pPr>
-      <w:bookmarkStart w:id="4" w:name="_Toc94790447"/>
+      <w:bookmarkStart w:id="9" w:name="_Toc94790447"/>
+      <w:bookmarkStart w:id="10" w:name="_Toc189853856"/>
       <w:r>
         <w:t>Analisi e s</w:t>
       </w:r>
@@ -3321,7 +3649,8 @@
       <w:r>
         <w:t>dei requisiti</w:t>
       </w:r>
-      <w:bookmarkEnd w:id="4"/>
+      <w:bookmarkEnd w:id="9"/>
+      <w:bookmarkEnd w:id="10"/>
     </w:p>
     <w:p>
       <w:pPr>
@@ -4641,6 +4970,8 @@
                 <w:szCs w:val="16"/>
               </w:rPr>
             </w:pPr>
+            <w:bookmarkStart w:id="11" w:name="_GoBack"/>
+            <w:bookmarkEnd w:id="11"/>
             <w:r>
               <w:rPr>
                 <w:b/>
@@ -4936,28 +5267,7 @@
                 <w:sz w:val="16"/>
                 <w:szCs w:val="16"/>
               </w:rPr>
-              <w:t xml:space="preserve"> </w:t>
-            </w:r>
-            <w:r>
-              <w:rPr>
-                <w:sz w:val="16"/>
-                <w:szCs w:val="16"/>
-              </w:rPr>
-              <w:t>(REQ-02-00</w:t>
-            </w:r>
-            <w:r>
-              <w:rPr>
-                <w:sz w:val="16"/>
-                <w:szCs w:val="16"/>
-              </w:rPr>
-              <w:t>2</w:t>
-            </w:r>
-            <w:r>
-              <w:rPr>
-                <w:sz w:val="16"/>
-                <w:szCs w:val="16"/>
-              </w:rPr>
-              <w:t>)</w:t>
+              <w:t xml:space="preserve"> (REQ-02-002)</w:t>
             </w:r>
             <w:r>
               <w:rPr>
@@ -4987,28 +5297,7 @@
                 <w:sz w:val="16"/>
                 <w:szCs w:val="16"/>
               </w:rPr>
-              <w:t xml:space="preserve"> </w:t>
-            </w:r>
-            <w:r>
-              <w:rPr>
-                <w:sz w:val="16"/>
-                <w:szCs w:val="16"/>
-              </w:rPr>
-              <w:t>(REQ-02-00</w:t>
-            </w:r>
-            <w:r>
-              <w:rPr>
-                <w:sz w:val="16"/>
-                <w:szCs w:val="16"/>
-              </w:rPr>
-              <w:t>3</w:t>
-            </w:r>
-            <w:r>
-              <w:rPr>
-                <w:sz w:val="16"/>
-                <w:szCs w:val="16"/>
-              </w:rPr>
-              <w:t>)</w:t>
+              <w:t xml:space="preserve"> (REQ-02-003)</w:t>
             </w:r>
             <w:r>
               <w:rPr>
@@ -5702,6 +5991,7 @@
       </w:tr>
       <w:tr>
         <w:trPr>
+          <w:trHeight w:val="136"/>
           <w:tblCellSpacing w:w="0" w:type="dxa"/>
         </w:trPr>
         <w:tc>
@@ -6750,17 +7040,8 @@
                 <w:sz w:val="16"/>
                 <w:szCs w:val="16"/>
               </w:rPr>
-              <w:t xml:space="preserve"> tramite </w:t>
-            </w:r>
-            <w:proofErr w:type="spellStart"/>
-            <w:r>
-              <w:rPr>
-                <w:sz w:val="16"/>
-                <w:szCs w:val="16"/>
-              </w:rPr>
-              <w:t>Stripe</w:t>
-            </w:r>
-            <w:proofErr w:type="spellEnd"/>
+              <w:t xml:space="preserve"> tramite Stripe</w:t>
+            </w:r>
           </w:p>
         </w:tc>
       </w:tr>
@@ -9016,7 +9297,7 @@
       </w:tr>
     </w:tbl>
     <w:p>
-      <w:bookmarkStart w:id="5" w:name="_Toc94790449"/>
+      <w:bookmarkStart w:id="12" w:name="_Toc94790449"/>
     </w:p>
     <w:tbl>
       <w:tblPr>
@@ -9506,11 +9787,13 @@
         <w:pStyle w:val="Titolo2"/>
         <w:ind w:left="578" w:hanging="578"/>
       </w:pPr>
+      <w:bookmarkStart w:id="13" w:name="_Toc189853857"/>
       <w:r>
         <w:lastRenderedPageBreak/>
         <w:t>Use case</w:t>
       </w:r>
-      <w:bookmarkEnd w:id="5"/>
+      <w:bookmarkEnd w:id="12"/>
+      <w:bookmarkEnd w:id="13"/>
     </w:p>
     <w:p>
       <w:pPr>
@@ -9741,19 +10024,19 @@
         </w:rPr>
         <w:br w:type="page"/>
       </w:r>
-      <w:bookmarkStart w:id="6" w:name="_GoBack"/>
-      <w:bookmarkEnd w:id="6"/>
     </w:p>
     <w:p>
       <w:pPr>
         <w:pStyle w:val="Titolo2"/>
       </w:pPr>
-      <w:bookmarkStart w:id="7" w:name="_Toc94790450"/>
+      <w:bookmarkStart w:id="14" w:name="_Toc94790450"/>
+      <w:bookmarkStart w:id="15" w:name="_Toc189853858"/>
       <w:r>
         <w:lastRenderedPageBreak/>
         <w:t>Pianificazione</w:t>
       </w:r>
-      <w:bookmarkEnd w:id="7"/>
+      <w:bookmarkEnd w:id="14"/>
+      <w:bookmarkEnd w:id="15"/>
     </w:p>
     <w:p>
       <w:pPr>
@@ -9786,13 +10069,6 @@
           <w:lang w:val="it-IT"/>
         </w:rPr>
       </w:pPr>
-    </w:p>
-    <w:p>
-      <w:pPr>
-        <w:rPr>
-          <w:lang w:val="it-IT"/>
-        </w:rPr>
-      </w:pPr>
       <w:r>
         <w:rPr>
           <w:lang w:val="it-IT"/>
@@ -9813,13 +10089,6 @@
         </w:rPr>
         <w:t>:</w:t>
       </w:r>
-    </w:p>
-    <w:p>
-      <w:pPr>
-        <w:rPr>
-          <w:lang w:val="it-IT"/>
-        </w:rPr>
-      </w:pPr>
     </w:p>
     <w:tbl>
       <w:tblPr>
@@ -9943,216 +10212,197 @@
           <w:lang w:val="it-IT"/>
         </w:rPr>
       </w:pPr>
+      <w:r>
+        <w:rPr>
+          <w:lang w:val="it-IT"/>
+        </w:rPr>
+        <w:t>Se si usano altri metodi di pianificazione (</w:t>
+      </w:r>
+      <w:r>
+        <w:rPr>
+          <w:lang w:val="it-IT"/>
+        </w:rPr>
+        <w:t>p.</w:t>
+      </w:r>
+      <w:r>
+        <w:rPr>
+          <w:lang w:val="it-IT"/>
+        </w:rPr>
+        <w:t>es</w:t>
+      </w:r>
+      <w:r>
+        <w:rPr>
+          <w:lang w:val="it-IT"/>
+        </w:rPr>
+        <w:t>.</w:t>
+      </w:r>
+      <w:r>
+        <w:rPr>
+          <w:lang w:val="it-IT"/>
+        </w:rPr>
+        <w:t xml:space="preserve"> </w:t>
+      </w:r>
+      <w:proofErr w:type="spellStart"/>
+      <w:r>
+        <w:rPr>
+          <w:lang w:val="it-IT"/>
+        </w:rPr>
+        <w:t>scrum</w:t>
+      </w:r>
+      <w:proofErr w:type="spellEnd"/>
+      <w:r>
+        <w:rPr>
+          <w:lang w:val="it-IT"/>
+        </w:rPr>
+        <w:t>), dovranno apparire in questo capitolo.</w:t>
+      </w:r>
     </w:p>
     <w:p>
       <w:pPr>
-        <w:rPr>
-          <w:lang w:val="it-IT"/>
-        </w:rPr>
-      </w:pPr>
-      <w:r>
-        <w:rPr>
-          <w:lang w:val="it-IT"/>
-        </w:rPr>
-        <w:t>Se si usano altri metodi di pianificazione (</w:t>
-      </w:r>
-      <w:r>
-        <w:rPr>
-          <w:lang w:val="it-IT"/>
-        </w:rPr>
-        <w:t>p.</w:t>
-      </w:r>
-      <w:r>
-        <w:rPr>
-          <w:lang w:val="it-IT"/>
-        </w:rPr>
-        <w:t>es</w:t>
-      </w:r>
-      <w:r>
-        <w:rPr>
-          <w:lang w:val="it-IT"/>
-        </w:rPr>
-        <w:t>.</w:t>
-      </w:r>
-      <w:r>
-        <w:rPr>
-          <w:lang w:val="it-IT"/>
-        </w:rPr>
-        <w:t xml:space="preserve"> </w:t>
-      </w:r>
-      <w:proofErr w:type="spellStart"/>
-      <w:r>
-        <w:rPr>
-          <w:lang w:val="it-IT"/>
-        </w:rPr>
-        <w:t>scrum</w:t>
-      </w:r>
-      <w:proofErr w:type="spellEnd"/>
-      <w:r>
-        <w:rPr>
-          <w:lang w:val="it-IT"/>
-        </w:rPr>
-        <w:t>), dovranno apparire in questo capitolo.</w:t>
-      </w:r>
+        <w:pStyle w:val="Titolo2"/>
+      </w:pPr>
+      <w:bookmarkStart w:id="16" w:name="_Toc94790451"/>
+      <w:bookmarkStart w:id="17" w:name="_Toc189853859"/>
+      <w:r>
+        <w:t>Analisi dei mezzi</w:t>
+      </w:r>
+      <w:bookmarkEnd w:id="16"/>
+      <w:bookmarkEnd w:id="17"/>
     </w:p>
     <w:p>
-      <w:pPr>
-        <w:pStyle w:val="Titolo2"/>
-      </w:pPr>
-      <w:bookmarkStart w:id="8" w:name="_Toc94790451"/>
-      <w:r>
-        <w:t>Analisi dei mezzi</w:t>
-      </w:r>
-      <w:bookmarkEnd w:id="8"/>
+      <w:r>
+        <w:t>Per l’utilizzo della piattaforma web non sono necessarie componenti hardware particolari sono richiesti però un browser e una connessione a Internet stabile</w:t>
+      </w:r>
+      <w:r>
+        <w:t xml:space="preserve"> per potersi collegare al sito web</w:t>
+      </w:r>
+      <w:r>
+        <w:t>.</w:t>
+      </w:r>
     </w:p>
     <w:p>
       <w:pPr>
-        <w:rPr>
-          <w:lang w:val="it-IT"/>
-        </w:rPr>
-      </w:pPr>
-      <w:r>
-        <w:rPr>
-          <w:lang w:val="it-IT"/>
-        </w:rPr>
-        <w:t xml:space="preserve">Elencare e </w:t>
-      </w:r>
-      <w:r>
-        <w:rPr>
-          <w:lang w:val="it-IT"/>
-        </w:rPr>
-        <w:t>descrivere</w:t>
-      </w:r>
-      <w:r>
-        <w:rPr>
-          <w:lang w:val="it-IT"/>
-        </w:rPr>
-        <w:t xml:space="preserve"> i </w:t>
-      </w:r>
-      <w:r>
-        <w:rPr>
-          <w:lang w:val="it-IT"/>
-        </w:rPr>
-        <w:t>mezzi disponibili pe</w:t>
-      </w:r>
-      <w:r>
-        <w:rPr>
-          <w:lang w:val="it-IT"/>
-        </w:rPr>
-        <w:t>r la realizzazione del progetto. Ricordarsi di sempre descrivere nel dettaglio le versioni e il modello di riferimento.</w:t>
-      </w:r>
+        <w:pStyle w:val="Titolo3"/>
+      </w:pPr>
+      <w:bookmarkStart w:id="18" w:name="_Toc413411419"/>
+      <w:bookmarkStart w:id="19" w:name="_Toc94790452"/>
+      <w:bookmarkStart w:id="20" w:name="_Toc189853860"/>
+      <w:r>
+        <w:t>Software</w:t>
+      </w:r>
+      <w:bookmarkEnd w:id="18"/>
+      <w:bookmarkEnd w:id="19"/>
+      <w:bookmarkEnd w:id="20"/>
     </w:p>
     <w:p>
       <w:pPr>
-        <w:pStyle w:val="Titolo3"/>
-      </w:pPr>
-      <w:bookmarkStart w:id="9" w:name="_Toc413411419"/>
-      <w:bookmarkStart w:id="10" w:name="_Toc94790452"/>
-      <w:r>
-        <w:t>Software</w:t>
-      </w:r>
-      <w:bookmarkEnd w:id="9"/>
-      <w:bookmarkEnd w:id="10"/>
+        <w:pStyle w:val="Paragrafoelenco"/>
+        <w:numPr>
+          <w:ilvl w:val="0"/>
+          <w:numId w:val="28"/>
+        </w:numPr>
+        <w:rPr>
+          <w:lang w:val="it-IT"/>
+        </w:rPr>
+      </w:pPr>
+      <w:r>
+        <w:rPr>
+          <w:lang w:val="it-IT"/>
+        </w:rPr>
+        <w:t>Visual Studio Code</w:t>
+      </w:r>
     </w:p>
     <w:p>
       <w:pPr>
-        <w:rPr>
-          <w:lang w:val="it-IT"/>
-        </w:rPr>
-      </w:pPr>
-      <w:r>
-        <w:rPr>
-          <w:lang w:val="it-IT"/>
-        </w:rPr>
-        <w:t>SDK, librerie, tools utilizzati pe</w:t>
-      </w:r>
-      <w:r>
-        <w:rPr>
-          <w:lang w:val="it-IT"/>
-        </w:rPr>
-        <w:t>r la realizzazione del progetto</w:t>
-      </w:r>
-      <w:r>
-        <w:rPr>
-          <w:lang w:val="it-IT"/>
-        </w:rPr>
-        <w:t xml:space="preserve"> e eventuali dipendenze</w:t>
-      </w:r>
-      <w:r>
-        <w:rPr>
-          <w:lang w:val="it-IT"/>
-        </w:rPr>
-        <w:t>.</w:t>
+        <w:pStyle w:val="Paragrafoelenco"/>
+        <w:numPr>
+          <w:ilvl w:val="0"/>
+          <w:numId w:val="28"/>
+        </w:numPr>
+      </w:pPr>
+      <w:r>
+        <w:t>Visual Studio 2022</w:t>
       </w:r>
     </w:p>
     <w:p>
       <w:pPr>
-        <w:pStyle w:val="Titolo3"/>
-      </w:pPr>
-      <w:bookmarkStart w:id="11" w:name="_Toc413411420"/>
-      <w:bookmarkStart w:id="12" w:name="_Toc94790453"/>
-      <w:r>
-        <w:t>Hardware</w:t>
-      </w:r>
-      <w:bookmarkEnd w:id="11"/>
-      <w:bookmarkEnd w:id="12"/>
+        <w:pStyle w:val="Paragrafoelenco"/>
+        <w:numPr>
+          <w:ilvl w:val="0"/>
+          <w:numId w:val="28"/>
+        </w:numPr>
+      </w:pPr>
+      <w:r>
+        <w:t>Word 2019</w:t>
+      </w:r>
     </w:p>
     <w:p>
       <w:pPr>
-        <w:rPr>
-          <w:lang w:val="it-IT"/>
-        </w:rPr>
-      </w:pPr>
+        <w:pStyle w:val="Paragrafoelenco"/>
+        <w:numPr>
+          <w:ilvl w:val="0"/>
+          <w:numId w:val="28"/>
+        </w:numPr>
+      </w:pPr>
+      <w:r>
+        <w:t>Firefox</w:t>
+      </w:r>
     </w:p>
     <w:p>
       <w:pPr>
-        <w:rPr>
-          <w:lang w:val="it-IT"/>
-        </w:rPr>
-      </w:pPr>
-      <w:r>
-        <w:rPr>
-          <w:lang w:val="it-IT"/>
-        </w:rPr>
-        <w:t xml:space="preserve">Su quale piattaforma dovrà essere eseguito il prodotto? Che hardware particolare è coinvolto nel progetto? Che particolarità e limitazioni presenta? Che </w:t>
-      </w:r>
-      <w:r>
-        <w:rPr>
-          <w:lang w:val="it-IT"/>
-        </w:rPr>
-        <w:t>HW</w:t>
-      </w:r>
-      <w:r>
-        <w:rPr>
-          <w:lang w:val="it-IT"/>
-        </w:rPr>
-        <w:t xml:space="preserve"> sarà disponibile durante lo sviluppo?</w:t>
+        <w:pStyle w:val="Paragrafoelenco"/>
+        <w:numPr>
+          <w:ilvl w:val="0"/>
+          <w:numId w:val="28"/>
+        </w:numPr>
+        <w:rPr>
+          <w:lang w:val="it-IT"/>
+        </w:rPr>
+      </w:pPr>
+      <w:r>
+        <w:rPr>
+          <w:lang w:val="it-IT"/>
+        </w:rPr>
+        <w:t>Google Chrome</w:t>
       </w:r>
     </w:p>
     <w:p>
       <w:pPr>
-        <w:pStyle w:val="Titolo1"/>
-      </w:pPr>
-      <w:bookmarkStart w:id="13" w:name="_Toc429059808"/>
-      <w:bookmarkStart w:id="14" w:name="_Toc94790454"/>
-      <w:r>
-        <w:t>Progettazione</w:t>
-      </w:r>
-      <w:bookmarkEnd w:id="13"/>
-      <w:bookmarkEnd w:id="14"/>
+        <w:pStyle w:val="Paragrafoelenco"/>
+        <w:numPr>
+          <w:ilvl w:val="0"/>
+          <w:numId w:val="28"/>
+        </w:numPr>
+        <w:rPr>
+          <w:lang w:val="it-IT"/>
+        </w:rPr>
+      </w:pPr>
+      <w:r>
+        <w:rPr>
+          <w:lang w:val="it-IT"/>
+        </w:rPr>
+        <w:t>Project</w:t>
+      </w:r>
     </w:p>
     <w:p>
       <w:pPr>
-        <w:rPr>
-          <w:lang w:val="it-IT"/>
-        </w:rPr>
-      </w:pPr>
-      <w:r>
-        <w:rPr>
-          <w:lang w:val="it-IT"/>
-        </w:rPr>
-        <w:t>Questo capitolo descrive esaustivamente come deve essere realizzato il prodotto fin nei suoi dettagli. Una buona progettazione permette all’esecutore di evitare fraintendimenti e imprecisioni nell’implementazione del prodotto.</w:t>
-      </w:r>
+        <w:pStyle w:val="Paragrafoelenco"/>
+        <w:numPr>
+          <w:ilvl w:val="0"/>
+          <w:numId w:val="28"/>
+        </w:numPr>
+        <w:rPr>
+          <w:lang w:val="it-IT"/>
+        </w:rPr>
+      </w:pPr>
+      <w:proofErr w:type="spellStart"/>
+      <w:r>
+        <w:rPr>
+          <w:lang w:val="it-IT"/>
+        </w:rPr>
+        <w:t>PhpStorm</w:t>
+      </w:r>
+      <w:proofErr w:type="spellEnd"/>
     </w:p>
     <w:p>
       <w:pPr>
@@ -10163,16 +10413,142 @@
     </w:p>
     <w:p>
       <w:pPr>
+        <w:rPr>
+          <w:i/>
+          <w:iCs/>
+          <w:lang w:val="it-IT"/>
+        </w:rPr>
+      </w:pPr>
+      <w:r>
+        <w:rPr>
+          <w:i/>
+          <w:iCs/>
+          <w:highlight w:val="yellow"/>
+          <w:lang w:val="it-IT"/>
+        </w:rPr>
+        <w:t>DA AGGIUNGERE LIBRERIE USATE</w:t>
+      </w:r>
+    </w:p>
+    <w:p>
+      <w:pPr>
+        <w:pStyle w:val="Titolo3"/>
+      </w:pPr>
+      <w:bookmarkStart w:id="21" w:name="_Toc413411420"/>
+      <w:bookmarkStart w:id="22" w:name="_Toc94790453"/>
+      <w:bookmarkStart w:id="23" w:name="_Toc189853861"/>
+      <w:r>
+        <w:t>Hardware</w:t>
+      </w:r>
+      <w:bookmarkEnd w:id="21"/>
+      <w:bookmarkEnd w:id="22"/>
+      <w:bookmarkEnd w:id="23"/>
+    </w:p>
+    <w:p>
+      <w:r>
+        <w:t>Il PC utilizzato per lo sviluppo del programma è il seguente:</w:t>
+      </w:r>
+    </w:p>
+    <w:p>
+      <w:pPr>
+        <w:pStyle w:val="Paragrafoelenco"/>
+        <w:numPr>
+          <w:ilvl w:val="0"/>
+          <w:numId w:val="30"/>
+        </w:numPr>
+      </w:pPr>
+      <w:r>
+        <w:t>Nvidia T400 4GB</w:t>
+      </w:r>
+    </w:p>
+    <w:p>
+      <w:pPr>
+        <w:pStyle w:val="Paragrafoelenco"/>
+        <w:numPr>
+          <w:ilvl w:val="0"/>
+          <w:numId w:val="30"/>
+        </w:numPr>
+      </w:pPr>
+      <w:r>
+        <w:t xml:space="preserve">Intel Core i7-13700 13th </w:t>
+      </w:r>
+      <w:proofErr w:type="spellStart"/>
+      <w:r>
+        <w:t>Gen</w:t>
+      </w:r>
+      <w:proofErr w:type="spellEnd"/>
+    </w:p>
+    <w:p>
+      <w:pPr>
+        <w:pStyle w:val="Paragrafoelenco"/>
+        <w:numPr>
+          <w:ilvl w:val="0"/>
+          <w:numId w:val="30"/>
+        </w:numPr>
+      </w:pPr>
+      <w:r>
+        <w:t>Windows 10 22H2 x64</w:t>
+      </w:r>
+    </w:p>
+    <w:p>
+      <w:pPr>
+        <w:pStyle w:val="Paragrafoelenco"/>
+        <w:numPr>
+          <w:ilvl w:val="0"/>
+          <w:numId w:val="30"/>
+        </w:numPr>
+      </w:pPr>
+      <w:r>
+        <w:t>32 GB RAM</w:t>
+      </w:r>
+    </w:p>
+    <w:p>
+      <w:pPr>
+        <w:pStyle w:val="Titolo1"/>
+      </w:pPr>
+      <w:bookmarkStart w:id="24" w:name="_Toc429059808"/>
+      <w:bookmarkStart w:id="25" w:name="_Toc94790454"/>
+      <w:bookmarkStart w:id="26" w:name="_Toc189853862"/>
+      <w:r>
+        <w:lastRenderedPageBreak/>
+        <w:t>Progettazione</w:t>
+      </w:r>
+      <w:bookmarkEnd w:id="24"/>
+      <w:bookmarkEnd w:id="25"/>
+      <w:bookmarkEnd w:id="26"/>
+    </w:p>
+    <w:p>
+      <w:pPr>
+        <w:rPr>
+          <w:lang w:val="it-IT"/>
+        </w:rPr>
+      </w:pPr>
+      <w:r>
+        <w:rPr>
+          <w:lang w:val="it-IT"/>
+        </w:rPr>
+        <w:t>Questo capitolo descrive esaustivamente come deve essere realizzato il prodotto fin nei suoi dettagli. Una buona progettazione permette all’esecutore di evitare fraintendimenti e imprecisioni nell’implementazione del prodotto.</w:t>
+      </w:r>
+    </w:p>
+    <w:p>
+      <w:pPr>
+        <w:rPr>
+          <w:lang w:val="it-IT"/>
+        </w:rPr>
+      </w:pPr>
+    </w:p>
+    <w:p>
+      <w:pPr>
         <w:pStyle w:val="Titolo2"/>
       </w:pPr>
-      <w:bookmarkStart w:id="15" w:name="_Toc429059809"/>
-      <w:bookmarkStart w:id="16" w:name="_Toc94790455"/>
-      <w:r>
-        <w:lastRenderedPageBreak/>
+      <w:bookmarkStart w:id="27" w:name="_Toc429059809"/>
+      <w:bookmarkStart w:id="28" w:name="_Toc94790455"/>
+      <w:bookmarkStart w:id="29" w:name="_Toc189853863"/>
+      <w:r>
         <w:t>Design dell’architettura del sistema</w:t>
       </w:r>
-      <w:bookmarkEnd w:id="15"/>
-      <w:bookmarkEnd w:id="16"/>
+      <w:bookmarkEnd w:id="27"/>
+      <w:bookmarkEnd w:id="28"/>
+      <w:bookmarkEnd w:id="29"/>
     </w:p>
     <w:p>
       <w:pPr>
@@ -10317,16 +10693,18 @@
       <w:pPr>
         <w:pStyle w:val="Titolo2"/>
       </w:pPr>
-      <w:bookmarkStart w:id="17" w:name="_Toc429059810"/>
-      <w:bookmarkStart w:id="18" w:name="_Toc94790456"/>
+      <w:bookmarkStart w:id="30" w:name="_Toc429059810"/>
+      <w:bookmarkStart w:id="31" w:name="_Toc94790456"/>
+      <w:bookmarkStart w:id="32" w:name="_Toc189853864"/>
       <w:r>
         <w:t>Design dei dati</w:t>
       </w:r>
       <w:r>
         <w:t xml:space="preserve"> e database</w:t>
       </w:r>
-      <w:bookmarkEnd w:id="17"/>
-      <w:bookmarkEnd w:id="18"/>
+      <w:bookmarkEnd w:id="30"/>
+      <w:bookmarkEnd w:id="31"/>
+      <w:bookmarkEnd w:id="32"/>
     </w:p>
     <w:p>
       <w:pPr>
@@ -10377,13 +10755,15 @@
       <w:pPr>
         <w:pStyle w:val="Titolo2"/>
       </w:pPr>
-      <w:bookmarkStart w:id="19" w:name="_Toc429059811"/>
-      <w:bookmarkStart w:id="20" w:name="_Toc94790457"/>
+      <w:bookmarkStart w:id="33" w:name="_Toc429059811"/>
+      <w:bookmarkStart w:id="34" w:name="_Toc94790457"/>
+      <w:bookmarkStart w:id="35" w:name="_Toc189853865"/>
       <w:r>
         <w:t>Design delle interfacce</w:t>
       </w:r>
-      <w:bookmarkEnd w:id="19"/>
-      <w:bookmarkEnd w:id="20"/>
+      <w:bookmarkEnd w:id="33"/>
+      <w:bookmarkEnd w:id="34"/>
+      <w:bookmarkEnd w:id="35"/>
     </w:p>
     <w:p>
       <w:pPr>
@@ -10422,13 +10802,15 @@
       <w:pPr>
         <w:pStyle w:val="Titolo2"/>
       </w:pPr>
-      <w:bookmarkStart w:id="21" w:name="_Toc429059812"/>
-      <w:bookmarkStart w:id="22" w:name="_Toc94790458"/>
+      <w:bookmarkStart w:id="36" w:name="_Toc429059812"/>
+      <w:bookmarkStart w:id="37" w:name="_Toc94790458"/>
+      <w:bookmarkStart w:id="38" w:name="_Toc189853866"/>
       <w:r>
         <w:t>Design procedurale</w:t>
       </w:r>
-      <w:bookmarkEnd w:id="21"/>
-      <w:bookmarkEnd w:id="22"/>
+      <w:bookmarkEnd w:id="36"/>
+      <w:bookmarkEnd w:id="37"/>
+      <w:bookmarkEnd w:id="38"/>
     </w:p>
     <w:p>
       <w:pPr>
@@ -10604,14 +10986,16 @@
           <w:bottom w:val="single" w:sz="4" w:space="1" w:color="auto"/>
         </w:pBdr>
       </w:pPr>
-      <w:bookmarkStart w:id="23" w:name="_Toc461179222"/>
-      <w:bookmarkStart w:id="24" w:name="_Toc94790459"/>
+      <w:bookmarkStart w:id="39" w:name="_Toc461179222"/>
+      <w:bookmarkStart w:id="40" w:name="_Toc94790459"/>
+      <w:bookmarkStart w:id="41" w:name="_Toc189853867"/>
       <w:r>
         <w:lastRenderedPageBreak/>
         <w:t>Implementazione</w:t>
       </w:r>
-      <w:bookmarkEnd w:id="23"/>
-      <w:bookmarkEnd w:id="24"/>
+      <w:bookmarkEnd w:id="39"/>
+      <w:bookmarkEnd w:id="40"/>
+      <w:bookmarkEnd w:id="41"/>
     </w:p>
     <w:p>
       <w:r>
@@ -10674,28 +11058,32 @@
           <w:lang w:val="it-IT"/>
         </w:rPr>
       </w:pPr>
-      <w:bookmarkStart w:id="25" w:name="_Toc461179223"/>
-      <w:bookmarkStart w:id="26" w:name="_Toc94790460"/>
+      <w:bookmarkStart w:id="42" w:name="_Toc461179223"/>
+      <w:bookmarkStart w:id="43" w:name="_Toc94790460"/>
+      <w:bookmarkStart w:id="44" w:name="_Toc189853868"/>
       <w:r>
         <w:rPr>
           <w:lang w:val="it-IT"/>
         </w:rPr>
         <w:t>Test</w:t>
       </w:r>
-      <w:bookmarkEnd w:id="25"/>
-      <w:bookmarkEnd w:id="26"/>
+      <w:bookmarkEnd w:id="42"/>
+      <w:bookmarkEnd w:id="43"/>
+      <w:bookmarkEnd w:id="44"/>
     </w:p>
     <w:p>
       <w:pPr>
         <w:pStyle w:val="Titolo2"/>
       </w:pPr>
-      <w:bookmarkStart w:id="27" w:name="_Toc461179224"/>
-      <w:bookmarkStart w:id="28" w:name="_Toc94790461"/>
+      <w:bookmarkStart w:id="45" w:name="_Toc461179224"/>
+      <w:bookmarkStart w:id="46" w:name="_Toc94790461"/>
+      <w:bookmarkStart w:id="47" w:name="_Toc189853869"/>
       <w:r>
         <w:t>Protocollo di test</w:t>
       </w:r>
-      <w:bookmarkEnd w:id="27"/>
-      <w:bookmarkEnd w:id="28"/>
+      <w:bookmarkEnd w:id="45"/>
+      <w:bookmarkEnd w:id="46"/>
+      <w:bookmarkEnd w:id="47"/>
     </w:p>
     <w:p>
       <w:pPr>
@@ -11732,7 +12120,7 @@
           <w:lang w:val="fr-CH"/>
         </w:rPr>
       </w:pPr>
-      <w:bookmarkStart w:id="29" w:name="_Toc461179225"/>
+      <w:bookmarkStart w:id="48" w:name="_Toc461179225"/>
       <w:r>
         <w:rPr>
           <w:lang w:val="fr-CH"/>
@@ -11744,13 +12132,15 @@
       <w:pPr>
         <w:pStyle w:val="Titolo2"/>
       </w:pPr>
-      <w:bookmarkStart w:id="30" w:name="_Toc94790462"/>
+      <w:bookmarkStart w:id="49" w:name="_Toc94790462"/>
+      <w:bookmarkStart w:id="50" w:name="_Toc189853870"/>
       <w:r>
         <w:lastRenderedPageBreak/>
         <w:t>Risultati test</w:t>
       </w:r>
-      <w:bookmarkEnd w:id="29"/>
-      <w:bookmarkEnd w:id="30"/>
+      <w:bookmarkEnd w:id="48"/>
+      <w:bookmarkEnd w:id="49"/>
+      <w:bookmarkEnd w:id="50"/>
     </w:p>
     <w:p>
       <w:pPr>
@@ -11769,16 +12159,18 @@
       <w:pPr>
         <w:pStyle w:val="Titolo2"/>
       </w:pPr>
-      <w:bookmarkStart w:id="31" w:name="_Toc461179226"/>
-      <w:bookmarkStart w:id="32" w:name="_Toc94790463"/>
+      <w:bookmarkStart w:id="51" w:name="_Toc461179226"/>
+      <w:bookmarkStart w:id="52" w:name="_Toc94790463"/>
+      <w:bookmarkStart w:id="53" w:name="_Toc189853871"/>
       <w:r>
         <w:t>Mancanze</w:t>
       </w:r>
       <w:r>
         <w:t>/limitazioni conosciute</w:t>
       </w:r>
-      <w:bookmarkEnd w:id="31"/>
-      <w:bookmarkEnd w:id="32"/>
+      <w:bookmarkEnd w:id="51"/>
+      <w:bookmarkEnd w:id="52"/>
+      <w:bookmarkEnd w:id="53"/>
     </w:p>
     <w:p>
       <w:pPr>
@@ -11800,16 +12192,18 @@
           <w:lang w:val="it-IT"/>
         </w:rPr>
       </w:pPr>
-      <w:bookmarkStart w:id="33" w:name="_Toc461179227"/>
-      <w:bookmarkStart w:id="34" w:name="_Toc94790464"/>
+      <w:bookmarkStart w:id="54" w:name="_Toc461179227"/>
+      <w:bookmarkStart w:id="55" w:name="_Toc94790464"/>
+      <w:bookmarkStart w:id="56" w:name="_Toc189853872"/>
       <w:r>
         <w:rPr>
           <w:lang w:val="it-IT"/>
         </w:rPr>
         <w:t>Consuntivo</w:t>
       </w:r>
-      <w:bookmarkEnd w:id="33"/>
-      <w:bookmarkEnd w:id="34"/>
+      <w:bookmarkEnd w:id="54"/>
+      <w:bookmarkEnd w:id="55"/>
+      <w:bookmarkEnd w:id="56"/>
     </w:p>
     <w:p>
       <w:pPr>
@@ -11869,16 +12263,18 @@
           <w:lang w:val="it-IT"/>
         </w:rPr>
       </w:pPr>
-      <w:bookmarkStart w:id="35" w:name="_Toc461179228"/>
-      <w:bookmarkStart w:id="36" w:name="_Toc94790465"/>
+      <w:bookmarkStart w:id="57" w:name="_Toc461179228"/>
+      <w:bookmarkStart w:id="58" w:name="_Toc94790465"/>
+      <w:bookmarkStart w:id="59" w:name="_Toc189853873"/>
       <w:r>
         <w:rPr>
           <w:lang w:val="it-IT"/>
         </w:rPr>
         <w:t>Conclusioni</w:t>
       </w:r>
-      <w:bookmarkEnd w:id="35"/>
-      <w:bookmarkEnd w:id="36"/>
+      <w:bookmarkEnd w:id="57"/>
+      <w:bookmarkEnd w:id="58"/>
+      <w:bookmarkEnd w:id="59"/>
     </w:p>
     <w:p>
       <w:pPr>
@@ -11969,13 +12365,15 @@
       <w:pPr>
         <w:pStyle w:val="Titolo2"/>
       </w:pPr>
-      <w:bookmarkStart w:id="37" w:name="_Toc461179229"/>
-      <w:bookmarkStart w:id="38" w:name="_Toc94790466"/>
+      <w:bookmarkStart w:id="60" w:name="_Toc461179229"/>
+      <w:bookmarkStart w:id="61" w:name="_Toc94790466"/>
+      <w:bookmarkStart w:id="62" w:name="_Toc189853874"/>
       <w:r>
         <w:t>Sviluppi futuri</w:t>
       </w:r>
-      <w:bookmarkEnd w:id="37"/>
-      <w:bookmarkEnd w:id="38"/>
+      <w:bookmarkEnd w:id="60"/>
+      <w:bookmarkEnd w:id="61"/>
+      <w:bookmarkEnd w:id="62"/>
     </w:p>
     <w:p>
       <w:pPr>
@@ -11994,13 +12392,15 @@
       <w:pPr>
         <w:pStyle w:val="Titolo2"/>
       </w:pPr>
-      <w:bookmarkStart w:id="39" w:name="_Toc461179230"/>
-      <w:bookmarkStart w:id="40" w:name="_Toc94790467"/>
+      <w:bookmarkStart w:id="63" w:name="_Toc461179230"/>
+      <w:bookmarkStart w:id="64" w:name="_Toc94790467"/>
+      <w:bookmarkStart w:id="65" w:name="_Toc189853875"/>
       <w:r>
         <w:t>Considerazioni personali</w:t>
       </w:r>
-      <w:bookmarkEnd w:id="39"/>
-      <w:bookmarkEnd w:id="40"/>
+      <w:bookmarkEnd w:id="63"/>
+      <w:bookmarkEnd w:id="64"/>
+      <w:bookmarkEnd w:id="65"/>
     </w:p>
     <w:p>
       <w:pPr>
@@ -12028,15 +12428,17 @@
           <w:lang w:val="it-IT"/>
         </w:rPr>
       </w:pPr>
-      <w:bookmarkStart w:id="41" w:name="_Toc94790468"/>
-      <w:bookmarkStart w:id="42" w:name="_Toc461179232"/>
+      <w:bookmarkStart w:id="66" w:name="_Toc94790468"/>
+      <w:bookmarkStart w:id="67" w:name="_Toc189853876"/>
+      <w:bookmarkStart w:id="68" w:name="_Toc461179232"/>
       <w:r>
         <w:rPr>
           <w:lang w:val="it-IT"/>
         </w:rPr>
         <w:t>Glossario</w:t>
       </w:r>
-      <w:bookmarkEnd w:id="41"/>
+      <w:bookmarkEnd w:id="66"/>
+      <w:bookmarkEnd w:id="67"/>
     </w:p>
     <w:p>
       <w:pPr>
@@ -12262,7 +12664,7 @@
           <w:lang w:val="it-IT"/>
         </w:rPr>
       </w:pPr>
-      <w:bookmarkStart w:id="43" w:name="_Toc94790469"/>
+      <w:bookmarkStart w:id="69" w:name="_Toc94790469"/>
       <w:r>
         <w:rPr>
           <w:lang w:val="it-IT"/>
@@ -12277,6 +12679,7 @@
           <w:lang w:val="it-IT"/>
         </w:rPr>
       </w:pPr>
+      <w:bookmarkStart w:id="70" w:name="_Toc189853877"/>
       <w:r>
         <w:rPr>
           <w:lang w:val="it-IT"/>
@@ -12284,18 +12687,21 @@
         <w:lastRenderedPageBreak/>
         <w:t>Bibliografia</w:t>
       </w:r>
-      <w:bookmarkEnd w:id="43"/>
+      <w:bookmarkEnd w:id="69"/>
+      <w:bookmarkEnd w:id="70"/>
     </w:p>
     <w:p>
       <w:pPr>
         <w:pStyle w:val="Titolo2"/>
       </w:pPr>
-      <w:bookmarkStart w:id="44" w:name="_Toc94790470"/>
+      <w:bookmarkStart w:id="71" w:name="_Toc94790470"/>
+      <w:bookmarkStart w:id="72" w:name="_Toc189853878"/>
       <w:r>
         <w:t>Bibliografia per articoli di riviste:</w:t>
       </w:r>
-      <w:bookmarkEnd w:id="42"/>
-      <w:bookmarkEnd w:id="44"/>
+      <w:bookmarkEnd w:id="68"/>
+      <w:bookmarkEnd w:id="71"/>
+      <w:bookmarkEnd w:id="72"/>
     </w:p>
     <w:p>
       <w:pPr>
@@ -12404,13 +12810,15 @@
       <w:pPr>
         <w:pStyle w:val="Titolo2"/>
       </w:pPr>
-      <w:bookmarkStart w:id="45" w:name="_Toc461179233"/>
-      <w:bookmarkStart w:id="46" w:name="_Toc94790471"/>
+      <w:bookmarkStart w:id="73" w:name="_Toc461179233"/>
+      <w:bookmarkStart w:id="74" w:name="_Toc94790471"/>
+      <w:bookmarkStart w:id="75" w:name="_Toc189853879"/>
       <w:r>
         <w:t>Bibliografia per libri</w:t>
       </w:r>
-      <w:bookmarkEnd w:id="45"/>
-      <w:bookmarkEnd w:id="46"/>
+      <w:bookmarkEnd w:id="73"/>
+      <w:bookmarkEnd w:id="74"/>
+      <w:bookmarkEnd w:id="75"/>
     </w:p>
     <w:p>
       <w:pPr>
@@ -12535,18 +12943,20 @@
           <w:lang w:val="it-IT"/>
         </w:rPr>
       </w:pPr>
-      <w:bookmarkStart w:id="47" w:name="_Toc461179234"/>
+      <w:bookmarkStart w:id="76" w:name="_Toc461179234"/>
     </w:p>
     <w:p>
       <w:pPr>
         <w:pStyle w:val="Titolo2"/>
       </w:pPr>
-      <w:bookmarkStart w:id="48" w:name="_Toc94790472"/>
+      <w:bookmarkStart w:id="77" w:name="_Toc94790472"/>
+      <w:bookmarkStart w:id="78" w:name="_Toc189853880"/>
       <w:r>
         <w:t>Sitografia</w:t>
       </w:r>
-      <w:bookmarkEnd w:id="47"/>
-      <w:bookmarkEnd w:id="48"/>
+      <w:bookmarkEnd w:id="76"/>
+      <w:bookmarkEnd w:id="77"/>
+      <w:bookmarkEnd w:id="78"/>
     </w:p>
     <w:p>
       <w:pPr>
@@ -12704,16 +13114,18 @@
           <w:lang w:val="it-IT"/>
         </w:rPr>
       </w:pPr>
-      <w:bookmarkStart w:id="49" w:name="_Toc461179235"/>
-      <w:bookmarkStart w:id="50" w:name="_Toc94790473"/>
+      <w:bookmarkStart w:id="79" w:name="_Toc461179235"/>
+      <w:bookmarkStart w:id="80" w:name="_Toc94790473"/>
+      <w:bookmarkStart w:id="81" w:name="_Toc189853881"/>
       <w:r>
         <w:rPr>
           <w:lang w:val="it-IT"/>
         </w:rPr>
         <w:t>Allegati</w:t>
       </w:r>
-      <w:bookmarkEnd w:id="49"/>
-      <w:bookmarkEnd w:id="50"/>
+      <w:bookmarkEnd w:id="79"/>
+      <w:bookmarkEnd w:id="80"/>
+      <w:bookmarkEnd w:id="81"/>
     </w:p>
     <w:p>
       <w:pPr>
@@ -15008,6 +15420,344 @@
     </w:lvl>
   </w:abstractNum>
   <w:abstractNum w:abstractNumId="9" w15:restartNumberingAfterBreak="0">
+    <w:nsid w:val="29456697"/>
+    <w:multiLevelType w:val="hybridMultilevel"/>
+    <w:tmpl w:val="E676C64A"/>
+    <w:lvl w:ilvl="0" w:tplc="04100001">
+      <w:start w:val="1"/>
+      <w:numFmt w:val="bullet"/>
+      <w:lvlText w:val=""/>
+      <w:lvlJc w:val="left"/>
+      <w:pPr>
+        <w:ind w:left="720" w:hanging="360"/>
+      </w:pPr>
+      <w:rPr>
+        <w:rFonts w:ascii="Symbol" w:hAnsi="Symbol" w:hint="default"/>
+      </w:rPr>
+    </w:lvl>
+    <w:lvl w:ilvl="1" w:tplc="04100003" w:tentative="1">
+      <w:start w:val="1"/>
+      <w:numFmt w:val="bullet"/>
+      <w:lvlText w:val="o"/>
+      <w:lvlJc w:val="left"/>
+      <w:pPr>
+        <w:ind w:left="1440" w:hanging="360"/>
+      </w:pPr>
+      <w:rPr>
+        <w:rFonts w:ascii="Courier New" w:hAnsi="Courier New" w:cs="Courier New" w:hint="default"/>
+      </w:rPr>
+    </w:lvl>
+    <w:lvl w:ilvl="2" w:tplc="04100005" w:tentative="1">
+      <w:start w:val="1"/>
+      <w:numFmt w:val="bullet"/>
+      <w:lvlText w:val=""/>
+      <w:lvlJc w:val="left"/>
+      <w:pPr>
+        <w:ind w:left="2160" w:hanging="360"/>
+      </w:pPr>
+      <w:rPr>
+        <w:rFonts w:ascii="Wingdings" w:hAnsi="Wingdings" w:hint="default"/>
+      </w:rPr>
+    </w:lvl>
+    <w:lvl w:ilvl="3" w:tplc="04100001" w:tentative="1">
+      <w:start w:val="1"/>
+      <w:numFmt w:val="bullet"/>
+      <w:lvlText w:val=""/>
+      <w:lvlJc w:val="left"/>
+      <w:pPr>
+        <w:ind w:left="2880" w:hanging="360"/>
+      </w:pPr>
+      <w:rPr>
+        <w:rFonts w:ascii="Symbol" w:hAnsi="Symbol" w:hint="default"/>
+      </w:rPr>
+    </w:lvl>
+    <w:lvl w:ilvl="4" w:tplc="04100003" w:tentative="1">
+      <w:start w:val="1"/>
+      <w:numFmt w:val="bullet"/>
+      <w:lvlText w:val="o"/>
+      <w:lvlJc w:val="left"/>
+      <w:pPr>
+        <w:ind w:left="3600" w:hanging="360"/>
+      </w:pPr>
+      <w:rPr>
+        <w:rFonts w:ascii="Courier New" w:hAnsi="Courier New" w:cs="Courier New" w:hint="default"/>
+      </w:rPr>
+    </w:lvl>
+    <w:lvl w:ilvl="5" w:tplc="04100005" w:tentative="1">
+      <w:start w:val="1"/>
+      <w:numFmt w:val="bullet"/>
+      <w:lvlText w:val=""/>
+      <w:lvlJc w:val="left"/>
+      <w:pPr>
+        <w:ind w:left="4320" w:hanging="360"/>
+      </w:pPr>
+      <w:rPr>
+        <w:rFonts w:ascii="Wingdings" w:hAnsi="Wingdings" w:hint="default"/>
+      </w:rPr>
+    </w:lvl>
+    <w:lvl w:ilvl="6" w:tplc="04100001" w:tentative="1">
+      <w:start w:val="1"/>
+      <w:numFmt w:val="bullet"/>
+      <w:lvlText w:val=""/>
+      <w:lvlJc w:val="left"/>
+      <w:pPr>
+        <w:ind w:left="5040" w:hanging="360"/>
+      </w:pPr>
+      <w:rPr>
+        <w:rFonts w:ascii="Symbol" w:hAnsi="Symbol" w:hint="default"/>
+      </w:rPr>
+    </w:lvl>
+    <w:lvl w:ilvl="7" w:tplc="04100003" w:tentative="1">
+      <w:start w:val="1"/>
+      <w:numFmt w:val="bullet"/>
+      <w:lvlText w:val="o"/>
+      <w:lvlJc w:val="left"/>
+      <w:pPr>
+        <w:ind w:left="5760" w:hanging="360"/>
+      </w:pPr>
+      <w:rPr>
+        <w:rFonts w:ascii="Courier New" w:hAnsi="Courier New" w:cs="Courier New" w:hint="default"/>
+      </w:rPr>
+    </w:lvl>
+    <w:lvl w:ilvl="8" w:tplc="04100005" w:tentative="1">
+      <w:start w:val="1"/>
+      <w:numFmt w:val="bullet"/>
+      <w:lvlText w:val=""/>
+      <w:lvlJc w:val="left"/>
+      <w:pPr>
+        <w:ind w:left="6480" w:hanging="360"/>
+      </w:pPr>
+      <w:rPr>
+        <w:rFonts w:ascii="Wingdings" w:hAnsi="Wingdings" w:hint="default"/>
+      </w:rPr>
+    </w:lvl>
+  </w:abstractNum>
+  <w:abstractNum w:abstractNumId="10" w15:restartNumberingAfterBreak="0">
+    <w:nsid w:val="2B9476EC"/>
+    <w:multiLevelType w:val="hybridMultilevel"/>
+    <w:tmpl w:val="0052BF5C"/>
+    <w:lvl w:ilvl="0" w:tplc="04100001">
+      <w:start w:val="1"/>
+      <w:numFmt w:val="bullet"/>
+      <w:lvlText w:val=""/>
+      <w:lvlJc w:val="left"/>
+      <w:pPr>
+        <w:ind w:left="720" w:hanging="360"/>
+      </w:pPr>
+      <w:rPr>
+        <w:rFonts w:ascii="Symbol" w:hAnsi="Symbol" w:hint="default"/>
+      </w:rPr>
+    </w:lvl>
+    <w:lvl w:ilvl="1" w:tplc="04100003" w:tentative="1">
+      <w:start w:val="1"/>
+      <w:numFmt w:val="bullet"/>
+      <w:lvlText w:val="o"/>
+      <w:lvlJc w:val="left"/>
+      <w:pPr>
+        <w:ind w:left="1440" w:hanging="360"/>
+      </w:pPr>
+      <w:rPr>
+        <w:rFonts w:ascii="Courier New" w:hAnsi="Courier New" w:cs="Courier New" w:hint="default"/>
+      </w:rPr>
+    </w:lvl>
+    <w:lvl w:ilvl="2" w:tplc="04100005" w:tentative="1">
+      <w:start w:val="1"/>
+      <w:numFmt w:val="bullet"/>
+      <w:lvlText w:val=""/>
+      <w:lvlJc w:val="left"/>
+      <w:pPr>
+        <w:ind w:left="2160" w:hanging="360"/>
+      </w:pPr>
+      <w:rPr>
+        <w:rFonts w:ascii="Wingdings" w:hAnsi="Wingdings" w:hint="default"/>
+      </w:rPr>
+    </w:lvl>
+    <w:lvl w:ilvl="3" w:tplc="04100001" w:tentative="1">
+      <w:start w:val="1"/>
+      <w:numFmt w:val="bullet"/>
+      <w:lvlText w:val=""/>
+      <w:lvlJc w:val="left"/>
+      <w:pPr>
+        <w:ind w:left="2880" w:hanging="360"/>
+      </w:pPr>
+      <w:rPr>
+        <w:rFonts w:ascii="Symbol" w:hAnsi="Symbol" w:hint="default"/>
+      </w:rPr>
+    </w:lvl>
+    <w:lvl w:ilvl="4" w:tplc="04100003" w:tentative="1">
+      <w:start w:val="1"/>
+      <w:numFmt w:val="bullet"/>
+      <w:lvlText w:val="o"/>
+      <w:lvlJc w:val="left"/>
+      <w:pPr>
+        <w:ind w:left="3600" w:hanging="360"/>
+      </w:pPr>
+      <w:rPr>
+        <w:rFonts w:ascii="Courier New" w:hAnsi="Courier New" w:cs="Courier New" w:hint="default"/>
+      </w:rPr>
+    </w:lvl>
+    <w:lvl w:ilvl="5" w:tplc="04100005" w:tentative="1">
+      <w:start w:val="1"/>
+      <w:numFmt w:val="bullet"/>
+      <w:lvlText w:val=""/>
+      <w:lvlJc w:val="left"/>
+      <w:pPr>
+        <w:ind w:left="4320" w:hanging="360"/>
+      </w:pPr>
+      <w:rPr>
+        <w:rFonts w:ascii="Wingdings" w:hAnsi="Wingdings" w:hint="default"/>
+      </w:rPr>
+    </w:lvl>
+    <w:lvl w:ilvl="6" w:tplc="04100001" w:tentative="1">
+      <w:start w:val="1"/>
+      <w:numFmt w:val="bullet"/>
+      <w:lvlText w:val=""/>
+      <w:lvlJc w:val="left"/>
+      <w:pPr>
+        <w:ind w:left="5040" w:hanging="360"/>
+      </w:pPr>
+      <w:rPr>
+        <w:rFonts w:ascii="Symbol" w:hAnsi="Symbol" w:hint="default"/>
+      </w:rPr>
+    </w:lvl>
+    <w:lvl w:ilvl="7" w:tplc="04100003" w:tentative="1">
+      <w:start w:val="1"/>
+      <w:numFmt w:val="bullet"/>
+      <w:lvlText w:val="o"/>
+      <w:lvlJc w:val="left"/>
+      <w:pPr>
+        <w:ind w:left="5760" w:hanging="360"/>
+      </w:pPr>
+      <w:rPr>
+        <w:rFonts w:ascii="Courier New" w:hAnsi="Courier New" w:cs="Courier New" w:hint="default"/>
+      </w:rPr>
+    </w:lvl>
+    <w:lvl w:ilvl="8" w:tplc="04100005" w:tentative="1">
+      <w:start w:val="1"/>
+      <w:numFmt w:val="bullet"/>
+      <w:lvlText w:val=""/>
+      <w:lvlJc w:val="left"/>
+      <w:pPr>
+        <w:ind w:left="6480" w:hanging="360"/>
+      </w:pPr>
+      <w:rPr>
+        <w:rFonts w:ascii="Wingdings" w:hAnsi="Wingdings" w:hint="default"/>
+      </w:rPr>
+    </w:lvl>
+  </w:abstractNum>
+  <w:abstractNum w:abstractNumId="11" w15:restartNumberingAfterBreak="0">
+    <w:nsid w:val="3ADC387C"/>
+    <w:multiLevelType w:val="hybridMultilevel"/>
+    <w:tmpl w:val="32E4A98A"/>
+    <w:lvl w:ilvl="0" w:tplc="810415D6">
+      <w:numFmt w:val="bullet"/>
+      <w:lvlText w:val="-"/>
+      <w:lvlJc w:val="left"/>
+      <w:pPr>
+        <w:ind w:left="720" w:hanging="360"/>
+      </w:pPr>
+      <w:rPr>
+        <w:rFonts w:ascii="Arial" w:eastAsia="Times New Roman" w:hAnsi="Arial" w:cs="Arial" w:hint="default"/>
+      </w:rPr>
+    </w:lvl>
+    <w:lvl w:ilvl="1" w:tplc="08100003" w:tentative="1">
+      <w:start w:val="1"/>
+      <w:numFmt w:val="bullet"/>
+      <w:lvlText w:val="o"/>
+      <w:lvlJc w:val="left"/>
+      <w:pPr>
+        <w:ind w:left="1440" w:hanging="360"/>
+      </w:pPr>
+      <w:rPr>
+        <w:rFonts w:ascii="Courier New" w:hAnsi="Courier New" w:cs="Courier New" w:hint="default"/>
+      </w:rPr>
+    </w:lvl>
+    <w:lvl w:ilvl="2" w:tplc="08100005" w:tentative="1">
+      <w:start w:val="1"/>
+      <w:numFmt w:val="bullet"/>
+      <w:lvlText w:val=""/>
+      <w:lvlJc w:val="left"/>
+      <w:pPr>
+        <w:ind w:left="2160" w:hanging="360"/>
+      </w:pPr>
+      <w:rPr>
+        <w:rFonts w:ascii="Wingdings" w:hAnsi="Wingdings" w:hint="default"/>
+      </w:rPr>
+    </w:lvl>
+    <w:lvl w:ilvl="3" w:tplc="08100001" w:tentative="1">
+      <w:start w:val="1"/>
+      <w:numFmt w:val="bullet"/>
+      <w:lvlText w:val=""/>
+      <w:lvlJc w:val="left"/>
+      <w:pPr>
+        <w:ind w:left="2880" w:hanging="360"/>
+      </w:pPr>
+      <w:rPr>
+        <w:rFonts w:ascii="Symbol" w:hAnsi="Symbol" w:hint="default"/>
+      </w:rPr>
+    </w:lvl>
+    <w:lvl w:ilvl="4" w:tplc="08100003" w:tentative="1">
+      <w:start w:val="1"/>
+      <w:numFmt w:val="bullet"/>
+      <w:lvlText w:val="o"/>
+      <w:lvlJc w:val="left"/>
+      <w:pPr>
+        <w:ind w:left="3600" w:hanging="360"/>
+      </w:pPr>
+      <w:rPr>
+        <w:rFonts w:ascii="Courier New" w:hAnsi="Courier New" w:cs="Courier New" w:hint="default"/>
+      </w:rPr>
+    </w:lvl>
+    <w:lvl w:ilvl="5" w:tplc="08100005" w:tentative="1">
+      <w:start w:val="1"/>
+      <w:numFmt w:val="bullet"/>
+      <w:lvlText w:val=""/>
+      <w:lvlJc w:val="left"/>
+      <w:pPr>
+        <w:ind w:left="4320" w:hanging="360"/>
+      </w:pPr>
+      <w:rPr>
+        <w:rFonts w:ascii="Wingdings" w:hAnsi="Wingdings" w:hint="default"/>
+      </w:rPr>
+    </w:lvl>
+    <w:lvl w:ilvl="6" w:tplc="08100001" w:tentative="1">
+      <w:start w:val="1"/>
+      <w:numFmt w:val="bullet"/>
+      <w:lvlText w:val=""/>
+      <w:lvlJc w:val="left"/>
+      <w:pPr>
+        <w:ind w:left="5040" w:hanging="360"/>
+      </w:pPr>
+      <w:rPr>
+        <w:rFonts w:ascii="Symbol" w:hAnsi="Symbol" w:hint="default"/>
+      </w:rPr>
+    </w:lvl>
+    <w:lvl w:ilvl="7" w:tplc="08100003" w:tentative="1">
+      <w:start w:val="1"/>
+      <w:numFmt w:val="bullet"/>
+      <w:lvlText w:val="o"/>
+      <w:lvlJc w:val="left"/>
+      <w:pPr>
+        <w:ind w:left="5760" w:hanging="360"/>
+      </w:pPr>
+      <w:rPr>
+        <w:rFonts w:ascii="Courier New" w:hAnsi="Courier New" w:cs="Courier New" w:hint="default"/>
+      </w:rPr>
+    </w:lvl>
+    <w:lvl w:ilvl="8" w:tplc="08100005" w:tentative="1">
+      <w:start w:val="1"/>
+      <w:numFmt w:val="bullet"/>
+      <w:lvlText w:val=""/>
+      <w:lvlJc w:val="left"/>
+      <w:pPr>
+        <w:ind w:left="6480" w:hanging="360"/>
+      </w:pPr>
+      <w:rPr>
+        <w:rFonts w:ascii="Wingdings" w:hAnsi="Wingdings" w:hint="default"/>
+      </w:rPr>
+    </w:lvl>
+  </w:abstractNum>
+  <w:abstractNum w:abstractNumId="12" w15:restartNumberingAfterBreak="0">
     <w:nsid w:val="57C86EE7"/>
     <w:multiLevelType w:val="multilevel"/>
     <w:tmpl w:val="4DE6CDEC"/>
@@ -15156,7 +15906,7 @@
       </w:rPr>
     </w:lvl>
   </w:abstractNum>
-  <w:abstractNum w:abstractNumId="10" w15:restartNumberingAfterBreak="0">
+  <w:abstractNum w:abstractNumId="13" w15:restartNumberingAfterBreak="0">
     <w:nsid w:val="652809B9"/>
     <w:multiLevelType w:val="hybridMultilevel"/>
     <w:tmpl w:val="C10EC632"/>
@@ -15269,7 +16019,7 @@
       </w:rPr>
     </w:lvl>
   </w:abstractNum>
-  <w:abstractNum w:abstractNumId="11" w15:restartNumberingAfterBreak="0">
+  <w:abstractNum w:abstractNumId="14" w15:restartNumberingAfterBreak="0">
     <w:nsid w:val="66871ECE"/>
     <w:multiLevelType w:val="hybridMultilevel"/>
     <w:tmpl w:val="7F74FC56"/>
@@ -15385,7 +16135,7 @@
       </w:pPr>
     </w:lvl>
   </w:abstractNum>
-  <w:abstractNum w:abstractNumId="12" w15:restartNumberingAfterBreak="0">
+  <w:abstractNum w:abstractNumId="15" w15:restartNumberingAfterBreak="0">
     <w:nsid w:val="6ABE5228"/>
     <w:multiLevelType w:val="hybridMultilevel"/>
     <w:tmpl w:val="089EE6D8"/>
@@ -15501,7 +16251,7 @@
       </w:pPr>
     </w:lvl>
   </w:abstractNum>
-  <w:abstractNum w:abstractNumId="13" w15:restartNumberingAfterBreak="0">
+  <w:abstractNum w:abstractNumId="16" w15:restartNumberingAfterBreak="0">
     <w:nsid w:val="6C1D7334"/>
     <w:multiLevelType w:val="hybridMultilevel"/>
     <w:tmpl w:val="7F20929C"/>
@@ -15617,7 +16367,7 @@
       </w:pPr>
     </w:lvl>
   </w:abstractNum>
-  <w:abstractNum w:abstractNumId="14" w15:restartNumberingAfterBreak="0">
+  <w:abstractNum w:abstractNumId="17" w15:restartNumberingAfterBreak="0">
     <w:nsid w:val="72904C79"/>
     <w:multiLevelType w:val="hybridMultilevel"/>
     <w:tmpl w:val="EB328896"/>
@@ -15757,7 +16507,7 @@
       </w:rPr>
     </w:lvl>
   </w:abstractNum>
-  <w:abstractNum w:abstractNumId="15" w15:restartNumberingAfterBreak="0">
+  <w:abstractNum w:abstractNumId="18" w15:restartNumberingAfterBreak="0">
     <w:nsid w:val="76DB06C3"/>
     <w:multiLevelType w:val="hybridMultilevel"/>
     <w:tmpl w:val="31DC0C44"/>
@@ -15870,7 +16620,7 @@
       </w:rPr>
     </w:lvl>
   </w:abstractNum>
-  <w:abstractNum w:abstractNumId="16" w15:restartNumberingAfterBreak="0">
+  <w:abstractNum w:abstractNumId="19" w15:restartNumberingAfterBreak="0">
     <w:nsid w:val="7ACC392C"/>
     <w:multiLevelType w:val="hybridMultilevel"/>
     <w:tmpl w:val="F282F7F0"/>
@@ -16010,7 +16760,7 @@
       </w:rPr>
     </w:lvl>
   </w:abstractNum>
-  <w:abstractNum w:abstractNumId="17" w15:restartNumberingAfterBreak="0">
+  <w:abstractNum w:abstractNumId="20" w15:restartNumberingAfterBreak="0">
     <w:nsid w:val="7CD54937"/>
     <w:multiLevelType w:val="hybridMultilevel"/>
     <w:tmpl w:val="1AB0305A"/>
@@ -16151,7 +16901,7 @@
     </w:lvl>
   </w:abstractNum>
   <w:num w:numId="1">
-    <w:abstractNumId w:val="9"/>
+    <w:abstractNumId w:val="12"/>
   </w:num>
   <w:num w:numId="2">
     <w:abstractNumId w:val="3"/>
@@ -16166,22 +16916,22 @@
     <w:abstractNumId w:val="4"/>
   </w:num>
   <w:num w:numId="6">
-    <w:abstractNumId w:val="11"/>
+    <w:abstractNumId w:val="14"/>
   </w:num>
   <w:num w:numId="7">
     <w:abstractNumId w:val="8"/>
   </w:num>
   <w:num w:numId="8">
-    <w:abstractNumId w:val="12"/>
+    <w:abstractNumId w:val="15"/>
   </w:num>
   <w:num w:numId="9">
     <w:abstractNumId w:val="0"/>
   </w:num>
   <w:num w:numId="10">
-    <w:abstractNumId w:val="14"/>
+    <w:abstractNumId w:val="17"/>
   </w:num>
   <w:num w:numId="11">
-    <w:abstractNumId w:val="16"/>
+    <w:abstractNumId w:val="19"/>
   </w:num>
   <w:num w:numId="12">
     <w:abstractNumId w:val="5"/>
@@ -16190,43 +16940,43 @@
     <w:abstractNumId w:val="2"/>
   </w:num>
   <w:num w:numId="14">
-    <w:abstractNumId w:val="17"/>
+    <w:abstractNumId w:val="20"/>
   </w:num>
   <w:num w:numId="15">
     <w:abstractNumId w:val="6"/>
   </w:num>
   <w:num w:numId="16">
-    <w:abstractNumId w:val="9"/>
+    <w:abstractNumId w:val="12"/>
   </w:num>
   <w:num w:numId="17">
+    <w:abstractNumId w:val="16"/>
+  </w:num>
+  <w:num w:numId="18">
+    <w:abstractNumId w:val="12"/>
+  </w:num>
+  <w:num w:numId="19">
+    <w:abstractNumId w:val="12"/>
+  </w:num>
+  <w:num w:numId="20">
+    <w:abstractNumId w:val="12"/>
+  </w:num>
+  <w:num w:numId="21">
+    <w:abstractNumId w:val="12"/>
+  </w:num>
+  <w:num w:numId="22">
+    <w:abstractNumId w:val="12"/>
+  </w:num>
+  <w:num w:numId="23">
     <w:abstractNumId w:val="13"/>
   </w:num>
-  <w:num w:numId="18">
-    <w:abstractNumId w:val="9"/>
-  </w:num>
-  <w:num w:numId="19">
-    <w:abstractNumId w:val="9"/>
-  </w:num>
-  <w:num w:numId="20">
-    <w:abstractNumId w:val="9"/>
-  </w:num>
-  <w:num w:numId="21">
-    <w:abstractNumId w:val="9"/>
-  </w:num>
-  <w:num w:numId="22">
-    <w:abstractNumId w:val="9"/>
-  </w:num>
-  <w:num w:numId="23">
-    <w:abstractNumId w:val="10"/>
-  </w:num>
   <w:num w:numId="24">
-    <w:abstractNumId w:val="9"/>
+    <w:abstractNumId w:val="12"/>
   </w:num>
   <w:num w:numId="25">
-    <w:abstractNumId w:val="9"/>
+    <w:abstractNumId w:val="12"/>
   </w:num>
   <w:num w:numId="26">
-    <w:abstractNumId w:val="9"/>
+    <w:abstractNumId w:val="12"/>
     <w:lvlOverride w:ilvl="0">
       <w:startOverride w:val="2"/>
     </w:lvlOverride>
@@ -16235,7 +16985,16 @@
     </w:lvlOverride>
   </w:num>
   <w:num w:numId="27">
-    <w:abstractNumId w:val="15"/>
+    <w:abstractNumId w:val="18"/>
+  </w:num>
+  <w:num w:numId="28">
+    <w:abstractNumId w:val="10"/>
+  </w:num>
+  <w:num w:numId="29">
+    <w:abstractNumId w:val="11"/>
+  </w:num>
+  <w:num w:numId="30">
+    <w:abstractNumId w:val="9"/>
   </w:num>
   <w:numIdMacAtCleanup w:val="14"/>
 </w:numbering>
@@ -16886,6 +17645,7 @@
   </w:style>
   <w:style w:type="character" w:styleId="Collegamentoipertestuale">
     <w:name w:val="Hyperlink"/>
+    <w:uiPriority w:val="99"/>
     <w:rPr>
       <w:color w:val="0000FF"/>
       <w:u w:val="single"/>
@@ -17177,6 +17937,34 @@
       <w:ind w:left="720"/>
       <w:contextualSpacing/>
     </w:pPr>
+  </w:style>
+  <w:style w:type="paragraph" w:styleId="Titolosommario">
+    <w:name w:val="TOC Heading"/>
+    <w:basedOn w:val="Titolo1"/>
+    <w:next w:val="Normale"/>
+    <w:uiPriority w:val="39"/>
+    <w:unhideWhenUsed/>
+    <w:qFormat/>
+    <w:rsid w:val="006D4A6A"/>
+    <w:pPr>
+      <w:keepLines/>
+      <w:numPr>
+        <w:numId w:val="0"/>
+      </w:numPr>
+      <w:pBdr>
+        <w:bottom w:val="none" w:sz="0" w:space="0" w:color="auto"/>
+      </w:pBdr>
+      <w:spacing w:after="0" w:line="259" w:lineRule="auto"/>
+      <w:outlineLvl w:val="9"/>
+    </w:pPr>
+    <w:rPr>
+      <w:rFonts w:asciiTheme="majorHAnsi" w:eastAsiaTheme="majorEastAsia" w:hAnsiTheme="majorHAnsi" w:cstheme="majorBidi"/>
+      <w:b w:val="0"/>
+      <w:color w:val="2F5496" w:themeColor="accent1" w:themeShade="BF"/>
+      <w:sz w:val="32"/>
+      <w:szCs w:val="32"/>
+      <w:lang w:val="it-IT"/>
+    </w:rPr>
   </w:style>
 </w:styles>
 </file>
@@ -17481,7 +18269,7 @@
 </file>
 
 <file path=customXml/itemProps1.xml><?xml version="1.0" encoding="utf-8"?>
-<ds:datastoreItem xmlns:ds="http://schemas.openxmlformats.org/officeDocument/2006/customXml" ds:itemID="{E732AADE-6838-4777-93CB-C9785181E3A2}">
+<ds:datastoreItem xmlns:ds="http://schemas.openxmlformats.org/officeDocument/2006/customXml" ds:itemID="{7B379664-821D-41C5-8B47-4E56BC2533E8}">
   <ds:schemaRefs>
     <ds:schemaRef ds:uri="http://schemas.openxmlformats.org/officeDocument/2006/bibliography"/>
   </ds:schemaRefs>

--- a/3_Documentazione/DocumentazioneFyt.docx
+++ b/3_Documentazione/DocumentazioneFyt.docx
@@ -3981,6 +3981,30 @@
           <w:lang w:val="it-IT"/>
         </w:rPr>
         <w:t xml:space="preserve">Gestione promozioni </w:t>
+      </w:r>
+      <w:r>
+        <w:rPr>
+          <w:i/>
+          <w:lang w:val="it-IT"/>
+        </w:rPr>
+        <w:t>opzionale</w:t>
+      </w:r>
+    </w:p>
+    <w:p>
+      <w:pPr>
+        <w:numPr>
+          <w:ilvl w:val="0"/>
+          <w:numId w:val="13"/>
+        </w:numPr>
+        <w:rPr>
+          <w:lang w:val="it-IT"/>
+        </w:rPr>
+      </w:pPr>
+      <w:r>
+        <w:rPr>
+          <w:lang w:val="it-IT"/>
+        </w:rPr>
+        <w:t xml:space="preserve">Visualizzazione prodotto 3D </w:t>
       </w:r>
       <w:r>
         <w:rPr>
@@ -4970,8 +4994,6 @@
                 <w:szCs w:val="16"/>
               </w:rPr>
             </w:pPr>
-            <w:bookmarkStart w:id="11" w:name="_GoBack"/>
-            <w:bookmarkEnd w:id="11"/>
             <w:r>
               <w:rPr>
                 <w:b/>
@@ -9297,7 +9319,7 @@
       </w:tr>
     </w:tbl>
     <w:p>
-      <w:bookmarkStart w:id="12" w:name="_Toc94790449"/>
+      <w:bookmarkStart w:id="11" w:name="_Toc94790449"/>
     </w:p>
     <w:tbl>
       <w:tblPr>
@@ -9787,13 +9809,13 @@
         <w:pStyle w:val="Titolo2"/>
         <w:ind w:left="578" w:hanging="578"/>
       </w:pPr>
-      <w:bookmarkStart w:id="13" w:name="_Toc189853857"/>
+      <w:bookmarkStart w:id="12" w:name="_Toc189853857"/>
       <w:r>
         <w:lastRenderedPageBreak/>
         <w:t>Use case</w:t>
       </w:r>
+      <w:bookmarkEnd w:id="11"/>
       <w:bookmarkEnd w:id="12"/>
-      <w:bookmarkEnd w:id="13"/>
     </w:p>
     <w:p>
       <w:pPr>
@@ -9945,6 +9967,13 @@
     </w:p>
     <w:p>
       <w:pPr>
+        <w:rPr>
+          <w:lang w:val="it-IT"/>
+        </w:rPr>
+      </w:pPr>
+    </w:p>
+    <w:p>
+      <w:pPr>
         <w:jc w:val="center"/>
         <w:rPr>
           <w:lang w:val="it-IT"/>
@@ -9956,9 +9985,9 @@
           <w:lang w:val="it-IT"/>
         </w:rPr>
         <w:drawing>
-          <wp:inline distT="0" distB="0" distL="0" distR="0" wp14:anchorId="36832475" wp14:editId="0C27E433">
-            <wp:extent cx="4927648" cy="3664424"/>
-            <wp:effectExtent l="114300" t="114300" r="120650" b="107950"/>
+          <wp:inline distT="0" distB="0" distL="0" distR="0" wp14:anchorId="36832475" wp14:editId="5CB9C3B3">
+            <wp:extent cx="5869717" cy="4364990"/>
+            <wp:effectExtent l="114300" t="114300" r="112395" b="111760"/>
             <wp:docPr id="4" name="Immagine 4"/>
             <wp:cNvGraphicFramePr>
               <a:graphicFrameLocks xmlns:a="http://schemas.openxmlformats.org/drawingml/2006/main" noChangeAspect="1"/>
@@ -9988,7 +10017,7 @@
                   <pic:spPr bwMode="auto">
                     <a:xfrm>
                       <a:off x="0" y="0"/>
-                      <a:ext cx="4973633" cy="3698620"/>
+                      <a:ext cx="5991407" cy="4455484"/>
                     </a:xfrm>
                     <a:prstGeom prst="rect">
                       <a:avLst/>
@@ -10029,270 +10058,508 @@
       <w:pPr>
         <w:pStyle w:val="Titolo2"/>
       </w:pPr>
-      <w:bookmarkStart w:id="14" w:name="_Toc94790450"/>
-      <w:bookmarkStart w:id="15" w:name="_Toc189853858"/>
+      <w:bookmarkStart w:id="13" w:name="_Toc94790450"/>
+      <w:bookmarkStart w:id="14" w:name="_Toc189853858"/>
       <w:r>
         <w:lastRenderedPageBreak/>
         <w:t>Pianificazione</w:t>
       </w:r>
+      <w:bookmarkEnd w:id="13"/>
       <w:bookmarkEnd w:id="14"/>
+    </w:p>
+    <w:p>
+      <w:pPr>
+        <w:rPr>
+          <w:lang w:val="it-IT"/>
+        </w:rPr>
+      </w:pPr>
+      <w:r>
+        <w:rPr>
+          <w:lang w:val="it-IT"/>
+        </w:rPr>
+        <w:t xml:space="preserve">Nella pianificazione del nostro progetto </w:t>
+      </w:r>
+      <w:r>
+        <w:rPr>
+          <w:lang w:val="it-IT"/>
+        </w:rPr>
+        <w:t xml:space="preserve">abbiamo adottato un modello Agile, utilizzando un framework </w:t>
+      </w:r>
+      <w:proofErr w:type="spellStart"/>
+      <w:r>
+        <w:rPr>
+          <w:lang w:val="it-IT"/>
+        </w:rPr>
+        <w:t>Scrum</w:t>
+      </w:r>
+      <w:proofErr w:type="spellEnd"/>
+      <w:r>
+        <w:rPr>
+          <w:lang w:val="it-IT"/>
+        </w:rPr>
+        <w:t xml:space="preserve"> ridotto. In questo framework, alcuni ruoli di </w:t>
+      </w:r>
+      <w:proofErr w:type="spellStart"/>
+      <w:r>
+        <w:rPr>
+          <w:lang w:val="it-IT"/>
+        </w:rPr>
+        <w:t>Scrum</w:t>
+      </w:r>
+      <w:proofErr w:type="spellEnd"/>
+      <w:r>
+        <w:rPr>
+          <w:lang w:val="it-IT"/>
+        </w:rPr>
+        <w:t xml:space="preserve"> sono stati eliminati </w:t>
+      </w:r>
+      <w:r>
+        <w:rPr>
+          <w:lang w:val="it-IT"/>
+        </w:rPr>
+        <w:t xml:space="preserve">perché non abbiamo la struttura necessaria </w:t>
+      </w:r>
+      <w:r>
+        <w:rPr>
+          <w:lang w:val="it-IT"/>
+        </w:rPr>
+        <w:t>per</w:t>
+      </w:r>
+      <w:r>
+        <w:rPr>
+          <w:lang w:val="it-IT"/>
+        </w:rPr>
+        <w:t xml:space="preserve"> ricoprire tutti i ruoli.</w:t>
+      </w:r>
+    </w:p>
+    <w:p>
+      <w:pPr>
+        <w:pStyle w:val="Titolo3"/>
+      </w:pPr>
+      <w:r>
+        <w:t>Fase preliminare</w:t>
+      </w:r>
+    </w:p>
+    <w:p>
+      <w:pPr>
+        <w:rPr>
+          <w:lang w:val="it-IT"/>
+        </w:rPr>
+      </w:pPr>
+      <w:r>
+        <w:rPr>
+          <w:noProof/>
+        </w:rPr>
+        <w:drawing>
+          <wp:inline distT="0" distB="0" distL="0" distR="0" wp14:anchorId="05ED0F03" wp14:editId="023F47D0">
+            <wp:extent cx="6120130" cy="1616710"/>
+            <wp:effectExtent l="114300" t="95250" r="109220" b="97790"/>
+            <wp:docPr id="1" name="Immagine 1"/>
+            <wp:cNvGraphicFramePr>
+              <a:graphicFrameLocks xmlns:a="http://schemas.openxmlformats.org/drawingml/2006/main" noChangeAspect="1"/>
+            </wp:cNvGraphicFramePr>
+            <a:graphic xmlns:a="http://schemas.openxmlformats.org/drawingml/2006/main">
+              <a:graphicData uri="http://schemas.openxmlformats.org/drawingml/2006/picture">
+                <pic:pic xmlns:pic="http://schemas.openxmlformats.org/drawingml/2006/picture">
+                  <pic:nvPicPr>
+                    <pic:cNvPr id="1" name=""/>
+                    <pic:cNvPicPr/>
+                  </pic:nvPicPr>
+                  <pic:blipFill>
+                    <a:blip r:embed="rId9"/>
+                    <a:stretch>
+                      <a:fillRect/>
+                    </a:stretch>
+                  </pic:blipFill>
+                  <pic:spPr>
+                    <a:xfrm>
+                      <a:off x="0" y="0"/>
+                      <a:ext cx="6120130" cy="1616710"/>
+                    </a:xfrm>
+                    <a:prstGeom prst="rect">
+                      <a:avLst/>
+                    </a:prstGeom>
+                    <a:effectLst>
+                      <a:outerShdw blurRad="63500" sx="102000" sy="102000" algn="ctr" rotWithShape="0">
+                        <a:prstClr val="black">
+                          <a:alpha val="40000"/>
+                        </a:prstClr>
+                      </a:outerShdw>
+                    </a:effectLst>
+                  </pic:spPr>
+                </pic:pic>
+              </a:graphicData>
+            </a:graphic>
+          </wp:inline>
+        </w:drawing>
+      </w:r>
+    </w:p>
+    <w:p>
+      <w:pPr>
+        <w:pStyle w:val="Titolo3"/>
+      </w:pPr>
+      <w:r>
+        <w:t>Primo Sprint</w:t>
+      </w:r>
+    </w:p>
+    <w:p>
+      <w:pPr>
+        <w:jc w:val="center"/>
+        <w:rPr>
+          <w:lang w:val="it-IT"/>
+        </w:rPr>
+      </w:pPr>
+      <w:r>
+        <w:rPr>
+          <w:noProof/>
+        </w:rPr>
+        <w:drawing>
+          <wp:inline distT="0" distB="0" distL="0" distR="0" wp14:anchorId="5C1AB704" wp14:editId="1723DC72">
+            <wp:extent cx="6120130" cy="2544445"/>
+            <wp:effectExtent l="114300" t="95250" r="109220" b="103505"/>
+            <wp:docPr id="5" name="Immagine 5"/>
+            <wp:cNvGraphicFramePr>
+              <a:graphicFrameLocks xmlns:a="http://schemas.openxmlformats.org/drawingml/2006/main" noChangeAspect="1"/>
+            </wp:cNvGraphicFramePr>
+            <a:graphic xmlns:a="http://schemas.openxmlformats.org/drawingml/2006/main">
+              <a:graphicData uri="http://schemas.openxmlformats.org/drawingml/2006/picture">
+                <pic:pic xmlns:pic="http://schemas.openxmlformats.org/drawingml/2006/picture">
+                  <pic:nvPicPr>
+                    <pic:cNvPr id="1" name=""/>
+                    <pic:cNvPicPr/>
+                  </pic:nvPicPr>
+                  <pic:blipFill>
+                    <a:blip r:embed="rId10"/>
+                    <a:stretch>
+                      <a:fillRect/>
+                    </a:stretch>
+                  </pic:blipFill>
+                  <pic:spPr>
+                    <a:xfrm>
+                      <a:off x="0" y="0"/>
+                      <a:ext cx="6120130" cy="2544445"/>
+                    </a:xfrm>
+                    <a:prstGeom prst="rect">
+                      <a:avLst/>
+                    </a:prstGeom>
+                    <a:effectLst>
+                      <a:outerShdw blurRad="63500" sx="102000" sy="102000" algn="ctr" rotWithShape="0">
+                        <a:prstClr val="black">
+                          <a:alpha val="40000"/>
+                        </a:prstClr>
+                      </a:outerShdw>
+                    </a:effectLst>
+                  </pic:spPr>
+                </pic:pic>
+              </a:graphicData>
+            </a:graphic>
+          </wp:inline>
+        </w:drawing>
+      </w:r>
+    </w:p>
+    <w:p>
+      <w:pPr>
+        <w:rPr>
+          <w:lang w:val="it-IT"/>
+        </w:rPr>
+      </w:pPr>
+      <w:r>
+        <w:rPr>
+          <w:lang w:val="it-IT"/>
+        </w:rPr>
+        <w:br w:type="page"/>
+      </w:r>
+    </w:p>
+    <w:p>
+      <w:pPr>
+        <w:pStyle w:val="Titolo3"/>
+      </w:pPr>
+      <w:r>
+        <w:lastRenderedPageBreak/>
+        <w:t>Secondo Sprint</w:t>
+      </w:r>
+    </w:p>
+    <w:p>
+      <w:pPr>
+        <w:jc w:val="center"/>
+        <w:rPr>
+          <w:lang w:val="it-IT"/>
+        </w:rPr>
+      </w:pPr>
+      <w:r>
+        <w:rPr>
+          <w:noProof/>
+        </w:rPr>
+        <w:drawing>
+          <wp:inline distT="0" distB="0" distL="0" distR="0" wp14:anchorId="4314DE99" wp14:editId="0BE8433A">
+            <wp:extent cx="6120130" cy="1546860"/>
+            <wp:effectExtent l="114300" t="95250" r="109220" b="91440"/>
+            <wp:docPr id="6" name="Immagine 6"/>
+            <wp:cNvGraphicFramePr>
+              <a:graphicFrameLocks xmlns:a="http://schemas.openxmlformats.org/drawingml/2006/main" noChangeAspect="1"/>
+            </wp:cNvGraphicFramePr>
+            <a:graphic xmlns:a="http://schemas.openxmlformats.org/drawingml/2006/main">
+              <a:graphicData uri="http://schemas.openxmlformats.org/drawingml/2006/picture">
+                <pic:pic xmlns:pic="http://schemas.openxmlformats.org/drawingml/2006/picture">
+                  <pic:nvPicPr>
+                    <pic:cNvPr id="1" name=""/>
+                    <pic:cNvPicPr/>
+                  </pic:nvPicPr>
+                  <pic:blipFill>
+                    <a:blip r:embed="rId11"/>
+                    <a:stretch>
+                      <a:fillRect/>
+                    </a:stretch>
+                  </pic:blipFill>
+                  <pic:spPr>
+                    <a:xfrm>
+                      <a:off x="0" y="0"/>
+                      <a:ext cx="6120130" cy="1546860"/>
+                    </a:xfrm>
+                    <a:prstGeom prst="rect">
+                      <a:avLst/>
+                    </a:prstGeom>
+                    <a:effectLst>
+                      <a:outerShdw blurRad="63500" sx="102000" sy="102000" algn="ctr" rotWithShape="0">
+                        <a:prstClr val="black">
+                          <a:alpha val="40000"/>
+                        </a:prstClr>
+                      </a:outerShdw>
+                    </a:effectLst>
+                  </pic:spPr>
+                </pic:pic>
+              </a:graphicData>
+            </a:graphic>
+          </wp:inline>
+        </w:drawing>
+      </w:r>
+    </w:p>
+    <w:p>
+      <w:pPr>
+        <w:pStyle w:val="Titolo3"/>
+      </w:pPr>
+      <w:r>
+        <w:t>Terzo Sprint</w:t>
+      </w:r>
+    </w:p>
+    <w:p>
+      <w:pPr>
+        <w:jc w:val="center"/>
+        <w:rPr>
+          <w:lang w:val="it-IT"/>
+        </w:rPr>
+      </w:pPr>
+      <w:r>
+        <w:rPr>
+          <w:noProof/>
+        </w:rPr>
+        <w:drawing>
+          <wp:inline distT="0" distB="0" distL="0" distR="0" wp14:anchorId="2DBEE450" wp14:editId="25AC8DF5">
+            <wp:extent cx="6120130" cy="998855"/>
+            <wp:effectExtent l="114300" t="76200" r="109220" b="67945"/>
+            <wp:docPr id="8" name="Immagine 8"/>
+            <wp:cNvGraphicFramePr>
+              <a:graphicFrameLocks xmlns:a="http://schemas.openxmlformats.org/drawingml/2006/main" noChangeAspect="1"/>
+            </wp:cNvGraphicFramePr>
+            <a:graphic xmlns:a="http://schemas.openxmlformats.org/drawingml/2006/main">
+              <a:graphicData uri="http://schemas.openxmlformats.org/drawingml/2006/picture">
+                <pic:pic xmlns:pic="http://schemas.openxmlformats.org/drawingml/2006/picture">
+                  <pic:nvPicPr>
+                    <pic:cNvPr id="1" name=""/>
+                    <pic:cNvPicPr/>
+                  </pic:nvPicPr>
+                  <pic:blipFill>
+                    <a:blip r:embed="rId12"/>
+                    <a:stretch>
+                      <a:fillRect/>
+                    </a:stretch>
+                  </pic:blipFill>
+                  <pic:spPr>
+                    <a:xfrm>
+                      <a:off x="0" y="0"/>
+                      <a:ext cx="6120130" cy="998855"/>
+                    </a:xfrm>
+                    <a:prstGeom prst="rect">
+                      <a:avLst/>
+                    </a:prstGeom>
+                    <a:effectLst>
+                      <a:outerShdw blurRad="63500" sx="102000" sy="102000" algn="ctr" rotWithShape="0">
+                        <a:prstClr val="black">
+                          <a:alpha val="40000"/>
+                        </a:prstClr>
+                      </a:outerShdw>
+                    </a:effectLst>
+                  </pic:spPr>
+                </pic:pic>
+              </a:graphicData>
+            </a:graphic>
+          </wp:inline>
+        </w:drawing>
+      </w:r>
+    </w:p>
+    <w:p>
+      <w:pPr>
+        <w:pStyle w:val="Titolo3"/>
+      </w:pPr>
+      <w:r>
+        <w:t>Quarto Sprint</w:t>
+      </w:r>
+    </w:p>
+    <w:p>
+      <w:pPr>
+        <w:jc w:val="center"/>
+        <w:rPr>
+          <w:lang w:val="it-IT"/>
+        </w:rPr>
+      </w:pPr>
+      <w:r>
+        <w:rPr>
+          <w:noProof/>
+        </w:rPr>
+        <w:drawing>
+          <wp:inline distT="0" distB="0" distL="0" distR="0" wp14:anchorId="67B0ED59" wp14:editId="14B835E9">
+            <wp:extent cx="6120130" cy="1184275"/>
+            <wp:effectExtent l="114300" t="76200" r="109220" b="73025"/>
+            <wp:docPr id="10" name="Immagine 10"/>
+            <wp:cNvGraphicFramePr>
+              <a:graphicFrameLocks xmlns:a="http://schemas.openxmlformats.org/drawingml/2006/main" noChangeAspect="1"/>
+            </wp:cNvGraphicFramePr>
+            <a:graphic xmlns:a="http://schemas.openxmlformats.org/drawingml/2006/main">
+              <a:graphicData uri="http://schemas.openxmlformats.org/drawingml/2006/picture">
+                <pic:pic xmlns:pic="http://schemas.openxmlformats.org/drawingml/2006/picture">
+                  <pic:nvPicPr>
+                    <pic:cNvPr id="1" name=""/>
+                    <pic:cNvPicPr/>
+                  </pic:nvPicPr>
+                  <pic:blipFill>
+                    <a:blip r:embed="rId13"/>
+                    <a:stretch>
+                      <a:fillRect/>
+                    </a:stretch>
+                  </pic:blipFill>
+                  <pic:spPr>
+                    <a:xfrm>
+                      <a:off x="0" y="0"/>
+                      <a:ext cx="6120130" cy="1184275"/>
+                    </a:xfrm>
+                    <a:prstGeom prst="rect">
+                      <a:avLst/>
+                    </a:prstGeom>
+                    <a:effectLst>
+                      <a:outerShdw blurRad="63500" sx="102000" sy="102000" algn="ctr" rotWithShape="0">
+                        <a:prstClr val="black">
+                          <a:alpha val="40000"/>
+                        </a:prstClr>
+                      </a:outerShdw>
+                    </a:effectLst>
+                  </pic:spPr>
+                </pic:pic>
+              </a:graphicData>
+            </a:graphic>
+          </wp:inline>
+        </w:drawing>
+      </w:r>
+    </w:p>
+    <w:p>
+      <w:pPr>
+        <w:pStyle w:val="Titolo3"/>
+      </w:pPr>
+      <w:r>
+        <w:lastRenderedPageBreak/>
+        <w:t>Quinto Sprint</w:t>
+      </w:r>
+    </w:p>
+    <w:p>
+      <w:pPr>
+        <w:jc w:val="center"/>
+        <w:rPr>
+          <w:lang w:val="it-IT"/>
+        </w:rPr>
+      </w:pPr>
+      <w:r>
+        <w:rPr>
+          <w:noProof/>
+        </w:rPr>
+        <w:drawing>
+          <wp:inline distT="0" distB="0" distL="0" distR="0" wp14:anchorId="540338B9" wp14:editId="48C91811">
+            <wp:extent cx="5858593" cy="2967592"/>
+            <wp:effectExtent l="114300" t="95250" r="123190" b="99695"/>
+            <wp:docPr id="11" name="Immagine 11"/>
+            <wp:cNvGraphicFramePr>
+              <a:graphicFrameLocks xmlns:a="http://schemas.openxmlformats.org/drawingml/2006/main" noChangeAspect="1"/>
+            </wp:cNvGraphicFramePr>
+            <a:graphic xmlns:a="http://schemas.openxmlformats.org/drawingml/2006/main">
+              <a:graphicData uri="http://schemas.openxmlformats.org/drawingml/2006/picture">
+                <pic:pic xmlns:pic="http://schemas.openxmlformats.org/drawingml/2006/picture">
+                  <pic:nvPicPr>
+                    <pic:cNvPr id="1" name=""/>
+                    <pic:cNvPicPr/>
+                  </pic:nvPicPr>
+                  <pic:blipFill>
+                    <a:blip r:embed="rId14"/>
+                    <a:stretch>
+                      <a:fillRect/>
+                    </a:stretch>
+                  </pic:blipFill>
+                  <pic:spPr>
+                    <a:xfrm>
+                      <a:off x="0" y="0"/>
+                      <a:ext cx="5858593" cy="2967592"/>
+                    </a:xfrm>
+                    <a:prstGeom prst="rect">
+                      <a:avLst/>
+                    </a:prstGeom>
+                    <a:effectLst>
+                      <a:outerShdw blurRad="63500" sx="102000" sy="102000" algn="ctr" rotWithShape="0">
+                        <a:prstClr val="black">
+                          <a:alpha val="40000"/>
+                        </a:prstClr>
+                      </a:outerShdw>
+                    </a:effectLst>
+                  </pic:spPr>
+                </pic:pic>
+              </a:graphicData>
+            </a:graphic>
+          </wp:inline>
+        </w:drawing>
+      </w:r>
+    </w:p>
+    <w:p>
+      <w:pPr>
+        <w:pStyle w:val="Titolo2"/>
+      </w:pPr>
+      <w:bookmarkStart w:id="15" w:name="_Toc94790451"/>
+      <w:bookmarkStart w:id="16" w:name="_Toc189853859"/>
+      <w:r>
+        <w:t>Analisi dei mezzi</w:t>
+      </w:r>
       <w:bookmarkEnd w:id="15"/>
-    </w:p>
-    <w:p>
-      <w:pPr>
-        <w:rPr>
-          <w:lang w:val="it-IT"/>
-        </w:rPr>
-      </w:pPr>
-      <w:r>
-        <w:rPr>
-          <w:lang w:val="it-IT"/>
-        </w:rPr>
-        <w:t xml:space="preserve">Prima di stabilire una pianificazione bisogna avere almeno una vaga idea del modello di sviluppo che si intende adottare. </w:t>
-      </w:r>
-      <w:r>
-        <w:rPr>
-          <w:lang w:val="it-IT"/>
-        </w:rPr>
-        <w:t xml:space="preserve">In questa sezione bisognerà inserire il modello concettuale di sviluppo che si seguirà durante il progetto. </w:t>
-      </w:r>
-      <w:r>
-        <w:rPr>
-          <w:lang w:val="it-IT"/>
-        </w:rPr>
-        <w:t>Gli elementi di riferimento per una buona pianificazione derivano da una scomposizione top-down della problematica del progetto.</w:t>
-      </w:r>
-    </w:p>
-    <w:p>
-      <w:pPr>
-        <w:rPr>
-          <w:lang w:val="it-IT"/>
-        </w:rPr>
-      </w:pPr>
-      <w:r>
-        <w:rPr>
-          <w:lang w:val="it-IT"/>
-        </w:rPr>
-        <w:t xml:space="preserve">La pianificazione può essere rappresentata mediante un diagramma di </w:t>
-      </w:r>
-      <w:proofErr w:type="spellStart"/>
-      <w:r>
-        <w:rPr>
-          <w:lang w:val="it-IT"/>
-        </w:rPr>
-        <w:t>Gantt</w:t>
-      </w:r>
-      <w:proofErr w:type="spellEnd"/>
-      <w:r>
-        <w:rPr>
-          <w:lang w:val="it-IT"/>
-        </w:rPr>
-        <w:t>:</w:t>
-      </w:r>
-    </w:p>
-    <w:tbl>
-      <w:tblPr>
-        <w:tblW w:w="0" w:type="auto"/>
-        <w:tblBorders>
-          <w:top w:val="single" w:sz="4" w:space="0" w:color="auto"/>
-          <w:left w:val="single" w:sz="4" w:space="0" w:color="auto"/>
-          <w:bottom w:val="single" w:sz="4" w:space="0" w:color="auto"/>
-          <w:right w:val="single" w:sz="4" w:space="0" w:color="auto"/>
-          <w:insideH w:val="single" w:sz="4" w:space="0" w:color="auto"/>
-          <w:insideV w:val="single" w:sz="4" w:space="0" w:color="auto"/>
-        </w:tblBorders>
-        <w:tblLook w:val="00A0" w:firstRow="1" w:lastRow="0" w:firstColumn="1" w:lastColumn="0" w:noHBand="0" w:noVBand="0"/>
-      </w:tblPr>
-      <w:tblGrid>
-        <w:gridCol w:w="9628"/>
-      </w:tblGrid>
-      <w:tr>
-        <w:tc>
-          <w:tcPr>
-            <w:tcW w:w="9628" w:type="dxa"/>
-            <w:shd w:val="clear" w:color="auto" w:fill="auto"/>
-          </w:tcPr>
-          <w:p>
-            <w:pPr>
-              <w:rPr>
-                <w:lang w:val="it-IT"/>
-              </w:rPr>
-            </w:pPr>
-            <w:r>
-              <w:rPr>
-                <w:noProof/>
-                <w:lang w:val="it-IT"/>
-              </w:rPr>
-              <w:drawing>
-                <wp:inline distT="0" distB="0" distL="0" distR="0" wp14:anchorId="3C988473" wp14:editId="421E0D4A">
-                  <wp:extent cx="5972175" cy="2876550"/>
-                  <wp:effectExtent l="0" t="0" r="0" b="0"/>
-                  <wp:docPr id="1" name="Immagine 1"/>
-                  <wp:cNvGraphicFramePr>
-                    <a:graphicFrameLocks xmlns:a="http://schemas.openxmlformats.org/drawingml/2006/main" noChangeAspect="1"/>
-                  </wp:cNvGraphicFramePr>
-                  <a:graphic xmlns:a="http://schemas.openxmlformats.org/drawingml/2006/main">
-                    <a:graphicData uri="http://schemas.openxmlformats.org/drawingml/2006/picture">
-                      <pic:pic xmlns:pic="http://schemas.openxmlformats.org/drawingml/2006/picture">
-                        <pic:nvPicPr>
-                          <pic:cNvPr id="0" name="Picture 1"/>
-                          <pic:cNvPicPr>
-                            <a:picLocks noChangeAspect="1" noChangeArrowheads="1"/>
-                          </pic:cNvPicPr>
-                        </pic:nvPicPr>
-                        <pic:blipFill>
-                          <a:blip r:embed="rId9">
-                            <a:extLst>
-                              <a:ext uri="{28A0092B-C50C-407E-A947-70E740481C1C}">
-                                <a14:useLocalDpi xmlns:a14="http://schemas.microsoft.com/office/drawing/2010/main" val="0"/>
-                              </a:ext>
-                            </a:extLst>
-                          </a:blip>
-                          <a:srcRect r="6310"/>
-                          <a:stretch>
-                            <a:fillRect/>
-                          </a:stretch>
-                        </pic:blipFill>
-                        <pic:spPr bwMode="auto">
-                          <a:xfrm>
-                            <a:off x="0" y="0"/>
-                            <a:ext cx="5972175" cy="2876550"/>
-                          </a:xfrm>
-                          <a:prstGeom prst="rect">
-                            <a:avLst/>
-                          </a:prstGeom>
-                          <a:noFill/>
-                          <a:ln>
-                            <a:noFill/>
-                          </a:ln>
-                        </pic:spPr>
-                      </pic:pic>
-                    </a:graphicData>
-                  </a:graphic>
-                </wp:inline>
-              </w:drawing>
-            </w:r>
-          </w:p>
-          <w:p>
-            <w:pPr>
-              <w:pStyle w:val="Didascalia"/>
-              <w:rPr>
-                <w:lang w:val="it-IT"/>
-              </w:rPr>
-            </w:pPr>
-            <w:r>
-              <w:t xml:space="preserve">Figura </w:t>
-            </w:r>
-            <w:fldSimple w:instr=" SEQ Figura \* ARABIC ">
-              <w:r>
-                <w:rPr>
-                  <w:noProof/>
-                </w:rPr>
-                <w:t>1</w:t>
-              </w:r>
-            </w:fldSimple>
-            <w:r>
-              <w:t xml:space="preserve">: Esempio di diagramma di </w:t>
-            </w:r>
-            <w:proofErr w:type="spellStart"/>
-            <w:r>
-              <w:t>Gantt</w:t>
-            </w:r>
-            <w:proofErr w:type="spellEnd"/>
-            <w:r>
-              <w:t>.</w:t>
-            </w:r>
-          </w:p>
-        </w:tc>
-      </w:tr>
-    </w:tbl>
-    <w:p>
-      <w:pPr>
-        <w:rPr>
-          <w:lang w:val="it-IT"/>
-        </w:rPr>
-      </w:pPr>
-      <w:r>
-        <w:rPr>
-          <w:lang w:val="it-IT"/>
-        </w:rPr>
-        <w:t>Se si usano altri metodi di pianificazione (</w:t>
-      </w:r>
-      <w:r>
-        <w:rPr>
-          <w:lang w:val="it-IT"/>
-        </w:rPr>
-        <w:t>p.</w:t>
-      </w:r>
-      <w:r>
-        <w:rPr>
-          <w:lang w:val="it-IT"/>
-        </w:rPr>
-        <w:t>es</w:t>
-      </w:r>
-      <w:r>
-        <w:rPr>
-          <w:lang w:val="it-IT"/>
-        </w:rPr>
+      <w:bookmarkEnd w:id="16"/>
+    </w:p>
+    <w:p>
+      <w:r>
+        <w:t>Per l’utilizzo della piattaforma web non sono necessarie componenti hardware particolari sono richiesti però un browser e una connessione a Internet stabile</w:t>
+      </w:r>
+      <w:r>
+        <w:t xml:space="preserve"> per potersi collegare al sito web</w:t>
+      </w:r>
+      <w:r>
         <w:t>.</w:t>
       </w:r>
-      <w:r>
-        <w:rPr>
-          <w:lang w:val="it-IT"/>
-        </w:rPr>
-        <w:t xml:space="preserve"> </w:t>
-      </w:r>
-      <w:proofErr w:type="spellStart"/>
-      <w:r>
-        <w:rPr>
-          <w:lang w:val="it-IT"/>
-        </w:rPr>
-        <w:t>scrum</w:t>
-      </w:r>
-      <w:proofErr w:type="spellEnd"/>
-      <w:r>
-        <w:rPr>
-          <w:lang w:val="it-IT"/>
-        </w:rPr>
-        <w:t>), dovranno apparire in questo capitolo.</w:t>
-      </w:r>
-    </w:p>
-    <w:p>
-      <w:pPr>
-        <w:pStyle w:val="Titolo2"/>
-      </w:pPr>
-      <w:bookmarkStart w:id="16" w:name="_Toc94790451"/>
-      <w:bookmarkStart w:id="17" w:name="_Toc189853859"/>
-      <w:r>
-        <w:t>Analisi dei mezzi</w:t>
-      </w:r>
-      <w:bookmarkEnd w:id="16"/>
+    </w:p>
+    <w:p>
+      <w:pPr>
+        <w:pStyle w:val="Titolo3"/>
+      </w:pPr>
+      <w:bookmarkStart w:id="17" w:name="_Toc413411419"/>
+      <w:bookmarkStart w:id="18" w:name="_Toc94790452"/>
+      <w:bookmarkStart w:id="19" w:name="_Toc189853860"/>
+      <w:r>
+        <w:t>Software</w:t>
+      </w:r>
       <w:bookmarkEnd w:id="17"/>
-    </w:p>
-    <w:p>
-      <w:r>
-        <w:t>Per l’utilizzo della piattaforma web non sono necessarie componenti hardware particolari sono richiesti però un browser e una connessione a Internet stabile</w:t>
-      </w:r>
-      <w:r>
-        <w:t xml:space="preserve"> per potersi collegare al sito web</w:t>
-      </w:r>
-      <w:r>
-        <w:t>.</w:t>
-      </w:r>
-    </w:p>
-    <w:p>
-      <w:pPr>
-        <w:pStyle w:val="Titolo3"/>
-      </w:pPr>
-      <w:bookmarkStart w:id="18" w:name="_Toc413411419"/>
-      <w:bookmarkStart w:id="19" w:name="_Toc94790452"/>
-      <w:bookmarkStart w:id="20" w:name="_Toc189853860"/>
-      <w:r>
-        <w:t>Software</w:t>
-      </w:r>
       <w:bookmarkEnd w:id="18"/>
       <w:bookmarkEnd w:id="19"/>
-      <w:bookmarkEnd w:id="20"/>
     </w:p>
     <w:p>
       <w:pPr>
@@ -10426,8 +10693,55 @@
           <w:highlight w:val="yellow"/>
           <w:lang w:val="it-IT"/>
         </w:rPr>
-        <w:t>DA AGGIUNGERE LIBRERIE USATE</w:t>
-      </w:r>
+        <w:t>DA AGGIUNGERE LIBRERIE</w:t>
+      </w:r>
+      <w:r>
+        <w:rPr>
+          <w:i/>
+          <w:iCs/>
+          <w:highlight w:val="yellow"/>
+          <w:lang w:val="it-IT"/>
+        </w:rPr>
+        <w:t xml:space="preserve">, </w:t>
+      </w:r>
+      <w:r>
+        <w:rPr>
+          <w:i/>
+          <w:iCs/>
+          <w:highlight w:val="yellow"/>
+          <w:lang w:val="it-IT"/>
+        </w:rPr>
+        <w:t>FRAMEWORKS</w:t>
+      </w:r>
+      <w:r>
+        <w:rPr>
+          <w:i/>
+          <w:iCs/>
+          <w:highlight w:val="yellow"/>
+          <w:lang w:val="it-IT"/>
+        </w:rPr>
+        <w:t xml:space="preserve"> USAT</w:t>
+      </w:r>
+      <w:r>
+        <w:rPr>
+          <w:i/>
+          <w:iCs/>
+          <w:highlight w:val="yellow"/>
+          <w:lang w:val="it-IT"/>
+        </w:rPr>
+        <w:t>I</w:t>
+      </w:r>
+      <w:r>
+        <w:rPr>
+          <w:i/>
+          <w:iCs/>
+          <w:highlight w:val="yellow"/>
+          <w:lang w:val="it-IT"/>
+        </w:rPr>
+        <w:t xml:space="preserve"> CON LE VERSIONI</w:t>
+      </w:r>
+      <w:bookmarkStart w:id="20" w:name="_GoBack"/>
+      <w:bookmarkEnd w:id="20"/>
     </w:p>
     <w:p>
       <w:pPr>
@@ -10502,6 +10816,11 @@
       </w:r>
     </w:p>
     <w:p>
+      <w:r>
+        <w:br w:type="page"/>
+      </w:r>
+    </w:p>
+    <w:p>
       <w:pPr>
         <w:pStyle w:val="Titolo1"/>
       </w:pPr>
@@ -10518,26 +10837,6 @@
     </w:p>
     <w:p>
       <w:pPr>
-        <w:rPr>
-          <w:lang w:val="it-IT"/>
-        </w:rPr>
-      </w:pPr>
-      <w:r>
-        <w:rPr>
-          <w:lang w:val="it-IT"/>
-        </w:rPr>
-        <w:t>Questo capitolo descrive esaustivamente come deve essere realizzato il prodotto fin nei suoi dettagli. Una buona progettazione permette all’esecutore di evitare fraintendimenti e imprecisioni nell’implementazione del prodotto.</w:t>
-      </w:r>
-    </w:p>
-    <w:p>
-      <w:pPr>
-        <w:rPr>
-          <w:lang w:val="it-IT"/>
-        </w:rPr>
-      </w:pPr>
-    </w:p>
-    <w:p>
-      <w:pPr>
         <w:pStyle w:val="Titolo2"/>
       </w:pPr>
       <w:bookmarkStart w:id="27" w:name="_Toc429059809"/>
@@ -10558,149 +10857,163 @@
       </w:pPr>
       <w:r>
         <w:rPr>
-          <w:lang w:val="it-IT"/>
-        </w:rPr>
-        <w:t>Descrive:</w:t>
-      </w:r>
-    </w:p>
-    <w:p>
-      <w:pPr>
+          <w:noProof/>
+          <w:lang w:val="it-IT"/>
+        </w:rPr>
+        <w:drawing>
+          <wp:inline distT="0" distB="0" distL="0" distR="0" wp14:anchorId="3539098F" wp14:editId="59E98281">
+            <wp:extent cx="5939624" cy="1192594"/>
+            <wp:effectExtent l="114300" t="76200" r="118745" b="83820"/>
+            <wp:docPr id="9" name="Immagine 9"/>
+            <wp:cNvGraphicFramePr>
+              <a:graphicFrameLocks xmlns:a="http://schemas.openxmlformats.org/drawingml/2006/main" noChangeAspect="1"/>
+            </wp:cNvGraphicFramePr>
+            <a:graphic xmlns:a="http://schemas.openxmlformats.org/drawingml/2006/main">
+              <a:graphicData uri="http://schemas.openxmlformats.org/drawingml/2006/picture">
+                <pic:pic xmlns:pic="http://schemas.openxmlformats.org/drawingml/2006/picture">
+                  <pic:nvPicPr>
+                    <pic:cNvPr id="0" name="Picture 2"/>
+                    <pic:cNvPicPr>
+                      <a:picLocks noChangeAspect="1" noChangeArrowheads="1"/>
+                    </pic:cNvPicPr>
+                  </pic:nvPicPr>
+                  <pic:blipFill>
+                    <a:blip r:embed="rId15">
+                      <a:extLst>
+                        <a:ext uri="{28A0092B-C50C-407E-A947-70E740481C1C}">
+                          <a14:useLocalDpi xmlns:a14="http://schemas.microsoft.com/office/drawing/2010/main" val="0"/>
+                        </a:ext>
+                      </a:extLst>
+                    </a:blip>
+                    <a:srcRect/>
+                    <a:stretch>
+                      <a:fillRect/>
+                    </a:stretch>
+                  </pic:blipFill>
+                  <pic:spPr bwMode="auto">
+                    <a:xfrm>
+                      <a:off x="0" y="0"/>
+                      <a:ext cx="5970478" cy="1198789"/>
+                    </a:xfrm>
+                    <a:prstGeom prst="rect">
+                      <a:avLst/>
+                    </a:prstGeom>
+                    <a:noFill/>
+                    <a:ln>
+                      <a:noFill/>
+                    </a:ln>
+                    <a:effectLst>
+                      <a:outerShdw blurRad="63500" sx="102000" sy="102000" algn="ctr" rotWithShape="0">
+                        <a:prstClr val="black">
+                          <a:alpha val="40000"/>
+                        </a:prstClr>
+                      </a:outerShdw>
+                    </a:effectLst>
+                  </pic:spPr>
+                </pic:pic>
+              </a:graphicData>
+            </a:graphic>
+          </wp:inline>
+        </w:drawing>
+      </w:r>
+      <w:r>
+        <w:rPr>
+          <w:lang w:val="it-IT"/>
+        </w:rPr>
+        <w:br/>
+      </w:r>
+    </w:p>
+    <w:p>
+      <w:pPr>
+        <w:rPr>
+          <w:rFonts w:asciiTheme="minorHAnsi" w:hAnsiTheme="minorHAnsi"/>
+          <w:lang w:eastAsia="en-US"/>
+        </w:rPr>
+      </w:pPr>
+      <w:r>
+        <w:t>La pagina web rappresenta l'interfaccia principale attraverso la quale i clienti, i vendor e l’admin interagiscono con il servizio. Le porte di comunicazione utilizzate sono le seguenti:</w:t>
+      </w:r>
+    </w:p>
+    <w:p>
+      <w:pPr>
+        <w:pStyle w:val="Paragrafoelenco"/>
         <w:numPr>
           <w:ilvl w:val="0"/>
-          <w:numId w:val="10"/>
+          <w:numId w:val="31"/>
         </w:numPr>
-        <w:rPr>
-          <w:lang w:val="it-IT"/>
-        </w:rPr>
-      </w:pPr>
-      <w:r>
-        <w:rPr>
-          <w:lang w:val="it-IT"/>
-        </w:rPr>
-        <w:t>La struttura del programma/sistema lo schema di rete...</w:t>
-      </w:r>
-    </w:p>
-    <w:p>
-      <w:pPr>
+        <w:spacing w:line="256" w:lineRule="auto"/>
+      </w:pPr>
+      <w:r>
+        <w:t>443: per il traffico HTTPS verso il web server (forzato, disattivando la 80).</w:t>
+      </w:r>
+    </w:p>
+    <w:p>
+      <w:pPr>
+        <w:pStyle w:val="Paragrafoelenco"/>
         <w:numPr>
           <w:ilvl w:val="0"/>
-          <w:numId w:val="10"/>
+          <w:numId w:val="31"/>
         </w:numPr>
-        <w:rPr>
-          <w:lang w:val="it-IT"/>
-        </w:rPr>
-      </w:pPr>
-      <w:r>
-        <w:rPr>
-          <w:lang w:val="it-IT"/>
-        </w:rPr>
-        <w:t>G</w:t>
-      </w:r>
-      <w:r>
-        <w:rPr>
-          <w:lang w:val="it-IT"/>
-        </w:rPr>
-        <w:t>li o</w:t>
-      </w:r>
-      <w:r>
-        <w:rPr>
-          <w:lang w:val="it-IT"/>
-        </w:rPr>
-        <w:t>ggetti/moduli/componenti che lo compongono.</w:t>
-      </w:r>
-    </w:p>
-    <w:p>
-      <w:pPr>
+        <w:spacing w:line="256" w:lineRule="auto"/>
+      </w:pPr>
+      <w:r>
+        <w:t>8080: per l'accesso al servizio in ambiente di test.</w:t>
+      </w:r>
+    </w:p>
+    <w:p>
+      <w:pPr>
+        <w:pStyle w:val="Paragrafoelenco"/>
         <w:numPr>
           <w:ilvl w:val="0"/>
-          <w:numId w:val="10"/>
+          <w:numId w:val="31"/>
         </w:numPr>
-        <w:rPr>
-          <w:lang w:val="it-IT"/>
-        </w:rPr>
-      </w:pPr>
-      <w:r>
-        <w:rPr>
-          <w:lang w:val="it-IT"/>
-        </w:rPr>
-        <w:t>I</w:t>
-      </w:r>
-      <w:r>
-        <w:rPr>
-          <w:lang w:val="it-IT"/>
-        </w:rPr>
-        <w:t xml:space="preserve"> flussi di informazione in ingresso ed in uscita e le relative elaborazioni. Pu</w:t>
-      </w:r>
-      <w:r>
-        <w:rPr>
-          <w:lang w:val="it-IT"/>
-        </w:rPr>
-        <w:t>ò</w:t>
-      </w:r>
-      <w:r>
-        <w:rPr>
-          <w:lang w:val="it-IT"/>
-        </w:rPr>
-        <w:t xml:space="preserve"> utilizzare </w:t>
-      </w:r>
-      <w:r>
+        <w:spacing w:line="256" w:lineRule="auto"/>
+      </w:pPr>
+      <w:r>
+        <w:t>3306: per la comunicazione tra il web server e il database.</w:t>
+      </w:r>
+    </w:p>
+    <w:p>
+      <w:r>
+        <w:t>Il servizio verrà ospitato su …</w:t>
+      </w:r>
+    </w:p>
+    <w:p>
+      <w:pPr>
         <w:rPr>
           <w:i/>
-          <w:lang w:val="it-IT"/>
-        </w:rPr>
-        <w:t>diagrammi di flusso dei dati</w:t>
-      </w:r>
-      <w:r>
-        <w:rPr>
-          <w:lang w:val="it-IT"/>
-        </w:rPr>
-        <w:t xml:space="preserve"> (DFD).</w:t>
-      </w:r>
-    </w:p>
-    <w:p>
-      <w:pPr>
-        <w:numPr>
-          <w:ilvl w:val="0"/>
-          <w:numId w:val="10"/>
-        </w:numPr>
-        <w:rPr>
-          <w:lang w:val="it-IT"/>
-        </w:rPr>
-      </w:pPr>
-      <w:r>
-        <w:rPr>
-          <w:lang w:val="it-IT"/>
-        </w:rPr>
-        <w:t xml:space="preserve">Eventuale </w:t>
-      </w:r>
-      <w:proofErr w:type="spellStart"/>
-      <w:r>
-        <w:rPr>
-          <w:lang w:val="it-IT"/>
-        </w:rPr>
-        <w:t>sitemap</w:t>
-      </w:r>
-      <w:proofErr w:type="spellEnd"/>
-    </w:p>
-    <w:p>
-      <w:pPr>
-        <w:rPr>
-          <w:lang w:val="it-IT"/>
-        </w:rPr>
-      </w:pPr>
+          <w:iCs/>
+          <w:lang w:val="it-IT"/>
+        </w:rPr>
+      </w:pPr>
+      <w:r>
+        <w:rPr>
+          <w:i/>
+          <w:iCs/>
+          <w:highlight w:val="yellow"/>
+          <w:lang w:val="it-IT"/>
+        </w:rPr>
+        <w:t xml:space="preserve">DA AGGIUNGERE </w:t>
+      </w:r>
+      <w:r>
+        <w:rPr>
+          <w:i/>
+          <w:iCs/>
+          <w:highlight w:val="yellow"/>
+          <w:lang w:val="it-IT"/>
+        </w:rPr>
+        <w:t>SU COSA VIENE OSPITATO</w:t>
+      </w:r>
     </w:p>
     <w:p>
       <w:pPr>
         <w:pStyle w:val="Titolo2"/>
       </w:pPr>
-      <w:bookmarkStart w:id="30" w:name="_Toc429059810"/>
-      <w:bookmarkStart w:id="31" w:name="_Toc94790456"/>
-      <w:bookmarkStart w:id="32" w:name="_Toc189853864"/>
-      <w:r>
-        <w:t>Design dei dati</w:t>
-      </w:r>
-      <w:r>
-        <w:t xml:space="preserve"> e database</w:t>
+      <w:bookmarkStart w:id="30" w:name="_Toc429059811"/>
+      <w:bookmarkStart w:id="31" w:name="_Toc94790457"/>
+      <w:bookmarkStart w:id="32" w:name="_Toc189853865"/>
+      <w:r>
+        <w:t>Design delle interfacce</w:t>
       </w:r>
       <w:bookmarkEnd w:id="30"/>
       <w:bookmarkEnd w:id="31"/>
@@ -10716,50 +11029,53 @@
         <w:rPr>
           <w:lang w:val="it-IT"/>
         </w:rPr>
-        <w:t xml:space="preserve">Descrizione delle strutture di dati utilizzate dal programma in base agli attributi e le </w:t>
-      </w:r>
-      <w:r>
-        <w:rPr>
-          <w:lang w:val="it-IT"/>
-        </w:rPr>
-        <w:t>relazioni degli oggetti in uso.</w:t>
-      </w:r>
-    </w:p>
-    <w:p>
-      <w:pPr>
-        <w:rPr>
-          <w:lang w:val="it-IT"/>
-        </w:rPr>
-      </w:pPr>
-      <w:r>
-        <w:rPr>
-          <w:lang w:val="it-IT"/>
-        </w:rPr>
-        <w:t>Schema E-R, schema logico e descrizione.</w:t>
-      </w:r>
-    </w:p>
-    <w:p>
-      <w:pPr>
-        <w:rPr>
-          <w:lang w:val="it-IT"/>
-        </w:rPr>
-      </w:pPr>
-      <w:r>
-        <w:rPr>
-          <w:lang w:val="it-IT"/>
-        </w:rPr>
-        <w:t>Se il diagramma E-R viene modificato, sulla doc dovrà apparire l’ultima versione, mentre le vecchie saranno sui diari.</w:t>
+        <w:t>Descrizione delle interfacce interne ed esterne del sistema e dell’interfaccia utente. La progettazione delle interfacce è basata sulle informazioni rica</w:t>
+      </w:r>
+      <w:r>
+        <w:rPr>
+          <w:lang w:val="it-IT"/>
+        </w:rPr>
+        <w:t xml:space="preserve">vate durante la fase di analisi e realizzata tramite </w:t>
+      </w:r>
+      <w:proofErr w:type="spellStart"/>
+      <w:r>
+        <w:rPr>
+          <w:lang w:val="it-IT"/>
+        </w:rPr>
+        <w:t>mockups</w:t>
+      </w:r>
+      <w:proofErr w:type="spellEnd"/>
+      <w:r>
+        <w:rPr>
+          <w:lang w:val="it-IT"/>
+        </w:rPr>
+        <w:t>.</w:t>
+      </w:r>
+    </w:p>
+    <w:p>
+      <w:pPr>
+        <w:rPr>
+          <w:lang w:val="it-IT"/>
+        </w:rPr>
+      </w:pPr>
+      <w:r>
+        <w:rPr>
+          <w:lang w:val="it-IT"/>
+        </w:rPr>
+        <w:br w:type="page"/>
       </w:r>
     </w:p>
     <w:p>
       <w:pPr>
         <w:pStyle w:val="Titolo2"/>
-      </w:pPr>
-      <w:bookmarkStart w:id="33" w:name="_Toc429059811"/>
-      <w:bookmarkStart w:id="34" w:name="_Toc94790457"/>
-      <w:bookmarkStart w:id="35" w:name="_Toc189853865"/>
-      <w:r>
-        <w:t>Design delle interfacce</w:t>
+        <w:spacing w:line="480" w:lineRule="auto"/>
+      </w:pPr>
+      <w:bookmarkStart w:id="33" w:name="_Toc429059812"/>
+      <w:bookmarkStart w:id="34" w:name="_Toc94790458"/>
+      <w:bookmarkStart w:id="35" w:name="_Toc189853866"/>
+      <w:r>
+        <w:lastRenderedPageBreak/>
+        <w:t>Design procedurale</w:t>
       </w:r>
       <w:bookmarkEnd w:id="33"/>
       <w:bookmarkEnd w:id="34"/>
@@ -10767,217 +11083,826 @@
     </w:p>
     <w:p>
       <w:pPr>
-        <w:rPr>
-          <w:lang w:val="it-IT"/>
-        </w:rPr>
-      </w:pPr>
-      <w:r>
-        <w:rPr>
-          <w:lang w:val="it-IT"/>
-        </w:rPr>
-        <w:t>Descrizione delle interfacce interne ed esterne del sistema e dell’interfaccia utente. La progettazione delle interfacce è basata sulle informazioni rica</w:t>
-      </w:r>
-      <w:r>
-        <w:rPr>
-          <w:lang w:val="it-IT"/>
-        </w:rPr>
-        <w:t xml:space="preserve">vate durante la fase di analisi e realizzata tramite </w:t>
-      </w:r>
-      <w:proofErr w:type="spellStart"/>
-      <w:r>
-        <w:rPr>
-          <w:lang w:val="it-IT"/>
-        </w:rPr>
-        <w:t>mockups</w:t>
-      </w:r>
-      <w:proofErr w:type="spellEnd"/>
-      <w:r>
-        <w:rPr>
-          <w:lang w:val="it-IT"/>
-        </w:rPr>
-        <w:t>.</w:t>
+        <w:pStyle w:val="Titolo3"/>
+        <w:spacing w:before="0"/>
+      </w:pPr>
+      <w:r>
+        <w:t>Cliente-Login</w:t>
+      </w:r>
+    </w:p>
+    <w:p>
+      <w:pPr>
+        <w:spacing w:line="360" w:lineRule="auto"/>
+        <w:rPr>
+          <w:lang w:val="it-IT"/>
+        </w:rPr>
+      </w:pPr>
+      <w:r>
+        <w:rPr>
+          <w:lang w:val="it-IT"/>
+        </w:rPr>
+        <w:t>Descrive le operazioni che deve intraprendere</w:t>
+      </w:r>
+      <w:r>
+        <w:rPr>
+          <w:lang w:val="it-IT"/>
+        </w:rPr>
+        <w:t xml:space="preserve"> </w:t>
+      </w:r>
+      <w:r>
+        <w:rPr>
+          <w:lang w:val="it-IT"/>
+        </w:rPr>
+        <w:t>il cliente per poter effettuare il login.</w:t>
+      </w:r>
+    </w:p>
+    <w:p>
+      <w:pPr>
+        <w:jc w:val="center"/>
+        <w:rPr>
+          <w:lang w:val="it-IT"/>
+        </w:rPr>
+      </w:pPr>
+      <w:r>
+        <w:rPr>
+          <w:noProof/>
+          <w:lang w:val="it-IT"/>
+        </w:rPr>
+        <w:drawing>
+          <wp:inline distT="0" distB="0" distL="0" distR="0" wp14:anchorId="02642A62" wp14:editId="1737C136">
+            <wp:extent cx="2759869" cy="3108960"/>
+            <wp:effectExtent l="76200" t="95250" r="78740" b="91440"/>
+            <wp:docPr id="14" name="Immagine 14"/>
+            <wp:cNvGraphicFramePr>
+              <a:graphicFrameLocks xmlns:a="http://schemas.openxmlformats.org/drawingml/2006/main" noChangeAspect="1"/>
+            </wp:cNvGraphicFramePr>
+            <a:graphic xmlns:a="http://schemas.openxmlformats.org/drawingml/2006/main">
+              <a:graphicData uri="http://schemas.openxmlformats.org/drawingml/2006/picture">
+                <pic:pic xmlns:pic="http://schemas.openxmlformats.org/drawingml/2006/picture">
+                  <pic:nvPicPr>
+                    <pic:cNvPr id="0" name="Picture 4"/>
+                    <pic:cNvPicPr>
+                      <a:picLocks noChangeAspect="1" noChangeArrowheads="1"/>
+                    </pic:cNvPicPr>
+                  </pic:nvPicPr>
+                  <pic:blipFill>
+                    <a:blip r:embed="rId16">
+                      <a:extLst>
+                        <a:ext uri="{28A0092B-C50C-407E-A947-70E740481C1C}">
+                          <a14:useLocalDpi xmlns:a14="http://schemas.microsoft.com/office/drawing/2010/main" val="0"/>
+                        </a:ext>
+                      </a:extLst>
+                    </a:blip>
+                    <a:srcRect/>
+                    <a:stretch>
+                      <a:fillRect/>
+                    </a:stretch>
+                  </pic:blipFill>
+                  <pic:spPr bwMode="auto">
+                    <a:xfrm>
+                      <a:off x="0" y="0"/>
+                      <a:ext cx="2848261" cy="3208533"/>
+                    </a:xfrm>
+                    <a:prstGeom prst="rect">
+                      <a:avLst/>
+                    </a:prstGeom>
+                    <a:noFill/>
+                    <a:ln>
+                      <a:noFill/>
+                    </a:ln>
+                    <a:effectLst>
+                      <a:outerShdw blurRad="63500" sx="102000" sy="102000" algn="ctr" rotWithShape="0">
+                        <a:prstClr val="black">
+                          <a:alpha val="40000"/>
+                        </a:prstClr>
+                      </a:outerShdw>
+                    </a:effectLst>
+                  </pic:spPr>
+                </pic:pic>
+              </a:graphicData>
+            </a:graphic>
+          </wp:inline>
+        </w:drawing>
+      </w:r>
+    </w:p>
+    <w:p>
+      <w:pPr>
+        <w:pStyle w:val="Titolo3"/>
+      </w:pPr>
+      <w:r>
+        <w:t>Cliente-Creazione utente</w:t>
+      </w:r>
+    </w:p>
+    <w:p>
+      <w:pPr>
+        <w:spacing w:line="360" w:lineRule="auto"/>
+        <w:rPr>
+          <w:lang w:val="it-IT"/>
+        </w:rPr>
+      </w:pPr>
+      <w:r>
+        <w:rPr>
+          <w:lang w:val="it-IT"/>
+        </w:rPr>
+        <w:t>Descrive tutte le operazioni che deve svolgere il cliente per crearsi un account.</w:t>
+      </w:r>
+    </w:p>
+    <w:p>
+      <w:pPr>
+        <w:jc w:val="center"/>
+        <w:rPr>
+          <w:lang w:val="it-IT"/>
+        </w:rPr>
+      </w:pPr>
+      <w:r>
+        <w:rPr>
+          <w:noProof/>
+          <w:lang w:val="it-IT"/>
+        </w:rPr>
+        <w:drawing>
+          <wp:inline distT="0" distB="0" distL="0" distR="0" wp14:anchorId="45DC95DA" wp14:editId="66193FEA">
+            <wp:extent cx="2846567" cy="3206625"/>
+            <wp:effectExtent l="95250" t="114300" r="68580" b="108585"/>
+            <wp:docPr id="15" name="Immagine 15"/>
+            <wp:cNvGraphicFramePr>
+              <a:graphicFrameLocks xmlns:a="http://schemas.openxmlformats.org/drawingml/2006/main" noChangeAspect="1"/>
+            </wp:cNvGraphicFramePr>
+            <a:graphic xmlns:a="http://schemas.openxmlformats.org/drawingml/2006/main">
+              <a:graphicData uri="http://schemas.openxmlformats.org/drawingml/2006/picture">
+                <pic:pic xmlns:pic="http://schemas.openxmlformats.org/drawingml/2006/picture">
+                  <pic:nvPicPr>
+                    <pic:cNvPr id="0" name="Picture 5"/>
+                    <pic:cNvPicPr>
+                      <a:picLocks noChangeAspect="1" noChangeArrowheads="1"/>
+                    </pic:cNvPicPr>
+                  </pic:nvPicPr>
+                  <pic:blipFill>
+                    <a:blip r:embed="rId17">
+                      <a:extLst>
+                        <a:ext uri="{28A0092B-C50C-407E-A947-70E740481C1C}">
+                          <a14:useLocalDpi xmlns:a14="http://schemas.microsoft.com/office/drawing/2010/main" val="0"/>
+                        </a:ext>
+                      </a:extLst>
+                    </a:blip>
+                    <a:srcRect/>
+                    <a:stretch>
+                      <a:fillRect/>
+                    </a:stretch>
+                  </pic:blipFill>
+                  <pic:spPr bwMode="auto">
+                    <a:xfrm>
+                      <a:off x="0" y="0"/>
+                      <a:ext cx="2915515" cy="3284294"/>
+                    </a:xfrm>
+                    <a:prstGeom prst="rect">
+                      <a:avLst/>
+                    </a:prstGeom>
+                    <a:noFill/>
+                    <a:ln>
+                      <a:noFill/>
+                    </a:ln>
+                    <a:effectLst>
+                      <a:outerShdw blurRad="63500" sx="102000" sy="102000" algn="ctr" rotWithShape="0">
+                        <a:prstClr val="black">
+                          <a:alpha val="40000"/>
+                        </a:prstClr>
+                      </a:outerShdw>
+                    </a:effectLst>
+                  </pic:spPr>
+                </pic:pic>
+              </a:graphicData>
+            </a:graphic>
+          </wp:inline>
+        </w:drawing>
+      </w:r>
+    </w:p>
+    <w:p>
+      <w:pPr>
+        <w:pStyle w:val="Titolo3"/>
+      </w:pPr>
+      <w:r>
+        <w:lastRenderedPageBreak/>
+        <w:t>Cliente-Acquisto prodotti</w:t>
+      </w:r>
+    </w:p>
+    <w:p>
+      <w:pPr>
+        <w:spacing w:line="360" w:lineRule="auto"/>
+        <w:rPr>
+          <w:lang w:val="it-IT"/>
+        </w:rPr>
+      </w:pPr>
+      <w:r>
+        <w:rPr>
+          <w:lang w:val="it-IT"/>
+        </w:rPr>
+        <w:t>Descrive tutte le operazioni che può svolgere</w:t>
+      </w:r>
+      <w:r>
+        <w:rPr>
+          <w:lang w:val="it-IT"/>
+        </w:rPr>
+        <w:t xml:space="preserve"> </w:t>
+      </w:r>
+      <w:r>
+        <w:rPr>
+          <w:lang w:val="it-IT"/>
+        </w:rPr>
+        <w:t>il cliente (riguardando l'acquisto di prodotti).</w:t>
+      </w:r>
+    </w:p>
+    <w:p>
+      <w:pPr>
+        <w:jc w:val="center"/>
+        <w:rPr>
+          <w:lang w:val="it-IT"/>
+        </w:rPr>
+      </w:pPr>
+      <w:r>
+        <w:rPr>
+          <w:noProof/>
+          <w:lang w:val="it-IT"/>
+        </w:rPr>
+        <w:drawing>
+          <wp:inline distT="0" distB="0" distL="0" distR="0" wp14:anchorId="0744AD21" wp14:editId="26DF576A">
+            <wp:extent cx="2788862" cy="3363402"/>
+            <wp:effectExtent l="76200" t="114300" r="69215" b="123190"/>
+            <wp:docPr id="16" name="Immagine 16"/>
+            <wp:cNvGraphicFramePr>
+              <a:graphicFrameLocks xmlns:a="http://schemas.openxmlformats.org/drawingml/2006/main" noChangeAspect="1"/>
+            </wp:cNvGraphicFramePr>
+            <a:graphic xmlns:a="http://schemas.openxmlformats.org/drawingml/2006/main">
+              <a:graphicData uri="http://schemas.openxmlformats.org/drawingml/2006/picture">
+                <pic:pic xmlns:pic="http://schemas.openxmlformats.org/drawingml/2006/picture">
+                  <pic:nvPicPr>
+                    <pic:cNvPr id="0" name="Picture 6"/>
+                    <pic:cNvPicPr>
+                      <a:picLocks noChangeAspect="1" noChangeArrowheads="1"/>
+                    </pic:cNvPicPr>
+                  </pic:nvPicPr>
+                  <pic:blipFill>
+                    <a:blip r:embed="rId18">
+                      <a:extLst>
+                        <a:ext uri="{28A0092B-C50C-407E-A947-70E740481C1C}">
+                          <a14:useLocalDpi xmlns:a14="http://schemas.microsoft.com/office/drawing/2010/main" val="0"/>
+                        </a:ext>
+                      </a:extLst>
+                    </a:blip>
+                    <a:srcRect/>
+                    <a:stretch>
+                      <a:fillRect/>
+                    </a:stretch>
+                  </pic:blipFill>
+                  <pic:spPr bwMode="auto">
+                    <a:xfrm>
+                      <a:off x="0" y="0"/>
+                      <a:ext cx="2874489" cy="3466669"/>
+                    </a:xfrm>
+                    <a:prstGeom prst="rect">
+                      <a:avLst/>
+                    </a:prstGeom>
+                    <a:noFill/>
+                    <a:ln>
+                      <a:noFill/>
+                    </a:ln>
+                    <a:effectLst>
+                      <a:outerShdw blurRad="63500" sx="102000" sy="102000" algn="ctr" rotWithShape="0">
+                        <a:prstClr val="black">
+                          <a:alpha val="40000"/>
+                        </a:prstClr>
+                      </a:outerShdw>
+                    </a:effectLst>
+                  </pic:spPr>
+                </pic:pic>
+              </a:graphicData>
+            </a:graphic>
+          </wp:inline>
+        </w:drawing>
+      </w:r>
+    </w:p>
+    <w:p>
+      <w:pPr>
+        <w:pStyle w:val="Titolo3"/>
+      </w:pPr>
+      <w:r>
+        <w:t xml:space="preserve">Vendor </w:t>
+      </w:r>
+      <w:r>
+        <w:t>–</w:t>
+      </w:r>
+      <w:r>
+        <w:t xml:space="preserve"> Login</w:t>
+      </w:r>
+    </w:p>
+    <w:p>
+      <w:pPr>
+        <w:spacing w:line="360" w:lineRule="auto"/>
+        <w:rPr>
+          <w:lang w:val="it-IT"/>
+        </w:rPr>
+      </w:pPr>
+      <w:r>
+        <w:rPr>
+          <w:lang w:val="it-IT"/>
+        </w:rPr>
+        <w:t>Descrive le operazioni che deve intraprendere</w:t>
+      </w:r>
+      <w:r>
+        <w:rPr>
+          <w:lang w:val="it-IT"/>
+        </w:rPr>
+        <w:t xml:space="preserve"> </w:t>
+      </w:r>
+      <w:r>
+        <w:rPr>
+          <w:lang w:val="it-IT"/>
+        </w:rPr>
+        <w:t>il vendor per poter effettuare il login.</w:t>
+      </w:r>
+    </w:p>
+    <w:p>
+      <w:pPr>
+        <w:spacing w:line="360" w:lineRule="auto"/>
+        <w:jc w:val="center"/>
+        <w:rPr>
+          <w:lang w:val="it-IT"/>
+        </w:rPr>
+      </w:pPr>
+      <w:r>
+        <w:rPr>
+          <w:noProof/>
+          <w:lang w:val="it-IT"/>
+        </w:rPr>
+        <w:drawing>
+          <wp:inline distT="0" distB="0" distL="0" distR="0" wp14:anchorId="4ED65B17" wp14:editId="47FCBF5D">
+            <wp:extent cx="2782270" cy="3355450"/>
+            <wp:effectExtent l="76200" t="114300" r="75565" b="111760"/>
+            <wp:docPr id="17" name="Immagine 17"/>
+            <wp:cNvGraphicFramePr>
+              <a:graphicFrameLocks xmlns:a="http://schemas.openxmlformats.org/drawingml/2006/main" noChangeAspect="1"/>
+            </wp:cNvGraphicFramePr>
+            <a:graphic xmlns:a="http://schemas.openxmlformats.org/drawingml/2006/main">
+              <a:graphicData uri="http://schemas.openxmlformats.org/drawingml/2006/picture">
+                <pic:pic xmlns:pic="http://schemas.openxmlformats.org/drawingml/2006/picture">
+                  <pic:nvPicPr>
+                    <pic:cNvPr id="0" name="Picture 7"/>
+                    <pic:cNvPicPr>
+                      <a:picLocks noChangeAspect="1" noChangeArrowheads="1"/>
+                    </pic:cNvPicPr>
+                  </pic:nvPicPr>
+                  <pic:blipFill>
+                    <a:blip r:embed="rId19">
+                      <a:extLst>
+                        <a:ext uri="{28A0092B-C50C-407E-A947-70E740481C1C}">
+                          <a14:useLocalDpi xmlns:a14="http://schemas.microsoft.com/office/drawing/2010/main" val="0"/>
+                        </a:ext>
+                      </a:extLst>
+                    </a:blip>
+                    <a:srcRect/>
+                    <a:stretch>
+                      <a:fillRect/>
+                    </a:stretch>
+                  </pic:blipFill>
+                  <pic:spPr bwMode="auto">
+                    <a:xfrm>
+                      <a:off x="0" y="0"/>
+                      <a:ext cx="2832864" cy="3416467"/>
+                    </a:xfrm>
+                    <a:prstGeom prst="rect">
+                      <a:avLst/>
+                    </a:prstGeom>
+                    <a:noFill/>
+                    <a:ln>
+                      <a:noFill/>
+                    </a:ln>
+                    <a:effectLst>
+                      <a:outerShdw blurRad="63500" sx="102000" sy="102000" algn="ctr" rotWithShape="0">
+                        <a:prstClr val="black">
+                          <a:alpha val="40000"/>
+                        </a:prstClr>
+                      </a:outerShdw>
+                    </a:effectLst>
+                  </pic:spPr>
+                </pic:pic>
+              </a:graphicData>
+            </a:graphic>
+          </wp:inline>
+        </w:drawing>
+      </w:r>
+    </w:p>
+    <w:p>
+      <w:pPr>
+        <w:pStyle w:val="Titolo3"/>
+      </w:pPr>
+      <w:r>
+        <w:lastRenderedPageBreak/>
+        <w:t>Vendor-Gestione prodotti</w:t>
+      </w:r>
+    </w:p>
+    <w:p>
+      <w:pPr>
+        <w:spacing w:line="360" w:lineRule="auto"/>
+        <w:rPr>
+          <w:lang w:val="it-IT"/>
+        </w:rPr>
+      </w:pPr>
+      <w:r>
+        <w:rPr>
+          <w:lang w:val="it-IT"/>
+        </w:rPr>
+        <w:t>Descrive tutte le operazioni che può svolgere il vendor (sui prodotti).</w:t>
+      </w:r>
+    </w:p>
+    <w:p>
+      <w:pPr>
+        <w:jc w:val="center"/>
+        <w:rPr>
+          <w:lang w:val="it-IT"/>
+        </w:rPr>
+      </w:pPr>
+      <w:r>
+        <w:rPr>
+          <w:noProof/>
+          <w:lang w:val="it-IT"/>
+        </w:rPr>
+        <w:drawing>
+          <wp:inline distT="0" distB="0" distL="0" distR="0" wp14:anchorId="6520C894" wp14:editId="56AF62E4">
+            <wp:extent cx="3927945" cy="6830944"/>
+            <wp:effectExtent l="95250" t="133350" r="92075" b="141605"/>
+            <wp:docPr id="18" name="Immagine 18"/>
+            <wp:cNvGraphicFramePr>
+              <a:graphicFrameLocks xmlns:a="http://schemas.openxmlformats.org/drawingml/2006/main" noChangeAspect="1"/>
+            </wp:cNvGraphicFramePr>
+            <a:graphic xmlns:a="http://schemas.openxmlformats.org/drawingml/2006/main">
+              <a:graphicData uri="http://schemas.openxmlformats.org/drawingml/2006/picture">
+                <pic:pic xmlns:pic="http://schemas.openxmlformats.org/drawingml/2006/picture">
+                  <pic:nvPicPr>
+                    <pic:cNvPr id="0" name="Picture 8"/>
+                    <pic:cNvPicPr>
+                      <a:picLocks noChangeAspect="1" noChangeArrowheads="1"/>
+                    </pic:cNvPicPr>
+                  </pic:nvPicPr>
+                  <pic:blipFill>
+                    <a:blip r:embed="rId20">
+                      <a:extLst>
+                        <a:ext uri="{28A0092B-C50C-407E-A947-70E740481C1C}">
+                          <a14:useLocalDpi xmlns:a14="http://schemas.microsoft.com/office/drawing/2010/main" val="0"/>
+                        </a:ext>
+                      </a:extLst>
+                    </a:blip>
+                    <a:srcRect/>
+                    <a:stretch>
+                      <a:fillRect/>
+                    </a:stretch>
+                  </pic:blipFill>
+                  <pic:spPr bwMode="auto">
+                    <a:xfrm>
+                      <a:off x="0" y="0"/>
+                      <a:ext cx="3992859" cy="6943833"/>
+                    </a:xfrm>
+                    <a:prstGeom prst="rect">
+                      <a:avLst/>
+                    </a:prstGeom>
+                    <a:noFill/>
+                    <a:ln>
+                      <a:noFill/>
+                    </a:ln>
+                    <a:effectLst>
+                      <a:outerShdw blurRad="63500" sx="102000" sy="102000" algn="ctr" rotWithShape="0">
+                        <a:prstClr val="black">
+                          <a:alpha val="40000"/>
+                        </a:prstClr>
+                      </a:outerShdw>
+                    </a:effectLst>
+                  </pic:spPr>
+                </pic:pic>
+              </a:graphicData>
+            </a:graphic>
+          </wp:inline>
+        </w:drawing>
+      </w:r>
+    </w:p>
+    <w:p>
+      <w:pPr>
+        <w:rPr>
+          <w:lang w:val="it-IT"/>
+        </w:rPr>
+      </w:pPr>
+      <w:r>
+        <w:rPr>
+          <w:lang w:val="it-IT"/>
+        </w:rPr>
+        <w:br w:type="page"/>
+      </w:r>
+    </w:p>
+    <w:p>
+      <w:pPr>
+        <w:pStyle w:val="Titolo3"/>
+      </w:pPr>
+      <w:r>
+        <w:lastRenderedPageBreak/>
+        <w:t>Admin-Login</w:t>
+      </w:r>
+    </w:p>
+    <w:p>
+      <w:pPr>
+        <w:spacing w:line="360" w:lineRule="auto"/>
+        <w:rPr>
+          <w:lang w:val="it-IT"/>
+        </w:rPr>
+      </w:pPr>
+      <w:r>
+        <w:rPr>
+          <w:lang w:val="it-IT"/>
+        </w:rPr>
+        <w:t>Descrive le operazioni che deve intraprendere</w:t>
+      </w:r>
+      <w:r>
+        <w:rPr>
+          <w:lang w:val="it-IT"/>
+        </w:rPr>
+        <w:t xml:space="preserve"> </w:t>
+      </w:r>
+      <w:r>
+        <w:rPr>
+          <w:lang w:val="it-IT"/>
+        </w:rPr>
+        <w:t>l'admin per poter effettuare il login.</w:t>
+      </w:r>
+    </w:p>
+    <w:p>
+      <w:pPr>
+        <w:spacing w:line="360" w:lineRule="auto"/>
+        <w:jc w:val="center"/>
+        <w:rPr>
+          <w:lang w:val="it-IT"/>
+        </w:rPr>
+      </w:pPr>
+      <w:r>
+        <w:rPr>
+          <w:noProof/>
+          <w:lang w:val="it-IT"/>
+        </w:rPr>
+        <w:drawing>
+          <wp:inline distT="0" distB="0" distL="0" distR="0" wp14:anchorId="1C57DAE0" wp14:editId="50EDD069">
+            <wp:extent cx="2760453" cy="3163039"/>
+            <wp:effectExtent l="76200" t="95250" r="78105" b="94615"/>
+            <wp:docPr id="19" name="Immagine 19"/>
+            <wp:cNvGraphicFramePr>
+              <a:graphicFrameLocks xmlns:a="http://schemas.openxmlformats.org/drawingml/2006/main" noChangeAspect="1"/>
+            </wp:cNvGraphicFramePr>
+            <a:graphic xmlns:a="http://schemas.openxmlformats.org/drawingml/2006/main">
+              <a:graphicData uri="http://schemas.openxmlformats.org/drawingml/2006/picture">
+                <pic:pic xmlns:pic="http://schemas.openxmlformats.org/drawingml/2006/picture">
+                  <pic:nvPicPr>
+                    <pic:cNvPr id="0" name="Picture 9"/>
+                    <pic:cNvPicPr>
+                      <a:picLocks noChangeAspect="1" noChangeArrowheads="1"/>
+                    </pic:cNvPicPr>
+                  </pic:nvPicPr>
+                  <pic:blipFill>
+                    <a:blip r:embed="rId21">
+                      <a:extLst>
+                        <a:ext uri="{28A0092B-C50C-407E-A947-70E740481C1C}">
+                          <a14:useLocalDpi xmlns:a14="http://schemas.microsoft.com/office/drawing/2010/main" val="0"/>
+                        </a:ext>
+                      </a:extLst>
+                    </a:blip>
+                    <a:srcRect/>
+                    <a:stretch>
+                      <a:fillRect/>
+                    </a:stretch>
+                  </pic:blipFill>
+                  <pic:spPr bwMode="auto">
+                    <a:xfrm>
+                      <a:off x="0" y="0"/>
+                      <a:ext cx="2800417" cy="3208831"/>
+                    </a:xfrm>
+                    <a:prstGeom prst="rect">
+                      <a:avLst/>
+                    </a:prstGeom>
+                    <a:noFill/>
+                    <a:ln>
+                      <a:noFill/>
+                    </a:ln>
+                    <a:effectLst>
+                      <a:outerShdw blurRad="63500" sx="102000" sy="102000" algn="ctr" rotWithShape="0">
+                        <a:prstClr val="black">
+                          <a:alpha val="40000"/>
+                        </a:prstClr>
+                      </a:outerShdw>
+                    </a:effectLst>
+                  </pic:spPr>
+                </pic:pic>
+              </a:graphicData>
+            </a:graphic>
+          </wp:inline>
+        </w:drawing>
+      </w:r>
+    </w:p>
+    <w:p>
+      <w:pPr>
+        <w:pStyle w:val="Titolo3"/>
+      </w:pPr>
+      <w:r>
+        <w:t>Admin-Gestione utenti</w:t>
+      </w:r>
+    </w:p>
+    <w:p>
+      <w:pPr>
+        <w:spacing w:line="360" w:lineRule="auto"/>
+        <w:rPr>
+          <w:lang w:val="it-IT"/>
+        </w:rPr>
+      </w:pPr>
+      <w:r>
+        <w:rPr>
+          <w:lang w:val="it-IT"/>
+        </w:rPr>
+        <w:t>Descrive tutte le operazioni che può svolgere</w:t>
+      </w:r>
+      <w:r>
+        <w:rPr>
+          <w:lang w:val="it-IT"/>
+        </w:rPr>
+        <w:t xml:space="preserve"> </w:t>
+      </w:r>
+      <w:r>
+        <w:rPr>
+          <w:lang w:val="it-IT"/>
+        </w:rPr>
+        <w:t>l'admin (sugli utenti).</w:t>
+      </w:r>
+    </w:p>
+    <w:p>
+      <w:pPr>
+        <w:spacing w:line="360" w:lineRule="auto"/>
+        <w:jc w:val="center"/>
+        <w:rPr>
+          <w:lang w:val="it-IT"/>
+        </w:rPr>
+      </w:pPr>
+      <w:r>
+        <w:rPr>
+          <w:noProof/>
+          <w:lang w:val="it-IT"/>
+        </w:rPr>
+        <w:drawing>
+          <wp:inline distT="0" distB="0" distL="0" distR="0" wp14:anchorId="4ECF80D5" wp14:editId="085D88E7">
+            <wp:extent cx="2708275" cy="3519162"/>
+            <wp:effectExtent l="76200" t="114300" r="73025" b="120015"/>
+            <wp:docPr id="20" name="Immagine 20"/>
+            <wp:cNvGraphicFramePr>
+              <a:graphicFrameLocks xmlns:a="http://schemas.openxmlformats.org/drawingml/2006/main" noChangeAspect="1"/>
+            </wp:cNvGraphicFramePr>
+            <a:graphic xmlns:a="http://schemas.openxmlformats.org/drawingml/2006/main">
+              <a:graphicData uri="http://schemas.openxmlformats.org/drawingml/2006/picture">
+                <pic:pic xmlns:pic="http://schemas.openxmlformats.org/drawingml/2006/picture">
+                  <pic:nvPicPr>
+                    <pic:cNvPr id="0" name="Picture 10"/>
+                    <pic:cNvPicPr>
+                      <a:picLocks noChangeAspect="1" noChangeArrowheads="1"/>
+                    </pic:cNvPicPr>
+                  </pic:nvPicPr>
+                  <pic:blipFill>
+                    <a:blip r:embed="rId22">
+                      <a:extLst>
+                        <a:ext uri="{28A0092B-C50C-407E-A947-70E740481C1C}">
+                          <a14:useLocalDpi xmlns:a14="http://schemas.microsoft.com/office/drawing/2010/main" val="0"/>
+                        </a:ext>
+                      </a:extLst>
+                    </a:blip>
+                    <a:srcRect/>
+                    <a:stretch>
+                      <a:fillRect/>
+                    </a:stretch>
+                  </pic:blipFill>
+                  <pic:spPr bwMode="auto">
+                    <a:xfrm>
+                      <a:off x="0" y="0"/>
+                      <a:ext cx="2832227" cy="3680227"/>
+                    </a:xfrm>
+                    <a:prstGeom prst="rect">
+                      <a:avLst/>
+                    </a:prstGeom>
+                    <a:noFill/>
+                    <a:ln>
+                      <a:noFill/>
+                    </a:ln>
+                    <a:effectLst>
+                      <a:outerShdw blurRad="63500" sx="102000" sy="102000" algn="ctr" rotWithShape="0">
+                        <a:prstClr val="black">
+                          <a:alpha val="40000"/>
+                        </a:prstClr>
+                      </a:outerShdw>
+                    </a:effectLst>
+                  </pic:spPr>
+                </pic:pic>
+              </a:graphicData>
+            </a:graphic>
+          </wp:inline>
+        </w:drawing>
       </w:r>
     </w:p>
     <w:p>
       <w:pPr>
         <w:pStyle w:val="Titolo2"/>
       </w:pPr>
-      <w:bookmarkStart w:id="36" w:name="_Toc429059812"/>
-      <w:bookmarkStart w:id="37" w:name="_Toc94790458"/>
-      <w:bookmarkStart w:id="38" w:name="_Toc189853866"/>
-      <w:r>
-        <w:t>Design procedurale</w:t>
-      </w:r>
-      <w:bookmarkEnd w:id="36"/>
-      <w:bookmarkEnd w:id="37"/>
-      <w:bookmarkEnd w:id="38"/>
-    </w:p>
-    <w:p>
-      <w:pPr>
-        <w:rPr>
-          <w:lang w:val="it-IT"/>
-        </w:rPr>
-      </w:pPr>
-      <w:r>
-        <w:rPr>
-          <w:lang w:val="it-IT"/>
-        </w:rPr>
-        <w:t xml:space="preserve">Descrive i concetti </w:t>
-      </w:r>
-      <w:r>
-        <w:rPr>
-          <w:lang w:val="it-IT"/>
-        </w:rPr>
-        <w:t>dettagliati dell’architettura/sviluppo</w:t>
-      </w:r>
-      <w:r>
-        <w:rPr>
-          <w:lang w:val="it-IT"/>
-        </w:rPr>
-        <w:t xml:space="preserve"> utilizzando ad esempio:</w:t>
-      </w:r>
-    </w:p>
-    <w:p>
-      <w:pPr>
-        <w:numPr>
-          <w:ilvl w:val="0"/>
-          <w:numId w:val="11"/>
-        </w:numPr>
-        <w:rPr>
-          <w:lang w:val="it-IT"/>
-        </w:rPr>
-      </w:pPr>
-      <w:r>
-        <w:rPr>
-          <w:lang w:val="it-IT"/>
-        </w:rPr>
-        <w:t>Diagrammi di flusso e Nassi.</w:t>
-      </w:r>
-    </w:p>
-    <w:p>
-      <w:pPr>
-        <w:numPr>
-          <w:ilvl w:val="0"/>
-          <w:numId w:val="11"/>
-        </w:numPr>
-        <w:rPr>
-          <w:lang w:val="it-IT"/>
-        </w:rPr>
-      </w:pPr>
-      <w:r>
-        <w:rPr>
-          <w:lang w:val="it-IT"/>
-        </w:rPr>
-        <w:t>Tabelle.</w:t>
-      </w:r>
-    </w:p>
-    <w:p>
-      <w:pPr>
-        <w:numPr>
-          <w:ilvl w:val="0"/>
-          <w:numId w:val="11"/>
-        </w:numPr>
-        <w:rPr>
-          <w:lang w:val="it-IT"/>
-        </w:rPr>
-      </w:pPr>
-      <w:r>
-        <w:rPr>
-          <w:lang w:val="it-IT"/>
-        </w:rPr>
-        <w:t>Classi e metodi.</w:t>
-      </w:r>
-    </w:p>
-    <w:p>
-      <w:pPr>
-        <w:numPr>
-          <w:ilvl w:val="0"/>
-          <w:numId w:val="11"/>
-        </w:numPr>
-        <w:rPr>
-          <w:lang w:val="it-IT"/>
-        </w:rPr>
-      </w:pPr>
-      <w:r>
-        <w:rPr>
-          <w:lang w:val="it-IT"/>
-        </w:rPr>
-        <w:t xml:space="preserve">Tabelle di </w:t>
-      </w:r>
-      <w:proofErr w:type="spellStart"/>
-      <w:r>
-        <w:rPr>
-          <w:lang w:val="it-IT"/>
-        </w:rPr>
-        <w:t>routing</w:t>
-      </w:r>
-      <w:proofErr w:type="spellEnd"/>
-    </w:p>
-    <w:p>
-      <w:pPr>
-        <w:numPr>
-          <w:ilvl w:val="0"/>
-          <w:numId w:val="11"/>
-        </w:numPr>
-        <w:rPr>
-          <w:lang w:val="it-IT"/>
-        </w:rPr>
-      </w:pPr>
-      <w:r>
-        <w:rPr>
-          <w:lang w:val="it-IT"/>
-        </w:rPr>
-        <w:t>Diritti di accesso a condivisioni …</w:t>
-      </w:r>
-    </w:p>
-    <w:p>
-      <w:pPr>
-        <w:rPr>
-          <w:lang w:val="it-IT"/>
-        </w:rPr>
-      </w:pPr>
-    </w:p>
-    <w:p>
-      <w:pPr>
-        <w:rPr>
-          <w:lang w:val="it-IT"/>
-        </w:rPr>
-      </w:pPr>
-      <w:r>
-        <w:rPr>
-          <w:lang w:val="it-IT"/>
-        </w:rPr>
-        <w:t>Questi</w:t>
-      </w:r>
-      <w:r>
-        <w:rPr>
-          <w:lang w:val="it-IT"/>
-        </w:rPr>
-        <w:t xml:space="preserve"> documenti permetteranno di rappresentare i dettagli procedurali </w:t>
-      </w:r>
-      <w:r>
-        <w:rPr>
-          <w:lang w:val="it-IT"/>
-        </w:rPr>
-        <w:t>per la realizzazione del prodotto.</w:t>
-      </w:r>
-    </w:p>
-    <w:p>
-      <w:pPr>
-        <w:rPr>
-          <w:lang w:val="it-IT"/>
-        </w:rPr>
-      </w:pPr>
-    </w:p>
-    <w:p>
-      <w:pPr>
-        <w:rPr>
-          <w:lang w:val="it-IT"/>
-        </w:rPr>
-      </w:pPr>
-      <w:r>
+      <w:r>
+        <w:lastRenderedPageBreak/>
+        <w:t>Design delle classi</w:t>
+      </w:r>
+    </w:p>
+    <w:p>
+      <w:pPr>
+        <w:jc w:val="center"/>
+        <w:rPr>
+          <w:lang w:val="it-IT"/>
+        </w:rPr>
+      </w:pPr>
+      <w:r>
+        <w:rPr>
+          <w:noProof/>
+          <w:lang w:val="it-IT"/>
+        </w:rPr>
+        <w:drawing>
+          <wp:inline distT="0" distB="0" distL="0" distR="0" wp14:anchorId="29A7984C" wp14:editId="5A2FDC04">
+            <wp:extent cx="4640118" cy="5106009"/>
+            <wp:effectExtent l="95250" t="133350" r="103505" b="133350"/>
+            <wp:docPr id="21" name="Immagine 21"/>
+            <wp:cNvGraphicFramePr>
+              <a:graphicFrameLocks xmlns:a="http://schemas.openxmlformats.org/drawingml/2006/main" noChangeAspect="1"/>
+            </wp:cNvGraphicFramePr>
+            <a:graphic xmlns:a="http://schemas.openxmlformats.org/drawingml/2006/main">
+              <a:graphicData uri="http://schemas.openxmlformats.org/drawingml/2006/picture">
+                <pic:pic xmlns:pic="http://schemas.openxmlformats.org/drawingml/2006/picture">
+                  <pic:nvPicPr>
+                    <pic:cNvPr id="0" name="Picture 11"/>
+                    <pic:cNvPicPr>
+                      <a:picLocks noChangeAspect="1" noChangeArrowheads="1"/>
+                    </pic:cNvPicPr>
+                  </pic:nvPicPr>
+                  <pic:blipFill>
+                    <a:blip r:embed="rId23">
+                      <a:extLst>
+                        <a:ext uri="{28A0092B-C50C-407E-A947-70E740481C1C}">
+                          <a14:useLocalDpi xmlns:a14="http://schemas.microsoft.com/office/drawing/2010/main" val="0"/>
+                        </a:ext>
+                      </a:extLst>
+                    </a:blip>
+                    <a:srcRect/>
+                    <a:stretch>
+                      <a:fillRect/>
+                    </a:stretch>
+                  </pic:blipFill>
+                  <pic:spPr bwMode="auto">
+                    <a:xfrm>
+                      <a:off x="0" y="0"/>
+                      <a:ext cx="4644269" cy="5110577"/>
+                    </a:xfrm>
+                    <a:prstGeom prst="rect">
+                      <a:avLst/>
+                    </a:prstGeom>
+                    <a:noFill/>
+                    <a:ln>
+                      <a:noFill/>
+                    </a:ln>
+                    <a:effectLst>
+                      <a:outerShdw blurRad="63500" sx="102000" sy="102000" algn="ctr" rotWithShape="0">
+                        <a:prstClr val="black">
+                          <a:alpha val="40000"/>
+                        </a:prstClr>
+                      </a:outerShdw>
+                    </a:effectLst>
+                  </pic:spPr>
+                </pic:pic>
+              </a:graphicData>
+            </a:graphic>
+          </wp:inline>
+        </w:drawing>
+      </w:r>
+    </w:p>
+    <w:p>
+      <w:pPr>
+        <w:rPr>
+          <w:lang w:val="it-IT"/>
+        </w:rPr>
+      </w:pPr>
+      <w:r>
+        <w:rPr>
+          <w:lang w:val="it-IT"/>
+        </w:rPr>
         <w:br w:type="page"/>
       </w:r>
+    </w:p>
+    <w:p>
+      <w:pPr>
+        <w:spacing w:line="360" w:lineRule="auto"/>
+        <w:jc w:val="center"/>
+        <w:rPr>
+          <w:lang w:val="it-IT"/>
+        </w:rPr>
+      </w:pPr>
     </w:p>
     <w:p>
       <w:pPr>
@@ -10986,104 +11911,103 @@
           <w:bottom w:val="single" w:sz="4" w:space="1" w:color="auto"/>
         </w:pBdr>
       </w:pPr>
-      <w:bookmarkStart w:id="39" w:name="_Toc461179222"/>
-      <w:bookmarkStart w:id="40" w:name="_Toc94790459"/>
-      <w:bookmarkStart w:id="41" w:name="_Toc189853867"/>
-      <w:r>
-        <w:lastRenderedPageBreak/>
+      <w:bookmarkStart w:id="36" w:name="_Toc461179222"/>
+      <w:bookmarkStart w:id="37" w:name="_Toc94790459"/>
+      <w:bookmarkStart w:id="38" w:name="_Toc189853867"/>
+      <w:r>
         <w:t>Implementazione</w:t>
+      </w:r>
+      <w:bookmarkEnd w:id="36"/>
+      <w:bookmarkEnd w:id="37"/>
+      <w:bookmarkEnd w:id="38"/>
+    </w:p>
+    <w:p>
+      <w:r>
+        <w:t>In questo capitolo dovrà essere mostrato come è stato realizzato il lavoro. Questa parte può differenziarsi dalla progettazione in quanto il risultato ottenuto non per forza può essere come era stato progettato.</w:t>
+      </w:r>
+    </w:p>
+    <w:p>
+      <w:r>
+        <w:t xml:space="preserve">Sulla base di queste informazioni il lavoro svolto dovrà essere riproducibile. </w:t>
+      </w:r>
+    </w:p>
+    <w:p>
+      <w:r>
+        <w:t>In questa parte è richiesto l’inserimento di codice sorgente</w:t>
+      </w:r>
+      <w:r>
+        <w:t xml:space="preserve"> - </w:t>
+      </w:r>
+      <w:r>
+        <w:t>P</w:t>
+      </w:r>
+      <w:r>
+        <w:t xml:space="preserve">rint </w:t>
+      </w:r>
+      <w:r>
+        <w:t>S</w:t>
+      </w:r>
+      <w:r>
+        <w:t xml:space="preserve">creen </w:t>
+      </w:r>
+      <w:r>
+        <w:t xml:space="preserve">- </w:t>
+      </w:r>
+      <w:r>
+        <w:t>di maschere solamente per quei passaggi particolarmente significativi e/o critici.</w:t>
+      </w:r>
+    </w:p>
+    <w:p>
+      <w:r>
+        <w:t>Inoltre,</w:t>
+      </w:r>
+      <w:r>
+        <w:t xml:space="preserve"> dovranno essere descritte eventuali varianti di soluzione o scelte di prodotti con motivazione delle scelte.</w:t>
+      </w:r>
+    </w:p>
+    <w:p>
+      <w:r>
+        <w:t>Non deve apparire nessuna forma di guida d’uso di librerie o di componenti utilizzati. Eventualmente questa va allegata.</w:t>
+      </w:r>
+    </w:p>
+    <w:p>
+      <w:r>
+        <w:t>Per eventuali dettagli si possono inserire riferimenti ai diari.</w:t>
+      </w:r>
+    </w:p>
+    <w:p>
+      <w:pPr>
+        <w:pStyle w:val="Titolo1"/>
+        <w:rPr>
+          <w:lang w:val="it-IT"/>
+        </w:rPr>
+      </w:pPr>
+      <w:bookmarkStart w:id="39" w:name="_Toc461179223"/>
+      <w:bookmarkStart w:id="40" w:name="_Toc94790460"/>
+      <w:bookmarkStart w:id="41" w:name="_Toc189853868"/>
+      <w:r>
+        <w:rPr>
+          <w:lang w:val="it-IT"/>
+        </w:rPr>
+        <w:t>Test</w:t>
       </w:r>
       <w:bookmarkEnd w:id="39"/>
       <w:bookmarkEnd w:id="40"/>
       <w:bookmarkEnd w:id="41"/>
     </w:p>
     <w:p>
-      <w:r>
-        <w:t>In questo capitolo dovrà essere mostrato come è stato realizzato il lavoro. Questa parte può differenziarsi dalla progettazione in quanto il risultato ottenuto non per forza può essere come era stato progettato.</w:t>
-      </w:r>
-    </w:p>
-    <w:p>
-      <w:r>
-        <w:t xml:space="preserve">Sulla base di queste informazioni il lavoro svolto dovrà essere riproducibile. </w:t>
-      </w:r>
-    </w:p>
-    <w:p>
-      <w:r>
-        <w:t>In questa parte è richiesto l’inserimento di codice sorgente</w:t>
-      </w:r>
-      <w:r>
-        <w:t xml:space="preserve"> - </w:t>
-      </w:r>
-      <w:r>
-        <w:t>P</w:t>
-      </w:r>
-      <w:r>
-        <w:t xml:space="preserve">rint </w:t>
-      </w:r>
-      <w:r>
-        <w:t>S</w:t>
-      </w:r>
-      <w:r>
-        <w:t xml:space="preserve">creen </w:t>
-      </w:r>
-      <w:r>
-        <w:t xml:space="preserve">- </w:t>
-      </w:r>
-      <w:r>
-        <w:t>di maschere solamente per quei passaggi particolarmente significativi e/o critici.</w:t>
-      </w:r>
-    </w:p>
-    <w:p>
-      <w:r>
-        <w:t>Inoltre,</w:t>
-      </w:r>
-      <w:r>
-        <w:t xml:space="preserve"> dovranno essere descritte eventuali varianti di soluzione o scelte di prodotti con motivazione delle scelte.</w:t>
-      </w:r>
-    </w:p>
-    <w:p>
-      <w:r>
-        <w:t>Non deve apparire nessuna forma di guida d’uso di librerie o di componenti utilizzati. Eventualmente questa va allegata.</w:t>
-      </w:r>
-    </w:p>
-    <w:p>
-      <w:r>
-        <w:t>Per eventuali dettagli si possono inserire riferimenti ai diari.</w:t>
-      </w:r>
-    </w:p>
-    <w:p>
-      <w:pPr>
-        <w:pStyle w:val="Titolo1"/>
-        <w:rPr>
-          <w:lang w:val="it-IT"/>
-        </w:rPr>
-      </w:pPr>
-      <w:bookmarkStart w:id="42" w:name="_Toc461179223"/>
-      <w:bookmarkStart w:id="43" w:name="_Toc94790460"/>
-      <w:bookmarkStart w:id="44" w:name="_Toc189853868"/>
-      <w:r>
-        <w:rPr>
-          <w:lang w:val="it-IT"/>
-        </w:rPr>
-        <w:t>Test</w:t>
+      <w:pPr>
+        <w:pStyle w:val="Titolo2"/>
+      </w:pPr>
+      <w:bookmarkStart w:id="42" w:name="_Toc461179224"/>
+      <w:bookmarkStart w:id="43" w:name="_Toc94790461"/>
+      <w:bookmarkStart w:id="44" w:name="_Toc189853869"/>
+      <w:r>
+        <w:t>Protocollo di test</w:t>
       </w:r>
       <w:bookmarkEnd w:id="42"/>
       <w:bookmarkEnd w:id="43"/>
       <w:bookmarkEnd w:id="44"/>
-    </w:p>
-    <w:p>
-      <w:pPr>
-        <w:pStyle w:val="Titolo2"/>
-      </w:pPr>
-      <w:bookmarkStart w:id="45" w:name="_Toc461179224"/>
-      <w:bookmarkStart w:id="46" w:name="_Toc94790461"/>
-      <w:bookmarkStart w:id="47" w:name="_Toc189853869"/>
-      <w:r>
-        <w:t>Protocollo di test</w:t>
-      </w:r>
-      <w:bookmarkEnd w:id="45"/>
-      <w:bookmarkEnd w:id="46"/>
-      <w:bookmarkEnd w:id="47"/>
     </w:p>
     <w:p>
       <w:pPr>
@@ -12120,7 +13044,7 @@
           <w:lang w:val="fr-CH"/>
         </w:rPr>
       </w:pPr>
-      <w:bookmarkStart w:id="48" w:name="_Toc461179225"/>
+      <w:bookmarkStart w:id="45" w:name="_Toc461179225"/>
       <w:r>
         <w:rPr>
           <w:lang w:val="fr-CH"/>
@@ -12132,11 +13056,41 @@
       <w:pPr>
         <w:pStyle w:val="Titolo2"/>
       </w:pPr>
-      <w:bookmarkStart w:id="49" w:name="_Toc94790462"/>
-      <w:bookmarkStart w:id="50" w:name="_Toc189853870"/>
+      <w:bookmarkStart w:id="46" w:name="_Toc94790462"/>
+      <w:bookmarkStart w:id="47" w:name="_Toc189853870"/>
       <w:r>
         <w:lastRenderedPageBreak/>
         <w:t>Risultati test</w:t>
+      </w:r>
+      <w:bookmarkEnd w:id="45"/>
+      <w:bookmarkEnd w:id="46"/>
+      <w:bookmarkEnd w:id="47"/>
+    </w:p>
+    <w:p>
+      <w:pPr>
+        <w:rPr>
+          <w:lang w:val="it-IT"/>
+        </w:rPr>
+      </w:pPr>
+      <w:r>
+        <w:rPr>
+          <w:lang w:val="it-IT"/>
+        </w:rPr>
+        <w:t>Tabella riassuntiva in cui si inseriscono i test riusciti e non del prodotto finale. Se un test non riesce e viene corretto l’errore, questo dovrà risultare nel documento finale come riuscito (la procedura della correzione apparirà nel diario), altrimenti dovrà essere descritto l’errore con eventuali ipotesi di correzione.</w:t>
+      </w:r>
+    </w:p>
+    <w:p>
+      <w:pPr>
+        <w:pStyle w:val="Titolo2"/>
+      </w:pPr>
+      <w:bookmarkStart w:id="48" w:name="_Toc461179226"/>
+      <w:bookmarkStart w:id="49" w:name="_Toc94790463"/>
+      <w:bookmarkStart w:id="50" w:name="_Toc189853871"/>
+      <w:r>
+        <w:t>Mancanze</w:t>
+      </w:r>
+      <w:r>
+        <w:t>/limitazioni conosciute</w:t>
       </w:r>
       <w:bookmarkEnd w:id="48"/>
       <w:bookmarkEnd w:id="49"/>
@@ -12152,21 +13106,24 @@
         <w:rPr>
           <w:lang w:val="it-IT"/>
         </w:rPr>
-        <w:t>Tabella riassuntiva in cui si inseriscono i test riusciti e non del prodotto finale. Se un test non riesce e viene corretto l’errore, questo dovrà risultare nel documento finale come riuscito (la procedura della correzione apparirà nel diario), altrimenti dovrà essere descritto l’errore con eventuali ipotesi di correzione.</w:t>
-      </w:r>
-    </w:p>
-    <w:p>
-      <w:pPr>
-        <w:pStyle w:val="Titolo2"/>
-      </w:pPr>
-      <w:bookmarkStart w:id="51" w:name="_Toc461179226"/>
-      <w:bookmarkStart w:id="52" w:name="_Toc94790463"/>
-      <w:bookmarkStart w:id="53" w:name="_Toc189853871"/>
-      <w:r>
-        <w:t>Mancanze</w:t>
-      </w:r>
-      <w:r>
-        <w:t>/limitazioni conosciute</w:t>
+        <w:t>Descrizione con motivazione di eventuali elementi mancanti o non completamente implementati, al di fuori dei test case. Non devono essere riportati gli errori e i problemi riscontrati e poi risolti durante il progetto.</w:t>
+      </w:r>
+    </w:p>
+    <w:p>
+      <w:pPr>
+        <w:pStyle w:val="Titolo1"/>
+        <w:rPr>
+          <w:lang w:val="it-IT"/>
+        </w:rPr>
+      </w:pPr>
+      <w:bookmarkStart w:id="51" w:name="_Toc461179227"/>
+      <w:bookmarkStart w:id="52" w:name="_Toc94790464"/>
+      <w:bookmarkStart w:id="53" w:name="_Toc189853872"/>
+      <w:r>
+        <w:rPr>
+          <w:lang w:val="it-IT"/>
+        </w:rPr>
+        <w:t>Consuntivo</w:t>
       </w:r>
       <w:bookmarkEnd w:id="51"/>
       <w:bookmarkEnd w:id="52"/>
@@ -12182,7 +13139,45 @@
         <w:rPr>
           <w:lang w:val="it-IT"/>
         </w:rPr>
-        <w:t>Descrizione con motivazione di eventuali elementi mancanti o non completamente implementati, al di fuori dei test case. Non devono essere riportati gli errori e i problemi riscontrati e poi risolti durante il progetto.</w:t>
+        <w:t>Consuntivo del tempo di lavoro effettivo e considerazioni riguardo le differenze rispetto alla pianificazione (cap</w:t>
+      </w:r>
+      <w:r>
+        <w:rPr>
+          <w:lang w:val="it-IT"/>
+        </w:rPr>
+        <w:t>.</w:t>
+      </w:r>
+      <w:r>
+        <w:rPr>
+          <w:lang w:val="it-IT"/>
+        </w:rPr>
+        <w:t xml:space="preserve"> 1.7) (ad esempio </w:t>
+      </w:r>
+      <w:proofErr w:type="spellStart"/>
+      <w:r>
+        <w:rPr>
+          <w:lang w:val="it-IT"/>
+        </w:rPr>
+        <w:t>Gan</w:t>
+      </w:r>
+      <w:r>
+        <w:rPr>
+          <w:lang w:val="it-IT"/>
+        </w:rPr>
+        <w:t>t</w:t>
+      </w:r>
+      <w:r>
+        <w:rPr>
+          <w:lang w:val="it-IT"/>
+        </w:rPr>
+        <w:t>t</w:t>
+      </w:r>
+      <w:proofErr w:type="spellEnd"/>
+      <w:r>
+        <w:rPr>
+          <w:lang w:val="it-IT"/>
+        </w:rPr>
+        <w:t xml:space="preserve"> consuntivo).</w:t>
       </w:r>
     </w:p>
     <w:p>
@@ -12192,14 +13187,14 @@
           <w:lang w:val="it-IT"/>
         </w:rPr>
       </w:pPr>
-      <w:bookmarkStart w:id="54" w:name="_Toc461179227"/>
-      <w:bookmarkStart w:id="55" w:name="_Toc94790464"/>
-      <w:bookmarkStart w:id="56" w:name="_Toc189853872"/>
-      <w:r>
-        <w:rPr>
-          <w:lang w:val="it-IT"/>
-        </w:rPr>
-        <w:t>Consuntivo</w:t>
+      <w:bookmarkStart w:id="54" w:name="_Toc461179228"/>
+      <w:bookmarkStart w:id="55" w:name="_Toc94790465"/>
+      <w:bookmarkStart w:id="56" w:name="_Toc189853873"/>
+      <w:r>
+        <w:rPr>
+          <w:lang w:val="it-IT"/>
+        </w:rPr>
+        <w:t>Conclusioni</w:t>
       </w:r>
       <w:bookmarkEnd w:id="54"/>
       <w:bookmarkEnd w:id="55"/>
@@ -12215,7 +13210,73 @@
         <w:rPr>
           <w:lang w:val="it-IT"/>
         </w:rPr>
-        <w:t>Consuntivo del tempo di lavoro effettivo e considerazioni riguardo le differenze rispetto alla pianificazione (cap</w:t>
+        <w:t>Quali sono le implicazioni della mia soluzione? Che impatto avrà?</w:t>
+      </w:r>
+      <w:r>
+        <w:rPr>
+          <w:lang w:val="it-IT"/>
+        </w:rPr>
+        <w:t xml:space="preserve"> Cambierà il mondo? È un successo importante? È </w:t>
+      </w:r>
+      <w:r>
+        <w:rPr>
+          <w:lang w:val="it-IT"/>
+        </w:rPr>
+        <w:t>solo un</w:t>
+      </w:r>
+      <w:r>
+        <w:rPr>
+          <w:lang w:val="it-IT"/>
+        </w:rPr>
+        <w:t>’</w:t>
+      </w:r>
+      <w:r>
+        <w:rPr>
+          <w:lang w:val="it-IT"/>
+        </w:rPr>
+        <w:t>aggiunta</w:t>
+      </w:r>
+      <w:r>
+        <w:rPr>
+          <w:lang w:val="it-IT"/>
+        </w:rPr>
+        <w:t xml:space="preserve"> marginale o</w:t>
+      </w:r>
+      <w:r>
+        <w:rPr>
+          <w:lang w:val="it-IT"/>
+        </w:rPr>
+        <w:t xml:space="preserve"> è semplicemente servita per scoprire che questo percorso è</w:t>
+      </w:r>
+      <w:r>
+        <w:rPr>
+          <w:lang w:val="it-IT"/>
+        </w:rPr>
+        <w:t xml:space="preserve"> stato</w:t>
+      </w:r>
+      <w:r>
+        <w:rPr>
+          <w:lang w:val="it-IT"/>
+        </w:rPr>
+        <w:t xml:space="preserve"> una perdita di tempo? I ris</w:t>
+      </w:r>
+      <w:r>
+        <w:rPr>
+          <w:lang w:val="it-IT"/>
+        </w:rPr>
+        <w:t xml:space="preserve">ultati ottenuti sono generali, </w:t>
+      </w:r>
+      <w:r>
+        <w:rPr>
+          <w:lang w:val="it-IT"/>
+        </w:rPr>
+        <w:t>facilmente generalizzabili o sono specifici di un caso particolare?</w:t>
+      </w:r>
+      <w:r>
+        <w:rPr>
+          <w:lang w:val="it-IT"/>
+        </w:rPr>
+        <w:t xml:space="preserve"> ecc</w:t>
       </w:r>
       <w:r>
         <w:rPr>
@@ -12223,54 +13284,16 @@
         </w:rPr>
         <w:t>.</w:t>
       </w:r>
-      <w:r>
-        <w:rPr>
-          <w:lang w:val="it-IT"/>
-        </w:rPr>
-        <w:t xml:space="preserve"> 1.7) (ad esempio </w:t>
-      </w:r>
-      <w:proofErr w:type="spellStart"/>
-      <w:r>
-        <w:rPr>
-          <w:lang w:val="it-IT"/>
-        </w:rPr>
-        <w:t>Gan</w:t>
-      </w:r>
-      <w:r>
-        <w:rPr>
-          <w:lang w:val="it-IT"/>
-        </w:rPr>
-        <w:t>t</w:t>
-      </w:r>
-      <w:r>
-        <w:rPr>
-          <w:lang w:val="it-IT"/>
-        </w:rPr>
-        <w:t>t</w:t>
-      </w:r>
-      <w:proofErr w:type="spellEnd"/>
-      <w:r>
-        <w:rPr>
-          <w:lang w:val="it-IT"/>
-        </w:rPr>
-        <w:t xml:space="preserve"> consuntivo).</w:t>
-      </w:r>
-    </w:p>
-    <w:p>
-      <w:pPr>
-        <w:pStyle w:val="Titolo1"/>
-        <w:rPr>
-          <w:lang w:val="it-IT"/>
-        </w:rPr>
-      </w:pPr>
-      <w:bookmarkStart w:id="57" w:name="_Toc461179228"/>
-      <w:bookmarkStart w:id="58" w:name="_Toc94790465"/>
-      <w:bookmarkStart w:id="59" w:name="_Toc189853873"/>
-      <w:r>
-        <w:rPr>
-          <w:lang w:val="it-IT"/>
-        </w:rPr>
-        <w:t>Conclusioni</w:t>
+    </w:p>
+    <w:p>
+      <w:pPr>
+        <w:pStyle w:val="Titolo2"/>
+      </w:pPr>
+      <w:bookmarkStart w:id="57" w:name="_Toc461179229"/>
+      <w:bookmarkStart w:id="58" w:name="_Toc94790466"/>
+      <w:bookmarkStart w:id="59" w:name="_Toc189853874"/>
+      <w:r>
+        <w:t>Sviluppi futuri</w:t>
       </w:r>
       <w:bookmarkEnd w:id="57"/>
       <w:bookmarkEnd w:id="58"/>
@@ -12286,90 +13309,18 @@
         <w:rPr>
           <w:lang w:val="it-IT"/>
         </w:rPr>
-        <w:t>Quali sono le implicazioni della mia soluzione? Che impatto avrà?</w:t>
-      </w:r>
-      <w:r>
-        <w:rPr>
-          <w:lang w:val="it-IT"/>
-        </w:rPr>
-        <w:t xml:space="preserve"> Cambierà il mondo? È un successo importante? È </w:t>
-      </w:r>
-      <w:r>
-        <w:rPr>
-          <w:lang w:val="it-IT"/>
-        </w:rPr>
-        <w:t>solo un</w:t>
-      </w:r>
-      <w:r>
-        <w:rPr>
-          <w:lang w:val="it-IT"/>
-        </w:rPr>
-        <w:t>’</w:t>
-      </w:r>
-      <w:r>
-        <w:rPr>
-          <w:lang w:val="it-IT"/>
-        </w:rPr>
-        <w:t>aggiunta</w:t>
-      </w:r>
-      <w:r>
-        <w:rPr>
-          <w:lang w:val="it-IT"/>
-        </w:rPr>
-        <w:t xml:space="preserve"> marginale o</w:t>
-      </w:r>
-      <w:r>
-        <w:rPr>
-          <w:lang w:val="it-IT"/>
-        </w:rPr>
-        <w:t xml:space="preserve"> è semplicemente servita per scoprire che questo percorso è</w:t>
-      </w:r>
-      <w:r>
-        <w:rPr>
-          <w:lang w:val="it-IT"/>
-        </w:rPr>
-        <w:t xml:space="preserve"> stato</w:t>
-      </w:r>
-      <w:r>
-        <w:rPr>
-          <w:lang w:val="it-IT"/>
-        </w:rPr>
-        <w:t xml:space="preserve"> una perdita di tempo? I ris</w:t>
-      </w:r>
-      <w:r>
-        <w:rPr>
-          <w:lang w:val="it-IT"/>
-        </w:rPr>
-        <w:t xml:space="preserve">ultati ottenuti sono generali, </w:t>
-      </w:r>
-      <w:r>
-        <w:rPr>
-          <w:lang w:val="it-IT"/>
-        </w:rPr>
-        <w:t>facilmente generalizzabili o sono specifici di un caso particolare?</w:t>
-      </w:r>
-      <w:r>
-        <w:rPr>
-          <w:lang w:val="it-IT"/>
-        </w:rPr>
-        <w:t xml:space="preserve"> ecc</w:t>
-      </w:r>
-      <w:r>
-        <w:rPr>
-          <w:lang w:val="it-IT"/>
-        </w:rPr>
-        <w:t>.</w:t>
+        <w:t>Migliorie o estensioni che possono essere sviluppate sul prodotto.</w:t>
       </w:r>
     </w:p>
     <w:p>
       <w:pPr>
         <w:pStyle w:val="Titolo2"/>
       </w:pPr>
-      <w:bookmarkStart w:id="60" w:name="_Toc461179229"/>
-      <w:bookmarkStart w:id="61" w:name="_Toc94790466"/>
-      <w:bookmarkStart w:id="62" w:name="_Toc189853874"/>
-      <w:r>
-        <w:t>Sviluppi futuri</w:t>
+      <w:bookmarkStart w:id="60" w:name="_Toc461179230"/>
+      <w:bookmarkStart w:id="61" w:name="_Toc94790467"/>
+      <w:bookmarkStart w:id="62" w:name="_Toc189853875"/>
+      <w:r>
+        <w:t>Considerazioni personali</w:t>
       </w:r>
       <w:bookmarkEnd w:id="60"/>
       <w:bookmarkEnd w:id="61"/>
@@ -12385,60 +13336,33 @@
         <w:rPr>
           <w:lang w:val="it-IT"/>
         </w:rPr>
-        <w:t>Migliorie o estensioni che possono essere sviluppate sul prodotto.</w:t>
-      </w:r>
-    </w:p>
-    <w:p>
-      <w:pPr>
-        <w:pStyle w:val="Titolo2"/>
-      </w:pPr>
-      <w:bookmarkStart w:id="63" w:name="_Toc461179230"/>
-      <w:bookmarkStart w:id="64" w:name="_Toc94790467"/>
-      <w:bookmarkStart w:id="65" w:name="_Toc189853875"/>
-      <w:r>
-        <w:t>Considerazioni personali</w:t>
+        <w:t>Cosa ho imparato in questo progetto? ecc</w:t>
+      </w:r>
+      <w:r>
+        <w:rPr>
+          <w:lang w:val="it-IT"/>
+        </w:rPr>
+        <w:t>.</w:t>
+      </w:r>
+    </w:p>
+    <w:p>
+      <w:pPr>
+        <w:pStyle w:val="Titolo1"/>
+        <w:rPr>
+          <w:lang w:val="it-IT"/>
+        </w:rPr>
+      </w:pPr>
+      <w:bookmarkStart w:id="63" w:name="_Toc94790468"/>
+      <w:bookmarkStart w:id="64" w:name="_Toc189853876"/>
+      <w:bookmarkStart w:id="65" w:name="_Toc461179232"/>
+      <w:r>
+        <w:rPr>
+          <w:lang w:val="it-IT"/>
+        </w:rPr>
+        <w:t>Glossario</w:t>
       </w:r>
       <w:bookmarkEnd w:id="63"/>
       <w:bookmarkEnd w:id="64"/>
-      <w:bookmarkEnd w:id="65"/>
-    </w:p>
-    <w:p>
-      <w:pPr>
-        <w:rPr>
-          <w:lang w:val="it-IT"/>
-        </w:rPr>
-      </w:pPr>
-      <w:r>
-        <w:rPr>
-          <w:lang w:val="it-IT"/>
-        </w:rPr>
-        <w:t>Cosa ho imparato in questo progetto? ecc</w:t>
-      </w:r>
-      <w:r>
-        <w:rPr>
-          <w:lang w:val="it-IT"/>
-        </w:rPr>
-        <w:t>.</w:t>
-      </w:r>
-    </w:p>
-    <w:p>
-      <w:pPr>
-        <w:pStyle w:val="Titolo1"/>
-        <w:rPr>
-          <w:lang w:val="it-IT"/>
-        </w:rPr>
-      </w:pPr>
-      <w:bookmarkStart w:id="66" w:name="_Toc94790468"/>
-      <w:bookmarkStart w:id="67" w:name="_Toc189853876"/>
-      <w:bookmarkStart w:id="68" w:name="_Toc461179232"/>
-      <w:r>
-        <w:rPr>
-          <w:lang w:val="it-IT"/>
-        </w:rPr>
-        <w:t>Glossario</w:t>
-      </w:r>
-      <w:bookmarkEnd w:id="66"/>
-      <w:bookmarkEnd w:id="67"/>
     </w:p>
     <w:p>
       <w:pPr>
@@ -12664,7 +13588,7 @@
           <w:lang w:val="it-IT"/>
         </w:rPr>
       </w:pPr>
-      <w:bookmarkStart w:id="69" w:name="_Toc94790469"/>
+      <w:bookmarkStart w:id="66" w:name="_Toc94790469"/>
       <w:r>
         <w:rPr>
           <w:lang w:val="it-IT"/>
@@ -12679,7 +13603,7 @@
           <w:lang w:val="it-IT"/>
         </w:rPr>
       </w:pPr>
-      <w:bookmarkStart w:id="70" w:name="_Toc189853877"/>
+      <w:bookmarkStart w:id="67" w:name="_Toc189853877"/>
       <w:r>
         <w:rPr>
           <w:lang w:val="it-IT"/>
@@ -12687,21 +13611,21 @@
         <w:lastRenderedPageBreak/>
         <w:t>Bibliografia</w:t>
       </w:r>
+      <w:bookmarkEnd w:id="66"/>
+      <w:bookmarkEnd w:id="67"/>
+    </w:p>
+    <w:p>
+      <w:pPr>
+        <w:pStyle w:val="Titolo2"/>
+      </w:pPr>
+      <w:bookmarkStart w:id="68" w:name="_Toc94790470"/>
+      <w:bookmarkStart w:id="69" w:name="_Toc189853878"/>
+      <w:r>
+        <w:t>Bibliografia per articoli di riviste:</w:t>
+      </w:r>
+      <w:bookmarkEnd w:id="65"/>
+      <w:bookmarkEnd w:id="68"/>
       <w:bookmarkEnd w:id="69"/>
-      <w:bookmarkEnd w:id="70"/>
-    </w:p>
-    <w:p>
-      <w:pPr>
-        <w:pStyle w:val="Titolo2"/>
-      </w:pPr>
-      <w:bookmarkStart w:id="71" w:name="_Toc94790470"/>
-      <w:bookmarkStart w:id="72" w:name="_Toc189853878"/>
-      <w:r>
-        <w:t>Bibliografia per articoli di riviste:</w:t>
-      </w:r>
-      <w:bookmarkEnd w:id="68"/>
-      <w:bookmarkEnd w:id="71"/>
-      <w:bookmarkEnd w:id="72"/>
     </w:p>
     <w:p>
       <w:pPr>
@@ -12810,15 +13734,15 @@
       <w:pPr>
         <w:pStyle w:val="Titolo2"/>
       </w:pPr>
-      <w:bookmarkStart w:id="73" w:name="_Toc461179233"/>
-      <w:bookmarkStart w:id="74" w:name="_Toc94790471"/>
-      <w:bookmarkStart w:id="75" w:name="_Toc189853879"/>
+      <w:bookmarkStart w:id="70" w:name="_Toc461179233"/>
+      <w:bookmarkStart w:id="71" w:name="_Toc94790471"/>
+      <w:bookmarkStart w:id="72" w:name="_Toc189853879"/>
       <w:r>
         <w:t>Bibliografia per libri</w:t>
       </w:r>
-      <w:bookmarkEnd w:id="73"/>
-      <w:bookmarkEnd w:id="74"/>
-      <w:bookmarkEnd w:id="75"/>
+      <w:bookmarkEnd w:id="70"/>
+      <w:bookmarkEnd w:id="71"/>
+      <w:bookmarkEnd w:id="72"/>
     </w:p>
     <w:p>
       <w:pPr>
@@ -12943,20 +13867,20 @@
           <w:lang w:val="it-IT"/>
         </w:rPr>
       </w:pPr>
-      <w:bookmarkStart w:id="76" w:name="_Toc461179234"/>
+      <w:bookmarkStart w:id="73" w:name="_Toc461179234"/>
     </w:p>
     <w:p>
       <w:pPr>
         <w:pStyle w:val="Titolo2"/>
       </w:pPr>
-      <w:bookmarkStart w:id="77" w:name="_Toc94790472"/>
-      <w:bookmarkStart w:id="78" w:name="_Toc189853880"/>
+      <w:bookmarkStart w:id="74" w:name="_Toc94790472"/>
+      <w:bookmarkStart w:id="75" w:name="_Toc189853880"/>
       <w:r>
         <w:t>Sitografia</w:t>
       </w:r>
-      <w:bookmarkEnd w:id="76"/>
-      <w:bookmarkEnd w:id="77"/>
-      <w:bookmarkEnd w:id="78"/>
+      <w:bookmarkEnd w:id="73"/>
+      <w:bookmarkEnd w:id="74"/>
+      <w:bookmarkEnd w:id="75"/>
     </w:p>
     <w:p>
       <w:pPr>
@@ -13114,18 +14038,18 @@
           <w:lang w:val="it-IT"/>
         </w:rPr>
       </w:pPr>
-      <w:bookmarkStart w:id="79" w:name="_Toc461179235"/>
-      <w:bookmarkStart w:id="80" w:name="_Toc94790473"/>
-      <w:bookmarkStart w:id="81" w:name="_Toc189853881"/>
+      <w:bookmarkStart w:id="76" w:name="_Toc461179235"/>
+      <w:bookmarkStart w:id="77" w:name="_Toc94790473"/>
+      <w:bookmarkStart w:id="78" w:name="_Toc189853881"/>
       <w:r>
         <w:rPr>
           <w:lang w:val="it-IT"/>
         </w:rPr>
         <w:t>Allegati</w:t>
       </w:r>
-      <w:bookmarkEnd w:id="79"/>
-      <w:bookmarkEnd w:id="80"/>
-      <w:bookmarkEnd w:id="81"/>
+      <w:bookmarkEnd w:id="76"/>
+      <w:bookmarkEnd w:id="77"/>
+      <w:bookmarkEnd w:id="78"/>
     </w:p>
     <w:p>
       <w:pPr>
@@ -13298,10 +14222,10 @@
       </w:pPr>
     </w:p>
     <w:sectPr>
-      <w:headerReference w:type="default" r:id="rId10"/>
-      <w:footerReference w:type="default" r:id="rId11"/>
-      <w:headerReference w:type="first" r:id="rId12"/>
-      <w:footerReference w:type="first" r:id="rId13"/>
+      <w:headerReference w:type="default" r:id="rId24"/>
+      <w:footerReference w:type="default" r:id="rId25"/>
+      <w:headerReference w:type="first" r:id="rId26"/>
+      <w:footerReference w:type="first" r:id="rId27"/>
       <w:pgSz w:w="11906" w:h="16838"/>
       <w:pgMar w:top="1985" w:right="1134" w:bottom="1418" w:left="1134" w:header="567" w:footer="567" w:gutter="0"/>
       <w:pgNumType w:start="1"/>
@@ -13405,7 +14329,31 @@
       <w:rPr>
         <w:lang w:val="fr-CH"/>
       </w:rPr>
-      <w:t xml:space="preserve"> 29.01.2025 </w:t>
+      <w:t xml:space="preserve"> </w:t>
+    </w:r>
+    <w:r>
+      <w:rPr>
+        <w:lang w:val="fr-CH"/>
+      </w:rPr>
+      <w:t>1</w:t>
+    </w:r>
+    <w:r>
+      <w:rPr>
+        <w:lang w:val="fr-CH"/>
+      </w:rPr>
+      <w:t>9.0</w:t>
+    </w:r>
+    <w:r>
+      <w:rPr>
+        <w:lang w:val="fr-CH"/>
+      </w:rPr>
+      <w:t>2</w:t>
+    </w:r>
+    <w:r>
+      <w:rPr>
+        <w:lang w:val="fr-CH"/>
+      </w:rPr>
+      <w:t xml:space="preserve">.2025 </w:t>
     </w:r>
   </w:p>
 </w:ftr>
@@ -16621,6 +17569,119 @@
     </w:lvl>
   </w:abstractNum>
   <w:abstractNum w:abstractNumId="19" w15:restartNumberingAfterBreak="0">
+    <w:nsid w:val="79102060"/>
+    <w:multiLevelType w:val="hybridMultilevel"/>
+    <w:tmpl w:val="7870C630"/>
+    <w:lvl w:ilvl="0" w:tplc="08100001">
+      <w:start w:val="1"/>
+      <w:numFmt w:val="bullet"/>
+      <w:lvlText w:val=""/>
+      <w:lvlJc w:val="left"/>
+      <w:pPr>
+        <w:ind w:left="720" w:hanging="360"/>
+      </w:pPr>
+      <w:rPr>
+        <w:rFonts w:ascii="Symbol" w:hAnsi="Symbol" w:hint="default"/>
+      </w:rPr>
+    </w:lvl>
+    <w:lvl w:ilvl="1" w:tplc="08100003">
+      <w:start w:val="1"/>
+      <w:numFmt w:val="bullet"/>
+      <w:lvlText w:val="o"/>
+      <w:lvlJc w:val="left"/>
+      <w:pPr>
+        <w:ind w:left="1440" w:hanging="360"/>
+      </w:pPr>
+      <w:rPr>
+        <w:rFonts w:ascii="Courier New" w:hAnsi="Courier New" w:cs="Courier New" w:hint="default"/>
+      </w:rPr>
+    </w:lvl>
+    <w:lvl w:ilvl="2" w:tplc="08100005">
+      <w:start w:val="1"/>
+      <w:numFmt w:val="bullet"/>
+      <w:lvlText w:val=""/>
+      <w:lvlJc w:val="left"/>
+      <w:pPr>
+        <w:ind w:left="2160" w:hanging="360"/>
+      </w:pPr>
+      <w:rPr>
+        <w:rFonts w:ascii="Wingdings" w:hAnsi="Wingdings" w:hint="default"/>
+      </w:rPr>
+    </w:lvl>
+    <w:lvl w:ilvl="3" w:tplc="08100001">
+      <w:start w:val="1"/>
+      <w:numFmt w:val="bullet"/>
+      <w:lvlText w:val=""/>
+      <w:lvlJc w:val="left"/>
+      <w:pPr>
+        <w:ind w:left="2880" w:hanging="360"/>
+      </w:pPr>
+      <w:rPr>
+        <w:rFonts w:ascii="Symbol" w:hAnsi="Symbol" w:hint="default"/>
+      </w:rPr>
+    </w:lvl>
+    <w:lvl w:ilvl="4" w:tplc="08100003">
+      <w:start w:val="1"/>
+      <w:numFmt w:val="bullet"/>
+      <w:lvlText w:val="o"/>
+      <w:lvlJc w:val="left"/>
+      <w:pPr>
+        <w:ind w:left="3600" w:hanging="360"/>
+      </w:pPr>
+      <w:rPr>
+        <w:rFonts w:ascii="Courier New" w:hAnsi="Courier New" w:cs="Courier New" w:hint="default"/>
+      </w:rPr>
+    </w:lvl>
+    <w:lvl w:ilvl="5" w:tplc="08100005">
+      <w:start w:val="1"/>
+      <w:numFmt w:val="bullet"/>
+      <w:lvlText w:val=""/>
+      <w:lvlJc w:val="left"/>
+      <w:pPr>
+        <w:ind w:left="4320" w:hanging="360"/>
+      </w:pPr>
+      <w:rPr>
+        <w:rFonts w:ascii="Wingdings" w:hAnsi="Wingdings" w:hint="default"/>
+      </w:rPr>
+    </w:lvl>
+    <w:lvl w:ilvl="6" w:tplc="08100001">
+      <w:start w:val="1"/>
+      <w:numFmt w:val="bullet"/>
+      <w:lvlText w:val=""/>
+      <w:lvlJc w:val="left"/>
+      <w:pPr>
+        <w:ind w:left="5040" w:hanging="360"/>
+      </w:pPr>
+      <w:rPr>
+        <w:rFonts w:ascii="Symbol" w:hAnsi="Symbol" w:hint="default"/>
+      </w:rPr>
+    </w:lvl>
+    <w:lvl w:ilvl="7" w:tplc="08100003">
+      <w:start w:val="1"/>
+      <w:numFmt w:val="bullet"/>
+      <w:lvlText w:val="o"/>
+      <w:lvlJc w:val="left"/>
+      <w:pPr>
+        <w:ind w:left="5760" w:hanging="360"/>
+      </w:pPr>
+      <w:rPr>
+        <w:rFonts w:ascii="Courier New" w:hAnsi="Courier New" w:cs="Courier New" w:hint="default"/>
+      </w:rPr>
+    </w:lvl>
+    <w:lvl w:ilvl="8" w:tplc="08100005">
+      <w:start w:val="1"/>
+      <w:numFmt w:val="bullet"/>
+      <w:lvlText w:val=""/>
+      <w:lvlJc w:val="left"/>
+      <w:pPr>
+        <w:ind w:left="6480" w:hanging="360"/>
+      </w:pPr>
+      <w:rPr>
+        <w:rFonts w:ascii="Wingdings" w:hAnsi="Wingdings" w:hint="default"/>
+      </w:rPr>
+    </w:lvl>
+  </w:abstractNum>
+  <w:abstractNum w:abstractNumId="20" w15:restartNumberingAfterBreak="0">
     <w:nsid w:val="7ACC392C"/>
     <w:multiLevelType w:val="hybridMultilevel"/>
     <w:tmpl w:val="F282F7F0"/>
@@ -16760,7 +17821,7 @@
       </w:rPr>
     </w:lvl>
   </w:abstractNum>
-  <w:abstractNum w:abstractNumId="20" w15:restartNumberingAfterBreak="0">
+  <w:abstractNum w:abstractNumId="21" w15:restartNumberingAfterBreak="0">
     <w:nsid w:val="7CD54937"/>
     <w:multiLevelType w:val="hybridMultilevel"/>
     <w:tmpl w:val="1AB0305A"/>
@@ -16931,7 +17992,7 @@
     <w:abstractNumId w:val="17"/>
   </w:num>
   <w:num w:numId="11">
-    <w:abstractNumId w:val="19"/>
+    <w:abstractNumId w:val="20"/>
   </w:num>
   <w:num w:numId="12">
     <w:abstractNumId w:val="5"/>
@@ -16940,7 +18001,7 @@
     <w:abstractNumId w:val="2"/>
   </w:num>
   <w:num w:numId="14">
-    <w:abstractNumId w:val="20"/>
+    <w:abstractNumId w:val="21"/>
   </w:num>
   <w:num w:numId="15">
     <w:abstractNumId w:val="6"/>
@@ -16995,6 +18056,9 @@
   </w:num>
   <w:num w:numId="30">
     <w:abstractNumId w:val="9"/>
+  </w:num>
+  <w:num w:numId="31">
+    <w:abstractNumId w:val="19"/>
   </w:num>
   <w:numIdMacAtCleanup w:val="14"/>
 </w:numbering>
@@ -18269,7 +19333,7 @@
 </file>
 
 <file path=customXml/itemProps1.xml><?xml version="1.0" encoding="utf-8"?>
-<ds:datastoreItem xmlns:ds="http://schemas.openxmlformats.org/officeDocument/2006/customXml" ds:itemID="{7B379664-821D-41C5-8B47-4E56BC2533E8}">
+<ds:datastoreItem xmlns:ds="http://schemas.openxmlformats.org/officeDocument/2006/customXml" ds:itemID="{B15466EA-C1A3-4920-B1DC-9FFCBA923477}">
   <ds:schemaRefs>
     <ds:schemaRef ds:uri="http://schemas.openxmlformats.org/officeDocument/2006/bibliography"/>
   </ds:schemaRefs>

--- a/3_Documentazione/DocumentazioneFyt.docx
+++ b/3_Documentazione/DocumentazioneFyt.docx
@@ -10740,22 +10740,20 @@
         </w:rPr>
         <w:t xml:space="preserve"> CON LE VERSIONI</w:t>
       </w:r>
-      <w:bookmarkStart w:id="20" w:name="_GoBack"/>
+    </w:p>
+    <w:p>
+      <w:pPr>
+        <w:pStyle w:val="Titolo3"/>
+      </w:pPr>
+      <w:bookmarkStart w:id="20" w:name="_Toc413411420"/>
+      <w:bookmarkStart w:id="21" w:name="_Toc94790453"/>
+      <w:bookmarkStart w:id="22" w:name="_Toc189853861"/>
+      <w:r>
+        <w:t>Hardware</w:t>
+      </w:r>
       <w:bookmarkEnd w:id="20"/>
-    </w:p>
-    <w:p>
-      <w:pPr>
-        <w:pStyle w:val="Titolo3"/>
-      </w:pPr>
-      <w:bookmarkStart w:id="21" w:name="_Toc413411420"/>
-      <w:bookmarkStart w:id="22" w:name="_Toc94790453"/>
-      <w:bookmarkStart w:id="23" w:name="_Toc189853861"/>
-      <w:r>
-        <w:t>Hardware</w:t>
-      </w:r>
       <w:bookmarkEnd w:id="21"/>
       <w:bookmarkEnd w:id="22"/>
-      <w:bookmarkEnd w:id="23"/>
     </w:p>
     <w:p>
       <w:r>
@@ -10824,30 +10822,30 @@
       <w:pPr>
         <w:pStyle w:val="Titolo1"/>
       </w:pPr>
-      <w:bookmarkStart w:id="24" w:name="_Toc429059808"/>
-      <w:bookmarkStart w:id="25" w:name="_Toc94790454"/>
-      <w:bookmarkStart w:id="26" w:name="_Toc189853862"/>
+      <w:bookmarkStart w:id="23" w:name="_Toc429059808"/>
+      <w:bookmarkStart w:id="24" w:name="_Toc94790454"/>
+      <w:bookmarkStart w:id="25" w:name="_Toc189853862"/>
       <w:r>
         <w:lastRenderedPageBreak/>
         <w:t>Progettazione</w:t>
       </w:r>
+      <w:bookmarkEnd w:id="23"/>
       <w:bookmarkEnd w:id="24"/>
       <w:bookmarkEnd w:id="25"/>
+    </w:p>
+    <w:p>
+      <w:pPr>
+        <w:pStyle w:val="Titolo2"/>
+      </w:pPr>
+      <w:bookmarkStart w:id="26" w:name="_Toc429059809"/>
+      <w:bookmarkStart w:id="27" w:name="_Toc94790455"/>
+      <w:bookmarkStart w:id="28" w:name="_Toc189853863"/>
+      <w:r>
+        <w:t>Design dell’architettura del sistema</w:t>
+      </w:r>
       <w:bookmarkEnd w:id="26"/>
-    </w:p>
-    <w:p>
-      <w:pPr>
-        <w:pStyle w:val="Titolo2"/>
-      </w:pPr>
-      <w:bookmarkStart w:id="27" w:name="_Toc429059809"/>
-      <w:bookmarkStart w:id="28" w:name="_Toc94790455"/>
-      <w:bookmarkStart w:id="29" w:name="_Toc189853863"/>
-      <w:r>
-        <w:t>Design dell’architettura del sistema</w:t>
-      </w:r>
       <w:bookmarkEnd w:id="27"/>
       <w:bookmarkEnd w:id="28"/>
-      <w:bookmarkEnd w:id="29"/>
     </w:p>
     <w:p>
       <w:pPr>
@@ -11009,15 +11007,15 @@
       <w:pPr>
         <w:pStyle w:val="Titolo2"/>
       </w:pPr>
-      <w:bookmarkStart w:id="30" w:name="_Toc429059811"/>
-      <w:bookmarkStart w:id="31" w:name="_Toc94790457"/>
-      <w:bookmarkStart w:id="32" w:name="_Toc189853865"/>
+      <w:bookmarkStart w:id="29" w:name="_Toc429059811"/>
+      <w:bookmarkStart w:id="30" w:name="_Toc94790457"/>
+      <w:bookmarkStart w:id="31" w:name="_Toc189853865"/>
       <w:r>
         <w:t>Design delle interfacce</w:t>
       </w:r>
+      <w:bookmarkEnd w:id="29"/>
       <w:bookmarkEnd w:id="30"/>
       <w:bookmarkEnd w:id="31"/>
-      <w:bookmarkEnd w:id="32"/>
     </w:p>
     <w:p>
       <w:pPr>
@@ -11070,16 +11068,16 @@
         <w:pStyle w:val="Titolo2"/>
         <w:spacing w:line="480" w:lineRule="auto"/>
       </w:pPr>
-      <w:bookmarkStart w:id="33" w:name="_Toc429059812"/>
-      <w:bookmarkStart w:id="34" w:name="_Toc94790458"/>
-      <w:bookmarkStart w:id="35" w:name="_Toc189853866"/>
+      <w:bookmarkStart w:id="32" w:name="_Toc429059812"/>
+      <w:bookmarkStart w:id="33" w:name="_Toc94790458"/>
+      <w:bookmarkStart w:id="34" w:name="_Toc189853866"/>
       <w:r>
         <w:lastRenderedPageBreak/>
         <w:t>Design procedurale</w:t>
       </w:r>
+      <w:bookmarkEnd w:id="32"/>
       <w:bookmarkEnd w:id="33"/>
       <w:bookmarkEnd w:id="34"/>
-      <w:bookmarkEnd w:id="35"/>
     </w:p>
     <w:p>
       <w:pPr>
@@ -11813,8 +11811,349 @@
         <w:t>Design delle classi</w:t>
       </w:r>
     </w:p>
-    <w:p>
-      <w:pPr>
+    <w:p/>
+    <w:p>
+      <w:r>
+        <w:t>Di seguito, la descrizione generale del Class Diagram:</w:t>
+      </w:r>
+      <w:bookmarkStart w:id="35" w:name="_GoBack"/>
+      <w:bookmarkEnd w:id="35"/>
+    </w:p>
+    <w:p>
+      <w:pPr>
+        <w:spacing w:after="17"/>
+      </w:pPr>
+    </w:p>
+    <w:p>
+      <w:pPr>
+        <w:pStyle w:val="Paragrafoelenco"/>
+        <w:numPr>
+          <w:ilvl w:val="0"/>
+          <w:numId w:val="32"/>
+        </w:numPr>
+        <w:spacing w:after="20"/>
+        <w:ind w:left="714" w:hanging="357"/>
+        <w:contextualSpacing w:val="0"/>
+      </w:pPr>
+      <w:r>
+        <w:rPr>
+          <w:b/>
+        </w:rPr>
+        <w:t>User</w:t>
+      </w:r>
+      <w:r>
+        <w:t xml:space="preserve">: Classe base che rappresenta un utente generico del sistema. Include attributi come id, mail, password e </w:t>
+      </w:r>
+      <w:proofErr w:type="spellStart"/>
+      <w:r>
+        <w:t>role</w:t>
+      </w:r>
+      <w:proofErr w:type="spellEnd"/>
+      <w:r>
+        <w:t>. Fornisce metodi per effettuare il logi</w:t>
+      </w:r>
+      <w:r>
+        <w:t>n, logout e la richiesta dei prodotti al Database.</w:t>
+      </w:r>
+    </w:p>
+    <w:p>
+      <w:pPr>
+        <w:pStyle w:val="Paragrafoelenco"/>
+        <w:numPr>
+          <w:ilvl w:val="0"/>
+          <w:numId w:val="32"/>
+        </w:numPr>
+        <w:spacing w:after="20"/>
+        <w:ind w:left="714" w:hanging="357"/>
+        <w:contextualSpacing w:val="0"/>
+      </w:pPr>
+      <w:r>
+        <w:rPr>
+          <w:b/>
+        </w:rPr>
+        <w:t>Authenticator</w:t>
+      </w:r>
+      <w:r>
+        <w:t>: Classe responsabile della verifica delle credenziali degli utenti</w:t>
+      </w:r>
+      <w:r>
+        <w:t>.</w:t>
+      </w:r>
+    </w:p>
+    <w:p>
+      <w:pPr>
+        <w:pStyle w:val="Paragrafoelenco"/>
+        <w:numPr>
+          <w:ilvl w:val="0"/>
+          <w:numId w:val="32"/>
+        </w:numPr>
+        <w:spacing w:after="20"/>
+        <w:ind w:left="714" w:hanging="357"/>
+        <w:contextualSpacing w:val="0"/>
+      </w:pPr>
+      <w:r>
+        <w:rPr>
+          <w:b/>
+        </w:rPr>
+        <w:t>Account</w:t>
+      </w:r>
+      <w:r>
+        <w:t>: Classe per la gestione degli account utente, con metodi per creare</w:t>
+      </w:r>
+      <w:r>
+        <w:t xml:space="preserve"> </w:t>
+      </w:r>
+      <w:r>
+        <w:t>ed eliminare</w:t>
+      </w:r>
+      <w:r>
+        <w:t xml:space="preserve"> </w:t>
+      </w:r>
+      <w:r>
+        <w:t>un account.</w:t>
+      </w:r>
+    </w:p>
+    <w:p>
+      <w:pPr>
+        <w:pStyle w:val="Paragrafoelenco"/>
+        <w:numPr>
+          <w:ilvl w:val="0"/>
+          <w:numId w:val="32"/>
+        </w:numPr>
+        <w:spacing w:after="20"/>
+        <w:ind w:left="714" w:hanging="357"/>
+        <w:contextualSpacing w:val="0"/>
+      </w:pPr>
+      <w:r>
+        <w:rPr>
+          <w:b/>
+        </w:rPr>
+        <w:t>Vendor</w:t>
+      </w:r>
+      <w:r>
+        <w:t>: Rappresenta un venditore, con informazioni come il nome aziendale, l'indirizzo e-mail e il numero di telefono dell'azienda. Può gestire i propri prodotti e visualizzare le vendite</w:t>
+      </w:r>
+      <w:r>
+        <w:t>.</w:t>
+      </w:r>
+    </w:p>
+    <w:p>
+      <w:pPr>
+        <w:pStyle w:val="Paragrafoelenco"/>
+        <w:numPr>
+          <w:ilvl w:val="0"/>
+          <w:numId w:val="32"/>
+        </w:numPr>
+        <w:spacing w:after="20"/>
+        <w:ind w:left="714" w:hanging="357"/>
+        <w:contextualSpacing w:val="0"/>
+      </w:pPr>
+      <w:r>
+        <w:rPr>
+          <w:b/>
+        </w:rPr>
+        <w:t>Customer</w:t>
+      </w:r>
+      <w:r>
+        <w:t>: Classe che descrive il cliente finale, con attributi personali come name, surname, address e phone. Può visualizzare i prodotti, aggiungere articoli al carrello ed effettuare il checkout</w:t>
+      </w:r>
+      <w:r>
+        <w:t>.</w:t>
+      </w:r>
+    </w:p>
+    <w:p>
+      <w:pPr>
+        <w:pStyle w:val="Paragrafoelenco"/>
+        <w:numPr>
+          <w:ilvl w:val="0"/>
+          <w:numId w:val="32"/>
+        </w:numPr>
+        <w:spacing w:after="20"/>
+        <w:ind w:left="714" w:hanging="357"/>
+        <w:contextualSpacing w:val="0"/>
+      </w:pPr>
+      <w:r>
+        <w:rPr>
+          <w:b/>
+        </w:rPr>
+        <w:t>Admin</w:t>
+      </w:r>
+      <w:r>
+        <w:t>: Amministratore del sistema, con attributi personali e la possibilità di gestire utenti</w:t>
+      </w:r>
+      <w:r>
+        <w:t xml:space="preserve"> </w:t>
+      </w:r>
+      <w:r>
+        <w:t>e venditori.</w:t>
+      </w:r>
+    </w:p>
+    <w:p>
+      <w:pPr>
+        <w:pStyle w:val="Paragrafoelenco"/>
+        <w:numPr>
+          <w:ilvl w:val="0"/>
+          <w:numId w:val="32"/>
+        </w:numPr>
+        <w:spacing w:after="20"/>
+        <w:ind w:left="714" w:hanging="357"/>
+        <w:contextualSpacing w:val="0"/>
+      </w:pPr>
+      <w:r>
+        <w:rPr>
+          <w:b/>
+        </w:rPr>
+        <w:t>Order</w:t>
+      </w:r>
+      <w:r>
+        <w:t>: Rappresenta un ordine effettuato da un cliente, con attributi come l'id, l'id del cliente, il totale dell'ordine e lo stato.</w:t>
+      </w:r>
+    </w:p>
+    <w:p>
+      <w:pPr>
+        <w:pStyle w:val="Paragrafoelenco"/>
+        <w:numPr>
+          <w:ilvl w:val="0"/>
+          <w:numId w:val="32"/>
+        </w:numPr>
+        <w:spacing w:after="20"/>
+        <w:ind w:left="714" w:hanging="357"/>
+        <w:contextualSpacing w:val="0"/>
+      </w:pPr>
+      <w:r>
+        <w:rPr>
+          <w:b/>
+        </w:rPr>
+        <w:t>OrderItem</w:t>
+      </w:r>
+      <w:r>
+        <w:t>: Dettaglio di un ordine specifico, che collega un prodotto a un ordine, specificando quantità e prezzo.</w:t>
+      </w:r>
+    </w:p>
+    <w:p>
+      <w:pPr>
+        <w:pStyle w:val="Paragrafoelenco"/>
+        <w:numPr>
+          <w:ilvl w:val="0"/>
+          <w:numId w:val="32"/>
+        </w:numPr>
+        <w:spacing w:after="20"/>
+        <w:ind w:left="714" w:hanging="357"/>
+        <w:contextualSpacing w:val="0"/>
+      </w:pPr>
+      <w:r>
+        <w:rPr>
+          <w:b/>
+        </w:rPr>
+        <w:t>Cart</w:t>
+      </w:r>
+      <w:r>
+        <w:t>: Carrello di un cliente, associato al cliente stesso tramite il relativo customerId, con metodi per aggiungere, rimuovere</w:t>
+      </w:r>
+      <w:r>
+        <w:t xml:space="preserve"> </w:t>
+      </w:r>
+      <w:r>
+        <w:t>articoli e calcolare il totale</w:t>
+      </w:r>
+      <w:r>
+        <w:t>.</w:t>
+      </w:r>
+    </w:p>
+    <w:p>
+      <w:pPr>
+        <w:pStyle w:val="Paragrafoelenco"/>
+        <w:numPr>
+          <w:ilvl w:val="0"/>
+          <w:numId w:val="32"/>
+        </w:numPr>
+        <w:spacing w:after="20"/>
+        <w:ind w:left="714" w:hanging="357"/>
+        <w:contextualSpacing w:val="0"/>
+      </w:pPr>
+      <w:r>
+        <w:rPr>
+          <w:b/>
+        </w:rPr>
+        <w:t>CartItem</w:t>
+      </w:r>
+      <w:r>
+        <w:t>: Articolo presente in un carrello, con riferimento al prodotto, quantità e prezzo.</w:t>
+      </w:r>
+    </w:p>
+    <w:p>
+      <w:pPr>
+        <w:pStyle w:val="Paragrafoelenco"/>
+        <w:numPr>
+          <w:ilvl w:val="0"/>
+          <w:numId w:val="32"/>
+        </w:numPr>
+        <w:spacing w:after="20"/>
+        <w:ind w:left="714" w:hanging="357"/>
+        <w:contextualSpacing w:val="0"/>
+        <w:jc w:val="both"/>
+      </w:pPr>
+      <w:r>
+        <w:rPr>
+          <w:b/>
+        </w:rPr>
+        <w:t>Product</w:t>
+      </w:r>
+      <w:r>
+        <w:t>: Rappresenta un prodotto disponibile, con informazioni come nome, descrizione, prezzo e disponibilità di stock.</w:t>
+      </w:r>
+      <w:r>
+        <w:t xml:space="preserve"> Può aggiornare lo stock</w:t>
+      </w:r>
+      <w:r>
+        <w:t>.</w:t>
+      </w:r>
+    </w:p>
+    <w:p>
+      <w:pPr>
+        <w:pStyle w:val="Paragrafoelenco"/>
+        <w:numPr>
+          <w:ilvl w:val="0"/>
+          <w:numId w:val="32"/>
+        </w:numPr>
+        <w:spacing w:after="20"/>
+        <w:ind w:left="714" w:hanging="357"/>
+        <w:contextualSpacing w:val="0"/>
+      </w:pPr>
+      <w:r>
+        <w:rPr>
+          <w:b/>
+        </w:rPr>
+        <w:t>Security</w:t>
+      </w:r>
+      <w:r>
+        <w:t>: Classe con un solo metodo</w:t>
+      </w:r>
+      <w:r>
+        <w:t xml:space="preserve"> </w:t>
+      </w:r>
+      <w:r>
+        <w:t>destinata alla gestione della sicurezza</w:t>
+      </w:r>
+      <w:r>
+        <w:t xml:space="preserve"> dell’in</w:t>
+      </w:r>
+      <w:r>
+        <w:t>put</w:t>
+      </w:r>
+      <w:r>
+        <w:t xml:space="preserve"> </w:t>
+      </w:r>
+      <w:r>
+        <w:t xml:space="preserve">e </w:t>
+      </w:r>
+      <w:r>
+        <w:t>dei dati.</w:t>
+      </w:r>
+    </w:p>
+    <w:p>
+      <w:pPr>
+        <w:spacing w:after="17"/>
         <w:jc w:val="center"/>
         <w:rPr>
           <w:lang w:val="it-IT"/>
@@ -11823,13 +12162,13 @@
       <w:r>
         <w:rPr>
           <w:noProof/>
-          <w:lang w:val="it-IT"/>
-        </w:rPr>
+        </w:rPr>
+        <w:lastRenderedPageBreak/>
         <w:drawing>
-          <wp:inline distT="0" distB="0" distL="0" distR="0" wp14:anchorId="29A7984C" wp14:editId="5A2FDC04">
-            <wp:extent cx="4640118" cy="5106009"/>
-            <wp:effectExtent l="95250" t="133350" r="103505" b="133350"/>
-            <wp:docPr id="21" name="Immagine 21"/>
+          <wp:inline distT="0" distB="0" distL="0" distR="0" wp14:anchorId="2997DC23" wp14:editId="38D1C956">
+            <wp:extent cx="5731764" cy="6313335"/>
+            <wp:effectExtent l="114300" t="133350" r="116840" b="125730"/>
+            <wp:docPr id="12" name="Immagine 12"/>
             <wp:cNvGraphicFramePr>
               <a:graphicFrameLocks xmlns:a="http://schemas.openxmlformats.org/drawingml/2006/main" noChangeAspect="1"/>
             </wp:cNvGraphicFramePr>
@@ -11837,7 +12176,7 @@
               <a:graphicData uri="http://schemas.openxmlformats.org/drawingml/2006/picture">
                 <pic:pic xmlns:pic="http://schemas.openxmlformats.org/drawingml/2006/picture">
                   <pic:nvPicPr>
-                    <pic:cNvPr id="0" name="Picture 11"/>
+                    <pic:cNvPr id="0" name="Picture 2"/>
                     <pic:cNvPicPr>
                       <a:picLocks noChangeAspect="1" noChangeArrowheads="1"/>
                     </pic:cNvPicPr>
@@ -11858,7 +12197,7 @@
                   <pic:spPr bwMode="auto">
                     <a:xfrm>
                       <a:off x="0" y="0"/>
-                      <a:ext cx="4644269" cy="5110577"/>
+                      <a:ext cx="5749593" cy="6332973"/>
                     </a:xfrm>
                     <a:prstGeom prst="rect">
                       <a:avLst/>
@@ -11881,28 +12220,12 @@
           </wp:inline>
         </w:drawing>
       </w:r>
-    </w:p>
-    <w:p>
-      <w:pPr>
-        <w:rPr>
-          <w:lang w:val="it-IT"/>
-        </w:rPr>
-      </w:pPr>
       <w:r>
         <w:rPr>
           <w:lang w:val="it-IT"/>
         </w:rPr>
         <w:br w:type="page"/>
       </w:r>
-    </w:p>
-    <w:p>
-      <w:pPr>
-        <w:spacing w:line="360" w:lineRule="auto"/>
-        <w:jc w:val="center"/>
-        <w:rPr>
-          <w:lang w:val="it-IT"/>
-        </w:rPr>
-      </w:pPr>
     </w:p>
     <w:p>
       <w:pPr>
@@ -11915,6 +12238,7 @@
       <w:bookmarkStart w:id="37" w:name="_Toc94790459"/>
       <w:bookmarkStart w:id="38" w:name="_Toc189853867"/>
       <w:r>
+        <w:lastRenderedPageBreak/>
         <w:t>Implementazione</w:t>
       </w:r>
       <w:bookmarkEnd w:id="36"/>
@@ -17961,6 +18285,119 @@
       </w:rPr>
     </w:lvl>
   </w:abstractNum>
+  <w:abstractNum w:abstractNumId="22" w15:restartNumberingAfterBreak="0">
+    <w:nsid w:val="7F593CD8"/>
+    <w:multiLevelType w:val="hybridMultilevel"/>
+    <w:tmpl w:val="3508C29C"/>
+    <w:lvl w:ilvl="0" w:tplc="08100001">
+      <w:start w:val="1"/>
+      <w:numFmt w:val="bullet"/>
+      <w:lvlText w:val=""/>
+      <w:lvlJc w:val="left"/>
+      <w:pPr>
+        <w:ind w:left="720" w:hanging="360"/>
+      </w:pPr>
+      <w:rPr>
+        <w:rFonts w:ascii="Symbol" w:hAnsi="Symbol" w:hint="default"/>
+      </w:rPr>
+    </w:lvl>
+    <w:lvl w:ilvl="1" w:tplc="08100003" w:tentative="1">
+      <w:start w:val="1"/>
+      <w:numFmt w:val="bullet"/>
+      <w:lvlText w:val="o"/>
+      <w:lvlJc w:val="left"/>
+      <w:pPr>
+        <w:ind w:left="1440" w:hanging="360"/>
+      </w:pPr>
+      <w:rPr>
+        <w:rFonts w:ascii="Courier New" w:hAnsi="Courier New" w:cs="Courier New" w:hint="default"/>
+      </w:rPr>
+    </w:lvl>
+    <w:lvl w:ilvl="2" w:tplc="08100005" w:tentative="1">
+      <w:start w:val="1"/>
+      <w:numFmt w:val="bullet"/>
+      <w:lvlText w:val=""/>
+      <w:lvlJc w:val="left"/>
+      <w:pPr>
+        <w:ind w:left="2160" w:hanging="360"/>
+      </w:pPr>
+      <w:rPr>
+        <w:rFonts w:ascii="Wingdings" w:hAnsi="Wingdings" w:hint="default"/>
+      </w:rPr>
+    </w:lvl>
+    <w:lvl w:ilvl="3" w:tplc="08100001" w:tentative="1">
+      <w:start w:val="1"/>
+      <w:numFmt w:val="bullet"/>
+      <w:lvlText w:val=""/>
+      <w:lvlJc w:val="left"/>
+      <w:pPr>
+        <w:ind w:left="2880" w:hanging="360"/>
+      </w:pPr>
+      <w:rPr>
+        <w:rFonts w:ascii="Symbol" w:hAnsi="Symbol" w:hint="default"/>
+      </w:rPr>
+    </w:lvl>
+    <w:lvl w:ilvl="4" w:tplc="08100003" w:tentative="1">
+      <w:start w:val="1"/>
+      <w:numFmt w:val="bullet"/>
+      <w:lvlText w:val="o"/>
+      <w:lvlJc w:val="left"/>
+      <w:pPr>
+        <w:ind w:left="3600" w:hanging="360"/>
+      </w:pPr>
+      <w:rPr>
+        <w:rFonts w:ascii="Courier New" w:hAnsi="Courier New" w:cs="Courier New" w:hint="default"/>
+      </w:rPr>
+    </w:lvl>
+    <w:lvl w:ilvl="5" w:tplc="08100005" w:tentative="1">
+      <w:start w:val="1"/>
+      <w:numFmt w:val="bullet"/>
+      <w:lvlText w:val=""/>
+      <w:lvlJc w:val="left"/>
+      <w:pPr>
+        <w:ind w:left="4320" w:hanging="360"/>
+      </w:pPr>
+      <w:rPr>
+        <w:rFonts w:ascii="Wingdings" w:hAnsi="Wingdings" w:hint="default"/>
+      </w:rPr>
+    </w:lvl>
+    <w:lvl w:ilvl="6" w:tplc="08100001" w:tentative="1">
+      <w:start w:val="1"/>
+      <w:numFmt w:val="bullet"/>
+      <w:lvlText w:val=""/>
+      <w:lvlJc w:val="left"/>
+      <w:pPr>
+        <w:ind w:left="5040" w:hanging="360"/>
+      </w:pPr>
+      <w:rPr>
+        <w:rFonts w:ascii="Symbol" w:hAnsi="Symbol" w:hint="default"/>
+      </w:rPr>
+    </w:lvl>
+    <w:lvl w:ilvl="7" w:tplc="08100003" w:tentative="1">
+      <w:start w:val="1"/>
+      <w:numFmt w:val="bullet"/>
+      <w:lvlText w:val="o"/>
+      <w:lvlJc w:val="left"/>
+      <w:pPr>
+        <w:ind w:left="5760" w:hanging="360"/>
+      </w:pPr>
+      <w:rPr>
+        <w:rFonts w:ascii="Courier New" w:hAnsi="Courier New" w:cs="Courier New" w:hint="default"/>
+      </w:rPr>
+    </w:lvl>
+    <w:lvl w:ilvl="8" w:tplc="08100005" w:tentative="1">
+      <w:start w:val="1"/>
+      <w:numFmt w:val="bullet"/>
+      <w:lvlText w:val=""/>
+      <w:lvlJc w:val="left"/>
+      <w:pPr>
+        <w:ind w:left="6480" w:hanging="360"/>
+      </w:pPr>
+      <w:rPr>
+        <w:rFonts w:ascii="Wingdings" w:hAnsi="Wingdings" w:hint="default"/>
+      </w:rPr>
+    </w:lvl>
+  </w:abstractNum>
   <w:num w:numId="1">
     <w:abstractNumId w:val="12"/>
   </w:num>
@@ -18059,6 +18496,9 @@
   </w:num>
   <w:num w:numId="31">
     <w:abstractNumId w:val="19"/>
+  </w:num>
+  <w:num w:numId="32">
+    <w:abstractNumId w:val="22"/>
   </w:num>
   <w:numIdMacAtCleanup w:val="14"/>
 </w:numbering>
@@ -19333,7 +19773,7 @@
 </file>
 
 <file path=customXml/itemProps1.xml><?xml version="1.0" encoding="utf-8"?>
-<ds:datastoreItem xmlns:ds="http://schemas.openxmlformats.org/officeDocument/2006/customXml" ds:itemID="{B15466EA-C1A3-4920-B1DC-9FFCBA923477}">
+<ds:datastoreItem xmlns:ds="http://schemas.openxmlformats.org/officeDocument/2006/customXml" ds:itemID="{2242DB63-DE64-4D75-B88F-8D3EFEA2E676}">
   <ds:schemaRefs>
     <ds:schemaRef ds:uri="http://schemas.openxmlformats.org/officeDocument/2006/bibliography"/>
   </ds:schemaRefs>

--- a/3_Documentazione/DocumentazioneFyt.docx
+++ b/3_Documentazione/DocumentazioneFyt.docx
@@ -1,6 +1,6 @@
 
 <file path=word/document.xml><?xml version="1.0" encoding="utf-8"?>
-<w:document xmlns:wpc="http://schemas.microsoft.com/office/word/2010/wordprocessingCanvas" xmlns:cx="http://schemas.microsoft.com/office/drawing/2014/chartex" xmlns:cx1="http://schemas.microsoft.com/office/drawing/2015/9/8/chartex" xmlns:cx2="http://schemas.microsoft.com/office/drawing/2015/10/21/chartex" xmlns:cx3="http://schemas.microsoft.com/office/drawing/2016/5/9/chartex" xmlns:cx4="http://schemas.microsoft.com/office/drawing/2016/5/10/chartex" xmlns:cx5="http://schemas.microsoft.com/office/drawing/2016/5/11/chartex" xmlns:cx6="http://schemas.microsoft.com/office/drawing/2016/5/12/chartex" xmlns:cx7="http://schemas.microsoft.com/office/drawing/2016/5/13/chartex" xmlns:cx8="http://schemas.microsoft.com/office/drawing/2016/5/14/chartex" xmlns:mc="http://schemas.openxmlformats.org/markup-compatibility/2006" xmlns:aink="http://schemas.microsoft.com/office/drawing/2016/ink" xmlns:am3d="http://schemas.microsoft.com/office/drawing/2017/model3d" xmlns:o="urn:schemas-microsoft-com:office:office" xmlns:r="http://schemas.openxmlformats.org/officeDocument/2006/relationships" xmlns:m="http://schemas.openxmlformats.org/officeDocument/2006/math" xmlns:v="urn:schemas-microsoft-com:vml" xmlns:wp14="http://schemas.microsoft.com/office/word/2010/wordprocessingDrawing" xmlns:wp="http://schemas.openxmlformats.org/drawingml/2006/wordprocessingDrawing" xmlns:w10="urn:schemas-microsoft-com:office:word" xmlns:w="http://schemas.openxmlformats.org/wordprocessingml/2006/main" xmlns:w14="http://schemas.microsoft.com/office/word/2010/wordml" xmlns:w15="http://schemas.microsoft.com/office/word/2012/wordml" xmlns:w16cid="http://schemas.microsoft.com/office/word/2016/wordml/cid" xmlns:w16se="http://schemas.microsoft.com/office/word/2015/wordml/symex" xmlns:wpg="http://schemas.microsoft.com/office/word/2010/wordprocessingGroup" xmlns:wpi="http://schemas.microsoft.com/office/word/2010/wordprocessingInk" xmlns:wne="http://schemas.microsoft.com/office/word/2006/wordml" xmlns:wps="http://schemas.microsoft.com/office/word/2010/wordprocessingShape" mc:Ignorable="w14 w15 w16se w16cid wp14">
+<w:document xmlns:wpc="http://schemas.microsoft.com/office/word/2010/wordprocessingCanvas" xmlns:cx="http://schemas.microsoft.com/office/drawing/2014/chartex" xmlns:cx1="http://schemas.microsoft.com/office/drawing/2015/9/8/chartex" xmlns:cx2="http://schemas.microsoft.com/office/drawing/2015/10/21/chartex" xmlns:cx3="http://schemas.microsoft.com/office/drawing/2016/5/9/chartex" xmlns:cx4="http://schemas.microsoft.com/office/drawing/2016/5/10/chartex" xmlns:cx5="http://schemas.microsoft.com/office/drawing/2016/5/11/chartex" xmlns:cx6="http://schemas.microsoft.com/office/drawing/2016/5/12/chartex" xmlns:cx7="http://schemas.microsoft.com/office/drawing/2016/5/13/chartex" xmlns:cx8="http://schemas.microsoft.com/office/drawing/2016/5/14/chartex" xmlns:mc="http://schemas.openxmlformats.org/markup-compatibility/2006" xmlns:aink="http://schemas.microsoft.com/office/drawing/2016/ink" xmlns:am3d="http://schemas.microsoft.com/office/drawing/2017/model3d" xmlns:o="urn:schemas-microsoft-com:office:office" xmlns:oel="http://schemas.microsoft.com/office/2019/extlst" xmlns:r="http://schemas.openxmlformats.org/officeDocument/2006/relationships" xmlns:m="http://schemas.openxmlformats.org/officeDocument/2006/math" xmlns:v="urn:schemas-microsoft-com:vml" xmlns:wp14="http://schemas.microsoft.com/office/word/2010/wordprocessingDrawing" xmlns:wp="http://schemas.openxmlformats.org/drawingml/2006/wordprocessingDrawing" xmlns:w10="urn:schemas-microsoft-com:office:word" xmlns:w="http://schemas.openxmlformats.org/wordprocessingml/2006/main" xmlns:w14="http://schemas.microsoft.com/office/word/2010/wordml" xmlns:w15="http://schemas.microsoft.com/office/word/2012/wordml" xmlns:w16cex="http://schemas.microsoft.com/office/word/2018/wordml/cex" xmlns:w16cid="http://schemas.microsoft.com/office/word/2016/wordml/cid" xmlns:w16="http://schemas.microsoft.com/office/word/2018/wordml" xmlns:w16du="http://schemas.microsoft.com/office/word/2023/wordml/word16du" xmlns:w16sdtdh="http://schemas.microsoft.com/office/word/2020/wordml/sdtdatahash" xmlns:w16sdtfl="http://schemas.microsoft.com/office/word/2024/wordml/sdtformatlock" xmlns:w16se="http://schemas.microsoft.com/office/word/2015/wordml/symex" xmlns:wpg="http://schemas.microsoft.com/office/word/2010/wordprocessingGroup" xmlns:wpi="http://schemas.microsoft.com/office/word/2010/wordprocessingInk" xmlns:wne="http://schemas.microsoft.com/office/word/2006/wordml" xmlns:wps="http://schemas.microsoft.com/office/word/2010/wordprocessingShape" mc:Ignorable="w14 w15 w16se w16cid w16 w16cex w16sdtdh w16sdtfl w16du wp14">
   <w:body>
     <w:p>
       <w:pPr>
@@ -10981,6 +10981,7 @@
         <w:rPr>
           <w:i/>
           <w:iCs/>
+          <w:highlight w:val="yellow"/>
           <w:lang w:val="it-IT"/>
         </w:rPr>
       </w:pPr>
@@ -11005,12 +11006,32 @@
     </w:p>
     <w:p>
       <w:pPr>
+        <w:rPr>
+          <w:i/>
+          <w:iCs/>
+          <w:highlight w:val="yellow"/>
+          <w:lang w:val="it-IT"/>
+        </w:rPr>
+      </w:pPr>
+      <w:r>
+        <w:rPr>
+          <w:i/>
+          <w:iCs/>
+          <w:highlight w:val="yellow"/>
+          <w:lang w:val="it-IT"/>
+        </w:rPr>
+        <w:br w:type="page"/>
+      </w:r>
+    </w:p>
+    <w:p>
+      <w:pPr>
         <w:pStyle w:val="Titolo2"/>
       </w:pPr>
       <w:bookmarkStart w:id="29" w:name="_Toc429059811"/>
       <w:bookmarkStart w:id="30" w:name="_Toc94790457"/>
       <w:bookmarkStart w:id="31" w:name="_Toc189853865"/>
       <w:r>
+        <w:lastRenderedPageBreak/>
         <w:t>Design delle interfacce</w:t>
       </w:r>
       <w:bookmarkEnd w:id="29"/>
@@ -11027,27 +11048,1774 @@
         <w:rPr>
           <w:lang w:val="it-IT"/>
         </w:rPr>
-        <w:t>Descrizione delle interfacce interne ed esterne del sistema e dell’interfaccia utente. La progettazione delle interfacce è basata sulle informazioni rica</w:t>
-      </w:r>
-      <w:r>
-        <w:rPr>
-          <w:lang w:val="it-IT"/>
-        </w:rPr>
-        <w:t xml:space="preserve">vate durante la fase di analisi e realizzata tramite </w:t>
+        <w:t>Il design progettato è molto semplice</w:t>
+      </w:r>
+      <w:r>
+        <w:rPr>
+          <w:lang w:val="it-IT"/>
+        </w:rPr>
+        <w:t xml:space="preserve"> e grezzo</w:t>
+      </w:r>
+      <w:r>
+        <w:rPr>
+          <w:lang w:val="it-IT"/>
+        </w:rPr>
+        <w:t>, abbiamo pensato di progettare una base su cui poi eventualmente apporteremo modifiche per valorizzare la parte grafica del sito.</w:t>
+      </w:r>
+    </w:p>
+    <w:p>
+      <w:pPr>
+        <w:spacing w:before="240"/>
+        <w:rPr>
+          <w:lang w:val="it-IT"/>
+        </w:rPr>
+      </w:pPr>
+      <w:r>
+        <w:rPr>
+          <w:lang w:val="it-IT"/>
+        </w:rPr>
+        <w:t>Nella maggior parte delle pagine abbiamo deciso di mettere il logo in alto a sinistra per dare subito un impatto visivo sul cliente.</w:t>
+      </w:r>
+    </w:p>
+    <w:p>
+      <w:pPr>
+        <w:pStyle w:val="Titolo3"/>
+      </w:pPr>
+      <w:r>
+        <w:t>Pagina Home</w:t>
+      </w:r>
+    </w:p>
+    <w:p>
+      <w:pPr>
+        <w:rPr>
+          <w:lang w:val="it-IT"/>
+        </w:rPr>
+      </w:pPr>
+      <w:r>
+        <w:rPr>
+          <w:lang w:val="it-IT"/>
+        </w:rPr>
+        <w:t>La home è</w:t>
+      </w:r>
+      <w:r>
+        <w:rPr>
+          <w:lang w:val="it-IT"/>
+        </w:rPr>
+        <w:t xml:space="preserve"> la pagina che comparirà quando si </w:t>
+      </w:r>
+      <w:r>
+        <w:rPr>
+          <w:lang w:val="it-IT"/>
+        </w:rPr>
+        <w:t>accederà</w:t>
+      </w:r>
+      <w:r>
+        <w:rPr>
+          <w:lang w:val="it-IT"/>
+        </w:rPr>
+        <w:t xml:space="preserve"> </w:t>
+      </w:r>
+      <w:r>
+        <w:rPr>
+          <w:lang w:val="it-IT"/>
+        </w:rPr>
+        <w:t>a</w:t>
+      </w:r>
+      <w:r>
+        <w:rPr>
+          <w:lang w:val="it-IT"/>
+        </w:rPr>
+        <w:t>l sito</w:t>
+      </w:r>
+      <w:r>
+        <w:rPr>
+          <w:lang w:val="it-IT"/>
+        </w:rPr>
+        <w:t xml:space="preserve"> ed</w:t>
+      </w:r>
+      <w:r>
+        <w:rPr>
+          <w:lang w:val="it-IT"/>
+        </w:rPr>
+        <w:t xml:space="preserve"> </w:t>
+      </w:r>
+      <w:r>
+        <w:rPr>
+          <w:lang w:val="it-IT"/>
+        </w:rPr>
+        <w:t>è</w:t>
+      </w:r>
+      <w:r>
+        <w:rPr>
+          <w:lang w:val="it-IT"/>
+        </w:rPr>
+        <w:t xml:space="preserve"> </w:t>
+      </w:r>
+      <w:r>
+        <w:rPr>
+          <w:lang w:val="it-IT"/>
+        </w:rPr>
+        <w:t>suddivisa</w:t>
+      </w:r>
+      <w:r>
+        <w:rPr>
+          <w:lang w:val="it-IT"/>
+        </w:rPr>
+        <w:t xml:space="preserve"> principalmente da </w:t>
+      </w:r>
+      <w:proofErr w:type="gramStart"/>
+      <w:r>
+        <w:rPr>
+          <w:lang w:val="it-IT"/>
+        </w:rPr>
+        <w:t>2</w:t>
+      </w:r>
+      <w:proofErr w:type="gramEnd"/>
+      <w:r>
+        <w:rPr>
+          <w:lang w:val="it-IT"/>
+        </w:rPr>
+        <w:t xml:space="preserve"> categorie. </w:t>
+      </w:r>
+      <w:r>
+        <w:rPr>
+          <w:lang w:val="it-IT"/>
+        </w:rPr>
+        <w:t xml:space="preserve">Nella parte in alto risiede la barra di navigazione che contiene </w:t>
+      </w:r>
+      <w:r>
+        <w:rPr>
+          <w:lang w:val="it-IT"/>
+        </w:rPr>
+        <w:t>i vari pulsanti per fare l’accesso o la registrazione</w:t>
+      </w:r>
+      <w:r>
+        <w:rPr>
+          <w:lang w:val="it-IT"/>
+        </w:rPr>
+        <w:t xml:space="preserve"> e i link che portano alle altre pagine del sito.</w:t>
+      </w:r>
+      <w:r>
+        <w:rPr>
+          <w:lang w:val="it-IT"/>
+        </w:rPr>
+        <w:t xml:space="preserve"> La parte centrale</w:t>
+      </w:r>
+      <w:r>
+        <w:rPr>
+          <w:lang w:val="it-IT"/>
+        </w:rPr>
+        <w:t xml:space="preserve"> </w:t>
+      </w:r>
+      <w:r>
+        <w:rPr>
+          <w:lang w:val="it-IT"/>
+        </w:rPr>
+        <w:t xml:space="preserve">ospita </w:t>
+      </w:r>
+      <w:r>
+        <w:rPr>
+          <w:lang w:val="it-IT"/>
+        </w:rPr>
+        <w:t xml:space="preserve">i prodotti in evidenza, le offerte e i nuovi arrivi. Quest’ultima </w:t>
+      </w:r>
+      <w:r>
+        <w:rPr>
+          <w:lang w:val="it-IT"/>
+        </w:rPr>
+        <w:t xml:space="preserve">è la più grande dove vengono </w:t>
+      </w:r>
+      <w:r>
+        <w:rPr>
+          <w:lang w:val="it-IT"/>
+        </w:rPr>
+        <w:t>visualizzat</w:t>
+      </w:r>
+      <w:r>
+        <w:rPr>
+          <w:lang w:val="it-IT"/>
+        </w:rPr>
+        <w:t>i i prodotti suddivisi per categoria</w:t>
+      </w:r>
+      <w:r>
+        <w:rPr>
+          <w:lang w:val="it-IT"/>
+        </w:rPr>
+        <w:t xml:space="preserve"> tramite un </w:t>
       </w:r>
       <w:proofErr w:type="spellStart"/>
       <w:r>
         <w:rPr>
           <w:lang w:val="it-IT"/>
         </w:rPr>
-        <w:t>mockups</w:t>
+        <w:t>carousel</w:t>
       </w:r>
       <w:proofErr w:type="spellEnd"/>
       <w:r>
         <w:rPr>
           <w:lang w:val="it-IT"/>
         </w:rPr>
+        <w:t xml:space="preserve"> </w:t>
+      </w:r>
+      <w:r>
+        <w:rPr>
+          <w:lang w:val="it-IT"/>
+        </w:rPr>
+        <w:t>continuo</w:t>
+      </w:r>
+      <w:r>
+        <w:rPr>
+          <w:lang w:val="it-IT"/>
+        </w:rPr>
         <w:t>.</w:t>
+      </w:r>
+      <w:r>
+        <w:rPr>
+          <w:lang w:val="it-IT"/>
+        </w:rPr>
+        <w:t xml:space="preserve"> </w:t>
+      </w:r>
+      <w:r>
+        <w:rPr>
+          <w:lang w:val="it-IT"/>
+        </w:rPr>
+        <w:t xml:space="preserve">Facendo </w:t>
+      </w:r>
+      <w:r>
+        <w:rPr>
+          <w:lang w:val="it-IT"/>
+        </w:rPr>
+        <w:t>l’accesso</w:t>
+      </w:r>
+      <w:r>
+        <w:rPr>
+          <w:lang w:val="it-IT"/>
+        </w:rPr>
+        <w:t xml:space="preserve"> si può sbloccare la funzionalità del carrello e il profilo (con la sua pagina integrata).</w:t>
+      </w:r>
+    </w:p>
+    <w:p>
+      <w:pPr>
+        <w:spacing w:before="240"/>
+        <w:rPr>
+          <w:lang w:val="it-IT"/>
+        </w:rPr>
+      </w:pPr>
+      <w:r>
+        <w:rPr>
+          <w:b/>
+          <w:bCs/>
+          <w:lang w:val="it-IT"/>
+        </w:rPr>
+        <w:t>Pagina senza l’accesso</w:t>
+      </w:r>
+      <w:r>
+        <w:rPr>
+          <w:lang w:val="it-IT"/>
+        </w:rPr>
+        <w:t>:</w:t>
+      </w:r>
+    </w:p>
+    <w:p>
+      <w:pPr>
+        <w:spacing w:before="240"/>
+        <w:jc w:val="center"/>
+        <w:rPr>
+          <w:lang w:val="it-IT"/>
+        </w:rPr>
+      </w:pPr>
+      <w:r>
+        <w:rPr>
+          <w:noProof/>
+          <w:lang w:val="it-IT"/>
+        </w:rPr>
+        <w:drawing>
+          <wp:inline distT="0" distB="0" distL="0" distR="0" wp14:anchorId="5664E152" wp14:editId="3F4A5F41">
+            <wp:extent cx="4400550" cy="2348605"/>
+            <wp:effectExtent l="95250" t="95250" r="95250" b="90170"/>
+            <wp:docPr id="874250915" name="Immagine 1"/>
+            <wp:cNvGraphicFramePr>
+              <a:graphicFrameLocks xmlns:a="http://schemas.openxmlformats.org/drawingml/2006/main" noChangeAspect="1"/>
+            </wp:cNvGraphicFramePr>
+            <a:graphic xmlns:a="http://schemas.openxmlformats.org/drawingml/2006/main">
+              <a:graphicData uri="http://schemas.openxmlformats.org/drawingml/2006/picture">
+                <pic:pic xmlns:pic="http://schemas.openxmlformats.org/drawingml/2006/picture">
+                  <pic:nvPicPr>
+                    <pic:cNvPr id="0" name="Picture 1"/>
+                    <pic:cNvPicPr>
+                      <a:picLocks noChangeAspect="1" noChangeArrowheads="1"/>
+                    </pic:cNvPicPr>
+                  </pic:nvPicPr>
+                  <pic:blipFill>
+                    <a:blip r:embed="rId16" cstate="print">
+                      <a:extLst>
+                        <a:ext uri="{28A0092B-C50C-407E-A947-70E740481C1C}">
+                          <a14:useLocalDpi xmlns:a14="http://schemas.microsoft.com/office/drawing/2010/main" val="0"/>
+                        </a:ext>
+                      </a:extLst>
+                    </a:blip>
+                    <a:srcRect/>
+                    <a:stretch>
+                      <a:fillRect/>
+                    </a:stretch>
+                  </pic:blipFill>
+                  <pic:spPr bwMode="auto">
+                    <a:xfrm>
+                      <a:off x="0" y="0"/>
+                      <a:ext cx="4498402" cy="2400829"/>
+                    </a:xfrm>
+                    <a:prstGeom prst="rect">
+                      <a:avLst/>
+                    </a:prstGeom>
+                    <a:noFill/>
+                    <a:ln>
+                      <a:noFill/>
+                    </a:ln>
+                    <a:effectLst>
+                      <a:outerShdw blurRad="63500" sx="102000" sy="102000" algn="ctr" rotWithShape="0">
+                        <a:prstClr val="black">
+                          <a:alpha val="40000"/>
+                        </a:prstClr>
+                      </a:outerShdw>
+                    </a:effectLst>
+                  </pic:spPr>
+                </pic:pic>
+              </a:graphicData>
+            </a:graphic>
+          </wp:inline>
+        </w:drawing>
+      </w:r>
+    </w:p>
+    <w:p>
+      <w:pPr>
+        <w:spacing w:before="240"/>
+        <w:rPr>
+          <w:lang w:val="it-IT"/>
+        </w:rPr>
+      </w:pPr>
+      <w:r>
+        <w:rPr>
+          <w:b/>
+          <w:bCs/>
+          <w:lang w:val="it-IT"/>
+        </w:rPr>
+        <w:t xml:space="preserve">Pagina </w:t>
+      </w:r>
+      <w:r>
+        <w:rPr>
+          <w:b/>
+          <w:bCs/>
+          <w:lang w:val="it-IT"/>
+        </w:rPr>
+        <w:t>con</w:t>
+      </w:r>
+      <w:r>
+        <w:rPr>
+          <w:b/>
+          <w:bCs/>
+          <w:lang w:val="it-IT"/>
+        </w:rPr>
+        <w:t xml:space="preserve"> l’accesso</w:t>
+      </w:r>
+      <w:r>
+        <w:rPr>
+          <w:lang w:val="it-IT"/>
+        </w:rPr>
+        <w:t>:</w:t>
+      </w:r>
+    </w:p>
+    <w:p>
+      <w:pPr>
+        <w:spacing w:before="240"/>
+        <w:jc w:val="center"/>
+        <w:rPr>
+          <w:lang w:val="it-IT"/>
+        </w:rPr>
+      </w:pPr>
+      <w:r>
+        <w:rPr>
+          <w:noProof/>
+          <w:lang w:val="it-IT"/>
+        </w:rPr>
+        <w:drawing>
+          <wp:inline distT="0" distB="0" distL="0" distR="0" wp14:anchorId="014C8E8D" wp14:editId="5CD700E6">
+            <wp:extent cx="4336415" cy="2367779"/>
+            <wp:effectExtent l="95250" t="95250" r="102235" b="90170"/>
+            <wp:docPr id="1985621628" name="Immagine 2"/>
+            <wp:cNvGraphicFramePr>
+              <a:graphicFrameLocks xmlns:a="http://schemas.openxmlformats.org/drawingml/2006/main" noChangeAspect="1"/>
+            </wp:cNvGraphicFramePr>
+            <a:graphic xmlns:a="http://schemas.openxmlformats.org/drawingml/2006/main">
+              <a:graphicData uri="http://schemas.openxmlformats.org/drawingml/2006/picture">
+                <pic:pic xmlns:pic="http://schemas.openxmlformats.org/drawingml/2006/picture">
+                  <pic:nvPicPr>
+                    <pic:cNvPr id="0" name="Picture 2"/>
+                    <pic:cNvPicPr>
+                      <a:picLocks noChangeAspect="1" noChangeArrowheads="1"/>
+                    </pic:cNvPicPr>
+                  </pic:nvPicPr>
+                  <pic:blipFill>
+                    <a:blip r:embed="rId17" cstate="print">
+                      <a:extLst>
+                        <a:ext uri="{28A0092B-C50C-407E-A947-70E740481C1C}">
+                          <a14:useLocalDpi xmlns:a14="http://schemas.microsoft.com/office/drawing/2010/main" val="0"/>
+                        </a:ext>
+                      </a:extLst>
+                    </a:blip>
+                    <a:srcRect/>
+                    <a:stretch>
+                      <a:fillRect/>
+                    </a:stretch>
+                  </pic:blipFill>
+                  <pic:spPr bwMode="auto">
+                    <a:xfrm>
+                      <a:off x="0" y="0"/>
+                      <a:ext cx="4389246" cy="2396626"/>
+                    </a:xfrm>
+                    <a:prstGeom prst="rect">
+                      <a:avLst/>
+                    </a:prstGeom>
+                    <a:noFill/>
+                    <a:ln>
+                      <a:noFill/>
+                    </a:ln>
+                    <a:effectLst>
+                      <a:outerShdw blurRad="63500" sx="102000" sy="102000" algn="ctr" rotWithShape="0">
+                        <a:prstClr val="black">
+                          <a:alpha val="40000"/>
+                        </a:prstClr>
+                      </a:outerShdw>
+                    </a:effectLst>
+                  </pic:spPr>
+                </pic:pic>
+              </a:graphicData>
+            </a:graphic>
+          </wp:inline>
+        </w:drawing>
+      </w:r>
+    </w:p>
+    <w:p>
+      <w:pPr>
+        <w:pStyle w:val="Titolo3"/>
+      </w:pPr>
+      <w:r>
+        <w:lastRenderedPageBreak/>
+        <w:t>Pagina Catalogo</w:t>
+      </w:r>
+    </w:p>
+    <w:p>
+      <w:r>
+        <w:t>È</w:t>
+      </w:r>
+      <w:r>
+        <w:t xml:space="preserve"> la pagina che permette all’utente di interfacciarsi con tutti i prodotti del sito. Questa parte avrà un altro </w:t>
+      </w:r>
+      <w:proofErr w:type="spellStart"/>
+      <w:r>
+        <w:t>carousel</w:t>
+      </w:r>
+      <w:proofErr w:type="spellEnd"/>
+      <w:r>
+        <w:t xml:space="preserve"> che permetterà di cambiare la pagina e passare alla prossima. Cliccando su un prodotto si verrà reindirizzati sulla </w:t>
+      </w:r>
+      <w:r>
+        <w:t xml:space="preserve">sua </w:t>
+      </w:r>
+      <w:r>
+        <w:t>pagina</w:t>
+      </w:r>
+      <w:r>
+        <w:t xml:space="preserve"> dedicata ad esso</w:t>
+      </w:r>
+      <w:r>
+        <w:t>.</w:t>
+      </w:r>
+      <w:r>
+        <w:t xml:space="preserve"> Sono presenti anche degli elementi </w:t>
+      </w:r>
+      <w:r>
+        <w:t xml:space="preserve">per la ricerca </w:t>
+      </w:r>
+      <w:r>
+        <w:t xml:space="preserve">e per il filtraggio </w:t>
+      </w:r>
+      <w:r>
+        <w:t>dei prodotti.</w:t>
+      </w:r>
+    </w:p>
+    <w:p>
+      <w:pPr>
+        <w:spacing w:before="240"/>
+        <w:jc w:val="center"/>
+        <w:rPr>
+          <w:lang w:val="it-IT"/>
+        </w:rPr>
+      </w:pPr>
+      <w:r>
+        <w:rPr>
+          <w:noProof/>
+          <w:lang w:val="it-IT"/>
+        </w:rPr>
+        <w:drawing>
+          <wp:inline distT="0" distB="0" distL="0" distR="0" wp14:anchorId="5BBDDCC7" wp14:editId="70BC3625">
+            <wp:extent cx="5453022" cy="2981325"/>
+            <wp:effectExtent l="133350" t="95250" r="128905" b="85725"/>
+            <wp:docPr id="974976734" name="Immagine 3"/>
+            <wp:cNvGraphicFramePr>
+              <a:graphicFrameLocks xmlns:a="http://schemas.openxmlformats.org/drawingml/2006/main" noChangeAspect="1"/>
+            </wp:cNvGraphicFramePr>
+            <a:graphic xmlns:a="http://schemas.openxmlformats.org/drawingml/2006/main">
+              <a:graphicData uri="http://schemas.openxmlformats.org/drawingml/2006/picture">
+                <pic:pic xmlns:pic="http://schemas.openxmlformats.org/drawingml/2006/picture">
+                  <pic:nvPicPr>
+                    <pic:cNvPr id="0" name="Picture 3"/>
+                    <pic:cNvPicPr>
+                      <a:picLocks noChangeAspect="1" noChangeArrowheads="1"/>
+                    </pic:cNvPicPr>
+                  </pic:nvPicPr>
+                  <pic:blipFill>
+                    <a:blip r:embed="rId18" cstate="print">
+                      <a:extLst>
+                        <a:ext uri="{28A0092B-C50C-407E-A947-70E740481C1C}">
+                          <a14:useLocalDpi xmlns:a14="http://schemas.microsoft.com/office/drawing/2010/main" val="0"/>
+                        </a:ext>
+                      </a:extLst>
+                    </a:blip>
+                    <a:srcRect/>
+                    <a:stretch>
+                      <a:fillRect/>
+                    </a:stretch>
+                  </pic:blipFill>
+                  <pic:spPr bwMode="auto">
+                    <a:xfrm>
+                      <a:off x="0" y="0"/>
+                      <a:ext cx="5486534" cy="2999647"/>
+                    </a:xfrm>
+                    <a:prstGeom prst="rect">
+                      <a:avLst/>
+                    </a:prstGeom>
+                    <a:noFill/>
+                    <a:ln>
+                      <a:noFill/>
+                    </a:ln>
+                    <a:effectLst>
+                      <a:outerShdw blurRad="63500" sx="102000" sy="102000" algn="ctr" rotWithShape="0">
+                        <a:prstClr val="black">
+                          <a:alpha val="40000"/>
+                        </a:prstClr>
+                      </a:outerShdw>
+                    </a:effectLst>
+                  </pic:spPr>
+                </pic:pic>
+              </a:graphicData>
+            </a:graphic>
+          </wp:inline>
+        </w:drawing>
+      </w:r>
+    </w:p>
+    <w:p>
+      <w:pPr>
+        <w:pStyle w:val="Titolo3"/>
+      </w:pPr>
+      <w:r>
+        <w:t>Pagina Prodotto</w:t>
+      </w:r>
+    </w:p>
+    <w:p>
+      <w:r>
+        <w:t>È</w:t>
+      </w:r>
+      <w:r>
+        <w:t xml:space="preserve"> la pagina che permette all’utente di interfacciarsi con il prodotto scelto. Questo permette all’utente di vedere tutti i dettagli del prodotto in modo più approfondito. </w:t>
+      </w:r>
+      <w:r>
+        <w:t>È</w:t>
+      </w:r>
+      <w:r>
+        <w:t xml:space="preserve"> possibile </w:t>
+      </w:r>
+      <w:r>
+        <w:t>visualizzare le varie immagini dei prodotti</w:t>
+      </w:r>
+      <w:r>
+        <w:t xml:space="preserve"> </w:t>
+      </w:r>
+      <w:r>
+        <w:t xml:space="preserve">con un </w:t>
+      </w:r>
+      <w:proofErr w:type="spellStart"/>
+      <w:r>
+        <w:t>carousel</w:t>
+      </w:r>
+      <w:proofErr w:type="spellEnd"/>
+      <w:r>
+        <w:t>.</w:t>
+      </w:r>
+    </w:p>
+    <w:p>
+      <w:pPr>
+        <w:spacing w:before="240"/>
+        <w:jc w:val="center"/>
+      </w:pPr>
+      <w:r>
+        <w:rPr>
+          <w:noProof/>
+        </w:rPr>
+        <w:drawing>
+          <wp:inline distT="0" distB="0" distL="0" distR="0" wp14:anchorId="48C8C546" wp14:editId="1DE18BC8">
+            <wp:extent cx="5381625" cy="2938485"/>
+            <wp:effectExtent l="133350" t="95250" r="123825" b="90805"/>
+            <wp:docPr id="569238808" name="Immagine 4"/>
+            <wp:cNvGraphicFramePr>
+              <a:graphicFrameLocks xmlns:a="http://schemas.openxmlformats.org/drawingml/2006/main" noChangeAspect="1"/>
+            </wp:cNvGraphicFramePr>
+            <a:graphic xmlns:a="http://schemas.openxmlformats.org/drawingml/2006/main">
+              <a:graphicData uri="http://schemas.openxmlformats.org/drawingml/2006/picture">
+                <pic:pic xmlns:pic="http://schemas.openxmlformats.org/drawingml/2006/picture">
+                  <pic:nvPicPr>
+                    <pic:cNvPr id="0" name="Picture 4"/>
+                    <pic:cNvPicPr>
+                      <a:picLocks noChangeAspect="1" noChangeArrowheads="1"/>
+                    </pic:cNvPicPr>
+                  </pic:nvPicPr>
+                  <pic:blipFill>
+                    <a:blip r:embed="rId19" cstate="print">
+                      <a:extLst>
+                        <a:ext uri="{28A0092B-C50C-407E-A947-70E740481C1C}">
+                          <a14:useLocalDpi xmlns:a14="http://schemas.microsoft.com/office/drawing/2010/main" val="0"/>
+                        </a:ext>
+                      </a:extLst>
+                    </a:blip>
+                    <a:srcRect/>
+                    <a:stretch>
+                      <a:fillRect/>
+                    </a:stretch>
+                  </pic:blipFill>
+                  <pic:spPr bwMode="auto">
+                    <a:xfrm>
+                      <a:off x="0" y="0"/>
+                      <a:ext cx="5415142" cy="2956786"/>
+                    </a:xfrm>
+                    <a:prstGeom prst="rect">
+                      <a:avLst/>
+                    </a:prstGeom>
+                    <a:noFill/>
+                    <a:ln>
+                      <a:noFill/>
+                    </a:ln>
+                    <a:effectLst>
+                      <a:outerShdw blurRad="63500" sx="102000" sy="102000" algn="ctr" rotWithShape="0">
+                        <a:prstClr val="black">
+                          <a:alpha val="40000"/>
+                        </a:prstClr>
+                      </a:outerShdw>
+                    </a:effectLst>
+                  </pic:spPr>
+                </pic:pic>
+              </a:graphicData>
+            </a:graphic>
+          </wp:inline>
+        </w:drawing>
+      </w:r>
+    </w:p>
+    <w:p>
+      <w:pPr>
+        <w:pStyle w:val="Titolo3"/>
+      </w:pPr>
+      <w:r>
+        <w:lastRenderedPageBreak/>
+        <w:t>Pagina Login e Registrazione</w:t>
+      </w:r>
+    </w:p>
+    <w:p>
+      <w:r>
+        <w:t>Come idea iniziale</w:t>
+      </w:r>
+      <w:r>
+        <w:t xml:space="preserve"> abbiamo pensato di fare delle pagine </w:t>
+      </w:r>
+      <w:r>
+        <w:t xml:space="preserve">dedicate </w:t>
+      </w:r>
+      <w:r>
+        <w:t xml:space="preserve">per il login e la registrazione. </w:t>
+      </w:r>
+      <w:r>
+        <w:t>Successivamente</w:t>
+      </w:r>
+      <w:r>
+        <w:t xml:space="preserve"> </w:t>
+      </w:r>
+      <w:r>
+        <w:t xml:space="preserve">ci siamo resi conto che </w:t>
+      </w:r>
+      <w:r>
+        <w:t xml:space="preserve">dei </w:t>
+      </w:r>
+      <w:r>
+        <w:t>pop-up</w:t>
+      </w:r>
+      <w:r>
+        <w:t xml:space="preserve"> </w:t>
+      </w:r>
+      <w:r>
+        <w:t>sarebbero stati più intuitivi e semplici per l’utente.</w:t>
+      </w:r>
+    </w:p>
+    <w:p>
+      <w:pPr>
+        <w:spacing w:before="240"/>
+      </w:pPr>
+      <w:r>
+        <w:t>Pertanto,</w:t>
+      </w:r>
+      <w:r>
+        <w:t xml:space="preserve"> </w:t>
+      </w:r>
+      <w:r>
+        <w:t>le immagini</w:t>
+      </w:r>
+      <w:r>
+        <w:t xml:space="preserve"> successive sono le versioni delle pagine dedicate.</w:t>
+      </w:r>
+    </w:p>
+    <w:p>
+      <w:pPr>
+        <w:spacing w:before="240"/>
+        <w:rPr>
+          <w:lang w:val="it-IT"/>
+        </w:rPr>
+      </w:pPr>
+      <w:r>
+        <w:rPr>
+          <w:b/>
+          <w:bCs/>
+          <w:lang w:val="it-IT"/>
+        </w:rPr>
+        <w:t>Pagina Login</w:t>
+      </w:r>
+      <w:r>
+        <w:rPr>
+          <w:lang w:val="it-IT"/>
+        </w:rPr>
+        <w:t>:</w:t>
+      </w:r>
+    </w:p>
+    <w:p>
+      <w:pPr>
+        <w:spacing w:before="240"/>
+        <w:jc w:val="center"/>
+        <w:rPr>
+          <w:lang w:val="it-IT"/>
+        </w:rPr>
+      </w:pPr>
+      <w:r>
+        <w:rPr>
+          <w:noProof/>
+          <w:lang w:val="it-IT"/>
+        </w:rPr>
+        <w:drawing>
+          <wp:inline distT="0" distB="0" distL="0" distR="0" wp14:anchorId="52AC6E42" wp14:editId="795B1F0C">
+            <wp:extent cx="5715000" cy="3115654"/>
+            <wp:effectExtent l="114300" t="95250" r="114300" b="104140"/>
+            <wp:docPr id="68425554" name="Immagine 5"/>
+            <wp:cNvGraphicFramePr>
+              <a:graphicFrameLocks xmlns:a="http://schemas.openxmlformats.org/drawingml/2006/main" noChangeAspect="1"/>
+            </wp:cNvGraphicFramePr>
+            <a:graphic xmlns:a="http://schemas.openxmlformats.org/drawingml/2006/main">
+              <a:graphicData uri="http://schemas.openxmlformats.org/drawingml/2006/picture">
+                <pic:pic xmlns:pic="http://schemas.openxmlformats.org/drawingml/2006/picture">
+                  <pic:nvPicPr>
+                    <pic:cNvPr id="0" name="Picture 5"/>
+                    <pic:cNvPicPr>
+                      <a:picLocks noChangeAspect="1" noChangeArrowheads="1"/>
+                    </pic:cNvPicPr>
+                  </pic:nvPicPr>
+                  <pic:blipFill>
+                    <a:blip r:embed="rId20" cstate="print">
+                      <a:extLst>
+                        <a:ext uri="{28A0092B-C50C-407E-A947-70E740481C1C}">
+                          <a14:useLocalDpi xmlns:a14="http://schemas.microsoft.com/office/drawing/2010/main" val="0"/>
+                        </a:ext>
+                      </a:extLst>
+                    </a:blip>
+                    <a:srcRect/>
+                    <a:stretch>
+                      <a:fillRect/>
+                    </a:stretch>
+                  </pic:blipFill>
+                  <pic:spPr bwMode="auto">
+                    <a:xfrm>
+                      <a:off x="0" y="0"/>
+                      <a:ext cx="5746962" cy="3133079"/>
+                    </a:xfrm>
+                    <a:prstGeom prst="rect">
+                      <a:avLst/>
+                    </a:prstGeom>
+                    <a:noFill/>
+                    <a:ln>
+                      <a:noFill/>
+                    </a:ln>
+                    <a:effectLst>
+                      <a:outerShdw blurRad="63500" sx="102000" sy="102000" algn="ctr" rotWithShape="0">
+                        <a:prstClr val="black">
+                          <a:alpha val="40000"/>
+                        </a:prstClr>
+                      </a:outerShdw>
+                    </a:effectLst>
+                  </pic:spPr>
+                </pic:pic>
+              </a:graphicData>
+            </a:graphic>
+          </wp:inline>
+        </w:drawing>
+      </w:r>
+    </w:p>
+    <w:p>
+      <w:pPr>
+        <w:spacing w:before="240"/>
+        <w:rPr>
+          <w:lang w:val="it-IT"/>
+        </w:rPr>
+      </w:pPr>
+      <w:r>
+        <w:rPr>
+          <w:b/>
+          <w:bCs/>
+          <w:lang w:val="it-IT"/>
+        </w:rPr>
+        <w:t xml:space="preserve">Pagina </w:t>
+      </w:r>
+      <w:r>
+        <w:rPr>
+          <w:b/>
+          <w:bCs/>
+          <w:lang w:val="it-IT"/>
+        </w:rPr>
+        <w:t>Registrazione</w:t>
+      </w:r>
+      <w:r>
+        <w:rPr>
+          <w:lang w:val="it-IT"/>
+        </w:rPr>
+        <w:t>:</w:t>
+      </w:r>
+    </w:p>
+    <w:p>
+      <w:pPr>
+        <w:spacing w:before="240"/>
+        <w:jc w:val="center"/>
+        <w:rPr>
+          <w:lang w:val="it-IT"/>
+        </w:rPr>
+      </w:pPr>
+      <w:r>
+        <w:rPr>
+          <w:noProof/>
+          <w:lang w:val="it-IT"/>
+        </w:rPr>
+        <w:drawing>
+          <wp:inline distT="0" distB="0" distL="0" distR="0" wp14:anchorId="43C247F0" wp14:editId="1AEC613D">
+            <wp:extent cx="5743575" cy="3131233"/>
+            <wp:effectExtent l="114300" t="95250" r="104775" b="88265"/>
+            <wp:docPr id="169729828" name="Immagine 6"/>
+            <wp:cNvGraphicFramePr>
+              <a:graphicFrameLocks xmlns:a="http://schemas.openxmlformats.org/drawingml/2006/main" noChangeAspect="1"/>
+            </wp:cNvGraphicFramePr>
+            <a:graphic xmlns:a="http://schemas.openxmlformats.org/drawingml/2006/main">
+              <a:graphicData uri="http://schemas.openxmlformats.org/drawingml/2006/picture">
+                <pic:pic xmlns:pic="http://schemas.openxmlformats.org/drawingml/2006/picture">
+                  <pic:nvPicPr>
+                    <pic:cNvPr id="0" name="Picture 6"/>
+                    <pic:cNvPicPr>
+                      <a:picLocks noChangeAspect="1" noChangeArrowheads="1"/>
+                    </pic:cNvPicPr>
+                  </pic:nvPicPr>
+                  <pic:blipFill>
+                    <a:blip r:embed="rId21" cstate="print">
+                      <a:extLst>
+                        <a:ext uri="{28A0092B-C50C-407E-A947-70E740481C1C}">
+                          <a14:useLocalDpi xmlns:a14="http://schemas.microsoft.com/office/drawing/2010/main" val="0"/>
+                        </a:ext>
+                      </a:extLst>
+                    </a:blip>
+                    <a:srcRect/>
+                    <a:stretch>
+                      <a:fillRect/>
+                    </a:stretch>
+                  </pic:blipFill>
+                  <pic:spPr bwMode="auto">
+                    <a:xfrm>
+                      <a:off x="0" y="0"/>
+                      <a:ext cx="5765985" cy="3143450"/>
+                    </a:xfrm>
+                    <a:prstGeom prst="rect">
+                      <a:avLst/>
+                    </a:prstGeom>
+                    <a:noFill/>
+                    <a:ln>
+                      <a:noFill/>
+                    </a:ln>
+                    <a:effectLst>
+                      <a:outerShdw blurRad="63500" sx="102000" sy="102000" algn="ctr" rotWithShape="0">
+                        <a:prstClr val="black">
+                          <a:alpha val="40000"/>
+                        </a:prstClr>
+                      </a:outerShdw>
+                    </a:effectLst>
+                  </pic:spPr>
+                </pic:pic>
+              </a:graphicData>
+            </a:graphic>
+          </wp:inline>
+        </w:drawing>
+      </w:r>
+    </w:p>
+    <w:p>
+      <w:pPr>
+        <w:pStyle w:val="Titolo3"/>
+      </w:pPr>
+      <w:r>
+        <w:lastRenderedPageBreak/>
+        <w:t xml:space="preserve">Pagina </w:t>
+      </w:r>
+      <w:r>
+        <w:t xml:space="preserve">visualizzazione </w:t>
+      </w:r>
+      <w:r>
+        <w:t xml:space="preserve">e aggiunta </w:t>
+      </w:r>
+      <w:r>
+        <w:t>u</w:t>
+      </w:r>
+      <w:r>
+        <w:t>tenti (Amministrazione)</w:t>
+      </w:r>
+    </w:p>
+    <w:p>
+      <w:r>
+        <w:t xml:space="preserve">È </w:t>
+      </w:r>
+      <w:r>
+        <w:t xml:space="preserve">la pagina di amministrazione accessibile solo all’admin e permette di visualizzare tutti gli utenti con </w:t>
+      </w:r>
+      <w:r>
+        <w:t>le loro</w:t>
+      </w:r>
+      <w:r>
+        <w:t xml:space="preserve"> informazioni e il</w:t>
+      </w:r>
+      <w:r>
+        <w:t xml:space="preserve"> loro</w:t>
+      </w:r>
+      <w:r>
+        <w:t xml:space="preserve"> ruolo</w:t>
+      </w:r>
+      <w:r>
+        <w:t>. L</w:t>
+      </w:r>
+      <w:r>
+        <w:t>’admin può creare, modificare o eliminare i vari utenti (attenzione gli admin non possono eliminare sé stessi).</w:t>
+      </w:r>
+    </w:p>
+    <w:p>
+      <w:pPr>
+        <w:spacing w:before="240"/>
+        <w:rPr>
+          <w:b/>
+          <w:bCs/>
+        </w:rPr>
+      </w:pPr>
+      <w:r>
+        <w:rPr>
+          <w:b/>
+          <w:bCs/>
+        </w:rPr>
+        <w:t>Pagina visualizzazione utenti:</w:t>
+      </w:r>
+    </w:p>
+    <w:p>
+      <w:pPr>
+        <w:spacing w:before="240"/>
+        <w:jc w:val="center"/>
+        <w:rPr>
+          <w:lang w:val="it-IT"/>
+        </w:rPr>
+      </w:pPr>
+      <w:r>
+        <w:rPr>
+          <w:noProof/>
+          <w:lang w:val="it-IT"/>
+        </w:rPr>
+        <w:drawing>
+          <wp:inline distT="0" distB="0" distL="0" distR="0" wp14:anchorId="3BEA6682" wp14:editId="667E9728">
+            <wp:extent cx="6027276" cy="1962150"/>
+            <wp:effectExtent l="114300" t="95250" r="107315" b="95250"/>
+            <wp:docPr id="1285927012" name="Immagine 7"/>
+            <wp:cNvGraphicFramePr>
+              <a:graphicFrameLocks xmlns:a="http://schemas.openxmlformats.org/drawingml/2006/main" noChangeAspect="1"/>
+            </wp:cNvGraphicFramePr>
+            <a:graphic xmlns:a="http://schemas.openxmlformats.org/drawingml/2006/main">
+              <a:graphicData uri="http://schemas.openxmlformats.org/drawingml/2006/picture">
+                <pic:pic xmlns:pic="http://schemas.openxmlformats.org/drawingml/2006/picture">
+                  <pic:nvPicPr>
+                    <pic:cNvPr id="0" name="Picture 7"/>
+                    <pic:cNvPicPr>
+                      <a:picLocks noChangeAspect="1" noChangeArrowheads="1"/>
+                    </pic:cNvPicPr>
+                  </pic:nvPicPr>
+                  <pic:blipFill>
+                    <a:blip r:embed="rId22" cstate="print">
+                      <a:extLst>
+                        <a:ext uri="{28A0092B-C50C-407E-A947-70E740481C1C}">
+                          <a14:useLocalDpi xmlns:a14="http://schemas.microsoft.com/office/drawing/2010/main" val="0"/>
+                        </a:ext>
+                      </a:extLst>
+                    </a:blip>
+                    <a:srcRect/>
+                    <a:stretch>
+                      <a:fillRect/>
+                    </a:stretch>
+                  </pic:blipFill>
+                  <pic:spPr bwMode="auto">
+                    <a:xfrm>
+                      <a:off x="0" y="0"/>
+                      <a:ext cx="6053849" cy="1970801"/>
+                    </a:xfrm>
+                    <a:prstGeom prst="rect">
+                      <a:avLst/>
+                    </a:prstGeom>
+                    <a:noFill/>
+                    <a:ln>
+                      <a:noFill/>
+                    </a:ln>
+                    <a:effectLst>
+                      <a:outerShdw blurRad="63500" sx="102000" sy="102000" algn="ctr" rotWithShape="0">
+                        <a:prstClr val="black">
+                          <a:alpha val="40000"/>
+                        </a:prstClr>
+                      </a:outerShdw>
+                    </a:effectLst>
+                  </pic:spPr>
+                </pic:pic>
+              </a:graphicData>
+            </a:graphic>
+          </wp:inline>
+        </w:drawing>
+      </w:r>
+    </w:p>
+    <w:p>
+      <w:pPr>
+        <w:spacing w:before="240"/>
+        <w:rPr>
+          <w:b/>
+          <w:bCs/>
+          <w:lang w:val="it-IT"/>
+        </w:rPr>
+      </w:pPr>
+      <w:r>
+        <w:rPr>
+          <w:b/>
+          <w:bCs/>
+          <w:lang w:val="it-IT"/>
+        </w:rPr>
+        <w:t>Pagina aggiunta utenti:</w:t>
+      </w:r>
+    </w:p>
+    <w:p>
+      <w:pPr>
+        <w:spacing w:before="240"/>
+        <w:rPr>
+          <w:lang w:val="it-IT"/>
+        </w:rPr>
+      </w:pPr>
+      <w:r>
+        <w:rPr>
+          <w:noProof/>
+          <w:lang w:val="it-IT"/>
+        </w:rPr>
+        <w:drawing>
+          <wp:inline distT="0" distB="0" distL="0" distR="0" wp14:anchorId="03775284" wp14:editId="1623624B">
+            <wp:extent cx="6022117" cy="3086100"/>
+            <wp:effectExtent l="114300" t="95250" r="112395" b="95250"/>
+            <wp:docPr id="1256487956" name="Immagine 8"/>
+            <wp:cNvGraphicFramePr>
+              <a:graphicFrameLocks xmlns:a="http://schemas.openxmlformats.org/drawingml/2006/main" noChangeAspect="1"/>
+            </wp:cNvGraphicFramePr>
+            <a:graphic xmlns:a="http://schemas.openxmlformats.org/drawingml/2006/main">
+              <a:graphicData uri="http://schemas.openxmlformats.org/drawingml/2006/picture">
+                <pic:pic xmlns:pic="http://schemas.openxmlformats.org/drawingml/2006/picture">
+                  <pic:nvPicPr>
+                    <pic:cNvPr id="0" name="Picture 8"/>
+                    <pic:cNvPicPr>
+                      <a:picLocks noChangeAspect="1" noChangeArrowheads="1"/>
+                    </pic:cNvPicPr>
+                  </pic:nvPicPr>
+                  <pic:blipFill>
+                    <a:blip r:embed="rId23" cstate="print">
+                      <a:extLst>
+                        <a:ext uri="{28A0092B-C50C-407E-A947-70E740481C1C}">
+                          <a14:useLocalDpi xmlns:a14="http://schemas.microsoft.com/office/drawing/2010/main" val="0"/>
+                        </a:ext>
+                      </a:extLst>
+                    </a:blip>
+                    <a:srcRect/>
+                    <a:stretch>
+                      <a:fillRect/>
+                    </a:stretch>
+                  </pic:blipFill>
+                  <pic:spPr bwMode="auto">
+                    <a:xfrm>
+                      <a:off x="0" y="0"/>
+                      <a:ext cx="6031113" cy="3090710"/>
+                    </a:xfrm>
+                    <a:prstGeom prst="rect">
+                      <a:avLst/>
+                    </a:prstGeom>
+                    <a:noFill/>
+                    <a:ln>
+                      <a:noFill/>
+                    </a:ln>
+                    <a:effectLst>
+                      <a:outerShdw blurRad="63500" sx="102000" sy="102000" algn="ctr" rotWithShape="0">
+                        <a:prstClr val="black">
+                          <a:alpha val="40000"/>
+                        </a:prstClr>
+                      </a:outerShdw>
+                    </a:effectLst>
+                  </pic:spPr>
+                </pic:pic>
+              </a:graphicData>
+            </a:graphic>
+          </wp:inline>
+        </w:drawing>
+      </w:r>
+    </w:p>
+    <w:p>
+      <w:pPr>
+        <w:rPr>
+          <w:lang w:val="it-IT"/>
+        </w:rPr>
+      </w:pPr>
+      <w:r>
+        <w:rPr>
+          <w:lang w:val="it-IT"/>
+        </w:rPr>
+        <w:br w:type="page"/>
+      </w:r>
+    </w:p>
+    <w:p>
+      <w:pPr>
+        <w:pStyle w:val="Titolo3"/>
+      </w:pPr>
+      <w:r>
+        <w:lastRenderedPageBreak/>
+        <w:t xml:space="preserve">Pagina </w:t>
+      </w:r>
+      <w:r>
+        <w:t>gestione</w:t>
+      </w:r>
+      <w:r>
+        <w:t xml:space="preserve"> Prodotti</w:t>
+      </w:r>
+      <w:r>
+        <w:t xml:space="preserve">: </w:t>
+      </w:r>
+      <w:r>
+        <w:t xml:space="preserve">aggiunta e </w:t>
+      </w:r>
+      <w:r>
+        <w:t xml:space="preserve">vendite </w:t>
+      </w:r>
+      <w:r>
+        <w:t>(</w:t>
+      </w:r>
+      <w:proofErr w:type="spellStart"/>
+      <w:r>
+        <w:t>Vendor</w:t>
+      </w:r>
+      <w:proofErr w:type="spellEnd"/>
+      <w:r>
+        <w:t>)</w:t>
+      </w:r>
+    </w:p>
+    <w:p>
+      <w:r>
+        <w:t>Sono</w:t>
+      </w:r>
+      <w:r>
+        <w:t xml:space="preserve"> le pagine che permett</w:t>
+      </w:r>
+      <w:r>
+        <w:t>ono</w:t>
+      </w:r>
+      <w:r>
+        <w:t xml:space="preserve"> al </w:t>
+      </w:r>
+      <w:proofErr w:type="spellStart"/>
+      <w:r>
+        <w:t>v</w:t>
+      </w:r>
+      <w:r>
+        <w:t>endor</w:t>
+      </w:r>
+      <w:proofErr w:type="spellEnd"/>
+      <w:r>
+        <w:t xml:space="preserve"> di gestire tutti i suoi prodotti. Il </w:t>
+      </w:r>
+      <w:proofErr w:type="spellStart"/>
+      <w:r>
+        <w:t>vendor</w:t>
+      </w:r>
+      <w:proofErr w:type="spellEnd"/>
+      <w:r>
+        <w:t xml:space="preserve"> </w:t>
+      </w:r>
+      <w:r>
+        <w:t>può</w:t>
+      </w:r>
+      <w:r>
+        <w:t xml:space="preserve"> visualizzare tutti i prodotti </w:t>
+      </w:r>
+      <w:r>
+        <w:t xml:space="preserve">e </w:t>
+      </w:r>
+      <w:r>
+        <w:t xml:space="preserve">il numero di prodotti ancora disponibili. </w:t>
+      </w:r>
+      <w:r>
+        <w:t>Può</w:t>
+      </w:r>
+      <w:r>
+        <w:t xml:space="preserve"> anche aggiungere, modificare </w:t>
+      </w:r>
+      <w:r>
+        <w:t>ed</w:t>
+      </w:r>
+      <w:r>
+        <w:t xml:space="preserve"> eliminare i vari prodotti.</w:t>
+      </w:r>
+      <w:r>
+        <w:t xml:space="preserve"> </w:t>
+      </w:r>
+      <w:r>
+        <w:t xml:space="preserve">Il </w:t>
+      </w:r>
+      <w:proofErr w:type="spellStart"/>
+      <w:r>
+        <w:t>v</w:t>
+      </w:r>
+      <w:r>
+        <w:t>endor</w:t>
+      </w:r>
+      <w:proofErr w:type="spellEnd"/>
+      <w:r>
+        <w:t xml:space="preserve"> </w:t>
+      </w:r>
+      <w:r>
+        <w:t>ha</w:t>
+      </w:r>
+      <w:r>
+        <w:t xml:space="preserve"> anche a disposizione una pagina che </w:t>
+      </w:r>
+      <w:r>
+        <w:t xml:space="preserve">mostra </w:t>
+      </w:r>
+      <w:r>
+        <w:t>i vari ordini eseguiti, con la data e tutti i prodotti comprati dai clienti.</w:t>
+      </w:r>
+    </w:p>
+    <w:p>
+      <w:pPr>
+        <w:spacing w:before="240"/>
+        <w:rPr>
+          <w:b/>
+          <w:bCs/>
+          <w:lang w:val="it-IT"/>
+        </w:rPr>
+      </w:pPr>
+      <w:r>
+        <w:rPr>
+          <w:b/>
+          <w:bCs/>
+          <w:lang w:val="it-IT"/>
+        </w:rPr>
+        <w:t>Visualizzazione prodotti:</w:t>
+      </w:r>
+    </w:p>
+    <w:p>
+      <w:pPr>
+        <w:spacing w:before="240"/>
+        <w:jc w:val="center"/>
+        <w:rPr>
+          <w:b/>
+          <w:bCs/>
+          <w:lang w:val="it-IT"/>
+        </w:rPr>
+      </w:pPr>
+      <w:r>
+        <w:rPr>
+          <w:b/>
+          <w:bCs/>
+          <w:noProof/>
+          <w:lang w:val="it-IT"/>
+        </w:rPr>
+        <w:drawing>
+          <wp:inline distT="0" distB="0" distL="0" distR="0" wp14:anchorId="57E4A202" wp14:editId="3B8CDC17">
+            <wp:extent cx="5904443" cy="3076575"/>
+            <wp:effectExtent l="114300" t="95250" r="115570" b="85725"/>
+            <wp:docPr id="1632404053" name="Immagine 9"/>
+            <wp:cNvGraphicFramePr>
+              <a:graphicFrameLocks xmlns:a="http://schemas.openxmlformats.org/drawingml/2006/main" noChangeAspect="1"/>
+            </wp:cNvGraphicFramePr>
+            <a:graphic xmlns:a="http://schemas.openxmlformats.org/drawingml/2006/main">
+              <a:graphicData uri="http://schemas.openxmlformats.org/drawingml/2006/picture">
+                <pic:pic xmlns:pic="http://schemas.openxmlformats.org/drawingml/2006/picture">
+                  <pic:nvPicPr>
+                    <pic:cNvPr id="0" name="Picture 9"/>
+                    <pic:cNvPicPr>
+                      <a:picLocks noChangeAspect="1" noChangeArrowheads="1"/>
+                    </pic:cNvPicPr>
+                  </pic:nvPicPr>
+                  <pic:blipFill>
+                    <a:blip r:embed="rId24" cstate="print">
+                      <a:extLst>
+                        <a:ext uri="{28A0092B-C50C-407E-A947-70E740481C1C}">
+                          <a14:useLocalDpi xmlns:a14="http://schemas.microsoft.com/office/drawing/2010/main" val="0"/>
+                        </a:ext>
+                      </a:extLst>
+                    </a:blip>
+                    <a:srcRect/>
+                    <a:stretch>
+                      <a:fillRect/>
+                    </a:stretch>
+                  </pic:blipFill>
+                  <pic:spPr bwMode="auto">
+                    <a:xfrm>
+                      <a:off x="0" y="0"/>
+                      <a:ext cx="5947349" cy="3098931"/>
+                    </a:xfrm>
+                    <a:prstGeom prst="rect">
+                      <a:avLst/>
+                    </a:prstGeom>
+                    <a:noFill/>
+                    <a:ln>
+                      <a:noFill/>
+                    </a:ln>
+                    <a:effectLst>
+                      <a:outerShdw blurRad="63500" sx="102000" sy="102000" algn="ctr" rotWithShape="0">
+                        <a:prstClr val="black">
+                          <a:alpha val="40000"/>
+                        </a:prstClr>
+                      </a:outerShdw>
+                    </a:effectLst>
+                  </pic:spPr>
+                </pic:pic>
+              </a:graphicData>
+            </a:graphic>
+          </wp:inline>
+        </w:drawing>
+      </w:r>
+    </w:p>
+    <w:p>
+      <w:pPr>
+        <w:spacing w:before="240"/>
+        <w:rPr>
+          <w:b/>
+          <w:bCs/>
+          <w:lang w:val="it-IT"/>
+        </w:rPr>
+      </w:pPr>
+      <w:r>
+        <w:rPr>
+          <w:b/>
+          <w:bCs/>
+          <w:lang w:val="it-IT"/>
+        </w:rPr>
+        <w:t>Aggiunta</w:t>
+      </w:r>
+      <w:r>
+        <w:rPr>
+          <w:b/>
+          <w:bCs/>
+          <w:lang w:val="it-IT"/>
+        </w:rPr>
+        <w:t xml:space="preserve"> prodotti:</w:t>
+      </w:r>
+    </w:p>
+    <w:p>
+      <w:pPr>
+        <w:spacing w:before="240"/>
+        <w:jc w:val="center"/>
+        <w:rPr>
+          <w:b/>
+          <w:bCs/>
+          <w:lang w:val="it-IT"/>
+        </w:rPr>
+      </w:pPr>
+      <w:r>
+        <w:rPr>
+          <w:b/>
+          <w:bCs/>
+          <w:noProof/>
+          <w:lang w:val="it-IT"/>
+        </w:rPr>
+        <w:drawing>
+          <wp:inline distT="0" distB="0" distL="0" distR="0" wp14:anchorId="00D12B1A" wp14:editId="79F4B33B">
+            <wp:extent cx="5881944" cy="3257550"/>
+            <wp:effectExtent l="114300" t="114300" r="119380" b="114300"/>
+            <wp:docPr id="1436627259" name="Immagine 11"/>
+            <wp:cNvGraphicFramePr>
+              <a:graphicFrameLocks xmlns:a="http://schemas.openxmlformats.org/drawingml/2006/main" noChangeAspect="1"/>
+            </wp:cNvGraphicFramePr>
+            <a:graphic xmlns:a="http://schemas.openxmlformats.org/drawingml/2006/main">
+              <a:graphicData uri="http://schemas.openxmlformats.org/drawingml/2006/picture">
+                <pic:pic xmlns:pic="http://schemas.openxmlformats.org/drawingml/2006/picture">
+                  <pic:nvPicPr>
+                    <pic:cNvPr id="0" name="Picture 11"/>
+                    <pic:cNvPicPr>
+                      <a:picLocks noChangeAspect="1" noChangeArrowheads="1"/>
+                    </pic:cNvPicPr>
+                  </pic:nvPicPr>
+                  <pic:blipFill>
+                    <a:blip r:embed="rId25" cstate="print">
+                      <a:extLst>
+                        <a:ext uri="{28A0092B-C50C-407E-A947-70E740481C1C}">
+                          <a14:useLocalDpi xmlns:a14="http://schemas.microsoft.com/office/drawing/2010/main" val="0"/>
+                        </a:ext>
+                      </a:extLst>
+                    </a:blip>
+                    <a:srcRect/>
+                    <a:stretch>
+                      <a:fillRect/>
+                    </a:stretch>
+                  </pic:blipFill>
+                  <pic:spPr bwMode="auto">
+                    <a:xfrm>
+                      <a:off x="0" y="0"/>
+                      <a:ext cx="5926667" cy="3282319"/>
+                    </a:xfrm>
+                    <a:prstGeom prst="rect">
+                      <a:avLst/>
+                    </a:prstGeom>
+                    <a:noFill/>
+                    <a:ln>
+                      <a:noFill/>
+                    </a:ln>
+                    <a:effectLst>
+                      <a:outerShdw blurRad="63500" sx="102000" sy="102000" algn="ctr" rotWithShape="0">
+                        <a:prstClr val="black">
+                          <a:alpha val="40000"/>
+                        </a:prstClr>
+                      </a:outerShdw>
+                    </a:effectLst>
+                  </pic:spPr>
+                </pic:pic>
+              </a:graphicData>
+            </a:graphic>
+          </wp:inline>
+        </w:drawing>
+      </w:r>
+    </w:p>
+    <w:p>
+      <w:pPr>
+        <w:rPr>
+          <w:b/>
+          <w:bCs/>
+          <w:lang w:val="it-IT"/>
+        </w:rPr>
+      </w:pPr>
+      <w:r>
+        <w:rPr>
+          <w:b/>
+          <w:bCs/>
+          <w:lang w:val="it-IT"/>
+        </w:rPr>
+        <w:lastRenderedPageBreak/>
+        <w:t>Visualizzazione vendite:</w:t>
+      </w:r>
+    </w:p>
+    <w:p>
+      <w:pPr>
+        <w:spacing w:before="240"/>
+        <w:jc w:val="center"/>
+        <w:rPr>
+          <w:b/>
+          <w:bCs/>
+          <w:lang w:val="it-IT"/>
+        </w:rPr>
+      </w:pPr>
+      <w:r>
+        <w:rPr>
+          <w:b/>
+          <w:bCs/>
+          <w:noProof/>
+          <w:lang w:val="it-IT"/>
+        </w:rPr>
+        <w:drawing>
+          <wp:inline distT="0" distB="0" distL="0" distR="0" wp14:anchorId="526B661D" wp14:editId="13BE4002">
+            <wp:extent cx="5958251" cy="3257550"/>
+            <wp:effectExtent l="114300" t="114300" r="118745" b="114300"/>
+            <wp:docPr id="359772663" name="Immagine 12"/>
+            <wp:cNvGraphicFramePr>
+              <a:graphicFrameLocks xmlns:a="http://schemas.openxmlformats.org/drawingml/2006/main" noChangeAspect="1"/>
+            </wp:cNvGraphicFramePr>
+            <a:graphic xmlns:a="http://schemas.openxmlformats.org/drawingml/2006/main">
+              <a:graphicData uri="http://schemas.openxmlformats.org/drawingml/2006/picture">
+                <pic:pic xmlns:pic="http://schemas.openxmlformats.org/drawingml/2006/picture">
+                  <pic:nvPicPr>
+                    <pic:cNvPr id="0" name="Picture 12"/>
+                    <pic:cNvPicPr>
+                      <a:picLocks noChangeAspect="1" noChangeArrowheads="1"/>
+                    </pic:cNvPicPr>
+                  </pic:nvPicPr>
+                  <pic:blipFill>
+                    <a:blip r:embed="rId26" cstate="print">
+                      <a:extLst>
+                        <a:ext uri="{28A0092B-C50C-407E-A947-70E740481C1C}">
+                          <a14:useLocalDpi xmlns:a14="http://schemas.microsoft.com/office/drawing/2010/main" val="0"/>
+                        </a:ext>
+                      </a:extLst>
+                    </a:blip>
+                    <a:srcRect/>
+                    <a:stretch>
+                      <a:fillRect/>
+                    </a:stretch>
+                  </pic:blipFill>
+                  <pic:spPr bwMode="auto">
+                    <a:xfrm>
+                      <a:off x="0" y="0"/>
+                      <a:ext cx="5991530" cy="3275745"/>
+                    </a:xfrm>
+                    <a:prstGeom prst="rect">
+                      <a:avLst/>
+                    </a:prstGeom>
+                    <a:noFill/>
+                    <a:ln>
+                      <a:noFill/>
+                    </a:ln>
+                    <a:effectLst>
+                      <a:outerShdw blurRad="63500" sx="102000" sy="102000" algn="ctr" rotWithShape="0">
+                        <a:prstClr val="black">
+                          <a:alpha val="40000"/>
+                        </a:prstClr>
+                      </a:outerShdw>
+                    </a:effectLst>
+                  </pic:spPr>
+                </pic:pic>
+              </a:graphicData>
+            </a:graphic>
+          </wp:inline>
+        </w:drawing>
+      </w:r>
+    </w:p>
+    <w:p>
+      <w:pPr>
+        <w:pStyle w:val="Titolo3"/>
+      </w:pPr>
+      <w:r>
+        <w:t>Pagina impostazioni</w:t>
+      </w:r>
+    </w:p>
+    <w:p>
+      <w:pPr>
+        <w:rPr>
+          <w:lang w:val="it-IT"/>
+        </w:rPr>
+      </w:pPr>
+      <w:r>
+        <w:rPr>
+          <w:lang w:val="it-IT"/>
+        </w:rPr>
+        <w:t xml:space="preserve">È </w:t>
+      </w:r>
+      <w:r>
+        <w:rPr>
+          <w:lang w:val="it-IT"/>
+        </w:rPr>
+        <w:t xml:space="preserve">la pagina dove l’utente dopo avere creato l’account potrà cambiare immagine, i propri dati personali </w:t>
+      </w:r>
+      <w:proofErr w:type="gramStart"/>
+      <w:r>
+        <w:rPr>
+          <w:lang w:val="it-IT"/>
+        </w:rPr>
+        <w:t>e</w:t>
+      </w:r>
+      <w:proofErr w:type="gramEnd"/>
+      <w:r>
+        <w:rPr>
+          <w:lang w:val="it-IT"/>
+        </w:rPr>
+        <w:t xml:space="preserve"> eventualmente anche la password.</w:t>
+      </w:r>
+    </w:p>
+    <w:p>
+      <w:pPr>
+        <w:spacing w:before="240"/>
+        <w:jc w:val="center"/>
+        <w:rPr>
+          <w:lang w:val="it-IT"/>
+        </w:rPr>
+      </w:pPr>
+      <w:r>
+        <w:rPr>
+          <w:noProof/>
+          <w:lang w:val="it-IT"/>
+        </w:rPr>
+        <w:drawing>
+          <wp:inline distT="0" distB="0" distL="0" distR="0" wp14:anchorId="0ECA0716" wp14:editId="7539B1AB">
+            <wp:extent cx="5905988" cy="3228975"/>
+            <wp:effectExtent l="114300" t="114300" r="114300" b="104775"/>
+            <wp:docPr id="459937217" name="Immagine 13"/>
+            <wp:cNvGraphicFramePr>
+              <a:graphicFrameLocks xmlns:a="http://schemas.openxmlformats.org/drawingml/2006/main" noChangeAspect="1"/>
+            </wp:cNvGraphicFramePr>
+            <a:graphic xmlns:a="http://schemas.openxmlformats.org/drawingml/2006/main">
+              <a:graphicData uri="http://schemas.openxmlformats.org/drawingml/2006/picture">
+                <pic:pic xmlns:pic="http://schemas.openxmlformats.org/drawingml/2006/picture">
+                  <pic:nvPicPr>
+                    <pic:cNvPr id="0" name="Picture 13"/>
+                    <pic:cNvPicPr>
+                      <a:picLocks noChangeAspect="1" noChangeArrowheads="1"/>
+                    </pic:cNvPicPr>
+                  </pic:nvPicPr>
+                  <pic:blipFill>
+                    <a:blip r:embed="rId27" cstate="print">
+                      <a:extLst>
+                        <a:ext uri="{28A0092B-C50C-407E-A947-70E740481C1C}">
+                          <a14:useLocalDpi xmlns:a14="http://schemas.microsoft.com/office/drawing/2010/main" val="0"/>
+                        </a:ext>
+                      </a:extLst>
+                    </a:blip>
+                    <a:srcRect/>
+                    <a:stretch>
+                      <a:fillRect/>
+                    </a:stretch>
+                  </pic:blipFill>
+                  <pic:spPr bwMode="auto">
+                    <a:xfrm>
+                      <a:off x="0" y="0"/>
+                      <a:ext cx="5925475" cy="3239629"/>
+                    </a:xfrm>
+                    <a:prstGeom prst="rect">
+                      <a:avLst/>
+                    </a:prstGeom>
+                    <a:noFill/>
+                    <a:ln>
+                      <a:noFill/>
+                    </a:ln>
+                    <a:effectLst>
+                      <a:outerShdw blurRad="63500" sx="102000" sy="102000" algn="ctr" rotWithShape="0">
+                        <a:prstClr val="black">
+                          <a:alpha val="40000"/>
+                        </a:prstClr>
+                      </a:outerShdw>
+                    </a:effectLst>
+                  </pic:spPr>
+                </pic:pic>
+              </a:graphicData>
+            </a:graphic>
+          </wp:inline>
+        </w:drawing>
+      </w:r>
+    </w:p>
+    <w:p>
+      <w:pPr>
+        <w:pStyle w:val="Titolo3"/>
+      </w:pPr>
+      <w:r>
+        <w:lastRenderedPageBreak/>
+        <w:t>Pagina carrello</w:t>
+      </w:r>
+    </w:p>
+    <w:p>
+      <w:r>
+        <w:t xml:space="preserve">È la pagina dove vengono </w:t>
+      </w:r>
+      <w:r>
+        <w:t>aggiunti tutti</w:t>
+      </w:r>
+      <w:r>
+        <w:t xml:space="preserve"> i prodotti che si vogliono acquistare, è possibile anche eliminare o aggiungere il prodotto ai preferiti. </w:t>
+      </w:r>
+      <w:r>
+        <w:t>È</w:t>
+      </w:r>
+      <w:r>
+        <w:t xml:space="preserve"> possibile cambiare la quantità del prodotto che si vuole acquistare. In basso sarà presente il totale </w:t>
+      </w:r>
+      <w:r>
+        <w:t>dell’acquisto</w:t>
+      </w:r>
+      <w:r>
+        <w:t>. Essa presenta anche un tasto che porterà al pagamento (che verrà effettuato tramite Stripe).</w:t>
+      </w:r>
+    </w:p>
+    <w:p>
+      <w:pPr>
+        <w:spacing w:before="240"/>
+        <w:jc w:val="center"/>
+      </w:pPr>
+      <w:r>
+        <w:rPr>
+          <w:noProof/>
+        </w:rPr>
+        <w:drawing>
+          <wp:inline distT="0" distB="0" distL="0" distR="0" wp14:anchorId="4D202908" wp14:editId="4CD9D4D0">
+            <wp:extent cx="5638800" cy="3175674"/>
+            <wp:effectExtent l="133350" t="114300" r="114300" b="120015"/>
+            <wp:docPr id="1712143787" name="Immagine 14"/>
+            <wp:cNvGraphicFramePr>
+              <a:graphicFrameLocks xmlns:a="http://schemas.openxmlformats.org/drawingml/2006/main" noChangeAspect="1"/>
+            </wp:cNvGraphicFramePr>
+            <a:graphic xmlns:a="http://schemas.openxmlformats.org/drawingml/2006/main">
+              <a:graphicData uri="http://schemas.openxmlformats.org/drawingml/2006/picture">
+                <pic:pic xmlns:pic="http://schemas.openxmlformats.org/drawingml/2006/picture">
+                  <pic:nvPicPr>
+                    <pic:cNvPr id="0" name="Picture 14"/>
+                    <pic:cNvPicPr>
+                      <a:picLocks noChangeAspect="1" noChangeArrowheads="1"/>
+                    </pic:cNvPicPr>
+                  </pic:nvPicPr>
+                  <pic:blipFill>
+                    <a:blip r:embed="rId28" cstate="print">
+                      <a:extLst>
+                        <a:ext uri="{28A0092B-C50C-407E-A947-70E740481C1C}">
+                          <a14:useLocalDpi xmlns:a14="http://schemas.microsoft.com/office/drawing/2010/main" val="0"/>
+                        </a:ext>
+                      </a:extLst>
+                    </a:blip>
+                    <a:srcRect/>
+                    <a:stretch>
+                      <a:fillRect/>
+                    </a:stretch>
+                  </pic:blipFill>
+                  <pic:spPr bwMode="auto">
+                    <a:xfrm>
+                      <a:off x="0" y="0"/>
+                      <a:ext cx="5645553" cy="3179477"/>
+                    </a:xfrm>
+                    <a:prstGeom prst="rect">
+                      <a:avLst/>
+                    </a:prstGeom>
+                    <a:noFill/>
+                    <a:ln>
+                      <a:noFill/>
+                    </a:ln>
+                    <a:effectLst>
+                      <a:outerShdw blurRad="63500" sx="102000" sy="102000" algn="ctr" rotWithShape="0">
+                        <a:prstClr val="black">
+                          <a:alpha val="40000"/>
+                        </a:prstClr>
+                      </a:outerShdw>
+                    </a:effectLst>
+                  </pic:spPr>
+                </pic:pic>
+              </a:graphicData>
+            </a:graphic>
+          </wp:inline>
+        </w:drawing>
       </w:r>
     </w:p>
     <w:p>
@@ -11144,7 +12912,7 @@
                     </pic:cNvPicPr>
                   </pic:nvPicPr>
                   <pic:blipFill>
-                    <a:blip r:embed="rId16">
+                    <a:blip r:embed="rId29">
                       <a:extLst>
                         <a:ext uri="{28A0092B-C50C-407E-A947-70E740481C1C}">
                           <a14:useLocalDpi xmlns:a14="http://schemas.microsoft.com/office/drawing/2010/main" val="0"/>
@@ -11235,7 +13003,7 @@
                     </pic:cNvPicPr>
                   </pic:nvPicPr>
                   <pic:blipFill>
-                    <a:blip r:embed="rId17">
+                    <a:blip r:embed="rId30">
                       <a:extLst>
                         <a:ext uri="{28A0092B-C50C-407E-A947-70E740481C1C}">
                           <a14:useLocalDpi xmlns:a14="http://schemas.microsoft.com/office/drawing/2010/main" val="0"/>
@@ -11339,7 +13107,7 @@
                     </pic:cNvPicPr>
                   </pic:nvPicPr>
                   <pic:blipFill>
-                    <a:blip r:embed="rId18">
+                    <a:blip r:embed="rId31">
                       <a:extLst>
                         <a:ext uri="{28A0092B-C50C-407E-A947-70E740481C1C}">
                           <a14:useLocalDpi xmlns:a14="http://schemas.microsoft.com/office/drawing/2010/main" val="0"/>
@@ -11449,7 +13217,7 @@
                     </pic:cNvPicPr>
                   </pic:nvPicPr>
                   <pic:blipFill>
-                    <a:blip r:embed="rId19">
+                    <a:blip r:embed="rId32">
                       <a:extLst>
                         <a:ext uri="{28A0092B-C50C-407E-A947-70E740481C1C}">
                           <a14:useLocalDpi xmlns:a14="http://schemas.microsoft.com/office/drawing/2010/main" val="0"/>
@@ -11541,7 +13309,7 @@
                     </pic:cNvPicPr>
                   </pic:nvPicPr>
                   <pic:blipFill>
-                    <a:blip r:embed="rId20">
+                    <a:blip r:embed="rId33">
                       <a:extLst>
                         <a:ext uri="{28A0092B-C50C-407E-A947-70E740481C1C}">
                           <a14:useLocalDpi xmlns:a14="http://schemas.microsoft.com/office/drawing/2010/main" val="0"/>
@@ -11659,7 +13427,7 @@
                     </pic:cNvPicPr>
                   </pic:nvPicPr>
                   <pic:blipFill>
-                    <a:blip r:embed="rId21">
+                    <a:blip r:embed="rId34">
                       <a:extLst>
                         <a:ext uri="{28A0092B-C50C-407E-A947-70E740481C1C}">
                           <a14:useLocalDpi xmlns:a14="http://schemas.microsoft.com/office/drawing/2010/main" val="0"/>
@@ -11763,7 +13531,7 @@
                     </pic:cNvPicPr>
                   </pic:nvPicPr>
                   <pic:blipFill>
-                    <a:blip r:embed="rId22">
+                    <a:blip r:embed="rId35">
                       <a:extLst>
                         <a:ext uri="{28A0092B-C50C-407E-A947-70E740481C1C}">
                           <a14:useLocalDpi xmlns:a14="http://schemas.microsoft.com/office/drawing/2010/main" val="0"/>
@@ -11816,8 +13584,6 @@
       <w:r>
         <w:t>Di seguito, la descrizione generale del Class Diagram:</w:t>
       </w:r>
-      <w:bookmarkStart w:id="35" w:name="_GoBack"/>
-      <w:bookmarkEnd w:id="35"/>
     </w:p>
     <w:p>
       <w:pPr>
@@ -12028,57 +13794,6 @@
       </w:r>
       <w:r>
         <w:t>: Dettaglio di un ordine specifico, che collega un prodotto a un ordine, specificando quantità e prezzo.</w:t>
-      </w:r>
-    </w:p>
-    <w:p>
-      <w:pPr>
-        <w:pStyle w:val="Paragrafoelenco"/>
-        <w:numPr>
-          <w:ilvl w:val="0"/>
-          <w:numId w:val="32"/>
-        </w:numPr>
-        <w:spacing w:after="20"/>
-        <w:ind w:left="714" w:hanging="357"/>
-        <w:contextualSpacing w:val="0"/>
-      </w:pPr>
-      <w:r>
-        <w:rPr>
-          <w:b/>
-        </w:rPr>
-        <w:t>Cart</w:t>
-      </w:r>
-      <w:r>
-        <w:t>: Carrello di un cliente, associato al cliente stesso tramite il relativo customerId, con metodi per aggiungere, rimuovere</w:t>
-      </w:r>
-      <w:r>
-        <w:t xml:space="preserve"> </w:t>
-      </w:r>
-      <w:r>
-        <w:t>articoli e calcolare il totale</w:t>
-      </w:r>
-      <w:r>
-        <w:t>.</w:t>
-      </w:r>
-    </w:p>
-    <w:p>
-      <w:pPr>
-        <w:pStyle w:val="Paragrafoelenco"/>
-        <w:numPr>
-          <w:ilvl w:val="0"/>
-          <w:numId w:val="32"/>
-        </w:numPr>
-        <w:spacing w:after="20"/>
-        <w:ind w:left="714" w:hanging="357"/>
-        <w:contextualSpacing w:val="0"/>
-      </w:pPr>
-      <w:r>
-        <w:rPr>
-          <w:b/>
-        </w:rPr>
-        <w:t>CartItem</w:t>
-      </w:r>
-      <w:r>
-        <w:t>: Articolo presente in un carrello, con riferimento al prodotto, quantità e prezzo.</w:t>
       </w:r>
     </w:p>
     <w:p>
@@ -12153,6 +13868,19 @@
     </w:p>
     <w:p>
       <w:pPr>
+        <w:rPr>
+          <w:b/>
+        </w:rPr>
+      </w:pPr>
+      <w:r>
+        <w:rPr>
+          <w:b/>
+        </w:rPr>
+        <w:br w:type="page"/>
+      </w:r>
+    </w:p>
+    <w:p>
+      <w:pPr>
         <w:spacing w:after="17"/>
         <w:jc w:val="center"/>
         <w:rPr>
@@ -12162,13 +13890,14 @@
       <w:r>
         <w:rPr>
           <w:noProof/>
+          <w:lang w:val="it-IT"/>
         </w:rPr>
         <w:lastRenderedPageBreak/>
         <w:drawing>
-          <wp:inline distT="0" distB="0" distL="0" distR="0" wp14:anchorId="2997DC23" wp14:editId="38D1C956">
-            <wp:extent cx="5731764" cy="6313335"/>
-            <wp:effectExtent l="114300" t="133350" r="116840" b="125730"/>
-            <wp:docPr id="12" name="Immagine 12"/>
+          <wp:inline distT="0" distB="0" distL="0" distR="0" wp14:anchorId="3D9AB3F7" wp14:editId="5B228941">
+            <wp:extent cx="5984757" cy="6562725"/>
+            <wp:effectExtent l="114300" t="133350" r="111760" b="123825"/>
+            <wp:docPr id="1020921113" name="Immagine 15"/>
             <wp:cNvGraphicFramePr>
               <a:graphicFrameLocks xmlns:a="http://schemas.openxmlformats.org/drawingml/2006/main" noChangeAspect="1"/>
             </wp:cNvGraphicFramePr>
@@ -12176,13 +13905,13 @@
               <a:graphicData uri="http://schemas.openxmlformats.org/drawingml/2006/picture">
                 <pic:pic xmlns:pic="http://schemas.openxmlformats.org/drawingml/2006/picture">
                   <pic:nvPicPr>
-                    <pic:cNvPr id="0" name="Picture 2"/>
+                    <pic:cNvPr id="0" name="Picture 15"/>
                     <pic:cNvPicPr>
                       <a:picLocks noChangeAspect="1" noChangeArrowheads="1"/>
                     </pic:cNvPicPr>
                   </pic:nvPicPr>
                   <pic:blipFill>
-                    <a:blip r:embed="rId23">
+                    <a:blip r:embed="rId36" cstate="print">
                       <a:extLst>
                         <a:ext uri="{28A0092B-C50C-407E-A947-70E740481C1C}">
                           <a14:useLocalDpi xmlns:a14="http://schemas.microsoft.com/office/drawing/2010/main" val="0"/>
@@ -12197,7 +13926,7 @@
                   <pic:spPr bwMode="auto">
                     <a:xfrm>
                       <a:off x="0" y="0"/>
-                      <a:ext cx="5749593" cy="6332973"/>
+                      <a:ext cx="6013434" cy="6594172"/>
                     </a:xfrm>
                     <a:prstGeom prst="rect">
                       <a:avLst/>
@@ -12220,6 +13949,14 @@
           </wp:inline>
         </w:drawing>
       </w:r>
+    </w:p>
+    <w:p>
+      <w:pPr>
+        <w:spacing w:after="17"/>
+        <w:rPr>
+          <w:lang w:val="it-IT"/>
+        </w:rPr>
+      </w:pPr>
       <w:r>
         <w:rPr>
           <w:lang w:val="it-IT"/>
@@ -12234,104 +13971,104 @@
           <w:bottom w:val="single" w:sz="4" w:space="1" w:color="auto"/>
         </w:pBdr>
       </w:pPr>
-      <w:bookmarkStart w:id="36" w:name="_Toc461179222"/>
-      <w:bookmarkStart w:id="37" w:name="_Toc94790459"/>
-      <w:bookmarkStart w:id="38" w:name="_Toc189853867"/>
+      <w:bookmarkStart w:id="35" w:name="_Toc461179222"/>
+      <w:bookmarkStart w:id="36" w:name="_Toc94790459"/>
+      <w:bookmarkStart w:id="37" w:name="_Toc189853867"/>
       <w:r>
         <w:lastRenderedPageBreak/>
         <w:t>Implementazione</w:t>
       </w:r>
+      <w:bookmarkEnd w:id="35"/>
       <w:bookmarkEnd w:id="36"/>
       <w:bookmarkEnd w:id="37"/>
+    </w:p>
+    <w:p>
+      <w:r>
+        <w:t>In questo capitolo dovrà essere mostrato come è stato realizzato il lavoro. Questa parte può differenziarsi dalla progettazione in quanto il risultato ottenuto non per forza può essere come era stato progettato.</w:t>
+      </w:r>
+    </w:p>
+    <w:p>
+      <w:r>
+        <w:t xml:space="preserve">Sulla base di queste informazioni il lavoro svolto dovrà essere riproducibile. </w:t>
+      </w:r>
+    </w:p>
+    <w:p>
+      <w:r>
+        <w:t>In questa parte è richiesto l’inserimento di codice sorgente</w:t>
+      </w:r>
+      <w:r>
+        <w:t xml:space="preserve"> - </w:t>
+      </w:r>
+      <w:r>
+        <w:t>P</w:t>
+      </w:r>
+      <w:r>
+        <w:t xml:space="preserve">rint </w:t>
+      </w:r>
+      <w:r>
+        <w:t>S</w:t>
+      </w:r>
+      <w:r>
+        <w:t xml:space="preserve">creen </w:t>
+      </w:r>
+      <w:r>
+        <w:t xml:space="preserve">- </w:t>
+      </w:r>
+      <w:r>
+        <w:t>di maschere solamente per quei passaggi particolarmente significativi e/o critici.</w:t>
+      </w:r>
+    </w:p>
+    <w:p>
+      <w:r>
+        <w:t>Inoltre,</w:t>
+      </w:r>
+      <w:r>
+        <w:t xml:space="preserve"> dovranno essere descritte eventuali varianti di soluzione o scelte di prodotti con motivazione delle scelte.</w:t>
+      </w:r>
+    </w:p>
+    <w:p>
+      <w:r>
+        <w:t>Non deve apparire nessuna forma di guida d’uso di librerie o di componenti utilizzati. Eventualmente questa va allegata.</w:t>
+      </w:r>
+    </w:p>
+    <w:p>
+      <w:r>
+        <w:t>Per eventuali dettagli si possono inserire riferimenti ai diari.</w:t>
+      </w:r>
+    </w:p>
+    <w:p>
+      <w:pPr>
+        <w:pStyle w:val="Titolo1"/>
+        <w:rPr>
+          <w:lang w:val="it-IT"/>
+        </w:rPr>
+      </w:pPr>
+      <w:bookmarkStart w:id="38" w:name="_Toc461179223"/>
+      <w:bookmarkStart w:id="39" w:name="_Toc94790460"/>
+      <w:bookmarkStart w:id="40" w:name="_Toc189853868"/>
+      <w:r>
+        <w:rPr>
+          <w:lang w:val="it-IT"/>
+        </w:rPr>
+        <w:t>Test</w:t>
+      </w:r>
       <w:bookmarkEnd w:id="38"/>
-    </w:p>
-    <w:p>
-      <w:r>
-        <w:t>In questo capitolo dovrà essere mostrato come è stato realizzato il lavoro. Questa parte può differenziarsi dalla progettazione in quanto il risultato ottenuto non per forza può essere come era stato progettato.</w:t>
-      </w:r>
-    </w:p>
-    <w:p>
-      <w:r>
-        <w:t xml:space="preserve">Sulla base di queste informazioni il lavoro svolto dovrà essere riproducibile. </w:t>
-      </w:r>
-    </w:p>
-    <w:p>
-      <w:r>
-        <w:t>In questa parte è richiesto l’inserimento di codice sorgente</w:t>
-      </w:r>
-      <w:r>
-        <w:t xml:space="preserve"> - </w:t>
-      </w:r>
-      <w:r>
-        <w:t>P</w:t>
-      </w:r>
-      <w:r>
-        <w:t xml:space="preserve">rint </w:t>
-      </w:r>
-      <w:r>
-        <w:t>S</w:t>
-      </w:r>
-      <w:r>
-        <w:t xml:space="preserve">creen </w:t>
-      </w:r>
-      <w:r>
-        <w:t xml:space="preserve">- </w:t>
-      </w:r>
-      <w:r>
-        <w:t>di maschere solamente per quei passaggi particolarmente significativi e/o critici.</w:t>
-      </w:r>
-    </w:p>
-    <w:p>
-      <w:r>
-        <w:t>Inoltre,</w:t>
-      </w:r>
-      <w:r>
-        <w:t xml:space="preserve"> dovranno essere descritte eventuali varianti di soluzione o scelte di prodotti con motivazione delle scelte.</w:t>
-      </w:r>
-    </w:p>
-    <w:p>
-      <w:r>
-        <w:t>Non deve apparire nessuna forma di guida d’uso di librerie o di componenti utilizzati. Eventualmente questa va allegata.</w:t>
-      </w:r>
-    </w:p>
-    <w:p>
-      <w:r>
-        <w:t>Per eventuali dettagli si possono inserire riferimenti ai diari.</w:t>
-      </w:r>
-    </w:p>
-    <w:p>
-      <w:pPr>
-        <w:pStyle w:val="Titolo1"/>
-        <w:rPr>
-          <w:lang w:val="it-IT"/>
-        </w:rPr>
-      </w:pPr>
-      <w:bookmarkStart w:id="39" w:name="_Toc461179223"/>
-      <w:bookmarkStart w:id="40" w:name="_Toc94790460"/>
-      <w:bookmarkStart w:id="41" w:name="_Toc189853868"/>
-      <w:r>
-        <w:rPr>
-          <w:lang w:val="it-IT"/>
-        </w:rPr>
-        <w:t>Test</w:t>
-      </w:r>
       <w:bookmarkEnd w:id="39"/>
       <w:bookmarkEnd w:id="40"/>
+    </w:p>
+    <w:p>
+      <w:pPr>
+        <w:pStyle w:val="Titolo2"/>
+      </w:pPr>
+      <w:bookmarkStart w:id="41" w:name="_Toc461179224"/>
+      <w:bookmarkStart w:id="42" w:name="_Toc94790461"/>
+      <w:bookmarkStart w:id="43" w:name="_Toc189853869"/>
+      <w:r>
+        <w:t>Protocollo di test</w:t>
+      </w:r>
       <w:bookmarkEnd w:id="41"/>
-    </w:p>
-    <w:p>
-      <w:pPr>
-        <w:pStyle w:val="Titolo2"/>
-      </w:pPr>
-      <w:bookmarkStart w:id="42" w:name="_Toc461179224"/>
-      <w:bookmarkStart w:id="43" w:name="_Toc94790461"/>
-      <w:bookmarkStart w:id="44" w:name="_Toc189853869"/>
-      <w:r>
-        <w:t>Protocollo di test</w:t>
-      </w:r>
       <w:bookmarkEnd w:id="42"/>
       <w:bookmarkEnd w:id="43"/>
-      <w:bookmarkEnd w:id="44"/>
     </w:p>
     <w:p>
       <w:pPr>
@@ -13368,7 +15105,7 @@
           <w:lang w:val="fr-CH"/>
         </w:rPr>
       </w:pPr>
-      <w:bookmarkStart w:id="45" w:name="_Toc461179225"/>
+      <w:bookmarkStart w:id="44" w:name="_Toc461179225"/>
       <w:r>
         <w:rPr>
           <w:lang w:val="fr-CH"/>
@@ -13380,313 +15117,313 @@
       <w:pPr>
         <w:pStyle w:val="Titolo2"/>
       </w:pPr>
-      <w:bookmarkStart w:id="46" w:name="_Toc94790462"/>
-      <w:bookmarkStart w:id="47" w:name="_Toc189853870"/>
+      <w:bookmarkStart w:id="45" w:name="_Toc94790462"/>
+      <w:bookmarkStart w:id="46" w:name="_Toc189853870"/>
       <w:r>
         <w:lastRenderedPageBreak/>
         <w:t>Risultati test</w:t>
       </w:r>
+      <w:bookmarkEnd w:id="44"/>
       <w:bookmarkEnd w:id="45"/>
       <w:bookmarkEnd w:id="46"/>
+    </w:p>
+    <w:p>
+      <w:pPr>
+        <w:rPr>
+          <w:lang w:val="it-IT"/>
+        </w:rPr>
+      </w:pPr>
+      <w:r>
+        <w:rPr>
+          <w:lang w:val="it-IT"/>
+        </w:rPr>
+        <w:t>Tabella riassuntiva in cui si inseriscono i test riusciti e non del prodotto finale. Se un test non riesce e viene corretto l’errore, questo dovrà risultare nel documento finale come riuscito (la procedura della correzione apparirà nel diario), altrimenti dovrà essere descritto l’errore con eventuali ipotesi di correzione.</w:t>
+      </w:r>
+    </w:p>
+    <w:p>
+      <w:pPr>
+        <w:pStyle w:val="Titolo2"/>
+      </w:pPr>
+      <w:bookmarkStart w:id="47" w:name="_Toc461179226"/>
+      <w:bookmarkStart w:id="48" w:name="_Toc94790463"/>
+      <w:bookmarkStart w:id="49" w:name="_Toc189853871"/>
+      <w:r>
+        <w:t>Mancanze</w:t>
+      </w:r>
+      <w:r>
+        <w:t>/limitazioni conosciute</w:t>
+      </w:r>
       <w:bookmarkEnd w:id="47"/>
-    </w:p>
-    <w:p>
-      <w:pPr>
-        <w:rPr>
-          <w:lang w:val="it-IT"/>
-        </w:rPr>
-      </w:pPr>
-      <w:r>
-        <w:rPr>
-          <w:lang w:val="it-IT"/>
-        </w:rPr>
-        <w:t>Tabella riassuntiva in cui si inseriscono i test riusciti e non del prodotto finale. Se un test non riesce e viene corretto l’errore, questo dovrà risultare nel documento finale come riuscito (la procedura della correzione apparirà nel diario), altrimenti dovrà essere descritto l’errore con eventuali ipotesi di correzione.</w:t>
-      </w:r>
-    </w:p>
-    <w:p>
-      <w:pPr>
-        <w:pStyle w:val="Titolo2"/>
-      </w:pPr>
-      <w:bookmarkStart w:id="48" w:name="_Toc461179226"/>
-      <w:bookmarkStart w:id="49" w:name="_Toc94790463"/>
-      <w:bookmarkStart w:id="50" w:name="_Toc189853871"/>
-      <w:r>
-        <w:t>Mancanze</w:t>
-      </w:r>
-      <w:r>
-        <w:t>/limitazioni conosciute</w:t>
-      </w:r>
       <w:bookmarkEnd w:id="48"/>
       <w:bookmarkEnd w:id="49"/>
+    </w:p>
+    <w:p>
+      <w:pPr>
+        <w:rPr>
+          <w:lang w:val="it-IT"/>
+        </w:rPr>
+      </w:pPr>
+      <w:r>
+        <w:rPr>
+          <w:lang w:val="it-IT"/>
+        </w:rPr>
+        <w:t>Descrizione con motivazione di eventuali elementi mancanti o non completamente implementati, al di fuori dei test case. Non devono essere riportati gli errori e i problemi riscontrati e poi risolti durante il progetto.</w:t>
+      </w:r>
+    </w:p>
+    <w:p>
+      <w:pPr>
+        <w:pStyle w:val="Titolo1"/>
+        <w:rPr>
+          <w:lang w:val="it-IT"/>
+        </w:rPr>
+      </w:pPr>
+      <w:bookmarkStart w:id="50" w:name="_Toc461179227"/>
+      <w:bookmarkStart w:id="51" w:name="_Toc94790464"/>
+      <w:bookmarkStart w:id="52" w:name="_Toc189853872"/>
+      <w:r>
+        <w:rPr>
+          <w:lang w:val="it-IT"/>
+        </w:rPr>
+        <w:t>Consuntivo</w:t>
+      </w:r>
       <w:bookmarkEnd w:id="50"/>
-    </w:p>
-    <w:p>
-      <w:pPr>
-        <w:rPr>
-          <w:lang w:val="it-IT"/>
-        </w:rPr>
-      </w:pPr>
-      <w:r>
-        <w:rPr>
-          <w:lang w:val="it-IT"/>
-        </w:rPr>
-        <w:t>Descrizione con motivazione di eventuali elementi mancanti o non completamente implementati, al di fuori dei test case. Non devono essere riportati gli errori e i problemi riscontrati e poi risolti durante il progetto.</w:t>
-      </w:r>
-    </w:p>
-    <w:p>
-      <w:pPr>
-        <w:pStyle w:val="Titolo1"/>
-        <w:rPr>
-          <w:lang w:val="it-IT"/>
-        </w:rPr>
-      </w:pPr>
-      <w:bookmarkStart w:id="51" w:name="_Toc461179227"/>
-      <w:bookmarkStart w:id="52" w:name="_Toc94790464"/>
-      <w:bookmarkStart w:id="53" w:name="_Toc189853872"/>
-      <w:r>
-        <w:rPr>
-          <w:lang w:val="it-IT"/>
-        </w:rPr>
-        <w:t>Consuntivo</w:t>
-      </w:r>
       <w:bookmarkEnd w:id="51"/>
       <w:bookmarkEnd w:id="52"/>
+    </w:p>
+    <w:p>
+      <w:pPr>
+        <w:rPr>
+          <w:lang w:val="it-IT"/>
+        </w:rPr>
+      </w:pPr>
+      <w:r>
+        <w:rPr>
+          <w:lang w:val="it-IT"/>
+        </w:rPr>
+        <w:t>Consuntivo del tempo di lavoro effettivo e considerazioni riguardo le differenze rispetto alla pianificazione (cap</w:t>
+      </w:r>
+      <w:r>
+        <w:rPr>
+          <w:lang w:val="it-IT"/>
+        </w:rPr>
+        <w:t>.</w:t>
+      </w:r>
+      <w:r>
+        <w:rPr>
+          <w:lang w:val="it-IT"/>
+        </w:rPr>
+        <w:t xml:space="preserve"> 1.7) (ad esempio </w:t>
+      </w:r>
+      <w:proofErr w:type="spellStart"/>
+      <w:r>
+        <w:rPr>
+          <w:lang w:val="it-IT"/>
+        </w:rPr>
+        <w:t>Gan</w:t>
+      </w:r>
+      <w:r>
+        <w:rPr>
+          <w:lang w:val="it-IT"/>
+        </w:rPr>
+        <w:t>t</w:t>
+      </w:r>
+      <w:r>
+        <w:rPr>
+          <w:lang w:val="it-IT"/>
+        </w:rPr>
+        <w:t>t</w:t>
+      </w:r>
+      <w:proofErr w:type="spellEnd"/>
+      <w:r>
+        <w:rPr>
+          <w:lang w:val="it-IT"/>
+        </w:rPr>
+        <w:t xml:space="preserve"> consuntivo).</w:t>
+      </w:r>
+    </w:p>
+    <w:p>
+      <w:pPr>
+        <w:pStyle w:val="Titolo1"/>
+        <w:rPr>
+          <w:lang w:val="it-IT"/>
+        </w:rPr>
+      </w:pPr>
+      <w:bookmarkStart w:id="53" w:name="_Toc461179228"/>
+      <w:bookmarkStart w:id="54" w:name="_Toc94790465"/>
+      <w:bookmarkStart w:id="55" w:name="_Toc189853873"/>
+      <w:r>
+        <w:rPr>
+          <w:lang w:val="it-IT"/>
+        </w:rPr>
+        <w:t>Conclusioni</w:t>
+      </w:r>
       <w:bookmarkEnd w:id="53"/>
-    </w:p>
-    <w:p>
-      <w:pPr>
-        <w:rPr>
-          <w:lang w:val="it-IT"/>
-        </w:rPr>
-      </w:pPr>
-      <w:r>
-        <w:rPr>
-          <w:lang w:val="it-IT"/>
-        </w:rPr>
-        <w:t>Consuntivo del tempo di lavoro effettivo e considerazioni riguardo le differenze rispetto alla pianificazione (cap</w:t>
-      </w:r>
-      <w:r>
-        <w:rPr>
-          <w:lang w:val="it-IT"/>
-        </w:rPr>
-        <w:t>.</w:t>
-      </w:r>
-      <w:r>
-        <w:rPr>
-          <w:lang w:val="it-IT"/>
-        </w:rPr>
-        <w:t xml:space="preserve"> 1.7) (ad esempio </w:t>
-      </w:r>
-      <w:proofErr w:type="spellStart"/>
-      <w:r>
-        <w:rPr>
-          <w:lang w:val="it-IT"/>
-        </w:rPr>
-        <w:t>Gan</w:t>
-      </w:r>
-      <w:r>
-        <w:rPr>
-          <w:lang w:val="it-IT"/>
-        </w:rPr>
-        <w:t>t</w:t>
-      </w:r>
-      <w:r>
-        <w:rPr>
-          <w:lang w:val="it-IT"/>
-        </w:rPr>
-        <w:t>t</w:t>
-      </w:r>
-      <w:proofErr w:type="spellEnd"/>
-      <w:r>
-        <w:rPr>
-          <w:lang w:val="it-IT"/>
-        </w:rPr>
-        <w:t xml:space="preserve"> consuntivo).</w:t>
-      </w:r>
-    </w:p>
-    <w:p>
-      <w:pPr>
-        <w:pStyle w:val="Titolo1"/>
-        <w:rPr>
-          <w:lang w:val="it-IT"/>
-        </w:rPr>
-      </w:pPr>
-      <w:bookmarkStart w:id="54" w:name="_Toc461179228"/>
-      <w:bookmarkStart w:id="55" w:name="_Toc94790465"/>
-      <w:bookmarkStart w:id="56" w:name="_Toc189853873"/>
-      <w:r>
-        <w:rPr>
-          <w:lang w:val="it-IT"/>
-        </w:rPr>
-        <w:t>Conclusioni</w:t>
-      </w:r>
       <w:bookmarkEnd w:id="54"/>
       <w:bookmarkEnd w:id="55"/>
+    </w:p>
+    <w:p>
+      <w:pPr>
+        <w:rPr>
+          <w:lang w:val="it-IT"/>
+        </w:rPr>
+      </w:pPr>
+      <w:r>
+        <w:rPr>
+          <w:lang w:val="it-IT"/>
+        </w:rPr>
+        <w:t>Quali sono le implicazioni della mia soluzione? Che impatto avrà?</w:t>
+      </w:r>
+      <w:r>
+        <w:rPr>
+          <w:lang w:val="it-IT"/>
+        </w:rPr>
+        <w:t xml:space="preserve"> Cambierà il mondo? È un successo importante? È </w:t>
+      </w:r>
+      <w:r>
+        <w:rPr>
+          <w:lang w:val="it-IT"/>
+        </w:rPr>
+        <w:t>solo un</w:t>
+      </w:r>
+      <w:r>
+        <w:rPr>
+          <w:lang w:val="it-IT"/>
+        </w:rPr>
+        <w:t>’</w:t>
+      </w:r>
+      <w:r>
+        <w:rPr>
+          <w:lang w:val="it-IT"/>
+        </w:rPr>
+        <w:t>aggiunta</w:t>
+      </w:r>
+      <w:r>
+        <w:rPr>
+          <w:lang w:val="it-IT"/>
+        </w:rPr>
+        <w:t xml:space="preserve"> marginale o</w:t>
+      </w:r>
+      <w:r>
+        <w:rPr>
+          <w:lang w:val="it-IT"/>
+        </w:rPr>
+        <w:t xml:space="preserve"> è semplicemente servita per scoprire che questo percorso è</w:t>
+      </w:r>
+      <w:r>
+        <w:rPr>
+          <w:lang w:val="it-IT"/>
+        </w:rPr>
+        <w:t xml:space="preserve"> stato</w:t>
+      </w:r>
+      <w:r>
+        <w:rPr>
+          <w:lang w:val="it-IT"/>
+        </w:rPr>
+        <w:t xml:space="preserve"> una perdita di tempo? I ris</w:t>
+      </w:r>
+      <w:r>
+        <w:rPr>
+          <w:lang w:val="it-IT"/>
+        </w:rPr>
+        <w:t xml:space="preserve">ultati ottenuti sono generali, </w:t>
+      </w:r>
+      <w:r>
+        <w:rPr>
+          <w:lang w:val="it-IT"/>
+        </w:rPr>
+        <w:t>facilmente generalizzabili o sono specifici di un caso particolare?</w:t>
+      </w:r>
+      <w:r>
+        <w:rPr>
+          <w:lang w:val="it-IT"/>
+        </w:rPr>
+        <w:t xml:space="preserve"> ecc</w:t>
+      </w:r>
+      <w:r>
+        <w:rPr>
+          <w:lang w:val="it-IT"/>
+        </w:rPr>
+        <w:t>.</w:t>
+      </w:r>
+    </w:p>
+    <w:p>
+      <w:pPr>
+        <w:pStyle w:val="Titolo2"/>
+      </w:pPr>
+      <w:bookmarkStart w:id="56" w:name="_Toc461179229"/>
+      <w:bookmarkStart w:id="57" w:name="_Toc94790466"/>
+      <w:bookmarkStart w:id="58" w:name="_Toc189853874"/>
+      <w:r>
+        <w:t>Sviluppi futuri</w:t>
+      </w:r>
       <w:bookmarkEnd w:id="56"/>
-    </w:p>
-    <w:p>
-      <w:pPr>
-        <w:rPr>
-          <w:lang w:val="it-IT"/>
-        </w:rPr>
-      </w:pPr>
-      <w:r>
-        <w:rPr>
-          <w:lang w:val="it-IT"/>
-        </w:rPr>
-        <w:t>Quali sono le implicazioni della mia soluzione? Che impatto avrà?</w:t>
-      </w:r>
-      <w:r>
-        <w:rPr>
-          <w:lang w:val="it-IT"/>
-        </w:rPr>
-        <w:t xml:space="preserve"> Cambierà il mondo? È un successo importante? È </w:t>
-      </w:r>
-      <w:r>
-        <w:rPr>
-          <w:lang w:val="it-IT"/>
-        </w:rPr>
-        <w:t>solo un</w:t>
-      </w:r>
-      <w:r>
-        <w:rPr>
-          <w:lang w:val="it-IT"/>
-        </w:rPr>
-        <w:t>’</w:t>
-      </w:r>
-      <w:r>
-        <w:rPr>
-          <w:lang w:val="it-IT"/>
-        </w:rPr>
-        <w:t>aggiunta</w:t>
-      </w:r>
-      <w:r>
-        <w:rPr>
-          <w:lang w:val="it-IT"/>
-        </w:rPr>
-        <w:t xml:space="preserve"> marginale o</w:t>
-      </w:r>
-      <w:r>
-        <w:rPr>
-          <w:lang w:val="it-IT"/>
-        </w:rPr>
-        <w:t xml:space="preserve"> è semplicemente servita per scoprire che questo percorso è</w:t>
-      </w:r>
-      <w:r>
-        <w:rPr>
-          <w:lang w:val="it-IT"/>
-        </w:rPr>
-        <w:t xml:space="preserve"> stato</w:t>
-      </w:r>
-      <w:r>
-        <w:rPr>
-          <w:lang w:val="it-IT"/>
-        </w:rPr>
-        <w:t xml:space="preserve"> una perdita di tempo? I ris</w:t>
-      </w:r>
-      <w:r>
-        <w:rPr>
-          <w:lang w:val="it-IT"/>
-        </w:rPr>
-        <w:t xml:space="preserve">ultati ottenuti sono generali, </w:t>
-      </w:r>
-      <w:r>
-        <w:rPr>
-          <w:lang w:val="it-IT"/>
-        </w:rPr>
-        <w:t>facilmente generalizzabili o sono specifici di un caso particolare?</w:t>
-      </w:r>
-      <w:r>
-        <w:rPr>
-          <w:lang w:val="it-IT"/>
-        </w:rPr>
-        <w:t xml:space="preserve"> ecc</w:t>
-      </w:r>
-      <w:r>
-        <w:rPr>
-          <w:lang w:val="it-IT"/>
-        </w:rPr>
-        <w:t>.</w:t>
-      </w:r>
-    </w:p>
-    <w:p>
-      <w:pPr>
-        <w:pStyle w:val="Titolo2"/>
-      </w:pPr>
-      <w:bookmarkStart w:id="57" w:name="_Toc461179229"/>
-      <w:bookmarkStart w:id="58" w:name="_Toc94790466"/>
-      <w:bookmarkStart w:id="59" w:name="_Toc189853874"/>
-      <w:r>
-        <w:t>Sviluppi futuri</w:t>
-      </w:r>
       <w:bookmarkEnd w:id="57"/>
       <w:bookmarkEnd w:id="58"/>
+    </w:p>
+    <w:p>
+      <w:pPr>
+        <w:rPr>
+          <w:lang w:val="it-IT"/>
+        </w:rPr>
+      </w:pPr>
+      <w:r>
+        <w:rPr>
+          <w:lang w:val="it-IT"/>
+        </w:rPr>
+        <w:t>Migliorie o estensioni che possono essere sviluppate sul prodotto.</w:t>
+      </w:r>
+    </w:p>
+    <w:p>
+      <w:pPr>
+        <w:pStyle w:val="Titolo2"/>
+      </w:pPr>
+      <w:bookmarkStart w:id="59" w:name="_Toc461179230"/>
+      <w:bookmarkStart w:id="60" w:name="_Toc94790467"/>
+      <w:bookmarkStart w:id="61" w:name="_Toc189853875"/>
+      <w:r>
+        <w:t>Considerazioni personali</w:t>
+      </w:r>
       <w:bookmarkEnd w:id="59"/>
-    </w:p>
-    <w:p>
-      <w:pPr>
-        <w:rPr>
-          <w:lang w:val="it-IT"/>
-        </w:rPr>
-      </w:pPr>
-      <w:r>
-        <w:rPr>
-          <w:lang w:val="it-IT"/>
-        </w:rPr>
-        <w:t>Migliorie o estensioni che possono essere sviluppate sul prodotto.</w:t>
-      </w:r>
-    </w:p>
-    <w:p>
-      <w:pPr>
-        <w:pStyle w:val="Titolo2"/>
-      </w:pPr>
-      <w:bookmarkStart w:id="60" w:name="_Toc461179230"/>
-      <w:bookmarkStart w:id="61" w:name="_Toc94790467"/>
-      <w:bookmarkStart w:id="62" w:name="_Toc189853875"/>
-      <w:r>
-        <w:t>Considerazioni personali</w:t>
-      </w:r>
       <w:bookmarkEnd w:id="60"/>
       <w:bookmarkEnd w:id="61"/>
+    </w:p>
+    <w:p>
+      <w:pPr>
+        <w:rPr>
+          <w:lang w:val="it-IT"/>
+        </w:rPr>
+      </w:pPr>
+      <w:r>
+        <w:rPr>
+          <w:lang w:val="it-IT"/>
+        </w:rPr>
+        <w:t>Cosa ho imparato in questo progetto? ecc</w:t>
+      </w:r>
+      <w:r>
+        <w:rPr>
+          <w:lang w:val="it-IT"/>
+        </w:rPr>
+        <w:t>.</w:t>
+      </w:r>
+    </w:p>
+    <w:p>
+      <w:pPr>
+        <w:pStyle w:val="Titolo1"/>
+        <w:rPr>
+          <w:lang w:val="it-IT"/>
+        </w:rPr>
+      </w:pPr>
+      <w:bookmarkStart w:id="62" w:name="_Toc94790468"/>
+      <w:bookmarkStart w:id="63" w:name="_Toc189853876"/>
+      <w:bookmarkStart w:id="64" w:name="_Toc461179232"/>
+      <w:r>
+        <w:rPr>
+          <w:lang w:val="it-IT"/>
+        </w:rPr>
+        <w:t>Glossario</w:t>
+      </w:r>
       <w:bookmarkEnd w:id="62"/>
-    </w:p>
-    <w:p>
-      <w:pPr>
-        <w:rPr>
-          <w:lang w:val="it-IT"/>
-        </w:rPr>
-      </w:pPr>
-      <w:r>
-        <w:rPr>
-          <w:lang w:val="it-IT"/>
-        </w:rPr>
-        <w:t>Cosa ho imparato in questo progetto? ecc</w:t>
-      </w:r>
-      <w:r>
-        <w:rPr>
-          <w:lang w:val="it-IT"/>
-        </w:rPr>
-        <w:t>.</w:t>
-      </w:r>
-    </w:p>
-    <w:p>
-      <w:pPr>
-        <w:pStyle w:val="Titolo1"/>
-        <w:rPr>
-          <w:lang w:val="it-IT"/>
-        </w:rPr>
-      </w:pPr>
-      <w:bookmarkStart w:id="63" w:name="_Toc94790468"/>
-      <w:bookmarkStart w:id="64" w:name="_Toc189853876"/>
-      <w:bookmarkStart w:id="65" w:name="_Toc461179232"/>
-      <w:r>
-        <w:rPr>
-          <w:lang w:val="it-IT"/>
-        </w:rPr>
-        <w:t>Glossario</w:t>
-      </w:r>
       <w:bookmarkEnd w:id="63"/>
-      <w:bookmarkEnd w:id="64"/>
     </w:p>
     <w:p>
       <w:pPr>
@@ -13912,7 +15649,7 @@
           <w:lang w:val="it-IT"/>
         </w:rPr>
       </w:pPr>
-      <w:bookmarkStart w:id="66" w:name="_Toc94790469"/>
+      <w:bookmarkStart w:id="65" w:name="_Toc94790469"/>
       <w:r>
         <w:rPr>
           <w:lang w:val="it-IT"/>
@@ -13927,7 +15664,7 @@
           <w:lang w:val="it-IT"/>
         </w:rPr>
       </w:pPr>
-      <w:bookmarkStart w:id="67" w:name="_Toc189853877"/>
+      <w:bookmarkStart w:id="66" w:name="_Toc189853877"/>
       <w:r>
         <w:rPr>
           <w:lang w:val="it-IT"/>
@@ -13935,21 +15672,21 @@
         <w:lastRenderedPageBreak/>
         <w:t>Bibliografia</w:t>
       </w:r>
+      <w:bookmarkEnd w:id="65"/>
       <w:bookmarkEnd w:id="66"/>
+    </w:p>
+    <w:p>
+      <w:pPr>
+        <w:pStyle w:val="Titolo2"/>
+      </w:pPr>
+      <w:bookmarkStart w:id="67" w:name="_Toc94790470"/>
+      <w:bookmarkStart w:id="68" w:name="_Toc189853878"/>
+      <w:r>
+        <w:t>Bibliografia per articoli di riviste:</w:t>
+      </w:r>
+      <w:bookmarkEnd w:id="64"/>
       <w:bookmarkEnd w:id="67"/>
-    </w:p>
-    <w:p>
-      <w:pPr>
-        <w:pStyle w:val="Titolo2"/>
-      </w:pPr>
-      <w:bookmarkStart w:id="68" w:name="_Toc94790470"/>
-      <w:bookmarkStart w:id="69" w:name="_Toc189853878"/>
-      <w:r>
-        <w:t>Bibliografia per articoli di riviste:</w:t>
-      </w:r>
-      <w:bookmarkEnd w:id="65"/>
       <w:bookmarkEnd w:id="68"/>
-      <w:bookmarkEnd w:id="69"/>
     </w:p>
     <w:p>
       <w:pPr>
@@ -14058,15 +15795,15 @@
       <w:pPr>
         <w:pStyle w:val="Titolo2"/>
       </w:pPr>
-      <w:bookmarkStart w:id="70" w:name="_Toc461179233"/>
-      <w:bookmarkStart w:id="71" w:name="_Toc94790471"/>
-      <w:bookmarkStart w:id="72" w:name="_Toc189853879"/>
+      <w:bookmarkStart w:id="69" w:name="_Toc461179233"/>
+      <w:bookmarkStart w:id="70" w:name="_Toc94790471"/>
+      <w:bookmarkStart w:id="71" w:name="_Toc189853879"/>
       <w:r>
         <w:t>Bibliografia per libri</w:t>
       </w:r>
+      <w:bookmarkEnd w:id="69"/>
       <w:bookmarkEnd w:id="70"/>
       <w:bookmarkEnd w:id="71"/>
-      <w:bookmarkEnd w:id="72"/>
     </w:p>
     <w:p>
       <w:pPr>
@@ -14191,20 +15928,20 @@
           <w:lang w:val="it-IT"/>
         </w:rPr>
       </w:pPr>
-      <w:bookmarkStart w:id="73" w:name="_Toc461179234"/>
+      <w:bookmarkStart w:id="72" w:name="_Toc461179234"/>
     </w:p>
     <w:p>
       <w:pPr>
         <w:pStyle w:val="Titolo2"/>
       </w:pPr>
-      <w:bookmarkStart w:id="74" w:name="_Toc94790472"/>
-      <w:bookmarkStart w:id="75" w:name="_Toc189853880"/>
+      <w:bookmarkStart w:id="73" w:name="_Toc94790472"/>
+      <w:bookmarkStart w:id="74" w:name="_Toc189853880"/>
       <w:r>
         <w:t>Sitografia</w:t>
       </w:r>
+      <w:bookmarkEnd w:id="72"/>
       <w:bookmarkEnd w:id="73"/>
       <w:bookmarkEnd w:id="74"/>
-      <w:bookmarkEnd w:id="75"/>
     </w:p>
     <w:p>
       <w:pPr>
@@ -14362,18 +16099,18 @@
           <w:lang w:val="it-IT"/>
         </w:rPr>
       </w:pPr>
-      <w:bookmarkStart w:id="76" w:name="_Toc461179235"/>
-      <w:bookmarkStart w:id="77" w:name="_Toc94790473"/>
-      <w:bookmarkStart w:id="78" w:name="_Toc189853881"/>
+      <w:bookmarkStart w:id="75" w:name="_Toc461179235"/>
+      <w:bookmarkStart w:id="76" w:name="_Toc94790473"/>
+      <w:bookmarkStart w:id="77" w:name="_Toc189853881"/>
       <w:r>
         <w:rPr>
           <w:lang w:val="it-IT"/>
         </w:rPr>
         <w:t>Allegati</w:t>
       </w:r>
+      <w:bookmarkEnd w:id="75"/>
       <w:bookmarkEnd w:id="76"/>
       <w:bookmarkEnd w:id="77"/>
-      <w:bookmarkEnd w:id="78"/>
     </w:p>
     <w:p>
       <w:pPr>
@@ -14546,10 +16283,10 @@
       </w:pPr>
     </w:p>
     <w:sectPr>
-      <w:headerReference w:type="default" r:id="rId24"/>
-      <w:footerReference w:type="default" r:id="rId25"/>
-      <w:headerReference w:type="first" r:id="rId26"/>
-      <w:footerReference w:type="first" r:id="rId27"/>
+      <w:headerReference w:type="default" r:id="rId37"/>
+      <w:footerReference w:type="default" r:id="rId38"/>
+      <w:headerReference w:type="first" r:id="rId39"/>
+      <w:footerReference w:type="first" r:id="rId40"/>
       <w:pgSz w:w="11906" w:h="16838"/>
       <w:pgMar w:top="1985" w:right="1134" w:bottom="1418" w:left="1134" w:header="567" w:footer="567" w:gutter="0"/>
       <w:pgNumType w:start="1"/>
@@ -14561,7 +16298,7 @@
 </file>
 
 <file path=word/endnotes.xml><?xml version="1.0" encoding="utf-8"?>
-<w:endnotes xmlns:wpc="http://schemas.microsoft.com/office/word/2010/wordprocessingCanvas" xmlns:cx="http://schemas.microsoft.com/office/drawing/2014/chartex" xmlns:cx1="http://schemas.microsoft.com/office/drawing/2015/9/8/chartex" xmlns:cx2="http://schemas.microsoft.com/office/drawing/2015/10/21/chartex" xmlns:cx3="http://schemas.microsoft.com/office/drawing/2016/5/9/chartex" xmlns:cx4="http://schemas.microsoft.com/office/drawing/2016/5/10/chartex" xmlns:cx5="http://schemas.microsoft.com/office/drawing/2016/5/11/chartex" xmlns:cx6="http://schemas.microsoft.com/office/drawing/2016/5/12/chartex" xmlns:cx7="http://schemas.microsoft.com/office/drawing/2016/5/13/chartex" xmlns:cx8="http://schemas.microsoft.com/office/drawing/2016/5/14/chartex" xmlns:mc="http://schemas.openxmlformats.org/markup-compatibility/2006" xmlns:aink="http://schemas.microsoft.com/office/drawing/2016/ink" xmlns:am3d="http://schemas.microsoft.com/office/drawing/2017/model3d" xmlns:o="urn:schemas-microsoft-com:office:office" xmlns:r="http://schemas.openxmlformats.org/officeDocument/2006/relationships" xmlns:m="http://schemas.openxmlformats.org/officeDocument/2006/math" xmlns:v="urn:schemas-microsoft-com:vml" xmlns:wp14="http://schemas.microsoft.com/office/word/2010/wordprocessingDrawing" xmlns:wp="http://schemas.openxmlformats.org/drawingml/2006/wordprocessingDrawing" xmlns:w10="urn:schemas-microsoft-com:office:word" xmlns:w="http://schemas.openxmlformats.org/wordprocessingml/2006/main" xmlns:w14="http://schemas.microsoft.com/office/word/2010/wordml" xmlns:w15="http://schemas.microsoft.com/office/word/2012/wordml" xmlns:w16cid="http://schemas.microsoft.com/office/word/2016/wordml/cid" xmlns:w16se="http://schemas.microsoft.com/office/word/2015/wordml/symex" xmlns:wpg="http://schemas.microsoft.com/office/word/2010/wordprocessingGroup" xmlns:wpi="http://schemas.microsoft.com/office/word/2010/wordprocessingInk" xmlns:wne="http://schemas.microsoft.com/office/word/2006/wordml" xmlns:wps="http://schemas.microsoft.com/office/word/2010/wordprocessingShape" mc:Ignorable="w14 w15 w16se w16cid wp14">
+<w:endnotes xmlns:wpc="http://schemas.microsoft.com/office/word/2010/wordprocessingCanvas" xmlns:cx="http://schemas.microsoft.com/office/drawing/2014/chartex" xmlns:cx1="http://schemas.microsoft.com/office/drawing/2015/9/8/chartex" xmlns:cx2="http://schemas.microsoft.com/office/drawing/2015/10/21/chartex" xmlns:cx3="http://schemas.microsoft.com/office/drawing/2016/5/9/chartex" xmlns:cx4="http://schemas.microsoft.com/office/drawing/2016/5/10/chartex" xmlns:cx5="http://schemas.microsoft.com/office/drawing/2016/5/11/chartex" xmlns:cx6="http://schemas.microsoft.com/office/drawing/2016/5/12/chartex" xmlns:cx7="http://schemas.microsoft.com/office/drawing/2016/5/13/chartex" xmlns:cx8="http://schemas.microsoft.com/office/drawing/2016/5/14/chartex" xmlns:mc="http://schemas.openxmlformats.org/markup-compatibility/2006" xmlns:aink="http://schemas.microsoft.com/office/drawing/2016/ink" xmlns:am3d="http://schemas.microsoft.com/office/drawing/2017/model3d" xmlns:o="urn:schemas-microsoft-com:office:office" xmlns:oel="http://schemas.microsoft.com/office/2019/extlst" xmlns:r="http://schemas.openxmlformats.org/officeDocument/2006/relationships" xmlns:m="http://schemas.openxmlformats.org/officeDocument/2006/math" xmlns:v="urn:schemas-microsoft-com:vml" xmlns:wp14="http://schemas.microsoft.com/office/word/2010/wordprocessingDrawing" xmlns:wp="http://schemas.openxmlformats.org/drawingml/2006/wordprocessingDrawing" xmlns:w10="urn:schemas-microsoft-com:office:word" xmlns:w="http://schemas.openxmlformats.org/wordprocessingml/2006/main" xmlns:w14="http://schemas.microsoft.com/office/word/2010/wordml" xmlns:w15="http://schemas.microsoft.com/office/word/2012/wordml" xmlns:w16cex="http://schemas.microsoft.com/office/word/2018/wordml/cex" xmlns:w16cid="http://schemas.microsoft.com/office/word/2016/wordml/cid" xmlns:w16="http://schemas.microsoft.com/office/word/2018/wordml" xmlns:w16du="http://schemas.microsoft.com/office/word/2023/wordml/word16du" xmlns:w16sdtdh="http://schemas.microsoft.com/office/word/2020/wordml/sdtdatahash" xmlns:w16sdtfl="http://schemas.microsoft.com/office/word/2024/wordml/sdtformatlock" xmlns:w16se="http://schemas.microsoft.com/office/word/2015/wordml/symex" xmlns:wpg="http://schemas.microsoft.com/office/word/2010/wordprocessingGroup" xmlns:wpi="http://schemas.microsoft.com/office/word/2010/wordprocessingInk" xmlns:wne="http://schemas.microsoft.com/office/word/2006/wordml" xmlns:wps="http://schemas.microsoft.com/office/word/2010/wordprocessingShape" mc:Ignorable="w14 w15 w16se w16cid w16 w16cex w16sdtdh w16sdtfl w16du wp14">
   <w:endnote w:type="separator" w:id="-1">
     <w:p>
       <w:r>
@@ -14580,7 +16317,7 @@
 </file>
 
 <file path=word/footer1.xml><?xml version="1.0" encoding="utf-8"?>
-<w:ftr xmlns:wpc="http://schemas.microsoft.com/office/word/2010/wordprocessingCanvas" xmlns:cx="http://schemas.microsoft.com/office/drawing/2014/chartex" xmlns:cx1="http://schemas.microsoft.com/office/drawing/2015/9/8/chartex" xmlns:cx2="http://schemas.microsoft.com/office/drawing/2015/10/21/chartex" xmlns:cx3="http://schemas.microsoft.com/office/drawing/2016/5/9/chartex" xmlns:cx4="http://schemas.microsoft.com/office/drawing/2016/5/10/chartex" xmlns:cx5="http://schemas.microsoft.com/office/drawing/2016/5/11/chartex" xmlns:cx6="http://schemas.microsoft.com/office/drawing/2016/5/12/chartex" xmlns:cx7="http://schemas.microsoft.com/office/drawing/2016/5/13/chartex" xmlns:cx8="http://schemas.microsoft.com/office/drawing/2016/5/14/chartex" xmlns:mc="http://schemas.openxmlformats.org/markup-compatibility/2006" xmlns:aink="http://schemas.microsoft.com/office/drawing/2016/ink" xmlns:am3d="http://schemas.microsoft.com/office/drawing/2017/model3d" xmlns:o="urn:schemas-microsoft-com:office:office" xmlns:r="http://schemas.openxmlformats.org/officeDocument/2006/relationships" xmlns:m="http://schemas.openxmlformats.org/officeDocument/2006/math" xmlns:v="urn:schemas-microsoft-com:vml" xmlns:wp14="http://schemas.microsoft.com/office/word/2010/wordprocessingDrawing" xmlns:wp="http://schemas.openxmlformats.org/drawingml/2006/wordprocessingDrawing" xmlns:w10="urn:schemas-microsoft-com:office:word" xmlns:w="http://schemas.openxmlformats.org/wordprocessingml/2006/main" xmlns:w14="http://schemas.microsoft.com/office/word/2010/wordml" xmlns:w15="http://schemas.microsoft.com/office/word/2012/wordml" xmlns:w16cid="http://schemas.microsoft.com/office/word/2016/wordml/cid" xmlns:w16se="http://schemas.microsoft.com/office/word/2015/wordml/symex" xmlns:wpg="http://schemas.microsoft.com/office/word/2010/wordprocessingGroup" xmlns:wpi="http://schemas.microsoft.com/office/word/2010/wordprocessingInk" xmlns:wne="http://schemas.microsoft.com/office/word/2006/wordml" xmlns:wps="http://schemas.microsoft.com/office/word/2010/wordprocessingShape" mc:Ignorable="w14 w15 w16se w16cid wp14">
+<w:ftr xmlns:wpc="http://schemas.microsoft.com/office/word/2010/wordprocessingCanvas" xmlns:cx="http://schemas.microsoft.com/office/drawing/2014/chartex" xmlns:cx1="http://schemas.microsoft.com/office/drawing/2015/9/8/chartex" xmlns:cx2="http://schemas.microsoft.com/office/drawing/2015/10/21/chartex" xmlns:cx3="http://schemas.microsoft.com/office/drawing/2016/5/9/chartex" xmlns:cx4="http://schemas.microsoft.com/office/drawing/2016/5/10/chartex" xmlns:cx5="http://schemas.microsoft.com/office/drawing/2016/5/11/chartex" xmlns:cx6="http://schemas.microsoft.com/office/drawing/2016/5/12/chartex" xmlns:cx7="http://schemas.microsoft.com/office/drawing/2016/5/13/chartex" xmlns:cx8="http://schemas.microsoft.com/office/drawing/2016/5/14/chartex" xmlns:mc="http://schemas.openxmlformats.org/markup-compatibility/2006" xmlns:aink="http://schemas.microsoft.com/office/drawing/2016/ink" xmlns:am3d="http://schemas.microsoft.com/office/drawing/2017/model3d" xmlns:o="urn:schemas-microsoft-com:office:office" xmlns:oel="http://schemas.microsoft.com/office/2019/extlst" xmlns:r="http://schemas.openxmlformats.org/officeDocument/2006/relationships" xmlns:m="http://schemas.openxmlformats.org/officeDocument/2006/math" xmlns:v="urn:schemas-microsoft-com:vml" xmlns:wp14="http://schemas.microsoft.com/office/word/2010/wordprocessingDrawing" xmlns:wp="http://schemas.openxmlformats.org/drawingml/2006/wordprocessingDrawing" xmlns:w10="urn:schemas-microsoft-com:office:word" xmlns:w="http://schemas.openxmlformats.org/wordprocessingml/2006/main" xmlns:w14="http://schemas.microsoft.com/office/word/2010/wordml" xmlns:w15="http://schemas.microsoft.com/office/word/2012/wordml" xmlns:w16cex="http://schemas.microsoft.com/office/word/2018/wordml/cex" xmlns:w16cid="http://schemas.microsoft.com/office/word/2016/wordml/cid" xmlns:w16="http://schemas.microsoft.com/office/word/2018/wordml" xmlns:w16du="http://schemas.microsoft.com/office/word/2023/wordml/word16du" xmlns:w16sdtdh="http://schemas.microsoft.com/office/word/2020/wordml/sdtdatahash" xmlns:w16sdtfl="http://schemas.microsoft.com/office/word/2024/wordml/sdtformatlock" xmlns:w16se="http://schemas.microsoft.com/office/word/2015/wordml/symex" xmlns:wpg="http://schemas.microsoft.com/office/word/2010/wordprocessingGroup" xmlns:wpi="http://schemas.microsoft.com/office/word/2010/wordprocessingInk" xmlns:wne="http://schemas.microsoft.com/office/word/2006/wordml" xmlns:wps="http://schemas.microsoft.com/office/word/2010/wordprocessingShape" mc:Ignorable="w14 w15 w16se w16cid w16 w16cex w16sdtdh w16sdtfl w16du wp14">
   <w:p>
     <w:pPr>
       <w:pStyle w:val="Pidipagina"/>
@@ -14684,7 +16421,7 @@
 </file>
 
 <file path=word/footer2.xml><?xml version="1.0" encoding="utf-8"?>
-<w:ftr xmlns:wpc="http://schemas.microsoft.com/office/word/2010/wordprocessingCanvas" xmlns:cx="http://schemas.microsoft.com/office/drawing/2014/chartex" xmlns:cx1="http://schemas.microsoft.com/office/drawing/2015/9/8/chartex" xmlns:cx2="http://schemas.microsoft.com/office/drawing/2015/10/21/chartex" xmlns:cx3="http://schemas.microsoft.com/office/drawing/2016/5/9/chartex" xmlns:cx4="http://schemas.microsoft.com/office/drawing/2016/5/10/chartex" xmlns:cx5="http://schemas.microsoft.com/office/drawing/2016/5/11/chartex" xmlns:cx6="http://schemas.microsoft.com/office/drawing/2016/5/12/chartex" xmlns:cx7="http://schemas.microsoft.com/office/drawing/2016/5/13/chartex" xmlns:cx8="http://schemas.microsoft.com/office/drawing/2016/5/14/chartex" xmlns:mc="http://schemas.openxmlformats.org/markup-compatibility/2006" xmlns:aink="http://schemas.microsoft.com/office/drawing/2016/ink" xmlns:am3d="http://schemas.microsoft.com/office/drawing/2017/model3d" xmlns:o="urn:schemas-microsoft-com:office:office" xmlns:r="http://schemas.openxmlformats.org/officeDocument/2006/relationships" xmlns:m="http://schemas.openxmlformats.org/officeDocument/2006/math" xmlns:v="urn:schemas-microsoft-com:vml" xmlns:wp14="http://schemas.microsoft.com/office/word/2010/wordprocessingDrawing" xmlns:wp="http://schemas.openxmlformats.org/drawingml/2006/wordprocessingDrawing" xmlns:w10="urn:schemas-microsoft-com:office:word" xmlns:w="http://schemas.openxmlformats.org/wordprocessingml/2006/main" xmlns:w14="http://schemas.microsoft.com/office/word/2010/wordml" xmlns:w15="http://schemas.microsoft.com/office/word/2012/wordml" xmlns:w16cid="http://schemas.microsoft.com/office/word/2016/wordml/cid" xmlns:w16se="http://schemas.microsoft.com/office/word/2015/wordml/symex" xmlns:wpg="http://schemas.microsoft.com/office/word/2010/wordprocessingGroup" xmlns:wpi="http://schemas.microsoft.com/office/word/2010/wordprocessingInk" xmlns:wne="http://schemas.microsoft.com/office/word/2006/wordml" xmlns:wps="http://schemas.microsoft.com/office/word/2010/wordprocessingShape" mc:Ignorable="w14 w15 w16se w16cid wp14">
+<w:ftr xmlns:wpc="http://schemas.microsoft.com/office/word/2010/wordprocessingCanvas" xmlns:cx="http://schemas.microsoft.com/office/drawing/2014/chartex" xmlns:cx1="http://schemas.microsoft.com/office/drawing/2015/9/8/chartex" xmlns:cx2="http://schemas.microsoft.com/office/drawing/2015/10/21/chartex" xmlns:cx3="http://schemas.microsoft.com/office/drawing/2016/5/9/chartex" xmlns:cx4="http://schemas.microsoft.com/office/drawing/2016/5/10/chartex" xmlns:cx5="http://schemas.microsoft.com/office/drawing/2016/5/11/chartex" xmlns:cx6="http://schemas.microsoft.com/office/drawing/2016/5/12/chartex" xmlns:cx7="http://schemas.microsoft.com/office/drawing/2016/5/13/chartex" xmlns:cx8="http://schemas.microsoft.com/office/drawing/2016/5/14/chartex" xmlns:mc="http://schemas.openxmlformats.org/markup-compatibility/2006" xmlns:aink="http://schemas.microsoft.com/office/drawing/2016/ink" xmlns:am3d="http://schemas.microsoft.com/office/drawing/2017/model3d" xmlns:o="urn:schemas-microsoft-com:office:office" xmlns:oel="http://schemas.microsoft.com/office/2019/extlst" xmlns:r="http://schemas.openxmlformats.org/officeDocument/2006/relationships" xmlns:m="http://schemas.openxmlformats.org/officeDocument/2006/math" xmlns:v="urn:schemas-microsoft-com:vml" xmlns:wp14="http://schemas.microsoft.com/office/word/2010/wordprocessingDrawing" xmlns:wp="http://schemas.openxmlformats.org/drawingml/2006/wordprocessingDrawing" xmlns:w10="urn:schemas-microsoft-com:office:word" xmlns:w="http://schemas.openxmlformats.org/wordprocessingml/2006/main" xmlns:w14="http://schemas.microsoft.com/office/word/2010/wordml" xmlns:w15="http://schemas.microsoft.com/office/word/2012/wordml" xmlns:w16cex="http://schemas.microsoft.com/office/word/2018/wordml/cex" xmlns:w16cid="http://schemas.microsoft.com/office/word/2016/wordml/cid" xmlns:w16="http://schemas.microsoft.com/office/word/2018/wordml" xmlns:w16du="http://schemas.microsoft.com/office/word/2023/wordml/word16du" xmlns:w16sdtdh="http://schemas.microsoft.com/office/word/2020/wordml/sdtdatahash" xmlns:w16sdtfl="http://schemas.microsoft.com/office/word/2024/wordml/sdtformatlock" xmlns:w16se="http://schemas.microsoft.com/office/word/2015/wordml/symex" xmlns:wpg="http://schemas.microsoft.com/office/word/2010/wordprocessingGroup" xmlns:wpi="http://schemas.microsoft.com/office/word/2010/wordprocessingInk" xmlns:wne="http://schemas.microsoft.com/office/word/2006/wordml" xmlns:wps="http://schemas.microsoft.com/office/word/2010/wordprocessingShape" mc:Ignorable="w14 w15 w16se w16cid w16 w16cex w16sdtdh w16sdtfl w16du wp14">
   <w:tbl>
     <w:tblPr>
       <w:tblW w:w="0" w:type="auto"/>
@@ -14919,7 +16656,7 @@
 </file>
 
 <file path=word/footnotes.xml><?xml version="1.0" encoding="utf-8"?>
-<w:footnotes xmlns:wpc="http://schemas.microsoft.com/office/word/2010/wordprocessingCanvas" xmlns:cx="http://schemas.microsoft.com/office/drawing/2014/chartex" xmlns:cx1="http://schemas.microsoft.com/office/drawing/2015/9/8/chartex" xmlns:cx2="http://schemas.microsoft.com/office/drawing/2015/10/21/chartex" xmlns:cx3="http://schemas.microsoft.com/office/drawing/2016/5/9/chartex" xmlns:cx4="http://schemas.microsoft.com/office/drawing/2016/5/10/chartex" xmlns:cx5="http://schemas.microsoft.com/office/drawing/2016/5/11/chartex" xmlns:cx6="http://schemas.microsoft.com/office/drawing/2016/5/12/chartex" xmlns:cx7="http://schemas.microsoft.com/office/drawing/2016/5/13/chartex" xmlns:cx8="http://schemas.microsoft.com/office/drawing/2016/5/14/chartex" xmlns:mc="http://schemas.openxmlformats.org/markup-compatibility/2006" xmlns:aink="http://schemas.microsoft.com/office/drawing/2016/ink" xmlns:am3d="http://schemas.microsoft.com/office/drawing/2017/model3d" xmlns:o="urn:schemas-microsoft-com:office:office" xmlns:r="http://schemas.openxmlformats.org/officeDocument/2006/relationships" xmlns:m="http://schemas.openxmlformats.org/officeDocument/2006/math" xmlns:v="urn:schemas-microsoft-com:vml" xmlns:wp14="http://schemas.microsoft.com/office/word/2010/wordprocessingDrawing" xmlns:wp="http://schemas.openxmlformats.org/drawingml/2006/wordprocessingDrawing" xmlns:w10="urn:schemas-microsoft-com:office:word" xmlns:w="http://schemas.openxmlformats.org/wordprocessingml/2006/main" xmlns:w14="http://schemas.microsoft.com/office/word/2010/wordml" xmlns:w15="http://schemas.microsoft.com/office/word/2012/wordml" xmlns:w16cid="http://schemas.microsoft.com/office/word/2016/wordml/cid" xmlns:w16se="http://schemas.microsoft.com/office/word/2015/wordml/symex" xmlns:wpg="http://schemas.microsoft.com/office/word/2010/wordprocessingGroup" xmlns:wpi="http://schemas.microsoft.com/office/word/2010/wordprocessingInk" xmlns:wne="http://schemas.microsoft.com/office/word/2006/wordml" xmlns:wps="http://schemas.microsoft.com/office/word/2010/wordprocessingShape" mc:Ignorable="w14 w15 w16se w16cid wp14">
+<w:footnotes xmlns:wpc="http://schemas.microsoft.com/office/word/2010/wordprocessingCanvas" xmlns:cx="http://schemas.microsoft.com/office/drawing/2014/chartex" xmlns:cx1="http://schemas.microsoft.com/office/drawing/2015/9/8/chartex" xmlns:cx2="http://schemas.microsoft.com/office/drawing/2015/10/21/chartex" xmlns:cx3="http://schemas.microsoft.com/office/drawing/2016/5/9/chartex" xmlns:cx4="http://schemas.microsoft.com/office/drawing/2016/5/10/chartex" xmlns:cx5="http://schemas.microsoft.com/office/drawing/2016/5/11/chartex" xmlns:cx6="http://schemas.microsoft.com/office/drawing/2016/5/12/chartex" xmlns:cx7="http://schemas.microsoft.com/office/drawing/2016/5/13/chartex" xmlns:cx8="http://schemas.microsoft.com/office/drawing/2016/5/14/chartex" xmlns:mc="http://schemas.openxmlformats.org/markup-compatibility/2006" xmlns:aink="http://schemas.microsoft.com/office/drawing/2016/ink" xmlns:am3d="http://schemas.microsoft.com/office/drawing/2017/model3d" xmlns:o="urn:schemas-microsoft-com:office:office" xmlns:oel="http://schemas.microsoft.com/office/2019/extlst" xmlns:r="http://schemas.openxmlformats.org/officeDocument/2006/relationships" xmlns:m="http://schemas.openxmlformats.org/officeDocument/2006/math" xmlns:v="urn:schemas-microsoft-com:vml" xmlns:wp14="http://schemas.microsoft.com/office/word/2010/wordprocessingDrawing" xmlns:wp="http://schemas.openxmlformats.org/drawingml/2006/wordprocessingDrawing" xmlns:w10="urn:schemas-microsoft-com:office:word" xmlns:w="http://schemas.openxmlformats.org/wordprocessingml/2006/main" xmlns:w14="http://schemas.microsoft.com/office/word/2010/wordml" xmlns:w15="http://schemas.microsoft.com/office/word/2012/wordml" xmlns:w16cex="http://schemas.microsoft.com/office/word/2018/wordml/cex" xmlns:w16cid="http://schemas.microsoft.com/office/word/2016/wordml/cid" xmlns:w16="http://schemas.microsoft.com/office/word/2018/wordml" xmlns:w16du="http://schemas.microsoft.com/office/word/2023/wordml/word16du" xmlns:w16sdtdh="http://schemas.microsoft.com/office/word/2020/wordml/sdtdatahash" xmlns:w16sdtfl="http://schemas.microsoft.com/office/word/2024/wordml/sdtformatlock" xmlns:w16se="http://schemas.microsoft.com/office/word/2015/wordml/symex" xmlns:wpg="http://schemas.microsoft.com/office/word/2010/wordprocessingGroup" xmlns:wpi="http://schemas.microsoft.com/office/word/2010/wordprocessingInk" xmlns:wne="http://schemas.microsoft.com/office/word/2006/wordml" xmlns:wps="http://schemas.microsoft.com/office/word/2010/wordprocessingShape" mc:Ignorable="w14 w15 w16se w16cid w16 w16cex w16sdtdh w16sdtfl w16du wp14">
   <w:footnote w:type="separator" w:id="-1">
     <w:p>
       <w:r>
@@ -14938,7 +16675,7 @@
 </file>
 
 <file path=word/header1.xml><?xml version="1.0" encoding="utf-8"?>
-<w:hdr xmlns:wpc="http://schemas.microsoft.com/office/word/2010/wordprocessingCanvas" xmlns:cx="http://schemas.microsoft.com/office/drawing/2014/chartex" xmlns:cx1="http://schemas.microsoft.com/office/drawing/2015/9/8/chartex" xmlns:cx2="http://schemas.microsoft.com/office/drawing/2015/10/21/chartex" xmlns:cx3="http://schemas.microsoft.com/office/drawing/2016/5/9/chartex" xmlns:cx4="http://schemas.microsoft.com/office/drawing/2016/5/10/chartex" xmlns:cx5="http://schemas.microsoft.com/office/drawing/2016/5/11/chartex" xmlns:cx6="http://schemas.microsoft.com/office/drawing/2016/5/12/chartex" xmlns:cx7="http://schemas.microsoft.com/office/drawing/2016/5/13/chartex" xmlns:cx8="http://schemas.microsoft.com/office/drawing/2016/5/14/chartex" xmlns:mc="http://schemas.openxmlformats.org/markup-compatibility/2006" xmlns:aink="http://schemas.microsoft.com/office/drawing/2016/ink" xmlns:am3d="http://schemas.microsoft.com/office/drawing/2017/model3d" xmlns:o="urn:schemas-microsoft-com:office:office" xmlns:r="http://schemas.openxmlformats.org/officeDocument/2006/relationships" xmlns:m="http://schemas.openxmlformats.org/officeDocument/2006/math" xmlns:v="urn:schemas-microsoft-com:vml" xmlns:wp14="http://schemas.microsoft.com/office/word/2010/wordprocessingDrawing" xmlns:wp="http://schemas.openxmlformats.org/drawingml/2006/wordprocessingDrawing" xmlns:w10="urn:schemas-microsoft-com:office:word" xmlns:w="http://schemas.openxmlformats.org/wordprocessingml/2006/main" xmlns:w14="http://schemas.microsoft.com/office/word/2010/wordml" xmlns:w15="http://schemas.microsoft.com/office/word/2012/wordml" xmlns:w16cid="http://schemas.microsoft.com/office/word/2016/wordml/cid" xmlns:w16se="http://schemas.microsoft.com/office/word/2015/wordml/symex" xmlns:wpg="http://schemas.microsoft.com/office/word/2010/wordprocessingGroup" xmlns:wpi="http://schemas.microsoft.com/office/word/2010/wordprocessingInk" xmlns:wne="http://schemas.microsoft.com/office/word/2006/wordml" xmlns:wps="http://schemas.microsoft.com/office/word/2010/wordprocessingShape" mc:Ignorable="w14 w15 w16se w16cid wp14">
+<w:hdr xmlns:wpc="http://schemas.microsoft.com/office/word/2010/wordprocessingCanvas" xmlns:cx="http://schemas.microsoft.com/office/drawing/2014/chartex" xmlns:cx1="http://schemas.microsoft.com/office/drawing/2015/9/8/chartex" xmlns:cx2="http://schemas.microsoft.com/office/drawing/2015/10/21/chartex" xmlns:cx3="http://schemas.microsoft.com/office/drawing/2016/5/9/chartex" xmlns:cx4="http://schemas.microsoft.com/office/drawing/2016/5/10/chartex" xmlns:cx5="http://schemas.microsoft.com/office/drawing/2016/5/11/chartex" xmlns:cx6="http://schemas.microsoft.com/office/drawing/2016/5/12/chartex" xmlns:cx7="http://schemas.microsoft.com/office/drawing/2016/5/13/chartex" xmlns:cx8="http://schemas.microsoft.com/office/drawing/2016/5/14/chartex" xmlns:mc="http://schemas.openxmlformats.org/markup-compatibility/2006" xmlns:aink="http://schemas.microsoft.com/office/drawing/2016/ink" xmlns:am3d="http://schemas.microsoft.com/office/drawing/2017/model3d" xmlns:o="urn:schemas-microsoft-com:office:office" xmlns:oel="http://schemas.microsoft.com/office/2019/extlst" xmlns:r="http://schemas.openxmlformats.org/officeDocument/2006/relationships" xmlns:m="http://schemas.openxmlformats.org/officeDocument/2006/math" xmlns:v="urn:schemas-microsoft-com:vml" xmlns:wp14="http://schemas.microsoft.com/office/word/2010/wordprocessingDrawing" xmlns:wp="http://schemas.openxmlformats.org/drawingml/2006/wordprocessingDrawing" xmlns:w10="urn:schemas-microsoft-com:office:word" xmlns:w="http://schemas.openxmlformats.org/wordprocessingml/2006/main" xmlns:w14="http://schemas.microsoft.com/office/word/2010/wordml" xmlns:w15="http://schemas.microsoft.com/office/word/2012/wordml" xmlns:w16cex="http://schemas.microsoft.com/office/word/2018/wordml/cex" xmlns:w16cid="http://schemas.microsoft.com/office/word/2016/wordml/cid" xmlns:w16="http://schemas.microsoft.com/office/word/2018/wordml" xmlns:w16du="http://schemas.microsoft.com/office/word/2023/wordml/word16du" xmlns:w16sdtdh="http://schemas.microsoft.com/office/word/2020/wordml/sdtdatahash" xmlns:w16sdtfl="http://schemas.microsoft.com/office/word/2024/wordml/sdtformatlock" xmlns:w16se="http://schemas.microsoft.com/office/word/2015/wordml/symex" xmlns:wpg="http://schemas.microsoft.com/office/word/2010/wordprocessingGroup" xmlns:wpi="http://schemas.microsoft.com/office/word/2010/wordprocessingInk" xmlns:wne="http://schemas.microsoft.com/office/word/2006/wordml" xmlns:wps="http://schemas.microsoft.com/office/word/2010/wordprocessingShape" mc:Ignorable="w14 w15 w16se w16cid w16 w16cex w16sdtdh w16sdtfl w16du wp14">
   <w:tbl>
     <w:tblPr>
       <w:tblW w:w="9639" w:type="dxa"/>
@@ -15309,7 +17046,7 @@
 </file>
 
 <file path=word/header2.xml><?xml version="1.0" encoding="utf-8"?>
-<w:hdr xmlns:wpc="http://schemas.microsoft.com/office/word/2010/wordprocessingCanvas" xmlns:cx="http://schemas.microsoft.com/office/drawing/2014/chartex" xmlns:cx1="http://schemas.microsoft.com/office/drawing/2015/9/8/chartex" xmlns:cx2="http://schemas.microsoft.com/office/drawing/2015/10/21/chartex" xmlns:cx3="http://schemas.microsoft.com/office/drawing/2016/5/9/chartex" xmlns:cx4="http://schemas.microsoft.com/office/drawing/2016/5/10/chartex" xmlns:cx5="http://schemas.microsoft.com/office/drawing/2016/5/11/chartex" xmlns:cx6="http://schemas.microsoft.com/office/drawing/2016/5/12/chartex" xmlns:cx7="http://schemas.microsoft.com/office/drawing/2016/5/13/chartex" xmlns:cx8="http://schemas.microsoft.com/office/drawing/2016/5/14/chartex" xmlns:mc="http://schemas.openxmlformats.org/markup-compatibility/2006" xmlns:aink="http://schemas.microsoft.com/office/drawing/2016/ink" xmlns:am3d="http://schemas.microsoft.com/office/drawing/2017/model3d" xmlns:o="urn:schemas-microsoft-com:office:office" xmlns:r="http://schemas.openxmlformats.org/officeDocument/2006/relationships" xmlns:m="http://schemas.openxmlformats.org/officeDocument/2006/math" xmlns:v="urn:schemas-microsoft-com:vml" xmlns:wp14="http://schemas.microsoft.com/office/word/2010/wordprocessingDrawing" xmlns:wp="http://schemas.openxmlformats.org/drawingml/2006/wordprocessingDrawing" xmlns:w10="urn:schemas-microsoft-com:office:word" xmlns:w="http://schemas.openxmlformats.org/wordprocessingml/2006/main" xmlns:w14="http://schemas.microsoft.com/office/word/2010/wordml" xmlns:w15="http://schemas.microsoft.com/office/word/2012/wordml" xmlns:w16cid="http://schemas.microsoft.com/office/word/2016/wordml/cid" xmlns:w16se="http://schemas.microsoft.com/office/word/2015/wordml/symex" xmlns:wpg="http://schemas.microsoft.com/office/word/2010/wordprocessingGroup" xmlns:wpi="http://schemas.microsoft.com/office/word/2010/wordprocessingInk" xmlns:wne="http://schemas.microsoft.com/office/word/2006/wordml" xmlns:wps="http://schemas.microsoft.com/office/word/2010/wordprocessingShape" mc:Ignorable="w14 w15 w16se w16cid wp14">
+<w:hdr xmlns:wpc="http://schemas.microsoft.com/office/word/2010/wordprocessingCanvas" xmlns:cx="http://schemas.microsoft.com/office/drawing/2014/chartex" xmlns:cx1="http://schemas.microsoft.com/office/drawing/2015/9/8/chartex" xmlns:cx2="http://schemas.microsoft.com/office/drawing/2015/10/21/chartex" xmlns:cx3="http://schemas.microsoft.com/office/drawing/2016/5/9/chartex" xmlns:cx4="http://schemas.microsoft.com/office/drawing/2016/5/10/chartex" xmlns:cx5="http://schemas.microsoft.com/office/drawing/2016/5/11/chartex" xmlns:cx6="http://schemas.microsoft.com/office/drawing/2016/5/12/chartex" xmlns:cx7="http://schemas.microsoft.com/office/drawing/2016/5/13/chartex" xmlns:cx8="http://schemas.microsoft.com/office/drawing/2016/5/14/chartex" xmlns:mc="http://schemas.openxmlformats.org/markup-compatibility/2006" xmlns:aink="http://schemas.microsoft.com/office/drawing/2016/ink" xmlns:am3d="http://schemas.microsoft.com/office/drawing/2017/model3d" xmlns:o="urn:schemas-microsoft-com:office:office" xmlns:oel="http://schemas.microsoft.com/office/2019/extlst" xmlns:r="http://schemas.openxmlformats.org/officeDocument/2006/relationships" xmlns:m="http://schemas.openxmlformats.org/officeDocument/2006/math" xmlns:v="urn:schemas-microsoft-com:vml" xmlns:wp14="http://schemas.microsoft.com/office/word/2010/wordprocessingDrawing" xmlns:wp="http://schemas.openxmlformats.org/drawingml/2006/wordprocessingDrawing" xmlns:w10="urn:schemas-microsoft-com:office:word" xmlns:w="http://schemas.openxmlformats.org/wordprocessingml/2006/main" xmlns:w14="http://schemas.microsoft.com/office/word/2010/wordml" xmlns:w15="http://schemas.microsoft.com/office/word/2012/wordml" xmlns:w16cex="http://schemas.microsoft.com/office/word/2018/wordml/cex" xmlns:w16cid="http://schemas.microsoft.com/office/word/2016/wordml/cid" xmlns:w16="http://schemas.microsoft.com/office/word/2018/wordml" xmlns:w16du="http://schemas.microsoft.com/office/word/2023/wordml/word16du" xmlns:w16sdtdh="http://schemas.microsoft.com/office/word/2020/wordml/sdtdatahash" xmlns:w16sdtfl="http://schemas.microsoft.com/office/word/2024/wordml/sdtformatlock" xmlns:w16se="http://schemas.microsoft.com/office/word/2015/wordml/symex" xmlns:wpg="http://schemas.microsoft.com/office/word/2010/wordprocessingGroup" xmlns:wpi="http://schemas.microsoft.com/office/word/2010/wordprocessingInk" xmlns:wne="http://schemas.microsoft.com/office/word/2006/wordml" xmlns:wps="http://schemas.microsoft.com/office/word/2010/wordprocessingShape" mc:Ignorable="w14 w15 w16se w16cid w16 w16cex w16sdtdh w16sdtfl w16du wp14">
   <w:tbl>
     <w:tblPr>
       <w:tblW w:w="9644" w:type="dxa"/>
@@ -15532,7 +17269,7 @@
 </file>
 
 <file path=word/numbering.xml><?xml version="1.0" encoding="utf-8"?>
-<w:numbering xmlns:wpc="http://schemas.microsoft.com/office/word/2010/wordprocessingCanvas" xmlns:cx="http://schemas.microsoft.com/office/drawing/2014/chartex" xmlns:cx1="http://schemas.microsoft.com/office/drawing/2015/9/8/chartex" xmlns:cx2="http://schemas.microsoft.com/office/drawing/2015/10/21/chartex" xmlns:cx3="http://schemas.microsoft.com/office/drawing/2016/5/9/chartex" xmlns:cx4="http://schemas.microsoft.com/office/drawing/2016/5/10/chartex" xmlns:cx5="http://schemas.microsoft.com/office/drawing/2016/5/11/chartex" xmlns:cx6="http://schemas.microsoft.com/office/drawing/2016/5/12/chartex" xmlns:cx7="http://schemas.microsoft.com/office/drawing/2016/5/13/chartex" xmlns:cx8="http://schemas.microsoft.com/office/drawing/2016/5/14/chartex" xmlns:mc="http://schemas.openxmlformats.org/markup-compatibility/2006" xmlns:aink="http://schemas.microsoft.com/office/drawing/2016/ink" xmlns:am3d="http://schemas.microsoft.com/office/drawing/2017/model3d" xmlns:o="urn:schemas-microsoft-com:office:office" xmlns:r="http://schemas.openxmlformats.org/officeDocument/2006/relationships" xmlns:m="http://schemas.openxmlformats.org/officeDocument/2006/math" xmlns:v="urn:schemas-microsoft-com:vml" xmlns:wp14="http://schemas.microsoft.com/office/word/2010/wordprocessingDrawing" xmlns:wp="http://schemas.openxmlformats.org/drawingml/2006/wordprocessingDrawing" xmlns:w10="urn:schemas-microsoft-com:office:word" xmlns:w="http://schemas.openxmlformats.org/wordprocessingml/2006/main" xmlns:w14="http://schemas.microsoft.com/office/word/2010/wordml" xmlns:w15="http://schemas.microsoft.com/office/word/2012/wordml" xmlns:w16cid="http://schemas.microsoft.com/office/word/2016/wordml/cid" xmlns:w16se="http://schemas.microsoft.com/office/word/2015/wordml/symex" xmlns:wpg="http://schemas.microsoft.com/office/word/2010/wordprocessingGroup" xmlns:wpi="http://schemas.microsoft.com/office/word/2010/wordprocessingInk" xmlns:wne="http://schemas.microsoft.com/office/word/2006/wordml" xmlns:wps="http://schemas.microsoft.com/office/word/2010/wordprocessingShape" mc:Ignorable="w14 w15 w16se w16cid wp14">
+<w:numbering xmlns:wpc="http://schemas.microsoft.com/office/word/2010/wordprocessingCanvas" xmlns:cx="http://schemas.microsoft.com/office/drawing/2014/chartex" xmlns:cx1="http://schemas.microsoft.com/office/drawing/2015/9/8/chartex" xmlns:cx2="http://schemas.microsoft.com/office/drawing/2015/10/21/chartex" xmlns:cx3="http://schemas.microsoft.com/office/drawing/2016/5/9/chartex" xmlns:cx4="http://schemas.microsoft.com/office/drawing/2016/5/10/chartex" xmlns:cx5="http://schemas.microsoft.com/office/drawing/2016/5/11/chartex" xmlns:cx6="http://schemas.microsoft.com/office/drawing/2016/5/12/chartex" xmlns:cx7="http://schemas.microsoft.com/office/drawing/2016/5/13/chartex" xmlns:cx8="http://schemas.microsoft.com/office/drawing/2016/5/14/chartex" xmlns:mc="http://schemas.openxmlformats.org/markup-compatibility/2006" xmlns:aink="http://schemas.microsoft.com/office/drawing/2016/ink" xmlns:am3d="http://schemas.microsoft.com/office/drawing/2017/model3d" xmlns:o="urn:schemas-microsoft-com:office:office" xmlns:oel="http://schemas.microsoft.com/office/2019/extlst" xmlns:r="http://schemas.openxmlformats.org/officeDocument/2006/relationships" xmlns:m="http://schemas.openxmlformats.org/officeDocument/2006/math" xmlns:v="urn:schemas-microsoft-com:vml" xmlns:wp14="http://schemas.microsoft.com/office/word/2010/wordprocessingDrawing" xmlns:wp="http://schemas.openxmlformats.org/drawingml/2006/wordprocessingDrawing" xmlns:w10="urn:schemas-microsoft-com:office:word" xmlns:w="http://schemas.openxmlformats.org/wordprocessingml/2006/main" xmlns:w14="http://schemas.microsoft.com/office/word/2010/wordml" xmlns:w15="http://schemas.microsoft.com/office/word/2012/wordml" xmlns:w16cex="http://schemas.microsoft.com/office/word/2018/wordml/cex" xmlns:w16cid="http://schemas.microsoft.com/office/word/2016/wordml/cid" xmlns:w16="http://schemas.microsoft.com/office/word/2018/wordml" xmlns:w16du="http://schemas.microsoft.com/office/word/2023/wordml/word16du" xmlns:w16sdtdh="http://schemas.microsoft.com/office/word/2020/wordml/sdtdatahash" xmlns:w16sdtfl="http://schemas.microsoft.com/office/word/2024/wordml/sdtformatlock" xmlns:w16se="http://schemas.microsoft.com/office/word/2015/wordml/symex" xmlns:wpg="http://schemas.microsoft.com/office/word/2010/wordprocessingGroup" xmlns:wpi="http://schemas.microsoft.com/office/word/2010/wordprocessingInk" xmlns:wne="http://schemas.microsoft.com/office/word/2006/wordml" xmlns:wps="http://schemas.microsoft.com/office/word/2010/wordprocessingShape" mc:Ignorable="w14 w15 w16se w16cid w16 w16cex w16sdtdh w16sdtfl w16du wp14">
   <w:abstractNum w:abstractNumId="0" w15:restartNumberingAfterBreak="0">
     <w:nsid w:val="0801489A"/>
     <w:multiLevelType w:val="hybridMultilevel"/>
@@ -18398,82 +20135,82 @@
       </w:rPr>
     </w:lvl>
   </w:abstractNum>
-  <w:num w:numId="1">
+  <w:num w:numId="1" w16cid:durableId="1918245856">
     <w:abstractNumId w:val="12"/>
   </w:num>
-  <w:num w:numId="2">
+  <w:num w:numId="2" w16cid:durableId="1702583502">
     <w:abstractNumId w:val="3"/>
   </w:num>
-  <w:num w:numId="3">
+  <w:num w:numId="3" w16cid:durableId="277026334">
     <w:abstractNumId w:val="7"/>
   </w:num>
-  <w:num w:numId="4">
+  <w:num w:numId="4" w16cid:durableId="1242837316">
     <w:abstractNumId w:val="1"/>
   </w:num>
-  <w:num w:numId="5">
+  <w:num w:numId="5" w16cid:durableId="371655948">
     <w:abstractNumId w:val="4"/>
   </w:num>
-  <w:num w:numId="6">
+  <w:num w:numId="6" w16cid:durableId="1959287837">
     <w:abstractNumId w:val="14"/>
   </w:num>
-  <w:num w:numId="7">
+  <w:num w:numId="7" w16cid:durableId="609822067">
     <w:abstractNumId w:val="8"/>
   </w:num>
-  <w:num w:numId="8">
+  <w:num w:numId="8" w16cid:durableId="1817069421">
     <w:abstractNumId w:val="15"/>
   </w:num>
-  <w:num w:numId="9">
+  <w:num w:numId="9" w16cid:durableId="2132900702">
     <w:abstractNumId w:val="0"/>
   </w:num>
-  <w:num w:numId="10">
+  <w:num w:numId="10" w16cid:durableId="1745836711">
     <w:abstractNumId w:val="17"/>
   </w:num>
-  <w:num w:numId="11">
+  <w:num w:numId="11" w16cid:durableId="446581746">
     <w:abstractNumId w:val="20"/>
   </w:num>
-  <w:num w:numId="12">
+  <w:num w:numId="12" w16cid:durableId="727068887">
     <w:abstractNumId w:val="5"/>
   </w:num>
-  <w:num w:numId="13">
+  <w:num w:numId="13" w16cid:durableId="1992754877">
     <w:abstractNumId w:val="2"/>
   </w:num>
-  <w:num w:numId="14">
+  <w:num w:numId="14" w16cid:durableId="1858689313">
     <w:abstractNumId w:val="21"/>
   </w:num>
-  <w:num w:numId="15">
+  <w:num w:numId="15" w16cid:durableId="1603226133">
     <w:abstractNumId w:val="6"/>
   </w:num>
-  <w:num w:numId="16">
+  <w:num w:numId="16" w16cid:durableId="764158570">
     <w:abstractNumId w:val="12"/>
   </w:num>
-  <w:num w:numId="17">
+  <w:num w:numId="17" w16cid:durableId="92240964">
     <w:abstractNumId w:val="16"/>
   </w:num>
-  <w:num w:numId="18">
+  <w:num w:numId="18" w16cid:durableId="154995472">
     <w:abstractNumId w:val="12"/>
   </w:num>
-  <w:num w:numId="19">
+  <w:num w:numId="19" w16cid:durableId="1810634208">
     <w:abstractNumId w:val="12"/>
   </w:num>
-  <w:num w:numId="20">
+  <w:num w:numId="20" w16cid:durableId="1145775257">
     <w:abstractNumId w:val="12"/>
   </w:num>
-  <w:num w:numId="21">
+  <w:num w:numId="21" w16cid:durableId="1458256722">
     <w:abstractNumId w:val="12"/>
   </w:num>
-  <w:num w:numId="22">
+  <w:num w:numId="22" w16cid:durableId="568729599">
     <w:abstractNumId w:val="12"/>
   </w:num>
-  <w:num w:numId="23">
+  <w:num w:numId="23" w16cid:durableId="485826221">
     <w:abstractNumId w:val="13"/>
   </w:num>
-  <w:num w:numId="24">
+  <w:num w:numId="24" w16cid:durableId="403796699">
     <w:abstractNumId w:val="12"/>
   </w:num>
-  <w:num w:numId="25">
+  <w:num w:numId="25" w16cid:durableId="1943226066">
     <w:abstractNumId w:val="12"/>
   </w:num>
-  <w:num w:numId="26">
+  <w:num w:numId="26" w16cid:durableId="1844658039">
     <w:abstractNumId w:val="12"/>
     <w:lvlOverride w:ilvl="0">
       <w:startOverride w:val="2"/>
@@ -18482,22 +20219,22 @@
       <w:startOverride w:val="3"/>
     </w:lvlOverride>
   </w:num>
-  <w:num w:numId="27">
+  <w:num w:numId="27" w16cid:durableId="182137840">
     <w:abstractNumId w:val="18"/>
   </w:num>
-  <w:num w:numId="28">
+  <w:num w:numId="28" w16cid:durableId="1592395874">
     <w:abstractNumId w:val="10"/>
   </w:num>
-  <w:num w:numId="29">
+  <w:num w:numId="29" w16cid:durableId="1266689899">
     <w:abstractNumId w:val="11"/>
   </w:num>
-  <w:num w:numId="30">
+  <w:num w:numId="30" w16cid:durableId="409934579">
     <w:abstractNumId w:val="9"/>
   </w:num>
-  <w:num w:numId="31">
+  <w:num w:numId="31" w16cid:durableId="2046980024">
     <w:abstractNumId w:val="19"/>
   </w:num>
-  <w:num w:numId="32">
+  <w:num w:numId="32" w16cid:durableId="920261766">
     <w:abstractNumId w:val="22"/>
   </w:num>
   <w:numIdMacAtCleanup w:val="14"/>
@@ -18505,7 +20242,7 @@
 </file>
 
 <file path=word/styles.xml><?xml version="1.0" encoding="utf-8"?>
-<w:styles xmlns:mc="http://schemas.openxmlformats.org/markup-compatibility/2006" xmlns:r="http://schemas.openxmlformats.org/officeDocument/2006/relationships" xmlns:w="http://schemas.openxmlformats.org/wordprocessingml/2006/main" xmlns:w14="http://schemas.microsoft.com/office/word/2010/wordml" xmlns:w15="http://schemas.microsoft.com/office/word/2012/wordml" xmlns:w16cid="http://schemas.microsoft.com/office/word/2016/wordml/cid" xmlns:w16se="http://schemas.microsoft.com/office/word/2015/wordml/symex" mc:Ignorable="w14 w15 w16se w16cid">
+<w:styles xmlns:mc="http://schemas.openxmlformats.org/markup-compatibility/2006" xmlns:r="http://schemas.openxmlformats.org/officeDocument/2006/relationships" xmlns:w="http://schemas.openxmlformats.org/wordprocessingml/2006/main" xmlns:w14="http://schemas.microsoft.com/office/word/2010/wordml" xmlns:w15="http://schemas.microsoft.com/office/word/2012/wordml" xmlns:w16cex="http://schemas.microsoft.com/office/word/2018/wordml/cex" xmlns:w16cid="http://schemas.microsoft.com/office/word/2016/wordml/cid" xmlns:w16="http://schemas.microsoft.com/office/word/2018/wordml" xmlns:w16du="http://schemas.microsoft.com/office/word/2023/wordml/word16du" xmlns:w16sdtdh="http://schemas.microsoft.com/office/word/2020/wordml/sdtdatahash" xmlns:w16sdtfl="http://schemas.microsoft.com/office/word/2024/wordml/sdtformatlock" xmlns:w16se="http://schemas.microsoft.com/office/word/2015/wordml/symex" mc:Ignorable="w14 w15 w16se w16cid w16 w16cex w16sdtdh w16sdtfl w16du">
   <w:docDefaults>
     <w:rPrDefault>
       <w:rPr>
@@ -18515,7 +20252,7 @@
     </w:rPrDefault>
     <w:pPrDefault/>
   </w:docDefaults>
-  <w:latentStyles w:defLockedState="0" w:defUIPriority="99" w:defSemiHidden="0" w:defUnhideWhenUsed="0" w:defQFormat="0" w:count="375">
+  <w:latentStyles w:defLockedState="0" w:defUIPriority="99" w:defSemiHidden="0" w:defUnhideWhenUsed="0" w:defQFormat="0" w:count="376">
     <w:lsdException w:name="Normal" w:uiPriority="0" w:qFormat="1"/>
     <w:lsdException w:name="heading 1" w:uiPriority="0" w:qFormat="1"/>
     <w:lsdException w:name="heading 2" w:uiPriority="0" w:qFormat="1"/>
@@ -18891,6 +20628,7 @@
     <w:lsdException w:name="Smart Hyperlink" w:semiHidden="1" w:unhideWhenUsed="1"/>
     <w:lsdException w:name="Hashtag" w:semiHidden="1" w:unhideWhenUsed="1"/>
     <w:lsdException w:name="Unresolved Mention" w:semiHidden="1" w:unhideWhenUsed="1"/>
+    <w:lsdException w:name="Smart Link" w:semiHidden="1" w:unhideWhenUsed="1"/>
   </w:latentStyles>
   <w:style w:type="paragraph" w:default="1" w:styleId="Normale">
     <w:name w:val="Normal"/>

--- a/3_Documentazione/DocumentazioneFyt.docx
+++ b/3_Documentazione/DocumentazioneFyt.docx
@@ -1,6 +1,6 @@
 
 <file path=word/document.xml><?xml version="1.0" encoding="utf-8"?>
-<w:document xmlns:wpc="http://schemas.microsoft.com/office/word/2010/wordprocessingCanvas" xmlns:cx="http://schemas.microsoft.com/office/drawing/2014/chartex" xmlns:cx1="http://schemas.microsoft.com/office/drawing/2015/9/8/chartex" xmlns:cx2="http://schemas.microsoft.com/office/drawing/2015/10/21/chartex" xmlns:cx3="http://schemas.microsoft.com/office/drawing/2016/5/9/chartex" xmlns:cx4="http://schemas.microsoft.com/office/drawing/2016/5/10/chartex" xmlns:cx5="http://schemas.microsoft.com/office/drawing/2016/5/11/chartex" xmlns:cx6="http://schemas.microsoft.com/office/drawing/2016/5/12/chartex" xmlns:cx7="http://schemas.microsoft.com/office/drawing/2016/5/13/chartex" xmlns:cx8="http://schemas.microsoft.com/office/drawing/2016/5/14/chartex" xmlns:mc="http://schemas.openxmlformats.org/markup-compatibility/2006" xmlns:aink="http://schemas.microsoft.com/office/drawing/2016/ink" xmlns:am3d="http://schemas.microsoft.com/office/drawing/2017/model3d" xmlns:o="urn:schemas-microsoft-com:office:office" xmlns:r="http://schemas.openxmlformats.org/officeDocument/2006/relationships" xmlns:m="http://schemas.openxmlformats.org/officeDocument/2006/math" xmlns:v="urn:schemas-microsoft-com:vml" xmlns:wp14="http://schemas.microsoft.com/office/word/2010/wordprocessingDrawing" xmlns:wp="http://schemas.openxmlformats.org/drawingml/2006/wordprocessingDrawing" xmlns:w10="urn:schemas-microsoft-com:office:word" xmlns:w="http://schemas.openxmlformats.org/wordprocessingml/2006/main" xmlns:w14="http://schemas.microsoft.com/office/word/2010/wordml" xmlns:w15="http://schemas.microsoft.com/office/word/2012/wordml" xmlns:w16cid="http://schemas.microsoft.com/office/word/2016/wordml/cid" xmlns:w16se="http://schemas.microsoft.com/office/word/2015/wordml/symex" xmlns:wpg="http://schemas.microsoft.com/office/word/2010/wordprocessingGroup" xmlns:wpi="http://schemas.microsoft.com/office/word/2010/wordprocessingInk" xmlns:wne="http://schemas.microsoft.com/office/word/2006/wordml" xmlns:wps="http://schemas.microsoft.com/office/word/2010/wordprocessingShape" mc:Ignorable="w14 w15 w16se w16cid wp14">
+<w:document xmlns:wpc="http://schemas.microsoft.com/office/word/2010/wordprocessingCanvas" xmlns:cx="http://schemas.microsoft.com/office/drawing/2014/chartex" xmlns:cx1="http://schemas.microsoft.com/office/drawing/2015/9/8/chartex" xmlns:cx2="http://schemas.microsoft.com/office/drawing/2015/10/21/chartex" xmlns:cx3="http://schemas.microsoft.com/office/drawing/2016/5/9/chartex" xmlns:cx4="http://schemas.microsoft.com/office/drawing/2016/5/10/chartex" xmlns:cx5="http://schemas.microsoft.com/office/drawing/2016/5/11/chartex" xmlns:cx6="http://schemas.microsoft.com/office/drawing/2016/5/12/chartex" xmlns:cx7="http://schemas.microsoft.com/office/drawing/2016/5/13/chartex" xmlns:cx8="http://schemas.microsoft.com/office/drawing/2016/5/14/chartex" xmlns:mc="http://schemas.openxmlformats.org/markup-compatibility/2006" xmlns:aink="http://schemas.microsoft.com/office/drawing/2016/ink" xmlns:am3d="http://schemas.microsoft.com/office/drawing/2017/model3d" xmlns:o="urn:schemas-microsoft-com:office:office" xmlns:oel="http://schemas.microsoft.com/office/2019/extlst" xmlns:r="http://schemas.openxmlformats.org/officeDocument/2006/relationships" xmlns:m="http://schemas.openxmlformats.org/officeDocument/2006/math" xmlns:v="urn:schemas-microsoft-com:vml" xmlns:wp14="http://schemas.microsoft.com/office/word/2010/wordprocessingDrawing" xmlns:wp="http://schemas.openxmlformats.org/drawingml/2006/wordprocessingDrawing" xmlns:w10="urn:schemas-microsoft-com:office:word" xmlns:w="http://schemas.openxmlformats.org/wordprocessingml/2006/main" xmlns:w14="http://schemas.microsoft.com/office/word/2010/wordml" xmlns:w15="http://schemas.microsoft.com/office/word/2012/wordml" xmlns:w16cex="http://schemas.microsoft.com/office/word/2018/wordml/cex" xmlns:w16cid="http://schemas.microsoft.com/office/word/2016/wordml/cid" xmlns:w16="http://schemas.microsoft.com/office/word/2018/wordml" xmlns:w16du="http://schemas.microsoft.com/office/word/2023/wordml/word16du" xmlns:w16sdtdh="http://schemas.microsoft.com/office/word/2020/wordml/sdtdatahash" xmlns:w16sdtfl="http://schemas.microsoft.com/office/word/2024/wordml/sdtformatlock" xmlns:w16se="http://schemas.microsoft.com/office/word/2015/wordml/symex" xmlns:wpg="http://schemas.microsoft.com/office/word/2010/wordprocessingGroup" xmlns:wpi="http://schemas.microsoft.com/office/word/2010/wordprocessingInk" xmlns:wne="http://schemas.microsoft.com/office/word/2006/wordml" xmlns:wps="http://schemas.microsoft.com/office/word/2010/wordprocessingShape" mc:Ignorable="w14 w15 w16se w16cid w16 w16cex w16sdtdh w16sdtfl w16du wp14">
   <w:body>
     <w:p>
       <w:pPr>
@@ -13796,7 +13796,7 @@
         </w:rPr>
         <w:lastRenderedPageBreak/>
         <w:drawing>
-          <wp:inline distT="0" distB="0" distL="0" distR="0" wp14:anchorId="3D9AB3F7" wp14:editId="7CEA3A59">
+          <wp:inline distT="0" distB="0" distL="0" distR="0" wp14:anchorId="3D9AB3F7" wp14:editId="582D2D94">
             <wp:extent cx="5984757" cy="6562725"/>
             <wp:effectExtent l="114300" t="133350" r="111760" b="123825"/>
             <wp:docPr id="1020921113" name="Immagine 15"/>
@@ -14163,13 +14163,7 @@
               <w:t>à</w:t>
             </w:r>
             <w:r>
-              <w:t xml:space="preserve"> </w:t>
-            </w:r>
-            <w:r>
-              <w:t xml:space="preserve">già </w:t>
-            </w:r>
-            <w:r>
-              <w:t>pronte</w:t>
+              <w:t xml:space="preserve"> già pronte</w:t>
             </w:r>
           </w:p>
           <w:p>
@@ -14185,10 +14179,7 @@
               </w:rPr>
             </w:pPr>
             <w:r>
-              <w:t xml:space="preserve">Documentazione e </w:t>
-            </w:r>
-            <w:r>
-              <w:t>Community ampia</w:t>
+              <w:t>Documentazione e Community ampia</w:t>
             </w:r>
           </w:p>
         </w:tc>
@@ -14213,19 +14204,7 @@
               <w:rPr>
                 <w:lang w:val="it-IT"/>
               </w:rPr>
-              <w:t>Richiede conoscenza</w:t>
-            </w:r>
-            <w:r>
-              <w:rPr>
-                <w:lang w:val="it-IT"/>
-              </w:rPr>
-              <w:t xml:space="preserve"> </w:t>
-            </w:r>
-            <w:r>
-              <w:rPr>
-                <w:lang w:val="it-IT"/>
-              </w:rPr>
-              <w:t>Laravel</w:t>
+              <w:t>Richiede conoscenza Laravel</w:t>
             </w:r>
           </w:p>
           <w:p>
@@ -14292,14 +14271,12 @@
                 <w:lang w:val="it-IT"/>
               </w:rPr>
             </w:pPr>
-            <w:proofErr w:type="spellStart"/>
             <w:r>
               <w:rPr>
                 <w:lang w:val="it-IT"/>
               </w:rPr>
               <w:t>Python</w:t>
             </w:r>
-            <w:proofErr w:type="spellEnd"/>
           </w:p>
         </w:tc>
         <w:tc>
@@ -14380,33 +14357,7 @@
               <w:rPr>
                 <w:lang w:val="it-IT"/>
               </w:rPr>
-              <w:t xml:space="preserve">Curva di apprendimento </w:t>
-            </w:r>
-            <w:r>
-              <w:rPr>
-                <w:lang w:val="it-IT"/>
-              </w:rPr>
-              <w:t xml:space="preserve">elevata </w:t>
-            </w:r>
-            <w:r>
-              <w:rPr>
-                <w:lang w:val="it-IT"/>
-              </w:rPr>
-              <w:t xml:space="preserve">per </w:t>
-            </w:r>
-            <w:proofErr w:type="spellStart"/>
-            <w:r>
-              <w:rPr>
-                <w:lang w:val="it-IT"/>
-              </w:rPr>
-              <w:t>Python</w:t>
-            </w:r>
-            <w:proofErr w:type="spellEnd"/>
-            <w:r>
-              <w:rPr>
-                <w:lang w:val="it-IT"/>
-              </w:rPr>
-              <w:t xml:space="preserve">/Django </w:t>
+              <w:t xml:space="preserve">Curva di apprendimento elevata per Python/Django </w:t>
             </w:r>
           </w:p>
           <w:p>
@@ -14522,15 +14473,7 @@
             </w:r>
             <w:proofErr w:type="spellEnd"/>
             <w:r>
-              <w:t xml:space="preserve"> (</w:t>
-            </w:r>
-            <w:proofErr w:type="spellStart"/>
-            <w:r>
-              <w:t>Azure</w:t>
-            </w:r>
-            <w:proofErr w:type="spellEnd"/>
-            <w:r>
-              <w:t>, SQL Server)</w:t>
+              <w:t xml:space="preserve"> (Azure, SQL Server)</w:t>
             </w:r>
           </w:p>
           <w:p>
@@ -14595,13 +14538,7 @@
               </w:rPr>
             </w:pPr>
             <w:r>
-              <w:t xml:space="preserve">Community </w:t>
-            </w:r>
-            <w:r>
-              <w:t xml:space="preserve">e documentazione </w:t>
-            </w:r>
-            <w:r>
-              <w:t>pi</w:t>
+              <w:t>Community e documentazione pi</w:t>
             </w:r>
             <w:r>
               <w:rPr>
@@ -15062,19 +14999,11 @@
                 <w:lang w:val="fr-CH"/>
               </w:rPr>
             </w:pPr>
-            <w:proofErr w:type="gramStart"/>
             <w:r>
               <w:rPr>
                 <w:lang w:val="fr-CH"/>
               </w:rPr>
-              <w:t>public</w:t>
-            </w:r>
-            <w:proofErr w:type="gramEnd"/>
-            <w:r>
-              <w:rPr>
-                <w:lang w:val="fr-CH"/>
-              </w:rPr>
-              <w:t>/</w:t>
+              <w:t>public/</w:t>
             </w:r>
           </w:p>
         </w:tc>
@@ -15095,15 +15024,7 @@
               <w:t>, i</w:t>
             </w:r>
             <w:r>
-              <w:t xml:space="preserve">mmagini, </w:t>
-            </w:r>
-            <w:proofErr w:type="spellStart"/>
-            <w:r>
-              <w:t>assets</w:t>
-            </w:r>
-            <w:proofErr w:type="spellEnd"/>
-            <w:r>
-              <w:t>)</w:t>
+              <w:t>mmagini, assets)</w:t>
             </w:r>
           </w:p>
         </w:tc>
@@ -15177,19 +15098,11 @@
                 <w:lang w:val="fr-CH"/>
               </w:rPr>
             </w:pPr>
-            <w:proofErr w:type="gramStart"/>
             <w:r>
               <w:rPr>
                 <w:lang w:val="fr-CH"/>
               </w:rPr>
-              <w:t>routes</w:t>
-            </w:r>
-            <w:proofErr w:type="gramEnd"/>
-            <w:r>
-              <w:rPr>
-                <w:lang w:val="fr-CH"/>
-              </w:rPr>
-              <w:t>/</w:t>
+              <w:t>routes/</w:t>
             </w:r>
           </w:p>
         </w:tc>
@@ -15240,7 +15153,6 @@
               </w:rPr>
             </w:pPr>
             <w:proofErr w:type="spellStart"/>
-            <w:proofErr w:type="gramStart"/>
             <w:r>
               <w:rPr>
                 <w:lang w:val="fr-CH"/>
@@ -15248,7 +15160,6 @@
               <w:t>storage</w:t>
             </w:r>
             <w:proofErr w:type="spellEnd"/>
-            <w:proofErr w:type="gramEnd"/>
             <w:r>
               <w:rPr>
                 <w:lang w:val="fr-CH"/>
@@ -15310,19 +15221,11 @@
                 <w:lang w:val="fr-CH"/>
               </w:rPr>
             </w:pPr>
-            <w:proofErr w:type="gramStart"/>
             <w:r>
               <w:rPr>
                 <w:lang w:val="fr-CH"/>
               </w:rPr>
-              <w:t>tests</w:t>
-            </w:r>
-            <w:proofErr w:type="gramEnd"/>
-            <w:r>
-              <w:rPr>
-                <w:lang w:val="fr-CH"/>
-              </w:rPr>
-              <w:t>/</w:t>
+              <w:t>tests/</w:t>
             </w:r>
           </w:p>
         </w:tc>
@@ -15348,7 +15251,6 @@
                 <w:lang w:val="fr-CH"/>
               </w:rPr>
             </w:pPr>
-            <w:proofErr w:type="gramStart"/>
             <w:r>
               <w:rPr>
                 <w:lang w:val="fr-CH"/>
@@ -15363,7 +15265,6 @@
               <w:t>env</w:t>
             </w:r>
             <w:proofErr w:type="spellEnd"/>
-            <w:proofErr w:type="gramEnd"/>
           </w:p>
         </w:tc>
         <w:tc>
@@ -15402,8 +15303,6 @@
       <w:pPr>
         <w:pStyle w:val="Titolo2"/>
       </w:pPr>
-      <w:bookmarkStart w:id="38" w:name="_GoBack"/>
-      <w:bookmarkEnd w:id="38"/>
       <w:r>
         <w:lastRenderedPageBreak/>
         <w:t>Configurazione database</w:t>
@@ -15472,7 +15371,6 @@
           <w:b/>
         </w:rPr>
       </w:pPr>
-      <w:proofErr w:type="gramStart"/>
       <w:r>
         <w:rPr>
           <w:b/>
@@ -15483,14 +15381,7 @@
         <w:rPr>
           <w:b/>
         </w:rPr>
-        <w:t>(</w:t>
-      </w:r>
-      <w:proofErr w:type="gramEnd"/>
-      <w:r>
-        <w:rPr>
-          <w:b/>
-        </w:rPr>
-        <w:t>)</w:t>
+        <w:t>()</w:t>
       </w:r>
       <w:r>
         <w:rPr>
@@ -15652,7 +15543,6 @@
           <w:lang w:val="it-IT"/>
         </w:rPr>
       </w:pPr>
-      <w:proofErr w:type="gramStart"/>
       <w:r>
         <w:rPr>
           <w:b/>
@@ -15672,15 +15562,7 @@
           <w:b/>
           <w:lang w:val="it-IT"/>
         </w:rPr>
-        <w:t>(</w:t>
-      </w:r>
-      <w:proofErr w:type="gramEnd"/>
-      <w:r>
-        <w:rPr>
-          <w:b/>
-          <w:lang w:val="it-IT"/>
-        </w:rPr>
-        <w:t xml:space="preserve">): </w:t>
+        <w:t xml:space="preserve">(): </w:t>
       </w:r>
       <w:r>
         <w:rPr>
@@ -15891,10 +15773,7 @@
       </w:r>
       <w:proofErr w:type="spellEnd"/>
       <w:r>
-        <w:t>, ovvero una libreria PHP integrata in Laravel)</w:t>
-      </w:r>
-      <w:r>
-        <w:t>. Questi sono u</w:t>
+        <w:t>, ovvero una libreria PHP integrata in Laravel). Questi sono u</w:t>
       </w:r>
       <w:r>
         <w:t>tili per testing o popola</w:t>
@@ -16856,13 +16735,8 @@
           </w:tcPr>
           <w:p>
             <w:r>
-              <w:t xml:space="preserve">Generare dati </w:t>
-            </w:r>
-            <w:proofErr w:type="spellStart"/>
-            <w:r>
-              <w:t>fake</w:t>
-            </w:r>
-            <w:proofErr w:type="spellEnd"/>
+              <w:t>Generare dati fake</w:t>
+            </w:r>
           </w:p>
         </w:tc>
         <w:tc>
@@ -17044,7 +16918,6 @@
           <w:lang w:val="fr-CH"/>
         </w:rPr>
       </w:pPr>
-      <w:proofErr w:type="gramStart"/>
       <w:r>
         <w:rPr>
           <w:noProof w:val="0"/>
@@ -17055,7 +16928,6 @@
         <w:t>Route::</w:t>
       </w:r>
       <w:proofErr w:type="spellStart"/>
-      <w:proofErr w:type="gramEnd"/>
       <w:r>
         <w:rPr>
           <w:noProof w:val="0"/>
@@ -17145,7 +17017,6 @@
           <w:lang w:val="it-CH"/>
         </w:rPr>
       </w:pPr>
-      <w:proofErr w:type="gramStart"/>
       <w:r>
         <w:rPr>
           <w:noProof w:val="0"/>
@@ -17153,17 +17024,7 @@
           <w:szCs w:val="16"/>
           <w:lang w:val="it-CH"/>
         </w:rPr>
-        <w:t>})-</w:t>
-      </w:r>
-      <w:proofErr w:type="gramEnd"/>
-      <w:r>
-        <w:rPr>
-          <w:noProof w:val="0"/>
-          <w:sz w:val="16"/>
-          <w:szCs w:val="16"/>
-          <w:lang w:val="it-CH"/>
-        </w:rPr>
-        <w:t>&gt;name('home');</w:t>
+        <w:t>})-&gt;name('home');</w:t>
       </w:r>
     </w:p>
     <w:p>
@@ -17178,7 +17039,6 @@
         </w:rPr>
       </w:pPr>
       <w:proofErr w:type="spellStart"/>
-      <w:proofErr w:type="gramStart"/>
       <w:r>
         <w:rPr>
           <w:rFonts w:asciiTheme="minorHAnsi" w:eastAsiaTheme="minorHAnsi" w:hAnsiTheme="minorHAnsi" w:cstheme="minorBidi"/>
@@ -17201,7 +17061,6 @@
         <w:t>::</w:t>
       </w:r>
       <w:proofErr w:type="spellStart"/>
-      <w:proofErr w:type="gramEnd"/>
       <w:r>
         <w:rPr>
           <w:rFonts w:asciiTheme="minorHAnsi" w:eastAsiaTheme="minorHAnsi" w:hAnsiTheme="minorHAnsi" w:cstheme="minorBidi"/>
@@ -17302,7 +17161,47 @@
           <w:szCs w:val="22"/>
           <w:lang w:eastAsia="en-US"/>
         </w:rPr>
-        <w:t>estituisce la vista chiamata 'home' (resources/views/</w:t>
+        <w:t>estituisce la vista chiamata 'home' (</w:t>
+      </w:r>
+      <w:proofErr w:type="spellStart"/>
+      <w:r>
+        <w:rPr>
+          <w:rFonts w:asciiTheme="minorHAnsi" w:eastAsiaTheme="minorHAnsi" w:hAnsiTheme="minorHAnsi" w:cstheme="minorBidi"/>
+          <w:sz w:val="22"/>
+          <w:szCs w:val="22"/>
+          <w:lang w:eastAsia="en-US"/>
+        </w:rPr>
+        <w:t>resources</w:t>
+      </w:r>
+      <w:proofErr w:type="spellEnd"/>
+      <w:r>
+        <w:rPr>
+          <w:rFonts w:asciiTheme="minorHAnsi" w:eastAsiaTheme="minorHAnsi" w:hAnsiTheme="minorHAnsi" w:cstheme="minorBidi"/>
+          <w:sz w:val="22"/>
+          <w:szCs w:val="22"/>
+          <w:lang w:eastAsia="en-US"/>
+        </w:rPr>
+        <w:t>/</w:t>
+      </w:r>
+      <w:proofErr w:type="spellStart"/>
+      <w:r>
+        <w:rPr>
+          <w:rFonts w:asciiTheme="minorHAnsi" w:eastAsiaTheme="minorHAnsi" w:hAnsiTheme="minorHAnsi" w:cstheme="minorBidi"/>
+          <w:sz w:val="22"/>
+          <w:szCs w:val="22"/>
+          <w:lang w:eastAsia="en-US"/>
+        </w:rPr>
+        <w:t>views</w:t>
+      </w:r>
+      <w:proofErr w:type="spellEnd"/>
+      <w:r>
+        <w:rPr>
+          <w:rFonts w:asciiTheme="minorHAnsi" w:eastAsiaTheme="minorHAnsi" w:hAnsiTheme="minorHAnsi" w:cstheme="minorBidi"/>
+          <w:sz w:val="22"/>
+          <w:szCs w:val="22"/>
+          <w:lang w:eastAsia="en-US"/>
+        </w:rPr>
+        <w:t>/</w:t>
       </w:r>
       <w:proofErr w:type="spellStart"/>
       <w:r>
@@ -17459,7 +17358,23 @@
           <w:rFonts w:eastAsiaTheme="minorHAnsi"/>
           <w:lang w:val="it-IT" w:eastAsia="en-US"/>
         </w:rPr>
-        <w:t xml:space="preserve">La seguente rotta è un esempio di reindirizzamento alla pagina vendor (sfruttando il </w:t>
+        <w:t xml:space="preserve">La seguente rotta è un esempio di reindirizzamento alla pagina </w:t>
+      </w:r>
+      <w:proofErr w:type="spellStart"/>
+      <w:r>
+        <w:rPr>
+          <w:rFonts w:eastAsiaTheme="minorHAnsi"/>
+          <w:lang w:val="it-IT" w:eastAsia="en-US"/>
+        </w:rPr>
+        <w:t>vendor</w:t>
+      </w:r>
+      <w:proofErr w:type="spellEnd"/>
+      <w:r>
+        <w:rPr>
+          <w:rFonts w:eastAsiaTheme="minorHAnsi"/>
+          <w:lang w:val="it-IT" w:eastAsia="en-US"/>
+        </w:rPr>
+        <w:t xml:space="preserve"> (sfruttando il </w:t>
       </w:r>
       <w:proofErr w:type="spellStart"/>
       <w:r>
@@ -17494,7 +17409,6 @@
         </w:rPr>
       </w:pPr>
       <w:proofErr w:type="spellStart"/>
-      <w:proofErr w:type="gramStart"/>
       <w:r>
         <w:rPr>
           <w:noProof w:val="0"/>
@@ -17515,7 +17429,6 @@
         <w:t>::</w:t>
       </w:r>
       <w:proofErr w:type="spellStart"/>
-      <w:proofErr w:type="gramEnd"/>
       <w:r>
         <w:rPr>
           <w:noProof w:val="0"/>
@@ -17533,7 +17446,7 @@
           <w:szCs w:val="16"/>
           <w:lang w:val="it-CH"/>
         </w:rPr>
-        <w:t>('/vendor', [</w:t>
+        <w:t>('/</w:t>
       </w:r>
       <w:proofErr w:type="spellStart"/>
       <w:r>
@@ -17543,7 +17456,7 @@
           <w:szCs w:val="16"/>
           <w:lang w:val="it-CH"/>
         </w:rPr>
-        <w:t>VendorController</w:t>
+        <w:t>vendor</w:t>
       </w:r>
       <w:proofErr w:type="spellEnd"/>
       <w:r>
@@ -17553,7 +17466,7 @@
           <w:szCs w:val="16"/>
           <w:lang w:val="it-CH"/>
         </w:rPr>
-        <w:t>::class, '</w:t>
+        <w:t>', [</w:t>
       </w:r>
       <w:proofErr w:type="spellStart"/>
       <w:r>
@@ -17563,7 +17476,7 @@
           <w:szCs w:val="16"/>
           <w:lang w:val="it-CH"/>
         </w:rPr>
-        <w:t>index</w:t>
+        <w:t>VendorController</w:t>
       </w:r>
       <w:proofErr w:type="spellEnd"/>
       <w:r>
@@ -17573,7 +17486,7 @@
           <w:szCs w:val="16"/>
           <w:lang w:val="it-CH"/>
         </w:rPr>
-        <w:t>'])</w:t>
+        <w:t>::class, 'index'])</w:t>
       </w:r>
     </w:p>
     <w:p>
@@ -17598,9 +17511,9 @@
           <w:szCs w:val="16"/>
           <w:lang w:val="it-CH"/>
         </w:rPr>
-        <w:t xml:space="preserve">    -&gt;</w:t>
-      </w:r>
-      <w:proofErr w:type="gramStart"/>
+        <w:t xml:space="preserve">    -&gt;middleware(['</w:t>
+      </w:r>
+      <w:proofErr w:type="spellStart"/>
       <w:r>
         <w:rPr>
           <w:noProof w:val="0"/>
@@ -17608,9 +17521,9 @@
           <w:szCs w:val="16"/>
           <w:lang w:val="it-CH"/>
         </w:rPr>
-        <w:t>middleware(</w:t>
-      </w:r>
-      <w:proofErr w:type="gramEnd"/>
+        <w:t>auth</w:t>
+      </w:r>
+      <w:proofErr w:type="spellEnd"/>
       <w:r>
         <w:rPr>
           <w:noProof w:val="0"/>
@@ -17618,7 +17531,7 @@
           <w:szCs w:val="16"/>
           <w:lang w:val="it-CH"/>
         </w:rPr>
-        <w:t>['</w:t>
+        <w:t>', '</w:t>
       </w:r>
       <w:proofErr w:type="spellStart"/>
       <w:r>
@@ -17628,7 +17541,7 @@
           <w:szCs w:val="16"/>
           <w:lang w:val="it-CH"/>
         </w:rPr>
-        <w:t>auth</w:t>
+        <w:t>verified</w:t>
       </w:r>
       <w:proofErr w:type="spellEnd"/>
       <w:r>
@@ -17648,7 +17561,7 @@
           <w:szCs w:val="16"/>
           <w:lang w:val="it-CH"/>
         </w:rPr>
-        <w:t>verified</w:t>
+        <w:t>vendor</w:t>
       </w:r>
       <w:proofErr w:type="spellEnd"/>
       <w:r>
@@ -17658,7 +17571,7 @@
           <w:szCs w:val="16"/>
           <w:lang w:val="it-CH"/>
         </w:rPr>
-        <w:t>', 'vendor'])</w:t>
+        <w:t>'])</w:t>
       </w:r>
     </w:p>
     <w:p>
@@ -17698,7 +17611,6 @@
         </w:rPr>
       </w:pPr>
       <w:proofErr w:type="spellStart"/>
-      <w:proofErr w:type="gramStart"/>
       <w:r>
         <w:rPr>
           <w:rFonts w:asciiTheme="minorHAnsi" w:eastAsiaTheme="minorHAnsi" w:hAnsiTheme="minorHAnsi" w:cstheme="minorBidi"/>
@@ -17721,7 +17633,6 @@
         <w:t>::</w:t>
       </w:r>
       <w:proofErr w:type="spellStart"/>
-      <w:proofErr w:type="gramEnd"/>
       <w:r>
         <w:rPr>
           <w:rFonts w:asciiTheme="minorHAnsi" w:eastAsiaTheme="minorHAnsi" w:hAnsiTheme="minorHAnsi" w:cstheme="minorBidi"/>
@@ -17741,7 +17652,29 @@
           <w:szCs w:val="22"/>
           <w:lang w:eastAsia="en-US"/>
         </w:rPr>
-        <w:t>('/vendor')</w:t>
+        <w:t>('/</w:t>
+      </w:r>
+      <w:proofErr w:type="spellStart"/>
+      <w:r>
+        <w:rPr>
+          <w:rFonts w:asciiTheme="minorHAnsi" w:eastAsiaTheme="minorHAnsi" w:hAnsiTheme="minorHAnsi" w:cstheme="minorBidi"/>
+          <w:b/>
+          <w:sz w:val="22"/>
+          <w:szCs w:val="22"/>
+          <w:lang w:eastAsia="en-US"/>
+        </w:rPr>
+        <w:t>vendor</w:t>
+      </w:r>
+      <w:proofErr w:type="spellEnd"/>
+      <w:r>
+        <w:rPr>
+          <w:rFonts w:asciiTheme="minorHAnsi" w:eastAsiaTheme="minorHAnsi" w:hAnsiTheme="minorHAnsi" w:cstheme="minorBidi"/>
+          <w:b/>
+          <w:sz w:val="22"/>
+          <w:szCs w:val="22"/>
+          <w:lang w:eastAsia="en-US"/>
+        </w:rPr>
+        <w:t>')</w:t>
       </w:r>
     </w:p>
     <w:p>
@@ -17791,7 +17724,6 @@
         <w:t>[</w:t>
       </w:r>
       <w:proofErr w:type="spellStart"/>
-      <w:proofErr w:type="gramStart"/>
       <w:r>
         <w:rPr>
           <w:rFonts w:asciiTheme="minorHAnsi" w:eastAsiaTheme="minorHAnsi" w:hAnsiTheme="minorHAnsi" w:cstheme="minorBidi"/>
@@ -17811,40 +17743,7 @@
           <w:szCs w:val="22"/>
           <w:lang w:eastAsia="en-US"/>
         </w:rPr>
-        <w:t>::</w:t>
-      </w:r>
-      <w:proofErr w:type="gramEnd"/>
-      <w:r>
-        <w:rPr>
-          <w:rFonts w:asciiTheme="minorHAnsi" w:eastAsiaTheme="minorHAnsi" w:hAnsiTheme="minorHAnsi" w:cstheme="minorBidi"/>
-          <w:b/>
-          <w:sz w:val="22"/>
-          <w:szCs w:val="22"/>
-          <w:lang w:eastAsia="en-US"/>
-        </w:rPr>
-        <w:t>class, '</w:t>
-      </w:r>
-      <w:proofErr w:type="spellStart"/>
-      <w:r>
-        <w:rPr>
-          <w:rFonts w:asciiTheme="minorHAnsi" w:eastAsiaTheme="minorHAnsi" w:hAnsiTheme="minorHAnsi" w:cstheme="minorBidi"/>
-          <w:b/>
-          <w:sz w:val="22"/>
-          <w:szCs w:val="22"/>
-          <w:lang w:eastAsia="en-US"/>
-        </w:rPr>
-        <w:t>index</w:t>
-      </w:r>
-      <w:proofErr w:type="spellEnd"/>
-      <w:r>
-        <w:rPr>
-          <w:rFonts w:asciiTheme="minorHAnsi" w:eastAsiaTheme="minorHAnsi" w:hAnsiTheme="minorHAnsi" w:cstheme="minorBidi"/>
-          <w:b/>
-          <w:sz w:val="22"/>
-          <w:szCs w:val="22"/>
-          <w:lang w:eastAsia="en-US"/>
-        </w:rPr>
-        <w:t>']</w:t>
+        <w:t>::class, 'index']</w:t>
       </w:r>
     </w:p>
     <w:p>
@@ -17869,10 +17768,9 @@
           <w:szCs w:val="22"/>
           <w:lang w:eastAsia="en-US"/>
         </w:rPr>
-        <w:t xml:space="preserve">Questa rotta è gestita da un Controller, specifica che il metodo </w:t>
+        <w:t xml:space="preserve">Questa rotta è gestita da un Controller, specifica che il metodo index() della classe </w:t>
       </w:r>
       <w:proofErr w:type="spellStart"/>
-      <w:proofErr w:type="gramStart"/>
       <w:r>
         <w:rPr>
           <w:rFonts w:asciiTheme="minorHAnsi" w:eastAsiaTheme="minorHAnsi" w:hAnsiTheme="minorHAnsi" w:cstheme="minorBidi"/>
@@ -17880,7 +17778,7 @@
           <w:szCs w:val="22"/>
           <w:lang w:eastAsia="en-US"/>
         </w:rPr>
-        <w:t>index</w:t>
+        <w:t>VendorController</w:t>
       </w:r>
       <w:proofErr w:type="spellEnd"/>
       <w:r>
@@ -17890,9 +17788,9 @@
           <w:szCs w:val="22"/>
           <w:lang w:eastAsia="en-US"/>
         </w:rPr>
-        <w:t>(</w:t>
-      </w:r>
-      <w:proofErr w:type="gramEnd"/>
+        <w:t xml:space="preserve"> sarà eseguito quando la rotta viene chiamata. Da notare, che la view viene ritornata direttamente dalla classe </w:t>
+      </w:r>
+      <w:proofErr w:type="spellStart"/>
       <w:r>
         <w:rPr>
           <w:rFonts w:asciiTheme="minorHAnsi" w:eastAsiaTheme="minorHAnsi" w:hAnsiTheme="minorHAnsi" w:cstheme="minorBidi"/>
@@ -17900,9 +17798,9 @@
           <w:szCs w:val="22"/>
           <w:lang w:eastAsia="en-US"/>
         </w:rPr>
-        <w:t xml:space="preserve">) della classe </w:t>
-      </w:r>
-      <w:proofErr w:type="spellStart"/>
+        <w:t>VendorController</w:t>
+      </w:r>
+      <w:proofErr w:type="spellEnd"/>
       <w:r>
         <w:rPr>
           <w:rFonts w:asciiTheme="minorHAnsi" w:eastAsiaTheme="minorHAnsi" w:hAnsiTheme="minorHAnsi" w:cstheme="minorBidi"/>
@@ -17910,9 +17808,8 @@
           <w:szCs w:val="22"/>
           <w:lang w:eastAsia="en-US"/>
         </w:rPr>
-        <w:t>VendorController</w:t>
-      </w:r>
-      <w:proofErr w:type="spellEnd"/>
+        <w:t xml:space="preserve"> </w:t>
+      </w:r>
       <w:r>
         <w:rPr>
           <w:rFonts w:asciiTheme="minorHAnsi" w:eastAsiaTheme="minorHAnsi" w:hAnsiTheme="minorHAnsi" w:cstheme="minorBidi"/>
@@ -17920,9 +17817,8 @@
           <w:szCs w:val="22"/>
           <w:lang w:eastAsia="en-US"/>
         </w:rPr>
-        <w:t xml:space="preserve"> sarà eseguito quando la rotta viene chiamata. Da notare, che la view viene ritornata direttamente dalla classe </w:t>
-      </w:r>
-      <w:proofErr w:type="spellStart"/>
+        <w:t>(all’interno</w:t>
+      </w:r>
       <w:r>
         <w:rPr>
           <w:rFonts w:asciiTheme="minorHAnsi" w:eastAsiaTheme="minorHAnsi" w:hAnsiTheme="minorHAnsi" w:cstheme="minorBidi"/>
@@ -17930,66 +17826,7 @@
           <w:szCs w:val="22"/>
           <w:lang w:eastAsia="en-US"/>
         </w:rPr>
-        <w:t>VendorController</w:t>
-      </w:r>
-      <w:proofErr w:type="spellEnd"/>
-      <w:r>
-        <w:rPr>
-          <w:rFonts w:asciiTheme="minorHAnsi" w:eastAsiaTheme="minorHAnsi" w:hAnsiTheme="minorHAnsi" w:cstheme="minorBidi"/>
-          <w:sz w:val="22"/>
-          <w:szCs w:val="22"/>
-          <w:lang w:eastAsia="en-US"/>
-        </w:rPr>
-        <w:t xml:space="preserve"> </w:t>
-      </w:r>
-      <w:r>
-        <w:rPr>
-          <w:rFonts w:asciiTheme="minorHAnsi" w:eastAsiaTheme="minorHAnsi" w:hAnsiTheme="minorHAnsi" w:cstheme="minorBidi"/>
-          <w:sz w:val="22"/>
-          <w:szCs w:val="22"/>
-          <w:lang w:eastAsia="en-US"/>
-        </w:rPr>
-        <w:t>(all’interno</w:t>
-      </w:r>
-      <w:r>
-        <w:rPr>
-          <w:rFonts w:asciiTheme="minorHAnsi" w:eastAsiaTheme="minorHAnsi" w:hAnsiTheme="minorHAnsi" w:cstheme="minorBidi"/>
-          <w:sz w:val="22"/>
-          <w:szCs w:val="22"/>
-          <w:lang w:eastAsia="en-US"/>
-        </w:rPr>
-        <w:t xml:space="preserve"> del metodo </w:t>
-      </w:r>
-      <w:proofErr w:type="spellStart"/>
-      <w:proofErr w:type="gramStart"/>
-      <w:r>
-        <w:rPr>
-          <w:rFonts w:asciiTheme="minorHAnsi" w:eastAsiaTheme="minorHAnsi" w:hAnsiTheme="minorHAnsi" w:cstheme="minorBidi"/>
-          <w:sz w:val="22"/>
-          <w:szCs w:val="22"/>
-          <w:lang w:eastAsia="en-US"/>
-        </w:rPr>
-        <w:t>index</w:t>
-      </w:r>
-      <w:proofErr w:type="spellEnd"/>
-      <w:r>
-        <w:rPr>
-          <w:rFonts w:asciiTheme="minorHAnsi" w:eastAsiaTheme="minorHAnsi" w:hAnsiTheme="minorHAnsi" w:cstheme="minorBidi"/>
-          <w:sz w:val="22"/>
-          <w:szCs w:val="22"/>
-          <w:lang w:eastAsia="en-US"/>
-        </w:rPr>
-        <w:t>(</w:t>
-      </w:r>
-      <w:proofErr w:type="gramEnd"/>
-      <w:r>
-        <w:rPr>
-          <w:rFonts w:asciiTheme="minorHAnsi" w:eastAsiaTheme="minorHAnsi" w:hAnsiTheme="minorHAnsi" w:cstheme="minorBidi"/>
-          <w:sz w:val="22"/>
-          <w:szCs w:val="22"/>
-          <w:lang w:eastAsia="en-US"/>
-        </w:rPr>
-        <w:t>))</w:t>
+        <w:t xml:space="preserve"> del metodo index())</w:t>
       </w:r>
     </w:p>
     <w:p>
@@ -18081,7 +17918,29 @@
           <w:szCs w:val="22"/>
           <w:lang w:eastAsia="en-US"/>
         </w:rPr>
-        <w:t>', 'vendor'])</w:t>
+        <w:t>', '</w:t>
+      </w:r>
+      <w:proofErr w:type="spellStart"/>
+      <w:r>
+        <w:rPr>
+          <w:rFonts w:asciiTheme="minorHAnsi" w:eastAsiaTheme="minorHAnsi" w:hAnsiTheme="minorHAnsi" w:cstheme="minorBidi"/>
+          <w:b/>
+          <w:sz w:val="22"/>
+          <w:szCs w:val="22"/>
+          <w:lang w:eastAsia="en-US"/>
+        </w:rPr>
+        <w:t>vendor</w:t>
+      </w:r>
+      <w:proofErr w:type="spellEnd"/>
+      <w:r>
+        <w:rPr>
+          <w:rFonts w:asciiTheme="minorHAnsi" w:eastAsiaTheme="minorHAnsi" w:hAnsiTheme="minorHAnsi" w:cstheme="minorBidi"/>
+          <w:b/>
+          <w:sz w:val="22"/>
+          <w:szCs w:val="22"/>
+          <w:lang w:eastAsia="en-US"/>
+        </w:rPr>
+        <w:t>'])</w:t>
       </w:r>
     </w:p>
     <w:p>
@@ -18273,13 +18132,10 @@
           <w:szCs w:val="22"/>
           <w:lang w:eastAsia="en-US"/>
         </w:rPr>
-        <w:t>auth:</w:t>
+        <w:t>auth</w:t>
       </w:r>
       <w:proofErr w:type="spellEnd"/>
-    </w:p>
-    <w:p>
-      <w:pPr>
-        <w:spacing w:after="160" w:line="259" w:lineRule="auto"/>
+      <w:r>
         <w:rPr>
           <w:rFonts w:asciiTheme="minorHAnsi" w:eastAsiaTheme="minorHAnsi" w:hAnsiTheme="minorHAnsi" w:cstheme="minorBidi"/>
           <w:b/>
@@ -18287,20 +18143,12 @@
           <w:szCs w:val="22"/>
           <w:lang w:eastAsia="en-US"/>
         </w:rPr>
-      </w:pPr>
-      <w:r>
-        <w:rPr>
-          <w:rFonts w:asciiTheme="minorHAnsi" w:eastAsiaTheme="minorHAnsi" w:hAnsiTheme="minorHAnsi" w:cstheme="minorBidi"/>
-          <w:sz w:val="22"/>
-          <w:szCs w:val="22"/>
-          <w:lang w:eastAsia="en-US"/>
-        </w:rPr>
-        <w:t>Verifica che l'utente sia loggato. Se non lo è, viene reindirizzato alla pagina di login</w:t>
-      </w:r>
-    </w:p>
-    <w:p>
-      <w:pPr>
-        <w:spacing w:line="259" w:lineRule="auto"/>
+        <w:t>:</w:t>
+      </w:r>
+    </w:p>
+    <w:p>
+      <w:pPr>
+        <w:spacing w:after="160" w:line="259" w:lineRule="auto"/>
         <w:rPr>
           <w:rFonts w:asciiTheme="minorHAnsi" w:eastAsiaTheme="minorHAnsi" w:hAnsiTheme="minorHAnsi" w:cstheme="minorBidi"/>
           <w:b/>
@@ -18309,8 +18157,19 @@
           <w:lang w:eastAsia="en-US"/>
         </w:rPr>
       </w:pPr>
-      <w:proofErr w:type="spellStart"/>
-      <w:r>
+      <w:r>
+        <w:rPr>
+          <w:rFonts w:asciiTheme="minorHAnsi" w:eastAsiaTheme="minorHAnsi" w:hAnsiTheme="minorHAnsi" w:cstheme="minorBidi"/>
+          <w:sz w:val="22"/>
+          <w:szCs w:val="22"/>
+          <w:lang w:eastAsia="en-US"/>
+        </w:rPr>
+        <w:t>Verifica che l'utente sia loggato. Se non lo è, viene reindirizzato alla pagina di login</w:t>
+      </w:r>
+    </w:p>
+    <w:p>
+      <w:pPr>
+        <w:spacing w:line="259" w:lineRule="auto"/>
         <w:rPr>
           <w:rFonts w:asciiTheme="minorHAnsi" w:eastAsiaTheme="minorHAnsi" w:hAnsiTheme="minorHAnsi" w:cstheme="minorBidi"/>
           <w:b/>
@@ -18318,9 +18177,8 @@
           <w:szCs w:val="22"/>
           <w:lang w:eastAsia="en-US"/>
         </w:rPr>
-        <w:t>verified</w:t>
-      </w:r>
-      <w:proofErr w:type="spellEnd"/>
+      </w:pPr>
+      <w:proofErr w:type="spellStart"/>
       <w:r>
         <w:rPr>
           <w:rFonts w:asciiTheme="minorHAnsi" w:eastAsiaTheme="minorHAnsi" w:hAnsiTheme="minorHAnsi" w:cstheme="minorBidi"/>
@@ -18329,13 +18187,10 @@
           <w:szCs w:val="22"/>
           <w:lang w:eastAsia="en-US"/>
         </w:rPr>
-        <w:t>:</w:t>
-      </w:r>
-    </w:p>
-    <w:p>
-      <w:pPr>
-        <w:spacing w:before="240" w:after="160" w:line="259" w:lineRule="auto"/>
-        <w:contextualSpacing/>
+        <w:t>verified</w:t>
+      </w:r>
+      <w:proofErr w:type="spellEnd"/>
+      <w:r>
         <w:rPr>
           <w:rFonts w:asciiTheme="minorHAnsi" w:eastAsiaTheme="minorHAnsi" w:hAnsiTheme="minorHAnsi" w:cstheme="minorBidi"/>
           <w:b/>
@@ -18343,20 +18198,13 @@
           <w:szCs w:val="22"/>
           <w:lang w:eastAsia="en-US"/>
         </w:rPr>
-      </w:pPr>
-      <w:r>
-        <w:rPr>
-          <w:rFonts w:asciiTheme="minorHAnsi" w:eastAsiaTheme="minorHAnsi" w:hAnsiTheme="minorHAnsi" w:cstheme="minorBidi"/>
-          <w:sz w:val="22"/>
-          <w:szCs w:val="22"/>
-          <w:lang w:eastAsia="en-US"/>
-        </w:rPr>
-        <w:t>Assicura che l'utente abbia verificato l'email.</w:t>
-      </w:r>
-    </w:p>
-    <w:p>
-      <w:pPr>
-        <w:spacing w:before="240" w:line="259" w:lineRule="auto"/>
+        <w:t>:</w:t>
+      </w:r>
+    </w:p>
+    <w:p>
+      <w:pPr>
+        <w:spacing w:before="240" w:after="160" w:line="259" w:lineRule="auto"/>
+        <w:contextualSpacing/>
         <w:rPr>
           <w:rFonts w:asciiTheme="minorHAnsi" w:eastAsiaTheme="minorHAnsi" w:hAnsiTheme="minorHAnsi" w:cstheme="minorBidi"/>
           <w:b/>
@@ -18368,18 +18216,16 @@
       <w:r>
         <w:rPr>
           <w:rFonts w:asciiTheme="minorHAnsi" w:eastAsiaTheme="minorHAnsi" w:hAnsiTheme="minorHAnsi" w:cstheme="minorBidi"/>
-          <w:b/>
           <w:sz w:val="22"/>
           <w:szCs w:val="22"/>
           <w:lang w:eastAsia="en-US"/>
         </w:rPr>
-        <w:t>vendor:</w:t>
-      </w:r>
-    </w:p>
-    <w:p>
-      <w:pPr>
-        <w:spacing w:line="259" w:lineRule="auto"/>
-        <w:contextualSpacing/>
+        <w:t>Assicura che l'utente abbia verificato l'email.</w:t>
+      </w:r>
+    </w:p>
+    <w:p>
+      <w:pPr>
+        <w:spacing w:before="240" w:line="259" w:lineRule="auto"/>
         <w:rPr>
           <w:rFonts w:asciiTheme="minorHAnsi" w:eastAsiaTheme="minorHAnsi" w:hAnsiTheme="minorHAnsi" w:cstheme="minorBidi"/>
           <w:b/>
@@ -18391,12 +18237,95 @@
       <w:r>
         <w:rPr>
           <w:rFonts w:asciiTheme="minorHAnsi" w:eastAsiaTheme="minorHAnsi" w:hAnsiTheme="minorHAnsi" w:cstheme="minorBidi"/>
+          <w:b/>
           <w:sz w:val="22"/>
           <w:szCs w:val="22"/>
           <w:lang w:eastAsia="en-US"/>
         </w:rPr>
-        <w:t>Un middleware personalizzato che verifica che l'utente abbia il ruolo di "vendor"</w:t>
-      </w:r>
+        <w:t>vendor:</w:t>
+      </w:r>
+    </w:p>
+    <w:p>
+      <w:pPr>
+        <w:spacing w:line="259" w:lineRule="auto"/>
+        <w:contextualSpacing/>
+        <w:rPr>
+          <w:rFonts w:asciiTheme="minorHAnsi" w:eastAsiaTheme="minorHAnsi" w:hAnsiTheme="minorHAnsi" w:cstheme="minorBidi"/>
+          <w:b/>
+          <w:sz w:val="22"/>
+          <w:szCs w:val="22"/>
+          <w:lang w:eastAsia="en-US"/>
+        </w:rPr>
+      </w:pPr>
+      <w:r>
+        <w:rPr>
+          <w:rFonts w:asciiTheme="minorHAnsi" w:eastAsiaTheme="minorHAnsi" w:hAnsiTheme="minorHAnsi" w:cstheme="minorBidi"/>
+          <w:sz w:val="22"/>
+          <w:szCs w:val="22"/>
+          <w:lang w:eastAsia="en-US"/>
+        </w:rPr>
+        <w:t>Un middleware personalizzato che verifica che l'utente abbia il ruolo di "</w:t>
+      </w:r>
+      <w:proofErr w:type="spellStart"/>
+      <w:r>
+        <w:rPr>
+          <w:rFonts w:asciiTheme="minorHAnsi" w:eastAsiaTheme="minorHAnsi" w:hAnsiTheme="minorHAnsi" w:cstheme="minorBidi"/>
+          <w:sz w:val="22"/>
+          <w:szCs w:val="22"/>
+          <w:lang w:eastAsia="en-US"/>
+        </w:rPr>
+        <w:t>vendor</w:t>
+      </w:r>
+      <w:proofErr w:type="spellEnd"/>
+      <w:r>
+        <w:rPr>
+          <w:rFonts w:asciiTheme="minorHAnsi" w:eastAsiaTheme="minorHAnsi" w:hAnsiTheme="minorHAnsi" w:cstheme="minorBidi"/>
+          <w:sz w:val="22"/>
+          <w:szCs w:val="22"/>
+          <w:lang w:eastAsia="en-US"/>
+        </w:rPr>
+        <w:t>"</w:t>
+      </w:r>
+      <w:r>
+        <w:rPr>
+          <w:rFonts w:asciiTheme="minorHAnsi" w:eastAsiaTheme="minorHAnsi" w:hAnsiTheme="minorHAnsi" w:cstheme="minorBidi"/>
+          <w:sz w:val="22"/>
+          <w:szCs w:val="22"/>
+          <w:lang w:eastAsia="en-US"/>
+        </w:rPr>
+        <w:t xml:space="preserve">, il nome del middleware è stato associato al controller di sicurezza ed è stato aggiunto all’interno del file </w:t>
+      </w:r>
+      <w:proofErr w:type="spellStart"/>
+      <w:r>
+        <w:rPr>
+          <w:rFonts w:asciiTheme="minorHAnsi" w:eastAsiaTheme="minorHAnsi" w:hAnsiTheme="minorHAnsi" w:cstheme="minorBidi"/>
+          <w:sz w:val="22"/>
+          <w:szCs w:val="22"/>
+          <w:lang w:eastAsia="en-US"/>
+        </w:rPr>
+        <w:t>boostrap</w:t>
+      </w:r>
+      <w:proofErr w:type="spellEnd"/>
+      <w:r>
+        <w:rPr>
+          <w:rFonts w:asciiTheme="minorHAnsi" w:eastAsiaTheme="minorHAnsi" w:hAnsiTheme="minorHAnsi" w:cstheme="minorBidi"/>
+          <w:sz w:val="22"/>
+          <w:szCs w:val="22"/>
+          <w:lang w:eastAsia="en-US"/>
+        </w:rPr>
+        <w:t>/</w:t>
+      </w:r>
+      <w:proofErr w:type="spellStart"/>
+      <w:r>
+        <w:rPr>
+          <w:rFonts w:asciiTheme="minorHAnsi" w:eastAsiaTheme="minorHAnsi" w:hAnsiTheme="minorHAnsi" w:cstheme="minorBidi"/>
+          <w:sz w:val="22"/>
+          <w:szCs w:val="22"/>
+          <w:lang w:eastAsia="en-US"/>
+        </w:rPr>
+        <w:t>app.php</w:t>
+      </w:r>
+      <w:proofErr w:type="spellEnd"/>
     </w:p>
     <w:p>
       <w:pPr>
@@ -19057,15 +18986,7 @@
         <w:spacing w:after="240"/>
       </w:pPr>
       <w:r>
-        <w:t>Breeze crea i seguenti controller in app/Http/</w:t>
-      </w:r>
-      <w:proofErr w:type="spellStart"/>
-      <w:r>
-        <w:t>Controllers</w:t>
-      </w:r>
-      <w:proofErr w:type="spellEnd"/>
-      <w:r>
-        <w:t>/</w:t>
+        <w:t>Breeze crea i seguenti controller in app/Http/Controllers/</w:t>
       </w:r>
       <w:proofErr w:type="spellStart"/>
       <w:r>
@@ -19526,9 +19447,9 @@
           <w:lang w:val="it-IT"/>
         </w:rPr>
       </w:pPr>
-      <w:bookmarkStart w:id="39" w:name="_Toc461179223"/>
-      <w:bookmarkStart w:id="40" w:name="_Toc94790460"/>
-      <w:bookmarkStart w:id="41" w:name="_Toc189853868"/>
+      <w:bookmarkStart w:id="38" w:name="_Toc461179223"/>
+      <w:bookmarkStart w:id="39" w:name="_Toc94790460"/>
+      <w:bookmarkStart w:id="40" w:name="_Toc189853868"/>
       <w:r>
         <w:rPr>
           <w:lang w:val="it-IT"/>
@@ -19536,23 +19457,23 @@
         <w:lastRenderedPageBreak/>
         <w:t>Test</w:t>
       </w:r>
+      <w:bookmarkEnd w:id="38"/>
       <w:bookmarkEnd w:id="39"/>
       <w:bookmarkEnd w:id="40"/>
+    </w:p>
+    <w:p>
+      <w:pPr>
+        <w:pStyle w:val="Titolo2"/>
+      </w:pPr>
+      <w:bookmarkStart w:id="41" w:name="_Toc461179224"/>
+      <w:bookmarkStart w:id="42" w:name="_Toc94790461"/>
+      <w:bookmarkStart w:id="43" w:name="_Toc189853869"/>
+      <w:r>
+        <w:t>Protocollo di test</w:t>
+      </w:r>
       <w:bookmarkEnd w:id="41"/>
-    </w:p>
-    <w:p>
-      <w:pPr>
-        <w:pStyle w:val="Titolo2"/>
-      </w:pPr>
-      <w:bookmarkStart w:id="42" w:name="_Toc461179224"/>
-      <w:bookmarkStart w:id="43" w:name="_Toc94790461"/>
-      <w:bookmarkStart w:id="44" w:name="_Toc189853869"/>
-      <w:r>
-        <w:t>Protocollo di test</w:t>
-      </w:r>
       <w:bookmarkEnd w:id="42"/>
       <w:bookmarkEnd w:id="43"/>
-      <w:bookmarkEnd w:id="44"/>
     </w:p>
     <w:p>
       <w:pPr>
@@ -20589,7 +20510,7 @@
           <w:lang w:val="fr-CH"/>
         </w:rPr>
       </w:pPr>
-      <w:bookmarkStart w:id="45" w:name="_Toc461179225"/>
+      <w:bookmarkStart w:id="44" w:name="_Toc461179225"/>
       <w:r>
         <w:rPr>
           <w:lang w:val="fr-CH"/>
@@ -20601,313 +20522,313 @@
       <w:pPr>
         <w:pStyle w:val="Titolo2"/>
       </w:pPr>
-      <w:bookmarkStart w:id="46" w:name="_Toc94790462"/>
-      <w:bookmarkStart w:id="47" w:name="_Toc189853870"/>
+      <w:bookmarkStart w:id="45" w:name="_Toc94790462"/>
+      <w:bookmarkStart w:id="46" w:name="_Toc189853870"/>
       <w:r>
         <w:lastRenderedPageBreak/>
         <w:t>Risultati test</w:t>
       </w:r>
+      <w:bookmarkEnd w:id="44"/>
       <w:bookmarkEnd w:id="45"/>
       <w:bookmarkEnd w:id="46"/>
+    </w:p>
+    <w:p>
+      <w:pPr>
+        <w:rPr>
+          <w:lang w:val="it-IT"/>
+        </w:rPr>
+      </w:pPr>
+      <w:r>
+        <w:rPr>
+          <w:lang w:val="it-IT"/>
+        </w:rPr>
+        <w:t>Tabella riassuntiva in cui si inseriscono i test riusciti e non del prodotto finale. Se un test non riesce e viene corretto l’errore, questo dovrà risultare nel documento finale come riuscito (la procedura della correzione apparirà nel diario), altrimenti dovrà essere descritto l’errore con eventuali ipotesi di correzione.</w:t>
+      </w:r>
+    </w:p>
+    <w:p>
+      <w:pPr>
+        <w:pStyle w:val="Titolo2"/>
+      </w:pPr>
+      <w:bookmarkStart w:id="47" w:name="_Toc461179226"/>
+      <w:bookmarkStart w:id="48" w:name="_Toc94790463"/>
+      <w:bookmarkStart w:id="49" w:name="_Toc189853871"/>
+      <w:r>
+        <w:t>Mancanze</w:t>
+      </w:r>
+      <w:r>
+        <w:t>/limitazioni conosciute</w:t>
+      </w:r>
       <w:bookmarkEnd w:id="47"/>
-    </w:p>
-    <w:p>
-      <w:pPr>
-        <w:rPr>
-          <w:lang w:val="it-IT"/>
-        </w:rPr>
-      </w:pPr>
-      <w:r>
-        <w:rPr>
-          <w:lang w:val="it-IT"/>
-        </w:rPr>
-        <w:t>Tabella riassuntiva in cui si inseriscono i test riusciti e non del prodotto finale. Se un test non riesce e viene corretto l’errore, questo dovrà risultare nel documento finale come riuscito (la procedura della correzione apparirà nel diario), altrimenti dovrà essere descritto l’errore con eventuali ipotesi di correzione.</w:t>
-      </w:r>
-    </w:p>
-    <w:p>
-      <w:pPr>
-        <w:pStyle w:val="Titolo2"/>
-      </w:pPr>
-      <w:bookmarkStart w:id="48" w:name="_Toc461179226"/>
-      <w:bookmarkStart w:id="49" w:name="_Toc94790463"/>
-      <w:bookmarkStart w:id="50" w:name="_Toc189853871"/>
-      <w:r>
-        <w:t>Mancanze</w:t>
-      </w:r>
-      <w:r>
-        <w:t>/limitazioni conosciute</w:t>
-      </w:r>
       <w:bookmarkEnd w:id="48"/>
       <w:bookmarkEnd w:id="49"/>
+    </w:p>
+    <w:p>
+      <w:pPr>
+        <w:rPr>
+          <w:lang w:val="it-IT"/>
+        </w:rPr>
+      </w:pPr>
+      <w:r>
+        <w:rPr>
+          <w:lang w:val="it-IT"/>
+        </w:rPr>
+        <w:t>Descrizione con motivazione di eventuali elementi mancanti o non completamente implementati, al di fuori dei test case. Non devono essere riportati gli errori e i problemi riscontrati e poi risolti durante il progetto.</w:t>
+      </w:r>
+    </w:p>
+    <w:p>
+      <w:pPr>
+        <w:pStyle w:val="Titolo1"/>
+        <w:rPr>
+          <w:lang w:val="it-IT"/>
+        </w:rPr>
+      </w:pPr>
+      <w:bookmarkStart w:id="50" w:name="_Toc461179227"/>
+      <w:bookmarkStart w:id="51" w:name="_Toc94790464"/>
+      <w:bookmarkStart w:id="52" w:name="_Toc189853872"/>
+      <w:r>
+        <w:rPr>
+          <w:lang w:val="it-IT"/>
+        </w:rPr>
+        <w:t>Consuntivo</w:t>
+      </w:r>
       <w:bookmarkEnd w:id="50"/>
-    </w:p>
-    <w:p>
-      <w:pPr>
-        <w:rPr>
-          <w:lang w:val="it-IT"/>
-        </w:rPr>
-      </w:pPr>
-      <w:r>
-        <w:rPr>
-          <w:lang w:val="it-IT"/>
-        </w:rPr>
-        <w:t>Descrizione con motivazione di eventuali elementi mancanti o non completamente implementati, al di fuori dei test case. Non devono essere riportati gli errori e i problemi riscontrati e poi risolti durante il progetto.</w:t>
-      </w:r>
-    </w:p>
-    <w:p>
-      <w:pPr>
-        <w:pStyle w:val="Titolo1"/>
-        <w:rPr>
-          <w:lang w:val="it-IT"/>
-        </w:rPr>
-      </w:pPr>
-      <w:bookmarkStart w:id="51" w:name="_Toc461179227"/>
-      <w:bookmarkStart w:id="52" w:name="_Toc94790464"/>
-      <w:bookmarkStart w:id="53" w:name="_Toc189853872"/>
-      <w:r>
-        <w:rPr>
-          <w:lang w:val="it-IT"/>
-        </w:rPr>
-        <w:t>Consuntivo</w:t>
-      </w:r>
       <w:bookmarkEnd w:id="51"/>
       <w:bookmarkEnd w:id="52"/>
+    </w:p>
+    <w:p>
+      <w:pPr>
+        <w:rPr>
+          <w:lang w:val="it-IT"/>
+        </w:rPr>
+      </w:pPr>
+      <w:r>
+        <w:rPr>
+          <w:lang w:val="it-IT"/>
+        </w:rPr>
+        <w:t>Consuntivo del tempo di lavoro effettivo e considerazioni riguardo le differenze rispetto alla pianificazione (cap</w:t>
+      </w:r>
+      <w:r>
+        <w:rPr>
+          <w:lang w:val="it-IT"/>
+        </w:rPr>
+        <w:t>.</w:t>
+      </w:r>
+      <w:r>
+        <w:rPr>
+          <w:lang w:val="it-IT"/>
+        </w:rPr>
+        <w:t xml:space="preserve"> 1.7) (ad esempio </w:t>
+      </w:r>
+      <w:proofErr w:type="spellStart"/>
+      <w:r>
+        <w:rPr>
+          <w:lang w:val="it-IT"/>
+        </w:rPr>
+        <w:t>Gan</w:t>
+      </w:r>
+      <w:r>
+        <w:rPr>
+          <w:lang w:val="it-IT"/>
+        </w:rPr>
+        <w:t>t</w:t>
+      </w:r>
+      <w:r>
+        <w:rPr>
+          <w:lang w:val="it-IT"/>
+        </w:rPr>
+        <w:t>t</w:t>
+      </w:r>
+      <w:proofErr w:type="spellEnd"/>
+      <w:r>
+        <w:rPr>
+          <w:lang w:val="it-IT"/>
+        </w:rPr>
+        <w:t xml:space="preserve"> consuntivo).</w:t>
+      </w:r>
+    </w:p>
+    <w:p>
+      <w:pPr>
+        <w:pStyle w:val="Titolo1"/>
+        <w:rPr>
+          <w:lang w:val="it-IT"/>
+        </w:rPr>
+      </w:pPr>
+      <w:bookmarkStart w:id="53" w:name="_Toc461179228"/>
+      <w:bookmarkStart w:id="54" w:name="_Toc94790465"/>
+      <w:bookmarkStart w:id="55" w:name="_Toc189853873"/>
+      <w:r>
+        <w:rPr>
+          <w:lang w:val="it-IT"/>
+        </w:rPr>
+        <w:t>Conclusioni</w:t>
+      </w:r>
       <w:bookmarkEnd w:id="53"/>
-    </w:p>
-    <w:p>
-      <w:pPr>
-        <w:rPr>
-          <w:lang w:val="it-IT"/>
-        </w:rPr>
-      </w:pPr>
-      <w:r>
-        <w:rPr>
-          <w:lang w:val="it-IT"/>
-        </w:rPr>
-        <w:t>Consuntivo del tempo di lavoro effettivo e considerazioni riguardo le differenze rispetto alla pianificazione (cap</w:t>
-      </w:r>
-      <w:r>
-        <w:rPr>
-          <w:lang w:val="it-IT"/>
-        </w:rPr>
-        <w:t>.</w:t>
-      </w:r>
-      <w:r>
-        <w:rPr>
-          <w:lang w:val="it-IT"/>
-        </w:rPr>
-        <w:t xml:space="preserve"> 1.7) (ad esempio </w:t>
-      </w:r>
-      <w:proofErr w:type="spellStart"/>
-      <w:r>
-        <w:rPr>
-          <w:lang w:val="it-IT"/>
-        </w:rPr>
-        <w:t>Gan</w:t>
-      </w:r>
-      <w:r>
-        <w:rPr>
-          <w:lang w:val="it-IT"/>
-        </w:rPr>
-        <w:t>t</w:t>
-      </w:r>
-      <w:r>
-        <w:rPr>
-          <w:lang w:val="it-IT"/>
-        </w:rPr>
-        <w:t>t</w:t>
-      </w:r>
-      <w:proofErr w:type="spellEnd"/>
-      <w:r>
-        <w:rPr>
-          <w:lang w:val="it-IT"/>
-        </w:rPr>
-        <w:t xml:space="preserve"> consuntivo).</w:t>
-      </w:r>
-    </w:p>
-    <w:p>
-      <w:pPr>
-        <w:pStyle w:val="Titolo1"/>
-        <w:rPr>
-          <w:lang w:val="it-IT"/>
-        </w:rPr>
-      </w:pPr>
-      <w:bookmarkStart w:id="54" w:name="_Toc461179228"/>
-      <w:bookmarkStart w:id="55" w:name="_Toc94790465"/>
-      <w:bookmarkStart w:id="56" w:name="_Toc189853873"/>
-      <w:r>
-        <w:rPr>
-          <w:lang w:val="it-IT"/>
-        </w:rPr>
-        <w:t>Conclusioni</w:t>
-      </w:r>
       <w:bookmarkEnd w:id="54"/>
       <w:bookmarkEnd w:id="55"/>
+    </w:p>
+    <w:p>
+      <w:pPr>
+        <w:rPr>
+          <w:lang w:val="it-IT"/>
+        </w:rPr>
+      </w:pPr>
+      <w:r>
+        <w:rPr>
+          <w:lang w:val="it-IT"/>
+        </w:rPr>
+        <w:t>Quali sono le implicazioni della mia soluzione? Che impatto avrà?</w:t>
+      </w:r>
+      <w:r>
+        <w:rPr>
+          <w:lang w:val="it-IT"/>
+        </w:rPr>
+        <w:t xml:space="preserve"> Cambierà il mondo? È un successo importante? È </w:t>
+      </w:r>
+      <w:r>
+        <w:rPr>
+          <w:lang w:val="it-IT"/>
+        </w:rPr>
+        <w:t>solo un</w:t>
+      </w:r>
+      <w:r>
+        <w:rPr>
+          <w:lang w:val="it-IT"/>
+        </w:rPr>
+        <w:t>’</w:t>
+      </w:r>
+      <w:r>
+        <w:rPr>
+          <w:lang w:val="it-IT"/>
+        </w:rPr>
+        <w:t>aggiunta</w:t>
+      </w:r>
+      <w:r>
+        <w:rPr>
+          <w:lang w:val="it-IT"/>
+        </w:rPr>
+        <w:t xml:space="preserve"> marginale o</w:t>
+      </w:r>
+      <w:r>
+        <w:rPr>
+          <w:lang w:val="it-IT"/>
+        </w:rPr>
+        <w:t xml:space="preserve"> è semplicemente servita per scoprire che questo percorso è</w:t>
+      </w:r>
+      <w:r>
+        <w:rPr>
+          <w:lang w:val="it-IT"/>
+        </w:rPr>
+        <w:t xml:space="preserve"> stato</w:t>
+      </w:r>
+      <w:r>
+        <w:rPr>
+          <w:lang w:val="it-IT"/>
+        </w:rPr>
+        <w:t xml:space="preserve"> una perdita di tempo? I ris</w:t>
+      </w:r>
+      <w:r>
+        <w:rPr>
+          <w:lang w:val="it-IT"/>
+        </w:rPr>
+        <w:t xml:space="preserve">ultati ottenuti sono generali, </w:t>
+      </w:r>
+      <w:r>
+        <w:rPr>
+          <w:lang w:val="it-IT"/>
+        </w:rPr>
+        <w:t>facilmente generalizzabili o sono specifici di un caso particolare?</w:t>
+      </w:r>
+      <w:r>
+        <w:rPr>
+          <w:lang w:val="it-IT"/>
+        </w:rPr>
+        <w:t xml:space="preserve"> ecc</w:t>
+      </w:r>
+      <w:r>
+        <w:rPr>
+          <w:lang w:val="it-IT"/>
+        </w:rPr>
+        <w:t>.</w:t>
+      </w:r>
+    </w:p>
+    <w:p>
+      <w:pPr>
+        <w:pStyle w:val="Titolo2"/>
+      </w:pPr>
+      <w:bookmarkStart w:id="56" w:name="_Toc461179229"/>
+      <w:bookmarkStart w:id="57" w:name="_Toc94790466"/>
+      <w:bookmarkStart w:id="58" w:name="_Toc189853874"/>
+      <w:r>
+        <w:t>Sviluppi futuri</w:t>
+      </w:r>
       <w:bookmarkEnd w:id="56"/>
-    </w:p>
-    <w:p>
-      <w:pPr>
-        <w:rPr>
-          <w:lang w:val="it-IT"/>
-        </w:rPr>
-      </w:pPr>
-      <w:r>
-        <w:rPr>
-          <w:lang w:val="it-IT"/>
-        </w:rPr>
-        <w:t>Quali sono le implicazioni della mia soluzione? Che impatto avrà?</w:t>
-      </w:r>
-      <w:r>
-        <w:rPr>
-          <w:lang w:val="it-IT"/>
-        </w:rPr>
-        <w:t xml:space="preserve"> Cambierà il mondo? È un successo importante? È </w:t>
-      </w:r>
-      <w:r>
-        <w:rPr>
-          <w:lang w:val="it-IT"/>
-        </w:rPr>
-        <w:t>solo un</w:t>
-      </w:r>
-      <w:r>
-        <w:rPr>
-          <w:lang w:val="it-IT"/>
-        </w:rPr>
-        <w:t>’</w:t>
-      </w:r>
-      <w:r>
-        <w:rPr>
-          <w:lang w:val="it-IT"/>
-        </w:rPr>
-        <w:t>aggiunta</w:t>
-      </w:r>
-      <w:r>
-        <w:rPr>
-          <w:lang w:val="it-IT"/>
-        </w:rPr>
-        <w:t xml:space="preserve"> marginale o</w:t>
-      </w:r>
-      <w:r>
-        <w:rPr>
-          <w:lang w:val="it-IT"/>
-        </w:rPr>
-        <w:t xml:space="preserve"> è semplicemente servita per scoprire che questo percorso è</w:t>
-      </w:r>
-      <w:r>
-        <w:rPr>
-          <w:lang w:val="it-IT"/>
-        </w:rPr>
-        <w:t xml:space="preserve"> stato</w:t>
-      </w:r>
-      <w:r>
-        <w:rPr>
-          <w:lang w:val="it-IT"/>
-        </w:rPr>
-        <w:t xml:space="preserve"> una perdita di tempo? I ris</w:t>
-      </w:r>
-      <w:r>
-        <w:rPr>
-          <w:lang w:val="it-IT"/>
-        </w:rPr>
-        <w:t xml:space="preserve">ultati ottenuti sono generali, </w:t>
-      </w:r>
-      <w:r>
-        <w:rPr>
-          <w:lang w:val="it-IT"/>
-        </w:rPr>
-        <w:t>facilmente generalizzabili o sono specifici di un caso particolare?</w:t>
-      </w:r>
-      <w:r>
-        <w:rPr>
-          <w:lang w:val="it-IT"/>
-        </w:rPr>
-        <w:t xml:space="preserve"> ecc</w:t>
-      </w:r>
-      <w:r>
-        <w:rPr>
-          <w:lang w:val="it-IT"/>
-        </w:rPr>
-        <w:t>.</w:t>
-      </w:r>
-    </w:p>
-    <w:p>
-      <w:pPr>
-        <w:pStyle w:val="Titolo2"/>
-      </w:pPr>
-      <w:bookmarkStart w:id="57" w:name="_Toc461179229"/>
-      <w:bookmarkStart w:id="58" w:name="_Toc94790466"/>
-      <w:bookmarkStart w:id="59" w:name="_Toc189853874"/>
-      <w:r>
-        <w:t>Sviluppi futuri</w:t>
-      </w:r>
       <w:bookmarkEnd w:id="57"/>
       <w:bookmarkEnd w:id="58"/>
+    </w:p>
+    <w:p>
+      <w:pPr>
+        <w:rPr>
+          <w:lang w:val="it-IT"/>
+        </w:rPr>
+      </w:pPr>
+      <w:r>
+        <w:rPr>
+          <w:lang w:val="it-IT"/>
+        </w:rPr>
+        <w:t>Migliorie o estensioni che possono essere sviluppate sul prodotto.</w:t>
+      </w:r>
+    </w:p>
+    <w:p>
+      <w:pPr>
+        <w:pStyle w:val="Titolo2"/>
+      </w:pPr>
+      <w:bookmarkStart w:id="59" w:name="_Toc461179230"/>
+      <w:bookmarkStart w:id="60" w:name="_Toc94790467"/>
+      <w:bookmarkStart w:id="61" w:name="_Toc189853875"/>
+      <w:r>
+        <w:t>Considerazioni personali</w:t>
+      </w:r>
       <w:bookmarkEnd w:id="59"/>
-    </w:p>
-    <w:p>
-      <w:pPr>
-        <w:rPr>
-          <w:lang w:val="it-IT"/>
-        </w:rPr>
-      </w:pPr>
-      <w:r>
-        <w:rPr>
-          <w:lang w:val="it-IT"/>
-        </w:rPr>
-        <w:t>Migliorie o estensioni che possono essere sviluppate sul prodotto.</w:t>
-      </w:r>
-    </w:p>
-    <w:p>
-      <w:pPr>
-        <w:pStyle w:val="Titolo2"/>
-      </w:pPr>
-      <w:bookmarkStart w:id="60" w:name="_Toc461179230"/>
-      <w:bookmarkStart w:id="61" w:name="_Toc94790467"/>
-      <w:bookmarkStart w:id="62" w:name="_Toc189853875"/>
-      <w:r>
-        <w:t>Considerazioni personali</w:t>
-      </w:r>
       <w:bookmarkEnd w:id="60"/>
       <w:bookmarkEnd w:id="61"/>
+    </w:p>
+    <w:p>
+      <w:pPr>
+        <w:rPr>
+          <w:lang w:val="it-IT"/>
+        </w:rPr>
+      </w:pPr>
+      <w:r>
+        <w:rPr>
+          <w:lang w:val="it-IT"/>
+        </w:rPr>
+        <w:t>Cosa ho imparato in questo progetto? ecc</w:t>
+      </w:r>
+      <w:r>
+        <w:rPr>
+          <w:lang w:val="it-IT"/>
+        </w:rPr>
+        <w:t>.</w:t>
+      </w:r>
+    </w:p>
+    <w:p>
+      <w:pPr>
+        <w:pStyle w:val="Titolo1"/>
+        <w:rPr>
+          <w:lang w:val="it-IT"/>
+        </w:rPr>
+      </w:pPr>
+      <w:bookmarkStart w:id="62" w:name="_Toc94790468"/>
+      <w:bookmarkStart w:id="63" w:name="_Toc189853876"/>
+      <w:bookmarkStart w:id="64" w:name="_Toc461179232"/>
+      <w:r>
+        <w:rPr>
+          <w:lang w:val="it-IT"/>
+        </w:rPr>
+        <w:t>Glossario</w:t>
+      </w:r>
       <w:bookmarkEnd w:id="62"/>
-    </w:p>
-    <w:p>
-      <w:pPr>
-        <w:rPr>
-          <w:lang w:val="it-IT"/>
-        </w:rPr>
-      </w:pPr>
-      <w:r>
-        <w:rPr>
-          <w:lang w:val="it-IT"/>
-        </w:rPr>
-        <w:t>Cosa ho imparato in questo progetto? ecc</w:t>
-      </w:r>
-      <w:r>
-        <w:rPr>
-          <w:lang w:val="it-IT"/>
-        </w:rPr>
-        <w:t>.</w:t>
-      </w:r>
-    </w:p>
-    <w:p>
-      <w:pPr>
-        <w:pStyle w:val="Titolo1"/>
-        <w:rPr>
-          <w:lang w:val="it-IT"/>
-        </w:rPr>
-      </w:pPr>
-      <w:bookmarkStart w:id="63" w:name="_Toc94790468"/>
-      <w:bookmarkStart w:id="64" w:name="_Toc189853876"/>
-      <w:bookmarkStart w:id="65" w:name="_Toc461179232"/>
-      <w:r>
-        <w:rPr>
-          <w:lang w:val="it-IT"/>
-        </w:rPr>
-        <w:t>Glossario</w:t>
-      </w:r>
       <w:bookmarkEnd w:id="63"/>
-      <w:bookmarkEnd w:id="64"/>
     </w:p>
     <w:p>
       <w:pPr>
@@ -21133,7 +21054,7 @@
           <w:lang w:val="it-IT"/>
         </w:rPr>
       </w:pPr>
-      <w:bookmarkStart w:id="66" w:name="_Toc94790469"/>
+      <w:bookmarkStart w:id="65" w:name="_Toc94790469"/>
       <w:r>
         <w:rPr>
           <w:lang w:val="it-IT"/>
@@ -21148,7 +21069,7 @@
           <w:lang w:val="it-IT"/>
         </w:rPr>
       </w:pPr>
-      <w:bookmarkStart w:id="67" w:name="_Toc189853877"/>
+      <w:bookmarkStart w:id="66" w:name="_Toc189853877"/>
       <w:r>
         <w:rPr>
           <w:lang w:val="it-IT"/>
@@ -21156,21 +21077,21 @@
         <w:lastRenderedPageBreak/>
         <w:t>Bibliografia</w:t>
       </w:r>
+      <w:bookmarkEnd w:id="65"/>
       <w:bookmarkEnd w:id="66"/>
+    </w:p>
+    <w:p>
+      <w:pPr>
+        <w:pStyle w:val="Titolo2"/>
+      </w:pPr>
+      <w:bookmarkStart w:id="67" w:name="_Toc94790470"/>
+      <w:bookmarkStart w:id="68" w:name="_Toc189853878"/>
+      <w:r>
+        <w:t>Bibliografia per articoli di riviste:</w:t>
+      </w:r>
+      <w:bookmarkEnd w:id="64"/>
       <w:bookmarkEnd w:id="67"/>
-    </w:p>
-    <w:p>
-      <w:pPr>
-        <w:pStyle w:val="Titolo2"/>
-      </w:pPr>
-      <w:bookmarkStart w:id="68" w:name="_Toc94790470"/>
-      <w:bookmarkStart w:id="69" w:name="_Toc189853878"/>
-      <w:r>
-        <w:t>Bibliografia per articoli di riviste:</w:t>
-      </w:r>
-      <w:bookmarkEnd w:id="65"/>
       <w:bookmarkEnd w:id="68"/>
-      <w:bookmarkEnd w:id="69"/>
     </w:p>
     <w:p>
       <w:pPr>
@@ -21279,15 +21200,15 @@
       <w:pPr>
         <w:pStyle w:val="Titolo2"/>
       </w:pPr>
-      <w:bookmarkStart w:id="70" w:name="_Toc461179233"/>
-      <w:bookmarkStart w:id="71" w:name="_Toc94790471"/>
-      <w:bookmarkStart w:id="72" w:name="_Toc189853879"/>
+      <w:bookmarkStart w:id="69" w:name="_Toc461179233"/>
+      <w:bookmarkStart w:id="70" w:name="_Toc94790471"/>
+      <w:bookmarkStart w:id="71" w:name="_Toc189853879"/>
       <w:r>
         <w:t>Bibliografia per libri</w:t>
       </w:r>
+      <w:bookmarkEnd w:id="69"/>
       <w:bookmarkEnd w:id="70"/>
       <w:bookmarkEnd w:id="71"/>
-      <w:bookmarkEnd w:id="72"/>
     </w:p>
     <w:p>
       <w:pPr>
@@ -21412,20 +21333,20 @@
           <w:lang w:val="it-IT"/>
         </w:rPr>
       </w:pPr>
-      <w:bookmarkStart w:id="73" w:name="_Toc461179234"/>
+      <w:bookmarkStart w:id="72" w:name="_Toc461179234"/>
     </w:p>
     <w:p>
       <w:pPr>
         <w:pStyle w:val="Titolo2"/>
       </w:pPr>
-      <w:bookmarkStart w:id="74" w:name="_Toc94790472"/>
-      <w:bookmarkStart w:id="75" w:name="_Toc189853880"/>
+      <w:bookmarkStart w:id="73" w:name="_Toc94790472"/>
+      <w:bookmarkStart w:id="74" w:name="_Toc189853880"/>
       <w:r>
         <w:t>Sitografia</w:t>
       </w:r>
+      <w:bookmarkEnd w:id="72"/>
       <w:bookmarkEnd w:id="73"/>
       <w:bookmarkEnd w:id="74"/>
-      <w:bookmarkEnd w:id="75"/>
     </w:p>
     <w:p>
       <w:pPr>
@@ -21583,18 +21504,18 @@
           <w:lang w:val="it-IT"/>
         </w:rPr>
       </w:pPr>
-      <w:bookmarkStart w:id="76" w:name="_Toc461179235"/>
-      <w:bookmarkStart w:id="77" w:name="_Toc94790473"/>
-      <w:bookmarkStart w:id="78" w:name="_Toc189853881"/>
+      <w:bookmarkStart w:id="75" w:name="_Toc461179235"/>
+      <w:bookmarkStart w:id="76" w:name="_Toc94790473"/>
+      <w:bookmarkStart w:id="77" w:name="_Toc189853881"/>
       <w:r>
         <w:rPr>
           <w:lang w:val="it-IT"/>
         </w:rPr>
         <w:t>Allegati</w:t>
       </w:r>
+      <w:bookmarkEnd w:id="75"/>
       <w:bookmarkEnd w:id="76"/>
       <w:bookmarkEnd w:id="77"/>
-      <w:bookmarkEnd w:id="78"/>
     </w:p>
     <w:p>
       <w:pPr>
@@ -21782,7 +21703,7 @@
 </file>
 
 <file path=word/endnotes.xml><?xml version="1.0" encoding="utf-8"?>
-<w:endnotes xmlns:wpc="http://schemas.microsoft.com/office/word/2010/wordprocessingCanvas" xmlns:cx="http://schemas.microsoft.com/office/drawing/2014/chartex" xmlns:cx1="http://schemas.microsoft.com/office/drawing/2015/9/8/chartex" xmlns:cx2="http://schemas.microsoft.com/office/drawing/2015/10/21/chartex" xmlns:cx3="http://schemas.microsoft.com/office/drawing/2016/5/9/chartex" xmlns:cx4="http://schemas.microsoft.com/office/drawing/2016/5/10/chartex" xmlns:cx5="http://schemas.microsoft.com/office/drawing/2016/5/11/chartex" xmlns:cx6="http://schemas.microsoft.com/office/drawing/2016/5/12/chartex" xmlns:cx7="http://schemas.microsoft.com/office/drawing/2016/5/13/chartex" xmlns:cx8="http://schemas.microsoft.com/office/drawing/2016/5/14/chartex" xmlns:mc="http://schemas.openxmlformats.org/markup-compatibility/2006" xmlns:aink="http://schemas.microsoft.com/office/drawing/2016/ink" xmlns:am3d="http://schemas.microsoft.com/office/drawing/2017/model3d" xmlns:o="urn:schemas-microsoft-com:office:office" xmlns:r="http://schemas.openxmlformats.org/officeDocument/2006/relationships" xmlns:m="http://schemas.openxmlformats.org/officeDocument/2006/math" xmlns:v="urn:schemas-microsoft-com:vml" xmlns:wp14="http://schemas.microsoft.com/office/word/2010/wordprocessingDrawing" xmlns:wp="http://schemas.openxmlformats.org/drawingml/2006/wordprocessingDrawing" xmlns:w10="urn:schemas-microsoft-com:office:word" xmlns:w="http://schemas.openxmlformats.org/wordprocessingml/2006/main" xmlns:w14="http://schemas.microsoft.com/office/word/2010/wordml" xmlns:w15="http://schemas.microsoft.com/office/word/2012/wordml" xmlns:w16cid="http://schemas.microsoft.com/office/word/2016/wordml/cid" xmlns:w16se="http://schemas.microsoft.com/office/word/2015/wordml/symex" xmlns:wpg="http://schemas.microsoft.com/office/word/2010/wordprocessingGroup" xmlns:wpi="http://schemas.microsoft.com/office/word/2010/wordprocessingInk" xmlns:wne="http://schemas.microsoft.com/office/word/2006/wordml" xmlns:wps="http://schemas.microsoft.com/office/word/2010/wordprocessingShape" mc:Ignorable="w14 w15 w16se w16cid wp14">
+<w:endnotes xmlns:wpc="http://schemas.microsoft.com/office/word/2010/wordprocessingCanvas" xmlns:cx="http://schemas.microsoft.com/office/drawing/2014/chartex" xmlns:cx1="http://schemas.microsoft.com/office/drawing/2015/9/8/chartex" xmlns:cx2="http://schemas.microsoft.com/office/drawing/2015/10/21/chartex" xmlns:cx3="http://schemas.microsoft.com/office/drawing/2016/5/9/chartex" xmlns:cx4="http://schemas.microsoft.com/office/drawing/2016/5/10/chartex" xmlns:cx5="http://schemas.microsoft.com/office/drawing/2016/5/11/chartex" xmlns:cx6="http://schemas.microsoft.com/office/drawing/2016/5/12/chartex" xmlns:cx7="http://schemas.microsoft.com/office/drawing/2016/5/13/chartex" xmlns:cx8="http://schemas.microsoft.com/office/drawing/2016/5/14/chartex" xmlns:mc="http://schemas.openxmlformats.org/markup-compatibility/2006" xmlns:aink="http://schemas.microsoft.com/office/drawing/2016/ink" xmlns:am3d="http://schemas.microsoft.com/office/drawing/2017/model3d" xmlns:o="urn:schemas-microsoft-com:office:office" xmlns:oel="http://schemas.microsoft.com/office/2019/extlst" xmlns:r="http://schemas.openxmlformats.org/officeDocument/2006/relationships" xmlns:m="http://schemas.openxmlformats.org/officeDocument/2006/math" xmlns:v="urn:schemas-microsoft-com:vml" xmlns:wp14="http://schemas.microsoft.com/office/word/2010/wordprocessingDrawing" xmlns:wp="http://schemas.openxmlformats.org/drawingml/2006/wordprocessingDrawing" xmlns:w10="urn:schemas-microsoft-com:office:word" xmlns:w="http://schemas.openxmlformats.org/wordprocessingml/2006/main" xmlns:w14="http://schemas.microsoft.com/office/word/2010/wordml" xmlns:w15="http://schemas.microsoft.com/office/word/2012/wordml" xmlns:w16cex="http://schemas.microsoft.com/office/word/2018/wordml/cex" xmlns:w16cid="http://schemas.microsoft.com/office/word/2016/wordml/cid" xmlns:w16="http://schemas.microsoft.com/office/word/2018/wordml" xmlns:w16du="http://schemas.microsoft.com/office/word/2023/wordml/word16du" xmlns:w16sdtdh="http://schemas.microsoft.com/office/word/2020/wordml/sdtdatahash" xmlns:w16sdtfl="http://schemas.microsoft.com/office/word/2024/wordml/sdtformatlock" xmlns:w16se="http://schemas.microsoft.com/office/word/2015/wordml/symex" xmlns:wpg="http://schemas.microsoft.com/office/word/2010/wordprocessingGroup" xmlns:wpi="http://schemas.microsoft.com/office/word/2010/wordprocessingInk" xmlns:wne="http://schemas.microsoft.com/office/word/2006/wordml" xmlns:wps="http://schemas.microsoft.com/office/word/2010/wordprocessingShape" mc:Ignorable="w14 w15 w16se w16cid w16 w16cex w16sdtdh w16sdtfl w16du wp14">
   <w:endnote w:type="separator" w:id="-1">
     <w:p>
       <w:r>
@@ -21801,7 +21722,7 @@
 </file>
 
 <file path=word/footer1.xml><?xml version="1.0" encoding="utf-8"?>
-<w:ftr xmlns:wpc="http://schemas.microsoft.com/office/word/2010/wordprocessingCanvas" xmlns:cx="http://schemas.microsoft.com/office/drawing/2014/chartex" xmlns:cx1="http://schemas.microsoft.com/office/drawing/2015/9/8/chartex" xmlns:cx2="http://schemas.microsoft.com/office/drawing/2015/10/21/chartex" xmlns:cx3="http://schemas.microsoft.com/office/drawing/2016/5/9/chartex" xmlns:cx4="http://schemas.microsoft.com/office/drawing/2016/5/10/chartex" xmlns:cx5="http://schemas.microsoft.com/office/drawing/2016/5/11/chartex" xmlns:cx6="http://schemas.microsoft.com/office/drawing/2016/5/12/chartex" xmlns:cx7="http://schemas.microsoft.com/office/drawing/2016/5/13/chartex" xmlns:cx8="http://schemas.microsoft.com/office/drawing/2016/5/14/chartex" xmlns:mc="http://schemas.openxmlformats.org/markup-compatibility/2006" xmlns:aink="http://schemas.microsoft.com/office/drawing/2016/ink" xmlns:am3d="http://schemas.microsoft.com/office/drawing/2017/model3d" xmlns:o="urn:schemas-microsoft-com:office:office" xmlns:r="http://schemas.openxmlformats.org/officeDocument/2006/relationships" xmlns:m="http://schemas.openxmlformats.org/officeDocument/2006/math" xmlns:v="urn:schemas-microsoft-com:vml" xmlns:wp14="http://schemas.microsoft.com/office/word/2010/wordprocessingDrawing" xmlns:wp="http://schemas.openxmlformats.org/drawingml/2006/wordprocessingDrawing" xmlns:w10="urn:schemas-microsoft-com:office:word" xmlns:w="http://schemas.openxmlformats.org/wordprocessingml/2006/main" xmlns:w14="http://schemas.microsoft.com/office/word/2010/wordml" xmlns:w15="http://schemas.microsoft.com/office/word/2012/wordml" xmlns:w16cid="http://schemas.microsoft.com/office/word/2016/wordml/cid" xmlns:w16se="http://schemas.microsoft.com/office/word/2015/wordml/symex" xmlns:wpg="http://schemas.microsoft.com/office/word/2010/wordprocessingGroup" xmlns:wpi="http://schemas.microsoft.com/office/word/2010/wordprocessingInk" xmlns:wne="http://schemas.microsoft.com/office/word/2006/wordml" xmlns:wps="http://schemas.microsoft.com/office/word/2010/wordprocessingShape" mc:Ignorable="w14 w15 w16se w16cid wp14">
+<w:ftr xmlns:wpc="http://schemas.microsoft.com/office/word/2010/wordprocessingCanvas" xmlns:cx="http://schemas.microsoft.com/office/drawing/2014/chartex" xmlns:cx1="http://schemas.microsoft.com/office/drawing/2015/9/8/chartex" xmlns:cx2="http://schemas.microsoft.com/office/drawing/2015/10/21/chartex" xmlns:cx3="http://schemas.microsoft.com/office/drawing/2016/5/9/chartex" xmlns:cx4="http://schemas.microsoft.com/office/drawing/2016/5/10/chartex" xmlns:cx5="http://schemas.microsoft.com/office/drawing/2016/5/11/chartex" xmlns:cx6="http://schemas.microsoft.com/office/drawing/2016/5/12/chartex" xmlns:cx7="http://schemas.microsoft.com/office/drawing/2016/5/13/chartex" xmlns:cx8="http://schemas.microsoft.com/office/drawing/2016/5/14/chartex" xmlns:mc="http://schemas.openxmlformats.org/markup-compatibility/2006" xmlns:aink="http://schemas.microsoft.com/office/drawing/2016/ink" xmlns:am3d="http://schemas.microsoft.com/office/drawing/2017/model3d" xmlns:o="urn:schemas-microsoft-com:office:office" xmlns:oel="http://schemas.microsoft.com/office/2019/extlst" xmlns:r="http://schemas.openxmlformats.org/officeDocument/2006/relationships" xmlns:m="http://schemas.openxmlformats.org/officeDocument/2006/math" xmlns:v="urn:schemas-microsoft-com:vml" xmlns:wp14="http://schemas.microsoft.com/office/word/2010/wordprocessingDrawing" xmlns:wp="http://schemas.openxmlformats.org/drawingml/2006/wordprocessingDrawing" xmlns:w10="urn:schemas-microsoft-com:office:word" xmlns:w="http://schemas.openxmlformats.org/wordprocessingml/2006/main" xmlns:w14="http://schemas.microsoft.com/office/word/2010/wordml" xmlns:w15="http://schemas.microsoft.com/office/word/2012/wordml" xmlns:w16cex="http://schemas.microsoft.com/office/word/2018/wordml/cex" xmlns:w16cid="http://schemas.microsoft.com/office/word/2016/wordml/cid" xmlns:w16="http://schemas.microsoft.com/office/word/2018/wordml" xmlns:w16du="http://schemas.microsoft.com/office/word/2023/wordml/word16du" xmlns:w16sdtdh="http://schemas.microsoft.com/office/word/2020/wordml/sdtdatahash" xmlns:w16sdtfl="http://schemas.microsoft.com/office/word/2024/wordml/sdtformatlock" xmlns:w16se="http://schemas.microsoft.com/office/word/2015/wordml/symex" xmlns:wpg="http://schemas.microsoft.com/office/word/2010/wordprocessingGroup" xmlns:wpi="http://schemas.microsoft.com/office/word/2010/wordprocessingInk" xmlns:wne="http://schemas.microsoft.com/office/word/2006/wordml" xmlns:wps="http://schemas.microsoft.com/office/word/2010/wordprocessingShape" mc:Ignorable="w14 w15 w16se w16cid w16 w16cex w16sdtdh w16sdtfl w16du wp14">
   <w:p>
     <w:pPr>
       <w:pStyle w:val="Pidipagina"/>
@@ -21855,7 +21776,6 @@
       <w:tab/>
     </w:r>
     <w:proofErr w:type="spellStart"/>
-    <w:proofErr w:type="gramStart"/>
     <w:r>
       <w:rPr>
         <w:lang w:val="fr-CH"/>
@@ -21867,14 +21787,7 @@
       <w:rPr>
         <w:lang w:val="fr-CH"/>
       </w:rPr>
-      <w:t>:</w:t>
-    </w:r>
-    <w:proofErr w:type="gramEnd"/>
-    <w:r>
-      <w:rPr>
-        <w:lang w:val="fr-CH"/>
-      </w:rPr>
-      <w:t xml:space="preserve"> </w:t>
+      <w:t xml:space="preserve">: </w:t>
     </w:r>
     <w:r>
       <w:rPr>
@@ -21905,7 +21818,7 @@
 </file>
 
 <file path=word/footer2.xml><?xml version="1.0" encoding="utf-8"?>
-<w:ftr xmlns:wpc="http://schemas.microsoft.com/office/word/2010/wordprocessingCanvas" xmlns:cx="http://schemas.microsoft.com/office/drawing/2014/chartex" xmlns:cx1="http://schemas.microsoft.com/office/drawing/2015/9/8/chartex" xmlns:cx2="http://schemas.microsoft.com/office/drawing/2015/10/21/chartex" xmlns:cx3="http://schemas.microsoft.com/office/drawing/2016/5/9/chartex" xmlns:cx4="http://schemas.microsoft.com/office/drawing/2016/5/10/chartex" xmlns:cx5="http://schemas.microsoft.com/office/drawing/2016/5/11/chartex" xmlns:cx6="http://schemas.microsoft.com/office/drawing/2016/5/12/chartex" xmlns:cx7="http://schemas.microsoft.com/office/drawing/2016/5/13/chartex" xmlns:cx8="http://schemas.microsoft.com/office/drawing/2016/5/14/chartex" xmlns:mc="http://schemas.openxmlformats.org/markup-compatibility/2006" xmlns:aink="http://schemas.microsoft.com/office/drawing/2016/ink" xmlns:am3d="http://schemas.microsoft.com/office/drawing/2017/model3d" xmlns:o="urn:schemas-microsoft-com:office:office" xmlns:r="http://schemas.openxmlformats.org/officeDocument/2006/relationships" xmlns:m="http://schemas.openxmlformats.org/officeDocument/2006/math" xmlns:v="urn:schemas-microsoft-com:vml" xmlns:wp14="http://schemas.microsoft.com/office/word/2010/wordprocessingDrawing" xmlns:wp="http://schemas.openxmlformats.org/drawingml/2006/wordprocessingDrawing" xmlns:w10="urn:schemas-microsoft-com:office:word" xmlns:w="http://schemas.openxmlformats.org/wordprocessingml/2006/main" xmlns:w14="http://schemas.microsoft.com/office/word/2010/wordml" xmlns:w15="http://schemas.microsoft.com/office/word/2012/wordml" xmlns:w16cid="http://schemas.microsoft.com/office/word/2016/wordml/cid" xmlns:w16se="http://schemas.microsoft.com/office/word/2015/wordml/symex" xmlns:wpg="http://schemas.microsoft.com/office/word/2010/wordprocessingGroup" xmlns:wpi="http://schemas.microsoft.com/office/word/2010/wordprocessingInk" xmlns:wne="http://schemas.microsoft.com/office/word/2006/wordml" xmlns:wps="http://schemas.microsoft.com/office/word/2010/wordprocessingShape" mc:Ignorable="w14 w15 w16se w16cid wp14">
+<w:ftr xmlns:wpc="http://schemas.microsoft.com/office/word/2010/wordprocessingCanvas" xmlns:cx="http://schemas.microsoft.com/office/drawing/2014/chartex" xmlns:cx1="http://schemas.microsoft.com/office/drawing/2015/9/8/chartex" xmlns:cx2="http://schemas.microsoft.com/office/drawing/2015/10/21/chartex" xmlns:cx3="http://schemas.microsoft.com/office/drawing/2016/5/9/chartex" xmlns:cx4="http://schemas.microsoft.com/office/drawing/2016/5/10/chartex" xmlns:cx5="http://schemas.microsoft.com/office/drawing/2016/5/11/chartex" xmlns:cx6="http://schemas.microsoft.com/office/drawing/2016/5/12/chartex" xmlns:cx7="http://schemas.microsoft.com/office/drawing/2016/5/13/chartex" xmlns:cx8="http://schemas.microsoft.com/office/drawing/2016/5/14/chartex" xmlns:mc="http://schemas.openxmlformats.org/markup-compatibility/2006" xmlns:aink="http://schemas.microsoft.com/office/drawing/2016/ink" xmlns:am3d="http://schemas.microsoft.com/office/drawing/2017/model3d" xmlns:o="urn:schemas-microsoft-com:office:office" xmlns:oel="http://schemas.microsoft.com/office/2019/extlst" xmlns:r="http://schemas.openxmlformats.org/officeDocument/2006/relationships" xmlns:m="http://schemas.openxmlformats.org/officeDocument/2006/math" xmlns:v="urn:schemas-microsoft-com:vml" xmlns:wp14="http://schemas.microsoft.com/office/word/2010/wordprocessingDrawing" xmlns:wp="http://schemas.openxmlformats.org/drawingml/2006/wordprocessingDrawing" xmlns:w10="urn:schemas-microsoft-com:office:word" xmlns:w="http://schemas.openxmlformats.org/wordprocessingml/2006/main" xmlns:w14="http://schemas.microsoft.com/office/word/2010/wordml" xmlns:w15="http://schemas.microsoft.com/office/word/2012/wordml" xmlns:w16cex="http://schemas.microsoft.com/office/word/2018/wordml/cex" xmlns:w16cid="http://schemas.microsoft.com/office/word/2016/wordml/cid" xmlns:w16="http://schemas.microsoft.com/office/word/2018/wordml" xmlns:w16du="http://schemas.microsoft.com/office/word/2023/wordml/word16du" xmlns:w16sdtdh="http://schemas.microsoft.com/office/word/2020/wordml/sdtdatahash" xmlns:w16sdtfl="http://schemas.microsoft.com/office/word/2024/wordml/sdtformatlock" xmlns:w16se="http://schemas.microsoft.com/office/word/2015/wordml/symex" xmlns:wpg="http://schemas.microsoft.com/office/word/2010/wordprocessingGroup" xmlns:wpi="http://schemas.microsoft.com/office/word/2010/wordprocessingInk" xmlns:wne="http://schemas.microsoft.com/office/word/2006/wordml" xmlns:wps="http://schemas.microsoft.com/office/word/2010/wordprocessingShape" mc:Ignorable="w14 w15 w16se w16cid w16 w16cex w16sdtdh w16sdtfl w16du wp14">
   <w:tbl>
     <w:tblPr>
       <w:tblW w:w="0" w:type="auto"/>
@@ -22140,7 +22053,7 @@
 </file>
 
 <file path=word/footnotes.xml><?xml version="1.0" encoding="utf-8"?>
-<w:footnotes xmlns:wpc="http://schemas.microsoft.com/office/word/2010/wordprocessingCanvas" xmlns:cx="http://schemas.microsoft.com/office/drawing/2014/chartex" xmlns:cx1="http://schemas.microsoft.com/office/drawing/2015/9/8/chartex" xmlns:cx2="http://schemas.microsoft.com/office/drawing/2015/10/21/chartex" xmlns:cx3="http://schemas.microsoft.com/office/drawing/2016/5/9/chartex" xmlns:cx4="http://schemas.microsoft.com/office/drawing/2016/5/10/chartex" xmlns:cx5="http://schemas.microsoft.com/office/drawing/2016/5/11/chartex" xmlns:cx6="http://schemas.microsoft.com/office/drawing/2016/5/12/chartex" xmlns:cx7="http://schemas.microsoft.com/office/drawing/2016/5/13/chartex" xmlns:cx8="http://schemas.microsoft.com/office/drawing/2016/5/14/chartex" xmlns:mc="http://schemas.openxmlformats.org/markup-compatibility/2006" xmlns:aink="http://schemas.microsoft.com/office/drawing/2016/ink" xmlns:am3d="http://schemas.microsoft.com/office/drawing/2017/model3d" xmlns:o="urn:schemas-microsoft-com:office:office" xmlns:r="http://schemas.openxmlformats.org/officeDocument/2006/relationships" xmlns:m="http://schemas.openxmlformats.org/officeDocument/2006/math" xmlns:v="urn:schemas-microsoft-com:vml" xmlns:wp14="http://schemas.microsoft.com/office/word/2010/wordprocessingDrawing" xmlns:wp="http://schemas.openxmlformats.org/drawingml/2006/wordprocessingDrawing" xmlns:w10="urn:schemas-microsoft-com:office:word" xmlns:w="http://schemas.openxmlformats.org/wordprocessingml/2006/main" xmlns:w14="http://schemas.microsoft.com/office/word/2010/wordml" xmlns:w15="http://schemas.microsoft.com/office/word/2012/wordml" xmlns:w16cid="http://schemas.microsoft.com/office/word/2016/wordml/cid" xmlns:w16se="http://schemas.microsoft.com/office/word/2015/wordml/symex" xmlns:wpg="http://schemas.microsoft.com/office/word/2010/wordprocessingGroup" xmlns:wpi="http://schemas.microsoft.com/office/word/2010/wordprocessingInk" xmlns:wne="http://schemas.microsoft.com/office/word/2006/wordml" xmlns:wps="http://schemas.microsoft.com/office/word/2010/wordprocessingShape" mc:Ignorable="w14 w15 w16se w16cid wp14">
+<w:footnotes xmlns:wpc="http://schemas.microsoft.com/office/word/2010/wordprocessingCanvas" xmlns:cx="http://schemas.microsoft.com/office/drawing/2014/chartex" xmlns:cx1="http://schemas.microsoft.com/office/drawing/2015/9/8/chartex" xmlns:cx2="http://schemas.microsoft.com/office/drawing/2015/10/21/chartex" xmlns:cx3="http://schemas.microsoft.com/office/drawing/2016/5/9/chartex" xmlns:cx4="http://schemas.microsoft.com/office/drawing/2016/5/10/chartex" xmlns:cx5="http://schemas.microsoft.com/office/drawing/2016/5/11/chartex" xmlns:cx6="http://schemas.microsoft.com/office/drawing/2016/5/12/chartex" xmlns:cx7="http://schemas.microsoft.com/office/drawing/2016/5/13/chartex" xmlns:cx8="http://schemas.microsoft.com/office/drawing/2016/5/14/chartex" xmlns:mc="http://schemas.openxmlformats.org/markup-compatibility/2006" xmlns:aink="http://schemas.microsoft.com/office/drawing/2016/ink" xmlns:am3d="http://schemas.microsoft.com/office/drawing/2017/model3d" xmlns:o="urn:schemas-microsoft-com:office:office" xmlns:oel="http://schemas.microsoft.com/office/2019/extlst" xmlns:r="http://schemas.openxmlformats.org/officeDocument/2006/relationships" xmlns:m="http://schemas.openxmlformats.org/officeDocument/2006/math" xmlns:v="urn:schemas-microsoft-com:vml" xmlns:wp14="http://schemas.microsoft.com/office/word/2010/wordprocessingDrawing" xmlns:wp="http://schemas.openxmlformats.org/drawingml/2006/wordprocessingDrawing" xmlns:w10="urn:schemas-microsoft-com:office:word" xmlns:w="http://schemas.openxmlformats.org/wordprocessingml/2006/main" xmlns:w14="http://schemas.microsoft.com/office/word/2010/wordml" xmlns:w15="http://schemas.microsoft.com/office/word/2012/wordml" xmlns:w16cex="http://schemas.microsoft.com/office/word/2018/wordml/cex" xmlns:w16cid="http://schemas.microsoft.com/office/word/2016/wordml/cid" xmlns:w16="http://schemas.microsoft.com/office/word/2018/wordml" xmlns:w16du="http://schemas.microsoft.com/office/word/2023/wordml/word16du" xmlns:w16sdtdh="http://schemas.microsoft.com/office/word/2020/wordml/sdtdatahash" xmlns:w16sdtfl="http://schemas.microsoft.com/office/word/2024/wordml/sdtformatlock" xmlns:w16se="http://schemas.microsoft.com/office/word/2015/wordml/symex" xmlns:wpg="http://schemas.microsoft.com/office/word/2010/wordprocessingGroup" xmlns:wpi="http://schemas.microsoft.com/office/word/2010/wordprocessingInk" xmlns:wne="http://schemas.microsoft.com/office/word/2006/wordml" xmlns:wps="http://schemas.microsoft.com/office/word/2010/wordprocessingShape" mc:Ignorable="w14 w15 w16se w16cid w16 w16cex w16sdtdh w16sdtfl w16du wp14">
   <w:footnote w:type="separator" w:id="-1">
     <w:p>
       <w:r>
@@ -22159,7 +22072,7 @@
 </file>
 
 <file path=word/header1.xml><?xml version="1.0" encoding="utf-8"?>
-<w:hdr xmlns:wpc="http://schemas.microsoft.com/office/word/2010/wordprocessingCanvas" xmlns:cx="http://schemas.microsoft.com/office/drawing/2014/chartex" xmlns:cx1="http://schemas.microsoft.com/office/drawing/2015/9/8/chartex" xmlns:cx2="http://schemas.microsoft.com/office/drawing/2015/10/21/chartex" xmlns:cx3="http://schemas.microsoft.com/office/drawing/2016/5/9/chartex" xmlns:cx4="http://schemas.microsoft.com/office/drawing/2016/5/10/chartex" xmlns:cx5="http://schemas.microsoft.com/office/drawing/2016/5/11/chartex" xmlns:cx6="http://schemas.microsoft.com/office/drawing/2016/5/12/chartex" xmlns:cx7="http://schemas.microsoft.com/office/drawing/2016/5/13/chartex" xmlns:cx8="http://schemas.microsoft.com/office/drawing/2016/5/14/chartex" xmlns:mc="http://schemas.openxmlformats.org/markup-compatibility/2006" xmlns:aink="http://schemas.microsoft.com/office/drawing/2016/ink" xmlns:am3d="http://schemas.microsoft.com/office/drawing/2017/model3d" xmlns:o="urn:schemas-microsoft-com:office:office" xmlns:r="http://schemas.openxmlformats.org/officeDocument/2006/relationships" xmlns:m="http://schemas.openxmlformats.org/officeDocument/2006/math" xmlns:v="urn:schemas-microsoft-com:vml" xmlns:wp14="http://schemas.microsoft.com/office/word/2010/wordprocessingDrawing" xmlns:wp="http://schemas.openxmlformats.org/drawingml/2006/wordprocessingDrawing" xmlns:w10="urn:schemas-microsoft-com:office:word" xmlns:w="http://schemas.openxmlformats.org/wordprocessingml/2006/main" xmlns:w14="http://schemas.microsoft.com/office/word/2010/wordml" xmlns:w15="http://schemas.microsoft.com/office/word/2012/wordml" xmlns:w16cid="http://schemas.microsoft.com/office/word/2016/wordml/cid" xmlns:w16se="http://schemas.microsoft.com/office/word/2015/wordml/symex" xmlns:wpg="http://schemas.microsoft.com/office/word/2010/wordprocessingGroup" xmlns:wpi="http://schemas.microsoft.com/office/word/2010/wordprocessingInk" xmlns:wne="http://schemas.microsoft.com/office/word/2006/wordml" xmlns:wps="http://schemas.microsoft.com/office/word/2010/wordprocessingShape" mc:Ignorable="w14 w15 w16se w16cid wp14">
+<w:hdr xmlns:wpc="http://schemas.microsoft.com/office/word/2010/wordprocessingCanvas" xmlns:cx="http://schemas.microsoft.com/office/drawing/2014/chartex" xmlns:cx1="http://schemas.microsoft.com/office/drawing/2015/9/8/chartex" xmlns:cx2="http://schemas.microsoft.com/office/drawing/2015/10/21/chartex" xmlns:cx3="http://schemas.microsoft.com/office/drawing/2016/5/9/chartex" xmlns:cx4="http://schemas.microsoft.com/office/drawing/2016/5/10/chartex" xmlns:cx5="http://schemas.microsoft.com/office/drawing/2016/5/11/chartex" xmlns:cx6="http://schemas.microsoft.com/office/drawing/2016/5/12/chartex" xmlns:cx7="http://schemas.microsoft.com/office/drawing/2016/5/13/chartex" xmlns:cx8="http://schemas.microsoft.com/office/drawing/2016/5/14/chartex" xmlns:mc="http://schemas.openxmlformats.org/markup-compatibility/2006" xmlns:aink="http://schemas.microsoft.com/office/drawing/2016/ink" xmlns:am3d="http://schemas.microsoft.com/office/drawing/2017/model3d" xmlns:o="urn:schemas-microsoft-com:office:office" xmlns:oel="http://schemas.microsoft.com/office/2019/extlst" xmlns:r="http://schemas.openxmlformats.org/officeDocument/2006/relationships" xmlns:m="http://schemas.openxmlformats.org/officeDocument/2006/math" xmlns:v="urn:schemas-microsoft-com:vml" xmlns:wp14="http://schemas.microsoft.com/office/word/2010/wordprocessingDrawing" xmlns:wp="http://schemas.openxmlformats.org/drawingml/2006/wordprocessingDrawing" xmlns:w10="urn:schemas-microsoft-com:office:word" xmlns:w="http://schemas.openxmlformats.org/wordprocessingml/2006/main" xmlns:w14="http://schemas.microsoft.com/office/word/2010/wordml" xmlns:w15="http://schemas.microsoft.com/office/word/2012/wordml" xmlns:w16cex="http://schemas.microsoft.com/office/word/2018/wordml/cex" xmlns:w16cid="http://schemas.microsoft.com/office/word/2016/wordml/cid" xmlns:w16="http://schemas.microsoft.com/office/word/2018/wordml" xmlns:w16du="http://schemas.microsoft.com/office/word/2023/wordml/word16du" xmlns:w16sdtdh="http://schemas.microsoft.com/office/word/2020/wordml/sdtdatahash" xmlns:w16sdtfl="http://schemas.microsoft.com/office/word/2024/wordml/sdtformatlock" xmlns:w16se="http://schemas.microsoft.com/office/word/2015/wordml/symex" xmlns:wpg="http://schemas.microsoft.com/office/word/2010/wordprocessingGroup" xmlns:wpi="http://schemas.microsoft.com/office/word/2010/wordprocessingInk" xmlns:wne="http://schemas.microsoft.com/office/word/2006/wordml" xmlns:wps="http://schemas.microsoft.com/office/word/2010/wordprocessingShape" mc:Ignorable="w14 w15 w16se w16cid w16 w16cex w16sdtdh w16sdtfl w16du wp14">
   <w:tbl>
     <w:tblPr>
       <w:tblW w:w="9639" w:type="dxa"/>
@@ -22530,7 +22443,7 @@
 </file>
 
 <file path=word/header2.xml><?xml version="1.0" encoding="utf-8"?>
-<w:hdr xmlns:wpc="http://schemas.microsoft.com/office/word/2010/wordprocessingCanvas" xmlns:cx="http://schemas.microsoft.com/office/drawing/2014/chartex" xmlns:cx1="http://schemas.microsoft.com/office/drawing/2015/9/8/chartex" xmlns:cx2="http://schemas.microsoft.com/office/drawing/2015/10/21/chartex" xmlns:cx3="http://schemas.microsoft.com/office/drawing/2016/5/9/chartex" xmlns:cx4="http://schemas.microsoft.com/office/drawing/2016/5/10/chartex" xmlns:cx5="http://schemas.microsoft.com/office/drawing/2016/5/11/chartex" xmlns:cx6="http://schemas.microsoft.com/office/drawing/2016/5/12/chartex" xmlns:cx7="http://schemas.microsoft.com/office/drawing/2016/5/13/chartex" xmlns:cx8="http://schemas.microsoft.com/office/drawing/2016/5/14/chartex" xmlns:mc="http://schemas.openxmlformats.org/markup-compatibility/2006" xmlns:aink="http://schemas.microsoft.com/office/drawing/2016/ink" xmlns:am3d="http://schemas.microsoft.com/office/drawing/2017/model3d" xmlns:o="urn:schemas-microsoft-com:office:office" xmlns:r="http://schemas.openxmlformats.org/officeDocument/2006/relationships" xmlns:m="http://schemas.openxmlformats.org/officeDocument/2006/math" xmlns:v="urn:schemas-microsoft-com:vml" xmlns:wp14="http://schemas.microsoft.com/office/word/2010/wordprocessingDrawing" xmlns:wp="http://schemas.openxmlformats.org/drawingml/2006/wordprocessingDrawing" xmlns:w10="urn:schemas-microsoft-com:office:word" xmlns:w="http://schemas.openxmlformats.org/wordprocessingml/2006/main" xmlns:w14="http://schemas.microsoft.com/office/word/2010/wordml" xmlns:w15="http://schemas.microsoft.com/office/word/2012/wordml" xmlns:w16cid="http://schemas.microsoft.com/office/word/2016/wordml/cid" xmlns:w16se="http://schemas.microsoft.com/office/word/2015/wordml/symex" xmlns:wpg="http://schemas.microsoft.com/office/word/2010/wordprocessingGroup" xmlns:wpi="http://schemas.microsoft.com/office/word/2010/wordprocessingInk" xmlns:wne="http://schemas.microsoft.com/office/word/2006/wordml" xmlns:wps="http://schemas.microsoft.com/office/word/2010/wordprocessingShape" mc:Ignorable="w14 w15 w16se w16cid wp14">
+<w:hdr xmlns:wpc="http://schemas.microsoft.com/office/word/2010/wordprocessingCanvas" xmlns:cx="http://schemas.microsoft.com/office/drawing/2014/chartex" xmlns:cx1="http://schemas.microsoft.com/office/drawing/2015/9/8/chartex" xmlns:cx2="http://schemas.microsoft.com/office/drawing/2015/10/21/chartex" xmlns:cx3="http://schemas.microsoft.com/office/drawing/2016/5/9/chartex" xmlns:cx4="http://schemas.microsoft.com/office/drawing/2016/5/10/chartex" xmlns:cx5="http://schemas.microsoft.com/office/drawing/2016/5/11/chartex" xmlns:cx6="http://schemas.microsoft.com/office/drawing/2016/5/12/chartex" xmlns:cx7="http://schemas.microsoft.com/office/drawing/2016/5/13/chartex" xmlns:cx8="http://schemas.microsoft.com/office/drawing/2016/5/14/chartex" xmlns:mc="http://schemas.openxmlformats.org/markup-compatibility/2006" xmlns:aink="http://schemas.microsoft.com/office/drawing/2016/ink" xmlns:am3d="http://schemas.microsoft.com/office/drawing/2017/model3d" xmlns:o="urn:schemas-microsoft-com:office:office" xmlns:oel="http://schemas.microsoft.com/office/2019/extlst" xmlns:r="http://schemas.openxmlformats.org/officeDocument/2006/relationships" xmlns:m="http://schemas.openxmlformats.org/officeDocument/2006/math" xmlns:v="urn:schemas-microsoft-com:vml" xmlns:wp14="http://schemas.microsoft.com/office/word/2010/wordprocessingDrawing" xmlns:wp="http://schemas.openxmlformats.org/drawingml/2006/wordprocessingDrawing" xmlns:w10="urn:schemas-microsoft-com:office:word" xmlns:w="http://schemas.openxmlformats.org/wordprocessingml/2006/main" xmlns:w14="http://schemas.microsoft.com/office/word/2010/wordml" xmlns:w15="http://schemas.microsoft.com/office/word/2012/wordml" xmlns:w16cex="http://schemas.microsoft.com/office/word/2018/wordml/cex" xmlns:w16cid="http://schemas.microsoft.com/office/word/2016/wordml/cid" xmlns:w16="http://schemas.microsoft.com/office/word/2018/wordml" xmlns:w16du="http://schemas.microsoft.com/office/word/2023/wordml/word16du" xmlns:w16sdtdh="http://schemas.microsoft.com/office/word/2020/wordml/sdtdatahash" xmlns:w16sdtfl="http://schemas.microsoft.com/office/word/2024/wordml/sdtformatlock" xmlns:w16se="http://schemas.microsoft.com/office/word/2015/wordml/symex" xmlns:wpg="http://schemas.microsoft.com/office/word/2010/wordprocessingGroup" xmlns:wpi="http://schemas.microsoft.com/office/word/2010/wordprocessingInk" xmlns:wne="http://schemas.microsoft.com/office/word/2006/wordml" xmlns:wps="http://schemas.microsoft.com/office/word/2010/wordprocessingShape" mc:Ignorable="w14 w15 w16se w16cid w16 w16cex w16sdtdh w16sdtfl w16du wp14">
   <w:tbl>
     <w:tblPr>
       <w:tblW w:w="9644" w:type="dxa"/>
@@ -22753,7 +22666,7 @@
 </file>
 
 <file path=word/numbering.xml><?xml version="1.0" encoding="utf-8"?>
-<w:numbering xmlns:wpc="http://schemas.microsoft.com/office/word/2010/wordprocessingCanvas" xmlns:cx="http://schemas.microsoft.com/office/drawing/2014/chartex" xmlns:cx1="http://schemas.microsoft.com/office/drawing/2015/9/8/chartex" xmlns:cx2="http://schemas.microsoft.com/office/drawing/2015/10/21/chartex" xmlns:cx3="http://schemas.microsoft.com/office/drawing/2016/5/9/chartex" xmlns:cx4="http://schemas.microsoft.com/office/drawing/2016/5/10/chartex" xmlns:cx5="http://schemas.microsoft.com/office/drawing/2016/5/11/chartex" xmlns:cx6="http://schemas.microsoft.com/office/drawing/2016/5/12/chartex" xmlns:cx7="http://schemas.microsoft.com/office/drawing/2016/5/13/chartex" xmlns:cx8="http://schemas.microsoft.com/office/drawing/2016/5/14/chartex" xmlns:mc="http://schemas.openxmlformats.org/markup-compatibility/2006" xmlns:aink="http://schemas.microsoft.com/office/drawing/2016/ink" xmlns:am3d="http://schemas.microsoft.com/office/drawing/2017/model3d" xmlns:o="urn:schemas-microsoft-com:office:office" xmlns:r="http://schemas.openxmlformats.org/officeDocument/2006/relationships" xmlns:m="http://schemas.openxmlformats.org/officeDocument/2006/math" xmlns:v="urn:schemas-microsoft-com:vml" xmlns:wp14="http://schemas.microsoft.com/office/word/2010/wordprocessingDrawing" xmlns:wp="http://schemas.openxmlformats.org/drawingml/2006/wordprocessingDrawing" xmlns:w10="urn:schemas-microsoft-com:office:word" xmlns:w="http://schemas.openxmlformats.org/wordprocessingml/2006/main" xmlns:w14="http://schemas.microsoft.com/office/word/2010/wordml" xmlns:w15="http://schemas.microsoft.com/office/word/2012/wordml" xmlns:w16cid="http://schemas.microsoft.com/office/word/2016/wordml/cid" xmlns:w16se="http://schemas.microsoft.com/office/word/2015/wordml/symex" xmlns:wpg="http://schemas.microsoft.com/office/word/2010/wordprocessingGroup" xmlns:wpi="http://schemas.microsoft.com/office/word/2010/wordprocessingInk" xmlns:wne="http://schemas.microsoft.com/office/word/2006/wordml" xmlns:wps="http://schemas.microsoft.com/office/word/2010/wordprocessingShape" mc:Ignorable="w14 w15 w16se w16cid wp14">
+<w:numbering xmlns:wpc="http://schemas.microsoft.com/office/word/2010/wordprocessingCanvas" xmlns:cx="http://schemas.microsoft.com/office/drawing/2014/chartex" xmlns:cx1="http://schemas.microsoft.com/office/drawing/2015/9/8/chartex" xmlns:cx2="http://schemas.microsoft.com/office/drawing/2015/10/21/chartex" xmlns:cx3="http://schemas.microsoft.com/office/drawing/2016/5/9/chartex" xmlns:cx4="http://schemas.microsoft.com/office/drawing/2016/5/10/chartex" xmlns:cx5="http://schemas.microsoft.com/office/drawing/2016/5/11/chartex" xmlns:cx6="http://schemas.microsoft.com/office/drawing/2016/5/12/chartex" xmlns:cx7="http://schemas.microsoft.com/office/drawing/2016/5/13/chartex" xmlns:cx8="http://schemas.microsoft.com/office/drawing/2016/5/14/chartex" xmlns:mc="http://schemas.openxmlformats.org/markup-compatibility/2006" xmlns:aink="http://schemas.microsoft.com/office/drawing/2016/ink" xmlns:am3d="http://schemas.microsoft.com/office/drawing/2017/model3d" xmlns:o="urn:schemas-microsoft-com:office:office" xmlns:oel="http://schemas.microsoft.com/office/2019/extlst" xmlns:r="http://schemas.openxmlformats.org/officeDocument/2006/relationships" xmlns:m="http://schemas.openxmlformats.org/officeDocument/2006/math" xmlns:v="urn:schemas-microsoft-com:vml" xmlns:wp14="http://schemas.microsoft.com/office/word/2010/wordprocessingDrawing" xmlns:wp="http://schemas.openxmlformats.org/drawingml/2006/wordprocessingDrawing" xmlns:w10="urn:schemas-microsoft-com:office:word" xmlns:w="http://schemas.openxmlformats.org/wordprocessingml/2006/main" xmlns:w14="http://schemas.microsoft.com/office/word/2010/wordml" xmlns:w15="http://schemas.microsoft.com/office/word/2012/wordml" xmlns:w16cex="http://schemas.microsoft.com/office/word/2018/wordml/cex" xmlns:w16cid="http://schemas.microsoft.com/office/word/2016/wordml/cid" xmlns:w16="http://schemas.microsoft.com/office/word/2018/wordml" xmlns:w16du="http://schemas.microsoft.com/office/word/2023/wordml/word16du" xmlns:w16sdtdh="http://schemas.microsoft.com/office/word/2020/wordml/sdtdatahash" xmlns:w16sdtfl="http://schemas.microsoft.com/office/word/2024/wordml/sdtformatlock" xmlns:w16se="http://schemas.microsoft.com/office/word/2015/wordml/symex" xmlns:wpg="http://schemas.microsoft.com/office/word/2010/wordprocessingGroup" xmlns:wpi="http://schemas.microsoft.com/office/word/2010/wordprocessingInk" xmlns:wne="http://schemas.microsoft.com/office/word/2006/wordml" xmlns:wps="http://schemas.microsoft.com/office/word/2010/wordprocessingShape" mc:Ignorable="w14 w15 w16se w16cid w16 w16cex w16sdtdh w16sdtfl w16du wp14">
   <w:abstractNum w:abstractNumId="0" w15:restartNumberingAfterBreak="0">
     <w:nsid w:val="0801489A"/>
     <w:multiLevelType w:val="hybridMultilevel"/>
@@ -26297,82 +26210,82 @@
       </w:rPr>
     </w:lvl>
   </w:abstractNum>
-  <w:num w:numId="1">
+  <w:num w:numId="1" w16cid:durableId="741563866">
     <w:abstractNumId w:val="14"/>
   </w:num>
-  <w:num w:numId="2">
+  <w:num w:numId="2" w16cid:durableId="1085347065">
     <w:abstractNumId w:val="3"/>
   </w:num>
-  <w:num w:numId="3">
+  <w:num w:numId="3" w16cid:durableId="1442646058">
     <w:abstractNumId w:val="7"/>
   </w:num>
-  <w:num w:numId="4">
+  <w:num w:numId="4" w16cid:durableId="837236820">
     <w:abstractNumId w:val="1"/>
   </w:num>
-  <w:num w:numId="5">
+  <w:num w:numId="5" w16cid:durableId="1834254077">
     <w:abstractNumId w:val="4"/>
   </w:num>
-  <w:num w:numId="6">
+  <w:num w:numId="6" w16cid:durableId="1995911668">
     <w:abstractNumId w:val="17"/>
   </w:num>
-  <w:num w:numId="7">
+  <w:num w:numId="7" w16cid:durableId="616837475">
     <w:abstractNumId w:val="8"/>
   </w:num>
-  <w:num w:numId="8">
+  <w:num w:numId="8" w16cid:durableId="304698427">
     <w:abstractNumId w:val="18"/>
   </w:num>
-  <w:num w:numId="9">
+  <w:num w:numId="9" w16cid:durableId="1707674954">
     <w:abstractNumId w:val="0"/>
   </w:num>
-  <w:num w:numId="10">
+  <w:num w:numId="10" w16cid:durableId="1995178989">
     <w:abstractNumId w:val="22"/>
   </w:num>
-  <w:num w:numId="11">
+  <w:num w:numId="11" w16cid:durableId="1145927113">
     <w:abstractNumId w:val="26"/>
   </w:num>
-  <w:num w:numId="12">
+  <w:num w:numId="12" w16cid:durableId="92752750">
     <w:abstractNumId w:val="5"/>
   </w:num>
-  <w:num w:numId="13">
+  <w:num w:numId="13" w16cid:durableId="1110901304">
     <w:abstractNumId w:val="2"/>
   </w:num>
-  <w:num w:numId="14">
+  <w:num w:numId="14" w16cid:durableId="1877893020">
     <w:abstractNumId w:val="27"/>
   </w:num>
-  <w:num w:numId="15">
+  <w:num w:numId="15" w16cid:durableId="1437366414">
     <w:abstractNumId w:val="6"/>
   </w:num>
-  <w:num w:numId="16">
+  <w:num w:numId="16" w16cid:durableId="1806585553">
     <w:abstractNumId w:val="14"/>
   </w:num>
-  <w:num w:numId="17">
+  <w:num w:numId="17" w16cid:durableId="2084373464">
     <w:abstractNumId w:val="20"/>
   </w:num>
-  <w:num w:numId="18">
+  <w:num w:numId="18" w16cid:durableId="1772973508">
     <w:abstractNumId w:val="14"/>
   </w:num>
-  <w:num w:numId="19">
+  <w:num w:numId="19" w16cid:durableId="1091463072">
     <w:abstractNumId w:val="14"/>
   </w:num>
-  <w:num w:numId="20">
+  <w:num w:numId="20" w16cid:durableId="625814123">
     <w:abstractNumId w:val="14"/>
   </w:num>
-  <w:num w:numId="21">
+  <w:num w:numId="21" w16cid:durableId="145779919">
     <w:abstractNumId w:val="14"/>
   </w:num>
-  <w:num w:numId="22">
+  <w:num w:numId="22" w16cid:durableId="833187225">
     <w:abstractNumId w:val="14"/>
   </w:num>
-  <w:num w:numId="23">
+  <w:num w:numId="23" w16cid:durableId="2067683231">
     <w:abstractNumId w:val="16"/>
   </w:num>
-  <w:num w:numId="24">
+  <w:num w:numId="24" w16cid:durableId="1749231478">
     <w:abstractNumId w:val="14"/>
   </w:num>
-  <w:num w:numId="25">
+  <w:num w:numId="25" w16cid:durableId="970288093">
     <w:abstractNumId w:val="14"/>
   </w:num>
-  <w:num w:numId="26">
+  <w:num w:numId="26" w16cid:durableId="1824659287">
     <w:abstractNumId w:val="14"/>
     <w:lvlOverride w:ilvl="0">
       <w:startOverride w:val="2"/>
@@ -26381,40 +26294,40 @@
       <w:startOverride w:val="3"/>
     </w:lvlOverride>
   </w:num>
-  <w:num w:numId="27">
+  <w:num w:numId="27" w16cid:durableId="994185022">
     <w:abstractNumId w:val="24"/>
   </w:num>
-  <w:num w:numId="28">
+  <w:num w:numId="28" w16cid:durableId="1091318549">
     <w:abstractNumId w:val="10"/>
   </w:num>
-  <w:num w:numId="29">
+  <w:num w:numId="29" w16cid:durableId="1848864455">
     <w:abstractNumId w:val="12"/>
   </w:num>
-  <w:num w:numId="30">
+  <w:num w:numId="30" w16cid:durableId="532419569">
     <w:abstractNumId w:val="9"/>
   </w:num>
-  <w:num w:numId="31">
+  <w:num w:numId="31" w16cid:durableId="748428170">
     <w:abstractNumId w:val="25"/>
   </w:num>
-  <w:num w:numId="32">
+  <w:num w:numId="32" w16cid:durableId="1200628805">
     <w:abstractNumId w:val="28"/>
   </w:num>
-  <w:num w:numId="33">
+  <w:num w:numId="33" w16cid:durableId="847523253">
     <w:abstractNumId w:val="19"/>
   </w:num>
-  <w:num w:numId="34">
+  <w:num w:numId="34" w16cid:durableId="538010434">
     <w:abstractNumId w:val="13"/>
   </w:num>
-  <w:num w:numId="35">
+  <w:num w:numId="35" w16cid:durableId="2016835497">
     <w:abstractNumId w:val="23"/>
   </w:num>
-  <w:num w:numId="36">
+  <w:num w:numId="36" w16cid:durableId="952908841">
     <w:abstractNumId w:val="21"/>
   </w:num>
-  <w:num w:numId="37">
+  <w:num w:numId="37" w16cid:durableId="1794713787">
     <w:abstractNumId w:val="15"/>
   </w:num>
-  <w:num w:numId="38">
+  <w:num w:numId="38" w16cid:durableId="114449448">
     <w:abstractNumId w:val="11"/>
   </w:num>
   <w:numIdMacAtCleanup w:val="14"/>
@@ -26422,7 +26335,7 @@
 </file>
 
 <file path=word/styles.xml><?xml version="1.0" encoding="utf-8"?>
-<w:styles xmlns:mc="http://schemas.openxmlformats.org/markup-compatibility/2006" xmlns:r="http://schemas.openxmlformats.org/officeDocument/2006/relationships" xmlns:w="http://schemas.openxmlformats.org/wordprocessingml/2006/main" xmlns:w14="http://schemas.microsoft.com/office/word/2010/wordml" xmlns:w15="http://schemas.microsoft.com/office/word/2012/wordml" xmlns:w16cid="http://schemas.microsoft.com/office/word/2016/wordml/cid" xmlns:w16se="http://schemas.microsoft.com/office/word/2015/wordml/symex" mc:Ignorable="w14 w15 w16se w16cid">
+<w:styles xmlns:mc="http://schemas.openxmlformats.org/markup-compatibility/2006" xmlns:r="http://schemas.openxmlformats.org/officeDocument/2006/relationships" xmlns:w="http://schemas.openxmlformats.org/wordprocessingml/2006/main" xmlns:w14="http://schemas.microsoft.com/office/word/2010/wordml" xmlns:w15="http://schemas.microsoft.com/office/word/2012/wordml" xmlns:w16cex="http://schemas.microsoft.com/office/word/2018/wordml/cex" xmlns:w16cid="http://schemas.microsoft.com/office/word/2016/wordml/cid" xmlns:w16="http://schemas.microsoft.com/office/word/2018/wordml" xmlns:w16du="http://schemas.microsoft.com/office/word/2023/wordml/word16du" xmlns:w16sdtdh="http://schemas.microsoft.com/office/word/2020/wordml/sdtdatahash" xmlns:w16sdtfl="http://schemas.microsoft.com/office/word/2024/wordml/sdtformatlock" xmlns:w16se="http://schemas.microsoft.com/office/word/2015/wordml/symex" mc:Ignorable="w14 w15 w16se w16cid w16 w16cex w16sdtdh w16sdtfl w16du">
   <w:docDefaults>
     <w:rPrDefault>
       <w:rPr>
@@ -26432,7 +26345,7 @@
     </w:rPrDefault>
     <w:pPrDefault/>
   </w:docDefaults>
-  <w:latentStyles w:defLockedState="0" w:defUIPriority="99" w:defSemiHidden="0" w:defUnhideWhenUsed="0" w:defQFormat="0" w:count="375">
+  <w:latentStyles w:defLockedState="0" w:defUIPriority="99" w:defSemiHidden="0" w:defUnhideWhenUsed="0" w:defQFormat="0" w:count="376">
     <w:lsdException w:name="Normal" w:uiPriority="0" w:qFormat="1"/>
     <w:lsdException w:name="heading 1" w:uiPriority="0" w:qFormat="1"/>
     <w:lsdException w:name="heading 2" w:uiPriority="0" w:qFormat="1"/>
@@ -26808,6 +26721,7 @@
     <w:lsdException w:name="Smart Hyperlink" w:semiHidden="1" w:unhideWhenUsed="1"/>
     <w:lsdException w:name="Hashtag" w:semiHidden="1" w:unhideWhenUsed="1"/>
     <w:lsdException w:name="Unresolved Mention" w:semiHidden="1" w:unhideWhenUsed="1"/>
+    <w:lsdException w:name="Smart Link" w:semiHidden="1" w:unhideWhenUsed="1"/>
   </w:latentStyles>
   <w:style w:type="paragraph" w:default="1" w:styleId="Normale">
     <w:name w:val="Normal"/>

--- a/3_Documentazione/DocumentazioneFyt.docx
+++ b/3_Documentazione/DocumentazioneFyt.docx
@@ -1,6 +1,6 @@
 
 <file path=word/document.xml><?xml version="1.0" encoding="utf-8"?>
-<w:document xmlns:wpc="http://schemas.microsoft.com/office/word/2010/wordprocessingCanvas" xmlns:cx="http://schemas.microsoft.com/office/drawing/2014/chartex" xmlns:cx1="http://schemas.microsoft.com/office/drawing/2015/9/8/chartex" xmlns:cx2="http://schemas.microsoft.com/office/drawing/2015/10/21/chartex" xmlns:cx3="http://schemas.microsoft.com/office/drawing/2016/5/9/chartex" xmlns:cx4="http://schemas.microsoft.com/office/drawing/2016/5/10/chartex" xmlns:cx5="http://schemas.microsoft.com/office/drawing/2016/5/11/chartex" xmlns:cx6="http://schemas.microsoft.com/office/drawing/2016/5/12/chartex" xmlns:cx7="http://schemas.microsoft.com/office/drawing/2016/5/13/chartex" xmlns:cx8="http://schemas.microsoft.com/office/drawing/2016/5/14/chartex" xmlns:mc="http://schemas.openxmlformats.org/markup-compatibility/2006" xmlns:aink="http://schemas.microsoft.com/office/drawing/2016/ink" xmlns:am3d="http://schemas.microsoft.com/office/drawing/2017/model3d" xmlns:o="urn:schemas-microsoft-com:office:office" xmlns:oel="http://schemas.microsoft.com/office/2019/extlst" xmlns:r="http://schemas.openxmlformats.org/officeDocument/2006/relationships" xmlns:m="http://schemas.openxmlformats.org/officeDocument/2006/math" xmlns:v="urn:schemas-microsoft-com:vml" xmlns:wp14="http://schemas.microsoft.com/office/word/2010/wordprocessingDrawing" xmlns:wp="http://schemas.openxmlformats.org/drawingml/2006/wordprocessingDrawing" xmlns:w10="urn:schemas-microsoft-com:office:word" xmlns:w="http://schemas.openxmlformats.org/wordprocessingml/2006/main" xmlns:w14="http://schemas.microsoft.com/office/word/2010/wordml" xmlns:w15="http://schemas.microsoft.com/office/word/2012/wordml" xmlns:w16cex="http://schemas.microsoft.com/office/word/2018/wordml/cex" xmlns:w16cid="http://schemas.microsoft.com/office/word/2016/wordml/cid" xmlns:w16="http://schemas.microsoft.com/office/word/2018/wordml" xmlns:w16du="http://schemas.microsoft.com/office/word/2023/wordml/word16du" xmlns:w16sdtdh="http://schemas.microsoft.com/office/word/2020/wordml/sdtdatahash" xmlns:w16sdtfl="http://schemas.microsoft.com/office/word/2024/wordml/sdtformatlock" xmlns:w16se="http://schemas.microsoft.com/office/word/2015/wordml/symex" xmlns:wpg="http://schemas.microsoft.com/office/word/2010/wordprocessingGroup" xmlns:wpi="http://schemas.microsoft.com/office/word/2010/wordprocessingInk" xmlns:wne="http://schemas.microsoft.com/office/word/2006/wordml" xmlns:wps="http://schemas.microsoft.com/office/word/2010/wordprocessingShape" mc:Ignorable="w14 w15 w16se w16cid w16 w16cex w16sdtdh w16sdtfl w16du wp14">
+<w:document xmlns:wpc="http://schemas.microsoft.com/office/word/2010/wordprocessingCanvas" xmlns:cx="http://schemas.microsoft.com/office/drawing/2014/chartex" xmlns:cx1="http://schemas.microsoft.com/office/drawing/2015/9/8/chartex" xmlns:cx2="http://schemas.microsoft.com/office/drawing/2015/10/21/chartex" xmlns:cx3="http://schemas.microsoft.com/office/drawing/2016/5/9/chartex" xmlns:cx4="http://schemas.microsoft.com/office/drawing/2016/5/10/chartex" xmlns:cx5="http://schemas.microsoft.com/office/drawing/2016/5/11/chartex" xmlns:cx6="http://schemas.microsoft.com/office/drawing/2016/5/12/chartex" xmlns:cx7="http://schemas.microsoft.com/office/drawing/2016/5/13/chartex" xmlns:cx8="http://schemas.microsoft.com/office/drawing/2016/5/14/chartex" xmlns:mc="http://schemas.openxmlformats.org/markup-compatibility/2006" xmlns:aink="http://schemas.microsoft.com/office/drawing/2016/ink" xmlns:am3d="http://schemas.microsoft.com/office/drawing/2017/model3d" xmlns:o="urn:schemas-microsoft-com:office:office" xmlns:r="http://schemas.openxmlformats.org/officeDocument/2006/relationships" xmlns:m="http://schemas.openxmlformats.org/officeDocument/2006/math" xmlns:v="urn:schemas-microsoft-com:vml" xmlns:wp14="http://schemas.microsoft.com/office/word/2010/wordprocessingDrawing" xmlns:wp="http://schemas.openxmlformats.org/drawingml/2006/wordprocessingDrawing" xmlns:w10="urn:schemas-microsoft-com:office:word" xmlns:w="http://schemas.openxmlformats.org/wordprocessingml/2006/main" xmlns:w14="http://schemas.microsoft.com/office/word/2010/wordml" xmlns:w15="http://schemas.microsoft.com/office/word/2012/wordml" xmlns:w16cid="http://schemas.microsoft.com/office/word/2016/wordml/cid" xmlns:w16se="http://schemas.microsoft.com/office/word/2015/wordml/symex" xmlns:wpg="http://schemas.microsoft.com/office/word/2010/wordprocessingGroup" xmlns:wpi="http://schemas.microsoft.com/office/word/2010/wordprocessingInk" xmlns:wne="http://schemas.microsoft.com/office/word/2006/wordml" xmlns:wps="http://schemas.microsoft.com/office/word/2010/wordprocessingShape" mc:Ignorable="w14 w15 w16se w16cid wp14">
   <w:body>
     <w:p>
       <w:pPr>
@@ -18,11 +18,9 @@
       <w:pPr>
         <w:pStyle w:val="TitoloPagina1"/>
       </w:pPr>
-      <w:proofErr w:type="spellStart"/>
       <w:r>
         <w:t>Fyt</w:t>
       </w:r>
-      <w:proofErr w:type="spellEnd"/>
     </w:p>
     <w:p>
       <w:pPr>
@@ -14473,7 +14471,15 @@
             </w:r>
             <w:proofErr w:type="spellEnd"/>
             <w:r>
-              <w:t xml:space="preserve"> (Azure, SQL Server)</w:t>
+              <w:t xml:space="preserve"> (</w:t>
+            </w:r>
+            <w:proofErr w:type="spellStart"/>
+            <w:r>
+              <w:t>Azure</w:t>
+            </w:r>
+            <w:proofErr w:type="spellEnd"/>
+            <w:r>
+              <w:t>, SQL Server)</w:t>
             </w:r>
           </w:p>
           <w:p>
@@ -15024,7 +15030,15 @@
               <w:t>, i</w:t>
             </w:r>
             <w:r>
-              <w:t>mmagini, assets)</w:t>
+              <w:t xml:space="preserve">mmagini, </w:t>
+            </w:r>
+            <w:proofErr w:type="spellStart"/>
+            <w:r>
+              <w:t>assets</w:t>
+            </w:r>
+            <w:proofErr w:type="spellEnd"/>
+            <w:r>
+              <w:t>)</w:t>
             </w:r>
           </w:p>
         </w:tc>
@@ -15251,6 +15265,7 @@
                 <w:lang w:val="fr-CH"/>
               </w:rPr>
             </w:pPr>
+            <w:proofErr w:type="gramStart"/>
             <w:r>
               <w:rPr>
                 <w:lang w:val="fr-CH"/>
@@ -15265,6 +15280,7 @@
               <w:t>env</w:t>
             </w:r>
             <w:proofErr w:type="spellEnd"/>
+            <w:proofErr w:type="gramEnd"/>
           </w:p>
         </w:tc>
         <w:tc>
@@ -15371,6 +15387,7 @@
           <w:b/>
         </w:rPr>
       </w:pPr>
+      <w:proofErr w:type="gramStart"/>
       <w:r>
         <w:rPr>
           <w:b/>
@@ -15381,7 +15398,14 @@
         <w:rPr>
           <w:b/>
         </w:rPr>
-        <w:t>()</w:t>
+        <w:t>(</w:t>
+      </w:r>
+      <w:proofErr w:type="gramEnd"/>
+      <w:r>
+        <w:rPr>
+          <w:b/>
+        </w:rPr>
+        <w:t>)</w:t>
       </w:r>
       <w:r>
         <w:rPr>
@@ -15466,7 +15490,7 @@
         <w:rPr>
           <w:sz w:val="16"/>
           <w:szCs w:val="16"/>
-          <w:lang w:val="fr-CH"/>
+          <w:lang w:val="it-CH"/>
         </w:rPr>
       </w:pPr>
       <w:r>
@@ -15475,7 +15499,123 @@
           <w:szCs w:val="16"/>
           <w:lang w:val="fr-CH"/>
         </w:rPr>
-        <w:t xml:space="preserve">        $table-&gt;id();</w:t>
+        <w:t xml:space="preserve">        </w:t>
+      </w:r>
+      <w:r>
+        <w:rPr>
+          <w:sz w:val="16"/>
+          <w:szCs w:val="16"/>
+          <w:lang w:val="it-CH"/>
+        </w:rPr>
+        <w:t>$table-&gt;id();</w:t>
+      </w:r>
+    </w:p>
+    <w:p>
+      <w:pPr>
+        <w:pStyle w:val="Code"/>
+        <w:ind w:left="360"/>
+        <w:rPr>
+          <w:sz w:val="16"/>
+          <w:szCs w:val="16"/>
+          <w:lang w:val="it-CH"/>
+        </w:rPr>
+      </w:pPr>
+      <w:r>
+        <w:rPr>
+          <w:sz w:val="16"/>
+          <w:szCs w:val="16"/>
+          <w:lang w:val="it-CH"/>
+        </w:rPr>
+        <w:t xml:space="preserve">        $table-&gt;string('name');</w:t>
+      </w:r>
+    </w:p>
+    <w:p>
+      <w:pPr>
+        <w:pStyle w:val="Code"/>
+        <w:ind w:left="360"/>
+        <w:rPr>
+          <w:sz w:val="16"/>
+          <w:szCs w:val="16"/>
+          <w:lang w:val="it-CH"/>
+        </w:rPr>
+      </w:pPr>
+      <w:r>
+        <w:rPr>
+          <w:sz w:val="16"/>
+          <w:szCs w:val="16"/>
+          <w:lang w:val="it-CH"/>
+        </w:rPr>
+        <w:t xml:space="preserve">    });</w:t>
+      </w:r>
+    </w:p>
+    <w:p>
+      <w:pPr>
+        <w:pStyle w:val="Code"/>
+        <w:ind w:left="360"/>
+        <w:rPr>
+          <w:sz w:val="16"/>
+          <w:szCs w:val="16"/>
+          <w:lang w:val="it-CH"/>
+        </w:rPr>
+      </w:pPr>
+      <w:r>
+        <w:rPr>
+          <w:sz w:val="16"/>
+          <w:szCs w:val="16"/>
+          <w:lang w:val="it-CH"/>
+        </w:rPr>
+        <w:t>}</w:t>
+      </w:r>
+    </w:p>
+    <w:p>
+      <w:pPr>
+        <w:spacing w:before="240" w:after="240"/>
+        <w:rPr>
+          <w:b/>
+          <w:lang w:val="it-IT"/>
+        </w:rPr>
+      </w:pPr>
+      <w:proofErr w:type="gramStart"/>
+      <w:r>
+        <w:rPr>
+          <w:b/>
+          <w:lang w:val="it-IT"/>
+        </w:rPr>
+        <w:t>d</w:t>
+      </w:r>
+      <w:r>
+        <w:rPr>
+          <w:b/>
+          <w:lang w:val="it-IT"/>
+        </w:rPr>
+        <w:t>own</w:t>
+      </w:r>
+      <w:r>
+        <w:rPr>
+          <w:b/>
+          <w:lang w:val="it-IT"/>
+        </w:rPr>
+        <w:t>(</w:t>
+      </w:r>
+      <w:proofErr w:type="gramEnd"/>
+      <w:r>
+        <w:rPr>
+          <w:b/>
+          <w:lang w:val="it-IT"/>
+        </w:rPr>
+        <w:t xml:space="preserve">): </w:t>
+      </w:r>
+      <w:r>
+        <w:rPr>
+          <w:lang w:val="it-IT"/>
+        </w:rPr>
+        <w:t>Si occupa di eliminare lo schema se già esistente</w:t>
+      </w:r>
+      <w:r>
+        <w:rPr>
+          <w:lang w:val="it-IT"/>
+        </w:rPr>
+        <w:t>.</w:t>
       </w:r>
     </w:p>
     <w:p>
@@ -15494,7 +15634,7 @@
           <w:szCs w:val="16"/>
           <w:lang w:val="fr-CH"/>
         </w:rPr>
-        <w:t xml:space="preserve">        $table-&gt;string('name');</w:t>
+        <w:t>public function down(): void</w:t>
       </w:r>
     </w:p>
     <w:p>
@@ -15513,7 +15653,7 @@
           <w:szCs w:val="16"/>
           <w:lang w:val="fr-CH"/>
         </w:rPr>
-        <w:t xml:space="preserve">    });</w:t>
+        <w:t>{</w:t>
       </w:r>
     </w:p>
     <w:p>
@@ -15532,49 +15672,72 @@
           <w:szCs w:val="16"/>
           <w:lang w:val="fr-CH"/>
         </w:rPr>
+        <w:t xml:space="preserve">    Schema::dropIfExists('user_roles');</w:t>
+      </w:r>
+    </w:p>
+    <w:p>
+      <w:pPr>
+        <w:pStyle w:val="Code"/>
+        <w:ind w:left="360"/>
+        <w:rPr>
+          <w:sz w:val="16"/>
+          <w:szCs w:val="16"/>
+          <w:lang w:val="it-CH"/>
+        </w:rPr>
+      </w:pPr>
+      <w:r>
+        <w:rPr>
+          <w:sz w:val="16"/>
+          <w:szCs w:val="16"/>
+          <w:lang w:val="it-CH"/>
+        </w:rPr>
         <w:t>}</w:t>
       </w:r>
     </w:p>
     <w:p>
       <w:pPr>
         <w:spacing w:before="240" w:after="240"/>
-        <w:rPr>
-          <w:b/>
-          <w:lang w:val="it-IT"/>
-        </w:rPr>
-      </w:pPr>
-      <w:r>
-        <w:rPr>
-          <w:b/>
-          <w:lang w:val="it-IT"/>
-        </w:rPr>
-        <w:t>d</w:t>
-      </w:r>
-      <w:r>
-        <w:rPr>
-          <w:b/>
-          <w:lang w:val="it-IT"/>
-        </w:rPr>
-        <w:t>own</w:t>
-      </w:r>
-      <w:r>
-        <w:rPr>
-          <w:b/>
-          <w:lang w:val="it-IT"/>
-        </w:rPr>
-        <w:t xml:space="preserve">(): </w:t>
-      </w:r>
-      <w:r>
-        <w:rPr>
-          <w:lang w:val="it-IT"/>
-        </w:rPr>
-        <w:t>Si occupa di eliminare lo schema se già esistente</w:t>
-      </w:r>
-      <w:r>
-        <w:rPr>
-          <w:lang w:val="it-IT"/>
-        </w:rPr>
-        <w:t>.</w:t>
+      </w:pPr>
+      <w:r>
+        <w:t>Comando per eseguire le migrazioni:</w:t>
+      </w:r>
+    </w:p>
+    <w:p>
+      <w:pPr>
+        <w:pStyle w:val="Code"/>
+        <w:ind w:left="360"/>
+        <w:rPr>
+          <w:sz w:val="16"/>
+          <w:szCs w:val="16"/>
+        </w:rPr>
+      </w:pPr>
+      <w:r>
+        <w:rPr>
+          <w:sz w:val="16"/>
+          <w:szCs w:val="16"/>
+        </w:rPr>
+        <w:t>php artisan migrat</w:t>
+      </w:r>
+      <w:r>
+        <w:rPr>
+          <w:sz w:val="16"/>
+          <w:szCs w:val="16"/>
+        </w:rPr>
+        <w:t>e</w:t>
+      </w:r>
+    </w:p>
+    <w:p>
+      <w:pPr>
+        <w:spacing w:before="240" w:after="240"/>
+        <w:rPr>
+          <w:lang w:val="it-IT"/>
+        </w:rPr>
+      </w:pPr>
+      <w:r>
+        <w:rPr>
+          <w:lang w:val="it-IT"/>
+        </w:rPr>
+        <w:t>Nel caso che si voglia eseguire una migrazione specifica di un file si può eseguire il seguente comando:</w:t>
       </w:r>
     </w:p>
     <w:p>
@@ -15593,7 +15756,105 @@
           <w:szCs w:val="16"/>
           <w:lang w:val="fr-CH"/>
         </w:rPr>
-        <w:t>public function down(): void</w:t>
+        <w:t>php artisan migrate --path=database/migrations/2025_03_12_120246_user_roles.php</w:t>
+      </w:r>
+    </w:p>
+    <w:p>
+      <w:pPr>
+        <w:rPr>
+          <w:b/>
+          <w:lang w:val="fr-CH"/>
+        </w:rPr>
+      </w:pPr>
+      <w:r>
+        <w:rPr>
+          <w:lang w:val="fr-CH"/>
+        </w:rPr>
+        <w:br w:type="page"/>
+      </w:r>
+    </w:p>
+    <w:p>
+      <w:pPr>
+        <w:pStyle w:val="Titolo3"/>
+      </w:pPr>
+      <w:proofErr w:type="spellStart"/>
+      <w:r>
+        <w:lastRenderedPageBreak/>
+        <w:t>Factories</w:t>
+      </w:r>
+      <w:proofErr w:type="spellEnd"/>
+    </w:p>
+    <w:p>
+      <w:r>
+        <w:t xml:space="preserve">Le </w:t>
+      </w:r>
+      <w:proofErr w:type="spellStart"/>
+      <w:r>
+        <w:t>factories</w:t>
+      </w:r>
+      <w:proofErr w:type="spellEnd"/>
+      <w:r>
+        <w:t xml:space="preserve"> sono classi PHP che generano </w:t>
+      </w:r>
+      <w:r>
+        <w:rPr>
+          <w:bCs/>
+        </w:rPr>
+        <w:t>dati fittizi</w:t>
+      </w:r>
+      <w:r>
+        <w:t xml:space="preserve"> per i </w:t>
+      </w:r>
+      <w:r>
+        <w:t xml:space="preserve">model (con l’ausilio di </w:t>
+      </w:r>
+      <w:proofErr w:type="spellStart"/>
+      <w:r>
+        <w:t>Faker</w:t>
+      </w:r>
+      <w:proofErr w:type="spellEnd"/>
+      <w:r>
+        <w:t>, ovvero una libreria PHP integrata in Laravel). Questi sono u</w:t>
+      </w:r>
+      <w:r>
+        <w:t>tili per testing o popola</w:t>
+      </w:r>
+      <w:r>
+        <w:t>zione</w:t>
+      </w:r>
+      <w:r>
+        <w:t xml:space="preserve"> il database con dati di </w:t>
+      </w:r>
+      <w:r>
+        <w:t>prova</w:t>
+      </w:r>
+      <w:r>
+        <w:t>.</w:t>
+      </w:r>
+      <w:r>
+        <w:t xml:space="preserve"> Esse hanno già dei metodi predefiniti che permetto, ad esempio di d</w:t>
+      </w:r>
+      <w:r>
+        <w:t>efinire campi casuali ma realistici (nomi, email, date)</w:t>
+      </w:r>
+      <w:r>
+        <w:t>.</w:t>
+      </w:r>
+    </w:p>
+    <w:p>
+      <w:pPr>
+        <w:spacing w:before="240" w:after="240"/>
+      </w:pPr>
+      <w:r>
+        <w:t xml:space="preserve">Ad esempio, la </w:t>
+      </w:r>
+      <w:proofErr w:type="spellStart"/>
+      <w:r>
+        <w:t>factory</w:t>
+      </w:r>
+      <w:proofErr w:type="spellEnd"/>
+      <w:r>
+        <w:t xml:space="preserve"> per popolare un utente con dati fittizi, sarebbe la seguente:</w:t>
       </w:r>
     </w:p>
     <w:p>
@@ -15612,7 +15873,7 @@
           <w:szCs w:val="16"/>
           <w:lang w:val="fr-CH"/>
         </w:rPr>
-        <w:t>{</w:t>
+        <w:t>public function definition(): array</w:t>
       </w:r>
     </w:p>
     <w:p>
@@ -15631,72 +15892,7 @@
           <w:szCs w:val="16"/>
           <w:lang w:val="fr-CH"/>
         </w:rPr>
-        <w:t xml:space="preserve">    Schema::dropIfExists('user_roles');</w:t>
-      </w:r>
-    </w:p>
-    <w:p>
-      <w:pPr>
-        <w:pStyle w:val="Code"/>
-        <w:ind w:left="360"/>
-        <w:rPr>
-          <w:sz w:val="16"/>
-          <w:szCs w:val="16"/>
-          <w:lang w:val="it-CH"/>
-        </w:rPr>
-      </w:pPr>
-      <w:r>
-        <w:rPr>
-          <w:sz w:val="16"/>
-          <w:szCs w:val="16"/>
-          <w:lang w:val="it-CH"/>
-        </w:rPr>
-        <w:t>}</w:t>
-      </w:r>
-    </w:p>
-    <w:p>
-      <w:pPr>
-        <w:spacing w:before="240" w:after="240"/>
-      </w:pPr>
-      <w:r>
-        <w:t>Comando per eseguire le migrazioni:</w:t>
-      </w:r>
-    </w:p>
-    <w:p>
-      <w:pPr>
-        <w:pStyle w:val="Code"/>
-        <w:ind w:left="360"/>
-        <w:rPr>
-          <w:sz w:val="16"/>
-          <w:szCs w:val="16"/>
-        </w:rPr>
-      </w:pPr>
-      <w:r>
-        <w:rPr>
-          <w:sz w:val="16"/>
-          <w:szCs w:val="16"/>
-        </w:rPr>
-        <w:t>php artisan migrat</w:t>
-      </w:r>
-      <w:r>
-        <w:rPr>
-          <w:sz w:val="16"/>
-          <w:szCs w:val="16"/>
-        </w:rPr>
-        <w:t>e</w:t>
-      </w:r>
-    </w:p>
-    <w:p>
-      <w:pPr>
-        <w:spacing w:before="240" w:after="240"/>
-        <w:rPr>
-          <w:lang w:val="it-IT"/>
-        </w:rPr>
-      </w:pPr>
-      <w:r>
-        <w:rPr>
-          <w:lang w:val="it-IT"/>
-        </w:rPr>
-        <w:t>Nel caso che si voglia eseguire una migrazione specifica di un file si può eseguire il seguente comando:</w:t>
+        <w:t>{</w:t>
       </w:r>
     </w:p>
     <w:p>
@@ -15715,324 +15911,175 @@
           <w:szCs w:val="16"/>
           <w:lang w:val="fr-CH"/>
         </w:rPr>
-        <w:t>php artisan migrate --path=database/migrations/2025_03_12_120246_user_roles.php</w:t>
-      </w:r>
-    </w:p>
-    <w:p>
-      <w:pPr>
-        <w:rPr>
-          <w:b/>
-          <w:lang w:val="fr-CH"/>
-        </w:rPr>
-      </w:pPr>
-      <w:r>
-        <w:rPr>
-          <w:lang w:val="fr-CH"/>
-        </w:rPr>
-        <w:br w:type="page"/>
-      </w:r>
-    </w:p>
-    <w:p>
-      <w:pPr>
-        <w:pStyle w:val="Titolo3"/>
-      </w:pPr>
-      <w:proofErr w:type="spellStart"/>
-      <w:r>
-        <w:lastRenderedPageBreak/>
-        <w:t>Factories</w:t>
-      </w:r>
-      <w:proofErr w:type="spellEnd"/>
-    </w:p>
-    <w:p>
-      <w:r>
-        <w:t xml:space="preserve">Le </w:t>
-      </w:r>
-      <w:proofErr w:type="spellStart"/>
-      <w:r>
-        <w:t>factories</w:t>
-      </w:r>
-      <w:proofErr w:type="spellEnd"/>
-      <w:r>
-        <w:t xml:space="preserve"> sono classi PHP che generano </w:t>
-      </w:r>
-      <w:r>
-        <w:rPr>
-          <w:bCs/>
-        </w:rPr>
-        <w:t>dati fittizi</w:t>
-      </w:r>
-      <w:r>
-        <w:t xml:space="preserve"> per i </w:t>
-      </w:r>
-      <w:r>
-        <w:t xml:space="preserve">model (con l’ausilio di </w:t>
-      </w:r>
-      <w:proofErr w:type="spellStart"/>
-      <w:r>
-        <w:t>Faker</w:t>
-      </w:r>
-      <w:proofErr w:type="spellEnd"/>
-      <w:r>
-        <w:t>, ovvero una libreria PHP integrata in Laravel). Questi sono u</w:t>
-      </w:r>
-      <w:r>
-        <w:t>tili per testing o popola</w:t>
-      </w:r>
-      <w:r>
-        <w:t>zione</w:t>
-      </w:r>
-      <w:r>
-        <w:t xml:space="preserve"> il database con dati di </w:t>
-      </w:r>
-      <w:r>
-        <w:t>prova</w:t>
-      </w:r>
-      <w:r>
-        <w:t>.</w:t>
-      </w:r>
-      <w:r>
-        <w:t xml:space="preserve"> Esse hanno già dei metodi predefiniti che permetto, ad esempio di d</w:t>
-      </w:r>
-      <w:r>
-        <w:t>efinire campi casuali ma realistici (nomi, email, date)</w:t>
-      </w:r>
-      <w:r>
-        <w:t>.</w:t>
-      </w:r>
-    </w:p>
-    <w:p>
-      <w:pPr>
-        <w:spacing w:before="240" w:after="240"/>
-      </w:pPr>
-      <w:r>
-        <w:t xml:space="preserve">Ad esempio, la </w:t>
-      </w:r>
-      <w:proofErr w:type="spellStart"/>
-      <w:r>
-        <w:t>factory</w:t>
-      </w:r>
-      <w:proofErr w:type="spellEnd"/>
-      <w:r>
-        <w:t xml:space="preserve"> per popolare un utente con dati fittizi, sarebbe la seguente:</w:t>
+        <w:t xml:space="preserve">    return [</w:t>
       </w:r>
     </w:p>
     <w:p>
       <w:pPr>
         <w:pStyle w:val="Code"/>
         <w:ind w:left="360"/>
+        <w:rPr>
+          <w:sz w:val="16"/>
+          <w:szCs w:val="16"/>
+          <w:lang w:val="de-CH"/>
+        </w:rPr>
+      </w:pPr>
+      <w:r>
         <w:rPr>
           <w:sz w:val="16"/>
           <w:szCs w:val="16"/>
           <w:lang w:val="fr-CH"/>
         </w:rPr>
-      </w:pPr>
-      <w:r>
+        <w:t xml:space="preserve">        </w:t>
+      </w:r>
+      <w:r>
+        <w:rPr>
+          <w:sz w:val="16"/>
+          <w:szCs w:val="16"/>
+          <w:lang w:val="de-CH"/>
+        </w:rPr>
+        <w:t>'name' =&gt; fake()-&gt;name(),</w:t>
+      </w:r>
+    </w:p>
+    <w:p>
+      <w:pPr>
+        <w:pStyle w:val="Code"/>
+        <w:ind w:left="360"/>
+        <w:rPr>
+          <w:sz w:val="16"/>
+          <w:szCs w:val="16"/>
+          <w:lang w:val="de-CH"/>
+        </w:rPr>
+      </w:pPr>
+      <w:r>
+        <w:rPr>
+          <w:sz w:val="16"/>
+          <w:szCs w:val="16"/>
+          <w:lang w:val="de-CH"/>
+        </w:rPr>
+        <w:t xml:space="preserve">        'surname' =&gt; fake()-&gt;lastName(),</w:t>
+      </w:r>
+    </w:p>
+    <w:p>
+      <w:pPr>
+        <w:pStyle w:val="Code"/>
+        <w:ind w:left="360"/>
+        <w:rPr>
+          <w:sz w:val="16"/>
+          <w:szCs w:val="16"/>
+          <w:lang w:val="de-CH"/>
+        </w:rPr>
+      </w:pPr>
+      <w:r>
+        <w:rPr>
+          <w:sz w:val="16"/>
+          <w:szCs w:val="16"/>
+          <w:lang w:val="de-CH"/>
+        </w:rPr>
+        <w:t xml:space="preserve">        'username' =&gt; fake()-&gt;userName(),</w:t>
+      </w:r>
+    </w:p>
+    <w:p>
+      <w:pPr>
+        <w:pStyle w:val="Code"/>
+        <w:ind w:left="360"/>
+        <w:rPr>
+          <w:sz w:val="16"/>
+          <w:szCs w:val="16"/>
+          <w:lang w:val="de-CH"/>
+        </w:rPr>
+      </w:pPr>
+      <w:r>
+        <w:rPr>
+          <w:sz w:val="16"/>
+          <w:szCs w:val="16"/>
+          <w:lang w:val="de-CH"/>
+        </w:rPr>
+        <w:t xml:space="preserve">        'born_date' =&gt; fake()-&gt;dateTimeBetween('-100 years', '-18 years')-&gt;format('Y-m-d'),</w:t>
+      </w:r>
+    </w:p>
+    <w:p>
+      <w:pPr>
+        <w:pStyle w:val="Code"/>
+        <w:ind w:left="360"/>
+        <w:rPr>
+          <w:sz w:val="16"/>
+          <w:szCs w:val="16"/>
+          <w:lang w:val="de-CH"/>
+        </w:rPr>
+      </w:pPr>
+      <w:r>
+        <w:rPr>
+          <w:sz w:val="16"/>
+          <w:szCs w:val="16"/>
+          <w:lang w:val="de-CH"/>
+        </w:rPr>
+        <w:t xml:space="preserve">        'address' =&gt; fake()-&gt;address(),</w:t>
+      </w:r>
+    </w:p>
+    <w:p>
+      <w:pPr>
+        <w:pStyle w:val="Code"/>
+        <w:ind w:left="360"/>
+        <w:rPr>
+          <w:sz w:val="16"/>
+          <w:szCs w:val="16"/>
+          <w:lang w:val="de-CH"/>
+        </w:rPr>
+      </w:pPr>
+      <w:r>
+        <w:rPr>
+          <w:sz w:val="16"/>
+          <w:szCs w:val="16"/>
+          <w:lang w:val="de-CH"/>
+        </w:rPr>
+        <w:t xml:space="preserve">        'postcode' =&gt; preg_replace('/[^0-9]/', '', fake()-&gt;postcode()),</w:t>
+      </w:r>
+    </w:p>
+    <w:p>
+      <w:pPr>
+        <w:pStyle w:val="Code"/>
+        <w:ind w:left="360"/>
+        <w:rPr>
+          <w:sz w:val="16"/>
+          <w:szCs w:val="16"/>
+          <w:lang w:val="de-CH"/>
+        </w:rPr>
+      </w:pPr>
+      <w:r>
+        <w:rPr>
+          <w:sz w:val="16"/>
+          <w:szCs w:val="16"/>
+          <w:lang w:val="de-CH"/>
+        </w:rPr>
+        <w:t xml:space="preserve">        'city' =&gt; fake()-&gt;city(),</w:t>
+      </w:r>
+    </w:p>
+    <w:p>
+      <w:pPr>
+        <w:pStyle w:val="Code"/>
+        <w:ind w:left="360"/>
         <w:rPr>
           <w:sz w:val="16"/>
           <w:szCs w:val="16"/>
           <w:lang w:val="fr-CH"/>
         </w:rPr>
-        <w:t>public function definition(): array</w:t>
-      </w:r>
-    </w:p>
-    <w:p>
-      <w:pPr>
-        <w:pStyle w:val="Code"/>
-        <w:ind w:left="360"/>
+      </w:pPr>
+      <w:r>
         <w:rPr>
           <w:sz w:val="16"/>
           <w:szCs w:val="16"/>
-          <w:lang w:val="it-CH"/>
-        </w:rPr>
-      </w:pPr>
-      <w:r>
-        <w:rPr>
-          <w:sz w:val="16"/>
-          <w:szCs w:val="16"/>
-          <w:lang w:val="it-CH"/>
-        </w:rPr>
-        <w:t>{</w:t>
-      </w:r>
-    </w:p>
-    <w:p>
-      <w:pPr>
-        <w:pStyle w:val="Code"/>
-        <w:ind w:left="360"/>
-        <w:rPr>
-          <w:sz w:val="16"/>
-          <w:szCs w:val="16"/>
-          <w:lang w:val="it-CH"/>
-        </w:rPr>
-      </w:pPr>
-      <w:r>
-        <w:rPr>
-          <w:sz w:val="16"/>
-          <w:szCs w:val="16"/>
-          <w:lang w:val="it-CH"/>
-        </w:rPr>
-        <w:t xml:space="preserve">    return [</w:t>
-      </w:r>
-    </w:p>
-    <w:p>
-      <w:pPr>
-        <w:pStyle w:val="Code"/>
-        <w:ind w:left="360"/>
-        <w:rPr>
-          <w:sz w:val="16"/>
-          <w:szCs w:val="16"/>
-        </w:rPr>
-      </w:pPr>
-      <w:r>
-        <w:rPr>
-          <w:sz w:val="16"/>
-          <w:szCs w:val="16"/>
-          <w:lang w:val="it-CH"/>
+          <w:lang w:val="de-CH"/>
         </w:rPr>
         <w:t xml:space="preserve">        </w:t>
       </w:r>
       <w:r>
-        <w:rPr>
-          <w:sz w:val="16"/>
-          <w:szCs w:val="16"/>
-        </w:rPr>
-        <w:t>'name' =&gt; fake()-&gt;name(),</w:t>
-      </w:r>
-    </w:p>
-    <w:p>
-      <w:pPr>
-        <w:pStyle w:val="Code"/>
-        <w:ind w:left="360"/>
-        <w:rPr>
-          <w:sz w:val="16"/>
-          <w:szCs w:val="16"/>
-        </w:rPr>
-      </w:pPr>
-      <w:r>
-        <w:rPr>
-          <w:sz w:val="16"/>
-          <w:szCs w:val="16"/>
-        </w:rPr>
-        <w:t xml:space="preserve">        'surname' =&gt; fake()-&gt;lastName(),</w:t>
-      </w:r>
-    </w:p>
-    <w:p>
-      <w:pPr>
-        <w:pStyle w:val="Code"/>
-        <w:ind w:left="360"/>
-        <w:rPr>
-          <w:sz w:val="16"/>
-          <w:szCs w:val="16"/>
-        </w:rPr>
-      </w:pPr>
-      <w:r>
-        <w:rPr>
-          <w:sz w:val="16"/>
-          <w:szCs w:val="16"/>
-        </w:rPr>
-        <w:t xml:space="preserve">        'username' =&gt; fake()-&gt;userName(),</w:t>
-      </w:r>
-    </w:p>
-    <w:p>
-      <w:pPr>
-        <w:pStyle w:val="Code"/>
-        <w:ind w:left="360"/>
         <w:rPr>
           <w:sz w:val="16"/>
           <w:szCs w:val="16"/>
           <w:lang w:val="fr-CH"/>
         </w:rPr>
-      </w:pPr>
-      <w:r>
-        <w:rPr>
-          <w:sz w:val="16"/>
-          <w:szCs w:val="16"/>
-          <w:lang w:val="fr-CH"/>
-        </w:rPr>
-        <w:t xml:space="preserve">        'born_date' =&gt; fake()-&gt;dateTimeBetween('-100 years', '-18 years')-&gt;format('Y-m-d'),</w:t>
-      </w:r>
-    </w:p>
-    <w:p>
-      <w:pPr>
-        <w:pStyle w:val="Code"/>
-        <w:ind w:left="360"/>
-        <w:rPr>
-          <w:sz w:val="16"/>
-          <w:szCs w:val="16"/>
-          <w:lang w:val="fr-CH"/>
-        </w:rPr>
-      </w:pPr>
-      <w:r>
-        <w:rPr>
-          <w:sz w:val="16"/>
-          <w:szCs w:val="16"/>
-          <w:lang w:val="fr-CH"/>
-        </w:rPr>
-        <w:t xml:space="preserve">        </w:t>
-      </w:r>
-      <w:r>
-        <w:rPr>
-          <w:sz w:val="16"/>
-          <w:szCs w:val="16"/>
-          <w:lang w:val="fr-CH"/>
-        </w:rPr>
-        <w:t>'address' =&gt; fake()-&gt;address(),</w:t>
-      </w:r>
-    </w:p>
-    <w:p>
-      <w:pPr>
-        <w:pStyle w:val="Code"/>
-        <w:ind w:left="360"/>
-        <w:rPr>
-          <w:sz w:val="16"/>
-          <w:szCs w:val="16"/>
-          <w:lang w:val="fr-CH"/>
-        </w:rPr>
-      </w:pPr>
-      <w:r>
-        <w:rPr>
-          <w:sz w:val="16"/>
-          <w:szCs w:val="16"/>
-          <w:lang w:val="fr-CH"/>
-        </w:rPr>
-        <w:t xml:space="preserve">        'postcode' =&gt; preg_replace('/[^0-9]/', '', fake()-&gt;postcode()),</w:t>
-      </w:r>
-    </w:p>
-    <w:p>
-      <w:pPr>
-        <w:pStyle w:val="Code"/>
-        <w:ind w:left="360"/>
-        <w:rPr>
-          <w:sz w:val="16"/>
-          <w:szCs w:val="16"/>
-          <w:lang w:val="fr-CH"/>
-        </w:rPr>
-      </w:pPr>
-      <w:r>
-        <w:rPr>
-          <w:sz w:val="16"/>
-          <w:szCs w:val="16"/>
-          <w:lang w:val="fr-CH"/>
-        </w:rPr>
-        <w:t xml:space="preserve">        'city' =&gt; fake()-&gt;city(),</w:t>
-      </w:r>
-    </w:p>
-    <w:p>
-      <w:pPr>
-        <w:pStyle w:val="Code"/>
-        <w:ind w:left="360"/>
-        <w:rPr>
-          <w:sz w:val="16"/>
-          <w:szCs w:val="16"/>
-          <w:lang w:val="fr-CH"/>
-        </w:rPr>
-      </w:pPr>
-      <w:r>
-        <w:rPr>
-          <w:sz w:val="16"/>
-          <w:szCs w:val="16"/>
-          <w:lang w:val="fr-CH"/>
-        </w:rPr>
-        <w:t xml:space="preserve">        'country' =&gt; fake()-&gt;country(),</w:t>
+        <w:t>'country' =&gt; fake()-&gt;country(),</w:t>
       </w:r>
     </w:p>
     <w:p>
@@ -16918,6 +16965,7 @@
           <w:lang w:val="fr-CH"/>
         </w:rPr>
       </w:pPr>
+      <w:proofErr w:type="gramStart"/>
       <w:r>
         <w:rPr>
           <w:noProof w:val="0"/>
@@ -16928,6 +16976,7 @@
         <w:t>Route::</w:t>
       </w:r>
       <w:proofErr w:type="spellStart"/>
+      <w:proofErr w:type="gramEnd"/>
       <w:r>
         <w:rPr>
           <w:noProof w:val="0"/>
@@ -16980,7 +17029,7 @@
           <w:noProof w:val="0"/>
           <w:sz w:val="16"/>
           <w:szCs w:val="16"/>
-          <w:lang w:val="it-CH"/>
+          <w:lang w:val="fr-CH"/>
         </w:rPr>
       </w:pPr>
       <w:r>
@@ -16997,10 +17046,41 @@
           <w:noProof w:val="0"/>
           <w:sz w:val="16"/>
           <w:szCs w:val="16"/>
-          <w:lang w:val="it-CH"/>
-        </w:rPr>
-        <w:t>return view('home');</w:t>
-      </w:r>
+          <w:lang w:val="fr-CH"/>
+        </w:rPr>
+        <w:t xml:space="preserve">return </w:t>
+      </w:r>
+      <w:proofErr w:type="spellStart"/>
+      <w:r>
+        <w:rPr>
+          <w:noProof w:val="0"/>
+          <w:sz w:val="16"/>
+          <w:szCs w:val="16"/>
+          <w:lang w:val="fr-CH"/>
+        </w:rPr>
+        <w:t>view</w:t>
+      </w:r>
+      <w:proofErr w:type="spellEnd"/>
+      <w:r>
+        <w:rPr>
+          <w:noProof w:val="0"/>
+          <w:sz w:val="16"/>
+          <w:szCs w:val="16"/>
+          <w:lang w:val="fr-CH"/>
+        </w:rPr>
+        <w:t>('home'</w:t>
+      </w:r>
+      <w:proofErr w:type="gramStart"/>
+      <w:r>
+        <w:rPr>
+          <w:noProof w:val="0"/>
+          <w:sz w:val="16"/>
+          <w:szCs w:val="16"/>
+          <w:lang w:val="fr-CH"/>
+        </w:rPr>
+        <w:t>);</w:t>
+      </w:r>
+      <w:proofErr w:type="gramEnd"/>
     </w:p>
     <w:p>
       <w:pPr>
@@ -17014,17 +17094,48 @@
           <w:noProof w:val="0"/>
           <w:sz w:val="16"/>
           <w:szCs w:val="16"/>
-          <w:lang w:val="it-CH"/>
-        </w:rPr>
-      </w:pPr>
+          <w:lang w:val="fr-CH"/>
+        </w:rPr>
+      </w:pPr>
+      <w:proofErr w:type="gramStart"/>
       <w:r>
         <w:rPr>
           <w:noProof w:val="0"/>
           <w:sz w:val="16"/>
           <w:szCs w:val="16"/>
-          <w:lang w:val="it-CH"/>
-        </w:rPr>
-        <w:t>})-&gt;name('home');</w:t>
+          <w:lang w:val="fr-CH"/>
+        </w:rPr>
+        <w:t>})-</w:t>
+      </w:r>
+      <w:proofErr w:type="gramEnd"/>
+      <w:r>
+        <w:rPr>
+          <w:noProof w:val="0"/>
+          <w:sz w:val="16"/>
+          <w:szCs w:val="16"/>
+          <w:lang w:val="fr-CH"/>
+        </w:rPr>
+        <w:t>&gt;</w:t>
+      </w:r>
+      <w:proofErr w:type="spellStart"/>
+      <w:r>
+        <w:rPr>
+          <w:noProof w:val="0"/>
+          <w:sz w:val="16"/>
+          <w:szCs w:val="16"/>
+          <w:lang w:val="fr-CH"/>
+        </w:rPr>
+        <w:t>name</w:t>
+      </w:r>
+      <w:proofErr w:type="spellEnd"/>
+      <w:r>
+        <w:rPr>
+          <w:noProof w:val="0"/>
+          <w:sz w:val="16"/>
+          <w:szCs w:val="16"/>
+          <w:lang w:val="fr-CH"/>
+        </w:rPr>
+        <w:t>('home');</w:t>
       </w:r>
     </w:p>
     <w:p>
@@ -17039,6 +17150,7 @@
         </w:rPr>
       </w:pPr>
       <w:proofErr w:type="spellStart"/>
+      <w:proofErr w:type="gramStart"/>
       <w:r>
         <w:rPr>
           <w:rFonts w:asciiTheme="minorHAnsi" w:eastAsiaTheme="minorHAnsi" w:hAnsiTheme="minorHAnsi" w:cstheme="minorBidi"/>
@@ -17061,6 +17173,7 @@
         <w:t>::</w:t>
       </w:r>
       <w:proofErr w:type="spellStart"/>
+      <w:proofErr w:type="gramEnd"/>
       <w:r>
         <w:rPr>
           <w:rFonts w:asciiTheme="minorHAnsi" w:eastAsiaTheme="minorHAnsi" w:hAnsiTheme="minorHAnsi" w:cstheme="minorBidi"/>
@@ -17161,47 +17274,7 @@
           <w:szCs w:val="22"/>
           <w:lang w:eastAsia="en-US"/>
         </w:rPr>
-        <w:t>estituisce la vista chiamata 'home' (</w:t>
-      </w:r>
-      <w:proofErr w:type="spellStart"/>
-      <w:r>
-        <w:rPr>
-          <w:rFonts w:asciiTheme="minorHAnsi" w:eastAsiaTheme="minorHAnsi" w:hAnsiTheme="minorHAnsi" w:cstheme="minorBidi"/>
-          <w:sz w:val="22"/>
-          <w:szCs w:val="22"/>
-          <w:lang w:eastAsia="en-US"/>
-        </w:rPr>
-        <w:t>resources</w:t>
-      </w:r>
-      <w:proofErr w:type="spellEnd"/>
-      <w:r>
-        <w:rPr>
-          <w:rFonts w:asciiTheme="minorHAnsi" w:eastAsiaTheme="minorHAnsi" w:hAnsiTheme="minorHAnsi" w:cstheme="minorBidi"/>
-          <w:sz w:val="22"/>
-          <w:szCs w:val="22"/>
-          <w:lang w:eastAsia="en-US"/>
-        </w:rPr>
-        <w:t>/</w:t>
-      </w:r>
-      <w:proofErr w:type="spellStart"/>
-      <w:r>
-        <w:rPr>
-          <w:rFonts w:asciiTheme="minorHAnsi" w:eastAsiaTheme="minorHAnsi" w:hAnsiTheme="minorHAnsi" w:cstheme="minorBidi"/>
-          <w:sz w:val="22"/>
-          <w:szCs w:val="22"/>
-          <w:lang w:eastAsia="en-US"/>
-        </w:rPr>
-        <w:t>views</w:t>
-      </w:r>
-      <w:proofErr w:type="spellEnd"/>
-      <w:r>
-        <w:rPr>
-          <w:rFonts w:asciiTheme="minorHAnsi" w:eastAsiaTheme="minorHAnsi" w:hAnsiTheme="minorHAnsi" w:cstheme="minorBidi"/>
-          <w:sz w:val="22"/>
-          <w:szCs w:val="22"/>
-          <w:lang w:eastAsia="en-US"/>
-        </w:rPr>
-        <w:t>/</w:t>
+        <w:t>estituisce la vista chiamata 'home' (resources/views/</w:t>
       </w:r>
       <w:proofErr w:type="spellStart"/>
       <w:r>
@@ -17358,23 +17431,7 @@
           <w:rFonts w:eastAsiaTheme="minorHAnsi"/>
           <w:lang w:val="it-IT" w:eastAsia="en-US"/>
         </w:rPr>
-        <w:t xml:space="preserve">La seguente rotta è un esempio di reindirizzamento alla pagina </w:t>
-      </w:r>
-      <w:proofErr w:type="spellStart"/>
-      <w:r>
-        <w:rPr>
-          <w:rFonts w:eastAsiaTheme="minorHAnsi"/>
-          <w:lang w:val="it-IT" w:eastAsia="en-US"/>
-        </w:rPr>
-        <w:t>vendor</w:t>
-      </w:r>
-      <w:proofErr w:type="spellEnd"/>
-      <w:r>
-        <w:rPr>
-          <w:rFonts w:eastAsiaTheme="minorHAnsi"/>
-          <w:lang w:val="it-IT" w:eastAsia="en-US"/>
-        </w:rPr>
-        <w:t xml:space="preserve"> (sfruttando il </w:t>
+        <w:t xml:space="preserve">La seguente rotta è un esempio di reindirizzamento alla pagina vendor (sfruttando il </w:t>
       </w:r>
       <w:proofErr w:type="spellStart"/>
       <w:r>
@@ -17409,6 +17466,7 @@
         </w:rPr>
       </w:pPr>
       <w:proofErr w:type="spellStart"/>
+      <w:proofErr w:type="gramStart"/>
       <w:r>
         <w:rPr>
           <w:noProof w:val="0"/>
@@ -17429,6 +17487,7 @@
         <w:t>::</w:t>
       </w:r>
       <w:proofErr w:type="spellStart"/>
+      <w:proofErr w:type="gramEnd"/>
       <w:r>
         <w:rPr>
           <w:noProof w:val="0"/>
@@ -17446,7 +17505,7 @@
           <w:szCs w:val="16"/>
           <w:lang w:val="it-CH"/>
         </w:rPr>
-        <w:t>('/</w:t>
+        <w:t>('/vendor', [</w:t>
       </w:r>
       <w:proofErr w:type="spellStart"/>
       <w:r>
@@ -17456,7 +17515,7 @@
           <w:szCs w:val="16"/>
           <w:lang w:val="it-CH"/>
         </w:rPr>
-        <w:t>vendor</w:t>
+        <w:t>VendorController</w:t>
       </w:r>
       <w:proofErr w:type="spellEnd"/>
       <w:r>
@@ -17466,7 +17525,7 @@
           <w:szCs w:val="16"/>
           <w:lang w:val="it-CH"/>
         </w:rPr>
-        <w:t>', [</w:t>
+        <w:t>::class, '</w:t>
       </w:r>
       <w:proofErr w:type="spellStart"/>
       <w:r>
@@ -17476,7 +17535,7 @@
           <w:szCs w:val="16"/>
           <w:lang w:val="it-CH"/>
         </w:rPr>
-        <w:t>VendorController</w:t>
+        <w:t>index</w:t>
       </w:r>
       <w:proofErr w:type="spellEnd"/>
       <w:r>
@@ -17486,7 +17545,7 @@
           <w:szCs w:val="16"/>
           <w:lang w:val="it-CH"/>
         </w:rPr>
-        <w:t>::class, 'index'])</w:t>
+        <w:t>'])</w:t>
       </w:r>
     </w:p>
     <w:p>
@@ -17511,9 +17570,9 @@
           <w:szCs w:val="16"/>
           <w:lang w:val="it-CH"/>
         </w:rPr>
-        <w:t xml:space="preserve">    -&gt;middleware(['</w:t>
-      </w:r>
-      <w:proofErr w:type="spellStart"/>
+        <w:t xml:space="preserve">    -&gt;</w:t>
+      </w:r>
+      <w:proofErr w:type="gramStart"/>
       <w:r>
         <w:rPr>
           <w:noProof w:val="0"/>
@@ -17521,9 +17580,9 @@
           <w:szCs w:val="16"/>
           <w:lang w:val="it-CH"/>
         </w:rPr>
-        <w:t>auth</w:t>
-      </w:r>
-      <w:proofErr w:type="spellEnd"/>
+        <w:t>middleware(</w:t>
+      </w:r>
+      <w:proofErr w:type="gramEnd"/>
       <w:r>
         <w:rPr>
           <w:noProof w:val="0"/>
@@ -17531,7 +17590,7 @@
           <w:szCs w:val="16"/>
           <w:lang w:val="it-CH"/>
         </w:rPr>
-        <w:t>', '</w:t>
+        <w:t>['</w:t>
       </w:r>
       <w:proofErr w:type="spellStart"/>
       <w:r>
@@ -17541,7 +17600,7 @@
           <w:szCs w:val="16"/>
           <w:lang w:val="it-CH"/>
         </w:rPr>
-        <w:t>verified</w:t>
+        <w:t>auth</w:t>
       </w:r>
       <w:proofErr w:type="spellEnd"/>
       <w:r>
@@ -17561,7 +17620,7 @@
           <w:szCs w:val="16"/>
           <w:lang w:val="it-CH"/>
         </w:rPr>
-        <w:t>vendor</w:t>
+        <w:t>verified</w:t>
       </w:r>
       <w:proofErr w:type="spellEnd"/>
       <w:r>
@@ -17571,7 +17630,7 @@
           <w:szCs w:val="16"/>
           <w:lang w:val="it-CH"/>
         </w:rPr>
-        <w:t>'])</w:t>
+        <w:t>', 'vendor'])</w:t>
       </w:r>
     </w:p>
     <w:p>
@@ -17586,7 +17645,7 @@
           <w:noProof w:val="0"/>
           <w:sz w:val="16"/>
           <w:szCs w:val="16"/>
-          <w:lang w:val="it-CH"/>
+          <w:lang w:val="fr-CH"/>
         </w:rPr>
       </w:pPr>
       <w:r>
@@ -17596,8 +17655,68 @@
           <w:szCs w:val="16"/>
           <w:lang w:val="it-CH"/>
         </w:rPr>
-        <w:t xml:space="preserve">    -&gt;name('vendor');</w:t>
-      </w:r>
+        <w:t xml:space="preserve">    </w:t>
+      </w:r>
+      <w:r>
+        <w:rPr>
+          <w:noProof w:val="0"/>
+          <w:sz w:val="16"/>
+          <w:szCs w:val="16"/>
+          <w:lang w:val="fr-CH"/>
+        </w:rPr>
+        <w:t>-&gt;</w:t>
+      </w:r>
+      <w:proofErr w:type="spellStart"/>
+      <w:r>
+        <w:rPr>
+          <w:noProof w:val="0"/>
+          <w:sz w:val="16"/>
+          <w:szCs w:val="16"/>
+          <w:lang w:val="fr-CH"/>
+        </w:rPr>
+        <w:t>name</w:t>
+      </w:r>
+      <w:proofErr w:type="spellEnd"/>
+      <w:r>
+        <w:rPr>
+          <w:noProof w:val="0"/>
+          <w:sz w:val="16"/>
+          <w:szCs w:val="16"/>
+          <w:lang w:val="fr-CH"/>
+        </w:rPr>
+        <w:t>('</w:t>
+      </w:r>
+      <w:proofErr w:type="spellStart"/>
+      <w:r>
+        <w:rPr>
+          <w:noProof w:val="0"/>
+          <w:sz w:val="16"/>
+          <w:szCs w:val="16"/>
+          <w:lang w:val="fr-CH"/>
+        </w:rPr>
+        <w:t>vendor</w:t>
+      </w:r>
+      <w:proofErr w:type="spellEnd"/>
+      <w:r>
+        <w:rPr>
+          <w:noProof w:val="0"/>
+          <w:sz w:val="16"/>
+          <w:szCs w:val="16"/>
+          <w:lang w:val="fr-CH"/>
+        </w:rPr>
+        <w:t>'</w:t>
+      </w:r>
+      <w:proofErr w:type="gramStart"/>
+      <w:r>
+        <w:rPr>
+          <w:noProof w:val="0"/>
+          <w:sz w:val="16"/>
+          <w:szCs w:val="16"/>
+          <w:lang w:val="fr-CH"/>
+        </w:rPr>
+        <w:t>);</w:t>
+      </w:r>
+      <w:proofErr w:type="gramEnd"/>
     </w:p>
     <w:p>
       <w:pPr>
@@ -17607,72 +17726,62 @@
           <w:b/>
           <w:sz w:val="22"/>
           <w:szCs w:val="22"/>
-          <w:lang w:eastAsia="en-US"/>
-        </w:rPr>
-      </w:pPr>
-      <w:proofErr w:type="spellStart"/>
+          <w:lang w:val="fr-CH" w:eastAsia="en-US"/>
+        </w:rPr>
+      </w:pPr>
+      <w:proofErr w:type="gramStart"/>
       <w:r>
         <w:rPr>
           <w:rFonts w:asciiTheme="minorHAnsi" w:eastAsiaTheme="minorHAnsi" w:hAnsiTheme="minorHAnsi" w:cstheme="minorBidi"/>
           <w:b/>
           <w:sz w:val="22"/>
           <w:szCs w:val="22"/>
-          <w:lang w:eastAsia="en-US"/>
-        </w:rPr>
-        <w:t>Route</w:t>
-      </w:r>
-      <w:proofErr w:type="spellEnd"/>
+          <w:lang w:val="fr-CH" w:eastAsia="en-US"/>
+        </w:rPr>
+        <w:t>Route::</w:t>
+      </w:r>
+      <w:proofErr w:type="spellStart"/>
+      <w:proofErr w:type="gramEnd"/>
       <w:r>
         <w:rPr>
           <w:rFonts w:asciiTheme="minorHAnsi" w:eastAsiaTheme="minorHAnsi" w:hAnsiTheme="minorHAnsi" w:cstheme="minorBidi"/>
           <w:b/>
           <w:sz w:val="22"/>
           <w:szCs w:val="22"/>
-          <w:lang w:eastAsia="en-US"/>
-        </w:rPr>
-        <w:t>::</w:t>
-      </w:r>
-      <w:proofErr w:type="spellStart"/>
+          <w:lang w:val="fr-CH" w:eastAsia="en-US"/>
+        </w:rPr>
+        <w:t>get</w:t>
+      </w:r>
+      <w:proofErr w:type="spellEnd"/>
       <w:r>
         <w:rPr>
           <w:rFonts w:asciiTheme="minorHAnsi" w:eastAsiaTheme="minorHAnsi" w:hAnsiTheme="minorHAnsi" w:cstheme="minorBidi"/>
           <w:b/>
           <w:sz w:val="22"/>
           <w:szCs w:val="22"/>
-          <w:lang w:eastAsia="en-US"/>
-        </w:rPr>
-        <w:t>get</w:t>
-      </w:r>
-      <w:proofErr w:type="spellEnd"/>
+          <w:lang w:val="fr-CH" w:eastAsia="en-US"/>
+        </w:rPr>
+        <w:t>('/</w:t>
+      </w:r>
+      <w:proofErr w:type="spellStart"/>
       <w:r>
         <w:rPr>
           <w:rFonts w:asciiTheme="minorHAnsi" w:eastAsiaTheme="minorHAnsi" w:hAnsiTheme="minorHAnsi" w:cstheme="minorBidi"/>
           <w:b/>
           <w:sz w:val="22"/>
           <w:szCs w:val="22"/>
-          <w:lang w:eastAsia="en-US"/>
-        </w:rPr>
-        <w:t>('/</w:t>
-      </w:r>
-      <w:proofErr w:type="spellStart"/>
+          <w:lang w:val="fr-CH" w:eastAsia="en-US"/>
+        </w:rPr>
+        <w:t>vendor</w:t>
+      </w:r>
+      <w:proofErr w:type="spellEnd"/>
       <w:r>
         <w:rPr>
           <w:rFonts w:asciiTheme="minorHAnsi" w:eastAsiaTheme="minorHAnsi" w:hAnsiTheme="minorHAnsi" w:cstheme="minorBidi"/>
           <w:b/>
           <w:sz w:val="22"/>
           <w:szCs w:val="22"/>
-          <w:lang w:eastAsia="en-US"/>
-        </w:rPr>
-        <w:t>vendor</w:t>
-      </w:r>
-      <w:proofErr w:type="spellEnd"/>
-      <w:r>
-        <w:rPr>
-          <w:rFonts w:asciiTheme="minorHAnsi" w:eastAsiaTheme="minorHAnsi" w:hAnsiTheme="minorHAnsi" w:cstheme="minorBidi"/>
-          <w:b/>
-          <w:sz w:val="22"/>
-          <w:szCs w:val="22"/>
-          <w:lang w:eastAsia="en-US"/>
+          <w:lang w:val="fr-CH" w:eastAsia="en-US"/>
         </w:rPr>
         <w:t>')</w:t>
       </w:r>
@@ -17724,6 +17833,7 @@
         <w:t>[</w:t>
       </w:r>
       <w:proofErr w:type="spellStart"/>
+      <w:proofErr w:type="gramStart"/>
       <w:r>
         <w:rPr>
           <w:rFonts w:asciiTheme="minorHAnsi" w:eastAsiaTheme="minorHAnsi" w:hAnsiTheme="minorHAnsi" w:cstheme="minorBidi"/>
@@ -17743,7 +17853,40 @@
           <w:szCs w:val="22"/>
           <w:lang w:eastAsia="en-US"/>
         </w:rPr>
-        <w:t>::class, 'index']</w:t>
+        <w:t>::</w:t>
+      </w:r>
+      <w:proofErr w:type="gramEnd"/>
+      <w:r>
+        <w:rPr>
+          <w:rFonts w:asciiTheme="minorHAnsi" w:eastAsiaTheme="minorHAnsi" w:hAnsiTheme="minorHAnsi" w:cstheme="minorBidi"/>
+          <w:b/>
+          <w:sz w:val="22"/>
+          <w:szCs w:val="22"/>
+          <w:lang w:eastAsia="en-US"/>
+        </w:rPr>
+        <w:t>class, '</w:t>
+      </w:r>
+      <w:proofErr w:type="spellStart"/>
+      <w:r>
+        <w:rPr>
+          <w:rFonts w:asciiTheme="minorHAnsi" w:eastAsiaTheme="minorHAnsi" w:hAnsiTheme="minorHAnsi" w:cstheme="minorBidi"/>
+          <w:b/>
+          <w:sz w:val="22"/>
+          <w:szCs w:val="22"/>
+          <w:lang w:eastAsia="en-US"/>
+        </w:rPr>
+        <w:t>index</w:t>
+      </w:r>
+      <w:proofErr w:type="spellEnd"/>
+      <w:r>
+        <w:rPr>
+          <w:rFonts w:asciiTheme="minorHAnsi" w:eastAsiaTheme="minorHAnsi" w:hAnsiTheme="minorHAnsi" w:cstheme="minorBidi"/>
+          <w:b/>
+          <w:sz w:val="22"/>
+          <w:szCs w:val="22"/>
+          <w:lang w:eastAsia="en-US"/>
+        </w:rPr>
+        <w:t>']</w:t>
       </w:r>
     </w:p>
     <w:p>
@@ -17768,9 +17911,10 @@
           <w:szCs w:val="22"/>
           <w:lang w:eastAsia="en-US"/>
         </w:rPr>
-        <w:t xml:space="preserve">Questa rotta è gestita da un Controller, specifica che il metodo index() della classe </w:t>
+        <w:t xml:space="preserve">Questa rotta è gestita da un Controller, specifica che il metodo </w:t>
       </w:r>
       <w:proofErr w:type="spellStart"/>
+      <w:proofErr w:type="gramStart"/>
       <w:r>
         <w:rPr>
           <w:rFonts w:asciiTheme="minorHAnsi" w:eastAsiaTheme="minorHAnsi" w:hAnsiTheme="minorHAnsi" w:cstheme="minorBidi"/>
@@ -17778,7 +17922,7 @@
           <w:szCs w:val="22"/>
           <w:lang w:eastAsia="en-US"/>
         </w:rPr>
-        <w:t>VendorController</w:t>
+        <w:t>index</w:t>
       </w:r>
       <w:proofErr w:type="spellEnd"/>
       <w:r>
@@ -17788,9 +17932,9 @@
           <w:szCs w:val="22"/>
           <w:lang w:eastAsia="en-US"/>
         </w:rPr>
-        <w:t xml:space="preserve"> sarà eseguito quando la rotta viene chiamata. Da notare, che la view viene ritornata direttamente dalla classe </w:t>
-      </w:r>
-      <w:proofErr w:type="spellStart"/>
+        <w:t>(</w:t>
+      </w:r>
+      <w:proofErr w:type="gramEnd"/>
       <w:r>
         <w:rPr>
           <w:rFonts w:asciiTheme="minorHAnsi" w:eastAsiaTheme="minorHAnsi" w:hAnsiTheme="minorHAnsi" w:cstheme="minorBidi"/>
@@ -17798,9 +17942,9 @@
           <w:szCs w:val="22"/>
           <w:lang w:eastAsia="en-US"/>
         </w:rPr>
-        <w:t>VendorController</w:t>
-      </w:r>
-      <w:proofErr w:type="spellEnd"/>
+        <w:t xml:space="preserve">) della classe </w:t>
+      </w:r>
+      <w:proofErr w:type="spellStart"/>
       <w:r>
         <w:rPr>
           <w:rFonts w:asciiTheme="minorHAnsi" w:eastAsiaTheme="minorHAnsi" w:hAnsiTheme="minorHAnsi" w:cstheme="minorBidi"/>
@@ -17808,8 +17952,9 @@
           <w:szCs w:val="22"/>
           <w:lang w:eastAsia="en-US"/>
         </w:rPr>
-        <w:t xml:space="preserve"> </w:t>
-      </w:r>
+        <w:t>VendorController</w:t>
+      </w:r>
+      <w:proofErr w:type="spellEnd"/>
       <w:r>
         <w:rPr>
           <w:rFonts w:asciiTheme="minorHAnsi" w:eastAsiaTheme="minorHAnsi" w:hAnsiTheme="minorHAnsi" w:cstheme="minorBidi"/>
@@ -17817,8 +17962,9 @@
           <w:szCs w:val="22"/>
           <w:lang w:eastAsia="en-US"/>
         </w:rPr>
-        <w:t>(all’interno</w:t>
-      </w:r>
+        <w:t xml:space="preserve"> sarà eseguito quando la rotta viene chiamata. Da notare, che la view viene ritornata direttamente dalla classe </w:t>
+      </w:r>
+      <w:proofErr w:type="spellStart"/>
       <w:r>
         <w:rPr>
           <w:rFonts w:asciiTheme="minorHAnsi" w:eastAsiaTheme="minorHAnsi" w:hAnsiTheme="minorHAnsi" w:cstheme="minorBidi"/>
@@ -17826,7 +17972,55 @@
           <w:szCs w:val="22"/>
           <w:lang w:eastAsia="en-US"/>
         </w:rPr>
-        <w:t xml:space="preserve"> del metodo index())</w:t>
+        <w:t>VendorController</w:t>
+      </w:r>
+      <w:proofErr w:type="spellEnd"/>
+      <w:r>
+        <w:rPr>
+          <w:rFonts w:asciiTheme="minorHAnsi" w:eastAsiaTheme="minorHAnsi" w:hAnsiTheme="minorHAnsi" w:cstheme="minorBidi"/>
+          <w:sz w:val="22"/>
+          <w:szCs w:val="22"/>
+          <w:lang w:eastAsia="en-US"/>
+        </w:rPr>
+        <w:t xml:space="preserve"> </w:t>
+      </w:r>
+      <w:r>
+        <w:rPr>
+          <w:rFonts w:asciiTheme="minorHAnsi" w:eastAsiaTheme="minorHAnsi" w:hAnsiTheme="minorHAnsi" w:cstheme="minorBidi"/>
+          <w:sz w:val="22"/>
+          <w:szCs w:val="22"/>
+          <w:lang w:eastAsia="en-US"/>
+        </w:rPr>
+        <w:t>(all’interno</w:t>
+      </w:r>
+      <w:r>
+        <w:rPr>
+          <w:rFonts w:asciiTheme="minorHAnsi" w:eastAsiaTheme="minorHAnsi" w:hAnsiTheme="minorHAnsi" w:cstheme="minorBidi"/>
+          <w:sz w:val="22"/>
+          <w:szCs w:val="22"/>
+          <w:lang w:eastAsia="en-US"/>
+        </w:rPr>
+        <w:t xml:space="preserve"> del metodo </w:t>
+      </w:r>
+      <w:proofErr w:type="gramStart"/>
+      <w:r>
+        <w:rPr>
+          <w:rFonts w:asciiTheme="minorHAnsi" w:eastAsiaTheme="minorHAnsi" w:hAnsiTheme="minorHAnsi" w:cstheme="minorBidi"/>
+          <w:sz w:val="22"/>
+          <w:szCs w:val="22"/>
+          <w:lang w:eastAsia="en-US"/>
+        </w:rPr>
+        <w:t>index(</w:t>
+      </w:r>
+      <w:proofErr w:type="gramEnd"/>
+      <w:r>
+        <w:rPr>
+          <w:rFonts w:asciiTheme="minorHAnsi" w:eastAsiaTheme="minorHAnsi" w:hAnsiTheme="minorHAnsi" w:cstheme="minorBidi"/>
+          <w:sz w:val="22"/>
+          <w:szCs w:val="22"/>
+          <w:lang w:eastAsia="en-US"/>
+        </w:rPr>
+        <w:t>))</w:t>
       </w:r>
     </w:p>
     <w:p>
@@ -17918,29 +18112,7 @@
           <w:szCs w:val="22"/>
           <w:lang w:eastAsia="en-US"/>
         </w:rPr>
-        <w:t>', '</w:t>
-      </w:r>
-      <w:proofErr w:type="spellStart"/>
-      <w:r>
-        <w:rPr>
-          <w:rFonts w:asciiTheme="minorHAnsi" w:eastAsiaTheme="minorHAnsi" w:hAnsiTheme="minorHAnsi" w:cstheme="minorBidi"/>
-          <w:b/>
-          <w:sz w:val="22"/>
-          <w:szCs w:val="22"/>
-          <w:lang w:eastAsia="en-US"/>
-        </w:rPr>
-        <w:t>vendor</w:t>
-      </w:r>
-      <w:proofErr w:type="spellEnd"/>
-      <w:r>
-        <w:rPr>
-          <w:rFonts w:asciiTheme="minorHAnsi" w:eastAsiaTheme="minorHAnsi" w:hAnsiTheme="minorHAnsi" w:cstheme="minorBidi"/>
-          <w:b/>
-          <w:sz w:val="22"/>
-          <w:szCs w:val="22"/>
-          <w:lang w:eastAsia="en-US"/>
-        </w:rPr>
-        <w:t>'])</w:t>
+        <w:t>', 'vendor'])</w:t>
       </w:r>
     </w:p>
     <w:p>
@@ -18264,27 +18436,7 @@
           <w:szCs w:val="22"/>
           <w:lang w:eastAsia="en-US"/>
         </w:rPr>
-        <w:t>Un middleware personalizzato che verifica che l'utente abbia il ruolo di "</w:t>
-      </w:r>
-      <w:proofErr w:type="spellStart"/>
-      <w:r>
-        <w:rPr>
-          <w:rFonts w:asciiTheme="minorHAnsi" w:eastAsiaTheme="minorHAnsi" w:hAnsiTheme="minorHAnsi" w:cstheme="minorBidi"/>
-          <w:sz w:val="22"/>
-          <w:szCs w:val="22"/>
-          <w:lang w:eastAsia="en-US"/>
-        </w:rPr>
-        <w:t>vendor</w:t>
-      </w:r>
-      <w:proofErr w:type="spellEnd"/>
-      <w:r>
-        <w:rPr>
-          <w:rFonts w:asciiTheme="minorHAnsi" w:eastAsiaTheme="minorHAnsi" w:hAnsiTheme="minorHAnsi" w:cstheme="minorBidi"/>
-          <w:sz w:val="22"/>
-          <w:szCs w:val="22"/>
-          <w:lang w:eastAsia="en-US"/>
-        </w:rPr>
-        <w:t>"</w:t>
+        <w:t>Un middleware personalizzato che verifica che l'utente abbia il ruolo di "vendor"</w:t>
       </w:r>
       <w:r>
         <w:rPr>
@@ -18986,7 +19138,15 @@
         <w:spacing w:after="240"/>
       </w:pPr>
       <w:r>
-        <w:t>Breeze crea i seguenti controller in app/Http/Controllers/</w:t>
+        <w:t>Breeze crea i seguenti controller in app/Http/</w:t>
+      </w:r>
+      <w:proofErr w:type="spellStart"/>
+      <w:r>
+        <w:t>Controllers</w:t>
+      </w:r>
+      <w:proofErr w:type="spellEnd"/>
+      <w:r>
+        <w:t>/</w:t>
       </w:r>
       <w:proofErr w:type="spellStart"/>
       <w:r>
@@ -19429,14 +19589,278 @@
     </w:p>
     <w:p>
       <w:pPr>
+        <w:rPr>
+          <w:lang w:val="it-IT"/>
+        </w:rPr>
+      </w:pPr>
+      <w:r>
+        <w:rPr>
+          <w:lang w:val="it-IT"/>
+        </w:rPr>
+        <w:br w:type="page"/>
+      </w:r>
+    </w:p>
+    <w:p>
+      <w:pPr>
         <w:pStyle w:val="Titolo2"/>
       </w:pPr>
       <w:r>
+        <w:lastRenderedPageBreak/>
         <w:t>Aggiunta Prodotti</w:t>
       </w:r>
     </w:p>
     <w:p>
       <w:r>
+        <w:t xml:space="preserve">Per </w:t>
+      </w:r>
+      <w:r>
+        <w:t>l’aggiunta di un prodotto</w:t>
+      </w:r>
+      <w:r>
+        <w:t xml:space="preserve"> bisogna accedere alla pagina “</w:t>
+      </w:r>
+      <w:proofErr w:type="spellStart"/>
+      <w:r>
+        <w:t>add</w:t>
+      </w:r>
+      <w:proofErr w:type="spellEnd"/>
+      <w:r>
+        <w:t>”,</w:t>
+      </w:r>
+      <w:r>
+        <w:t xml:space="preserve"> contenente un </w:t>
+      </w:r>
+      <w:proofErr w:type="spellStart"/>
+      <w:r>
+        <w:t>form</w:t>
+      </w:r>
+      <w:proofErr w:type="spellEnd"/>
+      <w:r>
+        <w:t xml:space="preserve"> </w:t>
+      </w:r>
+      <w:r>
+        <w:t>che richiede</w:t>
+      </w:r>
+      <w:r>
+        <w:t xml:space="preserve"> l’inserimento</w:t>
+      </w:r>
+      <w:r>
+        <w:t xml:space="preserve"> di informazioni</w:t>
+      </w:r>
+      <w:r>
+        <w:t xml:space="preserve"> e immagini del prodotto. Una volta inviati i dati, questi vengono passati tramite POST al metodo </w:t>
+      </w:r>
+      <w:proofErr w:type="gramStart"/>
+      <w:r>
+        <w:t>upload(</w:t>
+      </w:r>
+      <w:proofErr w:type="gramEnd"/>
+      <w:r>
+        <w:t xml:space="preserve">) del </w:t>
+      </w:r>
+      <w:proofErr w:type="spellStart"/>
+      <w:r>
+        <w:t>VendorController</w:t>
+      </w:r>
+      <w:proofErr w:type="spellEnd"/>
+      <w:r>
+        <w:t>.</w:t>
+      </w:r>
+    </w:p>
+    <w:p>
+      <w:r>
+        <w:t>Il sistema crea un nuovo record nella tabella products, e se sono presenti immagini:</w:t>
+      </w:r>
+    </w:p>
+    <w:p>
+      <w:pPr>
+        <w:numPr>
+          <w:ilvl w:val="0"/>
+          <w:numId w:val="39"/>
+        </w:numPr>
+        <w:spacing w:line="259" w:lineRule="auto"/>
+      </w:pPr>
+      <w:r>
+        <w:t>Vengono rinominate con un codice univoco.</w:t>
+      </w:r>
+    </w:p>
+    <w:p>
+      <w:pPr>
+        <w:numPr>
+          <w:ilvl w:val="0"/>
+          <w:numId w:val="39"/>
+        </w:numPr>
+        <w:spacing w:line="259" w:lineRule="auto"/>
+      </w:pPr>
+      <w:r>
+        <w:t>Salvate nella cartella public/</w:t>
+      </w:r>
+      <w:proofErr w:type="spellStart"/>
+      <w:r>
+        <w:t>productImages</w:t>
+      </w:r>
+      <w:proofErr w:type="spellEnd"/>
+      <w:r>
+        <w:t>/</w:t>
+      </w:r>
+      <w:r>
+        <w:t xml:space="preserve"> (tramite metodo</w:t>
+      </w:r>
+      <w:r>
+        <w:t xml:space="preserve"> “</w:t>
+      </w:r>
+      <w:r>
+        <w:t>store</w:t>
+      </w:r>
+      <w:r>
+        <w:t>”</w:t>
+      </w:r>
+      <w:r>
+        <w:t>)</w:t>
+      </w:r>
+      <w:r>
+        <w:t>.</w:t>
+      </w:r>
+    </w:p>
+    <w:p>
+      <w:pPr>
+        <w:numPr>
+          <w:ilvl w:val="0"/>
+          <w:numId w:val="39"/>
+        </w:numPr>
+        <w:spacing w:line="259" w:lineRule="auto"/>
+      </w:pPr>
+      <w:r>
+        <w:t>Il percorso relativo dell’immagine viene memorizzato nel database nella tabella images.</w:t>
+      </w:r>
+    </w:p>
+    <w:p>
+      <w:r>
+        <w:t>Se l’operazione va a buon fine, il vendor viene reindirizzato alla pagina precedente con un messaggio di conferma</w:t>
+      </w:r>
+      <w:r>
+        <w:t>, altrimenti uno di errore</w:t>
+      </w:r>
+      <w:r>
+        <w:t>.</w:t>
+      </w:r>
+    </w:p>
+    <w:p>
+      <w:pPr>
+        <w:pStyle w:val="Titolo2"/>
+      </w:pPr>
+      <w:r>
+        <w:t>Impiego di transazioni</w:t>
+      </w:r>
+    </w:p>
+    <w:p>
+      <w:pPr>
+        <w:rPr>
+          <w:lang w:val="it-IT"/>
+        </w:rPr>
+      </w:pPr>
+      <w:r>
+        <w:t>Per l’aggiunta di un prodotto sono state utilizzate le transazioni, che applicano le modifiche solo al termine di un blocco di codice. In caso di errore, tutte le operazioni possono essere annullate, garantendo una gestione semplice, sicura e pulita dei dati.</w:t>
+      </w:r>
+    </w:p>
+    <w:p>
+      <w:pPr>
+        <w:pStyle w:val="Titolo2"/>
+      </w:pPr>
+      <w:r>
+        <w:t>Gestione errori</w:t>
+      </w:r>
+    </w:p>
+    <w:p>
+      <w:pPr>
+        <w:rPr>
+          <w:lang w:val="it-IT"/>
+        </w:rPr>
+      </w:pPr>
+      <w:r>
+        <w:rPr>
+          <w:lang w:val="it-IT"/>
+        </w:rPr>
+        <w:t>Gli errori vengono gestiti principalmente dalle classi "</w:t>
+      </w:r>
+      <w:proofErr w:type="spellStart"/>
+      <w:r>
+        <w:rPr>
+          <w:lang w:val="it-IT"/>
+        </w:rPr>
+        <w:t>Request</w:t>
+      </w:r>
+      <w:proofErr w:type="spellEnd"/>
+      <w:r>
+        <w:rPr>
+          <w:lang w:val="it-IT"/>
+        </w:rPr>
+        <w:t xml:space="preserve">", all'interno delle quali sono definiti i vincoli per i campi del </w:t>
+      </w:r>
+      <w:proofErr w:type="spellStart"/>
+      <w:r>
+        <w:rPr>
+          <w:lang w:val="it-IT"/>
+        </w:rPr>
+        <w:t>form</w:t>
+      </w:r>
+      <w:proofErr w:type="spellEnd"/>
+      <w:r>
+        <w:rPr>
+          <w:lang w:val="it-IT"/>
+        </w:rPr>
+        <w:t xml:space="preserve">, le regole di validazione e i messaggi di errore personalizzati. In caso di errore, </w:t>
+      </w:r>
+      <w:proofErr w:type="spellStart"/>
+      <w:r>
+        <w:rPr>
+          <w:lang w:val="it-IT"/>
+        </w:rPr>
+        <w:t>Laravel</w:t>
+      </w:r>
+      <w:proofErr w:type="spellEnd"/>
+      <w:r>
+        <w:rPr>
+          <w:lang w:val="it-IT"/>
+        </w:rPr>
+        <w:t xml:space="preserve"> restituisce automaticamente i messaggi associati, semplificando la gestione lato controller.</w:t>
+      </w:r>
+      <w:bookmarkStart w:id="38" w:name="_GoBack"/>
+      <w:bookmarkEnd w:id="38"/>
+    </w:p>
+    <w:p>
+      <w:pPr>
+        <w:pStyle w:val="Titolo2"/>
+      </w:pPr>
+      <w:r>
+        <w:t>Gestione utenti</w:t>
+      </w:r>
+    </w:p>
+    <w:p>
+      <w:pPr>
+        <w:rPr>
+          <w:lang w:val="it-IT"/>
+        </w:rPr>
+      </w:pPr>
+    </w:p>
+    <w:p>
+      <w:pPr>
+        <w:pStyle w:val="Titolo2"/>
+      </w:pPr>
+      <w:r>
+        <w:t>Gestione prodotti</w:t>
+      </w:r>
+    </w:p>
+    <w:p>
+      <w:pPr>
+        <w:rPr>
+          <w:lang w:val="it-IT"/>
+        </w:rPr>
+      </w:pPr>
+    </w:p>
+    <w:p/>
+    <w:p>
+      <w:r>
         <w:br w:type="page"/>
       </w:r>
     </w:p>
@@ -19447,9 +19871,9 @@
           <w:lang w:val="it-IT"/>
         </w:rPr>
       </w:pPr>
-      <w:bookmarkStart w:id="38" w:name="_Toc461179223"/>
-      <w:bookmarkStart w:id="39" w:name="_Toc94790460"/>
-      <w:bookmarkStart w:id="40" w:name="_Toc189853868"/>
+      <w:bookmarkStart w:id="39" w:name="_Toc461179223"/>
+      <w:bookmarkStart w:id="40" w:name="_Toc94790460"/>
+      <w:bookmarkStart w:id="41" w:name="_Toc189853868"/>
       <w:r>
         <w:rPr>
           <w:lang w:val="it-IT"/>
@@ -19457,23 +19881,23 @@
         <w:lastRenderedPageBreak/>
         <w:t>Test</w:t>
       </w:r>
-      <w:bookmarkEnd w:id="38"/>
       <w:bookmarkEnd w:id="39"/>
       <w:bookmarkEnd w:id="40"/>
+      <w:bookmarkEnd w:id="41"/>
     </w:p>
     <w:p>
       <w:pPr>
         <w:pStyle w:val="Titolo2"/>
       </w:pPr>
-      <w:bookmarkStart w:id="41" w:name="_Toc461179224"/>
-      <w:bookmarkStart w:id="42" w:name="_Toc94790461"/>
-      <w:bookmarkStart w:id="43" w:name="_Toc189853869"/>
+      <w:bookmarkStart w:id="42" w:name="_Toc461179224"/>
+      <w:bookmarkStart w:id="43" w:name="_Toc94790461"/>
+      <w:bookmarkStart w:id="44" w:name="_Toc189853869"/>
       <w:r>
         <w:t>Protocollo di test</w:t>
       </w:r>
-      <w:bookmarkEnd w:id="41"/>
       <w:bookmarkEnd w:id="42"/>
       <w:bookmarkEnd w:id="43"/>
+      <w:bookmarkEnd w:id="44"/>
     </w:p>
     <w:p>
       <w:pPr>
@@ -20510,7 +20934,7 @@
           <w:lang w:val="fr-CH"/>
         </w:rPr>
       </w:pPr>
-      <w:bookmarkStart w:id="44" w:name="_Toc461179225"/>
+      <w:bookmarkStart w:id="45" w:name="_Toc461179225"/>
       <w:r>
         <w:rPr>
           <w:lang w:val="fr-CH"/>
@@ -20522,15 +20946,15 @@
       <w:pPr>
         <w:pStyle w:val="Titolo2"/>
       </w:pPr>
-      <w:bookmarkStart w:id="45" w:name="_Toc94790462"/>
-      <w:bookmarkStart w:id="46" w:name="_Toc189853870"/>
+      <w:bookmarkStart w:id="46" w:name="_Toc94790462"/>
+      <w:bookmarkStart w:id="47" w:name="_Toc189853870"/>
       <w:r>
         <w:lastRenderedPageBreak/>
         <w:t>Risultati test</w:t>
       </w:r>
-      <w:bookmarkEnd w:id="44"/>
       <w:bookmarkEnd w:id="45"/>
       <w:bookmarkEnd w:id="46"/>
+      <w:bookmarkEnd w:id="47"/>
     </w:p>
     <w:p>
       <w:pPr>
@@ -20549,18 +20973,18 @@
       <w:pPr>
         <w:pStyle w:val="Titolo2"/>
       </w:pPr>
-      <w:bookmarkStart w:id="47" w:name="_Toc461179226"/>
-      <w:bookmarkStart w:id="48" w:name="_Toc94790463"/>
-      <w:bookmarkStart w:id="49" w:name="_Toc189853871"/>
+      <w:bookmarkStart w:id="48" w:name="_Toc461179226"/>
+      <w:bookmarkStart w:id="49" w:name="_Toc94790463"/>
+      <w:bookmarkStart w:id="50" w:name="_Toc189853871"/>
       <w:r>
         <w:t>Mancanze</w:t>
       </w:r>
       <w:r>
         <w:t>/limitazioni conosciute</w:t>
       </w:r>
-      <w:bookmarkEnd w:id="47"/>
       <w:bookmarkEnd w:id="48"/>
       <w:bookmarkEnd w:id="49"/>
+      <w:bookmarkEnd w:id="50"/>
     </w:p>
     <w:p>
       <w:pPr>
@@ -20582,18 +21006,18 @@
           <w:lang w:val="it-IT"/>
         </w:rPr>
       </w:pPr>
-      <w:bookmarkStart w:id="50" w:name="_Toc461179227"/>
-      <w:bookmarkStart w:id="51" w:name="_Toc94790464"/>
-      <w:bookmarkStart w:id="52" w:name="_Toc189853872"/>
+      <w:bookmarkStart w:id="51" w:name="_Toc461179227"/>
+      <w:bookmarkStart w:id="52" w:name="_Toc94790464"/>
+      <w:bookmarkStart w:id="53" w:name="_Toc189853872"/>
       <w:r>
         <w:rPr>
           <w:lang w:val="it-IT"/>
         </w:rPr>
         <w:t>Consuntivo</w:t>
       </w:r>
-      <w:bookmarkEnd w:id="50"/>
       <w:bookmarkEnd w:id="51"/>
       <w:bookmarkEnd w:id="52"/>
+      <w:bookmarkEnd w:id="53"/>
     </w:p>
     <w:p>
       <w:pPr>
@@ -20617,14 +21041,7 @@
         <w:rPr>
           <w:lang w:val="it-IT"/>
         </w:rPr>
-        <w:t xml:space="preserve"> 1.7) (ad esempio </w:t>
-      </w:r>
-      <w:proofErr w:type="spellStart"/>
-      <w:r>
-        <w:rPr>
-          <w:lang w:val="it-IT"/>
-        </w:rPr>
-        <w:t>Gan</w:t>
+        <w:t xml:space="preserve"> 1.7) (ad esempio Gan</w:t>
       </w:r>
       <w:r>
         <w:rPr>
@@ -20636,14 +21053,7 @@
         <w:rPr>
           <w:lang w:val="it-IT"/>
         </w:rPr>
-        <w:t>t</w:t>
-      </w:r>
-      <w:proofErr w:type="spellEnd"/>
-      <w:r>
-        <w:rPr>
-          <w:lang w:val="it-IT"/>
-        </w:rPr>
-        <w:t xml:space="preserve"> consuntivo).</w:t>
+        <w:t>t consuntivo).</w:t>
       </w:r>
     </w:p>
     <w:p>
@@ -20653,18 +21063,18 @@
           <w:lang w:val="it-IT"/>
         </w:rPr>
       </w:pPr>
-      <w:bookmarkStart w:id="53" w:name="_Toc461179228"/>
-      <w:bookmarkStart w:id="54" w:name="_Toc94790465"/>
-      <w:bookmarkStart w:id="55" w:name="_Toc189853873"/>
+      <w:bookmarkStart w:id="54" w:name="_Toc461179228"/>
+      <w:bookmarkStart w:id="55" w:name="_Toc94790465"/>
+      <w:bookmarkStart w:id="56" w:name="_Toc189853873"/>
       <w:r>
         <w:rPr>
           <w:lang w:val="it-IT"/>
         </w:rPr>
         <w:t>Conclusioni</w:t>
       </w:r>
-      <w:bookmarkEnd w:id="53"/>
       <w:bookmarkEnd w:id="54"/>
       <w:bookmarkEnd w:id="55"/>
+      <w:bookmarkEnd w:id="56"/>
     </w:p>
     <w:p>
       <w:pPr>
@@ -20755,15 +21165,15 @@
       <w:pPr>
         <w:pStyle w:val="Titolo2"/>
       </w:pPr>
-      <w:bookmarkStart w:id="56" w:name="_Toc461179229"/>
-      <w:bookmarkStart w:id="57" w:name="_Toc94790466"/>
-      <w:bookmarkStart w:id="58" w:name="_Toc189853874"/>
+      <w:bookmarkStart w:id="57" w:name="_Toc461179229"/>
+      <w:bookmarkStart w:id="58" w:name="_Toc94790466"/>
+      <w:bookmarkStart w:id="59" w:name="_Toc189853874"/>
       <w:r>
         <w:t>Sviluppi futuri</w:t>
       </w:r>
-      <w:bookmarkEnd w:id="56"/>
       <w:bookmarkEnd w:id="57"/>
       <w:bookmarkEnd w:id="58"/>
+      <w:bookmarkEnd w:id="59"/>
     </w:p>
     <w:p>
       <w:pPr>
@@ -20782,15 +21192,15 @@
       <w:pPr>
         <w:pStyle w:val="Titolo2"/>
       </w:pPr>
-      <w:bookmarkStart w:id="59" w:name="_Toc461179230"/>
-      <w:bookmarkStart w:id="60" w:name="_Toc94790467"/>
-      <w:bookmarkStart w:id="61" w:name="_Toc189853875"/>
+      <w:bookmarkStart w:id="60" w:name="_Toc461179230"/>
+      <w:bookmarkStart w:id="61" w:name="_Toc94790467"/>
+      <w:bookmarkStart w:id="62" w:name="_Toc189853875"/>
       <w:r>
         <w:t>Considerazioni personali</w:t>
       </w:r>
-      <w:bookmarkEnd w:id="59"/>
       <w:bookmarkEnd w:id="60"/>
       <w:bookmarkEnd w:id="61"/>
+      <w:bookmarkEnd w:id="62"/>
     </w:p>
     <w:p>
       <w:pPr>
@@ -20818,17 +21228,17 @@
           <w:lang w:val="it-IT"/>
         </w:rPr>
       </w:pPr>
-      <w:bookmarkStart w:id="62" w:name="_Toc94790468"/>
-      <w:bookmarkStart w:id="63" w:name="_Toc189853876"/>
-      <w:bookmarkStart w:id="64" w:name="_Toc461179232"/>
+      <w:bookmarkStart w:id="63" w:name="_Toc94790468"/>
+      <w:bookmarkStart w:id="64" w:name="_Toc189853876"/>
+      <w:bookmarkStart w:id="65" w:name="_Toc461179232"/>
       <w:r>
         <w:rPr>
           <w:lang w:val="it-IT"/>
         </w:rPr>
         <w:t>Glossario</w:t>
       </w:r>
-      <w:bookmarkEnd w:id="62"/>
       <w:bookmarkEnd w:id="63"/>
+      <w:bookmarkEnd w:id="64"/>
     </w:p>
     <w:p>
       <w:pPr>
@@ -21054,7 +21464,7 @@
           <w:lang w:val="it-IT"/>
         </w:rPr>
       </w:pPr>
-      <w:bookmarkStart w:id="65" w:name="_Toc94790469"/>
+      <w:bookmarkStart w:id="66" w:name="_Toc94790469"/>
       <w:r>
         <w:rPr>
           <w:lang w:val="it-IT"/>
@@ -21069,7 +21479,7 @@
           <w:lang w:val="it-IT"/>
         </w:rPr>
       </w:pPr>
-      <w:bookmarkStart w:id="66" w:name="_Toc189853877"/>
+      <w:bookmarkStart w:id="67" w:name="_Toc189853877"/>
       <w:r>
         <w:rPr>
           <w:lang w:val="it-IT"/>
@@ -21077,21 +21487,21 @@
         <w:lastRenderedPageBreak/>
         <w:t>Bibliografia</w:t>
       </w:r>
+      <w:bookmarkEnd w:id="66"/>
+      <w:bookmarkEnd w:id="67"/>
+    </w:p>
+    <w:p>
+      <w:pPr>
+        <w:pStyle w:val="Titolo2"/>
+      </w:pPr>
+      <w:bookmarkStart w:id="68" w:name="_Toc94790470"/>
+      <w:bookmarkStart w:id="69" w:name="_Toc189853878"/>
+      <w:r>
+        <w:t>Bibliografia per articoli di riviste:</w:t>
+      </w:r>
       <w:bookmarkEnd w:id="65"/>
-      <w:bookmarkEnd w:id="66"/>
-    </w:p>
-    <w:p>
-      <w:pPr>
-        <w:pStyle w:val="Titolo2"/>
-      </w:pPr>
-      <w:bookmarkStart w:id="67" w:name="_Toc94790470"/>
-      <w:bookmarkStart w:id="68" w:name="_Toc189853878"/>
-      <w:r>
-        <w:t>Bibliografia per articoli di riviste:</w:t>
-      </w:r>
-      <w:bookmarkEnd w:id="64"/>
-      <w:bookmarkEnd w:id="67"/>
       <w:bookmarkEnd w:id="68"/>
+      <w:bookmarkEnd w:id="69"/>
     </w:p>
     <w:p>
       <w:pPr>
@@ -21200,15 +21610,15 @@
       <w:pPr>
         <w:pStyle w:val="Titolo2"/>
       </w:pPr>
-      <w:bookmarkStart w:id="69" w:name="_Toc461179233"/>
-      <w:bookmarkStart w:id="70" w:name="_Toc94790471"/>
-      <w:bookmarkStart w:id="71" w:name="_Toc189853879"/>
+      <w:bookmarkStart w:id="70" w:name="_Toc461179233"/>
+      <w:bookmarkStart w:id="71" w:name="_Toc94790471"/>
+      <w:bookmarkStart w:id="72" w:name="_Toc189853879"/>
       <w:r>
         <w:t>Bibliografia per libri</w:t>
       </w:r>
-      <w:bookmarkEnd w:id="69"/>
       <w:bookmarkEnd w:id="70"/>
       <w:bookmarkEnd w:id="71"/>
+      <w:bookmarkEnd w:id="72"/>
     </w:p>
     <w:p>
       <w:pPr>
@@ -21333,20 +21743,20 @@
           <w:lang w:val="it-IT"/>
         </w:rPr>
       </w:pPr>
-      <w:bookmarkStart w:id="72" w:name="_Toc461179234"/>
+      <w:bookmarkStart w:id="73" w:name="_Toc461179234"/>
     </w:p>
     <w:p>
       <w:pPr>
         <w:pStyle w:val="Titolo2"/>
       </w:pPr>
-      <w:bookmarkStart w:id="73" w:name="_Toc94790472"/>
-      <w:bookmarkStart w:id="74" w:name="_Toc189853880"/>
+      <w:bookmarkStart w:id="74" w:name="_Toc94790472"/>
+      <w:bookmarkStart w:id="75" w:name="_Toc189853880"/>
       <w:r>
         <w:t>Sitografia</w:t>
       </w:r>
-      <w:bookmarkEnd w:id="72"/>
       <w:bookmarkEnd w:id="73"/>
       <w:bookmarkEnd w:id="74"/>
+      <w:bookmarkEnd w:id="75"/>
     </w:p>
     <w:p>
       <w:pPr>
@@ -21504,18 +21914,18 @@
           <w:lang w:val="it-IT"/>
         </w:rPr>
       </w:pPr>
-      <w:bookmarkStart w:id="75" w:name="_Toc461179235"/>
-      <w:bookmarkStart w:id="76" w:name="_Toc94790473"/>
-      <w:bookmarkStart w:id="77" w:name="_Toc189853881"/>
+      <w:bookmarkStart w:id="76" w:name="_Toc461179235"/>
+      <w:bookmarkStart w:id="77" w:name="_Toc94790473"/>
+      <w:bookmarkStart w:id="78" w:name="_Toc189853881"/>
       <w:r>
         <w:rPr>
           <w:lang w:val="it-IT"/>
         </w:rPr>
         <w:t>Allegati</w:t>
       </w:r>
-      <w:bookmarkEnd w:id="75"/>
       <w:bookmarkEnd w:id="76"/>
       <w:bookmarkEnd w:id="77"/>
+      <w:bookmarkEnd w:id="78"/>
     </w:p>
     <w:p>
       <w:pPr>
@@ -21703,7 +22113,7 @@
 </file>
 
 <file path=word/endnotes.xml><?xml version="1.0" encoding="utf-8"?>
-<w:endnotes xmlns:wpc="http://schemas.microsoft.com/office/word/2010/wordprocessingCanvas" xmlns:cx="http://schemas.microsoft.com/office/drawing/2014/chartex" xmlns:cx1="http://schemas.microsoft.com/office/drawing/2015/9/8/chartex" xmlns:cx2="http://schemas.microsoft.com/office/drawing/2015/10/21/chartex" xmlns:cx3="http://schemas.microsoft.com/office/drawing/2016/5/9/chartex" xmlns:cx4="http://schemas.microsoft.com/office/drawing/2016/5/10/chartex" xmlns:cx5="http://schemas.microsoft.com/office/drawing/2016/5/11/chartex" xmlns:cx6="http://schemas.microsoft.com/office/drawing/2016/5/12/chartex" xmlns:cx7="http://schemas.microsoft.com/office/drawing/2016/5/13/chartex" xmlns:cx8="http://schemas.microsoft.com/office/drawing/2016/5/14/chartex" xmlns:mc="http://schemas.openxmlformats.org/markup-compatibility/2006" xmlns:aink="http://schemas.microsoft.com/office/drawing/2016/ink" xmlns:am3d="http://schemas.microsoft.com/office/drawing/2017/model3d" xmlns:o="urn:schemas-microsoft-com:office:office" xmlns:oel="http://schemas.microsoft.com/office/2019/extlst" xmlns:r="http://schemas.openxmlformats.org/officeDocument/2006/relationships" xmlns:m="http://schemas.openxmlformats.org/officeDocument/2006/math" xmlns:v="urn:schemas-microsoft-com:vml" xmlns:wp14="http://schemas.microsoft.com/office/word/2010/wordprocessingDrawing" xmlns:wp="http://schemas.openxmlformats.org/drawingml/2006/wordprocessingDrawing" xmlns:w10="urn:schemas-microsoft-com:office:word" xmlns:w="http://schemas.openxmlformats.org/wordprocessingml/2006/main" xmlns:w14="http://schemas.microsoft.com/office/word/2010/wordml" xmlns:w15="http://schemas.microsoft.com/office/word/2012/wordml" xmlns:w16cex="http://schemas.microsoft.com/office/word/2018/wordml/cex" xmlns:w16cid="http://schemas.microsoft.com/office/word/2016/wordml/cid" xmlns:w16="http://schemas.microsoft.com/office/word/2018/wordml" xmlns:w16du="http://schemas.microsoft.com/office/word/2023/wordml/word16du" xmlns:w16sdtdh="http://schemas.microsoft.com/office/word/2020/wordml/sdtdatahash" xmlns:w16sdtfl="http://schemas.microsoft.com/office/word/2024/wordml/sdtformatlock" xmlns:w16se="http://schemas.microsoft.com/office/word/2015/wordml/symex" xmlns:wpg="http://schemas.microsoft.com/office/word/2010/wordprocessingGroup" xmlns:wpi="http://schemas.microsoft.com/office/word/2010/wordprocessingInk" xmlns:wne="http://schemas.microsoft.com/office/word/2006/wordml" xmlns:wps="http://schemas.microsoft.com/office/word/2010/wordprocessingShape" mc:Ignorable="w14 w15 w16se w16cid w16 w16cex w16sdtdh w16sdtfl w16du wp14">
+<w:endnotes xmlns:wpc="http://schemas.microsoft.com/office/word/2010/wordprocessingCanvas" xmlns:cx="http://schemas.microsoft.com/office/drawing/2014/chartex" xmlns:cx1="http://schemas.microsoft.com/office/drawing/2015/9/8/chartex" xmlns:cx2="http://schemas.microsoft.com/office/drawing/2015/10/21/chartex" xmlns:cx3="http://schemas.microsoft.com/office/drawing/2016/5/9/chartex" xmlns:cx4="http://schemas.microsoft.com/office/drawing/2016/5/10/chartex" xmlns:cx5="http://schemas.microsoft.com/office/drawing/2016/5/11/chartex" xmlns:cx6="http://schemas.microsoft.com/office/drawing/2016/5/12/chartex" xmlns:cx7="http://schemas.microsoft.com/office/drawing/2016/5/13/chartex" xmlns:cx8="http://schemas.microsoft.com/office/drawing/2016/5/14/chartex" xmlns:mc="http://schemas.openxmlformats.org/markup-compatibility/2006" xmlns:aink="http://schemas.microsoft.com/office/drawing/2016/ink" xmlns:am3d="http://schemas.microsoft.com/office/drawing/2017/model3d" xmlns:o="urn:schemas-microsoft-com:office:office" xmlns:r="http://schemas.openxmlformats.org/officeDocument/2006/relationships" xmlns:m="http://schemas.openxmlformats.org/officeDocument/2006/math" xmlns:v="urn:schemas-microsoft-com:vml" xmlns:wp14="http://schemas.microsoft.com/office/word/2010/wordprocessingDrawing" xmlns:wp="http://schemas.openxmlformats.org/drawingml/2006/wordprocessingDrawing" xmlns:w10="urn:schemas-microsoft-com:office:word" xmlns:w="http://schemas.openxmlformats.org/wordprocessingml/2006/main" xmlns:w14="http://schemas.microsoft.com/office/word/2010/wordml" xmlns:w15="http://schemas.microsoft.com/office/word/2012/wordml" xmlns:w16cid="http://schemas.microsoft.com/office/word/2016/wordml/cid" xmlns:w16se="http://schemas.microsoft.com/office/word/2015/wordml/symex" xmlns:wpg="http://schemas.microsoft.com/office/word/2010/wordprocessingGroup" xmlns:wpi="http://schemas.microsoft.com/office/word/2010/wordprocessingInk" xmlns:wne="http://schemas.microsoft.com/office/word/2006/wordml" xmlns:wps="http://schemas.microsoft.com/office/word/2010/wordprocessingShape" mc:Ignorable="w14 w15 w16se w16cid wp14">
   <w:endnote w:type="separator" w:id="-1">
     <w:p>
       <w:r>
@@ -21722,7 +22132,7 @@
 </file>
 
 <file path=word/footer1.xml><?xml version="1.0" encoding="utf-8"?>
-<w:ftr xmlns:wpc="http://schemas.microsoft.com/office/word/2010/wordprocessingCanvas" xmlns:cx="http://schemas.microsoft.com/office/drawing/2014/chartex" xmlns:cx1="http://schemas.microsoft.com/office/drawing/2015/9/8/chartex" xmlns:cx2="http://schemas.microsoft.com/office/drawing/2015/10/21/chartex" xmlns:cx3="http://schemas.microsoft.com/office/drawing/2016/5/9/chartex" xmlns:cx4="http://schemas.microsoft.com/office/drawing/2016/5/10/chartex" xmlns:cx5="http://schemas.microsoft.com/office/drawing/2016/5/11/chartex" xmlns:cx6="http://schemas.microsoft.com/office/drawing/2016/5/12/chartex" xmlns:cx7="http://schemas.microsoft.com/office/drawing/2016/5/13/chartex" xmlns:cx8="http://schemas.microsoft.com/office/drawing/2016/5/14/chartex" xmlns:mc="http://schemas.openxmlformats.org/markup-compatibility/2006" xmlns:aink="http://schemas.microsoft.com/office/drawing/2016/ink" xmlns:am3d="http://schemas.microsoft.com/office/drawing/2017/model3d" xmlns:o="urn:schemas-microsoft-com:office:office" xmlns:oel="http://schemas.microsoft.com/office/2019/extlst" xmlns:r="http://schemas.openxmlformats.org/officeDocument/2006/relationships" xmlns:m="http://schemas.openxmlformats.org/officeDocument/2006/math" xmlns:v="urn:schemas-microsoft-com:vml" xmlns:wp14="http://schemas.microsoft.com/office/word/2010/wordprocessingDrawing" xmlns:wp="http://schemas.openxmlformats.org/drawingml/2006/wordprocessingDrawing" xmlns:w10="urn:schemas-microsoft-com:office:word" xmlns:w="http://schemas.openxmlformats.org/wordprocessingml/2006/main" xmlns:w14="http://schemas.microsoft.com/office/word/2010/wordml" xmlns:w15="http://schemas.microsoft.com/office/word/2012/wordml" xmlns:w16cex="http://schemas.microsoft.com/office/word/2018/wordml/cex" xmlns:w16cid="http://schemas.microsoft.com/office/word/2016/wordml/cid" xmlns:w16="http://schemas.microsoft.com/office/word/2018/wordml" xmlns:w16du="http://schemas.microsoft.com/office/word/2023/wordml/word16du" xmlns:w16sdtdh="http://schemas.microsoft.com/office/word/2020/wordml/sdtdatahash" xmlns:w16sdtfl="http://schemas.microsoft.com/office/word/2024/wordml/sdtformatlock" xmlns:w16se="http://schemas.microsoft.com/office/word/2015/wordml/symex" xmlns:wpg="http://schemas.microsoft.com/office/word/2010/wordprocessingGroup" xmlns:wpi="http://schemas.microsoft.com/office/word/2010/wordprocessingInk" xmlns:wne="http://schemas.microsoft.com/office/word/2006/wordml" xmlns:wps="http://schemas.microsoft.com/office/word/2010/wordprocessingShape" mc:Ignorable="w14 w15 w16se w16cid w16 w16cex w16sdtdh w16sdtfl w16du wp14">
+<w:ftr xmlns:wpc="http://schemas.microsoft.com/office/word/2010/wordprocessingCanvas" xmlns:cx="http://schemas.microsoft.com/office/drawing/2014/chartex" xmlns:cx1="http://schemas.microsoft.com/office/drawing/2015/9/8/chartex" xmlns:cx2="http://schemas.microsoft.com/office/drawing/2015/10/21/chartex" xmlns:cx3="http://schemas.microsoft.com/office/drawing/2016/5/9/chartex" xmlns:cx4="http://schemas.microsoft.com/office/drawing/2016/5/10/chartex" xmlns:cx5="http://schemas.microsoft.com/office/drawing/2016/5/11/chartex" xmlns:cx6="http://schemas.microsoft.com/office/drawing/2016/5/12/chartex" xmlns:cx7="http://schemas.microsoft.com/office/drawing/2016/5/13/chartex" xmlns:cx8="http://schemas.microsoft.com/office/drawing/2016/5/14/chartex" xmlns:mc="http://schemas.openxmlformats.org/markup-compatibility/2006" xmlns:aink="http://schemas.microsoft.com/office/drawing/2016/ink" xmlns:am3d="http://schemas.microsoft.com/office/drawing/2017/model3d" xmlns:o="urn:schemas-microsoft-com:office:office" xmlns:r="http://schemas.openxmlformats.org/officeDocument/2006/relationships" xmlns:m="http://schemas.openxmlformats.org/officeDocument/2006/math" xmlns:v="urn:schemas-microsoft-com:vml" xmlns:wp14="http://schemas.microsoft.com/office/word/2010/wordprocessingDrawing" xmlns:wp="http://schemas.openxmlformats.org/drawingml/2006/wordprocessingDrawing" xmlns:w10="urn:schemas-microsoft-com:office:word" xmlns:w="http://schemas.openxmlformats.org/wordprocessingml/2006/main" xmlns:w14="http://schemas.microsoft.com/office/word/2010/wordml" xmlns:w15="http://schemas.microsoft.com/office/word/2012/wordml" xmlns:w16cid="http://schemas.microsoft.com/office/word/2016/wordml/cid" xmlns:w16se="http://schemas.microsoft.com/office/word/2015/wordml/symex" xmlns:wpg="http://schemas.microsoft.com/office/word/2010/wordprocessingGroup" xmlns:wpi="http://schemas.microsoft.com/office/word/2010/wordprocessingInk" xmlns:wne="http://schemas.microsoft.com/office/word/2006/wordml" xmlns:wps="http://schemas.microsoft.com/office/word/2010/wordprocessingShape" mc:Ignorable="w14 w15 w16se w16cid wp14">
   <w:p>
     <w:pPr>
       <w:pStyle w:val="Pidipagina"/>
@@ -21746,21 +22156,7 @@
       <w:rPr>
         <w:lang w:val="fr-CH"/>
       </w:rPr>
-      <w:t xml:space="preserve">, </w:t>
-    </w:r>
-    <w:proofErr w:type="spellStart"/>
-    <w:r>
-      <w:rPr>
-        <w:lang w:val="fr-CH"/>
-      </w:rPr>
-      <w:t>Samuele</w:t>
-    </w:r>
-    <w:proofErr w:type="spellEnd"/>
-    <w:r>
-      <w:rPr>
-        <w:lang w:val="fr-CH"/>
-      </w:rPr>
-      <w:t>, Andrea N.</w:t>
+      <w:t>, Samuele, Andrea N.</w:t>
     </w:r>
     <w:r>
       <w:rPr>
@@ -21776,6 +22172,7 @@
       <w:tab/>
     </w:r>
     <w:proofErr w:type="spellStart"/>
+    <w:proofErr w:type="gramStart"/>
     <w:r>
       <w:rPr>
         <w:lang w:val="fr-CH"/>
@@ -21787,7 +22184,14 @@
       <w:rPr>
         <w:lang w:val="fr-CH"/>
       </w:rPr>
-      <w:t xml:space="preserve">: </w:t>
+      <w:t>:</w:t>
+    </w:r>
+    <w:proofErr w:type="gramEnd"/>
+    <w:r>
+      <w:rPr>
+        <w:lang w:val="fr-CH"/>
+      </w:rPr>
+      <w:t xml:space="preserve"> </w:t>
     </w:r>
     <w:r>
       <w:rPr>
@@ -21818,7 +22222,7 @@
 </file>
 
 <file path=word/footer2.xml><?xml version="1.0" encoding="utf-8"?>
-<w:ftr xmlns:wpc="http://schemas.microsoft.com/office/word/2010/wordprocessingCanvas" xmlns:cx="http://schemas.microsoft.com/office/drawing/2014/chartex" xmlns:cx1="http://schemas.microsoft.com/office/drawing/2015/9/8/chartex" xmlns:cx2="http://schemas.microsoft.com/office/drawing/2015/10/21/chartex" xmlns:cx3="http://schemas.microsoft.com/office/drawing/2016/5/9/chartex" xmlns:cx4="http://schemas.microsoft.com/office/drawing/2016/5/10/chartex" xmlns:cx5="http://schemas.microsoft.com/office/drawing/2016/5/11/chartex" xmlns:cx6="http://schemas.microsoft.com/office/drawing/2016/5/12/chartex" xmlns:cx7="http://schemas.microsoft.com/office/drawing/2016/5/13/chartex" xmlns:cx8="http://schemas.microsoft.com/office/drawing/2016/5/14/chartex" xmlns:mc="http://schemas.openxmlformats.org/markup-compatibility/2006" xmlns:aink="http://schemas.microsoft.com/office/drawing/2016/ink" xmlns:am3d="http://schemas.microsoft.com/office/drawing/2017/model3d" xmlns:o="urn:schemas-microsoft-com:office:office" xmlns:oel="http://schemas.microsoft.com/office/2019/extlst" xmlns:r="http://schemas.openxmlformats.org/officeDocument/2006/relationships" xmlns:m="http://schemas.openxmlformats.org/officeDocument/2006/math" xmlns:v="urn:schemas-microsoft-com:vml" xmlns:wp14="http://schemas.microsoft.com/office/word/2010/wordprocessingDrawing" xmlns:wp="http://schemas.openxmlformats.org/drawingml/2006/wordprocessingDrawing" xmlns:w10="urn:schemas-microsoft-com:office:word" xmlns:w="http://schemas.openxmlformats.org/wordprocessingml/2006/main" xmlns:w14="http://schemas.microsoft.com/office/word/2010/wordml" xmlns:w15="http://schemas.microsoft.com/office/word/2012/wordml" xmlns:w16cex="http://schemas.microsoft.com/office/word/2018/wordml/cex" xmlns:w16cid="http://schemas.microsoft.com/office/word/2016/wordml/cid" xmlns:w16="http://schemas.microsoft.com/office/word/2018/wordml" xmlns:w16du="http://schemas.microsoft.com/office/word/2023/wordml/word16du" xmlns:w16sdtdh="http://schemas.microsoft.com/office/word/2020/wordml/sdtdatahash" xmlns:w16sdtfl="http://schemas.microsoft.com/office/word/2024/wordml/sdtformatlock" xmlns:w16se="http://schemas.microsoft.com/office/word/2015/wordml/symex" xmlns:wpg="http://schemas.microsoft.com/office/word/2010/wordprocessingGroup" xmlns:wpi="http://schemas.microsoft.com/office/word/2010/wordprocessingInk" xmlns:wne="http://schemas.microsoft.com/office/word/2006/wordml" xmlns:wps="http://schemas.microsoft.com/office/word/2010/wordprocessingShape" mc:Ignorable="w14 w15 w16se w16cid w16 w16cex w16sdtdh w16sdtfl w16du wp14">
+<w:ftr xmlns:wpc="http://schemas.microsoft.com/office/word/2010/wordprocessingCanvas" xmlns:cx="http://schemas.microsoft.com/office/drawing/2014/chartex" xmlns:cx1="http://schemas.microsoft.com/office/drawing/2015/9/8/chartex" xmlns:cx2="http://schemas.microsoft.com/office/drawing/2015/10/21/chartex" xmlns:cx3="http://schemas.microsoft.com/office/drawing/2016/5/9/chartex" xmlns:cx4="http://schemas.microsoft.com/office/drawing/2016/5/10/chartex" xmlns:cx5="http://schemas.microsoft.com/office/drawing/2016/5/11/chartex" xmlns:cx6="http://schemas.microsoft.com/office/drawing/2016/5/12/chartex" xmlns:cx7="http://schemas.microsoft.com/office/drawing/2016/5/13/chartex" xmlns:cx8="http://schemas.microsoft.com/office/drawing/2016/5/14/chartex" xmlns:mc="http://schemas.openxmlformats.org/markup-compatibility/2006" xmlns:aink="http://schemas.microsoft.com/office/drawing/2016/ink" xmlns:am3d="http://schemas.microsoft.com/office/drawing/2017/model3d" xmlns:o="urn:schemas-microsoft-com:office:office" xmlns:r="http://schemas.openxmlformats.org/officeDocument/2006/relationships" xmlns:m="http://schemas.openxmlformats.org/officeDocument/2006/math" xmlns:v="urn:schemas-microsoft-com:vml" xmlns:wp14="http://schemas.microsoft.com/office/word/2010/wordprocessingDrawing" xmlns:wp="http://schemas.openxmlformats.org/drawingml/2006/wordprocessingDrawing" xmlns:w10="urn:schemas-microsoft-com:office:word" xmlns:w="http://schemas.openxmlformats.org/wordprocessingml/2006/main" xmlns:w14="http://schemas.microsoft.com/office/word/2010/wordml" xmlns:w15="http://schemas.microsoft.com/office/word/2012/wordml" xmlns:w16cid="http://schemas.microsoft.com/office/word/2016/wordml/cid" xmlns:w16se="http://schemas.microsoft.com/office/word/2015/wordml/symex" xmlns:wpg="http://schemas.microsoft.com/office/word/2010/wordprocessingGroup" xmlns:wpi="http://schemas.microsoft.com/office/word/2010/wordprocessingInk" xmlns:wne="http://schemas.microsoft.com/office/word/2006/wordml" xmlns:wps="http://schemas.microsoft.com/office/word/2010/wordprocessingShape" mc:Ignorable="w14 w15 w16se w16cid wp14">
   <w:tbl>
     <w:tblPr>
       <w:tblW w:w="0" w:type="auto"/>
@@ -21861,14 +22265,12 @@
               <w:lang w:val="it-IT"/>
             </w:rPr>
           </w:pPr>
-          <w:proofErr w:type="spellStart"/>
           <w:r>
             <w:rPr>
               <w:lang w:val="it-IT"/>
             </w:rPr>
             <w:t>Fyt</w:t>
           </w:r>
-          <w:proofErr w:type="spellEnd"/>
         </w:p>
       </w:tc>
     </w:tr>
@@ -22053,7 +22455,7 @@
 </file>
 
 <file path=word/footnotes.xml><?xml version="1.0" encoding="utf-8"?>
-<w:footnotes xmlns:wpc="http://schemas.microsoft.com/office/word/2010/wordprocessingCanvas" xmlns:cx="http://schemas.microsoft.com/office/drawing/2014/chartex" xmlns:cx1="http://schemas.microsoft.com/office/drawing/2015/9/8/chartex" xmlns:cx2="http://schemas.microsoft.com/office/drawing/2015/10/21/chartex" xmlns:cx3="http://schemas.microsoft.com/office/drawing/2016/5/9/chartex" xmlns:cx4="http://schemas.microsoft.com/office/drawing/2016/5/10/chartex" xmlns:cx5="http://schemas.microsoft.com/office/drawing/2016/5/11/chartex" xmlns:cx6="http://schemas.microsoft.com/office/drawing/2016/5/12/chartex" xmlns:cx7="http://schemas.microsoft.com/office/drawing/2016/5/13/chartex" xmlns:cx8="http://schemas.microsoft.com/office/drawing/2016/5/14/chartex" xmlns:mc="http://schemas.openxmlformats.org/markup-compatibility/2006" xmlns:aink="http://schemas.microsoft.com/office/drawing/2016/ink" xmlns:am3d="http://schemas.microsoft.com/office/drawing/2017/model3d" xmlns:o="urn:schemas-microsoft-com:office:office" xmlns:oel="http://schemas.microsoft.com/office/2019/extlst" xmlns:r="http://schemas.openxmlformats.org/officeDocument/2006/relationships" xmlns:m="http://schemas.openxmlformats.org/officeDocument/2006/math" xmlns:v="urn:schemas-microsoft-com:vml" xmlns:wp14="http://schemas.microsoft.com/office/word/2010/wordprocessingDrawing" xmlns:wp="http://schemas.openxmlformats.org/drawingml/2006/wordprocessingDrawing" xmlns:w10="urn:schemas-microsoft-com:office:word" xmlns:w="http://schemas.openxmlformats.org/wordprocessingml/2006/main" xmlns:w14="http://schemas.microsoft.com/office/word/2010/wordml" xmlns:w15="http://schemas.microsoft.com/office/word/2012/wordml" xmlns:w16cex="http://schemas.microsoft.com/office/word/2018/wordml/cex" xmlns:w16cid="http://schemas.microsoft.com/office/word/2016/wordml/cid" xmlns:w16="http://schemas.microsoft.com/office/word/2018/wordml" xmlns:w16du="http://schemas.microsoft.com/office/word/2023/wordml/word16du" xmlns:w16sdtdh="http://schemas.microsoft.com/office/word/2020/wordml/sdtdatahash" xmlns:w16sdtfl="http://schemas.microsoft.com/office/word/2024/wordml/sdtformatlock" xmlns:w16se="http://schemas.microsoft.com/office/word/2015/wordml/symex" xmlns:wpg="http://schemas.microsoft.com/office/word/2010/wordprocessingGroup" xmlns:wpi="http://schemas.microsoft.com/office/word/2010/wordprocessingInk" xmlns:wne="http://schemas.microsoft.com/office/word/2006/wordml" xmlns:wps="http://schemas.microsoft.com/office/word/2010/wordprocessingShape" mc:Ignorable="w14 w15 w16se w16cid w16 w16cex w16sdtdh w16sdtfl w16du wp14">
+<w:footnotes xmlns:wpc="http://schemas.microsoft.com/office/word/2010/wordprocessingCanvas" xmlns:cx="http://schemas.microsoft.com/office/drawing/2014/chartex" xmlns:cx1="http://schemas.microsoft.com/office/drawing/2015/9/8/chartex" xmlns:cx2="http://schemas.microsoft.com/office/drawing/2015/10/21/chartex" xmlns:cx3="http://schemas.microsoft.com/office/drawing/2016/5/9/chartex" xmlns:cx4="http://schemas.microsoft.com/office/drawing/2016/5/10/chartex" xmlns:cx5="http://schemas.microsoft.com/office/drawing/2016/5/11/chartex" xmlns:cx6="http://schemas.microsoft.com/office/drawing/2016/5/12/chartex" xmlns:cx7="http://schemas.microsoft.com/office/drawing/2016/5/13/chartex" xmlns:cx8="http://schemas.microsoft.com/office/drawing/2016/5/14/chartex" xmlns:mc="http://schemas.openxmlformats.org/markup-compatibility/2006" xmlns:aink="http://schemas.microsoft.com/office/drawing/2016/ink" xmlns:am3d="http://schemas.microsoft.com/office/drawing/2017/model3d" xmlns:o="urn:schemas-microsoft-com:office:office" xmlns:r="http://schemas.openxmlformats.org/officeDocument/2006/relationships" xmlns:m="http://schemas.openxmlformats.org/officeDocument/2006/math" xmlns:v="urn:schemas-microsoft-com:vml" xmlns:wp14="http://schemas.microsoft.com/office/word/2010/wordprocessingDrawing" xmlns:wp="http://schemas.openxmlformats.org/drawingml/2006/wordprocessingDrawing" xmlns:w10="urn:schemas-microsoft-com:office:word" xmlns:w="http://schemas.openxmlformats.org/wordprocessingml/2006/main" xmlns:w14="http://schemas.microsoft.com/office/word/2010/wordml" xmlns:w15="http://schemas.microsoft.com/office/word/2012/wordml" xmlns:w16cid="http://schemas.microsoft.com/office/word/2016/wordml/cid" xmlns:w16se="http://schemas.microsoft.com/office/word/2015/wordml/symex" xmlns:wpg="http://schemas.microsoft.com/office/word/2010/wordprocessingGroup" xmlns:wpi="http://schemas.microsoft.com/office/word/2010/wordprocessingInk" xmlns:wne="http://schemas.microsoft.com/office/word/2006/wordml" xmlns:wps="http://schemas.microsoft.com/office/word/2010/wordprocessingShape" mc:Ignorable="w14 w15 w16se w16cid wp14">
   <w:footnote w:type="separator" w:id="-1">
     <w:p>
       <w:r>
@@ -22072,7 +22474,7 @@
 </file>
 
 <file path=word/header1.xml><?xml version="1.0" encoding="utf-8"?>
-<w:hdr xmlns:wpc="http://schemas.microsoft.com/office/word/2010/wordprocessingCanvas" xmlns:cx="http://schemas.microsoft.com/office/drawing/2014/chartex" xmlns:cx1="http://schemas.microsoft.com/office/drawing/2015/9/8/chartex" xmlns:cx2="http://schemas.microsoft.com/office/drawing/2015/10/21/chartex" xmlns:cx3="http://schemas.microsoft.com/office/drawing/2016/5/9/chartex" xmlns:cx4="http://schemas.microsoft.com/office/drawing/2016/5/10/chartex" xmlns:cx5="http://schemas.microsoft.com/office/drawing/2016/5/11/chartex" xmlns:cx6="http://schemas.microsoft.com/office/drawing/2016/5/12/chartex" xmlns:cx7="http://schemas.microsoft.com/office/drawing/2016/5/13/chartex" xmlns:cx8="http://schemas.microsoft.com/office/drawing/2016/5/14/chartex" xmlns:mc="http://schemas.openxmlformats.org/markup-compatibility/2006" xmlns:aink="http://schemas.microsoft.com/office/drawing/2016/ink" xmlns:am3d="http://schemas.microsoft.com/office/drawing/2017/model3d" xmlns:o="urn:schemas-microsoft-com:office:office" xmlns:oel="http://schemas.microsoft.com/office/2019/extlst" xmlns:r="http://schemas.openxmlformats.org/officeDocument/2006/relationships" xmlns:m="http://schemas.openxmlformats.org/officeDocument/2006/math" xmlns:v="urn:schemas-microsoft-com:vml" xmlns:wp14="http://schemas.microsoft.com/office/word/2010/wordprocessingDrawing" xmlns:wp="http://schemas.openxmlformats.org/drawingml/2006/wordprocessingDrawing" xmlns:w10="urn:schemas-microsoft-com:office:word" xmlns:w="http://schemas.openxmlformats.org/wordprocessingml/2006/main" xmlns:w14="http://schemas.microsoft.com/office/word/2010/wordml" xmlns:w15="http://schemas.microsoft.com/office/word/2012/wordml" xmlns:w16cex="http://schemas.microsoft.com/office/word/2018/wordml/cex" xmlns:w16cid="http://schemas.microsoft.com/office/word/2016/wordml/cid" xmlns:w16="http://schemas.microsoft.com/office/word/2018/wordml" xmlns:w16du="http://schemas.microsoft.com/office/word/2023/wordml/word16du" xmlns:w16sdtdh="http://schemas.microsoft.com/office/word/2020/wordml/sdtdatahash" xmlns:w16sdtfl="http://schemas.microsoft.com/office/word/2024/wordml/sdtformatlock" xmlns:w16se="http://schemas.microsoft.com/office/word/2015/wordml/symex" xmlns:wpg="http://schemas.microsoft.com/office/word/2010/wordprocessingGroup" xmlns:wpi="http://schemas.microsoft.com/office/word/2010/wordprocessingInk" xmlns:wne="http://schemas.microsoft.com/office/word/2006/wordml" xmlns:wps="http://schemas.microsoft.com/office/word/2010/wordprocessingShape" mc:Ignorable="w14 w15 w16se w16cid w16 w16cex w16sdtdh w16sdtfl w16du wp14">
+<w:hdr xmlns:wpc="http://schemas.microsoft.com/office/word/2010/wordprocessingCanvas" xmlns:cx="http://schemas.microsoft.com/office/drawing/2014/chartex" xmlns:cx1="http://schemas.microsoft.com/office/drawing/2015/9/8/chartex" xmlns:cx2="http://schemas.microsoft.com/office/drawing/2015/10/21/chartex" xmlns:cx3="http://schemas.microsoft.com/office/drawing/2016/5/9/chartex" xmlns:cx4="http://schemas.microsoft.com/office/drawing/2016/5/10/chartex" xmlns:cx5="http://schemas.microsoft.com/office/drawing/2016/5/11/chartex" xmlns:cx6="http://schemas.microsoft.com/office/drawing/2016/5/12/chartex" xmlns:cx7="http://schemas.microsoft.com/office/drawing/2016/5/13/chartex" xmlns:cx8="http://schemas.microsoft.com/office/drawing/2016/5/14/chartex" xmlns:mc="http://schemas.openxmlformats.org/markup-compatibility/2006" xmlns:aink="http://schemas.microsoft.com/office/drawing/2016/ink" xmlns:am3d="http://schemas.microsoft.com/office/drawing/2017/model3d" xmlns:o="urn:schemas-microsoft-com:office:office" xmlns:r="http://schemas.openxmlformats.org/officeDocument/2006/relationships" xmlns:m="http://schemas.openxmlformats.org/officeDocument/2006/math" xmlns:v="urn:schemas-microsoft-com:vml" xmlns:wp14="http://schemas.microsoft.com/office/word/2010/wordprocessingDrawing" xmlns:wp="http://schemas.openxmlformats.org/drawingml/2006/wordprocessingDrawing" xmlns:w10="urn:schemas-microsoft-com:office:word" xmlns:w="http://schemas.openxmlformats.org/wordprocessingml/2006/main" xmlns:w14="http://schemas.microsoft.com/office/word/2010/wordml" xmlns:w15="http://schemas.microsoft.com/office/word/2012/wordml" xmlns:w16cid="http://schemas.microsoft.com/office/word/2016/wordml/cid" xmlns:w16se="http://schemas.microsoft.com/office/word/2015/wordml/symex" xmlns:wpg="http://schemas.microsoft.com/office/word/2010/wordprocessingGroup" xmlns:wpi="http://schemas.microsoft.com/office/word/2010/wordprocessingInk" xmlns:wne="http://schemas.microsoft.com/office/word/2006/wordml" xmlns:wps="http://schemas.microsoft.com/office/word/2010/wordprocessingShape" mc:Ignorable="w14 w15 w16se w16cid wp14">
   <w:tbl>
     <w:tblPr>
       <w:tblW w:w="9639" w:type="dxa"/>
@@ -22388,7 +22790,6 @@
               <w:szCs w:val="24"/>
             </w:rPr>
           </w:pPr>
-          <w:proofErr w:type="spellStart"/>
           <w:r>
             <w:rPr>
               <w:rFonts w:cs="Arial"/>
@@ -22398,7 +22799,6 @@
             </w:rPr>
             <w:t>Fyt</w:t>
           </w:r>
-          <w:proofErr w:type="spellEnd"/>
         </w:p>
       </w:tc>
       <w:tc>
@@ -22443,7 +22843,7 @@
 </file>
 
 <file path=word/header2.xml><?xml version="1.0" encoding="utf-8"?>
-<w:hdr xmlns:wpc="http://schemas.microsoft.com/office/word/2010/wordprocessingCanvas" xmlns:cx="http://schemas.microsoft.com/office/drawing/2014/chartex" xmlns:cx1="http://schemas.microsoft.com/office/drawing/2015/9/8/chartex" xmlns:cx2="http://schemas.microsoft.com/office/drawing/2015/10/21/chartex" xmlns:cx3="http://schemas.microsoft.com/office/drawing/2016/5/9/chartex" xmlns:cx4="http://schemas.microsoft.com/office/drawing/2016/5/10/chartex" xmlns:cx5="http://schemas.microsoft.com/office/drawing/2016/5/11/chartex" xmlns:cx6="http://schemas.microsoft.com/office/drawing/2016/5/12/chartex" xmlns:cx7="http://schemas.microsoft.com/office/drawing/2016/5/13/chartex" xmlns:cx8="http://schemas.microsoft.com/office/drawing/2016/5/14/chartex" xmlns:mc="http://schemas.openxmlformats.org/markup-compatibility/2006" xmlns:aink="http://schemas.microsoft.com/office/drawing/2016/ink" xmlns:am3d="http://schemas.microsoft.com/office/drawing/2017/model3d" xmlns:o="urn:schemas-microsoft-com:office:office" xmlns:oel="http://schemas.microsoft.com/office/2019/extlst" xmlns:r="http://schemas.openxmlformats.org/officeDocument/2006/relationships" xmlns:m="http://schemas.openxmlformats.org/officeDocument/2006/math" xmlns:v="urn:schemas-microsoft-com:vml" xmlns:wp14="http://schemas.microsoft.com/office/word/2010/wordprocessingDrawing" xmlns:wp="http://schemas.openxmlformats.org/drawingml/2006/wordprocessingDrawing" xmlns:w10="urn:schemas-microsoft-com:office:word" xmlns:w="http://schemas.openxmlformats.org/wordprocessingml/2006/main" xmlns:w14="http://schemas.microsoft.com/office/word/2010/wordml" xmlns:w15="http://schemas.microsoft.com/office/word/2012/wordml" xmlns:w16cex="http://schemas.microsoft.com/office/word/2018/wordml/cex" xmlns:w16cid="http://schemas.microsoft.com/office/word/2016/wordml/cid" xmlns:w16="http://schemas.microsoft.com/office/word/2018/wordml" xmlns:w16du="http://schemas.microsoft.com/office/word/2023/wordml/word16du" xmlns:w16sdtdh="http://schemas.microsoft.com/office/word/2020/wordml/sdtdatahash" xmlns:w16sdtfl="http://schemas.microsoft.com/office/word/2024/wordml/sdtformatlock" xmlns:w16se="http://schemas.microsoft.com/office/word/2015/wordml/symex" xmlns:wpg="http://schemas.microsoft.com/office/word/2010/wordprocessingGroup" xmlns:wpi="http://schemas.microsoft.com/office/word/2010/wordprocessingInk" xmlns:wne="http://schemas.microsoft.com/office/word/2006/wordml" xmlns:wps="http://schemas.microsoft.com/office/word/2010/wordprocessingShape" mc:Ignorable="w14 w15 w16se w16cid w16 w16cex w16sdtdh w16sdtfl w16du wp14">
+<w:hdr xmlns:wpc="http://schemas.microsoft.com/office/word/2010/wordprocessingCanvas" xmlns:cx="http://schemas.microsoft.com/office/drawing/2014/chartex" xmlns:cx1="http://schemas.microsoft.com/office/drawing/2015/9/8/chartex" xmlns:cx2="http://schemas.microsoft.com/office/drawing/2015/10/21/chartex" xmlns:cx3="http://schemas.microsoft.com/office/drawing/2016/5/9/chartex" xmlns:cx4="http://schemas.microsoft.com/office/drawing/2016/5/10/chartex" xmlns:cx5="http://schemas.microsoft.com/office/drawing/2016/5/11/chartex" xmlns:cx6="http://schemas.microsoft.com/office/drawing/2016/5/12/chartex" xmlns:cx7="http://schemas.microsoft.com/office/drawing/2016/5/13/chartex" xmlns:cx8="http://schemas.microsoft.com/office/drawing/2016/5/14/chartex" xmlns:mc="http://schemas.openxmlformats.org/markup-compatibility/2006" xmlns:aink="http://schemas.microsoft.com/office/drawing/2016/ink" xmlns:am3d="http://schemas.microsoft.com/office/drawing/2017/model3d" xmlns:o="urn:schemas-microsoft-com:office:office" xmlns:r="http://schemas.openxmlformats.org/officeDocument/2006/relationships" xmlns:m="http://schemas.openxmlformats.org/officeDocument/2006/math" xmlns:v="urn:schemas-microsoft-com:vml" xmlns:wp14="http://schemas.microsoft.com/office/word/2010/wordprocessingDrawing" xmlns:wp="http://schemas.openxmlformats.org/drawingml/2006/wordprocessingDrawing" xmlns:w10="urn:schemas-microsoft-com:office:word" xmlns:w="http://schemas.openxmlformats.org/wordprocessingml/2006/main" xmlns:w14="http://schemas.microsoft.com/office/word/2010/wordml" xmlns:w15="http://schemas.microsoft.com/office/word/2012/wordml" xmlns:w16cid="http://schemas.microsoft.com/office/word/2016/wordml/cid" xmlns:w16se="http://schemas.microsoft.com/office/word/2015/wordml/symex" xmlns:wpg="http://schemas.microsoft.com/office/word/2010/wordprocessingGroup" xmlns:wpi="http://schemas.microsoft.com/office/word/2010/wordprocessingInk" xmlns:wne="http://schemas.microsoft.com/office/word/2006/wordml" xmlns:wps="http://schemas.microsoft.com/office/word/2010/wordprocessingShape" mc:Ignorable="w14 w15 w16se w16cid wp14">
   <w:tbl>
     <w:tblPr>
       <w:tblW w:w="9644" w:type="dxa"/>
@@ -22666,7 +23066,7 @@
 </file>
 
 <file path=word/numbering.xml><?xml version="1.0" encoding="utf-8"?>
-<w:numbering xmlns:wpc="http://schemas.microsoft.com/office/word/2010/wordprocessingCanvas" xmlns:cx="http://schemas.microsoft.com/office/drawing/2014/chartex" xmlns:cx1="http://schemas.microsoft.com/office/drawing/2015/9/8/chartex" xmlns:cx2="http://schemas.microsoft.com/office/drawing/2015/10/21/chartex" xmlns:cx3="http://schemas.microsoft.com/office/drawing/2016/5/9/chartex" xmlns:cx4="http://schemas.microsoft.com/office/drawing/2016/5/10/chartex" xmlns:cx5="http://schemas.microsoft.com/office/drawing/2016/5/11/chartex" xmlns:cx6="http://schemas.microsoft.com/office/drawing/2016/5/12/chartex" xmlns:cx7="http://schemas.microsoft.com/office/drawing/2016/5/13/chartex" xmlns:cx8="http://schemas.microsoft.com/office/drawing/2016/5/14/chartex" xmlns:mc="http://schemas.openxmlformats.org/markup-compatibility/2006" xmlns:aink="http://schemas.microsoft.com/office/drawing/2016/ink" xmlns:am3d="http://schemas.microsoft.com/office/drawing/2017/model3d" xmlns:o="urn:schemas-microsoft-com:office:office" xmlns:oel="http://schemas.microsoft.com/office/2019/extlst" xmlns:r="http://schemas.openxmlformats.org/officeDocument/2006/relationships" xmlns:m="http://schemas.openxmlformats.org/officeDocument/2006/math" xmlns:v="urn:schemas-microsoft-com:vml" xmlns:wp14="http://schemas.microsoft.com/office/word/2010/wordprocessingDrawing" xmlns:wp="http://schemas.openxmlformats.org/drawingml/2006/wordprocessingDrawing" xmlns:w10="urn:schemas-microsoft-com:office:word" xmlns:w="http://schemas.openxmlformats.org/wordprocessingml/2006/main" xmlns:w14="http://schemas.microsoft.com/office/word/2010/wordml" xmlns:w15="http://schemas.microsoft.com/office/word/2012/wordml" xmlns:w16cex="http://schemas.microsoft.com/office/word/2018/wordml/cex" xmlns:w16cid="http://schemas.microsoft.com/office/word/2016/wordml/cid" xmlns:w16="http://schemas.microsoft.com/office/word/2018/wordml" xmlns:w16du="http://schemas.microsoft.com/office/word/2023/wordml/word16du" xmlns:w16sdtdh="http://schemas.microsoft.com/office/word/2020/wordml/sdtdatahash" xmlns:w16sdtfl="http://schemas.microsoft.com/office/word/2024/wordml/sdtformatlock" xmlns:w16se="http://schemas.microsoft.com/office/word/2015/wordml/symex" xmlns:wpg="http://schemas.microsoft.com/office/word/2010/wordprocessingGroup" xmlns:wpi="http://schemas.microsoft.com/office/word/2010/wordprocessingInk" xmlns:wne="http://schemas.microsoft.com/office/word/2006/wordml" xmlns:wps="http://schemas.microsoft.com/office/word/2010/wordprocessingShape" mc:Ignorable="w14 w15 w16se w16cid w16 w16cex w16sdtdh w16sdtfl w16du wp14">
+<w:numbering xmlns:wpc="http://schemas.microsoft.com/office/word/2010/wordprocessingCanvas" xmlns:cx="http://schemas.microsoft.com/office/drawing/2014/chartex" xmlns:cx1="http://schemas.microsoft.com/office/drawing/2015/9/8/chartex" xmlns:cx2="http://schemas.microsoft.com/office/drawing/2015/10/21/chartex" xmlns:cx3="http://schemas.microsoft.com/office/drawing/2016/5/9/chartex" xmlns:cx4="http://schemas.microsoft.com/office/drawing/2016/5/10/chartex" xmlns:cx5="http://schemas.microsoft.com/office/drawing/2016/5/11/chartex" xmlns:cx6="http://schemas.microsoft.com/office/drawing/2016/5/12/chartex" xmlns:cx7="http://schemas.microsoft.com/office/drawing/2016/5/13/chartex" xmlns:cx8="http://schemas.microsoft.com/office/drawing/2016/5/14/chartex" xmlns:mc="http://schemas.openxmlformats.org/markup-compatibility/2006" xmlns:aink="http://schemas.microsoft.com/office/drawing/2016/ink" xmlns:am3d="http://schemas.microsoft.com/office/drawing/2017/model3d" xmlns:o="urn:schemas-microsoft-com:office:office" xmlns:r="http://schemas.openxmlformats.org/officeDocument/2006/relationships" xmlns:m="http://schemas.openxmlformats.org/officeDocument/2006/math" xmlns:v="urn:schemas-microsoft-com:vml" xmlns:wp14="http://schemas.microsoft.com/office/word/2010/wordprocessingDrawing" xmlns:wp="http://schemas.openxmlformats.org/drawingml/2006/wordprocessingDrawing" xmlns:w10="urn:schemas-microsoft-com:office:word" xmlns:w="http://schemas.openxmlformats.org/wordprocessingml/2006/main" xmlns:w14="http://schemas.microsoft.com/office/word/2010/wordml" xmlns:w15="http://schemas.microsoft.com/office/word/2012/wordml" xmlns:w16cid="http://schemas.microsoft.com/office/word/2016/wordml/cid" xmlns:w16se="http://schemas.microsoft.com/office/word/2015/wordml/symex" xmlns:wpg="http://schemas.microsoft.com/office/word/2010/wordprocessingGroup" xmlns:wpi="http://schemas.microsoft.com/office/word/2010/wordprocessingInk" xmlns:wne="http://schemas.microsoft.com/office/word/2006/wordml" xmlns:wps="http://schemas.microsoft.com/office/word/2010/wordprocessingShape" mc:Ignorable="w14 w15 w16se w16cid wp14">
   <w:abstractNum w:abstractNumId="0" w15:restartNumberingAfterBreak="0">
     <w:nsid w:val="0801489A"/>
     <w:multiLevelType w:val="hybridMultilevel"/>
@@ -23573,6 +23973,155 @@
     </w:lvl>
   </w:abstractNum>
   <w:abstractNum w:abstractNumId="7" w15:restartNumberingAfterBreak="0">
+    <w:nsid w:val="20DD04AA"/>
+    <w:multiLevelType w:val="multilevel"/>
+    <w:tmpl w:val="16BA2774"/>
+    <w:lvl w:ilvl="0">
+      <w:start w:val="1"/>
+      <w:numFmt w:val="bullet"/>
+      <w:lvlText w:val=""/>
+      <w:lvlJc w:val="left"/>
+      <w:pPr>
+        <w:tabs>
+          <w:tab w:val="num" w:pos="720"/>
+        </w:tabs>
+        <w:ind w:left="720" w:hanging="360"/>
+      </w:pPr>
+      <w:rPr>
+        <w:rFonts w:ascii="Symbol" w:hAnsi="Symbol" w:hint="default"/>
+        <w:sz w:val="20"/>
+      </w:rPr>
+    </w:lvl>
+    <w:lvl w:ilvl="1" w:tentative="1">
+      <w:start w:val="1"/>
+      <w:numFmt w:val="bullet"/>
+      <w:lvlText w:val="o"/>
+      <w:lvlJc w:val="left"/>
+      <w:pPr>
+        <w:tabs>
+          <w:tab w:val="num" w:pos="1440"/>
+        </w:tabs>
+        <w:ind w:left="1440" w:hanging="360"/>
+      </w:pPr>
+      <w:rPr>
+        <w:rFonts w:ascii="Courier New" w:hAnsi="Courier New" w:hint="default"/>
+        <w:sz w:val="20"/>
+      </w:rPr>
+    </w:lvl>
+    <w:lvl w:ilvl="2" w:tentative="1">
+      <w:start w:val="1"/>
+      <w:numFmt w:val="bullet"/>
+      <w:lvlText w:val=""/>
+      <w:lvlJc w:val="left"/>
+      <w:pPr>
+        <w:tabs>
+          <w:tab w:val="num" w:pos="2160"/>
+        </w:tabs>
+        <w:ind w:left="2160" w:hanging="360"/>
+      </w:pPr>
+      <w:rPr>
+        <w:rFonts w:ascii="Wingdings" w:hAnsi="Wingdings" w:hint="default"/>
+        <w:sz w:val="20"/>
+      </w:rPr>
+    </w:lvl>
+    <w:lvl w:ilvl="3" w:tentative="1">
+      <w:start w:val="1"/>
+      <w:numFmt w:val="bullet"/>
+      <w:lvlText w:val=""/>
+      <w:lvlJc w:val="left"/>
+      <w:pPr>
+        <w:tabs>
+          <w:tab w:val="num" w:pos="2880"/>
+        </w:tabs>
+        <w:ind w:left="2880" w:hanging="360"/>
+      </w:pPr>
+      <w:rPr>
+        <w:rFonts w:ascii="Wingdings" w:hAnsi="Wingdings" w:hint="default"/>
+        <w:sz w:val="20"/>
+      </w:rPr>
+    </w:lvl>
+    <w:lvl w:ilvl="4" w:tentative="1">
+      <w:start w:val="1"/>
+      <w:numFmt w:val="bullet"/>
+      <w:lvlText w:val=""/>
+      <w:lvlJc w:val="left"/>
+      <w:pPr>
+        <w:tabs>
+          <w:tab w:val="num" w:pos="3600"/>
+        </w:tabs>
+        <w:ind w:left="3600" w:hanging="360"/>
+      </w:pPr>
+      <w:rPr>
+        <w:rFonts w:ascii="Wingdings" w:hAnsi="Wingdings" w:hint="default"/>
+        <w:sz w:val="20"/>
+      </w:rPr>
+    </w:lvl>
+    <w:lvl w:ilvl="5" w:tentative="1">
+      <w:start w:val="1"/>
+      <w:numFmt w:val="bullet"/>
+      <w:lvlText w:val=""/>
+      <w:lvlJc w:val="left"/>
+      <w:pPr>
+        <w:tabs>
+          <w:tab w:val="num" w:pos="4320"/>
+        </w:tabs>
+        <w:ind w:left="4320" w:hanging="360"/>
+      </w:pPr>
+      <w:rPr>
+        <w:rFonts w:ascii="Wingdings" w:hAnsi="Wingdings" w:hint="default"/>
+        <w:sz w:val="20"/>
+      </w:rPr>
+    </w:lvl>
+    <w:lvl w:ilvl="6" w:tentative="1">
+      <w:start w:val="1"/>
+      <w:numFmt w:val="bullet"/>
+      <w:lvlText w:val=""/>
+      <w:lvlJc w:val="left"/>
+      <w:pPr>
+        <w:tabs>
+          <w:tab w:val="num" w:pos="5040"/>
+        </w:tabs>
+        <w:ind w:left="5040" w:hanging="360"/>
+      </w:pPr>
+      <w:rPr>
+        <w:rFonts w:ascii="Wingdings" w:hAnsi="Wingdings" w:hint="default"/>
+        <w:sz w:val="20"/>
+      </w:rPr>
+    </w:lvl>
+    <w:lvl w:ilvl="7" w:tentative="1">
+      <w:start w:val="1"/>
+      <w:numFmt w:val="bullet"/>
+      <w:lvlText w:val=""/>
+      <w:lvlJc w:val="left"/>
+      <w:pPr>
+        <w:tabs>
+          <w:tab w:val="num" w:pos="5760"/>
+        </w:tabs>
+        <w:ind w:left="5760" w:hanging="360"/>
+      </w:pPr>
+      <w:rPr>
+        <w:rFonts w:ascii="Wingdings" w:hAnsi="Wingdings" w:hint="default"/>
+        <w:sz w:val="20"/>
+      </w:rPr>
+    </w:lvl>
+    <w:lvl w:ilvl="8" w:tentative="1">
+      <w:start w:val="1"/>
+      <w:numFmt w:val="bullet"/>
+      <w:lvlText w:val=""/>
+      <w:lvlJc w:val="left"/>
+      <w:pPr>
+        <w:tabs>
+          <w:tab w:val="num" w:pos="6480"/>
+        </w:tabs>
+        <w:ind w:left="6480" w:hanging="360"/>
+      </w:pPr>
+      <w:rPr>
+        <w:rFonts w:ascii="Wingdings" w:hAnsi="Wingdings" w:hint="default"/>
+        <w:sz w:val="20"/>
+      </w:rPr>
+    </w:lvl>
+  </w:abstractNum>
+  <w:abstractNum w:abstractNumId="8" w15:restartNumberingAfterBreak="0">
     <w:nsid w:val="22DC02CA"/>
     <w:multiLevelType w:val="hybridMultilevel"/>
     <w:tmpl w:val="3E6C221C"/>
@@ -23712,7 +24261,7 @@
       </w:rPr>
     </w:lvl>
   </w:abstractNum>
-  <w:abstractNum w:abstractNumId="8" w15:restartNumberingAfterBreak="0">
+  <w:abstractNum w:abstractNumId="9" w15:restartNumberingAfterBreak="0">
     <w:nsid w:val="24A46D31"/>
     <w:multiLevelType w:val="hybridMultilevel"/>
     <w:tmpl w:val="A56221F0"/>
@@ -23825,7 +24374,7 @@
       </w:pPr>
     </w:lvl>
   </w:abstractNum>
-  <w:abstractNum w:abstractNumId="9" w15:restartNumberingAfterBreak="0">
+  <w:abstractNum w:abstractNumId="10" w15:restartNumberingAfterBreak="0">
     <w:nsid w:val="29456697"/>
     <w:multiLevelType w:val="hybridMultilevel"/>
     <w:tmpl w:val="E676C64A"/>
@@ -23938,7 +24487,7 @@
       </w:rPr>
     </w:lvl>
   </w:abstractNum>
-  <w:abstractNum w:abstractNumId="10" w15:restartNumberingAfterBreak="0">
+  <w:abstractNum w:abstractNumId="11" w15:restartNumberingAfterBreak="0">
     <w:nsid w:val="2B9476EC"/>
     <w:multiLevelType w:val="hybridMultilevel"/>
     <w:tmpl w:val="0052BF5C"/>
@@ -24051,7 +24600,7 @@
       </w:rPr>
     </w:lvl>
   </w:abstractNum>
-  <w:abstractNum w:abstractNumId="11" w15:restartNumberingAfterBreak="0">
+  <w:abstractNum w:abstractNumId="12" w15:restartNumberingAfterBreak="0">
     <w:nsid w:val="329D7C3E"/>
     <w:multiLevelType w:val="hybridMultilevel"/>
     <w:tmpl w:val="40BE04F0"/>
@@ -24164,7 +24713,7 @@
       </w:rPr>
     </w:lvl>
   </w:abstractNum>
-  <w:abstractNum w:abstractNumId="12" w15:restartNumberingAfterBreak="0">
+  <w:abstractNum w:abstractNumId="13" w15:restartNumberingAfterBreak="0">
     <w:nsid w:val="3ADC387C"/>
     <w:multiLevelType w:val="hybridMultilevel"/>
     <w:tmpl w:val="32E4A98A"/>
@@ -24276,7 +24825,7 @@
       </w:rPr>
     </w:lvl>
   </w:abstractNum>
-  <w:abstractNum w:abstractNumId="13" w15:restartNumberingAfterBreak="0">
+  <w:abstractNum w:abstractNumId="14" w15:restartNumberingAfterBreak="0">
     <w:nsid w:val="57B45EDA"/>
     <w:multiLevelType w:val="hybridMultilevel"/>
     <w:tmpl w:val="9FF06B16"/>
@@ -24389,7 +24938,7 @@
       </w:rPr>
     </w:lvl>
   </w:abstractNum>
-  <w:abstractNum w:abstractNumId="14" w15:restartNumberingAfterBreak="0">
+  <w:abstractNum w:abstractNumId="15" w15:restartNumberingAfterBreak="0">
     <w:nsid w:val="57C86EE7"/>
     <w:multiLevelType w:val="multilevel"/>
     <w:tmpl w:val="4DE6CDEC"/>
@@ -24538,7 +25087,7 @@
       </w:rPr>
     </w:lvl>
   </w:abstractNum>
-  <w:abstractNum w:abstractNumId="15" w15:restartNumberingAfterBreak="0">
+  <w:abstractNum w:abstractNumId="16" w15:restartNumberingAfterBreak="0">
     <w:nsid w:val="5BF17B39"/>
     <w:multiLevelType w:val="hybridMultilevel"/>
     <w:tmpl w:val="0BAC2BA8"/>
@@ -24651,7 +25200,7 @@
       </w:rPr>
     </w:lvl>
   </w:abstractNum>
-  <w:abstractNum w:abstractNumId="16" w15:restartNumberingAfterBreak="0">
+  <w:abstractNum w:abstractNumId="17" w15:restartNumberingAfterBreak="0">
     <w:nsid w:val="652809B9"/>
     <w:multiLevelType w:val="hybridMultilevel"/>
     <w:tmpl w:val="C10EC632"/>
@@ -24764,7 +25313,7 @@
       </w:rPr>
     </w:lvl>
   </w:abstractNum>
-  <w:abstractNum w:abstractNumId="17" w15:restartNumberingAfterBreak="0">
+  <w:abstractNum w:abstractNumId="18" w15:restartNumberingAfterBreak="0">
     <w:nsid w:val="66871ECE"/>
     <w:multiLevelType w:val="hybridMultilevel"/>
     <w:tmpl w:val="7F74FC56"/>
@@ -24880,7 +25429,7 @@
       </w:pPr>
     </w:lvl>
   </w:abstractNum>
-  <w:abstractNum w:abstractNumId="18" w15:restartNumberingAfterBreak="0">
+  <w:abstractNum w:abstractNumId="19" w15:restartNumberingAfterBreak="0">
     <w:nsid w:val="6ABE5228"/>
     <w:multiLevelType w:val="hybridMultilevel"/>
     <w:tmpl w:val="089EE6D8"/>
@@ -24996,7 +25545,7 @@
       </w:pPr>
     </w:lvl>
   </w:abstractNum>
-  <w:abstractNum w:abstractNumId="19" w15:restartNumberingAfterBreak="0">
+  <w:abstractNum w:abstractNumId="20" w15:restartNumberingAfterBreak="0">
     <w:nsid w:val="6BC235CB"/>
     <w:multiLevelType w:val="hybridMultilevel"/>
     <w:tmpl w:val="E448411A"/>
@@ -25109,7 +25658,7 @@
       </w:rPr>
     </w:lvl>
   </w:abstractNum>
-  <w:abstractNum w:abstractNumId="20" w15:restartNumberingAfterBreak="0">
+  <w:abstractNum w:abstractNumId="21" w15:restartNumberingAfterBreak="0">
     <w:nsid w:val="6C1D7334"/>
     <w:multiLevelType w:val="hybridMultilevel"/>
     <w:tmpl w:val="7F20929C"/>
@@ -25225,7 +25774,7 @@
       </w:pPr>
     </w:lvl>
   </w:abstractNum>
-  <w:abstractNum w:abstractNumId="21" w15:restartNumberingAfterBreak="0">
+  <w:abstractNum w:abstractNumId="22" w15:restartNumberingAfterBreak="0">
     <w:nsid w:val="6C827815"/>
     <w:multiLevelType w:val="hybridMultilevel"/>
     <w:tmpl w:val="61685374"/>
@@ -25338,7 +25887,7 @@
       </w:rPr>
     </w:lvl>
   </w:abstractNum>
-  <w:abstractNum w:abstractNumId="22" w15:restartNumberingAfterBreak="0">
+  <w:abstractNum w:abstractNumId="23" w15:restartNumberingAfterBreak="0">
     <w:nsid w:val="72904C79"/>
     <w:multiLevelType w:val="hybridMultilevel"/>
     <w:tmpl w:val="EB328896"/>
@@ -25478,7 +26027,7 @@
       </w:rPr>
     </w:lvl>
   </w:abstractNum>
-  <w:abstractNum w:abstractNumId="23" w15:restartNumberingAfterBreak="0">
+  <w:abstractNum w:abstractNumId="24" w15:restartNumberingAfterBreak="0">
     <w:nsid w:val="74274153"/>
     <w:multiLevelType w:val="hybridMultilevel"/>
     <w:tmpl w:val="903850E8"/>
@@ -25591,7 +26140,7 @@
       </w:rPr>
     </w:lvl>
   </w:abstractNum>
-  <w:abstractNum w:abstractNumId="24" w15:restartNumberingAfterBreak="0">
+  <w:abstractNum w:abstractNumId="25" w15:restartNumberingAfterBreak="0">
     <w:nsid w:val="76DB06C3"/>
     <w:multiLevelType w:val="hybridMultilevel"/>
     <w:tmpl w:val="31DC0C44"/>
@@ -25704,7 +26253,7 @@
       </w:rPr>
     </w:lvl>
   </w:abstractNum>
-  <w:abstractNum w:abstractNumId="25" w15:restartNumberingAfterBreak="0">
+  <w:abstractNum w:abstractNumId="26" w15:restartNumberingAfterBreak="0">
     <w:nsid w:val="79102060"/>
     <w:multiLevelType w:val="hybridMultilevel"/>
     <w:tmpl w:val="7870C630"/>
@@ -25817,7 +26366,7 @@
       </w:rPr>
     </w:lvl>
   </w:abstractNum>
-  <w:abstractNum w:abstractNumId="26" w15:restartNumberingAfterBreak="0">
+  <w:abstractNum w:abstractNumId="27" w15:restartNumberingAfterBreak="0">
     <w:nsid w:val="7ACC392C"/>
     <w:multiLevelType w:val="hybridMultilevel"/>
     <w:tmpl w:val="F282F7F0"/>
@@ -25957,7 +26506,7 @@
       </w:rPr>
     </w:lvl>
   </w:abstractNum>
-  <w:abstractNum w:abstractNumId="27" w15:restartNumberingAfterBreak="0">
+  <w:abstractNum w:abstractNumId="28" w15:restartNumberingAfterBreak="0">
     <w:nsid w:val="7CD54937"/>
     <w:multiLevelType w:val="hybridMultilevel"/>
     <w:tmpl w:val="1AB0305A"/>
@@ -26097,7 +26646,7 @@
       </w:rPr>
     </w:lvl>
   </w:abstractNum>
-  <w:abstractNum w:abstractNumId="28" w15:restartNumberingAfterBreak="0">
+  <w:abstractNum w:abstractNumId="29" w15:restartNumberingAfterBreak="0">
     <w:nsid w:val="7F593CD8"/>
     <w:multiLevelType w:val="hybridMultilevel"/>
     <w:tmpl w:val="3508C29C"/>
@@ -26210,83 +26759,83 @@
       </w:rPr>
     </w:lvl>
   </w:abstractNum>
-  <w:num w:numId="1" w16cid:durableId="741563866">
-    <w:abstractNumId w:val="14"/>
+  <w:num w:numId="1">
+    <w:abstractNumId w:val="15"/>
   </w:num>
-  <w:num w:numId="2" w16cid:durableId="1085347065">
+  <w:num w:numId="2">
     <w:abstractNumId w:val="3"/>
   </w:num>
-  <w:num w:numId="3" w16cid:durableId="1442646058">
-    <w:abstractNumId w:val="7"/>
+  <w:num w:numId="3">
+    <w:abstractNumId w:val="8"/>
   </w:num>
-  <w:num w:numId="4" w16cid:durableId="837236820">
+  <w:num w:numId="4">
     <w:abstractNumId w:val="1"/>
   </w:num>
-  <w:num w:numId="5" w16cid:durableId="1834254077">
+  <w:num w:numId="5">
     <w:abstractNumId w:val="4"/>
   </w:num>
-  <w:num w:numId="6" w16cid:durableId="1995911668">
+  <w:num w:numId="6">
+    <w:abstractNumId w:val="18"/>
+  </w:num>
+  <w:num w:numId="7">
+    <w:abstractNumId w:val="9"/>
+  </w:num>
+  <w:num w:numId="8">
+    <w:abstractNumId w:val="19"/>
+  </w:num>
+  <w:num w:numId="9">
+    <w:abstractNumId w:val="0"/>
+  </w:num>
+  <w:num w:numId="10">
+    <w:abstractNumId w:val="23"/>
+  </w:num>
+  <w:num w:numId="11">
+    <w:abstractNumId w:val="27"/>
+  </w:num>
+  <w:num w:numId="12">
+    <w:abstractNumId w:val="5"/>
+  </w:num>
+  <w:num w:numId="13">
+    <w:abstractNumId w:val="2"/>
+  </w:num>
+  <w:num w:numId="14">
+    <w:abstractNumId w:val="28"/>
+  </w:num>
+  <w:num w:numId="15">
+    <w:abstractNumId w:val="6"/>
+  </w:num>
+  <w:num w:numId="16">
+    <w:abstractNumId w:val="15"/>
+  </w:num>
+  <w:num w:numId="17">
+    <w:abstractNumId w:val="21"/>
+  </w:num>
+  <w:num w:numId="18">
+    <w:abstractNumId w:val="15"/>
+  </w:num>
+  <w:num w:numId="19">
+    <w:abstractNumId w:val="15"/>
+  </w:num>
+  <w:num w:numId="20">
+    <w:abstractNumId w:val="15"/>
+  </w:num>
+  <w:num w:numId="21">
+    <w:abstractNumId w:val="15"/>
+  </w:num>
+  <w:num w:numId="22">
+    <w:abstractNumId w:val="15"/>
+  </w:num>
+  <w:num w:numId="23">
     <w:abstractNumId w:val="17"/>
   </w:num>
-  <w:num w:numId="7" w16cid:durableId="616837475">
-    <w:abstractNumId w:val="8"/>
+  <w:num w:numId="24">
+    <w:abstractNumId w:val="15"/>
   </w:num>
-  <w:num w:numId="8" w16cid:durableId="304698427">
-    <w:abstractNumId w:val="18"/>
+  <w:num w:numId="25">
+    <w:abstractNumId w:val="15"/>
   </w:num>
-  <w:num w:numId="9" w16cid:durableId="1707674954">
-    <w:abstractNumId w:val="0"/>
-  </w:num>
-  <w:num w:numId="10" w16cid:durableId="1995178989">
-    <w:abstractNumId w:val="22"/>
-  </w:num>
-  <w:num w:numId="11" w16cid:durableId="1145927113">
-    <w:abstractNumId w:val="26"/>
-  </w:num>
-  <w:num w:numId="12" w16cid:durableId="92752750">
-    <w:abstractNumId w:val="5"/>
-  </w:num>
-  <w:num w:numId="13" w16cid:durableId="1110901304">
-    <w:abstractNumId w:val="2"/>
-  </w:num>
-  <w:num w:numId="14" w16cid:durableId="1877893020">
-    <w:abstractNumId w:val="27"/>
-  </w:num>
-  <w:num w:numId="15" w16cid:durableId="1437366414">
-    <w:abstractNumId w:val="6"/>
-  </w:num>
-  <w:num w:numId="16" w16cid:durableId="1806585553">
-    <w:abstractNumId w:val="14"/>
-  </w:num>
-  <w:num w:numId="17" w16cid:durableId="2084373464">
-    <w:abstractNumId w:val="20"/>
-  </w:num>
-  <w:num w:numId="18" w16cid:durableId="1772973508">
-    <w:abstractNumId w:val="14"/>
-  </w:num>
-  <w:num w:numId="19" w16cid:durableId="1091463072">
-    <w:abstractNumId w:val="14"/>
-  </w:num>
-  <w:num w:numId="20" w16cid:durableId="625814123">
-    <w:abstractNumId w:val="14"/>
-  </w:num>
-  <w:num w:numId="21" w16cid:durableId="145779919">
-    <w:abstractNumId w:val="14"/>
-  </w:num>
-  <w:num w:numId="22" w16cid:durableId="833187225">
-    <w:abstractNumId w:val="14"/>
-  </w:num>
-  <w:num w:numId="23" w16cid:durableId="2067683231">
-    <w:abstractNumId w:val="16"/>
-  </w:num>
-  <w:num w:numId="24" w16cid:durableId="1749231478">
-    <w:abstractNumId w:val="14"/>
-  </w:num>
-  <w:num w:numId="25" w16cid:durableId="970288093">
-    <w:abstractNumId w:val="14"/>
-  </w:num>
-  <w:num w:numId="26" w16cid:durableId="1824659287">
-    <w:abstractNumId w:val="14"/>
+  <w:num w:numId="26">
+    <w:abstractNumId w:val="15"/>
     <w:lvlOverride w:ilvl="0">
       <w:startOverride w:val="2"/>
     </w:lvlOverride>
@@ -26294,48 +26843,51 @@
       <w:startOverride w:val="3"/>
     </w:lvlOverride>
   </w:num>
-  <w:num w:numId="27" w16cid:durableId="994185022">
+  <w:num w:numId="27">
+    <w:abstractNumId w:val="25"/>
+  </w:num>
+  <w:num w:numId="28">
+    <w:abstractNumId w:val="11"/>
+  </w:num>
+  <w:num w:numId="29">
+    <w:abstractNumId w:val="13"/>
+  </w:num>
+  <w:num w:numId="30">
+    <w:abstractNumId w:val="10"/>
+  </w:num>
+  <w:num w:numId="31">
+    <w:abstractNumId w:val="26"/>
+  </w:num>
+  <w:num w:numId="32">
+    <w:abstractNumId w:val="29"/>
+  </w:num>
+  <w:num w:numId="33">
+    <w:abstractNumId w:val="20"/>
+  </w:num>
+  <w:num w:numId="34">
+    <w:abstractNumId w:val="14"/>
+  </w:num>
+  <w:num w:numId="35">
     <w:abstractNumId w:val="24"/>
   </w:num>
-  <w:num w:numId="28" w16cid:durableId="1091318549">
-    <w:abstractNumId w:val="10"/>
+  <w:num w:numId="36">
+    <w:abstractNumId w:val="22"/>
   </w:num>
-  <w:num w:numId="29" w16cid:durableId="1848864455">
+  <w:num w:numId="37">
+    <w:abstractNumId w:val="16"/>
+  </w:num>
+  <w:num w:numId="38">
     <w:abstractNumId w:val="12"/>
   </w:num>
-  <w:num w:numId="30" w16cid:durableId="532419569">
-    <w:abstractNumId w:val="9"/>
-  </w:num>
-  <w:num w:numId="31" w16cid:durableId="748428170">
-    <w:abstractNumId w:val="25"/>
-  </w:num>
-  <w:num w:numId="32" w16cid:durableId="1200628805">
-    <w:abstractNumId w:val="28"/>
-  </w:num>
-  <w:num w:numId="33" w16cid:durableId="847523253">
-    <w:abstractNumId w:val="19"/>
-  </w:num>
-  <w:num w:numId="34" w16cid:durableId="538010434">
-    <w:abstractNumId w:val="13"/>
-  </w:num>
-  <w:num w:numId="35" w16cid:durableId="2016835497">
-    <w:abstractNumId w:val="23"/>
-  </w:num>
-  <w:num w:numId="36" w16cid:durableId="952908841">
-    <w:abstractNumId w:val="21"/>
-  </w:num>
-  <w:num w:numId="37" w16cid:durableId="1794713787">
-    <w:abstractNumId w:val="15"/>
-  </w:num>
-  <w:num w:numId="38" w16cid:durableId="114449448">
-    <w:abstractNumId w:val="11"/>
+  <w:num w:numId="39">
+    <w:abstractNumId w:val="7"/>
   </w:num>
   <w:numIdMacAtCleanup w:val="14"/>
 </w:numbering>
 </file>
 
 <file path=word/styles.xml><?xml version="1.0" encoding="utf-8"?>
-<w:styles xmlns:mc="http://schemas.openxmlformats.org/markup-compatibility/2006" xmlns:r="http://schemas.openxmlformats.org/officeDocument/2006/relationships" xmlns:w="http://schemas.openxmlformats.org/wordprocessingml/2006/main" xmlns:w14="http://schemas.microsoft.com/office/word/2010/wordml" xmlns:w15="http://schemas.microsoft.com/office/word/2012/wordml" xmlns:w16cex="http://schemas.microsoft.com/office/word/2018/wordml/cex" xmlns:w16cid="http://schemas.microsoft.com/office/word/2016/wordml/cid" xmlns:w16="http://schemas.microsoft.com/office/word/2018/wordml" xmlns:w16du="http://schemas.microsoft.com/office/word/2023/wordml/word16du" xmlns:w16sdtdh="http://schemas.microsoft.com/office/word/2020/wordml/sdtdatahash" xmlns:w16sdtfl="http://schemas.microsoft.com/office/word/2024/wordml/sdtformatlock" xmlns:w16se="http://schemas.microsoft.com/office/word/2015/wordml/symex" mc:Ignorable="w14 w15 w16se w16cid w16 w16cex w16sdtdh w16sdtfl w16du">
+<w:styles xmlns:mc="http://schemas.openxmlformats.org/markup-compatibility/2006" xmlns:r="http://schemas.openxmlformats.org/officeDocument/2006/relationships" xmlns:w="http://schemas.openxmlformats.org/wordprocessingml/2006/main" xmlns:w14="http://schemas.microsoft.com/office/word/2010/wordml" xmlns:w15="http://schemas.microsoft.com/office/word/2012/wordml" xmlns:w16cid="http://schemas.microsoft.com/office/word/2016/wordml/cid" xmlns:w16se="http://schemas.microsoft.com/office/word/2015/wordml/symex" mc:Ignorable="w14 w15 w16se w16cid">
   <w:docDefaults>
     <w:rPrDefault>
       <w:rPr>
@@ -26345,7 +26897,7 @@
     </w:rPrDefault>
     <w:pPrDefault/>
   </w:docDefaults>
-  <w:latentStyles w:defLockedState="0" w:defUIPriority="99" w:defSemiHidden="0" w:defUnhideWhenUsed="0" w:defQFormat="0" w:count="376">
+  <w:latentStyles w:defLockedState="0" w:defUIPriority="99" w:defSemiHidden="0" w:defUnhideWhenUsed="0" w:defQFormat="0" w:count="375">
     <w:lsdException w:name="Normal" w:uiPriority="0" w:qFormat="1"/>
     <w:lsdException w:name="heading 1" w:uiPriority="0" w:qFormat="1"/>
     <w:lsdException w:name="heading 2" w:uiPriority="0" w:qFormat="1"/>
@@ -26721,7 +27273,6 @@
     <w:lsdException w:name="Smart Hyperlink" w:semiHidden="1" w:unhideWhenUsed="1"/>
     <w:lsdException w:name="Hashtag" w:semiHidden="1" w:unhideWhenUsed="1"/>
     <w:lsdException w:name="Unresolved Mention" w:semiHidden="1" w:unhideWhenUsed="1"/>
-    <w:lsdException w:name="Smart Link" w:semiHidden="1" w:unhideWhenUsed="1"/>
   </w:latentStyles>
   <w:style w:type="paragraph" w:default="1" w:styleId="Normale">
     <w:name w:val="Normal"/>
@@ -27683,7 +28234,7 @@
 </file>
 
 <file path=customXml/itemProps1.xml><?xml version="1.0" encoding="utf-8"?>
-<ds:datastoreItem xmlns:ds="http://schemas.openxmlformats.org/officeDocument/2006/customXml" ds:itemID="{0534ADEA-288E-4A70-8901-FFDC5233A8EC}">
+<ds:datastoreItem xmlns:ds="http://schemas.openxmlformats.org/officeDocument/2006/customXml" ds:itemID="{50D8297A-BA40-460D-BABA-E70736DE7F5B}">
   <ds:schemaRefs>
     <ds:schemaRef ds:uri="http://schemas.openxmlformats.org/officeDocument/2006/bibliography"/>
   </ds:schemaRefs>

--- a/3_Documentazione/DocumentazioneFyt.docx
+++ b/3_Documentazione/DocumentazioneFyt.docx
@@ -16127,7 +16127,7 @@
         <w:rPr>
           <w:sz w:val="16"/>
           <w:szCs w:val="16"/>
-          <w:lang w:val="fr-CH"/>
+          <w:lang w:val="de-CH"/>
         </w:rPr>
       </w:pPr>
       <w:r>
@@ -16136,7 +16136,15 @@
           <w:szCs w:val="16"/>
           <w:lang w:val="fr-CH"/>
         </w:rPr>
-        <w:t xml:space="preserve">        'password' =&gt; static::$password ??= Hash::make('password'),</w:t>
+        <w:t xml:space="preserve">        'password' =&gt; static::$password ??= </w:t>
+      </w:r>
+      <w:r>
+        <w:rPr>
+          <w:sz w:val="16"/>
+          <w:szCs w:val="16"/>
+          <w:lang w:val="de-CH"/>
+        </w:rPr>
+        <w:t>Hash::make('password'),</w:t>
       </w:r>
     </w:p>
     <w:p>
@@ -16146,39 +16154,41 @@
         <w:rPr>
           <w:sz w:val="16"/>
           <w:szCs w:val="16"/>
+          <w:lang w:val="de-CH"/>
         </w:rPr>
       </w:pPr>
       <w:r>
         <w:rPr>
           <w:sz w:val="16"/>
           <w:szCs w:val="16"/>
-          <w:lang w:val="fr-CH"/>
-        </w:rPr>
-        <w:t xml:space="preserve">        </w:t>
-      </w:r>
-      <w:r>
+          <w:lang w:val="de-CH"/>
+        </w:rPr>
+        <w:t xml:space="preserve">        'role_id' =&gt; 3,</w:t>
+      </w:r>
+    </w:p>
+    <w:p>
+      <w:pPr>
+        <w:pStyle w:val="Code"/>
+        <w:ind w:left="360"/>
         <w:rPr>
           <w:sz w:val="16"/>
           <w:szCs w:val="16"/>
         </w:rPr>
-        <w:t>'role_id' =&gt; 3,</w:t>
-      </w:r>
-    </w:p>
-    <w:p>
-      <w:pPr>
-        <w:pStyle w:val="Code"/>
-        <w:ind w:left="360"/>
+      </w:pPr>
+      <w:r>
         <w:rPr>
           <w:sz w:val="16"/>
           <w:szCs w:val="16"/>
-        </w:rPr>
-      </w:pPr>
+          <w:lang w:val="de-CH"/>
+        </w:rPr>
+        <w:t xml:space="preserve">    </w:t>
+      </w:r>
       <w:r>
         <w:rPr>
           <w:sz w:val="16"/>
           <w:szCs w:val="16"/>
         </w:rPr>
-        <w:t xml:space="preserve">    ];</w:t>
+        <w:t>];</w:t>
       </w:r>
     </w:p>
     <w:p>
@@ -17149,7 +17159,6 @@
           <w:lang w:eastAsia="en-US"/>
         </w:rPr>
       </w:pPr>
-      <w:proofErr w:type="spellStart"/>
       <w:proofErr w:type="gramStart"/>
       <w:r>
         <w:rPr>
@@ -17159,18 +17168,7 @@
           <w:szCs w:val="22"/>
           <w:lang w:eastAsia="en-US"/>
         </w:rPr>
-        <w:t>Route</w:t>
-      </w:r>
-      <w:proofErr w:type="spellEnd"/>
-      <w:r>
-        <w:rPr>
-          <w:rFonts w:asciiTheme="minorHAnsi" w:eastAsiaTheme="minorHAnsi" w:hAnsiTheme="minorHAnsi" w:cstheme="minorBidi"/>
-          <w:b/>
-          <w:sz w:val="22"/>
-          <w:szCs w:val="22"/>
-          <w:lang w:eastAsia="en-US"/>
-        </w:rPr>
-        <w:t>::</w:t>
+        <w:t>Route::</w:t>
       </w:r>
       <w:proofErr w:type="spellStart"/>
       <w:proofErr w:type="gramEnd"/>
@@ -17360,27 +17358,7 @@
           <w:szCs w:val="22"/>
           <w:lang w:eastAsia="en-US"/>
         </w:rPr>
-        <w:t xml:space="preserve">Questo permette di richiamare questa rotta usando </w:t>
-      </w:r>
-      <w:proofErr w:type="spellStart"/>
-      <w:r>
-        <w:rPr>
-          <w:rFonts w:asciiTheme="minorHAnsi" w:eastAsiaTheme="minorHAnsi" w:hAnsiTheme="minorHAnsi" w:cstheme="minorBidi"/>
-          <w:sz w:val="22"/>
-          <w:szCs w:val="22"/>
-          <w:lang w:eastAsia="en-US"/>
-        </w:rPr>
-        <w:t>route</w:t>
-      </w:r>
-      <w:proofErr w:type="spellEnd"/>
-      <w:r>
-        <w:rPr>
-          <w:rFonts w:asciiTheme="minorHAnsi" w:eastAsiaTheme="minorHAnsi" w:hAnsiTheme="minorHAnsi" w:cstheme="minorBidi"/>
-          <w:sz w:val="22"/>
-          <w:szCs w:val="22"/>
-          <w:lang w:eastAsia="en-US"/>
-        </w:rPr>
-        <w:t>('home') invece di '/'</w:t>
+        <w:t>Questo permette di richiamare questa rotta usando route('home') invece di '/'</w:t>
       </w:r>
     </w:p>
     <w:p>
@@ -17465,7 +17443,6 @@
           <w:lang w:val="it-CH"/>
         </w:rPr>
       </w:pPr>
-      <w:proofErr w:type="spellStart"/>
       <w:proofErr w:type="gramStart"/>
       <w:r>
         <w:rPr>
@@ -17474,17 +17451,7 @@
           <w:szCs w:val="16"/>
           <w:lang w:val="it-CH"/>
         </w:rPr>
-        <w:t>Route</w:t>
-      </w:r>
-      <w:proofErr w:type="spellEnd"/>
-      <w:r>
-        <w:rPr>
-          <w:noProof w:val="0"/>
-          <w:sz w:val="16"/>
-          <w:szCs w:val="16"/>
-          <w:lang w:val="it-CH"/>
-        </w:rPr>
-        <w:t>::</w:t>
+        <w:t>Route::</w:t>
       </w:r>
       <w:proofErr w:type="spellStart"/>
       <w:proofErr w:type="gramEnd"/>
@@ -19628,15 +19595,7 @@
         <w:t>”,</w:t>
       </w:r>
       <w:r>
-        <w:t xml:space="preserve"> contenente un </w:t>
-      </w:r>
-      <w:proofErr w:type="spellStart"/>
-      <w:r>
-        <w:t>form</w:t>
-      </w:r>
-      <w:proofErr w:type="spellEnd"/>
-      <w:r>
-        <w:t xml:space="preserve"> </w:t>
+        <w:t xml:space="preserve"> contenente un form </w:t>
       </w:r>
       <w:r>
         <w:t>che richiede</w:t>
@@ -19747,120 +19706,626 @@
     </w:p>
     <w:p>
       <w:pPr>
+        <w:pStyle w:val="Titolo3"/>
+      </w:pPr>
+      <w:r>
+        <w:t>Impiego di transazioni</w:t>
+      </w:r>
+    </w:p>
+    <w:p>
+      <w:pPr>
+        <w:rPr>
+          <w:lang w:val="it-IT"/>
+        </w:rPr>
+      </w:pPr>
+      <w:r>
+        <w:t>Per l’aggiunta di un prodotto sono state utilizzate le transazioni, che applicano le modifiche solo al termine di un blocco di codice. In caso di errore, tutte le operazioni possono essere annullate, garantendo una gestione semplice, sicura e pulita dei dati.</w:t>
+      </w:r>
+    </w:p>
+    <w:p>
+      <w:pPr>
+        <w:pStyle w:val="Titolo3"/>
+      </w:pPr>
+      <w:r>
+        <w:t>Gestione errori</w:t>
+      </w:r>
+    </w:p>
+    <w:p>
+      <w:pPr>
+        <w:rPr>
+          <w:lang w:val="it-IT"/>
+        </w:rPr>
+      </w:pPr>
+      <w:r>
+        <w:rPr>
+          <w:lang w:val="it-IT"/>
+        </w:rPr>
+        <w:t>Gli errori vengono gestiti principalmente dalle classi "</w:t>
+      </w:r>
+      <w:proofErr w:type="spellStart"/>
+      <w:r>
+        <w:rPr>
+          <w:lang w:val="it-IT"/>
+        </w:rPr>
+        <w:t>Request</w:t>
+      </w:r>
+      <w:proofErr w:type="spellEnd"/>
+      <w:r>
+        <w:rPr>
+          <w:lang w:val="it-IT"/>
+        </w:rPr>
+        <w:t xml:space="preserve">", all'interno delle quali sono definiti i vincoli per i campi del form, le regole di validazione e i messaggi di errore personalizzati. In caso di errore, </w:t>
+      </w:r>
+      <w:proofErr w:type="spellStart"/>
+      <w:r>
+        <w:rPr>
+          <w:lang w:val="it-IT"/>
+        </w:rPr>
+        <w:t>Laravel</w:t>
+      </w:r>
+      <w:proofErr w:type="spellEnd"/>
+      <w:r>
+        <w:rPr>
+          <w:lang w:val="it-IT"/>
+        </w:rPr>
+        <w:t xml:space="preserve"> restituisce automaticamente i messaggi associati, semplificando la gestione lato controller.</w:t>
+      </w:r>
+    </w:p>
+    <w:p>
+      <w:pPr>
+        <w:rPr>
+          <w:lang w:val="it-IT"/>
+        </w:rPr>
+      </w:pPr>
+      <w:r>
+        <w:rPr>
+          <w:lang w:val="it-IT"/>
+        </w:rPr>
+        <w:t>Le classi “</w:t>
+      </w:r>
+      <w:proofErr w:type="spellStart"/>
+      <w:r>
+        <w:rPr>
+          <w:lang w:val="it-IT"/>
+        </w:rPr>
+        <w:t>Request</w:t>
+      </w:r>
+      <w:proofErr w:type="spellEnd"/>
+      <w:r>
+        <w:rPr>
+          <w:lang w:val="it-IT"/>
+        </w:rPr>
+        <w:t>” si trovano nel percorso: “</w:t>
+      </w:r>
+      <w:r>
+        <w:rPr>
+          <w:lang w:val="it-IT"/>
+        </w:rPr>
+        <w:t>app/</w:t>
+      </w:r>
+      <w:r>
+        <w:rPr>
+          <w:lang w:val="it-IT"/>
+        </w:rPr>
+        <w:t>Http</w:t>
+      </w:r>
+      <w:r>
+        <w:rPr>
+          <w:lang w:val="it-IT"/>
+        </w:rPr>
+        <w:t>/</w:t>
+      </w:r>
+      <w:proofErr w:type="spellStart"/>
+      <w:r>
+        <w:rPr>
+          <w:lang w:val="it-IT"/>
+        </w:rPr>
+        <w:t>Requests</w:t>
+      </w:r>
+      <w:proofErr w:type="spellEnd"/>
+      <w:r>
+        <w:rPr>
+          <w:lang w:val="it-IT"/>
+        </w:rPr>
+        <w:t>”</w:t>
+      </w:r>
+    </w:p>
+    <w:p>
+      <w:pPr>
+        <w:pStyle w:val="Paragrafoelenco"/>
+        <w:numPr>
+          <w:ilvl w:val="0"/>
+          <w:numId w:val="38"/>
+        </w:numPr>
+        <w:rPr>
+          <w:lang w:val="it-IT"/>
+        </w:rPr>
+      </w:pPr>
+      <w:proofErr w:type="spellStart"/>
+      <w:r>
+        <w:rPr>
+          <w:lang w:val="it-IT"/>
+        </w:rPr>
+        <w:t>AdminUpdateRequest.php</w:t>
+      </w:r>
+      <w:proofErr w:type="spellEnd"/>
+    </w:p>
+    <w:p>
+      <w:pPr>
+        <w:pStyle w:val="Paragrafoelenco"/>
+        <w:numPr>
+          <w:ilvl w:val="0"/>
+          <w:numId w:val="38"/>
+        </w:numPr>
+        <w:rPr>
+          <w:lang w:val="it-IT"/>
+        </w:rPr>
+      </w:pPr>
+      <w:proofErr w:type="spellStart"/>
+      <w:r>
+        <w:rPr>
+          <w:lang w:val="it-IT"/>
+        </w:rPr>
+        <w:t>ProductCreateRequest.php</w:t>
+      </w:r>
+      <w:proofErr w:type="spellEnd"/>
+    </w:p>
+    <w:p>
+      <w:pPr>
+        <w:pStyle w:val="Paragrafoelenco"/>
+        <w:numPr>
+          <w:ilvl w:val="0"/>
+          <w:numId w:val="38"/>
+        </w:numPr>
+        <w:rPr>
+          <w:lang w:val="it-IT"/>
+        </w:rPr>
+      </w:pPr>
+      <w:proofErr w:type="spellStart"/>
+      <w:r>
+        <w:rPr>
+          <w:lang w:val="it-IT"/>
+        </w:rPr>
+        <w:t>ProfileUpdateRequest.php</w:t>
+      </w:r>
+      <w:proofErr w:type="spellEnd"/>
+    </w:p>
+    <w:p>
+      <w:pPr>
+        <w:pStyle w:val="Paragrafoelenco"/>
+        <w:numPr>
+          <w:ilvl w:val="0"/>
+          <w:numId w:val="38"/>
+        </w:numPr>
+        <w:rPr>
+          <w:lang w:val="it-IT"/>
+        </w:rPr>
+      </w:pPr>
+      <w:proofErr w:type="spellStart"/>
+      <w:r>
+        <w:rPr>
+          <w:lang w:val="it-IT"/>
+        </w:rPr>
+        <w:t>LoginRequest.php</w:t>
+      </w:r>
+      <w:proofErr w:type="spellEnd"/>
+    </w:p>
+    <w:p>
+      <w:pPr>
         <w:pStyle w:val="Titolo2"/>
       </w:pPr>
       <w:r>
-        <w:t>Impiego di transazioni</w:t>
-      </w:r>
-    </w:p>
-    <w:p>
-      <w:pPr>
-        <w:rPr>
-          <w:lang w:val="it-IT"/>
-        </w:rPr>
-      </w:pPr>
-      <w:r>
-        <w:t>Per l’aggiunta di un prodotto sono state utilizzate le transazioni, che applicano le modifiche solo al termine di un blocco di codice. In caso di errore, tutte le operazioni possono essere annullate, garantendo una gestione semplice, sicura e pulita dei dati.</w:t>
-      </w:r>
-    </w:p>
-    <w:p>
-      <w:pPr>
-        <w:pStyle w:val="Titolo2"/>
-      </w:pPr>
-      <w:r>
-        <w:t>Gestione errori</w:t>
-      </w:r>
-    </w:p>
-    <w:p>
-      <w:pPr>
-        <w:rPr>
-          <w:lang w:val="it-IT"/>
-        </w:rPr>
-      </w:pPr>
-      <w:r>
-        <w:rPr>
-          <w:lang w:val="it-IT"/>
-        </w:rPr>
-        <w:t>Gli errori vengono gestiti principalmente dalle classi "</w:t>
-      </w:r>
-      <w:proofErr w:type="spellStart"/>
-      <w:r>
-        <w:rPr>
-          <w:lang w:val="it-IT"/>
-        </w:rPr>
-        <w:t>Request</w:t>
-      </w:r>
-      <w:proofErr w:type="spellEnd"/>
-      <w:r>
-        <w:rPr>
-          <w:lang w:val="it-IT"/>
-        </w:rPr>
-        <w:t xml:space="preserve">", all'interno delle quali sono definiti i vincoli per i campi del </w:t>
-      </w:r>
-      <w:proofErr w:type="spellStart"/>
-      <w:r>
-        <w:rPr>
-          <w:lang w:val="it-IT"/>
-        </w:rPr>
-        <w:t>form</w:t>
-      </w:r>
-      <w:proofErr w:type="spellEnd"/>
-      <w:r>
-        <w:rPr>
-          <w:lang w:val="it-IT"/>
-        </w:rPr>
-        <w:t xml:space="preserve">, le regole di validazione e i messaggi di errore personalizzati. In caso di errore, </w:t>
-      </w:r>
-      <w:proofErr w:type="spellStart"/>
-      <w:r>
-        <w:rPr>
-          <w:lang w:val="it-IT"/>
-        </w:rPr>
-        <w:t>Laravel</w:t>
-      </w:r>
-      <w:proofErr w:type="spellEnd"/>
-      <w:r>
-        <w:rPr>
-          <w:lang w:val="it-IT"/>
-        </w:rPr>
-        <w:t xml:space="preserve"> restituisce automaticamente i messaggi associati, semplificando la gestione lato controller.</w:t>
+        <w:t>Gestione account</w:t>
+      </w:r>
+    </w:p>
+    <w:p>
+      <w:pPr>
+        <w:rPr>
+          <w:lang w:val="it-IT"/>
+        </w:rPr>
+      </w:pPr>
+      <w:r>
+        <w:rPr>
+          <w:lang w:val="it-IT"/>
+        </w:rPr>
+        <w:t>Gli utenti hanno la possibilità, tramite appositi form, di modificare le proprie informazioni personali</w:t>
+      </w:r>
+      <w:r>
+        <w:rPr>
+          <w:lang w:val="it-IT"/>
+        </w:rPr>
+        <w:t xml:space="preserve"> accedendo alle informazioni del proprio profilo </w:t>
+      </w:r>
+      <w:r>
+        <w:rPr>
+          <w:lang w:val="it-IT"/>
+        </w:rPr>
+        <w:t>(nella route “/profile</w:t>
       </w:r>
       <w:bookmarkStart w:id="38" w:name="_GoBack"/>
       <w:bookmarkEnd w:id="38"/>
+      <w:r>
+        <w:rPr>
+          <w:lang w:val="it-IT"/>
+        </w:rPr>
+        <w:t>”)</w:t>
+      </w:r>
+      <w:r>
+        <w:rPr>
+          <w:lang w:val="it-IT"/>
+        </w:rPr>
+        <w:t>, l’indirizzo di spedizione, la password, oppure di eliminare definitivamente il proprio account.</w:t>
+      </w:r>
+      <w:r>
+        <w:rPr>
+          <w:lang w:val="it-IT"/>
+        </w:rPr>
+        <w:t xml:space="preserve"> Questi form sono pagine che vengono integrate nella pagina vera e propria.</w:t>
+      </w:r>
+    </w:p>
+    <w:p>
+      <w:pPr>
+        <w:pStyle w:val="Titolo3"/>
+      </w:pPr>
+      <w:r>
+        <w:t>Modifica informazioni personali</w:t>
+      </w:r>
+      <w:r>
+        <w:t xml:space="preserve"> e password</w:t>
+      </w:r>
+    </w:p>
+    <w:p>
+      <w:pPr>
+        <w:jc w:val="both"/>
+        <w:rPr>
+          <w:lang w:val="it-IT"/>
+        </w:rPr>
+      </w:pPr>
+      <w:r>
+        <w:rPr>
+          <w:lang w:val="it-IT"/>
+        </w:rPr>
+        <w:t>Per aggiornare le informazioni di un account, l’utente inserisce i nuovi dati e preme il pulsante "Salva". Dopo l'invio del modulo, viene richiamato il metodo update nel file ProfileController.php. Questo metodo assegna all'utente autenticato i dati validati provenienti dal modulo. Successivamente, verifica se l’indirizzo email è stato modificato; in tal caso, il campo email_verified_at viene azzerato per forzare una nuova verifica. Infine, le modifiche vengono salvate nel database e l’utente viene reindirizzato alla pagina del profilo, con un messaggio di stato che conferma l’avvenuto aggiornamento.</w:t>
+      </w:r>
+      <w:r>
+        <w:rPr>
+          <w:lang w:val="it-IT"/>
+        </w:rPr>
+        <w:t xml:space="preserve"> </w:t>
+      </w:r>
+      <w:r>
+        <w:rPr>
+          <w:lang w:val="it-IT"/>
+        </w:rPr>
+        <w:t>Per il cambio della password, il processo è simile, ma viene richiesta anche la password attuale per motivi di sicurezza, oltre alla nuova password e alla sua conferma.</w:t>
+      </w:r>
+    </w:p>
+    <w:p>
+      <w:pPr>
+        <w:rPr>
+          <w:lang w:val="it-IT"/>
+        </w:rPr>
+      </w:pPr>
+      <w:r>
+        <w:rPr>
+          <w:lang w:val="it-IT"/>
+        </w:rPr>
+        <w:br w:type="page"/>
+      </w:r>
+    </w:p>
+    <w:p>
+      <w:pPr>
+        <w:pStyle w:val="Titolo3"/>
+      </w:pPr>
+      <w:r>
+        <w:lastRenderedPageBreak/>
+        <w:t>Eliminazione account</w:t>
+      </w:r>
+    </w:p>
+    <w:p>
+      <w:pPr>
+        <w:rPr>
+          <w:lang w:val="it-IT"/>
+        </w:rPr>
+      </w:pPr>
+      <w:r>
+        <w:rPr>
+          <w:lang w:val="it-IT"/>
+        </w:rPr>
+        <w:t xml:space="preserve">Per eliminare un account, l'utente deve premere il </w:t>
+      </w:r>
+      <w:r>
+        <w:rPr>
+          <w:lang w:val="it-IT"/>
+        </w:rPr>
+        <w:t>pulsante</w:t>
+      </w:r>
+      <w:r>
+        <w:rPr>
+          <w:lang w:val="it-IT"/>
+        </w:rPr>
+        <w:t xml:space="preserve"> di eliminazione</w:t>
+      </w:r>
+      <w:r>
+        <w:rPr>
+          <w:lang w:val="it-IT"/>
+        </w:rPr>
+        <w:t xml:space="preserve"> in fondo alla pagina </w:t>
+      </w:r>
+      <w:r>
+        <w:rPr>
+          <w:lang w:val="it-IT"/>
+        </w:rPr>
+        <w:t>di gestione</w:t>
+      </w:r>
+      <w:r>
+        <w:rPr>
+          <w:lang w:val="it-IT"/>
+        </w:rPr>
+        <w:t xml:space="preserve">. Dopo aver inserito la password come conferma, verrà richiamato il metodo </w:t>
+      </w:r>
+      <w:r>
+        <w:rPr>
+          <w:lang w:val="it-IT"/>
+        </w:rPr>
+        <w:t>“</w:t>
+      </w:r>
+      <w:r>
+        <w:rPr>
+          <w:lang w:val="it-IT"/>
+        </w:rPr>
+        <w:t>destroy</w:t>
+      </w:r>
+      <w:r>
+        <w:rPr>
+          <w:lang w:val="it-IT"/>
+        </w:rPr>
+        <w:t>”</w:t>
+      </w:r>
+      <w:r>
+        <w:rPr>
+          <w:lang w:val="it-IT"/>
+        </w:rPr>
+        <w:t xml:space="preserve"> in ProfileController.php.</w:t>
+      </w:r>
+      <w:r>
+        <w:rPr>
+          <w:lang w:val="it-IT"/>
+        </w:rPr>
+        <w:t xml:space="preserve"> </w:t>
+      </w:r>
+      <w:r>
+        <w:rPr>
+          <w:lang w:val="it-IT"/>
+        </w:rPr>
+        <w:t>Questo metodo, prima di tutto, esegue una verifica sulla password inserita. Successivamente, effettua il logout per evitare che rimanga attiva una sessione associata a un account inesistente. Infine, invalida la sessione e rigenera il token CSRF prima di reindirizzare l'utente alla home.</w:t>
+      </w:r>
     </w:p>
     <w:p>
       <w:pPr>
         <w:pStyle w:val="Titolo2"/>
       </w:pPr>
       <w:r>
-        <w:t>Gestione utenti</w:t>
-      </w:r>
-    </w:p>
-    <w:p>
-      <w:pPr>
-        <w:rPr>
-          <w:lang w:val="it-IT"/>
-        </w:rPr>
-      </w:pPr>
-    </w:p>
-    <w:p>
-      <w:pPr>
-        <w:pStyle w:val="Titolo2"/>
-      </w:pPr>
-      <w:r>
-        <w:t>Gestione prodotti</w:t>
-      </w:r>
-    </w:p>
-    <w:p>
-      <w:pPr>
-        <w:rPr>
-          <w:lang w:val="it-IT"/>
-        </w:rPr>
-      </w:pPr>
-    </w:p>
-    <w:p/>
-    <w:p>
-      <w:r>
+        <w:t>Gestione admin</w:t>
+      </w:r>
+    </w:p>
+    <w:p>
+      <w:pPr>
+        <w:rPr>
+          <w:lang w:val="it-IT"/>
+        </w:rPr>
+      </w:pPr>
+      <w:r>
+        <w:rPr>
+          <w:lang w:val="it-IT"/>
+        </w:rPr>
+        <w:t>L’amministratore può modificare le informazioni degli utenti tramite un form e cambiarne il ruolo. Può anche eliminare gli utenti, ma non può cancellare il proprio account. Per questioni di sicurezza, l’amministratore non può visualizzare né modificare le password.</w:t>
+      </w:r>
+    </w:p>
+    <w:p>
+      <w:pPr>
+        <w:pStyle w:val="Titolo3"/>
+      </w:pPr>
+      <w:r>
+        <w:t>Modifica utenti</w:t>
+      </w:r>
+    </w:p>
+    <w:p>
+      <w:pPr>
+        <w:rPr>
+          <w:lang w:val="it-IT"/>
+        </w:rPr>
+      </w:pPr>
+      <w:r>
+        <w:rPr>
+          <w:lang w:val="it-IT"/>
+        </w:rPr>
+        <w:t>La modifica dell’utente avviene tramite “AdminController.php”</w:t>
+      </w:r>
+      <w:r>
+        <w:rPr>
+          <w:lang w:val="it-IT"/>
+        </w:rPr>
+        <w:t>, il form di modifica viene richiamato</w:t>
+      </w:r>
+      <w:r>
+        <w:rPr>
+          <w:lang w:val="it-IT"/>
+        </w:rPr>
+        <w:t xml:space="preserve"> col metodo “edit”</w:t>
+      </w:r>
+      <w:r>
+        <w:rPr>
+          <w:lang w:val="it-IT"/>
+        </w:rPr>
+        <w:t xml:space="preserve"> (immette le informazioni dell’utente nel form così da velocizzare e semplificare la modifica)</w:t>
+      </w:r>
+      <w:r>
+        <w:rPr>
+          <w:lang w:val="it-IT"/>
+        </w:rPr>
+        <w:t>.</w:t>
+      </w:r>
+      <w:r>
+        <w:rPr>
+          <w:lang w:val="it-IT"/>
+        </w:rPr>
+        <w:t xml:space="preserve"> Al metodo </w:t>
+      </w:r>
+      <w:r>
+        <w:rPr>
+          <w:lang w:val="it-IT"/>
+        </w:rPr>
+        <w:t>save</w:t>
+      </w:r>
+      <w:r>
+        <w:rPr>
+          <w:lang w:val="it-IT"/>
+        </w:rPr>
+        <w:t xml:space="preserve"> viene passato l’oggetto “User” contenente le </w:t>
+      </w:r>
+      <w:r>
+        <w:rPr>
+          <w:lang w:val="it-IT"/>
+        </w:rPr>
+        <w:t xml:space="preserve">nuove </w:t>
+      </w:r>
+      <w:r>
+        <w:rPr>
+          <w:lang w:val="it-IT"/>
+        </w:rPr>
+        <w:t>informazioni dell’utente</w:t>
+      </w:r>
+      <w:r>
+        <w:rPr>
+          <w:lang w:val="it-IT"/>
+        </w:rPr>
+        <w:t xml:space="preserve"> e “AdminUpdateRequest” per la verifica delle informazioni inserite nel form</w:t>
+      </w:r>
+      <w:r>
+        <w:rPr>
+          <w:lang w:val="it-IT"/>
+        </w:rPr>
+        <w:t>. Prima di tutto vengono</w:t>
+      </w:r>
+      <w:r>
+        <w:rPr>
+          <w:lang w:val="it-IT"/>
+        </w:rPr>
+        <w:t xml:space="preserve"> recuperati solo i dati validati da “AdminUpdateRequest”</w:t>
+      </w:r>
+      <w:r>
+        <w:rPr>
+          <w:lang w:val="it-IT"/>
+        </w:rPr>
+        <w:t xml:space="preserve"> (così nel</w:t>
+      </w:r>
+      <w:r>
+        <w:rPr>
+          <w:lang w:val="it-IT"/>
+        </w:rPr>
+        <w:t xml:space="preserve"> caso dovessero essere inseriti dati invalidi essi non arrivano al metodo</w:t>
+      </w:r>
+      <w:r>
+        <w:rPr>
+          <w:lang w:val="it-IT"/>
+        </w:rPr>
+        <w:t>)</w:t>
+      </w:r>
+      <w:r>
+        <w:rPr>
+          <w:lang w:val="it-IT"/>
+        </w:rPr>
+        <w:t>, in seguito vengono aggiornati tutti i campi dell’utente</w:t>
+      </w:r>
+      <w:r>
+        <w:rPr>
+          <w:lang w:val="it-IT"/>
+        </w:rPr>
+        <w:t xml:space="preserve"> tramite il metodo “update()”</w:t>
+      </w:r>
+      <w:r>
+        <w:rPr>
+          <w:lang w:val="it-IT"/>
+        </w:rPr>
+        <w:t>, tranne il campo ruolo, che viene gestito</w:t>
+      </w:r>
+      <w:r>
+        <w:rPr>
+          <w:lang w:val="it-IT"/>
+        </w:rPr>
+        <w:t xml:space="preserve"> subito dopo. </w:t>
+      </w:r>
+      <w:r>
+        <w:rPr>
+          <w:lang w:val="it-IT"/>
+        </w:rPr>
+        <w:t>Se la modifica include una modifica del ruolo, il ruolo viene ricercato nella tabella dei ruoli (per verificare che sia un ruolo esistente)</w:t>
+      </w:r>
+      <w:r>
+        <w:rPr>
+          <w:lang w:val="it-IT"/>
+        </w:rPr>
+        <w:t xml:space="preserve"> e associa li nuovo ruolo all’utente</w:t>
+      </w:r>
+      <w:r>
+        <w:rPr>
+          <w:lang w:val="it-IT"/>
+        </w:rPr>
+        <w:t>.</w:t>
+      </w:r>
+      <w:r>
+        <w:rPr>
+          <w:lang w:val="it-IT"/>
+        </w:rPr>
+        <w:t xml:space="preserve"> </w:t>
+      </w:r>
+      <w:r>
+        <w:rPr>
+          <w:lang w:val="it-IT"/>
+        </w:rPr>
+        <w:t>Infine vengono confermate le modifiche col metodo “</w:t>
+      </w:r>
+      <w:proofErr w:type="gramStart"/>
+      <w:r>
+        <w:rPr>
+          <w:lang w:val="it-IT"/>
+        </w:rPr>
+        <w:t>save(</w:t>
+      </w:r>
+      <w:proofErr w:type="gramEnd"/>
+      <w:r>
+        <w:rPr>
+          <w:lang w:val="it-IT"/>
+        </w:rPr>
+        <w:t>)” e reindirizzati alla pagina di gestione con un messaggio di conferma.</w:t>
+      </w:r>
+    </w:p>
+    <w:p>
+      <w:pPr>
+        <w:pStyle w:val="Titolo3"/>
+      </w:pPr>
+      <w:r>
+        <w:t>Eliminazione utenti</w:t>
+      </w:r>
+    </w:p>
+    <w:p>
+      <w:pPr>
+        <w:rPr>
+          <w:lang w:val="it-IT"/>
+        </w:rPr>
+      </w:pPr>
+    </w:p>
+    <w:p>
+      <w:pPr>
+        <w:rPr>
+          <w:lang w:val="it-IT"/>
+        </w:rPr>
+      </w:pPr>
+      <w:r>
+        <w:rPr>
+          <w:lang w:val="it-IT"/>
+        </w:rPr>
         <w:br w:type="page"/>
       </w:r>
     </w:p>
@@ -24603,7 +25068,7 @@
   <w:abstractNum w:abstractNumId="12" w15:restartNumberingAfterBreak="0">
     <w:nsid w:val="329D7C3E"/>
     <w:multiLevelType w:val="hybridMultilevel"/>
-    <w:tmpl w:val="40BE04F0"/>
+    <w:tmpl w:val="56E4CEE4"/>
     <w:lvl w:ilvl="0" w:tplc="08100001">
       <w:start w:val="1"/>
       <w:numFmt w:val="bullet"/>
@@ -28234,7 +28699,7 @@
 </file>
 
 <file path=customXml/itemProps1.xml><?xml version="1.0" encoding="utf-8"?>
-<ds:datastoreItem xmlns:ds="http://schemas.openxmlformats.org/officeDocument/2006/customXml" ds:itemID="{50D8297A-BA40-460D-BABA-E70736DE7F5B}">
+<ds:datastoreItem xmlns:ds="http://schemas.openxmlformats.org/officeDocument/2006/customXml" ds:itemID="{00CCD1B5-C4D2-4F03-A3EB-EE966F1113CE}">
   <ds:schemaRefs>
     <ds:schemaRef ds:uri="http://schemas.openxmlformats.org/officeDocument/2006/bibliography"/>
   </ds:schemaRefs>

--- a/3_Documentazione/DocumentazioneFyt.docx
+++ b/3_Documentazione/DocumentazioneFyt.docx
@@ -19934,387 +19934,403 @@
         <w:rPr>
           <w:lang w:val="it-IT"/>
         </w:rPr>
-        <w:t xml:space="preserve"> accedendo alle informazioni del proprio profilo </w:t>
-      </w:r>
-      <w:r>
-        <w:rPr>
-          <w:lang w:val="it-IT"/>
-        </w:rPr>
-        <w:t>(nella route “/profile</w:t>
+        <w:t xml:space="preserve"> accedendo alle informazioni del proprio profilo (nella route “/profile”)</w:t>
+      </w:r>
+      <w:r>
+        <w:rPr>
+          <w:lang w:val="it-IT"/>
+        </w:rPr>
+        <w:t>, l’indirizzo di spedizione, la password, oppure di eliminare definitivamente il proprio account.</w:t>
+      </w:r>
+      <w:r>
+        <w:rPr>
+          <w:lang w:val="it-IT"/>
+        </w:rPr>
+        <w:t xml:space="preserve"> Questi form sono pagine che vengono integrate nella pagina vera e propria.</w:t>
+      </w:r>
+    </w:p>
+    <w:p>
+      <w:pPr>
+        <w:pStyle w:val="Titolo3"/>
+      </w:pPr>
+      <w:r>
+        <w:t>Modifica informazioni personali</w:t>
+      </w:r>
+      <w:r>
+        <w:t xml:space="preserve"> e password</w:t>
+      </w:r>
+    </w:p>
+    <w:p>
+      <w:pPr>
+        <w:jc w:val="both"/>
+        <w:rPr>
+          <w:lang w:val="it-IT"/>
+        </w:rPr>
+      </w:pPr>
+      <w:r>
+        <w:rPr>
+          <w:lang w:val="it-IT"/>
+        </w:rPr>
+        <w:t>Per aggiornare le informazioni di un account, l’utente inserisce i nuovi dati e preme il pulsante "Salva". Dopo l'invio del modulo, viene richiamato il metodo update nel file ProfileController.php. Questo metodo assegna all'utente autenticato i dati validati provenienti dal modulo. Successivamente, verifica se l’indirizzo email è stato modificato; in tal caso, il campo email_verified_at viene azzerato per forzare una nuova verifica. Infine, le modifiche vengono salvate nel database e l’utente viene reindirizzato alla pagina del profilo, con un messaggio di stato che conferma l’avvenuto aggiornamento.</w:t>
+      </w:r>
+      <w:r>
+        <w:rPr>
+          <w:lang w:val="it-IT"/>
+        </w:rPr>
+        <w:t xml:space="preserve"> </w:t>
+      </w:r>
+      <w:r>
+        <w:rPr>
+          <w:lang w:val="it-IT"/>
+        </w:rPr>
+        <w:t>Per il cambio della password, il processo è simile, ma viene richiesta anche la password attuale per motivi di sicurezza, oltre alla nuova password e alla sua conferma.</w:t>
+      </w:r>
+    </w:p>
+    <w:p>
+      <w:pPr>
+        <w:rPr>
+          <w:lang w:val="it-IT"/>
+        </w:rPr>
+      </w:pPr>
+      <w:r>
+        <w:rPr>
+          <w:lang w:val="it-IT"/>
+        </w:rPr>
+        <w:br w:type="page"/>
+      </w:r>
+    </w:p>
+    <w:p>
+      <w:pPr>
+        <w:pStyle w:val="Titolo3"/>
+      </w:pPr>
+      <w:r>
+        <w:lastRenderedPageBreak/>
+        <w:t>Eliminazione account</w:t>
+      </w:r>
+    </w:p>
+    <w:p>
+      <w:pPr>
+        <w:rPr>
+          <w:lang w:val="it-IT"/>
+        </w:rPr>
+      </w:pPr>
+      <w:r>
+        <w:rPr>
+          <w:lang w:val="it-IT"/>
+        </w:rPr>
+        <w:t xml:space="preserve">Per eliminare un account, l'utente deve premere il </w:t>
+      </w:r>
+      <w:r>
+        <w:rPr>
+          <w:lang w:val="it-IT"/>
+        </w:rPr>
+        <w:t>pulsante</w:t>
+      </w:r>
+      <w:r>
+        <w:rPr>
+          <w:lang w:val="it-IT"/>
+        </w:rPr>
+        <w:t xml:space="preserve"> di eliminazione</w:t>
+      </w:r>
+      <w:r>
+        <w:rPr>
+          <w:lang w:val="it-IT"/>
+        </w:rPr>
+        <w:t xml:space="preserve"> in fondo alla pagina </w:t>
+      </w:r>
+      <w:r>
+        <w:rPr>
+          <w:lang w:val="it-IT"/>
+        </w:rPr>
+        <w:t>di gestione</w:t>
+      </w:r>
+      <w:r>
+        <w:rPr>
+          <w:lang w:val="it-IT"/>
+        </w:rPr>
+        <w:t xml:space="preserve">. Dopo aver inserito la password come conferma, verrà richiamato il metodo </w:t>
+      </w:r>
+      <w:r>
+        <w:rPr>
+          <w:lang w:val="it-IT"/>
+        </w:rPr>
+        <w:t>“</w:t>
+      </w:r>
+      <w:r>
+        <w:rPr>
+          <w:lang w:val="it-IT"/>
+        </w:rPr>
+        <w:t>destroy</w:t>
+      </w:r>
+      <w:r>
+        <w:rPr>
+          <w:lang w:val="it-IT"/>
+        </w:rPr>
+        <w:t>”</w:t>
+      </w:r>
+      <w:r>
+        <w:rPr>
+          <w:lang w:val="it-IT"/>
+        </w:rPr>
+        <w:t xml:space="preserve"> in ProfileController.php.</w:t>
+      </w:r>
+      <w:r>
+        <w:rPr>
+          <w:lang w:val="it-IT"/>
+        </w:rPr>
+        <w:t xml:space="preserve"> </w:t>
+      </w:r>
+      <w:r>
+        <w:rPr>
+          <w:lang w:val="it-IT"/>
+        </w:rPr>
+        <w:t>Questo metodo, prima di tutto, esegue una verifica sulla password inserita. Successivamente, effettua il logout per evitare che rimanga attiva una sessione associata a un account inesistente. Infine, invalida la sessione e rigenera il token CSRF prima di reindirizzare l'utente alla home.</w:t>
+      </w:r>
+    </w:p>
+    <w:p>
+      <w:pPr>
+        <w:pStyle w:val="Titolo2"/>
+      </w:pPr>
+      <w:r>
+        <w:t>Gestione admin</w:t>
+      </w:r>
+    </w:p>
+    <w:p>
+      <w:pPr>
+        <w:rPr>
+          <w:lang w:val="it-IT"/>
+        </w:rPr>
+      </w:pPr>
+      <w:r>
+        <w:rPr>
+          <w:lang w:val="it-IT"/>
+        </w:rPr>
+        <w:t>L’amministratore può modificare le informazioni degli utenti tramite un form e cambiarne il ruolo. Può anche eliminare gli utenti, ma non può cancellare il proprio account. Per questioni di sicurezza, l’amministratore non può visualizzare né modificare le password.</w:t>
+      </w:r>
+    </w:p>
+    <w:p>
+      <w:pPr>
+        <w:pStyle w:val="Titolo3"/>
+      </w:pPr>
+      <w:r>
+        <w:t>Modifica utenti</w:t>
+      </w:r>
+    </w:p>
+    <w:p>
+      <w:pPr>
+        <w:rPr>
+          <w:lang w:val="it-IT"/>
+        </w:rPr>
+      </w:pPr>
+      <w:r>
+        <w:rPr>
+          <w:lang w:val="it-IT"/>
+        </w:rPr>
+        <w:t>La modifica dell’utente avviene tramite “AdminController.php”</w:t>
+      </w:r>
+      <w:r>
+        <w:rPr>
+          <w:lang w:val="it-IT"/>
+        </w:rPr>
+        <w:t>, il form di modifica viene richiamato</w:t>
+      </w:r>
+      <w:r>
+        <w:rPr>
+          <w:lang w:val="it-IT"/>
+        </w:rPr>
+        <w:t xml:space="preserve"> col metodo “edit”</w:t>
+      </w:r>
+      <w:r>
+        <w:rPr>
+          <w:lang w:val="it-IT"/>
+        </w:rPr>
+        <w:t xml:space="preserve"> (immette le informazioni dell’utente nel form così da velocizzare e semplificare la modifica)</w:t>
+      </w:r>
+      <w:r>
+        <w:rPr>
+          <w:lang w:val="it-IT"/>
+        </w:rPr>
+        <w:t>.</w:t>
+      </w:r>
+      <w:r>
+        <w:rPr>
+          <w:lang w:val="it-IT"/>
+        </w:rPr>
+        <w:t xml:space="preserve"> Al metodo </w:t>
+      </w:r>
+      <w:r>
+        <w:rPr>
+          <w:lang w:val="it-IT"/>
+        </w:rPr>
+        <w:t>save</w:t>
+      </w:r>
+      <w:r>
+        <w:rPr>
+          <w:lang w:val="it-IT"/>
+        </w:rPr>
+        <w:t xml:space="preserve"> viene passato l’oggetto “User” contenente le </w:t>
+      </w:r>
+      <w:r>
+        <w:rPr>
+          <w:lang w:val="it-IT"/>
+        </w:rPr>
+        <w:t xml:space="preserve">nuove </w:t>
+      </w:r>
+      <w:r>
+        <w:rPr>
+          <w:lang w:val="it-IT"/>
+        </w:rPr>
+        <w:t>informazioni dell’utente</w:t>
+      </w:r>
+      <w:r>
+        <w:rPr>
+          <w:lang w:val="it-IT"/>
+        </w:rPr>
+        <w:t xml:space="preserve"> e “AdminUpdateRequest” per la verifica delle informazioni inserite nel form</w:t>
+      </w:r>
+      <w:r>
+        <w:rPr>
+          <w:lang w:val="it-IT"/>
+        </w:rPr>
+        <w:t>. Prima di tutto vengono</w:t>
+      </w:r>
+      <w:r>
+        <w:rPr>
+          <w:lang w:val="it-IT"/>
+        </w:rPr>
+        <w:t xml:space="preserve"> recuperati solo i dati validati da “AdminUpdateRequest”</w:t>
+      </w:r>
+      <w:r>
+        <w:rPr>
+          <w:lang w:val="it-IT"/>
+        </w:rPr>
+        <w:t xml:space="preserve"> (così nel</w:t>
+      </w:r>
+      <w:r>
+        <w:rPr>
+          <w:lang w:val="it-IT"/>
+        </w:rPr>
+        <w:t xml:space="preserve"> caso dovessero essere inseriti dati invalidi essi non arrivano al metodo</w:t>
+      </w:r>
+      <w:r>
+        <w:rPr>
+          <w:lang w:val="it-IT"/>
+        </w:rPr>
+        <w:t>)</w:t>
+      </w:r>
+      <w:r>
+        <w:rPr>
+          <w:lang w:val="it-IT"/>
+        </w:rPr>
+        <w:t>, in seguito vengono aggiornati tutti i campi dell’utente</w:t>
+      </w:r>
+      <w:r>
+        <w:rPr>
+          <w:lang w:val="it-IT"/>
+        </w:rPr>
+        <w:t xml:space="preserve"> tramite il metodo “update()”</w:t>
+      </w:r>
+      <w:r>
+        <w:rPr>
+          <w:lang w:val="it-IT"/>
+        </w:rPr>
+        <w:t>, tranne il campo ruolo, che viene gestito</w:t>
+      </w:r>
+      <w:r>
+        <w:rPr>
+          <w:lang w:val="it-IT"/>
+        </w:rPr>
+        <w:t xml:space="preserve"> subito dopo. </w:t>
+      </w:r>
+      <w:r>
+        <w:rPr>
+          <w:lang w:val="it-IT"/>
+        </w:rPr>
+        <w:t>Se la modifica include una modifica del ruolo, il ruolo viene ricercato nella tabella dei ruoli (per verificare che sia un ruolo esistente)</w:t>
+      </w:r>
+      <w:r>
+        <w:rPr>
+          <w:lang w:val="it-IT"/>
+        </w:rPr>
+        <w:t xml:space="preserve"> e associa li nuovo ruolo all’utente</w:t>
+      </w:r>
+      <w:r>
+        <w:rPr>
+          <w:lang w:val="it-IT"/>
+        </w:rPr>
+        <w:t>.</w:t>
+      </w:r>
+      <w:r>
+        <w:rPr>
+          <w:lang w:val="it-IT"/>
+        </w:rPr>
+        <w:t xml:space="preserve"> </w:t>
+      </w:r>
+      <w:r>
+        <w:rPr>
+          <w:lang w:val="it-IT"/>
+        </w:rPr>
+        <w:t>Infine vengono confermate le modifiche col metodo “</w:t>
+      </w:r>
+      <w:proofErr w:type="gramStart"/>
+      <w:r>
+        <w:rPr>
+          <w:lang w:val="it-IT"/>
+        </w:rPr>
+        <w:t>save(</w:t>
+      </w:r>
+      <w:proofErr w:type="gramEnd"/>
+      <w:r>
+        <w:rPr>
+          <w:lang w:val="it-IT"/>
+        </w:rPr>
+        <w:t>)” e reindirizzati alla pagina di gestione con un messaggio di conferma.</w:t>
+      </w:r>
+    </w:p>
+    <w:p>
+      <w:pPr>
+        <w:pStyle w:val="Titolo3"/>
+      </w:pPr>
+      <w:r>
+        <w:t>Eliminazione utenti</w:t>
+      </w:r>
+    </w:p>
+    <w:p>
+      <w:pPr>
+        <w:rPr>
+          <w:lang w:val="it-IT"/>
+        </w:rPr>
+      </w:pPr>
+      <w:r>
+        <w:rPr>
+          <w:lang w:val="it-IT"/>
+        </w:rPr>
+        <w:t xml:space="preserve">Premendo sull'icona del cestino nella lista utenti, viene chiamato il metodo destroy (con l'utente da eliminare) in AdminController.php. Inizialmente, viene verificato che l'utente da eliminare non sia l'admin stesso. Successivamente, viene avviata una transazione e il metodo </w:t>
+      </w:r>
+      <w:proofErr w:type="spellStart"/>
+      <w:proofErr w:type="gramStart"/>
+      <w:r>
+        <w:rPr>
+          <w:lang w:val="it-IT"/>
+        </w:rPr>
+        <w:t>forceDelete</w:t>
+      </w:r>
+      <w:proofErr w:type="spellEnd"/>
+      <w:r>
+        <w:rPr>
+          <w:lang w:val="it-IT"/>
+        </w:rPr>
+        <w:t>(</w:t>
+      </w:r>
+      <w:proofErr w:type="gramEnd"/>
+      <w:r>
+        <w:rPr>
+          <w:lang w:val="it-IT"/>
+        </w:rPr>
+        <w:t>) viene eseguito per rimuovere l'utente in modo permanente. Infine, viene restituito un messaggio di conferma dell'eliminazione.</w:t>
       </w:r>
       <w:bookmarkStart w:id="38" w:name="_GoBack"/>
       <w:bookmarkEnd w:id="38"/>
-      <w:r>
-        <w:rPr>
-          <w:lang w:val="it-IT"/>
-        </w:rPr>
-        <w:t>”)</w:t>
-      </w:r>
-      <w:r>
-        <w:rPr>
-          <w:lang w:val="it-IT"/>
-        </w:rPr>
-        <w:t>, l’indirizzo di spedizione, la password, oppure di eliminare definitivamente il proprio account.</w:t>
-      </w:r>
-      <w:r>
-        <w:rPr>
-          <w:lang w:val="it-IT"/>
-        </w:rPr>
-        <w:t xml:space="preserve"> Questi form sono pagine che vengono integrate nella pagina vera e propria.</w:t>
-      </w:r>
-    </w:p>
-    <w:p>
-      <w:pPr>
-        <w:pStyle w:val="Titolo3"/>
-      </w:pPr>
-      <w:r>
-        <w:t>Modifica informazioni personali</w:t>
-      </w:r>
-      <w:r>
-        <w:t xml:space="preserve"> e password</w:t>
-      </w:r>
-    </w:p>
-    <w:p>
-      <w:pPr>
-        <w:jc w:val="both"/>
-        <w:rPr>
-          <w:lang w:val="it-IT"/>
-        </w:rPr>
-      </w:pPr>
-      <w:r>
-        <w:rPr>
-          <w:lang w:val="it-IT"/>
-        </w:rPr>
-        <w:t>Per aggiornare le informazioni di un account, l’utente inserisce i nuovi dati e preme il pulsante "Salva". Dopo l'invio del modulo, viene richiamato il metodo update nel file ProfileController.php. Questo metodo assegna all'utente autenticato i dati validati provenienti dal modulo. Successivamente, verifica se l’indirizzo email è stato modificato; in tal caso, il campo email_verified_at viene azzerato per forzare una nuova verifica. Infine, le modifiche vengono salvate nel database e l’utente viene reindirizzato alla pagina del profilo, con un messaggio di stato che conferma l’avvenuto aggiornamento.</w:t>
-      </w:r>
-      <w:r>
-        <w:rPr>
-          <w:lang w:val="it-IT"/>
-        </w:rPr>
-        <w:t xml:space="preserve"> </w:t>
-      </w:r>
-      <w:r>
-        <w:rPr>
-          <w:lang w:val="it-IT"/>
-        </w:rPr>
-        <w:t>Per il cambio della password, il processo è simile, ma viene richiesta anche la password attuale per motivi di sicurezza, oltre alla nuova password e alla sua conferma.</w:t>
-      </w:r>
-    </w:p>
-    <w:p>
-      <w:pPr>
-        <w:rPr>
-          <w:lang w:val="it-IT"/>
-        </w:rPr>
-      </w:pPr>
-      <w:r>
-        <w:rPr>
-          <w:lang w:val="it-IT"/>
-        </w:rPr>
-        <w:br w:type="page"/>
-      </w:r>
-    </w:p>
-    <w:p>
-      <w:pPr>
-        <w:pStyle w:val="Titolo3"/>
-      </w:pPr>
-      <w:r>
-        <w:lastRenderedPageBreak/>
-        <w:t>Eliminazione account</w:t>
-      </w:r>
-    </w:p>
-    <w:p>
-      <w:pPr>
-        <w:rPr>
-          <w:lang w:val="it-IT"/>
-        </w:rPr>
-      </w:pPr>
-      <w:r>
-        <w:rPr>
-          <w:lang w:val="it-IT"/>
-        </w:rPr>
-        <w:t xml:space="preserve">Per eliminare un account, l'utente deve premere il </w:t>
-      </w:r>
-      <w:r>
-        <w:rPr>
-          <w:lang w:val="it-IT"/>
-        </w:rPr>
-        <w:t>pulsante</w:t>
-      </w:r>
-      <w:r>
-        <w:rPr>
-          <w:lang w:val="it-IT"/>
-        </w:rPr>
-        <w:t xml:space="preserve"> di eliminazione</w:t>
-      </w:r>
-      <w:r>
-        <w:rPr>
-          <w:lang w:val="it-IT"/>
-        </w:rPr>
-        <w:t xml:space="preserve"> in fondo alla pagina </w:t>
-      </w:r>
-      <w:r>
-        <w:rPr>
-          <w:lang w:val="it-IT"/>
-        </w:rPr>
-        <w:t>di gestione</w:t>
-      </w:r>
-      <w:r>
-        <w:rPr>
-          <w:lang w:val="it-IT"/>
-        </w:rPr>
-        <w:t xml:space="preserve">. Dopo aver inserito la password come conferma, verrà richiamato il metodo </w:t>
-      </w:r>
-      <w:r>
-        <w:rPr>
-          <w:lang w:val="it-IT"/>
-        </w:rPr>
-        <w:t>“</w:t>
-      </w:r>
-      <w:r>
-        <w:rPr>
-          <w:lang w:val="it-IT"/>
-        </w:rPr>
-        <w:t>destroy</w:t>
-      </w:r>
-      <w:r>
-        <w:rPr>
-          <w:lang w:val="it-IT"/>
-        </w:rPr>
-        <w:t>”</w:t>
-      </w:r>
-      <w:r>
-        <w:rPr>
-          <w:lang w:val="it-IT"/>
-        </w:rPr>
-        <w:t xml:space="preserve"> in ProfileController.php.</w:t>
-      </w:r>
-      <w:r>
-        <w:rPr>
-          <w:lang w:val="it-IT"/>
-        </w:rPr>
-        <w:t xml:space="preserve"> </w:t>
-      </w:r>
-      <w:r>
-        <w:rPr>
-          <w:lang w:val="it-IT"/>
-        </w:rPr>
-        <w:t>Questo metodo, prima di tutto, esegue una verifica sulla password inserita. Successivamente, effettua il logout per evitare che rimanga attiva una sessione associata a un account inesistente. Infine, invalida la sessione e rigenera il token CSRF prima di reindirizzare l'utente alla home.</w:t>
-      </w:r>
-    </w:p>
-    <w:p>
-      <w:pPr>
-        <w:pStyle w:val="Titolo2"/>
-      </w:pPr>
-      <w:r>
-        <w:t>Gestione admin</w:t>
-      </w:r>
-    </w:p>
-    <w:p>
-      <w:pPr>
-        <w:rPr>
-          <w:lang w:val="it-IT"/>
-        </w:rPr>
-      </w:pPr>
-      <w:r>
-        <w:rPr>
-          <w:lang w:val="it-IT"/>
-        </w:rPr>
-        <w:t>L’amministratore può modificare le informazioni degli utenti tramite un form e cambiarne il ruolo. Può anche eliminare gli utenti, ma non può cancellare il proprio account. Per questioni di sicurezza, l’amministratore non può visualizzare né modificare le password.</w:t>
-      </w:r>
-    </w:p>
-    <w:p>
-      <w:pPr>
-        <w:pStyle w:val="Titolo3"/>
-      </w:pPr>
-      <w:r>
-        <w:t>Modifica utenti</w:t>
-      </w:r>
-    </w:p>
-    <w:p>
-      <w:pPr>
-        <w:rPr>
-          <w:lang w:val="it-IT"/>
-        </w:rPr>
-      </w:pPr>
-      <w:r>
-        <w:rPr>
-          <w:lang w:val="it-IT"/>
-        </w:rPr>
-        <w:t>La modifica dell’utente avviene tramite “AdminController.php”</w:t>
-      </w:r>
-      <w:r>
-        <w:rPr>
-          <w:lang w:val="it-IT"/>
-        </w:rPr>
-        <w:t>, il form di modifica viene richiamato</w:t>
-      </w:r>
-      <w:r>
-        <w:rPr>
-          <w:lang w:val="it-IT"/>
-        </w:rPr>
-        <w:t xml:space="preserve"> col metodo “edit”</w:t>
-      </w:r>
-      <w:r>
-        <w:rPr>
-          <w:lang w:val="it-IT"/>
-        </w:rPr>
-        <w:t xml:space="preserve"> (immette le informazioni dell’utente nel form così da velocizzare e semplificare la modifica)</w:t>
-      </w:r>
-      <w:r>
-        <w:rPr>
-          <w:lang w:val="it-IT"/>
-        </w:rPr>
-        <w:t>.</w:t>
-      </w:r>
-      <w:r>
-        <w:rPr>
-          <w:lang w:val="it-IT"/>
-        </w:rPr>
-        <w:t xml:space="preserve"> Al metodo </w:t>
-      </w:r>
-      <w:r>
-        <w:rPr>
-          <w:lang w:val="it-IT"/>
-        </w:rPr>
-        <w:t>save</w:t>
-      </w:r>
-      <w:r>
-        <w:rPr>
-          <w:lang w:val="it-IT"/>
-        </w:rPr>
-        <w:t xml:space="preserve"> viene passato l’oggetto “User” contenente le </w:t>
-      </w:r>
-      <w:r>
-        <w:rPr>
-          <w:lang w:val="it-IT"/>
-        </w:rPr>
-        <w:t xml:space="preserve">nuove </w:t>
-      </w:r>
-      <w:r>
-        <w:rPr>
-          <w:lang w:val="it-IT"/>
-        </w:rPr>
-        <w:t>informazioni dell’utente</w:t>
-      </w:r>
-      <w:r>
-        <w:rPr>
-          <w:lang w:val="it-IT"/>
-        </w:rPr>
-        <w:t xml:space="preserve"> e “AdminUpdateRequest” per la verifica delle informazioni inserite nel form</w:t>
-      </w:r>
-      <w:r>
-        <w:rPr>
-          <w:lang w:val="it-IT"/>
-        </w:rPr>
-        <w:t>. Prima di tutto vengono</w:t>
-      </w:r>
-      <w:r>
-        <w:rPr>
-          <w:lang w:val="it-IT"/>
-        </w:rPr>
-        <w:t xml:space="preserve"> recuperati solo i dati validati da “AdminUpdateRequest”</w:t>
-      </w:r>
-      <w:r>
-        <w:rPr>
-          <w:lang w:val="it-IT"/>
-        </w:rPr>
-        <w:t xml:space="preserve"> (così nel</w:t>
-      </w:r>
-      <w:r>
-        <w:rPr>
-          <w:lang w:val="it-IT"/>
-        </w:rPr>
-        <w:t xml:space="preserve"> caso dovessero essere inseriti dati invalidi essi non arrivano al metodo</w:t>
-      </w:r>
-      <w:r>
-        <w:rPr>
-          <w:lang w:val="it-IT"/>
-        </w:rPr>
-        <w:t>)</w:t>
-      </w:r>
-      <w:r>
-        <w:rPr>
-          <w:lang w:val="it-IT"/>
-        </w:rPr>
-        <w:t>, in seguito vengono aggiornati tutti i campi dell’utente</w:t>
-      </w:r>
-      <w:r>
-        <w:rPr>
-          <w:lang w:val="it-IT"/>
-        </w:rPr>
-        <w:t xml:space="preserve"> tramite il metodo “update()”</w:t>
-      </w:r>
-      <w:r>
-        <w:rPr>
-          <w:lang w:val="it-IT"/>
-        </w:rPr>
-        <w:t>, tranne il campo ruolo, che viene gestito</w:t>
-      </w:r>
-      <w:r>
-        <w:rPr>
-          <w:lang w:val="it-IT"/>
-        </w:rPr>
-        <w:t xml:space="preserve"> subito dopo. </w:t>
-      </w:r>
-      <w:r>
-        <w:rPr>
-          <w:lang w:val="it-IT"/>
-        </w:rPr>
-        <w:t>Se la modifica include una modifica del ruolo, il ruolo viene ricercato nella tabella dei ruoli (per verificare che sia un ruolo esistente)</w:t>
-      </w:r>
-      <w:r>
-        <w:rPr>
-          <w:lang w:val="it-IT"/>
-        </w:rPr>
-        <w:t xml:space="preserve"> e associa li nuovo ruolo all’utente</w:t>
-      </w:r>
-      <w:r>
-        <w:rPr>
-          <w:lang w:val="it-IT"/>
-        </w:rPr>
-        <w:t>.</w:t>
-      </w:r>
-      <w:r>
-        <w:rPr>
-          <w:lang w:val="it-IT"/>
-        </w:rPr>
-        <w:t xml:space="preserve"> </w:t>
-      </w:r>
-      <w:r>
-        <w:rPr>
-          <w:lang w:val="it-IT"/>
-        </w:rPr>
-        <w:t>Infine vengono confermate le modifiche col metodo “</w:t>
-      </w:r>
-      <w:proofErr w:type="gramStart"/>
-      <w:r>
-        <w:rPr>
-          <w:lang w:val="it-IT"/>
-        </w:rPr>
-        <w:t>save(</w:t>
-      </w:r>
-      <w:proofErr w:type="gramEnd"/>
-      <w:r>
-        <w:rPr>
-          <w:lang w:val="it-IT"/>
-        </w:rPr>
-        <w:t>)” e reindirizzati alla pagina di gestione con un messaggio di conferma.</w:t>
-      </w:r>
-    </w:p>
-    <w:p>
-      <w:pPr>
-        <w:pStyle w:val="Titolo3"/>
-      </w:pPr>
-      <w:r>
-        <w:t>Eliminazione utenti</w:t>
-      </w:r>
-    </w:p>
-    <w:p>
-      <w:pPr>
-        <w:rPr>
-          <w:lang w:val="it-IT"/>
-        </w:rPr>
-      </w:pPr>
     </w:p>
     <w:p>
       <w:pPr>
@@ -28699,7 +28715,7 @@
 </file>
 
 <file path=customXml/itemProps1.xml><?xml version="1.0" encoding="utf-8"?>
-<ds:datastoreItem xmlns:ds="http://schemas.openxmlformats.org/officeDocument/2006/customXml" ds:itemID="{00CCD1B5-C4D2-4F03-A3EB-EE966F1113CE}">
+<ds:datastoreItem xmlns:ds="http://schemas.openxmlformats.org/officeDocument/2006/customXml" ds:itemID="{5F47273B-F6C0-41EF-ADC2-3C3A19BC4BD6}">
   <ds:schemaRefs>
     <ds:schemaRef ds:uri="http://schemas.openxmlformats.org/officeDocument/2006/bibliography"/>
   </ds:schemaRefs>

--- a/3_Documentazione/DocumentazioneFyt.docx
+++ b/3_Documentazione/DocumentazioneFyt.docx
@@ -5951,66 +5951,6 @@
       </w:tr>
       <w:tr>
         <w:trPr>
-          <w:tblCellSpacing w:w="0" w:type="dxa"/>
-        </w:trPr>
-        <w:tc>
-          <w:tcPr>
-            <w:tcW w:w="1895" w:type="dxa"/>
-            <w:tcBorders>
-              <w:top w:val="outset" w:sz="6" w:space="0" w:color="000000"/>
-              <w:bottom w:val="outset" w:sz="6" w:space="0" w:color="000000"/>
-              <w:right w:val="outset" w:sz="6" w:space="0" w:color="000000"/>
-            </w:tcBorders>
-          </w:tcPr>
-          <w:p>
-            <w:pPr>
-              <w:spacing w:before="100" w:beforeAutospacing="1"/>
-              <w:rPr>
-                <w:b/>
-                <w:sz w:val="16"/>
-                <w:szCs w:val="16"/>
-              </w:rPr>
-            </w:pPr>
-            <w:r>
-              <w:rPr>
-                <w:b/>
-                <w:bCs/>
-                <w:sz w:val="16"/>
-                <w:szCs w:val="16"/>
-              </w:rPr>
-              <w:t>002</w:t>
-            </w:r>
-          </w:p>
-        </w:tc>
-        <w:tc>
-          <w:tcPr>
-            <w:tcW w:w="7685" w:type="dxa"/>
-            <w:tcBorders>
-              <w:top w:val="outset" w:sz="6" w:space="0" w:color="000000"/>
-              <w:left w:val="outset" w:sz="6" w:space="0" w:color="000000"/>
-              <w:bottom w:val="outset" w:sz="6" w:space="0" w:color="000000"/>
-            </w:tcBorders>
-          </w:tcPr>
-          <w:p>
-            <w:pPr>
-              <w:spacing w:before="100" w:beforeAutospacing="1"/>
-              <w:rPr>
-                <w:sz w:val="16"/>
-                <w:szCs w:val="16"/>
-              </w:rPr>
-            </w:pPr>
-            <w:r>
-              <w:rPr>
-                <w:sz w:val="16"/>
-                <w:szCs w:val="16"/>
-              </w:rPr>
-              <w:t>Aggiunta di un nuovo utente</w:t>
-            </w:r>
-          </w:p>
-        </w:tc>
-      </w:tr>
-      <w:tr>
-        <w:trPr>
           <w:trHeight w:val="136"/>
           <w:tblCellSpacing w:w="0" w:type="dxa"/>
         </w:trPr>
@@ -6039,8 +5979,19 @@
                 <w:sz w:val="16"/>
                 <w:szCs w:val="16"/>
               </w:rPr>
-              <w:t>003</w:t>
-            </w:r>
+              <w:t>00</w:t>
+            </w:r>
+            <w:r>
+              <w:rPr>
+                <w:b/>
+                <w:bCs/>
+                <w:sz w:val="16"/>
+                <w:szCs w:val="16"/>
+              </w:rPr>
+              <w:t>2</w:t>
+            </w:r>
+            <w:bookmarkStart w:id="11" w:name="_GoBack"/>
+            <w:bookmarkEnd w:id="11"/>
           </w:p>
         </w:tc>
         <w:tc>
@@ -6125,6 +6076,7 @@
                 <w:sz w:val="16"/>
                 <w:szCs w:val="16"/>
               </w:rPr>
+              <w:lastRenderedPageBreak/>
               <w:t xml:space="preserve">ID: </w:t>
             </w:r>
             <w:r>
@@ -9317,7 +9269,7 @@
       </w:tr>
     </w:tbl>
     <w:p>
-      <w:bookmarkStart w:id="11" w:name="_Toc94790449"/>
+      <w:bookmarkStart w:id="12" w:name="_Toc94790449"/>
     </w:p>
     <w:tbl>
       <w:tblPr>
@@ -9807,13 +9759,13 @@
         <w:pStyle w:val="Titolo2"/>
         <w:ind w:left="578" w:hanging="578"/>
       </w:pPr>
-      <w:bookmarkStart w:id="12" w:name="_Toc189853857"/>
+      <w:bookmarkStart w:id="13" w:name="_Toc189853857"/>
       <w:r>
         <w:lastRenderedPageBreak/>
         <w:t>Use case</w:t>
       </w:r>
-      <w:bookmarkEnd w:id="11"/>
       <w:bookmarkEnd w:id="12"/>
+      <w:bookmarkEnd w:id="13"/>
     </w:p>
     <w:p>
       <w:pPr>
@@ -10056,14 +10008,14 @@
       <w:pPr>
         <w:pStyle w:val="Titolo2"/>
       </w:pPr>
-      <w:bookmarkStart w:id="13" w:name="_Toc94790450"/>
-      <w:bookmarkStart w:id="14" w:name="_Toc189853858"/>
+      <w:bookmarkStart w:id="14" w:name="_Toc94790450"/>
+      <w:bookmarkStart w:id="15" w:name="_Toc189853858"/>
       <w:r>
         <w:lastRenderedPageBreak/>
         <w:t>Pianificazione</w:t>
       </w:r>
-      <w:bookmarkEnd w:id="13"/>
       <w:bookmarkEnd w:id="14"/>
+      <w:bookmarkEnd w:id="15"/>
     </w:p>
     <w:p>
       <w:pPr>
@@ -10526,13 +10478,13 @@
       <w:pPr>
         <w:pStyle w:val="Titolo2"/>
       </w:pPr>
-      <w:bookmarkStart w:id="15" w:name="_Toc94790451"/>
-      <w:bookmarkStart w:id="16" w:name="_Toc189853859"/>
+      <w:bookmarkStart w:id="16" w:name="_Toc94790451"/>
+      <w:bookmarkStart w:id="17" w:name="_Toc189853859"/>
       <w:r>
         <w:t>Analisi dei mezzi</w:t>
       </w:r>
-      <w:bookmarkEnd w:id="15"/>
       <w:bookmarkEnd w:id="16"/>
+      <w:bookmarkEnd w:id="17"/>
     </w:p>
     <w:p>
       <w:r>
@@ -10549,15 +10501,15 @@
       <w:pPr>
         <w:pStyle w:val="Titolo3"/>
       </w:pPr>
-      <w:bookmarkStart w:id="17" w:name="_Toc413411419"/>
-      <w:bookmarkStart w:id="18" w:name="_Toc94790452"/>
-      <w:bookmarkStart w:id="19" w:name="_Toc189853860"/>
+      <w:bookmarkStart w:id="18" w:name="_Toc413411419"/>
+      <w:bookmarkStart w:id="19" w:name="_Toc94790452"/>
+      <w:bookmarkStart w:id="20" w:name="_Toc189853860"/>
       <w:r>
         <w:t>Software</w:t>
       </w:r>
-      <w:bookmarkEnd w:id="17"/>
       <w:bookmarkEnd w:id="18"/>
       <w:bookmarkEnd w:id="19"/>
+      <w:bookmarkEnd w:id="20"/>
     </w:p>
     <w:p>
       <w:pPr>
@@ -10743,15 +10695,15 @@
       <w:pPr>
         <w:pStyle w:val="Titolo3"/>
       </w:pPr>
-      <w:bookmarkStart w:id="20" w:name="_Toc413411420"/>
-      <w:bookmarkStart w:id="21" w:name="_Toc94790453"/>
-      <w:bookmarkStart w:id="22" w:name="_Toc189853861"/>
+      <w:bookmarkStart w:id="21" w:name="_Toc413411420"/>
+      <w:bookmarkStart w:id="22" w:name="_Toc94790453"/>
+      <w:bookmarkStart w:id="23" w:name="_Toc189853861"/>
       <w:r>
         <w:t>Hardware</w:t>
       </w:r>
-      <w:bookmarkEnd w:id="20"/>
       <w:bookmarkEnd w:id="21"/>
       <w:bookmarkEnd w:id="22"/>
+      <w:bookmarkEnd w:id="23"/>
     </w:p>
     <w:p>
       <w:r>
@@ -10820,30 +10772,30 @@
       <w:pPr>
         <w:pStyle w:val="Titolo1"/>
       </w:pPr>
-      <w:bookmarkStart w:id="23" w:name="_Toc429059808"/>
-      <w:bookmarkStart w:id="24" w:name="_Toc94790454"/>
-      <w:bookmarkStart w:id="25" w:name="_Toc189853862"/>
+      <w:bookmarkStart w:id="24" w:name="_Toc429059808"/>
+      <w:bookmarkStart w:id="25" w:name="_Toc94790454"/>
+      <w:bookmarkStart w:id="26" w:name="_Toc189853862"/>
       <w:r>
         <w:lastRenderedPageBreak/>
         <w:t>Progettazione</w:t>
       </w:r>
-      <w:bookmarkEnd w:id="23"/>
       <w:bookmarkEnd w:id="24"/>
       <w:bookmarkEnd w:id="25"/>
+      <w:bookmarkEnd w:id="26"/>
     </w:p>
     <w:p>
       <w:pPr>
         <w:pStyle w:val="Titolo2"/>
       </w:pPr>
-      <w:bookmarkStart w:id="26" w:name="_Toc429059809"/>
-      <w:bookmarkStart w:id="27" w:name="_Toc94790455"/>
-      <w:bookmarkStart w:id="28" w:name="_Toc189853863"/>
+      <w:bookmarkStart w:id="27" w:name="_Toc429059809"/>
+      <w:bookmarkStart w:id="28" w:name="_Toc94790455"/>
+      <w:bookmarkStart w:id="29" w:name="_Toc189853863"/>
       <w:r>
         <w:t>Design dell’architettura del sistema</w:t>
       </w:r>
-      <w:bookmarkEnd w:id="26"/>
       <w:bookmarkEnd w:id="27"/>
       <w:bookmarkEnd w:id="28"/>
+      <w:bookmarkEnd w:id="29"/>
     </w:p>
     <w:p>
       <w:pPr>
@@ -11025,16 +10977,16 @@
       <w:pPr>
         <w:pStyle w:val="Titolo2"/>
       </w:pPr>
-      <w:bookmarkStart w:id="29" w:name="_Toc429059811"/>
-      <w:bookmarkStart w:id="30" w:name="_Toc94790457"/>
-      <w:bookmarkStart w:id="31" w:name="_Toc189853865"/>
+      <w:bookmarkStart w:id="30" w:name="_Toc429059811"/>
+      <w:bookmarkStart w:id="31" w:name="_Toc94790457"/>
+      <w:bookmarkStart w:id="32" w:name="_Toc189853865"/>
       <w:r>
         <w:lastRenderedPageBreak/>
         <w:t>Design delle interfacce</w:t>
       </w:r>
-      <w:bookmarkEnd w:id="29"/>
       <w:bookmarkEnd w:id="30"/>
       <w:bookmarkEnd w:id="31"/>
+      <w:bookmarkEnd w:id="32"/>
     </w:p>
     <w:p>
       <w:pPr>
@@ -12736,16 +12688,16 @@
         <w:pStyle w:val="Titolo2"/>
         <w:spacing w:line="480" w:lineRule="auto"/>
       </w:pPr>
-      <w:bookmarkStart w:id="32" w:name="_Toc429059812"/>
-      <w:bookmarkStart w:id="33" w:name="_Toc94790458"/>
-      <w:bookmarkStart w:id="34" w:name="_Toc189853866"/>
+      <w:bookmarkStart w:id="33" w:name="_Toc429059812"/>
+      <w:bookmarkStart w:id="34" w:name="_Toc94790458"/>
+      <w:bookmarkStart w:id="35" w:name="_Toc189853866"/>
       <w:r>
         <w:lastRenderedPageBreak/>
         <w:t>Design procedurale</w:t>
       </w:r>
-      <w:bookmarkEnd w:id="32"/>
       <w:bookmarkEnd w:id="33"/>
       <w:bookmarkEnd w:id="34"/>
+      <w:bookmarkEnd w:id="35"/>
     </w:p>
     <w:p>
       <w:pPr>
@@ -13871,16 +13823,16 @@
           <w:bottom w:val="single" w:sz="4" w:space="1" w:color="auto"/>
         </w:pBdr>
       </w:pPr>
-      <w:bookmarkStart w:id="35" w:name="_Toc461179222"/>
-      <w:bookmarkStart w:id="36" w:name="_Toc94790459"/>
-      <w:bookmarkStart w:id="37" w:name="_Toc189853867"/>
+      <w:bookmarkStart w:id="36" w:name="_Toc461179222"/>
+      <w:bookmarkStart w:id="37" w:name="_Toc94790459"/>
+      <w:bookmarkStart w:id="38" w:name="_Toc189853867"/>
       <w:r>
         <w:lastRenderedPageBreak/>
         <w:t>Implementazione</w:t>
       </w:r>
-      <w:bookmarkEnd w:id="35"/>
       <w:bookmarkEnd w:id="36"/>
       <w:bookmarkEnd w:id="37"/>
+      <w:bookmarkEnd w:id="38"/>
     </w:p>
     <w:p>
       <w:pPr>
@@ -20329,8 +20281,6 @@
         </w:rPr>
         <w:t>) viene eseguito per rimuovere l'utente in modo permanente. Infine, viene restituito un messaggio di conferma dell'eliminazione.</w:t>
       </w:r>
-      <w:bookmarkStart w:id="38" w:name="_GoBack"/>
-      <w:bookmarkEnd w:id="38"/>
     </w:p>
     <w:p>
       <w:pPr>
@@ -28715,7 +28665,7 @@
 </file>
 
 <file path=customXml/itemProps1.xml><?xml version="1.0" encoding="utf-8"?>
-<ds:datastoreItem xmlns:ds="http://schemas.openxmlformats.org/officeDocument/2006/customXml" ds:itemID="{5F47273B-F6C0-41EF-ADC2-3C3A19BC4BD6}">
+<ds:datastoreItem xmlns:ds="http://schemas.openxmlformats.org/officeDocument/2006/customXml" ds:itemID="{BC2A0320-758E-4EB7-8B8C-A42617163DE8}">
   <ds:schemaRefs>
     <ds:schemaRef ds:uri="http://schemas.openxmlformats.org/officeDocument/2006/bibliography"/>
   </ds:schemaRefs>

--- a/3_Documentazione/DocumentazioneFyt.docx
+++ b/3_Documentazione/DocumentazioneFyt.docx
@@ -5990,8 +5990,6 @@
               </w:rPr>
               <w:t>2</w:t>
             </w:r>
-            <w:bookmarkStart w:id="11" w:name="_GoBack"/>
-            <w:bookmarkEnd w:id="11"/>
           </w:p>
         </w:tc>
         <w:tc>
@@ -9269,7 +9267,7 @@
       </w:tr>
     </w:tbl>
     <w:p>
-      <w:bookmarkStart w:id="12" w:name="_Toc94790449"/>
+      <w:bookmarkStart w:id="11" w:name="_Toc94790449"/>
     </w:p>
     <w:tbl>
       <w:tblPr>
@@ -9759,13 +9757,13 @@
         <w:pStyle w:val="Titolo2"/>
         <w:ind w:left="578" w:hanging="578"/>
       </w:pPr>
-      <w:bookmarkStart w:id="13" w:name="_Toc189853857"/>
+      <w:bookmarkStart w:id="12" w:name="_Toc189853857"/>
       <w:r>
         <w:lastRenderedPageBreak/>
         <w:t>Use case</w:t>
       </w:r>
+      <w:bookmarkEnd w:id="11"/>
       <w:bookmarkEnd w:id="12"/>
-      <w:bookmarkEnd w:id="13"/>
     </w:p>
     <w:p>
       <w:pPr>
@@ -10008,14 +10006,14 @@
       <w:pPr>
         <w:pStyle w:val="Titolo2"/>
       </w:pPr>
-      <w:bookmarkStart w:id="14" w:name="_Toc94790450"/>
-      <w:bookmarkStart w:id="15" w:name="_Toc189853858"/>
+      <w:bookmarkStart w:id="13" w:name="_Toc94790450"/>
+      <w:bookmarkStart w:id="14" w:name="_Toc189853858"/>
       <w:r>
         <w:lastRenderedPageBreak/>
         <w:t>Pianificazione</w:t>
       </w:r>
+      <w:bookmarkEnd w:id="13"/>
       <w:bookmarkEnd w:id="14"/>
-      <w:bookmarkEnd w:id="15"/>
     </w:p>
     <w:p>
       <w:pPr>
@@ -10478,38 +10476,38 @@
       <w:pPr>
         <w:pStyle w:val="Titolo2"/>
       </w:pPr>
-      <w:bookmarkStart w:id="16" w:name="_Toc94790451"/>
-      <w:bookmarkStart w:id="17" w:name="_Toc189853859"/>
+      <w:bookmarkStart w:id="15" w:name="_Toc94790451"/>
+      <w:bookmarkStart w:id="16" w:name="_Toc189853859"/>
       <w:r>
         <w:t>Analisi dei mezzi</w:t>
       </w:r>
+      <w:bookmarkEnd w:id="15"/>
       <w:bookmarkEnd w:id="16"/>
+    </w:p>
+    <w:p>
+      <w:r>
+        <w:t>Per l’utilizzo della piattaforma web non sono necessarie componenti hardware particolari sono richiesti però un browser e una connessione a Internet stabile</w:t>
+      </w:r>
+      <w:r>
+        <w:t xml:space="preserve"> per potersi collegare al sito web</w:t>
+      </w:r>
+      <w:r>
+        <w:t>.</w:t>
+      </w:r>
+    </w:p>
+    <w:p>
+      <w:pPr>
+        <w:pStyle w:val="Titolo3"/>
+      </w:pPr>
+      <w:bookmarkStart w:id="17" w:name="_Toc413411419"/>
+      <w:bookmarkStart w:id="18" w:name="_Toc94790452"/>
+      <w:bookmarkStart w:id="19" w:name="_Toc189853860"/>
+      <w:r>
+        <w:t>Software</w:t>
+      </w:r>
       <w:bookmarkEnd w:id="17"/>
-    </w:p>
-    <w:p>
-      <w:r>
-        <w:t>Per l’utilizzo della piattaforma web non sono necessarie componenti hardware particolari sono richiesti però un browser e una connessione a Internet stabile</w:t>
-      </w:r>
-      <w:r>
-        <w:t xml:space="preserve"> per potersi collegare al sito web</w:t>
-      </w:r>
-      <w:r>
-        <w:t>.</w:t>
-      </w:r>
-    </w:p>
-    <w:p>
-      <w:pPr>
-        <w:pStyle w:val="Titolo3"/>
-      </w:pPr>
-      <w:bookmarkStart w:id="18" w:name="_Toc413411419"/>
-      <w:bookmarkStart w:id="19" w:name="_Toc94790452"/>
-      <w:bookmarkStart w:id="20" w:name="_Toc189853860"/>
-      <w:r>
-        <w:t>Software</w:t>
-      </w:r>
       <w:bookmarkEnd w:id="18"/>
       <w:bookmarkEnd w:id="19"/>
-      <w:bookmarkEnd w:id="20"/>
     </w:p>
     <w:p>
       <w:pPr>
@@ -10580,7 +10578,7 @@
         <w:rPr>
           <w:lang w:val="it-IT"/>
         </w:rPr>
-        <w:t>Google Chrome</w:t>
+        <w:t>Project</w:t>
       </w:r>
     </w:p>
     <w:p>
@@ -10594,12 +10592,14 @@
           <w:lang w:val="it-IT"/>
         </w:rPr>
       </w:pPr>
-      <w:r>
-        <w:rPr>
-          <w:lang w:val="it-IT"/>
-        </w:rPr>
-        <w:t>Project</w:t>
-      </w:r>
+      <w:proofErr w:type="spellStart"/>
+      <w:r>
+        <w:rPr>
+          <w:lang w:val="it-IT"/>
+        </w:rPr>
+        <w:t>PhpStorm</w:t>
+      </w:r>
+      <w:proofErr w:type="spellEnd"/>
     </w:p>
     <w:p>
       <w:pPr>
@@ -10612,98 +10612,50 @@
           <w:lang w:val="it-IT"/>
         </w:rPr>
       </w:pPr>
-      <w:proofErr w:type="spellStart"/>
-      <w:r>
-        <w:rPr>
-          <w:lang w:val="it-IT"/>
-        </w:rPr>
-        <w:t>PhpStorm</w:t>
-      </w:r>
-      <w:proofErr w:type="spellEnd"/>
-    </w:p>
-    <w:p>
-      <w:pPr>
-        <w:rPr>
-          <w:lang w:val="it-IT"/>
-        </w:rPr>
-      </w:pPr>
-    </w:p>
-    <w:p>
-      <w:pPr>
-        <w:rPr>
-          <w:i/>
-          <w:iCs/>
-          <w:lang w:val="it-IT"/>
-        </w:rPr>
-      </w:pPr>
-      <w:r>
-        <w:rPr>
-          <w:i/>
-          <w:iCs/>
-          <w:highlight w:val="yellow"/>
-          <w:lang w:val="it-IT"/>
-        </w:rPr>
-        <w:t>DA AGGIUNGERE LIBRERIE</w:t>
-      </w:r>
-      <w:r>
-        <w:rPr>
-          <w:i/>
-          <w:iCs/>
-          <w:highlight w:val="yellow"/>
-          <w:lang w:val="it-IT"/>
-        </w:rPr>
-        <w:t xml:space="preserve">, </w:t>
-      </w:r>
-      <w:r>
-        <w:rPr>
-          <w:i/>
-          <w:iCs/>
-          <w:highlight w:val="yellow"/>
-          <w:lang w:val="it-IT"/>
-        </w:rPr>
-        <w:t>FRAMEWORKS</w:t>
-      </w:r>
-      <w:r>
-        <w:rPr>
-          <w:i/>
-          <w:iCs/>
-          <w:highlight w:val="yellow"/>
-          <w:lang w:val="it-IT"/>
-        </w:rPr>
-        <w:t xml:space="preserve"> USAT</w:t>
-      </w:r>
-      <w:r>
-        <w:rPr>
-          <w:i/>
-          <w:iCs/>
-          <w:highlight w:val="yellow"/>
-          <w:lang w:val="it-IT"/>
-        </w:rPr>
-        <w:t>I</w:t>
-      </w:r>
-      <w:r>
-        <w:rPr>
-          <w:i/>
-          <w:iCs/>
-          <w:highlight w:val="yellow"/>
-          <w:lang w:val="it-IT"/>
-        </w:rPr>
-        <w:t xml:space="preserve"> CON LE VERSIONI</w:t>
+      <w:r>
+        <w:rPr>
+          <w:lang w:val="it-IT"/>
+        </w:rPr>
+        <w:t xml:space="preserve">Composer </w:t>
+      </w:r>
+      <w:r>
+        <w:rPr>
+          <w:lang w:val="it-IT"/>
+        </w:rPr>
+        <w:t>2.7.8</w:t>
+      </w:r>
+    </w:p>
+    <w:p>
+      <w:pPr>
+        <w:pStyle w:val="Paragrafoelenco"/>
+        <w:numPr>
+          <w:ilvl w:val="0"/>
+          <w:numId w:val="28"/>
+        </w:numPr>
+        <w:rPr>
+          <w:lang w:val="it-IT"/>
+        </w:rPr>
+      </w:pPr>
+      <w:r>
+        <w:rPr>
+          <w:lang w:val="it-IT"/>
+        </w:rPr>
+        <w:t>PHP 8.2.12</w:t>
       </w:r>
     </w:p>
     <w:p>
       <w:pPr>
         <w:pStyle w:val="Titolo3"/>
       </w:pPr>
-      <w:bookmarkStart w:id="21" w:name="_Toc413411420"/>
-      <w:bookmarkStart w:id="22" w:name="_Toc94790453"/>
-      <w:bookmarkStart w:id="23" w:name="_Toc189853861"/>
+      <w:bookmarkStart w:id="20" w:name="_Toc413411420"/>
+      <w:bookmarkStart w:id="21" w:name="_Toc94790453"/>
+      <w:bookmarkStart w:id="22" w:name="_Toc189853861"/>
       <w:r>
         <w:t>Hardware</w:t>
       </w:r>
+      <w:bookmarkEnd w:id="20"/>
       <w:bookmarkEnd w:id="21"/>
       <w:bookmarkEnd w:id="22"/>
-      <w:bookmarkEnd w:id="23"/>
     </w:p>
     <w:p>
       <w:r>
@@ -10772,30 +10724,30 @@
       <w:pPr>
         <w:pStyle w:val="Titolo1"/>
       </w:pPr>
-      <w:bookmarkStart w:id="24" w:name="_Toc429059808"/>
-      <w:bookmarkStart w:id="25" w:name="_Toc94790454"/>
-      <w:bookmarkStart w:id="26" w:name="_Toc189853862"/>
+      <w:bookmarkStart w:id="23" w:name="_Toc429059808"/>
+      <w:bookmarkStart w:id="24" w:name="_Toc94790454"/>
+      <w:bookmarkStart w:id="25" w:name="_Toc189853862"/>
       <w:r>
         <w:lastRenderedPageBreak/>
         <w:t>Progettazione</w:t>
       </w:r>
+      <w:bookmarkEnd w:id="23"/>
       <w:bookmarkEnd w:id="24"/>
       <w:bookmarkEnd w:id="25"/>
+    </w:p>
+    <w:p>
+      <w:pPr>
+        <w:pStyle w:val="Titolo2"/>
+      </w:pPr>
+      <w:bookmarkStart w:id="26" w:name="_Toc429059809"/>
+      <w:bookmarkStart w:id="27" w:name="_Toc94790455"/>
+      <w:bookmarkStart w:id="28" w:name="_Toc189853863"/>
+      <w:r>
+        <w:t>Design dell’architettura del sistema</w:t>
+      </w:r>
       <w:bookmarkEnd w:id="26"/>
-    </w:p>
-    <w:p>
-      <w:pPr>
-        <w:pStyle w:val="Titolo2"/>
-      </w:pPr>
-      <w:bookmarkStart w:id="27" w:name="_Toc429059809"/>
-      <w:bookmarkStart w:id="28" w:name="_Toc94790455"/>
-      <w:bookmarkStart w:id="29" w:name="_Toc189853863"/>
-      <w:r>
-        <w:t>Design dell’architettura del sistema</w:t>
-      </w:r>
       <w:bookmarkEnd w:id="27"/>
       <w:bookmarkEnd w:id="28"/>
-      <w:bookmarkEnd w:id="29"/>
     </w:p>
     <w:p>
       <w:pPr>
@@ -10977,16 +10929,16 @@
       <w:pPr>
         <w:pStyle w:val="Titolo2"/>
       </w:pPr>
-      <w:bookmarkStart w:id="30" w:name="_Toc429059811"/>
-      <w:bookmarkStart w:id="31" w:name="_Toc94790457"/>
-      <w:bookmarkStart w:id="32" w:name="_Toc189853865"/>
+      <w:bookmarkStart w:id="29" w:name="_Toc429059811"/>
+      <w:bookmarkStart w:id="30" w:name="_Toc94790457"/>
+      <w:bookmarkStart w:id="31" w:name="_Toc189853865"/>
       <w:r>
         <w:lastRenderedPageBreak/>
         <w:t>Design delle interfacce</w:t>
       </w:r>
+      <w:bookmarkEnd w:id="29"/>
       <w:bookmarkEnd w:id="30"/>
       <w:bookmarkEnd w:id="31"/>
-      <w:bookmarkEnd w:id="32"/>
     </w:p>
     <w:p>
       <w:pPr>
@@ -12688,16 +12640,16 @@
         <w:pStyle w:val="Titolo2"/>
         <w:spacing w:line="480" w:lineRule="auto"/>
       </w:pPr>
-      <w:bookmarkStart w:id="33" w:name="_Toc429059812"/>
-      <w:bookmarkStart w:id="34" w:name="_Toc94790458"/>
-      <w:bookmarkStart w:id="35" w:name="_Toc189853866"/>
+      <w:bookmarkStart w:id="32" w:name="_Toc429059812"/>
+      <w:bookmarkStart w:id="33" w:name="_Toc94790458"/>
+      <w:bookmarkStart w:id="34" w:name="_Toc189853866"/>
       <w:r>
         <w:lastRenderedPageBreak/>
         <w:t>Design procedurale</w:t>
       </w:r>
+      <w:bookmarkEnd w:id="32"/>
       <w:bookmarkEnd w:id="33"/>
       <w:bookmarkEnd w:id="34"/>
-      <w:bookmarkEnd w:id="35"/>
     </w:p>
     <w:p>
       <w:pPr>
@@ -13431,7 +13383,6 @@
         <w:t>Design delle classi</w:t>
       </w:r>
     </w:p>
-    <w:p/>
     <w:p>
       <w:r>
         <w:t>Di seguito, la descrizione generale del Class Diagram:</w:t>
@@ -13720,19 +13671,6 @@
     </w:p>
     <w:p>
       <w:pPr>
-        <w:rPr>
-          <w:b/>
-        </w:rPr>
-      </w:pPr>
-      <w:r>
-        <w:rPr>
-          <w:b/>
-        </w:rPr>
-        <w:br w:type="page"/>
-      </w:r>
-    </w:p>
-    <w:p>
-      <w:pPr>
         <w:spacing w:after="17"/>
         <w:jc w:val="center"/>
         <w:rPr>
@@ -13746,7 +13684,7 @@
         </w:rPr>
         <w:lastRenderedPageBreak/>
         <w:drawing>
-          <wp:inline distT="0" distB="0" distL="0" distR="0" wp14:anchorId="3D9AB3F7" wp14:editId="582D2D94">
+          <wp:inline distT="0" distB="0" distL="0" distR="0" wp14:anchorId="3D9AB3F7" wp14:editId="21CC14A7">
             <wp:extent cx="5984757" cy="6562725"/>
             <wp:effectExtent l="114300" t="133350" r="111760" b="123825"/>
             <wp:docPr id="1020921113" name="Immagine 15"/>
@@ -13778,7 +13716,7 @@
                   <pic:spPr bwMode="auto">
                     <a:xfrm>
                       <a:off x="0" y="0"/>
-                      <a:ext cx="6013434" cy="6594172"/>
+                      <a:ext cx="5984757" cy="6562725"/>
                     </a:xfrm>
                     <a:prstGeom prst="rect">
                       <a:avLst/>
@@ -13804,7 +13742,38 @@
     </w:p>
     <w:p>
       <w:pPr>
-        <w:spacing w:after="17"/>
+        <w:rPr>
+          <w:lang w:val="it-IT"/>
+        </w:rPr>
+      </w:pPr>
+      <w:r>
+        <w:rPr>
+          <w:lang w:val="it-IT"/>
+        </w:rPr>
+        <w:br w:type="page"/>
+      </w:r>
+    </w:p>
+    <w:p>
+      <w:pPr>
+        <w:pStyle w:val="Titolo2"/>
+      </w:pPr>
+      <w:r>
+        <w:lastRenderedPageBreak/>
+        <w:t xml:space="preserve">Design </w:t>
+      </w:r>
+      <w:r>
+        <w:t>del database</w:t>
+      </w:r>
+    </w:p>
+    <w:p>
+      <w:pPr>
+        <w:rPr>
+          <w:lang w:val="it-IT"/>
+        </w:rPr>
+      </w:pPr>
+    </w:p>
+    <w:p>
+      <w:pPr>
         <w:rPr>
           <w:lang w:val="it-IT"/>
         </w:rPr>
@@ -13823,16 +13792,16 @@
           <w:bottom w:val="single" w:sz="4" w:space="1" w:color="auto"/>
         </w:pBdr>
       </w:pPr>
-      <w:bookmarkStart w:id="36" w:name="_Toc461179222"/>
-      <w:bookmarkStart w:id="37" w:name="_Toc94790459"/>
-      <w:bookmarkStart w:id="38" w:name="_Toc189853867"/>
+      <w:bookmarkStart w:id="35" w:name="_Toc461179222"/>
+      <w:bookmarkStart w:id="36" w:name="_Toc94790459"/>
+      <w:bookmarkStart w:id="37" w:name="_Toc189853867"/>
       <w:r>
         <w:lastRenderedPageBreak/>
         <w:t>Implementazione</w:t>
       </w:r>
+      <w:bookmarkEnd w:id="35"/>
       <w:bookmarkEnd w:id="36"/>
       <w:bookmarkEnd w:id="37"/>
-      <w:bookmarkEnd w:id="38"/>
     </w:p>
     <w:p>
       <w:pPr>
@@ -13903,6 +13872,7 @@
       <w:tblPr>
         <w:tblStyle w:val="Grigliatabella"/>
         <w:tblW w:w="9634" w:type="dxa"/>
+        <w:jc w:val="center"/>
         <w:tblLook w:val="04A0" w:firstRow="1" w:lastRow="0" w:firstColumn="1" w:lastColumn="0" w:noHBand="0" w:noVBand="1"/>
       </w:tblPr>
       <w:tblGrid>
@@ -13912,10 +13882,14 @@
         <w:gridCol w:w="3118"/>
       </w:tblGrid>
       <w:tr>
+        <w:trPr>
+          <w:jc w:val="center"/>
+        </w:trPr>
         <w:tc>
           <w:tcPr>
             <w:tcW w:w="1395" w:type="dxa"/>
             <w:shd w:val="clear" w:color="auto" w:fill="D0CECE" w:themeFill="background2" w:themeFillShade="E6"/>
+            <w:vAlign w:val="center"/>
           </w:tcPr>
           <w:p>
             <w:pPr>
@@ -13939,6 +13913,7 @@
           <w:tcPr>
             <w:tcW w:w="1294" w:type="dxa"/>
             <w:shd w:val="clear" w:color="auto" w:fill="D0CECE" w:themeFill="background2" w:themeFillShade="E6"/>
+            <w:vAlign w:val="center"/>
           </w:tcPr>
           <w:p>
             <w:pPr>
@@ -13962,6 +13937,7 @@
           <w:tcPr>
             <w:tcW w:w="3827" w:type="dxa"/>
             <w:shd w:val="clear" w:color="auto" w:fill="D0CECE" w:themeFill="background2" w:themeFillShade="E6"/>
+            <w:vAlign w:val="center"/>
           </w:tcPr>
           <w:p>
             <w:pPr>
@@ -13985,6 +13961,7 @@
           <w:tcPr>
             <w:tcW w:w="3118" w:type="dxa"/>
             <w:shd w:val="clear" w:color="auto" w:fill="D0CECE" w:themeFill="background2" w:themeFillShade="E6"/>
+            <w:vAlign w:val="center"/>
           </w:tcPr>
           <w:p>
             <w:pPr>
@@ -14008,6 +13985,7 @@
       <w:tr>
         <w:trPr>
           <w:trHeight w:val="1046"/>
+          <w:jc w:val="center"/>
         </w:trPr>
         <w:tc>
           <w:tcPr>
@@ -14182,6 +14160,7 @@
       <w:tr>
         <w:trPr>
           <w:trHeight w:val="1389"/>
+          <w:jc w:val="center"/>
         </w:trPr>
         <w:tc>
           <w:tcPr>
@@ -14353,6 +14332,9 @@
         </w:tc>
       </w:tr>
       <w:tr>
+        <w:trPr>
+          <w:jc w:val="center"/>
+        </w:trPr>
         <w:tc>
           <w:tcPr>
             <w:tcW w:w="1395" w:type="dxa"/>
@@ -14530,6 +14512,9 @@
         </w:tc>
       </w:tr>
       <w:tr>
+        <w:trPr>
+          <w:jc w:val="center"/>
+        </w:trPr>
         <w:tc>
           <w:tcPr>
             <w:tcW w:w="1395" w:type="dxa"/>
@@ -14957,11 +14942,19 @@
                 <w:lang w:val="fr-CH"/>
               </w:rPr>
             </w:pPr>
+            <w:proofErr w:type="gramStart"/>
             <w:r>
               <w:rPr>
                 <w:lang w:val="fr-CH"/>
               </w:rPr>
-              <w:t>public/</w:t>
+              <w:t>public</w:t>
+            </w:r>
+            <w:proofErr w:type="gramEnd"/>
+            <w:r>
+              <w:rPr>
+                <w:lang w:val="fr-CH"/>
+              </w:rPr>
+              <w:t>/</w:t>
             </w:r>
           </w:p>
         </w:tc>
@@ -15064,11 +15057,19 @@
                 <w:lang w:val="fr-CH"/>
               </w:rPr>
             </w:pPr>
+            <w:proofErr w:type="gramStart"/>
             <w:r>
               <w:rPr>
                 <w:lang w:val="fr-CH"/>
               </w:rPr>
-              <w:t>routes/</w:t>
+              <w:t>routes</w:t>
+            </w:r>
+            <w:proofErr w:type="gramEnd"/>
+            <w:r>
+              <w:rPr>
+                <w:lang w:val="fr-CH"/>
+              </w:rPr>
+              <w:t>/</w:t>
             </w:r>
           </w:p>
         </w:tc>
@@ -15119,6 +15120,7 @@
               </w:rPr>
             </w:pPr>
             <w:proofErr w:type="spellStart"/>
+            <w:proofErr w:type="gramStart"/>
             <w:r>
               <w:rPr>
                 <w:lang w:val="fr-CH"/>
@@ -15126,6 +15128,7 @@
               <w:t>storage</w:t>
             </w:r>
             <w:proofErr w:type="spellEnd"/>
+            <w:proofErr w:type="gramEnd"/>
             <w:r>
               <w:rPr>
                 <w:lang w:val="fr-CH"/>
@@ -15187,11 +15190,19 @@
                 <w:lang w:val="fr-CH"/>
               </w:rPr>
             </w:pPr>
+            <w:proofErr w:type="gramStart"/>
             <w:r>
               <w:rPr>
                 <w:lang w:val="fr-CH"/>
               </w:rPr>
-              <w:t>tests/</w:t>
+              <w:t>tests</w:t>
+            </w:r>
+            <w:proofErr w:type="gramEnd"/>
+            <w:r>
+              <w:rPr>
+                <w:lang w:val="fr-CH"/>
+              </w:rPr>
+              <w:t>/</w:t>
             </w:r>
           </w:p>
         </w:tc>
@@ -15442,7 +15453,7 @@
         <w:rPr>
           <w:sz w:val="16"/>
           <w:szCs w:val="16"/>
-          <w:lang w:val="it-CH"/>
+          <w:lang w:val="fr-CH"/>
         </w:rPr>
       </w:pPr>
       <w:r>
@@ -15457,9 +15468,28 @@
         <w:rPr>
           <w:sz w:val="16"/>
           <w:szCs w:val="16"/>
-          <w:lang w:val="it-CH"/>
+          <w:lang w:val="fr-CH"/>
         </w:rPr>
         <w:t>$table-&gt;id();</w:t>
+      </w:r>
+    </w:p>
+    <w:p>
+      <w:pPr>
+        <w:pStyle w:val="Code"/>
+        <w:ind w:left="360"/>
+        <w:rPr>
+          <w:sz w:val="16"/>
+          <w:szCs w:val="16"/>
+          <w:lang w:val="fr-CH"/>
+        </w:rPr>
+      </w:pPr>
+      <w:r>
+        <w:rPr>
+          <w:sz w:val="16"/>
+          <w:szCs w:val="16"/>
+          <w:lang w:val="fr-CH"/>
+        </w:rPr>
+        <w:t xml:space="preserve">        $table-&gt;string('name');</w:t>
       </w:r>
     </w:p>
     <w:p>
@@ -15476,98 +15506,209 @@
         <w:rPr>
           <w:sz w:val="16"/>
           <w:szCs w:val="16"/>
-          <w:lang w:val="it-CH"/>
-        </w:rPr>
-        <w:t xml:space="preserve">        $table-&gt;string('name');</w:t>
-      </w:r>
-    </w:p>
-    <w:p>
-      <w:pPr>
-        <w:pStyle w:val="Code"/>
-        <w:ind w:left="360"/>
+          <w:lang w:val="fr-CH"/>
+        </w:rPr>
+        <w:t xml:space="preserve">    </w:t>
+      </w:r>
+      <w:r>
         <w:rPr>
           <w:sz w:val="16"/>
           <w:szCs w:val="16"/>
           <w:lang w:val="it-CH"/>
         </w:rPr>
-      </w:pPr>
-      <w:r>
+        <w:t>});</w:t>
+      </w:r>
+    </w:p>
+    <w:p>
+      <w:pPr>
+        <w:pStyle w:val="Code"/>
+        <w:ind w:left="360"/>
         <w:rPr>
           <w:sz w:val="16"/>
           <w:szCs w:val="16"/>
           <w:lang w:val="it-CH"/>
         </w:rPr>
-        <w:t xml:space="preserve">    });</w:t>
-      </w:r>
-    </w:p>
-    <w:p>
-      <w:pPr>
-        <w:pStyle w:val="Code"/>
-        <w:ind w:left="360"/>
+      </w:pPr>
+      <w:r>
         <w:rPr>
           <w:sz w:val="16"/>
           <w:szCs w:val="16"/>
           <w:lang w:val="it-CH"/>
         </w:rPr>
-      </w:pPr>
-      <w:r>
+        <w:t>}</w:t>
+      </w:r>
+    </w:p>
+    <w:p>
+      <w:pPr>
+        <w:spacing w:before="240" w:after="240"/>
+        <w:rPr>
+          <w:b/>
+          <w:lang w:val="it-IT"/>
+        </w:rPr>
+      </w:pPr>
+      <w:proofErr w:type="gramStart"/>
+      <w:r>
+        <w:rPr>
+          <w:b/>
+          <w:lang w:val="it-IT"/>
+        </w:rPr>
+        <w:t>d</w:t>
+      </w:r>
+      <w:r>
+        <w:rPr>
+          <w:b/>
+          <w:lang w:val="it-IT"/>
+        </w:rPr>
+        <w:t>own</w:t>
+      </w:r>
+      <w:r>
+        <w:rPr>
+          <w:b/>
+          <w:lang w:val="it-IT"/>
+        </w:rPr>
+        <w:t>(</w:t>
+      </w:r>
+      <w:proofErr w:type="gramEnd"/>
+      <w:r>
+        <w:rPr>
+          <w:b/>
+          <w:lang w:val="it-IT"/>
+        </w:rPr>
+        <w:t xml:space="preserve">): </w:t>
+      </w:r>
+      <w:r>
+        <w:rPr>
+          <w:lang w:val="it-IT"/>
+        </w:rPr>
+        <w:t>Si occupa di eliminare lo schema se già esistente</w:t>
+      </w:r>
+      <w:r>
+        <w:rPr>
+          <w:lang w:val="it-IT"/>
+        </w:rPr>
+        <w:t>.</w:t>
+      </w:r>
+    </w:p>
+    <w:p>
+      <w:pPr>
+        <w:pStyle w:val="Code"/>
+        <w:ind w:left="360"/>
+        <w:rPr>
+          <w:sz w:val="16"/>
+          <w:szCs w:val="16"/>
+          <w:lang w:val="fr-CH"/>
+        </w:rPr>
+      </w:pPr>
+      <w:r>
+        <w:rPr>
+          <w:sz w:val="16"/>
+          <w:szCs w:val="16"/>
+          <w:lang w:val="fr-CH"/>
+        </w:rPr>
+        <w:t>public function down(): void</w:t>
+      </w:r>
+    </w:p>
+    <w:p>
+      <w:pPr>
+        <w:pStyle w:val="Code"/>
+        <w:ind w:left="360"/>
+        <w:rPr>
+          <w:sz w:val="16"/>
+          <w:szCs w:val="16"/>
+          <w:lang w:val="fr-CH"/>
+        </w:rPr>
+      </w:pPr>
+      <w:r>
+        <w:rPr>
+          <w:sz w:val="16"/>
+          <w:szCs w:val="16"/>
+          <w:lang w:val="fr-CH"/>
+        </w:rPr>
+        <w:t>{</w:t>
+      </w:r>
+    </w:p>
+    <w:p>
+      <w:pPr>
+        <w:pStyle w:val="Code"/>
+        <w:ind w:left="360"/>
+        <w:rPr>
+          <w:sz w:val="16"/>
+          <w:szCs w:val="16"/>
+          <w:lang w:val="fr-CH"/>
+        </w:rPr>
+      </w:pPr>
+      <w:r>
+        <w:rPr>
+          <w:sz w:val="16"/>
+          <w:szCs w:val="16"/>
+          <w:lang w:val="fr-CH"/>
+        </w:rPr>
+        <w:t xml:space="preserve">    Schema::dropIfExists('user_roles');</w:t>
+      </w:r>
+    </w:p>
+    <w:p>
+      <w:pPr>
+        <w:pStyle w:val="Code"/>
+        <w:ind w:left="360"/>
         <w:rPr>
           <w:sz w:val="16"/>
           <w:szCs w:val="16"/>
           <w:lang w:val="it-CH"/>
         </w:rPr>
+      </w:pPr>
+      <w:r>
+        <w:rPr>
+          <w:sz w:val="16"/>
+          <w:szCs w:val="16"/>
+          <w:lang w:val="it-CH"/>
+        </w:rPr>
         <w:t>}</w:t>
       </w:r>
     </w:p>
     <w:p>
       <w:pPr>
         <w:spacing w:before="240" w:after="240"/>
-        <w:rPr>
-          <w:b/>
-          <w:lang w:val="it-IT"/>
-        </w:rPr>
-      </w:pPr>
-      <w:proofErr w:type="gramStart"/>
-      <w:r>
-        <w:rPr>
-          <w:b/>
-          <w:lang w:val="it-IT"/>
-        </w:rPr>
-        <w:t>d</w:t>
-      </w:r>
-      <w:r>
-        <w:rPr>
-          <w:b/>
-          <w:lang w:val="it-IT"/>
-        </w:rPr>
-        <w:t>own</w:t>
-      </w:r>
-      <w:r>
-        <w:rPr>
-          <w:b/>
-          <w:lang w:val="it-IT"/>
-        </w:rPr>
-        <w:t>(</w:t>
-      </w:r>
-      <w:proofErr w:type="gramEnd"/>
-      <w:r>
-        <w:rPr>
-          <w:b/>
-          <w:lang w:val="it-IT"/>
-        </w:rPr>
-        <w:t xml:space="preserve">): </w:t>
-      </w:r>
-      <w:r>
-        <w:rPr>
-          <w:lang w:val="it-IT"/>
-        </w:rPr>
-        <w:t>Si occupa di eliminare lo schema se già esistente</w:t>
-      </w:r>
-      <w:r>
-        <w:rPr>
-          <w:lang w:val="it-IT"/>
-        </w:rPr>
-        <w:t>.</w:t>
+      </w:pPr>
+      <w:r>
+        <w:t>Comando per eseguire le migrazioni:</w:t>
+      </w:r>
+    </w:p>
+    <w:p>
+      <w:pPr>
+        <w:pStyle w:val="Code"/>
+        <w:ind w:left="360"/>
+        <w:rPr>
+          <w:sz w:val="16"/>
+          <w:szCs w:val="16"/>
+        </w:rPr>
+      </w:pPr>
+      <w:r>
+        <w:rPr>
+          <w:sz w:val="16"/>
+          <w:szCs w:val="16"/>
+        </w:rPr>
+        <w:t>php artisan migrat</w:t>
+      </w:r>
+      <w:r>
+        <w:rPr>
+          <w:sz w:val="16"/>
+          <w:szCs w:val="16"/>
+        </w:rPr>
+        <w:t>e</w:t>
+      </w:r>
+    </w:p>
+    <w:p>
+      <w:pPr>
+        <w:spacing w:before="240" w:after="240"/>
+        <w:rPr>
+          <w:lang w:val="it-IT"/>
+        </w:rPr>
+      </w:pPr>
+      <w:r>
+        <w:rPr>
+          <w:lang w:val="it-IT"/>
+        </w:rPr>
+        <w:t>Nel caso che si voglia eseguire una migrazione specifica di un file si può eseguire il seguente comando:</w:t>
       </w:r>
     </w:p>
     <w:p>
@@ -15586,7 +15727,105 @@
           <w:szCs w:val="16"/>
           <w:lang w:val="fr-CH"/>
         </w:rPr>
-        <w:t>public function down(): void</w:t>
+        <w:t>php artisan migrate --path=database/migrations/2025_03_12_120246_user_roles.php</w:t>
+      </w:r>
+    </w:p>
+    <w:p>
+      <w:pPr>
+        <w:rPr>
+          <w:b/>
+          <w:lang w:val="fr-CH"/>
+        </w:rPr>
+      </w:pPr>
+      <w:r>
+        <w:rPr>
+          <w:lang w:val="fr-CH"/>
+        </w:rPr>
+        <w:br w:type="page"/>
+      </w:r>
+    </w:p>
+    <w:p>
+      <w:pPr>
+        <w:pStyle w:val="Titolo3"/>
+      </w:pPr>
+      <w:proofErr w:type="spellStart"/>
+      <w:r>
+        <w:lastRenderedPageBreak/>
+        <w:t>Factories</w:t>
+      </w:r>
+      <w:proofErr w:type="spellEnd"/>
+    </w:p>
+    <w:p>
+      <w:r>
+        <w:t xml:space="preserve">Le </w:t>
+      </w:r>
+      <w:proofErr w:type="spellStart"/>
+      <w:r>
+        <w:t>factories</w:t>
+      </w:r>
+      <w:proofErr w:type="spellEnd"/>
+      <w:r>
+        <w:t xml:space="preserve"> sono classi PHP che generano </w:t>
+      </w:r>
+      <w:r>
+        <w:rPr>
+          <w:bCs/>
+        </w:rPr>
+        <w:t>dati fittizi</w:t>
+      </w:r>
+      <w:r>
+        <w:t xml:space="preserve"> per i </w:t>
+      </w:r>
+      <w:r>
+        <w:t xml:space="preserve">model (con l’ausilio di </w:t>
+      </w:r>
+      <w:proofErr w:type="spellStart"/>
+      <w:r>
+        <w:t>Faker</w:t>
+      </w:r>
+      <w:proofErr w:type="spellEnd"/>
+      <w:r>
+        <w:t>, ovvero una libreria PHP integrata in Laravel). Questi sono u</w:t>
+      </w:r>
+      <w:r>
+        <w:t>tili per testing o popola</w:t>
+      </w:r>
+      <w:r>
+        <w:t>zione</w:t>
+      </w:r>
+      <w:r>
+        <w:t xml:space="preserve"> il database con dati di </w:t>
+      </w:r>
+      <w:r>
+        <w:t>prova</w:t>
+      </w:r>
+      <w:r>
+        <w:t>.</w:t>
+      </w:r>
+      <w:r>
+        <w:t xml:space="preserve"> Esse hanno già dei metodi predefiniti che permetto, ad esempio di d</w:t>
+      </w:r>
+      <w:r>
+        <w:t>efinire campi casuali ma realistici (nomi, email, date)</w:t>
+      </w:r>
+      <w:r>
+        <w:t>.</w:t>
+      </w:r>
+    </w:p>
+    <w:p>
+      <w:pPr>
+        <w:spacing w:before="240" w:after="240"/>
+      </w:pPr>
+      <w:r>
+        <w:t xml:space="preserve">Ad esempio, la </w:t>
+      </w:r>
+      <w:proofErr w:type="spellStart"/>
+      <w:r>
+        <w:t>factory</w:t>
+      </w:r>
+      <w:proofErr w:type="spellEnd"/>
+      <w:r>
+        <w:t xml:space="preserve"> per popolare un utente con dati fittizi, sarebbe la seguente:</w:t>
       </w:r>
     </w:p>
     <w:p>
@@ -15605,7 +15844,7 @@
           <w:szCs w:val="16"/>
           <w:lang w:val="fr-CH"/>
         </w:rPr>
-        <w:t>{</w:t>
+        <w:t>public function definition(): array</w:t>
       </w:r>
     </w:p>
     <w:p>
@@ -15624,72 +15863,7 @@
           <w:szCs w:val="16"/>
           <w:lang w:val="fr-CH"/>
         </w:rPr>
-        <w:t xml:space="preserve">    Schema::dropIfExists('user_roles');</w:t>
-      </w:r>
-    </w:p>
-    <w:p>
-      <w:pPr>
-        <w:pStyle w:val="Code"/>
-        <w:ind w:left="360"/>
-        <w:rPr>
-          <w:sz w:val="16"/>
-          <w:szCs w:val="16"/>
-          <w:lang w:val="it-CH"/>
-        </w:rPr>
-      </w:pPr>
-      <w:r>
-        <w:rPr>
-          <w:sz w:val="16"/>
-          <w:szCs w:val="16"/>
-          <w:lang w:val="it-CH"/>
-        </w:rPr>
-        <w:t>}</w:t>
-      </w:r>
-    </w:p>
-    <w:p>
-      <w:pPr>
-        <w:spacing w:before="240" w:after="240"/>
-      </w:pPr>
-      <w:r>
-        <w:t>Comando per eseguire le migrazioni:</w:t>
-      </w:r>
-    </w:p>
-    <w:p>
-      <w:pPr>
-        <w:pStyle w:val="Code"/>
-        <w:ind w:left="360"/>
-        <w:rPr>
-          <w:sz w:val="16"/>
-          <w:szCs w:val="16"/>
-        </w:rPr>
-      </w:pPr>
-      <w:r>
-        <w:rPr>
-          <w:sz w:val="16"/>
-          <w:szCs w:val="16"/>
-        </w:rPr>
-        <w:t>php artisan migrat</w:t>
-      </w:r>
-      <w:r>
-        <w:rPr>
-          <w:sz w:val="16"/>
-          <w:szCs w:val="16"/>
-        </w:rPr>
-        <w:t>e</w:t>
-      </w:r>
-    </w:p>
-    <w:p>
-      <w:pPr>
-        <w:spacing w:before="240" w:after="240"/>
-        <w:rPr>
-          <w:lang w:val="it-IT"/>
-        </w:rPr>
-      </w:pPr>
-      <w:r>
-        <w:rPr>
-          <w:lang w:val="it-IT"/>
-        </w:rPr>
-        <w:t>Nel caso che si voglia eseguire una migrazione specifica di un file si può eseguire il seguente comando:</w:t>
+        <w:t>{</w:t>
       </w:r>
     </w:p>
     <w:p>
@@ -15708,349 +15882,202 @@
           <w:szCs w:val="16"/>
           <w:lang w:val="fr-CH"/>
         </w:rPr>
-        <w:t>php artisan migrate --path=database/migrations/2025_03_12_120246_user_roles.php</w:t>
-      </w:r>
-    </w:p>
-    <w:p>
-      <w:pPr>
-        <w:rPr>
-          <w:b/>
-          <w:lang w:val="fr-CH"/>
-        </w:rPr>
-      </w:pPr>
-      <w:r>
-        <w:rPr>
-          <w:lang w:val="fr-CH"/>
-        </w:rPr>
-        <w:br w:type="page"/>
-      </w:r>
-    </w:p>
-    <w:p>
-      <w:pPr>
-        <w:pStyle w:val="Titolo3"/>
-      </w:pPr>
-      <w:proofErr w:type="spellStart"/>
-      <w:r>
-        <w:lastRenderedPageBreak/>
-        <w:t>Factories</w:t>
-      </w:r>
-      <w:proofErr w:type="spellEnd"/>
-    </w:p>
-    <w:p>
-      <w:r>
-        <w:t xml:space="preserve">Le </w:t>
-      </w:r>
-      <w:proofErr w:type="spellStart"/>
-      <w:r>
-        <w:t>factories</w:t>
-      </w:r>
-      <w:proofErr w:type="spellEnd"/>
-      <w:r>
-        <w:t xml:space="preserve"> sono classi PHP che generano </w:t>
-      </w:r>
-      <w:r>
-        <w:rPr>
-          <w:bCs/>
-        </w:rPr>
-        <w:t>dati fittizi</w:t>
-      </w:r>
-      <w:r>
-        <w:t xml:space="preserve"> per i </w:t>
-      </w:r>
-      <w:r>
-        <w:t xml:space="preserve">model (con l’ausilio di </w:t>
-      </w:r>
-      <w:proofErr w:type="spellStart"/>
-      <w:r>
-        <w:t>Faker</w:t>
-      </w:r>
-      <w:proofErr w:type="spellEnd"/>
-      <w:r>
-        <w:t>, ovvero una libreria PHP integrata in Laravel). Questi sono u</w:t>
-      </w:r>
-      <w:r>
-        <w:t>tili per testing o popola</w:t>
-      </w:r>
-      <w:r>
-        <w:t>zione</w:t>
-      </w:r>
-      <w:r>
-        <w:t xml:space="preserve"> il database con dati di </w:t>
-      </w:r>
-      <w:r>
-        <w:t>prova</w:t>
-      </w:r>
-      <w:r>
-        <w:t>.</w:t>
-      </w:r>
-      <w:r>
-        <w:t xml:space="preserve"> Esse hanno già dei metodi predefiniti che permetto, ad esempio di d</w:t>
-      </w:r>
-      <w:r>
-        <w:t>efinire campi casuali ma realistici (nomi, email, date)</w:t>
-      </w:r>
-      <w:r>
-        <w:t>.</w:t>
-      </w:r>
-    </w:p>
-    <w:p>
-      <w:pPr>
-        <w:spacing w:before="240" w:after="240"/>
-      </w:pPr>
-      <w:r>
-        <w:t xml:space="preserve">Ad esempio, la </w:t>
-      </w:r>
-      <w:proofErr w:type="spellStart"/>
-      <w:r>
-        <w:t>factory</w:t>
-      </w:r>
-      <w:proofErr w:type="spellEnd"/>
-      <w:r>
-        <w:t xml:space="preserve"> per popolare un utente con dati fittizi, sarebbe la seguente:</w:t>
+        <w:t xml:space="preserve">    return [</w:t>
       </w:r>
     </w:p>
     <w:p>
       <w:pPr>
         <w:pStyle w:val="Code"/>
         <w:ind w:left="360"/>
+        <w:rPr>
+          <w:sz w:val="16"/>
+          <w:szCs w:val="16"/>
+          <w:lang w:val="de-CH"/>
+        </w:rPr>
+      </w:pPr>
+      <w:r>
         <w:rPr>
           <w:sz w:val="16"/>
           <w:szCs w:val="16"/>
           <w:lang w:val="fr-CH"/>
         </w:rPr>
-      </w:pPr>
-      <w:r>
+        <w:t xml:space="preserve">        </w:t>
+      </w:r>
+      <w:r>
+        <w:rPr>
+          <w:sz w:val="16"/>
+          <w:szCs w:val="16"/>
+          <w:lang w:val="de-CH"/>
+        </w:rPr>
+        <w:t>'name' =&gt; fake()-&gt;name(),</w:t>
+      </w:r>
+    </w:p>
+    <w:p>
+      <w:pPr>
+        <w:pStyle w:val="Code"/>
+        <w:ind w:left="360"/>
+        <w:rPr>
+          <w:sz w:val="16"/>
+          <w:szCs w:val="16"/>
+          <w:lang w:val="de-CH"/>
+        </w:rPr>
+      </w:pPr>
+      <w:r>
+        <w:rPr>
+          <w:sz w:val="16"/>
+          <w:szCs w:val="16"/>
+          <w:lang w:val="de-CH"/>
+        </w:rPr>
+        <w:t xml:space="preserve">        'surname' =&gt; fake()-&gt;lastName(),</w:t>
+      </w:r>
+    </w:p>
+    <w:p>
+      <w:pPr>
+        <w:pStyle w:val="Code"/>
+        <w:ind w:left="360"/>
+        <w:rPr>
+          <w:sz w:val="16"/>
+          <w:szCs w:val="16"/>
+          <w:lang w:val="de-CH"/>
+        </w:rPr>
+      </w:pPr>
+      <w:r>
+        <w:rPr>
+          <w:sz w:val="16"/>
+          <w:szCs w:val="16"/>
+          <w:lang w:val="de-CH"/>
+        </w:rPr>
+        <w:t xml:space="preserve">        'username' =&gt; fake()-&gt;userName(),</w:t>
+      </w:r>
+    </w:p>
+    <w:p>
+      <w:pPr>
+        <w:pStyle w:val="Code"/>
+        <w:ind w:left="360"/>
+        <w:rPr>
+          <w:sz w:val="16"/>
+          <w:szCs w:val="16"/>
+          <w:lang w:val="de-CH"/>
+        </w:rPr>
+      </w:pPr>
+      <w:r>
+        <w:rPr>
+          <w:sz w:val="16"/>
+          <w:szCs w:val="16"/>
+          <w:lang w:val="de-CH"/>
+        </w:rPr>
+        <w:t xml:space="preserve">        'born_date' =&gt; fake()-&gt;dateTimeBetween('-100 years', '-18 years')-&gt;format('Y-m-d'),</w:t>
+      </w:r>
+    </w:p>
+    <w:p>
+      <w:pPr>
+        <w:pStyle w:val="Code"/>
+        <w:ind w:left="360"/>
+        <w:rPr>
+          <w:sz w:val="16"/>
+          <w:szCs w:val="16"/>
+          <w:lang w:val="de-CH"/>
+        </w:rPr>
+      </w:pPr>
+      <w:r>
+        <w:rPr>
+          <w:sz w:val="16"/>
+          <w:szCs w:val="16"/>
+          <w:lang w:val="de-CH"/>
+        </w:rPr>
+        <w:t xml:space="preserve">        'address' =&gt; fake()-&gt;address(),</w:t>
+      </w:r>
+    </w:p>
+    <w:p>
+      <w:pPr>
+        <w:pStyle w:val="Code"/>
+        <w:ind w:left="360"/>
+        <w:rPr>
+          <w:sz w:val="16"/>
+          <w:szCs w:val="16"/>
+          <w:lang w:val="de-CH"/>
+        </w:rPr>
+      </w:pPr>
+      <w:r>
+        <w:rPr>
+          <w:sz w:val="16"/>
+          <w:szCs w:val="16"/>
+          <w:lang w:val="de-CH"/>
+        </w:rPr>
+        <w:t xml:space="preserve">        'postcode' =&gt; preg_replace('/[^0-9]/', '', fake()-&gt;postcode()),</w:t>
+      </w:r>
+    </w:p>
+    <w:p>
+      <w:pPr>
+        <w:pStyle w:val="Code"/>
+        <w:ind w:left="360"/>
+        <w:rPr>
+          <w:sz w:val="16"/>
+          <w:szCs w:val="16"/>
+          <w:lang w:val="de-CH"/>
+        </w:rPr>
+      </w:pPr>
+      <w:r>
+        <w:rPr>
+          <w:sz w:val="16"/>
+          <w:szCs w:val="16"/>
+          <w:lang w:val="de-CH"/>
+        </w:rPr>
+        <w:t xml:space="preserve">        'city' =&gt; fake()-&gt;city(),</w:t>
+      </w:r>
+    </w:p>
+    <w:p>
+      <w:pPr>
+        <w:pStyle w:val="Code"/>
+        <w:ind w:left="360"/>
+        <w:rPr>
+          <w:sz w:val="16"/>
+          <w:szCs w:val="16"/>
+          <w:lang w:val="de-CH"/>
+        </w:rPr>
+      </w:pPr>
+      <w:r>
+        <w:rPr>
+          <w:sz w:val="16"/>
+          <w:szCs w:val="16"/>
+          <w:lang w:val="de-CH"/>
+        </w:rPr>
+        <w:t xml:space="preserve">        </w:t>
+      </w:r>
+      <w:r>
+        <w:rPr>
+          <w:sz w:val="16"/>
+          <w:szCs w:val="16"/>
+          <w:lang w:val="de-CH"/>
+        </w:rPr>
+        <w:t>'country' =&gt; fake()-&gt;country(),</w:t>
+      </w:r>
+    </w:p>
+    <w:p>
+      <w:pPr>
+        <w:pStyle w:val="Code"/>
+        <w:ind w:left="360"/>
         <w:rPr>
           <w:sz w:val="16"/>
           <w:szCs w:val="16"/>
           <w:lang w:val="fr-CH"/>
         </w:rPr>
-        <w:t>public function definition(): array</w:t>
-      </w:r>
-    </w:p>
-    <w:p>
-      <w:pPr>
-        <w:pStyle w:val="Code"/>
-        <w:ind w:left="360"/>
+      </w:pPr>
+      <w:r>
+        <w:rPr>
+          <w:sz w:val="16"/>
+          <w:szCs w:val="16"/>
+          <w:lang w:val="de-CH"/>
+        </w:rPr>
+        <w:t xml:space="preserve">        </w:t>
+      </w:r>
+      <w:r>
         <w:rPr>
           <w:sz w:val="16"/>
           <w:szCs w:val="16"/>
           <w:lang w:val="fr-CH"/>
         </w:rPr>
-      </w:pPr>
-      <w:r>
-        <w:rPr>
-          <w:sz w:val="16"/>
-          <w:szCs w:val="16"/>
-          <w:lang w:val="fr-CH"/>
-        </w:rPr>
-        <w:t>{</w:t>
-      </w:r>
-    </w:p>
-    <w:p>
-      <w:pPr>
-        <w:pStyle w:val="Code"/>
-        <w:ind w:left="360"/>
-        <w:rPr>
-          <w:sz w:val="16"/>
-          <w:szCs w:val="16"/>
-          <w:lang w:val="fr-CH"/>
-        </w:rPr>
-      </w:pPr>
-      <w:r>
-        <w:rPr>
-          <w:sz w:val="16"/>
-          <w:szCs w:val="16"/>
-          <w:lang w:val="fr-CH"/>
-        </w:rPr>
-        <w:t xml:space="preserve">    return [</w:t>
-      </w:r>
-    </w:p>
-    <w:p>
-      <w:pPr>
-        <w:pStyle w:val="Code"/>
-        <w:ind w:left="360"/>
-        <w:rPr>
-          <w:sz w:val="16"/>
-          <w:szCs w:val="16"/>
-          <w:lang w:val="de-CH"/>
-        </w:rPr>
-      </w:pPr>
-      <w:r>
-        <w:rPr>
-          <w:sz w:val="16"/>
-          <w:szCs w:val="16"/>
-          <w:lang w:val="fr-CH"/>
-        </w:rPr>
-        <w:t xml:space="preserve">        </w:t>
-      </w:r>
-      <w:r>
-        <w:rPr>
-          <w:sz w:val="16"/>
-          <w:szCs w:val="16"/>
-          <w:lang w:val="de-CH"/>
-        </w:rPr>
-        <w:t>'name' =&gt; fake()-&gt;name(),</w:t>
-      </w:r>
-    </w:p>
-    <w:p>
-      <w:pPr>
-        <w:pStyle w:val="Code"/>
-        <w:ind w:left="360"/>
-        <w:rPr>
-          <w:sz w:val="16"/>
-          <w:szCs w:val="16"/>
-          <w:lang w:val="de-CH"/>
-        </w:rPr>
-      </w:pPr>
-      <w:r>
-        <w:rPr>
-          <w:sz w:val="16"/>
-          <w:szCs w:val="16"/>
-          <w:lang w:val="de-CH"/>
-        </w:rPr>
-        <w:t xml:space="preserve">        'surname' =&gt; fake()-&gt;lastName(),</w:t>
-      </w:r>
-    </w:p>
-    <w:p>
-      <w:pPr>
-        <w:pStyle w:val="Code"/>
-        <w:ind w:left="360"/>
-        <w:rPr>
-          <w:sz w:val="16"/>
-          <w:szCs w:val="16"/>
-          <w:lang w:val="de-CH"/>
-        </w:rPr>
-      </w:pPr>
-      <w:r>
-        <w:rPr>
-          <w:sz w:val="16"/>
-          <w:szCs w:val="16"/>
-          <w:lang w:val="de-CH"/>
-        </w:rPr>
-        <w:t xml:space="preserve">        'username' =&gt; fake()-&gt;userName(),</w:t>
-      </w:r>
-    </w:p>
-    <w:p>
-      <w:pPr>
-        <w:pStyle w:val="Code"/>
-        <w:ind w:left="360"/>
-        <w:rPr>
-          <w:sz w:val="16"/>
-          <w:szCs w:val="16"/>
-          <w:lang w:val="de-CH"/>
-        </w:rPr>
-      </w:pPr>
-      <w:r>
-        <w:rPr>
-          <w:sz w:val="16"/>
-          <w:szCs w:val="16"/>
-          <w:lang w:val="de-CH"/>
-        </w:rPr>
-        <w:t xml:space="preserve">        'born_date' =&gt; fake()-&gt;dateTimeBetween('-100 years', '-18 years')-&gt;format('Y-m-d'),</w:t>
-      </w:r>
-    </w:p>
-    <w:p>
-      <w:pPr>
-        <w:pStyle w:val="Code"/>
-        <w:ind w:left="360"/>
-        <w:rPr>
-          <w:sz w:val="16"/>
-          <w:szCs w:val="16"/>
-          <w:lang w:val="de-CH"/>
-        </w:rPr>
-      </w:pPr>
-      <w:r>
-        <w:rPr>
-          <w:sz w:val="16"/>
-          <w:szCs w:val="16"/>
-          <w:lang w:val="de-CH"/>
-        </w:rPr>
-        <w:t xml:space="preserve">        'address' =&gt; fake()-&gt;address(),</w:t>
-      </w:r>
-    </w:p>
-    <w:p>
-      <w:pPr>
-        <w:pStyle w:val="Code"/>
-        <w:ind w:left="360"/>
-        <w:rPr>
-          <w:sz w:val="16"/>
-          <w:szCs w:val="16"/>
-          <w:lang w:val="de-CH"/>
-        </w:rPr>
-      </w:pPr>
-      <w:r>
-        <w:rPr>
-          <w:sz w:val="16"/>
-          <w:szCs w:val="16"/>
-          <w:lang w:val="de-CH"/>
-        </w:rPr>
-        <w:t xml:space="preserve">        'postcode' =&gt; preg_replace('/[^0-9]/', '', fake()-&gt;postcode()),</w:t>
-      </w:r>
-    </w:p>
-    <w:p>
-      <w:pPr>
-        <w:pStyle w:val="Code"/>
-        <w:ind w:left="360"/>
-        <w:rPr>
-          <w:sz w:val="16"/>
-          <w:szCs w:val="16"/>
-          <w:lang w:val="de-CH"/>
-        </w:rPr>
-      </w:pPr>
-      <w:r>
-        <w:rPr>
-          <w:sz w:val="16"/>
-          <w:szCs w:val="16"/>
-          <w:lang w:val="de-CH"/>
-        </w:rPr>
-        <w:t xml:space="preserve">        'city' =&gt; fake()-&gt;city(),</w:t>
-      </w:r>
-    </w:p>
-    <w:p>
-      <w:pPr>
-        <w:pStyle w:val="Code"/>
-        <w:ind w:left="360"/>
-        <w:rPr>
-          <w:sz w:val="16"/>
-          <w:szCs w:val="16"/>
-          <w:lang w:val="fr-CH"/>
-        </w:rPr>
-      </w:pPr>
-      <w:r>
-        <w:rPr>
-          <w:sz w:val="16"/>
-          <w:szCs w:val="16"/>
-          <w:lang w:val="de-CH"/>
-        </w:rPr>
-        <w:t xml:space="preserve">        </w:t>
-      </w:r>
-      <w:r>
-        <w:rPr>
-          <w:sz w:val="16"/>
-          <w:szCs w:val="16"/>
-          <w:lang w:val="fr-CH"/>
-        </w:rPr>
-        <w:t>'country' =&gt; fake()-&gt;country(),</w:t>
-      </w:r>
-    </w:p>
-    <w:p>
-      <w:pPr>
-        <w:pStyle w:val="Code"/>
-        <w:ind w:left="360"/>
-        <w:rPr>
-          <w:sz w:val="16"/>
-          <w:szCs w:val="16"/>
-          <w:lang w:val="fr-CH"/>
-        </w:rPr>
-      </w:pPr>
-      <w:r>
-        <w:rPr>
-          <w:sz w:val="16"/>
-          <w:szCs w:val="16"/>
-          <w:lang w:val="fr-CH"/>
-        </w:rPr>
-        <w:t xml:space="preserve">        'phone' =&gt; fake()-&gt;phoneNumber(),</w:t>
+        <w:t>'phone' =&gt; fake()-&gt;phoneNumber(),</w:t>
       </w:r>
     </w:p>
     <w:p>
@@ -16606,7 +16633,6 @@
         <w:t>php artisan migrate --seed</w:t>
       </w:r>
     </w:p>
-    <w:p/>
     <w:p>
       <w:pPr>
         <w:pStyle w:val="Titolo3"/>
@@ -16978,6 +17004,383 @@
         </w:rPr>
         <w:t xml:space="preserve"> () {</w:t>
       </w:r>
+      <w:r>
+        <w:rPr>
+          <w:noProof w:val="0"/>
+          <w:sz w:val="16"/>
+          <w:szCs w:val="16"/>
+          <w:lang w:val="fr-CH"/>
+        </w:rPr>
+        <w:br/>
+      </w:r>
+      <w:r>
+        <w:rPr>
+          <w:noProof w:val="0"/>
+          <w:sz w:val="16"/>
+          <w:szCs w:val="16"/>
+          <w:lang w:val="fr-CH"/>
+        </w:rPr>
+        <w:t xml:space="preserve">    </w:t>
+      </w:r>
+      <w:r>
+        <w:rPr>
+          <w:noProof w:val="0"/>
+          <w:sz w:val="16"/>
+          <w:szCs w:val="16"/>
+          <w:lang w:val="fr-CH"/>
+        </w:rPr>
+        <w:t xml:space="preserve">return </w:t>
+      </w:r>
+      <w:proofErr w:type="spellStart"/>
+      <w:r>
+        <w:rPr>
+          <w:noProof w:val="0"/>
+          <w:sz w:val="16"/>
+          <w:szCs w:val="16"/>
+          <w:lang w:val="fr-CH"/>
+        </w:rPr>
+        <w:t>view</w:t>
+      </w:r>
+      <w:proofErr w:type="spellEnd"/>
+      <w:r>
+        <w:rPr>
+          <w:noProof w:val="0"/>
+          <w:sz w:val="16"/>
+          <w:szCs w:val="16"/>
+          <w:lang w:val="fr-CH"/>
+        </w:rPr>
+        <w:t>('home');</w:t>
+      </w:r>
+      <w:r>
+        <w:rPr>
+          <w:noProof w:val="0"/>
+          <w:sz w:val="16"/>
+          <w:szCs w:val="16"/>
+          <w:lang w:val="fr-CH"/>
+        </w:rPr>
+        <w:br/>
+      </w:r>
+      <w:r>
+        <w:rPr>
+          <w:noProof w:val="0"/>
+          <w:sz w:val="16"/>
+          <w:szCs w:val="16"/>
+          <w:lang w:val="fr-CH"/>
+        </w:rPr>
+        <w:t>})-&gt;</w:t>
+      </w:r>
+      <w:proofErr w:type="spellStart"/>
+      <w:r>
+        <w:rPr>
+          <w:noProof w:val="0"/>
+          <w:sz w:val="16"/>
+          <w:szCs w:val="16"/>
+          <w:lang w:val="fr-CH"/>
+        </w:rPr>
+        <w:t>name</w:t>
+      </w:r>
+      <w:proofErr w:type="spellEnd"/>
+      <w:r>
+        <w:rPr>
+          <w:noProof w:val="0"/>
+          <w:sz w:val="16"/>
+          <w:szCs w:val="16"/>
+          <w:lang w:val="fr-CH"/>
+        </w:rPr>
+        <w:t>('home');</w:t>
+      </w:r>
+    </w:p>
+    <w:p>
+      <w:pPr>
+        <w:spacing w:before="240" w:after="160" w:line="259" w:lineRule="auto"/>
+        <w:rPr>
+          <w:rFonts w:asciiTheme="minorHAnsi" w:eastAsiaTheme="minorHAnsi" w:hAnsiTheme="minorHAnsi" w:cstheme="minorBidi"/>
+          <w:b/>
+          <w:sz w:val="22"/>
+          <w:szCs w:val="22"/>
+          <w:lang w:eastAsia="en-US"/>
+        </w:rPr>
+      </w:pPr>
+      <w:proofErr w:type="spellStart"/>
+      <w:proofErr w:type="gramStart"/>
+      <w:r>
+        <w:rPr>
+          <w:rFonts w:asciiTheme="minorHAnsi" w:eastAsiaTheme="minorHAnsi" w:hAnsiTheme="minorHAnsi" w:cstheme="minorBidi"/>
+          <w:b/>
+          <w:sz w:val="22"/>
+          <w:szCs w:val="22"/>
+          <w:lang w:eastAsia="en-US"/>
+        </w:rPr>
+        <w:t>Route</w:t>
+      </w:r>
+      <w:proofErr w:type="spellEnd"/>
+      <w:r>
+        <w:rPr>
+          <w:rFonts w:asciiTheme="minorHAnsi" w:eastAsiaTheme="minorHAnsi" w:hAnsiTheme="minorHAnsi" w:cstheme="minorBidi"/>
+          <w:b/>
+          <w:sz w:val="22"/>
+          <w:szCs w:val="22"/>
+          <w:lang w:eastAsia="en-US"/>
+        </w:rPr>
+        <w:t>::</w:t>
+      </w:r>
+      <w:proofErr w:type="spellStart"/>
+      <w:proofErr w:type="gramEnd"/>
+      <w:r>
+        <w:rPr>
+          <w:rFonts w:asciiTheme="minorHAnsi" w:eastAsiaTheme="minorHAnsi" w:hAnsiTheme="minorHAnsi" w:cstheme="minorBidi"/>
+          <w:b/>
+          <w:sz w:val="22"/>
+          <w:szCs w:val="22"/>
+          <w:lang w:eastAsia="en-US"/>
+        </w:rPr>
+        <w:t>get</w:t>
+      </w:r>
+      <w:proofErr w:type="spellEnd"/>
+      <w:r>
+        <w:rPr>
+          <w:rFonts w:asciiTheme="minorHAnsi" w:eastAsiaTheme="minorHAnsi" w:hAnsiTheme="minorHAnsi" w:cstheme="minorBidi"/>
+          <w:b/>
+          <w:sz w:val="22"/>
+          <w:szCs w:val="22"/>
+          <w:lang w:eastAsia="en-US"/>
+        </w:rPr>
+        <w:t>():</w:t>
+      </w:r>
+    </w:p>
+    <w:p>
+      <w:pPr>
+        <w:numPr>
+          <w:ilvl w:val="0"/>
+          <w:numId w:val="38"/>
+        </w:numPr>
+        <w:spacing w:after="160" w:line="259" w:lineRule="auto"/>
+        <w:contextualSpacing/>
+        <w:rPr>
+          <w:rFonts w:asciiTheme="minorHAnsi" w:eastAsiaTheme="minorHAnsi" w:hAnsiTheme="minorHAnsi" w:cstheme="minorBidi"/>
+          <w:sz w:val="22"/>
+          <w:szCs w:val="22"/>
+          <w:lang w:eastAsia="en-US"/>
+        </w:rPr>
+      </w:pPr>
+      <w:r>
+        <w:rPr>
+          <w:rFonts w:asciiTheme="minorHAnsi" w:eastAsiaTheme="minorHAnsi" w:hAnsiTheme="minorHAnsi" w:cstheme="minorBidi"/>
+          <w:sz w:val="22"/>
+          <w:szCs w:val="22"/>
+          <w:lang w:eastAsia="en-US"/>
+        </w:rPr>
+        <w:t>Specifica che questa rotta risponde solo alle richieste HTTP di tipo GET. Il primo parametro '/' indica che questa è la rotta per la homepage (radice del sito)</w:t>
+      </w:r>
+    </w:p>
+    <w:p>
+      <w:pPr>
+        <w:spacing w:before="240" w:after="160" w:line="259" w:lineRule="auto"/>
+        <w:rPr>
+          <w:rFonts w:asciiTheme="minorHAnsi" w:eastAsiaTheme="minorHAnsi" w:hAnsiTheme="minorHAnsi" w:cstheme="minorBidi"/>
+          <w:b/>
+          <w:sz w:val="22"/>
+          <w:szCs w:val="22"/>
+          <w:lang w:eastAsia="en-US"/>
+        </w:rPr>
+      </w:pPr>
+      <w:r>
+        <w:rPr>
+          <w:rFonts w:asciiTheme="minorHAnsi" w:eastAsiaTheme="minorHAnsi" w:hAnsiTheme="minorHAnsi" w:cstheme="minorBidi"/>
+          <w:b/>
+          <w:sz w:val="22"/>
+          <w:szCs w:val="22"/>
+          <w:lang w:eastAsia="en-US"/>
+        </w:rPr>
+        <w:t xml:space="preserve">return view('home'): </w:t>
+      </w:r>
+    </w:p>
+    <w:p>
+      <w:pPr>
+        <w:numPr>
+          <w:ilvl w:val="0"/>
+          <w:numId w:val="38"/>
+        </w:numPr>
+        <w:spacing w:after="160" w:line="259" w:lineRule="auto"/>
+        <w:contextualSpacing/>
+        <w:rPr>
+          <w:rFonts w:asciiTheme="minorHAnsi" w:eastAsiaTheme="minorHAnsi" w:hAnsiTheme="minorHAnsi" w:cstheme="minorBidi"/>
+          <w:sz w:val="22"/>
+          <w:szCs w:val="22"/>
+          <w:lang w:eastAsia="en-US"/>
+        </w:rPr>
+      </w:pPr>
+      <w:r>
+        <w:rPr>
+          <w:rFonts w:asciiTheme="minorHAnsi" w:eastAsiaTheme="minorHAnsi" w:hAnsiTheme="minorHAnsi" w:cstheme="minorBidi"/>
+          <w:sz w:val="22"/>
+          <w:szCs w:val="22"/>
+          <w:lang w:eastAsia="en-US"/>
+        </w:rPr>
+        <w:t>R</w:t>
+      </w:r>
+      <w:r>
+        <w:rPr>
+          <w:rFonts w:asciiTheme="minorHAnsi" w:eastAsiaTheme="minorHAnsi" w:hAnsiTheme="minorHAnsi" w:cstheme="minorBidi"/>
+          <w:sz w:val="22"/>
+          <w:szCs w:val="22"/>
+          <w:lang w:eastAsia="en-US"/>
+        </w:rPr>
+        <w:t>estituisce la vista chiamata 'home' (resources/views/</w:t>
+      </w:r>
+      <w:proofErr w:type="spellStart"/>
+      <w:r>
+        <w:rPr>
+          <w:rFonts w:asciiTheme="minorHAnsi" w:eastAsiaTheme="minorHAnsi" w:hAnsiTheme="minorHAnsi" w:cstheme="minorBidi"/>
+          <w:sz w:val="22"/>
+          <w:szCs w:val="22"/>
+          <w:lang w:eastAsia="en-US"/>
+        </w:rPr>
+        <w:t>home.blade.php</w:t>
+      </w:r>
+      <w:proofErr w:type="spellEnd"/>
+      <w:r>
+        <w:rPr>
+          <w:rFonts w:asciiTheme="minorHAnsi" w:eastAsiaTheme="minorHAnsi" w:hAnsiTheme="minorHAnsi" w:cstheme="minorBidi"/>
+          <w:sz w:val="22"/>
+          <w:szCs w:val="22"/>
+          <w:lang w:eastAsia="en-US"/>
+        </w:rPr>
+        <w:t>)</w:t>
+      </w:r>
+    </w:p>
+    <w:p>
+      <w:pPr>
+        <w:spacing w:before="240" w:after="160" w:line="259" w:lineRule="auto"/>
+        <w:rPr>
+          <w:rFonts w:asciiTheme="minorHAnsi" w:eastAsiaTheme="minorHAnsi" w:hAnsiTheme="minorHAnsi" w:cstheme="minorBidi"/>
+          <w:b/>
+          <w:sz w:val="22"/>
+          <w:szCs w:val="22"/>
+          <w:lang w:eastAsia="en-US"/>
+        </w:rPr>
+      </w:pPr>
+      <w:r>
+        <w:rPr>
+          <w:rFonts w:asciiTheme="minorHAnsi" w:eastAsiaTheme="minorHAnsi" w:hAnsiTheme="minorHAnsi" w:cstheme="minorBidi"/>
+          <w:b/>
+          <w:sz w:val="22"/>
+          <w:szCs w:val="22"/>
+          <w:lang w:eastAsia="en-US"/>
+        </w:rPr>
+        <w:t>name('home'):</w:t>
+      </w:r>
+    </w:p>
+    <w:p>
+      <w:pPr>
+        <w:numPr>
+          <w:ilvl w:val="0"/>
+          <w:numId w:val="38"/>
+        </w:numPr>
+        <w:spacing w:line="259" w:lineRule="auto"/>
+        <w:contextualSpacing/>
+        <w:rPr>
+          <w:rFonts w:asciiTheme="minorHAnsi" w:eastAsiaTheme="minorHAnsi" w:hAnsiTheme="minorHAnsi" w:cstheme="minorBidi"/>
+          <w:sz w:val="22"/>
+          <w:szCs w:val="22"/>
+          <w:lang w:eastAsia="en-US"/>
+        </w:rPr>
+      </w:pPr>
+      <w:r>
+        <w:rPr>
+          <w:rFonts w:asciiTheme="minorHAnsi" w:eastAsiaTheme="minorHAnsi" w:hAnsiTheme="minorHAnsi" w:cstheme="minorBidi"/>
+          <w:sz w:val="22"/>
+          <w:szCs w:val="22"/>
+          <w:lang w:eastAsia="en-US"/>
+        </w:rPr>
+        <w:t>Assegna un nome identificativo ('home') alla rotta.</w:t>
+      </w:r>
+      <w:r>
+        <w:rPr>
+          <w:rFonts w:asciiTheme="minorHAnsi" w:eastAsiaTheme="minorHAnsi" w:hAnsiTheme="minorHAnsi" w:cstheme="minorBidi"/>
+          <w:b/>
+          <w:sz w:val="22"/>
+          <w:szCs w:val="22"/>
+          <w:lang w:eastAsia="en-US"/>
+        </w:rPr>
+        <w:t xml:space="preserve"> </w:t>
+      </w:r>
+      <w:r>
+        <w:rPr>
+          <w:rFonts w:asciiTheme="minorHAnsi" w:eastAsiaTheme="minorHAnsi" w:hAnsiTheme="minorHAnsi" w:cstheme="minorBidi"/>
+          <w:sz w:val="22"/>
+          <w:szCs w:val="22"/>
+          <w:lang w:eastAsia="en-US"/>
+        </w:rPr>
+        <w:t>Questo permette di richiamare questa rotta usando route('home') invece di '/'</w:t>
+      </w:r>
+    </w:p>
+    <w:p>
+      <w:pPr>
+        <w:rPr>
+          <w:rFonts w:asciiTheme="minorHAnsi" w:eastAsiaTheme="minorHAnsi" w:hAnsiTheme="minorHAnsi" w:cstheme="minorBidi"/>
+          <w:sz w:val="22"/>
+          <w:szCs w:val="22"/>
+          <w:lang w:eastAsia="en-US"/>
+        </w:rPr>
+      </w:pPr>
+      <w:r>
+        <w:rPr>
+          <w:rFonts w:asciiTheme="minorHAnsi" w:eastAsiaTheme="minorHAnsi" w:hAnsiTheme="minorHAnsi" w:cstheme="minorBidi"/>
+          <w:sz w:val="22"/>
+          <w:szCs w:val="22"/>
+          <w:lang w:eastAsia="en-US"/>
+        </w:rPr>
+        <w:br w:type="page"/>
+      </w:r>
+    </w:p>
+    <w:p>
+      <w:pPr>
+        <w:pStyle w:val="Titolo3"/>
+        <w:rPr>
+          <w:rFonts w:eastAsiaTheme="minorHAnsi"/>
+          <w:lang w:eastAsia="en-US"/>
+        </w:rPr>
+      </w:pPr>
+      <w:r>
+        <w:rPr>
+          <w:rFonts w:eastAsiaTheme="minorHAnsi"/>
+          <w:lang w:eastAsia="en-US"/>
+        </w:rPr>
+        <w:lastRenderedPageBreak/>
+        <w:t>Rotta con Controller</w:t>
+      </w:r>
+    </w:p>
+    <w:p>
+      <w:pPr>
+        <w:rPr>
+          <w:rFonts w:eastAsiaTheme="minorHAnsi"/>
+          <w:lang w:val="it-IT" w:eastAsia="en-US"/>
+        </w:rPr>
+      </w:pPr>
+      <w:r>
+        <w:rPr>
+          <w:rFonts w:eastAsiaTheme="minorHAnsi"/>
+          <w:lang w:val="it-IT" w:eastAsia="en-US"/>
+        </w:rPr>
+        <w:t xml:space="preserve">La seguente rotta è un esempio di reindirizzamento alla pagina vendor (sfruttando il </w:t>
+      </w:r>
+      <w:proofErr w:type="spellStart"/>
+      <w:r>
+        <w:rPr>
+          <w:rFonts w:eastAsiaTheme="minorHAnsi"/>
+          <w:lang w:val="it-IT" w:eastAsia="en-US"/>
+        </w:rPr>
+        <w:t>VendorController</w:t>
+      </w:r>
+      <w:proofErr w:type="spellEnd"/>
+      <w:r>
+        <w:rPr>
+          <w:rFonts w:eastAsiaTheme="minorHAnsi"/>
+          <w:lang w:val="it-IT" w:eastAsia="en-US"/>
+        </w:rPr>
+        <w:t xml:space="preserve"> ed implementando dei controlli con Middleware).</w:t>
+      </w:r>
     </w:p>
     <w:p>
       <w:pPr>
@@ -16988,61 +17391,500 @@
         <w:spacing w:before="240"/>
         <w:ind w:left="500" w:right="566"/>
         <w:rPr>
-          <w:noProof w:val="0"/>
           <w:sz w:val="16"/>
           <w:szCs w:val="16"/>
-          <w:lang w:val="fr-CH"/>
-        </w:rPr>
-      </w:pPr>
-      <w:r>
-        <w:rPr>
-          <w:noProof w:val="0"/>
+          <w:lang w:val="it-CH"/>
+        </w:rPr>
+      </w:pPr>
+      <w:r>
+        <w:rPr>
           <w:sz w:val="16"/>
           <w:szCs w:val="16"/>
-          <w:lang w:val="fr-CH"/>
-        </w:rPr>
-        <w:t xml:space="preserve">    </w:t>
-      </w:r>
-      <w:r>
-        <w:rPr>
-          <w:noProof w:val="0"/>
+          <w:lang w:val="it-CH"/>
+        </w:rPr>
+        <w:t>Route::get('/vendor', [VendorController::class, 'index'])</w:t>
+      </w:r>
+      <w:r>
+        <w:rPr>
           <w:sz w:val="16"/>
           <w:szCs w:val="16"/>
-          <w:lang w:val="fr-CH"/>
-        </w:rPr>
-        <w:t xml:space="preserve">return </w:t>
-      </w:r>
-      <w:proofErr w:type="spellStart"/>
-      <w:r>
-        <w:rPr>
-          <w:noProof w:val="0"/>
+          <w:lang w:val="it-CH"/>
+        </w:rPr>
+        <w:br/>
+        <w:t xml:space="preserve"> </w:t>
+      </w:r>
+      <w:r>
+        <w:rPr>
           <w:sz w:val="16"/>
           <w:szCs w:val="16"/>
-          <w:lang w:val="fr-CH"/>
-        </w:rPr>
-        <w:t>view</w:t>
-      </w:r>
-      <w:proofErr w:type="spellEnd"/>
-      <w:r>
-        <w:rPr>
-          <w:noProof w:val="0"/>
+          <w:lang w:val="it-CH"/>
+        </w:rPr>
+        <w:t xml:space="preserve">   </w:t>
+      </w:r>
+      <w:r>
+        <w:rPr>
           <w:sz w:val="16"/>
           <w:szCs w:val="16"/>
-          <w:lang w:val="fr-CH"/>
-        </w:rPr>
-        <w:t>('home'</w:t>
-      </w:r>
-      <w:proofErr w:type="gramStart"/>
-      <w:r>
-        <w:rPr>
-          <w:noProof w:val="0"/>
+          <w:lang w:val="it-CH"/>
+        </w:rPr>
+        <w:t>-&gt;middleware(['auth', 'verified', 'vendor'])</w:t>
+      </w:r>
+      <w:r>
+        <w:rPr>
           <w:sz w:val="16"/>
           <w:szCs w:val="16"/>
-          <w:lang w:val="fr-CH"/>
-        </w:rPr>
-        <w:t>);</w:t>
-      </w:r>
+          <w:lang w:val="it-CH"/>
+        </w:rPr>
+        <w:br/>
+      </w:r>
+      <w:r>
+        <w:rPr>
+          <w:sz w:val="16"/>
+          <w:szCs w:val="16"/>
+          <w:lang w:val="it-CH"/>
+        </w:rPr>
+        <w:t xml:space="preserve">    -&gt;name('vendor');</w:t>
+      </w:r>
+    </w:p>
+    <w:p>
+      <w:pPr>
+        <w:spacing w:before="240" w:after="160" w:line="259" w:lineRule="auto"/>
+        <w:rPr>
+          <w:rFonts w:asciiTheme="minorHAnsi" w:eastAsiaTheme="minorHAnsi" w:hAnsiTheme="minorHAnsi" w:cstheme="minorBidi"/>
+          <w:b/>
+          <w:sz w:val="22"/>
+          <w:szCs w:val="22"/>
+          <w:lang w:eastAsia="en-US"/>
+        </w:rPr>
+      </w:pPr>
+      <w:proofErr w:type="spellStart"/>
+      <w:proofErr w:type="gramStart"/>
+      <w:r>
+        <w:rPr>
+          <w:rFonts w:asciiTheme="minorHAnsi" w:eastAsiaTheme="minorHAnsi" w:hAnsiTheme="minorHAnsi" w:cstheme="minorBidi"/>
+          <w:b/>
+          <w:sz w:val="22"/>
+          <w:szCs w:val="22"/>
+          <w:lang w:eastAsia="en-US"/>
+        </w:rPr>
+        <w:t>Route</w:t>
+      </w:r>
+      <w:proofErr w:type="spellEnd"/>
+      <w:r>
+        <w:rPr>
+          <w:rFonts w:asciiTheme="minorHAnsi" w:eastAsiaTheme="minorHAnsi" w:hAnsiTheme="minorHAnsi" w:cstheme="minorBidi"/>
+          <w:b/>
+          <w:sz w:val="22"/>
+          <w:szCs w:val="22"/>
+          <w:lang w:eastAsia="en-US"/>
+        </w:rPr>
+        <w:t>::</w:t>
+      </w:r>
+      <w:proofErr w:type="spellStart"/>
       <w:proofErr w:type="gramEnd"/>
+      <w:r>
+        <w:rPr>
+          <w:rFonts w:asciiTheme="minorHAnsi" w:eastAsiaTheme="minorHAnsi" w:hAnsiTheme="minorHAnsi" w:cstheme="minorBidi"/>
+          <w:b/>
+          <w:sz w:val="22"/>
+          <w:szCs w:val="22"/>
+          <w:lang w:eastAsia="en-US"/>
+        </w:rPr>
+        <w:t>get</w:t>
+      </w:r>
+      <w:proofErr w:type="spellEnd"/>
+      <w:r>
+        <w:rPr>
+          <w:rFonts w:asciiTheme="minorHAnsi" w:eastAsiaTheme="minorHAnsi" w:hAnsiTheme="minorHAnsi" w:cstheme="minorBidi"/>
+          <w:b/>
+          <w:sz w:val="22"/>
+          <w:szCs w:val="22"/>
+          <w:lang w:eastAsia="en-US"/>
+        </w:rPr>
+        <w:t>('/vendor')</w:t>
+      </w:r>
+    </w:p>
+    <w:p>
+      <w:pPr>
+        <w:spacing w:after="160" w:line="259" w:lineRule="auto"/>
+        <w:contextualSpacing/>
+        <w:rPr>
+          <w:rFonts w:asciiTheme="minorHAnsi" w:eastAsiaTheme="minorHAnsi" w:hAnsiTheme="minorHAnsi" w:cstheme="minorBidi"/>
+          <w:sz w:val="22"/>
+          <w:szCs w:val="22"/>
+          <w:lang w:eastAsia="en-US"/>
+        </w:rPr>
+      </w:pPr>
+      <w:r>
+        <w:rPr>
+          <w:rFonts w:asciiTheme="minorHAnsi" w:eastAsiaTheme="minorHAnsi" w:hAnsiTheme="minorHAnsi" w:cstheme="minorBidi"/>
+          <w:sz w:val="22"/>
+          <w:szCs w:val="22"/>
+          <w:lang w:eastAsia="en-US"/>
+        </w:rPr>
+        <w:t>Crea una rotta che risponde solo a richieste HTTP di tipo GET all'URL ‘/vendor’</w:t>
+      </w:r>
+    </w:p>
+    <w:p>
+      <w:pPr>
+        <w:spacing w:before="240" w:after="160" w:line="259" w:lineRule="auto"/>
+        <w:rPr>
+          <w:rFonts w:asciiTheme="minorHAnsi" w:eastAsiaTheme="minorHAnsi" w:hAnsiTheme="minorHAnsi" w:cstheme="minorBidi"/>
+          <w:b/>
+          <w:sz w:val="22"/>
+          <w:szCs w:val="22"/>
+          <w:lang w:eastAsia="en-US"/>
+        </w:rPr>
+      </w:pPr>
+      <w:r>
+        <w:rPr>
+          <w:rFonts w:asciiTheme="minorHAnsi" w:eastAsiaTheme="minorHAnsi" w:hAnsiTheme="minorHAnsi" w:cstheme="minorBidi"/>
+          <w:b/>
+          <w:sz w:val="22"/>
+          <w:szCs w:val="22"/>
+          <w:lang w:eastAsia="en-US"/>
+        </w:rPr>
+        <w:t>[</w:t>
+      </w:r>
+      <w:proofErr w:type="spellStart"/>
+      <w:proofErr w:type="gramStart"/>
+      <w:r>
+        <w:rPr>
+          <w:rFonts w:asciiTheme="minorHAnsi" w:eastAsiaTheme="minorHAnsi" w:hAnsiTheme="minorHAnsi" w:cstheme="minorBidi"/>
+          <w:b/>
+          <w:sz w:val="22"/>
+          <w:szCs w:val="22"/>
+          <w:lang w:eastAsia="en-US"/>
+        </w:rPr>
+        <w:t>VendorController</w:t>
+      </w:r>
+      <w:proofErr w:type="spellEnd"/>
+      <w:r>
+        <w:rPr>
+          <w:rFonts w:asciiTheme="minorHAnsi" w:eastAsiaTheme="minorHAnsi" w:hAnsiTheme="minorHAnsi" w:cstheme="minorBidi"/>
+          <w:b/>
+          <w:sz w:val="22"/>
+          <w:szCs w:val="22"/>
+          <w:lang w:eastAsia="en-US"/>
+        </w:rPr>
+        <w:t>::</w:t>
+      </w:r>
+      <w:proofErr w:type="gramEnd"/>
+      <w:r>
+        <w:rPr>
+          <w:rFonts w:asciiTheme="minorHAnsi" w:eastAsiaTheme="minorHAnsi" w:hAnsiTheme="minorHAnsi" w:cstheme="minorBidi"/>
+          <w:b/>
+          <w:sz w:val="22"/>
+          <w:szCs w:val="22"/>
+          <w:lang w:eastAsia="en-US"/>
+        </w:rPr>
+        <w:t>class, '</w:t>
+      </w:r>
+      <w:proofErr w:type="spellStart"/>
+      <w:r>
+        <w:rPr>
+          <w:rFonts w:asciiTheme="minorHAnsi" w:eastAsiaTheme="minorHAnsi" w:hAnsiTheme="minorHAnsi" w:cstheme="minorBidi"/>
+          <w:b/>
+          <w:sz w:val="22"/>
+          <w:szCs w:val="22"/>
+          <w:lang w:eastAsia="en-US"/>
+        </w:rPr>
+        <w:t>index</w:t>
+      </w:r>
+      <w:proofErr w:type="spellEnd"/>
+      <w:r>
+        <w:rPr>
+          <w:rFonts w:asciiTheme="minorHAnsi" w:eastAsiaTheme="minorHAnsi" w:hAnsiTheme="minorHAnsi" w:cstheme="minorBidi"/>
+          <w:b/>
+          <w:sz w:val="22"/>
+          <w:szCs w:val="22"/>
+          <w:lang w:eastAsia="en-US"/>
+        </w:rPr>
+        <w:t>']</w:t>
+      </w:r>
+    </w:p>
+    <w:p>
+      <w:pPr>
+        <w:spacing w:after="160" w:line="259" w:lineRule="auto"/>
+        <w:contextualSpacing/>
+        <w:rPr>
+          <w:rFonts w:asciiTheme="minorHAnsi" w:eastAsiaTheme="minorHAnsi" w:hAnsiTheme="minorHAnsi" w:cstheme="minorBidi"/>
+          <w:sz w:val="22"/>
+          <w:szCs w:val="22"/>
+          <w:lang w:eastAsia="en-US"/>
+        </w:rPr>
+      </w:pPr>
+      <w:r>
+        <w:rPr>
+          <w:rFonts w:asciiTheme="minorHAnsi" w:eastAsiaTheme="minorHAnsi" w:hAnsiTheme="minorHAnsi" w:cstheme="minorBidi"/>
+          <w:sz w:val="22"/>
+          <w:szCs w:val="22"/>
+          <w:lang w:eastAsia="en-US"/>
+        </w:rPr>
+        <w:t xml:space="preserve">Questa rotta è gestita da un Controller, specifica che il metodo </w:t>
+      </w:r>
+      <w:proofErr w:type="spellStart"/>
+      <w:proofErr w:type="gramStart"/>
+      <w:r>
+        <w:rPr>
+          <w:rFonts w:asciiTheme="minorHAnsi" w:eastAsiaTheme="minorHAnsi" w:hAnsiTheme="minorHAnsi" w:cstheme="minorBidi"/>
+          <w:sz w:val="22"/>
+          <w:szCs w:val="22"/>
+          <w:lang w:eastAsia="en-US"/>
+        </w:rPr>
+        <w:t>index</w:t>
+      </w:r>
+      <w:proofErr w:type="spellEnd"/>
+      <w:r>
+        <w:rPr>
+          <w:rFonts w:asciiTheme="minorHAnsi" w:eastAsiaTheme="minorHAnsi" w:hAnsiTheme="minorHAnsi" w:cstheme="minorBidi"/>
+          <w:sz w:val="22"/>
+          <w:szCs w:val="22"/>
+          <w:lang w:eastAsia="en-US"/>
+        </w:rPr>
+        <w:t>(</w:t>
+      </w:r>
+      <w:proofErr w:type="gramEnd"/>
+      <w:r>
+        <w:rPr>
+          <w:rFonts w:asciiTheme="minorHAnsi" w:eastAsiaTheme="minorHAnsi" w:hAnsiTheme="minorHAnsi" w:cstheme="minorBidi"/>
+          <w:sz w:val="22"/>
+          <w:szCs w:val="22"/>
+          <w:lang w:eastAsia="en-US"/>
+        </w:rPr>
+        <w:t xml:space="preserve">) della classe </w:t>
+      </w:r>
+      <w:proofErr w:type="spellStart"/>
+      <w:r>
+        <w:rPr>
+          <w:rFonts w:asciiTheme="minorHAnsi" w:eastAsiaTheme="minorHAnsi" w:hAnsiTheme="minorHAnsi" w:cstheme="minorBidi"/>
+          <w:sz w:val="22"/>
+          <w:szCs w:val="22"/>
+          <w:lang w:eastAsia="en-US"/>
+        </w:rPr>
+        <w:t>VendorController</w:t>
+      </w:r>
+      <w:proofErr w:type="spellEnd"/>
+      <w:r>
+        <w:rPr>
+          <w:rFonts w:asciiTheme="minorHAnsi" w:eastAsiaTheme="minorHAnsi" w:hAnsiTheme="minorHAnsi" w:cstheme="minorBidi"/>
+          <w:sz w:val="22"/>
+          <w:szCs w:val="22"/>
+          <w:lang w:eastAsia="en-US"/>
+        </w:rPr>
+        <w:t xml:space="preserve"> sarà eseguito quando la rotta viene chiamata. Da notare, che la view viene ritornata direttamente dalla classe </w:t>
+      </w:r>
+      <w:proofErr w:type="spellStart"/>
+      <w:r>
+        <w:rPr>
+          <w:rFonts w:asciiTheme="minorHAnsi" w:eastAsiaTheme="minorHAnsi" w:hAnsiTheme="minorHAnsi" w:cstheme="minorBidi"/>
+          <w:sz w:val="22"/>
+          <w:szCs w:val="22"/>
+          <w:lang w:eastAsia="en-US"/>
+        </w:rPr>
+        <w:t>VendorController</w:t>
+      </w:r>
+      <w:proofErr w:type="spellEnd"/>
+      <w:r>
+        <w:rPr>
+          <w:rFonts w:asciiTheme="minorHAnsi" w:eastAsiaTheme="minorHAnsi" w:hAnsiTheme="minorHAnsi" w:cstheme="minorBidi"/>
+          <w:sz w:val="22"/>
+          <w:szCs w:val="22"/>
+          <w:lang w:eastAsia="en-US"/>
+        </w:rPr>
+        <w:t xml:space="preserve"> </w:t>
+      </w:r>
+      <w:r>
+        <w:rPr>
+          <w:rFonts w:asciiTheme="minorHAnsi" w:eastAsiaTheme="minorHAnsi" w:hAnsiTheme="minorHAnsi" w:cstheme="minorBidi"/>
+          <w:sz w:val="22"/>
+          <w:szCs w:val="22"/>
+          <w:lang w:eastAsia="en-US"/>
+        </w:rPr>
+        <w:t>(all’interno</w:t>
+      </w:r>
+      <w:r>
+        <w:rPr>
+          <w:rFonts w:asciiTheme="minorHAnsi" w:eastAsiaTheme="minorHAnsi" w:hAnsiTheme="minorHAnsi" w:cstheme="minorBidi"/>
+          <w:sz w:val="22"/>
+          <w:szCs w:val="22"/>
+          <w:lang w:eastAsia="en-US"/>
+        </w:rPr>
+        <w:t xml:space="preserve"> del metodo </w:t>
+      </w:r>
+      <w:proofErr w:type="gramStart"/>
+      <w:r>
+        <w:rPr>
+          <w:rFonts w:asciiTheme="minorHAnsi" w:eastAsiaTheme="minorHAnsi" w:hAnsiTheme="minorHAnsi" w:cstheme="minorBidi"/>
+          <w:sz w:val="22"/>
+          <w:szCs w:val="22"/>
+          <w:lang w:eastAsia="en-US"/>
+        </w:rPr>
+        <w:t>index(</w:t>
+      </w:r>
+      <w:proofErr w:type="gramEnd"/>
+      <w:r>
+        <w:rPr>
+          <w:rFonts w:asciiTheme="minorHAnsi" w:eastAsiaTheme="minorHAnsi" w:hAnsiTheme="minorHAnsi" w:cstheme="minorBidi"/>
+          <w:sz w:val="22"/>
+          <w:szCs w:val="22"/>
+          <w:lang w:eastAsia="en-US"/>
+        </w:rPr>
+        <w:t>))</w:t>
+      </w:r>
+    </w:p>
+    <w:p>
+      <w:pPr>
+        <w:spacing w:before="240" w:after="160" w:line="259" w:lineRule="auto"/>
+        <w:rPr>
+          <w:rFonts w:asciiTheme="minorHAnsi" w:eastAsiaTheme="minorHAnsi" w:hAnsiTheme="minorHAnsi" w:cstheme="minorBidi"/>
+          <w:b/>
+          <w:sz w:val="22"/>
+          <w:szCs w:val="22"/>
+          <w:lang w:eastAsia="en-US"/>
+        </w:rPr>
+      </w:pPr>
+      <w:r>
+        <w:rPr>
+          <w:rFonts w:asciiTheme="minorHAnsi" w:eastAsiaTheme="minorHAnsi" w:hAnsiTheme="minorHAnsi" w:cstheme="minorBidi"/>
+          <w:b/>
+          <w:sz w:val="22"/>
+          <w:szCs w:val="22"/>
+          <w:lang w:eastAsia="en-US"/>
+        </w:rPr>
+        <w:t>middleware (</w:t>
+      </w:r>
+      <w:r>
+        <w:rPr>
+          <w:rFonts w:asciiTheme="minorHAnsi" w:eastAsiaTheme="minorHAnsi" w:hAnsiTheme="minorHAnsi" w:cstheme="minorBidi"/>
+          <w:b/>
+          <w:sz w:val="22"/>
+          <w:szCs w:val="22"/>
+          <w:lang w:eastAsia="en-US"/>
+        </w:rPr>
+        <w:t>['</w:t>
+      </w:r>
+      <w:proofErr w:type="spellStart"/>
+      <w:r>
+        <w:rPr>
+          <w:rFonts w:asciiTheme="minorHAnsi" w:eastAsiaTheme="minorHAnsi" w:hAnsiTheme="minorHAnsi" w:cstheme="minorBidi"/>
+          <w:b/>
+          <w:sz w:val="22"/>
+          <w:szCs w:val="22"/>
+          <w:lang w:eastAsia="en-US"/>
+        </w:rPr>
+        <w:t>auth</w:t>
+      </w:r>
+      <w:proofErr w:type="spellEnd"/>
+      <w:r>
+        <w:rPr>
+          <w:rFonts w:asciiTheme="minorHAnsi" w:eastAsiaTheme="minorHAnsi" w:hAnsiTheme="minorHAnsi" w:cstheme="minorBidi"/>
+          <w:b/>
+          <w:sz w:val="22"/>
+          <w:szCs w:val="22"/>
+          <w:lang w:eastAsia="en-US"/>
+        </w:rPr>
+        <w:t>', '</w:t>
+      </w:r>
+      <w:proofErr w:type="spellStart"/>
+      <w:r>
+        <w:rPr>
+          <w:rFonts w:asciiTheme="minorHAnsi" w:eastAsiaTheme="minorHAnsi" w:hAnsiTheme="minorHAnsi" w:cstheme="minorBidi"/>
+          <w:b/>
+          <w:sz w:val="22"/>
+          <w:szCs w:val="22"/>
+          <w:lang w:eastAsia="en-US"/>
+        </w:rPr>
+        <w:t>verified</w:t>
+      </w:r>
+      <w:proofErr w:type="spellEnd"/>
+      <w:r>
+        <w:rPr>
+          <w:rFonts w:asciiTheme="minorHAnsi" w:eastAsiaTheme="minorHAnsi" w:hAnsiTheme="minorHAnsi" w:cstheme="minorBidi"/>
+          <w:b/>
+          <w:sz w:val="22"/>
+          <w:szCs w:val="22"/>
+          <w:lang w:eastAsia="en-US"/>
+        </w:rPr>
+        <w:t>', 'vendor'])</w:t>
+      </w:r>
+    </w:p>
+    <w:p>
+      <w:pPr>
+        <w:spacing w:after="240" w:line="259" w:lineRule="auto"/>
+        <w:rPr>
+          <w:rFonts w:asciiTheme="minorHAnsi" w:eastAsiaTheme="minorHAnsi" w:hAnsiTheme="minorHAnsi" w:cstheme="minorBidi"/>
+          <w:sz w:val="22"/>
+          <w:szCs w:val="22"/>
+          <w:lang w:eastAsia="en-US"/>
+        </w:rPr>
+      </w:pPr>
+      <w:r>
+        <w:rPr>
+          <w:rFonts w:asciiTheme="minorHAnsi" w:eastAsiaTheme="minorHAnsi" w:hAnsiTheme="minorHAnsi" w:cstheme="minorBidi"/>
+          <w:sz w:val="22"/>
+          <w:szCs w:val="22"/>
+          <w:lang w:eastAsia="en-US"/>
+        </w:rPr>
+        <w:t xml:space="preserve">I </w:t>
+      </w:r>
+      <w:r>
+        <w:rPr>
+          <w:rFonts w:asciiTheme="minorHAnsi" w:eastAsiaTheme="minorHAnsi" w:hAnsiTheme="minorHAnsi" w:cstheme="minorBidi"/>
+          <w:bCs/>
+          <w:sz w:val="22"/>
+          <w:szCs w:val="22"/>
+          <w:lang w:eastAsia="en-US"/>
+        </w:rPr>
+        <w:t>middleware</w:t>
+      </w:r>
+      <w:r>
+        <w:rPr>
+          <w:rFonts w:asciiTheme="minorHAnsi" w:eastAsiaTheme="minorHAnsi" w:hAnsiTheme="minorHAnsi" w:cstheme="minorBidi"/>
+          <w:sz w:val="22"/>
+          <w:szCs w:val="22"/>
+          <w:lang w:eastAsia="en-US"/>
+        </w:rPr>
+        <w:t xml:space="preserve"> rappresentano dei componenti dell’applicazione </w:t>
+      </w:r>
+      <w:r>
+        <w:rPr>
+          <w:rFonts w:asciiTheme="minorHAnsi" w:eastAsiaTheme="minorHAnsi" w:hAnsiTheme="minorHAnsi" w:cstheme="minorBidi"/>
+          <w:sz w:val="22"/>
+          <w:szCs w:val="22"/>
+          <w:lang w:eastAsia="en-US"/>
+        </w:rPr>
+        <w:t>w</w:t>
+      </w:r>
+      <w:r>
+        <w:rPr>
+          <w:rFonts w:asciiTheme="minorHAnsi" w:eastAsiaTheme="minorHAnsi" w:hAnsiTheme="minorHAnsi" w:cstheme="minorBidi"/>
+          <w:sz w:val="22"/>
+          <w:szCs w:val="22"/>
+          <w:lang w:eastAsia="en-US"/>
+        </w:rPr>
+        <w:t>eb che fungono da filtri per le chiamate HTTP in entrata. Possono essere usati per esempio per gestire l'autenticazione, ridirigendo l'utente ad una pagina di errore nel caso cercasse di accedere ad una risorsa privata. Laravel ha già un proprio set di middleware predefiniti, ma è anche possibile definirne di propri.</w:t>
+      </w:r>
+    </w:p>
+    <w:p>
+      <w:pPr>
+        <w:spacing w:line="259" w:lineRule="auto"/>
+        <w:rPr>
+          <w:rFonts w:asciiTheme="minorHAnsi" w:eastAsiaTheme="minorHAnsi" w:hAnsiTheme="minorHAnsi" w:cstheme="minorBidi"/>
+          <w:sz w:val="22"/>
+          <w:szCs w:val="22"/>
+          <w:lang w:eastAsia="en-US"/>
+        </w:rPr>
+      </w:pPr>
+      <w:r>
+        <w:rPr>
+          <w:rFonts w:asciiTheme="minorHAnsi" w:eastAsiaTheme="minorHAnsi" w:hAnsiTheme="minorHAnsi" w:cstheme="minorBidi"/>
+          <w:sz w:val="22"/>
+          <w:szCs w:val="22"/>
+          <w:lang w:eastAsia="en-US"/>
+        </w:rPr>
+        <w:t>Per creare un nuovo middleware, si deve usare il seguente comando:</w:t>
+      </w:r>
     </w:p>
     <w:p>
       <w:pPr>
@@ -17053,56 +17895,85 @@
         <w:spacing w:before="240"/>
         <w:ind w:left="500" w:right="566"/>
         <w:rPr>
-          <w:noProof w:val="0"/>
           <w:sz w:val="16"/>
           <w:szCs w:val="16"/>
-          <w:lang w:val="fr-CH"/>
-        </w:rPr>
-      </w:pPr>
-      <w:proofErr w:type="gramStart"/>
-      <w:r>
-        <w:rPr>
-          <w:noProof w:val="0"/>
+        </w:rPr>
+      </w:pPr>
+      <w:r>
+        <w:rPr>
           <w:sz w:val="16"/>
           <w:szCs w:val="16"/>
-          <w:lang w:val="fr-CH"/>
-        </w:rPr>
-        <w:t>})-</w:t>
-      </w:r>
-      <w:proofErr w:type="gramEnd"/>
-      <w:r>
-        <w:rPr>
-          <w:noProof w:val="0"/>
+        </w:rPr>
+        <w:t xml:space="preserve">php artisan make:middleware </w:t>
+      </w:r>
+      <w:r>
+        <w:rPr>
           <w:sz w:val="16"/>
           <w:szCs w:val="16"/>
-          <w:lang w:val="fr-CH"/>
-        </w:rPr>
-        <w:t>&gt;</w:t>
-      </w:r>
-      <w:proofErr w:type="spellStart"/>
-      <w:r>
-        <w:rPr>
-          <w:noProof w:val="0"/>
-          <w:sz w:val="16"/>
-          <w:szCs w:val="16"/>
-          <w:lang w:val="fr-CH"/>
-        </w:rPr>
-        <w:t>name</w:t>
-      </w:r>
-      <w:proofErr w:type="spellEnd"/>
-      <w:r>
-        <w:rPr>
-          <w:noProof w:val="0"/>
-          <w:sz w:val="16"/>
-          <w:szCs w:val="16"/>
-          <w:lang w:val="fr-CH"/>
-        </w:rPr>
-        <w:t>('home');</w:t>
+        </w:rPr>
+        <w:t>&lt;nomeMiddleware&gt;</w:t>
       </w:r>
     </w:p>
     <w:p>
       <w:pPr>
         <w:spacing w:before="240" w:after="160" w:line="259" w:lineRule="auto"/>
+        <w:contextualSpacing/>
+        <w:rPr>
+          <w:rFonts w:asciiTheme="minorHAnsi" w:eastAsiaTheme="minorHAnsi" w:hAnsiTheme="minorHAnsi" w:cstheme="minorBidi"/>
+          <w:sz w:val="22"/>
+          <w:szCs w:val="22"/>
+          <w:lang w:eastAsia="en-US"/>
+        </w:rPr>
+      </w:pPr>
+      <w:r>
+        <w:rPr>
+          <w:rFonts w:asciiTheme="minorHAnsi" w:eastAsiaTheme="minorHAnsi" w:hAnsiTheme="minorHAnsi" w:cstheme="minorBidi"/>
+          <w:sz w:val="22"/>
+          <w:szCs w:val="22"/>
+          <w:lang w:eastAsia="en-US"/>
+        </w:rPr>
+        <w:t>In questo caso vengono a</w:t>
+      </w:r>
+      <w:r>
+        <w:rPr>
+          <w:rFonts w:asciiTheme="minorHAnsi" w:eastAsiaTheme="minorHAnsi" w:hAnsiTheme="minorHAnsi" w:cstheme="minorBidi"/>
+          <w:sz w:val="22"/>
+          <w:szCs w:val="22"/>
+          <w:lang w:eastAsia="en-US"/>
+        </w:rPr>
+        <w:t>pplica</w:t>
+      </w:r>
+      <w:r>
+        <w:rPr>
+          <w:rFonts w:asciiTheme="minorHAnsi" w:eastAsiaTheme="minorHAnsi" w:hAnsiTheme="minorHAnsi" w:cstheme="minorBidi"/>
+          <w:sz w:val="22"/>
+          <w:szCs w:val="22"/>
+          <w:lang w:eastAsia="en-US"/>
+        </w:rPr>
+        <w:t>ti</w:t>
+      </w:r>
+      <w:r>
+        <w:rPr>
+          <w:rFonts w:asciiTheme="minorHAnsi" w:eastAsiaTheme="minorHAnsi" w:hAnsiTheme="minorHAnsi" w:cstheme="minorBidi"/>
+          <w:sz w:val="22"/>
+          <w:szCs w:val="22"/>
+          <w:lang w:eastAsia="en-US"/>
+        </w:rPr>
+        <w:t xml:space="preserve"> tre middleware prima di permettere l'accesso alla rotta</w:t>
+      </w:r>
+      <w:r>
+        <w:rPr>
+          <w:rFonts w:asciiTheme="minorHAnsi" w:eastAsiaTheme="minorHAnsi" w:hAnsiTheme="minorHAnsi" w:cstheme="minorBidi"/>
+          <w:sz w:val="22"/>
+          <w:szCs w:val="22"/>
+          <w:lang w:eastAsia="en-US"/>
+        </w:rPr>
+        <w:t>.</w:t>
+      </w:r>
+    </w:p>
+    <w:p>
+      <w:pPr>
+        <w:spacing w:before="240" w:line="259" w:lineRule="auto"/>
         <w:rPr>
           <w:rFonts w:asciiTheme="minorHAnsi" w:eastAsiaTheme="minorHAnsi" w:hAnsiTheme="minorHAnsi" w:cstheme="minorBidi"/>
           <w:b/>
@@ -17111,7 +17982,7 @@
           <w:lang w:eastAsia="en-US"/>
         </w:rPr>
       </w:pPr>
-      <w:proofErr w:type="gramStart"/>
+      <w:proofErr w:type="spellStart"/>
       <w:r>
         <w:rPr>
           <w:rFonts w:asciiTheme="minorHAnsi" w:eastAsiaTheme="minorHAnsi" w:hAnsiTheme="minorHAnsi" w:cstheme="minorBidi"/>
@@ -17120,10 +17991,9 @@
           <w:szCs w:val="22"/>
           <w:lang w:eastAsia="en-US"/>
         </w:rPr>
-        <w:t>Route::</w:t>
-      </w:r>
-      <w:proofErr w:type="spellStart"/>
-      <w:proofErr w:type="gramEnd"/>
+        <w:t>auth</w:t>
+      </w:r>
+      <w:proofErr w:type="spellEnd"/>
       <w:r>
         <w:rPr>
           <w:rFonts w:asciiTheme="minorHAnsi" w:eastAsiaTheme="minorHAnsi" w:hAnsiTheme="minorHAnsi" w:cstheme="minorBidi"/>
@@ -17132,10 +18002,12 @@
           <w:szCs w:val="22"/>
           <w:lang w:eastAsia="en-US"/>
         </w:rPr>
-        <w:t>get</w:t>
-      </w:r>
-      <w:proofErr w:type="spellEnd"/>
-      <w:r>
+        <w:t>:</w:t>
+      </w:r>
+    </w:p>
+    <w:p>
+      <w:pPr>
+        <w:spacing w:after="160" w:line="259" w:lineRule="auto"/>
         <w:rPr>
           <w:rFonts w:asciiTheme="minorHAnsi" w:eastAsiaTheme="minorHAnsi" w:hAnsiTheme="minorHAnsi" w:cstheme="minorBidi"/>
           <w:b/>
@@ -17143,37 +18015,20 @@
           <w:szCs w:val="22"/>
           <w:lang w:eastAsia="en-US"/>
         </w:rPr>
-        <w:t>():</w:t>
-      </w:r>
-    </w:p>
-    <w:p>
-      <w:pPr>
-        <w:numPr>
-          <w:ilvl w:val="0"/>
-          <w:numId w:val="38"/>
-        </w:numPr>
-        <w:spacing w:after="160" w:line="259" w:lineRule="auto"/>
-        <w:contextualSpacing/>
+      </w:pPr>
+      <w:r>
         <w:rPr>
           <w:rFonts w:asciiTheme="minorHAnsi" w:eastAsiaTheme="minorHAnsi" w:hAnsiTheme="minorHAnsi" w:cstheme="minorBidi"/>
           <w:sz w:val="22"/>
           <w:szCs w:val="22"/>
           <w:lang w:eastAsia="en-US"/>
         </w:rPr>
-      </w:pPr>
-      <w:r>
-        <w:rPr>
-          <w:rFonts w:asciiTheme="minorHAnsi" w:eastAsiaTheme="minorHAnsi" w:hAnsiTheme="minorHAnsi" w:cstheme="minorBidi"/>
-          <w:sz w:val="22"/>
-          <w:szCs w:val="22"/>
-          <w:lang w:eastAsia="en-US"/>
-        </w:rPr>
-        <w:t>Specifica che questa rotta risponde solo alle richieste HTTP di tipo GET. Il primo parametro '/' indica che questa è la rotta per la homepage (radice del sito)</w:t>
-      </w:r>
-    </w:p>
-    <w:p>
-      <w:pPr>
-        <w:spacing w:before="240" w:after="160" w:line="259" w:lineRule="auto"/>
+        <w:t>Verifica che l'utente sia loggato. Se non lo è, viene reindirizzato alla pagina di login</w:t>
+      </w:r>
+    </w:p>
+    <w:p>
+      <w:pPr>
+        <w:spacing w:line="259" w:lineRule="auto"/>
         <w:rPr>
           <w:rFonts w:asciiTheme="minorHAnsi" w:eastAsiaTheme="minorHAnsi" w:hAnsiTheme="minorHAnsi" w:cstheme="minorBidi"/>
           <w:b/>
@@ -17182,6 +18037,7 @@
           <w:lang w:eastAsia="en-US"/>
         </w:rPr>
       </w:pPr>
+      <w:proofErr w:type="spellStart"/>
       <w:r>
         <w:rPr>
           <w:rFonts w:asciiTheme="minorHAnsi" w:eastAsiaTheme="minorHAnsi" w:hAnsiTheme="minorHAnsi" w:cstheme="minorBidi"/>
@@ -17190,66 +18046,10 @@
           <w:szCs w:val="22"/>
           <w:lang w:eastAsia="en-US"/>
         </w:rPr>
-        <w:t xml:space="preserve">return view('home'): </w:t>
-      </w:r>
-    </w:p>
-    <w:p>
-      <w:pPr>
-        <w:numPr>
-          <w:ilvl w:val="0"/>
-          <w:numId w:val="38"/>
-        </w:numPr>
-        <w:spacing w:after="160" w:line="259" w:lineRule="auto"/>
-        <w:contextualSpacing/>
-        <w:rPr>
-          <w:rFonts w:asciiTheme="minorHAnsi" w:eastAsiaTheme="minorHAnsi" w:hAnsiTheme="minorHAnsi" w:cstheme="minorBidi"/>
-          <w:sz w:val="22"/>
-          <w:szCs w:val="22"/>
-          <w:lang w:eastAsia="en-US"/>
-        </w:rPr>
-      </w:pPr>
-      <w:r>
-        <w:rPr>
-          <w:rFonts w:asciiTheme="minorHAnsi" w:eastAsiaTheme="minorHAnsi" w:hAnsiTheme="minorHAnsi" w:cstheme="minorBidi"/>
-          <w:sz w:val="22"/>
-          <w:szCs w:val="22"/>
-          <w:lang w:eastAsia="en-US"/>
-        </w:rPr>
-        <w:t>R</w:t>
-      </w:r>
-      <w:r>
-        <w:rPr>
-          <w:rFonts w:asciiTheme="minorHAnsi" w:eastAsiaTheme="minorHAnsi" w:hAnsiTheme="minorHAnsi" w:cstheme="minorBidi"/>
-          <w:sz w:val="22"/>
-          <w:szCs w:val="22"/>
-          <w:lang w:eastAsia="en-US"/>
-        </w:rPr>
-        <w:t>estituisce la vista chiamata 'home' (resources/views/</w:t>
-      </w:r>
-      <w:proofErr w:type="spellStart"/>
-      <w:r>
-        <w:rPr>
-          <w:rFonts w:asciiTheme="minorHAnsi" w:eastAsiaTheme="minorHAnsi" w:hAnsiTheme="minorHAnsi" w:cstheme="minorBidi"/>
-          <w:sz w:val="22"/>
-          <w:szCs w:val="22"/>
-          <w:lang w:eastAsia="en-US"/>
-        </w:rPr>
-        <w:t>home.blade.php</w:t>
+        <w:t>verified</w:t>
       </w:r>
       <w:proofErr w:type="spellEnd"/>
       <w:r>
-        <w:rPr>
-          <w:rFonts w:asciiTheme="minorHAnsi" w:eastAsiaTheme="minorHAnsi" w:hAnsiTheme="minorHAnsi" w:cstheme="minorBidi"/>
-          <w:sz w:val="22"/>
-          <w:szCs w:val="22"/>
-          <w:lang w:eastAsia="en-US"/>
-        </w:rPr>
-        <w:t>)</w:t>
-      </w:r>
-    </w:p>
-    <w:p>
-      <w:pPr>
-        <w:spacing w:before="240" w:after="160" w:line="259" w:lineRule="auto"/>
         <w:rPr>
           <w:rFonts w:asciiTheme="minorHAnsi" w:eastAsiaTheme="minorHAnsi" w:hAnsiTheme="minorHAnsi" w:cstheme="minorBidi"/>
           <w:b/>
@@ -17257,8 +18057,13 @@
           <w:szCs w:val="22"/>
           <w:lang w:eastAsia="en-US"/>
         </w:rPr>
-      </w:pPr>
-      <w:r>
+        <w:t>:</w:t>
+      </w:r>
+    </w:p>
+    <w:p>
+      <w:pPr>
+        <w:spacing w:before="240" w:after="160" w:line="259" w:lineRule="auto"/>
+        <w:contextualSpacing/>
         <w:rPr>
           <w:rFonts w:asciiTheme="minorHAnsi" w:eastAsiaTheme="minorHAnsi" w:hAnsiTheme="minorHAnsi" w:cstheme="minorBidi"/>
           <w:b/>
@@ -17266,34 +18071,20 @@
           <w:szCs w:val="22"/>
           <w:lang w:eastAsia="en-US"/>
         </w:rPr>
-        <w:t>name('home'):</w:t>
-      </w:r>
-    </w:p>
-    <w:p>
-      <w:pPr>
-        <w:numPr>
-          <w:ilvl w:val="0"/>
-          <w:numId w:val="38"/>
-        </w:numPr>
-        <w:spacing w:line="259" w:lineRule="auto"/>
-        <w:contextualSpacing/>
+      </w:pPr>
+      <w:r>
         <w:rPr>
           <w:rFonts w:asciiTheme="minorHAnsi" w:eastAsiaTheme="minorHAnsi" w:hAnsiTheme="minorHAnsi" w:cstheme="minorBidi"/>
           <w:sz w:val="22"/>
           <w:szCs w:val="22"/>
           <w:lang w:eastAsia="en-US"/>
         </w:rPr>
-      </w:pPr>
-      <w:r>
-        <w:rPr>
-          <w:rFonts w:asciiTheme="minorHAnsi" w:eastAsiaTheme="minorHAnsi" w:hAnsiTheme="minorHAnsi" w:cstheme="minorBidi"/>
-          <w:sz w:val="22"/>
-          <w:szCs w:val="22"/>
-          <w:lang w:eastAsia="en-US"/>
-        </w:rPr>
-        <w:t>Assegna un nome identificativo ('home') alla rotta.</w:t>
-      </w:r>
-      <w:r>
+        <w:t>Assicura che l'utente abbia verificato l'email.</w:t>
+      </w:r>
+    </w:p>
+    <w:p>
+      <w:pPr>
+        <w:spacing w:before="240" w:line="259" w:lineRule="auto"/>
         <w:rPr>
           <w:rFonts w:asciiTheme="minorHAnsi" w:eastAsiaTheme="minorHAnsi" w:hAnsiTheme="minorHAnsi" w:cstheme="minorBidi"/>
           <w:b/>
@@ -17301,438 +18092,8 @@
           <w:szCs w:val="22"/>
           <w:lang w:eastAsia="en-US"/>
         </w:rPr>
-        <w:t xml:space="preserve"> </w:t>
-      </w:r>
-      <w:r>
-        <w:rPr>
-          <w:rFonts w:asciiTheme="minorHAnsi" w:eastAsiaTheme="minorHAnsi" w:hAnsiTheme="minorHAnsi" w:cstheme="minorBidi"/>
-          <w:sz w:val="22"/>
-          <w:szCs w:val="22"/>
-          <w:lang w:eastAsia="en-US"/>
-        </w:rPr>
-        <w:t>Questo permette di richiamare questa rotta usando route('home') invece di '/'</w:t>
-      </w:r>
-    </w:p>
-    <w:p>
-      <w:pPr>
-        <w:rPr>
-          <w:rFonts w:asciiTheme="minorHAnsi" w:eastAsiaTheme="minorHAnsi" w:hAnsiTheme="minorHAnsi" w:cstheme="minorBidi"/>
-          <w:sz w:val="22"/>
-          <w:szCs w:val="22"/>
-          <w:lang w:eastAsia="en-US"/>
-        </w:rPr>
-      </w:pPr>
-      <w:r>
-        <w:rPr>
-          <w:rFonts w:asciiTheme="minorHAnsi" w:eastAsiaTheme="minorHAnsi" w:hAnsiTheme="minorHAnsi" w:cstheme="minorBidi"/>
-          <w:sz w:val="22"/>
-          <w:szCs w:val="22"/>
-          <w:lang w:eastAsia="en-US"/>
-        </w:rPr>
-        <w:br w:type="page"/>
-      </w:r>
-    </w:p>
-    <w:p>
-      <w:pPr>
-        <w:pStyle w:val="Titolo3"/>
-        <w:rPr>
-          <w:rFonts w:eastAsiaTheme="minorHAnsi"/>
-          <w:lang w:eastAsia="en-US"/>
-        </w:rPr>
-      </w:pPr>
-      <w:r>
-        <w:rPr>
-          <w:rFonts w:eastAsiaTheme="minorHAnsi"/>
-          <w:lang w:eastAsia="en-US"/>
-        </w:rPr>
-        <w:lastRenderedPageBreak/>
-        <w:t>Rotta con Controller</w:t>
-      </w:r>
-    </w:p>
-    <w:p>
-      <w:pPr>
-        <w:rPr>
-          <w:rFonts w:eastAsiaTheme="minorHAnsi"/>
-          <w:lang w:val="it-IT" w:eastAsia="en-US"/>
-        </w:rPr>
-      </w:pPr>
-      <w:r>
-        <w:rPr>
-          <w:rFonts w:eastAsiaTheme="minorHAnsi"/>
-          <w:lang w:val="it-IT" w:eastAsia="en-US"/>
-        </w:rPr>
-        <w:t xml:space="preserve">La seguente rotta è un esempio di reindirizzamento alla pagina vendor (sfruttando il </w:t>
-      </w:r>
-      <w:proofErr w:type="spellStart"/>
-      <w:r>
-        <w:rPr>
-          <w:rFonts w:eastAsiaTheme="minorHAnsi"/>
-          <w:lang w:val="it-IT" w:eastAsia="en-US"/>
-        </w:rPr>
-        <w:t>VendorController</w:t>
-      </w:r>
-      <w:proofErr w:type="spellEnd"/>
-      <w:r>
-        <w:rPr>
-          <w:rFonts w:eastAsiaTheme="minorHAnsi"/>
-          <w:lang w:val="it-IT" w:eastAsia="en-US"/>
-        </w:rPr>
-        <w:t xml:space="preserve"> ed implementando dei controlli con Middleware).</w:t>
-      </w:r>
-    </w:p>
-    <w:p>
-      <w:pPr>
-        <w:pStyle w:val="Code"/>
-        <w:tabs>
-          <w:tab w:val="left" w:pos="8789"/>
-        </w:tabs>
-        <w:spacing w:before="240"/>
-        <w:ind w:left="500" w:right="566"/>
-        <w:rPr>
-          <w:noProof w:val="0"/>
-          <w:sz w:val="16"/>
-          <w:szCs w:val="16"/>
-          <w:lang w:val="it-CH"/>
-        </w:rPr>
-      </w:pPr>
-      <w:proofErr w:type="gramStart"/>
-      <w:r>
-        <w:rPr>
-          <w:noProof w:val="0"/>
-          <w:sz w:val="16"/>
-          <w:szCs w:val="16"/>
-          <w:lang w:val="it-CH"/>
-        </w:rPr>
-        <w:t>Route::</w:t>
-      </w:r>
-      <w:proofErr w:type="spellStart"/>
-      <w:proofErr w:type="gramEnd"/>
-      <w:r>
-        <w:rPr>
-          <w:noProof w:val="0"/>
-          <w:sz w:val="16"/>
-          <w:szCs w:val="16"/>
-          <w:lang w:val="it-CH"/>
-        </w:rPr>
-        <w:t>get</w:t>
-      </w:r>
-      <w:proofErr w:type="spellEnd"/>
-      <w:r>
-        <w:rPr>
-          <w:noProof w:val="0"/>
-          <w:sz w:val="16"/>
-          <w:szCs w:val="16"/>
-          <w:lang w:val="it-CH"/>
-        </w:rPr>
-        <w:t>('/vendor', [</w:t>
-      </w:r>
-      <w:proofErr w:type="spellStart"/>
-      <w:r>
-        <w:rPr>
-          <w:noProof w:val="0"/>
-          <w:sz w:val="16"/>
-          <w:szCs w:val="16"/>
-          <w:lang w:val="it-CH"/>
-        </w:rPr>
-        <w:t>VendorController</w:t>
-      </w:r>
-      <w:proofErr w:type="spellEnd"/>
-      <w:r>
-        <w:rPr>
-          <w:noProof w:val="0"/>
-          <w:sz w:val="16"/>
-          <w:szCs w:val="16"/>
-          <w:lang w:val="it-CH"/>
-        </w:rPr>
-        <w:t>::class, '</w:t>
-      </w:r>
-      <w:proofErr w:type="spellStart"/>
-      <w:r>
-        <w:rPr>
-          <w:noProof w:val="0"/>
-          <w:sz w:val="16"/>
-          <w:szCs w:val="16"/>
-          <w:lang w:val="it-CH"/>
-        </w:rPr>
-        <w:t>index</w:t>
-      </w:r>
-      <w:proofErr w:type="spellEnd"/>
-      <w:r>
-        <w:rPr>
-          <w:noProof w:val="0"/>
-          <w:sz w:val="16"/>
-          <w:szCs w:val="16"/>
-          <w:lang w:val="it-CH"/>
-        </w:rPr>
-        <w:t>'])</w:t>
-      </w:r>
-    </w:p>
-    <w:p>
-      <w:pPr>
-        <w:pStyle w:val="Code"/>
-        <w:tabs>
-          <w:tab w:val="left" w:pos="8789"/>
-        </w:tabs>
-        <w:spacing w:before="240"/>
-        <w:ind w:left="500" w:right="566"/>
-        <w:rPr>
-          <w:noProof w:val="0"/>
-          <w:sz w:val="16"/>
-          <w:szCs w:val="16"/>
-          <w:lang w:val="it-CH"/>
-        </w:rPr>
-      </w:pPr>
-      <w:r>
-        <w:rPr>
-          <w:noProof w:val="0"/>
-          <w:sz w:val="16"/>
-          <w:szCs w:val="16"/>
-          <w:lang w:val="it-CH"/>
-        </w:rPr>
-        <w:t xml:space="preserve">    -&gt;</w:t>
-      </w:r>
-      <w:proofErr w:type="gramStart"/>
-      <w:r>
-        <w:rPr>
-          <w:noProof w:val="0"/>
-          <w:sz w:val="16"/>
-          <w:szCs w:val="16"/>
-          <w:lang w:val="it-CH"/>
-        </w:rPr>
-        <w:t>middleware(</w:t>
-      </w:r>
-      <w:proofErr w:type="gramEnd"/>
-      <w:r>
-        <w:rPr>
-          <w:noProof w:val="0"/>
-          <w:sz w:val="16"/>
-          <w:szCs w:val="16"/>
-          <w:lang w:val="it-CH"/>
-        </w:rPr>
-        <w:t>['</w:t>
-      </w:r>
-      <w:proofErr w:type="spellStart"/>
-      <w:r>
-        <w:rPr>
-          <w:noProof w:val="0"/>
-          <w:sz w:val="16"/>
-          <w:szCs w:val="16"/>
-          <w:lang w:val="it-CH"/>
-        </w:rPr>
-        <w:t>auth</w:t>
-      </w:r>
-      <w:proofErr w:type="spellEnd"/>
-      <w:r>
-        <w:rPr>
-          <w:noProof w:val="0"/>
-          <w:sz w:val="16"/>
-          <w:szCs w:val="16"/>
-          <w:lang w:val="it-CH"/>
-        </w:rPr>
-        <w:t>', '</w:t>
-      </w:r>
-      <w:proofErr w:type="spellStart"/>
-      <w:r>
-        <w:rPr>
-          <w:noProof w:val="0"/>
-          <w:sz w:val="16"/>
-          <w:szCs w:val="16"/>
-          <w:lang w:val="it-CH"/>
-        </w:rPr>
-        <w:t>verified</w:t>
-      </w:r>
-      <w:proofErr w:type="spellEnd"/>
-      <w:r>
-        <w:rPr>
-          <w:noProof w:val="0"/>
-          <w:sz w:val="16"/>
-          <w:szCs w:val="16"/>
-          <w:lang w:val="it-CH"/>
-        </w:rPr>
-        <w:t>', 'vendor'])</w:t>
-      </w:r>
-    </w:p>
-    <w:p>
-      <w:pPr>
-        <w:pStyle w:val="Code"/>
-        <w:tabs>
-          <w:tab w:val="left" w:pos="8789"/>
-        </w:tabs>
-        <w:spacing w:before="240"/>
-        <w:ind w:left="500" w:right="566"/>
-        <w:rPr>
-          <w:noProof w:val="0"/>
-          <w:sz w:val="16"/>
-          <w:szCs w:val="16"/>
-          <w:lang w:val="fr-CH"/>
-        </w:rPr>
-      </w:pPr>
-      <w:r>
-        <w:rPr>
-          <w:noProof w:val="0"/>
-          <w:sz w:val="16"/>
-          <w:szCs w:val="16"/>
-          <w:lang w:val="it-CH"/>
-        </w:rPr>
-        <w:t xml:space="preserve">    </w:t>
-      </w:r>
-      <w:r>
-        <w:rPr>
-          <w:noProof w:val="0"/>
-          <w:sz w:val="16"/>
-          <w:szCs w:val="16"/>
-          <w:lang w:val="fr-CH"/>
-        </w:rPr>
-        <w:t>-&gt;</w:t>
-      </w:r>
-      <w:proofErr w:type="spellStart"/>
-      <w:r>
-        <w:rPr>
-          <w:noProof w:val="0"/>
-          <w:sz w:val="16"/>
-          <w:szCs w:val="16"/>
-          <w:lang w:val="fr-CH"/>
-        </w:rPr>
-        <w:t>name</w:t>
-      </w:r>
-      <w:proofErr w:type="spellEnd"/>
-      <w:r>
-        <w:rPr>
-          <w:noProof w:val="0"/>
-          <w:sz w:val="16"/>
-          <w:szCs w:val="16"/>
-          <w:lang w:val="fr-CH"/>
-        </w:rPr>
-        <w:t>('</w:t>
-      </w:r>
-      <w:proofErr w:type="spellStart"/>
-      <w:r>
-        <w:rPr>
-          <w:noProof w:val="0"/>
-          <w:sz w:val="16"/>
-          <w:szCs w:val="16"/>
-          <w:lang w:val="fr-CH"/>
-        </w:rPr>
-        <w:t>vendor</w:t>
-      </w:r>
-      <w:proofErr w:type="spellEnd"/>
-      <w:r>
-        <w:rPr>
-          <w:noProof w:val="0"/>
-          <w:sz w:val="16"/>
-          <w:szCs w:val="16"/>
-          <w:lang w:val="fr-CH"/>
-        </w:rPr>
-        <w:t>'</w:t>
-      </w:r>
-      <w:proofErr w:type="gramStart"/>
-      <w:r>
-        <w:rPr>
-          <w:noProof w:val="0"/>
-          <w:sz w:val="16"/>
-          <w:szCs w:val="16"/>
-          <w:lang w:val="fr-CH"/>
-        </w:rPr>
-        <w:t>);</w:t>
-      </w:r>
-      <w:proofErr w:type="gramEnd"/>
-    </w:p>
-    <w:p>
-      <w:pPr>
-        <w:spacing w:before="240" w:after="160" w:line="259" w:lineRule="auto"/>
-        <w:rPr>
-          <w:rFonts w:asciiTheme="minorHAnsi" w:eastAsiaTheme="minorHAnsi" w:hAnsiTheme="minorHAnsi" w:cstheme="minorBidi"/>
-          <w:b/>
-          <w:sz w:val="22"/>
-          <w:szCs w:val="22"/>
-          <w:lang w:val="fr-CH" w:eastAsia="en-US"/>
-        </w:rPr>
-      </w:pPr>
-      <w:proofErr w:type="gramStart"/>
-      <w:r>
-        <w:rPr>
-          <w:rFonts w:asciiTheme="minorHAnsi" w:eastAsiaTheme="minorHAnsi" w:hAnsiTheme="minorHAnsi" w:cstheme="minorBidi"/>
-          <w:b/>
-          <w:sz w:val="22"/>
-          <w:szCs w:val="22"/>
-          <w:lang w:val="fr-CH" w:eastAsia="en-US"/>
-        </w:rPr>
-        <w:t>Route::</w:t>
-      </w:r>
-      <w:proofErr w:type="spellStart"/>
-      <w:proofErr w:type="gramEnd"/>
-      <w:r>
-        <w:rPr>
-          <w:rFonts w:asciiTheme="minorHAnsi" w:eastAsiaTheme="minorHAnsi" w:hAnsiTheme="minorHAnsi" w:cstheme="minorBidi"/>
-          <w:b/>
-          <w:sz w:val="22"/>
-          <w:szCs w:val="22"/>
-          <w:lang w:val="fr-CH" w:eastAsia="en-US"/>
-        </w:rPr>
-        <w:t>get</w:t>
-      </w:r>
-      <w:proofErr w:type="spellEnd"/>
-      <w:r>
-        <w:rPr>
-          <w:rFonts w:asciiTheme="minorHAnsi" w:eastAsiaTheme="minorHAnsi" w:hAnsiTheme="minorHAnsi" w:cstheme="minorBidi"/>
-          <w:b/>
-          <w:sz w:val="22"/>
-          <w:szCs w:val="22"/>
-          <w:lang w:val="fr-CH" w:eastAsia="en-US"/>
-        </w:rPr>
-        <w:t>('/</w:t>
-      </w:r>
-      <w:proofErr w:type="spellStart"/>
-      <w:r>
-        <w:rPr>
-          <w:rFonts w:asciiTheme="minorHAnsi" w:eastAsiaTheme="minorHAnsi" w:hAnsiTheme="minorHAnsi" w:cstheme="minorBidi"/>
-          <w:b/>
-          <w:sz w:val="22"/>
-          <w:szCs w:val="22"/>
-          <w:lang w:val="fr-CH" w:eastAsia="en-US"/>
-        </w:rPr>
-        <w:t>vendor</w:t>
-      </w:r>
-      <w:proofErr w:type="spellEnd"/>
-      <w:r>
-        <w:rPr>
-          <w:rFonts w:asciiTheme="minorHAnsi" w:eastAsiaTheme="minorHAnsi" w:hAnsiTheme="minorHAnsi" w:cstheme="minorBidi"/>
-          <w:b/>
-          <w:sz w:val="22"/>
-          <w:szCs w:val="22"/>
-          <w:lang w:val="fr-CH" w:eastAsia="en-US"/>
-        </w:rPr>
-        <w:t>')</w:t>
-      </w:r>
-    </w:p>
-    <w:p>
-      <w:pPr>
-        <w:numPr>
-          <w:ilvl w:val="0"/>
-          <w:numId w:val="38"/>
-        </w:numPr>
-        <w:spacing w:after="160" w:line="259" w:lineRule="auto"/>
-        <w:contextualSpacing/>
-        <w:rPr>
-          <w:rFonts w:asciiTheme="minorHAnsi" w:eastAsiaTheme="minorHAnsi" w:hAnsiTheme="minorHAnsi" w:cstheme="minorBidi"/>
-          <w:sz w:val="22"/>
-          <w:szCs w:val="22"/>
-          <w:lang w:eastAsia="en-US"/>
-        </w:rPr>
-      </w:pPr>
-      <w:r>
-        <w:rPr>
-          <w:rFonts w:asciiTheme="minorHAnsi" w:eastAsiaTheme="minorHAnsi" w:hAnsiTheme="minorHAnsi" w:cstheme="minorBidi"/>
-          <w:sz w:val="22"/>
-          <w:szCs w:val="22"/>
-          <w:lang w:eastAsia="en-US"/>
-        </w:rPr>
-        <w:t>Crea una rotta che risponde solo a richieste HTTP di tipo GET all'URL ‘/vendor’</w:t>
-      </w:r>
-    </w:p>
-    <w:p>
-      <w:pPr>
-        <w:spacing w:before="240" w:after="160" w:line="259" w:lineRule="auto"/>
+      </w:pPr>
+      <w:r>
         <w:rPr>
           <w:rFonts w:asciiTheme="minorHAnsi" w:eastAsiaTheme="minorHAnsi" w:hAnsiTheme="minorHAnsi" w:cstheme="minorBidi"/>
           <w:b/>
@@ -17740,8 +18101,13 @@
           <w:szCs w:val="22"/>
           <w:lang w:eastAsia="en-US"/>
         </w:rPr>
-      </w:pPr>
-      <w:r>
+        <w:t>vendor:</w:t>
+      </w:r>
+    </w:p>
+    <w:p>
+      <w:pPr>
+        <w:spacing w:line="259" w:lineRule="auto"/>
+        <w:contextualSpacing/>
         <w:rPr>
           <w:rFonts w:asciiTheme="minorHAnsi" w:eastAsiaTheme="minorHAnsi" w:hAnsiTheme="minorHAnsi" w:cstheme="minorBidi"/>
           <w:b/>
@@ -17749,11 +18115,60 @@
           <w:szCs w:val="22"/>
           <w:lang w:eastAsia="en-US"/>
         </w:rPr>
-        <w:t>[</w:t>
+      </w:pPr>
+      <w:r>
+        <w:rPr>
+          <w:rFonts w:asciiTheme="minorHAnsi" w:eastAsiaTheme="minorHAnsi" w:hAnsiTheme="minorHAnsi" w:cstheme="minorBidi"/>
+          <w:sz w:val="22"/>
+          <w:szCs w:val="22"/>
+          <w:lang w:eastAsia="en-US"/>
+        </w:rPr>
+        <w:t>Un middleware personalizzato che verifica che l'utente abbia il ruolo di "vendor"</w:t>
+      </w:r>
+      <w:r>
+        <w:rPr>
+          <w:rFonts w:asciiTheme="minorHAnsi" w:eastAsiaTheme="minorHAnsi" w:hAnsiTheme="minorHAnsi" w:cstheme="minorBidi"/>
+          <w:sz w:val="22"/>
+          <w:szCs w:val="22"/>
+          <w:lang w:eastAsia="en-US"/>
+        </w:rPr>
+        <w:t xml:space="preserve">, il nome del middleware è stato associato al controller di sicurezza ed è stato aggiunto all’interno del file </w:t>
       </w:r>
       <w:proofErr w:type="spellStart"/>
-      <w:proofErr w:type="gramStart"/>
-      <w:r>
+      <w:r>
+        <w:rPr>
+          <w:rFonts w:asciiTheme="minorHAnsi" w:eastAsiaTheme="minorHAnsi" w:hAnsiTheme="minorHAnsi" w:cstheme="minorBidi"/>
+          <w:sz w:val="22"/>
+          <w:szCs w:val="22"/>
+          <w:lang w:eastAsia="en-US"/>
+        </w:rPr>
+        <w:t>boostrap</w:t>
+      </w:r>
+      <w:proofErr w:type="spellEnd"/>
+      <w:r>
+        <w:rPr>
+          <w:rFonts w:asciiTheme="minorHAnsi" w:eastAsiaTheme="minorHAnsi" w:hAnsiTheme="minorHAnsi" w:cstheme="minorBidi"/>
+          <w:sz w:val="22"/>
+          <w:szCs w:val="22"/>
+          <w:lang w:eastAsia="en-US"/>
+        </w:rPr>
+        <w:t>/</w:t>
+      </w:r>
+      <w:proofErr w:type="spellStart"/>
+      <w:r>
+        <w:rPr>
+          <w:rFonts w:asciiTheme="minorHAnsi" w:eastAsiaTheme="minorHAnsi" w:hAnsiTheme="minorHAnsi" w:cstheme="minorBidi"/>
+          <w:sz w:val="22"/>
+          <w:szCs w:val="22"/>
+          <w:lang w:eastAsia="en-US"/>
+        </w:rPr>
+        <w:t>app.php</w:t>
+      </w:r>
+      <w:proofErr w:type="spellEnd"/>
+    </w:p>
+    <w:p>
+      <w:pPr>
+        <w:spacing w:before="240" w:line="259" w:lineRule="auto"/>
         <w:rPr>
           <w:rFonts w:asciiTheme="minorHAnsi" w:eastAsiaTheme="minorHAnsi" w:hAnsiTheme="minorHAnsi" w:cstheme="minorBidi"/>
           <w:b/>
@@ -17761,9 +18176,7 @@
           <w:szCs w:val="22"/>
           <w:lang w:eastAsia="en-US"/>
         </w:rPr>
-        <w:t>VendorController</w:t>
-      </w:r>
-      <w:proofErr w:type="spellEnd"/>
+      </w:pPr>
       <w:r>
         <w:rPr>
           <w:rFonts w:asciiTheme="minorHAnsi" w:eastAsiaTheme="minorHAnsi" w:hAnsiTheme="minorHAnsi" w:cstheme="minorBidi"/>
@@ -17772,9 +18185,8 @@
           <w:szCs w:val="22"/>
           <w:lang w:eastAsia="en-US"/>
         </w:rPr>
-        <w:t>::</w:t>
-      </w:r>
-      <w:proofErr w:type="gramEnd"/>
+        <w:t>name('vendor')</w:t>
+      </w:r>
       <w:r>
         <w:rPr>
           <w:rFonts w:asciiTheme="minorHAnsi" w:eastAsiaTheme="minorHAnsi" w:hAnsiTheme="minorHAnsi" w:cstheme="minorBidi"/>
@@ -17783,10 +18195,13 @@
           <w:szCs w:val="22"/>
           <w:lang w:eastAsia="en-US"/>
         </w:rPr>
-        <w:t>class, '</w:t>
-      </w:r>
-      <w:proofErr w:type="spellStart"/>
-      <w:r>
+        <w:t>:</w:t>
+      </w:r>
+    </w:p>
+    <w:p>
+      <w:pPr>
+        <w:spacing w:after="160" w:line="259" w:lineRule="auto"/>
+        <w:contextualSpacing/>
         <w:rPr>
           <w:rFonts w:asciiTheme="minorHAnsi" w:eastAsiaTheme="minorHAnsi" w:hAnsiTheme="minorHAnsi" w:cstheme="minorBidi"/>
           <w:b/>
@@ -17794,661 +18209,14 @@
           <w:szCs w:val="22"/>
           <w:lang w:eastAsia="en-US"/>
         </w:rPr>
-        <w:t>index</w:t>
-      </w:r>
-      <w:proofErr w:type="spellEnd"/>
-      <w:r>
-        <w:rPr>
-          <w:rFonts w:asciiTheme="minorHAnsi" w:eastAsiaTheme="minorHAnsi" w:hAnsiTheme="minorHAnsi" w:cstheme="minorBidi"/>
-          <w:b/>
-          <w:sz w:val="22"/>
-          <w:szCs w:val="22"/>
-          <w:lang w:eastAsia="en-US"/>
-        </w:rPr>
-        <w:t>']</w:t>
-      </w:r>
-    </w:p>
-    <w:p>
-      <w:pPr>
-        <w:numPr>
-          <w:ilvl w:val="0"/>
-          <w:numId w:val="38"/>
-        </w:numPr>
-        <w:spacing w:after="160" w:line="259" w:lineRule="auto"/>
-        <w:contextualSpacing/>
+      </w:pPr>
+      <w:r>
         <w:rPr>
           <w:rFonts w:asciiTheme="minorHAnsi" w:eastAsiaTheme="minorHAnsi" w:hAnsiTheme="minorHAnsi" w:cstheme="minorBidi"/>
           <w:sz w:val="22"/>
           <w:szCs w:val="22"/>
           <w:lang w:eastAsia="en-US"/>
         </w:rPr>
-      </w:pPr>
-      <w:r>
-        <w:rPr>
-          <w:rFonts w:asciiTheme="minorHAnsi" w:eastAsiaTheme="minorHAnsi" w:hAnsiTheme="minorHAnsi" w:cstheme="minorBidi"/>
-          <w:sz w:val="22"/>
-          <w:szCs w:val="22"/>
-          <w:lang w:eastAsia="en-US"/>
-        </w:rPr>
-        <w:t xml:space="preserve">Questa rotta è gestita da un Controller, specifica che il metodo </w:t>
-      </w:r>
-      <w:proofErr w:type="spellStart"/>
-      <w:proofErr w:type="gramStart"/>
-      <w:r>
-        <w:rPr>
-          <w:rFonts w:asciiTheme="minorHAnsi" w:eastAsiaTheme="minorHAnsi" w:hAnsiTheme="minorHAnsi" w:cstheme="minorBidi"/>
-          <w:sz w:val="22"/>
-          <w:szCs w:val="22"/>
-          <w:lang w:eastAsia="en-US"/>
-        </w:rPr>
-        <w:t>index</w:t>
-      </w:r>
-      <w:proofErr w:type="spellEnd"/>
-      <w:r>
-        <w:rPr>
-          <w:rFonts w:asciiTheme="minorHAnsi" w:eastAsiaTheme="minorHAnsi" w:hAnsiTheme="minorHAnsi" w:cstheme="minorBidi"/>
-          <w:sz w:val="22"/>
-          <w:szCs w:val="22"/>
-          <w:lang w:eastAsia="en-US"/>
-        </w:rPr>
-        <w:t>(</w:t>
-      </w:r>
-      <w:proofErr w:type="gramEnd"/>
-      <w:r>
-        <w:rPr>
-          <w:rFonts w:asciiTheme="minorHAnsi" w:eastAsiaTheme="minorHAnsi" w:hAnsiTheme="minorHAnsi" w:cstheme="minorBidi"/>
-          <w:sz w:val="22"/>
-          <w:szCs w:val="22"/>
-          <w:lang w:eastAsia="en-US"/>
-        </w:rPr>
-        <w:t xml:space="preserve">) della classe </w:t>
-      </w:r>
-      <w:proofErr w:type="spellStart"/>
-      <w:r>
-        <w:rPr>
-          <w:rFonts w:asciiTheme="minorHAnsi" w:eastAsiaTheme="minorHAnsi" w:hAnsiTheme="minorHAnsi" w:cstheme="minorBidi"/>
-          <w:sz w:val="22"/>
-          <w:szCs w:val="22"/>
-          <w:lang w:eastAsia="en-US"/>
-        </w:rPr>
-        <w:t>VendorController</w:t>
-      </w:r>
-      <w:proofErr w:type="spellEnd"/>
-      <w:r>
-        <w:rPr>
-          <w:rFonts w:asciiTheme="minorHAnsi" w:eastAsiaTheme="minorHAnsi" w:hAnsiTheme="minorHAnsi" w:cstheme="minorBidi"/>
-          <w:sz w:val="22"/>
-          <w:szCs w:val="22"/>
-          <w:lang w:eastAsia="en-US"/>
-        </w:rPr>
-        <w:t xml:space="preserve"> sarà eseguito quando la rotta viene chiamata. Da notare, che la view viene ritornata direttamente dalla classe </w:t>
-      </w:r>
-      <w:proofErr w:type="spellStart"/>
-      <w:r>
-        <w:rPr>
-          <w:rFonts w:asciiTheme="minorHAnsi" w:eastAsiaTheme="minorHAnsi" w:hAnsiTheme="minorHAnsi" w:cstheme="minorBidi"/>
-          <w:sz w:val="22"/>
-          <w:szCs w:val="22"/>
-          <w:lang w:eastAsia="en-US"/>
-        </w:rPr>
-        <w:t>VendorController</w:t>
-      </w:r>
-      <w:proofErr w:type="spellEnd"/>
-      <w:r>
-        <w:rPr>
-          <w:rFonts w:asciiTheme="minorHAnsi" w:eastAsiaTheme="minorHAnsi" w:hAnsiTheme="minorHAnsi" w:cstheme="minorBidi"/>
-          <w:sz w:val="22"/>
-          <w:szCs w:val="22"/>
-          <w:lang w:eastAsia="en-US"/>
-        </w:rPr>
-        <w:t xml:space="preserve"> </w:t>
-      </w:r>
-      <w:r>
-        <w:rPr>
-          <w:rFonts w:asciiTheme="minorHAnsi" w:eastAsiaTheme="minorHAnsi" w:hAnsiTheme="minorHAnsi" w:cstheme="minorBidi"/>
-          <w:sz w:val="22"/>
-          <w:szCs w:val="22"/>
-          <w:lang w:eastAsia="en-US"/>
-        </w:rPr>
-        <w:t>(all’interno</w:t>
-      </w:r>
-      <w:r>
-        <w:rPr>
-          <w:rFonts w:asciiTheme="minorHAnsi" w:eastAsiaTheme="minorHAnsi" w:hAnsiTheme="minorHAnsi" w:cstheme="minorBidi"/>
-          <w:sz w:val="22"/>
-          <w:szCs w:val="22"/>
-          <w:lang w:eastAsia="en-US"/>
-        </w:rPr>
-        <w:t xml:space="preserve"> del metodo </w:t>
-      </w:r>
-      <w:proofErr w:type="gramStart"/>
-      <w:r>
-        <w:rPr>
-          <w:rFonts w:asciiTheme="minorHAnsi" w:eastAsiaTheme="minorHAnsi" w:hAnsiTheme="minorHAnsi" w:cstheme="minorBidi"/>
-          <w:sz w:val="22"/>
-          <w:szCs w:val="22"/>
-          <w:lang w:eastAsia="en-US"/>
-        </w:rPr>
-        <w:t>index(</w:t>
-      </w:r>
-      <w:proofErr w:type="gramEnd"/>
-      <w:r>
-        <w:rPr>
-          <w:rFonts w:asciiTheme="minorHAnsi" w:eastAsiaTheme="minorHAnsi" w:hAnsiTheme="minorHAnsi" w:cstheme="minorBidi"/>
-          <w:sz w:val="22"/>
-          <w:szCs w:val="22"/>
-          <w:lang w:eastAsia="en-US"/>
-        </w:rPr>
-        <w:t>))</w:t>
-      </w:r>
-    </w:p>
-    <w:p>
-      <w:pPr>
-        <w:rPr>
-          <w:rFonts w:eastAsiaTheme="minorHAnsi"/>
-          <w:lang w:eastAsia="en-US"/>
-        </w:rPr>
-      </w:pPr>
-    </w:p>
-    <w:p>
-      <w:pPr>
-        <w:rPr>
-          <w:rFonts w:eastAsiaTheme="minorHAnsi"/>
-          <w:lang w:val="it-IT" w:eastAsia="en-US"/>
-        </w:rPr>
-      </w:pPr>
-    </w:p>
-    <w:p>
-      <w:pPr>
-        <w:spacing w:after="160" w:line="259" w:lineRule="auto"/>
-        <w:rPr>
-          <w:rFonts w:asciiTheme="minorHAnsi" w:eastAsiaTheme="minorHAnsi" w:hAnsiTheme="minorHAnsi" w:cstheme="minorBidi"/>
-          <w:b/>
-          <w:sz w:val="22"/>
-          <w:szCs w:val="22"/>
-          <w:lang w:eastAsia="en-US"/>
-        </w:rPr>
-      </w:pPr>
-      <w:r>
-        <w:rPr>
-          <w:rFonts w:asciiTheme="minorHAnsi" w:eastAsiaTheme="minorHAnsi" w:hAnsiTheme="minorHAnsi" w:cstheme="minorBidi"/>
-          <w:b/>
-          <w:sz w:val="22"/>
-          <w:szCs w:val="22"/>
-          <w:lang w:eastAsia="en-US"/>
-        </w:rPr>
-        <w:t>middleware (</w:t>
-      </w:r>
-      <w:r>
-        <w:rPr>
-          <w:rFonts w:asciiTheme="minorHAnsi" w:eastAsiaTheme="minorHAnsi" w:hAnsiTheme="minorHAnsi" w:cstheme="minorBidi"/>
-          <w:b/>
-          <w:sz w:val="22"/>
-          <w:szCs w:val="22"/>
-          <w:lang w:eastAsia="en-US"/>
-        </w:rPr>
-        <w:t>['</w:t>
-      </w:r>
-      <w:proofErr w:type="spellStart"/>
-      <w:r>
-        <w:rPr>
-          <w:rFonts w:asciiTheme="minorHAnsi" w:eastAsiaTheme="minorHAnsi" w:hAnsiTheme="minorHAnsi" w:cstheme="minorBidi"/>
-          <w:b/>
-          <w:sz w:val="22"/>
-          <w:szCs w:val="22"/>
-          <w:lang w:eastAsia="en-US"/>
-        </w:rPr>
-        <w:t>auth</w:t>
-      </w:r>
-      <w:proofErr w:type="spellEnd"/>
-      <w:r>
-        <w:rPr>
-          <w:rFonts w:asciiTheme="minorHAnsi" w:eastAsiaTheme="minorHAnsi" w:hAnsiTheme="minorHAnsi" w:cstheme="minorBidi"/>
-          <w:b/>
-          <w:sz w:val="22"/>
-          <w:szCs w:val="22"/>
-          <w:lang w:eastAsia="en-US"/>
-        </w:rPr>
-        <w:t>', '</w:t>
-      </w:r>
-      <w:proofErr w:type="spellStart"/>
-      <w:r>
-        <w:rPr>
-          <w:rFonts w:asciiTheme="minorHAnsi" w:eastAsiaTheme="minorHAnsi" w:hAnsiTheme="minorHAnsi" w:cstheme="minorBidi"/>
-          <w:b/>
-          <w:sz w:val="22"/>
-          <w:szCs w:val="22"/>
-          <w:lang w:eastAsia="en-US"/>
-        </w:rPr>
-        <w:t>verified</w:t>
-      </w:r>
-      <w:proofErr w:type="spellEnd"/>
-      <w:r>
-        <w:rPr>
-          <w:rFonts w:asciiTheme="minorHAnsi" w:eastAsiaTheme="minorHAnsi" w:hAnsiTheme="minorHAnsi" w:cstheme="minorBidi"/>
-          <w:b/>
-          <w:sz w:val="22"/>
-          <w:szCs w:val="22"/>
-          <w:lang w:eastAsia="en-US"/>
-        </w:rPr>
-        <w:t>', 'vendor'])</w:t>
-      </w:r>
-    </w:p>
-    <w:p>
-      <w:pPr>
-        <w:spacing w:after="160" w:line="259" w:lineRule="auto"/>
-        <w:rPr>
-          <w:rFonts w:asciiTheme="minorHAnsi" w:eastAsiaTheme="minorHAnsi" w:hAnsiTheme="minorHAnsi" w:cstheme="minorBidi"/>
-          <w:sz w:val="22"/>
-          <w:szCs w:val="22"/>
-          <w:lang w:eastAsia="en-US"/>
-        </w:rPr>
-      </w:pPr>
-      <w:r>
-        <w:rPr>
-          <w:rFonts w:asciiTheme="minorHAnsi" w:eastAsiaTheme="minorHAnsi" w:hAnsiTheme="minorHAnsi" w:cstheme="minorBidi"/>
-          <w:sz w:val="22"/>
-          <w:szCs w:val="22"/>
-          <w:lang w:eastAsia="en-US"/>
-        </w:rPr>
-        <w:t xml:space="preserve">I </w:t>
-      </w:r>
-      <w:r>
-        <w:rPr>
-          <w:rFonts w:asciiTheme="minorHAnsi" w:eastAsiaTheme="minorHAnsi" w:hAnsiTheme="minorHAnsi" w:cstheme="minorBidi"/>
-          <w:bCs/>
-          <w:sz w:val="22"/>
-          <w:szCs w:val="22"/>
-          <w:lang w:eastAsia="en-US"/>
-        </w:rPr>
-        <w:t>middleware</w:t>
-      </w:r>
-      <w:r>
-        <w:rPr>
-          <w:rFonts w:asciiTheme="minorHAnsi" w:eastAsiaTheme="minorHAnsi" w:hAnsiTheme="minorHAnsi" w:cstheme="minorBidi"/>
-          <w:sz w:val="22"/>
-          <w:szCs w:val="22"/>
-          <w:lang w:eastAsia="en-US"/>
-        </w:rPr>
-        <w:t xml:space="preserve"> rappresentano dei componenti dell’applicazione </w:t>
-      </w:r>
-      <w:r>
-        <w:rPr>
-          <w:rFonts w:asciiTheme="minorHAnsi" w:eastAsiaTheme="minorHAnsi" w:hAnsiTheme="minorHAnsi" w:cstheme="minorBidi"/>
-          <w:sz w:val="22"/>
-          <w:szCs w:val="22"/>
-          <w:lang w:eastAsia="en-US"/>
-        </w:rPr>
-        <w:t>w</w:t>
-      </w:r>
-      <w:r>
-        <w:rPr>
-          <w:rFonts w:asciiTheme="minorHAnsi" w:eastAsiaTheme="minorHAnsi" w:hAnsiTheme="minorHAnsi" w:cstheme="minorBidi"/>
-          <w:sz w:val="22"/>
-          <w:szCs w:val="22"/>
-          <w:lang w:eastAsia="en-US"/>
-        </w:rPr>
-        <w:t xml:space="preserve">eb che fungono da filtri per le chiamate HTTP in entrata. Possono essere usati per esempio per gestire l'autenticazione, ridirigendo l'utente ad una pagina di errore nel caso cercasse di accedere ad una risorsa privata. Laravel ha già un proprio set di middleware predefiniti, ma è anche possibile definirne di propri. </w:t>
-      </w:r>
-    </w:p>
-    <w:p>
-      <w:pPr>
-        <w:spacing w:after="160" w:line="259" w:lineRule="auto"/>
-        <w:rPr>
-          <w:rFonts w:asciiTheme="minorHAnsi" w:eastAsiaTheme="minorHAnsi" w:hAnsiTheme="minorHAnsi" w:cstheme="minorBidi"/>
-          <w:sz w:val="22"/>
-          <w:szCs w:val="22"/>
-          <w:lang w:eastAsia="en-US"/>
-        </w:rPr>
-      </w:pPr>
-      <w:r>
-        <w:rPr>
-          <w:rFonts w:asciiTheme="minorHAnsi" w:eastAsiaTheme="minorHAnsi" w:hAnsiTheme="minorHAnsi" w:cstheme="minorBidi"/>
-          <w:sz w:val="22"/>
-          <w:szCs w:val="22"/>
-          <w:lang w:eastAsia="en-US"/>
-        </w:rPr>
-        <w:t>Per creare un nuovo middleware, si deve usare il seguente comando:</w:t>
-      </w:r>
-    </w:p>
-    <w:p>
-      <w:pPr>
-        <w:pStyle w:val="Code"/>
-        <w:tabs>
-          <w:tab w:val="left" w:pos="8789"/>
-        </w:tabs>
-        <w:spacing w:before="240"/>
-        <w:ind w:left="500" w:right="566"/>
-        <w:rPr>
-          <w:sz w:val="16"/>
-          <w:szCs w:val="16"/>
-        </w:rPr>
-      </w:pPr>
-      <w:r>
-        <w:rPr>
-          <w:sz w:val="16"/>
-          <w:szCs w:val="16"/>
-        </w:rPr>
-        <w:t xml:space="preserve">php artisan make:middleware </w:t>
-      </w:r>
-      <w:r>
-        <w:rPr>
-          <w:sz w:val="16"/>
-          <w:szCs w:val="16"/>
-        </w:rPr>
-        <w:t>&lt;nomeMiddleware&gt;</w:t>
-      </w:r>
-    </w:p>
-    <w:p>
-      <w:pPr>
-        <w:rPr>
-          <w:lang w:val="it-IT"/>
-        </w:rPr>
-      </w:pPr>
-    </w:p>
-    <w:p>
-      <w:pPr>
-        <w:spacing w:after="160" w:line="259" w:lineRule="auto"/>
-        <w:contextualSpacing/>
-        <w:rPr>
-          <w:rFonts w:asciiTheme="minorHAnsi" w:eastAsiaTheme="minorHAnsi" w:hAnsiTheme="minorHAnsi" w:cstheme="minorBidi"/>
-          <w:sz w:val="22"/>
-          <w:szCs w:val="22"/>
-          <w:lang w:eastAsia="en-US"/>
-        </w:rPr>
-      </w:pPr>
-      <w:r>
-        <w:rPr>
-          <w:rFonts w:asciiTheme="minorHAnsi" w:eastAsiaTheme="minorHAnsi" w:hAnsiTheme="minorHAnsi" w:cstheme="minorBidi"/>
-          <w:sz w:val="22"/>
-          <w:szCs w:val="22"/>
-          <w:lang w:eastAsia="en-US"/>
-        </w:rPr>
-        <w:t>In questo caso vengono a</w:t>
-      </w:r>
-      <w:r>
-        <w:rPr>
-          <w:rFonts w:asciiTheme="minorHAnsi" w:eastAsiaTheme="minorHAnsi" w:hAnsiTheme="minorHAnsi" w:cstheme="minorBidi"/>
-          <w:sz w:val="22"/>
-          <w:szCs w:val="22"/>
-          <w:lang w:eastAsia="en-US"/>
-        </w:rPr>
-        <w:t>pplica</w:t>
-      </w:r>
-      <w:r>
-        <w:rPr>
-          <w:rFonts w:asciiTheme="minorHAnsi" w:eastAsiaTheme="minorHAnsi" w:hAnsiTheme="minorHAnsi" w:cstheme="minorBidi"/>
-          <w:sz w:val="22"/>
-          <w:szCs w:val="22"/>
-          <w:lang w:eastAsia="en-US"/>
-        </w:rPr>
-        <w:t>ti</w:t>
-      </w:r>
-      <w:r>
-        <w:rPr>
-          <w:rFonts w:asciiTheme="minorHAnsi" w:eastAsiaTheme="minorHAnsi" w:hAnsiTheme="minorHAnsi" w:cstheme="minorBidi"/>
-          <w:sz w:val="22"/>
-          <w:szCs w:val="22"/>
-          <w:lang w:eastAsia="en-US"/>
-        </w:rPr>
-        <w:t xml:space="preserve"> tre middleware prima di permettere l'accesso alla rotta</w:t>
-      </w:r>
-      <w:r>
-        <w:rPr>
-          <w:rFonts w:asciiTheme="minorHAnsi" w:eastAsiaTheme="minorHAnsi" w:hAnsiTheme="minorHAnsi" w:cstheme="minorBidi"/>
-          <w:sz w:val="22"/>
-          <w:szCs w:val="22"/>
-          <w:lang w:eastAsia="en-US"/>
-        </w:rPr>
-        <w:t>.</w:t>
-      </w:r>
-    </w:p>
-    <w:p>
-      <w:pPr>
-        <w:spacing w:before="240" w:line="259" w:lineRule="auto"/>
-        <w:rPr>
-          <w:rFonts w:asciiTheme="minorHAnsi" w:eastAsiaTheme="minorHAnsi" w:hAnsiTheme="minorHAnsi" w:cstheme="minorBidi"/>
-          <w:b/>
-          <w:sz w:val="22"/>
-          <w:szCs w:val="22"/>
-          <w:lang w:eastAsia="en-US"/>
-        </w:rPr>
-      </w:pPr>
-      <w:proofErr w:type="spellStart"/>
-      <w:r>
-        <w:rPr>
-          <w:rFonts w:asciiTheme="minorHAnsi" w:eastAsiaTheme="minorHAnsi" w:hAnsiTheme="minorHAnsi" w:cstheme="minorBidi"/>
-          <w:b/>
-          <w:sz w:val="22"/>
-          <w:szCs w:val="22"/>
-          <w:lang w:eastAsia="en-US"/>
-        </w:rPr>
-        <w:t>auth</w:t>
-      </w:r>
-      <w:proofErr w:type="spellEnd"/>
-      <w:r>
-        <w:rPr>
-          <w:rFonts w:asciiTheme="minorHAnsi" w:eastAsiaTheme="minorHAnsi" w:hAnsiTheme="minorHAnsi" w:cstheme="minorBidi"/>
-          <w:b/>
-          <w:sz w:val="22"/>
-          <w:szCs w:val="22"/>
-          <w:lang w:eastAsia="en-US"/>
-        </w:rPr>
-        <w:t>:</w:t>
-      </w:r>
-    </w:p>
-    <w:p>
-      <w:pPr>
-        <w:spacing w:after="160" w:line="259" w:lineRule="auto"/>
-        <w:rPr>
-          <w:rFonts w:asciiTheme="minorHAnsi" w:eastAsiaTheme="minorHAnsi" w:hAnsiTheme="minorHAnsi" w:cstheme="minorBidi"/>
-          <w:b/>
-          <w:sz w:val="22"/>
-          <w:szCs w:val="22"/>
-          <w:lang w:eastAsia="en-US"/>
-        </w:rPr>
-      </w:pPr>
-      <w:r>
-        <w:rPr>
-          <w:rFonts w:asciiTheme="minorHAnsi" w:eastAsiaTheme="minorHAnsi" w:hAnsiTheme="minorHAnsi" w:cstheme="minorBidi"/>
-          <w:sz w:val="22"/>
-          <w:szCs w:val="22"/>
-          <w:lang w:eastAsia="en-US"/>
-        </w:rPr>
-        <w:t>Verifica che l'utente sia loggato. Se non lo è, viene reindirizzato alla pagina di login</w:t>
-      </w:r>
-    </w:p>
-    <w:p>
-      <w:pPr>
-        <w:spacing w:line="259" w:lineRule="auto"/>
-        <w:rPr>
-          <w:rFonts w:asciiTheme="minorHAnsi" w:eastAsiaTheme="minorHAnsi" w:hAnsiTheme="minorHAnsi" w:cstheme="minorBidi"/>
-          <w:b/>
-          <w:sz w:val="22"/>
-          <w:szCs w:val="22"/>
-          <w:lang w:eastAsia="en-US"/>
-        </w:rPr>
-      </w:pPr>
-      <w:proofErr w:type="spellStart"/>
-      <w:r>
-        <w:rPr>
-          <w:rFonts w:asciiTheme="minorHAnsi" w:eastAsiaTheme="minorHAnsi" w:hAnsiTheme="minorHAnsi" w:cstheme="minorBidi"/>
-          <w:b/>
-          <w:sz w:val="22"/>
-          <w:szCs w:val="22"/>
-          <w:lang w:eastAsia="en-US"/>
-        </w:rPr>
-        <w:t>verified</w:t>
-      </w:r>
-      <w:proofErr w:type="spellEnd"/>
-      <w:r>
-        <w:rPr>
-          <w:rFonts w:asciiTheme="minorHAnsi" w:eastAsiaTheme="minorHAnsi" w:hAnsiTheme="minorHAnsi" w:cstheme="minorBidi"/>
-          <w:b/>
-          <w:sz w:val="22"/>
-          <w:szCs w:val="22"/>
-          <w:lang w:eastAsia="en-US"/>
-        </w:rPr>
-        <w:t>:</w:t>
-      </w:r>
-    </w:p>
-    <w:p>
-      <w:pPr>
-        <w:spacing w:before="240" w:after="160" w:line="259" w:lineRule="auto"/>
-        <w:contextualSpacing/>
-        <w:rPr>
-          <w:rFonts w:asciiTheme="minorHAnsi" w:eastAsiaTheme="minorHAnsi" w:hAnsiTheme="minorHAnsi" w:cstheme="minorBidi"/>
-          <w:b/>
-          <w:sz w:val="22"/>
-          <w:szCs w:val="22"/>
-          <w:lang w:eastAsia="en-US"/>
-        </w:rPr>
-      </w:pPr>
-      <w:r>
-        <w:rPr>
-          <w:rFonts w:asciiTheme="minorHAnsi" w:eastAsiaTheme="minorHAnsi" w:hAnsiTheme="minorHAnsi" w:cstheme="minorBidi"/>
-          <w:sz w:val="22"/>
-          <w:szCs w:val="22"/>
-          <w:lang w:eastAsia="en-US"/>
-        </w:rPr>
-        <w:t>Assicura che l'utente abbia verificato l'email.</w:t>
-      </w:r>
-    </w:p>
-    <w:p>
-      <w:pPr>
-        <w:spacing w:before="240" w:line="259" w:lineRule="auto"/>
-        <w:rPr>
-          <w:rFonts w:asciiTheme="minorHAnsi" w:eastAsiaTheme="minorHAnsi" w:hAnsiTheme="minorHAnsi" w:cstheme="minorBidi"/>
-          <w:b/>
-          <w:sz w:val="22"/>
-          <w:szCs w:val="22"/>
-          <w:lang w:eastAsia="en-US"/>
-        </w:rPr>
-      </w:pPr>
-      <w:r>
-        <w:rPr>
-          <w:rFonts w:asciiTheme="minorHAnsi" w:eastAsiaTheme="minorHAnsi" w:hAnsiTheme="minorHAnsi" w:cstheme="minorBidi"/>
-          <w:b/>
-          <w:sz w:val="22"/>
-          <w:szCs w:val="22"/>
-          <w:lang w:eastAsia="en-US"/>
-        </w:rPr>
-        <w:t>vendor:</w:t>
-      </w:r>
-    </w:p>
-    <w:p>
-      <w:pPr>
-        <w:spacing w:line="259" w:lineRule="auto"/>
-        <w:contextualSpacing/>
-        <w:rPr>
-          <w:rFonts w:asciiTheme="minorHAnsi" w:eastAsiaTheme="minorHAnsi" w:hAnsiTheme="minorHAnsi" w:cstheme="minorBidi"/>
-          <w:b/>
-          <w:sz w:val="22"/>
-          <w:szCs w:val="22"/>
-          <w:lang w:eastAsia="en-US"/>
-        </w:rPr>
-      </w:pPr>
-      <w:r>
-        <w:rPr>
-          <w:rFonts w:asciiTheme="minorHAnsi" w:eastAsiaTheme="minorHAnsi" w:hAnsiTheme="minorHAnsi" w:cstheme="minorBidi"/>
-          <w:sz w:val="22"/>
-          <w:szCs w:val="22"/>
-          <w:lang w:eastAsia="en-US"/>
-        </w:rPr>
-        <w:t>Un middleware personalizzato che verifica che l'utente abbia il ruolo di "vendor"</w:t>
-      </w:r>
-      <w:r>
-        <w:rPr>
-          <w:rFonts w:asciiTheme="minorHAnsi" w:eastAsiaTheme="minorHAnsi" w:hAnsiTheme="minorHAnsi" w:cstheme="minorBidi"/>
-          <w:sz w:val="22"/>
-          <w:szCs w:val="22"/>
-          <w:lang w:eastAsia="en-US"/>
-        </w:rPr>
-        <w:t xml:space="preserve">, il nome del middleware è stato associato al controller di sicurezza ed è stato aggiunto all’interno del file </w:t>
-      </w:r>
-      <w:proofErr w:type="spellStart"/>
-      <w:r>
-        <w:rPr>
-          <w:rFonts w:asciiTheme="minorHAnsi" w:eastAsiaTheme="minorHAnsi" w:hAnsiTheme="minorHAnsi" w:cstheme="minorBidi"/>
-          <w:sz w:val="22"/>
-          <w:szCs w:val="22"/>
-          <w:lang w:eastAsia="en-US"/>
-        </w:rPr>
-        <w:t>boostrap</w:t>
-      </w:r>
-      <w:proofErr w:type="spellEnd"/>
-      <w:r>
-        <w:rPr>
-          <w:rFonts w:asciiTheme="minorHAnsi" w:eastAsiaTheme="minorHAnsi" w:hAnsiTheme="minorHAnsi" w:cstheme="minorBidi"/>
-          <w:sz w:val="22"/>
-          <w:szCs w:val="22"/>
-          <w:lang w:eastAsia="en-US"/>
-        </w:rPr>
-        <w:t>/</w:t>
-      </w:r>
-      <w:proofErr w:type="spellStart"/>
-      <w:r>
-        <w:rPr>
-          <w:rFonts w:asciiTheme="minorHAnsi" w:eastAsiaTheme="minorHAnsi" w:hAnsiTheme="minorHAnsi" w:cstheme="minorBidi"/>
-          <w:sz w:val="22"/>
-          <w:szCs w:val="22"/>
-          <w:lang w:eastAsia="en-US"/>
-        </w:rPr>
-        <w:t>app.php</w:t>
-      </w:r>
-      <w:proofErr w:type="spellEnd"/>
-    </w:p>
-    <w:p>
-      <w:pPr>
-        <w:spacing w:before="240" w:line="259" w:lineRule="auto"/>
-        <w:rPr>
-          <w:rFonts w:asciiTheme="minorHAnsi" w:eastAsiaTheme="minorHAnsi" w:hAnsiTheme="minorHAnsi" w:cstheme="minorBidi"/>
-          <w:b/>
-          <w:sz w:val="22"/>
-          <w:szCs w:val="22"/>
-          <w:lang w:eastAsia="en-US"/>
-        </w:rPr>
-      </w:pPr>
-      <w:r>
-        <w:rPr>
-          <w:rFonts w:asciiTheme="minorHAnsi" w:eastAsiaTheme="minorHAnsi" w:hAnsiTheme="minorHAnsi" w:cstheme="minorBidi"/>
-          <w:b/>
-          <w:sz w:val="22"/>
-          <w:szCs w:val="22"/>
-          <w:lang w:eastAsia="en-US"/>
-        </w:rPr>
-        <w:t>name('vendor')</w:t>
-      </w:r>
-      <w:r>
-        <w:rPr>
-          <w:rFonts w:asciiTheme="minorHAnsi" w:eastAsiaTheme="minorHAnsi" w:hAnsiTheme="minorHAnsi" w:cstheme="minorBidi"/>
-          <w:b/>
-          <w:sz w:val="22"/>
-          <w:szCs w:val="22"/>
-          <w:lang w:eastAsia="en-US"/>
-        </w:rPr>
-        <w:t>:</w:t>
-      </w:r>
-    </w:p>
-    <w:p>
-      <w:pPr>
-        <w:spacing w:after="160" w:line="259" w:lineRule="auto"/>
-        <w:contextualSpacing/>
-        <w:rPr>
-          <w:rFonts w:asciiTheme="minorHAnsi" w:eastAsiaTheme="minorHAnsi" w:hAnsiTheme="minorHAnsi" w:cstheme="minorBidi"/>
-          <w:b/>
-          <w:sz w:val="22"/>
-          <w:szCs w:val="22"/>
-          <w:lang w:eastAsia="en-US"/>
-        </w:rPr>
-      </w:pPr>
-      <w:r>
-        <w:rPr>
-          <w:rFonts w:asciiTheme="minorHAnsi" w:eastAsiaTheme="minorHAnsi" w:hAnsiTheme="minorHAnsi" w:cstheme="minorBidi"/>
-          <w:sz w:val="22"/>
-          <w:szCs w:val="22"/>
-          <w:lang w:eastAsia="en-US"/>
-        </w:rPr>
         <w:t>Assegna alla rotta il nome vendor</w:t>
       </w:r>
     </w:p>
@@ -18516,6 +18284,29 @@
           <w:lang w:val="it-IT"/>
         </w:rPr>
         <w:t xml:space="preserve"> pulsanti nella barra di navigazione che vanno a richiamare i form login e register che a loro volta vanno a richiamare i controller che permettono l’autenticazione.</w:t>
+      </w:r>
+    </w:p>
+    <w:p>
+      <w:pPr>
+        <w:rPr>
+          <w:lang w:val="it-IT"/>
+        </w:rPr>
+      </w:pPr>
+    </w:p>
+    <w:p>
+      <w:pPr>
+        <w:rPr>
+          <w:i/>
+          <w:lang w:val="it-IT"/>
+        </w:rPr>
+      </w:pPr>
+      <w:r>
+        <w:rPr>
+          <w:i/>
+          <w:highlight w:val="yellow"/>
+          <w:lang w:val="it-IT"/>
+        </w:rPr>
+        <w:t>CONTROLLARE SE VIENE CITATO L’ACCESSO TRAMITE USERNAME</w:t>
       </w:r>
     </w:p>
     <w:p>
@@ -19525,7 +19316,10 @@
       </w:pPr>
       <w:r>
         <w:lastRenderedPageBreak/>
-        <w:t>Aggiunta Prodotti</w:t>
+        <w:t>Gestione</w:t>
+      </w:r>
+      <w:r>
+        <w:t xml:space="preserve"> Prodotti</w:t>
       </w:r>
     </w:p>
     <w:p>
@@ -19658,6 +19452,35 @@
     </w:p>
     <w:p>
       <w:pPr>
+        <w:rPr>
+          <w:i/>
+          <w:highlight w:val="yellow"/>
+        </w:rPr>
+      </w:pPr>
+      <w:r>
+        <w:rPr>
+          <w:i/>
+          <w:highlight w:val="yellow"/>
+        </w:rPr>
+        <w:t>AGGIUNTA DI PARAGRAFI PER MODIFICA ED ELIMINAZIONE</w:t>
+      </w:r>
+    </w:p>
+    <w:p>
+      <w:pPr>
+        <w:rPr>
+          <w:i/>
+        </w:rPr>
+      </w:pPr>
+      <w:r>
+        <w:rPr>
+          <w:i/>
+          <w:highlight w:val="yellow"/>
+        </w:rPr>
+        <w:t>AGGIUNTA DI UN CAMPO DI EVIDENZA QUANDO SI CREA/MODIFICA UN PRODOTTO</w:t>
+      </w:r>
+    </w:p>
+    <w:p>
+      <w:pPr>
         <w:pStyle w:val="Titolo3"/>
       </w:pPr>
       <w:r>
@@ -19706,21 +19529,7 @@
         <w:rPr>
           <w:lang w:val="it-IT"/>
         </w:rPr>
-        <w:t xml:space="preserve">", all'interno delle quali sono definiti i vincoli per i campi del form, le regole di validazione e i messaggi di errore personalizzati. In caso di errore, </w:t>
-      </w:r>
-      <w:proofErr w:type="spellStart"/>
-      <w:r>
-        <w:rPr>
-          <w:lang w:val="it-IT"/>
-        </w:rPr>
-        <w:t>Laravel</w:t>
-      </w:r>
-      <w:proofErr w:type="spellEnd"/>
-      <w:r>
-        <w:rPr>
-          <w:lang w:val="it-IT"/>
-        </w:rPr>
-        <w:t xml:space="preserve"> restituisce automaticamente i messaggi associati, semplificando la gestione lato controller.</w:t>
+        <w:t>", all'interno delle quali sono definiti i vincoli per i campi del form, le regole di validazione e i messaggi di errore personalizzati. In caso di errore, Laravel restituisce automaticamente i messaggi associati, semplificando la gestione lato controller.</w:t>
       </w:r>
     </w:p>
     <w:p>
@@ -19940,6 +19749,31 @@
     </w:p>
     <w:p>
       <w:pPr>
+        <w:jc w:val="both"/>
+        <w:rPr>
+          <w:lang w:val="it-IT"/>
+        </w:rPr>
+      </w:pPr>
+    </w:p>
+    <w:p>
+      <w:pPr>
+        <w:jc w:val="both"/>
+        <w:rPr>
+          <w:i/>
+          <w:lang w:val="it-IT"/>
+        </w:rPr>
+      </w:pPr>
+      <w:r>
+        <w:rPr>
+          <w:i/>
+          <w:highlight w:val="yellow"/>
+          <w:lang w:val="it-IT"/>
+        </w:rPr>
+        <w:t>AGGIUNTA DI UN CAPITOLO INERENTE AGLI ORDINI EFFETTUATI DALL’UTENTE</w:t>
+      </w:r>
+    </w:p>
+    <w:p>
+      <w:pPr>
         <w:rPr>
           <w:lang w:val="it-IT"/>
         </w:rPr>
@@ -20180,7 +20014,21 @@
         <w:rPr>
           <w:lang w:val="it-IT"/>
         </w:rPr>
-        <w:t xml:space="preserve"> tramite il metodo “update()”</w:t>
+        <w:t xml:space="preserve"> tramite il metodo “</w:t>
+      </w:r>
+      <w:proofErr w:type="gramStart"/>
+      <w:r>
+        <w:rPr>
+          <w:lang w:val="it-IT"/>
+        </w:rPr>
+        <w:t>update(</w:t>
+      </w:r>
+      <w:proofErr w:type="gramEnd"/>
+      <w:r>
+        <w:rPr>
+          <w:lang w:val="it-IT"/>
+        </w:rPr>
+        <w:t>)”</w:t>
       </w:r>
       <w:r>
         <w:rPr>
@@ -20292,6 +20140,379 @@
         <w:rPr>
           <w:lang w:val="it-IT"/>
         </w:rPr>
+        <w:br w:type="page"/>
+      </w:r>
+    </w:p>
+    <w:p>
+      <w:pPr>
+        <w:pStyle w:val="Titolo2"/>
+      </w:pPr>
+      <w:r>
+        <w:lastRenderedPageBreak/>
+        <w:t>Funzionalità della pagina home</w:t>
+      </w:r>
+    </w:p>
+    <w:p>
+      <w:pPr>
+        <w:rPr>
+          <w:i/>
+          <w:lang w:val="it-IT"/>
+        </w:rPr>
+      </w:pPr>
+      <w:r>
+        <w:rPr>
+          <w:i/>
+          <w:highlight w:val="yellow"/>
+          <w:lang w:val="it-IT"/>
+        </w:rPr>
+        <w:t>NEGRI</w:t>
+      </w:r>
+    </w:p>
+    <w:p>
+      <w:pPr>
+        <w:pStyle w:val="Titolo2"/>
+      </w:pPr>
+      <w:r>
+        <w:t>Catalogo</w:t>
+      </w:r>
+    </w:p>
+    <w:p>
+      <w:pPr>
+        <w:rPr>
+          <w:i/>
+          <w:lang w:val="it-IT"/>
+        </w:rPr>
+      </w:pPr>
+      <w:r>
+        <w:rPr>
+          <w:i/>
+          <w:highlight w:val="yellow"/>
+          <w:lang w:val="it-IT"/>
+        </w:rPr>
+        <w:t>NEGRI</w:t>
+      </w:r>
+    </w:p>
+    <w:p>
+      <w:pPr>
+        <w:pStyle w:val="Titolo3"/>
+      </w:pPr>
+      <w:bookmarkStart w:id="38" w:name="_Hlk199314497"/>
+      <w:r>
+        <w:t>Paginazione</w:t>
+      </w:r>
+      <w:bookmarkEnd w:id="38"/>
+    </w:p>
+    <w:p>
+      <w:pPr>
+        <w:rPr>
+          <w:i/>
+          <w:lang w:val="it-IT"/>
+        </w:rPr>
+      </w:pPr>
+      <w:r>
+        <w:rPr>
+          <w:i/>
+          <w:highlight w:val="yellow"/>
+          <w:lang w:val="it-IT"/>
+        </w:rPr>
+        <w:t>SAMU</w:t>
+      </w:r>
+    </w:p>
+    <w:p>
+      <w:pPr>
+        <w:pStyle w:val="Titolo3"/>
+      </w:pPr>
+      <w:r>
+        <w:t>Filtri e ricerca</w:t>
+      </w:r>
+    </w:p>
+    <w:p>
+      <w:pPr>
+        <w:rPr>
+          <w:i/>
+          <w:lang w:val="it-IT"/>
+        </w:rPr>
+      </w:pPr>
+      <w:r>
+        <w:rPr>
+          <w:i/>
+          <w:highlight w:val="yellow"/>
+          <w:lang w:val="it-IT"/>
+        </w:rPr>
+        <w:t>S</w:t>
+      </w:r>
+      <w:r>
+        <w:rPr>
+          <w:i/>
+          <w:highlight w:val="yellow"/>
+          <w:lang w:val="it-IT"/>
+        </w:rPr>
+        <w:t>UMA</w:t>
+      </w:r>
+    </w:p>
+    <w:p>
+      <w:pPr>
+        <w:pStyle w:val="Titolo2"/>
+      </w:pPr>
+      <w:r>
+        <w:t>Prodotto</w:t>
+      </w:r>
+    </w:p>
+    <w:p>
+      <w:pPr>
+        <w:rPr>
+          <w:i/>
+          <w:lang w:val="it-IT"/>
+        </w:rPr>
+      </w:pPr>
+      <w:r>
+        <w:rPr>
+          <w:i/>
+          <w:highlight w:val="yellow"/>
+          <w:lang w:val="it-IT"/>
+        </w:rPr>
+        <w:t>NEGRI</w:t>
+      </w:r>
+    </w:p>
+    <w:p>
+      <w:pPr>
+        <w:pStyle w:val="Titolo3"/>
+      </w:pPr>
+      <w:r>
+        <w:t>Gestione delle taglie</w:t>
+      </w:r>
+    </w:p>
+    <w:p>
+      <w:pPr>
+        <w:rPr>
+          <w:i/>
+          <w:lang w:val="it-IT"/>
+        </w:rPr>
+      </w:pPr>
+      <w:r>
+        <w:rPr>
+          <w:i/>
+          <w:highlight w:val="yellow"/>
+          <w:lang w:val="it-IT"/>
+        </w:rPr>
+        <w:t>NEGRI</w:t>
+      </w:r>
+    </w:p>
+    <w:p>
+      <w:pPr>
+        <w:pStyle w:val="Titolo3"/>
+      </w:pPr>
+      <w:r>
+        <w:t>Gestione del prodotto esaurito</w:t>
+      </w:r>
+    </w:p>
+    <w:p>
+      <w:pPr>
+        <w:rPr>
+          <w:i/>
+          <w:lang w:val="it-IT"/>
+        </w:rPr>
+      </w:pPr>
+      <w:r>
+        <w:rPr>
+          <w:i/>
+          <w:highlight w:val="yellow"/>
+          <w:lang w:val="it-IT"/>
+        </w:rPr>
+        <w:t>NEGRI</w:t>
+      </w:r>
+    </w:p>
+    <w:p>
+      <w:pPr>
+        <w:pStyle w:val="Titolo2"/>
+      </w:pPr>
+      <w:r>
+        <w:t>Sistema di pagamento</w:t>
+      </w:r>
+    </w:p>
+    <w:p>
+      <w:pPr>
+        <w:rPr>
+          <w:i/>
+          <w:lang w:val="it-IT"/>
+        </w:rPr>
+      </w:pPr>
+      <w:r>
+        <w:rPr>
+          <w:i/>
+          <w:highlight w:val="yellow"/>
+          <w:lang w:val="it-IT"/>
+        </w:rPr>
+        <w:t>ARZA</w:t>
+      </w:r>
+    </w:p>
+    <w:p>
+      <w:pPr>
+        <w:pStyle w:val="Titolo3"/>
+      </w:pPr>
+      <w:r>
+        <w:t>Carrello</w:t>
+      </w:r>
+    </w:p>
+    <w:p>
+      <w:pPr>
+        <w:rPr>
+          <w:i/>
+          <w:lang w:val="it-IT"/>
+        </w:rPr>
+      </w:pPr>
+      <w:r>
+        <w:rPr>
+          <w:i/>
+          <w:highlight w:val="yellow"/>
+          <w:lang w:val="it-IT"/>
+        </w:rPr>
+        <w:t>ARZA</w:t>
+      </w:r>
+    </w:p>
+    <w:p>
+      <w:pPr>
+        <w:pStyle w:val="Titolo3"/>
+      </w:pPr>
+      <w:r>
+        <w:t>Pagamento</w:t>
+      </w:r>
+    </w:p>
+    <w:p>
+      <w:pPr>
+        <w:rPr>
+          <w:i/>
+          <w:lang w:val="it-IT"/>
+        </w:rPr>
+      </w:pPr>
+      <w:r>
+        <w:rPr>
+          <w:i/>
+          <w:highlight w:val="yellow"/>
+          <w:lang w:val="it-IT"/>
+        </w:rPr>
+        <w:t>ARZA</w:t>
+      </w:r>
+    </w:p>
+    <w:p>
+      <w:pPr>
+        <w:rPr>
+          <w:i/>
+          <w:highlight w:val="yellow"/>
+          <w:lang w:val="it-IT"/>
+        </w:rPr>
+      </w:pPr>
+      <w:r>
+        <w:rPr>
+          <w:i/>
+          <w:highlight w:val="yellow"/>
+          <w:lang w:val="it-IT"/>
+        </w:rPr>
+        <w:t>DASHBOARD DI STRIPE</w:t>
+      </w:r>
+    </w:p>
+    <w:p>
+      <w:pPr>
+        <w:rPr>
+          <w:i/>
+          <w:lang w:val="it-IT"/>
+        </w:rPr>
+      </w:pPr>
+      <w:r>
+        <w:rPr>
+          <w:i/>
+          <w:highlight w:val="yellow"/>
+          <w:lang w:val="it-IT"/>
+        </w:rPr>
+        <w:t>CONSEGUENZE ALL’ACQUISTO DIMINUZIONE DELLA QUANTITÀ, ETC…</w:t>
+      </w:r>
+    </w:p>
+    <w:p>
+      <w:pPr>
+        <w:pStyle w:val="Titolo3"/>
+      </w:pPr>
+      <w:r>
+        <w:t>Pagina di ritorno</w:t>
+      </w:r>
+    </w:p>
+    <w:p>
+      <w:pPr>
+        <w:rPr>
+          <w:i/>
+          <w:lang w:val="it-IT"/>
+        </w:rPr>
+      </w:pPr>
+      <w:r>
+        <w:rPr>
+          <w:i/>
+          <w:highlight w:val="yellow"/>
+          <w:lang w:val="it-IT"/>
+        </w:rPr>
+        <w:t>ARZA</w:t>
+      </w:r>
+    </w:p>
+    <w:p>
+      <w:pPr>
+        <w:pStyle w:val="Titolo2"/>
+      </w:pPr>
+      <w:r>
+        <w:t>Sicurezza applicativo</w:t>
+      </w:r>
+    </w:p>
+    <w:p>
+      <w:pPr>
+        <w:rPr>
+          <w:i/>
+          <w:lang w:val="it-IT"/>
+        </w:rPr>
+      </w:pPr>
+      <w:r>
+        <w:rPr>
+          <w:i/>
+          <w:highlight w:val="yellow"/>
+          <w:lang w:val="it-IT"/>
+        </w:rPr>
+        <w:t>SAMU</w:t>
+      </w:r>
+    </w:p>
+    <w:p>
+      <w:pPr>
+        <w:pStyle w:val="Titolo2"/>
+      </w:pPr>
+      <w:proofErr w:type="spellStart"/>
+      <w:r>
+        <w:lastRenderedPageBreak/>
+        <w:t>Deploy</w:t>
+      </w:r>
+      <w:proofErr w:type="spellEnd"/>
+      <w:r>
+        <w:t xml:space="preserve"> dell’applicativo</w:t>
+      </w:r>
+    </w:p>
+    <w:p>
+      <w:pPr>
+        <w:rPr>
+          <w:i/>
+          <w:lang w:val="it-IT"/>
+        </w:rPr>
+      </w:pPr>
+      <w:r>
+        <w:rPr>
+          <w:i/>
+          <w:highlight w:val="yellow"/>
+          <w:lang w:val="it-IT"/>
+        </w:rPr>
+        <w:t>ARZA</w:t>
+      </w:r>
+    </w:p>
+    <w:p>
+      <w:pPr>
+        <w:rPr>
+          <w:b/>
+          <w:lang w:val="it-IT"/>
+        </w:rPr>
+      </w:pPr>
+      <w:r>
         <w:br w:type="page"/>
       </w:r>
     </w:p>
@@ -20318,11 +20539,27 @@
     </w:p>
     <w:p>
       <w:pPr>
-        <w:pStyle w:val="Titolo2"/>
+        <w:rPr>
+          <w:i/>
+          <w:lang w:val="it-IT"/>
+        </w:rPr>
       </w:pPr>
       <w:bookmarkStart w:id="42" w:name="_Toc461179224"/>
       <w:bookmarkStart w:id="43" w:name="_Toc94790461"/>
       <w:bookmarkStart w:id="44" w:name="_Toc189853869"/>
+      <w:r>
+        <w:rPr>
+          <w:i/>
+          <w:highlight w:val="yellow"/>
+          <w:lang w:val="it-IT"/>
+        </w:rPr>
+        <w:t>SAMU</w:t>
+      </w:r>
+    </w:p>
+    <w:p>
+      <w:pPr>
+        <w:pStyle w:val="Titolo2"/>
+      </w:pPr>
       <w:r>
         <w:t>Protocollo di test</w:t>
       </w:r>
@@ -21453,39 +21690,20 @@
     <w:p>
       <w:pPr>
         <w:rPr>
-          <w:lang w:val="it-IT"/>
-        </w:rPr>
-      </w:pPr>
-      <w:r>
-        <w:rPr>
-          <w:lang w:val="it-IT"/>
-        </w:rPr>
-        <w:t>Consuntivo del tempo di lavoro effettivo e considerazioni riguardo le differenze rispetto alla pianificazione (cap</w:t>
-      </w:r>
-      <w:r>
-        <w:rPr>
-          <w:lang w:val="it-IT"/>
-        </w:rPr>
-        <w:t>.</w:t>
-      </w:r>
-      <w:r>
-        <w:rPr>
-          <w:lang w:val="it-IT"/>
-        </w:rPr>
-        <w:t xml:space="preserve"> 1.7) (ad esempio Gan</w:t>
-      </w:r>
-      <w:r>
-        <w:rPr>
-          <w:lang w:val="it-IT"/>
-        </w:rPr>
-        <w:t>t</w:t>
-      </w:r>
-      <w:r>
-        <w:rPr>
-          <w:lang w:val="it-IT"/>
-        </w:rPr>
-        <w:t>t consuntivo).</w:t>
-      </w:r>
+          <w:i/>
+          <w:lang w:val="it-IT"/>
+        </w:rPr>
+      </w:pPr>
+      <w:r>
+        <w:rPr>
+          <w:i/>
+          <w:highlight w:val="yellow"/>
+          <w:lang w:val="it-IT"/>
+        </w:rPr>
+        <w:t>ARZA</w:t>
+      </w:r>
+      <w:bookmarkStart w:id="54" w:name="_GoBack"/>
+      <w:bookmarkEnd w:id="54"/>
     </w:p>
     <w:p>
       <w:pPr>
@@ -21494,18 +21712,18 @@
           <w:lang w:val="it-IT"/>
         </w:rPr>
       </w:pPr>
-      <w:bookmarkStart w:id="54" w:name="_Toc461179228"/>
-      <w:bookmarkStart w:id="55" w:name="_Toc94790465"/>
-      <w:bookmarkStart w:id="56" w:name="_Toc189853873"/>
+      <w:bookmarkStart w:id="55" w:name="_Toc461179228"/>
+      <w:bookmarkStart w:id="56" w:name="_Toc94790465"/>
+      <w:bookmarkStart w:id="57" w:name="_Toc189853873"/>
       <w:r>
         <w:rPr>
           <w:lang w:val="it-IT"/>
         </w:rPr>
         <w:t>Conclusioni</w:t>
       </w:r>
-      <w:bookmarkEnd w:id="54"/>
       <w:bookmarkEnd w:id="55"/>
       <w:bookmarkEnd w:id="56"/>
+      <w:bookmarkEnd w:id="57"/>
     </w:p>
     <w:p>
       <w:pPr>
@@ -21596,15 +21814,15 @@
       <w:pPr>
         <w:pStyle w:val="Titolo2"/>
       </w:pPr>
-      <w:bookmarkStart w:id="57" w:name="_Toc461179229"/>
-      <w:bookmarkStart w:id="58" w:name="_Toc94790466"/>
-      <w:bookmarkStart w:id="59" w:name="_Toc189853874"/>
+      <w:bookmarkStart w:id="58" w:name="_Toc461179229"/>
+      <w:bookmarkStart w:id="59" w:name="_Toc94790466"/>
+      <w:bookmarkStart w:id="60" w:name="_Toc189853874"/>
       <w:r>
         <w:t>Sviluppi futuri</w:t>
       </w:r>
-      <w:bookmarkEnd w:id="57"/>
       <w:bookmarkEnd w:id="58"/>
       <w:bookmarkEnd w:id="59"/>
+      <w:bookmarkEnd w:id="60"/>
     </w:p>
     <w:p>
       <w:pPr>
@@ -21623,15 +21841,15 @@
       <w:pPr>
         <w:pStyle w:val="Titolo2"/>
       </w:pPr>
-      <w:bookmarkStart w:id="60" w:name="_Toc461179230"/>
-      <w:bookmarkStart w:id="61" w:name="_Toc94790467"/>
-      <w:bookmarkStart w:id="62" w:name="_Toc189853875"/>
+      <w:bookmarkStart w:id="61" w:name="_Toc461179230"/>
+      <w:bookmarkStart w:id="62" w:name="_Toc94790467"/>
+      <w:bookmarkStart w:id="63" w:name="_Toc189853875"/>
       <w:r>
         <w:t>Considerazioni personali</w:t>
       </w:r>
-      <w:bookmarkEnd w:id="60"/>
       <w:bookmarkEnd w:id="61"/>
       <w:bookmarkEnd w:id="62"/>
+      <w:bookmarkEnd w:id="63"/>
     </w:p>
     <w:p>
       <w:pPr>
@@ -21659,17 +21877,17 @@
           <w:lang w:val="it-IT"/>
         </w:rPr>
       </w:pPr>
-      <w:bookmarkStart w:id="63" w:name="_Toc94790468"/>
-      <w:bookmarkStart w:id="64" w:name="_Toc189853876"/>
-      <w:bookmarkStart w:id="65" w:name="_Toc461179232"/>
+      <w:bookmarkStart w:id="64" w:name="_Toc94790468"/>
+      <w:bookmarkStart w:id="65" w:name="_Toc189853876"/>
+      <w:bookmarkStart w:id="66" w:name="_Toc461179232"/>
       <w:r>
         <w:rPr>
           <w:lang w:val="it-IT"/>
         </w:rPr>
         <w:t>Glossario</w:t>
       </w:r>
-      <w:bookmarkEnd w:id="63"/>
       <w:bookmarkEnd w:id="64"/>
+      <w:bookmarkEnd w:id="65"/>
     </w:p>
     <w:p>
       <w:pPr>
@@ -21895,7 +22113,7 @@
           <w:lang w:val="it-IT"/>
         </w:rPr>
       </w:pPr>
-      <w:bookmarkStart w:id="66" w:name="_Toc94790469"/>
+      <w:bookmarkStart w:id="67" w:name="_Toc94790469"/>
       <w:r>
         <w:rPr>
           <w:lang w:val="it-IT"/>
@@ -21910,7 +22128,7 @@
           <w:lang w:val="it-IT"/>
         </w:rPr>
       </w:pPr>
-      <w:bookmarkStart w:id="67" w:name="_Toc189853877"/>
+      <w:bookmarkStart w:id="68" w:name="_Toc189853877"/>
       <w:r>
         <w:rPr>
           <w:lang w:val="it-IT"/>
@@ -21918,21 +22136,21 @@
         <w:lastRenderedPageBreak/>
         <w:t>Bibliografia</w:t>
       </w:r>
+      <w:bookmarkEnd w:id="67"/>
+      <w:bookmarkEnd w:id="68"/>
+    </w:p>
+    <w:p>
+      <w:pPr>
+        <w:pStyle w:val="Titolo2"/>
+      </w:pPr>
+      <w:bookmarkStart w:id="69" w:name="_Toc94790470"/>
+      <w:bookmarkStart w:id="70" w:name="_Toc189853878"/>
+      <w:r>
+        <w:t>Bibliografia per articoli di riviste:</w:t>
+      </w:r>
       <w:bookmarkEnd w:id="66"/>
-      <w:bookmarkEnd w:id="67"/>
-    </w:p>
-    <w:p>
-      <w:pPr>
-        <w:pStyle w:val="Titolo2"/>
-      </w:pPr>
-      <w:bookmarkStart w:id="68" w:name="_Toc94790470"/>
-      <w:bookmarkStart w:id="69" w:name="_Toc189853878"/>
-      <w:r>
-        <w:t>Bibliografia per articoli di riviste:</w:t>
-      </w:r>
-      <w:bookmarkEnd w:id="65"/>
-      <w:bookmarkEnd w:id="68"/>
       <w:bookmarkEnd w:id="69"/>
+      <w:bookmarkEnd w:id="70"/>
     </w:p>
     <w:p>
       <w:pPr>
@@ -22041,15 +22259,15 @@
       <w:pPr>
         <w:pStyle w:val="Titolo2"/>
       </w:pPr>
-      <w:bookmarkStart w:id="70" w:name="_Toc461179233"/>
-      <w:bookmarkStart w:id="71" w:name="_Toc94790471"/>
-      <w:bookmarkStart w:id="72" w:name="_Toc189853879"/>
+      <w:bookmarkStart w:id="71" w:name="_Toc461179233"/>
+      <w:bookmarkStart w:id="72" w:name="_Toc94790471"/>
+      <w:bookmarkStart w:id="73" w:name="_Toc189853879"/>
       <w:r>
         <w:t>Bibliografia per libri</w:t>
       </w:r>
-      <w:bookmarkEnd w:id="70"/>
       <w:bookmarkEnd w:id="71"/>
       <w:bookmarkEnd w:id="72"/>
+      <w:bookmarkEnd w:id="73"/>
     </w:p>
     <w:p>
       <w:pPr>
@@ -22174,20 +22392,20 @@
           <w:lang w:val="it-IT"/>
         </w:rPr>
       </w:pPr>
-      <w:bookmarkStart w:id="73" w:name="_Toc461179234"/>
+      <w:bookmarkStart w:id="74" w:name="_Toc461179234"/>
     </w:p>
     <w:p>
       <w:pPr>
         <w:pStyle w:val="Titolo2"/>
       </w:pPr>
-      <w:bookmarkStart w:id="74" w:name="_Toc94790472"/>
-      <w:bookmarkStart w:id="75" w:name="_Toc189853880"/>
+      <w:bookmarkStart w:id="75" w:name="_Toc94790472"/>
+      <w:bookmarkStart w:id="76" w:name="_Toc189853880"/>
       <w:r>
         <w:t>Sitografia</w:t>
       </w:r>
-      <w:bookmarkEnd w:id="73"/>
       <w:bookmarkEnd w:id="74"/>
       <w:bookmarkEnd w:id="75"/>
+      <w:bookmarkEnd w:id="76"/>
     </w:p>
     <w:p>
       <w:pPr>
@@ -22345,18 +22563,18 @@
           <w:lang w:val="it-IT"/>
         </w:rPr>
       </w:pPr>
-      <w:bookmarkStart w:id="76" w:name="_Toc461179235"/>
-      <w:bookmarkStart w:id="77" w:name="_Toc94790473"/>
-      <w:bookmarkStart w:id="78" w:name="_Toc189853881"/>
+      <w:bookmarkStart w:id="77" w:name="_Toc461179235"/>
+      <w:bookmarkStart w:id="78" w:name="_Toc94790473"/>
+      <w:bookmarkStart w:id="79" w:name="_Toc189853881"/>
       <w:r>
         <w:rPr>
           <w:lang w:val="it-IT"/>
         </w:rPr>
         <w:t>Allegati</w:t>
       </w:r>
-      <w:bookmarkEnd w:id="76"/>
       <w:bookmarkEnd w:id="77"/>
       <w:bookmarkEnd w:id="78"/>
+      <w:bookmarkEnd w:id="79"/>
     </w:p>
     <w:p>
       <w:pPr>
@@ -22628,19 +22846,19 @@
       <w:rPr>
         <w:lang w:val="fr-CH"/>
       </w:rPr>
-      <w:t>1</w:t>
+      <w:t>28</w:t>
     </w:r>
     <w:r>
       <w:rPr>
         <w:lang w:val="fr-CH"/>
       </w:rPr>
-      <w:t>9.0</w:t>
+      <w:t>.0</w:t>
     </w:r>
     <w:r>
       <w:rPr>
         <w:lang w:val="fr-CH"/>
       </w:rPr>
-      <w:t>2</w:t>
+      <w:t>5</w:t>
     </w:r>
     <w:r>
       <w:rPr>
@@ -27758,6 +27976,7 @@
     <w:name w:val="heading 3"/>
     <w:basedOn w:val="Normale"/>
     <w:next w:val="Normale"/>
+    <w:link w:val="Titolo3Carattere"/>
     <w:qFormat/>
     <w:rsid w:val="00D03EA1"/>
     <w:pPr>
@@ -28362,6 +28581,17 @@
       <w:lang w:eastAsia="it-IT"/>
     </w:rPr>
   </w:style>
+  <w:style w:type="character" w:customStyle="1" w:styleId="Titolo3Carattere">
+    <w:name w:val="Titolo 3 Carattere"/>
+    <w:basedOn w:val="Carpredefinitoparagrafo"/>
+    <w:link w:val="Titolo3"/>
+    <w:rsid w:val="0077483D"/>
+    <w:rPr>
+      <w:rFonts w:ascii="Arial" w:hAnsi="Arial"/>
+      <w:b/>
+      <w:lang w:val="it-IT" w:eastAsia="it-IT"/>
+    </w:rPr>
+  </w:style>
 </w:styles>
 </file>
 
@@ -28665,7 +28895,7 @@
 </file>
 
 <file path=customXml/itemProps1.xml><?xml version="1.0" encoding="utf-8"?>
-<ds:datastoreItem xmlns:ds="http://schemas.openxmlformats.org/officeDocument/2006/customXml" ds:itemID="{BC2A0320-758E-4EB7-8B8C-A42617163DE8}">
+<ds:datastoreItem xmlns:ds="http://schemas.openxmlformats.org/officeDocument/2006/customXml" ds:itemID="{5975B4AA-2662-4C48-8EDE-C4EB8FF81041}">
   <ds:schemaRefs>
     <ds:schemaRef ds:uri="http://schemas.openxmlformats.org/officeDocument/2006/bibliography"/>
   </ds:schemaRefs>

--- a/3_Documentazione/DocumentazioneFyt.docx
+++ b/3_Documentazione/DocumentazioneFyt.docx
@@ -25822,11 +25822,132 @@
     </w:p>
     <w:p>
       <w:pPr>
-        <w:rPr>
-          <w:b/>
-          <w:lang w:val="it-IT"/>
-        </w:rPr>
-      </w:pPr>
+        <w:pStyle w:val="Titolo2"/>
+      </w:pPr>
+      <w:r>
+        <w:br w:type="page"/>
+      </w:r>
+      <w:r>
+        <w:lastRenderedPageBreak/>
+        <w:t>Utilizzo dell’AI all’interno</w:t>
+      </w:r>
+    </w:p>
+    <w:p>
+      <w:r>
+        <w:t>Durante lo sviluppo di questo progetto, abbiamo usufruito di strumenti di Intelligenza Artificiale per i seguenti punti:</w:t>
+      </w:r>
+    </w:p>
+    <w:p>
+      <w:pPr>
+        <w:pStyle w:val="Paragrafoelenco"/>
+        <w:numPr>
+          <w:ilvl w:val="0"/>
+          <w:numId w:val="46"/>
+        </w:numPr>
+        <w:spacing w:after="160" w:line="259" w:lineRule="auto"/>
+      </w:pPr>
+      <w:r>
+        <w:t>Stile delle pagine</w:t>
+      </w:r>
+    </w:p>
+    <w:p>
+      <w:pPr>
+        <w:pStyle w:val="Paragrafoelenco"/>
+        <w:numPr>
+          <w:ilvl w:val="0"/>
+          <w:numId w:val="46"/>
+        </w:numPr>
+        <w:spacing w:after="160" w:line="259" w:lineRule="auto"/>
+      </w:pPr>
+      <w:r>
+        <w:t>Query particolarmente complesse</w:t>
+      </w:r>
+    </w:p>
+    <w:p>
+      <w:pPr>
+        <w:pStyle w:val="Paragrafoelenco"/>
+        <w:numPr>
+          <w:ilvl w:val="0"/>
+          <w:numId w:val="46"/>
+        </w:numPr>
+        <w:spacing w:after="160" w:line="259" w:lineRule="auto"/>
+      </w:pPr>
+      <w:r>
+        <w:t>Risoluzione di errori (se restavamo bloccati per troppo tempo su un determinato problema)</w:t>
+      </w:r>
+    </w:p>
+    <w:p>
+      <w:pPr>
+        <w:pStyle w:val="Paragrafoelenco"/>
+        <w:numPr>
+          <w:ilvl w:val="0"/>
+          <w:numId w:val="46"/>
+        </w:numPr>
+        <w:spacing w:after="160" w:line="259" w:lineRule="auto"/>
+      </w:pPr>
+      <w:r>
+        <w:t>Ricerche riguardanti Laravel</w:t>
+      </w:r>
+    </w:p>
+    <w:p/>
+    <w:p>
+      <w:r>
+        <w:t>1.</w:t>
+      </w:r>
+    </w:p>
+    <w:p>
+      <w:r>
+        <w:t>Per le pagine, abbiamo in parte usato strumenti di Intelligenza Artificiale per quanto riguarda gli stili, i layout e le grafiche.</w:t>
+      </w:r>
+    </w:p>
+    <w:p/>
+    <w:p>
+      <w:r>
+        <w:t>2.</w:t>
+      </w:r>
+    </w:p>
+    <w:p>
+      <w:r>
+        <w:t xml:space="preserve">Per alcune </w:t>
+      </w:r>
+      <w:proofErr w:type="spellStart"/>
+      <w:r>
+        <w:t>query</w:t>
+      </w:r>
+      <w:proofErr w:type="spellEnd"/>
+      <w:r>
+        <w:t xml:space="preserve"> che risultavano particolarmente complesse e che non siamo riusciti a realizzare dopo alcune prove, abbiamo usufruito di strumenti di Intelligenza Artificiale.</w:t>
+      </w:r>
+    </w:p>
+    <w:p/>
+    <w:p>
+      <w:r>
+        <w:t>3.</w:t>
+      </w:r>
+    </w:p>
+    <w:p>
+      <w:r>
+        <w:t>Se restavamo fermi per troppo tempo su un determinato problema senza riuscire a trovare una soluzione, per minimizzare i tempi, abbiamo usato strumenti di Intelligenza Artificiale.</w:t>
+      </w:r>
+    </w:p>
+    <w:p/>
+    <w:p>
+      <w:r>
+        <w:t>4.</w:t>
+      </w:r>
+    </w:p>
+    <w:p>
+      <w:r>
+        <w:t>Abbiamo utilizzato strumenti di Intelligenza Artificiale per effettuare determinate ricerche su Laravel, specialmente all’inizio quando ci stavamo documentando (oltre che al sito ufficiale), oppure per cercare determinati metodi o sintassi ben precise.</w:t>
+      </w:r>
+    </w:p>
+    <w:p/>
+    <w:p>
+      <w:r>
+        <w:t>Per ulteriori informazioni su quali AI sono state utilizzate durante il progetto, consultare il capitolo “Sitografia” della documentazione principale.</w:t>
+      </w:r>
+    </w:p>
+    <w:p>
       <w:r>
         <w:br w:type="page"/>
       </w:r>
@@ -27411,7 +27532,176 @@
         <w:rPr>
           <w:lang w:val="it-IT"/>
         </w:rPr>
-        <w:t xml:space="preserve"> </w:t>
+        <w:t>In questo sprint invece abbiamo impiegato molto più te</w:t>
+      </w:r>
+      <w:r>
+        <w:rPr>
+          <w:lang w:val="it-IT"/>
+        </w:rPr>
+        <w:t>mpo per le attività da eseguire. Perché erano attività molto grosse che richiedevano anche dei sotto requisiti.</w:t>
+      </w:r>
+    </w:p>
+    <w:p>
+      <w:pPr>
+        <w:spacing w:after="240"/>
+        <w:jc w:val="center"/>
+        <w:rPr>
+          <w:lang w:val="it-IT"/>
+        </w:rPr>
+      </w:pPr>
+      <w:r>
+        <w:rPr>
+          <w:noProof/>
+        </w:rPr>
+        <w:drawing>
+          <wp:inline distT="0" distB="0" distL="0" distR="0" wp14:anchorId="55DECABA" wp14:editId="184F781A">
+            <wp:extent cx="6120130" cy="664845"/>
+            <wp:effectExtent l="114300" t="76200" r="109220" b="78105"/>
+            <wp:docPr id="36" name="Immagine 36"/>
+            <wp:cNvGraphicFramePr>
+              <a:graphicFrameLocks xmlns:a="http://schemas.openxmlformats.org/drawingml/2006/main" noChangeAspect="1"/>
+            </wp:cNvGraphicFramePr>
+            <a:graphic xmlns:a="http://schemas.openxmlformats.org/drawingml/2006/main">
+              <a:graphicData uri="http://schemas.openxmlformats.org/drawingml/2006/picture">
+                <pic:pic xmlns:pic="http://schemas.openxmlformats.org/drawingml/2006/picture">
+                  <pic:nvPicPr>
+                    <pic:cNvPr id="1" name=""/>
+                    <pic:cNvPicPr/>
+                  </pic:nvPicPr>
+                  <pic:blipFill>
+                    <a:blip r:embed="rId46">
+                      <a:extLst>
+                        <a:ext uri="{28A0092B-C50C-407E-A947-70E740481C1C}">
+                          <a14:useLocalDpi xmlns:a14="http://schemas.microsoft.com/office/drawing/2010/main" val="0"/>
+                        </a:ext>
+                      </a:extLst>
+                    </a:blip>
+                    <a:stretch>
+                      <a:fillRect/>
+                    </a:stretch>
+                  </pic:blipFill>
+                  <pic:spPr>
+                    <a:xfrm>
+                      <a:off x="0" y="0"/>
+                      <a:ext cx="6120130" cy="664845"/>
+                    </a:xfrm>
+                    <a:prstGeom prst="rect">
+                      <a:avLst/>
+                    </a:prstGeom>
+                    <a:effectLst>
+                      <a:outerShdw blurRad="63500" sx="102000" sy="102000" algn="ctr" rotWithShape="0">
+                        <a:prstClr val="black">
+                          <a:alpha val="40000"/>
+                        </a:prstClr>
+                      </a:outerShdw>
+                    </a:effectLst>
+                  </pic:spPr>
+                </pic:pic>
+              </a:graphicData>
+            </a:graphic>
+          </wp:inline>
+        </w:drawing>
+      </w:r>
+    </w:p>
+    <w:p>
+      <w:pPr>
+        <w:rPr>
+          <w:lang w:val="it-IT"/>
+        </w:rPr>
+      </w:pPr>
+      <w:r>
+        <w:rPr>
+          <w:lang w:val="it-IT"/>
+        </w:rPr>
+        <w:br w:type="page"/>
+      </w:r>
+    </w:p>
+    <w:p>
+      <w:pPr>
+        <w:pStyle w:val="Titolo3"/>
+      </w:pPr>
+      <w:r>
+        <w:lastRenderedPageBreak/>
+        <w:t>Quinto</w:t>
+      </w:r>
+      <w:r>
+        <w:t xml:space="preserve"> Sprint</w:t>
+      </w:r>
+    </w:p>
+    <w:p>
+      <w:pPr>
+        <w:spacing w:after="240"/>
+        <w:rPr>
+          <w:lang w:val="it-IT"/>
+        </w:rPr>
+      </w:pPr>
+      <w:r>
+        <w:rPr>
+          <w:lang w:val="it-IT"/>
+        </w:rPr>
+        <w:t>Questo sprint invece è rimasto invariato perché abbiamo eseguito solamente dei test e il tempo richiesto per eseguirli ci è bastato</w:t>
+      </w:r>
+      <w:r>
+        <w:rPr>
+          <w:lang w:val="it-IT"/>
+        </w:rPr>
+        <w:t>.</w:t>
+      </w:r>
+    </w:p>
+    <w:p>
+      <w:pPr>
+        <w:spacing w:after="240"/>
+        <w:jc w:val="center"/>
+        <w:rPr>
+          <w:lang w:val="it-IT"/>
+        </w:rPr>
+      </w:pPr>
+      <w:r>
+        <w:rPr>
+          <w:noProof/>
+        </w:rPr>
+        <w:drawing>
+          <wp:inline distT="0" distB="0" distL="0" distR="0" wp14:anchorId="118F3633" wp14:editId="3FB7C303">
+            <wp:extent cx="4184650" cy="2266866"/>
+            <wp:effectExtent l="95250" t="95250" r="101600" b="95885"/>
+            <wp:docPr id="37" name="Immagine 37"/>
+            <wp:cNvGraphicFramePr>
+              <a:graphicFrameLocks xmlns:a="http://schemas.openxmlformats.org/drawingml/2006/main" noChangeAspect="1"/>
+            </wp:cNvGraphicFramePr>
+            <a:graphic xmlns:a="http://schemas.openxmlformats.org/drawingml/2006/main">
+              <a:graphicData uri="http://schemas.openxmlformats.org/drawingml/2006/picture">
+                <pic:pic xmlns:pic="http://schemas.openxmlformats.org/drawingml/2006/picture">
+                  <pic:nvPicPr>
+                    <pic:cNvPr id="1" name=""/>
+                    <pic:cNvPicPr/>
+                  </pic:nvPicPr>
+                  <pic:blipFill>
+                    <a:blip r:embed="rId47"/>
+                    <a:stretch>
+                      <a:fillRect/>
+                    </a:stretch>
+                  </pic:blipFill>
+                  <pic:spPr>
+                    <a:xfrm>
+                      <a:off x="0" y="0"/>
+                      <a:ext cx="4193528" cy="2271675"/>
+                    </a:xfrm>
+                    <a:prstGeom prst="rect">
+                      <a:avLst/>
+                    </a:prstGeom>
+                    <a:effectLst>
+                      <a:outerShdw blurRad="63500" sx="102000" sy="102000" algn="ctr" rotWithShape="0">
+                        <a:prstClr val="black">
+                          <a:alpha val="40000"/>
+                        </a:prstClr>
+                      </a:outerShdw>
+                    </a:effectLst>
+                  </pic:spPr>
+                </pic:pic>
+              </a:graphicData>
+            </a:graphic>
+          </wp:inline>
+        </w:drawing>
       </w:r>
     </w:p>
     <w:p>
@@ -27797,46 +28087,6 @@
       </w:r>
       <w:bookmarkEnd w:id="66"/>
       <w:bookmarkEnd w:id="67"/>
-    </w:p>
-    <w:p>
-      <w:pPr>
-        <w:rPr>
-          <w:lang w:val="it-IT"/>
-        </w:rPr>
-      </w:pPr>
-      <w:r>
-        <w:rPr>
-          <w:lang w:val="it-IT"/>
-        </w:rPr>
-        <w:t>Inserite una semplice tabella con due colonne che spieghi i termini specifici del progetto (lista dei termini in ordine alfabetico A-Z)</w:t>
-      </w:r>
-    </w:p>
-    <w:p>
-      <w:pPr>
-        <w:rPr>
-          <w:lang w:val="it-IT"/>
-        </w:rPr>
-      </w:pPr>
-    </w:p>
-    <w:p>
-      <w:pPr>
-        <w:rPr>
-          <w:lang w:val="it-IT"/>
-        </w:rPr>
-      </w:pPr>
-      <w:r>
-        <w:rPr>
-          <w:lang w:val="it-IT"/>
-        </w:rPr>
-        <w:t>Esempio:</w:t>
-      </w:r>
-    </w:p>
-    <w:p>
-      <w:pPr>
-        <w:rPr>
-          <w:lang w:val="it-IT"/>
-        </w:rPr>
-      </w:pPr>
     </w:p>
     <w:tbl>
       <w:tblPr>
@@ -27852,19 +28102,13 @@
         <w:tc>
           <w:tcPr>
             <w:tcW w:w="4814" w:type="dxa"/>
-            <w:shd w:val="clear" w:color="auto" w:fill="D9D9D9" w:themeFill="background1" w:themeFillShade="D9"/>
+            <w:vAlign w:val="center"/>
           </w:tcPr>
           <w:p>
-            <w:pPr>
-              <w:rPr>
-                <w:b/>
-                <w:bCs/>
-              </w:rPr>
-            </w:pPr>
-            <w:r>
-              <w:rPr>
-                <w:b/>
-                <w:bCs/>
+            <w:bookmarkStart w:id="68" w:name="_Toc94790469"/>
+            <w:r>
+              <w:rPr>
+                <w:rStyle w:val="Enfasigrassetto"/>
               </w:rPr>
               <w:t>Termine</w:t>
             </w:r>
@@ -27873,19 +28117,12 @@
         <w:tc>
           <w:tcPr>
             <w:tcW w:w="4814" w:type="dxa"/>
-            <w:shd w:val="clear" w:color="auto" w:fill="D9D9D9" w:themeFill="background1" w:themeFillShade="D9"/>
+            <w:vAlign w:val="center"/>
           </w:tcPr>
           <w:p>
-            <w:pPr>
-              <w:rPr>
-                <w:b/>
-                <w:bCs/>
-              </w:rPr>
-            </w:pPr>
-            <w:r>
-              <w:rPr>
-                <w:b/>
-                <w:bCs/>
+            <w:r>
+              <w:rPr>
+                <w:rStyle w:val="Enfasigrassetto"/>
               </w:rPr>
               <w:t>Descrizione</w:t>
             </w:r>
@@ -27896,51 +28133,31 @@
         <w:tc>
           <w:tcPr>
             <w:tcW w:w="4814" w:type="dxa"/>
+            <w:vAlign w:val="center"/>
           </w:tcPr>
           <w:p>
-            <w:pPr>
-              <w:rPr>
-                <w:lang w:val="en-GB"/>
-              </w:rPr>
-            </w:pPr>
-            <w:r>
-              <w:t>AJAX</w:t>
+            <w:r>
+              <w:rPr>
+                <w:rStyle w:val="Enfasigrassetto"/>
+              </w:rPr>
+              <w:t>Apache</w:t>
             </w:r>
           </w:p>
         </w:tc>
         <w:tc>
           <w:tcPr>
             <w:tcW w:w="4814" w:type="dxa"/>
+            <w:vAlign w:val="center"/>
           </w:tcPr>
           <w:p>
-            <w:pPr>
-              <w:jc w:val="both"/>
-            </w:pPr>
+            <w:r>
+              <w:t xml:space="preserve">Web server open-source utilizzato per ospitare siti web. Nella documentazione è utilizzato nella versione 2.4.52 su </w:t>
+            </w:r>
             <w:proofErr w:type="spellStart"/>
             <w:r>
-              <w:rPr>
-                <w:b/>
-                <w:bCs/>
-              </w:rPr>
-              <w:t>Asynchronous</w:t>
+              <w:t>Ubuntu</w:t>
             </w:r>
             <w:proofErr w:type="spellEnd"/>
-            <w:r>
-              <w:rPr>
-                <w:b/>
-                <w:bCs/>
-              </w:rPr>
-              <w:t xml:space="preserve"> JavaScript And XML</w:t>
-            </w:r>
-            <w:r>
-              <w:t>:</w:t>
-            </w:r>
-            <w:r>
-              <w:t xml:space="preserve"> una tecnica che</w:t>
-            </w:r>
-            <w:r>
-              <w:t xml:space="preserve"> permette di eseguire richieste ed ottenere dati da una pagina web in modo asincrono</w:t>
-            </w:r>
             <w:r>
               <w:t>.</w:t>
             </w:r>
@@ -27951,58 +28168,1156 @@
         <w:tc>
           <w:tcPr>
             <w:tcW w:w="4814" w:type="dxa"/>
+            <w:vAlign w:val="center"/>
           </w:tcPr>
           <w:p>
-            <w:r>
-              <w:t>CSS</w:t>
-            </w:r>
+            <w:proofErr w:type="spellStart"/>
+            <w:r>
+              <w:rPr>
+                <w:rStyle w:val="Enfasigrassetto"/>
+              </w:rPr>
+              <w:t>Artisan</w:t>
+            </w:r>
+            <w:proofErr w:type="spellEnd"/>
           </w:p>
         </w:tc>
         <w:tc>
           <w:tcPr>
             <w:tcW w:w="4814" w:type="dxa"/>
+            <w:vAlign w:val="center"/>
           </w:tcPr>
           <w:p>
+            <w:r>
+              <w:t xml:space="preserve">Interfaccia a riga di comando fornita da Laravel per eseguire comandi utili allo sviluppo, come migrazioni, </w:t>
+            </w:r>
+            <w:proofErr w:type="spellStart"/>
+            <w:r>
+              <w:t>seed</w:t>
+            </w:r>
+            <w:proofErr w:type="spellEnd"/>
+            <w:r>
+              <w:t xml:space="preserve"> e gestione cache.</w:t>
+            </w:r>
+          </w:p>
+        </w:tc>
+      </w:tr>
+      <w:tr>
+        <w:tc>
+          <w:tcPr>
+            <w:tcW w:w="4814" w:type="dxa"/>
+            <w:vAlign w:val="center"/>
+          </w:tcPr>
+          <w:p>
+            <w:proofErr w:type="spellStart"/>
+            <w:r>
+              <w:rPr>
+                <w:rStyle w:val="Enfasigrassetto"/>
+              </w:rPr>
+              <w:t>Blade</w:t>
+            </w:r>
+            <w:proofErr w:type="spellEnd"/>
+          </w:p>
+        </w:tc>
+        <w:tc>
+          <w:tcPr>
+            <w:tcW w:w="4814" w:type="dxa"/>
+            <w:vAlign w:val="center"/>
+          </w:tcPr>
+          <w:p>
+            <w:r>
+              <w:t xml:space="preserve">Sistema di </w:t>
+            </w:r>
+            <w:proofErr w:type="spellStart"/>
+            <w:r>
+              <w:t>templating</w:t>
+            </w:r>
+            <w:proofErr w:type="spellEnd"/>
+            <w:r>
+              <w:t xml:space="preserve"> di Laravel che permette di integrare PHP con HTML in modo semplice e strutturato.</w:t>
+            </w:r>
+          </w:p>
+        </w:tc>
+      </w:tr>
+      <w:tr>
+        <w:tc>
+          <w:tcPr>
+            <w:tcW w:w="4814" w:type="dxa"/>
+            <w:vAlign w:val="center"/>
+          </w:tcPr>
+          <w:p>
+            <w:r>
+              <w:rPr>
+                <w:rStyle w:val="Enfasigrassetto"/>
+              </w:rPr>
+              <w:t>Bootstrap</w:t>
+            </w:r>
+          </w:p>
+        </w:tc>
+        <w:tc>
+          <w:tcPr>
+            <w:tcW w:w="4814" w:type="dxa"/>
+            <w:vAlign w:val="center"/>
+          </w:tcPr>
+          <w:p>
+            <w:r>
+              <w:t>Framework CSS per la progettazione di interfacce responsive e moderne. Nel progetto è usata la versione 5.3.3.</w:t>
+            </w:r>
+          </w:p>
+        </w:tc>
+      </w:tr>
+      <w:tr>
+        <w:tc>
+          <w:tcPr>
+            <w:tcW w:w="4814" w:type="dxa"/>
+            <w:vAlign w:val="center"/>
+          </w:tcPr>
+          <w:p>
+            <w:r>
+              <w:rPr>
+                <w:rStyle w:val="Enfasigrassetto"/>
+              </w:rPr>
+              <w:t>Composer</w:t>
+            </w:r>
+          </w:p>
+        </w:tc>
+        <w:tc>
+          <w:tcPr>
+            <w:tcW w:w="4814" w:type="dxa"/>
+            <w:vAlign w:val="center"/>
+          </w:tcPr>
+          <w:p>
+            <w:r>
+              <w:t>Gestore di pacchetti PHP utilizzato per installare dipendenze e librerie, tra cui Laravel. Versione utilizzata: 2.7.8.</w:t>
+            </w:r>
+          </w:p>
+        </w:tc>
+      </w:tr>
+      <w:tr>
+        <w:tc>
+          <w:tcPr>
+            <w:tcW w:w="4814" w:type="dxa"/>
+            <w:vAlign w:val="center"/>
+          </w:tcPr>
+          <w:p>
+            <w:r>
+              <w:rPr>
+                <w:rStyle w:val="Enfasigrassetto"/>
+              </w:rPr>
+              <w:t>Controller</w:t>
+            </w:r>
+          </w:p>
+        </w:tc>
+        <w:tc>
+          <w:tcPr>
+            <w:tcW w:w="4814" w:type="dxa"/>
+            <w:vAlign w:val="center"/>
+          </w:tcPr>
+          <w:p>
+            <w:r>
+              <w:t>Componente del pattern MVC che gestisce la logica applicativa e interagisce con model e view.</w:t>
+            </w:r>
+          </w:p>
+        </w:tc>
+      </w:tr>
+      <w:tr>
+        <w:tc>
+          <w:tcPr>
+            <w:tcW w:w="4814" w:type="dxa"/>
+            <w:vAlign w:val="center"/>
+          </w:tcPr>
+          <w:p>
             <w:pPr>
-              <w:jc w:val="both"/>
-              <w:rPr>
-                <w:b/>
-                <w:bCs/>
+              <w:rPr>
+                <w:lang w:val="fr-CH"/>
               </w:rPr>
             </w:pPr>
+            <w:r>
+              <w:rPr>
+                <w:rStyle w:val="Enfasigrassetto"/>
+                <w:lang w:val="fr-CH"/>
+              </w:rPr>
+              <w:t xml:space="preserve">CSRF (Cross Site </w:t>
+            </w:r>
             <w:proofErr w:type="spellStart"/>
             <w:r>
               <w:rPr>
-                <w:b/>
-                <w:bCs/>
-              </w:rPr>
-              <w:t>Cascading</w:t>
+                <w:rStyle w:val="Enfasigrassetto"/>
+                <w:lang w:val="fr-CH"/>
+              </w:rPr>
+              <w:t>Request</w:t>
             </w:r>
             <w:proofErr w:type="spellEnd"/>
             <w:r>
               <w:rPr>
-                <w:b/>
-                <w:bCs/>
-              </w:rPr>
-              <w:t xml:space="preserve"> Style </w:t>
+                <w:rStyle w:val="Enfasigrassetto"/>
+                <w:lang w:val="fr-CH"/>
+              </w:rPr>
+              <w:t xml:space="preserve"> </w:t>
             </w:r>
             <w:proofErr w:type="spellStart"/>
             <w:r>
               <w:rPr>
-                <w:b/>
-                <w:bCs/>
-              </w:rPr>
-              <w:t>Sheets</w:t>
+                <w:rStyle w:val="Enfasigrassetto"/>
+                <w:lang w:val="fr-CH"/>
+              </w:rPr>
+              <w:t>Forgery</w:t>
             </w:r>
             <w:proofErr w:type="spellEnd"/>
             <w:r>
-              <w:t>: linguaggio che per</w:t>
-            </w:r>
-            <w:r>
-              <w:t>mette di definire il layout e la grafica di una pagina web</w:t>
-            </w:r>
+              <w:rPr>
+                <w:rStyle w:val="Enfasigrassetto"/>
+                <w:lang w:val="fr-CH"/>
+              </w:rPr>
+              <w:t>)</w:t>
+            </w:r>
+          </w:p>
+        </w:tc>
+        <w:tc>
+          <w:tcPr>
+            <w:tcW w:w="4814" w:type="dxa"/>
+            <w:vAlign w:val="center"/>
+          </w:tcPr>
+          <w:p>
+            <w:r>
+              <w:t>Tipo di attacco informatico. Laravel protegge automaticamente i form tramite token CSRF nascosti.</w:t>
+            </w:r>
+          </w:p>
+        </w:tc>
+      </w:tr>
+      <w:tr>
+        <w:tc>
+          <w:tcPr>
+            <w:tcW w:w="4814" w:type="dxa"/>
+            <w:vAlign w:val="center"/>
+          </w:tcPr>
+          <w:p>
+            <w:r>
+              <w:rPr>
+                <w:rStyle w:val="Enfasigrassetto"/>
+              </w:rPr>
+              <w:t>Database Migration</w:t>
+            </w:r>
+          </w:p>
+        </w:tc>
+        <w:tc>
+          <w:tcPr>
+            <w:tcW w:w="4814" w:type="dxa"/>
+            <w:vAlign w:val="center"/>
+          </w:tcPr>
+          <w:p>
+            <w:r>
+              <w:t xml:space="preserve">Funzionalità di Laravel per definire e modificare la struttura del database tramite file PHP </w:t>
+            </w:r>
+            <w:proofErr w:type="spellStart"/>
+            <w:r>
+              <w:t>versionabili</w:t>
+            </w:r>
+            <w:proofErr w:type="spellEnd"/>
             <w:r>
               <w:t>.</w:t>
+            </w:r>
+          </w:p>
+        </w:tc>
+      </w:tr>
+      <w:tr>
+        <w:tc>
+          <w:tcPr>
+            <w:tcW w:w="4814" w:type="dxa"/>
+            <w:vAlign w:val="center"/>
+          </w:tcPr>
+          <w:p>
+            <w:proofErr w:type="spellStart"/>
+            <w:r>
+              <w:rPr>
+                <w:rStyle w:val="Enfasigrassetto"/>
+              </w:rPr>
+              <w:t>Eloquent</w:t>
+            </w:r>
+            <w:proofErr w:type="spellEnd"/>
+            <w:r>
+              <w:rPr>
+                <w:rStyle w:val="Enfasigrassetto"/>
+              </w:rPr>
+              <w:t xml:space="preserve"> ORM</w:t>
+            </w:r>
+          </w:p>
+        </w:tc>
+        <w:tc>
+          <w:tcPr>
+            <w:tcW w:w="4814" w:type="dxa"/>
+            <w:vAlign w:val="center"/>
+          </w:tcPr>
+          <w:p>
+            <w:r>
+              <w:t>Sistema ORM (Object-</w:t>
+            </w:r>
+            <w:proofErr w:type="spellStart"/>
+            <w:r>
+              <w:t>Relational</w:t>
+            </w:r>
+            <w:proofErr w:type="spellEnd"/>
+            <w:r>
+              <w:t xml:space="preserve"> Mapping) di Laravel che permette l’interazione con il database usando oggetti PHP.</w:t>
+            </w:r>
+          </w:p>
+        </w:tc>
+      </w:tr>
+      <w:tr>
+        <w:tc>
+          <w:tcPr>
+            <w:tcW w:w="4814" w:type="dxa"/>
+            <w:vAlign w:val="center"/>
+          </w:tcPr>
+          <w:p>
+            <w:proofErr w:type="spellStart"/>
+            <w:r>
+              <w:rPr>
+                <w:rStyle w:val="Enfasigrassetto"/>
+              </w:rPr>
+              <w:t>Factory</w:t>
+            </w:r>
+            <w:proofErr w:type="spellEnd"/>
+          </w:p>
+        </w:tc>
+        <w:tc>
+          <w:tcPr>
+            <w:tcW w:w="4814" w:type="dxa"/>
+            <w:vAlign w:val="center"/>
+          </w:tcPr>
+          <w:p>
+            <w:r>
+              <w:t>Classe Laravel che genera dati fittizi (</w:t>
+            </w:r>
+            <w:proofErr w:type="spellStart"/>
+            <w:r>
+              <w:t>fake</w:t>
+            </w:r>
+            <w:proofErr w:type="spellEnd"/>
+            <w:r>
+              <w:t xml:space="preserve">) per test e sviluppo, spesso usata con </w:t>
+            </w:r>
+            <w:proofErr w:type="spellStart"/>
+            <w:r>
+              <w:t>Faker</w:t>
+            </w:r>
+            <w:proofErr w:type="spellEnd"/>
+            <w:r>
+              <w:t>.</w:t>
+            </w:r>
+          </w:p>
+        </w:tc>
+      </w:tr>
+      <w:tr>
+        <w:tc>
+          <w:tcPr>
+            <w:tcW w:w="4814" w:type="dxa"/>
+            <w:vAlign w:val="center"/>
+          </w:tcPr>
+          <w:p>
+            <w:proofErr w:type="spellStart"/>
+            <w:r>
+              <w:rPr>
+                <w:rStyle w:val="Enfasigrassetto"/>
+              </w:rPr>
+              <w:t>Faker</w:t>
+            </w:r>
+            <w:proofErr w:type="spellEnd"/>
+          </w:p>
+        </w:tc>
+        <w:tc>
+          <w:tcPr>
+            <w:tcW w:w="4814" w:type="dxa"/>
+            <w:vAlign w:val="center"/>
+          </w:tcPr>
+          <w:p>
+            <w:r>
+              <w:t>Libreria PHP integrata in Laravel per generare dati casuali realistici.</w:t>
+            </w:r>
+          </w:p>
+        </w:tc>
+      </w:tr>
+      <w:tr>
+        <w:tc>
+          <w:tcPr>
+            <w:tcW w:w="4814" w:type="dxa"/>
+            <w:vAlign w:val="center"/>
+          </w:tcPr>
+          <w:p>
+            <w:r>
+              <w:rPr>
+                <w:rStyle w:val="Enfasigrassetto"/>
+              </w:rPr>
+              <w:t>Framework</w:t>
+            </w:r>
+          </w:p>
+        </w:tc>
+        <w:tc>
+          <w:tcPr>
+            <w:tcW w:w="4814" w:type="dxa"/>
+            <w:vAlign w:val="center"/>
+          </w:tcPr>
+          <w:p>
+            <w:r>
+              <w:t>Struttura di sviluppo che semplifica la realizzazione di software. Laravel, Django, ASP.NET Core e Spring Boot sono esempi menzionati.</w:t>
+            </w:r>
+          </w:p>
+        </w:tc>
+      </w:tr>
+      <w:tr>
+        <w:tc>
+          <w:tcPr>
+            <w:tcW w:w="4814" w:type="dxa"/>
+            <w:vAlign w:val="center"/>
+          </w:tcPr>
+          <w:p>
+            <w:r>
+              <w:rPr>
+                <w:rStyle w:val="Enfasigrassetto"/>
+              </w:rPr>
+              <w:t>HTML</w:t>
+            </w:r>
+          </w:p>
+        </w:tc>
+        <w:tc>
+          <w:tcPr>
+            <w:tcW w:w="4814" w:type="dxa"/>
+            <w:vAlign w:val="center"/>
+          </w:tcPr>
+          <w:p>
+            <w:proofErr w:type="spellStart"/>
+            <w:r>
+              <w:t>HyperText</w:t>
+            </w:r>
+            <w:proofErr w:type="spellEnd"/>
+            <w:r>
+              <w:t xml:space="preserve"> Markup Language, linguaggio per strutturare contenuti web.</w:t>
+            </w:r>
+          </w:p>
+        </w:tc>
+      </w:tr>
+      <w:tr>
+        <w:tc>
+          <w:tcPr>
+            <w:tcW w:w="4814" w:type="dxa"/>
+            <w:vAlign w:val="center"/>
+          </w:tcPr>
+          <w:p>
+            <w:r>
+              <w:rPr>
+                <w:rStyle w:val="Enfasigrassetto"/>
+              </w:rPr>
+              <w:t>JavaScript</w:t>
+            </w:r>
+          </w:p>
+        </w:tc>
+        <w:tc>
+          <w:tcPr>
+            <w:tcW w:w="4814" w:type="dxa"/>
+            <w:vAlign w:val="center"/>
+          </w:tcPr>
+          <w:p>
+            <w:r>
+              <w:t>Linguaggio di scripting lato client per rendere interattive le pagine web.</w:t>
+            </w:r>
+          </w:p>
+        </w:tc>
+      </w:tr>
+      <w:tr>
+        <w:tc>
+          <w:tcPr>
+            <w:tcW w:w="4814" w:type="dxa"/>
+            <w:vAlign w:val="center"/>
+          </w:tcPr>
+          <w:p>
+            <w:r>
+              <w:rPr>
+                <w:rStyle w:val="Enfasigrassetto"/>
+              </w:rPr>
+              <w:t>Laravel</w:t>
+            </w:r>
+          </w:p>
+        </w:tc>
+        <w:tc>
+          <w:tcPr>
+            <w:tcW w:w="4814" w:type="dxa"/>
+            <w:vAlign w:val="center"/>
+          </w:tcPr>
+          <w:p>
+            <w:r>
+              <w:t xml:space="preserve">Framework PHP MVC utilizzato per realizzare l’intera applicazione web. Offre sistemi integrati per </w:t>
+            </w:r>
+            <w:proofErr w:type="spellStart"/>
+            <w:r>
+              <w:t>routing</w:t>
+            </w:r>
+            <w:proofErr w:type="spellEnd"/>
+            <w:r>
+              <w:t>, migrazioni, sicurezza e autenticazione.</w:t>
+            </w:r>
+          </w:p>
+        </w:tc>
+      </w:tr>
+      <w:tr>
+        <w:tc>
+          <w:tcPr>
+            <w:tcW w:w="4814" w:type="dxa"/>
+            <w:vAlign w:val="center"/>
+          </w:tcPr>
+          <w:p>
+            <w:r>
+              <w:rPr>
+                <w:rStyle w:val="Enfasigrassetto"/>
+              </w:rPr>
+              <w:t>Middleware</w:t>
+            </w:r>
+          </w:p>
+        </w:tc>
+        <w:tc>
+          <w:tcPr>
+            <w:tcW w:w="4814" w:type="dxa"/>
+            <w:vAlign w:val="center"/>
+          </w:tcPr>
+          <w:p>
+            <w:r>
+              <w:t xml:space="preserve">Componenti che filtrano richieste HTTP in Laravel. Esempi: </w:t>
+            </w:r>
+            <w:proofErr w:type="spellStart"/>
+            <w:r>
+              <w:rPr>
+                <w:rStyle w:val="CodiceHTML"/>
+                <w:rFonts w:eastAsiaTheme="minorHAnsi"/>
+              </w:rPr>
+              <w:t>auth</w:t>
+            </w:r>
+            <w:proofErr w:type="spellEnd"/>
+            <w:r>
+              <w:t xml:space="preserve">, </w:t>
+            </w:r>
+            <w:proofErr w:type="spellStart"/>
+            <w:r>
+              <w:rPr>
+                <w:rStyle w:val="CodiceHTML"/>
+                <w:rFonts w:eastAsiaTheme="minorHAnsi"/>
+              </w:rPr>
+              <w:t>verified</w:t>
+            </w:r>
+            <w:proofErr w:type="spellEnd"/>
+            <w:r>
+              <w:t xml:space="preserve">, </w:t>
+            </w:r>
+            <w:r>
+              <w:rPr>
+                <w:rStyle w:val="CodiceHTML"/>
+                <w:rFonts w:eastAsiaTheme="minorHAnsi"/>
+              </w:rPr>
+              <w:t>vendor</w:t>
+            </w:r>
+            <w:r>
+              <w:t>.</w:t>
+            </w:r>
+          </w:p>
+        </w:tc>
+      </w:tr>
+      <w:tr>
+        <w:tc>
+          <w:tcPr>
+            <w:tcW w:w="4814" w:type="dxa"/>
+            <w:vAlign w:val="center"/>
+          </w:tcPr>
+          <w:p>
+            <w:r>
+              <w:rPr>
+                <w:rStyle w:val="Enfasigrassetto"/>
+              </w:rPr>
+              <w:t>Migration</w:t>
+            </w:r>
+          </w:p>
+        </w:tc>
+        <w:tc>
+          <w:tcPr>
+            <w:tcW w:w="4814" w:type="dxa"/>
+            <w:vAlign w:val="center"/>
+          </w:tcPr>
+          <w:p>
+            <w:r>
+              <w:t>File Laravel che definisce la struttura di una tabella nel database.</w:t>
+            </w:r>
+          </w:p>
+        </w:tc>
+      </w:tr>
+      <w:tr>
+        <w:tc>
+          <w:tcPr>
+            <w:tcW w:w="4814" w:type="dxa"/>
+            <w:vAlign w:val="center"/>
+          </w:tcPr>
+          <w:p>
+            <w:r>
+              <w:rPr>
+                <w:rStyle w:val="Enfasigrassetto"/>
+              </w:rPr>
+              <w:t>MVC (Model View Controller)</w:t>
+            </w:r>
+          </w:p>
+        </w:tc>
+        <w:tc>
+          <w:tcPr>
+            <w:tcW w:w="4814" w:type="dxa"/>
+            <w:vAlign w:val="center"/>
+          </w:tcPr>
+          <w:p>
+            <w:r>
+              <w:t>Architettura software che separa i dati (Model), la presentazione (View) e la logica (Controller).</w:t>
+            </w:r>
+          </w:p>
+        </w:tc>
+      </w:tr>
+      <w:tr>
+        <w:tc>
+          <w:tcPr>
+            <w:tcW w:w="4814" w:type="dxa"/>
+            <w:vAlign w:val="center"/>
+          </w:tcPr>
+          <w:p>
+            <w:r>
+              <w:rPr>
+                <w:rStyle w:val="Enfasigrassetto"/>
+              </w:rPr>
+              <w:t>MySQL</w:t>
+            </w:r>
+          </w:p>
+        </w:tc>
+        <w:tc>
+          <w:tcPr>
+            <w:tcW w:w="4814" w:type="dxa"/>
+            <w:vAlign w:val="center"/>
+          </w:tcPr>
+          <w:p>
+            <w:r>
+              <w:t xml:space="preserve">Sistema di gestione di database relazionali. Laravel può interfacciarsi con esso tramite </w:t>
+            </w:r>
+            <w:proofErr w:type="spellStart"/>
+            <w:r>
+              <w:t>Eloquent</w:t>
+            </w:r>
+            <w:proofErr w:type="spellEnd"/>
+            <w:r>
+              <w:t xml:space="preserve"> o </w:t>
+            </w:r>
+            <w:proofErr w:type="spellStart"/>
+            <w:r>
+              <w:t>query</w:t>
+            </w:r>
+            <w:proofErr w:type="spellEnd"/>
+            <w:r>
+              <w:t xml:space="preserve"> SQL.</w:t>
+            </w:r>
+          </w:p>
+        </w:tc>
+      </w:tr>
+      <w:tr>
+        <w:tc>
+          <w:tcPr>
+            <w:tcW w:w="4814" w:type="dxa"/>
+            <w:vAlign w:val="center"/>
+          </w:tcPr>
+          <w:p>
+            <w:r>
+              <w:rPr>
+                <w:rStyle w:val="Enfasigrassetto"/>
+              </w:rPr>
+              <w:t>PHP</w:t>
+            </w:r>
+          </w:p>
+        </w:tc>
+        <w:tc>
+          <w:tcPr>
+            <w:tcW w:w="4814" w:type="dxa"/>
+            <w:vAlign w:val="center"/>
+          </w:tcPr>
+          <w:p>
+            <w:r>
+              <w:t>Linguaggio di scripting lato server. Laravel è scritto in PHP. Versione usata: 8.4.7.</w:t>
+            </w:r>
+          </w:p>
+        </w:tc>
+      </w:tr>
+      <w:tr>
+        <w:tc>
+          <w:tcPr>
+            <w:tcW w:w="4814" w:type="dxa"/>
+            <w:vAlign w:val="center"/>
+          </w:tcPr>
+          <w:p>
+            <w:proofErr w:type="spellStart"/>
+            <w:r>
+              <w:rPr>
+                <w:rStyle w:val="Enfasigrassetto"/>
+              </w:rPr>
+              <w:t>PhpStorm</w:t>
+            </w:r>
+            <w:proofErr w:type="spellEnd"/>
+          </w:p>
+        </w:tc>
+        <w:tc>
+          <w:tcPr>
+            <w:tcW w:w="4814" w:type="dxa"/>
+            <w:vAlign w:val="center"/>
+          </w:tcPr>
+          <w:p>
+            <w:r>
+              <w:t>IDE (</w:t>
+            </w:r>
+            <w:proofErr w:type="spellStart"/>
+            <w:r>
+              <w:t>Integrated</w:t>
+            </w:r>
+            <w:proofErr w:type="spellEnd"/>
+            <w:r>
+              <w:t xml:space="preserve"> Development Environment) per lo sviluppo PHP. Utilizzate versioni 2023.1 e 2025.1.0.1.</w:t>
+            </w:r>
+          </w:p>
+        </w:tc>
+      </w:tr>
+      <w:tr>
+        <w:tc>
+          <w:tcPr>
+            <w:tcW w:w="4814" w:type="dxa"/>
+            <w:vAlign w:val="center"/>
+          </w:tcPr>
+          <w:p>
+            <w:proofErr w:type="spellStart"/>
+            <w:r>
+              <w:rPr>
+                <w:rStyle w:val="Enfasigrassetto"/>
+              </w:rPr>
+              <w:lastRenderedPageBreak/>
+              <w:t>Request</w:t>
+            </w:r>
+            <w:proofErr w:type="spellEnd"/>
+            <w:r>
+              <w:rPr>
+                <w:rStyle w:val="Enfasigrassetto"/>
+              </w:rPr>
+              <w:t xml:space="preserve"> </w:t>
+            </w:r>
+            <w:proofErr w:type="spellStart"/>
+            <w:r>
+              <w:rPr>
+                <w:rStyle w:val="Enfasigrassetto"/>
+              </w:rPr>
+              <w:t>Validation</w:t>
+            </w:r>
+            <w:proofErr w:type="spellEnd"/>
+          </w:p>
+        </w:tc>
+        <w:tc>
+          <w:tcPr>
+            <w:tcW w:w="4814" w:type="dxa"/>
+            <w:vAlign w:val="center"/>
+          </w:tcPr>
+          <w:p>
+            <w:r>
+              <w:t>Funzionalità di Laravel che consente di validare i dati ricevuti da un form tramite classi dedicate (</w:t>
+            </w:r>
+            <w:proofErr w:type="spellStart"/>
+            <w:r>
+              <w:rPr>
+                <w:rStyle w:val="CodiceHTML"/>
+                <w:rFonts w:eastAsiaTheme="minorHAnsi"/>
+              </w:rPr>
+              <w:t>Request</w:t>
+            </w:r>
+            <w:proofErr w:type="spellEnd"/>
+            <w:r>
+              <w:t>).</w:t>
+            </w:r>
+          </w:p>
+        </w:tc>
+      </w:tr>
+      <w:tr>
+        <w:tc>
+          <w:tcPr>
+            <w:tcW w:w="4814" w:type="dxa"/>
+            <w:vAlign w:val="center"/>
+          </w:tcPr>
+          <w:p>
+            <w:proofErr w:type="spellStart"/>
+            <w:r>
+              <w:rPr>
+                <w:rStyle w:val="Enfasigrassetto"/>
+              </w:rPr>
+              <w:t>Route</w:t>
+            </w:r>
+            <w:proofErr w:type="spellEnd"/>
+          </w:p>
+        </w:tc>
+        <w:tc>
+          <w:tcPr>
+            <w:tcW w:w="4814" w:type="dxa"/>
+            <w:vAlign w:val="center"/>
+          </w:tcPr>
+          <w:p>
+            <w:r>
+              <w:t>Definizione di un URL endpoint in Laravel che collega una richiesta HTTP a una funzione o controller.</w:t>
+            </w:r>
+          </w:p>
+        </w:tc>
+      </w:tr>
+      <w:tr>
+        <w:tc>
+          <w:tcPr>
+            <w:tcW w:w="4814" w:type="dxa"/>
+            <w:vAlign w:val="center"/>
+          </w:tcPr>
+          <w:p>
+            <w:proofErr w:type="spellStart"/>
+            <w:r>
+              <w:rPr>
+                <w:rStyle w:val="Enfasigrassetto"/>
+              </w:rPr>
+              <w:t>Seeder</w:t>
+            </w:r>
+            <w:proofErr w:type="spellEnd"/>
+          </w:p>
+        </w:tc>
+        <w:tc>
+          <w:tcPr>
+            <w:tcW w:w="4814" w:type="dxa"/>
+            <w:vAlign w:val="center"/>
+          </w:tcPr>
+          <w:p>
+            <w:r>
+              <w:t xml:space="preserve">Classe Laravel che popola il database con dati predefiniti o generati da </w:t>
+            </w:r>
+            <w:proofErr w:type="spellStart"/>
+            <w:r>
+              <w:t>factory</w:t>
+            </w:r>
+            <w:proofErr w:type="spellEnd"/>
+            <w:r>
+              <w:t>.</w:t>
+            </w:r>
+          </w:p>
+        </w:tc>
+      </w:tr>
+      <w:tr>
+        <w:tc>
+          <w:tcPr>
+            <w:tcW w:w="4814" w:type="dxa"/>
+            <w:vAlign w:val="center"/>
+          </w:tcPr>
+          <w:p>
+            <w:r>
+              <w:rPr>
+                <w:rStyle w:val="Enfasigrassetto"/>
+              </w:rPr>
+              <w:t>SQL Injection</w:t>
+            </w:r>
+          </w:p>
+        </w:tc>
+        <w:tc>
+          <w:tcPr>
+            <w:tcW w:w="4814" w:type="dxa"/>
+            <w:vAlign w:val="center"/>
+          </w:tcPr>
+          <w:p>
+            <w:r>
+              <w:t xml:space="preserve">Vulnerabilità informatica evitata in Laravel grazie all’uso di </w:t>
+            </w:r>
+            <w:proofErr w:type="spellStart"/>
+            <w:r>
+              <w:t>query</w:t>
+            </w:r>
+            <w:proofErr w:type="spellEnd"/>
+            <w:r>
+              <w:t xml:space="preserve"> preparate e </w:t>
+            </w:r>
+            <w:proofErr w:type="spellStart"/>
+            <w:r>
+              <w:t>Eloquent</w:t>
+            </w:r>
+            <w:proofErr w:type="spellEnd"/>
+            <w:r>
+              <w:t xml:space="preserve"> ORM.</w:t>
+            </w:r>
+          </w:p>
+        </w:tc>
+      </w:tr>
+      <w:tr>
+        <w:tc>
+          <w:tcPr>
+            <w:tcW w:w="4814" w:type="dxa"/>
+            <w:vAlign w:val="center"/>
+          </w:tcPr>
+          <w:p>
+            <w:proofErr w:type="spellStart"/>
+            <w:r>
+              <w:rPr>
+                <w:rStyle w:val="Enfasigrassetto"/>
+              </w:rPr>
+              <w:t>Stripe</w:t>
+            </w:r>
+            <w:proofErr w:type="spellEnd"/>
+          </w:p>
+        </w:tc>
+        <w:tc>
+          <w:tcPr>
+            <w:tcW w:w="4814" w:type="dxa"/>
+            <w:vAlign w:val="center"/>
+          </w:tcPr>
+          <w:p>
+            <w:r>
+              <w:t>Piattaforma per i pagamenti online. Integrata nel progetto per gestire il checkout.</w:t>
+            </w:r>
+          </w:p>
+        </w:tc>
+      </w:tr>
+      <w:tr>
+        <w:tc>
+          <w:tcPr>
+            <w:tcW w:w="4814" w:type="dxa"/>
+            <w:vAlign w:val="center"/>
+          </w:tcPr>
+          <w:p>
+            <w:proofErr w:type="spellStart"/>
+            <w:r>
+              <w:rPr>
+                <w:rStyle w:val="Enfasigrassetto"/>
+              </w:rPr>
+              <w:t>Tailwind</w:t>
+            </w:r>
+            <w:proofErr w:type="spellEnd"/>
+            <w:r>
+              <w:rPr>
+                <w:rStyle w:val="Enfasigrassetto"/>
+              </w:rPr>
+              <w:t xml:space="preserve"> CSS</w:t>
+            </w:r>
+          </w:p>
+        </w:tc>
+        <w:tc>
+          <w:tcPr>
+            <w:tcW w:w="4814" w:type="dxa"/>
+            <w:vAlign w:val="center"/>
+          </w:tcPr>
+          <w:p>
+            <w:r>
+              <w:t>Framework CSS utility-first, utilizzato in Laravel Breeze per il layout delle pagine.</w:t>
+            </w:r>
+          </w:p>
+        </w:tc>
+      </w:tr>
+      <w:tr>
+        <w:tc>
+          <w:tcPr>
+            <w:tcW w:w="4814" w:type="dxa"/>
+            <w:vAlign w:val="center"/>
+          </w:tcPr>
+          <w:p>
+            <w:proofErr w:type="spellStart"/>
+            <w:r>
+              <w:rPr>
+                <w:rStyle w:val="Enfasigrassetto"/>
+              </w:rPr>
+              <w:t>Ubuntu</w:t>
+            </w:r>
+            <w:proofErr w:type="spellEnd"/>
+          </w:p>
+        </w:tc>
+        <w:tc>
+          <w:tcPr>
+            <w:tcW w:w="4814" w:type="dxa"/>
+            <w:vAlign w:val="center"/>
+          </w:tcPr>
+          <w:p>
+            <w:r>
+              <w:t>Distribuzione Linux utilizzata come sistema operativo del server di produzione. Versione: 5.15.0-119-generic.</w:t>
+            </w:r>
+          </w:p>
+        </w:tc>
+      </w:tr>
+      <w:tr>
+        <w:tc>
+          <w:tcPr>
+            <w:tcW w:w="4814" w:type="dxa"/>
+            <w:vAlign w:val="center"/>
+          </w:tcPr>
+          <w:p>
+            <w:proofErr w:type="spellStart"/>
+            <w:r>
+              <w:rPr>
+                <w:rStyle w:val="Enfasigrassetto"/>
+              </w:rPr>
+              <w:t>Validation</w:t>
+            </w:r>
+            <w:proofErr w:type="spellEnd"/>
+          </w:p>
+        </w:tc>
+        <w:tc>
+          <w:tcPr>
+            <w:tcW w:w="4814" w:type="dxa"/>
+            <w:vAlign w:val="center"/>
+          </w:tcPr>
+          <w:p>
+            <w:r>
+              <w:t xml:space="preserve">Controllo dei dati inseriti nei form. Laravel gestisce la validazione lato server con classi </w:t>
+            </w:r>
+            <w:proofErr w:type="spellStart"/>
+            <w:r>
+              <w:t>Request</w:t>
+            </w:r>
+            <w:proofErr w:type="spellEnd"/>
+            <w:r>
+              <w:t>.</w:t>
+            </w:r>
+          </w:p>
+        </w:tc>
+      </w:tr>
+      <w:tr>
+        <w:tc>
+          <w:tcPr>
+            <w:tcW w:w="4814" w:type="dxa"/>
+            <w:vAlign w:val="center"/>
+          </w:tcPr>
+          <w:p>
+            <w:r>
+              <w:rPr>
+                <w:rStyle w:val="Enfasigrassetto"/>
+              </w:rPr>
+              <w:t>Vendor</w:t>
+            </w:r>
+          </w:p>
+        </w:tc>
+        <w:tc>
+          <w:tcPr>
+            <w:tcW w:w="4814" w:type="dxa"/>
+            <w:vAlign w:val="center"/>
+          </w:tcPr>
+          <w:p>
+            <w:r>
+              <w:t>Nella struttura Laravel, cartella o componente responsabile per pacchetti esterni gestiti da Composer.</w:t>
+            </w:r>
+          </w:p>
+        </w:tc>
+      </w:tr>
+      <w:tr>
+        <w:tc>
+          <w:tcPr>
+            <w:tcW w:w="4814" w:type="dxa"/>
+            <w:vAlign w:val="center"/>
+          </w:tcPr>
+          <w:p>
+            <w:r>
+              <w:rPr>
+                <w:rStyle w:val="Enfasigrassetto"/>
+              </w:rPr>
+              <w:t>View</w:t>
+            </w:r>
+          </w:p>
+        </w:tc>
+        <w:tc>
+          <w:tcPr>
+            <w:tcW w:w="4814" w:type="dxa"/>
+            <w:vAlign w:val="center"/>
+          </w:tcPr>
+          <w:p>
+            <w:r>
+              <w:t xml:space="preserve">Componente dell’architettura MVC che definisce l’interfaccia utente (solitamente </w:t>
+            </w:r>
+            <w:proofErr w:type="gramStart"/>
+            <w:r>
+              <w:t xml:space="preserve">file </w:t>
+            </w:r>
+            <w:r>
+              <w:rPr>
+                <w:rStyle w:val="CodiceHTML"/>
+                <w:rFonts w:eastAsiaTheme="minorHAnsi"/>
+              </w:rPr>
+              <w:t>.</w:t>
+            </w:r>
+            <w:proofErr w:type="spellStart"/>
+            <w:proofErr w:type="gramEnd"/>
+            <w:r>
+              <w:rPr>
+                <w:rStyle w:val="CodiceHTML"/>
+                <w:rFonts w:eastAsiaTheme="minorHAnsi"/>
+              </w:rPr>
+              <w:t>blade.php</w:t>
+            </w:r>
+            <w:proofErr w:type="spellEnd"/>
+            <w:r>
+              <w:t xml:space="preserve"> in Laravel).</w:t>
+            </w:r>
+          </w:p>
+        </w:tc>
+      </w:tr>
+      <w:tr>
+        <w:tc>
+          <w:tcPr>
+            <w:tcW w:w="4814" w:type="dxa"/>
+            <w:vAlign w:val="center"/>
+          </w:tcPr>
+          <w:p>
+            <w:r>
+              <w:rPr>
+                <w:rStyle w:val="Enfasigrassetto"/>
+              </w:rPr>
+              <w:t>Visual Studio Code</w:t>
+            </w:r>
+          </w:p>
+        </w:tc>
+        <w:tc>
+          <w:tcPr>
+            <w:tcW w:w="4814" w:type="dxa"/>
+            <w:vAlign w:val="center"/>
+          </w:tcPr>
+          <w:p>
+            <w:r>
+              <w:t>Editor di codice utilizzato per lo sviluppo front-end o PHP. Versione: 1.78.2.</w:t>
+            </w:r>
+          </w:p>
+        </w:tc>
+      </w:tr>
+      <w:tr>
+        <w:tc>
+          <w:tcPr>
+            <w:tcW w:w="4814" w:type="dxa"/>
+            <w:vAlign w:val="center"/>
+          </w:tcPr>
+          <w:p>
+            <w:r>
+              <w:rPr>
+                <w:rStyle w:val="Enfasigrassetto"/>
+              </w:rPr>
+              <w:t>XSS (Cross Site Scripting)</w:t>
+            </w:r>
+          </w:p>
+        </w:tc>
+        <w:tc>
+          <w:tcPr>
+            <w:tcW w:w="4814" w:type="dxa"/>
+            <w:vAlign w:val="center"/>
+          </w:tcPr>
+          <w:p>
+            <w:r>
+              <w:t xml:space="preserve">Tipo di vulnerabilità prevenuta in Laravel grazie </w:t>
+            </w:r>
+            <w:proofErr w:type="spellStart"/>
+            <w:r>
+              <w:t>all’escape</w:t>
+            </w:r>
+            <w:proofErr w:type="spellEnd"/>
+            <w:r>
+              <w:t xml:space="preserve"> automatico delle variabili nelle </w:t>
+            </w:r>
+            <w:proofErr w:type="spellStart"/>
+            <w:r>
+              <w:t>Blade</w:t>
+            </w:r>
+            <w:proofErr w:type="spellEnd"/>
+            <w:r>
+              <w:t xml:space="preserve"> view.</w:t>
             </w:r>
           </w:p>
         </w:tc>
@@ -28012,12 +29327,8 @@
       <w:pPr>
         <w:rPr>
           <w:b/>
-          <w:lang w:val="it-IT"/>
-        </w:rPr>
-      </w:pPr>
-      <w:bookmarkStart w:id="68" w:name="_Toc94790469"/>
-      <w:bookmarkStart w:id="69" w:name="_GoBack"/>
-      <w:bookmarkEnd w:id="69"/>
+        </w:rPr>
+      </w:pPr>
     </w:p>
     <w:bookmarkEnd w:id="68"/>
     <w:p>
@@ -28033,10 +29344,10 @@
         </w:rPr>
         <w:t>Sitografia</w:t>
       </w:r>
-      <w:bookmarkStart w:id="70" w:name="_Toc461179234"/>
+      <w:bookmarkStart w:id="69" w:name="_Toc461179234"/>
       <w:bookmarkEnd w:id="65"/>
     </w:p>
-    <w:bookmarkEnd w:id="70"/>
+    <w:bookmarkEnd w:id="69"/>
     <w:p>
       <w:pPr>
         <w:pStyle w:val="Paragrafoelenco"/>
@@ -28084,7 +29395,7 @@
           <w:lang w:val="fr-CH"/>
         </w:rPr>
       </w:pPr>
-      <w:hyperlink r:id="rId46" w:history="1">
+      <w:hyperlink r:id="rId48" w:history="1">
         <w:r>
           <w:rPr>
             <w:rStyle w:val="Collegamentoipertestuale"/>
@@ -28119,7 +29430,7 @@
           <w:lang w:val="fr-CH"/>
         </w:rPr>
       </w:pPr>
-      <w:hyperlink r:id="rId47" w:history="1">
+      <w:hyperlink r:id="rId49" w:history="1">
         <w:r>
           <w:rPr>
             <w:rStyle w:val="Collegamentoipertestuale"/>
@@ -28138,7 +29449,7 @@
         </w:numPr>
         <w:spacing w:after="160" w:line="259" w:lineRule="auto"/>
       </w:pPr>
-      <w:hyperlink r:id="rId48" w:history="1">
+      <w:hyperlink r:id="rId50" w:history="1">
         <w:r>
           <w:rPr>
             <w:rStyle w:val="Collegamentoipertestuale"/>
@@ -28156,7 +29467,7 @@
         </w:numPr>
         <w:spacing w:after="160" w:line="259" w:lineRule="auto"/>
       </w:pPr>
-      <w:hyperlink r:id="rId49" w:history="1">
+      <w:hyperlink r:id="rId51" w:history="1">
         <w:r>
           <w:rPr>
             <w:rStyle w:val="Collegamentoipertestuale"/>
@@ -28177,7 +29488,7 @@
           <w:lang w:val="fr-CH"/>
         </w:rPr>
       </w:pPr>
-      <w:hyperlink r:id="rId50" w:history="1">
+      <w:hyperlink r:id="rId52" w:history="1">
         <w:r>
           <w:rPr>
             <w:rStyle w:val="Collegamentoipertestuale"/>
@@ -28212,7 +29523,7 @@
           <w:lang w:val="fr-CH"/>
         </w:rPr>
       </w:pPr>
-      <w:hyperlink r:id="rId51" w:history="1">
+      <w:hyperlink r:id="rId53" w:history="1">
         <w:r>
           <w:rPr>
             <w:rStyle w:val="Collegamentoipertestuale"/>
@@ -28253,7 +29564,7 @@
           <w:lang w:val="fr-CH"/>
         </w:rPr>
       </w:pPr>
-      <w:hyperlink r:id="rId52" w:history="1">
+      <w:hyperlink r:id="rId54" w:history="1">
         <w:r>
           <w:rPr>
             <w:rStyle w:val="Collegamentoipertestuale"/>
@@ -28289,203 +29600,15 @@
         </w:rPr>
         <w:t>Tutorials</w:t>
       </w:r>
+      <w:bookmarkStart w:id="70" w:name="_GoBack"/>
+      <w:bookmarkEnd w:id="70"/>
       <w:proofErr w:type="spellEnd"/>
     </w:p>
-    <w:p>
-      <w:pPr>
-        <w:pStyle w:val="Titolo1"/>
-        <w:rPr>
-          <w:lang w:val="it-IT"/>
-        </w:rPr>
-      </w:pPr>
-      <w:bookmarkStart w:id="71" w:name="_Toc461179235"/>
-      <w:bookmarkStart w:id="72" w:name="_Toc94790473"/>
-      <w:bookmarkStart w:id="73" w:name="_Toc189853881"/>
-      <w:r>
-        <w:rPr>
-          <w:lang w:val="it-IT"/>
-        </w:rPr>
-        <w:t>Allegati</w:t>
-      </w:r>
-      <w:bookmarkEnd w:id="71"/>
-      <w:bookmarkEnd w:id="72"/>
-      <w:bookmarkEnd w:id="73"/>
-    </w:p>
-    <w:p>
-      <w:pPr>
-        <w:rPr>
-          <w:lang w:val="it-IT"/>
-        </w:rPr>
-      </w:pPr>
-      <w:r>
-        <w:rPr>
-          <w:lang w:val="it-IT"/>
-        </w:rPr>
-        <w:t>Elenco degli allegati, esempio:</w:t>
-      </w:r>
-    </w:p>
-    <w:p>
-      <w:pPr>
-        <w:numPr>
-          <w:ilvl w:val="0"/>
-          <w:numId w:val="5"/>
-        </w:numPr>
-      </w:pPr>
-      <w:r>
-        <w:rPr>
-          <w:lang w:val="it-IT"/>
-        </w:rPr>
-        <w:t xml:space="preserve">Diari di lavoro </w:t>
-      </w:r>
-    </w:p>
-    <w:p>
-      <w:pPr>
-        <w:numPr>
-          <w:ilvl w:val="0"/>
-          <w:numId w:val="5"/>
-        </w:numPr>
-        <w:rPr>
-          <w:lang w:val="it-IT"/>
-        </w:rPr>
-      </w:pPr>
-      <w:r>
-        <w:rPr>
-          <w:lang w:val="it-IT"/>
-        </w:rPr>
-        <w:t>Codici sorgente</w:t>
-      </w:r>
-      <w:r>
-        <w:rPr>
-          <w:lang w:val="it-IT"/>
-        </w:rPr>
-        <w:t>/documentazione macchine virtuali</w:t>
-      </w:r>
-    </w:p>
-    <w:p>
-      <w:pPr>
-        <w:numPr>
-          <w:ilvl w:val="0"/>
-          <w:numId w:val="5"/>
-        </w:numPr>
-        <w:rPr>
-          <w:lang w:val="it-IT"/>
-        </w:rPr>
-      </w:pPr>
-      <w:r>
-        <w:rPr>
-          <w:lang w:val="it-IT"/>
-        </w:rPr>
-        <w:t>Istruzioni di installazione</w:t>
-      </w:r>
-      <w:r>
-        <w:rPr>
-          <w:lang w:val="it-IT"/>
-        </w:rPr>
-        <w:t xml:space="preserve"> del prodotto (con credenziali di accesso) e/o di eventuali prodotti terzi</w:t>
-      </w:r>
-    </w:p>
-    <w:p>
-      <w:pPr>
-        <w:numPr>
-          <w:ilvl w:val="0"/>
-          <w:numId w:val="5"/>
-        </w:numPr>
-        <w:rPr>
-          <w:lang w:val="it-IT"/>
-        </w:rPr>
-      </w:pPr>
-      <w:r>
-        <w:rPr>
-          <w:lang w:val="it-IT"/>
-        </w:rPr>
-        <w:t>Documentazione di prodotti di terzi</w:t>
-      </w:r>
-    </w:p>
-    <w:p>
-      <w:pPr>
-        <w:numPr>
-          <w:ilvl w:val="0"/>
-          <w:numId w:val="5"/>
-        </w:numPr>
-        <w:rPr>
-          <w:lang w:val="it-IT"/>
-        </w:rPr>
-      </w:pPr>
-      <w:r>
-        <w:rPr>
-          <w:lang w:val="it-IT"/>
-        </w:rPr>
-        <w:t>Eventuali guide utente /</w:t>
-      </w:r>
-      <w:r>
-        <w:rPr>
-          <w:lang w:val="it-IT"/>
-        </w:rPr>
-        <w:t xml:space="preserve"> </w:t>
-      </w:r>
-      <w:r>
-        <w:rPr>
-          <w:lang w:val="it-IT"/>
-        </w:rPr>
-        <w:t>Manuali di utilizzo</w:t>
-      </w:r>
-    </w:p>
-    <w:p>
-      <w:pPr>
-        <w:numPr>
-          <w:ilvl w:val="0"/>
-          <w:numId w:val="5"/>
-        </w:numPr>
-      </w:pPr>
-      <w:r>
-        <w:rPr>
-          <w:lang w:val="it-IT"/>
-        </w:rPr>
-        <w:t>Mandato e/o Qd</w:t>
-      </w:r>
-      <w:r>
-        <w:rPr>
-          <w:lang w:val="it-IT"/>
-        </w:rPr>
-        <w:t>C</w:t>
-      </w:r>
-    </w:p>
-    <w:p>
-      <w:pPr>
-        <w:numPr>
-          <w:ilvl w:val="0"/>
-          <w:numId w:val="5"/>
-        </w:numPr>
-      </w:pPr>
-      <w:r>
-        <w:t>Prodotto</w:t>
-      </w:r>
-    </w:p>
-    <w:p>
-      <w:pPr>
-        <w:numPr>
-          <w:ilvl w:val="0"/>
-          <w:numId w:val="5"/>
-        </w:numPr>
-      </w:pPr>
-      <w:r>
-        <w:rPr>
-          <w:lang w:val="it-IT"/>
-        </w:rPr>
-        <w:t>…</w:t>
-      </w:r>
-    </w:p>
-    <w:p/>
-    <w:p>
-      <w:pPr>
-        <w:jc w:val="both"/>
-      </w:pPr>
-    </w:p>
     <w:sectPr>
-      <w:headerReference w:type="default" r:id="rId53"/>
-      <w:footerReference w:type="default" r:id="rId54"/>
-      <w:headerReference w:type="first" r:id="rId55"/>
-      <w:footerReference w:type="first" r:id="rId56"/>
+      <w:headerReference w:type="default" r:id="rId55"/>
+      <w:footerReference w:type="default" r:id="rId56"/>
+      <w:headerReference w:type="first" r:id="rId57"/>
+      <w:footerReference w:type="first" r:id="rId58"/>
       <w:pgSz w:w="11906" w:h="16838"/>
       <w:pgMar w:top="1985" w:right="1134" w:bottom="1418" w:left="1134" w:header="567" w:footer="567" w:gutter="0"/>
       <w:pgNumType w:start="1"/>
@@ -30490,6 +31613,119 @@
     </w:lvl>
   </w:abstractNum>
   <w:abstractNum w:abstractNumId="8" w15:restartNumberingAfterBreak="0">
+    <w:nsid w:val="20A62C4F"/>
+    <w:multiLevelType w:val="hybridMultilevel"/>
+    <w:tmpl w:val="40266D42"/>
+    <w:lvl w:ilvl="0" w:tplc="0810000F">
+      <w:start w:val="1"/>
+      <w:numFmt w:val="decimal"/>
+      <w:lvlText w:val="%1."/>
+      <w:lvlJc w:val="left"/>
+      <w:pPr>
+        <w:ind w:left="720" w:hanging="360"/>
+      </w:pPr>
+      <w:rPr>
+        <w:rFonts w:hint="default"/>
+      </w:rPr>
+    </w:lvl>
+    <w:lvl w:ilvl="1" w:tplc="08100003" w:tentative="1">
+      <w:start w:val="1"/>
+      <w:numFmt w:val="bullet"/>
+      <w:lvlText w:val="o"/>
+      <w:lvlJc w:val="left"/>
+      <w:pPr>
+        <w:ind w:left="1440" w:hanging="360"/>
+      </w:pPr>
+      <w:rPr>
+        <w:rFonts w:ascii="Courier New" w:hAnsi="Courier New" w:cs="Courier New" w:hint="default"/>
+      </w:rPr>
+    </w:lvl>
+    <w:lvl w:ilvl="2" w:tplc="08100005" w:tentative="1">
+      <w:start w:val="1"/>
+      <w:numFmt w:val="bullet"/>
+      <w:lvlText w:val=""/>
+      <w:lvlJc w:val="left"/>
+      <w:pPr>
+        <w:ind w:left="2160" w:hanging="360"/>
+      </w:pPr>
+      <w:rPr>
+        <w:rFonts w:ascii="Wingdings" w:hAnsi="Wingdings" w:hint="default"/>
+      </w:rPr>
+    </w:lvl>
+    <w:lvl w:ilvl="3" w:tplc="08100001" w:tentative="1">
+      <w:start w:val="1"/>
+      <w:numFmt w:val="bullet"/>
+      <w:lvlText w:val=""/>
+      <w:lvlJc w:val="left"/>
+      <w:pPr>
+        <w:ind w:left="2880" w:hanging="360"/>
+      </w:pPr>
+      <w:rPr>
+        <w:rFonts w:ascii="Symbol" w:hAnsi="Symbol" w:hint="default"/>
+      </w:rPr>
+    </w:lvl>
+    <w:lvl w:ilvl="4" w:tplc="08100003" w:tentative="1">
+      <w:start w:val="1"/>
+      <w:numFmt w:val="bullet"/>
+      <w:lvlText w:val="o"/>
+      <w:lvlJc w:val="left"/>
+      <w:pPr>
+        <w:ind w:left="3600" w:hanging="360"/>
+      </w:pPr>
+      <w:rPr>
+        <w:rFonts w:ascii="Courier New" w:hAnsi="Courier New" w:cs="Courier New" w:hint="default"/>
+      </w:rPr>
+    </w:lvl>
+    <w:lvl w:ilvl="5" w:tplc="08100005" w:tentative="1">
+      <w:start w:val="1"/>
+      <w:numFmt w:val="bullet"/>
+      <w:lvlText w:val=""/>
+      <w:lvlJc w:val="left"/>
+      <w:pPr>
+        <w:ind w:left="4320" w:hanging="360"/>
+      </w:pPr>
+      <w:rPr>
+        <w:rFonts w:ascii="Wingdings" w:hAnsi="Wingdings" w:hint="default"/>
+      </w:rPr>
+    </w:lvl>
+    <w:lvl w:ilvl="6" w:tplc="08100001" w:tentative="1">
+      <w:start w:val="1"/>
+      <w:numFmt w:val="bullet"/>
+      <w:lvlText w:val=""/>
+      <w:lvlJc w:val="left"/>
+      <w:pPr>
+        <w:ind w:left="5040" w:hanging="360"/>
+      </w:pPr>
+      <w:rPr>
+        <w:rFonts w:ascii="Symbol" w:hAnsi="Symbol" w:hint="default"/>
+      </w:rPr>
+    </w:lvl>
+    <w:lvl w:ilvl="7" w:tplc="08100003" w:tentative="1">
+      <w:start w:val="1"/>
+      <w:numFmt w:val="bullet"/>
+      <w:lvlText w:val="o"/>
+      <w:lvlJc w:val="left"/>
+      <w:pPr>
+        <w:ind w:left="5760" w:hanging="360"/>
+      </w:pPr>
+      <w:rPr>
+        <w:rFonts w:ascii="Courier New" w:hAnsi="Courier New" w:cs="Courier New" w:hint="default"/>
+      </w:rPr>
+    </w:lvl>
+    <w:lvl w:ilvl="8" w:tplc="08100005" w:tentative="1">
+      <w:start w:val="1"/>
+      <w:numFmt w:val="bullet"/>
+      <w:lvlText w:val=""/>
+      <w:lvlJc w:val="left"/>
+      <w:pPr>
+        <w:ind w:left="6480" w:hanging="360"/>
+      </w:pPr>
+      <w:rPr>
+        <w:rFonts w:ascii="Wingdings" w:hAnsi="Wingdings" w:hint="default"/>
+      </w:rPr>
+    </w:lvl>
+  </w:abstractNum>
+  <w:abstractNum w:abstractNumId="9" w15:restartNumberingAfterBreak="0">
     <w:nsid w:val="20DD04AA"/>
     <w:multiLevelType w:val="multilevel"/>
     <w:tmpl w:val="16BA2774"/>
@@ -30638,7 +31874,7 @@
       </w:rPr>
     </w:lvl>
   </w:abstractNum>
-  <w:abstractNum w:abstractNumId="9" w15:restartNumberingAfterBreak="0">
+  <w:abstractNum w:abstractNumId="10" w15:restartNumberingAfterBreak="0">
     <w:nsid w:val="22DC02CA"/>
     <w:multiLevelType w:val="hybridMultilevel"/>
     <w:tmpl w:val="3E6C221C"/>
@@ -30778,7 +32014,7 @@
       </w:rPr>
     </w:lvl>
   </w:abstractNum>
-  <w:abstractNum w:abstractNumId="10" w15:restartNumberingAfterBreak="0">
+  <w:abstractNum w:abstractNumId="11" w15:restartNumberingAfterBreak="0">
     <w:nsid w:val="24A46D31"/>
     <w:multiLevelType w:val="hybridMultilevel"/>
     <w:tmpl w:val="A56221F0"/>
@@ -30891,7 +32127,7 @@
       </w:pPr>
     </w:lvl>
   </w:abstractNum>
-  <w:abstractNum w:abstractNumId="11" w15:restartNumberingAfterBreak="0">
+  <w:abstractNum w:abstractNumId="12" w15:restartNumberingAfterBreak="0">
     <w:nsid w:val="29456697"/>
     <w:multiLevelType w:val="hybridMultilevel"/>
     <w:tmpl w:val="E676C64A"/>
@@ -31004,7 +32240,7 @@
       </w:rPr>
     </w:lvl>
   </w:abstractNum>
-  <w:abstractNum w:abstractNumId="12" w15:restartNumberingAfterBreak="0">
+  <w:abstractNum w:abstractNumId="13" w15:restartNumberingAfterBreak="0">
     <w:nsid w:val="2B9476EC"/>
     <w:multiLevelType w:val="hybridMultilevel"/>
     <w:tmpl w:val="0052BF5C"/>
@@ -31117,7 +32353,7 @@
       </w:rPr>
     </w:lvl>
   </w:abstractNum>
-  <w:abstractNum w:abstractNumId="13" w15:restartNumberingAfterBreak="0">
+  <w:abstractNum w:abstractNumId="14" w15:restartNumberingAfterBreak="0">
     <w:nsid w:val="329D7C3E"/>
     <w:multiLevelType w:val="hybridMultilevel"/>
     <w:tmpl w:val="56E4CEE4"/>
@@ -31230,7 +32466,7 @@
       </w:rPr>
     </w:lvl>
   </w:abstractNum>
-  <w:abstractNum w:abstractNumId="14" w15:restartNumberingAfterBreak="0">
+  <w:abstractNum w:abstractNumId="15" w15:restartNumberingAfterBreak="0">
     <w:nsid w:val="37475F77"/>
     <w:multiLevelType w:val="hybridMultilevel"/>
     <w:tmpl w:val="1FE86E3E"/>
@@ -31343,7 +32579,7 @@
       </w:rPr>
     </w:lvl>
   </w:abstractNum>
-  <w:abstractNum w:abstractNumId="15" w15:restartNumberingAfterBreak="0">
+  <w:abstractNum w:abstractNumId="16" w15:restartNumberingAfterBreak="0">
     <w:nsid w:val="3ADC387C"/>
     <w:multiLevelType w:val="hybridMultilevel"/>
     <w:tmpl w:val="32E4A98A"/>
@@ -31455,7 +32691,7 @@
       </w:rPr>
     </w:lvl>
   </w:abstractNum>
-  <w:abstractNum w:abstractNumId="16" w15:restartNumberingAfterBreak="0">
+  <w:abstractNum w:abstractNumId="17" w15:restartNumberingAfterBreak="0">
     <w:nsid w:val="47990852"/>
     <w:multiLevelType w:val="hybridMultilevel"/>
     <w:tmpl w:val="A79A31A0"/>
@@ -31568,7 +32804,7 @@
       </w:rPr>
     </w:lvl>
   </w:abstractNum>
-  <w:abstractNum w:abstractNumId="17" w15:restartNumberingAfterBreak="0">
+  <w:abstractNum w:abstractNumId="18" w15:restartNumberingAfterBreak="0">
     <w:nsid w:val="521421D7"/>
     <w:multiLevelType w:val="hybridMultilevel"/>
     <w:tmpl w:val="E3CA5F50"/>
@@ -31681,7 +32917,7 @@
       </w:rPr>
     </w:lvl>
   </w:abstractNum>
-  <w:abstractNum w:abstractNumId="18" w15:restartNumberingAfterBreak="0">
+  <w:abstractNum w:abstractNumId="19" w15:restartNumberingAfterBreak="0">
     <w:nsid w:val="57B45EDA"/>
     <w:multiLevelType w:val="hybridMultilevel"/>
     <w:tmpl w:val="9FF06B16"/>
@@ -31794,7 +33030,7 @@
       </w:rPr>
     </w:lvl>
   </w:abstractNum>
-  <w:abstractNum w:abstractNumId="19" w15:restartNumberingAfterBreak="0">
+  <w:abstractNum w:abstractNumId="20" w15:restartNumberingAfterBreak="0">
     <w:nsid w:val="57C86EE7"/>
     <w:multiLevelType w:val="multilevel"/>
     <w:tmpl w:val="4DE6CDEC"/>
@@ -31943,7 +33179,7 @@
       </w:rPr>
     </w:lvl>
   </w:abstractNum>
-  <w:abstractNum w:abstractNumId="20" w15:restartNumberingAfterBreak="0">
+  <w:abstractNum w:abstractNumId="21" w15:restartNumberingAfterBreak="0">
     <w:nsid w:val="5BF17B39"/>
     <w:multiLevelType w:val="hybridMultilevel"/>
     <w:tmpl w:val="0BAC2BA8"/>
@@ -32056,7 +33292,7 @@
       </w:rPr>
     </w:lvl>
   </w:abstractNum>
-  <w:abstractNum w:abstractNumId="21" w15:restartNumberingAfterBreak="0">
+  <w:abstractNum w:abstractNumId="22" w15:restartNumberingAfterBreak="0">
     <w:nsid w:val="630454C8"/>
     <w:multiLevelType w:val="hybridMultilevel"/>
     <w:tmpl w:val="7ED05666"/>
@@ -32169,7 +33405,7 @@
       </w:rPr>
     </w:lvl>
   </w:abstractNum>
-  <w:abstractNum w:abstractNumId="22" w15:restartNumberingAfterBreak="0">
+  <w:abstractNum w:abstractNumId="23" w15:restartNumberingAfterBreak="0">
     <w:nsid w:val="652809B9"/>
     <w:multiLevelType w:val="hybridMultilevel"/>
     <w:tmpl w:val="C10EC632"/>
@@ -32282,7 +33518,7 @@
       </w:rPr>
     </w:lvl>
   </w:abstractNum>
-  <w:abstractNum w:abstractNumId="23" w15:restartNumberingAfterBreak="0">
+  <w:abstractNum w:abstractNumId="24" w15:restartNumberingAfterBreak="0">
     <w:nsid w:val="66871ECE"/>
     <w:multiLevelType w:val="hybridMultilevel"/>
     <w:tmpl w:val="7F74FC56"/>
@@ -32398,7 +33634,7 @@
       </w:pPr>
     </w:lvl>
   </w:abstractNum>
-  <w:abstractNum w:abstractNumId="24" w15:restartNumberingAfterBreak="0">
+  <w:abstractNum w:abstractNumId="25" w15:restartNumberingAfterBreak="0">
     <w:nsid w:val="6ABE5228"/>
     <w:multiLevelType w:val="hybridMultilevel"/>
     <w:tmpl w:val="089EE6D8"/>
@@ -32514,7 +33750,7 @@
       </w:pPr>
     </w:lvl>
   </w:abstractNum>
-  <w:abstractNum w:abstractNumId="25" w15:restartNumberingAfterBreak="0">
+  <w:abstractNum w:abstractNumId="26" w15:restartNumberingAfterBreak="0">
     <w:nsid w:val="6AEC2345"/>
     <w:multiLevelType w:val="hybridMultilevel"/>
     <w:tmpl w:val="4C7E04BC"/>
@@ -32626,7 +33862,7 @@
       </w:rPr>
     </w:lvl>
   </w:abstractNum>
-  <w:abstractNum w:abstractNumId="26" w15:restartNumberingAfterBreak="0">
+  <w:abstractNum w:abstractNumId="27" w15:restartNumberingAfterBreak="0">
     <w:nsid w:val="6BC235CB"/>
     <w:multiLevelType w:val="hybridMultilevel"/>
     <w:tmpl w:val="E448411A"/>
@@ -32739,7 +33975,7 @@
       </w:rPr>
     </w:lvl>
   </w:abstractNum>
-  <w:abstractNum w:abstractNumId="27" w15:restartNumberingAfterBreak="0">
+  <w:abstractNum w:abstractNumId="28" w15:restartNumberingAfterBreak="0">
     <w:nsid w:val="6C1D7334"/>
     <w:multiLevelType w:val="hybridMultilevel"/>
     <w:tmpl w:val="7F20929C"/>
@@ -32855,7 +34091,7 @@
       </w:pPr>
     </w:lvl>
   </w:abstractNum>
-  <w:abstractNum w:abstractNumId="28" w15:restartNumberingAfterBreak="0">
+  <w:abstractNum w:abstractNumId="29" w15:restartNumberingAfterBreak="0">
     <w:nsid w:val="6C827815"/>
     <w:multiLevelType w:val="hybridMultilevel"/>
     <w:tmpl w:val="61685374"/>
@@ -32968,7 +34204,7 @@
       </w:rPr>
     </w:lvl>
   </w:abstractNum>
-  <w:abstractNum w:abstractNumId="29" w15:restartNumberingAfterBreak="0">
+  <w:abstractNum w:abstractNumId="30" w15:restartNumberingAfterBreak="0">
     <w:nsid w:val="72904C79"/>
     <w:multiLevelType w:val="hybridMultilevel"/>
     <w:tmpl w:val="EB328896"/>
@@ -33108,7 +34344,7 @@
       </w:rPr>
     </w:lvl>
   </w:abstractNum>
-  <w:abstractNum w:abstractNumId="30" w15:restartNumberingAfterBreak="0">
+  <w:abstractNum w:abstractNumId="31" w15:restartNumberingAfterBreak="0">
     <w:nsid w:val="74274153"/>
     <w:multiLevelType w:val="hybridMultilevel"/>
     <w:tmpl w:val="903850E8"/>
@@ -33221,7 +34457,7 @@
       </w:rPr>
     </w:lvl>
   </w:abstractNum>
-  <w:abstractNum w:abstractNumId="31" w15:restartNumberingAfterBreak="0">
+  <w:abstractNum w:abstractNumId="32" w15:restartNumberingAfterBreak="0">
     <w:nsid w:val="76DB06C3"/>
     <w:multiLevelType w:val="hybridMultilevel"/>
     <w:tmpl w:val="31DC0C44"/>
@@ -33334,7 +34570,7 @@
       </w:rPr>
     </w:lvl>
   </w:abstractNum>
-  <w:abstractNum w:abstractNumId="32" w15:restartNumberingAfterBreak="0">
+  <w:abstractNum w:abstractNumId="33" w15:restartNumberingAfterBreak="0">
     <w:nsid w:val="79102060"/>
     <w:multiLevelType w:val="hybridMultilevel"/>
     <w:tmpl w:val="7870C630"/>
@@ -33447,7 +34683,7 @@
       </w:rPr>
     </w:lvl>
   </w:abstractNum>
-  <w:abstractNum w:abstractNumId="33" w15:restartNumberingAfterBreak="0">
+  <w:abstractNum w:abstractNumId="34" w15:restartNumberingAfterBreak="0">
     <w:nsid w:val="7ACC392C"/>
     <w:multiLevelType w:val="hybridMultilevel"/>
     <w:tmpl w:val="F282F7F0"/>
@@ -33587,7 +34823,7 @@
       </w:rPr>
     </w:lvl>
   </w:abstractNum>
-  <w:abstractNum w:abstractNumId="34" w15:restartNumberingAfterBreak="0">
+  <w:abstractNum w:abstractNumId="35" w15:restartNumberingAfterBreak="0">
     <w:nsid w:val="7CD54937"/>
     <w:multiLevelType w:val="hybridMultilevel"/>
     <w:tmpl w:val="1AB0305A"/>
@@ -33727,7 +34963,7 @@
       </w:rPr>
     </w:lvl>
   </w:abstractNum>
-  <w:abstractNum w:abstractNumId="35" w15:restartNumberingAfterBreak="0">
+  <w:abstractNum w:abstractNumId="36" w15:restartNumberingAfterBreak="0">
     <w:nsid w:val="7F593CD8"/>
     <w:multiLevelType w:val="hybridMultilevel"/>
     <w:tmpl w:val="3508C29C"/>
@@ -33841,13 +35077,13 @@
     </w:lvl>
   </w:abstractNum>
   <w:num w:numId="1">
-    <w:abstractNumId w:val="19"/>
+    <w:abstractNumId w:val="20"/>
   </w:num>
   <w:num w:numId="2">
     <w:abstractNumId w:val="4"/>
   </w:num>
   <w:num w:numId="3">
-    <w:abstractNumId w:val="9"/>
+    <w:abstractNumId w:val="10"/>
   </w:num>
   <w:num w:numId="4">
     <w:abstractNumId w:val="1"/>
@@ -33856,22 +35092,22 @@
     <w:abstractNumId w:val="5"/>
   </w:num>
   <w:num w:numId="6">
-    <w:abstractNumId w:val="23"/>
+    <w:abstractNumId w:val="24"/>
   </w:num>
   <w:num w:numId="7">
-    <w:abstractNumId w:val="10"/>
+    <w:abstractNumId w:val="11"/>
   </w:num>
   <w:num w:numId="8">
-    <w:abstractNumId w:val="24"/>
+    <w:abstractNumId w:val="25"/>
   </w:num>
   <w:num w:numId="9">
     <w:abstractNumId w:val="0"/>
   </w:num>
   <w:num w:numId="10">
-    <w:abstractNumId w:val="29"/>
+    <w:abstractNumId w:val="30"/>
   </w:num>
   <w:num w:numId="11">
-    <w:abstractNumId w:val="33"/>
+    <w:abstractNumId w:val="34"/>
   </w:num>
   <w:num w:numId="12">
     <w:abstractNumId w:val="6"/>
@@ -33880,43 +35116,43 @@
     <w:abstractNumId w:val="2"/>
   </w:num>
   <w:num w:numId="14">
-    <w:abstractNumId w:val="34"/>
+    <w:abstractNumId w:val="35"/>
   </w:num>
   <w:num w:numId="15">
     <w:abstractNumId w:val="7"/>
   </w:num>
   <w:num w:numId="16">
-    <w:abstractNumId w:val="19"/>
+    <w:abstractNumId w:val="20"/>
   </w:num>
   <w:num w:numId="17">
-    <w:abstractNumId w:val="27"/>
+    <w:abstractNumId w:val="28"/>
   </w:num>
   <w:num w:numId="18">
-    <w:abstractNumId w:val="19"/>
+    <w:abstractNumId w:val="20"/>
   </w:num>
   <w:num w:numId="19">
-    <w:abstractNumId w:val="19"/>
+    <w:abstractNumId w:val="20"/>
   </w:num>
   <w:num w:numId="20">
-    <w:abstractNumId w:val="19"/>
+    <w:abstractNumId w:val="20"/>
   </w:num>
   <w:num w:numId="21">
-    <w:abstractNumId w:val="19"/>
+    <w:abstractNumId w:val="20"/>
   </w:num>
   <w:num w:numId="22">
-    <w:abstractNumId w:val="19"/>
+    <w:abstractNumId w:val="20"/>
   </w:num>
   <w:num w:numId="23">
-    <w:abstractNumId w:val="22"/>
+    <w:abstractNumId w:val="23"/>
   </w:num>
   <w:num w:numId="24">
-    <w:abstractNumId w:val="19"/>
+    <w:abstractNumId w:val="20"/>
   </w:num>
   <w:num w:numId="25">
-    <w:abstractNumId w:val="19"/>
+    <w:abstractNumId w:val="20"/>
   </w:num>
   <w:num w:numId="26">
-    <w:abstractNumId w:val="19"/>
+    <w:abstractNumId w:val="20"/>
     <w:lvlOverride w:ilvl="0">
       <w:startOverride w:val="2"/>
     </w:lvlOverride>
@@ -33925,61 +35161,64 @@
     </w:lvlOverride>
   </w:num>
   <w:num w:numId="27">
+    <w:abstractNumId w:val="32"/>
+  </w:num>
+  <w:num w:numId="28">
+    <w:abstractNumId w:val="13"/>
+  </w:num>
+  <w:num w:numId="29">
+    <w:abstractNumId w:val="16"/>
+  </w:num>
+  <w:num w:numId="30">
+    <w:abstractNumId w:val="12"/>
+  </w:num>
+  <w:num w:numId="31">
+    <w:abstractNumId w:val="33"/>
+  </w:num>
+  <w:num w:numId="32">
+    <w:abstractNumId w:val="36"/>
+  </w:num>
+  <w:num w:numId="33">
+    <w:abstractNumId w:val="27"/>
+  </w:num>
+  <w:num w:numId="34">
+    <w:abstractNumId w:val="19"/>
+  </w:num>
+  <w:num w:numId="35">
     <w:abstractNumId w:val="31"/>
   </w:num>
-  <w:num w:numId="28">
-    <w:abstractNumId w:val="12"/>
+  <w:num w:numId="36">
+    <w:abstractNumId w:val="29"/>
   </w:num>
-  <w:num w:numId="29">
+  <w:num w:numId="37">
+    <w:abstractNumId w:val="21"/>
+  </w:num>
+  <w:num w:numId="38">
+    <w:abstractNumId w:val="14"/>
+  </w:num>
+  <w:num w:numId="39">
+    <w:abstractNumId w:val="9"/>
+  </w:num>
+  <w:num w:numId="40">
+    <w:abstractNumId w:val="18"/>
+  </w:num>
+  <w:num w:numId="41">
     <w:abstractNumId w:val="15"/>
   </w:num>
-  <w:num w:numId="30">
-    <w:abstractNumId w:val="11"/>
-  </w:num>
-  <w:num w:numId="31">
-    <w:abstractNumId w:val="32"/>
-  </w:num>
-  <w:num w:numId="32">
-    <w:abstractNumId w:val="35"/>
-  </w:num>
-  <w:num w:numId="33">
-    <w:abstractNumId w:val="26"/>
-  </w:num>
-  <w:num w:numId="34">
-    <w:abstractNumId w:val="18"/>
-  </w:num>
-  <w:num w:numId="35">
-    <w:abstractNumId w:val="30"/>
-  </w:num>
-  <w:num w:numId="36">
-    <w:abstractNumId w:val="28"/>
-  </w:num>
-  <w:num w:numId="37">
-    <w:abstractNumId w:val="20"/>
-  </w:num>
-  <w:num w:numId="38">
-    <w:abstractNumId w:val="13"/>
-  </w:num>
-  <w:num w:numId="39">
-    <w:abstractNumId w:val="8"/>
-  </w:num>
-  <w:num w:numId="40">
-    <w:abstractNumId w:val="17"/>
-  </w:num>
-  <w:num w:numId="41">
-    <w:abstractNumId w:val="14"/>
-  </w:num>
   <w:num w:numId="42">
-    <w:abstractNumId w:val="21"/>
+    <w:abstractNumId w:val="22"/>
   </w:num>
   <w:num w:numId="43">
     <w:abstractNumId w:val="3"/>
   </w:num>
   <w:num w:numId="44">
-    <w:abstractNumId w:val="16"/>
+    <w:abstractNumId w:val="17"/>
   </w:num>
   <w:num w:numId="45">
-    <w:abstractNumId w:val="25"/>
+    <w:abstractNumId w:val="26"/>
+  </w:num>
+  <w:num w:numId="46">
+    <w:abstractNumId w:val="8"/>
   </w:num>
   <w:numIdMacAtCleanup w:val="14"/>
 </w:numbering>
@@ -35416,7 +36655,7 @@
 </file>
 
 <file path=customXml/itemProps1.xml><?xml version="1.0" encoding="utf-8"?>
-<ds:datastoreItem xmlns:ds="http://schemas.openxmlformats.org/officeDocument/2006/customXml" ds:itemID="{924B3895-C1B2-4696-9259-A5CB31EEF36B}">
+<ds:datastoreItem xmlns:ds="http://schemas.openxmlformats.org/officeDocument/2006/customXml" ds:itemID="{335D473B-5859-4268-A057-C48F8CE0B4B9}">
   <ds:schemaRefs>
     <ds:schemaRef ds:uri="http://schemas.openxmlformats.org/officeDocument/2006/bibliography"/>
   </ds:schemaRefs>

--- a/3_Documentazione/DocumentazioneFyt.docx
+++ b/3_Documentazione/DocumentazioneFyt.docx
@@ -9007,15 +9007,18 @@
         <w:t>i</w:t>
       </w:r>
       <w:r>
-        <w:t xml:space="preserve">: Christian </w:t>
+        <w:t>: Christian Arzani</w:t>
+      </w:r>
+      <w:r>
+        <w:t xml:space="preserve">, Andrea </w:t>
       </w:r>
       <w:proofErr w:type="spellStart"/>
       <w:r>
-        <w:t>Arzani</w:t>
+        <w:t>Suma</w:t>
       </w:r>
       <w:proofErr w:type="spellEnd"/>
       <w:r>
-        <w:t>, Andrea Suma, Samuele Ambrosetti, Andrea Negri</w:t>
+        <w:t>, Samuele Ambrosetti, Andrea Negri</w:t>
       </w:r>
     </w:p>
     <w:p>
@@ -17108,7 +17111,15 @@
       </w:r>
       <w:proofErr w:type="spellEnd"/>
       <w:r>
-        <w:t>-web 5.15.0-119-generic (Ubuntu)</w:t>
+        <w:t>-web 5.15.0-119-generic (</w:t>
+      </w:r>
+      <w:proofErr w:type="spellStart"/>
+      <w:r>
+        <w:t>Ubuntu</w:t>
+      </w:r>
+      <w:proofErr w:type="spellEnd"/>
+      <w:r>
+        <w:t>)</w:t>
       </w:r>
     </w:p>
     <w:p>
@@ -20114,15 +20125,7 @@
         <w:t xml:space="preserve"> per creare la struttura del database.</w:t>
       </w:r>
       <w:r>
-        <w:t xml:space="preserve"> Sono presenti altre tabelle che vengono generate alla creazione del progetto con </w:t>
-      </w:r>
-      <w:proofErr w:type="spellStart"/>
-      <w:r>
-        <w:t>Laravel</w:t>
-      </w:r>
-      <w:proofErr w:type="spellEnd"/>
-      <w:r>
-        <w:t xml:space="preserve"> che però noi non utilizziamo, le abbiamo inserite nello schema per mostrare la completezza del database</w:t>
+        <w:t xml:space="preserve"> Sono presenti altre tabelle che vengono generate alla creazione del progetto con Laravel che però noi non utilizziamo, le abbiamo inserite nello schema per mostrare la completezza del database</w:t>
       </w:r>
       <w:r>
         <w:t>, eventualmente potrebbero essere utilizzate per sviluppi futuri.</w:t>
@@ -20267,21 +20270,7 @@
         <w:rPr>
           <w:lang w:val="it-IT"/>
         </w:rPr>
-        <w:t xml:space="preserve">works che ci sarebbero potuti servire e tra tutti abbiamo scelto </w:t>
-      </w:r>
-      <w:proofErr w:type="spellStart"/>
-      <w:r>
-        <w:rPr>
-          <w:lang w:val="it-IT"/>
-        </w:rPr>
-        <w:t>Laravel</w:t>
-      </w:r>
-      <w:proofErr w:type="spellEnd"/>
-      <w:r>
-        <w:rPr>
-          <w:lang w:val="it-IT"/>
-        </w:rPr>
-        <w:t>. In seguito viene mostrata una tabella dei diversi fr</w:t>
+        <w:t>works che ci sarebbero potuti servire e tra tutti abbiamo scelto Laravel. In seguito viene mostrata una tabella dei diversi fr</w:t>
       </w:r>
       <w:r>
         <w:rPr>
@@ -20293,21 +20282,7 @@
         <w:rPr>
           <w:lang w:val="it-IT"/>
         </w:rPr>
-        <w:t xml:space="preserve">works con i loro vantaggi e svantaggi che ci hanno portato alla scelta di </w:t>
-      </w:r>
-      <w:proofErr w:type="spellStart"/>
-      <w:r>
-        <w:rPr>
-          <w:lang w:val="it-IT"/>
-        </w:rPr>
-        <w:t>Laravel</w:t>
-      </w:r>
-      <w:proofErr w:type="spellEnd"/>
-      <w:r>
-        <w:rPr>
-          <w:lang w:val="it-IT"/>
-        </w:rPr>
-        <w:t>.</w:t>
+        <w:t>works con i loro vantaggi e svantaggi che ci hanno portato alla scelta di Laravel.</w:t>
       </w:r>
     </w:p>
     <w:tbl>
@@ -20440,14 +20415,12 @@
                 <w:lang w:val="it-IT"/>
               </w:rPr>
             </w:pPr>
-            <w:proofErr w:type="spellStart"/>
             <w:r>
               <w:rPr>
                 <w:lang w:val="it-IT"/>
               </w:rPr>
               <w:t>Laravel</w:t>
             </w:r>
-            <w:proofErr w:type="spellEnd"/>
           </w:p>
         </w:tc>
         <w:tc>
@@ -20525,13 +20498,8 @@
               </w:numPr>
               <w:ind w:left="321"/>
             </w:pPr>
-            <w:proofErr w:type="spellStart"/>
-            <w:r>
-              <w:t>Laravel</w:t>
-            </w:r>
-            <w:proofErr w:type="spellEnd"/>
-            <w:r>
-              <w:t xml:space="preserve"> offre funzionalit</w:t>
+            <w:r>
+              <w:t>Laravel offre funzionalit</w:t>
             </w:r>
             <w:r>
               <w:rPr>
@@ -20581,16 +20549,8 @@
               <w:rPr>
                 <w:lang w:val="it-IT"/>
               </w:rPr>
-              <w:t xml:space="preserve">Richiede conoscenza </w:t>
-            </w:r>
-            <w:proofErr w:type="spellStart"/>
-            <w:r>
-              <w:rPr>
-                <w:lang w:val="it-IT"/>
-              </w:rPr>
-              <w:t>Laravel</w:t>
-            </w:r>
-            <w:proofErr w:type="spellEnd"/>
+              <w:t>Richiede conoscenza Laravel</w:t>
+            </w:r>
           </w:p>
           <w:p>
             <w:pPr>
@@ -21200,13 +21160,8 @@
       <w:pPr>
         <w:spacing w:after="240"/>
       </w:pPr>
-      <w:proofErr w:type="spellStart"/>
-      <w:r>
-        <w:t>Laravel</w:t>
-      </w:r>
-      <w:proofErr w:type="spellEnd"/>
-      <w:r>
-        <w:t xml:space="preserve"> ha una struttura chiara e ben organizzata. Di seguito le cartelle principali:</w:t>
+      <w:r>
+        <w:t>Laravel ha una struttura chiara e ben organizzata. Di seguito le cartelle principali:</w:t>
       </w:r>
     </w:p>
     <w:tbl>
@@ -21529,11 +21484,19 @@
                 <w:lang w:val="fr-CH"/>
               </w:rPr>
             </w:pPr>
+            <w:proofErr w:type="gramStart"/>
             <w:r>
               <w:rPr>
                 <w:lang w:val="fr-CH"/>
               </w:rPr>
-              <w:t>routes/</w:t>
+              <w:t>routes</w:t>
+            </w:r>
+            <w:proofErr w:type="gramEnd"/>
+            <w:r>
+              <w:rPr>
+                <w:lang w:val="fr-CH"/>
+              </w:rPr>
+              <w:t>/</w:t>
             </w:r>
           </w:p>
         </w:tc>
@@ -21911,7 +21874,7 @@
         <w:rPr>
           <w:sz w:val="16"/>
           <w:szCs w:val="16"/>
-          <w:lang w:val="it-CH"/>
+          <w:lang w:val="fr-CH"/>
         </w:rPr>
       </w:pPr>
       <w:r>
@@ -21926,9 +21889,28 @@
         <w:rPr>
           <w:sz w:val="16"/>
           <w:szCs w:val="16"/>
-          <w:lang w:val="it-CH"/>
+          <w:lang w:val="fr-CH"/>
         </w:rPr>
         <w:t>$table-&gt;id();</w:t>
+      </w:r>
+    </w:p>
+    <w:p>
+      <w:pPr>
+        <w:pStyle w:val="Code"/>
+        <w:ind w:left="360"/>
+        <w:rPr>
+          <w:sz w:val="16"/>
+          <w:szCs w:val="16"/>
+          <w:lang w:val="fr-CH"/>
+        </w:rPr>
+      </w:pPr>
+      <w:r>
+        <w:rPr>
+          <w:sz w:val="16"/>
+          <w:szCs w:val="16"/>
+          <w:lang w:val="fr-CH"/>
+        </w:rPr>
+        <w:t xml:space="preserve">        $table-&gt;string('name');</w:t>
       </w:r>
     </w:p>
     <w:p>
@@ -21945,26 +21927,7 @@
         <w:rPr>
           <w:sz w:val="16"/>
           <w:szCs w:val="16"/>
-          <w:lang w:val="it-CH"/>
-        </w:rPr>
-        <w:t xml:space="preserve">        $table-&gt;string('name');</w:t>
-      </w:r>
-    </w:p>
-    <w:p>
-      <w:pPr>
-        <w:pStyle w:val="Code"/>
-        <w:ind w:left="360"/>
-        <w:rPr>
-          <w:sz w:val="16"/>
-          <w:szCs w:val="16"/>
-          <w:lang w:val="it-CH"/>
-        </w:rPr>
-      </w:pPr>
-      <w:r>
-        <w:rPr>
-          <w:sz w:val="16"/>
-          <w:szCs w:val="16"/>
-          <w:lang w:val="it-CH"/>
+          <w:lang w:val="fr-CH"/>
         </w:rPr>
         <w:t xml:space="preserve">    </w:t>
       </w:r>
@@ -22245,15 +22208,7 @@
       </w:r>
       <w:proofErr w:type="spellEnd"/>
       <w:r>
-        <w:t xml:space="preserve">, ovvero una libreria PHP integrata in </w:t>
-      </w:r>
-      <w:proofErr w:type="spellStart"/>
-      <w:r>
-        <w:t>Laravel</w:t>
-      </w:r>
-      <w:proofErr w:type="spellEnd"/>
-      <w:r>
-        <w:t>). Questi sono u</w:t>
+        <w:t>, ovvero una libreria PHP integrata in Laravel). Questi sono u</w:t>
       </w:r>
       <w:r>
         <w:t>tili per testing o popola</w:t>
@@ -22501,7 +22456,7 @@
         <w:rPr>
           <w:sz w:val="16"/>
           <w:szCs w:val="16"/>
-          <w:lang w:val="fr-CH"/>
+          <w:lang w:val="de-CH"/>
         </w:rPr>
       </w:pPr>
       <w:r>
@@ -22516,7 +22471,7 @@
         <w:rPr>
           <w:sz w:val="16"/>
           <w:szCs w:val="16"/>
-          <w:lang w:val="fr-CH"/>
+          <w:lang w:val="de-CH"/>
         </w:rPr>
         <w:t>'country' =&gt; fake()-&gt;country(),</w:t>
       </w:r>
@@ -22535,7 +22490,7 @@
         <w:rPr>
           <w:sz w:val="16"/>
           <w:szCs w:val="16"/>
-          <w:lang w:val="fr-CH"/>
+          <w:lang w:val="de-CH"/>
         </w:rPr>
         <w:t xml:space="preserve">        </w:t>
       </w:r>
@@ -23341,21 +23296,7 @@
         <w:rPr>
           <w:lang w:val="it-IT"/>
         </w:rPr>
-        <w:t xml:space="preserve">In </w:t>
-      </w:r>
-      <w:proofErr w:type="spellStart"/>
-      <w:r>
-        <w:rPr>
-          <w:lang w:val="it-IT"/>
-        </w:rPr>
-        <w:t>Laravel</w:t>
-      </w:r>
-      <w:proofErr w:type="spellEnd"/>
-      <w:r>
-        <w:rPr>
-          <w:lang w:val="it-IT"/>
-        </w:rPr>
-        <w:t xml:space="preserve">, la gestione delle rotte è semplice ed efficace grazie al file </w:t>
+        <w:t xml:space="preserve">In Laravel, la gestione delle rotte è semplice ed efficace grazie al file </w:t>
       </w:r>
       <w:proofErr w:type="spellStart"/>
       <w:r>
@@ -23445,6 +23386,7 @@
           <w:noProof w:val="0"/>
           <w:sz w:val="16"/>
           <w:szCs w:val="16"/>
+          <w:lang w:val="fr-CH"/>
         </w:rPr>
       </w:pPr>
       <w:proofErr w:type="gramStart"/>
@@ -23453,6 +23395,7 @@
           <w:noProof w:val="0"/>
           <w:sz w:val="16"/>
           <w:szCs w:val="16"/>
+          <w:lang w:val="fr-CH"/>
         </w:rPr>
         <w:t>Route::</w:t>
       </w:r>
@@ -23463,6 +23406,7 @@
           <w:noProof w:val="0"/>
           <w:sz w:val="16"/>
           <w:szCs w:val="16"/>
+          <w:lang w:val="fr-CH"/>
         </w:rPr>
         <w:t>get</w:t>
       </w:r>
@@ -23472,6 +23416,7 @@
           <w:noProof w:val="0"/>
           <w:sz w:val="16"/>
           <w:szCs w:val="16"/>
+          <w:lang w:val="fr-CH"/>
         </w:rPr>
         <w:t xml:space="preserve">('/', </w:t>
       </w:r>
@@ -23481,6 +23426,7 @@
           <w:noProof w:val="0"/>
           <w:sz w:val="16"/>
           <w:szCs w:val="16"/>
+          <w:lang w:val="fr-CH"/>
         </w:rPr>
         <w:t>function</w:t>
       </w:r>
@@ -23490,6 +23436,7 @@
           <w:noProof w:val="0"/>
           <w:sz w:val="16"/>
           <w:szCs w:val="16"/>
+          <w:lang w:val="fr-CH"/>
         </w:rPr>
         <w:t xml:space="preserve"> () {</w:t>
       </w:r>
@@ -23498,6 +23445,7 @@
           <w:noProof w:val="0"/>
           <w:sz w:val="16"/>
           <w:szCs w:val="16"/>
+          <w:lang w:val="fr-CH"/>
         </w:rPr>
         <w:br/>
       </w:r>
@@ -23506,24 +23454,67 @@
           <w:noProof w:val="0"/>
           <w:sz w:val="16"/>
           <w:szCs w:val="16"/>
-        </w:rPr>
-        <w:t xml:space="preserve">    return view('home');</w:t>
-      </w:r>
+          <w:lang w:val="fr-CH"/>
+        </w:rPr>
+        <w:t xml:space="preserve">    return </w:t>
+      </w:r>
+      <w:proofErr w:type="spellStart"/>
       <w:r>
         <w:rPr>
           <w:noProof w:val="0"/>
           <w:sz w:val="16"/>
           <w:szCs w:val="16"/>
-        </w:rPr>
-        <w:br/>
-      </w:r>
+          <w:lang w:val="fr-CH"/>
+        </w:rPr>
+        <w:t>view</w:t>
+      </w:r>
+      <w:proofErr w:type="spellEnd"/>
       <w:r>
         <w:rPr>
           <w:noProof w:val="0"/>
           <w:sz w:val="16"/>
           <w:szCs w:val="16"/>
-        </w:rPr>
-        <w:t>})-&gt;name('home');</w:t>
+          <w:lang w:val="fr-CH"/>
+        </w:rPr>
+        <w:t>('home');</w:t>
+      </w:r>
+      <w:r>
+        <w:rPr>
+          <w:noProof w:val="0"/>
+          <w:sz w:val="16"/>
+          <w:szCs w:val="16"/>
+          <w:lang w:val="fr-CH"/>
+        </w:rPr>
+        <w:br/>
+      </w:r>
+      <w:r>
+        <w:rPr>
+          <w:noProof w:val="0"/>
+          <w:sz w:val="16"/>
+          <w:szCs w:val="16"/>
+          <w:lang w:val="fr-CH"/>
+        </w:rPr>
+        <w:t>})-&gt;</w:t>
+      </w:r>
+      <w:proofErr w:type="spellStart"/>
+      <w:r>
+        <w:rPr>
+          <w:noProof w:val="0"/>
+          <w:sz w:val="16"/>
+          <w:szCs w:val="16"/>
+          <w:lang w:val="fr-CH"/>
+        </w:rPr>
+        <w:t>name</w:t>
+      </w:r>
+      <w:proofErr w:type="spellEnd"/>
+      <w:r>
+        <w:rPr>
+          <w:noProof w:val="0"/>
+          <w:sz w:val="16"/>
+          <w:szCs w:val="16"/>
+          <w:lang w:val="fr-CH"/>
+        </w:rPr>
+        <w:t>('home');</w:t>
       </w:r>
     </w:p>
     <w:p>
@@ -23537,6 +23528,7 @@
           <w:lang w:eastAsia="en-US"/>
         </w:rPr>
       </w:pPr>
+      <w:proofErr w:type="spellStart"/>
       <w:proofErr w:type="gramStart"/>
       <w:r>
         <w:rPr>
@@ -23546,7 +23538,18 @@
           <w:szCs w:val="22"/>
           <w:lang w:eastAsia="en-US"/>
         </w:rPr>
-        <w:t>Route::</w:t>
+        <w:t>Route</w:t>
+      </w:r>
+      <w:proofErr w:type="spellEnd"/>
+      <w:r>
+        <w:rPr>
+          <w:rFonts w:asciiTheme="minorHAnsi" w:eastAsiaTheme="minorHAnsi" w:hAnsiTheme="minorHAnsi" w:cstheme="minorBidi"/>
+          <w:b/>
+          <w:sz w:val="22"/>
+          <w:szCs w:val="22"/>
+          <w:lang w:eastAsia="en-US"/>
+        </w:rPr>
+        <w:t>::</w:t>
       </w:r>
       <w:proofErr w:type="spellStart"/>
       <w:proofErr w:type="gramEnd"/>
@@ -23883,6 +23886,7 @@
           <w:lang w:eastAsia="en-US"/>
         </w:rPr>
       </w:pPr>
+      <w:proofErr w:type="spellStart"/>
       <w:proofErr w:type="gramStart"/>
       <w:r>
         <w:rPr>
@@ -23892,10 +23896,9 @@
           <w:szCs w:val="22"/>
           <w:lang w:eastAsia="en-US"/>
         </w:rPr>
-        <w:t>Route::</w:t>
-      </w:r>
-      <w:proofErr w:type="spellStart"/>
-      <w:proofErr w:type="gramEnd"/>
+        <w:t>Route</w:t>
+      </w:r>
+      <w:proofErr w:type="spellEnd"/>
       <w:r>
         <w:rPr>
           <w:rFonts w:asciiTheme="minorHAnsi" w:eastAsiaTheme="minorHAnsi" w:hAnsiTheme="minorHAnsi" w:cstheme="minorBidi"/>
@@ -23904,9 +23907,10 @@
           <w:szCs w:val="22"/>
           <w:lang w:eastAsia="en-US"/>
         </w:rPr>
-        <w:t>get</w:t>
-      </w:r>
-      <w:proofErr w:type="spellEnd"/>
+        <w:t>::</w:t>
+      </w:r>
+      <w:proofErr w:type="spellStart"/>
+      <w:proofErr w:type="gramEnd"/>
       <w:r>
         <w:rPr>
           <w:rFonts w:asciiTheme="minorHAnsi" w:eastAsiaTheme="minorHAnsi" w:hAnsiTheme="minorHAnsi" w:cstheme="minorBidi"/>
@@ -23915,33 +23919,10 @@
           <w:szCs w:val="22"/>
           <w:lang w:eastAsia="en-US"/>
         </w:rPr>
-        <w:t>('/vendor')</w:t>
-      </w:r>
-    </w:p>
-    <w:p>
-      <w:pPr>
-        <w:spacing w:after="160" w:line="259" w:lineRule="auto"/>
-        <w:contextualSpacing/>
-        <w:rPr>
-          <w:rFonts w:asciiTheme="minorHAnsi" w:eastAsiaTheme="minorHAnsi" w:hAnsiTheme="minorHAnsi" w:cstheme="minorBidi"/>
-          <w:sz w:val="22"/>
-          <w:szCs w:val="22"/>
-          <w:lang w:eastAsia="en-US"/>
-        </w:rPr>
-      </w:pPr>
-      <w:r>
-        <w:rPr>
-          <w:rFonts w:asciiTheme="minorHAnsi" w:eastAsiaTheme="minorHAnsi" w:hAnsiTheme="minorHAnsi" w:cstheme="minorBidi"/>
-          <w:sz w:val="22"/>
-          <w:szCs w:val="22"/>
-          <w:lang w:eastAsia="en-US"/>
-        </w:rPr>
-        <w:t>Crea una rotta che risponde solo a richieste HTTP di tipo GET all'URL ‘/vendor’</w:t>
-      </w:r>
-    </w:p>
-    <w:p>
-      <w:pPr>
-        <w:spacing w:before="240" w:after="160" w:line="259" w:lineRule="auto"/>
+        <w:t>get</w:t>
+      </w:r>
+      <w:proofErr w:type="spellEnd"/>
+      <w:r>
         <w:rPr>
           <w:rFonts w:asciiTheme="minorHAnsi" w:eastAsiaTheme="minorHAnsi" w:hAnsiTheme="minorHAnsi" w:cstheme="minorBidi"/>
           <w:b/>
@@ -23949,8 +23930,33 @@
           <w:szCs w:val="22"/>
           <w:lang w:eastAsia="en-US"/>
         </w:rPr>
-      </w:pPr>
-      <w:r>
+        <w:t>('/vendor')</w:t>
+      </w:r>
+    </w:p>
+    <w:p>
+      <w:pPr>
+        <w:spacing w:after="160" w:line="259" w:lineRule="auto"/>
+        <w:contextualSpacing/>
+        <w:rPr>
+          <w:rFonts w:asciiTheme="minorHAnsi" w:eastAsiaTheme="minorHAnsi" w:hAnsiTheme="minorHAnsi" w:cstheme="minorBidi"/>
+          <w:sz w:val="22"/>
+          <w:szCs w:val="22"/>
+          <w:lang w:eastAsia="en-US"/>
+        </w:rPr>
+      </w:pPr>
+      <w:r>
+        <w:rPr>
+          <w:rFonts w:asciiTheme="minorHAnsi" w:eastAsiaTheme="minorHAnsi" w:hAnsiTheme="minorHAnsi" w:cstheme="minorBidi"/>
+          <w:sz w:val="22"/>
+          <w:szCs w:val="22"/>
+          <w:lang w:eastAsia="en-US"/>
+        </w:rPr>
+        <w:t>Crea una rotta che risponde solo a richieste HTTP di tipo GET all'URL ‘/vendor’</w:t>
+      </w:r>
+    </w:p>
+    <w:p>
+      <w:pPr>
+        <w:spacing w:before="240" w:after="160" w:line="259" w:lineRule="auto"/>
         <w:rPr>
           <w:rFonts w:asciiTheme="minorHAnsi" w:eastAsiaTheme="minorHAnsi" w:hAnsiTheme="minorHAnsi" w:cstheme="minorBidi"/>
           <w:b/>
@@ -23958,10 +23964,7 @@
           <w:szCs w:val="22"/>
           <w:lang w:eastAsia="en-US"/>
         </w:rPr>
-        <w:t>[</w:t>
-      </w:r>
-      <w:proofErr w:type="spellStart"/>
-      <w:proofErr w:type="gramStart"/>
+      </w:pPr>
       <w:r>
         <w:rPr>
           <w:rFonts w:asciiTheme="minorHAnsi" w:eastAsiaTheme="minorHAnsi" w:hAnsiTheme="minorHAnsi" w:cstheme="minorBidi"/>
@@ -23970,9 +23973,10 @@
           <w:szCs w:val="22"/>
           <w:lang w:eastAsia="en-US"/>
         </w:rPr>
-        <w:t>VendorController</w:t>
-      </w:r>
-      <w:proofErr w:type="spellEnd"/>
+        <w:t>[</w:t>
+      </w:r>
+      <w:proofErr w:type="spellStart"/>
+      <w:proofErr w:type="gramStart"/>
       <w:r>
         <w:rPr>
           <w:rFonts w:asciiTheme="minorHAnsi" w:eastAsiaTheme="minorHAnsi" w:hAnsiTheme="minorHAnsi" w:cstheme="minorBidi"/>
@@ -23981,9 +23985,9 @@
           <w:szCs w:val="22"/>
           <w:lang w:eastAsia="en-US"/>
         </w:rPr>
-        <w:t>::</w:t>
-      </w:r>
-      <w:proofErr w:type="gramEnd"/>
+        <w:t>VendorController</w:t>
+      </w:r>
+      <w:proofErr w:type="spellEnd"/>
       <w:r>
         <w:rPr>
           <w:rFonts w:asciiTheme="minorHAnsi" w:eastAsiaTheme="minorHAnsi" w:hAnsiTheme="minorHAnsi" w:cstheme="minorBidi"/>
@@ -23992,9 +23996,9 @@
           <w:szCs w:val="22"/>
           <w:lang w:eastAsia="en-US"/>
         </w:rPr>
-        <w:t>class, '</w:t>
-      </w:r>
-      <w:proofErr w:type="spellStart"/>
+        <w:t>::</w:t>
+      </w:r>
+      <w:proofErr w:type="gramEnd"/>
       <w:r>
         <w:rPr>
           <w:rFonts w:asciiTheme="minorHAnsi" w:eastAsiaTheme="minorHAnsi" w:hAnsiTheme="minorHAnsi" w:cstheme="minorBidi"/>
@@ -24003,9 +24007,9 @@
           <w:szCs w:val="22"/>
           <w:lang w:eastAsia="en-US"/>
         </w:rPr>
-        <w:t>index</w:t>
-      </w:r>
-      <w:proofErr w:type="spellEnd"/>
+        <w:t>class, '</w:t>
+      </w:r>
+      <w:proofErr w:type="spellStart"/>
       <w:r>
         <w:rPr>
           <w:rFonts w:asciiTheme="minorHAnsi" w:eastAsiaTheme="minorHAnsi" w:hAnsiTheme="minorHAnsi" w:cstheme="minorBidi"/>
@@ -24014,153 +24018,10 @@
           <w:szCs w:val="22"/>
           <w:lang w:eastAsia="en-US"/>
         </w:rPr>
-        <w:t>']</w:t>
-      </w:r>
-    </w:p>
-    <w:p>
-      <w:pPr>
-        <w:spacing w:after="160" w:line="259" w:lineRule="auto"/>
-        <w:contextualSpacing/>
-        <w:rPr>
-          <w:rFonts w:asciiTheme="minorHAnsi" w:eastAsiaTheme="minorHAnsi" w:hAnsiTheme="minorHAnsi" w:cstheme="minorBidi"/>
-          <w:sz w:val="22"/>
-          <w:szCs w:val="22"/>
-          <w:lang w:eastAsia="en-US"/>
-        </w:rPr>
-      </w:pPr>
-      <w:r>
-        <w:rPr>
-          <w:rFonts w:asciiTheme="minorHAnsi" w:eastAsiaTheme="minorHAnsi" w:hAnsiTheme="minorHAnsi" w:cstheme="minorBidi"/>
-          <w:sz w:val="22"/>
-          <w:szCs w:val="22"/>
-          <w:lang w:eastAsia="en-US"/>
-        </w:rPr>
-        <w:t xml:space="preserve">Questa rotta è gestita da un Controller, specifica che il metodo </w:t>
-      </w:r>
-      <w:proofErr w:type="spellStart"/>
-      <w:proofErr w:type="gramStart"/>
-      <w:r>
-        <w:rPr>
-          <w:rFonts w:asciiTheme="minorHAnsi" w:eastAsiaTheme="minorHAnsi" w:hAnsiTheme="minorHAnsi" w:cstheme="minorBidi"/>
-          <w:sz w:val="22"/>
-          <w:szCs w:val="22"/>
-          <w:lang w:eastAsia="en-US"/>
-        </w:rPr>
         <w:t>index</w:t>
       </w:r>
       <w:proofErr w:type="spellEnd"/>
       <w:r>
-        <w:rPr>
-          <w:rFonts w:asciiTheme="minorHAnsi" w:eastAsiaTheme="minorHAnsi" w:hAnsiTheme="minorHAnsi" w:cstheme="minorBidi"/>
-          <w:sz w:val="22"/>
-          <w:szCs w:val="22"/>
-          <w:lang w:eastAsia="en-US"/>
-        </w:rPr>
-        <w:t>(</w:t>
-      </w:r>
-      <w:proofErr w:type="gramEnd"/>
-      <w:r>
-        <w:rPr>
-          <w:rFonts w:asciiTheme="minorHAnsi" w:eastAsiaTheme="minorHAnsi" w:hAnsiTheme="minorHAnsi" w:cstheme="minorBidi"/>
-          <w:sz w:val="22"/>
-          <w:szCs w:val="22"/>
-          <w:lang w:eastAsia="en-US"/>
-        </w:rPr>
-        <w:t xml:space="preserve">) della classe </w:t>
-      </w:r>
-      <w:proofErr w:type="spellStart"/>
-      <w:r>
-        <w:rPr>
-          <w:rFonts w:asciiTheme="minorHAnsi" w:eastAsiaTheme="minorHAnsi" w:hAnsiTheme="minorHAnsi" w:cstheme="minorBidi"/>
-          <w:sz w:val="22"/>
-          <w:szCs w:val="22"/>
-          <w:lang w:eastAsia="en-US"/>
-        </w:rPr>
-        <w:t>VendorController</w:t>
-      </w:r>
-      <w:proofErr w:type="spellEnd"/>
-      <w:r>
-        <w:rPr>
-          <w:rFonts w:asciiTheme="minorHAnsi" w:eastAsiaTheme="minorHAnsi" w:hAnsiTheme="minorHAnsi" w:cstheme="minorBidi"/>
-          <w:sz w:val="22"/>
-          <w:szCs w:val="22"/>
-          <w:lang w:eastAsia="en-US"/>
-        </w:rPr>
-        <w:t xml:space="preserve"> sarà eseguito quando la rotta viene chiamata. Da notare, che la view viene ritornata direttamente dalla classe </w:t>
-      </w:r>
-      <w:proofErr w:type="spellStart"/>
-      <w:r>
-        <w:rPr>
-          <w:rFonts w:asciiTheme="minorHAnsi" w:eastAsiaTheme="minorHAnsi" w:hAnsiTheme="minorHAnsi" w:cstheme="minorBidi"/>
-          <w:sz w:val="22"/>
-          <w:szCs w:val="22"/>
-          <w:lang w:eastAsia="en-US"/>
-        </w:rPr>
-        <w:t>VendorController</w:t>
-      </w:r>
-      <w:proofErr w:type="spellEnd"/>
-      <w:r>
-        <w:rPr>
-          <w:rFonts w:asciiTheme="minorHAnsi" w:eastAsiaTheme="minorHAnsi" w:hAnsiTheme="minorHAnsi" w:cstheme="minorBidi"/>
-          <w:sz w:val="22"/>
-          <w:szCs w:val="22"/>
-          <w:lang w:eastAsia="en-US"/>
-        </w:rPr>
-        <w:t xml:space="preserve"> </w:t>
-      </w:r>
-      <w:r>
-        <w:rPr>
-          <w:rFonts w:asciiTheme="minorHAnsi" w:eastAsiaTheme="minorHAnsi" w:hAnsiTheme="minorHAnsi" w:cstheme="minorBidi"/>
-          <w:sz w:val="22"/>
-          <w:szCs w:val="22"/>
-          <w:lang w:eastAsia="en-US"/>
-        </w:rPr>
-        <w:t>(all’interno</w:t>
-      </w:r>
-      <w:r>
-        <w:rPr>
-          <w:rFonts w:asciiTheme="minorHAnsi" w:eastAsiaTheme="minorHAnsi" w:hAnsiTheme="minorHAnsi" w:cstheme="minorBidi"/>
-          <w:sz w:val="22"/>
-          <w:szCs w:val="22"/>
-          <w:lang w:eastAsia="en-US"/>
-        </w:rPr>
-        <w:t xml:space="preserve"> del metodo </w:t>
-      </w:r>
-      <w:proofErr w:type="spellStart"/>
-      <w:proofErr w:type="gramStart"/>
-      <w:r>
-        <w:rPr>
-          <w:rFonts w:asciiTheme="minorHAnsi" w:eastAsiaTheme="minorHAnsi" w:hAnsiTheme="minorHAnsi" w:cstheme="minorBidi"/>
-          <w:sz w:val="22"/>
-          <w:szCs w:val="22"/>
-          <w:lang w:eastAsia="en-US"/>
-        </w:rPr>
-        <w:t>index</w:t>
-      </w:r>
-      <w:proofErr w:type="spellEnd"/>
-      <w:r>
-        <w:rPr>
-          <w:rFonts w:asciiTheme="minorHAnsi" w:eastAsiaTheme="minorHAnsi" w:hAnsiTheme="minorHAnsi" w:cstheme="minorBidi"/>
-          <w:sz w:val="22"/>
-          <w:szCs w:val="22"/>
-          <w:lang w:eastAsia="en-US"/>
-        </w:rPr>
-        <w:t>(</w:t>
-      </w:r>
-      <w:proofErr w:type="gramEnd"/>
-      <w:r>
-        <w:rPr>
-          <w:rFonts w:asciiTheme="minorHAnsi" w:eastAsiaTheme="minorHAnsi" w:hAnsiTheme="minorHAnsi" w:cstheme="minorBidi"/>
-          <w:sz w:val="22"/>
-          <w:szCs w:val="22"/>
-          <w:lang w:eastAsia="en-US"/>
-        </w:rPr>
-        <w:t>))</w:t>
-      </w:r>
-    </w:p>
-    <w:p>
-      <w:pPr>
-        <w:spacing w:before="240" w:after="160" w:line="259" w:lineRule="auto"/>
         <w:rPr>
           <w:rFonts w:asciiTheme="minorHAnsi" w:eastAsiaTheme="minorHAnsi" w:hAnsiTheme="minorHAnsi" w:cstheme="minorBidi"/>
           <w:b/>
@@ -24168,8 +24029,153 @@
           <w:szCs w:val="22"/>
           <w:lang w:eastAsia="en-US"/>
         </w:rPr>
-      </w:pPr>
-      <w:r>
+        <w:t>']</w:t>
+      </w:r>
+    </w:p>
+    <w:p>
+      <w:pPr>
+        <w:spacing w:after="160" w:line="259" w:lineRule="auto"/>
+        <w:contextualSpacing/>
+        <w:rPr>
+          <w:rFonts w:asciiTheme="minorHAnsi" w:eastAsiaTheme="minorHAnsi" w:hAnsiTheme="minorHAnsi" w:cstheme="minorBidi"/>
+          <w:sz w:val="22"/>
+          <w:szCs w:val="22"/>
+          <w:lang w:eastAsia="en-US"/>
+        </w:rPr>
+      </w:pPr>
+      <w:r>
+        <w:rPr>
+          <w:rFonts w:asciiTheme="minorHAnsi" w:eastAsiaTheme="minorHAnsi" w:hAnsiTheme="minorHAnsi" w:cstheme="minorBidi"/>
+          <w:sz w:val="22"/>
+          <w:szCs w:val="22"/>
+          <w:lang w:eastAsia="en-US"/>
+        </w:rPr>
+        <w:t xml:space="preserve">Questa rotta è gestita da un Controller, specifica che il metodo </w:t>
+      </w:r>
+      <w:proofErr w:type="spellStart"/>
+      <w:proofErr w:type="gramStart"/>
+      <w:r>
+        <w:rPr>
+          <w:rFonts w:asciiTheme="minorHAnsi" w:eastAsiaTheme="minorHAnsi" w:hAnsiTheme="minorHAnsi" w:cstheme="minorBidi"/>
+          <w:sz w:val="22"/>
+          <w:szCs w:val="22"/>
+          <w:lang w:eastAsia="en-US"/>
+        </w:rPr>
+        <w:t>index</w:t>
+      </w:r>
+      <w:proofErr w:type="spellEnd"/>
+      <w:r>
+        <w:rPr>
+          <w:rFonts w:asciiTheme="minorHAnsi" w:eastAsiaTheme="minorHAnsi" w:hAnsiTheme="minorHAnsi" w:cstheme="minorBidi"/>
+          <w:sz w:val="22"/>
+          <w:szCs w:val="22"/>
+          <w:lang w:eastAsia="en-US"/>
+        </w:rPr>
+        <w:t>(</w:t>
+      </w:r>
+      <w:proofErr w:type="gramEnd"/>
+      <w:r>
+        <w:rPr>
+          <w:rFonts w:asciiTheme="minorHAnsi" w:eastAsiaTheme="minorHAnsi" w:hAnsiTheme="minorHAnsi" w:cstheme="minorBidi"/>
+          <w:sz w:val="22"/>
+          <w:szCs w:val="22"/>
+          <w:lang w:eastAsia="en-US"/>
+        </w:rPr>
+        <w:t xml:space="preserve">) della classe </w:t>
+      </w:r>
+      <w:proofErr w:type="spellStart"/>
+      <w:r>
+        <w:rPr>
+          <w:rFonts w:asciiTheme="minorHAnsi" w:eastAsiaTheme="minorHAnsi" w:hAnsiTheme="minorHAnsi" w:cstheme="minorBidi"/>
+          <w:sz w:val="22"/>
+          <w:szCs w:val="22"/>
+          <w:lang w:eastAsia="en-US"/>
+        </w:rPr>
+        <w:t>VendorController</w:t>
+      </w:r>
+      <w:proofErr w:type="spellEnd"/>
+      <w:r>
+        <w:rPr>
+          <w:rFonts w:asciiTheme="minorHAnsi" w:eastAsiaTheme="minorHAnsi" w:hAnsiTheme="minorHAnsi" w:cstheme="minorBidi"/>
+          <w:sz w:val="22"/>
+          <w:szCs w:val="22"/>
+          <w:lang w:eastAsia="en-US"/>
+        </w:rPr>
+        <w:t xml:space="preserve"> sarà eseguito quando la rotta viene chiamata. Da notare, che la view viene ritornata direttamente dalla classe </w:t>
+      </w:r>
+      <w:proofErr w:type="spellStart"/>
+      <w:r>
+        <w:rPr>
+          <w:rFonts w:asciiTheme="minorHAnsi" w:eastAsiaTheme="minorHAnsi" w:hAnsiTheme="minorHAnsi" w:cstheme="minorBidi"/>
+          <w:sz w:val="22"/>
+          <w:szCs w:val="22"/>
+          <w:lang w:eastAsia="en-US"/>
+        </w:rPr>
+        <w:t>VendorController</w:t>
+      </w:r>
+      <w:proofErr w:type="spellEnd"/>
+      <w:r>
+        <w:rPr>
+          <w:rFonts w:asciiTheme="minorHAnsi" w:eastAsiaTheme="minorHAnsi" w:hAnsiTheme="minorHAnsi" w:cstheme="minorBidi"/>
+          <w:sz w:val="22"/>
+          <w:szCs w:val="22"/>
+          <w:lang w:eastAsia="en-US"/>
+        </w:rPr>
+        <w:t xml:space="preserve"> </w:t>
+      </w:r>
+      <w:r>
+        <w:rPr>
+          <w:rFonts w:asciiTheme="minorHAnsi" w:eastAsiaTheme="minorHAnsi" w:hAnsiTheme="minorHAnsi" w:cstheme="minorBidi"/>
+          <w:sz w:val="22"/>
+          <w:szCs w:val="22"/>
+          <w:lang w:eastAsia="en-US"/>
+        </w:rPr>
+        <w:t>(all’interno</w:t>
+      </w:r>
+      <w:r>
+        <w:rPr>
+          <w:rFonts w:asciiTheme="minorHAnsi" w:eastAsiaTheme="minorHAnsi" w:hAnsiTheme="minorHAnsi" w:cstheme="minorBidi"/>
+          <w:sz w:val="22"/>
+          <w:szCs w:val="22"/>
+          <w:lang w:eastAsia="en-US"/>
+        </w:rPr>
+        <w:t xml:space="preserve"> del metodo </w:t>
+      </w:r>
+      <w:proofErr w:type="spellStart"/>
+      <w:proofErr w:type="gramStart"/>
+      <w:r>
+        <w:rPr>
+          <w:rFonts w:asciiTheme="minorHAnsi" w:eastAsiaTheme="minorHAnsi" w:hAnsiTheme="minorHAnsi" w:cstheme="minorBidi"/>
+          <w:sz w:val="22"/>
+          <w:szCs w:val="22"/>
+          <w:lang w:eastAsia="en-US"/>
+        </w:rPr>
+        <w:t>index</w:t>
+      </w:r>
+      <w:proofErr w:type="spellEnd"/>
+      <w:r>
+        <w:rPr>
+          <w:rFonts w:asciiTheme="minorHAnsi" w:eastAsiaTheme="minorHAnsi" w:hAnsiTheme="minorHAnsi" w:cstheme="minorBidi"/>
+          <w:sz w:val="22"/>
+          <w:szCs w:val="22"/>
+          <w:lang w:eastAsia="en-US"/>
+        </w:rPr>
+        <w:t>(</w:t>
+      </w:r>
+      <w:proofErr w:type="gramEnd"/>
+      <w:r>
+        <w:rPr>
+          <w:rFonts w:asciiTheme="minorHAnsi" w:eastAsiaTheme="minorHAnsi" w:hAnsiTheme="minorHAnsi" w:cstheme="minorBidi"/>
+          <w:sz w:val="22"/>
+          <w:szCs w:val="22"/>
+          <w:lang w:eastAsia="en-US"/>
+        </w:rPr>
+        <w:t>))</w:t>
+      </w:r>
+    </w:p>
+    <w:p>
+      <w:pPr>
+        <w:spacing w:before="240" w:after="160" w:line="259" w:lineRule="auto"/>
         <w:rPr>
           <w:rFonts w:asciiTheme="minorHAnsi" w:eastAsiaTheme="minorHAnsi" w:hAnsiTheme="minorHAnsi" w:cstheme="minorBidi"/>
           <w:b/>
@@ -24177,8 +24183,7 @@
           <w:szCs w:val="22"/>
           <w:lang w:eastAsia="en-US"/>
         </w:rPr>
-        <w:t>middleware (</w:t>
-      </w:r>
+      </w:pPr>
       <w:r>
         <w:rPr>
           <w:rFonts w:asciiTheme="minorHAnsi" w:eastAsiaTheme="minorHAnsi" w:hAnsiTheme="minorHAnsi" w:cstheme="minorBidi"/>
@@ -24187,9 +24192,8 @@
           <w:szCs w:val="22"/>
           <w:lang w:eastAsia="en-US"/>
         </w:rPr>
-        <w:t>['</w:t>
-      </w:r>
-      <w:proofErr w:type="spellStart"/>
+        <w:t>middleware (</w:t>
+      </w:r>
       <w:r>
         <w:rPr>
           <w:rFonts w:asciiTheme="minorHAnsi" w:eastAsiaTheme="minorHAnsi" w:hAnsiTheme="minorHAnsi" w:cstheme="minorBidi"/>
@@ -24198,9 +24202,9 @@
           <w:szCs w:val="22"/>
           <w:lang w:eastAsia="en-US"/>
         </w:rPr>
-        <w:t>auth</w:t>
-      </w:r>
-      <w:proofErr w:type="spellEnd"/>
+        <w:t>['</w:t>
+      </w:r>
+      <w:proofErr w:type="spellStart"/>
       <w:r>
         <w:rPr>
           <w:rFonts w:asciiTheme="minorHAnsi" w:eastAsiaTheme="minorHAnsi" w:hAnsiTheme="minorHAnsi" w:cstheme="minorBidi"/>
@@ -24209,9 +24213,9 @@
           <w:szCs w:val="22"/>
           <w:lang w:eastAsia="en-US"/>
         </w:rPr>
-        <w:t>', '</w:t>
-      </w:r>
-      <w:proofErr w:type="spellStart"/>
+        <w:t>auth</w:t>
+      </w:r>
+      <w:proofErr w:type="spellEnd"/>
       <w:r>
         <w:rPr>
           <w:rFonts w:asciiTheme="minorHAnsi" w:eastAsiaTheme="minorHAnsi" w:hAnsiTheme="minorHAnsi" w:cstheme="minorBidi"/>
@@ -24220,9 +24224,9 @@
           <w:szCs w:val="22"/>
           <w:lang w:eastAsia="en-US"/>
         </w:rPr>
-        <w:t>verified</w:t>
-      </w:r>
-      <w:proofErr w:type="spellEnd"/>
+        <w:t>', '</w:t>
+      </w:r>
+      <w:proofErr w:type="spellStart"/>
       <w:r>
         <w:rPr>
           <w:rFonts w:asciiTheme="minorHAnsi" w:eastAsiaTheme="minorHAnsi" w:hAnsiTheme="minorHAnsi" w:cstheme="minorBidi"/>
@@ -24231,6 +24235,17 @@
           <w:szCs w:val="22"/>
           <w:lang w:eastAsia="en-US"/>
         </w:rPr>
+        <w:t>verified</w:t>
+      </w:r>
+      <w:proofErr w:type="spellEnd"/>
+      <w:r>
+        <w:rPr>
+          <w:rFonts w:asciiTheme="minorHAnsi" w:eastAsiaTheme="minorHAnsi" w:hAnsiTheme="minorHAnsi" w:cstheme="minorBidi"/>
+          <w:b/>
+          <w:sz w:val="22"/>
+          <w:szCs w:val="22"/>
+          <w:lang w:eastAsia="en-US"/>
+        </w:rPr>
         <w:t>', 'vendor'])</w:t>
       </w:r>
     </w:p>
@@ -24288,27 +24303,7 @@
           <w:szCs w:val="22"/>
           <w:lang w:eastAsia="en-US"/>
         </w:rPr>
-        <w:t xml:space="preserve">eb che fungono da filtri per le chiamate HTTP in entrata. Possono essere usati per esempio per gestire l'autenticazione, ridirigendo l'utente ad una pagina di errore nel caso cercasse di accedere ad una risorsa privata. </w:t>
-      </w:r>
-      <w:proofErr w:type="spellStart"/>
-      <w:r>
-        <w:rPr>
-          <w:rFonts w:asciiTheme="minorHAnsi" w:eastAsiaTheme="minorHAnsi" w:hAnsiTheme="minorHAnsi" w:cstheme="minorBidi"/>
-          <w:sz w:val="22"/>
-          <w:szCs w:val="22"/>
-          <w:lang w:eastAsia="en-US"/>
-        </w:rPr>
-        <w:t>Laravel</w:t>
-      </w:r>
-      <w:proofErr w:type="spellEnd"/>
-      <w:r>
-        <w:rPr>
-          <w:rFonts w:asciiTheme="minorHAnsi" w:eastAsiaTheme="minorHAnsi" w:hAnsiTheme="minorHAnsi" w:cstheme="minorBidi"/>
-          <w:sz w:val="22"/>
-          <w:szCs w:val="22"/>
-          <w:lang w:eastAsia="en-US"/>
-        </w:rPr>
-        <w:t xml:space="preserve"> ha già un proprio set di middleware predefiniti, ma è anche possibile definirne di propri.</w:t>
+        <w:t>eb che fungono da filtri per le chiamate HTTP in entrata. Possono essere usati per esempio per gestire l'autenticazione, ridirigendo l'utente ad una pagina di errore nel caso cercasse di accedere ad una risorsa privata. Laravel ha già un proprio set di middleware predefiniti, ma è anche possibile definirne di propri.</w:t>
       </w:r>
     </w:p>
     <w:p>
@@ -24685,15 +24680,7 @@
       <w:bookmarkStart w:id="72" w:name="_Toc199339353"/>
       <w:r>
         <w:lastRenderedPageBreak/>
-        <w:t xml:space="preserve">Login e </w:t>
-      </w:r>
-      <w:proofErr w:type="spellStart"/>
-      <w:r>
-        <w:t>Sign</w:t>
-      </w:r>
-      <w:proofErr w:type="spellEnd"/>
-      <w:r>
-        <w:t xml:space="preserve"> Up</w:t>
+        <w:t>Login e Sign Up</w:t>
       </w:r>
       <w:bookmarkEnd w:id="72"/>
     </w:p>
@@ -24707,49 +24694,7 @@
         <w:rPr>
           <w:lang w:val="it-IT"/>
         </w:rPr>
-        <w:t xml:space="preserve">Per implementare le funzioni di login e </w:t>
-      </w:r>
-      <w:proofErr w:type="spellStart"/>
-      <w:r>
-        <w:rPr>
-          <w:lang w:val="it-IT"/>
-        </w:rPr>
-        <w:t>signup</w:t>
-      </w:r>
-      <w:proofErr w:type="spellEnd"/>
-      <w:r>
-        <w:rPr>
-          <w:lang w:val="it-IT"/>
-        </w:rPr>
-        <w:t xml:space="preserve"> all’interno del nostro progetto abbiamo utilizzato un pacchetto ufficiale di </w:t>
-      </w:r>
-      <w:proofErr w:type="spellStart"/>
-      <w:r>
-        <w:rPr>
-          <w:lang w:val="it-IT"/>
-        </w:rPr>
-        <w:t>Laravel</w:t>
-      </w:r>
-      <w:proofErr w:type="spellEnd"/>
-      <w:r>
-        <w:rPr>
-          <w:lang w:val="it-IT"/>
-        </w:rPr>
-        <w:t xml:space="preserve">, </w:t>
-      </w:r>
-      <w:proofErr w:type="spellStart"/>
-      <w:r>
-        <w:rPr>
-          <w:lang w:val="it-IT"/>
-        </w:rPr>
-        <w:t>Breeze</w:t>
-      </w:r>
-      <w:proofErr w:type="spellEnd"/>
-      <w:r>
-        <w:rPr>
-          <w:lang w:val="it-IT"/>
-        </w:rPr>
-        <w:t>. Esso fornisce un sistema di autenticazione semplice e personalizzabile.</w:t>
+        <w:t>Per implementare le funzioni di login e signup all’interno del nostro progetto abbiamo utilizzato un pacchetto ufficiale di Laravel, Breeze. Esso fornisce un sistema di autenticazione semplice e personalizzabile.</w:t>
       </w:r>
     </w:p>
     <w:p>
@@ -24758,19 +24703,11 @@
           <w:lang w:val="it-IT"/>
         </w:rPr>
       </w:pPr>
-      <w:proofErr w:type="spellStart"/>
-      <w:r>
-        <w:rPr>
-          <w:lang w:val="it-IT"/>
-        </w:rPr>
-        <w:t>Breeze</w:t>
-      </w:r>
-      <w:proofErr w:type="spellEnd"/>
-      <w:r>
-        <w:rPr>
-          <w:lang w:val="it-IT"/>
-        </w:rPr>
-        <w:t xml:space="preserve"> genera automaticamente diversi componenti per l’autenticazione tra cui: rotte, controller, viste e middleware di sicurezza.</w:t>
+      <w:r>
+        <w:rPr>
+          <w:lang w:val="it-IT"/>
+        </w:rPr>
+        <w:t>Breeze genera automaticamente diversi componenti per l’autenticazione tra cui: rotte, controller, viste e middleware di sicurezza.</w:t>
       </w:r>
       <w:r>
         <w:rPr>
@@ -24820,19 +24757,11 @@
           <w:lang w:val="it-IT"/>
         </w:rPr>
       </w:pPr>
-      <w:proofErr w:type="spellStart"/>
-      <w:r>
-        <w:rPr>
-          <w:lang w:val="it-IT"/>
-        </w:rPr>
-        <w:t>Breeze</w:t>
-      </w:r>
-      <w:proofErr w:type="spellEnd"/>
-      <w:r>
-        <w:rPr>
-          <w:lang w:val="it-IT"/>
-        </w:rPr>
-        <w:t xml:space="preserve"> genera automaticamente le seguenti rotte in </w:t>
+      <w:r>
+        <w:rPr>
+          <w:lang w:val="it-IT"/>
+        </w:rPr>
+        <w:t xml:space="preserve">Breeze genera automaticamente le seguenti rotte in </w:t>
       </w:r>
       <w:proofErr w:type="spellStart"/>
       <w:r>
@@ -25355,13 +25284,8 @@
       <w:pPr>
         <w:spacing w:after="240"/>
       </w:pPr>
-      <w:proofErr w:type="spellStart"/>
-      <w:r>
-        <w:t>Breeze</w:t>
-      </w:r>
-      <w:proofErr w:type="spellEnd"/>
-      <w:r>
-        <w:t xml:space="preserve"> crea i seguenti controller in app/Http/</w:t>
+      <w:r>
+        <w:t>Breeze crea i seguenti controller in app/Http/</w:t>
       </w:r>
       <w:proofErr w:type="spellStart"/>
       <w:r>
@@ -25893,21 +25817,7 @@
         <w:rPr>
           <w:lang w:val="it-IT"/>
         </w:rPr>
-        <w:t xml:space="preserve">", all'interno delle quali sono definiti i vincoli per i campi del form, le regole di validazione e i messaggi di errore personalizzati. In caso di errore, </w:t>
-      </w:r>
-      <w:proofErr w:type="spellStart"/>
-      <w:r>
-        <w:rPr>
-          <w:lang w:val="it-IT"/>
-        </w:rPr>
-        <w:t>Laravel</w:t>
-      </w:r>
-      <w:proofErr w:type="spellEnd"/>
-      <w:r>
-        <w:rPr>
-          <w:lang w:val="it-IT"/>
-        </w:rPr>
-        <w:t xml:space="preserve"> restituisce automaticamente i messaggi associati, semplificando la gestione lato controller.</w:t>
+        <w:t>", all'interno delle quali sono definiti i vincoli per i campi del form, le regole di validazione e i messaggi di errore personalizzati. In caso di errore, Laravel restituisce automaticamente i messaggi associati, semplificando la gestione lato controller.</w:t>
       </w:r>
     </w:p>
     <w:p>
@@ -26349,21 +26259,7 @@
         <w:rPr>
           <w:lang w:val="it-IT"/>
         </w:rPr>
-        <w:t xml:space="preserve"> in automatico da </w:t>
-      </w:r>
-      <w:proofErr w:type="spellStart"/>
-      <w:r>
-        <w:rPr>
-          <w:lang w:val="it-IT"/>
-        </w:rPr>
-        <w:t>Laravel</w:t>
-      </w:r>
-      <w:proofErr w:type="spellEnd"/>
-      <w:r>
-        <w:rPr>
-          <w:lang w:val="it-IT"/>
-        </w:rPr>
-        <w:t xml:space="preserve"> che noi abbiamo modificato per adattarle al nostro bisogno.</w:t>
+        <w:t xml:space="preserve"> in automatico da Laravel che noi abbiamo modificato per adattarle al nostro bisogno.</w:t>
       </w:r>
     </w:p>
     <w:p>
@@ -27367,14 +27263,14 @@
         <w:rPr>
           <w:sz w:val="16"/>
           <w:szCs w:val="16"/>
-          <w:lang w:val="it-CH"/>
+          <w:lang w:val="fr-CH"/>
         </w:rPr>
       </w:pPr>
       <w:r>
         <w:rPr>
           <w:sz w:val="16"/>
           <w:szCs w:val="16"/>
-          <w:lang w:val="it-CH"/>
+          <w:lang w:val="fr-CH"/>
         </w:rPr>
         <w:t>$highlight = ProductImage::join('products', 'product_images.product_id', '=', 'products.id')</w:t>
       </w:r>
@@ -27382,7 +27278,7 @@
         <w:rPr>
           <w:sz w:val="16"/>
           <w:szCs w:val="16"/>
-          <w:lang w:val="it-CH"/>
+          <w:lang w:val="fr-CH"/>
         </w:rPr>
         <w:br/>
       </w:r>
@@ -27390,7 +27286,7 @@
         <w:rPr>
           <w:sz w:val="16"/>
           <w:szCs w:val="16"/>
-          <w:lang w:val="it-CH"/>
+          <w:lang w:val="fr-CH"/>
         </w:rPr>
         <w:t xml:space="preserve">            -&gt;where('product_images.is_main', 1)</w:t>
       </w:r>
@@ -27398,7 +27294,7 @@
         <w:rPr>
           <w:sz w:val="16"/>
           <w:szCs w:val="16"/>
-          <w:lang w:val="it-CH"/>
+          <w:lang w:val="fr-CH"/>
         </w:rPr>
         <w:br/>
       </w:r>
@@ -27406,7 +27302,7 @@
         <w:rPr>
           <w:sz w:val="16"/>
           <w:szCs w:val="16"/>
-          <w:lang w:val="it-CH"/>
+          <w:lang w:val="fr-CH"/>
         </w:rPr>
         <w:t xml:space="preserve">            -&gt;orderByDesc('products.highlighted')</w:t>
       </w:r>
@@ -27414,7 +27310,7 @@
         <w:rPr>
           <w:sz w:val="16"/>
           <w:szCs w:val="16"/>
-          <w:lang w:val="it-CH"/>
+          <w:lang w:val="fr-CH"/>
         </w:rPr>
         <w:br/>
       </w:r>
@@ -27422,7 +27318,7 @@
         <w:rPr>
           <w:sz w:val="16"/>
           <w:szCs w:val="16"/>
-          <w:lang w:val="it-CH"/>
+          <w:lang w:val="fr-CH"/>
         </w:rPr>
         <w:t xml:space="preserve">            -&gt;select('product_images.*', 'products.name as product_name')</w:t>
       </w:r>
@@ -27430,7 +27326,7 @@
         <w:rPr>
           <w:sz w:val="16"/>
           <w:szCs w:val="16"/>
-          <w:lang w:val="it-CH"/>
+          <w:lang w:val="fr-CH"/>
         </w:rPr>
         <w:br/>
       </w:r>
@@ -27438,7 +27334,7 @@
         <w:rPr>
           <w:sz w:val="16"/>
           <w:szCs w:val="16"/>
-          <w:lang w:val="it-CH"/>
+          <w:lang w:val="fr-CH"/>
         </w:rPr>
         <w:t xml:space="preserve">            -&gt;limit(10)</w:t>
       </w:r>
@@ -27446,7 +27342,7 @@
         <w:rPr>
           <w:sz w:val="16"/>
           <w:szCs w:val="16"/>
-          <w:lang w:val="it-CH"/>
+          <w:lang w:val="fr-CH"/>
         </w:rPr>
         <w:br/>
       </w:r>
@@ -27454,14 +27350,22 @@
         <w:rPr>
           <w:sz w:val="16"/>
           <w:szCs w:val="16"/>
-          <w:lang w:val="it-CH"/>
+          <w:lang w:val="fr-CH"/>
         </w:rPr>
         <w:t xml:space="preserve">            -&gt;get();</w:t>
       </w:r>
     </w:p>
     <w:bookmarkEnd w:id="87"/>
     <w:p>
-      <w:r>
+      <w:pPr>
+        <w:rPr>
+          <w:lang w:val="fr-CH"/>
+        </w:rPr>
+      </w:pPr>
+      <w:r>
+        <w:rPr>
+          <w:lang w:val="fr-CH"/>
+        </w:rPr>
         <w:br w:type="page"/>
       </w:r>
     </w:p>
@@ -27556,14 +27460,14 @@
         <w:rPr>
           <w:sz w:val="16"/>
           <w:szCs w:val="16"/>
-          <w:lang w:val="it-CH"/>
+          <w:lang w:val="fr-CH"/>
         </w:rPr>
       </w:pPr>
       <w:r>
         <w:rPr>
           <w:sz w:val="16"/>
           <w:szCs w:val="16"/>
-          <w:lang w:val="it-CH"/>
+          <w:lang w:val="fr-CH"/>
         </w:rPr>
         <w:t>$highlight = ProductImage::join('products', 'product_images.product_id', '=', 'products.id')</w:t>
       </w:r>
@@ -27571,7 +27475,7 @@
         <w:rPr>
           <w:sz w:val="16"/>
           <w:szCs w:val="16"/>
-          <w:lang w:val="it-CH"/>
+          <w:lang w:val="fr-CH"/>
         </w:rPr>
         <w:br/>
         <w:t xml:space="preserve">            -&gt;where('product_images.is_main', 1)</w:t>
@@ -27580,7 +27484,7 @@
         <w:rPr>
           <w:sz w:val="16"/>
           <w:szCs w:val="16"/>
-          <w:lang w:val="it-CH"/>
+          <w:lang w:val="fr-CH"/>
         </w:rPr>
         <w:br/>
         <w:t xml:space="preserve">            -&gt;orderByDesc('products.highlighted')</w:t>
@@ -27589,7 +27493,7 @@
         <w:rPr>
           <w:sz w:val="16"/>
           <w:szCs w:val="16"/>
-          <w:lang w:val="it-CH"/>
+          <w:lang w:val="fr-CH"/>
         </w:rPr>
         <w:br/>
         <w:t xml:space="preserve">            -&gt;select('product_images.*', 'products.name as product_name')</w:t>
@@ -27598,7 +27502,7 @@
         <w:rPr>
           <w:sz w:val="16"/>
           <w:szCs w:val="16"/>
-          <w:lang w:val="it-CH"/>
+          <w:lang w:val="fr-CH"/>
         </w:rPr>
         <w:br/>
         <w:t xml:space="preserve">            -&gt;limit(10)</w:t>
@@ -27607,7 +27511,7 @@
         <w:rPr>
           <w:sz w:val="16"/>
           <w:szCs w:val="16"/>
-          <w:lang w:val="it-CH"/>
+          <w:lang w:val="fr-CH"/>
         </w:rPr>
         <w:br/>
         <w:t xml:space="preserve">            -&gt;get();</w:t>
@@ -28132,15 +28036,7 @@
     </w:p>
     <w:p>
       <w:r>
-        <w:t xml:space="preserve">Per garantire una consultazione più ordinata ed efficiente del catalogo, è stata implementata una paginazione dei prodotti utilizzando le funzioni native di </w:t>
-      </w:r>
-      <w:proofErr w:type="spellStart"/>
-      <w:r>
-        <w:t>Laravel</w:t>
-      </w:r>
-      <w:proofErr w:type="spellEnd"/>
-      <w:r>
-        <w:t xml:space="preserve"> in combinazione con i template </w:t>
+        <w:t xml:space="preserve">Per garantire una consultazione più ordinata ed efficiente del catalogo, è stata implementata una paginazione dei prodotti utilizzando le funzioni native di Laravel in combinazione con i template </w:t>
       </w:r>
       <w:proofErr w:type="spellStart"/>
       <w:r>
@@ -29210,7 +29106,7 @@
         <w:rPr>
           <w:sz w:val="16"/>
           <w:szCs w:val="16"/>
-          <w:lang w:val="it-CH"/>
+          <w:lang w:val="fr-CH"/>
         </w:rPr>
       </w:pPr>
       <w:r>
@@ -29465,7 +29361,7 @@
         <w:rPr>
           <w:sz w:val="16"/>
           <w:szCs w:val="16"/>
-          <w:lang w:val="it-CH"/>
+          <w:lang w:val="fr-CH"/>
         </w:rPr>
         <w:t>'bg-success' : 'bg-secondary' }}"&gt;</w:t>
       </w:r>
@@ -29473,7 +29369,7 @@
         <w:rPr>
           <w:sz w:val="16"/>
           <w:szCs w:val="16"/>
-          <w:lang w:val="it-CH"/>
+          <w:lang w:val="fr-CH"/>
         </w:rPr>
         <w:br/>
       </w:r>
@@ -29481,7 +29377,7 @@
         <w:rPr>
           <w:sz w:val="16"/>
           <w:szCs w:val="16"/>
-          <w:lang w:val="it-CH"/>
+          <w:lang w:val="fr-CH"/>
         </w:rPr>
         <w:t xml:space="preserve">        {{ $totaleProdotti &gt; 0 ? 'Available' : 'Not Available' }}</w:t>
       </w:r>
@@ -29489,7 +29385,7 @@
         <w:rPr>
           <w:sz w:val="16"/>
           <w:szCs w:val="16"/>
-          <w:lang w:val="it-CH"/>
+          <w:lang w:val="fr-CH"/>
         </w:rPr>
         <w:br/>
       </w:r>
@@ -29497,7 +29393,7 @@
         <w:rPr>
           <w:sz w:val="16"/>
           <w:szCs w:val="16"/>
-          <w:lang w:val="it-CH"/>
+          <w:lang w:val="fr-CH"/>
         </w:rPr>
         <w:t xml:space="preserve">    &lt;/span&gt;</w:t>
       </w:r>
@@ -29505,7 +29401,7 @@
         <w:rPr>
           <w:sz w:val="16"/>
           <w:szCs w:val="16"/>
-          <w:lang w:val="it-CH"/>
+          <w:lang w:val="fr-CH"/>
         </w:rPr>
         <w:br/>
       </w:r>
@@ -29513,12 +29409,18 @@
         <w:rPr>
           <w:sz w:val="16"/>
           <w:szCs w:val="16"/>
-          <w:lang w:val="it-CH"/>
+          <w:lang w:val="fr-CH"/>
         </w:rPr>
         <w:t>&lt;/td&gt;</w:t>
       </w:r>
     </w:p>
-    <w:p/>
+    <w:p>
+      <w:pPr>
+        <w:rPr>
+          <w:lang w:val="fr-CH"/>
+        </w:rPr>
+      </w:pPr>
+    </w:p>
     <w:p>
       <w:pPr>
         <w:pStyle w:val="Code"/>
@@ -29537,7 +29439,7 @@
         <w:rPr>
           <w:sz w:val="16"/>
           <w:szCs w:val="16"/>
-          <w:lang w:val="it-CH"/>
+          <w:lang w:val="fr-CH"/>
         </w:rPr>
         <w:t xml:space="preserve">&lt;button type="submit" class="btn w-100 mb-2" style="background-color: {{ $totaleProdotti &gt; 0 ? </w:t>
       </w:r>
@@ -31155,25 +31057,7 @@
           <w:sz w:val="22"/>
           <w:szCs w:val="22"/>
         </w:rPr>
-        <w:t xml:space="preserve">: </w:t>
-      </w:r>
-      <w:proofErr w:type="spellStart"/>
-      <w:r>
-        <w:rPr>
-          <w:rFonts w:asciiTheme="minorHAnsi" w:hAnsiTheme="minorHAnsi" w:cstheme="minorHAnsi"/>
-          <w:sz w:val="22"/>
-          <w:szCs w:val="22"/>
-        </w:rPr>
-        <w:t>Laravel</w:t>
-      </w:r>
-      <w:proofErr w:type="spellEnd"/>
-      <w:r>
-        <w:rPr>
-          <w:rFonts w:asciiTheme="minorHAnsi" w:hAnsiTheme="minorHAnsi" w:cstheme="minorHAnsi"/>
-          <w:sz w:val="22"/>
-          <w:szCs w:val="22"/>
-        </w:rPr>
-        <w:t xml:space="preserve"> è protetto automaticamente grazie all’uso di </w:t>
+        <w:t xml:space="preserve">: Laravel è protetto automaticamente grazie all’uso di </w:t>
       </w:r>
       <w:proofErr w:type="spellStart"/>
       <w:r>
@@ -31259,25 +31143,7 @@
           <w:sz w:val="22"/>
           <w:szCs w:val="22"/>
         </w:rPr>
-        <w:t xml:space="preserve">: </w:t>
-      </w:r>
-      <w:proofErr w:type="spellStart"/>
-      <w:r>
-        <w:rPr>
-          <w:rFonts w:asciiTheme="minorHAnsi" w:hAnsiTheme="minorHAnsi" w:cstheme="minorHAnsi"/>
-          <w:sz w:val="22"/>
-          <w:szCs w:val="22"/>
-        </w:rPr>
-        <w:t>Laravel</w:t>
-      </w:r>
-      <w:proofErr w:type="spellEnd"/>
-      <w:r>
-        <w:rPr>
-          <w:rFonts w:asciiTheme="minorHAnsi" w:hAnsiTheme="minorHAnsi" w:cstheme="minorHAnsi"/>
-          <w:sz w:val="22"/>
-          <w:szCs w:val="22"/>
-        </w:rPr>
-        <w:t xml:space="preserve"> esegue automaticamente </w:t>
+        <w:t xml:space="preserve">: Laravel esegue automaticamente </w:t>
       </w:r>
       <w:proofErr w:type="spellStart"/>
       <w:r>
@@ -31488,25 +31354,7 @@
           <w:sz w:val="22"/>
           <w:szCs w:val="22"/>
         </w:rPr>
-        <w:t xml:space="preserve">: </w:t>
-      </w:r>
-      <w:proofErr w:type="spellStart"/>
-      <w:r>
-        <w:rPr>
-          <w:rFonts w:asciiTheme="minorHAnsi" w:hAnsiTheme="minorHAnsi" w:cstheme="minorHAnsi"/>
-          <w:sz w:val="22"/>
-          <w:szCs w:val="22"/>
-        </w:rPr>
-        <w:t>Laravel</w:t>
-      </w:r>
-      <w:proofErr w:type="spellEnd"/>
-      <w:r>
-        <w:rPr>
-          <w:rFonts w:asciiTheme="minorHAnsi" w:hAnsiTheme="minorHAnsi" w:cstheme="minorHAnsi"/>
-          <w:sz w:val="22"/>
-          <w:szCs w:val="22"/>
-        </w:rPr>
-        <w:t xml:space="preserve"> </w:t>
+        <w:t xml:space="preserve">: Laravel </w:t>
       </w:r>
       <w:r>
         <w:rPr>
@@ -32047,13 +31895,8 @@
         <w:spacing w:after="160" w:line="259" w:lineRule="auto"/>
       </w:pPr>
       <w:r>
-        <w:t xml:space="preserve">Ricerche riguardanti </w:t>
-      </w:r>
-      <w:proofErr w:type="spellStart"/>
-      <w:r>
-        <w:t>Laravel</w:t>
-      </w:r>
-      <w:proofErr w:type="spellEnd"/>
+        <w:t>Ricerche riguardanti Laravel</w:t>
+      </w:r>
     </w:p>
     <w:p/>
     <w:p>
@@ -32104,15 +31947,7 @@
     </w:p>
     <w:p>
       <w:r>
-        <w:t xml:space="preserve">Abbiamo utilizzato strumenti di Intelligenza Artificiale per effettuare determinate ricerche su </w:t>
-      </w:r>
-      <w:proofErr w:type="spellStart"/>
-      <w:r>
-        <w:t>Laravel</w:t>
-      </w:r>
-      <w:proofErr w:type="spellEnd"/>
-      <w:r>
-        <w:t>, specialmente all’inizio quando ci stavamo documentando (oltre che al sito ufficiale), oppure per cercare determinati metodi o sintassi ben precise.</w:t>
+        <w:t>Abbiamo utilizzato strumenti di Intelligenza Artificiale per effettuare determinate ricerche su Laravel, specialmente all’inizio quando ci stavamo documentando (oltre che al sito ufficiale), oppure per cercare determinati metodi o sintassi ben precise.</w:t>
       </w:r>
     </w:p>
     <w:p/>
@@ -32618,25 +32453,7 @@
                 <w:szCs w:val="18"/>
                 <w:lang w:eastAsia="en-US"/>
               </w:rPr>
-              <w:t xml:space="preserve">Infine per verificare la visualizzazione delle pagine d’accesso premere i pulsanti “Login” e </w:t>
-            </w:r>
-            <w:proofErr w:type="spellStart"/>
-            <w:r>
-              <w:rPr>
-                <w:sz w:val="18"/>
-                <w:szCs w:val="18"/>
-                <w:lang w:eastAsia="en-US"/>
-              </w:rPr>
-              <w:t>Sign</w:t>
-            </w:r>
-            <w:proofErr w:type="spellEnd"/>
-            <w:r>
-              <w:rPr>
-                <w:sz w:val="18"/>
-                <w:szCs w:val="18"/>
-                <w:lang w:eastAsia="en-US"/>
-              </w:rPr>
-              <w:t xml:space="preserve"> Up” nella </w:t>
+              <w:t xml:space="preserve">Infine per verificare la visualizzazione delle pagine d’accesso premere i pulsanti “Login” e Sign Up” nella </w:t>
             </w:r>
             <w:proofErr w:type="spellStart"/>
             <w:r>
@@ -39776,23 +39593,7 @@
                 <w:sz w:val="18"/>
                 <w:szCs w:val="18"/>
               </w:rPr>
-              <w:t>Cliccare sul bottone “</w:t>
-            </w:r>
-            <w:proofErr w:type="spellStart"/>
-            <w:r>
-              <w:rPr>
-                <w:sz w:val="18"/>
-                <w:szCs w:val="18"/>
-              </w:rPr>
-              <w:t>Sign</w:t>
-            </w:r>
-            <w:proofErr w:type="spellEnd"/>
-            <w:r>
-              <w:rPr>
-                <w:sz w:val="18"/>
-                <w:szCs w:val="18"/>
-              </w:rPr>
-              <w:t xml:space="preserve"> Up” in alto a destra della pagina</w:t>
+              <w:t>Cliccare sul bottone “Sign Up” in alto a destra della pagina</w:t>
             </w:r>
           </w:p>
           <w:p>
@@ -43724,25 +43525,7 @@
                 <w:sz w:val="18"/>
                 <w:szCs w:val="18"/>
               </w:rPr>
-              <w:t xml:space="preserve">, Details, Login e </w:t>
-            </w:r>
-            <w:proofErr w:type="spellStart"/>
-            <w:r>
-              <w:rPr>
-                <w:rFonts w:asciiTheme="minorHAnsi" w:hAnsiTheme="minorHAnsi" w:cs="Arial"/>
-                <w:sz w:val="18"/>
-                <w:szCs w:val="18"/>
-              </w:rPr>
-              <w:t>Sign</w:t>
-            </w:r>
-            <w:proofErr w:type="spellEnd"/>
-            <w:r>
-              <w:rPr>
-                <w:rFonts w:asciiTheme="minorHAnsi" w:hAnsiTheme="minorHAnsi" w:cs="Arial"/>
-                <w:sz w:val="18"/>
-                <w:szCs w:val="18"/>
-              </w:rPr>
-              <w:t xml:space="preserve"> Up come utente non registrato (Guest).</w:t>
+              <w:t>, Details, Login e Sign Up come utente non registrato (Guest).</w:t>
             </w:r>
           </w:p>
           <w:p>
@@ -45301,10 +45084,7 @@
         </w:tc>
       </w:tr>
     </w:tbl>
-    <w:p>
-      <w:bookmarkStart w:id="116" w:name="_GoBack"/>
-      <w:bookmarkEnd w:id="116"/>
-    </w:p>
+    <w:p/>
     <w:p>
       <w:r>
         <w:br w:type="page"/>
@@ -51617,34 +51397,39 @@
     </w:p>
     <w:p>
       <w:pPr>
-        <w:rPr>
-          <w:lang w:val="it-IT"/>
-        </w:rPr>
-      </w:pPr>
-      <w:r>
-        <w:rPr>
-          <w:lang w:val="it-IT"/>
-        </w:rPr>
-        <w:br w:type="page"/>
-      </w:r>
+        <w:pStyle w:val="Titolo2"/>
+      </w:pPr>
+      <w:bookmarkStart w:id="116" w:name="_Toc461179226"/>
+      <w:bookmarkStart w:id="117" w:name="_Toc94790463"/>
+      <w:bookmarkStart w:id="118" w:name="_Toc199339389"/>
+      <w:r>
+        <w:t>Mancanze</w:t>
+      </w:r>
+      <w:r>
+        <w:t>/limitazioni conosciute</w:t>
+      </w:r>
+      <w:bookmarkEnd w:id="116"/>
+      <w:bookmarkEnd w:id="117"/>
+      <w:bookmarkEnd w:id="118"/>
     </w:p>
     <w:p>
       <w:pPr>
-        <w:pStyle w:val="Titolo2"/>
-      </w:pPr>
-      <w:bookmarkStart w:id="117" w:name="_Toc461179226"/>
-      <w:bookmarkStart w:id="118" w:name="_Toc94790463"/>
-      <w:bookmarkStart w:id="119" w:name="_Toc199339389"/>
-      <w:r>
-        <w:lastRenderedPageBreak/>
-        <w:t>Mancanze</w:t>
-      </w:r>
-      <w:r>
-        <w:t>/limitazioni conosciute</w:t>
-      </w:r>
-      <w:bookmarkEnd w:id="117"/>
-      <w:bookmarkEnd w:id="118"/>
-      <w:bookmarkEnd w:id="119"/>
+        <w:rPr>
+          <w:lang w:val="it-IT"/>
+        </w:rPr>
+      </w:pPr>
+      <w:r>
+        <w:rPr>
+          <w:lang w:val="it-IT"/>
+        </w:rPr>
+        <w:t xml:space="preserve">Non ci sono </w:t>
+      </w:r>
+      <w:r>
+        <w:rPr>
+          <w:lang w:val="it-IT"/>
+        </w:rPr>
+        <w:t>mancanze conosciute perché siamo riusciti a implementare tutto quello che ci siamo prestabiliti.</w:t>
+      </w:r>
     </w:p>
     <w:p>
       <w:pPr>
@@ -51656,7 +51441,7 @@
         <w:rPr>
           <w:lang w:val="it-IT"/>
         </w:rPr>
-        <w:t>Descrizione con motivazione di eventuali elementi mancanti o non completamente implementati, al di fuori dei test case. Non devono essere riportati gli errori e i problemi riscontrati e poi risolti durante il progetto.</w:t>
+        <w:br w:type="page"/>
       </w:r>
     </w:p>
     <w:p>
@@ -51666,30 +51451,33 @@
           <w:lang w:val="it-IT"/>
         </w:rPr>
       </w:pPr>
-      <w:bookmarkStart w:id="120" w:name="_Toc461179227"/>
-      <w:bookmarkStart w:id="121" w:name="_Toc94790464"/>
-      <w:bookmarkStart w:id="122" w:name="_Toc199339390"/>
-      <w:r>
-        <w:rPr>
-          <w:lang w:val="it-IT"/>
-        </w:rPr>
+      <w:bookmarkStart w:id="119" w:name="_Toc461179227"/>
+      <w:bookmarkStart w:id="120" w:name="_Toc94790464"/>
+      <w:bookmarkStart w:id="121" w:name="_Toc199339390"/>
+      <w:bookmarkStart w:id="122" w:name="_GoBack"/>
+      <w:bookmarkEnd w:id="122"/>
+      <w:r>
+        <w:rPr>
+          <w:lang w:val="it-IT"/>
+        </w:rPr>
+        <w:lastRenderedPageBreak/>
         <w:t>Consuntivo</w:t>
       </w:r>
+      <w:bookmarkEnd w:id="119"/>
       <w:bookmarkEnd w:id="120"/>
       <w:bookmarkEnd w:id="121"/>
-      <w:bookmarkEnd w:id="122"/>
     </w:p>
     <w:p>
       <w:pPr>
         <w:pStyle w:val="Titolo3"/>
       </w:pPr>
-      <w:bookmarkStart w:id="123" w:name="_Toc461179228"/>
-      <w:bookmarkStart w:id="124" w:name="_Toc94790465"/>
-      <w:bookmarkStart w:id="125" w:name="_Toc199339391"/>
+      <w:bookmarkStart w:id="123" w:name="_Toc199339391"/>
+      <w:bookmarkStart w:id="124" w:name="_Toc461179228"/>
+      <w:bookmarkStart w:id="125" w:name="_Toc94790465"/>
       <w:r>
         <w:t>Fase preliminare</w:t>
       </w:r>
-      <w:bookmarkEnd w:id="125"/>
+      <w:bookmarkEnd w:id="123"/>
     </w:p>
     <w:p>
       <w:pPr>
@@ -51792,21 +51580,7 @@
         <w:rPr>
           <w:lang w:val="it-IT"/>
         </w:rPr>
-        <w:t xml:space="preserve"> È stata anche eliminata l’attività per informarsi su OAuth perché durante la fase di ricerca e d’informazione su </w:t>
-      </w:r>
-      <w:proofErr w:type="spellStart"/>
-      <w:r>
-        <w:rPr>
-          <w:lang w:val="it-IT"/>
-        </w:rPr>
-        <w:t>Laravel</w:t>
-      </w:r>
-      <w:proofErr w:type="spellEnd"/>
-      <w:r>
-        <w:rPr>
-          <w:lang w:val="it-IT"/>
-        </w:rPr>
-        <w:t xml:space="preserve"> abbiamo scoperto che è già implementato di default quindi non era necessario aggiungerlo.</w:t>
+        <w:t xml:space="preserve"> È stata anche eliminata l’attività per informarsi su OAuth perché durante la fase di ricerca e d’informazione su Laravel abbiamo scoperto che è già implementato di default quindi non era necessario aggiungerlo.</w:t>
       </w:r>
     </w:p>
     <w:p>
@@ -52274,8 +52048,8 @@
         <w:lastRenderedPageBreak/>
         <w:t>Conclusioni</w:t>
       </w:r>
-      <w:bookmarkEnd w:id="123"/>
       <w:bookmarkEnd w:id="124"/>
+      <w:bookmarkEnd w:id="125"/>
       <w:bookmarkEnd w:id="131"/>
     </w:p>
     <w:p>
@@ -52581,15 +52355,7 @@
       <w:bookmarkStart w:id="138" w:name="_Toc94790468"/>
       <w:bookmarkStart w:id="139" w:name="_Toc461179232"/>
       <w:r>
-        <w:t xml:space="preserve">Durante lo sviluppo di questo progetto abbiamo imparato ad utilizzare </w:t>
-      </w:r>
-      <w:proofErr w:type="spellStart"/>
-      <w:r>
-        <w:t>Laravel</w:t>
-      </w:r>
-      <w:proofErr w:type="spellEnd"/>
-      <w:r>
-        <w:t xml:space="preserve">, un Framework molto utile che abbiamo scelto per il nostro sito web. </w:t>
+        <w:t xml:space="preserve">Durante lo sviluppo di questo progetto abbiamo imparato ad utilizzare Laravel, un Framework molto utile che abbiamo scelto per il nostro sito web. </w:t>
       </w:r>
     </w:p>
     <w:p>
@@ -52730,15 +52496,7 @@
           </w:tcPr>
           <w:p>
             <w:r>
-              <w:t xml:space="preserve">Interfaccia a riga di comando fornita da </w:t>
-            </w:r>
-            <w:proofErr w:type="spellStart"/>
-            <w:r>
-              <w:t>Laravel</w:t>
-            </w:r>
-            <w:proofErr w:type="spellEnd"/>
-            <w:r>
-              <w:t xml:space="preserve"> per eseguire comandi utili allo sviluppo, come migrazioni, </w:t>
+              <w:t xml:space="preserve">Interfaccia a riga di comando fornita da Laravel per eseguire comandi utili allo sviluppo, come migrazioni, </w:t>
             </w:r>
             <w:proofErr w:type="spellStart"/>
             <w:r>
@@ -52783,15 +52541,7 @@
             </w:r>
             <w:proofErr w:type="spellEnd"/>
             <w:r>
-              <w:t xml:space="preserve"> di </w:t>
-            </w:r>
-            <w:proofErr w:type="spellStart"/>
-            <w:r>
-              <w:t>Laravel</w:t>
-            </w:r>
-            <w:proofErr w:type="spellEnd"/>
-            <w:r>
-              <w:t xml:space="preserve"> che permette di integrare PHP con HTML in modo semplice e strutturato.</w:t>
+              <w:t xml:space="preserve"> di Laravel che permette di integrare PHP con HTML in modo semplice e strutturato.</w:t>
             </w:r>
           </w:p>
         </w:tc>
@@ -52845,15 +52595,7 @@
           </w:tcPr>
           <w:p>
             <w:r>
-              <w:t xml:space="preserve">Gestore di pacchetti PHP utilizzato per installare dipendenze e librerie, tra cui </w:t>
-            </w:r>
-            <w:proofErr w:type="spellStart"/>
-            <w:r>
-              <w:t>Laravel</w:t>
-            </w:r>
-            <w:proofErr w:type="spellEnd"/>
-            <w:r>
-              <w:t>. Versione utilizzata: 2.7.8.</w:t>
+              <w:t>Gestore di pacchetti PHP utilizzato per installare dipendenze e librerie, tra cui Laravel. Versione utilizzata: 2.7.8.</w:t>
             </w:r>
           </w:p>
         </w:tc>
@@ -52945,15 +52687,7 @@
           </w:tcPr>
           <w:p>
             <w:r>
-              <w:t xml:space="preserve">Tipo di attacco informatico. </w:t>
-            </w:r>
-            <w:proofErr w:type="spellStart"/>
-            <w:r>
-              <w:t>Laravel</w:t>
-            </w:r>
-            <w:proofErr w:type="spellEnd"/>
-            <w:r>
-              <w:t xml:space="preserve"> protegge automaticamente i form tramite token CSRF nascosti.</w:t>
+              <w:t>Tipo di attacco informatico. Laravel protegge automaticamente i form tramite token CSRF nascosti.</w:t>
             </w:r>
           </w:p>
         </w:tc>
@@ -52980,15 +52714,7 @@
           </w:tcPr>
           <w:p>
             <w:r>
-              <w:t xml:space="preserve">Funzionalità di </w:t>
-            </w:r>
-            <w:proofErr w:type="spellStart"/>
-            <w:r>
-              <w:t>Laravel</w:t>
-            </w:r>
-            <w:proofErr w:type="spellEnd"/>
-            <w:r>
-              <w:t xml:space="preserve"> per definire e modificare la struttura del database tramite file PHP </w:t>
+              <w:t xml:space="preserve">Funzionalità di Laravel per definire e modificare la struttura del database tramite file PHP </w:t>
             </w:r>
             <w:proofErr w:type="spellStart"/>
             <w:r>
@@ -53039,15 +52765,7 @@
             </w:r>
             <w:proofErr w:type="spellEnd"/>
             <w:r>
-              <w:t xml:space="preserve"> Mapping) di </w:t>
-            </w:r>
-            <w:proofErr w:type="spellStart"/>
-            <w:r>
-              <w:t>Laravel</w:t>
-            </w:r>
-            <w:proofErr w:type="spellEnd"/>
-            <w:r>
-              <w:t xml:space="preserve"> che permette l’interazione con il database usando oggetti PHP.</w:t>
+              <w:t xml:space="preserve"> Mapping) di Laravel che permette l’interazione con il database usando oggetti PHP.</w:t>
             </w:r>
           </w:p>
         </w:tc>
@@ -53076,15 +52794,7 @@
           </w:tcPr>
           <w:p>
             <w:r>
-              <w:t xml:space="preserve">Classe </w:t>
-            </w:r>
-            <w:proofErr w:type="spellStart"/>
-            <w:r>
-              <w:t>Laravel</w:t>
-            </w:r>
-            <w:proofErr w:type="spellEnd"/>
-            <w:r>
-              <w:t xml:space="preserve"> che genera dati fittizi (</w:t>
+              <w:t>Classe Laravel che genera dati fittizi (</w:t>
             </w:r>
             <w:proofErr w:type="spellStart"/>
             <w:r>
@@ -53129,15 +52839,7 @@
           </w:tcPr>
           <w:p>
             <w:r>
-              <w:t xml:space="preserve">Libreria PHP integrata in </w:t>
-            </w:r>
-            <w:proofErr w:type="spellStart"/>
-            <w:r>
-              <w:t>Laravel</w:t>
-            </w:r>
-            <w:proofErr w:type="spellEnd"/>
-            <w:r>
-              <w:t xml:space="preserve"> per generare dati casuali realistici.</w:t>
+              <w:t>Libreria PHP integrata in Laravel per generare dati casuali realistici.</w:t>
             </w:r>
           </w:p>
         </w:tc>
@@ -53164,15 +52866,7 @@
           </w:tcPr>
           <w:p>
             <w:r>
-              <w:t xml:space="preserve">Struttura di sviluppo che semplifica la realizzazione di software. </w:t>
-            </w:r>
-            <w:proofErr w:type="spellStart"/>
-            <w:r>
-              <w:t>Laravel</w:t>
-            </w:r>
-            <w:proofErr w:type="spellEnd"/>
-            <w:r>
-              <w:t>, Django, ASP.NET Core e Spring Boot sono esempi menzionati.</w:t>
+              <w:t>Struttura di sviluppo che semplifica la realizzazione di software. Laravel, Django, ASP.NET Core e Spring Boot sono esempi menzionati.</w:t>
             </w:r>
           </w:p>
         </w:tc>
@@ -53243,14 +52937,12 @@
             <w:vAlign w:val="center"/>
           </w:tcPr>
           <w:p>
-            <w:proofErr w:type="spellStart"/>
             <w:r>
               <w:rPr>
                 <w:rStyle w:val="Enfasigrassetto"/>
               </w:rPr>
               <w:t>Laravel</w:t>
             </w:r>
-            <w:proofErr w:type="spellEnd"/>
           </w:p>
         </w:tc>
         <w:tc>
@@ -53295,15 +52987,7 @@
           </w:tcPr>
           <w:p>
             <w:r>
-              <w:t xml:space="preserve">Componenti che filtrano richieste HTTP in </w:t>
-            </w:r>
-            <w:proofErr w:type="spellStart"/>
-            <w:r>
-              <w:t>Laravel</w:t>
-            </w:r>
-            <w:proofErr w:type="spellEnd"/>
-            <w:r>
-              <w:t xml:space="preserve">. Esempi: </w:t>
+              <w:t xml:space="preserve">Componenti che filtrano richieste HTTP in Laravel. Esempi: </w:t>
             </w:r>
             <w:proofErr w:type="spellStart"/>
             <w:r>
@@ -53364,15 +53048,7 @@
           </w:tcPr>
           <w:p>
             <w:r>
-              <w:t xml:space="preserve">File </w:t>
-            </w:r>
-            <w:proofErr w:type="spellStart"/>
-            <w:r>
-              <w:t>Laravel</w:t>
-            </w:r>
-            <w:proofErr w:type="spellEnd"/>
-            <w:r>
-              <w:t xml:space="preserve"> che definisce la struttura di una tabella nel database.</w:t>
+              <w:t>File Laravel che definisce la struttura di una tabella nel database.</w:t>
             </w:r>
           </w:p>
         </w:tc>
@@ -53426,15 +53102,7 @@
           </w:tcPr>
           <w:p>
             <w:r>
-              <w:t xml:space="preserve">Sistema di gestione di database relazionali. </w:t>
-            </w:r>
-            <w:proofErr w:type="spellStart"/>
-            <w:r>
-              <w:t>Laravel</w:t>
-            </w:r>
-            <w:proofErr w:type="spellEnd"/>
-            <w:r>
-              <w:t xml:space="preserve"> può interfacciarsi con esso tramite </w:t>
+              <w:t xml:space="preserve">Sistema di gestione di database relazionali. Laravel può interfacciarsi con esso tramite </w:t>
             </w:r>
             <w:proofErr w:type="spellStart"/>
             <w:r>
@@ -53477,15 +53145,7 @@
           </w:tcPr>
           <w:p>
             <w:r>
-              <w:t xml:space="preserve">Linguaggio di scripting lato server. </w:t>
-            </w:r>
-            <w:proofErr w:type="spellStart"/>
-            <w:r>
-              <w:t>Laravel</w:t>
-            </w:r>
-            <w:proofErr w:type="spellEnd"/>
-            <w:r>
-              <w:t xml:space="preserve"> è scritto in PHP. Versione usata: 8.4.7.</w:t>
+              <w:t>Linguaggio di scripting lato server. Laravel è scritto in PHP. Versione usata: 8.4.7.</w:t>
             </w:r>
           </w:p>
         </w:tc>
@@ -53566,15 +53226,7 @@
           </w:tcPr>
           <w:p>
             <w:r>
-              <w:t xml:space="preserve">Funzionalità di </w:t>
-            </w:r>
-            <w:proofErr w:type="spellStart"/>
-            <w:r>
-              <w:t>Laravel</w:t>
-            </w:r>
-            <w:proofErr w:type="spellEnd"/>
-            <w:r>
-              <w:t xml:space="preserve"> che consente di validare i dati ricevuti da un form tramite classi dedicate (</w:t>
+              <w:t>Funzionalità di Laravel che consente di validare i dati ricevuti da un form tramite classi dedicate (</w:t>
             </w:r>
             <w:proofErr w:type="spellStart"/>
             <w:r>
@@ -53613,15 +53265,7 @@
           </w:tcPr>
           <w:p>
             <w:r>
-              <w:t xml:space="preserve">Definizione di un URL endpoint in </w:t>
-            </w:r>
-            <w:proofErr w:type="spellStart"/>
-            <w:r>
-              <w:t>Laravel</w:t>
-            </w:r>
-            <w:proofErr w:type="spellEnd"/>
-            <w:r>
-              <w:t xml:space="preserve"> che collega una richiesta HTTP a una funzione o controller.</w:t>
+              <w:t>Definizione di un URL endpoint in Laravel che collega una richiesta HTTP a una funzione o controller.</w:t>
             </w:r>
           </w:p>
         </w:tc>
@@ -53650,15 +53294,7 @@
           </w:tcPr>
           <w:p>
             <w:r>
-              <w:t xml:space="preserve">Classe </w:t>
-            </w:r>
-            <w:proofErr w:type="spellStart"/>
-            <w:r>
-              <w:t>Laravel</w:t>
-            </w:r>
-            <w:proofErr w:type="spellEnd"/>
-            <w:r>
-              <w:t xml:space="preserve"> che popola il database con dati predefiniti o generati da </w:t>
+              <w:t xml:space="preserve">Classe Laravel che popola il database con dati predefiniti o generati da </w:t>
             </w:r>
             <w:proofErr w:type="spellStart"/>
             <w:r>
@@ -53693,15 +53329,7 @@
           </w:tcPr>
           <w:p>
             <w:r>
-              <w:t xml:space="preserve">Vulnerabilità informatica evitata in </w:t>
-            </w:r>
-            <w:proofErr w:type="spellStart"/>
-            <w:r>
-              <w:t>Laravel</w:t>
-            </w:r>
-            <w:proofErr w:type="spellEnd"/>
-            <w:r>
-              <w:t xml:space="preserve"> grazie all’uso di </w:t>
+              <w:t xml:space="preserve">Vulnerabilità informatica evitata in Laravel grazie all’uso di </w:t>
             </w:r>
             <w:proofErr w:type="spellStart"/>
             <w:r>
@@ -53781,23 +53409,7 @@
           </w:tcPr>
           <w:p>
             <w:r>
-              <w:t xml:space="preserve">Framework CSS utility-first, utilizzato in </w:t>
-            </w:r>
-            <w:proofErr w:type="spellStart"/>
-            <w:r>
-              <w:t>Laravel</w:t>
-            </w:r>
-            <w:proofErr w:type="spellEnd"/>
-            <w:r>
-              <w:t xml:space="preserve"> </w:t>
-            </w:r>
-            <w:proofErr w:type="spellStart"/>
-            <w:r>
-              <w:t>Breeze</w:t>
-            </w:r>
-            <w:proofErr w:type="spellEnd"/>
-            <w:r>
-              <w:t xml:space="preserve"> per il layout delle pagine.</w:t>
+              <w:t>Framework CSS utility-first, utilizzato in Laravel Breeze per il layout delle pagine.</w:t>
             </w:r>
           </w:p>
         </w:tc>
@@ -53853,15 +53465,7 @@
           </w:tcPr>
           <w:p>
             <w:r>
-              <w:t xml:space="preserve">Controllo dei dati inseriti nei form. </w:t>
-            </w:r>
-            <w:proofErr w:type="spellStart"/>
-            <w:r>
-              <w:t>Laravel</w:t>
-            </w:r>
-            <w:proofErr w:type="spellEnd"/>
-            <w:r>
-              <w:t xml:space="preserve"> gestisce la validazione lato server con classi </w:t>
+              <w:t xml:space="preserve">Controllo dei dati inseriti nei form. Laravel gestisce la validazione lato server con classi </w:t>
             </w:r>
             <w:proofErr w:type="spellStart"/>
             <w:r>
@@ -53896,15 +53500,7 @@
           </w:tcPr>
           <w:p>
             <w:r>
-              <w:t xml:space="preserve">Nella struttura </w:t>
-            </w:r>
-            <w:proofErr w:type="spellStart"/>
-            <w:r>
-              <w:t>Laravel</w:t>
-            </w:r>
-            <w:proofErr w:type="spellEnd"/>
-            <w:r>
-              <w:t>, cartella o componente responsabile per pacchetti esterni gestiti da Composer.</w:t>
+              <w:t>Nella struttura Laravel, cartella o componente responsabile per pacchetti esterni gestiti da Composer.</w:t>
             </w:r>
           </w:p>
         </w:tc>
@@ -53955,15 +53551,7 @@
             </w:r>
             <w:proofErr w:type="spellEnd"/>
             <w:r>
-              <w:t xml:space="preserve"> in </w:t>
-            </w:r>
-            <w:proofErr w:type="spellStart"/>
-            <w:r>
-              <w:t>Laravel</w:t>
-            </w:r>
-            <w:proofErr w:type="spellEnd"/>
-            <w:r>
-              <w:t>).</w:t>
+              <w:t xml:space="preserve"> in Laravel).</w:t>
             </w:r>
           </w:p>
         </w:tc>
@@ -54017,15 +53605,7 @@
           </w:tcPr>
           <w:p>
             <w:r>
-              <w:t xml:space="preserve">Tipo di vulnerabilità prevenuta in </w:t>
-            </w:r>
-            <w:proofErr w:type="spellStart"/>
-            <w:r>
-              <w:t>Laravel</w:t>
-            </w:r>
-            <w:proofErr w:type="spellEnd"/>
-            <w:r>
-              <w:t xml:space="preserve"> grazie </w:t>
+              <w:t xml:space="preserve">Tipo di vulnerabilità prevenuta in Laravel grazie </w:t>
             </w:r>
             <w:proofErr w:type="spellStart"/>
             <w:r>
@@ -54141,23 +53721,7 @@
           <w:i/>
           <w:lang w:val="fr-CH"/>
         </w:rPr>
-        <w:t xml:space="preserve">Introduction to </w:t>
-      </w:r>
-      <w:proofErr w:type="spellStart"/>
-      <w:r>
-        <w:rPr>
-          <w:i/>
-          <w:lang w:val="fr-CH"/>
-        </w:rPr>
-        <w:t>Laravel</w:t>
-      </w:r>
-      <w:proofErr w:type="spellEnd"/>
-      <w:r>
-        <w:rPr>
-          <w:i/>
-          <w:lang w:val="fr-CH"/>
-        </w:rPr>
-        <w:t xml:space="preserve"> and MVC Framework</w:t>
+        <w:t>Introduction to Laravel and MVC Framework</w:t>
       </w:r>
     </w:p>
     <w:p>
@@ -54245,21 +53809,12 @@
         </w:rPr>
         <w:t xml:space="preserve">, </w:t>
       </w:r>
-      <w:proofErr w:type="spellStart"/>
       <w:r>
         <w:rPr>
           <w:i/>
           <w:lang w:val="fr-CH"/>
         </w:rPr>
-        <w:t>Laravel</w:t>
-      </w:r>
-      <w:proofErr w:type="spellEnd"/>
-      <w:r>
-        <w:rPr>
-          <w:i/>
-          <w:lang w:val="fr-CH"/>
-        </w:rPr>
-        <w:t xml:space="preserve"> Tutorial</w:t>
+        <w:t>Laravel Tutorial</w:t>
       </w:r>
     </w:p>
     <w:p>
@@ -54295,21 +53850,12 @@
         </w:rPr>
         <w:t xml:space="preserve"> </w:t>
       </w:r>
-      <w:proofErr w:type="spellStart"/>
       <w:r>
         <w:rPr>
           <w:i/>
           <w:lang w:val="fr-CH"/>
         </w:rPr>
-        <w:t>Laravel</w:t>
-      </w:r>
-      <w:proofErr w:type="spellEnd"/>
-      <w:r>
-        <w:rPr>
-          <w:i/>
-          <w:lang w:val="fr-CH"/>
-        </w:rPr>
-        <w:t xml:space="preserve"> Tutorial</w:t>
+        <w:t>Laravel Tutorial</w:t>
       </w:r>
     </w:p>
     <w:p>
@@ -54345,21 +53891,12 @@
         </w:rPr>
         <w:t xml:space="preserve"> </w:t>
       </w:r>
-      <w:proofErr w:type="spellStart"/>
       <w:r>
         <w:rPr>
           <w:i/>
           <w:lang w:val="fr-CH"/>
         </w:rPr>
-        <w:t>Laravel</w:t>
-      </w:r>
-      <w:proofErr w:type="spellEnd"/>
-      <w:r>
-        <w:rPr>
-          <w:i/>
-          <w:lang w:val="fr-CH"/>
-        </w:rPr>
-        <w:t xml:space="preserve"> </w:t>
+        <w:t xml:space="preserve">Laravel </w:t>
       </w:r>
       <w:proofErr w:type="spellStart"/>
       <w:r>
@@ -62139,7 +61676,7 @@
 </file>
 
 <file path=customXml/itemProps1.xml><?xml version="1.0" encoding="utf-8"?>
-<ds:datastoreItem xmlns:ds="http://schemas.openxmlformats.org/officeDocument/2006/customXml" ds:itemID="{59DDAF4F-727C-47AD-B549-1885E8D56926}">
+<ds:datastoreItem xmlns:ds="http://schemas.openxmlformats.org/officeDocument/2006/customXml" ds:itemID="{F276ACEC-E0E9-4EEF-8AFF-765B9EEF540B}">
   <ds:schemaRefs>
     <ds:schemaRef ds:uri="http://schemas.openxmlformats.org/officeDocument/2006/bibliography"/>
   </ds:schemaRefs>
